--- a/BMCPointByPointRespRev1.docx
+++ b/BMCPointByPointRespRev1.docx
@@ -77,6 +77,7 @@
           <w:t>(</w:t>
         </w:r>
       </w:ins>
+      <w:proofErr w:type="gramStart"/>
       <w:ins w:id="6" w:author="Microsoft Office User" w:date="2026-01-16T13:51:00Z" w16du:dateUtc="2026-01-16T12:51:00Z">
         <w:r>
           <w:rPr>
@@ -84,15 +85,44 @@
             <w:szCs w:val="28"/>
             <w:lang w:val="en-US"/>
           </w:rPr>
-          <w:t xml:space="preserve">with Reviewer’s text black, </w:t>
-        </w:r>
-        <w:r>
-          <w:rPr>
-            <w:color w:val="2F5496" w:themeColor="accent1" w:themeShade="BF"/>
-            <w:sz w:val="28"/>
-            <w:szCs w:val="28"/>
-            <w:lang w:val="en-US"/>
-            <w:rPrChange w:id="7" w:author="Microsoft Office User" w:date="2026-01-16T13:51:00Z" w16du:dateUtc="2026-01-16T12:51:00Z">
+          <w:t>with</w:t>
+        </w:r>
+        <w:proofErr w:type="gramEnd"/>
+        <w:r>
+          <w:rPr>
+            <w:sz w:val="28"/>
+            <w:szCs w:val="28"/>
+            <w:lang w:val="en-US"/>
+          </w:rPr>
+          <w:t xml:space="preserve"> Reviewer’s text </w:t>
+        </w:r>
+      </w:ins>
+      <w:ins w:id="7" w:author="Microsoft Office User" w:date="2026-01-19T08:19:00Z" w16du:dateUtc="2026-01-19T07:19:00Z">
+        <w:r>
+          <w:rPr>
+            <w:sz w:val="28"/>
+            <w:szCs w:val="28"/>
+            <w:lang w:val="en-US"/>
+          </w:rPr>
+          <w:t xml:space="preserve">in </w:t>
+        </w:r>
+      </w:ins>
+      <w:ins w:id="8" w:author="Microsoft Office User" w:date="2026-01-16T13:51:00Z" w16du:dateUtc="2026-01-16T12:51:00Z">
+        <w:r>
+          <w:rPr>
+            <w:sz w:val="28"/>
+            <w:szCs w:val="28"/>
+            <w:lang w:val="en-US"/>
+          </w:rPr>
+          <w:t xml:space="preserve">black, </w:t>
+        </w:r>
+        <w:r>
+          <w:rPr>
+            <w:color w:val="2F5496" w:themeColor="accent1" w:themeShade="BF"/>
+            <w:sz w:val="28"/>
+            <w:szCs w:val="28"/>
+            <w:lang w:val="en-US"/>
+            <w:rPrChange w:id="9" w:author="Microsoft Office User" w:date="2026-01-16T13:51:00Z" w16du:dateUtc="2026-01-16T12:51:00Z">
               <w:rPr>
                 <w:sz w:val="28"/>
                 <w:szCs w:val="28"/>
@@ -117,7 +147,7 @@
             <w:sz w:val="28"/>
             <w:szCs w:val="28"/>
             <w:lang w:val="en-US"/>
-            <w:rPrChange w:id="8" w:author="Microsoft Office User" w:date="2026-01-16T13:51:00Z" w16du:dateUtc="2026-01-16T12:51:00Z">
+            <w:rPrChange w:id="10" w:author="Microsoft Office User" w:date="2026-01-16T13:51:00Z" w16du:dateUtc="2026-01-16T12:51:00Z">
               <w:rPr>
                 <w:sz w:val="28"/>
                 <w:szCs w:val="28"/>
@@ -128,7 +158,7 @@
           <w:t>onse in blue</w:t>
         </w:r>
       </w:ins>
-      <w:ins w:id="9" w:author="Microsoft Office User" w:date="2026-01-17T06:58:00Z" w16du:dateUtc="2026-01-17T05:58:00Z">
+      <w:ins w:id="11" w:author="Microsoft Office User" w:date="2026-01-17T06:58:00Z" w16du:dateUtc="2026-01-17T05:58:00Z">
         <w:r>
           <w:rPr>
             <w:color w:val="2F5496" w:themeColor="accent1" w:themeShade="BF"/>
@@ -139,7 +169,7 @@
           <w:t xml:space="preserve">, </w:t>
         </w:r>
       </w:ins>
-      <w:ins w:id="10" w:author="Microsoft Office User" w:date="2026-01-17T07:15:00Z" w16du:dateUtc="2026-01-17T06:15:00Z">
+      <w:ins w:id="12" w:author="Microsoft Office User" w:date="2026-01-17T07:15:00Z" w16du:dateUtc="2026-01-17T06:15:00Z">
         <w:r>
           <w:rPr>
             <w:color w:val="2F5496" w:themeColor="accent1" w:themeShade="BF"/>
@@ -150,7 +180,7 @@
           <w:t xml:space="preserve">corresponding actions </w:t>
         </w:r>
       </w:ins>
-      <w:ins w:id="11" w:author="Microsoft Office User" w:date="2026-01-17T06:58:00Z" w16du:dateUtc="2026-01-17T05:58:00Z">
+      <w:ins w:id="13" w:author="Microsoft Office User" w:date="2026-01-17T06:58:00Z" w16du:dateUtc="2026-01-17T05:58:00Z">
         <w:r>
           <w:rPr>
             <w:color w:val="2F5496" w:themeColor="accent1" w:themeShade="BF"/>
@@ -161,7 +191,7 @@
           <w:t>taken in bold</w:t>
         </w:r>
       </w:ins>
-      <w:ins w:id="12" w:author="Microsoft Office User" w:date="2026-01-17T07:15:00Z" w16du:dateUtc="2026-01-17T06:15:00Z">
+      <w:ins w:id="14" w:author="Microsoft Office User" w:date="2026-01-17T07:15:00Z" w16du:dateUtc="2026-01-17T06:15:00Z">
         <w:r>
           <w:rPr>
             <w:color w:val="2F5496" w:themeColor="accent1" w:themeShade="BF"/>
@@ -179,7 +209,7 @@
             <w:sz w:val="28"/>
             <w:szCs w:val="28"/>
             <w:lang w:val="en-US"/>
-            <w:rPrChange w:id="13" w:author="Microsoft Office User" w:date="2026-01-17T07:15:00Z" w16du:dateUtc="2026-01-17T06:15:00Z">
+            <w:rPrChange w:id="15" w:author="Microsoft Office User" w:date="2026-01-17T07:15:00Z" w16du:dateUtc="2026-01-17T06:15:00Z">
               <w:rPr>
                 <w:color w:val="2F5496" w:themeColor="accent1" w:themeShade="BF"/>
                 <w:sz w:val="28"/>
@@ -200,7 +230,27 @@
           <w:t>”</w:t>
         </w:r>
       </w:ins>
-      <w:ins w:id="14" w:author="Microsoft Office User" w:date="2026-01-16T13:51:00Z" w16du:dateUtc="2026-01-16T12:51:00Z">
+      <w:ins w:id="16" w:author="Microsoft Office User" w:date="2026-01-19T10:39:00Z" w16du:dateUtc="2026-01-19T09:39:00Z">
+        <w:r>
+          <w:rPr>
+            <w:color w:val="2F5496" w:themeColor="accent1" w:themeShade="BF"/>
+            <w:sz w:val="28"/>
+            <w:szCs w:val="28"/>
+            <w:lang w:val="en-US"/>
+          </w:rPr>
+          <w:t xml:space="preserve">. </w:t>
+        </w:r>
+        <w:r>
+          <w:rPr>
+            <w:color w:val="2F5496" w:themeColor="accent1" w:themeShade="BF"/>
+            <w:sz w:val="28"/>
+            <w:szCs w:val="28"/>
+            <w:lang w:val="en-US"/>
+          </w:rPr>
+          <w:t>This response was created without the help of AI.</w:t>
+        </w:r>
+      </w:ins>
+      <w:ins w:id="17" w:author="Microsoft Office User" w:date="2026-01-16T13:51:00Z" w16du:dateUtc="2026-01-16T12:51:00Z">
         <w:r>
           <w:rPr>
             <w:sz w:val="28"/>
@@ -215,15 +265,15 @@
       <w:pPr>
         <w:pStyle w:val="u-mb-16"/>
         <w:rPr>
-          <w:del w:id="15" w:author="Microsoft Office User" w:date="2026-01-16T13:50:00Z" w16du:dateUtc="2026-01-16T12:50:00Z"/>
+          <w:del w:id="18" w:author="Microsoft Office User" w:date="2026-01-16T13:50:00Z" w16du:dateUtc="2026-01-16T12:50:00Z"/>
           <w:b/>
           <w:bCs/>
           <w:sz w:val="28"/>
           <w:szCs w:val="28"/>
           <w:lang w:val="en-US"/>
-          <w:rPrChange w:id="16" w:author="Microsoft Office User" w:date="2026-01-15T20:11:00Z" w16du:dateUtc="2026-01-15T19:11:00Z">
+          <w:rPrChange w:id="19" w:author="Microsoft Office User" w:date="2026-01-15T20:11:00Z" w16du:dateUtc="2026-01-15T19:11:00Z">
             <w:rPr>
-              <w:del w:id="17" w:author="Microsoft Office User" w:date="2026-01-16T13:50:00Z" w16du:dateUtc="2026-01-16T12:50:00Z"/>
+              <w:del w:id="20" w:author="Microsoft Office User" w:date="2026-01-16T13:50:00Z" w16du:dateUtc="2026-01-16T12:50:00Z"/>
               <w:sz w:val="28"/>
               <w:szCs w:val="28"/>
               <w:lang w:val="en-US"/>
@@ -231,7 +281,7 @@
           </w:rPrChange>
         </w:rPr>
       </w:pPr>
-      <w:del w:id="18" w:author="Microsoft Office User" w:date="2026-01-16T13:50:00Z" w16du:dateUtc="2026-01-16T12:50:00Z">
+      <w:del w:id="21" w:author="Microsoft Office User" w:date="2026-01-16T13:50:00Z" w16du:dateUtc="2026-01-16T12:50:00Z">
         <w:r>
           <w:rPr>
             <w:b/>
@@ -239,7 +289,7 @@
             <w:sz w:val="28"/>
             <w:szCs w:val="28"/>
             <w:lang w:val="en-US"/>
-            <w:rPrChange w:id="19" w:author="Microsoft Office User" w:date="2026-01-15T20:11:00Z" w16du:dateUtc="2026-01-15T19:11:00Z">
+            <w:rPrChange w:id="22" w:author="Microsoft Office User" w:date="2026-01-15T20:11:00Z" w16du:dateUtc="2026-01-15T19:11:00Z">
               <w:rPr>
                 <w:sz w:val="28"/>
                 <w:szCs w:val="28"/>
@@ -255,7 +305,7 @@
       <w:pPr>
         <w:pStyle w:val="u-mb-24"/>
         <w:rPr>
-          <w:ins w:id="20" w:author="Microsoft Office User" w:date="2026-01-15T12:50:00Z" w16du:dateUtc="2026-01-15T11:50:00Z"/>
+          <w:ins w:id="23" w:author="Microsoft Office User" w:date="2026-01-15T12:50:00Z" w16du:dateUtc="2026-01-15T11:50:00Z"/>
           <w:sz w:val="28"/>
           <w:szCs w:val="28"/>
           <w:lang w:val="en-US"/>
@@ -287,7 +337,7 @@
         </w:rPr>
         <w:t xml:space="preserve"> database informed by a larger database is good. It avoids the overhead of having to consider a large genomic space while not losing accuracy by only considering targeted genomes. The ability to deprecate 'contamination' is also nice. </w:t>
       </w:r>
-      <w:del w:id="21" w:author="Microsoft Office User" w:date="2026-01-15T19:21:00Z" w16du:dateUtc="2026-01-15T18:21:00Z">
+      <w:del w:id="24" w:author="Microsoft Office User" w:date="2026-01-15T19:21:00Z" w16du:dateUtc="2026-01-15T18:21:00Z">
         <w:r>
           <w:rPr>
             <w:sz w:val="28"/>
@@ -302,14 +352,14 @@
       <w:pPr>
         <w:pStyle w:val="u-mb-24"/>
         <w:rPr>
-          <w:ins w:id="22" w:author="Microsoft Office User" w:date="2026-01-15T12:50:00Z" w16du:dateUtc="2026-01-15T11:50:00Z"/>
+          <w:ins w:id="25" w:author="Microsoft Office User" w:date="2026-01-15T12:50:00Z" w16du:dateUtc="2026-01-15T11:50:00Z"/>
           <w:color w:val="2F5496" w:themeColor="accent1" w:themeShade="BF"/>
           <w:sz w:val="28"/>
           <w:szCs w:val="28"/>
           <w:lang w:val="en-US"/>
-          <w:rPrChange w:id="23" w:author="Microsoft Office User" w:date="2026-01-15T20:02:00Z" w16du:dateUtc="2026-01-15T19:02:00Z">
+          <w:rPrChange w:id="26" w:author="Microsoft Office User" w:date="2026-01-15T20:02:00Z" w16du:dateUtc="2026-01-15T19:02:00Z">
             <w:rPr>
-              <w:ins w:id="24" w:author="Microsoft Office User" w:date="2026-01-15T12:50:00Z" w16du:dateUtc="2026-01-15T11:50:00Z"/>
+              <w:ins w:id="27" w:author="Microsoft Office User" w:date="2026-01-15T12:50:00Z" w16du:dateUtc="2026-01-15T11:50:00Z"/>
               <w:sz w:val="28"/>
               <w:szCs w:val="28"/>
               <w:lang w:val="en-US"/>
@@ -317,14 +367,14 @@
           </w:rPrChange>
         </w:rPr>
       </w:pPr>
-      <w:ins w:id="25" w:author="Microsoft Office User" w:date="2026-01-15T12:50:00Z" w16du:dateUtc="2026-01-15T11:50:00Z">
-        <w:r>
-          <w:rPr>
-            <w:color w:val="2F5496" w:themeColor="accent1" w:themeShade="BF"/>
-            <w:sz w:val="28"/>
-            <w:szCs w:val="28"/>
-            <w:lang w:val="en-US"/>
-            <w:rPrChange w:id="26" w:author="Microsoft Office User" w:date="2026-01-15T20:02:00Z" w16du:dateUtc="2026-01-15T19:02:00Z">
+      <w:ins w:id="28" w:author="Microsoft Office User" w:date="2026-01-15T12:50:00Z" w16du:dateUtc="2026-01-15T11:50:00Z">
+        <w:r>
+          <w:rPr>
+            <w:color w:val="2F5496" w:themeColor="accent1" w:themeShade="BF"/>
+            <w:sz w:val="28"/>
+            <w:szCs w:val="28"/>
+            <w:lang w:val="en-US"/>
+            <w:rPrChange w:id="29" w:author="Microsoft Office User" w:date="2026-01-15T20:02:00Z" w16du:dateUtc="2026-01-15T19:02:00Z">
               <w:rPr>
                 <w:sz w:val="28"/>
                 <w:szCs w:val="28"/>
@@ -335,14 +385,14 @@
           <w:t xml:space="preserve">Thank you for this </w:t>
         </w:r>
       </w:ins>
-      <w:ins w:id="27" w:author="Microsoft Office User" w:date="2026-01-15T12:51:00Z" w16du:dateUtc="2026-01-15T11:51:00Z">
-        <w:r>
-          <w:rPr>
-            <w:color w:val="2F5496" w:themeColor="accent1" w:themeShade="BF"/>
-            <w:sz w:val="28"/>
-            <w:szCs w:val="28"/>
-            <w:lang w:val="en-US"/>
-            <w:rPrChange w:id="28" w:author="Microsoft Office User" w:date="2026-01-15T20:02:00Z" w16du:dateUtc="2026-01-15T19:02:00Z">
+      <w:ins w:id="30" w:author="Microsoft Office User" w:date="2026-01-15T12:51:00Z" w16du:dateUtc="2026-01-15T11:51:00Z">
+        <w:r>
+          <w:rPr>
+            <w:color w:val="2F5496" w:themeColor="accent1" w:themeShade="BF"/>
+            <w:sz w:val="28"/>
+            <w:szCs w:val="28"/>
+            <w:lang w:val="en-US"/>
+            <w:rPrChange w:id="31" w:author="Microsoft Office User" w:date="2026-01-15T20:02:00Z" w16du:dateUtc="2026-01-15T19:02:00Z">
               <w:rPr>
                 <w:sz w:val="28"/>
                 <w:szCs w:val="28"/>
@@ -353,14 +403,14 @@
           <w:t xml:space="preserve">positive </w:t>
         </w:r>
       </w:ins>
-      <w:ins w:id="29" w:author="Microsoft Office User" w:date="2026-01-15T12:50:00Z" w16du:dateUtc="2026-01-15T11:50:00Z">
-        <w:r>
-          <w:rPr>
-            <w:color w:val="2F5496" w:themeColor="accent1" w:themeShade="BF"/>
-            <w:sz w:val="28"/>
-            <w:szCs w:val="28"/>
-            <w:lang w:val="en-US"/>
-            <w:rPrChange w:id="30" w:author="Microsoft Office User" w:date="2026-01-15T20:02:00Z" w16du:dateUtc="2026-01-15T19:02:00Z">
+      <w:ins w:id="32" w:author="Microsoft Office User" w:date="2026-01-15T12:50:00Z" w16du:dateUtc="2026-01-15T11:50:00Z">
+        <w:r>
+          <w:rPr>
+            <w:color w:val="2F5496" w:themeColor="accent1" w:themeShade="BF"/>
+            <w:sz w:val="28"/>
+            <w:szCs w:val="28"/>
+            <w:lang w:val="en-US"/>
+            <w:rPrChange w:id="33" w:author="Microsoft Office User" w:date="2026-01-15T20:02:00Z" w16du:dateUtc="2026-01-15T19:02:00Z">
               <w:rPr>
                 <w:sz w:val="28"/>
                 <w:szCs w:val="28"/>
@@ -371,14 +421,14 @@
           <w:t>assessment.</w:t>
         </w:r>
       </w:ins>
-      <w:ins w:id="31" w:author="Microsoft Office User" w:date="2026-01-15T12:51:00Z" w16du:dateUtc="2026-01-15T11:51:00Z">
-        <w:r>
-          <w:rPr>
-            <w:color w:val="2F5496" w:themeColor="accent1" w:themeShade="BF"/>
-            <w:sz w:val="28"/>
-            <w:szCs w:val="28"/>
-            <w:lang w:val="en-US"/>
-            <w:rPrChange w:id="32" w:author="Microsoft Office User" w:date="2026-01-15T20:02:00Z" w16du:dateUtc="2026-01-15T19:02:00Z">
+      <w:ins w:id="34" w:author="Microsoft Office User" w:date="2026-01-15T12:51:00Z" w16du:dateUtc="2026-01-15T11:51:00Z">
+        <w:r>
+          <w:rPr>
+            <w:color w:val="2F5496" w:themeColor="accent1" w:themeShade="BF"/>
+            <w:sz w:val="28"/>
+            <w:szCs w:val="28"/>
+            <w:lang w:val="en-US"/>
+            <w:rPrChange w:id="35" w:author="Microsoft Office User" w:date="2026-01-15T20:02:00Z" w16du:dateUtc="2026-01-15T19:02:00Z">
               <w:rPr>
                 <w:sz w:val="28"/>
                 <w:szCs w:val="28"/>
@@ -389,14 +439,14 @@
           <w:t xml:space="preserve"> We are glad to see that experienced experts in the field </w:t>
         </w:r>
       </w:ins>
-      <w:ins w:id="33" w:author="Microsoft Office User" w:date="2026-01-15T19:22:00Z" w16du:dateUtc="2026-01-15T18:22:00Z">
-        <w:r>
-          <w:rPr>
-            <w:color w:val="2F5496" w:themeColor="accent1" w:themeShade="BF"/>
-            <w:sz w:val="28"/>
-            <w:szCs w:val="28"/>
-            <w:lang w:val="en-US"/>
-            <w:rPrChange w:id="34" w:author="Microsoft Office User" w:date="2026-01-15T20:02:00Z" w16du:dateUtc="2026-01-15T19:02:00Z">
+      <w:ins w:id="36" w:author="Microsoft Office User" w:date="2026-01-15T19:22:00Z" w16du:dateUtc="2026-01-15T18:22:00Z">
+        <w:r>
+          <w:rPr>
+            <w:color w:val="2F5496" w:themeColor="accent1" w:themeShade="BF"/>
+            <w:sz w:val="28"/>
+            <w:szCs w:val="28"/>
+            <w:lang w:val="en-US"/>
+            <w:rPrChange w:id="37" w:author="Microsoft Office User" w:date="2026-01-15T20:02:00Z" w16du:dateUtc="2026-01-15T19:02:00Z">
               <w:rPr>
                 <w:sz w:val="28"/>
                 <w:szCs w:val="28"/>
@@ -407,14 +457,14 @@
           <w:t>consider</w:t>
         </w:r>
       </w:ins>
-      <w:ins w:id="35" w:author="Microsoft Office User" w:date="2026-01-15T12:51:00Z" w16du:dateUtc="2026-01-15T11:51:00Z">
-        <w:r>
-          <w:rPr>
-            <w:color w:val="2F5496" w:themeColor="accent1" w:themeShade="BF"/>
-            <w:sz w:val="28"/>
-            <w:szCs w:val="28"/>
-            <w:lang w:val="en-US"/>
-            <w:rPrChange w:id="36" w:author="Microsoft Office User" w:date="2026-01-15T20:02:00Z" w16du:dateUtc="2026-01-15T19:02:00Z">
+      <w:ins w:id="38" w:author="Microsoft Office User" w:date="2026-01-15T12:51:00Z" w16du:dateUtc="2026-01-15T11:51:00Z">
+        <w:r>
+          <w:rPr>
+            <w:color w:val="2F5496" w:themeColor="accent1" w:themeShade="BF"/>
+            <w:sz w:val="28"/>
+            <w:szCs w:val="28"/>
+            <w:lang w:val="en-US"/>
+            <w:rPrChange w:id="39" w:author="Microsoft Office User" w:date="2026-01-15T20:02:00Z" w16du:dateUtc="2026-01-15T19:02:00Z">
               <w:rPr>
                 <w:sz w:val="28"/>
                 <w:szCs w:val="28"/>
@@ -425,14 +475,14 @@
           <w:t xml:space="preserve"> our approach as </w:t>
         </w:r>
       </w:ins>
-      <w:ins w:id="37" w:author="Microsoft Office User" w:date="2026-01-15T15:10:00Z" w16du:dateUtc="2026-01-15T14:10:00Z">
-        <w:r>
-          <w:rPr>
-            <w:color w:val="2F5496" w:themeColor="accent1" w:themeShade="BF"/>
-            <w:sz w:val="28"/>
-            <w:szCs w:val="28"/>
-            <w:lang w:val="en-US"/>
-            <w:rPrChange w:id="38" w:author="Microsoft Office User" w:date="2026-01-15T20:02:00Z" w16du:dateUtc="2026-01-15T19:02:00Z">
+      <w:ins w:id="40" w:author="Microsoft Office User" w:date="2026-01-15T15:10:00Z" w16du:dateUtc="2026-01-15T14:10:00Z">
+        <w:r>
+          <w:rPr>
+            <w:color w:val="2F5496" w:themeColor="accent1" w:themeShade="BF"/>
+            <w:sz w:val="28"/>
+            <w:szCs w:val="28"/>
+            <w:lang w:val="en-US"/>
+            <w:rPrChange w:id="41" w:author="Microsoft Office User" w:date="2026-01-15T20:02:00Z" w16du:dateUtc="2026-01-15T19:02:00Z">
               <w:rPr>
                 <w:sz w:val="28"/>
                 <w:szCs w:val="28"/>
@@ -443,14 +493,14 @@
           <w:t xml:space="preserve">being </w:t>
         </w:r>
       </w:ins>
-      <w:ins w:id="39" w:author="Microsoft Office User" w:date="2026-01-15T12:51:00Z" w16du:dateUtc="2026-01-15T11:51:00Z">
-        <w:r>
-          <w:rPr>
-            <w:color w:val="2F5496" w:themeColor="accent1" w:themeShade="BF"/>
-            <w:sz w:val="28"/>
-            <w:szCs w:val="28"/>
-            <w:lang w:val="en-US"/>
-            <w:rPrChange w:id="40" w:author="Microsoft Office User" w:date="2026-01-15T20:02:00Z" w16du:dateUtc="2026-01-15T19:02:00Z">
+      <w:ins w:id="42" w:author="Microsoft Office User" w:date="2026-01-15T12:51:00Z" w16du:dateUtc="2026-01-15T11:51:00Z">
+        <w:r>
+          <w:rPr>
+            <w:color w:val="2F5496" w:themeColor="accent1" w:themeShade="BF"/>
+            <w:sz w:val="28"/>
+            <w:szCs w:val="28"/>
+            <w:lang w:val="en-US"/>
+            <w:rPrChange w:id="43" w:author="Microsoft Office User" w:date="2026-01-15T20:02:00Z" w16du:dateUtc="2026-01-15T19:02:00Z">
               <w:rPr>
                 <w:sz w:val="28"/>
                 <w:szCs w:val="28"/>
@@ -461,14 +511,14 @@
           <w:t>useful and legitimate.</w:t>
         </w:r>
       </w:ins>
-      <w:ins w:id="41" w:author="Microsoft Office User" w:date="2026-01-15T19:22:00Z" w16du:dateUtc="2026-01-15T18:22:00Z">
-        <w:r>
-          <w:rPr>
-            <w:color w:val="2F5496" w:themeColor="accent1" w:themeShade="BF"/>
-            <w:sz w:val="28"/>
-            <w:szCs w:val="28"/>
-            <w:lang w:val="en-US"/>
-            <w:rPrChange w:id="42" w:author="Microsoft Office User" w:date="2026-01-15T20:02:00Z" w16du:dateUtc="2026-01-15T19:02:00Z">
+      <w:ins w:id="44" w:author="Microsoft Office User" w:date="2026-01-15T19:22:00Z" w16du:dateUtc="2026-01-15T18:22:00Z">
+        <w:r>
+          <w:rPr>
+            <w:color w:val="2F5496" w:themeColor="accent1" w:themeShade="BF"/>
+            <w:sz w:val="28"/>
+            <w:szCs w:val="28"/>
+            <w:lang w:val="en-US"/>
+            <w:rPrChange w:id="45" w:author="Microsoft Office User" w:date="2026-01-15T20:02:00Z" w16du:dateUtc="2026-01-15T19:02:00Z">
               <w:rPr>
                 <w:sz w:val="28"/>
                 <w:szCs w:val="28"/>
@@ -485,7 +535,7 @@
             <w:sz w:val="28"/>
             <w:szCs w:val="28"/>
             <w:lang w:val="en-US"/>
-            <w:rPrChange w:id="43" w:author="Microsoft Office User" w:date="2026-01-15T20:02:00Z" w16du:dateUtc="2026-01-15T19:02:00Z">
+            <w:rPrChange w:id="46" w:author="Microsoft Office User" w:date="2026-01-15T20:02:00Z" w16du:dateUtc="2026-01-15T19:02:00Z">
               <w:rPr>
                 <w:sz w:val="28"/>
                 <w:szCs w:val="28"/>
@@ -502,7 +552,7 @@
             <w:sz w:val="28"/>
             <w:szCs w:val="28"/>
             <w:lang w:val="en-US"/>
-            <w:rPrChange w:id="44" w:author="Microsoft Office User" w:date="2026-01-15T20:02:00Z" w16du:dateUtc="2026-01-15T19:02:00Z">
+            <w:rPrChange w:id="47" w:author="Microsoft Office User" w:date="2026-01-15T20:02:00Z" w16du:dateUtc="2026-01-15T19:02:00Z">
               <w:rPr>
                 <w:sz w:val="28"/>
                 <w:szCs w:val="28"/>
@@ -518,7 +568,7 @@
       <w:pPr>
         <w:pStyle w:val="u-mb-24"/>
         <w:rPr>
-          <w:ins w:id="45" w:author="Microsoft Office User" w:date="2026-01-15T15:23:00Z" w16du:dateUtc="2026-01-15T14:23:00Z"/>
+          <w:ins w:id="48" w:author="Microsoft Office User" w:date="2026-01-15T15:23:00Z" w16du:dateUtc="2026-01-15T14:23:00Z"/>
           <w:sz w:val="28"/>
           <w:szCs w:val="28"/>
           <w:lang w:val="en-US"/>
@@ -533,7 +583,7 @@
         <w:br/>
         <w:t>My concerns are with the paper itself and its focus. The target audience is practicing biologists and bioinformaticians, not computer scientists. Discussions of the internals, such as the goal-based work item scheduler is of more interest to a CS audience tha</w:t>
       </w:r>
-      <w:ins w:id="46" w:author="Microsoft Office User" w:date="2026-01-15T15:23:00Z" w16du:dateUtc="2026-01-15T14:23:00Z">
+      <w:ins w:id="49" w:author="Microsoft Office User" w:date="2026-01-15T15:23:00Z" w16du:dateUtc="2026-01-15T14:23:00Z">
         <w:r>
           <w:rPr>
             <w:sz w:val="28"/>
@@ -543,7 +593,7 @@
           <w:t>n</w:t>
         </w:r>
       </w:ins>
-      <w:del w:id="47" w:author="Microsoft Office User" w:date="2026-01-15T15:23:00Z" w16du:dateUtc="2026-01-15T14:23:00Z">
+      <w:del w:id="50" w:author="Microsoft Office User" w:date="2026-01-15T15:23:00Z" w16du:dateUtc="2026-01-15T14:23:00Z">
         <w:r>
           <w:rPr>
             <w:sz w:val="28"/>
@@ -566,14 +616,14 @@
       <w:pPr>
         <w:pStyle w:val="u-mb-24"/>
         <w:rPr>
-          <w:ins w:id="48" w:author="Microsoft Office User" w:date="2026-01-15T19:21:00Z" w16du:dateUtc="2026-01-15T18:21:00Z"/>
+          <w:ins w:id="51" w:author="Microsoft Office User" w:date="2026-01-15T19:21:00Z" w16du:dateUtc="2026-01-15T18:21:00Z"/>
           <w:color w:val="2F5496" w:themeColor="accent1" w:themeShade="BF"/>
           <w:sz w:val="28"/>
           <w:szCs w:val="28"/>
           <w:lang w:val="en-US"/>
-          <w:rPrChange w:id="49" w:author="Microsoft Office User" w:date="2026-01-15T20:02:00Z" w16du:dateUtc="2026-01-15T19:02:00Z">
+          <w:rPrChange w:id="52" w:author="Microsoft Office User" w:date="2026-01-15T20:02:00Z" w16du:dateUtc="2026-01-15T19:02:00Z">
             <w:rPr>
-              <w:ins w:id="50" w:author="Microsoft Office User" w:date="2026-01-15T19:21:00Z" w16du:dateUtc="2026-01-15T18:21:00Z"/>
+              <w:ins w:id="53" w:author="Microsoft Office User" w:date="2026-01-15T19:21:00Z" w16du:dateUtc="2026-01-15T18:21:00Z"/>
               <w:sz w:val="28"/>
               <w:szCs w:val="28"/>
               <w:lang w:val="en-US"/>
@@ -581,14 +631,14 @@
           </w:rPrChange>
         </w:rPr>
       </w:pPr>
-      <w:ins w:id="51" w:author="Microsoft Office User" w:date="2026-01-15T15:23:00Z" w16du:dateUtc="2026-01-15T14:23:00Z">
-        <w:r>
-          <w:rPr>
-            <w:color w:val="2F5496" w:themeColor="accent1" w:themeShade="BF"/>
-            <w:sz w:val="28"/>
-            <w:szCs w:val="28"/>
-            <w:lang w:val="en-US"/>
-            <w:rPrChange w:id="52" w:author="Microsoft Office User" w:date="2026-01-15T20:02:00Z" w16du:dateUtc="2026-01-15T19:02:00Z">
+      <w:ins w:id="54" w:author="Microsoft Office User" w:date="2026-01-15T15:23:00Z" w16du:dateUtc="2026-01-15T14:23:00Z">
+        <w:r>
+          <w:rPr>
+            <w:color w:val="2F5496" w:themeColor="accent1" w:themeShade="BF"/>
+            <w:sz w:val="28"/>
+            <w:szCs w:val="28"/>
+            <w:lang w:val="en-US"/>
+            <w:rPrChange w:id="55" w:author="Microsoft Office User" w:date="2026-01-15T20:02:00Z" w16du:dateUtc="2026-01-15T19:02:00Z">
               <w:rPr>
                 <w:sz w:val="28"/>
                 <w:szCs w:val="28"/>
@@ -599,7 +649,7 @@
           <w:t xml:space="preserve">Thank you for this valuable perspective: We admit that the paper focuses on computer science-related aspects of our contribution and that this may challenge a part of the audience. On the other hand, it is such detail that may enable other bioinformatics researchers in the field to build on such technical </w:t>
         </w:r>
       </w:ins>
-      <w:ins w:id="53" w:author="Microsoft Office User" w:date="2026-01-17T06:57:00Z" w16du:dateUtc="2026-01-17T05:57:00Z">
+      <w:ins w:id="56" w:author="Microsoft Office User" w:date="2026-01-17T06:57:00Z" w16du:dateUtc="2026-01-17T05:57:00Z">
         <w:r>
           <w:rPr>
             <w:color w:val="2F5496" w:themeColor="accent1" w:themeShade="BF"/>
@@ -610,14 +660,14 @@
           <w:t>methods</w:t>
         </w:r>
       </w:ins>
-      <w:ins w:id="54" w:author="Microsoft Office User" w:date="2026-01-15T15:23:00Z" w16du:dateUtc="2026-01-15T14:23:00Z">
-        <w:r>
-          <w:rPr>
-            <w:color w:val="2F5496" w:themeColor="accent1" w:themeShade="BF"/>
-            <w:sz w:val="28"/>
-            <w:szCs w:val="28"/>
-            <w:lang w:val="en-US"/>
-            <w:rPrChange w:id="55" w:author="Microsoft Office User" w:date="2026-01-15T20:02:00Z" w16du:dateUtc="2026-01-15T19:02:00Z">
+      <w:ins w:id="57" w:author="Microsoft Office User" w:date="2026-01-15T15:23:00Z" w16du:dateUtc="2026-01-15T14:23:00Z">
+        <w:r>
+          <w:rPr>
+            <w:color w:val="2F5496" w:themeColor="accent1" w:themeShade="BF"/>
+            <w:sz w:val="28"/>
+            <w:szCs w:val="28"/>
+            <w:lang w:val="en-US"/>
+            <w:rPrChange w:id="58" w:author="Microsoft Office User" w:date="2026-01-15T20:02:00Z" w16du:dateUtc="2026-01-15T19:02:00Z">
               <w:rPr>
                 <w:sz w:val="28"/>
                 <w:szCs w:val="28"/>
@@ -628,7 +678,7 @@
           <w:t xml:space="preserve"> and to extend or build tools that take of advantage </w:t>
         </w:r>
       </w:ins>
-      <w:ins w:id="56" w:author="Microsoft Office User" w:date="2026-01-17T06:57:00Z" w16du:dateUtc="2026-01-17T05:57:00Z">
+      <w:ins w:id="59" w:author="Microsoft Office User" w:date="2026-01-17T06:57:00Z" w16du:dateUtc="2026-01-17T05:57:00Z">
         <w:r>
           <w:rPr>
             <w:color w:val="2F5496" w:themeColor="accent1" w:themeShade="BF"/>
@@ -639,14 +689,14 @@
           <w:t>related</w:t>
         </w:r>
       </w:ins>
-      <w:ins w:id="57" w:author="Microsoft Office User" w:date="2026-01-15T15:23:00Z" w16du:dateUtc="2026-01-15T14:23:00Z">
-        <w:r>
-          <w:rPr>
-            <w:color w:val="2F5496" w:themeColor="accent1" w:themeShade="BF"/>
-            <w:sz w:val="28"/>
-            <w:szCs w:val="28"/>
-            <w:lang w:val="en-US"/>
-            <w:rPrChange w:id="58" w:author="Microsoft Office User" w:date="2026-01-15T20:02:00Z" w16du:dateUtc="2026-01-15T19:02:00Z">
+      <w:ins w:id="60" w:author="Microsoft Office User" w:date="2026-01-15T15:23:00Z" w16du:dateUtc="2026-01-15T14:23:00Z">
+        <w:r>
+          <w:rPr>
+            <w:color w:val="2F5496" w:themeColor="accent1" w:themeShade="BF"/>
+            <w:sz w:val="28"/>
+            <w:szCs w:val="28"/>
+            <w:lang w:val="en-US"/>
+            <w:rPrChange w:id="61" w:author="Microsoft Office User" w:date="2026-01-15T20:02:00Z" w16du:dateUtc="2026-01-15T19:02:00Z">
               <w:rPr>
                 <w:sz w:val="28"/>
                 <w:szCs w:val="28"/>
@@ -657,14 +707,14 @@
           <w:t xml:space="preserve"> concepts. This would not be possible if </w:t>
         </w:r>
       </w:ins>
-      <w:ins w:id="59" w:author="Microsoft Office User" w:date="2026-01-15T19:23:00Z" w16du:dateUtc="2026-01-15T18:23:00Z">
-        <w:r>
-          <w:rPr>
-            <w:color w:val="2F5496" w:themeColor="accent1" w:themeShade="BF"/>
-            <w:sz w:val="28"/>
-            <w:szCs w:val="28"/>
-            <w:lang w:val="en-US"/>
-            <w:rPrChange w:id="60" w:author="Microsoft Office User" w:date="2026-01-15T20:02:00Z" w16du:dateUtc="2026-01-15T19:02:00Z">
+      <w:ins w:id="62" w:author="Microsoft Office User" w:date="2026-01-15T19:23:00Z" w16du:dateUtc="2026-01-15T18:23:00Z">
+        <w:r>
+          <w:rPr>
+            <w:color w:val="2F5496" w:themeColor="accent1" w:themeShade="BF"/>
+            <w:sz w:val="28"/>
+            <w:szCs w:val="28"/>
+            <w:lang w:val="en-US"/>
+            <w:rPrChange w:id="63" w:author="Microsoft Office User" w:date="2026-01-15T20:02:00Z" w16du:dateUtc="2026-01-15T19:02:00Z">
               <w:rPr>
                 <w:sz w:val="28"/>
                 <w:szCs w:val="28"/>
@@ -675,14 +725,14 @@
           <w:t xml:space="preserve">these details were </w:t>
         </w:r>
       </w:ins>
-      <w:ins w:id="61" w:author="Microsoft Office User" w:date="2026-01-15T15:23:00Z" w16du:dateUtc="2026-01-15T14:23:00Z">
-        <w:r>
-          <w:rPr>
-            <w:color w:val="2F5496" w:themeColor="accent1" w:themeShade="BF"/>
-            <w:sz w:val="28"/>
-            <w:szCs w:val="28"/>
-            <w:lang w:val="en-US"/>
-            <w:rPrChange w:id="62" w:author="Microsoft Office User" w:date="2026-01-15T20:02:00Z" w16du:dateUtc="2026-01-15T19:02:00Z">
+      <w:ins w:id="64" w:author="Microsoft Office User" w:date="2026-01-15T15:23:00Z" w16du:dateUtc="2026-01-15T14:23:00Z">
+        <w:r>
+          <w:rPr>
+            <w:color w:val="2F5496" w:themeColor="accent1" w:themeShade="BF"/>
+            <w:sz w:val="28"/>
+            <w:szCs w:val="28"/>
+            <w:lang w:val="en-US"/>
+            <w:rPrChange w:id="65" w:author="Microsoft Office User" w:date="2026-01-15T20:02:00Z" w16du:dateUtc="2026-01-15T19:02:00Z">
               <w:rPr>
                 <w:sz w:val="28"/>
                 <w:szCs w:val="28"/>
@@ -698,14 +748,14 @@
       <w:pPr>
         <w:pStyle w:val="u-mb-24"/>
         <w:rPr>
-          <w:ins w:id="63" w:author="Microsoft Office User" w:date="2026-01-15T15:23:00Z" w16du:dateUtc="2026-01-15T14:23:00Z"/>
+          <w:ins w:id="66" w:author="Microsoft Office User" w:date="2026-01-15T15:23:00Z" w16du:dateUtc="2026-01-15T14:23:00Z"/>
           <w:color w:val="2F5496" w:themeColor="accent1" w:themeShade="BF"/>
           <w:sz w:val="28"/>
           <w:szCs w:val="28"/>
           <w:lang w:val="en-US"/>
-          <w:rPrChange w:id="64" w:author="Microsoft Office User" w:date="2026-01-15T20:02:00Z" w16du:dateUtc="2026-01-15T19:02:00Z">
+          <w:rPrChange w:id="67" w:author="Microsoft Office User" w:date="2026-01-15T20:02:00Z" w16du:dateUtc="2026-01-15T19:02:00Z">
             <w:rPr>
-              <w:ins w:id="65" w:author="Microsoft Office User" w:date="2026-01-15T15:23:00Z" w16du:dateUtc="2026-01-15T14:23:00Z"/>
+              <w:ins w:id="68" w:author="Microsoft Office User" w:date="2026-01-15T15:23:00Z" w16du:dateUtc="2026-01-15T14:23:00Z"/>
               <w:sz w:val="28"/>
               <w:szCs w:val="28"/>
               <w:lang w:val="en-US"/>
@@ -713,7 +763,7 @@
           </w:rPrChange>
         </w:rPr>
       </w:pPr>
-      <w:ins w:id="66" w:author="Microsoft Office User" w:date="2026-01-15T15:23:00Z" w16du:dateUtc="2026-01-15T14:23:00Z">
+      <w:ins w:id="69" w:author="Microsoft Office User" w:date="2026-01-15T15:23:00Z" w16du:dateUtc="2026-01-15T14:23:00Z">
         <w:r>
           <w:rPr>
             <w:b/>
@@ -722,7 +772,7 @@
             <w:sz w:val="28"/>
             <w:szCs w:val="28"/>
             <w:lang w:val="en-US"/>
-            <w:rPrChange w:id="67" w:author="Microsoft Office User" w:date="2026-01-15T20:02:00Z" w16du:dateUtc="2026-01-15T19:02:00Z">
+            <w:rPrChange w:id="70" w:author="Microsoft Office User" w:date="2026-01-15T20:02:00Z" w16du:dateUtc="2026-01-15T19:02:00Z">
               <w:rPr>
                 <w:b/>
                 <w:bCs/>
@@ -740,7 +790,7 @@
             <w:sz w:val="28"/>
             <w:szCs w:val="28"/>
             <w:lang w:val="en-US"/>
-            <w:rPrChange w:id="68" w:author="Microsoft Office User" w:date="2026-01-15T20:02:00Z" w16du:dateUtc="2026-01-15T19:02:00Z">
+            <w:rPrChange w:id="71" w:author="Microsoft Office User" w:date="2026-01-15T20:02:00Z" w16du:dateUtc="2026-01-15T19:02:00Z">
               <w:rPr>
                 <w:sz w:val="28"/>
                 <w:szCs w:val="28"/>
@@ -751,14 +801,14 @@
           <w:t>Nevertheless, we take the reviewer’s recommendation seriously and therefore move</w:t>
         </w:r>
       </w:ins>
-      <w:ins w:id="69" w:author="Microsoft Office User" w:date="2026-01-15T18:41:00Z" w16du:dateUtc="2026-01-15T17:41:00Z">
-        <w:r>
-          <w:rPr>
-            <w:color w:val="2F5496" w:themeColor="accent1" w:themeShade="BF"/>
-            <w:sz w:val="28"/>
-            <w:szCs w:val="28"/>
-            <w:lang w:val="en-US"/>
-            <w:rPrChange w:id="70" w:author="Microsoft Office User" w:date="2026-01-15T20:02:00Z" w16du:dateUtc="2026-01-15T19:02:00Z">
+      <w:ins w:id="72" w:author="Microsoft Office User" w:date="2026-01-15T18:41:00Z" w16du:dateUtc="2026-01-15T17:41:00Z">
+        <w:r>
+          <w:rPr>
+            <w:color w:val="2F5496" w:themeColor="accent1" w:themeShade="BF"/>
+            <w:sz w:val="28"/>
+            <w:szCs w:val="28"/>
+            <w:lang w:val="en-US"/>
+            <w:rPrChange w:id="73" w:author="Microsoft Office User" w:date="2026-01-15T20:02:00Z" w16du:dateUtc="2026-01-15T19:02:00Z">
               <w:rPr>
                 <w:sz w:val="28"/>
                 <w:szCs w:val="28"/>
@@ -769,14 +819,14 @@
           <w:t>d</w:t>
         </w:r>
       </w:ins>
-      <w:ins w:id="71" w:author="Microsoft Office User" w:date="2026-01-15T15:23:00Z" w16du:dateUtc="2026-01-15T14:23:00Z">
-        <w:r>
-          <w:rPr>
-            <w:color w:val="2F5496" w:themeColor="accent1" w:themeShade="BF"/>
-            <w:sz w:val="28"/>
-            <w:szCs w:val="28"/>
-            <w:lang w:val="en-US"/>
-            <w:rPrChange w:id="72" w:author="Microsoft Office User" w:date="2026-01-15T20:02:00Z" w16du:dateUtc="2026-01-15T19:02:00Z">
+      <w:ins w:id="74" w:author="Microsoft Office User" w:date="2026-01-15T15:23:00Z" w16du:dateUtc="2026-01-15T14:23:00Z">
+        <w:r>
+          <w:rPr>
+            <w:color w:val="2F5496" w:themeColor="accent1" w:themeShade="BF"/>
+            <w:sz w:val="28"/>
+            <w:szCs w:val="28"/>
+            <w:lang w:val="en-US"/>
+            <w:rPrChange w:id="75" w:author="Microsoft Office User" w:date="2026-01-15T20:02:00Z" w16du:dateUtc="2026-01-15T19:02:00Z">
               <w:rPr>
                 <w:sz w:val="28"/>
                 <w:szCs w:val="28"/>
@@ -787,14 +837,14 @@
           <w:t xml:space="preserve"> </w:t>
         </w:r>
       </w:ins>
-      <w:ins w:id="73" w:author="Microsoft Office User" w:date="2026-01-15T18:42:00Z" w16du:dateUtc="2026-01-15T17:42:00Z">
-        <w:r>
-          <w:rPr>
-            <w:color w:val="2F5496" w:themeColor="accent1" w:themeShade="BF"/>
-            <w:sz w:val="28"/>
-            <w:szCs w:val="28"/>
-            <w:lang w:val="en-US"/>
-            <w:rPrChange w:id="74" w:author="Microsoft Office User" w:date="2026-01-15T20:02:00Z" w16du:dateUtc="2026-01-15T19:02:00Z">
+      <w:ins w:id="76" w:author="Microsoft Office User" w:date="2026-01-15T18:42:00Z" w16du:dateUtc="2026-01-15T17:42:00Z">
+        <w:r>
+          <w:rPr>
+            <w:color w:val="2F5496" w:themeColor="accent1" w:themeShade="BF"/>
+            <w:sz w:val="28"/>
+            <w:szCs w:val="28"/>
+            <w:lang w:val="en-US"/>
+            <w:rPrChange w:id="77" w:author="Microsoft Office User" w:date="2026-01-15T20:02:00Z" w16du:dateUtc="2026-01-15T19:02:00Z">
               <w:rPr>
                 <w:sz w:val="28"/>
                 <w:szCs w:val="28"/>
@@ -805,14 +855,14 @@
           <w:t xml:space="preserve">large </w:t>
         </w:r>
       </w:ins>
-      <w:ins w:id="75" w:author="Microsoft Office User" w:date="2026-01-15T18:41:00Z" w16du:dateUtc="2026-01-15T17:41:00Z">
-        <w:r>
-          <w:rPr>
-            <w:color w:val="2F5496" w:themeColor="accent1" w:themeShade="BF"/>
-            <w:sz w:val="28"/>
-            <w:szCs w:val="28"/>
-            <w:lang w:val="en-US"/>
-            <w:rPrChange w:id="76" w:author="Microsoft Office User" w:date="2026-01-15T20:02:00Z" w16du:dateUtc="2026-01-15T19:02:00Z">
+      <w:ins w:id="78" w:author="Microsoft Office User" w:date="2026-01-15T18:41:00Z" w16du:dateUtc="2026-01-15T17:41:00Z">
+        <w:r>
+          <w:rPr>
+            <w:color w:val="2F5496" w:themeColor="accent1" w:themeShade="BF"/>
+            <w:sz w:val="28"/>
+            <w:szCs w:val="28"/>
+            <w:lang w:val="en-US"/>
+            <w:rPrChange w:id="79" w:author="Microsoft Office User" w:date="2026-01-15T20:02:00Z" w16du:dateUtc="2026-01-15T19:02:00Z">
               <w:rPr>
                 <w:sz w:val="28"/>
                 <w:szCs w:val="28"/>
@@ -823,14 +873,14 @@
           <w:t>part</w:t>
         </w:r>
       </w:ins>
-      <w:ins w:id="77" w:author="Microsoft Office User" w:date="2026-01-15T18:42:00Z" w16du:dateUtc="2026-01-15T17:42:00Z">
-        <w:r>
-          <w:rPr>
-            <w:color w:val="2F5496" w:themeColor="accent1" w:themeShade="BF"/>
-            <w:sz w:val="28"/>
-            <w:szCs w:val="28"/>
-            <w:lang w:val="en-US"/>
-            <w:rPrChange w:id="78" w:author="Microsoft Office User" w:date="2026-01-15T20:02:00Z" w16du:dateUtc="2026-01-15T19:02:00Z">
+      <w:ins w:id="80" w:author="Microsoft Office User" w:date="2026-01-15T18:42:00Z" w16du:dateUtc="2026-01-15T17:42:00Z">
+        <w:r>
+          <w:rPr>
+            <w:color w:val="2F5496" w:themeColor="accent1" w:themeShade="BF"/>
+            <w:sz w:val="28"/>
+            <w:szCs w:val="28"/>
+            <w:lang w:val="en-US"/>
+            <w:rPrChange w:id="81" w:author="Microsoft Office User" w:date="2026-01-15T20:02:00Z" w16du:dateUtc="2026-01-15T19:02:00Z">
               <w:rPr>
                 <w:sz w:val="28"/>
                 <w:szCs w:val="28"/>
@@ -841,14 +891,14 @@
           <w:t>s</w:t>
         </w:r>
       </w:ins>
-      <w:ins w:id="79" w:author="Microsoft Office User" w:date="2026-01-15T18:41:00Z" w16du:dateUtc="2026-01-15T17:41:00Z">
-        <w:r>
-          <w:rPr>
-            <w:color w:val="2F5496" w:themeColor="accent1" w:themeShade="BF"/>
-            <w:sz w:val="28"/>
-            <w:szCs w:val="28"/>
-            <w:lang w:val="en-US"/>
-            <w:rPrChange w:id="80" w:author="Microsoft Office User" w:date="2026-01-15T20:02:00Z" w16du:dateUtc="2026-01-15T19:02:00Z">
+      <w:ins w:id="82" w:author="Microsoft Office User" w:date="2026-01-15T18:41:00Z" w16du:dateUtc="2026-01-15T17:41:00Z">
+        <w:r>
+          <w:rPr>
+            <w:color w:val="2F5496" w:themeColor="accent1" w:themeShade="BF"/>
+            <w:sz w:val="28"/>
+            <w:szCs w:val="28"/>
+            <w:lang w:val="en-US"/>
+            <w:rPrChange w:id="83" w:author="Microsoft Office User" w:date="2026-01-15T20:02:00Z" w16du:dateUtc="2026-01-15T19:02:00Z">
               <w:rPr>
                 <w:sz w:val="28"/>
                 <w:szCs w:val="28"/>
@@ -859,14 +909,14 @@
           <w:t xml:space="preserve"> of </w:t>
         </w:r>
       </w:ins>
-      <w:ins w:id="81" w:author="Microsoft Office User" w:date="2026-01-15T15:23:00Z" w16du:dateUtc="2026-01-15T14:23:00Z">
-        <w:r>
-          <w:rPr>
-            <w:color w:val="2F5496" w:themeColor="accent1" w:themeShade="BF"/>
-            <w:sz w:val="28"/>
-            <w:szCs w:val="28"/>
-            <w:lang w:val="en-US"/>
-            <w:rPrChange w:id="82" w:author="Microsoft Office User" w:date="2026-01-15T20:02:00Z" w16du:dateUtc="2026-01-15T19:02:00Z">
+      <w:ins w:id="84" w:author="Microsoft Office User" w:date="2026-01-15T15:23:00Z" w16du:dateUtc="2026-01-15T14:23:00Z">
+        <w:r>
+          <w:rPr>
+            <w:color w:val="2F5496" w:themeColor="accent1" w:themeShade="BF"/>
+            <w:sz w:val="28"/>
+            <w:szCs w:val="28"/>
+            <w:lang w:val="en-US"/>
+            <w:rPrChange w:id="85" w:author="Microsoft Office User" w:date="2026-01-15T20:02:00Z" w16du:dateUtc="2026-01-15T19:02:00Z">
               <w:rPr>
                 <w:sz w:val="28"/>
                 <w:szCs w:val="28"/>
@@ -877,14 +927,14 @@
           <w:t xml:space="preserve">Section </w:t>
         </w:r>
       </w:ins>
-      <w:ins w:id="83" w:author="Microsoft Office User" w:date="2026-01-15T18:40:00Z" w16du:dateUtc="2026-01-15T17:40:00Z">
-        <w:r>
-          <w:rPr>
-            <w:color w:val="2F5496" w:themeColor="accent1" w:themeShade="BF"/>
-            <w:sz w:val="28"/>
-            <w:szCs w:val="28"/>
-            <w:lang w:val="en-US"/>
-            <w:rPrChange w:id="84" w:author="Microsoft Office User" w:date="2026-01-15T20:02:00Z" w16du:dateUtc="2026-01-15T19:02:00Z">
+      <w:ins w:id="86" w:author="Microsoft Office User" w:date="2026-01-15T18:40:00Z" w16du:dateUtc="2026-01-15T17:40:00Z">
+        <w:r>
+          <w:rPr>
+            <w:color w:val="2F5496" w:themeColor="accent1" w:themeShade="BF"/>
+            <w:sz w:val="28"/>
+            <w:szCs w:val="28"/>
+            <w:lang w:val="en-US"/>
+            <w:rPrChange w:id="87" w:author="Microsoft Office User" w:date="2026-01-15T20:02:00Z" w16du:dateUtc="2026-01-15T19:02:00Z">
               <w:rPr>
                 <w:sz w:val="28"/>
                 <w:szCs w:val="28"/>
@@ -895,14 +945,14 @@
           <w:t>2.1</w:t>
         </w:r>
       </w:ins>
-      <w:ins w:id="85" w:author="Microsoft Office User" w:date="2026-01-15T15:23:00Z" w16du:dateUtc="2026-01-15T14:23:00Z">
-        <w:r>
-          <w:rPr>
-            <w:color w:val="2F5496" w:themeColor="accent1" w:themeShade="BF"/>
-            <w:sz w:val="28"/>
-            <w:szCs w:val="28"/>
-            <w:lang w:val="en-US"/>
-            <w:rPrChange w:id="86" w:author="Microsoft Office User" w:date="2026-01-15T20:02:00Z" w16du:dateUtc="2026-01-15T19:02:00Z">
+      <w:ins w:id="88" w:author="Microsoft Office User" w:date="2026-01-15T15:23:00Z" w16du:dateUtc="2026-01-15T14:23:00Z">
+        <w:r>
+          <w:rPr>
+            <w:color w:val="2F5496" w:themeColor="accent1" w:themeShade="BF"/>
+            <w:sz w:val="28"/>
+            <w:szCs w:val="28"/>
+            <w:lang w:val="en-US"/>
+            <w:rPrChange w:id="89" w:author="Microsoft Office User" w:date="2026-01-15T20:02:00Z" w16du:dateUtc="2026-01-15T19:02:00Z">
               <w:rPr>
                 <w:sz w:val="28"/>
                 <w:szCs w:val="28"/>
@@ -918,7 +968,7 @@
       <w:pPr>
         <w:pStyle w:val="u-mb-24"/>
         <w:rPr>
-          <w:ins w:id="87" w:author="Microsoft Office User" w:date="2026-01-15T15:24:00Z" w16du:dateUtc="2026-01-15T14:24:00Z"/>
+          <w:ins w:id="90" w:author="Microsoft Office User" w:date="2026-01-15T15:24:00Z" w16du:dateUtc="2026-01-15T14:24:00Z"/>
           <w:sz w:val="28"/>
           <w:szCs w:val="28"/>
           <w:lang w:val="en-US"/>
@@ -937,14 +987,14 @@
       <w:pPr>
         <w:pStyle w:val="u-mb-24"/>
         <w:rPr>
-          <w:ins w:id="88" w:author="Microsoft Office User" w:date="2026-01-15T15:37:00Z" w16du:dateUtc="2026-01-15T14:37:00Z"/>
+          <w:ins w:id="91" w:author="Microsoft Office User" w:date="2026-01-15T15:37:00Z" w16du:dateUtc="2026-01-15T14:37:00Z"/>
           <w:color w:val="2F5496" w:themeColor="accent1" w:themeShade="BF"/>
           <w:sz w:val="28"/>
           <w:szCs w:val="28"/>
           <w:lang w:val="en-US"/>
-          <w:rPrChange w:id="89" w:author="Microsoft Office User" w:date="2026-01-15T20:02:00Z" w16du:dateUtc="2026-01-15T19:02:00Z">
+          <w:rPrChange w:id="92" w:author="Microsoft Office User" w:date="2026-01-15T20:02:00Z" w16du:dateUtc="2026-01-15T19:02:00Z">
             <w:rPr>
-              <w:ins w:id="90" w:author="Microsoft Office User" w:date="2026-01-15T15:37:00Z" w16du:dateUtc="2026-01-15T14:37:00Z"/>
+              <w:ins w:id="93" w:author="Microsoft Office User" w:date="2026-01-15T15:37:00Z" w16du:dateUtc="2026-01-15T14:37:00Z"/>
               <w:sz w:val="28"/>
               <w:szCs w:val="28"/>
               <w:lang w:val="en-US"/>
@@ -952,14 +1002,14 @@
           </w:rPrChange>
         </w:rPr>
       </w:pPr>
-      <w:ins w:id="91" w:author="Microsoft Office User" w:date="2026-01-15T15:24:00Z" w16du:dateUtc="2026-01-15T14:24:00Z">
-        <w:r>
-          <w:rPr>
-            <w:color w:val="2F5496" w:themeColor="accent1" w:themeShade="BF"/>
-            <w:sz w:val="28"/>
-            <w:szCs w:val="28"/>
-            <w:lang w:val="en-US"/>
-            <w:rPrChange w:id="92" w:author="Microsoft Office User" w:date="2026-01-15T20:02:00Z" w16du:dateUtc="2026-01-15T19:02:00Z">
+      <w:ins w:id="94" w:author="Microsoft Office User" w:date="2026-01-15T15:24:00Z" w16du:dateUtc="2026-01-15T14:24:00Z">
+        <w:r>
+          <w:rPr>
+            <w:color w:val="2F5496" w:themeColor="accent1" w:themeShade="BF"/>
+            <w:sz w:val="28"/>
+            <w:szCs w:val="28"/>
+            <w:lang w:val="en-US"/>
+            <w:rPrChange w:id="95" w:author="Microsoft Office User" w:date="2026-01-15T20:02:00Z" w16du:dateUtc="2026-01-15T19:02:00Z">
               <w:rPr>
                 <w:sz w:val="28"/>
                 <w:szCs w:val="28"/>
@@ -971,14 +1021,14 @@
         </w:r>
       </w:ins>
       <w:proofErr w:type="spellStart"/>
-      <w:ins w:id="93" w:author="Microsoft Office User" w:date="2026-01-15T19:24:00Z" w16du:dateUtc="2026-01-15T18:24:00Z">
-        <w:r>
-          <w:rPr>
-            <w:color w:val="2F5496" w:themeColor="accent1" w:themeShade="BF"/>
-            <w:sz w:val="28"/>
-            <w:szCs w:val="28"/>
-            <w:lang w:val="en-US"/>
-            <w:rPrChange w:id="94" w:author="Microsoft Office User" w:date="2026-01-15T20:02:00Z" w16du:dateUtc="2026-01-15T19:02:00Z">
+      <w:ins w:id="96" w:author="Microsoft Office User" w:date="2026-01-15T19:24:00Z" w16du:dateUtc="2026-01-15T18:24:00Z">
+        <w:r>
+          <w:rPr>
+            <w:color w:val="2F5496" w:themeColor="accent1" w:themeShade="BF"/>
+            <w:sz w:val="28"/>
+            <w:szCs w:val="28"/>
+            <w:lang w:val="en-US"/>
+            <w:rPrChange w:id="97" w:author="Microsoft Office User" w:date="2026-01-15T20:02:00Z" w16du:dateUtc="2026-01-15T19:02:00Z">
               <w:rPr>
                 <w:sz w:val="28"/>
                 <w:szCs w:val="28"/>
@@ -995,7 +1045,7 @@
             <w:sz w:val="28"/>
             <w:szCs w:val="28"/>
             <w:lang w:val="en-US"/>
-            <w:rPrChange w:id="95" w:author="Microsoft Office User" w:date="2026-01-15T20:02:00Z" w16du:dateUtc="2026-01-15T19:02:00Z">
+            <w:rPrChange w:id="98" w:author="Microsoft Office User" w:date="2026-01-15T20:02:00Z" w16du:dateUtc="2026-01-15T19:02:00Z">
               <w:rPr>
                 <w:sz w:val="28"/>
                 <w:szCs w:val="28"/>
@@ -1006,14 +1056,14 @@
           <w:t xml:space="preserve"> core </w:t>
         </w:r>
       </w:ins>
-      <w:ins w:id="96" w:author="Microsoft Office User" w:date="2026-01-15T15:25:00Z" w16du:dateUtc="2026-01-15T14:25:00Z">
-        <w:r>
-          <w:rPr>
-            <w:color w:val="2F5496" w:themeColor="accent1" w:themeShade="BF"/>
-            <w:sz w:val="28"/>
-            <w:szCs w:val="28"/>
-            <w:lang w:val="en-US"/>
-            <w:rPrChange w:id="97" w:author="Microsoft Office User" w:date="2026-01-15T20:02:00Z" w16du:dateUtc="2026-01-15T19:02:00Z">
+      <w:ins w:id="99" w:author="Microsoft Office User" w:date="2026-01-15T15:25:00Z" w16du:dateUtc="2026-01-15T14:25:00Z">
+        <w:r>
+          <w:rPr>
+            <w:color w:val="2F5496" w:themeColor="accent1" w:themeShade="BF"/>
+            <w:sz w:val="28"/>
+            <w:szCs w:val="28"/>
+            <w:lang w:val="en-US"/>
+            <w:rPrChange w:id="100" w:author="Microsoft Office User" w:date="2026-01-15T20:02:00Z" w16du:dateUtc="2026-01-15T19:02:00Z">
               <w:rPr>
                 <w:sz w:val="28"/>
                 <w:szCs w:val="28"/>
@@ -1024,14 +1074,14 @@
           <w:t>algorithm</w:t>
         </w:r>
       </w:ins>
-      <w:ins w:id="98" w:author="Microsoft Office User" w:date="2026-01-15T19:24:00Z" w16du:dateUtc="2026-01-15T18:24:00Z">
-        <w:r>
-          <w:rPr>
-            <w:color w:val="2F5496" w:themeColor="accent1" w:themeShade="BF"/>
-            <w:sz w:val="28"/>
-            <w:szCs w:val="28"/>
-            <w:lang w:val="en-US"/>
-            <w:rPrChange w:id="99" w:author="Microsoft Office User" w:date="2026-01-15T20:02:00Z" w16du:dateUtc="2026-01-15T19:02:00Z">
+      <w:ins w:id="101" w:author="Microsoft Office User" w:date="2026-01-15T19:24:00Z" w16du:dateUtc="2026-01-15T18:24:00Z">
+        <w:r>
+          <w:rPr>
+            <w:color w:val="2F5496" w:themeColor="accent1" w:themeShade="BF"/>
+            <w:sz w:val="28"/>
+            <w:szCs w:val="28"/>
+            <w:lang w:val="en-US"/>
+            <w:rPrChange w:id="102" w:author="Microsoft Office User" w:date="2026-01-15T20:02:00Z" w16du:dateUtc="2026-01-15T19:02:00Z">
               <w:rPr>
                 <w:sz w:val="28"/>
                 <w:szCs w:val="28"/>
@@ -1042,14 +1092,14 @@
           <w:t>s</w:t>
         </w:r>
       </w:ins>
-      <w:ins w:id="100" w:author="Microsoft Office User" w:date="2026-01-15T15:25:00Z" w16du:dateUtc="2026-01-15T14:25:00Z">
-        <w:r>
-          <w:rPr>
-            <w:color w:val="2F5496" w:themeColor="accent1" w:themeShade="BF"/>
-            <w:sz w:val="28"/>
-            <w:szCs w:val="28"/>
-            <w:lang w:val="en-US"/>
-            <w:rPrChange w:id="101" w:author="Microsoft Office User" w:date="2026-01-15T20:02:00Z" w16du:dateUtc="2026-01-15T19:02:00Z">
+      <w:ins w:id="103" w:author="Microsoft Office User" w:date="2026-01-15T15:25:00Z" w16du:dateUtc="2026-01-15T14:25:00Z">
+        <w:r>
+          <w:rPr>
+            <w:color w:val="2F5496" w:themeColor="accent1" w:themeShade="BF"/>
+            <w:sz w:val="28"/>
+            <w:szCs w:val="28"/>
+            <w:lang w:val="en-US"/>
+            <w:rPrChange w:id="104" w:author="Microsoft Office User" w:date="2026-01-15T20:02:00Z" w16du:dateUtc="2026-01-15T19:02:00Z">
               <w:rPr>
                 <w:sz w:val="28"/>
                 <w:szCs w:val="28"/>
@@ -1060,14 +1110,14 @@
           <w:t xml:space="preserve">: </w:t>
         </w:r>
       </w:ins>
-      <w:ins w:id="102" w:author="Microsoft Office User" w:date="2026-01-15T19:30:00Z" w16du:dateUtc="2026-01-15T18:30:00Z">
-        <w:r>
-          <w:rPr>
-            <w:color w:val="2F5496" w:themeColor="accent1" w:themeShade="BF"/>
-            <w:sz w:val="28"/>
-            <w:szCs w:val="28"/>
-            <w:lang w:val="en-US"/>
-            <w:rPrChange w:id="103" w:author="Microsoft Office User" w:date="2026-01-15T20:02:00Z" w16du:dateUtc="2026-01-15T19:02:00Z">
+      <w:ins w:id="105" w:author="Microsoft Office User" w:date="2026-01-15T19:30:00Z" w16du:dateUtc="2026-01-15T18:30:00Z">
+        <w:r>
+          <w:rPr>
+            <w:color w:val="2F5496" w:themeColor="accent1" w:themeShade="BF"/>
+            <w:sz w:val="28"/>
+            <w:szCs w:val="28"/>
+            <w:lang w:val="en-US"/>
+            <w:rPrChange w:id="106" w:author="Microsoft Office User" w:date="2026-01-15T20:02:00Z" w16du:dateUtc="2026-01-15T19:02:00Z">
               <w:rPr>
                 <w:sz w:val="28"/>
                 <w:szCs w:val="28"/>
@@ -1078,14 +1128,14 @@
           <w:t>T</w:t>
         </w:r>
       </w:ins>
-      <w:ins w:id="104" w:author="Microsoft Office User" w:date="2026-01-15T15:25:00Z" w16du:dateUtc="2026-01-15T14:25:00Z">
-        <w:r>
-          <w:rPr>
-            <w:color w:val="2F5496" w:themeColor="accent1" w:themeShade="BF"/>
-            <w:sz w:val="28"/>
-            <w:szCs w:val="28"/>
-            <w:lang w:val="en-US"/>
-            <w:rPrChange w:id="105" w:author="Microsoft Office User" w:date="2026-01-15T20:02:00Z" w16du:dateUtc="2026-01-15T19:02:00Z">
+      <w:ins w:id="107" w:author="Microsoft Office User" w:date="2026-01-15T15:25:00Z" w16du:dateUtc="2026-01-15T14:25:00Z">
+        <w:r>
+          <w:rPr>
+            <w:color w:val="2F5496" w:themeColor="accent1" w:themeShade="BF"/>
+            <w:sz w:val="28"/>
+            <w:szCs w:val="28"/>
+            <w:lang w:val="en-US"/>
+            <w:rPrChange w:id="108" w:author="Microsoft Office User" w:date="2026-01-15T20:02:00Z" w16du:dateUtc="2026-01-15T19:02:00Z">
               <w:rPr>
                 <w:sz w:val="28"/>
                 <w:szCs w:val="28"/>
@@ -1096,14 +1146,14 @@
           <w:t xml:space="preserve">he </w:t>
         </w:r>
       </w:ins>
-      <w:ins w:id="106" w:author="Microsoft Office User" w:date="2026-01-15T19:30:00Z" w16du:dateUtc="2026-01-15T18:30:00Z">
-        <w:r>
-          <w:rPr>
-            <w:color w:val="2F5496" w:themeColor="accent1" w:themeShade="BF"/>
-            <w:sz w:val="28"/>
-            <w:szCs w:val="28"/>
-            <w:lang w:val="en-US"/>
-            <w:rPrChange w:id="107" w:author="Microsoft Office User" w:date="2026-01-15T20:02:00Z" w16du:dateUtc="2026-01-15T19:02:00Z">
+      <w:ins w:id="109" w:author="Microsoft Office User" w:date="2026-01-15T19:30:00Z" w16du:dateUtc="2026-01-15T18:30:00Z">
+        <w:r>
+          <w:rPr>
+            <w:color w:val="2F5496" w:themeColor="accent1" w:themeShade="BF"/>
+            <w:sz w:val="28"/>
+            <w:szCs w:val="28"/>
+            <w:lang w:val="en-US"/>
+            <w:rPrChange w:id="110" w:author="Microsoft Office User" w:date="2026-01-15T20:02:00Z" w16du:dateUtc="2026-01-15T19:02:00Z">
               <w:rPr>
                 <w:sz w:val="28"/>
                 <w:szCs w:val="28"/>
@@ -1114,14 +1164,14 @@
           <w:t xml:space="preserve">core </w:t>
         </w:r>
       </w:ins>
-      <w:ins w:id="108" w:author="Microsoft Office User" w:date="2026-01-15T15:25:00Z" w16du:dateUtc="2026-01-15T14:25:00Z">
-        <w:r>
-          <w:rPr>
-            <w:color w:val="2F5496" w:themeColor="accent1" w:themeShade="BF"/>
-            <w:sz w:val="28"/>
-            <w:szCs w:val="28"/>
-            <w:lang w:val="en-US"/>
-            <w:rPrChange w:id="109" w:author="Microsoft Office User" w:date="2026-01-15T20:02:00Z" w16du:dateUtc="2026-01-15T19:02:00Z">
+      <w:ins w:id="111" w:author="Microsoft Office User" w:date="2026-01-15T15:25:00Z" w16du:dateUtc="2026-01-15T14:25:00Z">
+        <w:r>
+          <w:rPr>
+            <w:color w:val="2F5496" w:themeColor="accent1" w:themeShade="BF"/>
+            <w:sz w:val="28"/>
+            <w:szCs w:val="28"/>
+            <w:lang w:val="en-US"/>
+            <w:rPrChange w:id="112" w:author="Microsoft Office User" w:date="2026-01-15T20:02:00Z" w16du:dateUtc="2026-01-15T19:02:00Z">
               <w:rPr>
                 <w:sz w:val="28"/>
                 <w:szCs w:val="28"/>
@@ -1132,14 +1182,14 @@
           <w:t xml:space="preserve">algorithm </w:t>
         </w:r>
       </w:ins>
-      <w:ins w:id="110" w:author="Microsoft Office User" w:date="2026-01-15T19:24:00Z" w16du:dateUtc="2026-01-15T18:24:00Z">
-        <w:r>
-          <w:rPr>
-            <w:color w:val="2F5496" w:themeColor="accent1" w:themeShade="BF"/>
-            <w:sz w:val="28"/>
-            <w:szCs w:val="28"/>
-            <w:lang w:val="en-US"/>
-            <w:rPrChange w:id="111" w:author="Microsoft Office User" w:date="2026-01-15T20:02:00Z" w16du:dateUtc="2026-01-15T19:02:00Z">
+      <w:ins w:id="113" w:author="Microsoft Office User" w:date="2026-01-15T19:24:00Z" w16du:dateUtc="2026-01-15T18:24:00Z">
+        <w:r>
+          <w:rPr>
+            <w:color w:val="2F5496" w:themeColor="accent1" w:themeShade="BF"/>
+            <w:sz w:val="28"/>
+            <w:szCs w:val="28"/>
+            <w:lang w:val="en-US"/>
+            <w:rPrChange w:id="114" w:author="Microsoft Office User" w:date="2026-01-15T20:02:00Z" w16du:dateUtc="2026-01-15T19:02:00Z">
               <w:rPr>
                 <w:sz w:val="28"/>
                 <w:szCs w:val="28"/>
@@ -1150,14 +1200,14 @@
           <w:t>for</w:t>
         </w:r>
       </w:ins>
-      <w:ins w:id="112" w:author="Microsoft Office User" w:date="2026-01-15T15:25:00Z" w16du:dateUtc="2026-01-15T14:25:00Z">
-        <w:r>
-          <w:rPr>
-            <w:color w:val="2F5496" w:themeColor="accent1" w:themeShade="BF"/>
-            <w:sz w:val="28"/>
-            <w:szCs w:val="28"/>
-            <w:lang w:val="en-US"/>
-            <w:rPrChange w:id="113" w:author="Microsoft Office User" w:date="2026-01-15T20:02:00Z" w16du:dateUtc="2026-01-15T19:02:00Z">
+      <w:ins w:id="115" w:author="Microsoft Office User" w:date="2026-01-15T15:25:00Z" w16du:dateUtc="2026-01-15T14:25:00Z">
+        <w:r>
+          <w:rPr>
+            <w:color w:val="2F5496" w:themeColor="accent1" w:themeShade="BF"/>
+            <w:sz w:val="28"/>
+            <w:szCs w:val="28"/>
+            <w:lang w:val="en-US"/>
+            <w:rPrChange w:id="116" w:author="Microsoft Office User" w:date="2026-01-15T20:02:00Z" w16du:dateUtc="2026-01-15T19:02:00Z">
               <w:rPr>
                 <w:sz w:val="28"/>
                 <w:szCs w:val="28"/>
@@ -1174,7 +1224,7 @@
             <w:sz w:val="28"/>
             <w:szCs w:val="28"/>
             <w:lang w:val="en-US"/>
-            <w:rPrChange w:id="114" w:author="Microsoft Office User" w:date="2026-01-15T20:02:00Z" w16du:dateUtc="2026-01-15T19:02:00Z">
+            <w:rPrChange w:id="117" w:author="Microsoft Office User" w:date="2026-01-15T20:02:00Z" w16du:dateUtc="2026-01-15T19:02:00Z">
               <w:rPr>
                 <w:sz w:val="28"/>
                 <w:szCs w:val="28"/>
@@ -1191,7 +1241,7 @@
             <w:sz w:val="28"/>
             <w:szCs w:val="28"/>
             <w:lang w:val="en-US"/>
-            <w:rPrChange w:id="115" w:author="Microsoft Office User" w:date="2026-01-15T20:02:00Z" w16du:dateUtc="2026-01-15T19:02:00Z">
+            <w:rPrChange w:id="118" w:author="Microsoft Office User" w:date="2026-01-15T20:02:00Z" w16du:dateUtc="2026-01-15T19:02:00Z">
               <w:rPr>
                 <w:sz w:val="28"/>
                 <w:szCs w:val="28"/>
@@ -1202,14 +1252,14 @@
           <w:t xml:space="preserve"> database is </w:t>
         </w:r>
       </w:ins>
-      <w:ins w:id="116" w:author="Microsoft Office User" w:date="2026-01-15T19:30:00Z" w16du:dateUtc="2026-01-15T18:30:00Z">
-        <w:r>
-          <w:rPr>
-            <w:color w:val="2F5496" w:themeColor="accent1" w:themeShade="BF"/>
-            <w:sz w:val="28"/>
-            <w:szCs w:val="28"/>
-            <w:lang w:val="en-US"/>
-            <w:rPrChange w:id="117" w:author="Microsoft Office User" w:date="2026-01-15T20:02:00Z" w16du:dateUtc="2026-01-15T19:02:00Z">
+      <w:ins w:id="119" w:author="Microsoft Office User" w:date="2026-01-15T19:30:00Z" w16du:dateUtc="2026-01-15T18:30:00Z">
+        <w:r>
+          <w:rPr>
+            <w:color w:val="2F5496" w:themeColor="accent1" w:themeShade="BF"/>
+            <w:sz w:val="28"/>
+            <w:szCs w:val="28"/>
+            <w:lang w:val="en-US"/>
+            <w:rPrChange w:id="120" w:author="Microsoft Office User" w:date="2026-01-15T20:02:00Z" w16du:dateUtc="2026-01-15T19:02:00Z">
               <w:rPr>
                 <w:sz w:val="28"/>
                 <w:szCs w:val="28"/>
@@ -1220,14 +1270,14 @@
           <w:t>explained</w:t>
         </w:r>
       </w:ins>
-      <w:ins w:id="118" w:author="Microsoft Office User" w:date="2026-01-15T19:25:00Z" w16du:dateUtc="2026-01-15T18:25:00Z">
-        <w:r>
-          <w:rPr>
-            <w:color w:val="2F5496" w:themeColor="accent1" w:themeShade="BF"/>
-            <w:sz w:val="28"/>
-            <w:szCs w:val="28"/>
-            <w:lang w:val="en-US"/>
-            <w:rPrChange w:id="119" w:author="Microsoft Office User" w:date="2026-01-15T20:02:00Z" w16du:dateUtc="2026-01-15T19:02:00Z">
+      <w:ins w:id="121" w:author="Microsoft Office User" w:date="2026-01-15T19:25:00Z" w16du:dateUtc="2026-01-15T18:25:00Z">
+        <w:r>
+          <w:rPr>
+            <w:color w:val="2F5496" w:themeColor="accent1" w:themeShade="BF"/>
+            <w:sz w:val="28"/>
+            <w:szCs w:val="28"/>
+            <w:lang w:val="en-US"/>
+            <w:rPrChange w:id="122" w:author="Microsoft Office User" w:date="2026-01-15T20:02:00Z" w16du:dateUtc="2026-01-15T19:02:00Z">
               <w:rPr>
                 <w:sz w:val="28"/>
                 <w:szCs w:val="28"/>
@@ -1238,14 +1288,14 @@
           <w:t xml:space="preserve"> in </w:t>
         </w:r>
       </w:ins>
-      <w:ins w:id="120" w:author="Microsoft Office User" w:date="2026-01-15T15:26:00Z" w16du:dateUtc="2026-01-15T14:26:00Z">
-        <w:r>
-          <w:rPr>
-            <w:color w:val="2F5496" w:themeColor="accent1" w:themeShade="BF"/>
-            <w:sz w:val="28"/>
-            <w:szCs w:val="28"/>
-            <w:lang w:val="en-US"/>
-            <w:rPrChange w:id="121" w:author="Microsoft Office User" w:date="2026-01-15T20:02:00Z" w16du:dateUtc="2026-01-15T19:02:00Z">
+      <w:ins w:id="123" w:author="Microsoft Office User" w:date="2026-01-15T15:26:00Z" w16du:dateUtc="2026-01-15T14:26:00Z">
+        <w:r>
+          <w:rPr>
+            <w:color w:val="2F5496" w:themeColor="accent1" w:themeShade="BF"/>
+            <w:sz w:val="28"/>
+            <w:szCs w:val="28"/>
+            <w:lang w:val="en-US"/>
+            <w:rPrChange w:id="124" w:author="Microsoft Office User" w:date="2026-01-15T20:02:00Z" w16du:dateUtc="2026-01-15T19:02:00Z">
               <w:rPr>
                 <w:sz w:val="28"/>
                 <w:szCs w:val="28"/>
@@ -1256,14 +1306,14 @@
           <w:t xml:space="preserve">Section </w:t>
         </w:r>
       </w:ins>
-      <w:ins w:id="122" w:author="Microsoft Office User" w:date="2026-01-15T19:24:00Z" w16du:dateUtc="2026-01-15T18:24:00Z">
-        <w:r>
-          <w:rPr>
-            <w:color w:val="2F5496" w:themeColor="accent1" w:themeShade="BF"/>
-            <w:sz w:val="28"/>
-            <w:szCs w:val="28"/>
-            <w:lang w:val="en-US"/>
-            <w:rPrChange w:id="123" w:author="Microsoft Office User" w:date="2026-01-15T20:02:00Z" w16du:dateUtc="2026-01-15T19:02:00Z">
+      <w:ins w:id="125" w:author="Microsoft Office User" w:date="2026-01-15T19:24:00Z" w16du:dateUtc="2026-01-15T18:24:00Z">
+        <w:r>
+          <w:rPr>
+            <w:color w:val="2F5496" w:themeColor="accent1" w:themeShade="BF"/>
+            <w:sz w:val="28"/>
+            <w:szCs w:val="28"/>
+            <w:lang w:val="en-US"/>
+            <w:rPrChange w:id="126" w:author="Microsoft Office User" w:date="2026-01-15T20:02:00Z" w16du:dateUtc="2026-01-15T19:02:00Z">
               <w:rPr>
                 <w:sz w:val="28"/>
                 <w:szCs w:val="28"/>
@@ -1274,14 +1324,14 @@
           <w:t xml:space="preserve">2 </w:t>
         </w:r>
       </w:ins>
-      <w:ins w:id="124" w:author="Microsoft Office User" w:date="2026-01-15T15:26:00Z" w16du:dateUtc="2026-01-15T14:26:00Z">
-        <w:r>
-          <w:rPr>
-            <w:color w:val="2F5496" w:themeColor="accent1" w:themeShade="BF"/>
-            <w:sz w:val="28"/>
-            <w:szCs w:val="28"/>
-            <w:lang w:val="en-US"/>
-            <w:rPrChange w:id="125" w:author="Microsoft Office User" w:date="2026-01-15T20:02:00Z" w16du:dateUtc="2026-01-15T19:02:00Z">
+      <w:ins w:id="127" w:author="Microsoft Office User" w:date="2026-01-15T15:26:00Z" w16du:dateUtc="2026-01-15T14:26:00Z">
+        <w:r>
+          <w:rPr>
+            <w:color w:val="2F5496" w:themeColor="accent1" w:themeShade="BF"/>
+            <w:sz w:val="28"/>
+            <w:szCs w:val="28"/>
+            <w:lang w:val="en-US"/>
+            <w:rPrChange w:id="128" w:author="Microsoft Office User" w:date="2026-01-15T20:02:00Z" w16du:dateUtc="2026-01-15T19:02:00Z">
               <w:rPr>
                 <w:sz w:val="28"/>
                 <w:szCs w:val="28"/>
@@ -1292,14 +1342,14 @@
           <w:t xml:space="preserve">– in particular </w:t>
         </w:r>
       </w:ins>
-      <w:ins w:id="126" w:author="Microsoft Office User" w:date="2026-01-15T19:24:00Z" w16du:dateUtc="2026-01-15T18:24:00Z">
-        <w:r>
-          <w:rPr>
-            <w:color w:val="2F5496" w:themeColor="accent1" w:themeShade="BF"/>
-            <w:sz w:val="28"/>
-            <w:szCs w:val="28"/>
-            <w:lang w:val="en-US"/>
-            <w:rPrChange w:id="127" w:author="Microsoft Office User" w:date="2026-01-15T20:02:00Z" w16du:dateUtc="2026-01-15T19:02:00Z">
+      <w:ins w:id="129" w:author="Microsoft Office User" w:date="2026-01-15T19:24:00Z" w16du:dateUtc="2026-01-15T18:24:00Z">
+        <w:r>
+          <w:rPr>
+            <w:color w:val="2F5496" w:themeColor="accent1" w:themeShade="BF"/>
+            <w:sz w:val="28"/>
+            <w:szCs w:val="28"/>
+            <w:lang w:val="en-US"/>
+            <w:rPrChange w:id="130" w:author="Microsoft Office User" w:date="2026-01-15T20:02:00Z" w16du:dateUtc="2026-01-15T19:02:00Z">
               <w:rPr>
                 <w:sz w:val="28"/>
                 <w:szCs w:val="28"/>
@@ -1310,14 +1360,14 @@
           <w:t>in</w:t>
         </w:r>
       </w:ins>
-      <w:ins w:id="128" w:author="Microsoft Office User" w:date="2026-01-15T15:26:00Z" w16du:dateUtc="2026-01-15T14:26:00Z">
-        <w:r>
-          <w:rPr>
-            <w:color w:val="2F5496" w:themeColor="accent1" w:themeShade="BF"/>
-            <w:sz w:val="28"/>
-            <w:szCs w:val="28"/>
-            <w:lang w:val="en-US"/>
-            <w:rPrChange w:id="129" w:author="Microsoft Office User" w:date="2026-01-15T20:02:00Z" w16du:dateUtc="2026-01-15T19:02:00Z">
+      <w:ins w:id="131" w:author="Microsoft Office User" w:date="2026-01-15T15:26:00Z" w16du:dateUtc="2026-01-15T14:26:00Z">
+        <w:r>
+          <w:rPr>
+            <w:color w:val="2F5496" w:themeColor="accent1" w:themeShade="BF"/>
+            <w:sz w:val="28"/>
+            <w:szCs w:val="28"/>
+            <w:lang w:val="en-US"/>
+            <w:rPrChange w:id="132" w:author="Microsoft Office User" w:date="2026-01-15T20:02:00Z" w16du:dateUtc="2026-01-15T19:02:00Z">
               <w:rPr>
                 <w:sz w:val="28"/>
                 <w:szCs w:val="28"/>
@@ -1328,14 +1378,14 @@
           <w:t xml:space="preserve"> </w:t>
         </w:r>
       </w:ins>
-      <w:ins w:id="130" w:author="Microsoft Office User" w:date="2026-01-15T15:33:00Z" w16du:dateUtc="2026-01-15T14:33:00Z">
-        <w:r>
-          <w:rPr>
-            <w:color w:val="2F5496" w:themeColor="accent1" w:themeShade="BF"/>
-            <w:sz w:val="28"/>
-            <w:szCs w:val="28"/>
-            <w:lang w:val="en-US"/>
-            <w:rPrChange w:id="131" w:author="Microsoft Office User" w:date="2026-01-15T20:02:00Z" w16du:dateUtc="2026-01-15T19:02:00Z">
+      <w:ins w:id="133" w:author="Microsoft Office User" w:date="2026-01-15T15:33:00Z" w16du:dateUtc="2026-01-15T14:33:00Z">
+        <w:r>
+          <w:rPr>
+            <w:color w:val="2F5496" w:themeColor="accent1" w:themeShade="BF"/>
+            <w:sz w:val="28"/>
+            <w:szCs w:val="28"/>
+            <w:lang w:val="en-US"/>
+            <w:rPrChange w:id="134" w:author="Microsoft Office User" w:date="2026-01-15T20:02:00Z" w16du:dateUtc="2026-01-15T19:02:00Z">
               <w:rPr>
                 <w:sz w:val="28"/>
                 <w:szCs w:val="28"/>
@@ -1346,14 +1396,14 @@
           <w:t xml:space="preserve">Section 2.2 and Table 1. </w:t>
         </w:r>
       </w:ins>
-      <w:ins w:id="132" w:author="Microsoft Office User" w:date="2026-01-15T15:34:00Z" w16du:dateUtc="2026-01-15T14:34:00Z">
-        <w:r>
-          <w:rPr>
-            <w:color w:val="2F5496" w:themeColor="accent1" w:themeShade="BF"/>
-            <w:sz w:val="28"/>
-            <w:szCs w:val="28"/>
-            <w:lang w:val="en-US"/>
-            <w:rPrChange w:id="133" w:author="Microsoft Office User" w:date="2026-01-15T20:02:00Z" w16du:dateUtc="2026-01-15T19:02:00Z">
+      <w:ins w:id="135" w:author="Microsoft Office User" w:date="2026-01-15T15:34:00Z" w16du:dateUtc="2026-01-15T14:34:00Z">
+        <w:r>
+          <w:rPr>
+            <w:color w:val="2F5496" w:themeColor="accent1" w:themeShade="BF"/>
+            <w:sz w:val="28"/>
+            <w:szCs w:val="28"/>
+            <w:lang w:val="en-US"/>
+            <w:rPrChange w:id="136" w:author="Microsoft Office User" w:date="2026-01-15T20:02:00Z" w16du:dateUtc="2026-01-15T19:02:00Z">
               <w:rPr>
                 <w:sz w:val="28"/>
                 <w:szCs w:val="28"/>
@@ -1364,14 +1414,14 @@
           <w:t>The goal graph from Fig</w:t>
         </w:r>
       </w:ins>
-      <w:ins w:id="134" w:author="Microsoft Office User" w:date="2026-01-15T19:25:00Z" w16du:dateUtc="2026-01-15T18:25:00Z">
-        <w:r>
-          <w:rPr>
-            <w:color w:val="2F5496" w:themeColor="accent1" w:themeShade="BF"/>
-            <w:sz w:val="28"/>
-            <w:szCs w:val="28"/>
-            <w:lang w:val="en-US"/>
-            <w:rPrChange w:id="135" w:author="Microsoft Office User" w:date="2026-01-15T20:02:00Z" w16du:dateUtc="2026-01-15T19:02:00Z">
+      <w:ins w:id="137" w:author="Microsoft Office User" w:date="2026-01-15T19:25:00Z" w16du:dateUtc="2026-01-15T18:25:00Z">
+        <w:r>
+          <w:rPr>
+            <w:color w:val="2F5496" w:themeColor="accent1" w:themeShade="BF"/>
+            <w:sz w:val="28"/>
+            <w:szCs w:val="28"/>
+            <w:lang w:val="en-US"/>
+            <w:rPrChange w:id="138" w:author="Microsoft Office User" w:date="2026-01-15T20:02:00Z" w16du:dateUtc="2026-01-15T19:02:00Z">
               <w:rPr>
                 <w:sz w:val="28"/>
                 <w:szCs w:val="28"/>
@@ -1382,14 +1432,14 @@
           <w:t>.</w:t>
         </w:r>
       </w:ins>
-      <w:ins w:id="136" w:author="Microsoft Office User" w:date="2026-01-15T15:34:00Z" w16du:dateUtc="2026-01-15T14:34:00Z">
-        <w:r>
-          <w:rPr>
-            <w:color w:val="2F5496" w:themeColor="accent1" w:themeShade="BF"/>
-            <w:sz w:val="28"/>
-            <w:szCs w:val="28"/>
-            <w:lang w:val="en-US"/>
-            <w:rPrChange w:id="137" w:author="Microsoft Office User" w:date="2026-01-15T20:02:00Z" w16du:dateUtc="2026-01-15T19:02:00Z">
+      <w:ins w:id="139" w:author="Microsoft Office User" w:date="2026-01-15T15:34:00Z" w16du:dateUtc="2026-01-15T14:34:00Z">
+        <w:r>
+          <w:rPr>
+            <w:color w:val="2F5496" w:themeColor="accent1" w:themeShade="BF"/>
+            <w:sz w:val="28"/>
+            <w:szCs w:val="28"/>
+            <w:lang w:val="en-US"/>
+            <w:rPrChange w:id="140" w:author="Microsoft Office User" w:date="2026-01-15T20:02:00Z" w16du:dateUtc="2026-01-15T19:02:00Z">
               <w:rPr>
                 <w:sz w:val="28"/>
                 <w:szCs w:val="28"/>
@@ -1405,7 +1455,7 @@
             <w:sz w:val="28"/>
             <w:szCs w:val="28"/>
             <w:lang w:val="en-US"/>
-            <w:rPrChange w:id="138" w:author="Microsoft Office User" w:date="2026-01-15T20:02:00Z" w16du:dateUtc="2026-01-15T19:02:00Z">
+            <w:rPrChange w:id="141" w:author="Microsoft Office User" w:date="2026-01-15T20:02:00Z" w16du:dateUtc="2026-01-15T19:02:00Z">
               <w:rPr>
                 <w:sz w:val="28"/>
                 <w:szCs w:val="28"/>
@@ -1417,14 +1467,14 @@
           <w:t>goal’s dependen</w:t>
         </w:r>
       </w:ins>
-      <w:ins w:id="139" w:author="Microsoft Office User" w:date="2026-01-15T15:35:00Z" w16du:dateUtc="2026-01-15T14:35:00Z">
-        <w:r>
-          <w:rPr>
-            <w:color w:val="2F5496" w:themeColor="accent1" w:themeShade="BF"/>
-            <w:sz w:val="28"/>
-            <w:szCs w:val="28"/>
-            <w:lang w:val="en-US"/>
-            <w:rPrChange w:id="140" w:author="Microsoft Office User" w:date="2026-01-15T20:02:00Z" w16du:dateUtc="2026-01-15T19:02:00Z">
+      <w:ins w:id="142" w:author="Microsoft Office User" w:date="2026-01-15T15:35:00Z" w16du:dateUtc="2026-01-15T14:35:00Z">
+        <w:r>
+          <w:rPr>
+            <w:color w:val="2F5496" w:themeColor="accent1" w:themeShade="BF"/>
+            <w:sz w:val="28"/>
+            <w:szCs w:val="28"/>
+            <w:lang w:val="en-US"/>
+            <w:rPrChange w:id="143" w:author="Microsoft Office User" w:date="2026-01-15T20:02:00Z" w16du:dateUtc="2026-01-15T19:02:00Z">
               <w:rPr>
                 <w:sz w:val="28"/>
                 <w:szCs w:val="28"/>
@@ -1435,14 +1485,14 @@
           <w:t>c</w:t>
         </w:r>
       </w:ins>
-      <w:ins w:id="141" w:author="Microsoft Office User" w:date="2026-01-15T15:34:00Z" w16du:dateUtc="2026-01-15T14:34:00Z">
-        <w:r>
-          <w:rPr>
-            <w:color w:val="2F5496" w:themeColor="accent1" w:themeShade="BF"/>
-            <w:sz w:val="28"/>
-            <w:szCs w:val="28"/>
-            <w:lang w:val="en-US"/>
-            <w:rPrChange w:id="142" w:author="Microsoft Office User" w:date="2026-01-15T20:02:00Z" w16du:dateUtc="2026-01-15T19:02:00Z">
+      <w:ins w:id="144" w:author="Microsoft Office User" w:date="2026-01-15T15:34:00Z" w16du:dateUtc="2026-01-15T14:34:00Z">
+        <w:r>
+          <w:rPr>
+            <w:color w:val="2F5496" w:themeColor="accent1" w:themeShade="BF"/>
+            <w:sz w:val="28"/>
+            <w:szCs w:val="28"/>
+            <w:lang w:val="en-US"/>
+            <w:rPrChange w:id="145" w:author="Microsoft Office User" w:date="2026-01-15T20:02:00Z" w16du:dateUtc="2026-01-15T19:02:00Z">
               <w:rPr>
                 <w:sz w:val="28"/>
                 <w:szCs w:val="28"/>
@@ -1453,14 +1503,14 @@
           <w:t xml:space="preserve">ies define the order </w:t>
         </w:r>
       </w:ins>
-      <w:ins w:id="143" w:author="Microsoft Office User" w:date="2026-01-15T15:35:00Z" w16du:dateUtc="2026-01-15T14:35:00Z">
-        <w:r>
-          <w:rPr>
-            <w:color w:val="2F5496" w:themeColor="accent1" w:themeShade="BF"/>
-            <w:sz w:val="28"/>
-            <w:szCs w:val="28"/>
-            <w:lang w:val="en-US"/>
-            <w:rPrChange w:id="144" w:author="Microsoft Office User" w:date="2026-01-15T20:02:00Z" w16du:dateUtc="2026-01-15T19:02:00Z">
+      <w:ins w:id="146" w:author="Microsoft Office User" w:date="2026-01-15T15:35:00Z" w16du:dateUtc="2026-01-15T14:35:00Z">
+        <w:r>
+          <w:rPr>
+            <w:color w:val="2F5496" w:themeColor="accent1" w:themeShade="BF"/>
+            <w:sz w:val="28"/>
+            <w:szCs w:val="28"/>
+            <w:lang w:val="en-US"/>
+            <w:rPrChange w:id="147" w:author="Microsoft Office User" w:date="2026-01-15T20:02:00Z" w16du:dateUtc="2026-01-15T19:02:00Z">
               <w:rPr>
                 <w:sz w:val="28"/>
                 <w:szCs w:val="28"/>
@@ -1471,14 +1521,14 @@
           <w:t xml:space="preserve">in which the goals are executed. The </w:t>
         </w:r>
       </w:ins>
-      <w:ins w:id="145" w:author="Microsoft Office User" w:date="2026-01-15T15:36:00Z" w16du:dateUtc="2026-01-15T14:36:00Z">
-        <w:r>
-          <w:rPr>
-            <w:color w:val="2F5496" w:themeColor="accent1" w:themeShade="BF"/>
-            <w:sz w:val="28"/>
-            <w:szCs w:val="28"/>
-            <w:lang w:val="en-US"/>
-            <w:rPrChange w:id="146" w:author="Microsoft Office User" w:date="2026-01-15T20:02:00Z" w16du:dateUtc="2026-01-15T19:02:00Z">
+      <w:ins w:id="148" w:author="Microsoft Office User" w:date="2026-01-15T15:36:00Z" w16du:dateUtc="2026-01-15T14:36:00Z">
+        <w:r>
+          <w:rPr>
+            <w:color w:val="2F5496" w:themeColor="accent1" w:themeShade="BF"/>
+            <w:sz w:val="28"/>
+            <w:szCs w:val="28"/>
+            <w:lang w:val="en-US"/>
+            <w:rPrChange w:id="149" w:author="Microsoft Office User" w:date="2026-01-15T20:02:00Z" w16du:dateUtc="2026-01-15T19:02:00Z">
               <w:rPr>
                 <w:sz w:val="28"/>
                 <w:szCs w:val="28"/>
@@ -1489,14 +1539,14 @@
           <w:t xml:space="preserve">read classification algorithm is </w:t>
         </w:r>
       </w:ins>
-      <w:ins w:id="147" w:author="Microsoft Office User" w:date="2026-01-15T19:25:00Z" w16du:dateUtc="2026-01-15T18:25:00Z">
-        <w:r>
-          <w:rPr>
-            <w:color w:val="2F5496" w:themeColor="accent1" w:themeShade="BF"/>
-            <w:sz w:val="28"/>
-            <w:szCs w:val="28"/>
-            <w:lang w:val="en-US"/>
-            <w:rPrChange w:id="148" w:author="Microsoft Office User" w:date="2026-01-15T20:02:00Z" w16du:dateUtc="2026-01-15T19:02:00Z">
+      <w:ins w:id="150" w:author="Microsoft Office User" w:date="2026-01-15T19:25:00Z" w16du:dateUtc="2026-01-15T18:25:00Z">
+        <w:r>
+          <w:rPr>
+            <w:color w:val="2F5496" w:themeColor="accent1" w:themeShade="BF"/>
+            <w:sz w:val="28"/>
+            <w:szCs w:val="28"/>
+            <w:lang w:val="en-US"/>
+            <w:rPrChange w:id="151" w:author="Microsoft Office User" w:date="2026-01-15T20:02:00Z" w16du:dateUtc="2026-01-15T19:02:00Z">
               <w:rPr>
                 <w:sz w:val="28"/>
                 <w:szCs w:val="28"/>
@@ -1507,14 +1557,14 @@
           <w:t xml:space="preserve">briefly </w:t>
         </w:r>
       </w:ins>
-      <w:ins w:id="149" w:author="Microsoft Office User" w:date="2026-01-15T15:36:00Z" w16du:dateUtc="2026-01-15T14:36:00Z">
-        <w:r>
-          <w:rPr>
-            <w:color w:val="2F5496" w:themeColor="accent1" w:themeShade="BF"/>
-            <w:sz w:val="28"/>
-            <w:szCs w:val="28"/>
-            <w:lang w:val="en-US"/>
-            <w:rPrChange w:id="150" w:author="Microsoft Office User" w:date="2026-01-15T20:02:00Z" w16du:dateUtc="2026-01-15T19:02:00Z">
+      <w:ins w:id="152" w:author="Microsoft Office User" w:date="2026-01-15T15:36:00Z" w16du:dateUtc="2026-01-15T14:36:00Z">
+        <w:r>
+          <w:rPr>
+            <w:color w:val="2F5496" w:themeColor="accent1" w:themeShade="BF"/>
+            <w:sz w:val="28"/>
+            <w:szCs w:val="28"/>
+            <w:lang w:val="en-US"/>
+            <w:rPrChange w:id="153" w:author="Microsoft Office User" w:date="2026-01-15T20:02:00Z" w16du:dateUtc="2026-01-15T19:02:00Z">
               <w:rPr>
                 <w:sz w:val="28"/>
                 <w:szCs w:val="28"/>
@@ -1525,14 +1575,14 @@
           <w:t>exp</w:t>
         </w:r>
       </w:ins>
-      <w:ins w:id="151" w:author="Microsoft Office User" w:date="2026-01-15T15:37:00Z" w16du:dateUtc="2026-01-15T14:37:00Z">
-        <w:r>
-          <w:rPr>
-            <w:color w:val="2F5496" w:themeColor="accent1" w:themeShade="BF"/>
-            <w:sz w:val="28"/>
-            <w:szCs w:val="28"/>
-            <w:lang w:val="en-US"/>
-            <w:rPrChange w:id="152" w:author="Microsoft Office User" w:date="2026-01-15T20:02:00Z" w16du:dateUtc="2026-01-15T19:02:00Z">
+      <w:ins w:id="154" w:author="Microsoft Office User" w:date="2026-01-15T15:37:00Z" w16du:dateUtc="2026-01-15T14:37:00Z">
+        <w:r>
+          <w:rPr>
+            <w:color w:val="2F5496" w:themeColor="accent1" w:themeShade="BF"/>
+            <w:sz w:val="28"/>
+            <w:szCs w:val="28"/>
+            <w:lang w:val="en-US"/>
+            <w:rPrChange w:id="155" w:author="Microsoft Office User" w:date="2026-01-15T20:02:00Z" w16du:dateUtc="2026-01-15T19:02:00Z">
               <w:rPr>
                 <w:sz w:val="28"/>
                 <w:szCs w:val="28"/>
@@ -1548,14 +1598,14 @@
       <w:pPr>
         <w:pStyle w:val="u-mb-24"/>
         <w:rPr>
-          <w:ins w:id="153" w:author="Microsoft Office User" w:date="2026-01-15T15:40:00Z" w16du:dateUtc="2026-01-15T14:40:00Z"/>
+          <w:ins w:id="156" w:author="Microsoft Office User" w:date="2026-01-15T15:40:00Z" w16du:dateUtc="2026-01-15T14:40:00Z"/>
           <w:color w:val="2F5496" w:themeColor="accent1" w:themeShade="BF"/>
           <w:sz w:val="28"/>
           <w:szCs w:val="28"/>
           <w:lang w:val="en-US"/>
-          <w:rPrChange w:id="154" w:author="Microsoft Office User" w:date="2026-01-15T20:02:00Z" w16du:dateUtc="2026-01-15T19:02:00Z">
+          <w:rPrChange w:id="157" w:author="Microsoft Office User" w:date="2026-01-15T20:02:00Z" w16du:dateUtc="2026-01-15T19:02:00Z">
             <w:rPr>
-              <w:ins w:id="155" w:author="Microsoft Office User" w:date="2026-01-15T15:40:00Z" w16du:dateUtc="2026-01-15T14:40:00Z"/>
+              <w:ins w:id="158" w:author="Microsoft Office User" w:date="2026-01-15T15:40:00Z" w16du:dateUtc="2026-01-15T14:40:00Z"/>
               <w:sz w:val="28"/>
               <w:szCs w:val="28"/>
               <w:lang w:val="en-US"/>
@@ -1563,14 +1613,14 @@
           </w:rPrChange>
         </w:rPr>
       </w:pPr>
-      <w:ins w:id="156" w:author="Microsoft Office User" w:date="2026-01-15T15:38:00Z" w16du:dateUtc="2026-01-15T14:38:00Z">
-        <w:r>
-          <w:rPr>
-            <w:color w:val="2F5496" w:themeColor="accent1" w:themeShade="BF"/>
-            <w:sz w:val="28"/>
-            <w:szCs w:val="28"/>
-            <w:lang w:val="en-US"/>
-            <w:rPrChange w:id="157" w:author="Microsoft Office User" w:date="2026-01-15T20:02:00Z" w16du:dateUtc="2026-01-15T19:02:00Z">
+      <w:ins w:id="159" w:author="Microsoft Office User" w:date="2026-01-15T15:38:00Z" w16du:dateUtc="2026-01-15T14:38:00Z">
+        <w:r>
+          <w:rPr>
+            <w:color w:val="2F5496" w:themeColor="accent1" w:themeShade="BF"/>
+            <w:sz w:val="28"/>
+            <w:szCs w:val="28"/>
+            <w:lang w:val="en-US"/>
+            <w:rPrChange w:id="160" w:author="Microsoft Office User" w:date="2026-01-15T20:02:00Z" w16du:dateUtc="2026-01-15T19:02:00Z">
               <w:rPr>
                 <w:sz w:val="28"/>
                 <w:szCs w:val="28"/>
@@ -1581,14 +1631,14 @@
           <w:t>In case you mean “</w:t>
         </w:r>
       </w:ins>
-      <w:ins w:id="158" w:author="Microsoft Office User" w:date="2026-01-15T15:37:00Z" w16du:dateUtc="2026-01-15T14:37:00Z">
-        <w:r>
-          <w:rPr>
-            <w:color w:val="2F5496" w:themeColor="accent1" w:themeShade="BF"/>
-            <w:sz w:val="28"/>
-            <w:szCs w:val="28"/>
-            <w:lang w:val="en-US"/>
-            <w:rPrChange w:id="159" w:author="Microsoft Office User" w:date="2026-01-15T20:02:00Z" w16du:dateUtc="2026-01-15T19:02:00Z">
+      <w:ins w:id="161" w:author="Microsoft Office User" w:date="2026-01-15T15:37:00Z" w16du:dateUtc="2026-01-15T14:37:00Z">
+        <w:r>
+          <w:rPr>
+            <w:color w:val="2F5496" w:themeColor="accent1" w:themeShade="BF"/>
+            <w:sz w:val="28"/>
+            <w:szCs w:val="28"/>
+            <w:lang w:val="en-US"/>
+            <w:rPrChange w:id="162" w:author="Microsoft Office User" w:date="2026-01-15T20:02:00Z" w16du:dateUtc="2026-01-15T19:02:00Z">
               <w:rPr>
                 <w:sz w:val="28"/>
                 <w:szCs w:val="28"/>
@@ -1599,14 +1649,14 @@
           <w:t>use</w:t>
         </w:r>
       </w:ins>
-      <w:ins w:id="160" w:author="Microsoft Office User" w:date="2026-01-15T15:38:00Z" w16du:dateUtc="2026-01-15T14:38:00Z">
-        <w:r>
-          <w:rPr>
-            <w:color w:val="2F5496" w:themeColor="accent1" w:themeShade="BF"/>
-            <w:sz w:val="28"/>
-            <w:szCs w:val="28"/>
-            <w:lang w:val="en-US"/>
-            <w:rPrChange w:id="161" w:author="Microsoft Office User" w:date="2026-01-15T20:02:00Z" w16du:dateUtc="2026-01-15T19:02:00Z">
+      <w:ins w:id="163" w:author="Microsoft Office User" w:date="2026-01-15T15:38:00Z" w16du:dateUtc="2026-01-15T14:38:00Z">
+        <w:r>
+          <w:rPr>
+            <w:color w:val="2F5496" w:themeColor="accent1" w:themeShade="BF"/>
+            <w:sz w:val="28"/>
+            <w:szCs w:val="28"/>
+            <w:lang w:val="en-US"/>
+            <w:rPrChange w:id="164" w:author="Microsoft Office User" w:date="2026-01-15T20:02:00Z" w16du:dateUtc="2026-01-15T19:02:00Z">
               <w:rPr>
                 <w:sz w:val="28"/>
                 <w:szCs w:val="28"/>
@@ -1617,14 +1667,14 @@
           <w:t xml:space="preserve">fulness” by “use”: The usefulness is established via the </w:t>
         </w:r>
       </w:ins>
-      <w:ins w:id="162" w:author="Microsoft Office User" w:date="2026-01-15T15:39:00Z" w16du:dateUtc="2026-01-15T14:39:00Z">
-        <w:r>
-          <w:rPr>
-            <w:color w:val="2F5496" w:themeColor="accent1" w:themeShade="BF"/>
-            <w:sz w:val="28"/>
-            <w:szCs w:val="28"/>
-            <w:lang w:val="en-US"/>
-            <w:rPrChange w:id="163" w:author="Microsoft Office User" w:date="2026-01-15T20:02:00Z" w16du:dateUtc="2026-01-15T19:02:00Z">
+      <w:ins w:id="165" w:author="Microsoft Office User" w:date="2026-01-15T15:39:00Z" w16du:dateUtc="2026-01-15T14:39:00Z">
+        <w:r>
+          <w:rPr>
+            <w:color w:val="2F5496" w:themeColor="accent1" w:themeShade="BF"/>
+            <w:sz w:val="28"/>
+            <w:szCs w:val="28"/>
+            <w:lang w:val="en-US"/>
+            <w:rPrChange w:id="166" w:author="Microsoft Office User" w:date="2026-01-15T20:02:00Z" w16du:dateUtc="2026-01-15T19:02:00Z">
               <w:rPr>
                 <w:sz w:val="28"/>
                 <w:szCs w:val="28"/>
@@ -1635,7 +1685,7 @@
           <w:t xml:space="preserve">extensive evaluation </w:t>
         </w:r>
       </w:ins>
-      <w:ins w:id="164" w:author="Microsoft Office User" w:date="2026-01-17T06:59:00Z" w16du:dateUtc="2026-01-17T05:59:00Z">
+      <w:ins w:id="167" w:author="Microsoft Office User" w:date="2026-01-17T06:59:00Z" w16du:dateUtc="2026-01-17T05:59:00Z">
         <w:r>
           <w:rPr>
             <w:color w:val="2F5496" w:themeColor="accent1" w:themeShade="BF"/>
@@ -1646,14 +1696,14 @@
           <w:t>and in particular</w:t>
         </w:r>
       </w:ins>
-      <w:ins w:id="165" w:author="Microsoft Office User" w:date="2026-01-15T15:39:00Z" w16du:dateUtc="2026-01-15T14:39:00Z">
-        <w:r>
-          <w:rPr>
-            <w:color w:val="2F5496" w:themeColor="accent1" w:themeShade="BF"/>
-            <w:sz w:val="28"/>
-            <w:szCs w:val="28"/>
-            <w:lang w:val="en-US"/>
-            <w:rPrChange w:id="166" w:author="Microsoft Office User" w:date="2026-01-15T20:02:00Z" w16du:dateUtc="2026-01-15T19:02:00Z">
+      <w:ins w:id="168" w:author="Microsoft Office User" w:date="2026-01-15T15:39:00Z" w16du:dateUtc="2026-01-15T14:39:00Z">
+        <w:r>
+          <w:rPr>
+            <w:color w:val="2F5496" w:themeColor="accent1" w:themeShade="BF"/>
+            <w:sz w:val="28"/>
+            <w:szCs w:val="28"/>
+            <w:lang w:val="en-US"/>
+            <w:rPrChange w:id="169" w:author="Microsoft Office User" w:date="2026-01-15T20:02:00Z" w16du:dateUtc="2026-01-15T19:02:00Z">
               <w:rPr>
                 <w:sz w:val="28"/>
                 <w:szCs w:val="28"/>
@@ -1664,14 +1714,14 @@
           <w:t xml:space="preserve"> via the example on Tick analy</w:t>
         </w:r>
       </w:ins>
-      <w:ins w:id="167" w:author="Microsoft Office User" w:date="2026-01-15T15:40:00Z" w16du:dateUtc="2026-01-15T14:40:00Z">
-        <w:r>
-          <w:rPr>
-            <w:color w:val="2F5496" w:themeColor="accent1" w:themeShade="BF"/>
-            <w:sz w:val="28"/>
-            <w:szCs w:val="28"/>
-            <w:lang w:val="en-US"/>
-            <w:rPrChange w:id="168" w:author="Microsoft Office User" w:date="2026-01-15T20:02:00Z" w16du:dateUtc="2026-01-15T19:02:00Z">
+      <w:ins w:id="170" w:author="Microsoft Office User" w:date="2026-01-15T15:40:00Z" w16du:dateUtc="2026-01-15T14:40:00Z">
+        <w:r>
+          <w:rPr>
+            <w:color w:val="2F5496" w:themeColor="accent1" w:themeShade="BF"/>
+            <w:sz w:val="28"/>
+            <w:szCs w:val="28"/>
+            <w:lang w:val="en-US"/>
+            <w:rPrChange w:id="171" w:author="Microsoft Office User" w:date="2026-01-15T20:02:00Z" w16du:dateUtc="2026-01-15T19:02:00Z">
               <w:rPr>
                 <w:sz w:val="28"/>
                 <w:szCs w:val="28"/>
@@ -1682,14 +1732,14 @@
           <w:t>sis</w:t>
         </w:r>
       </w:ins>
-      <w:ins w:id="169" w:author="Microsoft Office User" w:date="2026-01-15T15:39:00Z" w16du:dateUtc="2026-01-15T14:39:00Z">
-        <w:r>
-          <w:rPr>
-            <w:color w:val="2F5496" w:themeColor="accent1" w:themeShade="BF"/>
-            <w:sz w:val="28"/>
-            <w:szCs w:val="28"/>
-            <w:lang w:val="en-US"/>
-            <w:rPrChange w:id="170" w:author="Microsoft Office User" w:date="2026-01-15T20:02:00Z" w16du:dateUtc="2026-01-15T19:02:00Z">
+      <w:ins w:id="172" w:author="Microsoft Office User" w:date="2026-01-15T15:39:00Z" w16du:dateUtc="2026-01-15T14:39:00Z">
+        <w:r>
+          <w:rPr>
+            <w:color w:val="2F5496" w:themeColor="accent1" w:themeShade="BF"/>
+            <w:sz w:val="28"/>
+            <w:szCs w:val="28"/>
+            <w:lang w:val="en-US"/>
+            <w:rPrChange w:id="173" w:author="Microsoft Office User" w:date="2026-01-15T20:02:00Z" w16du:dateUtc="2026-01-15T19:02:00Z">
               <w:rPr>
                 <w:sz w:val="28"/>
                 <w:szCs w:val="28"/>
@@ -1705,14 +1755,14 @@
       <w:pPr>
         <w:pStyle w:val="u-mb-24"/>
         <w:rPr>
-          <w:ins w:id="171" w:author="Microsoft Office User" w:date="2026-01-15T15:46:00Z" w16du:dateUtc="2026-01-15T14:46:00Z"/>
+          <w:ins w:id="174" w:author="Microsoft Office User" w:date="2026-01-15T15:46:00Z" w16du:dateUtc="2026-01-15T14:46:00Z"/>
           <w:color w:val="2F5496" w:themeColor="accent1" w:themeShade="BF"/>
           <w:sz w:val="28"/>
           <w:szCs w:val="28"/>
           <w:lang w:val="en-US"/>
-          <w:rPrChange w:id="172" w:author="Microsoft Office User" w:date="2026-01-15T20:02:00Z" w16du:dateUtc="2026-01-15T19:02:00Z">
+          <w:rPrChange w:id="175" w:author="Microsoft Office User" w:date="2026-01-15T20:02:00Z" w16du:dateUtc="2026-01-15T19:02:00Z">
             <w:rPr>
-              <w:ins w:id="173" w:author="Microsoft Office User" w:date="2026-01-15T15:46:00Z" w16du:dateUtc="2026-01-15T14:46:00Z"/>
+              <w:ins w:id="176" w:author="Microsoft Office User" w:date="2026-01-15T15:46:00Z" w16du:dateUtc="2026-01-15T14:46:00Z"/>
               <w:sz w:val="28"/>
               <w:szCs w:val="28"/>
               <w:lang w:val="en-US"/>
@@ -1720,7 +1770,7 @@
           </w:rPrChange>
         </w:rPr>
       </w:pPr>
-      <w:ins w:id="174" w:author="Microsoft Office User" w:date="2026-01-17T06:59:00Z" w16du:dateUtc="2026-01-17T05:59:00Z">
+      <w:ins w:id="177" w:author="Microsoft Office User" w:date="2026-01-17T06:59:00Z" w16du:dateUtc="2026-01-17T05:59:00Z">
         <w:r>
           <w:rPr>
             <w:color w:val="2F5496" w:themeColor="accent1" w:themeShade="BF"/>
@@ -1731,14 +1781,14 @@
           <w:t xml:space="preserve">Regarding </w:t>
         </w:r>
       </w:ins>
-      <w:ins w:id="175" w:author="Microsoft Office User" w:date="2026-01-15T19:26:00Z" w16du:dateUtc="2026-01-15T18:26:00Z">
-        <w:r>
-          <w:rPr>
-            <w:color w:val="2F5496" w:themeColor="accent1" w:themeShade="BF"/>
-            <w:sz w:val="28"/>
-            <w:szCs w:val="28"/>
-            <w:lang w:val="en-US"/>
-            <w:rPrChange w:id="176" w:author="Microsoft Office User" w:date="2026-01-15T20:02:00Z" w16du:dateUtc="2026-01-15T19:02:00Z">
+      <w:ins w:id="178" w:author="Microsoft Office User" w:date="2026-01-15T19:26:00Z" w16du:dateUtc="2026-01-15T18:26:00Z">
+        <w:r>
+          <w:rPr>
+            <w:color w:val="2F5496" w:themeColor="accent1" w:themeShade="BF"/>
+            <w:sz w:val="28"/>
+            <w:szCs w:val="28"/>
+            <w:lang w:val="en-US"/>
+            <w:rPrChange w:id="179" w:author="Microsoft Office User" w:date="2026-01-15T20:02:00Z" w16du:dateUtc="2026-01-15T19:02:00Z">
               <w:rPr>
                 <w:sz w:val="28"/>
                 <w:szCs w:val="28"/>
@@ -1749,7 +1799,7 @@
           <w:t>“</w:t>
         </w:r>
       </w:ins>
-      <w:ins w:id="177" w:author="Microsoft Office User" w:date="2026-01-17T06:59:00Z" w16du:dateUtc="2026-01-17T05:59:00Z">
+      <w:ins w:id="180" w:author="Microsoft Office User" w:date="2026-01-17T06:59:00Z" w16du:dateUtc="2026-01-17T05:59:00Z">
         <w:r>
           <w:rPr>
             <w:color w:val="2F5496" w:themeColor="accent1" w:themeShade="BF"/>
@@ -1760,14 +1810,14 @@
           <w:t>i</w:t>
         </w:r>
       </w:ins>
-      <w:ins w:id="178" w:author="Microsoft Office User" w:date="2026-01-15T15:40:00Z" w16du:dateUtc="2026-01-15T14:40:00Z">
-        <w:r>
-          <w:rPr>
-            <w:color w:val="2F5496" w:themeColor="accent1" w:themeShade="BF"/>
-            <w:sz w:val="28"/>
-            <w:szCs w:val="28"/>
-            <w:lang w:val="en-US"/>
-            <w:rPrChange w:id="179" w:author="Microsoft Office User" w:date="2026-01-15T20:02:00Z" w16du:dateUtc="2026-01-15T19:02:00Z">
+      <w:ins w:id="181" w:author="Microsoft Office User" w:date="2026-01-15T15:40:00Z" w16du:dateUtc="2026-01-15T14:40:00Z">
+        <w:r>
+          <w:rPr>
+            <w:color w:val="2F5496" w:themeColor="accent1" w:themeShade="BF"/>
+            <w:sz w:val="28"/>
+            <w:szCs w:val="28"/>
+            <w:lang w:val="en-US"/>
+            <w:rPrChange w:id="182" w:author="Microsoft Office User" w:date="2026-01-15T20:02:00Z" w16du:dateUtc="2026-01-15T19:02:00Z">
               <w:rPr>
                 <w:sz w:val="28"/>
                 <w:szCs w:val="28"/>
@@ -1778,14 +1828,14 @@
           <w:t>nstructions of use</w:t>
         </w:r>
       </w:ins>
-      <w:ins w:id="180" w:author="Microsoft Office User" w:date="2026-01-15T19:26:00Z" w16du:dateUtc="2026-01-15T18:26:00Z">
-        <w:r>
-          <w:rPr>
-            <w:color w:val="2F5496" w:themeColor="accent1" w:themeShade="BF"/>
-            <w:sz w:val="28"/>
-            <w:szCs w:val="28"/>
-            <w:lang w:val="en-US"/>
-            <w:rPrChange w:id="181" w:author="Microsoft Office User" w:date="2026-01-15T20:02:00Z" w16du:dateUtc="2026-01-15T19:02:00Z">
+      <w:ins w:id="183" w:author="Microsoft Office User" w:date="2026-01-15T19:26:00Z" w16du:dateUtc="2026-01-15T18:26:00Z">
+        <w:r>
+          <w:rPr>
+            <w:color w:val="2F5496" w:themeColor="accent1" w:themeShade="BF"/>
+            <w:sz w:val="28"/>
+            <w:szCs w:val="28"/>
+            <w:lang w:val="en-US"/>
+            <w:rPrChange w:id="184" w:author="Microsoft Office User" w:date="2026-01-15T20:02:00Z" w16du:dateUtc="2026-01-15T19:02:00Z">
               <w:rPr>
                 <w:sz w:val="28"/>
                 <w:szCs w:val="28"/>
@@ -1796,14 +1846,14 @@
           <w:t>”</w:t>
         </w:r>
       </w:ins>
-      <w:ins w:id="182" w:author="Microsoft Office User" w:date="2026-01-15T15:40:00Z" w16du:dateUtc="2026-01-15T14:40:00Z">
-        <w:r>
-          <w:rPr>
-            <w:color w:val="2F5496" w:themeColor="accent1" w:themeShade="BF"/>
-            <w:sz w:val="28"/>
-            <w:szCs w:val="28"/>
-            <w:lang w:val="en-US"/>
-            <w:rPrChange w:id="183" w:author="Microsoft Office User" w:date="2026-01-15T20:02:00Z" w16du:dateUtc="2026-01-15T19:02:00Z">
+      <w:ins w:id="185" w:author="Microsoft Office User" w:date="2026-01-15T15:40:00Z" w16du:dateUtc="2026-01-15T14:40:00Z">
+        <w:r>
+          <w:rPr>
+            <w:color w:val="2F5496" w:themeColor="accent1" w:themeShade="BF"/>
+            <w:sz w:val="28"/>
+            <w:szCs w:val="28"/>
+            <w:lang w:val="en-US"/>
+            <w:rPrChange w:id="186" w:author="Microsoft Office User" w:date="2026-01-15T20:02:00Z" w16du:dateUtc="2026-01-15T19:02:00Z">
               <w:rPr>
                 <w:sz w:val="28"/>
                 <w:szCs w:val="28"/>
@@ -1814,14 +1864,14 @@
           <w:t>: T</w:t>
         </w:r>
       </w:ins>
-      <w:ins w:id="184" w:author="Microsoft Office User" w:date="2026-01-15T15:41:00Z" w16du:dateUtc="2026-01-15T14:41:00Z">
-        <w:r>
-          <w:rPr>
-            <w:color w:val="2F5496" w:themeColor="accent1" w:themeShade="BF"/>
-            <w:sz w:val="28"/>
-            <w:szCs w:val="28"/>
-            <w:lang w:val="en-US"/>
-            <w:rPrChange w:id="185" w:author="Microsoft Office User" w:date="2026-01-15T20:02:00Z" w16du:dateUtc="2026-01-15T19:02:00Z">
+      <w:ins w:id="187" w:author="Microsoft Office User" w:date="2026-01-15T15:41:00Z" w16du:dateUtc="2026-01-15T14:41:00Z">
+        <w:r>
+          <w:rPr>
+            <w:color w:val="2F5496" w:themeColor="accent1" w:themeShade="BF"/>
+            <w:sz w:val="28"/>
+            <w:szCs w:val="28"/>
+            <w:lang w:val="en-US"/>
+            <w:rPrChange w:id="188" w:author="Microsoft Office User" w:date="2026-01-15T20:02:00Z" w16du:dateUtc="2026-01-15T19:02:00Z">
               <w:rPr>
                 <w:sz w:val="28"/>
                 <w:szCs w:val="28"/>
@@ -1832,14 +1882,14 @@
           <w:t xml:space="preserve">hese are completely available online at </w:t>
         </w:r>
       </w:ins>
-      <w:ins w:id="186" w:author="Microsoft Office User" w:date="2026-01-15T15:53:00Z" w16du:dateUtc="2026-01-15T14:53:00Z">
-        <w:r>
-          <w:rPr>
-            <w:color w:val="2F5496" w:themeColor="accent1" w:themeShade="BF"/>
-            <w:sz w:val="28"/>
-            <w:szCs w:val="28"/>
-            <w:lang w:val="en-US"/>
-            <w:rPrChange w:id="187" w:author="Microsoft Office User" w:date="2026-01-15T20:02:00Z" w16du:dateUtc="2026-01-15T19:02:00Z">
+      <w:ins w:id="189" w:author="Microsoft Office User" w:date="2026-01-15T15:53:00Z" w16du:dateUtc="2026-01-15T14:53:00Z">
+        <w:r>
+          <w:rPr>
+            <w:color w:val="2F5496" w:themeColor="accent1" w:themeShade="BF"/>
+            <w:sz w:val="28"/>
+            <w:szCs w:val="28"/>
+            <w:lang w:val="en-US"/>
+            <w:rPrChange w:id="190" w:author="Microsoft Office User" w:date="2026-01-15T20:02:00Z" w16du:dateUtc="2026-01-15T19:02:00Z">
               <w:rPr>
                 <w:sz w:val="28"/>
                 <w:szCs w:val="28"/>
@@ -1850,14 +1900,14 @@
           <w:t xml:space="preserve">the </w:t>
         </w:r>
       </w:ins>
-      <w:ins w:id="188" w:author="Microsoft Office User" w:date="2026-01-15T15:41:00Z" w16du:dateUtc="2026-01-15T14:41:00Z">
-        <w:r>
-          <w:rPr>
-            <w:color w:val="2F5496" w:themeColor="accent1" w:themeShade="BF"/>
-            <w:sz w:val="28"/>
-            <w:szCs w:val="28"/>
-            <w:lang w:val="en-US"/>
-            <w:rPrChange w:id="189" w:author="Microsoft Office User" w:date="2026-01-15T20:02:00Z" w16du:dateUtc="2026-01-15T19:02:00Z">
+      <w:ins w:id="191" w:author="Microsoft Office User" w:date="2026-01-15T15:41:00Z" w16du:dateUtc="2026-01-15T14:41:00Z">
+        <w:r>
+          <w:rPr>
+            <w:color w:val="2F5496" w:themeColor="accent1" w:themeShade="BF"/>
+            <w:sz w:val="28"/>
+            <w:szCs w:val="28"/>
+            <w:lang w:val="en-US"/>
+            <w:rPrChange w:id="192" w:author="Microsoft Office User" w:date="2026-01-15T20:02:00Z" w16du:dateUtc="2026-01-15T19:02:00Z">
               <w:rPr>
                 <w:sz w:val="28"/>
                 <w:szCs w:val="28"/>
@@ -1868,14 +1918,14 @@
           <w:t xml:space="preserve">place where the source code is hosted, i.e. under </w:t>
         </w:r>
       </w:ins>
-      <w:ins w:id="190" w:author="Microsoft Office User" w:date="2026-01-15T15:42:00Z" w16du:dateUtc="2026-01-15T14:42:00Z">
-        <w:r>
-          <w:rPr>
-            <w:color w:val="2F5496" w:themeColor="accent1" w:themeShade="BF"/>
-            <w:sz w:val="28"/>
-            <w:szCs w:val="28"/>
-            <w:lang w:val="en-US"/>
-            <w:rPrChange w:id="191" w:author="Microsoft Office User" w:date="2026-01-15T20:02:00Z" w16du:dateUtc="2026-01-15T19:02:00Z">
+      <w:ins w:id="193" w:author="Microsoft Office User" w:date="2026-01-15T15:42:00Z" w16du:dateUtc="2026-01-15T14:42:00Z">
+        <w:r>
+          <w:rPr>
+            <w:color w:val="2F5496" w:themeColor="accent1" w:themeShade="BF"/>
+            <w:sz w:val="28"/>
+            <w:szCs w:val="28"/>
+            <w:lang w:val="en-US"/>
+            <w:rPrChange w:id="194" w:author="Microsoft Office User" w:date="2026-01-15T20:02:00Z" w16du:dateUtc="2026-01-15T19:02:00Z">
               <w:rPr>
                 <w:sz w:val="28"/>
                 <w:szCs w:val="28"/>
@@ -1891,7 +1941,7 @@
             <w:sz w:val="28"/>
             <w:szCs w:val="28"/>
             <w:lang w:val="en-US"/>
-            <w:rPrChange w:id="192" w:author="Microsoft Office User" w:date="2026-01-15T20:02:00Z" w16du:dateUtc="2026-01-15T19:02:00Z">
+            <w:rPrChange w:id="195" w:author="Microsoft Office User" w:date="2026-01-15T20:02:00Z" w16du:dateUtc="2026-01-15T19:02:00Z">
               <w:rPr>
                 <w:sz w:val="28"/>
                 <w:szCs w:val="28"/>
@@ -1907,7 +1957,7 @@
             <w:sz w:val="28"/>
             <w:szCs w:val="28"/>
             <w:lang w:val="en-US"/>
-            <w:rPrChange w:id="193" w:author="Microsoft Office User" w:date="2026-01-15T20:02:00Z" w16du:dateUtc="2026-01-15T19:02:00Z">
+            <w:rPrChange w:id="196" w:author="Microsoft Office User" w:date="2026-01-15T20:02:00Z" w16du:dateUtc="2026-01-15T19:02:00Z">
               <w:rPr>
                 <w:sz w:val="28"/>
                 <w:szCs w:val="28"/>
@@ -1920,7 +1970,7 @@
         <w:r>
           <w:rPr>
             <w:color w:val="2F5496" w:themeColor="accent1" w:themeShade="BF"/>
-            <w:rPrChange w:id="194" w:author="Microsoft Office User" w:date="2026-01-15T20:02:00Z" w16du:dateUtc="2026-01-15T19:02:00Z">
+            <w:rPrChange w:id="197" w:author="Microsoft Office User" w:date="2026-01-15T20:02:00Z" w16du:dateUtc="2026-01-15T19:02:00Z">
               <w:rPr>
                 <w:rStyle w:val="Hyperlink"/>
                 <w:sz w:val="28"/>
@@ -1937,7 +1987,7 @@
             <w:sz w:val="28"/>
             <w:szCs w:val="28"/>
             <w:lang w:val="en-US"/>
-            <w:rPrChange w:id="195" w:author="Microsoft Office User" w:date="2026-01-15T20:02:00Z" w16du:dateUtc="2026-01-15T19:02:00Z">
+            <w:rPrChange w:id="198" w:author="Microsoft Office User" w:date="2026-01-15T20:02:00Z" w16du:dateUtc="2026-01-15T19:02:00Z">
               <w:rPr>
                 <w:sz w:val="28"/>
                 <w:szCs w:val="28"/>
@@ -1953,22 +2003,15 @@
             <w:sz w:val="28"/>
             <w:szCs w:val="28"/>
             <w:lang w:val="en-US"/>
-            <w:rPrChange w:id="196" w:author="Microsoft Office User" w:date="2026-01-15T20:02:00Z" w16du:dateUtc="2026-01-15T19:02:00Z">
-              <w:rPr>
-                <w:sz w:val="28"/>
-                <w:szCs w:val="28"/>
-                <w:lang w:val="en-US"/>
-              </w:rPr>
-            </w:rPrChange>
-          </w:rPr>
-        </w:r>
-        <w:r>
-          <w:rPr>
-            <w:color w:val="2F5496" w:themeColor="accent1" w:themeShade="BF"/>
-            <w:sz w:val="28"/>
-            <w:szCs w:val="28"/>
-            <w:lang w:val="en-US"/>
-            <w:rPrChange w:id="197" w:author="Microsoft Office User" w:date="2026-01-15T20:02:00Z" w16du:dateUtc="2026-01-15T19:02:00Z">
+          </w:rPr>
+        </w:r>
+        <w:r>
+          <w:rPr>
+            <w:color w:val="2F5496" w:themeColor="accent1" w:themeShade="BF"/>
+            <w:sz w:val="28"/>
+            <w:szCs w:val="28"/>
+            <w:lang w:val="en-US"/>
+            <w:rPrChange w:id="199" w:author="Microsoft Office User" w:date="2026-01-15T20:02:00Z" w16du:dateUtc="2026-01-15T19:02:00Z">
               <w:rPr>
                 <w:sz w:val="28"/>
                 <w:szCs w:val="28"/>
@@ -1985,7 +2028,7 @@
             <w:sz w:val="28"/>
             <w:szCs w:val="28"/>
             <w:lang w:val="en-US"/>
-            <w:rPrChange w:id="198" w:author="Microsoft Office User" w:date="2026-01-15T20:02:00Z" w16du:dateUtc="2026-01-15T19:02:00Z">
+            <w:rPrChange w:id="200" w:author="Microsoft Office User" w:date="2026-01-15T20:02:00Z" w16du:dateUtc="2026-01-15T19:02:00Z">
               <w:rPr>
                 <w:rStyle w:val="Hyperlink"/>
                 <w:sz w:val="28"/>
@@ -2002,7 +2045,7 @@
             <w:sz w:val="28"/>
             <w:szCs w:val="28"/>
             <w:lang w:val="en-US"/>
-            <w:rPrChange w:id="199" w:author="Microsoft Office User" w:date="2026-01-15T20:02:00Z" w16du:dateUtc="2026-01-15T19:02:00Z">
+            <w:rPrChange w:id="201" w:author="Microsoft Office User" w:date="2026-01-15T20:02:00Z" w16du:dateUtc="2026-01-15T19:02:00Z">
               <w:rPr>
                 <w:sz w:val="28"/>
                 <w:szCs w:val="28"/>
@@ -2018,7 +2061,7 @@
             <w:sz w:val="28"/>
             <w:szCs w:val="28"/>
             <w:lang w:val="en-US"/>
-            <w:rPrChange w:id="200" w:author="Microsoft Office User" w:date="2026-01-15T20:02:00Z" w16du:dateUtc="2026-01-15T19:02:00Z">
+            <w:rPrChange w:id="202" w:author="Microsoft Office User" w:date="2026-01-15T20:02:00Z" w16du:dateUtc="2026-01-15T19:02:00Z">
               <w:rPr>
                 <w:sz w:val="28"/>
                 <w:szCs w:val="28"/>
@@ -2029,14 +2072,14 @@
           <w:t xml:space="preserve">”. </w:t>
         </w:r>
       </w:ins>
-      <w:ins w:id="201" w:author="Microsoft Office User" w:date="2026-01-15T19:27:00Z" w16du:dateUtc="2026-01-15T18:27:00Z">
-        <w:r>
-          <w:rPr>
-            <w:color w:val="2F5496" w:themeColor="accent1" w:themeShade="BF"/>
-            <w:sz w:val="28"/>
-            <w:szCs w:val="28"/>
-            <w:lang w:val="en-US"/>
-            <w:rPrChange w:id="202" w:author="Microsoft Office User" w:date="2026-01-15T20:02:00Z" w16du:dateUtc="2026-01-15T19:02:00Z">
+      <w:ins w:id="203" w:author="Microsoft Office User" w:date="2026-01-15T19:27:00Z" w16du:dateUtc="2026-01-15T18:27:00Z">
+        <w:r>
+          <w:rPr>
+            <w:color w:val="2F5496" w:themeColor="accent1" w:themeShade="BF"/>
+            <w:sz w:val="28"/>
+            <w:szCs w:val="28"/>
+            <w:lang w:val="en-US"/>
+            <w:rPrChange w:id="204" w:author="Microsoft Office User" w:date="2026-01-15T20:02:00Z" w16du:dateUtc="2026-01-15T19:02:00Z">
               <w:rPr>
                 <w:sz w:val="28"/>
                 <w:szCs w:val="28"/>
@@ -2047,14 +2090,14 @@
           <w:t>T</w:t>
         </w:r>
       </w:ins>
-      <w:ins w:id="203" w:author="Microsoft Office User" w:date="2026-01-15T15:42:00Z" w16du:dateUtc="2026-01-15T14:42:00Z">
-        <w:r>
-          <w:rPr>
-            <w:color w:val="2F5496" w:themeColor="accent1" w:themeShade="BF"/>
-            <w:sz w:val="28"/>
-            <w:szCs w:val="28"/>
-            <w:lang w:val="en-US"/>
-            <w:rPrChange w:id="204" w:author="Microsoft Office User" w:date="2026-01-15T20:02:00Z" w16du:dateUtc="2026-01-15T19:02:00Z">
+      <w:ins w:id="205" w:author="Microsoft Office User" w:date="2026-01-15T15:42:00Z" w16du:dateUtc="2026-01-15T14:42:00Z">
+        <w:r>
+          <w:rPr>
+            <w:color w:val="2F5496" w:themeColor="accent1" w:themeShade="BF"/>
+            <w:sz w:val="28"/>
+            <w:szCs w:val="28"/>
+            <w:lang w:val="en-US"/>
+            <w:rPrChange w:id="206" w:author="Microsoft Office User" w:date="2026-01-15T20:02:00Z" w16du:dateUtc="2026-01-15T19:02:00Z">
               <w:rPr>
                 <w:sz w:val="28"/>
                 <w:szCs w:val="28"/>
@@ -2065,7 +2108,7 @@
           <w:t xml:space="preserve">his </w:t>
         </w:r>
       </w:ins>
-      <w:ins w:id="205" w:author="Microsoft Office User" w:date="2026-01-15T20:06:00Z" w16du:dateUtc="2026-01-15T19:06:00Z">
+      <w:ins w:id="207" w:author="Microsoft Office User" w:date="2026-01-15T20:06:00Z" w16du:dateUtc="2026-01-15T19:06:00Z">
         <w:r>
           <w:rPr>
             <w:color w:val="2F5496" w:themeColor="accent1" w:themeShade="BF"/>
@@ -2076,14 +2119,14 @@
           <w:t xml:space="preserve">is </w:t>
         </w:r>
       </w:ins>
-      <w:ins w:id="206" w:author="Microsoft Office User" w:date="2026-01-15T15:42:00Z" w16du:dateUtc="2026-01-15T14:42:00Z">
-        <w:r>
-          <w:rPr>
-            <w:color w:val="2F5496" w:themeColor="accent1" w:themeShade="BF"/>
-            <w:sz w:val="28"/>
-            <w:szCs w:val="28"/>
-            <w:lang w:val="en-US"/>
-            <w:rPrChange w:id="207" w:author="Microsoft Office User" w:date="2026-01-15T20:02:00Z" w16du:dateUtc="2026-01-15T19:02:00Z">
+      <w:ins w:id="208" w:author="Microsoft Office User" w:date="2026-01-15T15:42:00Z" w16du:dateUtc="2026-01-15T14:42:00Z">
+        <w:r>
+          <w:rPr>
+            <w:color w:val="2F5496" w:themeColor="accent1" w:themeShade="BF"/>
+            <w:sz w:val="28"/>
+            <w:szCs w:val="28"/>
+            <w:lang w:val="en-US"/>
+            <w:rPrChange w:id="209" w:author="Microsoft Office User" w:date="2026-01-15T20:02:00Z" w16du:dateUtc="2026-01-15T19:02:00Z">
               <w:rPr>
                 <w:sz w:val="28"/>
                 <w:szCs w:val="28"/>
@@ -2094,14 +2137,14 @@
           <w:t xml:space="preserve">common practice </w:t>
         </w:r>
       </w:ins>
-      <w:ins w:id="208" w:author="Microsoft Office User" w:date="2026-01-15T19:27:00Z" w16du:dateUtc="2026-01-15T18:27:00Z">
-        <w:r>
-          <w:rPr>
-            <w:color w:val="2F5496" w:themeColor="accent1" w:themeShade="BF"/>
-            <w:sz w:val="28"/>
-            <w:szCs w:val="28"/>
-            <w:lang w:val="en-US"/>
-            <w:rPrChange w:id="209" w:author="Microsoft Office User" w:date="2026-01-15T20:02:00Z" w16du:dateUtc="2026-01-15T19:02:00Z">
+      <w:ins w:id="210" w:author="Microsoft Office User" w:date="2026-01-15T19:27:00Z" w16du:dateUtc="2026-01-15T18:27:00Z">
+        <w:r>
+          <w:rPr>
+            <w:color w:val="2F5496" w:themeColor="accent1" w:themeShade="BF"/>
+            <w:sz w:val="28"/>
+            <w:szCs w:val="28"/>
+            <w:lang w:val="en-US"/>
+            <w:rPrChange w:id="211" w:author="Microsoft Office User" w:date="2026-01-15T20:02:00Z" w16du:dateUtc="2026-01-15T19:02:00Z">
               <w:rPr>
                 <w:sz w:val="28"/>
                 <w:szCs w:val="28"/>
@@ -2112,14 +2155,14 @@
           <w:t>for many modern</w:t>
         </w:r>
       </w:ins>
-      <w:ins w:id="210" w:author="Microsoft Office User" w:date="2026-01-15T15:53:00Z" w16du:dateUtc="2026-01-15T14:53:00Z">
-        <w:r>
-          <w:rPr>
-            <w:color w:val="2F5496" w:themeColor="accent1" w:themeShade="BF"/>
-            <w:sz w:val="28"/>
-            <w:szCs w:val="28"/>
-            <w:lang w:val="en-US"/>
-            <w:rPrChange w:id="211" w:author="Microsoft Office User" w:date="2026-01-15T20:02:00Z" w16du:dateUtc="2026-01-15T19:02:00Z">
+      <w:ins w:id="212" w:author="Microsoft Office User" w:date="2026-01-15T15:53:00Z" w16du:dateUtc="2026-01-15T14:53:00Z">
+        <w:r>
+          <w:rPr>
+            <w:color w:val="2F5496" w:themeColor="accent1" w:themeShade="BF"/>
+            <w:sz w:val="28"/>
+            <w:szCs w:val="28"/>
+            <w:lang w:val="en-US"/>
+            <w:rPrChange w:id="213" w:author="Microsoft Office User" w:date="2026-01-15T20:02:00Z" w16du:dateUtc="2026-01-15T19:02:00Z">
               <w:rPr>
                 <w:sz w:val="28"/>
                 <w:szCs w:val="28"/>
@@ -2131,7 +2174,7 @@
         </w:r>
       </w:ins>
       <w:proofErr w:type="gramStart"/>
-      <w:ins w:id="212" w:author="Microsoft Office User" w:date="2026-01-17T06:59:00Z" w16du:dateUtc="2026-01-17T05:59:00Z">
+      <w:ins w:id="214" w:author="Microsoft Office User" w:date="2026-01-17T06:59:00Z" w16du:dateUtc="2026-01-17T05:59:00Z">
         <w:r>
           <w:rPr>
             <w:color w:val="2F5496" w:themeColor="accent1" w:themeShade="BF"/>
@@ -2142,14 +2185,14 @@
           <w:t>o</w:t>
         </w:r>
       </w:ins>
-      <w:ins w:id="213" w:author="Microsoft Office User" w:date="2026-01-15T15:53:00Z" w16du:dateUtc="2026-01-15T14:53:00Z">
-        <w:r>
-          <w:rPr>
-            <w:color w:val="2F5496" w:themeColor="accent1" w:themeShade="BF"/>
-            <w:sz w:val="28"/>
-            <w:szCs w:val="28"/>
-            <w:lang w:val="en-US"/>
-            <w:rPrChange w:id="214" w:author="Microsoft Office User" w:date="2026-01-15T20:02:00Z" w16du:dateUtc="2026-01-15T19:02:00Z">
+      <w:ins w:id="215" w:author="Microsoft Office User" w:date="2026-01-15T15:53:00Z" w16du:dateUtc="2026-01-15T14:53:00Z">
+        <w:r>
+          <w:rPr>
+            <w:color w:val="2F5496" w:themeColor="accent1" w:themeShade="BF"/>
+            <w:sz w:val="28"/>
+            <w:szCs w:val="28"/>
+            <w:lang w:val="en-US"/>
+            <w:rPrChange w:id="216" w:author="Microsoft Office User" w:date="2026-01-15T20:02:00Z" w16du:dateUtc="2026-01-15T19:02:00Z">
               <w:rPr>
                 <w:sz w:val="28"/>
                 <w:szCs w:val="28"/>
@@ -2160,7 +2203,7 @@
           <w:t xml:space="preserve">pen </w:t>
         </w:r>
       </w:ins>
-      <w:ins w:id="215" w:author="Microsoft Office User" w:date="2026-01-17T07:00:00Z" w16du:dateUtc="2026-01-17T06:00:00Z">
+      <w:ins w:id="217" w:author="Microsoft Office User" w:date="2026-01-17T07:00:00Z" w16du:dateUtc="2026-01-17T06:00:00Z">
         <w:r>
           <w:rPr>
             <w:color w:val="2F5496" w:themeColor="accent1" w:themeShade="BF"/>
@@ -2171,14 +2214,14 @@
           <w:t>s</w:t>
         </w:r>
       </w:ins>
-      <w:ins w:id="216" w:author="Microsoft Office User" w:date="2026-01-15T15:53:00Z" w16du:dateUtc="2026-01-15T14:53:00Z">
-        <w:r>
-          <w:rPr>
-            <w:color w:val="2F5496" w:themeColor="accent1" w:themeShade="BF"/>
-            <w:sz w:val="28"/>
-            <w:szCs w:val="28"/>
-            <w:lang w:val="en-US"/>
-            <w:rPrChange w:id="217" w:author="Microsoft Office User" w:date="2026-01-15T20:02:00Z" w16du:dateUtc="2026-01-15T19:02:00Z">
+      <w:ins w:id="218" w:author="Microsoft Office User" w:date="2026-01-15T15:53:00Z" w16du:dateUtc="2026-01-15T14:53:00Z">
+        <w:r>
+          <w:rPr>
+            <w:color w:val="2F5496" w:themeColor="accent1" w:themeShade="BF"/>
+            <w:sz w:val="28"/>
+            <w:szCs w:val="28"/>
+            <w:lang w:val="en-US"/>
+            <w:rPrChange w:id="219" w:author="Microsoft Office User" w:date="2026-01-15T20:02:00Z" w16du:dateUtc="2026-01-15T19:02:00Z">
               <w:rPr>
                 <w:sz w:val="28"/>
                 <w:szCs w:val="28"/>
@@ -2195,7 +2238,7 @@
             <w:sz w:val="28"/>
             <w:szCs w:val="28"/>
             <w:lang w:val="en-US"/>
-            <w:rPrChange w:id="218" w:author="Microsoft Office User" w:date="2026-01-15T20:02:00Z" w16du:dateUtc="2026-01-15T19:02:00Z">
+            <w:rPrChange w:id="220" w:author="Microsoft Office User" w:date="2026-01-15T20:02:00Z" w16du:dateUtc="2026-01-15T19:02:00Z">
               <w:rPr>
                 <w:sz w:val="28"/>
                 <w:szCs w:val="28"/>
@@ -2206,14 +2249,14 @@
           <w:t xml:space="preserve"> projects </w:t>
         </w:r>
       </w:ins>
-      <w:ins w:id="219" w:author="Microsoft Office User" w:date="2026-01-15T15:42:00Z" w16du:dateUtc="2026-01-15T14:42:00Z">
-        <w:r>
-          <w:rPr>
-            <w:color w:val="2F5496" w:themeColor="accent1" w:themeShade="BF"/>
-            <w:sz w:val="28"/>
-            <w:szCs w:val="28"/>
-            <w:lang w:val="en-US"/>
-            <w:rPrChange w:id="220" w:author="Microsoft Office User" w:date="2026-01-15T20:02:00Z" w16du:dateUtc="2026-01-15T19:02:00Z">
+      <w:ins w:id="221" w:author="Microsoft Office User" w:date="2026-01-15T15:42:00Z" w16du:dateUtc="2026-01-15T14:42:00Z">
+        <w:r>
+          <w:rPr>
+            <w:color w:val="2F5496" w:themeColor="accent1" w:themeShade="BF"/>
+            <w:sz w:val="28"/>
+            <w:szCs w:val="28"/>
+            <w:lang w:val="en-US"/>
+            <w:rPrChange w:id="222" w:author="Microsoft Office User" w:date="2026-01-15T20:02:00Z" w16du:dateUtc="2026-01-15T19:02:00Z">
               <w:rPr>
                 <w:sz w:val="28"/>
                 <w:szCs w:val="28"/>
@@ -2224,7 +2267,7 @@
           <w:t xml:space="preserve">and </w:t>
         </w:r>
       </w:ins>
-      <w:ins w:id="221" w:author="Microsoft Office User" w:date="2026-01-15T20:06:00Z" w16du:dateUtc="2026-01-15T19:06:00Z">
+      <w:ins w:id="223" w:author="Microsoft Office User" w:date="2026-01-15T20:06:00Z" w16du:dateUtc="2026-01-15T19:06:00Z">
         <w:r>
           <w:rPr>
             <w:color w:val="2F5496" w:themeColor="accent1" w:themeShade="BF"/>
@@ -2235,14 +2278,14 @@
           <w:t xml:space="preserve">also </w:t>
         </w:r>
       </w:ins>
-      <w:ins w:id="222" w:author="Microsoft Office User" w:date="2026-01-15T15:42:00Z" w16du:dateUtc="2026-01-15T14:42:00Z">
-        <w:r>
-          <w:rPr>
-            <w:color w:val="2F5496" w:themeColor="accent1" w:themeShade="BF"/>
-            <w:sz w:val="28"/>
-            <w:szCs w:val="28"/>
-            <w:lang w:val="en-US"/>
-            <w:rPrChange w:id="223" w:author="Microsoft Office User" w:date="2026-01-15T20:02:00Z" w16du:dateUtc="2026-01-15T19:02:00Z">
+      <w:ins w:id="224" w:author="Microsoft Office User" w:date="2026-01-15T15:42:00Z" w16du:dateUtc="2026-01-15T14:42:00Z">
+        <w:r>
+          <w:rPr>
+            <w:color w:val="2F5496" w:themeColor="accent1" w:themeShade="BF"/>
+            <w:sz w:val="28"/>
+            <w:szCs w:val="28"/>
+            <w:lang w:val="en-US"/>
+            <w:rPrChange w:id="225" w:author="Microsoft Office User" w:date="2026-01-15T20:02:00Z" w16du:dateUtc="2026-01-15T19:02:00Z">
               <w:rPr>
                 <w:sz w:val="28"/>
                 <w:szCs w:val="28"/>
@@ -2253,14 +2296,14 @@
           <w:t xml:space="preserve">holds </w:t>
         </w:r>
       </w:ins>
-      <w:ins w:id="224" w:author="Microsoft Office User" w:date="2026-01-15T19:27:00Z" w16du:dateUtc="2026-01-15T18:27:00Z">
-        <w:r>
-          <w:rPr>
-            <w:color w:val="2F5496" w:themeColor="accent1" w:themeShade="BF"/>
-            <w:sz w:val="28"/>
-            <w:szCs w:val="28"/>
-            <w:lang w:val="en-US"/>
-            <w:rPrChange w:id="225" w:author="Microsoft Office User" w:date="2026-01-15T20:02:00Z" w16du:dateUtc="2026-01-15T19:02:00Z">
+      <w:ins w:id="226" w:author="Microsoft Office User" w:date="2026-01-15T19:27:00Z" w16du:dateUtc="2026-01-15T18:27:00Z">
+        <w:r>
+          <w:rPr>
+            <w:color w:val="2F5496" w:themeColor="accent1" w:themeShade="BF"/>
+            <w:sz w:val="28"/>
+            <w:szCs w:val="28"/>
+            <w:lang w:val="en-US"/>
+            <w:rPrChange w:id="227" w:author="Microsoft Office User" w:date="2026-01-15T20:02:00Z" w16du:dateUtc="2026-01-15T19:02:00Z">
               <w:rPr>
                 <w:sz w:val="28"/>
                 <w:szCs w:val="28"/>
@@ -2271,7 +2314,7 @@
           <w:t xml:space="preserve">for </w:t>
         </w:r>
       </w:ins>
-      <w:ins w:id="226" w:author="Microsoft Office User" w:date="2026-01-17T07:00:00Z" w16du:dateUtc="2026-01-17T06:00:00Z">
+      <w:ins w:id="228" w:author="Microsoft Office User" w:date="2026-01-17T07:00:00Z" w16du:dateUtc="2026-01-17T06:00:00Z">
         <w:r>
           <w:rPr>
             <w:color w:val="2F5496" w:themeColor="accent1" w:themeShade="BF"/>
@@ -2282,14 +2325,14 @@
           <w:t>many renowned</w:t>
         </w:r>
       </w:ins>
-      <w:ins w:id="227" w:author="Microsoft Office User" w:date="2026-01-15T15:43:00Z" w16du:dateUtc="2026-01-15T14:43:00Z">
-        <w:r>
-          <w:rPr>
-            <w:color w:val="2F5496" w:themeColor="accent1" w:themeShade="BF"/>
-            <w:sz w:val="28"/>
-            <w:szCs w:val="28"/>
-            <w:lang w:val="en-US"/>
-            <w:rPrChange w:id="228" w:author="Microsoft Office User" w:date="2026-01-15T20:02:00Z" w16du:dateUtc="2026-01-15T19:02:00Z">
+      <w:ins w:id="229" w:author="Microsoft Office User" w:date="2026-01-15T15:43:00Z" w16du:dateUtc="2026-01-15T14:43:00Z">
+        <w:r>
+          <w:rPr>
+            <w:color w:val="2F5496" w:themeColor="accent1" w:themeShade="BF"/>
+            <w:sz w:val="28"/>
+            <w:szCs w:val="28"/>
+            <w:lang w:val="en-US"/>
+            <w:rPrChange w:id="230" w:author="Microsoft Office User" w:date="2026-01-15T20:02:00Z" w16du:dateUtc="2026-01-15T19:02:00Z">
               <w:rPr>
                 <w:sz w:val="28"/>
                 <w:szCs w:val="28"/>
@@ -2306,7 +2349,7 @@
             <w:sz w:val="28"/>
             <w:szCs w:val="28"/>
             <w:lang w:val="en-US"/>
-            <w:rPrChange w:id="229" w:author="Microsoft Office User" w:date="2026-01-15T20:02:00Z" w16du:dateUtc="2026-01-15T19:02:00Z">
+            <w:rPrChange w:id="231" w:author="Microsoft Office User" w:date="2026-01-15T20:02:00Z" w16du:dateUtc="2026-01-15T19:02:00Z">
               <w:rPr>
                 <w:sz w:val="28"/>
                 <w:szCs w:val="28"/>
@@ -2323,7 +2366,7 @@
             <w:sz w:val="28"/>
             <w:szCs w:val="28"/>
             <w:lang w:val="en-US"/>
-            <w:rPrChange w:id="230" w:author="Microsoft Office User" w:date="2026-01-15T20:02:00Z" w16du:dateUtc="2026-01-15T19:02:00Z">
+            <w:rPrChange w:id="232" w:author="Microsoft Office User" w:date="2026-01-15T20:02:00Z" w16du:dateUtc="2026-01-15T19:02:00Z">
               <w:rPr>
                 <w:sz w:val="28"/>
                 <w:szCs w:val="28"/>
@@ -2335,14 +2378,14 @@
         </w:r>
       </w:ins>
       <w:proofErr w:type="spellStart"/>
-      <w:ins w:id="231" w:author="Microsoft Office User" w:date="2026-01-15T15:54:00Z" w16du:dateUtc="2026-01-15T14:54:00Z">
-        <w:r>
-          <w:rPr>
-            <w:color w:val="2F5496" w:themeColor="accent1" w:themeShade="BF"/>
-            <w:sz w:val="28"/>
-            <w:szCs w:val="28"/>
-            <w:lang w:val="en-US"/>
-            <w:rPrChange w:id="232" w:author="Microsoft Office User" w:date="2026-01-15T20:02:00Z" w16du:dateUtc="2026-01-15T19:02:00Z">
+      <w:ins w:id="233" w:author="Microsoft Office User" w:date="2026-01-15T15:54:00Z" w16du:dateUtc="2026-01-15T14:54:00Z">
+        <w:r>
+          <w:rPr>
+            <w:color w:val="2F5496" w:themeColor="accent1" w:themeShade="BF"/>
+            <w:sz w:val="28"/>
+            <w:szCs w:val="28"/>
+            <w:lang w:val="en-US"/>
+            <w:rPrChange w:id="234" w:author="Microsoft Office User" w:date="2026-01-15T20:02:00Z" w16du:dateUtc="2026-01-15T19:02:00Z">
               <w:rPr>
                 <w:sz w:val="28"/>
                 <w:szCs w:val="28"/>
@@ -2359,7 +2402,7 @@
             <w:sz w:val="28"/>
             <w:szCs w:val="28"/>
             <w:lang w:val="en-US"/>
-            <w:rPrChange w:id="233" w:author="Microsoft Office User" w:date="2026-01-15T20:02:00Z" w16du:dateUtc="2026-01-15T19:02:00Z">
+            <w:rPrChange w:id="235" w:author="Microsoft Office User" w:date="2026-01-15T20:02:00Z" w16du:dateUtc="2026-01-15T19:02:00Z">
               <w:rPr>
                 <w:sz w:val="28"/>
                 <w:szCs w:val="28"/>
@@ -2370,14 +2413,14 @@
           <w:t xml:space="preserve"> </w:t>
         </w:r>
       </w:ins>
-      <w:ins w:id="234" w:author="Microsoft Office User" w:date="2026-01-15T15:43:00Z" w16du:dateUtc="2026-01-15T14:43:00Z">
-        <w:r>
-          <w:rPr>
-            <w:color w:val="2F5496" w:themeColor="accent1" w:themeShade="BF"/>
-            <w:sz w:val="28"/>
-            <w:szCs w:val="28"/>
-            <w:lang w:val="en-US"/>
-            <w:rPrChange w:id="235" w:author="Microsoft Office User" w:date="2026-01-15T20:02:00Z" w16du:dateUtc="2026-01-15T19:02:00Z">
+      <w:ins w:id="236" w:author="Microsoft Office User" w:date="2026-01-15T15:43:00Z" w16du:dateUtc="2026-01-15T14:43:00Z">
+        <w:r>
+          <w:rPr>
+            <w:color w:val="2F5496" w:themeColor="accent1" w:themeShade="BF"/>
+            <w:sz w:val="28"/>
+            <w:szCs w:val="28"/>
+            <w:lang w:val="en-US"/>
+            <w:rPrChange w:id="237" w:author="Microsoft Office User" w:date="2026-01-15T20:02:00Z" w16du:dateUtc="2026-01-15T19:02:00Z">
               <w:rPr>
                 <w:sz w:val="28"/>
                 <w:szCs w:val="28"/>
@@ -2388,14 +2431,14 @@
           <w:t xml:space="preserve">online documentation </w:t>
         </w:r>
       </w:ins>
-      <w:ins w:id="236" w:author="Microsoft Office User" w:date="2026-01-15T15:44:00Z" w16du:dateUtc="2026-01-15T14:44:00Z">
-        <w:r>
-          <w:rPr>
-            <w:color w:val="2F5496" w:themeColor="accent1" w:themeShade="BF"/>
-            <w:sz w:val="28"/>
-            <w:szCs w:val="28"/>
-            <w:lang w:val="en-US"/>
-            <w:rPrChange w:id="237" w:author="Microsoft Office User" w:date="2026-01-15T20:02:00Z" w16du:dateUtc="2026-01-15T19:02:00Z">
+      <w:ins w:id="238" w:author="Microsoft Office User" w:date="2026-01-15T15:44:00Z" w16du:dateUtc="2026-01-15T14:44:00Z">
+        <w:r>
+          <w:rPr>
+            <w:color w:val="2F5496" w:themeColor="accent1" w:themeShade="BF"/>
+            <w:sz w:val="28"/>
+            <w:szCs w:val="28"/>
+            <w:lang w:val="en-US"/>
+            <w:rPrChange w:id="239" w:author="Microsoft Office User" w:date="2026-01-15T20:02:00Z" w16du:dateUtc="2026-01-15T19:02:00Z">
               <w:rPr>
                 <w:sz w:val="28"/>
                 <w:szCs w:val="28"/>
@@ -2406,14 +2449,14 @@
           <w:t xml:space="preserve">includes a small but complete and fully functional tutorial on how to build </w:t>
         </w:r>
       </w:ins>
-      <w:ins w:id="238" w:author="Microsoft Office User" w:date="2026-01-15T15:54:00Z" w16du:dateUtc="2026-01-15T14:54:00Z">
-        <w:r>
-          <w:rPr>
-            <w:color w:val="2F5496" w:themeColor="accent1" w:themeShade="BF"/>
-            <w:sz w:val="28"/>
-            <w:szCs w:val="28"/>
-            <w:lang w:val="en-US"/>
-            <w:rPrChange w:id="239" w:author="Microsoft Office User" w:date="2026-01-15T20:02:00Z" w16du:dateUtc="2026-01-15T19:02:00Z">
+      <w:ins w:id="240" w:author="Microsoft Office User" w:date="2026-01-15T15:54:00Z" w16du:dateUtc="2026-01-15T14:54:00Z">
+        <w:r>
+          <w:rPr>
+            <w:color w:val="2F5496" w:themeColor="accent1" w:themeShade="BF"/>
+            <w:sz w:val="28"/>
+            <w:szCs w:val="28"/>
+            <w:lang w:val="en-US"/>
+            <w:rPrChange w:id="241" w:author="Microsoft Office User" w:date="2026-01-15T20:02:00Z" w16du:dateUtc="2026-01-15T19:02:00Z">
               <w:rPr>
                 <w:sz w:val="28"/>
                 <w:szCs w:val="28"/>
@@ -2425,14 +2468,14 @@
         </w:r>
       </w:ins>
       <w:proofErr w:type="spellStart"/>
-      <w:ins w:id="240" w:author="Microsoft Office User" w:date="2026-01-15T15:44:00Z" w16du:dateUtc="2026-01-15T14:44:00Z">
-        <w:r>
-          <w:rPr>
-            <w:color w:val="2F5496" w:themeColor="accent1" w:themeShade="BF"/>
-            <w:sz w:val="28"/>
-            <w:szCs w:val="28"/>
-            <w:lang w:val="en-US"/>
-            <w:rPrChange w:id="241" w:author="Microsoft Office User" w:date="2026-01-15T20:02:00Z" w16du:dateUtc="2026-01-15T19:02:00Z">
+      <w:ins w:id="242" w:author="Microsoft Office User" w:date="2026-01-15T15:44:00Z" w16du:dateUtc="2026-01-15T14:44:00Z">
+        <w:r>
+          <w:rPr>
+            <w:color w:val="2F5496" w:themeColor="accent1" w:themeShade="BF"/>
+            <w:sz w:val="28"/>
+            <w:szCs w:val="28"/>
+            <w:lang w:val="en-US"/>
+            <w:rPrChange w:id="243" w:author="Microsoft Office User" w:date="2026-01-15T20:02:00Z" w16du:dateUtc="2026-01-15T19:02:00Z">
               <w:rPr>
                 <w:sz w:val="28"/>
                 <w:szCs w:val="28"/>
@@ -2449,7 +2492,7 @@
             <w:sz w:val="28"/>
             <w:szCs w:val="28"/>
             <w:lang w:val="en-US"/>
-            <w:rPrChange w:id="242" w:author="Microsoft Office User" w:date="2026-01-15T20:02:00Z" w16du:dateUtc="2026-01-15T19:02:00Z">
+            <w:rPrChange w:id="244" w:author="Microsoft Office User" w:date="2026-01-15T20:02:00Z" w16du:dateUtc="2026-01-15T19:02:00Z">
               <w:rPr>
                 <w:sz w:val="28"/>
                 <w:szCs w:val="28"/>
@@ -2460,14 +2503,14 @@
           <w:t xml:space="preserve"> database</w:t>
         </w:r>
       </w:ins>
-      <w:ins w:id="243" w:author="Microsoft Office User" w:date="2026-01-15T15:45:00Z" w16du:dateUtc="2026-01-15T14:45:00Z">
-        <w:r>
-          <w:rPr>
-            <w:color w:val="2F5496" w:themeColor="accent1" w:themeShade="BF"/>
-            <w:sz w:val="28"/>
-            <w:szCs w:val="28"/>
-            <w:lang w:val="en-US"/>
-            <w:rPrChange w:id="244" w:author="Microsoft Office User" w:date="2026-01-15T20:02:00Z" w16du:dateUtc="2026-01-15T19:02:00Z">
+      <w:ins w:id="245" w:author="Microsoft Office User" w:date="2026-01-15T15:45:00Z" w16du:dateUtc="2026-01-15T14:45:00Z">
+        <w:r>
+          <w:rPr>
+            <w:color w:val="2F5496" w:themeColor="accent1" w:themeShade="BF"/>
+            <w:sz w:val="28"/>
+            <w:szCs w:val="28"/>
+            <w:lang w:val="en-US"/>
+            <w:rPrChange w:id="246" w:author="Microsoft Office User" w:date="2026-01-15T20:02:00Z" w16du:dateUtc="2026-01-15T19:02:00Z">
               <w:rPr>
                 <w:sz w:val="28"/>
                 <w:szCs w:val="28"/>
@@ -2478,14 +2521,14 @@
           <w:t xml:space="preserve"> </w:t>
         </w:r>
       </w:ins>
-      <w:ins w:id="245" w:author="Microsoft Office User" w:date="2026-01-15T15:54:00Z" w16du:dateUtc="2026-01-15T14:54:00Z">
-        <w:r>
-          <w:rPr>
-            <w:color w:val="2F5496" w:themeColor="accent1" w:themeShade="BF"/>
-            <w:sz w:val="28"/>
-            <w:szCs w:val="28"/>
-            <w:lang w:val="en-US"/>
-            <w:rPrChange w:id="246" w:author="Microsoft Office User" w:date="2026-01-15T20:02:00Z" w16du:dateUtc="2026-01-15T19:02:00Z">
+      <w:ins w:id="247" w:author="Microsoft Office User" w:date="2026-01-15T15:54:00Z" w16du:dateUtc="2026-01-15T14:54:00Z">
+        <w:r>
+          <w:rPr>
+            <w:color w:val="2F5496" w:themeColor="accent1" w:themeShade="BF"/>
+            <w:sz w:val="28"/>
+            <w:szCs w:val="28"/>
+            <w:lang w:val="en-US"/>
+            <w:rPrChange w:id="248" w:author="Microsoft Office User" w:date="2026-01-15T20:02:00Z" w16du:dateUtc="2026-01-15T19:02:00Z">
               <w:rPr>
                 <w:sz w:val="28"/>
                 <w:szCs w:val="28"/>
@@ -2496,14 +2539,14 @@
           <w:t>and “your own</w:t>
         </w:r>
       </w:ins>
-      <w:ins w:id="247" w:author="Microsoft Office User" w:date="2026-01-15T15:55:00Z" w16du:dateUtc="2026-01-15T14:55:00Z">
-        <w:r>
-          <w:rPr>
-            <w:color w:val="2F5496" w:themeColor="accent1" w:themeShade="BF"/>
-            <w:sz w:val="28"/>
-            <w:szCs w:val="28"/>
-            <w:lang w:val="en-US"/>
-            <w:rPrChange w:id="248" w:author="Microsoft Office User" w:date="2026-01-15T20:02:00Z" w16du:dateUtc="2026-01-15T19:02:00Z">
+      <w:ins w:id="249" w:author="Microsoft Office User" w:date="2026-01-15T15:55:00Z" w16du:dateUtc="2026-01-15T14:55:00Z">
+        <w:r>
+          <w:rPr>
+            <w:color w:val="2F5496" w:themeColor="accent1" w:themeShade="BF"/>
+            <w:sz w:val="28"/>
+            <w:szCs w:val="28"/>
+            <w:lang w:val="en-US"/>
+            <w:rPrChange w:id="250" w:author="Microsoft Office User" w:date="2026-01-15T20:02:00Z" w16du:dateUtc="2026-01-15T19:02:00Z">
               <w:rPr>
                 <w:sz w:val="28"/>
                 <w:szCs w:val="28"/>
@@ -2514,14 +2557,14 @@
           <w:t>”</w:t>
         </w:r>
       </w:ins>
-      <w:ins w:id="249" w:author="Microsoft Office User" w:date="2026-01-15T15:54:00Z" w16du:dateUtc="2026-01-15T14:54:00Z">
-        <w:r>
-          <w:rPr>
-            <w:color w:val="2F5496" w:themeColor="accent1" w:themeShade="BF"/>
-            <w:sz w:val="28"/>
-            <w:szCs w:val="28"/>
-            <w:lang w:val="en-US"/>
-            <w:rPrChange w:id="250" w:author="Microsoft Office User" w:date="2026-01-15T20:02:00Z" w16du:dateUtc="2026-01-15T19:02:00Z">
+      <w:ins w:id="251" w:author="Microsoft Office User" w:date="2026-01-15T15:54:00Z" w16du:dateUtc="2026-01-15T14:54:00Z">
+        <w:r>
+          <w:rPr>
+            <w:color w:val="2F5496" w:themeColor="accent1" w:themeShade="BF"/>
+            <w:sz w:val="28"/>
+            <w:szCs w:val="28"/>
+            <w:lang w:val="en-US"/>
+            <w:rPrChange w:id="252" w:author="Microsoft Office User" w:date="2026-01-15T20:02:00Z" w16du:dateUtc="2026-01-15T19:02:00Z">
               <w:rPr>
                 <w:sz w:val="28"/>
                 <w:szCs w:val="28"/>
@@ -2532,14 +2575,14 @@
           <w:t xml:space="preserve"> database </w:t>
         </w:r>
       </w:ins>
-      <w:ins w:id="251" w:author="Microsoft Office User" w:date="2026-01-15T15:45:00Z" w16du:dateUtc="2026-01-15T14:45:00Z">
-        <w:r>
-          <w:rPr>
-            <w:color w:val="2F5496" w:themeColor="accent1" w:themeShade="BF"/>
-            <w:sz w:val="28"/>
-            <w:szCs w:val="28"/>
-            <w:lang w:val="en-US"/>
-            <w:rPrChange w:id="252" w:author="Microsoft Office User" w:date="2026-01-15T20:02:00Z" w16du:dateUtc="2026-01-15T19:02:00Z">
+      <w:ins w:id="253" w:author="Microsoft Office User" w:date="2026-01-15T15:45:00Z" w16du:dateUtc="2026-01-15T14:45:00Z">
+        <w:r>
+          <w:rPr>
+            <w:color w:val="2F5496" w:themeColor="accent1" w:themeShade="BF"/>
+            <w:sz w:val="28"/>
+            <w:szCs w:val="28"/>
+            <w:lang w:val="en-US"/>
+            <w:rPrChange w:id="254" w:author="Microsoft Office User" w:date="2026-01-15T20:02:00Z" w16du:dateUtc="2026-01-15T19:02:00Z">
               <w:rPr>
                 <w:sz w:val="28"/>
                 <w:szCs w:val="28"/>
@@ -2550,7 +2593,7 @@
           <w:t>under “</w:t>
         </w:r>
       </w:ins>
-      <w:ins w:id="253" w:author="Microsoft Office User" w:date="2026-01-15T20:04:00Z" w16du:dateUtc="2026-01-15T19:04:00Z">
+      <w:ins w:id="255" w:author="Microsoft Office User" w:date="2026-01-15T20:04:00Z" w16du:dateUtc="2026-01-15T19:04:00Z">
         <w:r>
           <w:rPr>
             <w:color w:val="2F5496" w:themeColor="accent1" w:themeShade="BF"/>
@@ -2590,10 +2633,7 @@
           <w:rPr>
             <w:rStyle w:val="Hyperlink"/>
             <w:color w:val="034990" w:themeColor="hyperlink" w:themeShade="BF"/>
-            <w:sz w:val="28"/>
-            <w:szCs w:val="28"/>
-            <w:lang w:val="en-US"/>
-            <w:rPrChange w:id="254" w:author="Microsoft Office User" w:date="2026-01-15T20:02:00Z" w16du:dateUtc="2026-01-15T19:02:00Z">
+            <w:rPrChange w:id="256" w:author="Microsoft Office User" w:date="2026-01-15T20:02:00Z" w16du:dateUtc="2026-01-15T19:02:00Z">
               <w:rPr>
                 <w:sz w:val="28"/>
                 <w:szCs w:val="28"/>
@@ -2613,14 +2653,14 @@
           <w:fldChar w:fldCharType="end"/>
         </w:r>
       </w:ins>
-      <w:ins w:id="255" w:author="Microsoft Office User" w:date="2026-01-15T15:45:00Z" w16du:dateUtc="2026-01-15T14:45:00Z">
-        <w:r>
-          <w:rPr>
-            <w:color w:val="2F5496" w:themeColor="accent1" w:themeShade="BF"/>
-            <w:sz w:val="28"/>
-            <w:szCs w:val="28"/>
-            <w:lang w:val="en-US"/>
-            <w:rPrChange w:id="256" w:author="Microsoft Office User" w:date="2026-01-15T20:02:00Z" w16du:dateUtc="2026-01-15T19:02:00Z">
+      <w:ins w:id="257" w:author="Microsoft Office User" w:date="2026-01-15T15:45:00Z" w16du:dateUtc="2026-01-15T14:45:00Z">
+        <w:r>
+          <w:rPr>
+            <w:color w:val="2F5496" w:themeColor="accent1" w:themeShade="BF"/>
+            <w:sz w:val="28"/>
+            <w:szCs w:val="28"/>
+            <w:lang w:val="en-US"/>
+            <w:rPrChange w:id="258" w:author="Microsoft Office User" w:date="2026-01-15T20:02:00Z" w16du:dateUtc="2026-01-15T19:02:00Z">
               <w:rPr>
                 <w:sz w:val="28"/>
                 <w:szCs w:val="28"/>
@@ -2631,7 +2671,7 @@
           <w:t xml:space="preserve">” and </w:t>
         </w:r>
       </w:ins>
-      <w:ins w:id="257" w:author="Microsoft Office User" w:date="2026-01-15T20:02:00Z" w16du:dateUtc="2026-01-15T19:02:00Z">
+      <w:ins w:id="259" w:author="Microsoft Office User" w:date="2026-01-15T20:02:00Z" w16du:dateUtc="2026-01-15T19:02:00Z">
         <w:r>
           <w:rPr>
             <w:color w:val="2F5496" w:themeColor="accent1" w:themeShade="BF"/>
@@ -2642,7 +2682,7 @@
           <w:t>“</w:t>
         </w:r>
       </w:ins>
-      <w:ins w:id="258" w:author="Microsoft Office User" w:date="2026-01-15T20:05:00Z" w16du:dateUtc="2026-01-15T19:05:00Z">
+      <w:ins w:id="260" w:author="Microsoft Office User" w:date="2026-01-15T20:05:00Z" w16du:dateUtc="2026-01-15T19:05:00Z">
         <w:r>
           <w:rPr>
             <w:color w:val="2F5496" w:themeColor="accent1" w:themeShade="BF"/>
@@ -2698,7 +2738,7 @@
           <w:fldChar w:fldCharType="end"/>
         </w:r>
       </w:ins>
-      <w:ins w:id="259" w:author="Microsoft Office User" w:date="2026-01-15T20:02:00Z" w16du:dateUtc="2026-01-15T19:02:00Z">
+      <w:ins w:id="261" w:author="Microsoft Office User" w:date="2026-01-15T20:02:00Z" w16du:dateUtc="2026-01-15T19:02:00Z">
         <w:r>
           <w:rPr>
             <w:color w:val="2F5496" w:themeColor="accent1" w:themeShade="BF"/>
@@ -2714,14 +2754,14 @@
       <w:pPr>
         <w:pStyle w:val="u-mb-24"/>
         <w:rPr>
-          <w:ins w:id="260" w:author="Microsoft Office User" w:date="2026-01-15T15:59:00Z" w16du:dateUtc="2026-01-15T14:59:00Z"/>
+          <w:ins w:id="262" w:author="Microsoft Office User" w:date="2026-01-15T15:59:00Z" w16du:dateUtc="2026-01-15T14:59:00Z"/>
           <w:color w:val="2F5496" w:themeColor="accent1" w:themeShade="BF"/>
           <w:sz w:val="28"/>
           <w:szCs w:val="28"/>
           <w:lang w:val="en-US"/>
-          <w:rPrChange w:id="261" w:author="Microsoft Office User" w:date="2026-01-15T20:02:00Z" w16du:dateUtc="2026-01-15T19:02:00Z">
+          <w:rPrChange w:id="263" w:author="Microsoft Office User" w:date="2026-01-15T20:02:00Z" w16du:dateUtc="2026-01-15T19:02:00Z">
             <w:rPr>
-              <w:ins w:id="262" w:author="Microsoft Office User" w:date="2026-01-15T15:59:00Z" w16du:dateUtc="2026-01-15T14:59:00Z"/>
+              <w:ins w:id="264" w:author="Microsoft Office User" w:date="2026-01-15T15:59:00Z" w16du:dateUtc="2026-01-15T14:59:00Z"/>
               <w:sz w:val="28"/>
               <w:szCs w:val="28"/>
               <w:lang w:val="en-US"/>
@@ -2729,7 +2769,7 @@
           </w:rPrChange>
         </w:rPr>
       </w:pPr>
-      <w:ins w:id="263" w:author="Microsoft Office User" w:date="2026-01-15T15:46:00Z" w16du:dateUtc="2026-01-15T14:46:00Z">
+      <w:ins w:id="265" w:author="Microsoft Office User" w:date="2026-01-15T15:46:00Z" w16du:dateUtc="2026-01-15T14:46:00Z">
         <w:r>
           <w:rPr>
             <w:b/>
@@ -2738,7 +2778,7 @@
             <w:sz w:val="28"/>
             <w:szCs w:val="28"/>
             <w:lang w:val="en-US"/>
-            <w:rPrChange w:id="264" w:author="Microsoft Office User" w:date="2026-01-15T20:02:00Z" w16du:dateUtc="2026-01-15T19:02:00Z">
+            <w:rPrChange w:id="266" w:author="Microsoft Office User" w:date="2026-01-15T20:02:00Z" w16du:dateUtc="2026-01-15T19:02:00Z">
               <w:rPr>
                 <w:b/>
                 <w:bCs/>
@@ -2751,14 +2791,14 @@
           <w:t xml:space="preserve">Action: </w:t>
         </w:r>
       </w:ins>
-      <w:ins w:id="265" w:author="Microsoft Office User" w:date="2026-01-15T15:56:00Z" w16du:dateUtc="2026-01-15T14:56:00Z">
-        <w:r>
-          <w:rPr>
-            <w:color w:val="2F5496" w:themeColor="accent1" w:themeShade="BF"/>
-            <w:sz w:val="28"/>
-            <w:szCs w:val="28"/>
-            <w:lang w:val="en-US"/>
-            <w:rPrChange w:id="266" w:author="Microsoft Office User" w:date="2026-01-15T20:02:00Z" w16du:dateUtc="2026-01-15T19:02:00Z">
+      <w:ins w:id="267" w:author="Microsoft Office User" w:date="2026-01-15T15:56:00Z" w16du:dateUtc="2026-01-15T14:56:00Z">
+        <w:r>
+          <w:rPr>
+            <w:color w:val="2F5496" w:themeColor="accent1" w:themeShade="BF"/>
+            <w:sz w:val="28"/>
+            <w:szCs w:val="28"/>
+            <w:lang w:val="en-US"/>
+            <w:rPrChange w:id="268" w:author="Microsoft Office User" w:date="2026-01-15T20:02:00Z" w16du:dateUtc="2026-01-15T19:02:00Z">
               <w:rPr>
                 <w:sz w:val="28"/>
                 <w:szCs w:val="28"/>
@@ -2769,14 +2809,14 @@
           <w:t>The</w:t>
         </w:r>
       </w:ins>
-      <w:ins w:id="267" w:author="Microsoft Office User" w:date="2026-01-15T15:48:00Z" w16du:dateUtc="2026-01-15T14:48:00Z">
-        <w:r>
-          <w:rPr>
-            <w:color w:val="2F5496" w:themeColor="accent1" w:themeShade="BF"/>
-            <w:sz w:val="28"/>
-            <w:szCs w:val="28"/>
-            <w:lang w:val="en-US"/>
-            <w:rPrChange w:id="268" w:author="Microsoft Office User" w:date="2026-01-15T20:02:00Z" w16du:dateUtc="2026-01-15T19:02:00Z">
+      <w:ins w:id="269" w:author="Microsoft Office User" w:date="2026-01-15T15:48:00Z" w16du:dateUtc="2026-01-15T14:48:00Z">
+        <w:r>
+          <w:rPr>
+            <w:color w:val="2F5496" w:themeColor="accent1" w:themeShade="BF"/>
+            <w:sz w:val="28"/>
+            <w:szCs w:val="28"/>
+            <w:lang w:val="en-US"/>
+            <w:rPrChange w:id="270" w:author="Microsoft Office User" w:date="2026-01-15T20:02:00Z" w16du:dateUtc="2026-01-15T19:02:00Z">
               <w:rPr>
                 <w:sz w:val="28"/>
                 <w:szCs w:val="28"/>
@@ -2787,14 +2827,14 @@
           <w:t xml:space="preserve"> reviewer </w:t>
         </w:r>
       </w:ins>
-      <w:ins w:id="269" w:author="Microsoft Office User" w:date="2026-01-15T15:57:00Z" w16du:dateUtc="2026-01-15T14:57:00Z">
-        <w:r>
-          <w:rPr>
-            <w:color w:val="2F5496" w:themeColor="accent1" w:themeShade="BF"/>
-            <w:sz w:val="28"/>
-            <w:szCs w:val="28"/>
-            <w:lang w:val="en-US"/>
-            <w:rPrChange w:id="270" w:author="Microsoft Office User" w:date="2026-01-15T20:02:00Z" w16du:dateUtc="2026-01-15T19:02:00Z">
+      <w:ins w:id="271" w:author="Microsoft Office User" w:date="2026-01-15T15:57:00Z" w16du:dateUtc="2026-01-15T14:57:00Z">
+        <w:r>
+          <w:rPr>
+            <w:color w:val="2F5496" w:themeColor="accent1" w:themeShade="BF"/>
+            <w:sz w:val="28"/>
+            <w:szCs w:val="28"/>
+            <w:lang w:val="en-US"/>
+            <w:rPrChange w:id="272" w:author="Microsoft Office User" w:date="2026-01-15T20:02:00Z" w16du:dateUtc="2026-01-15T19:02:00Z">
               <w:rPr>
                 <w:sz w:val="28"/>
                 <w:szCs w:val="28"/>
@@ -2805,14 +2845,14 @@
           <w:t xml:space="preserve">has a point and </w:t>
         </w:r>
       </w:ins>
-      <w:ins w:id="271" w:author="Microsoft Office User" w:date="2026-01-15T15:48:00Z" w16du:dateUtc="2026-01-15T14:48:00Z">
-        <w:r>
-          <w:rPr>
-            <w:color w:val="2F5496" w:themeColor="accent1" w:themeShade="BF"/>
-            <w:sz w:val="28"/>
-            <w:szCs w:val="28"/>
-            <w:lang w:val="en-US"/>
-            <w:rPrChange w:id="272" w:author="Microsoft Office User" w:date="2026-01-15T20:02:00Z" w16du:dateUtc="2026-01-15T19:02:00Z">
+      <w:ins w:id="273" w:author="Microsoft Office User" w:date="2026-01-15T15:48:00Z" w16du:dateUtc="2026-01-15T14:48:00Z">
+        <w:r>
+          <w:rPr>
+            <w:color w:val="2F5496" w:themeColor="accent1" w:themeShade="BF"/>
+            <w:sz w:val="28"/>
+            <w:szCs w:val="28"/>
+            <w:lang w:val="en-US"/>
+            <w:rPrChange w:id="274" w:author="Microsoft Office User" w:date="2026-01-15T20:02:00Z" w16du:dateUtc="2026-01-15T19:02:00Z">
               <w:rPr>
                 <w:sz w:val="28"/>
                 <w:szCs w:val="28"/>
@@ -2823,14 +2863,14 @@
           <w:t xml:space="preserve">made us aware </w:t>
         </w:r>
       </w:ins>
-      <w:ins w:id="273" w:author="Microsoft Office User" w:date="2026-01-15T15:46:00Z" w16du:dateUtc="2026-01-15T14:46:00Z">
-        <w:r>
-          <w:rPr>
-            <w:color w:val="2F5496" w:themeColor="accent1" w:themeShade="BF"/>
-            <w:sz w:val="28"/>
-            <w:szCs w:val="28"/>
-            <w:lang w:val="en-US"/>
-            <w:rPrChange w:id="274" w:author="Microsoft Office User" w:date="2026-01-15T20:02:00Z" w16du:dateUtc="2026-01-15T19:02:00Z">
+      <w:ins w:id="275" w:author="Microsoft Office User" w:date="2026-01-15T15:46:00Z" w16du:dateUtc="2026-01-15T14:46:00Z">
+        <w:r>
+          <w:rPr>
+            <w:color w:val="2F5496" w:themeColor="accent1" w:themeShade="BF"/>
+            <w:sz w:val="28"/>
+            <w:szCs w:val="28"/>
+            <w:lang w:val="en-US"/>
+            <w:rPrChange w:id="276" w:author="Microsoft Office User" w:date="2026-01-15T20:02:00Z" w16du:dateUtc="2026-01-15T19:02:00Z">
               <w:rPr>
                 <w:sz w:val="28"/>
                 <w:szCs w:val="28"/>
@@ -2841,14 +2881,14 @@
           <w:t xml:space="preserve">that </w:t>
         </w:r>
       </w:ins>
-      <w:ins w:id="275" w:author="Microsoft Office User" w:date="2026-01-15T15:47:00Z" w16du:dateUtc="2026-01-15T14:47:00Z">
-        <w:r>
-          <w:rPr>
-            <w:color w:val="2F5496" w:themeColor="accent1" w:themeShade="BF"/>
-            <w:sz w:val="28"/>
-            <w:szCs w:val="28"/>
-            <w:lang w:val="en-US"/>
-            <w:rPrChange w:id="276" w:author="Microsoft Office User" w:date="2026-01-15T20:02:00Z" w16du:dateUtc="2026-01-15T19:02:00Z">
+      <w:ins w:id="277" w:author="Microsoft Office User" w:date="2026-01-15T15:47:00Z" w16du:dateUtc="2026-01-15T14:47:00Z">
+        <w:r>
+          <w:rPr>
+            <w:color w:val="2F5496" w:themeColor="accent1" w:themeShade="BF"/>
+            <w:sz w:val="28"/>
+            <w:szCs w:val="28"/>
+            <w:lang w:val="en-US"/>
+            <w:rPrChange w:id="278" w:author="Microsoft Office User" w:date="2026-01-15T20:02:00Z" w16du:dateUtc="2026-01-15T19:02:00Z">
               <w:rPr>
                 <w:sz w:val="28"/>
                 <w:szCs w:val="28"/>
@@ -2859,14 +2899,14 @@
           <w:t xml:space="preserve">that </w:t>
         </w:r>
       </w:ins>
-      <w:ins w:id="277" w:author="Microsoft Office User" w:date="2026-01-15T15:55:00Z" w16du:dateUtc="2026-01-15T14:55:00Z">
-        <w:r>
-          <w:rPr>
-            <w:color w:val="2F5496" w:themeColor="accent1" w:themeShade="BF"/>
-            <w:sz w:val="28"/>
-            <w:szCs w:val="28"/>
-            <w:lang w:val="en-US"/>
-            <w:rPrChange w:id="278" w:author="Microsoft Office User" w:date="2026-01-15T20:02:00Z" w16du:dateUtc="2026-01-15T19:02:00Z">
+      <w:ins w:id="279" w:author="Microsoft Office User" w:date="2026-01-15T15:55:00Z" w16du:dateUtc="2026-01-15T14:55:00Z">
+        <w:r>
+          <w:rPr>
+            <w:color w:val="2F5496" w:themeColor="accent1" w:themeShade="BF"/>
+            <w:sz w:val="28"/>
+            <w:szCs w:val="28"/>
+            <w:lang w:val="en-US"/>
+            <w:rPrChange w:id="280" w:author="Microsoft Office User" w:date="2026-01-15T20:02:00Z" w16du:dateUtc="2026-01-15T19:02:00Z">
               <w:rPr>
                 <w:sz w:val="28"/>
                 <w:szCs w:val="28"/>
@@ -2877,14 +2917,14 @@
           <w:t xml:space="preserve">many </w:t>
         </w:r>
       </w:ins>
-      <w:ins w:id="279" w:author="Microsoft Office User" w:date="2026-01-15T15:47:00Z" w16du:dateUtc="2026-01-15T14:47:00Z">
-        <w:r>
-          <w:rPr>
-            <w:color w:val="2F5496" w:themeColor="accent1" w:themeShade="BF"/>
-            <w:sz w:val="28"/>
-            <w:szCs w:val="28"/>
-            <w:lang w:val="en-US"/>
-            <w:rPrChange w:id="280" w:author="Microsoft Office User" w:date="2026-01-15T20:02:00Z" w16du:dateUtc="2026-01-15T19:02:00Z">
+      <w:ins w:id="281" w:author="Microsoft Office User" w:date="2026-01-15T15:47:00Z" w16du:dateUtc="2026-01-15T14:47:00Z">
+        <w:r>
+          <w:rPr>
+            <w:color w:val="2F5496" w:themeColor="accent1" w:themeShade="BF"/>
+            <w:sz w:val="28"/>
+            <w:szCs w:val="28"/>
+            <w:lang w:val="en-US"/>
+            <w:rPrChange w:id="282" w:author="Microsoft Office User" w:date="2026-01-15T20:02:00Z" w16du:dateUtc="2026-01-15T19:02:00Z">
               <w:rPr>
                 <w:sz w:val="28"/>
                 <w:szCs w:val="28"/>
@@ -2895,14 +2935,14 @@
           <w:t xml:space="preserve">interested readers might want to get </w:t>
         </w:r>
       </w:ins>
-      <w:ins w:id="281" w:author="Microsoft Office User" w:date="2026-01-15T15:55:00Z" w16du:dateUtc="2026-01-15T14:55:00Z">
-        <w:r>
-          <w:rPr>
-            <w:color w:val="2F5496" w:themeColor="accent1" w:themeShade="BF"/>
-            <w:sz w:val="28"/>
-            <w:szCs w:val="28"/>
-            <w:lang w:val="en-US"/>
-            <w:rPrChange w:id="282" w:author="Microsoft Office User" w:date="2026-01-15T20:02:00Z" w16du:dateUtc="2026-01-15T19:02:00Z">
+      <w:ins w:id="283" w:author="Microsoft Office User" w:date="2026-01-15T15:55:00Z" w16du:dateUtc="2026-01-15T14:55:00Z">
+        <w:r>
+          <w:rPr>
+            <w:color w:val="2F5496" w:themeColor="accent1" w:themeShade="BF"/>
+            <w:sz w:val="28"/>
+            <w:szCs w:val="28"/>
+            <w:lang w:val="en-US"/>
+            <w:rPrChange w:id="284" w:author="Microsoft Office User" w:date="2026-01-15T20:02:00Z" w16du:dateUtc="2026-01-15T19:02:00Z">
               <w:rPr>
                 <w:sz w:val="28"/>
                 <w:szCs w:val="28"/>
@@ -2913,14 +2953,14 @@
           <w:t xml:space="preserve">a </w:t>
         </w:r>
       </w:ins>
-      <w:ins w:id="283" w:author="Microsoft Office User" w:date="2026-01-15T15:47:00Z" w16du:dateUtc="2026-01-15T14:47:00Z">
-        <w:r>
-          <w:rPr>
-            <w:color w:val="2F5496" w:themeColor="accent1" w:themeShade="BF"/>
-            <w:sz w:val="28"/>
-            <w:szCs w:val="28"/>
-            <w:lang w:val="en-US"/>
-            <w:rPrChange w:id="284" w:author="Microsoft Office User" w:date="2026-01-15T20:02:00Z" w16du:dateUtc="2026-01-15T19:02:00Z">
+      <w:ins w:id="285" w:author="Microsoft Office User" w:date="2026-01-15T15:47:00Z" w16du:dateUtc="2026-01-15T14:47:00Z">
+        <w:r>
+          <w:rPr>
+            <w:color w:val="2F5496" w:themeColor="accent1" w:themeShade="BF"/>
+            <w:sz w:val="28"/>
+            <w:szCs w:val="28"/>
+            <w:lang w:val="en-US"/>
+            <w:rPrChange w:id="286" w:author="Microsoft Office User" w:date="2026-01-15T20:02:00Z" w16du:dateUtc="2026-01-15T19:02:00Z">
               <w:rPr>
                 <w:sz w:val="28"/>
                 <w:szCs w:val="28"/>
@@ -2931,14 +2971,14 @@
           <w:t>good impression on how to use the tool right when reading the paper.</w:t>
         </w:r>
       </w:ins>
-      <w:ins w:id="285" w:author="Microsoft Office User" w:date="2026-01-15T15:46:00Z" w16du:dateUtc="2026-01-15T14:46:00Z">
-        <w:r>
-          <w:rPr>
-            <w:color w:val="2F5496" w:themeColor="accent1" w:themeShade="BF"/>
-            <w:sz w:val="28"/>
-            <w:szCs w:val="28"/>
-            <w:lang w:val="en-US"/>
-            <w:rPrChange w:id="286" w:author="Microsoft Office User" w:date="2026-01-15T20:02:00Z" w16du:dateUtc="2026-01-15T19:02:00Z">
+      <w:ins w:id="287" w:author="Microsoft Office User" w:date="2026-01-15T15:46:00Z" w16du:dateUtc="2026-01-15T14:46:00Z">
+        <w:r>
+          <w:rPr>
+            <w:color w:val="2F5496" w:themeColor="accent1" w:themeShade="BF"/>
+            <w:sz w:val="28"/>
+            <w:szCs w:val="28"/>
+            <w:lang w:val="en-US"/>
+            <w:rPrChange w:id="288" w:author="Microsoft Office User" w:date="2026-01-15T20:02:00Z" w16du:dateUtc="2026-01-15T19:02:00Z">
               <w:rPr>
                 <w:sz w:val="28"/>
                 <w:szCs w:val="28"/>
@@ -2949,14 +2989,14 @@
           <w:t xml:space="preserve"> </w:t>
         </w:r>
       </w:ins>
-      <w:ins w:id="287" w:author="Microsoft Office User" w:date="2026-01-15T15:49:00Z" w16du:dateUtc="2026-01-15T14:49:00Z">
-        <w:r>
-          <w:rPr>
-            <w:color w:val="2F5496" w:themeColor="accent1" w:themeShade="BF"/>
-            <w:sz w:val="28"/>
-            <w:szCs w:val="28"/>
-            <w:lang w:val="en-US"/>
-            <w:rPrChange w:id="288" w:author="Microsoft Office User" w:date="2026-01-15T20:02:00Z" w16du:dateUtc="2026-01-15T19:02:00Z">
+      <w:ins w:id="289" w:author="Microsoft Office User" w:date="2026-01-15T15:49:00Z" w16du:dateUtc="2026-01-15T14:49:00Z">
+        <w:r>
+          <w:rPr>
+            <w:color w:val="2F5496" w:themeColor="accent1" w:themeShade="BF"/>
+            <w:sz w:val="28"/>
+            <w:szCs w:val="28"/>
+            <w:lang w:val="en-US"/>
+            <w:rPrChange w:id="290" w:author="Microsoft Office User" w:date="2026-01-15T20:02:00Z" w16du:dateUtc="2026-01-15T19:02:00Z">
               <w:rPr>
                 <w:sz w:val="28"/>
                 <w:szCs w:val="28"/>
@@ -2967,14 +3007,14 @@
           <w:t>Also</w:t>
         </w:r>
       </w:ins>
-      <w:ins w:id="289" w:author="Microsoft Office User" w:date="2026-01-15T15:55:00Z" w16du:dateUtc="2026-01-15T14:55:00Z">
-        <w:r>
-          <w:rPr>
-            <w:color w:val="2F5496" w:themeColor="accent1" w:themeShade="BF"/>
-            <w:sz w:val="28"/>
-            <w:szCs w:val="28"/>
-            <w:lang w:val="en-US"/>
-            <w:rPrChange w:id="290" w:author="Microsoft Office User" w:date="2026-01-15T20:02:00Z" w16du:dateUtc="2026-01-15T19:02:00Z">
+      <w:ins w:id="291" w:author="Microsoft Office User" w:date="2026-01-15T15:55:00Z" w16du:dateUtc="2026-01-15T14:55:00Z">
+        <w:r>
+          <w:rPr>
+            <w:color w:val="2F5496" w:themeColor="accent1" w:themeShade="BF"/>
+            <w:sz w:val="28"/>
+            <w:szCs w:val="28"/>
+            <w:lang w:val="en-US"/>
+            <w:rPrChange w:id="292" w:author="Microsoft Office User" w:date="2026-01-15T20:02:00Z" w16du:dateUtc="2026-01-15T19:02:00Z">
               <w:rPr>
                 <w:sz w:val="28"/>
                 <w:szCs w:val="28"/>
@@ -2985,14 +3025,14 @@
           <w:t>,</w:t>
         </w:r>
       </w:ins>
-      <w:ins w:id="291" w:author="Microsoft Office User" w:date="2026-01-15T15:49:00Z" w16du:dateUtc="2026-01-15T14:49:00Z">
-        <w:r>
-          <w:rPr>
-            <w:color w:val="2F5496" w:themeColor="accent1" w:themeShade="BF"/>
-            <w:sz w:val="28"/>
-            <w:szCs w:val="28"/>
-            <w:lang w:val="en-US"/>
-            <w:rPrChange w:id="292" w:author="Microsoft Office User" w:date="2026-01-15T20:02:00Z" w16du:dateUtc="2026-01-15T19:02:00Z">
+      <w:ins w:id="293" w:author="Microsoft Office User" w:date="2026-01-15T15:49:00Z" w16du:dateUtc="2026-01-15T14:49:00Z">
+        <w:r>
+          <w:rPr>
+            <w:color w:val="2F5496" w:themeColor="accent1" w:themeShade="BF"/>
+            <w:sz w:val="28"/>
+            <w:szCs w:val="28"/>
+            <w:lang w:val="en-US"/>
+            <w:rPrChange w:id="294" w:author="Microsoft Office User" w:date="2026-01-15T20:02:00Z" w16du:dateUtc="2026-01-15T19:02:00Z">
               <w:rPr>
                 <w:sz w:val="28"/>
                 <w:szCs w:val="28"/>
@@ -3003,14 +3043,14 @@
           <w:t xml:space="preserve"> </w:t>
         </w:r>
       </w:ins>
-      <w:ins w:id="293" w:author="Microsoft Office User" w:date="2026-01-15T15:58:00Z" w16du:dateUtc="2026-01-15T14:58:00Z">
-        <w:r>
-          <w:rPr>
-            <w:color w:val="2F5496" w:themeColor="accent1" w:themeShade="BF"/>
-            <w:sz w:val="28"/>
-            <w:szCs w:val="28"/>
-            <w:lang w:val="en-US"/>
-            <w:rPrChange w:id="294" w:author="Microsoft Office User" w:date="2026-01-15T20:02:00Z" w16du:dateUtc="2026-01-15T19:02:00Z">
+      <w:ins w:id="295" w:author="Microsoft Office User" w:date="2026-01-15T15:58:00Z" w16du:dateUtc="2026-01-15T14:58:00Z">
+        <w:r>
+          <w:rPr>
+            <w:color w:val="2F5496" w:themeColor="accent1" w:themeShade="BF"/>
+            <w:sz w:val="28"/>
+            <w:szCs w:val="28"/>
+            <w:lang w:val="en-US"/>
+            <w:rPrChange w:id="296" w:author="Microsoft Office User" w:date="2026-01-15T20:02:00Z" w16du:dateUtc="2026-01-15T19:02:00Z">
               <w:rPr>
                 <w:sz w:val="28"/>
                 <w:szCs w:val="28"/>
@@ -3021,14 +3061,14 @@
           <w:t xml:space="preserve">for </w:t>
         </w:r>
       </w:ins>
-      <w:ins w:id="295" w:author="Microsoft Office User" w:date="2026-01-15T19:31:00Z" w16du:dateUtc="2026-01-15T18:31:00Z">
-        <w:r>
-          <w:rPr>
-            <w:color w:val="2F5496" w:themeColor="accent1" w:themeShade="BF"/>
-            <w:sz w:val="28"/>
-            <w:szCs w:val="28"/>
-            <w:lang w:val="en-US"/>
-            <w:rPrChange w:id="296" w:author="Microsoft Office User" w:date="2026-01-15T20:02:00Z" w16du:dateUtc="2026-01-15T19:02:00Z">
+      <w:ins w:id="297" w:author="Microsoft Office User" w:date="2026-01-15T19:31:00Z" w16du:dateUtc="2026-01-15T18:31:00Z">
+        <w:r>
+          <w:rPr>
+            <w:color w:val="2F5496" w:themeColor="accent1" w:themeShade="BF"/>
+            <w:sz w:val="28"/>
+            <w:szCs w:val="28"/>
+            <w:lang w:val="en-US"/>
+            <w:rPrChange w:id="298" w:author="Microsoft Office User" w:date="2026-01-15T20:02:00Z" w16du:dateUtc="2026-01-15T19:02:00Z">
               <w:rPr>
                 <w:sz w:val="28"/>
                 <w:szCs w:val="28"/>
@@ -3039,14 +3079,14 @@
           <w:t xml:space="preserve">many </w:t>
         </w:r>
       </w:ins>
-      <w:ins w:id="297" w:author="Microsoft Office User" w:date="2026-01-15T15:58:00Z" w16du:dateUtc="2026-01-15T14:58:00Z">
-        <w:r>
-          <w:rPr>
-            <w:color w:val="2F5496" w:themeColor="accent1" w:themeShade="BF"/>
-            <w:sz w:val="28"/>
-            <w:szCs w:val="28"/>
-            <w:lang w:val="en-US"/>
-            <w:rPrChange w:id="298" w:author="Microsoft Office User" w:date="2026-01-15T20:02:00Z" w16du:dateUtc="2026-01-15T19:02:00Z">
+      <w:ins w:id="299" w:author="Microsoft Office User" w:date="2026-01-15T15:58:00Z" w16du:dateUtc="2026-01-15T14:58:00Z">
+        <w:r>
+          <w:rPr>
+            <w:color w:val="2F5496" w:themeColor="accent1" w:themeShade="BF"/>
+            <w:sz w:val="28"/>
+            <w:szCs w:val="28"/>
+            <w:lang w:val="en-US"/>
+            <w:rPrChange w:id="300" w:author="Microsoft Office User" w:date="2026-01-15T20:02:00Z" w16du:dateUtc="2026-01-15T19:02:00Z">
               <w:rPr>
                 <w:sz w:val="28"/>
                 <w:szCs w:val="28"/>
@@ -3057,14 +3097,14 @@
           <w:t xml:space="preserve">readers, </w:t>
         </w:r>
       </w:ins>
-      <w:ins w:id="299" w:author="Microsoft Office User" w:date="2026-01-15T15:49:00Z" w16du:dateUtc="2026-01-15T14:49:00Z">
-        <w:r>
-          <w:rPr>
-            <w:color w:val="2F5496" w:themeColor="accent1" w:themeShade="BF"/>
-            <w:sz w:val="28"/>
-            <w:szCs w:val="28"/>
-            <w:lang w:val="en-US"/>
-            <w:rPrChange w:id="300" w:author="Microsoft Office User" w:date="2026-01-15T20:02:00Z" w16du:dateUtc="2026-01-15T19:02:00Z">
+      <w:ins w:id="301" w:author="Microsoft Office User" w:date="2026-01-15T15:49:00Z" w16du:dateUtc="2026-01-15T14:49:00Z">
+        <w:r>
+          <w:rPr>
+            <w:color w:val="2F5496" w:themeColor="accent1" w:themeShade="BF"/>
+            <w:sz w:val="28"/>
+            <w:szCs w:val="28"/>
+            <w:lang w:val="en-US"/>
+            <w:rPrChange w:id="302" w:author="Microsoft Office User" w:date="2026-01-15T20:02:00Z" w16du:dateUtc="2026-01-15T19:02:00Z">
               <w:rPr>
                 <w:sz w:val="28"/>
                 <w:szCs w:val="28"/>
@@ -3075,14 +3115,14 @@
           <w:t>it might not be self-</w:t>
         </w:r>
       </w:ins>
-      <w:ins w:id="301" w:author="Microsoft Office User" w:date="2026-01-15T19:29:00Z" w16du:dateUtc="2026-01-15T18:29:00Z">
-        <w:r>
-          <w:rPr>
-            <w:color w:val="2F5496" w:themeColor="accent1" w:themeShade="BF"/>
-            <w:sz w:val="28"/>
-            <w:szCs w:val="28"/>
-            <w:lang w:val="en-US"/>
-            <w:rPrChange w:id="302" w:author="Microsoft Office User" w:date="2026-01-15T20:02:00Z" w16du:dateUtc="2026-01-15T19:02:00Z">
+      <w:ins w:id="303" w:author="Microsoft Office User" w:date="2026-01-15T19:29:00Z" w16du:dateUtc="2026-01-15T18:29:00Z">
+        <w:r>
+          <w:rPr>
+            <w:color w:val="2F5496" w:themeColor="accent1" w:themeShade="BF"/>
+            <w:sz w:val="28"/>
+            <w:szCs w:val="28"/>
+            <w:lang w:val="en-US"/>
+            <w:rPrChange w:id="304" w:author="Microsoft Office User" w:date="2026-01-15T20:02:00Z" w16du:dateUtc="2026-01-15T19:02:00Z">
               <w:rPr>
                 <w:sz w:val="28"/>
                 <w:szCs w:val="28"/>
@@ -3093,14 +3133,14 @@
           <w:t>understood</w:t>
         </w:r>
       </w:ins>
-      <w:ins w:id="303" w:author="Microsoft Office User" w:date="2026-01-15T15:49:00Z" w16du:dateUtc="2026-01-15T14:49:00Z">
-        <w:r>
-          <w:rPr>
-            <w:color w:val="2F5496" w:themeColor="accent1" w:themeShade="BF"/>
-            <w:sz w:val="28"/>
-            <w:szCs w:val="28"/>
-            <w:lang w:val="en-US"/>
-            <w:rPrChange w:id="304" w:author="Microsoft Office User" w:date="2026-01-15T20:02:00Z" w16du:dateUtc="2026-01-15T19:02:00Z">
+      <w:ins w:id="305" w:author="Microsoft Office User" w:date="2026-01-15T15:49:00Z" w16du:dateUtc="2026-01-15T14:49:00Z">
+        <w:r>
+          <w:rPr>
+            <w:color w:val="2F5496" w:themeColor="accent1" w:themeShade="BF"/>
+            <w:sz w:val="28"/>
+            <w:szCs w:val="28"/>
+            <w:lang w:val="en-US"/>
+            <w:rPrChange w:id="306" w:author="Microsoft Office User" w:date="2026-01-15T20:02:00Z" w16du:dateUtc="2026-01-15T19:02:00Z">
               <w:rPr>
                 <w:sz w:val="28"/>
                 <w:szCs w:val="28"/>
@@ -3111,14 +3151,14 @@
           <w:t xml:space="preserve"> to </w:t>
         </w:r>
       </w:ins>
-      <w:ins w:id="305" w:author="Microsoft Office User" w:date="2026-01-15T15:57:00Z" w16du:dateUtc="2026-01-15T14:57:00Z">
-        <w:r>
-          <w:rPr>
-            <w:color w:val="2F5496" w:themeColor="accent1" w:themeShade="BF"/>
-            <w:sz w:val="28"/>
-            <w:szCs w:val="28"/>
-            <w:lang w:val="en-US"/>
-            <w:rPrChange w:id="306" w:author="Microsoft Office User" w:date="2026-01-15T20:02:00Z" w16du:dateUtc="2026-01-15T19:02:00Z">
+      <w:ins w:id="307" w:author="Microsoft Office User" w:date="2026-01-15T15:57:00Z" w16du:dateUtc="2026-01-15T14:57:00Z">
+        <w:r>
+          <w:rPr>
+            <w:color w:val="2F5496" w:themeColor="accent1" w:themeShade="BF"/>
+            <w:sz w:val="28"/>
+            <w:szCs w:val="28"/>
+            <w:lang w:val="en-US"/>
+            <w:rPrChange w:id="308" w:author="Microsoft Office User" w:date="2026-01-15T20:02:00Z" w16du:dateUtc="2026-01-15T19:02:00Z">
               <w:rPr>
                 <w:sz w:val="28"/>
                 <w:szCs w:val="28"/>
@@ -3129,14 +3169,14 @@
           <w:t xml:space="preserve">having to </w:t>
         </w:r>
       </w:ins>
-      <w:ins w:id="307" w:author="Microsoft Office User" w:date="2026-01-15T15:49:00Z" w16du:dateUtc="2026-01-15T14:49:00Z">
-        <w:r>
-          <w:rPr>
-            <w:color w:val="2F5496" w:themeColor="accent1" w:themeShade="BF"/>
-            <w:sz w:val="28"/>
-            <w:szCs w:val="28"/>
-            <w:lang w:val="en-US"/>
-            <w:rPrChange w:id="308" w:author="Microsoft Office User" w:date="2026-01-15T20:02:00Z" w16du:dateUtc="2026-01-15T19:02:00Z">
+      <w:ins w:id="309" w:author="Microsoft Office User" w:date="2026-01-15T15:49:00Z" w16du:dateUtc="2026-01-15T14:49:00Z">
+        <w:r>
+          <w:rPr>
+            <w:color w:val="2F5496" w:themeColor="accent1" w:themeShade="BF"/>
+            <w:sz w:val="28"/>
+            <w:szCs w:val="28"/>
+            <w:lang w:val="en-US"/>
+            <w:rPrChange w:id="310" w:author="Microsoft Office User" w:date="2026-01-15T20:02:00Z" w16du:dateUtc="2026-01-15T19:02:00Z">
               <w:rPr>
                 <w:sz w:val="28"/>
                 <w:szCs w:val="28"/>
@@ -3147,14 +3187,14 @@
           <w:t>lookup this information</w:t>
         </w:r>
       </w:ins>
-      <w:ins w:id="309" w:author="Microsoft Office User" w:date="2026-01-15T15:55:00Z" w16du:dateUtc="2026-01-15T14:55:00Z">
-        <w:r>
-          <w:rPr>
-            <w:color w:val="2F5496" w:themeColor="accent1" w:themeShade="BF"/>
-            <w:sz w:val="28"/>
-            <w:szCs w:val="28"/>
-            <w:lang w:val="en-US"/>
-            <w:rPrChange w:id="310" w:author="Microsoft Office User" w:date="2026-01-15T20:02:00Z" w16du:dateUtc="2026-01-15T19:02:00Z">
+      <w:ins w:id="311" w:author="Microsoft Office User" w:date="2026-01-15T15:55:00Z" w16du:dateUtc="2026-01-15T14:55:00Z">
+        <w:r>
+          <w:rPr>
+            <w:color w:val="2F5496" w:themeColor="accent1" w:themeShade="BF"/>
+            <w:sz w:val="28"/>
+            <w:szCs w:val="28"/>
+            <w:lang w:val="en-US"/>
+            <w:rPrChange w:id="312" w:author="Microsoft Office User" w:date="2026-01-15T20:02:00Z" w16du:dateUtc="2026-01-15T19:02:00Z">
               <w:rPr>
                 <w:sz w:val="28"/>
                 <w:szCs w:val="28"/>
@@ -3165,14 +3205,14 @@
           <w:t xml:space="preserve"> </w:t>
         </w:r>
       </w:ins>
-      <w:ins w:id="311" w:author="Microsoft Office User" w:date="2026-01-15T15:57:00Z" w16du:dateUtc="2026-01-15T14:57:00Z">
-        <w:r>
-          <w:rPr>
-            <w:color w:val="2F5496" w:themeColor="accent1" w:themeShade="BF"/>
-            <w:sz w:val="28"/>
-            <w:szCs w:val="28"/>
-            <w:lang w:val="en-US"/>
-            <w:rPrChange w:id="312" w:author="Microsoft Office User" w:date="2026-01-15T20:02:00Z" w16du:dateUtc="2026-01-15T19:02:00Z">
+      <w:ins w:id="313" w:author="Microsoft Office User" w:date="2026-01-15T15:57:00Z" w16du:dateUtc="2026-01-15T14:57:00Z">
+        <w:r>
+          <w:rPr>
+            <w:color w:val="2F5496" w:themeColor="accent1" w:themeShade="BF"/>
+            <w:sz w:val="28"/>
+            <w:szCs w:val="28"/>
+            <w:lang w:val="en-US"/>
+            <w:rPrChange w:id="314" w:author="Microsoft Office User" w:date="2026-01-15T20:02:00Z" w16du:dateUtc="2026-01-15T19:02:00Z">
               <w:rPr>
                 <w:sz w:val="28"/>
                 <w:szCs w:val="28"/>
@@ -3183,14 +3223,14 @@
           <w:t xml:space="preserve">online </w:t>
         </w:r>
       </w:ins>
-      <w:ins w:id="313" w:author="Microsoft Office User" w:date="2026-01-15T15:58:00Z" w16du:dateUtc="2026-01-15T14:58:00Z">
-        <w:r>
-          <w:rPr>
-            <w:color w:val="2F5496" w:themeColor="accent1" w:themeShade="BF"/>
-            <w:sz w:val="28"/>
-            <w:szCs w:val="28"/>
-            <w:lang w:val="en-US"/>
-            <w:rPrChange w:id="314" w:author="Microsoft Office User" w:date="2026-01-15T20:02:00Z" w16du:dateUtc="2026-01-15T19:02:00Z">
+      <w:ins w:id="315" w:author="Microsoft Office User" w:date="2026-01-15T15:58:00Z" w16du:dateUtc="2026-01-15T14:58:00Z">
+        <w:r>
+          <w:rPr>
+            <w:color w:val="2F5496" w:themeColor="accent1" w:themeShade="BF"/>
+            <w:sz w:val="28"/>
+            <w:szCs w:val="28"/>
+            <w:lang w:val="en-US"/>
+            <w:rPrChange w:id="316" w:author="Microsoft Office User" w:date="2026-01-15T20:02:00Z" w16du:dateUtc="2026-01-15T19:02:00Z">
               <w:rPr>
                 <w:sz w:val="28"/>
                 <w:szCs w:val="28"/>
@@ -3201,14 +3241,14 @@
           <w:t>in the given</w:t>
         </w:r>
       </w:ins>
-      <w:ins w:id="315" w:author="Microsoft Office User" w:date="2026-01-15T19:29:00Z" w16du:dateUtc="2026-01-15T18:29:00Z">
-        <w:r>
-          <w:rPr>
-            <w:color w:val="2F5496" w:themeColor="accent1" w:themeShade="BF"/>
-            <w:sz w:val="28"/>
-            <w:szCs w:val="28"/>
-            <w:lang w:val="en-US"/>
-            <w:rPrChange w:id="316" w:author="Microsoft Office User" w:date="2026-01-15T20:02:00Z" w16du:dateUtc="2026-01-15T19:02:00Z">
+      <w:ins w:id="317" w:author="Microsoft Office User" w:date="2026-01-15T19:29:00Z" w16du:dateUtc="2026-01-15T18:29:00Z">
+        <w:r>
+          <w:rPr>
+            <w:color w:val="2F5496" w:themeColor="accent1" w:themeShade="BF"/>
+            <w:sz w:val="28"/>
+            <w:szCs w:val="28"/>
+            <w:lang w:val="en-US"/>
+            <w:rPrChange w:id="318" w:author="Microsoft Office User" w:date="2026-01-15T20:02:00Z" w16du:dateUtc="2026-01-15T19:02:00Z">
               <w:rPr>
                 <w:sz w:val="28"/>
                 <w:szCs w:val="28"/>
@@ -3219,14 +3259,14 @@
           <w:t xml:space="preserve"> way</w:t>
         </w:r>
       </w:ins>
-      <w:ins w:id="317" w:author="Microsoft Office User" w:date="2026-01-15T15:49:00Z" w16du:dateUtc="2026-01-15T14:49:00Z">
-        <w:r>
-          <w:rPr>
-            <w:color w:val="2F5496" w:themeColor="accent1" w:themeShade="BF"/>
-            <w:sz w:val="28"/>
-            <w:szCs w:val="28"/>
-            <w:lang w:val="en-US"/>
-            <w:rPrChange w:id="318" w:author="Microsoft Office User" w:date="2026-01-15T20:02:00Z" w16du:dateUtc="2026-01-15T19:02:00Z">
+      <w:ins w:id="319" w:author="Microsoft Office User" w:date="2026-01-15T15:49:00Z" w16du:dateUtc="2026-01-15T14:49:00Z">
+        <w:r>
+          <w:rPr>
+            <w:color w:val="2F5496" w:themeColor="accent1" w:themeShade="BF"/>
+            <w:sz w:val="28"/>
+            <w:szCs w:val="28"/>
+            <w:lang w:val="en-US"/>
+            <w:rPrChange w:id="320" w:author="Microsoft Office User" w:date="2026-01-15T20:02:00Z" w16du:dateUtc="2026-01-15T19:02:00Z">
               <w:rPr>
                 <w:sz w:val="28"/>
                 <w:szCs w:val="28"/>
@@ -3237,14 +3277,14 @@
           <w:t xml:space="preserve">. </w:t>
         </w:r>
       </w:ins>
-      <w:ins w:id="319" w:author="Microsoft Office User" w:date="2026-01-15T15:50:00Z" w16du:dateUtc="2026-01-15T14:50:00Z">
-        <w:r>
-          <w:rPr>
-            <w:color w:val="2F5496" w:themeColor="accent1" w:themeShade="BF"/>
-            <w:sz w:val="28"/>
-            <w:szCs w:val="28"/>
-            <w:lang w:val="en-US"/>
-            <w:rPrChange w:id="320" w:author="Microsoft Office User" w:date="2026-01-15T20:02:00Z" w16du:dateUtc="2026-01-15T19:02:00Z">
+      <w:ins w:id="321" w:author="Microsoft Office User" w:date="2026-01-15T15:50:00Z" w16du:dateUtc="2026-01-15T14:50:00Z">
+        <w:r>
+          <w:rPr>
+            <w:color w:val="2F5496" w:themeColor="accent1" w:themeShade="BF"/>
+            <w:sz w:val="28"/>
+            <w:szCs w:val="28"/>
+            <w:lang w:val="en-US"/>
+            <w:rPrChange w:id="322" w:author="Microsoft Office User" w:date="2026-01-15T20:02:00Z" w16du:dateUtc="2026-01-15T19:02:00Z">
               <w:rPr>
                 <w:sz w:val="28"/>
                 <w:szCs w:val="28"/>
@@ -3262,7 +3302,7 @@
             <w:sz w:val="28"/>
             <w:szCs w:val="28"/>
             <w:lang w:val="en-US"/>
-            <w:rPrChange w:id="321" w:author="Microsoft Office User" w:date="2026-01-15T20:02:00Z" w16du:dateUtc="2026-01-15T19:02:00Z">
+            <w:rPrChange w:id="323" w:author="Microsoft Office User" w:date="2026-01-15T20:02:00Z" w16du:dateUtc="2026-01-15T19:02:00Z">
               <w:rPr>
                 <w:sz w:val="28"/>
                 <w:szCs w:val="28"/>
@@ -3281,7 +3321,7 @@
             <w:sz w:val="28"/>
             <w:szCs w:val="28"/>
             <w:lang w:val="en-US"/>
-            <w:rPrChange w:id="322" w:author="Microsoft Office User" w:date="2026-01-15T20:02:00Z" w16du:dateUtc="2026-01-15T19:02:00Z">
+            <w:rPrChange w:id="324" w:author="Microsoft Office User" w:date="2026-01-15T20:02:00Z" w16du:dateUtc="2026-01-15T19:02:00Z">
               <w:rPr>
                 <w:sz w:val="28"/>
                 <w:szCs w:val="28"/>
@@ -3292,7 +3332,7 @@
           <w:t xml:space="preserve">Section </w:t>
         </w:r>
       </w:ins>
-      <w:ins w:id="323" w:author="Microsoft Office User" w:date="2026-01-15T15:51:00Z" w16du:dateUtc="2026-01-15T14:51:00Z">
+      <w:ins w:id="325" w:author="Microsoft Office User" w:date="2026-01-15T15:51:00Z" w16du:dateUtc="2026-01-15T14:51:00Z">
         <w:r>
           <w:rPr>
             <w:b/>
@@ -3301,7 +3341,7 @@
             <w:sz w:val="28"/>
             <w:szCs w:val="28"/>
             <w:lang w:val="en-US"/>
-            <w:rPrChange w:id="324" w:author="Microsoft Office User" w:date="2026-01-15T20:02:00Z" w16du:dateUtc="2026-01-15T19:02:00Z">
+            <w:rPrChange w:id="326" w:author="Microsoft Office User" w:date="2026-01-15T20:02:00Z" w16du:dateUtc="2026-01-15T19:02:00Z">
               <w:rPr>
                 <w:sz w:val="28"/>
                 <w:szCs w:val="28"/>
@@ -3313,7 +3353,7 @@
         </w:r>
       </w:ins>
       <w:proofErr w:type="gramEnd"/>
-      <w:ins w:id="325" w:author="Microsoft Office User" w:date="2026-01-15T15:50:00Z" w16du:dateUtc="2026-01-15T14:50:00Z">
+      <w:ins w:id="327" w:author="Microsoft Office User" w:date="2026-01-15T15:50:00Z" w16du:dateUtc="2026-01-15T14:50:00Z">
         <w:r>
           <w:rPr>
             <w:b/>
@@ -3322,7 +3362,7 @@
             <w:sz w:val="28"/>
             <w:szCs w:val="28"/>
             <w:lang w:val="en-US"/>
-            <w:rPrChange w:id="326" w:author="Microsoft Office User" w:date="2026-01-15T20:02:00Z" w16du:dateUtc="2026-01-15T19:02:00Z">
+            <w:rPrChange w:id="328" w:author="Microsoft Office User" w:date="2026-01-15T20:02:00Z" w16du:dateUtc="2026-01-15T19:02:00Z">
               <w:rPr>
                 <w:sz w:val="28"/>
                 <w:szCs w:val="28"/>
@@ -3333,7 +3373,7 @@
           <w:t>.?”:</w:t>
         </w:r>
       </w:ins>
-      <w:ins w:id="327" w:author="Microsoft Office User" w:date="2026-01-15T15:51:00Z" w16du:dateUtc="2026-01-15T14:51:00Z">
+      <w:ins w:id="329" w:author="Microsoft Office User" w:date="2026-01-15T15:51:00Z" w16du:dateUtc="2026-01-15T14:51:00Z">
         <w:r>
           <w:rPr>
             <w:b/>
@@ -3342,7 +3382,7 @@
             <w:sz w:val="28"/>
             <w:szCs w:val="28"/>
             <w:lang w:val="en-US"/>
-            <w:rPrChange w:id="328" w:author="Microsoft Office User" w:date="2026-01-15T20:02:00Z" w16du:dateUtc="2026-01-15T19:02:00Z">
+            <w:rPrChange w:id="330" w:author="Microsoft Office User" w:date="2026-01-15T20:02:00Z" w16du:dateUtc="2026-01-15T19:02:00Z">
               <w:rPr>
                 <w:sz w:val="28"/>
                 <w:szCs w:val="28"/>
@@ -3354,7 +3394,7 @@
         </w:r>
       </w:ins>
       <w:proofErr w:type="spellStart"/>
-      <w:ins w:id="329" w:author="Microsoft Office User" w:date="2026-01-17T07:01:00Z" w16du:dateUtc="2026-01-17T06:01:00Z">
+      <w:ins w:id="331" w:author="Microsoft Office User" w:date="2026-01-17T07:01:00Z" w16du:dateUtc="2026-01-17T06:01:00Z">
         <w:r>
           <w:rPr>
             <w:b/>
@@ -3367,7 +3407,7 @@
           <w:t>G</w:t>
         </w:r>
       </w:ins>
-      <w:ins w:id="330" w:author="Microsoft Office User" w:date="2026-01-15T15:51:00Z" w16du:dateUtc="2026-01-15T14:51:00Z">
+      <w:ins w:id="332" w:author="Microsoft Office User" w:date="2026-01-15T15:51:00Z" w16du:dateUtc="2026-01-15T14:51:00Z">
         <w:r>
           <w:rPr>
             <w:b/>
@@ -3376,7 +3416,7 @@
             <w:sz w:val="28"/>
             <w:szCs w:val="28"/>
             <w:lang w:val="en-US"/>
-            <w:rPrChange w:id="331" w:author="Microsoft Office User" w:date="2026-01-15T20:02:00Z" w16du:dateUtc="2026-01-15T19:02:00Z">
+            <w:rPrChange w:id="333" w:author="Microsoft Office User" w:date="2026-01-15T20:02:00Z" w16du:dateUtc="2026-01-15T19:02:00Z">
               <w:rPr>
                 <w:sz w:val="28"/>
                 <w:szCs w:val="28"/>
@@ -3395,7 +3435,7 @@
             <w:sz w:val="28"/>
             <w:szCs w:val="28"/>
             <w:lang w:val="en-US"/>
-            <w:rPrChange w:id="332" w:author="Microsoft Office User" w:date="2026-01-15T20:02:00Z" w16du:dateUtc="2026-01-15T19:02:00Z">
+            <w:rPrChange w:id="334" w:author="Microsoft Office User" w:date="2026-01-15T20:02:00Z" w16du:dateUtc="2026-01-15T19:02:00Z">
               <w:rPr>
                 <w:sz w:val="28"/>
                 <w:szCs w:val="28"/>
@@ -3411,13 +3451,13 @@
       <w:pPr>
         <w:pStyle w:val="u-mb-24"/>
         <w:rPr>
-          <w:ins w:id="333" w:author="Microsoft Office User" w:date="2026-01-15T15:59:00Z" w16du:dateUtc="2026-01-15T14:59:00Z"/>
+          <w:ins w:id="335" w:author="Microsoft Office User" w:date="2026-01-15T15:59:00Z" w16du:dateUtc="2026-01-15T14:59:00Z"/>
           <w:sz w:val="28"/>
           <w:szCs w:val="28"/>
           <w:lang w:val="en-US"/>
         </w:rPr>
       </w:pPr>
-      <w:del w:id="334" w:author="Microsoft Office User" w:date="2026-01-15T15:39:00Z" w16du:dateUtc="2026-01-15T14:39:00Z">
+      <w:del w:id="336" w:author="Microsoft Office User" w:date="2026-01-15T15:39:00Z" w16du:dateUtc="2026-01-15T14:39:00Z">
         <w:r>
           <w:rPr>
             <w:sz w:val="28"/>
@@ -3441,14 +3481,14 @@
       <w:pPr>
         <w:pStyle w:val="u-mb-24"/>
         <w:rPr>
-          <w:ins w:id="335" w:author="Microsoft Office User" w:date="2026-01-15T16:52:00Z" w16du:dateUtc="2026-01-15T15:52:00Z"/>
+          <w:ins w:id="337" w:author="Microsoft Office User" w:date="2026-01-15T16:52:00Z" w16du:dateUtc="2026-01-15T15:52:00Z"/>
           <w:color w:val="2F5496" w:themeColor="accent1" w:themeShade="BF"/>
           <w:sz w:val="28"/>
           <w:szCs w:val="28"/>
           <w:lang w:val="en-US"/>
-          <w:rPrChange w:id="336" w:author="Microsoft Office User" w:date="2026-01-15T20:05:00Z" w16du:dateUtc="2026-01-15T19:05:00Z">
+          <w:rPrChange w:id="338" w:author="Microsoft Office User" w:date="2026-01-15T20:05:00Z" w16du:dateUtc="2026-01-15T19:05:00Z">
             <w:rPr>
-              <w:ins w:id="337" w:author="Microsoft Office User" w:date="2026-01-15T16:52:00Z" w16du:dateUtc="2026-01-15T15:52:00Z"/>
+              <w:ins w:id="339" w:author="Microsoft Office User" w:date="2026-01-15T16:52:00Z" w16du:dateUtc="2026-01-15T15:52:00Z"/>
               <w:sz w:val="28"/>
               <w:szCs w:val="28"/>
               <w:lang w:val="en-US"/>
@@ -3456,14 +3496,14 @@
           </w:rPrChange>
         </w:rPr>
       </w:pPr>
-      <w:ins w:id="338" w:author="Microsoft Office User" w:date="2026-01-15T15:59:00Z" w16du:dateUtc="2026-01-15T14:59:00Z">
-        <w:r>
-          <w:rPr>
-            <w:color w:val="2F5496" w:themeColor="accent1" w:themeShade="BF"/>
-            <w:sz w:val="28"/>
-            <w:szCs w:val="28"/>
-            <w:lang w:val="en-US"/>
-            <w:rPrChange w:id="339" w:author="Microsoft Office User" w:date="2026-01-15T20:05:00Z" w16du:dateUtc="2026-01-15T19:05:00Z">
+      <w:ins w:id="340" w:author="Microsoft Office User" w:date="2026-01-15T15:59:00Z" w16du:dateUtc="2026-01-15T14:59:00Z">
+        <w:r>
+          <w:rPr>
+            <w:color w:val="2F5496" w:themeColor="accent1" w:themeShade="BF"/>
+            <w:sz w:val="28"/>
+            <w:szCs w:val="28"/>
+            <w:lang w:val="en-US"/>
+            <w:rPrChange w:id="341" w:author="Microsoft Office User" w:date="2026-01-15T20:05:00Z" w16du:dateUtc="2026-01-15T19:05:00Z">
               <w:rPr>
                 <w:sz w:val="28"/>
                 <w:szCs w:val="28"/>
@@ -3474,14 +3514,14 @@
           <w:t>Yes, the tool is available open source and easily built and used.</w:t>
         </w:r>
       </w:ins>
-      <w:ins w:id="340" w:author="Microsoft Office User" w:date="2026-01-15T16:50:00Z" w16du:dateUtc="2026-01-15T15:50:00Z">
-        <w:r>
-          <w:rPr>
-            <w:color w:val="2F5496" w:themeColor="accent1" w:themeShade="BF"/>
-            <w:sz w:val="28"/>
-            <w:szCs w:val="28"/>
-            <w:lang w:val="en-US"/>
-            <w:rPrChange w:id="341" w:author="Microsoft Office User" w:date="2026-01-15T20:05:00Z" w16du:dateUtc="2026-01-15T19:05:00Z">
+      <w:ins w:id="342" w:author="Microsoft Office User" w:date="2026-01-15T16:50:00Z" w16du:dateUtc="2026-01-15T15:50:00Z">
+        <w:r>
+          <w:rPr>
+            <w:color w:val="2F5496" w:themeColor="accent1" w:themeShade="BF"/>
+            <w:sz w:val="28"/>
+            <w:szCs w:val="28"/>
+            <w:lang w:val="en-US"/>
+            <w:rPrChange w:id="343" w:author="Microsoft Office User" w:date="2026-01-15T20:05:00Z" w16du:dateUtc="2026-01-15T19:05:00Z">
               <w:rPr>
                 <w:sz w:val="28"/>
                 <w:szCs w:val="28"/>
@@ -3492,14 +3532,14 @@
           <w:t xml:space="preserve"> The related in</w:t>
         </w:r>
       </w:ins>
-      <w:ins w:id="342" w:author="Microsoft Office User" w:date="2026-01-15T16:51:00Z" w16du:dateUtc="2026-01-15T15:51:00Z">
-        <w:r>
-          <w:rPr>
-            <w:color w:val="2F5496" w:themeColor="accent1" w:themeShade="BF"/>
-            <w:sz w:val="28"/>
-            <w:szCs w:val="28"/>
-            <w:lang w:val="en-US"/>
-            <w:rPrChange w:id="343" w:author="Microsoft Office User" w:date="2026-01-15T20:05:00Z" w16du:dateUtc="2026-01-15T19:05:00Z">
+      <w:ins w:id="344" w:author="Microsoft Office User" w:date="2026-01-15T16:51:00Z" w16du:dateUtc="2026-01-15T15:51:00Z">
+        <w:r>
+          <w:rPr>
+            <w:color w:val="2F5496" w:themeColor="accent1" w:themeShade="BF"/>
+            <w:sz w:val="28"/>
+            <w:szCs w:val="28"/>
+            <w:lang w:val="en-US"/>
+            <w:rPrChange w:id="345" w:author="Microsoft Office User" w:date="2026-01-15T20:05:00Z" w16du:dateUtc="2026-01-15T19:05:00Z">
               <w:rPr>
                 <w:sz w:val="28"/>
                 <w:szCs w:val="28"/>
@@ -3516,7 +3556,7 @@
             <w:sz w:val="28"/>
             <w:szCs w:val="28"/>
             <w:lang w:val="en-US"/>
-            <w:rPrChange w:id="344" w:author="Microsoft Office User" w:date="2026-01-15T20:05:00Z" w16du:dateUtc="2026-01-15T19:05:00Z">
+            <w:rPrChange w:id="346" w:author="Microsoft Office User" w:date="2026-01-15T20:05:00Z" w16du:dateUtc="2026-01-15T19:05:00Z">
               <w:rPr>
                 <w:sz w:val="28"/>
                 <w:szCs w:val="28"/>
@@ -3533,7 +3573,7 @@
             <w:sz w:val="28"/>
             <w:szCs w:val="28"/>
             <w:lang w:val="en-US"/>
-            <w:rPrChange w:id="345" w:author="Microsoft Office User" w:date="2026-01-15T20:05:00Z" w16du:dateUtc="2026-01-15T19:05:00Z">
+            <w:rPrChange w:id="347" w:author="Microsoft Office User" w:date="2026-01-15T20:05:00Z" w16du:dateUtc="2026-01-15T19:05:00Z">
               <w:rPr>
                 <w:sz w:val="28"/>
                 <w:szCs w:val="28"/>
@@ -3550,7 +3590,7 @@
             <w:sz w:val="28"/>
             <w:szCs w:val="28"/>
             <w:lang w:val="en-US"/>
-            <w:rPrChange w:id="346" w:author="Microsoft Office User" w:date="2026-01-15T20:05:00Z" w16du:dateUtc="2026-01-15T19:05:00Z">
+            <w:rPrChange w:id="348" w:author="Microsoft Office User" w:date="2026-01-15T20:05:00Z" w16du:dateUtc="2026-01-15T19:05:00Z">
               <w:rPr>
                 <w:sz w:val="28"/>
                 <w:szCs w:val="28"/>
@@ -3567,7 +3607,7 @@
             <w:sz w:val="28"/>
             <w:szCs w:val="28"/>
             <w:lang w:val="en-US"/>
-            <w:rPrChange w:id="347" w:author="Microsoft Office User" w:date="2026-01-15T20:05:00Z" w16du:dateUtc="2026-01-15T19:05:00Z">
+            <w:rPrChange w:id="349" w:author="Microsoft Office User" w:date="2026-01-15T20:05:00Z" w16du:dateUtc="2026-01-15T19:05:00Z">
               <w:rPr>
                 <w:sz w:val="28"/>
                 <w:szCs w:val="28"/>
@@ -3578,14 +3618,14 @@
           <w:t>/”.</w:t>
         </w:r>
       </w:ins>
-      <w:ins w:id="348" w:author="Microsoft Office User" w:date="2026-01-15T16:52:00Z" w16du:dateUtc="2026-01-15T15:52:00Z">
-        <w:r>
-          <w:rPr>
-            <w:color w:val="2F5496" w:themeColor="accent1" w:themeShade="BF"/>
-            <w:sz w:val="28"/>
-            <w:szCs w:val="28"/>
-            <w:lang w:val="en-US"/>
-            <w:rPrChange w:id="349" w:author="Microsoft Office User" w:date="2026-01-15T20:05:00Z" w16du:dateUtc="2026-01-15T19:05:00Z">
+      <w:ins w:id="350" w:author="Microsoft Office User" w:date="2026-01-15T16:52:00Z" w16du:dateUtc="2026-01-15T15:52:00Z">
+        <w:r>
+          <w:rPr>
+            <w:color w:val="2F5496" w:themeColor="accent1" w:themeShade="BF"/>
+            <w:sz w:val="28"/>
+            <w:szCs w:val="28"/>
+            <w:lang w:val="en-US"/>
+            <w:rPrChange w:id="351" w:author="Microsoft Office User" w:date="2026-01-15T20:05:00Z" w16du:dateUtc="2026-01-15T19:05:00Z">
               <w:rPr>
                 <w:sz w:val="28"/>
                 <w:szCs w:val="28"/>
@@ -3601,16 +3641,16 @@
       <w:pPr>
         <w:pStyle w:val="u-mb-24"/>
         <w:rPr>
-          <w:ins w:id="350" w:author="Microsoft Office User" w:date="2026-01-15T16:58:00Z" w16du:dateUtc="2026-01-15T15:58:00Z"/>
+          <w:ins w:id="352" w:author="Microsoft Office User" w:date="2026-01-15T16:58:00Z" w16du:dateUtc="2026-01-15T15:58:00Z"/>
           <w:b/>
           <w:bCs/>
           <w:color w:val="2F5496" w:themeColor="accent1" w:themeShade="BF"/>
           <w:sz w:val="28"/>
           <w:szCs w:val="28"/>
           <w:lang w:val="en-US"/>
-          <w:rPrChange w:id="351" w:author="Microsoft Office User" w:date="2026-01-15T20:05:00Z" w16du:dateUtc="2026-01-15T19:05:00Z">
+          <w:rPrChange w:id="353" w:author="Microsoft Office User" w:date="2026-01-15T20:05:00Z" w16du:dateUtc="2026-01-15T19:05:00Z">
             <w:rPr>
-              <w:ins w:id="352" w:author="Microsoft Office User" w:date="2026-01-15T16:58:00Z" w16du:dateUtc="2026-01-15T15:58:00Z"/>
+              <w:ins w:id="354" w:author="Microsoft Office User" w:date="2026-01-15T16:58:00Z" w16du:dateUtc="2026-01-15T15:58:00Z"/>
               <w:b/>
               <w:bCs/>
               <w:sz w:val="28"/>
@@ -3620,7 +3660,7 @@
           </w:rPrChange>
         </w:rPr>
       </w:pPr>
-      <w:ins w:id="353" w:author="Microsoft Office User" w:date="2026-01-15T16:58:00Z" w16du:dateUtc="2026-01-15T15:58:00Z">
+      <w:ins w:id="355" w:author="Microsoft Office User" w:date="2026-01-15T16:58:00Z" w16du:dateUtc="2026-01-15T15:58:00Z">
         <w:r>
           <w:rPr>
             <w:b/>
@@ -3629,7 +3669,7 @@
             <w:sz w:val="28"/>
             <w:szCs w:val="28"/>
             <w:lang w:val="en-US"/>
-            <w:rPrChange w:id="354" w:author="Microsoft Office User" w:date="2026-01-15T20:05:00Z" w16du:dateUtc="2026-01-15T19:05:00Z">
+            <w:rPrChange w:id="356" w:author="Microsoft Office User" w:date="2026-01-15T20:05:00Z" w16du:dateUtc="2026-01-15T19:05:00Z">
               <w:rPr>
                 <w:b/>
                 <w:bCs/>
@@ -3647,7 +3687,7 @@
             <w:sz w:val="28"/>
             <w:szCs w:val="28"/>
             <w:lang w:val="en-US"/>
-            <w:rPrChange w:id="355" w:author="Microsoft Office User" w:date="2026-01-15T20:05:00Z" w16du:dateUtc="2026-01-15T19:05:00Z">
+            <w:rPrChange w:id="357" w:author="Microsoft Office User" w:date="2026-01-15T20:05:00Z" w16du:dateUtc="2026-01-15T19:05:00Z">
               <w:rPr>
                 <w:sz w:val="28"/>
                 <w:szCs w:val="28"/>
@@ -3658,14 +3698,14 @@
           <w:t>The above mentioned newly insert</w:t>
         </w:r>
       </w:ins>
-      <w:ins w:id="356" w:author="Microsoft Office User" w:date="2026-01-15T19:31:00Z" w16du:dateUtc="2026-01-15T18:31:00Z">
-        <w:r>
-          <w:rPr>
-            <w:color w:val="2F5496" w:themeColor="accent1" w:themeShade="BF"/>
-            <w:sz w:val="28"/>
-            <w:szCs w:val="28"/>
-            <w:lang w:val="en-US"/>
-            <w:rPrChange w:id="357" w:author="Microsoft Office User" w:date="2026-01-15T20:05:00Z" w16du:dateUtc="2026-01-15T19:05:00Z">
+      <w:ins w:id="358" w:author="Microsoft Office User" w:date="2026-01-15T19:31:00Z" w16du:dateUtc="2026-01-15T18:31:00Z">
+        <w:r>
+          <w:rPr>
+            <w:color w:val="2F5496" w:themeColor="accent1" w:themeShade="BF"/>
+            <w:sz w:val="28"/>
+            <w:szCs w:val="28"/>
+            <w:lang w:val="en-US"/>
+            <w:rPrChange w:id="359" w:author="Microsoft Office User" w:date="2026-01-15T20:05:00Z" w16du:dateUtc="2026-01-15T19:05:00Z">
               <w:rPr>
                 <w:sz w:val="28"/>
                 <w:szCs w:val="28"/>
@@ -3676,14 +3716,14 @@
           <w:t>e</w:t>
         </w:r>
       </w:ins>
-      <w:ins w:id="358" w:author="Microsoft Office User" w:date="2026-01-15T16:58:00Z" w16du:dateUtc="2026-01-15T15:58:00Z">
-        <w:r>
-          <w:rPr>
-            <w:color w:val="2F5496" w:themeColor="accent1" w:themeShade="BF"/>
-            <w:sz w:val="28"/>
-            <w:szCs w:val="28"/>
-            <w:lang w:val="en-US"/>
-            <w:rPrChange w:id="359" w:author="Microsoft Office User" w:date="2026-01-15T20:05:00Z" w16du:dateUtc="2026-01-15T19:05:00Z">
+      <w:ins w:id="360" w:author="Microsoft Office User" w:date="2026-01-15T16:58:00Z" w16du:dateUtc="2026-01-15T15:58:00Z">
+        <w:r>
+          <w:rPr>
+            <w:color w:val="2F5496" w:themeColor="accent1" w:themeShade="BF"/>
+            <w:sz w:val="28"/>
+            <w:szCs w:val="28"/>
+            <w:lang w:val="en-US"/>
+            <w:rPrChange w:id="361" w:author="Microsoft Office User" w:date="2026-01-15T20:05:00Z" w16du:dateUtc="2026-01-15T19:05:00Z">
               <w:rPr>
                 <w:sz w:val="28"/>
                 <w:szCs w:val="28"/>
@@ -3700,7 +3740,7 @@
             <w:sz w:val="28"/>
             <w:szCs w:val="28"/>
             <w:lang w:val="en-US"/>
-            <w:rPrChange w:id="360" w:author="Microsoft Office User" w:date="2026-01-15T20:05:00Z" w16du:dateUtc="2026-01-15T19:05:00Z">
+            <w:rPrChange w:id="362" w:author="Microsoft Office User" w:date="2026-01-15T20:05:00Z" w16du:dateUtc="2026-01-15T19:05:00Z">
               <w:rPr>
                 <w:sz w:val="28"/>
                 <w:szCs w:val="28"/>
@@ -3717,7 +3757,7 @@
             <w:sz w:val="28"/>
             <w:szCs w:val="28"/>
             <w:lang w:val="en-US"/>
-            <w:rPrChange w:id="361" w:author="Microsoft Office User" w:date="2026-01-15T20:05:00Z" w16du:dateUtc="2026-01-15T19:05:00Z">
+            <w:rPrChange w:id="363" w:author="Microsoft Office User" w:date="2026-01-15T20:05:00Z" w16du:dateUtc="2026-01-15T19:05:00Z">
               <w:rPr>
                 <w:sz w:val="28"/>
                 <w:szCs w:val="28"/>
@@ -3734,7 +3774,7 @@
             <w:sz w:val="28"/>
             <w:szCs w:val="28"/>
             <w:lang w:val="en-US"/>
-            <w:rPrChange w:id="362" w:author="Microsoft Office User" w:date="2026-01-15T20:05:00Z" w16du:dateUtc="2026-01-15T19:05:00Z">
+            <w:rPrChange w:id="364" w:author="Microsoft Office User" w:date="2026-01-15T20:05:00Z" w16du:dateUtc="2026-01-15T19:05:00Z">
               <w:rPr>
                 <w:sz w:val="28"/>
                 <w:szCs w:val="28"/>
@@ -3751,7 +3791,7 @@
             <w:sz w:val="28"/>
             <w:szCs w:val="28"/>
             <w:lang w:val="en-US"/>
-            <w:rPrChange w:id="363" w:author="Microsoft Office User" w:date="2026-01-15T20:05:00Z" w16du:dateUtc="2026-01-15T19:05:00Z">
+            <w:rPrChange w:id="365" w:author="Microsoft Office User" w:date="2026-01-15T20:05:00Z" w16du:dateUtc="2026-01-15T19:05:00Z">
               <w:rPr>
                 <w:sz w:val="28"/>
                 <w:szCs w:val="28"/>
@@ -3767,14 +3807,14 @@
       <w:pPr>
         <w:pStyle w:val="u-mb-24"/>
         <w:rPr>
-          <w:ins w:id="364" w:author="Microsoft Office User" w:date="2026-01-15T16:58:00Z" w16du:dateUtc="2026-01-15T15:58:00Z"/>
+          <w:ins w:id="366" w:author="Microsoft Office User" w:date="2026-01-15T16:58:00Z" w16du:dateUtc="2026-01-15T15:58:00Z"/>
           <w:color w:val="2F5496" w:themeColor="accent1" w:themeShade="BF"/>
           <w:sz w:val="28"/>
           <w:szCs w:val="28"/>
           <w:lang w:val="en-US"/>
-          <w:rPrChange w:id="365" w:author="Microsoft Office User" w:date="2026-01-15T20:05:00Z" w16du:dateUtc="2026-01-15T19:05:00Z">
+          <w:rPrChange w:id="367" w:author="Microsoft Office User" w:date="2026-01-15T20:05:00Z" w16du:dateUtc="2026-01-15T19:05:00Z">
             <w:rPr>
-              <w:ins w:id="366" w:author="Microsoft Office User" w:date="2026-01-15T16:58:00Z" w16du:dateUtc="2026-01-15T15:58:00Z"/>
+              <w:ins w:id="368" w:author="Microsoft Office User" w:date="2026-01-15T16:58:00Z" w16du:dateUtc="2026-01-15T15:58:00Z"/>
               <w:sz w:val="28"/>
               <w:szCs w:val="28"/>
               <w:lang w:val="en-US"/>
@@ -3782,14 +3822,14 @@
           </w:rPrChange>
         </w:rPr>
       </w:pPr>
-      <w:ins w:id="367" w:author="Microsoft Office User" w:date="2026-01-15T16:52:00Z" w16du:dateUtc="2026-01-15T15:52:00Z">
-        <w:r>
-          <w:rPr>
-            <w:color w:val="2F5496" w:themeColor="accent1" w:themeShade="BF"/>
-            <w:sz w:val="28"/>
-            <w:szCs w:val="28"/>
-            <w:lang w:val="en-US"/>
-            <w:rPrChange w:id="368" w:author="Microsoft Office User" w:date="2026-01-15T20:05:00Z" w16du:dateUtc="2026-01-15T19:05:00Z">
+      <w:ins w:id="369" w:author="Microsoft Office User" w:date="2026-01-15T16:52:00Z" w16du:dateUtc="2026-01-15T15:52:00Z">
+        <w:r>
+          <w:rPr>
+            <w:color w:val="2F5496" w:themeColor="accent1" w:themeShade="BF"/>
+            <w:sz w:val="28"/>
+            <w:szCs w:val="28"/>
+            <w:lang w:val="en-US"/>
+            <w:rPrChange w:id="370" w:author="Microsoft Office User" w:date="2026-01-15T20:05:00Z" w16du:dateUtc="2026-01-15T19:05:00Z">
               <w:rPr>
                 <w:sz w:val="28"/>
                 <w:szCs w:val="28"/>
@@ -3800,14 +3840,14 @@
           <w:t xml:space="preserve">An example use of the API is described </w:t>
         </w:r>
       </w:ins>
-      <w:ins w:id="369" w:author="Microsoft Office User" w:date="2026-01-15T19:32:00Z" w16du:dateUtc="2026-01-15T18:32:00Z">
-        <w:r>
-          <w:rPr>
-            <w:color w:val="2F5496" w:themeColor="accent1" w:themeShade="BF"/>
-            <w:sz w:val="28"/>
-            <w:szCs w:val="28"/>
-            <w:lang w:val="en-US"/>
-            <w:rPrChange w:id="370" w:author="Microsoft Office User" w:date="2026-01-15T20:05:00Z" w16du:dateUtc="2026-01-15T19:05:00Z">
+      <w:ins w:id="371" w:author="Microsoft Office User" w:date="2026-01-15T19:32:00Z" w16du:dateUtc="2026-01-15T18:32:00Z">
+        <w:r>
+          <w:rPr>
+            <w:color w:val="2F5496" w:themeColor="accent1" w:themeShade="BF"/>
+            <w:sz w:val="28"/>
+            <w:szCs w:val="28"/>
+            <w:lang w:val="en-US"/>
+            <w:rPrChange w:id="372" w:author="Microsoft Office User" w:date="2026-01-15T20:05:00Z" w16du:dateUtc="2026-01-15T19:05:00Z">
               <w:rPr>
                 <w:sz w:val="28"/>
                 <w:szCs w:val="28"/>
@@ -3818,14 +3858,14 @@
           <w:t>as part of</w:t>
         </w:r>
       </w:ins>
-      <w:ins w:id="371" w:author="Microsoft Office User" w:date="2026-01-15T16:52:00Z" w16du:dateUtc="2026-01-15T15:52:00Z">
-        <w:r>
-          <w:rPr>
-            <w:color w:val="2F5496" w:themeColor="accent1" w:themeShade="BF"/>
-            <w:sz w:val="28"/>
-            <w:szCs w:val="28"/>
-            <w:lang w:val="en-US"/>
-            <w:rPrChange w:id="372" w:author="Microsoft Office User" w:date="2026-01-15T20:05:00Z" w16du:dateUtc="2026-01-15T19:05:00Z">
+      <w:ins w:id="373" w:author="Microsoft Office User" w:date="2026-01-15T16:52:00Z" w16du:dateUtc="2026-01-15T15:52:00Z">
+        <w:r>
+          <w:rPr>
+            <w:color w:val="2F5496" w:themeColor="accent1" w:themeShade="BF"/>
+            <w:sz w:val="28"/>
+            <w:szCs w:val="28"/>
+            <w:lang w:val="en-US"/>
+            <w:rPrChange w:id="374" w:author="Microsoft Office User" w:date="2026-01-15T20:05:00Z" w16du:dateUtc="2026-01-15T19:05:00Z">
               <w:rPr>
                 <w:sz w:val="28"/>
                 <w:szCs w:val="28"/>
@@ -3836,14 +3876,14 @@
           <w:t xml:space="preserve"> the </w:t>
         </w:r>
       </w:ins>
-      <w:ins w:id="373" w:author="Microsoft Office User" w:date="2026-01-15T19:32:00Z" w16du:dateUtc="2026-01-15T18:32:00Z">
-        <w:r>
-          <w:rPr>
-            <w:color w:val="2F5496" w:themeColor="accent1" w:themeShade="BF"/>
-            <w:sz w:val="28"/>
-            <w:szCs w:val="28"/>
-            <w:lang w:val="en-US"/>
-            <w:rPrChange w:id="374" w:author="Microsoft Office User" w:date="2026-01-15T20:05:00Z" w16du:dateUtc="2026-01-15T19:05:00Z">
+      <w:ins w:id="375" w:author="Microsoft Office User" w:date="2026-01-15T19:32:00Z" w16du:dateUtc="2026-01-15T18:32:00Z">
+        <w:r>
+          <w:rPr>
+            <w:color w:val="2F5496" w:themeColor="accent1" w:themeShade="BF"/>
+            <w:sz w:val="28"/>
+            <w:szCs w:val="28"/>
+            <w:lang w:val="en-US"/>
+            <w:rPrChange w:id="376" w:author="Microsoft Office User" w:date="2026-01-15T20:05:00Z" w16du:dateUtc="2026-01-15T19:05:00Z">
               <w:rPr>
                 <w:sz w:val="28"/>
                 <w:szCs w:val="28"/>
@@ -3854,14 +3894,14 @@
           <w:t>o</w:t>
         </w:r>
       </w:ins>
-      <w:ins w:id="375" w:author="Microsoft Office User" w:date="2026-01-15T16:52:00Z" w16du:dateUtc="2026-01-15T15:52:00Z">
-        <w:r>
-          <w:rPr>
-            <w:color w:val="2F5496" w:themeColor="accent1" w:themeShade="BF"/>
-            <w:sz w:val="28"/>
-            <w:szCs w:val="28"/>
-            <w:lang w:val="en-US"/>
-            <w:rPrChange w:id="376" w:author="Microsoft Office User" w:date="2026-01-15T20:05:00Z" w16du:dateUtc="2026-01-15T19:05:00Z">
+      <w:ins w:id="377" w:author="Microsoft Office User" w:date="2026-01-15T16:52:00Z" w16du:dateUtc="2026-01-15T15:52:00Z">
+        <w:r>
+          <w:rPr>
+            <w:color w:val="2F5496" w:themeColor="accent1" w:themeShade="BF"/>
+            <w:sz w:val="28"/>
+            <w:szCs w:val="28"/>
+            <w:lang w:val="en-US"/>
+            <w:rPrChange w:id="378" w:author="Microsoft Office User" w:date="2026-01-15T20:05:00Z" w16du:dateUtc="2026-01-15T19:05:00Z">
               <w:rPr>
                 <w:sz w:val="28"/>
                 <w:szCs w:val="28"/>
@@ -3872,14 +3912,14 @@
           <w:t>nline</w:t>
         </w:r>
       </w:ins>
-      <w:ins w:id="377" w:author="Microsoft Office User" w:date="2026-01-15T19:32:00Z" w16du:dateUtc="2026-01-15T18:32:00Z">
-        <w:r>
-          <w:rPr>
-            <w:color w:val="2F5496" w:themeColor="accent1" w:themeShade="BF"/>
-            <w:sz w:val="28"/>
-            <w:szCs w:val="28"/>
-            <w:lang w:val="en-US"/>
-            <w:rPrChange w:id="378" w:author="Microsoft Office User" w:date="2026-01-15T20:05:00Z" w16du:dateUtc="2026-01-15T19:05:00Z">
+      <w:ins w:id="379" w:author="Microsoft Office User" w:date="2026-01-15T19:32:00Z" w16du:dateUtc="2026-01-15T18:32:00Z">
+        <w:r>
+          <w:rPr>
+            <w:color w:val="2F5496" w:themeColor="accent1" w:themeShade="BF"/>
+            <w:sz w:val="28"/>
+            <w:szCs w:val="28"/>
+            <w:lang w:val="en-US"/>
+            <w:rPrChange w:id="380" w:author="Microsoft Office User" w:date="2026-01-15T20:05:00Z" w16du:dateUtc="2026-01-15T19:05:00Z">
               <w:rPr>
                 <w:sz w:val="28"/>
                 <w:szCs w:val="28"/>
@@ -3890,14 +3930,14 @@
           <w:t xml:space="preserve"> d</w:t>
         </w:r>
       </w:ins>
-      <w:ins w:id="379" w:author="Microsoft Office User" w:date="2026-01-15T16:52:00Z" w16du:dateUtc="2026-01-15T15:52:00Z">
-        <w:r>
-          <w:rPr>
-            <w:color w:val="2F5496" w:themeColor="accent1" w:themeShade="BF"/>
-            <w:sz w:val="28"/>
-            <w:szCs w:val="28"/>
-            <w:lang w:val="en-US"/>
-            <w:rPrChange w:id="380" w:author="Microsoft Office User" w:date="2026-01-15T20:05:00Z" w16du:dateUtc="2026-01-15T19:05:00Z">
+      <w:ins w:id="381" w:author="Microsoft Office User" w:date="2026-01-15T16:52:00Z" w16du:dateUtc="2026-01-15T15:52:00Z">
+        <w:r>
+          <w:rPr>
+            <w:color w:val="2F5496" w:themeColor="accent1" w:themeShade="BF"/>
+            <w:sz w:val="28"/>
+            <w:szCs w:val="28"/>
+            <w:lang w:val="en-US"/>
+            <w:rPrChange w:id="382" w:author="Microsoft Office User" w:date="2026-01-15T20:05:00Z" w16du:dateUtc="2026-01-15T19:05:00Z">
               <w:rPr>
                 <w:sz w:val="28"/>
                 <w:szCs w:val="28"/>
@@ -3908,14 +3948,14 @@
           <w:t>ocumentation.</w:t>
         </w:r>
       </w:ins>
-      <w:ins w:id="381" w:author="Microsoft Office User" w:date="2026-01-15T16:53:00Z" w16du:dateUtc="2026-01-15T15:53:00Z">
-        <w:r>
-          <w:rPr>
-            <w:color w:val="2F5496" w:themeColor="accent1" w:themeShade="BF"/>
-            <w:sz w:val="28"/>
-            <w:szCs w:val="28"/>
-            <w:lang w:val="en-US"/>
-            <w:rPrChange w:id="382" w:author="Microsoft Office User" w:date="2026-01-15T20:05:00Z" w16du:dateUtc="2026-01-15T19:05:00Z">
+      <w:ins w:id="383" w:author="Microsoft Office User" w:date="2026-01-15T16:53:00Z" w16du:dateUtc="2026-01-15T15:53:00Z">
+        <w:r>
+          <w:rPr>
+            <w:color w:val="2F5496" w:themeColor="accent1" w:themeShade="BF"/>
+            <w:sz w:val="28"/>
+            <w:szCs w:val="28"/>
+            <w:lang w:val="en-US"/>
+            <w:rPrChange w:id="384" w:author="Microsoft Office User" w:date="2026-01-15T20:05:00Z" w16du:dateUtc="2026-01-15T19:05:00Z">
               <w:rPr>
                 <w:sz w:val="28"/>
                 <w:szCs w:val="28"/>
@@ -3926,14 +3966,14 @@
           <w:t xml:space="preserve"> Example code for the API use is part of it and given here: </w:t>
         </w:r>
       </w:ins>
-      <w:ins w:id="383" w:author="Microsoft Office User" w:date="2026-01-15T16:56:00Z" w16du:dateUtc="2026-01-15T15:56:00Z">
-        <w:r>
-          <w:rPr>
-            <w:color w:val="2F5496" w:themeColor="accent1" w:themeShade="BF"/>
-            <w:sz w:val="28"/>
-            <w:szCs w:val="28"/>
-            <w:lang w:val="en-US"/>
-            <w:rPrChange w:id="384" w:author="Microsoft Office User" w:date="2026-01-15T20:05:00Z" w16du:dateUtc="2026-01-15T19:05:00Z">
+      <w:ins w:id="385" w:author="Microsoft Office User" w:date="2026-01-15T16:56:00Z" w16du:dateUtc="2026-01-15T15:56:00Z">
+        <w:r>
+          <w:rPr>
+            <w:color w:val="2F5496" w:themeColor="accent1" w:themeShade="BF"/>
+            <w:sz w:val="28"/>
+            <w:szCs w:val="28"/>
+            <w:lang w:val="en-US"/>
+            <w:rPrChange w:id="386" w:author="Microsoft Office User" w:date="2026-01-15T20:05:00Z" w16du:dateUtc="2026-01-15T19:05:00Z">
               <w:rPr>
                 <w:sz w:val="28"/>
                 <w:szCs w:val="28"/>
@@ -3949,7 +3989,7 @@
             <w:sz w:val="28"/>
             <w:szCs w:val="28"/>
             <w:lang w:val="en-US"/>
-            <w:rPrChange w:id="385" w:author="Microsoft Office User" w:date="2026-01-15T20:05:00Z" w16du:dateUtc="2026-01-15T19:05:00Z">
+            <w:rPrChange w:id="387" w:author="Microsoft Office User" w:date="2026-01-15T20:05:00Z" w16du:dateUtc="2026-01-15T19:05:00Z">
               <w:rPr>
                 <w:sz w:val="28"/>
                 <w:szCs w:val="28"/>
@@ -3960,14 +4000,14 @@
           <w:instrText>HYPERLINK "</w:instrText>
         </w:r>
       </w:ins>
-      <w:ins w:id="386" w:author="Microsoft Office User" w:date="2026-01-15T16:53:00Z" w16du:dateUtc="2026-01-15T15:53:00Z">
-        <w:r>
-          <w:rPr>
-            <w:color w:val="2F5496" w:themeColor="accent1" w:themeShade="BF"/>
-            <w:sz w:val="28"/>
-            <w:szCs w:val="28"/>
-            <w:lang w:val="en-US"/>
-            <w:rPrChange w:id="387" w:author="Microsoft Office User" w:date="2026-01-15T20:05:00Z" w16du:dateUtc="2026-01-15T19:05:00Z">
+      <w:ins w:id="388" w:author="Microsoft Office User" w:date="2026-01-15T16:53:00Z" w16du:dateUtc="2026-01-15T15:53:00Z">
+        <w:r>
+          <w:rPr>
+            <w:color w:val="2F5496" w:themeColor="accent1" w:themeShade="BF"/>
+            <w:sz w:val="28"/>
+            <w:szCs w:val="28"/>
+            <w:lang w:val="en-US"/>
+            <w:rPrChange w:id="389" w:author="Microsoft Office User" w:date="2026-01-15T20:05:00Z" w16du:dateUtc="2026-01-15T19:05:00Z">
               <w:rPr>
                 <w:sz w:val="28"/>
                 <w:szCs w:val="28"/>
@@ -3978,14 +4018,14 @@
           <w:instrText>https://github.com/pfeiferd/genestrip/blob/master/src/test/java/org/metagene/genestrip/APITest.java</w:instrText>
         </w:r>
       </w:ins>
-      <w:ins w:id="388" w:author="Microsoft Office User" w:date="2026-01-15T16:56:00Z" w16du:dateUtc="2026-01-15T15:56:00Z">
-        <w:r>
-          <w:rPr>
-            <w:color w:val="2F5496" w:themeColor="accent1" w:themeShade="BF"/>
-            <w:sz w:val="28"/>
-            <w:szCs w:val="28"/>
-            <w:lang w:val="en-US"/>
-            <w:rPrChange w:id="389" w:author="Microsoft Office User" w:date="2026-01-15T20:05:00Z" w16du:dateUtc="2026-01-15T19:05:00Z">
+      <w:ins w:id="390" w:author="Microsoft Office User" w:date="2026-01-15T16:56:00Z" w16du:dateUtc="2026-01-15T15:56:00Z">
+        <w:r>
+          <w:rPr>
+            <w:color w:val="2F5496" w:themeColor="accent1" w:themeShade="BF"/>
+            <w:sz w:val="28"/>
+            <w:szCs w:val="28"/>
+            <w:lang w:val="en-US"/>
+            <w:rPrChange w:id="391" w:author="Microsoft Office User" w:date="2026-01-15T20:05:00Z" w16du:dateUtc="2026-01-15T19:05:00Z">
               <w:rPr>
                 <w:sz w:val="28"/>
                 <w:szCs w:val="28"/>
@@ -4001,22 +4041,15 @@
             <w:sz w:val="28"/>
             <w:szCs w:val="28"/>
             <w:lang w:val="en-US"/>
-            <w:rPrChange w:id="390" w:author="Microsoft Office User" w:date="2026-01-15T20:05:00Z" w16du:dateUtc="2026-01-15T19:05:00Z">
-              <w:rPr>
-                <w:sz w:val="28"/>
-                <w:szCs w:val="28"/>
-                <w:lang w:val="en-US"/>
-              </w:rPr>
-            </w:rPrChange>
-          </w:rPr>
-        </w:r>
-        <w:r>
-          <w:rPr>
-            <w:color w:val="2F5496" w:themeColor="accent1" w:themeShade="BF"/>
-            <w:sz w:val="28"/>
-            <w:szCs w:val="28"/>
-            <w:lang w:val="en-US"/>
-            <w:rPrChange w:id="391" w:author="Microsoft Office User" w:date="2026-01-15T20:05:00Z" w16du:dateUtc="2026-01-15T19:05:00Z">
+          </w:rPr>
+        </w:r>
+        <w:r>
+          <w:rPr>
+            <w:color w:val="2F5496" w:themeColor="accent1" w:themeShade="BF"/>
+            <w:sz w:val="28"/>
+            <w:szCs w:val="28"/>
+            <w:lang w:val="en-US"/>
+            <w:rPrChange w:id="392" w:author="Microsoft Office User" w:date="2026-01-15T20:05:00Z" w16du:dateUtc="2026-01-15T19:05:00Z">
               <w:rPr>
                 <w:sz w:val="28"/>
                 <w:szCs w:val="28"/>
@@ -4027,7 +4060,7 @@
           <w:fldChar w:fldCharType="separate"/>
         </w:r>
       </w:ins>
-      <w:ins w:id="392" w:author="Microsoft Office User" w:date="2026-01-15T16:53:00Z" w16du:dateUtc="2026-01-15T15:53:00Z">
+      <w:ins w:id="393" w:author="Microsoft Office User" w:date="2026-01-15T16:53:00Z" w16du:dateUtc="2026-01-15T15:53:00Z">
         <w:r>
           <w:rPr>
             <w:rStyle w:val="Hyperlink"/>
@@ -4035,7 +4068,7 @@
             <w:sz w:val="28"/>
             <w:szCs w:val="28"/>
             <w:lang w:val="en-US"/>
-            <w:rPrChange w:id="393" w:author="Microsoft Office User" w:date="2026-01-15T20:05:00Z" w16du:dateUtc="2026-01-15T19:05:00Z">
+            <w:rPrChange w:id="394" w:author="Microsoft Office User" w:date="2026-01-15T20:05:00Z" w16du:dateUtc="2026-01-15T19:05:00Z">
               <w:rPr>
                 <w:rStyle w:val="Hyperlink"/>
                 <w:sz w:val="28"/>
@@ -4047,14 +4080,14 @@
           <w:t>https://github.com/pfeiferd/genestrip/blob/master/src/test/java/org/metagene/genestrip/APITest.java</w:t>
         </w:r>
       </w:ins>
-      <w:ins w:id="394" w:author="Microsoft Office User" w:date="2026-01-15T16:56:00Z" w16du:dateUtc="2026-01-15T15:56:00Z">
-        <w:r>
-          <w:rPr>
-            <w:color w:val="2F5496" w:themeColor="accent1" w:themeShade="BF"/>
-            <w:sz w:val="28"/>
-            <w:szCs w:val="28"/>
-            <w:lang w:val="en-US"/>
-            <w:rPrChange w:id="395" w:author="Microsoft Office User" w:date="2026-01-15T20:05:00Z" w16du:dateUtc="2026-01-15T19:05:00Z">
+      <w:ins w:id="395" w:author="Microsoft Office User" w:date="2026-01-15T16:56:00Z" w16du:dateUtc="2026-01-15T15:56:00Z">
+        <w:r>
+          <w:rPr>
+            <w:color w:val="2F5496" w:themeColor="accent1" w:themeShade="BF"/>
+            <w:sz w:val="28"/>
+            <w:szCs w:val="28"/>
+            <w:lang w:val="en-US"/>
+            <w:rPrChange w:id="396" w:author="Microsoft Office User" w:date="2026-01-15T20:05:00Z" w16du:dateUtc="2026-01-15T19:05:00Z">
               <w:rPr>
                 <w:sz w:val="28"/>
                 <w:szCs w:val="28"/>
@@ -4070,7 +4103,7 @@
       <w:pPr>
         <w:pStyle w:val="u-mb-24"/>
         <w:rPr>
-          <w:ins w:id="396" w:author="Microsoft Office User" w:date="2026-01-15T16:54:00Z" w16du:dateUtc="2026-01-15T15:54:00Z"/>
+          <w:ins w:id="397" w:author="Microsoft Office User" w:date="2026-01-15T16:54:00Z" w16du:dateUtc="2026-01-15T15:54:00Z"/>
           <w:sz w:val="28"/>
           <w:szCs w:val="28"/>
           <w:lang w:val="en-US"/>
@@ -4089,14 +4122,14 @@
       <w:pPr>
         <w:pStyle w:val="u-mb-24"/>
         <w:rPr>
-          <w:ins w:id="397" w:author="Microsoft Office User" w:date="2026-01-15T16:54:00Z" w16du:dateUtc="2026-01-15T15:54:00Z"/>
+          <w:ins w:id="398" w:author="Microsoft Office User" w:date="2026-01-15T16:54:00Z" w16du:dateUtc="2026-01-15T15:54:00Z"/>
           <w:color w:val="2F5496" w:themeColor="accent1" w:themeShade="BF"/>
           <w:sz w:val="28"/>
           <w:szCs w:val="28"/>
           <w:lang w:val="en-US"/>
-          <w:rPrChange w:id="398" w:author="Microsoft Office User" w:date="2026-01-15T20:07:00Z" w16du:dateUtc="2026-01-15T19:07:00Z">
+          <w:rPrChange w:id="399" w:author="Microsoft Office User" w:date="2026-01-15T20:07:00Z" w16du:dateUtc="2026-01-15T19:07:00Z">
             <w:rPr>
-              <w:ins w:id="399" w:author="Microsoft Office User" w:date="2026-01-15T16:54:00Z" w16du:dateUtc="2026-01-15T15:54:00Z"/>
+              <w:ins w:id="400" w:author="Microsoft Office User" w:date="2026-01-15T16:54:00Z" w16du:dateUtc="2026-01-15T15:54:00Z"/>
               <w:sz w:val="28"/>
               <w:szCs w:val="28"/>
               <w:lang w:val="en-US"/>
@@ -4104,14 +4137,14 @@
           </w:rPrChange>
         </w:rPr>
       </w:pPr>
-      <w:ins w:id="400" w:author="Microsoft Office User" w:date="2026-01-15T16:54:00Z" w16du:dateUtc="2026-01-15T15:54:00Z">
-        <w:r>
-          <w:rPr>
-            <w:color w:val="2F5496" w:themeColor="accent1" w:themeShade="BF"/>
-            <w:sz w:val="28"/>
-            <w:szCs w:val="28"/>
-            <w:lang w:val="en-US"/>
-            <w:rPrChange w:id="401" w:author="Microsoft Office User" w:date="2026-01-15T20:07:00Z" w16du:dateUtc="2026-01-15T19:07:00Z">
+      <w:ins w:id="401" w:author="Microsoft Office User" w:date="2026-01-15T16:54:00Z" w16du:dateUtc="2026-01-15T15:54:00Z">
+        <w:r>
+          <w:rPr>
+            <w:color w:val="2F5496" w:themeColor="accent1" w:themeShade="BF"/>
+            <w:sz w:val="28"/>
+            <w:szCs w:val="28"/>
+            <w:lang w:val="en-US"/>
+            <w:rPrChange w:id="402" w:author="Microsoft Office User" w:date="2026-01-15T20:07:00Z" w16du:dateUtc="2026-01-15T19:07:00Z">
               <w:rPr>
                 <w:sz w:val="28"/>
                 <w:szCs w:val="28"/>
@@ -4122,7 +4155,7 @@
           <w:t>Yes</w:t>
         </w:r>
       </w:ins>
-      <w:ins w:id="402" w:author="Microsoft Office User" w:date="2026-01-17T07:02:00Z" w16du:dateUtc="2026-01-17T06:02:00Z">
+      <w:ins w:id="403" w:author="Microsoft Office User" w:date="2026-01-17T07:02:00Z" w16du:dateUtc="2026-01-17T06:02:00Z">
         <w:r>
           <w:rPr>
             <w:color w:val="2F5496" w:themeColor="accent1" w:themeShade="BF"/>
@@ -4133,14 +4166,14 @@
           <w:t>,</w:t>
         </w:r>
       </w:ins>
-      <w:ins w:id="403" w:author="Microsoft Office User" w:date="2026-01-15T16:54:00Z" w16du:dateUtc="2026-01-15T15:54:00Z">
-        <w:r>
-          <w:rPr>
-            <w:color w:val="2F5496" w:themeColor="accent1" w:themeShade="BF"/>
-            <w:sz w:val="28"/>
-            <w:szCs w:val="28"/>
-            <w:lang w:val="en-US"/>
-            <w:rPrChange w:id="404" w:author="Microsoft Office User" w:date="2026-01-15T20:07:00Z" w16du:dateUtc="2026-01-15T19:07:00Z">
+      <w:ins w:id="404" w:author="Microsoft Office User" w:date="2026-01-15T16:54:00Z" w16du:dateUtc="2026-01-15T15:54:00Z">
+        <w:r>
+          <w:rPr>
+            <w:color w:val="2F5496" w:themeColor="accent1" w:themeShade="BF"/>
+            <w:sz w:val="28"/>
+            <w:szCs w:val="28"/>
+            <w:lang w:val="en-US"/>
+            <w:rPrChange w:id="405" w:author="Microsoft Office User" w:date="2026-01-15T20:07:00Z" w16du:dateUtc="2026-01-15T19:07:00Z">
               <w:rPr>
                 <w:sz w:val="28"/>
                 <w:szCs w:val="28"/>
@@ -4156,13 +4189,13 @@
       <w:pPr>
         <w:pStyle w:val="u-mb-24"/>
         <w:rPr>
-          <w:ins w:id="405" w:author="Microsoft Office User" w:date="2026-01-15T16:54:00Z" w16du:dateUtc="2026-01-15T15:54:00Z"/>
+          <w:ins w:id="406" w:author="Microsoft Office User" w:date="2026-01-15T16:54:00Z" w16du:dateUtc="2026-01-15T15:54:00Z"/>
           <w:sz w:val="28"/>
           <w:szCs w:val="28"/>
           <w:lang w:val="en-US"/>
         </w:rPr>
       </w:pPr>
-      <w:del w:id="406" w:author="Microsoft Office User" w:date="2026-01-15T16:54:00Z" w16du:dateUtc="2026-01-15T15:54:00Z">
+      <w:del w:id="407" w:author="Microsoft Office User" w:date="2026-01-15T16:54:00Z" w16du:dateUtc="2026-01-15T15:54:00Z">
         <w:r>
           <w:rPr>
             <w:sz w:val="28"/>
@@ -4185,14 +4218,14 @@
       <w:pPr>
         <w:pStyle w:val="u-mb-24"/>
         <w:rPr>
-          <w:ins w:id="407" w:author="Microsoft Office User" w:date="2026-01-15T17:04:00Z" w16du:dateUtc="2026-01-15T16:04:00Z"/>
+          <w:ins w:id="408" w:author="Microsoft Office User" w:date="2026-01-15T17:04:00Z" w16du:dateUtc="2026-01-15T16:04:00Z"/>
           <w:color w:val="2F5496" w:themeColor="accent1" w:themeShade="BF"/>
           <w:sz w:val="28"/>
           <w:szCs w:val="28"/>
           <w:lang w:val="en-US"/>
-          <w:rPrChange w:id="408" w:author="Microsoft Office User" w:date="2026-01-15T20:07:00Z" w16du:dateUtc="2026-01-15T19:07:00Z">
+          <w:rPrChange w:id="409" w:author="Microsoft Office User" w:date="2026-01-15T20:07:00Z" w16du:dateUtc="2026-01-15T19:07:00Z">
             <w:rPr>
-              <w:ins w:id="409" w:author="Microsoft Office User" w:date="2026-01-15T17:04:00Z" w16du:dateUtc="2026-01-15T16:04:00Z"/>
+              <w:ins w:id="410" w:author="Microsoft Office User" w:date="2026-01-15T17:04:00Z" w16du:dateUtc="2026-01-15T16:04:00Z"/>
               <w:sz w:val="28"/>
               <w:szCs w:val="28"/>
               <w:lang w:val="en-US"/>
@@ -4200,14 +4233,14 @@
           </w:rPrChange>
         </w:rPr>
       </w:pPr>
-      <w:ins w:id="410" w:author="Microsoft Office User" w:date="2026-01-15T16:59:00Z" w16du:dateUtc="2026-01-15T15:59:00Z">
-        <w:r>
-          <w:rPr>
-            <w:color w:val="2F5496" w:themeColor="accent1" w:themeShade="BF"/>
-            <w:sz w:val="28"/>
-            <w:szCs w:val="28"/>
-            <w:lang w:val="en-US"/>
-            <w:rPrChange w:id="411" w:author="Microsoft Office User" w:date="2026-01-15T20:07:00Z" w16du:dateUtc="2026-01-15T19:07:00Z">
+      <w:ins w:id="411" w:author="Microsoft Office User" w:date="2026-01-15T16:59:00Z" w16du:dateUtc="2026-01-15T15:59:00Z">
+        <w:r>
+          <w:rPr>
+            <w:color w:val="2F5496" w:themeColor="accent1" w:themeShade="BF"/>
+            <w:sz w:val="28"/>
+            <w:szCs w:val="28"/>
+            <w:lang w:val="en-US"/>
+            <w:rPrChange w:id="412" w:author="Microsoft Office User" w:date="2026-01-15T20:07:00Z" w16du:dateUtc="2026-01-15T19:07:00Z">
               <w:rPr>
                 <w:sz w:val="28"/>
                 <w:szCs w:val="28"/>
@@ -4218,14 +4251,14 @@
           <w:t>To some extend y</w:t>
         </w:r>
       </w:ins>
-      <w:ins w:id="412" w:author="Microsoft Office User" w:date="2026-01-15T16:54:00Z" w16du:dateUtc="2026-01-15T15:54:00Z">
-        <w:r>
-          <w:rPr>
-            <w:color w:val="2F5496" w:themeColor="accent1" w:themeShade="BF"/>
-            <w:sz w:val="28"/>
-            <w:szCs w:val="28"/>
-            <w:lang w:val="en-US"/>
-            <w:rPrChange w:id="413" w:author="Microsoft Office User" w:date="2026-01-15T20:07:00Z" w16du:dateUtc="2026-01-15T19:07:00Z">
+      <w:ins w:id="413" w:author="Microsoft Office User" w:date="2026-01-15T16:54:00Z" w16du:dateUtc="2026-01-15T15:54:00Z">
+        <w:r>
+          <w:rPr>
+            <w:color w:val="2F5496" w:themeColor="accent1" w:themeShade="BF"/>
+            <w:sz w:val="28"/>
+            <w:szCs w:val="28"/>
+            <w:lang w:val="en-US"/>
+            <w:rPrChange w:id="414" w:author="Microsoft Office User" w:date="2026-01-15T20:07:00Z" w16du:dateUtc="2026-01-15T19:07:00Z">
               <w:rPr>
                 <w:sz w:val="28"/>
                 <w:szCs w:val="28"/>
@@ -4236,14 +4269,14 @@
           <w:t>es</w:t>
         </w:r>
       </w:ins>
-      <w:ins w:id="414" w:author="Microsoft Office User" w:date="2026-01-15T16:59:00Z" w16du:dateUtc="2026-01-15T15:59:00Z">
-        <w:r>
-          <w:rPr>
-            <w:color w:val="2F5496" w:themeColor="accent1" w:themeShade="BF"/>
-            <w:sz w:val="28"/>
-            <w:szCs w:val="28"/>
-            <w:lang w:val="en-US"/>
-            <w:rPrChange w:id="415" w:author="Microsoft Office User" w:date="2026-01-15T20:07:00Z" w16du:dateUtc="2026-01-15T19:07:00Z">
+      <w:ins w:id="415" w:author="Microsoft Office User" w:date="2026-01-15T16:59:00Z" w16du:dateUtc="2026-01-15T15:59:00Z">
+        <w:r>
+          <w:rPr>
+            <w:color w:val="2F5496" w:themeColor="accent1" w:themeShade="BF"/>
+            <w:sz w:val="28"/>
+            <w:szCs w:val="28"/>
+            <w:lang w:val="en-US"/>
+            <w:rPrChange w:id="416" w:author="Microsoft Office User" w:date="2026-01-15T20:07:00Z" w16du:dateUtc="2026-01-15T19:07:00Z">
               <w:rPr>
                 <w:sz w:val="28"/>
                 <w:szCs w:val="28"/>
@@ -4254,14 +4287,14 @@
           <w:t>: A</w:t>
         </w:r>
       </w:ins>
-      <w:ins w:id="416" w:author="Microsoft Office User" w:date="2026-01-15T16:54:00Z" w16du:dateUtc="2026-01-15T15:54:00Z">
-        <w:r>
-          <w:rPr>
-            <w:color w:val="2F5496" w:themeColor="accent1" w:themeShade="BF"/>
-            <w:sz w:val="28"/>
-            <w:szCs w:val="28"/>
-            <w:lang w:val="en-US"/>
-            <w:rPrChange w:id="417" w:author="Microsoft Office User" w:date="2026-01-15T20:07:00Z" w16du:dateUtc="2026-01-15T19:07:00Z">
+      <w:ins w:id="417" w:author="Microsoft Office User" w:date="2026-01-15T16:54:00Z" w16du:dateUtc="2026-01-15T15:54:00Z">
+        <w:r>
+          <w:rPr>
+            <w:color w:val="2F5496" w:themeColor="accent1" w:themeShade="BF"/>
+            <w:sz w:val="28"/>
+            <w:szCs w:val="28"/>
+            <w:lang w:val="en-US"/>
+            <w:rPrChange w:id="418" w:author="Microsoft Office User" w:date="2026-01-15T20:07:00Z" w16du:dateUtc="2026-01-15T19:07:00Z">
               <w:rPr>
                 <w:sz w:val="28"/>
                 <w:szCs w:val="28"/>
@@ -4278,7 +4311,7 @@
             <w:sz w:val="28"/>
             <w:szCs w:val="28"/>
             <w:lang w:val="en-US"/>
-            <w:rPrChange w:id="418" w:author="Microsoft Office User" w:date="2026-01-15T20:07:00Z" w16du:dateUtc="2026-01-15T19:07:00Z">
+            <w:rPrChange w:id="419" w:author="Microsoft Office User" w:date="2026-01-15T20:07:00Z" w16du:dateUtc="2026-01-15T19:07:00Z">
               <w:rPr>
                 <w:sz w:val="28"/>
                 <w:szCs w:val="28"/>
@@ -4290,14 +4323,14 @@
         </w:r>
       </w:ins>
       <w:proofErr w:type="gramEnd"/>
-      <w:ins w:id="419" w:author="Microsoft Office User" w:date="2026-01-15T19:33:00Z" w16du:dateUtc="2026-01-15T18:33:00Z">
-        <w:r>
-          <w:rPr>
-            <w:color w:val="2F5496" w:themeColor="accent1" w:themeShade="BF"/>
-            <w:sz w:val="28"/>
-            <w:szCs w:val="28"/>
-            <w:lang w:val="en-US"/>
-            <w:rPrChange w:id="420" w:author="Microsoft Office User" w:date="2026-01-15T20:07:00Z" w16du:dateUtc="2026-01-15T19:07:00Z">
+      <w:ins w:id="420" w:author="Microsoft Office User" w:date="2026-01-15T19:33:00Z" w16du:dateUtc="2026-01-15T18:33:00Z">
+        <w:r>
+          <w:rPr>
+            <w:color w:val="2F5496" w:themeColor="accent1" w:themeShade="BF"/>
+            <w:sz w:val="28"/>
+            <w:szCs w:val="28"/>
+            <w:lang w:val="en-US"/>
+            <w:rPrChange w:id="421" w:author="Microsoft Office User" w:date="2026-01-15T20:07:00Z" w16du:dateUtc="2026-01-15T19:07:00Z">
               <w:rPr>
                 <w:sz w:val="28"/>
                 <w:szCs w:val="28"/>
@@ -4308,14 +4341,14 @@
           <w:t xml:space="preserve"> indeed</w:t>
         </w:r>
       </w:ins>
-      <w:ins w:id="421" w:author="Microsoft Office User" w:date="2026-01-15T16:54:00Z" w16du:dateUtc="2026-01-15T15:54:00Z">
-        <w:r>
-          <w:rPr>
-            <w:color w:val="2F5496" w:themeColor="accent1" w:themeShade="BF"/>
-            <w:sz w:val="28"/>
-            <w:szCs w:val="28"/>
-            <w:lang w:val="en-US"/>
-            <w:rPrChange w:id="422" w:author="Microsoft Office User" w:date="2026-01-15T20:07:00Z" w16du:dateUtc="2026-01-15T19:07:00Z">
+      <w:ins w:id="422" w:author="Microsoft Office User" w:date="2026-01-15T16:54:00Z" w16du:dateUtc="2026-01-15T15:54:00Z">
+        <w:r>
+          <w:rPr>
+            <w:color w:val="2F5496" w:themeColor="accent1" w:themeShade="BF"/>
+            <w:sz w:val="28"/>
+            <w:szCs w:val="28"/>
+            <w:lang w:val="en-US"/>
+            <w:rPrChange w:id="423" w:author="Microsoft Office User" w:date="2026-01-15T20:07:00Z" w16du:dateUtc="2026-01-15T19:07:00Z">
               <w:rPr>
                 <w:sz w:val="28"/>
                 <w:szCs w:val="28"/>
@@ -4326,14 +4359,14 @@
           <w:t xml:space="preserve"> stored in a file such that </w:t>
         </w:r>
       </w:ins>
-      <w:ins w:id="423" w:author="Microsoft Office User" w:date="2026-01-15T16:55:00Z" w16du:dateUtc="2026-01-15T15:55:00Z">
-        <w:r>
-          <w:rPr>
-            <w:color w:val="2F5496" w:themeColor="accent1" w:themeShade="BF"/>
-            <w:sz w:val="28"/>
-            <w:szCs w:val="28"/>
-            <w:lang w:val="en-US"/>
-            <w:rPrChange w:id="424" w:author="Microsoft Office User" w:date="2026-01-15T20:07:00Z" w16du:dateUtc="2026-01-15T19:07:00Z">
+      <w:ins w:id="424" w:author="Microsoft Office User" w:date="2026-01-15T16:55:00Z" w16du:dateUtc="2026-01-15T15:55:00Z">
+        <w:r>
+          <w:rPr>
+            <w:color w:val="2F5496" w:themeColor="accent1" w:themeShade="BF"/>
+            <w:sz w:val="28"/>
+            <w:szCs w:val="28"/>
+            <w:lang w:val="en-US"/>
+            <w:rPrChange w:id="425" w:author="Microsoft Office User" w:date="2026-01-15T20:07:00Z" w16du:dateUtc="2026-01-15T19:07:00Z">
               <w:rPr>
                 <w:sz w:val="28"/>
                 <w:szCs w:val="28"/>
@@ -4344,14 +4377,14 @@
           <w:t>building the database can be interrupted and / or resumed</w:t>
         </w:r>
       </w:ins>
-      <w:ins w:id="425" w:author="Microsoft Office User" w:date="2026-01-15T16:59:00Z" w16du:dateUtc="2026-01-15T15:59:00Z">
-        <w:r>
-          <w:rPr>
-            <w:color w:val="2F5496" w:themeColor="accent1" w:themeShade="BF"/>
-            <w:sz w:val="28"/>
-            <w:szCs w:val="28"/>
-            <w:lang w:val="en-US"/>
-            <w:rPrChange w:id="426" w:author="Microsoft Office User" w:date="2026-01-15T20:07:00Z" w16du:dateUtc="2026-01-15T19:07:00Z">
+      <w:ins w:id="426" w:author="Microsoft Office User" w:date="2026-01-15T16:59:00Z" w16du:dateUtc="2026-01-15T15:59:00Z">
+        <w:r>
+          <w:rPr>
+            <w:color w:val="2F5496" w:themeColor="accent1" w:themeShade="BF"/>
+            <w:sz w:val="28"/>
+            <w:szCs w:val="28"/>
+            <w:lang w:val="en-US"/>
+            <w:rPrChange w:id="427" w:author="Microsoft Office User" w:date="2026-01-15T20:07:00Z" w16du:dateUtc="2026-01-15T19:07:00Z">
               <w:rPr>
                 <w:sz w:val="28"/>
                 <w:szCs w:val="28"/>
@@ -4362,14 +4395,14 @@
           <w:t xml:space="preserve"> after the related </w:t>
         </w:r>
       </w:ins>
-      <w:ins w:id="427" w:author="Microsoft Office User" w:date="2026-01-15T19:33:00Z" w16du:dateUtc="2026-01-15T18:33:00Z">
-        <w:r>
-          <w:rPr>
-            <w:color w:val="2F5496" w:themeColor="accent1" w:themeShade="BF"/>
-            <w:sz w:val="28"/>
-            <w:szCs w:val="28"/>
-            <w:lang w:val="en-US"/>
-            <w:rPrChange w:id="428" w:author="Microsoft Office User" w:date="2026-01-15T20:07:00Z" w16du:dateUtc="2026-01-15T19:07:00Z">
+      <w:ins w:id="428" w:author="Microsoft Office User" w:date="2026-01-15T19:33:00Z" w16du:dateUtc="2026-01-15T18:33:00Z">
+        <w:r>
+          <w:rPr>
+            <w:color w:val="2F5496" w:themeColor="accent1" w:themeShade="BF"/>
+            <w:sz w:val="28"/>
+            <w:szCs w:val="28"/>
+            <w:lang w:val="en-US"/>
+            <w:rPrChange w:id="429" w:author="Microsoft Office User" w:date="2026-01-15T20:07:00Z" w16du:dateUtc="2026-01-15T19:07:00Z">
               <w:rPr>
                 <w:sz w:val="28"/>
                 <w:szCs w:val="28"/>
@@ -4380,14 +4413,14 @@
           <w:t>goal</w:t>
         </w:r>
       </w:ins>
-      <w:ins w:id="429" w:author="Microsoft Office User" w:date="2026-01-15T16:59:00Z" w16du:dateUtc="2026-01-15T15:59:00Z">
-        <w:r>
-          <w:rPr>
-            <w:color w:val="2F5496" w:themeColor="accent1" w:themeShade="BF"/>
-            <w:sz w:val="28"/>
-            <w:szCs w:val="28"/>
-            <w:lang w:val="en-US"/>
-            <w:rPrChange w:id="430" w:author="Microsoft Office User" w:date="2026-01-15T20:07:00Z" w16du:dateUtc="2026-01-15T19:07:00Z">
+      <w:ins w:id="430" w:author="Microsoft Office User" w:date="2026-01-15T16:59:00Z" w16du:dateUtc="2026-01-15T15:59:00Z">
+        <w:r>
+          <w:rPr>
+            <w:color w:val="2F5496" w:themeColor="accent1" w:themeShade="BF"/>
+            <w:sz w:val="28"/>
+            <w:szCs w:val="28"/>
+            <w:lang w:val="en-US"/>
+            <w:rPrChange w:id="431" w:author="Microsoft Office User" w:date="2026-01-15T20:07:00Z" w16du:dateUtc="2026-01-15T19:07:00Z">
               <w:rPr>
                 <w:sz w:val="28"/>
                 <w:szCs w:val="28"/>
@@ -4398,14 +4431,14 @@
           <w:t xml:space="preserve"> has been completed</w:t>
         </w:r>
       </w:ins>
-      <w:ins w:id="431" w:author="Microsoft Office User" w:date="2026-01-15T16:55:00Z" w16du:dateUtc="2026-01-15T15:55:00Z">
-        <w:r>
-          <w:rPr>
-            <w:color w:val="2F5496" w:themeColor="accent1" w:themeShade="BF"/>
-            <w:sz w:val="28"/>
-            <w:szCs w:val="28"/>
-            <w:lang w:val="en-US"/>
-            <w:rPrChange w:id="432" w:author="Microsoft Office User" w:date="2026-01-15T20:07:00Z" w16du:dateUtc="2026-01-15T19:07:00Z">
+      <w:ins w:id="432" w:author="Microsoft Office User" w:date="2026-01-15T16:55:00Z" w16du:dateUtc="2026-01-15T15:55:00Z">
+        <w:r>
+          <w:rPr>
+            <w:color w:val="2F5496" w:themeColor="accent1" w:themeShade="BF"/>
+            <w:sz w:val="28"/>
+            <w:szCs w:val="28"/>
+            <w:lang w:val="en-US"/>
+            <w:rPrChange w:id="433" w:author="Microsoft Office User" w:date="2026-01-15T20:07:00Z" w16du:dateUtc="2026-01-15T19:07:00Z">
               <w:rPr>
                 <w:sz w:val="28"/>
                 <w:szCs w:val="28"/>
@@ -4416,14 +4449,14 @@
           <w:t>.</w:t>
         </w:r>
       </w:ins>
-      <w:ins w:id="433" w:author="Microsoft Office User" w:date="2026-01-15T16:59:00Z" w16du:dateUtc="2026-01-15T15:59:00Z">
-        <w:r>
-          <w:rPr>
-            <w:color w:val="2F5496" w:themeColor="accent1" w:themeShade="BF"/>
-            <w:sz w:val="28"/>
-            <w:szCs w:val="28"/>
-            <w:lang w:val="en-US"/>
-            <w:rPrChange w:id="434" w:author="Microsoft Office User" w:date="2026-01-15T20:07:00Z" w16du:dateUtc="2026-01-15T19:07:00Z">
+      <w:ins w:id="434" w:author="Microsoft Office User" w:date="2026-01-15T16:59:00Z" w16du:dateUtc="2026-01-15T15:59:00Z">
+        <w:r>
+          <w:rPr>
+            <w:color w:val="2F5496" w:themeColor="accent1" w:themeShade="BF"/>
+            <w:sz w:val="28"/>
+            <w:szCs w:val="28"/>
+            <w:lang w:val="en-US"/>
+            <w:rPrChange w:id="435" w:author="Microsoft Office User" w:date="2026-01-15T20:07:00Z" w16du:dateUtc="2026-01-15T19:07:00Z">
               <w:rPr>
                 <w:sz w:val="28"/>
                 <w:szCs w:val="28"/>
@@ -4434,7 +4467,7 @@
           <w:t xml:space="preserve"> </w:t>
         </w:r>
       </w:ins>
-      <w:ins w:id="435" w:author="Microsoft Office User" w:date="2026-01-17T07:02:00Z" w16du:dateUtc="2026-01-17T06:02:00Z">
+      <w:ins w:id="436" w:author="Microsoft Office User" w:date="2026-01-17T07:02:00Z" w16du:dateUtc="2026-01-17T06:02:00Z">
         <w:r>
           <w:rPr>
             <w:color w:val="2F5496" w:themeColor="accent1" w:themeShade="BF"/>
@@ -4445,14 +4478,14 @@
           <w:t>In general, t</w:t>
         </w:r>
       </w:ins>
-      <w:ins w:id="436" w:author="Microsoft Office User" w:date="2026-01-15T16:59:00Z" w16du:dateUtc="2026-01-15T15:59:00Z">
-        <w:r>
-          <w:rPr>
-            <w:color w:val="2F5496" w:themeColor="accent1" w:themeShade="BF"/>
-            <w:sz w:val="28"/>
-            <w:szCs w:val="28"/>
-            <w:lang w:val="en-US"/>
-            <w:rPrChange w:id="437" w:author="Microsoft Office User" w:date="2026-01-15T20:07:00Z" w16du:dateUtc="2026-01-15T19:07:00Z">
+      <w:ins w:id="437" w:author="Microsoft Office User" w:date="2026-01-15T16:59:00Z" w16du:dateUtc="2026-01-15T15:59:00Z">
+        <w:r>
+          <w:rPr>
+            <w:color w:val="2F5496" w:themeColor="accent1" w:themeShade="BF"/>
+            <w:sz w:val="28"/>
+            <w:szCs w:val="28"/>
+            <w:lang w:val="en-US"/>
+            <w:rPrChange w:id="438" w:author="Microsoft Office User" w:date="2026-01-15T20:07:00Z" w16du:dateUtc="2026-01-15T19:07:00Z">
               <w:rPr>
                 <w:sz w:val="28"/>
                 <w:szCs w:val="28"/>
@@ -4463,14 +4496,14 @@
           <w:t>his relate</w:t>
         </w:r>
       </w:ins>
-      <w:ins w:id="438" w:author="Microsoft Office User" w:date="2026-01-15T19:33:00Z" w16du:dateUtc="2026-01-15T18:33:00Z">
-        <w:r>
-          <w:rPr>
-            <w:color w:val="2F5496" w:themeColor="accent1" w:themeShade="BF"/>
-            <w:sz w:val="28"/>
-            <w:szCs w:val="28"/>
-            <w:lang w:val="en-US"/>
-            <w:rPrChange w:id="439" w:author="Microsoft Office User" w:date="2026-01-15T20:07:00Z" w16du:dateUtc="2026-01-15T19:07:00Z">
+      <w:ins w:id="439" w:author="Microsoft Office User" w:date="2026-01-15T19:33:00Z" w16du:dateUtc="2026-01-15T18:33:00Z">
+        <w:r>
+          <w:rPr>
+            <w:color w:val="2F5496" w:themeColor="accent1" w:themeShade="BF"/>
+            <w:sz w:val="28"/>
+            <w:szCs w:val="28"/>
+            <w:lang w:val="en-US"/>
+            <w:rPrChange w:id="440" w:author="Microsoft Office User" w:date="2026-01-15T20:07:00Z" w16du:dateUtc="2026-01-15T19:07:00Z">
               <w:rPr>
                 <w:sz w:val="28"/>
                 <w:szCs w:val="28"/>
@@ -4481,14 +4514,14 @@
           <w:t>s</w:t>
         </w:r>
       </w:ins>
-      <w:ins w:id="440" w:author="Microsoft Office User" w:date="2026-01-15T16:59:00Z" w16du:dateUtc="2026-01-15T15:59:00Z">
-        <w:r>
-          <w:rPr>
-            <w:color w:val="2F5496" w:themeColor="accent1" w:themeShade="BF"/>
-            <w:sz w:val="28"/>
-            <w:szCs w:val="28"/>
-            <w:lang w:val="en-US"/>
-            <w:rPrChange w:id="441" w:author="Microsoft Office User" w:date="2026-01-15T20:07:00Z" w16du:dateUtc="2026-01-15T19:07:00Z">
+      <w:ins w:id="441" w:author="Microsoft Office User" w:date="2026-01-15T16:59:00Z" w16du:dateUtc="2026-01-15T15:59:00Z">
+        <w:r>
+          <w:rPr>
+            <w:color w:val="2F5496" w:themeColor="accent1" w:themeShade="BF"/>
+            <w:sz w:val="28"/>
+            <w:szCs w:val="28"/>
+            <w:lang w:val="en-US"/>
+            <w:rPrChange w:id="442" w:author="Microsoft Office User" w:date="2026-01-15T20:07:00Z" w16du:dateUtc="2026-01-15T19:07:00Z">
               <w:rPr>
                 <w:sz w:val="28"/>
                 <w:szCs w:val="28"/>
@@ -4499,14 +4532,14 @@
           <w:t xml:space="preserve"> to all file </w:t>
         </w:r>
       </w:ins>
-      <w:ins w:id="442" w:author="Microsoft Office User" w:date="2026-01-15T17:00:00Z" w16du:dateUtc="2026-01-15T16:00:00Z">
-        <w:r>
-          <w:rPr>
-            <w:color w:val="2F5496" w:themeColor="accent1" w:themeShade="BF"/>
-            <w:sz w:val="28"/>
-            <w:szCs w:val="28"/>
-            <w:lang w:val="en-US"/>
-            <w:rPrChange w:id="443" w:author="Microsoft Office User" w:date="2026-01-15T20:07:00Z" w16du:dateUtc="2026-01-15T19:07:00Z">
+      <w:ins w:id="443" w:author="Microsoft Office User" w:date="2026-01-15T17:00:00Z" w16du:dateUtc="2026-01-15T16:00:00Z">
+        <w:r>
+          <w:rPr>
+            <w:color w:val="2F5496" w:themeColor="accent1" w:themeShade="BF"/>
+            <w:sz w:val="28"/>
+            <w:szCs w:val="28"/>
+            <w:lang w:val="en-US"/>
+            <w:rPrChange w:id="444" w:author="Microsoft Office User" w:date="2026-01-15T20:07:00Z" w16du:dateUtc="2026-01-15T19:07:00Z">
               <w:rPr>
                 <w:sz w:val="28"/>
                 <w:szCs w:val="28"/>
@@ -4517,14 +4550,14 @@
           <w:t xml:space="preserve">and download </w:t>
         </w:r>
       </w:ins>
-      <w:ins w:id="444" w:author="Microsoft Office User" w:date="2026-01-15T16:59:00Z" w16du:dateUtc="2026-01-15T15:59:00Z">
-        <w:r>
-          <w:rPr>
-            <w:color w:val="2F5496" w:themeColor="accent1" w:themeShade="BF"/>
-            <w:sz w:val="28"/>
-            <w:szCs w:val="28"/>
-            <w:lang w:val="en-US"/>
-            <w:rPrChange w:id="445" w:author="Microsoft Office User" w:date="2026-01-15T20:07:00Z" w16du:dateUtc="2026-01-15T19:07:00Z">
+      <w:ins w:id="445" w:author="Microsoft Office User" w:date="2026-01-15T16:59:00Z" w16du:dateUtc="2026-01-15T15:59:00Z">
+        <w:r>
+          <w:rPr>
+            <w:color w:val="2F5496" w:themeColor="accent1" w:themeShade="BF"/>
+            <w:sz w:val="28"/>
+            <w:szCs w:val="28"/>
+            <w:lang w:val="en-US"/>
+            <w:rPrChange w:id="446" w:author="Microsoft Office User" w:date="2026-01-15T20:07:00Z" w16du:dateUtc="2026-01-15T19:07:00Z">
               <w:rPr>
                 <w:sz w:val="28"/>
                 <w:szCs w:val="28"/>
@@ -4535,14 +4568,14 @@
           <w:t>goa</w:t>
         </w:r>
       </w:ins>
-      <w:ins w:id="446" w:author="Microsoft Office User" w:date="2026-01-15T17:00:00Z" w16du:dateUtc="2026-01-15T16:00:00Z">
-        <w:r>
-          <w:rPr>
-            <w:color w:val="2F5496" w:themeColor="accent1" w:themeShade="BF"/>
-            <w:sz w:val="28"/>
-            <w:szCs w:val="28"/>
-            <w:lang w:val="en-US"/>
-            <w:rPrChange w:id="447" w:author="Microsoft Office User" w:date="2026-01-15T20:07:00Z" w16du:dateUtc="2026-01-15T19:07:00Z">
+      <w:ins w:id="447" w:author="Microsoft Office User" w:date="2026-01-15T17:00:00Z" w16du:dateUtc="2026-01-15T16:00:00Z">
+        <w:r>
+          <w:rPr>
+            <w:color w:val="2F5496" w:themeColor="accent1" w:themeShade="BF"/>
+            <w:sz w:val="28"/>
+            <w:szCs w:val="28"/>
+            <w:lang w:val="en-US"/>
+            <w:rPrChange w:id="448" w:author="Microsoft Office User" w:date="2026-01-15T20:07:00Z" w16du:dateUtc="2026-01-15T19:07:00Z">
               <w:rPr>
                 <w:sz w:val="28"/>
                 <w:szCs w:val="28"/>
@@ -4553,14 +4586,14 @@
           <w:t>ls (marked with the prefix</w:t>
         </w:r>
       </w:ins>
-      <w:ins w:id="448" w:author="Microsoft Office User" w:date="2026-01-15T19:34:00Z" w16du:dateUtc="2026-01-15T18:34:00Z">
-        <w:r>
-          <w:rPr>
-            <w:color w:val="2F5496" w:themeColor="accent1" w:themeShade="BF"/>
-            <w:sz w:val="28"/>
-            <w:szCs w:val="28"/>
-            <w:lang w:val="en-US"/>
-            <w:rPrChange w:id="449" w:author="Microsoft Office User" w:date="2026-01-15T20:07:00Z" w16du:dateUtc="2026-01-15T19:07:00Z">
+      <w:ins w:id="449" w:author="Microsoft Office User" w:date="2026-01-15T19:34:00Z" w16du:dateUtc="2026-01-15T18:34:00Z">
+        <w:r>
+          <w:rPr>
+            <w:color w:val="2F5496" w:themeColor="accent1" w:themeShade="BF"/>
+            <w:sz w:val="28"/>
+            <w:szCs w:val="28"/>
+            <w:lang w:val="en-US"/>
+            <w:rPrChange w:id="450" w:author="Microsoft Office User" w:date="2026-01-15T20:07:00Z" w16du:dateUtc="2026-01-15T19:07:00Z">
               <w:rPr>
                 <w:sz w:val="28"/>
                 <w:szCs w:val="28"/>
@@ -4571,14 +4604,14 @@
           <w:t>es</w:t>
         </w:r>
       </w:ins>
-      <w:ins w:id="450" w:author="Microsoft Office User" w:date="2026-01-15T17:00:00Z" w16du:dateUtc="2026-01-15T16:00:00Z">
-        <w:r>
-          <w:rPr>
-            <w:color w:val="2F5496" w:themeColor="accent1" w:themeShade="BF"/>
-            <w:sz w:val="28"/>
-            <w:szCs w:val="28"/>
-            <w:lang w:val="en-US"/>
-            <w:rPrChange w:id="451" w:author="Microsoft Office User" w:date="2026-01-15T20:07:00Z" w16du:dateUtc="2026-01-15T19:07:00Z">
+      <w:ins w:id="451" w:author="Microsoft Office User" w:date="2026-01-15T17:00:00Z" w16du:dateUtc="2026-01-15T16:00:00Z">
+        <w:r>
+          <w:rPr>
+            <w:color w:val="2F5496" w:themeColor="accent1" w:themeShade="BF"/>
+            <w:sz w:val="28"/>
+            <w:szCs w:val="28"/>
+            <w:lang w:val="en-US"/>
+            <w:rPrChange w:id="452" w:author="Microsoft Office User" w:date="2026-01-15T20:07:00Z" w16du:dateUtc="2026-01-15T19:07:00Z">
               <w:rPr>
                 <w:sz w:val="28"/>
                 <w:szCs w:val="28"/>
@@ -4589,14 +4622,14 @@
           <w:t xml:space="preserve"> “d:” or</w:t>
         </w:r>
       </w:ins>
-      <w:ins w:id="452" w:author="Microsoft Office User" w:date="2026-01-15T16:55:00Z" w16du:dateUtc="2026-01-15T15:55:00Z">
-        <w:r>
-          <w:rPr>
-            <w:color w:val="2F5496" w:themeColor="accent1" w:themeShade="BF"/>
-            <w:sz w:val="28"/>
-            <w:szCs w:val="28"/>
-            <w:lang w:val="en-US"/>
-            <w:rPrChange w:id="453" w:author="Microsoft Office User" w:date="2026-01-15T20:07:00Z" w16du:dateUtc="2026-01-15T19:07:00Z">
+      <w:ins w:id="453" w:author="Microsoft Office User" w:date="2026-01-15T16:55:00Z" w16du:dateUtc="2026-01-15T15:55:00Z">
+        <w:r>
+          <w:rPr>
+            <w:color w:val="2F5496" w:themeColor="accent1" w:themeShade="BF"/>
+            <w:sz w:val="28"/>
+            <w:szCs w:val="28"/>
+            <w:lang w:val="en-US"/>
+            <w:rPrChange w:id="454" w:author="Microsoft Office User" w:date="2026-01-15T20:07:00Z" w16du:dateUtc="2026-01-15T19:07:00Z">
               <w:rPr>
                 <w:sz w:val="28"/>
                 <w:szCs w:val="28"/>
@@ -4607,14 +4640,14 @@
           <w:t xml:space="preserve"> </w:t>
         </w:r>
       </w:ins>
-      <w:ins w:id="454" w:author="Microsoft Office User" w:date="2026-01-15T17:00:00Z" w16du:dateUtc="2026-01-15T16:00:00Z">
-        <w:r>
-          <w:rPr>
-            <w:color w:val="2F5496" w:themeColor="accent1" w:themeShade="BF"/>
-            <w:sz w:val="28"/>
-            <w:szCs w:val="28"/>
-            <w:lang w:val="en-US"/>
-            <w:rPrChange w:id="455" w:author="Microsoft Office User" w:date="2026-01-15T20:07:00Z" w16du:dateUtc="2026-01-15T19:07:00Z">
+      <w:ins w:id="455" w:author="Microsoft Office User" w:date="2026-01-15T17:00:00Z" w16du:dateUtc="2026-01-15T16:00:00Z">
+        <w:r>
+          <w:rPr>
+            <w:color w:val="2F5496" w:themeColor="accent1" w:themeShade="BF"/>
+            <w:sz w:val="28"/>
+            <w:szCs w:val="28"/>
+            <w:lang w:val="en-US"/>
+            <w:rPrChange w:id="456" w:author="Microsoft Office User" w:date="2026-01-15T20:07:00Z" w16du:dateUtc="2026-01-15T19:07:00Z">
               <w:rPr>
                 <w:sz w:val="28"/>
                 <w:szCs w:val="28"/>
@@ -4625,7 +4658,7 @@
           <w:t>“f:”</w:t>
         </w:r>
       </w:ins>
-      <w:ins w:id="456" w:author="Microsoft Office User" w:date="2026-01-17T07:02:00Z" w16du:dateUtc="2026-01-17T06:02:00Z">
+      <w:ins w:id="457" w:author="Microsoft Office User" w:date="2026-01-17T07:02:00Z" w16du:dateUtc="2026-01-17T06:02:00Z">
         <w:r>
           <w:rPr>
             <w:color w:val="2F5496" w:themeColor="accent1" w:themeShade="BF"/>
@@ -4636,7 +4669,7 @@
           <w:t xml:space="preserve"> in</w:t>
         </w:r>
       </w:ins>
-      <w:ins w:id="457" w:author="Microsoft Office User" w:date="2026-01-17T07:03:00Z" w16du:dateUtc="2026-01-17T06:03:00Z">
+      <w:ins w:id="458" w:author="Microsoft Office User" w:date="2026-01-17T07:03:00Z" w16du:dateUtc="2026-01-17T06:03:00Z">
         <w:r>
           <w:rPr>
             <w:color w:val="2F5496" w:themeColor="accent1" w:themeShade="BF"/>
@@ -4647,14 +4680,14 @@
           <w:t xml:space="preserve"> Fig. 1</w:t>
         </w:r>
       </w:ins>
-      <w:ins w:id="458" w:author="Microsoft Office User" w:date="2026-01-15T19:33:00Z" w16du:dateUtc="2026-01-15T18:33:00Z">
-        <w:r>
-          <w:rPr>
-            <w:color w:val="2F5496" w:themeColor="accent1" w:themeShade="BF"/>
-            <w:sz w:val="28"/>
-            <w:szCs w:val="28"/>
-            <w:lang w:val="en-US"/>
-            <w:rPrChange w:id="459" w:author="Microsoft Office User" w:date="2026-01-15T20:07:00Z" w16du:dateUtc="2026-01-15T19:07:00Z">
+      <w:ins w:id="459" w:author="Microsoft Office User" w:date="2026-01-15T19:33:00Z" w16du:dateUtc="2026-01-15T18:33:00Z">
+        <w:r>
+          <w:rPr>
+            <w:color w:val="2F5496" w:themeColor="accent1" w:themeShade="BF"/>
+            <w:sz w:val="28"/>
+            <w:szCs w:val="28"/>
+            <w:lang w:val="en-US"/>
+            <w:rPrChange w:id="460" w:author="Microsoft Office User" w:date="2026-01-15T20:07:00Z" w16du:dateUtc="2026-01-15T19:07:00Z">
               <w:rPr>
                 <w:sz w:val="28"/>
                 <w:szCs w:val="28"/>
@@ -4665,14 +4698,14 @@
           <w:t>)</w:t>
         </w:r>
       </w:ins>
-      <w:ins w:id="460" w:author="Microsoft Office User" w:date="2026-01-15T17:00:00Z" w16du:dateUtc="2026-01-15T16:00:00Z">
-        <w:r>
-          <w:rPr>
-            <w:color w:val="2F5496" w:themeColor="accent1" w:themeShade="BF"/>
-            <w:sz w:val="28"/>
-            <w:szCs w:val="28"/>
-            <w:lang w:val="en-US"/>
-            <w:rPrChange w:id="461" w:author="Microsoft Office User" w:date="2026-01-15T20:07:00Z" w16du:dateUtc="2026-01-15T19:07:00Z">
+      <w:ins w:id="461" w:author="Microsoft Office User" w:date="2026-01-15T17:00:00Z" w16du:dateUtc="2026-01-15T16:00:00Z">
+        <w:r>
+          <w:rPr>
+            <w:color w:val="2F5496" w:themeColor="accent1" w:themeShade="BF"/>
+            <w:sz w:val="28"/>
+            <w:szCs w:val="28"/>
+            <w:lang w:val="en-US"/>
+            <w:rPrChange w:id="462" w:author="Microsoft Office User" w:date="2026-01-15T20:07:00Z" w16du:dateUtc="2026-01-15T19:07:00Z">
               <w:rPr>
                 <w:sz w:val="28"/>
                 <w:szCs w:val="28"/>
@@ -4683,14 +4716,14 @@
           <w:t>. E.g.</w:t>
         </w:r>
       </w:ins>
-      <w:ins w:id="462" w:author="Microsoft Office User" w:date="2026-01-15T19:34:00Z" w16du:dateUtc="2026-01-15T18:34:00Z">
-        <w:r>
-          <w:rPr>
-            <w:color w:val="2F5496" w:themeColor="accent1" w:themeShade="BF"/>
-            <w:sz w:val="28"/>
-            <w:szCs w:val="28"/>
-            <w:lang w:val="en-US"/>
-            <w:rPrChange w:id="463" w:author="Microsoft Office User" w:date="2026-01-15T20:07:00Z" w16du:dateUtc="2026-01-15T19:07:00Z">
+      <w:ins w:id="463" w:author="Microsoft Office User" w:date="2026-01-15T19:34:00Z" w16du:dateUtc="2026-01-15T18:34:00Z">
+        <w:r>
+          <w:rPr>
+            <w:color w:val="2F5496" w:themeColor="accent1" w:themeShade="BF"/>
+            <w:sz w:val="28"/>
+            <w:szCs w:val="28"/>
+            <w:lang w:val="en-US"/>
+            <w:rPrChange w:id="464" w:author="Microsoft Office User" w:date="2026-01-15T20:07:00Z" w16du:dateUtc="2026-01-15T19:07:00Z">
               <w:rPr>
                 <w:sz w:val="28"/>
                 <w:szCs w:val="28"/>
@@ -4701,14 +4734,14 @@
           <w:t>,</w:t>
         </w:r>
       </w:ins>
-      <w:ins w:id="464" w:author="Microsoft Office User" w:date="2026-01-15T17:00:00Z" w16du:dateUtc="2026-01-15T16:00:00Z">
-        <w:r>
-          <w:rPr>
-            <w:color w:val="2F5496" w:themeColor="accent1" w:themeShade="BF"/>
-            <w:sz w:val="28"/>
-            <w:szCs w:val="28"/>
-            <w:lang w:val="en-US"/>
-            <w:rPrChange w:id="465" w:author="Microsoft Office User" w:date="2026-01-15T20:07:00Z" w16du:dateUtc="2026-01-15T19:07:00Z">
+      <w:ins w:id="465" w:author="Microsoft Office User" w:date="2026-01-15T17:00:00Z" w16du:dateUtc="2026-01-15T16:00:00Z">
+        <w:r>
+          <w:rPr>
+            <w:color w:val="2F5496" w:themeColor="accent1" w:themeShade="BF"/>
+            <w:sz w:val="28"/>
+            <w:szCs w:val="28"/>
+            <w:lang w:val="en-US"/>
+            <w:rPrChange w:id="466" w:author="Microsoft Office User" w:date="2026-01-15T20:07:00Z" w16du:dateUtc="2026-01-15T19:07:00Z">
               <w:rPr>
                 <w:sz w:val="28"/>
                 <w:szCs w:val="28"/>
@@ -4719,14 +4752,14 @@
           <w:t xml:space="preserve"> </w:t>
         </w:r>
       </w:ins>
-      <w:ins w:id="466" w:author="Microsoft Office User" w:date="2026-01-15T17:01:00Z" w16du:dateUtc="2026-01-15T16:01:00Z">
-        <w:r>
-          <w:rPr>
-            <w:color w:val="2F5496" w:themeColor="accent1" w:themeShade="BF"/>
-            <w:sz w:val="28"/>
-            <w:szCs w:val="28"/>
-            <w:lang w:val="en-US"/>
-            <w:rPrChange w:id="467" w:author="Microsoft Office User" w:date="2026-01-15T20:07:00Z" w16du:dateUtc="2026-01-15T19:07:00Z">
+      <w:ins w:id="467" w:author="Microsoft Office User" w:date="2026-01-15T17:01:00Z" w16du:dateUtc="2026-01-15T16:01:00Z">
+        <w:r>
+          <w:rPr>
+            <w:color w:val="2F5496" w:themeColor="accent1" w:themeShade="BF"/>
+            <w:sz w:val="28"/>
+            <w:szCs w:val="28"/>
+            <w:lang w:val="en-US"/>
+            <w:rPrChange w:id="468" w:author="Microsoft Office User" w:date="2026-01-15T20:07:00Z" w16du:dateUtc="2026-01-15T19:07:00Z">
               <w:rPr>
                 <w:sz w:val="28"/>
                 <w:szCs w:val="28"/>
@@ -4744,7 +4777,7 @@
             <w:sz w:val="28"/>
             <w:szCs w:val="28"/>
             <w:lang w:val="en-US"/>
-            <w:rPrChange w:id="468" w:author="Microsoft Office User" w:date="2026-01-15T20:07:00Z" w16du:dateUtc="2026-01-15T19:07:00Z">
+            <w:rPrChange w:id="469" w:author="Microsoft Office User" w:date="2026-01-15T20:07:00Z" w16du:dateUtc="2026-01-15T19:07:00Z">
               <w:rPr>
                 <w:sz w:val="28"/>
                 <w:szCs w:val="28"/>
@@ -4762,7 +4795,7 @@
             <w:sz w:val="28"/>
             <w:szCs w:val="28"/>
             <w:lang w:val="en-US"/>
-            <w:rPrChange w:id="469" w:author="Microsoft Office User" w:date="2026-01-15T20:07:00Z" w16du:dateUtc="2026-01-15T19:07:00Z">
+            <w:rPrChange w:id="470" w:author="Microsoft Office User" w:date="2026-01-15T20:07:00Z" w16du:dateUtc="2026-01-15T19:07:00Z">
               <w:rPr>
                 <w:sz w:val="28"/>
                 <w:szCs w:val="28"/>
@@ -4773,7 +4806,7 @@
           <w:t xml:space="preserve">” from Figure </w:t>
         </w:r>
       </w:ins>
-      <w:ins w:id="470" w:author="Microsoft Office User" w:date="2026-01-17T07:04:00Z" w16du:dateUtc="2026-01-17T06:04:00Z">
+      <w:ins w:id="471" w:author="Microsoft Office User" w:date="2026-01-17T07:04:00Z" w16du:dateUtc="2026-01-17T06:04:00Z">
         <w:r>
           <w:rPr>
             <w:color w:val="2F5496" w:themeColor="accent1" w:themeShade="BF"/>
@@ -4784,14 +4817,14 @@
           <w:t>1</w:t>
         </w:r>
       </w:ins>
-      <w:ins w:id="471" w:author="Microsoft Office User" w:date="2026-01-15T19:34:00Z" w16du:dateUtc="2026-01-15T18:34:00Z">
-        <w:r>
-          <w:rPr>
-            <w:color w:val="2F5496" w:themeColor="accent1" w:themeShade="BF"/>
-            <w:sz w:val="28"/>
-            <w:szCs w:val="28"/>
-            <w:lang w:val="en-US"/>
-            <w:rPrChange w:id="472" w:author="Microsoft Office User" w:date="2026-01-15T20:07:00Z" w16du:dateUtc="2026-01-15T19:07:00Z">
+      <w:ins w:id="472" w:author="Microsoft Office User" w:date="2026-01-15T19:34:00Z" w16du:dateUtc="2026-01-15T18:34:00Z">
+        <w:r>
+          <w:rPr>
+            <w:color w:val="2F5496" w:themeColor="accent1" w:themeShade="BF"/>
+            <w:sz w:val="28"/>
+            <w:szCs w:val="28"/>
+            <w:lang w:val="en-US"/>
+            <w:rPrChange w:id="473" w:author="Microsoft Office User" w:date="2026-01-15T20:07:00Z" w16du:dateUtc="2026-01-15T19:07:00Z">
               <w:rPr>
                 <w:sz w:val="28"/>
                 <w:szCs w:val="28"/>
@@ -4802,14 +4835,14 @@
           <w:t>:</w:t>
         </w:r>
       </w:ins>
-      <w:ins w:id="473" w:author="Microsoft Office User" w:date="2026-01-15T17:01:00Z" w16du:dateUtc="2026-01-15T16:01:00Z">
-        <w:r>
-          <w:rPr>
-            <w:color w:val="2F5496" w:themeColor="accent1" w:themeShade="BF"/>
-            <w:sz w:val="28"/>
-            <w:szCs w:val="28"/>
-            <w:lang w:val="en-US"/>
-            <w:rPrChange w:id="474" w:author="Microsoft Office User" w:date="2026-01-15T20:07:00Z" w16du:dateUtc="2026-01-15T19:07:00Z">
+      <w:ins w:id="474" w:author="Microsoft Office User" w:date="2026-01-15T17:01:00Z" w16du:dateUtc="2026-01-15T16:01:00Z">
+        <w:r>
+          <w:rPr>
+            <w:color w:val="2F5496" w:themeColor="accent1" w:themeShade="BF"/>
+            <w:sz w:val="28"/>
+            <w:szCs w:val="28"/>
+            <w:lang w:val="en-US"/>
+            <w:rPrChange w:id="475" w:author="Microsoft Office User" w:date="2026-01-15T20:07:00Z" w16du:dateUtc="2026-01-15T19:07:00Z">
               <w:rPr>
                 <w:sz w:val="28"/>
                 <w:szCs w:val="28"/>
@@ -4826,7 +4859,7 @@
             <w:sz w:val="28"/>
             <w:szCs w:val="28"/>
             <w:lang w:val="en-US"/>
-            <w:rPrChange w:id="475" w:author="Microsoft Office User" w:date="2026-01-15T20:07:00Z" w16du:dateUtc="2026-01-15T19:07:00Z">
+            <w:rPrChange w:id="476" w:author="Microsoft Office User" w:date="2026-01-15T20:07:00Z" w16du:dateUtc="2026-01-15T19:07:00Z">
               <w:rPr>
                 <w:sz w:val="28"/>
                 <w:szCs w:val="28"/>
@@ -4843,7 +4876,7 @@
             <w:sz w:val="28"/>
             <w:szCs w:val="28"/>
             <w:lang w:val="en-US"/>
-            <w:rPrChange w:id="476" w:author="Microsoft Office User" w:date="2026-01-15T20:07:00Z" w16du:dateUtc="2026-01-15T19:07:00Z">
+            <w:rPrChange w:id="477" w:author="Microsoft Office User" w:date="2026-01-15T20:07:00Z" w16du:dateUtc="2026-01-15T19:07:00Z">
               <w:rPr>
                 <w:sz w:val="28"/>
                 <w:szCs w:val="28"/>
@@ -4854,14 +4887,14 @@
           <w:t xml:space="preserve"> data</w:t>
         </w:r>
       </w:ins>
-      <w:ins w:id="477" w:author="Microsoft Office User" w:date="2026-01-15T17:02:00Z" w16du:dateUtc="2026-01-15T16:02:00Z">
-        <w:r>
-          <w:rPr>
-            <w:color w:val="2F5496" w:themeColor="accent1" w:themeShade="BF"/>
-            <w:sz w:val="28"/>
-            <w:szCs w:val="28"/>
-            <w:lang w:val="en-US"/>
-            <w:rPrChange w:id="478" w:author="Microsoft Office User" w:date="2026-01-15T20:07:00Z" w16du:dateUtc="2026-01-15T19:07:00Z">
+      <w:ins w:id="478" w:author="Microsoft Office User" w:date="2026-01-15T17:02:00Z" w16du:dateUtc="2026-01-15T16:02:00Z">
+        <w:r>
+          <w:rPr>
+            <w:color w:val="2F5496" w:themeColor="accent1" w:themeShade="BF"/>
+            <w:sz w:val="28"/>
+            <w:szCs w:val="28"/>
+            <w:lang w:val="en-US"/>
+            <w:rPrChange w:id="479" w:author="Microsoft Office User" w:date="2026-01-15T20:07:00Z" w16du:dateUtc="2026-01-15T19:07:00Z">
               <w:rPr>
                 <w:sz w:val="28"/>
                 <w:szCs w:val="28"/>
@@ -4872,14 +4905,14 @@
           <w:t xml:space="preserve">base before the </w:t>
         </w:r>
       </w:ins>
-      <w:ins w:id="479" w:author="Microsoft Office User" w:date="2026-01-15T19:34:00Z" w16du:dateUtc="2026-01-15T18:34:00Z">
-        <w:r>
-          <w:rPr>
-            <w:color w:val="2F5496" w:themeColor="accent1" w:themeShade="BF"/>
-            <w:sz w:val="28"/>
-            <w:szCs w:val="28"/>
-            <w:lang w:val="en-US"/>
-            <w:rPrChange w:id="480" w:author="Microsoft Office User" w:date="2026-01-15T20:07:00Z" w16du:dateUtc="2026-01-15T19:07:00Z">
+      <w:ins w:id="480" w:author="Microsoft Office User" w:date="2026-01-15T19:34:00Z" w16du:dateUtc="2026-01-15T18:34:00Z">
+        <w:r>
+          <w:rPr>
+            <w:color w:val="2F5496" w:themeColor="accent1" w:themeShade="BF"/>
+            <w:sz w:val="28"/>
+            <w:szCs w:val="28"/>
+            <w:lang w:val="en-US"/>
+            <w:rPrChange w:id="481" w:author="Microsoft Office User" w:date="2026-01-15T20:07:00Z" w16du:dateUtc="2026-01-15T19:07:00Z">
               <w:rPr>
                 <w:sz w:val="28"/>
                 <w:szCs w:val="28"/>
@@ -4890,14 +4923,14 @@
           <w:t xml:space="preserve">(usually long running) </w:t>
         </w:r>
       </w:ins>
-      <w:ins w:id="481" w:author="Microsoft Office User" w:date="2026-01-15T17:02:00Z" w16du:dateUtc="2026-01-15T16:02:00Z">
-        <w:r>
-          <w:rPr>
-            <w:color w:val="2F5496" w:themeColor="accent1" w:themeShade="BF"/>
-            <w:sz w:val="28"/>
-            <w:szCs w:val="28"/>
-            <w:lang w:val="en-US"/>
-            <w:rPrChange w:id="482" w:author="Microsoft Office User" w:date="2026-01-15T20:07:00Z" w16du:dateUtc="2026-01-15T19:07:00Z">
+      <w:ins w:id="482" w:author="Microsoft Office User" w:date="2026-01-15T17:02:00Z" w16du:dateUtc="2026-01-15T16:02:00Z">
+        <w:r>
+          <w:rPr>
+            <w:color w:val="2F5496" w:themeColor="accent1" w:themeShade="BF"/>
+            <w:sz w:val="28"/>
+            <w:szCs w:val="28"/>
+            <w:lang w:val="en-US"/>
+            <w:rPrChange w:id="483" w:author="Microsoft Office User" w:date="2026-01-15T20:07:00Z" w16du:dateUtc="2026-01-15T19:07:00Z">
               <w:rPr>
                 <w:sz w:val="28"/>
                 <w:szCs w:val="28"/>
@@ -4908,14 +4941,14 @@
           <w:t>LCA update is performed. So</w:t>
         </w:r>
       </w:ins>
-      <w:ins w:id="483" w:author="Microsoft Office User" w:date="2026-01-15T19:35:00Z" w16du:dateUtc="2026-01-15T18:35:00Z">
-        <w:r>
-          <w:rPr>
-            <w:color w:val="2F5496" w:themeColor="accent1" w:themeShade="BF"/>
-            <w:sz w:val="28"/>
-            <w:szCs w:val="28"/>
-            <w:lang w:val="en-US"/>
-            <w:rPrChange w:id="484" w:author="Microsoft Office User" w:date="2026-01-15T20:07:00Z" w16du:dateUtc="2026-01-15T19:07:00Z">
+      <w:ins w:id="484" w:author="Microsoft Office User" w:date="2026-01-15T19:35:00Z" w16du:dateUtc="2026-01-15T18:35:00Z">
+        <w:r>
+          <w:rPr>
+            <w:color w:val="2F5496" w:themeColor="accent1" w:themeShade="BF"/>
+            <w:sz w:val="28"/>
+            <w:szCs w:val="28"/>
+            <w:lang w:val="en-US"/>
+            <w:rPrChange w:id="485" w:author="Microsoft Office User" w:date="2026-01-15T20:07:00Z" w16du:dateUtc="2026-01-15T19:07:00Z">
               <w:rPr>
                 <w:sz w:val="28"/>
                 <w:szCs w:val="28"/>
@@ -4926,14 +4959,14 @@
           <w:t>,</w:t>
         </w:r>
       </w:ins>
-      <w:ins w:id="485" w:author="Microsoft Office User" w:date="2026-01-15T17:02:00Z" w16du:dateUtc="2026-01-15T16:02:00Z">
-        <w:r>
-          <w:rPr>
-            <w:color w:val="2F5496" w:themeColor="accent1" w:themeShade="BF"/>
-            <w:sz w:val="28"/>
-            <w:szCs w:val="28"/>
-            <w:lang w:val="en-US"/>
-            <w:rPrChange w:id="486" w:author="Microsoft Office User" w:date="2026-01-15T20:07:00Z" w16du:dateUtc="2026-01-15T19:07:00Z">
+      <w:ins w:id="486" w:author="Microsoft Office User" w:date="2026-01-15T17:02:00Z" w16du:dateUtc="2026-01-15T16:02:00Z">
+        <w:r>
+          <w:rPr>
+            <w:color w:val="2F5496" w:themeColor="accent1" w:themeShade="BF"/>
+            <w:sz w:val="28"/>
+            <w:szCs w:val="28"/>
+            <w:lang w:val="en-US"/>
+            <w:rPrChange w:id="487" w:author="Microsoft Office User" w:date="2026-01-15T20:07:00Z" w16du:dateUtc="2026-01-15T19:07:00Z">
               <w:rPr>
                 <w:sz w:val="28"/>
                 <w:szCs w:val="28"/>
@@ -4944,7 +4977,7 @@
           <w:t xml:space="preserve"> if the LCA-update is stopped for some reason</w:t>
         </w:r>
       </w:ins>
-      <w:ins w:id="487" w:author="Microsoft Office User" w:date="2026-01-17T07:04:00Z" w16du:dateUtc="2026-01-17T06:04:00Z">
+      <w:ins w:id="488" w:author="Microsoft Office User" w:date="2026-01-17T07:04:00Z" w16du:dateUtc="2026-01-17T06:04:00Z">
         <w:r>
           <w:rPr>
             <w:color w:val="2F5496" w:themeColor="accent1" w:themeShade="BF"/>
@@ -4955,14 +4988,14 @@
           <w:t>,</w:t>
         </w:r>
       </w:ins>
-      <w:ins w:id="488" w:author="Microsoft Office User" w:date="2026-01-15T17:02:00Z" w16du:dateUtc="2026-01-15T16:02:00Z">
-        <w:r>
-          <w:rPr>
-            <w:color w:val="2F5496" w:themeColor="accent1" w:themeShade="BF"/>
-            <w:sz w:val="28"/>
-            <w:szCs w:val="28"/>
-            <w:lang w:val="en-US"/>
-            <w:rPrChange w:id="489" w:author="Microsoft Office User" w:date="2026-01-15T20:07:00Z" w16du:dateUtc="2026-01-15T19:07:00Z">
+      <w:ins w:id="489" w:author="Microsoft Office User" w:date="2026-01-15T17:02:00Z" w16du:dateUtc="2026-01-15T16:02:00Z">
+        <w:r>
+          <w:rPr>
+            <w:color w:val="2F5496" w:themeColor="accent1" w:themeShade="BF"/>
+            <w:sz w:val="28"/>
+            <w:szCs w:val="28"/>
+            <w:lang w:val="en-US"/>
+            <w:rPrChange w:id="490" w:author="Microsoft Office User" w:date="2026-01-15T20:07:00Z" w16du:dateUtc="2026-01-15T19:07:00Z">
               <w:rPr>
                 <w:sz w:val="28"/>
                 <w:szCs w:val="28"/>
@@ -4973,14 +5006,14 @@
           <w:t xml:space="preserve"> not all the work is lost but </w:t>
         </w:r>
       </w:ins>
-      <w:ins w:id="490" w:author="Microsoft Office User" w:date="2026-01-15T19:35:00Z" w16du:dateUtc="2026-01-15T18:35:00Z">
-        <w:r>
-          <w:rPr>
-            <w:color w:val="2F5496" w:themeColor="accent1" w:themeShade="BF"/>
-            <w:sz w:val="28"/>
-            <w:szCs w:val="28"/>
-            <w:lang w:val="en-US"/>
-            <w:rPrChange w:id="491" w:author="Microsoft Office User" w:date="2026-01-15T20:07:00Z" w16du:dateUtc="2026-01-15T19:07:00Z">
+      <w:ins w:id="491" w:author="Microsoft Office User" w:date="2026-01-15T19:35:00Z" w16du:dateUtc="2026-01-15T18:35:00Z">
+        <w:r>
+          <w:rPr>
+            <w:color w:val="2F5496" w:themeColor="accent1" w:themeShade="BF"/>
+            <w:sz w:val="28"/>
+            <w:szCs w:val="28"/>
+            <w:lang w:val="en-US"/>
+            <w:rPrChange w:id="492" w:author="Microsoft Office User" w:date="2026-01-15T20:07:00Z" w16du:dateUtc="2026-01-15T19:07:00Z">
               <w:rPr>
                 <w:sz w:val="28"/>
                 <w:szCs w:val="28"/>
@@ -4991,14 +5024,14 @@
           <w:t xml:space="preserve">instead </w:t>
         </w:r>
       </w:ins>
-      <w:ins w:id="492" w:author="Microsoft Office User" w:date="2026-01-15T17:02:00Z" w16du:dateUtc="2026-01-15T16:02:00Z">
-        <w:r>
-          <w:rPr>
-            <w:color w:val="2F5496" w:themeColor="accent1" w:themeShade="BF"/>
-            <w:sz w:val="28"/>
-            <w:szCs w:val="28"/>
-            <w:lang w:val="en-US"/>
-            <w:rPrChange w:id="493" w:author="Microsoft Office User" w:date="2026-01-15T20:07:00Z" w16du:dateUtc="2026-01-15T19:07:00Z">
+      <w:ins w:id="493" w:author="Microsoft Office User" w:date="2026-01-15T17:02:00Z" w16du:dateUtc="2026-01-15T16:02:00Z">
+        <w:r>
+          <w:rPr>
+            <w:color w:val="2F5496" w:themeColor="accent1" w:themeShade="BF"/>
+            <w:sz w:val="28"/>
+            <w:szCs w:val="28"/>
+            <w:lang w:val="en-US"/>
+            <w:rPrChange w:id="494" w:author="Microsoft Office User" w:date="2026-01-15T20:07:00Z" w16du:dateUtc="2026-01-15T19:07:00Z">
               <w:rPr>
                 <w:sz w:val="28"/>
                 <w:szCs w:val="28"/>
@@ -5009,14 +5042,14 @@
           <w:t>the system can r</w:t>
         </w:r>
       </w:ins>
-      <w:ins w:id="494" w:author="Microsoft Office User" w:date="2026-01-15T17:03:00Z" w16du:dateUtc="2026-01-15T16:03:00Z">
-        <w:r>
-          <w:rPr>
-            <w:color w:val="2F5496" w:themeColor="accent1" w:themeShade="BF"/>
-            <w:sz w:val="28"/>
-            <w:szCs w:val="28"/>
-            <w:lang w:val="en-US"/>
-            <w:rPrChange w:id="495" w:author="Microsoft Office User" w:date="2026-01-15T20:07:00Z" w16du:dateUtc="2026-01-15T19:07:00Z">
+      <w:ins w:id="495" w:author="Microsoft Office User" w:date="2026-01-15T17:03:00Z" w16du:dateUtc="2026-01-15T16:03:00Z">
+        <w:r>
+          <w:rPr>
+            <w:color w:val="2F5496" w:themeColor="accent1" w:themeShade="BF"/>
+            <w:sz w:val="28"/>
+            <w:szCs w:val="28"/>
+            <w:lang w:val="en-US"/>
+            <w:rPrChange w:id="496" w:author="Microsoft Office User" w:date="2026-01-15T20:07:00Z" w16du:dateUtc="2026-01-15T19:07:00Z">
               <w:rPr>
                 <w:sz w:val="28"/>
                 <w:szCs w:val="28"/>
@@ -5027,14 +5060,14 @@
           <w:t>esume it</w:t>
         </w:r>
       </w:ins>
-      <w:ins w:id="496" w:author="Microsoft Office User" w:date="2026-01-15T19:35:00Z" w16du:dateUtc="2026-01-15T18:35:00Z">
-        <w:r>
-          <w:rPr>
-            <w:color w:val="2F5496" w:themeColor="accent1" w:themeShade="BF"/>
-            <w:sz w:val="28"/>
-            <w:szCs w:val="28"/>
-            <w:lang w:val="en-US"/>
-            <w:rPrChange w:id="497" w:author="Microsoft Office User" w:date="2026-01-15T20:07:00Z" w16du:dateUtc="2026-01-15T19:07:00Z">
+      <w:ins w:id="497" w:author="Microsoft Office User" w:date="2026-01-15T19:35:00Z" w16du:dateUtc="2026-01-15T18:35:00Z">
+        <w:r>
+          <w:rPr>
+            <w:color w:val="2F5496" w:themeColor="accent1" w:themeShade="BF"/>
+            <w:sz w:val="28"/>
+            <w:szCs w:val="28"/>
+            <w:lang w:val="en-US"/>
+            <w:rPrChange w:id="498" w:author="Microsoft Office User" w:date="2026-01-15T20:07:00Z" w16du:dateUtc="2026-01-15T19:07:00Z">
               <w:rPr>
                 <w:sz w:val="28"/>
                 <w:szCs w:val="28"/>
@@ -5045,14 +5078,14 @@
           <w:t>s</w:t>
         </w:r>
       </w:ins>
-      <w:ins w:id="498" w:author="Microsoft Office User" w:date="2026-01-15T17:03:00Z" w16du:dateUtc="2026-01-15T16:03:00Z">
-        <w:r>
-          <w:rPr>
-            <w:color w:val="2F5496" w:themeColor="accent1" w:themeShade="BF"/>
-            <w:sz w:val="28"/>
-            <w:szCs w:val="28"/>
-            <w:lang w:val="en-US"/>
-            <w:rPrChange w:id="499" w:author="Microsoft Office User" w:date="2026-01-15T20:07:00Z" w16du:dateUtc="2026-01-15T19:07:00Z">
+      <w:ins w:id="499" w:author="Microsoft Office User" w:date="2026-01-15T17:03:00Z" w16du:dateUtc="2026-01-15T16:03:00Z">
+        <w:r>
+          <w:rPr>
+            <w:color w:val="2F5496" w:themeColor="accent1" w:themeShade="BF"/>
+            <w:sz w:val="28"/>
+            <w:szCs w:val="28"/>
+            <w:lang w:val="en-US"/>
+            <w:rPrChange w:id="500" w:author="Microsoft Office User" w:date="2026-01-15T20:07:00Z" w16du:dateUtc="2026-01-15T19:07:00Z">
               <w:rPr>
                 <w:sz w:val="28"/>
                 <w:szCs w:val="28"/>
@@ -5063,14 +5096,14 @@
           <w:t xml:space="preserve"> work by loading the corresponding temporary database </w:t>
         </w:r>
       </w:ins>
-      <w:ins w:id="500" w:author="Microsoft Office User" w:date="2026-01-15T19:35:00Z" w16du:dateUtc="2026-01-15T18:35:00Z">
-        <w:r>
-          <w:rPr>
-            <w:color w:val="2F5496" w:themeColor="accent1" w:themeShade="BF"/>
-            <w:sz w:val="28"/>
-            <w:szCs w:val="28"/>
-            <w:lang w:val="en-US"/>
-            <w:rPrChange w:id="501" w:author="Microsoft Office User" w:date="2026-01-15T20:07:00Z" w16du:dateUtc="2026-01-15T19:07:00Z">
+      <w:ins w:id="501" w:author="Microsoft Office User" w:date="2026-01-15T19:35:00Z" w16du:dateUtc="2026-01-15T18:35:00Z">
+        <w:r>
+          <w:rPr>
+            <w:color w:val="2F5496" w:themeColor="accent1" w:themeShade="BF"/>
+            <w:sz w:val="28"/>
+            <w:szCs w:val="28"/>
+            <w:lang w:val="en-US"/>
+            <w:rPrChange w:id="502" w:author="Microsoft Office User" w:date="2026-01-15T20:07:00Z" w16du:dateUtc="2026-01-15T19:07:00Z">
               <w:rPr>
                 <w:sz w:val="28"/>
                 <w:szCs w:val="28"/>
@@ -5081,14 +5114,14 @@
           <w:t xml:space="preserve">as </w:t>
         </w:r>
       </w:ins>
-      <w:ins w:id="502" w:author="Microsoft Office User" w:date="2026-01-15T17:03:00Z" w16du:dateUtc="2026-01-15T16:03:00Z">
-        <w:r>
-          <w:rPr>
-            <w:color w:val="2F5496" w:themeColor="accent1" w:themeShade="BF"/>
-            <w:sz w:val="28"/>
-            <w:szCs w:val="28"/>
-            <w:lang w:val="en-US"/>
-            <w:rPrChange w:id="503" w:author="Microsoft Office User" w:date="2026-01-15T20:07:00Z" w16du:dateUtc="2026-01-15T19:07:00Z">
+      <w:ins w:id="503" w:author="Microsoft Office User" w:date="2026-01-15T17:03:00Z" w16du:dateUtc="2026-01-15T16:03:00Z">
+        <w:r>
+          <w:rPr>
+            <w:color w:val="2F5496" w:themeColor="accent1" w:themeShade="BF"/>
+            <w:sz w:val="28"/>
+            <w:szCs w:val="28"/>
+            <w:lang w:val="en-US"/>
+            <w:rPrChange w:id="504" w:author="Microsoft Office User" w:date="2026-01-15T20:07:00Z" w16du:dateUtc="2026-01-15T19:07:00Z">
               <w:rPr>
                 <w:sz w:val="28"/>
                 <w:szCs w:val="28"/>
@@ -5099,7 +5132,7 @@
           <w:t xml:space="preserve">saved </w:t>
         </w:r>
       </w:ins>
-      <w:ins w:id="504" w:author="Microsoft Office User" w:date="2026-01-17T07:04:00Z" w16du:dateUtc="2026-01-17T06:04:00Z">
+      <w:ins w:id="505" w:author="Microsoft Office User" w:date="2026-01-17T07:04:00Z" w16du:dateUtc="2026-01-17T06:04:00Z">
         <w:r>
           <w:rPr>
             <w:color w:val="2F5496" w:themeColor="accent1" w:themeShade="BF"/>
@@ -5110,7 +5143,7 @@
           <w:t xml:space="preserve">at the end </w:t>
         </w:r>
       </w:ins>
-      <w:ins w:id="505" w:author="Microsoft Office User" w:date="2026-01-17T07:05:00Z" w16du:dateUtc="2026-01-17T06:05:00Z">
+      <w:ins w:id="506" w:author="Microsoft Office User" w:date="2026-01-17T07:05:00Z" w16du:dateUtc="2026-01-17T06:05:00Z">
         <w:r>
           <w:rPr>
             <w:color w:val="2F5496" w:themeColor="accent1" w:themeShade="BF"/>
@@ -5121,14 +5154,14 @@
           <w:t xml:space="preserve">of </w:t>
         </w:r>
       </w:ins>
-      <w:ins w:id="506" w:author="Microsoft Office User" w:date="2026-01-15T17:03:00Z" w16du:dateUtc="2026-01-15T16:03:00Z">
-        <w:r>
-          <w:rPr>
-            <w:color w:val="2F5496" w:themeColor="accent1" w:themeShade="BF"/>
-            <w:sz w:val="28"/>
-            <w:szCs w:val="28"/>
-            <w:lang w:val="en-US"/>
-            <w:rPrChange w:id="507" w:author="Microsoft Office User" w:date="2026-01-15T20:07:00Z" w16du:dateUtc="2026-01-15T19:07:00Z">
+      <w:ins w:id="507" w:author="Microsoft Office User" w:date="2026-01-15T17:03:00Z" w16du:dateUtc="2026-01-15T16:03:00Z">
+        <w:r>
+          <w:rPr>
+            <w:color w:val="2F5496" w:themeColor="accent1" w:themeShade="BF"/>
+            <w:sz w:val="28"/>
+            <w:szCs w:val="28"/>
+            <w:lang w:val="en-US"/>
+            <w:rPrChange w:id="508" w:author="Microsoft Office User" w:date="2026-01-15T20:07:00Z" w16du:dateUtc="2026-01-15T19:07:00Z">
               <w:rPr>
                 <w:sz w:val="28"/>
                 <w:szCs w:val="28"/>
@@ -5146,7 +5179,7 @@
             <w:sz w:val="28"/>
             <w:szCs w:val="28"/>
             <w:lang w:val="en-US"/>
-            <w:rPrChange w:id="508" w:author="Microsoft Office User" w:date="2026-01-15T20:07:00Z" w16du:dateUtc="2026-01-15T19:07:00Z">
+            <w:rPrChange w:id="509" w:author="Microsoft Office User" w:date="2026-01-15T20:07:00Z" w16du:dateUtc="2026-01-15T19:07:00Z">
               <w:rPr>
                 <w:sz w:val="28"/>
                 <w:szCs w:val="28"/>
@@ -5157,14 +5190,14 @@
           <w:t>f:t</w:t>
         </w:r>
       </w:ins>
-      <w:ins w:id="509" w:author="Microsoft Office User" w:date="2026-01-15T17:04:00Z" w16du:dateUtc="2026-01-15T16:04:00Z">
-        <w:r>
-          <w:rPr>
-            <w:color w:val="2F5496" w:themeColor="accent1" w:themeShade="BF"/>
-            <w:sz w:val="28"/>
-            <w:szCs w:val="28"/>
-            <w:lang w:val="en-US"/>
-            <w:rPrChange w:id="510" w:author="Microsoft Office User" w:date="2026-01-15T20:07:00Z" w16du:dateUtc="2026-01-15T19:07:00Z">
+      <w:ins w:id="510" w:author="Microsoft Office User" w:date="2026-01-15T17:04:00Z" w16du:dateUtc="2026-01-15T16:04:00Z">
+        <w:r>
+          <w:rPr>
+            <w:color w:val="2F5496" w:themeColor="accent1" w:themeShade="BF"/>
+            <w:sz w:val="28"/>
+            <w:szCs w:val="28"/>
+            <w:lang w:val="en-US"/>
+            <w:rPrChange w:id="511" w:author="Microsoft Office User" w:date="2026-01-15T20:07:00Z" w16du:dateUtc="2026-01-15T19:07:00Z">
               <w:rPr>
                 <w:sz w:val="28"/>
                 <w:szCs w:val="28"/>
@@ -5182,7 +5215,7 @@
             <w:sz w:val="28"/>
             <w:szCs w:val="28"/>
             <w:lang w:val="en-US"/>
-            <w:rPrChange w:id="511" w:author="Microsoft Office User" w:date="2026-01-15T20:07:00Z" w16du:dateUtc="2026-01-15T19:07:00Z">
+            <w:rPrChange w:id="512" w:author="Microsoft Office User" w:date="2026-01-15T20:07:00Z" w16du:dateUtc="2026-01-15T19:07:00Z">
               <w:rPr>
                 <w:sz w:val="28"/>
                 <w:szCs w:val="28"/>
@@ -5193,14 +5226,14 @@
           <w:t>”</w:t>
         </w:r>
       </w:ins>
-      <w:ins w:id="512" w:author="Microsoft Office User" w:date="2026-01-15T19:35:00Z" w16du:dateUtc="2026-01-15T18:35:00Z">
-        <w:r>
-          <w:rPr>
-            <w:color w:val="2F5496" w:themeColor="accent1" w:themeShade="BF"/>
-            <w:sz w:val="28"/>
-            <w:szCs w:val="28"/>
-            <w:lang w:val="en-US"/>
-            <w:rPrChange w:id="513" w:author="Microsoft Office User" w:date="2026-01-15T20:07:00Z" w16du:dateUtc="2026-01-15T19:07:00Z">
+      <w:ins w:id="513" w:author="Microsoft Office User" w:date="2026-01-15T19:35:00Z" w16du:dateUtc="2026-01-15T18:35:00Z">
+        <w:r>
+          <w:rPr>
+            <w:color w:val="2F5496" w:themeColor="accent1" w:themeShade="BF"/>
+            <w:sz w:val="28"/>
+            <w:szCs w:val="28"/>
+            <w:lang w:val="en-US"/>
+            <w:rPrChange w:id="514" w:author="Microsoft Office User" w:date="2026-01-15T20:07:00Z" w16du:dateUtc="2026-01-15T19:07:00Z">
               <w:rPr>
                 <w:sz w:val="28"/>
                 <w:szCs w:val="28"/>
@@ -5216,13 +5249,13 @@
       <w:pPr>
         <w:pStyle w:val="u-mb-24"/>
         <w:rPr>
-          <w:ins w:id="514" w:author="Microsoft Office User" w:date="2026-01-15T16:54:00Z" w16du:dateUtc="2026-01-15T15:54:00Z"/>
+          <w:ins w:id="515" w:author="Microsoft Office User" w:date="2026-01-15T16:54:00Z" w16du:dateUtc="2026-01-15T15:54:00Z"/>
           <w:sz w:val="28"/>
           <w:szCs w:val="28"/>
           <w:lang w:val="en-US"/>
         </w:rPr>
       </w:pPr>
-      <w:ins w:id="515" w:author="Microsoft Office User" w:date="2026-01-15T17:04:00Z" w16du:dateUtc="2026-01-15T16:04:00Z">
+      <w:ins w:id="516" w:author="Microsoft Office User" w:date="2026-01-15T17:04:00Z" w16du:dateUtc="2026-01-15T16:04:00Z">
         <w:r>
           <w:rPr>
             <w:b/>
@@ -5231,7 +5264,7 @@
             <w:sz w:val="28"/>
             <w:szCs w:val="28"/>
             <w:lang w:val="en-US"/>
-            <w:rPrChange w:id="516" w:author="Microsoft Office User" w:date="2026-01-15T20:07:00Z" w16du:dateUtc="2026-01-15T19:07:00Z">
+            <w:rPrChange w:id="517" w:author="Microsoft Office User" w:date="2026-01-15T20:07:00Z" w16du:dateUtc="2026-01-15T19:07:00Z">
               <w:rPr>
                 <w:sz w:val="28"/>
                 <w:szCs w:val="28"/>
@@ -5249,7 +5282,7 @@
             <w:sz w:val="28"/>
             <w:szCs w:val="28"/>
             <w:lang w:val="en-US"/>
-            <w:rPrChange w:id="517" w:author="Microsoft Office User" w:date="2026-01-15T20:07:00Z" w16du:dateUtc="2026-01-15T19:07:00Z">
+            <w:rPrChange w:id="518" w:author="Microsoft Office User" w:date="2026-01-15T20:07:00Z" w16du:dateUtc="2026-01-15T19:07:00Z">
               <w:rPr>
                 <w:b/>
                 <w:bCs/>
@@ -5267,7 +5300,7 @@
             <w:sz w:val="28"/>
             <w:szCs w:val="28"/>
             <w:lang w:val="en-US"/>
-            <w:rPrChange w:id="518" w:author="Microsoft Office User" w:date="2026-01-15T20:07:00Z" w16du:dateUtc="2026-01-15T19:07:00Z">
+            <w:rPrChange w:id="519" w:author="Microsoft Office User" w:date="2026-01-15T20:07:00Z" w16du:dateUtc="2026-01-15T19:07:00Z">
               <w:rPr>
                 <w:sz w:val="28"/>
                 <w:szCs w:val="28"/>
@@ -5278,14 +5311,14 @@
           <w:t xml:space="preserve">As this has </w:t>
         </w:r>
       </w:ins>
-      <w:ins w:id="519" w:author="Microsoft Office User" w:date="2026-01-15T17:05:00Z" w16du:dateUtc="2026-01-15T16:05:00Z">
-        <w:r>
-          <w:rPr>
-            <w:color w:val="2F5496" w:themeColor="accent1" w:themeShade="BF"/>
-            <w:sz w:val="28"/>
-            <w:szCs w:val="28"/>
-            <w:lang w:val="en-US"/>
-            <w:rPrChange w:id="520" w:author="Microsoft Office User" w:date="2026-01-15T20:07:00Z" w16du:dateUtc="2026-01-15T19:07:00Z">
+      <w:ins w:id="520" w:author="Microsoft Office User" w:date="2026-01-15T17:05:00Z" w16du:dateUtc="2026-01-15T16:05:00Z">
+        <w:r>
+          <w:rPr>
+            <w:color w:val="2F5496" w:themeColor="accent1" w:themeShade="BF"/>
+            <w:sz w:val="28"/>
+            <w:szCs w:val="28"/>
+            <w:lang w:val="en-US"/>
+            <w:rPrChange w:id="521" w:author="Microsoft Office User" w:date="2026-01-15T20:07:00Z" w16du:dateUtc="2026-01-15T19:07:00Z">
               <w:rPr>
                 <w:sz w:val="28"/>
                 <w:szCs w:val="28"/>
@@ -5296,14 +5329,14 @@
           <w:t xml:space="preserve">apparently </w:t>
         </w:r>
       </w:ins>
-      <w:ins w:id="521" w:author="Microsoft Office User" w:date="2026-01-15T17:04:00Z" w16du:dateUtc="2026-01-15T16:04:00Z">
-        <w:r>
-          <w:rPr>
-            <w:color w:val="2F5496" w:themeColor="accent1" w:themeShade="BF"/>
-            <w:sz w:val="28"/>
-            <w:szCs w:val="28"/>
-            <w:lang w:val="en-US"/>
-            <w:rPrChange w:id="522" w:author="Microsoft Office User" w:date="2026-01-15T20:07:00Z" w16du:dateUtc="2026-01-15T19:07:00Z">
+      <w:ins w:id="522" w:author="Microsoft Office User" w:date="2026-01-15T17:04:00Z" w16du:dateUtc="2026-01-15T16:04:00Z">
+        <w:r>
+          <w:rPr>
+            <w:color w:val="2F5496" w:themeColor="accent1" w:themeShade="BF"/>
+            <w:sz w:val="28"/>
+            <w:szCs w:val="28"/>
+            <w:lang w:val="en-US"/>
+            <w:rPrChange w:id="523" w:author="Microsoft Office User" w:date="2026-01-15T20:07:00Z" w16du:dateUtc="2026-01-15T19:07:00Z">
               <w:rPr>
                 <w:sz w:val="28"/>
                 <w:szCs w:val="28"/>
@@ -5314,7 +5347,7 @@
           <w:t>not been clar</w:t>
         </w:r>
       </w:ins>
-      <w:ins w:id="523" w:author="Microsoft Office User" w:date="2026-01-17T07:05:00Z" w16du:dateUtc="2026-01-17T06:05:00Z">
+      <w:ins w:id="524" w:author="Microsoft Office User" w:date="2026-01-17T07:05:00Z" w16du:dateUtc="2026-01-17T06:05:00Z">
         <w:r>
           <w:rPr>
             <w:color w:val="2F5496" w:themeColor="accent1" w:themeShade="BF"/>
@@ -5325,14 +5358,14 @@
           <w:t>i</w:t>
         </w:r>
       </w:ins>
-      <w:ins w:id="524" w:author="Microsoft Office User" w:date="2026-01-15T17:04:00Z" w16du:dateUtc="2026-01-15T16:04:00Z">
-        <w:r>
-          <w:rPr>
-            <w:color w:val="2F5496" w:themeColor="accent1" w:themeShade="BF"/>
-            <w:sz w:val="28"/>
-            <w:szCs w:val="28"/>
-            <w:lang w:val="en-US"/>
-            <w:rPrChange w:id="525" w:author="Microsoft Office User" w:date="2026-01-15T20:07:00Z" w16du:dateUtc="2026-01-15T19:07:00Z">
+      <w:ins w:id="525" w:author="Microsoft Office User" w:date="2026-01-15T17:04:00Z" w16du:dateUtc="2026-01-15T16:04:00Z">
+        <w:r>
+          <w:rPr>
+            <w:color w:val="2F5496" w:themeColor="accent1" w:themeShade="BF"/>
+            <w:sz w:val="28"/>
+            <w:szCs w:val="28"/>
+            <w:lang w:val="en-US"/>
+            <w:rPrChange w:id="526" w:author="Microsoft Office User" w:date="2026-01-15T20:07:00Z" w16du:dateUtc="2026-01-15T19:07:00Z">
               <w:rPr>
                 <w:sz w:val="28"/>
                 <w:szCs w:val="28"/>
@@ -5343,14 +5376,14 @@
           <w:t xml:space="preserve">fied </w:t>
         </w:r>
       </w:ins>
-      <w:ins w:id="526" w:author="Microsoft Office User" w:date="2026-01-15T17:05:00Z" w16du:dateUtc="2026-01-15T16:05:00Z">
-        <w:r>
-          <w:rPr>
-            <w:color w:val="2F5496" w:themeColor="accent1" w:themeShade="BF"/>
-            <w:sz w:val="28"/>
-            <w:szCs w:val="28"/>
-            <w:lang w:val="en-US"/>
-            <w:rPrChange w:id="527" w:author="Microsoft Office User" w:date="2026-01-15T20:07:00Z" w16du:dateUtc="2026-01-15T19:07:00Z">
+      <w:ins w:id="527" w:author="Microsoft Office User" w:date="2026-01-15T17:05:00Z" w16du:dateUtc="2026-01-15T16:05:00Z">
+        <w:r>
+          <w:rPr>
+            <w:color w:val="2F5496" w:themeColor="accent1" w:themeShade="BF"/>
+            <w:sz w:val="28"/>
+            <w:szCs w:val="28"/>
+            <w:lang w:val="en-US"/>
+            <w:rPrChange w:id="528" w:author="Microsoft Office User" w:date="2026-01-15T20:07:00Z" w16du:dateUtc="2026-01-15T19:07:00Z">
               <w:rPr>
                 <w:sz w:val="28"/>
                 <w:szCs w:val="28"/>
@@ -5361,14 +5394,14 @@
           <w:t xml:space="preserve">well </w:t>
         </w:r>
       </w:ins>
-      <w:ins w:id="528" w:author="Microsoft Office User" w:date="2026-01-15T17:04:00Z" w16du:dateUtc="2026-01-15T16:04:00Z">
-        <w:r>
-          <w:rPr>
-            <w:color w:val="2F5496" w:themeColor="accent1" w:themeShade="BF"/>
-            <w:sz w:val="28"/>
-            <w:szCs w:val="28"/>
-            <w:lang w:val="en-US"/>
-            <w:rPrChange w:id="529" w:author="Microsoft Office User" w:date="2026-01-15T20:07:00Z" w16du:dateUtc="2026-01-15T19:07:00Z">
+      <w:ins w:id="529" w:author="Microsoft Office User" w:date="2026-01-15T17:04:00Z" w16du:dateUtc="2026-01-15T16:04:00Z">
+        <w:r>
+          <w:rPr>
+            <w:color w:val="2F5496" w:themeColor="accent1" w:themeShade="BF"/>
+            <w:sz w:val="28"/>
+            <w:szCs w:val="28"/>
+            <w:lang w:val="en-US"/>
+            <w:rPrChange w:id="530" w:author="Microsoft Office User" w:date="2026-01-15T20:07:00Z" w16du:dateUtc="2026-01-15T19:07:00Z">
               <w:rPr>
                 <w:sz w:val="28"/>
                 <w:szCs w:val="28"/>
@@ -5379,14 +5412,14 @@
           <w:t>enough</w:t>
         </w:r>
       </w:ins>
-      <w:ins w:id="530" w:author="Microsoft Office User" w:date="2026-01-15T18:31:00Z" w16du:dateUtc="2026-01-15T17:31:00Z">
-        <w:r>
-          <w:rPr>
-            <w:color w:val="2F5496" w:themeColor="accent1" w:themeShade="BF"/>
-            <w:sz w:val="28"/>
-            <w:szCs w:val="28"/>
-            <w:lang w:val="en-US"/>
-            <w:rPrChange w:id="531" w:author="Microsoft Office User" w:date="2026-01-15T20:07:00Z" w16du:dateUtc="2026-01-15T19:07:00Z">
+      <w:ins w:id="531" w:author="Microsoft Office User" w:date="2026-01-15T18:31:00Z" w16du:dateUtc="2026-01-15T17:31:00Z">
+        <w:r>
+          <w:rPr>
+            <w:color w:val="2F5496" w:themeColor="accent1" w:themeShade="BF"/>
+            <w:sz w:val="28"/>
+            <w:szCs w:val="28"/>
+            <w:lang w:val="en-US"/>
+            <w:rPrChange w:id="532" w:author="Microsoft Office User" w:date="2026-01-15T20:07:00Z" w16du:dateUtc="2026-01-15T19:07:00Z">
               <w:rPr>
                 <w:sz w:val="28"/>
                 <w:szCs w:val="28"/>
@@ -5397,14 +5430,14 @@
           <w:t>,</w:t>
         </w:r>
       </w:ins>
-      <w:ins w:id="532" w:author="Microsoft Office User" w:date="2026-01-15T17:04:00Z" w16du:dateUtc="2026-01-15T16:04:00Z">
-        <w:r>
-          <w:rPr>
-            <w:color w:val="2F5496" w:themeColor="accent1" w:themeShade="BF"/>
-            <w:sz w:val="28"/>
-            <w:szCs w:val="28"/>
-            <w:lang w:val="en-US"/>
-            <w:rPrChange w:id="533" w:author="Microsoft Office User" w:date="2026-01-15T20:07:00Z" w16du:dateUtc="2026-01-15T19:07:00Z">
+      <w:ins w:id="533" w:author="Microsoft Office User" w:date="2026-01-15T17:04:00Z" w16du:dateUtc="2026-01-15T16:04:00Z">
+        <w:r>
+          <w:rPr>
+            <w:color w:val="2F5496" w:themeColor="accent1" w:themeShade="BF"/>
+            <w:sz w:val="28"/>
+            <w:szCs w:val="28"/>
+            <w:lang w:val="en-US"/>
+            <w:rPrChange w:id="534" w:author="Microsoft Office User" w:date="2026-01-15T20:07:00Z" w16du:dateUtc="2026-01-15T19:07:00Z">
               <w:rPr>
                 <w:sz w:val="28"/>
                 <w:szCs w:val="28"/>
@@ -5415,14 +5448,14 @@
           <w:t xml:space="preserve"> </w:t>
         </w:r>
       </w:ins>
-      <w:ins w:id="534" w:author="Microsoft Office User" w:date="2026-01-15T17:05:00Z" w16du:dateUtc="2026-01-15T16:05:00Z">
-        <w:r>
-          <w:rPr>
-            <w:color w:val="2F5496" w:themeColor="accent1" w:themeShade="BF"/>
-            <w:sz w:val="28"/>
-            <w:szCs w:val="28"/>
-            <w:lang w:val="en-US"/>
-            <w:rPrChange w:id="535" w:author="Microsoft Office User" w:date="2026-01-15T20:07:00Z" w16du:dateUtc="2026-01-15T19:07:00Z">
+      <w:ins w:id="535" w:author="Microsoft Office User" w:date="2026-01-15T17:05:00Z" w16du:dateUtc="2026-01-15T16:05:00Z">
+        <w:r>
+          <w:rPr>
+            <w:color w:val="2F5496" w:themeColor="accent1" w:themeShade="BF"/>
+            <w:sz w:val="28"/>
+            <w:szCs w:val="28"/>
+            <w:lang w:val="en-US"/>
+            <w:rPrChange w:id="536" w:author="Microsoft Office User" w:date="2026-01-15T20:07:00Z" w16du:dateUtc="2026-01-15T19:07:00Z">
               <w:rPr>
                 <w:sz w:val="28"/>
                 <w:szCs w:val="28"/>
@@ -5433,14 +5466,14 @@
           <w:t xml:space="preserve">we included </w:t>
         </w:r>
       </w:ins>
-      <w:ins w:id="536" w:author="Microsoft Office User" w:date="2026-01-15T18:31:00Z" w16du:dateUtc="2026-01-15T17:31:00Z">
-        <w:r>
-          <w:rPr>
-            <w:color w:val="2F5496" w:themeColor="accent1" w:themeShade="BF"/>
-            <w:sz w:val="28"/>
-            <w:szCs w:val="28"/>
-            <w:lang w:val="en-US"/>
-            <w:rPrChange w:id="537" w:author="Microsoft Office User" w:date="2026-01-15T20:07:00Z" w16du:dateUtc="2026-01-15T19:07:00Z">
+      <w:ins w:id="537" w:author="Microsoft Office User" w:date="2026-01-15T18:31:00Z" w16du:dateUtc="2026-01-15T17:31:00Z">
+        <w:r>
+          <w:rPr>
+            <w:color w:val="2F5496" w:themeColor="accent1" w:themeShade="BF"/>
+            <w:sz w:val="28"/>
+            <w:szCs w:val="28"/>
+            <w:lang w:val="en-US"/>
+            <w:rPrChange w:id="538" w:author="Microsoft Office User" w:date="2026-01-15T20:07:00Z" w16du:dateUtc="2026-01-15T19:07:00Z">
               <w:rPr>
                 <w:sz w:val="28"/>
                 <w:szCs w:val="28"/>
@@ -5451,14 +5484,14 @@
           <w:t>an</w:t>
         </w:r>
       </w:ins>
-      <w:ins w:id="538" w:author="Microsoft Office User" w:date="2026-01-15T17:05:00Z" w16du:dateUtc="2026-01-15T16:05:00Z">
-        <w:r>
-          <w:rPr>
-            <w:color w:val="2F5496" w:themeColor="accent1" w:themeShade="BF"/>
-            <w:sz w:val="28"/>
-            <w:szCs w:val="28"/>
-            <w:lang w:val="en-US"/>
-            <w:rPrChange w:id="539" w:author="Microsoft Office User" w:date="2026-01-15T20:07:00Z" w16du:dateUtc="2026-01-15T19:07:00Z">
+      <w:ins w:id="539" w:author="Microsoft Office User" w:date="2026-01-15T17:05:00Z" w16du:dateUtc="2026-01-15T16:05:00Z">
+        <w:r>
+          <w:rPr>
+            <w:color w:val="2F5496" w:themeColor="accent1" w:themeShade="BF"/>
+            <w:sz w:val="28"/>
+            <w:szCs w:val="28"/>
+            <w:lang w:val="en-US"/>
+            <w:rPrChange w:id="540" w:author="Microsoft Office User" w:date="2026-01-15T20:07:00Z" w16du:dateUtc="2026-01-15T19:07:00Z">
               <w:rPr>
                 <w:sz w:val="28"/>
                 <w:szCs w:val="28"/>
@@ -5469,14 +5502,14 @@
           <w:t xml:space="preserve"> additional paragraph on this </w:t>
         </w:r>
       </w:ins>
-      <w:ins w:id="540" w:author="Microsoft Office User" w:date="2026-01-15T18:31:00Z" w16du:dateUtc="2026-01-15T17:31:00Z">
-        <w:r>
-          <w:rPr>
-            <w:color w:val="2F5496" w:themeColor="accent1" w:themeShade="BF"/>
-            <w:sz w:val="28"/>
-            <w:szCs w:val="28"/>
-            <w:lang w:val="en-US"/>
-            <w:rPrChange w:id="541" w:author="Microsoft Office User" w:date="2026-01-15T20:07:00Z" w16du:dateUtc="2026-01-15T19:07:00Z">
+      <w:ins w:id="541" w:author="Microsoft Office User" w:date="2026-01-15T18:31:00Z" w16du:dateUtc="2026-01-15T17:31:00Z">
+        <w:r>
+          <w:rPr>
+            <w:color w:val="2F5496" w:themeColor="accent1" w:themeShade="BF"/>
+            <w:sz w:val="28"/>
+            <w:szCs w:val="28"/>
+            <w:lang w:val="en-US"/>
+            <w:rPrChange w:id="542" w:author="Microsoft Office User" w:date="2026-01-15T20:07:00Z" w16du:dateUtc="2026-01-15T19:07:00Z">
               <w:rPr>
                 <w:sz w:val="28"/>
                 <w:szCs w:val="28"/>
@@ -5487,14 +5520,14 @@
           <w:t>aspect</w:t>
         </w:r>
       </w:ins>
-      <w:ins w:id="542" w:author="Microsoft Office User" w:date="2026-01-15T17:05:00Z" w16du:dateUtc="2026-01-15T16:05:00Z">
-        <w:r>
-          <w:rPr>
-            <w:color w:val="2F5496" w:themeColor="accent1" w:themeShade="BF"/>
-            <w:sz w:val="28"/>
-            <w:szCs w:val="28"/>
-            <w:lang w:val="en-US"/>
-            <w:rPrChange w:id="543" w:author="Microsoft Office User" w:date="2026-01-15T20:07:00Z" w16du:dateUtc="2026-01-15T19:07:00Z">
+      <w:ins w:id="543" w:author="Microsoft Office User" w:date="2026-01-15T17:05:00Z" w16du:dateUtc="2026-01-15T16:05:00Z">
+        <w:r>
+          <w:rPr>
+            <w:color w:val="2F5496" w:themeColor="accent1" w:themeShade="BF"/>
+            <w:sz w:val="28"/>
+            <w:szCs w:val="28"/>
+            <w:lang w:val="en-US"/>
+            <w:rPrChange w:id="544" w:author="Microsoft Office User" w:date="2026-01-15T20:07:00Z" w16du:dateUtc="2026-01-15T19:07:00Z">
               <w:rPr>
                 <w:sz w:val="28"/>
                 <w:szCs w:val="28"/>
@@ -5513,7 +5546,7 @@
             <w:sz w:val="28"/>
             <w:szCs w:val="28"/>
             <w:lang w:val="en-US"/>
-            <w:rPrChange w:id="544" w:author="Microsoft Office User" w:date="2026-01-15T20:07:00Z" w16du:dateUtc="2026-01-15T19:07:00Z">
+            <w:rPrChange w:id="545" w:author="Microsoft Office User" w:date="2026-01-15T20:07:00Z" w16du:dateUtc="2026-01-15T19:07:00Z">
               <w:rPr>
                 <w:sz w:val="28"/>
                 <w:szCs w:val="28"/>
@@ -5530,7 +5563,7 @@
       <w:pPr>
         <w:pStyle w:val="u-mb-24"/>
         <w:rPr>
-          <w:ins w:id="545" w:author="Microsoft Office User" w:date="2026-01-15T18:32:00Z" w16du:dateUtc="2026-01-15T17:32:00Z"/>
+          <w:ins w:id="546" w:author="Microsoft Office User" w:date="2026-01-15T18:32:00Z" w16du:dateUtc="2026-01-15T17:32:00Z"/>
           <w:sz w:val="28"/>
           <w:szCs w:val="28"/>
           <w:lang w:val="en-US"/>
@@ -5567,14 +5600,14 @@
       <w:pPr>
         <w:pStyle w:val="u-mb-24"/>
         <w:rPr>
-          <w:ins w:id="546" w:author="Microsoft Office User" w:date="2026-01-15T18:36:00Z" w16du:dateUtc="2026-01-15T17:36:00Z"/>
+          <w:ins w:id="547" w:author="Microsoft Office User" w:date="2026-01-15T18:36:00Z" w16du:dateUtc="2026-01-15T17:36:00Z"/>
           <w:color w:val="2F5496" w:themeColor="accent1" w:themeShade="BF"/>
           <w:sz w:val="28"/>
           <w:szCs w:val="28"/>
           <w:lang w:val="en-US"/>
-          <w:rPrChange w:id="547" w:author="Microsoft Office User" w:date="2026-01-15T20:08:00Z" w16du:dateUtc="2026-01-15T19:08:00Z">
+          <w:rPrChange w:id="548" w:author="Microsoft Office User" w:date="2026-01-15T20:08:00Z" w16du:dateUtc="2026-01-15T19:08:00Z">
             <w:rPr>
-              <w:ins w:id="548" w:author="Microsoft Office User" w:date="2026-01-15T18:36:00Z" w16du:dateUtc="2026-01-15T17:36:00Z"/>
+              <w:ins w:id="549" w:author="Microsoft Office User" w:date="2026-01-15T18:36:00Z" w16du:dateUtc="2026-01-15T17:36:00Z"/>
               <w:sz w:val="28"/>
               <w:szCs w:val="28"/>
               <w:lang w:val="en-US"/>
@@ -5582,14 +5615,14 @@
           </w:rPrChange>
         </w:rPr>
       </w:pPr>
-      <w:ins w:id="549" w:author="Microsoft Office User" w:date="2026-01-15T18:32:00Z" w16du:dateUtc="2026-01-15T17:32:00Z">
-        <w:r>
-          <w:rPr>
-            <w:color w:val="2F5496" w:themeColor="accent1" w:themeShade="BF"/>
-            <w:sz w:val="28"/>
-            <w:szCs w:val="28"/>
-            <w:lang w:val="en-US"/>
-            <w:rPrChange w:id="550" w:author="Microsoft Office User" w:date="2026-01-15T20:08:00Z" w16du:dateUtc="2026-01-15T19:08:00Z">
+      <w:ins w:id="550" w:author="Microsoft Office User" w:date="2026-01-15T18:32:00Z" w16du:dateUtc="2026-01-15T17:32:00Z">
+        <w:r>
+          <w:rPr>
+            <w:color w:val="2F5496" w:themeColor="accent1" w:themeShade="BF"/>
+            <w:sz w:val="28"/>
+            <w:szCs w:val="28"/>
+            <w:lang w:val="en-US"/>
+            <w:rPrChange w:id="551" w:author="Microsoft Office User" w:date="2026-01-15T20:08:00Z" w16du:dateUtc="2026-01-15T19:08:00Z">
               <w:rPr>
                 <w:sz w:val="28"/>
                 <w:szCs w:val="28"/>
@@ -5600,7 +5633,7 @@
           <w:t>Yes</w:t>
         </w:r>
       </w:ins>
-      <w:ins w:id="551" w:author="Microsoft Office User" w:date="2026-01-15T20:08:00Z" w16du:dateUtc="2026-01-15T19:08:00Z">
+      <w:ins w:id="552" w:author="Microsoft Office User" w:date="2026-01-15T20:08:00Z" w16du:dateUtc="2026-01-15T19:08:00Z">
         <w:r>
           <w:rPr>
             <w:color w:val="2F5496" w:themeColor="accent1" w:themeShade="BF"/>
@@ -5611,14 +5644,14 @@
           <w:t>,</w:t>
         </w:r>
       </w:ins>
-      <w:ins w:id="552" w:author="Microsoft Office User" w:date="2026-01-15T18:32:00Z" w16du:dateUtc="2026-01-15T17:32:00Z">
-        <w:r>
-          <w:rPr>
-            <w:color w:val="2F5496" w:themeColor="accent1" w:themeShade="BF"/>
-            <w:sz w:val="28"/>
-            <w:szCs w:val="28"/>
-            <w:lang w:val="en-US"/>
-            <w:rPrChange w:id="553" w:author="Microsoft Office User" w:date="2026-01-15T20:08:00Z" w16du:dateUtc="2026-01-15T19:08:00Z">
+      <w:ins w:id="553" w:author="Microsoft Office User" w:date="2026-01-15T18:32:00Z" w16du:dateUtc="2026-01-15T17:32:00Z">
+        <w:r>
+          <w:rPr>
+            <w:color w:val="2F5496" w:themeColor="accent1" w:themeShade="BF"/>
+            <w:sz w:val="28"/>
+            <w:szCs w:val="28"/>
+            <w:lang w:val="en-US"/>
+            <w:rPrChange w:id="554" w:author="Microsoft Office User" w:date="2026-01-15T20:08:00Z" w16du:dateUtc="2026-01-15T19:08:00Z">
               <w:rPr>
                 <w:sz w:val="28"/>
                 <w:szCs w:val="28"/>
@@ -5629,7 +5662,7 @@
           <w:t xml:space="preserve"> you </w:t>
         </w:r>
       </w:ins>
-      <w:ins w:id="554" w:author="Microsoft Office User" w:date="2026-01-15T20:08:00Z" w16du:dateUtc="2026-01-15T19:08:00Z">
+      <w:ins w:id="555" w:author="Microsoft Office User" w:date="2026-01-15T20:08:00Z" w16du:dateUtc="2026-01-15T19:08:00Z">
         <w:r>
           <w:rPr>
             <w:color w:val="2F5496" w:themeColor="accent1" w:themeShade="BF"/>
@@ -5640,14 +5673,14 @@
           <w:t>assumed</w:t>
         </w:r>
       </w:ins>
-      <w:ins w:id="555" w:author="Microsoft Office User" w:date="2026-01-15T18:32:00Z" w16du:dateUtc="2026-01-15T17:32:00Z">
-        <w:r>
-          <w:rPr>
-            <w:color w:val="2F5496" w:themeColor="accent1" w:themeShade="BF"/>
-            <w:sz w:val="28"/>
-            <w:szCs w:val="28"/>
-            <w:lang w:val="en-US"/>
-            <w:rPrChange w:id="556" w:author="Microsoft Office User" w:date="2026-01-15T20:08:00Z" w16du:dateUtc="2026-01-15T19:08:00Z">
+      <w:ins w:id="556" w:author="Microsoft Office User" w:date="2026-01-15T18:32:00Z" w16du:dateUtc="2026-01-15T17:32:00Z">
+        <w:r>
+          <w:rPr>
+            <w:color w:val="2F5496" w:themeColor="accent1" w:themeShade="BF"/>
+            <w:sz w:val="28"/>
+            <w:szCs w:val="28"/>
+            <w:lang w:val="en-US"/>
+            <w:rPrChange w:id="557" w:author="Microsoft Office User" w:date="2026-01-15T20:08:00Z" w16du:dateUtc="2026-01-15T19:08:00Z">
               <w:rPr>
                 <w:sz w:val="28"/>
                 <w:szCs w:val="28"/>
@@ -5658,14 +5691,14 @@
           <w:t xml:space="preserve"> right</w:t>
         </w:r>
       </w:ins>
-      <w:ins w:id="557" w:author="Microsoft Office User" w:date="2026-01-15T18:35:00Z" w16du:dateUtc="2026-01-15T17:35:00Z">
-        <w:r>
-          <w:rPr>
-            <w:color w:val="2F5496" w:themeColor="accent1" w:themeShade="BF"/>
-            <w:sz w:val="28"/>
-            <w:szCs w:val="28"/>
-            <w:lang w:val="en-US"/>
-            <w:rPrChange w:id="558" w:author="Microsoft Office User" w:date="2026-01-15T20:08:00Z" w16du:dateUtc="2026-01-15T19:08:00Z">
+      <w:ins w:id="558" w:author="Microsoft Office User" w:date="2026-01-15T18:35:00Z" w16du:dateUtc="2026-01-15T17:35:00Z">
+        <w:r>
+          <w:rPr>
+            <w:color w:val="2F5496" w:themeColor="accent1" w:themeShade="BF"/>
+            <w:sz w:val="28"/>
+            <w:szCs w:val="28"/>
+            <w:lang w:val="en-US"/>
+            <w:rPrChange w:id="559" w:author="Microsoft Office User" w:date="2026-01-15T20:08:00Z" w16du:dateUtc="2026-01-15T19:08:00Z">
               <w:rPr>
                 <w:sz w:val="28"/>
                 <w:szCs w:val="28"/>
@@ -5676,14 +5709,14 @@
           <w:t>:</w:t>
         </w:r>
       </w:ins>
-      <w:ins w:id="559" w:author="Microsoft Office User" w:date="2026-01-15T18:32:00Z" w16du:dateUtc="2026-01-15T17:32:00Z">
-        <w:r>
-          <w:rPr>
-            <w:color w:val="2F5496" w:themeColor="accent1" w:themeShade="BF"/>
-            <w:sz w:val="28"/>
-            <w:szCs w:val="28"/>
-            <w:lang w:val="en-US"/>
-            <w:rPrChange w:id="560" w:author="Microsoft Office User" w:date="2026-01-15T20:08:00Z" w16du:dateUtc="2026-01-15T19:08:00Z">
+      <w:ins w:id="560" w:author="Microsoft Office User" w:date="2026-01-15T18:32:00Z" w16du:dateUtc="2026-01-15T17:32:00Z">
+        <w:r>
+          <w:rPr>
+            <w:color w:val="2F5496" w:themeColor="accent1" w:themeShade="BF"/>
+            <w:sz w:val="28"/>
+            <w:szCs w:val="28"/>
+            <w:lang w:val="en-US"/>
+            <w:rPrChange w:id="561" w:author="Microsoft Office User" w:date="2026-01-15T20:08:00Z" w16du:dateUtc="2026-01-15T19:08:00Z">
               <w:rPr>
                 <w:sz w:val="28"/>
                 <w:szCs w:val="28"/>
@@ -5694,14 +5727,14 @@
           <w:t xml:space="preserve"> The reference data sets</w:t>
         </w:r>
       </w:ins>
-      <w:ins w:id="561" w:author="Microsoft Office User" w:date="2026-01-15T20:07:00Z" w16du:dateUtc="2026-01-15T19:07:00Z">
-        <w:r>
-          <w:rPr>
-            <w:color w:val="2F5496" w:themeColor="accent1" w:themeShade="BF"/>
-            <w:sz w:val="28"/>
-            <w:szCs w:val="28"/>
-            <w:lang w:val="en-US"/>
-            <w:rPrChange w:id="562" w:author="Microsoft Office User" w:date="2026-01-15T20:08:00Z" w16du:dateUtc="2026-01-15T19:08:00Z">
+      <w:ins w:id="562" w:author="Microsoft Office User" w:date="2026-01-15T20:07:00Z" w16du:dateUtc="2026-01-15T19:07:00Z">
+        <w:r>
+          <w:rPr>
+            <w:color w:val="2F5496" w:themeColor="accent1" w:themeShade="BF"/>
+            <w:sz w:val="28"/>
+            <w:szCs w:val="28"/>
+            <w:lang w:val="en-US"/>
+            <w:rPrChange w:id="563" w:author="Microsoft Office User" w:date="2026-01-15T20:08:00Z" w16du:dateUtc="2026-01-15T19:08:00Z">
               <w:rPr>
                 <w:sz w:val="28"/>
                 <w:szCs w:val="28"/>
@@ -5712,14 +5745,14 @@
           <w:t>,</w:t>
         </w:r>
       </w:ins>
-      <w:ins w:id="563" w:author="Microsoft Office User" w:date="2026-01-15T18:32:00Z" w16du:dateUtc="2026-01-15T17:32:00Z">
-        <w:r>
-          <w:rPr>
-            <w:color w:val="2F5496" w:themeColor="accent1" w:themeShade="BF"/>
-            <w:sz w:val="28"/>
-            <w:szCs w:val="28"/>
-            <w:lang w:val="en-US"/>
-            <w:rPrChange w:id="564" w:author="Microsoft Office User" w:date="2026-01-15T20:08:00Z" w16du:dateUtc="2026-01-15T19:08:00Z">
+      <w:ins w:id="564" w:author="Microsoft Office User" w:date="2026-01-15T18:32:00Z" w16du:dateUtc="2026-01-15T17:32:00Z">
+        <w:r>
+          <w:rPr>
+            <w:color w:val="2F5496" w:themeColor="accent1" w:themeShade="BF"/>
+            <w:sz w:val="28"/>
+            <w:szCs w:val="28"/>
+            <w:lang w:val="en-US"/>
+            <w:rPrChange w:id="565" w:author="Microsoft Office User" w:date="2026-01-15T20:08:00Z" w16du:dateUtc="2026-01-15T19:08:00Z">
               <w:rPr>
                 <w:sz w:val="28"/>
                 <w:szCs w:val="28"/>
@@ -5730,14 +5763,14 @@
           <w:t xml:space="preserve"> i.e. the genomes </w:t>
         </w:r>
       </w:ins>
-      <w:ins w:id="565" w:author="Microsoft Office User" w:date="2026-01-15T20:07:00Z" w16du:dateUtc="2026-01-15T19:07:00Z">
-        <w:r>
-          <w:rPr>
-            <w:color w:val="2F5496" w:themeColor="accent1" w:themeShade="BF"/>
-            <w:sz w:val="28"/>
-            <w:szCs w:val="28"/>
-            <w:lang w:val="en-US"/>
-            <w:rPrChange w:id="566" w:author="Microsoft Office User" w:date="2026-01-15T20:08:00Z" w16du:dateUtc="2026-01-15T19:08:00Z">
+      <w:ins w:id="566" w:author="Microsoft Office User" w:date="2026-01-15T20:07:00Z" w16du:dateUtc="2026-01-15T19:07:00Z">
+        <w:r>
+          <w:rPr>
+            <w:color w:val="2F5496" w:themeColor="accent1" w:themeShade="BF"/>
+            <w:sz w:val="28"/>
+            <w:szCs w:val="28"/>
+            <w:lang w:val="en-US"/>
+            <w:rPrChange w:id="567" w:author="Microsoft Office User" w:date="2026-01-15T20:08:00Z" w16du:dateUtc="2026-01-15T19:08:00Z">
               <w:rPr>
                 <w:sz w:val="28"/>
                 <w:szCs w:val="28"/>
@@ -5748,14 +5781,14 @@
           <w:t>from</w:t>
         </w:r>
       </w:ins>
-      <w:ins w:id="567" w:author="Microsoft Office User" w:date="2026-01-15T18:32:00Z" w16du:dateUtc="2026-01-15T17:32:00Z">
-        <w:r>
-          <w:rPr>
-            <w:color w:val="2F5496" w:themeColor="accent1" w:themeShade="BF"/>
-            <w:sz w:val="28"/>
-            <w:szCs w:val="28"/>
-            <w:lang w:val="en-US"/>
-            <w:rPrChange w:id="568" w:author="Microsoft Office User" w:date="2026-01-15T20:08:00Z" w16du:dateUtc="2026-01-15T19:08:00Z">
+      <w:ins w:id="568" w:author="Microsoft Office User" w:date="2026-01-15T18:32:00Z" w16du:dateUtc="2026-01-15T17:32:00Z">
+        <w:r>
+          <w:rPr>
+            <w:color w:val="2F5496" w:themeColor="accent1" w:themeShade="BF"/>
+            <w:sz w:val="28"/>
+            <w:szCs w:val="28"/>
+            <w:lang w:val="en-US"/>
+            <w:rPrChange w:id="569" w:author="Microsoft Office User" w:date="2026-01-15T20:08:00Z" w16du:dateUtc="2026-01-15T19:08:00Z">
               <w:rPr>
                 <w:sz w:val="28"/>
                 <w:szCs w:val="28"/>
@@ -5772,7 +5805,7 @@
             <w:sz w:val="28"/>
             <w:szCs w:val="28"/>
             <w:lang w:val="en-US"/>
-            <w:rPrChange w:id="569" w:author="Microsoft Office User" w:date="2026-01-15T20:08:00Z" w16du:dateUtc="2026-01-15T19:08:00Z">
+            <w:rPrChange w:id="570" w:author="Microsoft Office User" w:date="2026-01-15T20:08:00Z" w16du:dateUtc="2026-01-15T19:08:00Z">
               <w:rPr>
                 <w:sz w:val="28"/>
                 <w:szCs w:val="28"/>
@@ -5789,7 +5822,7 @@
             <w:sz w:val="28"/>
             <w:szCs w:val="28"/>
             <w:lang w:val="en-US"/>
-            <w:rPrChange w:id="570" w:author="Microsoft Office User" w:date="2026-01-15T20:08:00Z" w16du:dateUtc="2026-01-15T19:08:00Z">
+            <w:rPrChange w:id="571" w:author="Microsoft Office User" w:date="2026-01-15T20:08:00Z" w16du:dateUtc="2026-01-15T19:08:00Z">
               <w:rPr>
                 <w:sz w:val="28"/>
                 <w:szCs w:val="28"/>
@@ -5806,7 +5839,7 @@
             <w:sz w:val="28"/>
             <w:szCs w:val="28"/>
             <w:lang w:val="en-US"/>
-            <w:rPrChange w:id="571" w:author="Microsoft Office User" w:date="2026-01-15T20:08:00Z" w16du:dateUtc="2026-01-15T19:08:00Z">
+            <w:rPrChange w:id="572" w:author="Microsoft Office User" w:date="2026-01-15T20:08:00Z" w16du:dateUtc="2026-01-15T19:08:00Z">
               <w:rPr>
                 <w:sz w:val="28"/>
                 <w:szCs w:val="28"/>
@@ -5823,7 +5856,7 @@
             <w:sz w:val="28"/>
             <w:szCs w:val="28"/>
             <w:lang w:val="en-US"/>
-            <w:rPrChange w:id="572" w:author="Microsoft Office User" w:date="2026-01-15T20:08:00Z" w16du:dateUtc="2026-01-15T19:08:00Z">
+            <w:rPrChange w:id="573" w:author="Microsoft Office User" w:date="2026-01-15T20:08:00Z" w16du:dateUtc="2026-01-15T19:08:00Z">
               <w:rPr>
                 <w:sz w:val="28"/>
                 <w:szCs w:val="28"/>
@@ -5834,7 +5867,7 @@
           <w:t xml:space="preserve"> </w:t>
         </w:r>
       </w:ins>
-      <w:ins w:id="573" w:author="Microsoft Office User" w:date="2026-01-15T19:36:00Z" w16du:dateUtc="2026-01-15T18:36:00Z">
+      <w:ins w:id="574" w:author="Microsoft Office User" w:date="2026-01-15T19:36:00Z" w16du:dateUtc="2026-01-15T18:36:00Z">
         <w:r>
           <w:rPr>
             <w:b/>
@@ -5843,7 +5876,7 @@
             <w:sz w:val="28"/>
             <w:szCs w:val="28"/>
             <w:lang w:val="en-US"/>
-            <w:rPrChange w:id="574" w:author="Microsoft Office User" w:date="2026-01-15T20:08:00Z" w16du:dateUtc="2026-01-15T19:08:00Z">
+            <w:rPrChange w:id="575" w:author="Microsoft Office User" w:date="2026-01-15T20:08:00Z" w16du:dateUtc="2026-01-15T19:08:00Z">
               <w:rPr>
                 <w:sz w:val="28"/>
                 <w:szCs w:val="28"/>
@@ -5854,7 +5887,7 @@
           <w:t xml:space="preserve">indeed </w:t>
         </w:r>
       </w:ins>
-      <w:ins w:id="575" w:author="Microsoft Office User" w:date="2026-01-17T07:06:00Z" w16du:dateUtc="2026-01-17T06:06:00Z">
+      <w:ins w:id="576" w:author="Microsoft Office User" w:date="2026-01-17T07:06:00Z" w16du:dateUtc="2026-01-17T06:06:00Z">
         <w:r>
           <w:rPr>
             <w:b/>
@@ -5867,7 +5900,7 @@
           <w:t xml:space="preserve">will </w:t>
         </w:r>
       </w:ins>
-      <w:ins w:id="576" w:author="Microsoft Office User" w:date="2026-01-15T18:32:00Z" w16du:dateUtc="2026-01-15T17:32:00Z">
+      <w:ins w:id="577" w:author="Microsoft Office User" w:date="2026-01-15T18:32:00Z" w16du:dateUtc="2026-01-15T17:32:00Z">
         <w:r>
           <w:rPr>
             <w:b/>
@@ -5876,7 +5909,7 @@
             <w:sz w:val="28"/>
             <w:szCs w:val="28"/>
             <w:lang w:val="en-US"/>
-            <w:rPrChange w:id="577" w:author="Microsoft Office User" w:date="2026-01-15T20:08:00Z" w16du:dateUtc="2026-01-15T19:08:00Z">
+            <w:rPrChange w:id="578" w:author="Microsoft Office User" w:date="2026-01-15T20:08:00Z" w16du:dateUtc="2026-01-15T19:08:00Z">
               <w:rPr>
                 <w:sz w:val="28"/>
                 <w:szCs w:val="28"/>
@@ -5887,7 +5920,7 @@
           <w:t xml:space="preserve">be </w:t>
         </w:r>
       </w:ins>
-      <w:ins w:id="578" w:author="Microsoft Office User" w:date="2026-01-15T18:33:00Z" w16du:dateUtc="2026-01-15T17:33:00Z">
+      <w:ins w:id="579" w:author="Microsoft Office User" w:date="2026-01-15T18:33:00Z" w16du:dateUtc="2026-01-15T17:33:00Z">
         <w:r>
           <w:rPr>
             <w:b/>
@@ -5896,7 +5929,7 @@
             <w:sz w:val="28"/>
             <w:szCs w:val="28"/>
             <w:lang w:val="en-US"/>
-            <w:rPrChange w:id="579" w:author="Microsoft Office User" w:date="2026-01-15T20:08:00Z" w16du:dateUtc="2026-01-15T19:08:00Z">
+            <w:rPrChange w:id="580" w:author="Microsoft Office User" w:date="2026-01-15T20:08:00Z" w16du:dateUtc="2026-01-15T19:08:00Z">
               <w:rPr>
                 <w:sz w:val="28"/>
                 <w:szCs w:val="28"/>
@@ -5907,7 +5940,7 @@
           <w:t xml:space="preserve">downloaded </w:t>
         </w:r>
       </w:ins>
-      <w:ins w:id="580" w:author="Microsoft Office User" w:date="2026-01-15T20:07:00Z" w16du:dateUtc="2026-01-15T19:07:00Z">
+      <w:ins w:id="581" w:author="Microsoft Office User" w:date="2026-01-15T20:07:00Z" w16du:dateUtc="2026-01-15T19:07:00Z">
         <w:r>
           <w:rPr>
             <w:b/>
@@ -5916,7 +5949,7 @@
             <w:sz w:val="28"/>
             <w:szCs w:val="28"/>
             <w:lang w:val="en-US"/>
-            <w:rPrChange w:id="581" w:author="Microsoft Office User" w:date="2026-01-15T20:08:00Z" w16du:dateUtc="2026-01-15T19:08:00Z">
+            <w:rPrChange w:id="582" w:author="Microsoft Office User" w:date="2026-01-15T20:08:00Z" w16du:dateUtc="2026-01-15T19:08:00Z">
               <w:rPr>
                 <w:sz w:val="28"/>
                 <w:szCs w:val="28"/>
@@ -5927,7 +5960,7 @@
           <w:t xml:space="preserve">only </w:t>
         </w:r>
       </w:ins>
-      <w:ins w:id="582" w:author="Microsoft Office User" w:date="2026-01-15T18:33:00Z" w16du:dateUtc="2026-01-15T17:33:00Z">
+      <w:ins w:id="583" w:author="Microsoft Office User" w:date="2026-01-15T18:33:00Z" w16du:dateUtc="2026-01-15T17:33:00Z">
         <w:r>
           <w:rPr>
             <w:b/>
@@ -5936,7 +5969,7 @@
             <w:sz w:val="28"/>
             <w:szCs w:val="28"/>
             <w:lang w:val="en-US"/>
-            <w:rPrChange w:id="583" w:author="Microsoft Office User" w:date="2026-01-15T20:08:00Z" w16du:dateUtc="2026-01-15T19:08:00Z">
+            <w:rPrChange w:id="584" w:author="Microsoft Office User" w:date="2026-01-15T20:08:00Z" w16du:dateUtc="2026-01-15T19:08:00Z">
               <w:rPr>
                 <w:sz w:val="28"/>
                 <w:szCs w:val="28"/>
@@ -5952,7 +5985,7 @@
             <w:sz w:val="28"/>
             <w:szCs w:val="28"/>
             <w:lang w:val="en-US"/>
-            <w:rPrChange w:id="584" w:author="Microsoft Office User" w:date="2026-01-15T20:08:00Z" w16du:dateUtc="2026-01-15T19:08:00Z">
+            <w:rPrChange w:id="585" w:author="Microsoft Office User" w:date="2026-01-15T20:08:00Z" w16du:dateUtc="2026-01-15T19:08:00Z">
               <w:rPr>
                 <w:sz w:val="28"/>
                 <w:szCs w:val="28"/>
@@ -5963,14 +5996,14 @@
           <w:t xml:space="preserve"> and can </w:t>
         </w:r>
       </w:ins>
-      <w:ins w:id="585" w:author="Microsoft Office User" w:date="2026-01-15T19:36:00Z" w16du:dateUtc="2026-01-15T18:36:00Z">
-        <w:r>
-          <w:rPr>
-            <w:color w:val="2F5496" w:themeColor="accent1" w:themeShade="BF"/>
-            <w:sz w:val="28"/>
-            <w:szCs w:val="28"/>
-            <w:lang w:val="en-US"/>
-            <w:rPrChange w:id="586" w:author="Microsoft Office User" w:date="2026-01-15T20:08:00Z" w16du:dateUtc="2026-01-15T19:08:00Z">
+      <w:ins w:id="586" w:author="Microsoft Office User" w:date="2026-01-15T19:36:00Z" w16du:dateUtc="2026-01-15T18:36:00Z">
+        <w:r>
+          <w:rPr>
+            <w:color w:val="2F5496" w:themeColor="accent1" w:themeShade="BF"/>
+            <w:sz w:val="28"/>
+            <w:szCs w:val="28"/>
+            <w:lang w:val="en-US"/>
+            <w:rPrChange w:id="587" w:author="Microsoft Office User" w:date="2026-01-15T20:08:00Z" w16du:dateUtc="2026-01-15T19:08:00Z">
               <w:rPr>
                 <w:sz w:val="28"/>
                 <w:szCs w:val="28"/>
@@ -5981,14 +6014,14 @@
           <w:t xml:space="preserve">then </w:t>
         </w:r>
       </w:ins>
-      <w:ins w:id="587" w:author="Microsoft Office User" w:date="2026-01-15T18:33:00Z" w16du:dateUtc="2026-01-15T17:33:00Z">
-        <w:r>
-          <w:rPr>
-            <w:color w:val="2F5496" w:themeColor="accent1" w:themeShade="BF"/>
-            <w:sz w:val="28"/>
-            <w:szCs w:val="28"/>
-            <w:lang w:val="en-US"/>
-            <w:rPrChange w:id="588" w:author="Microsoft Office User" w:date="2026-01-15T20:08:00Z" w16du:dateUtc="2026-01-15T19:08:00Z">
+      <w:ins w:id="588" w:author="Microsoft Office User" w:date="2026-01-15T18:33:00Z" w16du:dateUtc="2026-01-15T17:33:00Z">
+        <w:r>
+          <w:rPr>
+            <w:color w:val="2F5496" w:themeColor="accent1" w:themeShade="BF"/>
+            <w:sz w:val="28"/>
+            <w:szCs w:val="28"/>
+            <w:lang w:val="en-US"/>
+            <w:rPrChange w:id="589" w:author="Microsoft Office User" w:date="2026-01-15T20:08:00Z" w16du:dateUtc="2026-01-15T19:08:00Z">
               <w:rPr>
                 <w:sz w:val="28"/>
                 <w:szCs w:val="28"/>
@@ -6000,7 +6033,7 @@
         </w:r>
       </w:ins>
       <w:proofErr w:type="spellStart"/>
-      <w:ins w:id="589" w:author="Microsoft Office User" w:date="2026-01-17T07:06:00Z" w16du:dateUtc="2026-01-17T06:06:00Z">
+      <w:ins w:id="590" w:author="Microsoft Office User" w:date="2026-01-17T07:06:00Z" w16du:dateUtc="2026-01-17T06:06:00Z">
         <w:r>
           <w:rPr>
             <w:color w:val="2F5496" w:themeColor="accent1" w:themeShade="BF"/>
@@ -6021,14 +6054,14 @@
           <w:t xml:space="preserve"> </w:t>
         </w:r>
       </w:ins>
-      <w:ins w:id="590" w:author="Microsoft Office User" w:date="2026-01-15T18:33:00Z" w16du:dateUtc="2026-01-15T17:33:00Z">
-        <w:r>
-          <w:rPr>
-            <w:color w:val="2F5496" w:themeColor="accent1" w:themeShade="BF"/>
-            <w:sz w:val="28"/>
-            <w:szCs w:val="28"/>
-            <w:lang w:val="en-US"/>
-            <w:rPrChange w:id="591" w:author="Microsoft Office User" w:date="2026-01-15T20:08:00Z" w16du:dateUtc="2026-01-15T19:08:00Z">
+      <w:ins w:id="591" w:author="Microsoft Office User" w:date="2026-01-15T18:33:00Z" w16du:dateUtc="2026-01-15T17:33:00Z">
+        <w:r>
+          <w:rPr>
+            <w:color w:val="2F5496" w:themeColor="accent1" w:themeShade="BF"/>
+            <w:sz w:val="28"/>
+            <w:szCs w:val="28"/>
+            <w:lang w:val="en-US"/>
+            <w:rPrChange w:id="592" w:author="Microsoft Office User" w:date="2026-01-15T20:08:00Z" w16du:dateUtc="2026-01-15T19:08:00Z">
               <w:rPr>
                 <w:sz w:val="28"/>
                 <w:szCs w:val="28"/>
@@ -6039,14 +6072,14 @@
           <w:t xml:space="preserve">databases. This is very important because for </w:t>
         </w:r>
       </w:ins>
-      <w:ins w:id="592" w:author="Microsoft Office User" w:date="2026-01-15T18:34:00Z" w16du:dateUtc="2026-01-15T17:34:00Z">
-        <w:r>
-          <w:rPr>
-            <w:color w:val="2F5496" w:themeColor="accent1" w:themeShade="BF"/>
-            <w:sz w:val="28"/>
-            <w:szCs w:val="28"/>
-            <w:lang w:val="en-US"/>
-            <w:rPrChange w:id="593" w:author="Microsoft Office User" w:date="2026-01-15T20:08:00Z" w16du:dateUtc="2026-01-15T19:08:00Z">
+      <w:ins w:id="593" w:author="Microsoft Office User" w:date="2026-01-15T18:34:00Z" w16du:dateUtc="2026-01-15T17:34:00Z">
+        <w:r>
+          <w:rPr>
+            <w:color w:val="2F5496" w:themeColor="accent1" w:themeShade="BF"/>
+            <w:sz w:val="28"/>
+            <w:szCs w:val="28"/>
+            <w:lang w:val="en-US"/>
+            <w:rPrChange w:id="594" w:author="Microsoft Office User" w:date="2026-01-15T20:08:00Z" w16du:dateUtc="2026-01-15T19:08:00Z">
               <w:rPr>
                 <w:sz w:val="28"/>
                 <w:szCs w:val="28"/>
@@ -6057,14 +6090,14 @@
           <w:t>example</w:t>
         </w:r>
       </w:ins>
-      <w:ins w:id="594" w:author="Microsoft Office User" w:date="2026-01-15T19:36:00Z" w16du:dateUtc="2026-01-15T18:36:00Z">
-        <w:r>
-          <w:rPr>
-            <w:color w:val="2F5496" w:themeColor="accent1" w:themeShade="BF"/>
-            <w:sz w:val="28"/>
-            <w:szCs w:val="28"/>
-            <w:lang w:val="en-US"/>
-            <w:rPrChange w:id="595" w:author="Microsoft Office User" w:date="2026-01-15T20:08:00Z" w16du:dateUtc="2026-01-15T19:08:00Z">
+      <w:ins w:id="595" w:author="Microsoft Office User" w:date="2026-01-15T19:36:00Z" w16du:dateUtc="2026-01-15T18:36:00Z">
+        <w:r>
+          <w:rPr>
+            <w:color w:val="2F5496" w:themeColor="accent1" w:themeShade="BF"/>
+            <w:sz w:val="28"/>
+            <w:szCs w:val="28"/>
+            <w:lang w:val="en-US"/>
+            <w:rPrChange w:id="596" w:author="Microsoft Office User" w:date="2026-01-15T20:08:00Z" w16du:dateUtc="2026-01-15T19:08:00Z">
               <w:rPr>
                 <w:sz w:val="28"/>
                 <w:szCs w:val="28"/>
@@ -6075,14 +6108,14 @@
           <w:t>,</w:t>
         </w:r>
       </w:ins>
-      <w:ins w:id="596" w:author="Microsoft Office User" w:date="2026-01-15T18:34:00Z" w16du:dateUtc="2026-01-15T17:34:00Z">
-        <w:r>
-          <w:rPr>
-            <w:color w:val="2F5496" w:themeColor="accent1" w:themeShade="BF"/>
-            <w:sz w:val="28"/>
-            <w:szCs w:val="28"/>
-            <w:lang w:val="en-US"/>
-            <w:rPrChange w:id="597" w:author="Microsoft Office User" w:date="2026-01-15T20:08:00Z" w16du:dateUtc="2026-01-15T19:08:00Z">
+      <w:ins w:id="597" w:author="Microsoft Office User" w:date="2026-01-15T18:34:00Z" w16du:dateUtc="2026-01-15T17:34:00Z">
+        <w:r>
+          <w:rPr>
+            <w:color w:val="2F5496" w:themeColor="accent1" w:themeShade="BF"/>
+            <w:sz w:val="28"/>
+            <w:szCs w:val="28"/>
+            <w:lang w:val="en-US"/>
+            <w:rPrChange w:id="598" w:author="Microsoft Office User" w:date="2026-01-15T20:08:00Z" w16du:dateUtc="2026-01-15T19:08:00Z">
               <w:rPr>
                 <w:sz w:val="28"/>
                 <w:szCs w:val="28"/>
@@ -6093,14 +6126,14 @@
           <w:t xml:space="preserve"> </w:t>
         </w:r>
       </w:ins>
-      <w:ins w:id="598" w:author="Microsoft Office User" w:date="2026-01-15T18:33:00Z" w16du:dateUtc="2026-01-15T17:33:00Z">
-        <w:r>
-          <w:rPr>
-            <w:color w:val="2F5496" w:themeColor="accent1" w:themeShade="BF"/>
-            <w:sz w:val="28"/>
-            <w:szCs w:val="28"/>
-            <w:lang w:val="en-US"/>
-            <w:rPrChange w:id="599" w:author="Microsoft Office User" w:date="2026-01-15T20:08:00Z" w16du:dateUtc="2026-01-15T19:08:00Z">
+      <w:ins w:id="599" w:author="Microsoft Office User" w:date="2026-01-15T18:33:00Z" w16du:dateUtc="2026-01-15T17:33:00Z">
+        <w:r>
+          <w:rPr>
+            <w:color w:val="2F5496" w:themeColor="accent1" w:themeShade="BF"/>
+            <w:sz w:val="28"/>
+            <w:szCs w:val="28"/>
+            <w:lang w:val="en-US"/>
+            <w:rPrChange w:id="600" w:author="Microsoft Office User" w:date="2026-01-15T20:08:00Z" w16du:dateUtc="2026-01-15T19:08:00Z">
               <w:rPr>
                 <w:sz w:val="28"/>
                 <w:szCs w:val="28"/>
@@ -6111,7 +6144,7 @@
           <w:t xml:space="preserve">the download of the bacterial part </w:t>
         </w:r>
       </w:ins>
-      <w:ins w:id="600" w:author="Microsoft Office User" w:date="2026-01-15T20:08:00Z" w16du:dateUtc="2026-01-15T19:08:00Z">
+      <w:ins w:id="601" w:author="Microsoft Office User" w:date="2026-01-15T20:08:00Z" w16du:dateUtc="2026-01-15T19:08:00Z">
         <w:r>
           <w:rPr>
             <w:color w:val="2F5496" w:themeColor="accent1" w:themeShade="BF"/>
@@ -6142,14 +6175,14 @@
           <w:t xml:space="preserve"> </w:t>
         </w:r>
       </w:ins>
-      <w:ins w:id="601" w:author="Microsoft Office User" w:date="2026-01-15T18:34:00Z" w16du:dateUtc="2026-01-15T17:34:00Z">
-        <w:r>
-          <w:rPr>
-            <w:color w:val="2F5496" w:themeColor="accent1" w:themeShade="BF"/>
-            <w:sz w:val="28"/>
-            <w:szCs w:val="28"/>
-            <w:lang w:val="en-US"/>
-            <w:rPrChange w:id="602" w:author="Microsoft Office User" w:date="2026-01-15T20:08:00Z" w16du:dateUtc="2026-01-15T19:08:00Z">
+      <w:ins w:id="602" w:author="Microsoft Office User" w:date="2026-01-15T18:34:00Z" w16du:dateUtc="2026-01-15T17:34:00Z">
+        <w:r>
+          <w:rPr>
+            <w:color w:val="2F5496" w:themeColor="accent1" w:themeShade="BF"/>
+            <w:sz w:val="28"/>
+            <w:szCs w:val="28"/>
+            <w:lang w:val="en-US"/>
+            <w:rPrChange w:id="603" w:author="Microsoft Office User" w:date="2026-01-15T20:08:00Z" w16du:dateUtc="2026-01-15T19:08:00Z">
               <w:rPr>
                 <w:sz w:val="28"/>
                 <w:szCs w:val="28"/>
@@ -6160,7 +6193,7 @@
           <w:t xml:space="preserve">can take several hours and </w:t>
         </w:r>
       </w:ins>
-      <w:ins w:id="603" w:author="Microsoft Office User" w:date="2026-01-17T07:07:00Z" w16du:dateUtc="2026-01-17T06:07:00Z">
+      <w:ins w:id="604" w:author="Microsoft Office User" w:date="2026-01-17T07:07:00Z" w16du:dateUtc="2026-01-17T06:07:00Z">
         <w:r>
           <w:rPr>
             <w:color w:val="2F5496" w:themeColor="accent1" w:themeShade="BF"/>
@@ -6171,14 +6204,14 @@
           <w:t xml:space="preserve">the necessary bandwidth </w:t>
         </w:r>
       </w:ins>
-      <w:ins w:id="604" w:author="Microsoft Office User" w:date="2026-01-15T18:34:00Z" w16du:dateUtc="2026-01-15T17:34:00Z">
-        <w:r>
-          <w:rPr>
-            <w:color w:val="2F5496" w:themeColor="accent1" w:themeShade="BF"/>
-            <w:sz w:val="28"/>
-            <w:szCs w:val="28"/>
-            <w:lang w:val="en-US"/>
-            <w:rPrChange w:id="605" w:author="Microsoft Office User" w:date="2026-01-15T20:08:00Z" w16du:dateUtc="2026-01-15T19:08:00Z">
+      <w:ins w:id="605" w:author="Microsoft Office User" w:date="2026-01-15T18:34:00Z" w16du:dateUtc="2026-01-15T17:34:00Z">
+        <w:r>
+          <w:rPr>
+            <w:color w:val="2F5496" w:themeColor="accent1" w:themeShade="BF"/>
+            <w:sz w:val="28"/>
+            <w:szCs w:val="28"/>
+            <w:lang w:val="en-US"/>
+            <w:rPrChange w:id="606" w:author="Microsoft Office User" w:date="2026-01-15T20:08:00Z" w16du:dateUtc="2026-01-15T19:08:00Z">
               <w:rPr>
                 <w:sz w:val="28"/>
                 <w:szCs w:val="28"/>
@@ -6189,14 +6222,14 @@
           <w:t xml:space="preserve">is a </w:t>
         </w:r>
       </w:ins>
-      <w:ins w:id="606" w:author="Microsoft Office User" w:date="2026-01-15T19:37:00Z" w16du:dateUtc="2026-01-15T18:37:00Z">
-        <w:r>
-          <w:rPr>
-            <w:color w:val="2F5496" w:themeColor="accent1" w:themeShade="BF"/>
-            <w:sz w:val="28"/>
-            <w:szCs w:val="28"/>
-            <w:lang w:val="en-US"/>
-            <w:rPrChange w:id="607" w:author="Microsoft Office User" w:date="2026-01-15T20:08:00Z" w16du:dateUtc="2026-01-15T19:08:00Z">
+      <w:ins w:id="607" w:author="Microsoft Office User" w:date="2026-01-15T19:37:00Z" w16du:dateUtc="2026-01-15T18:37:00Z">
+        <w:r>
+          <w:rPr>
+            <w:color w:val="2F5496" w:themeColor="accent1" w:themeShade="BF"/>
+            <w:sz w:val="28"/>
+            <w:szCs w:val="28"/>
+            <w:lang w:val="en-US"/>
+            <w:rPrChange w:id="608" w:author="Microsoft Office User" w:date="2026-01-15T20:08:00Z" w16du:dateUtc="2026-01-15T19:08:00Z">
               <w:rPr>
                 <w:sz w:val="28"/>
                 <w:szCs w:val="28"/>
@@ -6207,14 +6240,14 @@
           <w:t>burden for</w:t>
         </w:r>
       </w:ins>
-      <w:ins w:id="608" w:author="Microsoft Office User" w:date="2026-01-15T18:34:00Z" w16du:dateUtc="2026-01-15T17:34:00Z">
-        <w:r>
-          <w:rPr>
-            <w:color w:val="2F5496" w:themeColor="accent1" w:themeShade="BF"/>
-            <w:sz w:val="28"/>
-            <w:szCs w:val="28"/>
-            <w:lang w:val="en-US"/>
-            <w:rPrChange w:id="609" w:author="Microsoft Office User" w:date="2026-01-15T20:08:00Z" w16du:dateUtc="2026-01-15T19:08:00Z">
+      <w:ins w:id="609" w:author="Microsoft Office User" w:date="2026-01-15T18:34:00Z" w16du:dateUtc="2026-01-15T17:34:00Z">
+        <w:r>
+          <w:rPr>
+            <w:color w:val="2F5496" w:themeColor="accent1" w:themeShade="BF"/>
+            <w:sz w:val="28"/>
+            <w:szCs w:val="28"/>
+            <w:lang w:val="en-US"/>
+            <w:rPrChange w:id="610" w:author="Microsoft Office User" w:date="2026-01-15T20:08:00Z" w16du:dateUtc="2026-01-15T19:08:00Z">
               <w:rPr>
                 <w:sz w:val="28"/>
                 <w:szCs w:val="28"/>
@@ -6225,14 +6258,14 @@
           <w:t xml:space="preserve"> the </w:t>
         </w:r>
       </w:ins>
-      <w:ins w:id="610" w:author="Microsoft Office User" w:date="2026-01-15T19:38:00Z" w16du:dateUtc="2026-01-15T18:38:00Z">
-        <w:r>
-          <w:rPr>
-            <w:color w:val="2F5496" w:themeColor="accent1" w:themeShade="BF"/>
-            <w:sz w:val="28"/>
-            <w:szCs w:val="28"/>
-            <w:lang w:val="en-US"/>
-            <w:rPrChange w:id="611" w:author="Microsoft Office User" w:date="2026-01-15T20:08:00Z" w16du:dateUtc="2026-01-15T19:08:00Z">
+      <w:ins w:id="611" w:author="Microsoft Office User" w:date="2026-01-15T19:38:00Z" w16du:dateUtc="2026-01-15T18:38:00Z">
+        <w:r>
+          <w:rPr>
+            <w:color w:val="2F5496" w:themeColor="accent1" w:themeShade="BF"/>
+            <w:sz w:val="28"/>
+            <w:szCs w:val="28"/>
+            <w:lang w:val="en-US"/>
+            <w:rPrChange w:id="612" w:author="Microsoft Office User" w:date="2026-01-15T20:08:00Z" w16du:dateUtc="2026-01-15T19:08:00Z">
               <w:rPr>
                 <w:sz w:val="28"/>
                 <w:szCs w:val="28"/>
@@ -6243,14 +6276,14 @@
           <w:t>(</w:t>
         </w:r>
       </w:ins>
-      <w:ins w:id="612" w:author="Microsoft Office User" w:date="2026-01-15T18:34:00Z" w16du:dateUtc="2026-01-15T17:34:00Z">
-        <w:r>
-          <w:rPr>
-            <w:color w:val="2F5496" w:themeColor="accent1" w:themeShade="BF"/>
-            <w:sz w:val="28"/>
-            <w:szCs w:val="28"/>
-            <w:lang w:val="en-US"/>
-            <w:rPrChange w:id="613" w:author="Microsoft Office User" w:date="2026-01-15T20:08:00Z" w16du:dateUtc="2026-01-15T19:08:00Z">
+      <w:ins w:id="613" w:author="Microsoft Office User" w:date="2026-01-15T18:34:00Z" w16du:dateUtc="2026-01-15T17:34:00Z">
+        <w:r>
+          <w:rPr>
+            <w:color w:val="2F5496" w:themeColor="accent1" w:themeShade="BF"/>
+            <w:sz w:val="28"/>
+            <w:szCs w:val="28"/>
+            <w:lang w:val="en-US"/>
+            <w:rPrChange w:id="614" w:author="Microsoft Office User" w:date="2026-01-15T20:08:00Z" w16du:dateUtc="2026-01-15T19:08:00Z">
               <w:rPr>
                 <w:sz w:val="28"/>
                 <w:szCs w:val="28"/>
@@ -6261,14 +6294,14 @@
           <w:t>inter</w:t>
         </w:r>
       </w:ins>
-      <w:ins w:id="614" w:author="Microsoft Office User" w:date="2026-01-15T19:38:00Z" w16du:dateUtc="2026-01-15T18:38:00Z">
-        <w:r>
-          <w:rPr>
-            <w:color w:val="2F5496" w:themeColor="accent1" w:themeShade="BF"/>
-            <w:sz w:val="28"/>
-            <w:szCs w:val="28"/>
-            <w:lang w:val="en-US"/>
-            <w:rPrChange w:id="615" w:author="Microsoft Office User" w:date="2026-01-15T20:08:00Z" w16du:dateUtc="2026-01-15T19:08:00Z">
+      <w:ins w:id="615" w:author="Microsoft Office User" w:date="2026-01-15T19:38:00Z" w16du:dateUtc="2026-01-15T18:38:00Z">
+        <w:r>
+          <w:rPr>
+            <w:color w:val="2F5496" w:themeColor="accent1" w:themeShade="BF"/>
+            <w:sz w:val="28"/>
+            <w:szCs w:val="28"/>
+            <w:lang w:val="en-US"/>
+            <w:rPrChange w:id="616" w:author="Microsoft Office User" w:date="2026-01-15T20:08:00Z" w16du:dateUtc="2026-01-15T19:08:00Z">
               <w:rPr>
                 <w:sz w:val="28"/>
                 <w:szCs w:val="28"/>
@@ -6279,14 +6312,14 @@
           <w:t>-)</w:t>
         </w:r>
       </w:ins>
-      <w:ins w:id="616" w:author="Microsoft Office User" w:date="2026-01-15T18:35:00Z" w16du:dateUtc="2026-01-15T17:35:00Z">
-        <w:r>
-          <w:rPr>
-            <w:color w:val="2F5496" w:themeColor="accent1" w:themeShade="BF"/>
-            <w:sz w:val="28"/>
-            <w:szCs w:val="28"/>
-            <w:lang w:val="en-US"/>
-            <w:rPrChange w:id="617" w:author="Microsoft Office User" w:date="2026-01-15T20:08:00Z" w16du:dateUtc="2026-01-15T19:08:00Z">
+      <w:ins w:id="617" w:author="Microsoft Office User" w:date="2026-01-15T18:35:00Z" w16du:dateUtc="2026-01-15T17:35:00Z">
+        <w:r>
+          <w:rPr>
+            <w:color w:val="2F5496" w:themeColor="accent1" w:themeShade="BF"/>
+            <w:sz w:val="28"/>
+            <w:szCs w:val="28"/>
+            <w:lang w:val="en-US"/>
+            <w:rPrChange w:id="618" w:author="Microsoft Office User" w:date="2026-01-15T20:08:00Z" w16du:dateUtc="2026-01-15T19:08:00Z">
               <w:rPr>
                 <w:sz w:val="28"/>
                 <w:szCs w:val="28"/>
@@ -6297,14 +6330,14 @@
           <w:t xml:space="preserve">national </w:t>
         </w:r>
       </w:ins>
-      <w:ins w:id="618" w:author="Microsoft Office User" w:date="2026-01-15T19:38:00Z" w16du:dateUtc="2026-01-15T18:38:00Z">
-        <w:r>
-          <w:rPr>
-            <w:color w:val="2F5496" w:themeColor="accent1" w:themeShade="BF"/>
-            <w:sz w:val="28"/>
-            <w:szCs w:val="28"/>
-            <w:lang w:val="en-US"/>
-            <w:rPrChange w:id="619" w:author="Microsoft Office User" w:date="2026-01-15T20:08:00Z" w16du:dateUtc="2026-01-15T19:08:00Z">
+      <w:ins w:id="619" w:author="Microsoft Office User" w:date="2026-01-15T19:38:00Z" w16du:dateUtc="2026-01-15T18:38:00Z">
+        <w:r>
+          <w:rPr>
+            <w:color w:val="2F5496" w:themeColor="accent1" w:themeShade="BF"/>
+            <w:sz w:val="28"/>
+            <w:szCs w:val="28"/>
+            <w:lang w:val="en-US"/>
+            <w:rPrChange w:id="620" w:author="Microsoft Office User" w:date="2026-01-15T20:08:00Z" w16du:dateUtc="2026-01-15T19:08:00Z">
               <w:rPr>
                 <w:sz w:val="28"/>
                 <w:szCs w:val="28"/>
@@ -6315,14 +6348,14 @@
           <w:t>communication lines</w:t>
         </w:r>
       </w:ins>
-      <w:ins w:id="620" w:author="Microsoft Office User" w:date="2026-01-15T18:35:00Z" w16du:dateUtc="2026-01-15T17:35:00Z">
-        <w:r>
-          <w:rPr>
-            <w:color w:val="2F5496" w:themeColor="accent1" w:themeShade="BF"/>
-            <w:sz w:val="28"/>
-            <w:szCs w:val="28"/>
-            <w:lang w:val="en-US"/>
-            <w:rPrChange w:id="621" w:author="Microsoft Office User" w:date="2026-01-15T20:08:00Z" w16du:dateUtc="2026-01-15T19:08:00Z">
+      <w:ins w:id="621" w:author="Microsoft Office User" w:date="2026-01-15T18:35:00Z" w16du:dateUtc="2026-01-15T17:35:00Z">
+        <w:r>
+          <w:rPr>
+            <w:color w:val="2F5496" w:themeColor="accent1" w:themeShade="BF"/>
+            <w:sz w:val="28"/>
+            <w:szCs w:val="28"/>
+            <w:lang w:val="en-US"/>
+            <w:rPrChange w:id="622" w:author="Microsoft Office User" w:date="2026-01-15T20:08:00Z" w16du:dateUtc="2026-01-15T19:08:00Z">
               <w:rPr>
                 <w:sz w:val="28"/>
                 <w:szCs w:val="28"/>
@@ -6333,7 +6366,7 @@
           <w:t xml:space="preserve"> </w:t>
         </w:r>
       </w:ins>
-      <w:ins w:id="622" w:author="Microsoft Office User" w:date="2026-01-15T20:09:00Z" w16du:dateUtc="2026-01-15T19:09:00Z">
+      <w:ins w:id="623" w:author="Microsoft Office User" w:date="2026-01-15T20:09:00Z" w16du:dateUtc="2026-01-15T19:09:00Z">
         <w:r>
           <w:rPr>
             <w:color w:val="2F5496" w:themeColor="accent1" w:themeShade="BF"/>
@@ -6344,14 +6377,14 @@
           <w:t>as well as</w:t>
         </w:r>
       </w:ins>
-      <w:ins w:id="623" w:author="Microsoft Office User" w:date="2026-01-15T18:35:00Z" w16du:dateUtc="2026-01-15T17:35:00Z">
-        <w:r>
-          <w:rPr>
-            <w:color w:val="2F5496" w:themeColor="accent1" w:themeShade="BF"/>
-            <w:sz w:val="28"/>
-            <w:szCs w:val="28"/>
-            <w:lang w:val="en-US"/>
-            <w:rPrChange w:id="624" w:author="Microsoft Office User" w:date="2026-01-15T20:08:00Z" w16du:dateUtc="2026-01-15T19:08:00Z">
+      <w:ins w:id="624" w:author="Microsoft Office User" w:date="2026-01-15T18:35:00Z" w16du:dateUtc="2026-01-15T17:35:00Z">
+        <w:r>
+          <w:rPr>
+            <w:color w:val="2F5496" w:themeColor="accent1" w:themeShade="BF"/>
+            <w:sz w:val="28"/>
+            <w:szCs w:val="28"/>
+            <w:lang w:val="en-US"/>
+            <w:rPrChange w:id="625" w:author="Microsoft Office User" w:date="2026-01-15T20:08:00Z" w16du:dateUtc="2026-01-15T19:08:00Z">
               <w:rPr>
                 <w:sz w:val="28"/>
                 <w:szCs w:val="28"/>
@@ -6362,14 +6395,14 @@
           <w:t xml:space="preserve"> NCBI’s server</w:t>
         </w:r>
       </w:ins>
-      <w:ins w:id="625" w:author="Microsoft Office User" w:date="2026-01-15T19:38:00Z" w16du:dateUtc="2026-01-15T18:38:00Z">
-        <w:r>
-          <w:rPr>
-            <w:color w:val="2F5496" w:themeColor="accent1" w:themeShade="BF"/>
-            <w:sz w:val="28"/>
-            <w:szCs w:val="28"/>
-            <w:lang w:val="en-US"/>
-            <w:rPrChange w:id="626" w:author="Microsoft Office User" w:date="2026-01-15T20:08:00Z" w16du:dateUtc="2026-01-15T19:08:00Z">
+      <w:ins w:id="626" w:author="Microsoft Office User" w:date="2026-01-15T19:38:00Z" w16du:dateUtc="2026-01-15T18:38:00Z">
+        <w:r>
+          <w:rPr>
+            <w:color w:val="2F5496" w:themeColor="accent1" w:themeShade="BF"/>
+            <w:sz w:val="28"/>
+            <w:szCs w:val="28"/>
+            <w:lang w:val="en-US"/>
+            <w:rPrChange w:id="627" w:author="Microsoft Office User" w:date="2026-01-15T20:08:00Z" w16du:dateUtc="2026-01-15T19:08:00Z">
               <w:rPr>
                 <w:sz w:val="28"/>
                 <w:szCs w:val="28"/>
@@ -6380,7 +6413,7 @@
           <w:t xml:space="preserve"> system</w:t>
         </w:r>
       </w:ins>
-      <w:ins w:id="627" w:author="Microsoft Office User" w:date="2026-01-17T07:07:00Z" w16du:dateUtc="2026-01-17T06:07:00Z">
+      <w:ins w:id="628" w:author="Microsoft Office User" w:date="2026-01-17T07:07:00Z" w16du:dateUtc="2026-01-17T06:07:00Z">
         <w:r>
           <w:rPr>
             <w:color w:val="2F5496" w:themeColor="accent1" w:themeShade="BF"/>
@@ -6391,14 +6424,14 @@
           <w:t>s</w:t>
         </w:r>
       </w:ins>
-      <w:ins w:id="628" w:author="Microsoft Office User" w:date="2026-01-15T18:35:00Z" w16du:dateUtc="2026-01-15T17:35:00Z">
-        <w:r>
-          <w:rPr>
-            <w:color w:val="2F5496" w:themeColor="accent1" w:themeShade="BF"/>
-            <w:sz w:val="28"/>
-            <w:szCs w:val="28"/>
-            <w:lang w:val="en-US"/>
-            <w:rPrChange w:id="629" w:author="Microsoft Office User" w:date="2026-01-15T20:08:00Z" w16du:dateUtc="2026-01-15T19:08:00Z">
+      <w:ins w:id="629" w:author="Microsoft Office User" w:date="2026-01-15T18:35:00Z" w16du:dateUtc="2026-01-15T17:35:00Z">
+        <w:r>
+          <w:rPr>
+            <w:color w:val="2F5496" w:themeColor="accent1" w:themeShade="BF"/>
+            <w:sz w:val="28"/>
+            <w:szCs w:val="28"/>
+            <w:lang w:val="en-US"/>
+            <w:rPrChange w:id="630" w:author="Microsoft Office User" w:date="2026-01-15T20:08:00Z" w16du:dateUtc="2026-01-15T19:08:00Z">
               <w:rPr>
                 <w:sz w:val="28"/>
                 <w:szCs w:val="28"/>
@@ -6409,14 +6442,14 @@
           <w:t>.</w:t>
         </w:r>
       </w:ins>
-      <w:del w:id="630" w:author="Microsoft Office User" w:date="2026-01-15T18:34:00Z" w16du:dateUtc="2026-01-15T17:34:00Z">
-        <w:r>
-          <w:rPr>
-            <w:color w:val="2F5496" w:themeColor="accent1" w:themeShade="BF"/>
-            <w:sz w:val="28"/>
-            <w:szCs w:val="28"/>
-            <w:lang w:val="en-US"/>
-            <w:rPrChange w:id="631" w:author="Microsoft Office User" w:date="2026-01-15T20:08:00Z" w16du:dateUtc="2026-01-15T19:08:00Z">
+      <w:del w:id="631" w:author="Microsoft Office User" w:date="2026-01-15T18:34:00Z" w16du:dateUtc="2026-01-15T17:34:00Z">
+        <w:r>
+          <w:rPr>
+            <w:color w:val="2F5496" w:themeColor="accent1" w:themeShade="BF"/>
+            <w:sz w:val="28"/>
+            <w:szCs w:val="28"/>
+            <w:lang w:val="en-US"/>
+            <w:rPrChange w:id="632" w:author="Microsoft Office User" w:date="2026-01-15T20:08:00Z" w16du:dateUtc="2026-01-15T19:08:00Z">
               <w:rPr>
                 <w:sz w:val="28"/>
                 <w:szCs w:val="28"/>
@@ -6427,14 +6460,14 @@
           <w:delText xml:space="preserve"> </w:delText>
         </w:r>
       </w:del>
-      <w:del w:id="632" w:author="Microsoft Office User" w:date="2026-01-15T18:38:00Z" w16du:dateUtc="2026-01-15T17:38:00Z">
-        <w:r>
-          <w:rPr>
-            <w:color w:val="2F5496" w:themeColor="accent1" w:themeShade="BF"/>
-            <w:sz w:val="28"/>
-            <w:szCs w:val="28"/>
-            <w:lang w:val="en-US"/>
-            <w:rPrChange w:id="633" w:author="Microsoft Office User" w:date="2026-01-15T20:08:00Z" w16du:dateUtc="2026-01-15T19:08:00Z">
+      <w:del w:id="633" w:author="Microsoft Office User" w:date="2026-01-15T18:38:00Z" w16du:dateUtc="2026-01-15T17:38:00Z">
+        <w:r>
+          <w:rPr>
+            <w:color w:val="2F5496" w:themeColor="accent1" w:themeShade="BF"/>
+            <w:sz w:val="28"/>
+            <w:szCs w:val="28"/>
+            <w:lang w:val="en-US"/>
+            <w:rPrChange w:id="634" w:author="Microsoft Office User" w:date="2026-01-15T20:08:00Z" w16du:dateUtc="2026-01-15T19:08:00Z">
               <w:rPr>
                 <w:sz w:val="28"/>
                 <w:szCs w:val="28"/>
@@ -6450,14 +6483,14 @@
       <w:pPr>
         <w:pStyle w:val="u-mb-24"/>
         <w:rPr>
-          <w:ins w:id="634" w:author="Microsoft Office User" w:date="2026-01-15T19:38:00Z" w16du:dateUtc="2026-01-15T18:38:00Z"/>
+          <w:ins w:id="635" w:author="Microsoft Office User" w:date="2026-01-15T19:38:00Z" w16du:dateUtc="2026-01-15T18:38:00Z"/>
           <w:color w:val="2F5496" w:themeColor="accent1" w:themeShade="BF"/>
           <w:sz w:val="28"/>
           <w:szCs w:val="28"/>
           <w:lang w:val="en-US"/>
-          <w:rPrChange w:id="635" w:author="Microsoft Office User" w:date="2026-01-15T20:08:00Z" w16du:dateUtc="2026-01-15T19:08:00Z">
+          <w:rPrChange w:id="636" w:author="Microsoft Office User" w:date="2026-01-15T20:08:00Z" w16du:dateUtc="2026-01-15T19:08:00Z">
             <w:rPr>
-              <w:ins w:id="636" w:author="Microsoft Office User" w:date="2026-01-15T19:38:00Z" w16du:dateUtc="2026-01-15T18:38:00Z"/>
+              <w:ins w:id="637" w:author="Microsoft Office User" w:date="2026-01-15T19:38:00Z" w16du:dateUtc="2026-01-15T18:38:00Z"/>
               <w:sz w:val="28"/>
               <w:szCs w:val="28"/>
               <w:lang w:val="en-US"/>
@@ -6465,7 +6498,7 @@
           </w:rPrChange>
         </w:rPr>
       </w:pPr>
-      <w:ins w:id="637" w:author="Microsoft Office User" w:date="2026-01-15T18:36:00Z" w16du:dateUtc="2026-01-15T17:36:00Z">
+      <w:ins w:id="638" w:author="Microsoft Office User" w:date="2026-01-15T18:36:00Z" w16du:dateUtc="2026-01-15T17:36:00Z">
         <w:r>
           <w:rPr>
             <w:b/>
@@ -6474,7 +6507,7 @@
             <w:sz w:val="28"/>
             <w:szCs w:val="28"/>
             <w:lang w:val="en-US"/>
-            <w:rPrChange w:id="638" w:author="Microsoft Office User" w:date="2026-01-15T20:08:00Z" w16du:dateUtc="2026-01-15T19:08:00Z">
+            <w:rPrChange w:id="639" w:author="Microsoft Office User" w:date="2026-01-15T20:08:00Z" w16du:dateUtc="2026-01-15T19:08:00Z">
               <w:rPr>
                 <w:sz w:val="28"/>
                 <w:szCs w:val="28"/>
@@ -6490,7 +6523,7 @@
             <w:sz w:val="28"/>
             <w:szCs w:val="28"/>
             <w:lang w:val="en-US"/>
-            <w:rPrChange w:id="639" w:author="Microsoft Office User" w:date="2026-01-15T20:08:00Z" w16du:dateUtc="2026-01-15T19:08:00Z">
+            <w:rPrChange w:id="640" w:author="Microsoft Office User" w:date="2026-01-15T20:08:00Z" w16du:dateUtc="2026-01-15T19:08:00Z">
               <w:rPr>
                 <w:sz w:val="28"/>
                 <w:szCs w:val="28"/>
@@ -6501,14 +6534,14 @@
           <w:t xml:space="preserve"> As the reuse of downloaded </w:t>
         </w:r>
       </w:ins>
-      <w:ins w:id="640" w:author="Microsoft Office User" w:date="2026-01-15T18:38:00Z" w16du:dateUtc="2026-01-15T17:38:00Z">
-        <w:r>
-          <w:rPr>
-            <w:color w:val="2F5496" w:themeColor="accent1" w:themeShade="BF"/>
-            <w:sz w:val="28"/>
-            <w:szCs w:val="28"/>
-            <w:lang w:val="en-US"/>
-            <w:rPrChange w:id="641" w:author="Microsoft Office User" w:date="2026-01-15T20:08:00Z" w16du:dateUtc="2026-01-15T19:08:00Z">
+      <w:ins w:id="641" w:author="Microsoft Office User" w:date="2026-01-15T18:38:00Z" w16du:dateUtc="2026-01-15T17:38:00Z">
+        <w:r>
+          <w:rPr>
+            <w:color w:val="2F5496" w:themeColor="accent1" w:themeShade="BF"/>
+            <w:sz w:val="28"/>
+            <w:szCs w:val="28"/>
+            <w:lang w:val="en-US"/>
+            <w:rPrChange w:id="642" w:author="Microsoft Office User" w:date="2026-01-15T20:08:00Z" w16du:dateUtc="2026-01-15T19:08:00Z">
               <w:rPr>
                 <w:sz w:val="28"/>
                 <w:szCs w:val="28"/>
@@ -6519,14 +6552,14 @@
           <w:t xml:space="preserve">genomes across </w:t>
         </w:r>
       </w:ins>
-      <w:ins w:id="642" w:author="Microsoft Office User" w:date="2026-01-15T18:36:00Z" w16du:dateUtc="2026-01-15T17:36:00Z">
-        <w:r>
-          <w:rPr>
-            <w:color w:val="2F5496" w:themeColor="accent1" w:themeShade="BF"/>
-            <w:sz w:val="28"/>
-            <w:szCs w:val="28"/>
-            <w:lang w:val="en-US"/>
-            <w:rPrChange w:id="643" w:author="Microsoft Office User" w:date="2026-01-15T20:08:00Z" w16du:dateUtc="2026-01-15T19:08:00Z">
+      <w:ins w:id="643" w:author="Microsoft Office User" w:date="2026-01-15T18:36:00Z" w16du:dateUtc="2026-01-15T17:36:00Z">
+        <w:r>
+          <w:rPr>
+            <w:color w:val="2F5496" w:themeColor="accent1" w:themeShade="BF"/>
+            <w:sz w:val="28"/>
+            <w:szCs w:val="28"/>
+            <w:lang w:val="en-US"/>
+            <w:rPrChange w:id="644" w:author="Microsoft Office User" w:date="2026-01-15T20:08:00Z" w16du:dateUtc="2026-01-15T19:08:00Z">
               <w:rPr>
                 <w:sz w:val="28"/>
                 <w:szCs w:val="28"/>
@@ -6537,14 +6570,14 @@
           <w:t>d</w:t>
         </w:r>
       </w:ins>
-      <w:ins w:id="644" w:author="Microsoft Office User" w:date="2026-01-15T18:37:00Z" w16du:dateUtc="2026-01-15T17:37:00Z">
-        <w:r>
-          <w:rPr>
-            <w:color w:val="2F5496" w:themeColor="accent1" w:themeShade="BF"/>
-            <w:sz w:val="28"/>
-            <w:szCs w:val="28"/>
-            <w:lang w:val="en-US"/>
-            <w:rPrChange w:id="645" w:author="Microsoft Office User" w:date="2026-01-15T20:08:00Z" w16du:dateUtc="2026-01-15T19:08:00Z">
+      <w:ins w:id="645" w:author="Microsoft Office User" w:date="2026-01-15T18:37:00Z" w16du:dateUtc="2026-01-15T17:37:00Z">
+        <w:r>
+          <w:rPr>
+            <w:color w:val="2F5496" w:themeColor="accent1" w:themeShade="BF"/>
+            <w:sz w:val="28"/>
+            <w:szCs w:val="28"/>
+            <w:lang w:val="en-US"/>
+            <w:rPrChange w:id="646" w:author="Microsoft Office User" w:date="2026-01-15T20:08:00Z" w16du:dateUtc="2026-01-15T19:08:00Z">
               <w:rPr>
                 <w:sz w:val="28"/>
                 <w:szCs w:val="28"/>
@@ -6555,14 +6588,14 @@
           <w:t>atabase generation</w:t>
         </w:r>
       </w:ins>
-      <w:ins w:id="646" w:author="Microsoft Office User" w:date="2026-01-15T19:38:00Z" w16du:dateUtc="2026-01-15T18:38:00Z">
-        <w:r>
-          <w:rPr>
-            <w:color w:val="2F5496" w:themeColor="accent1" w:themeShade="BF"/>
-            <w:sz w:val="28"/>
-            <w:szCs w:val="28"/>
-            <w:lang w:val="en-US"/>
-            <w:rPrChange w:id="647" w:author="Microsoft Office User" w:date="2026-01-15T20:08:00Z" w16du:dateUtc="2026-01-15T19:08:00Z">
+      <w:ins w:id="647" w:author="Microsoft Office User" w:date="2026-01-15T19:38:00Z" w16du:dateUtc="2026-01-15T18:38:00Z">
+        <w:r>
+          <w:rPr>
+            <w:color w:val="2F5496" w:themeColor="accent1" w:themeShade="BF"/>
+            <w:sz w:val="28"/>
+            <w:szCs w:val="28"/>
+            <w:lang w:val="en-US"/>
+            <w:rPrChange w:id="648" w:author="Microsoft Office User" w:date="2026-01-15T20:08:00Z" w16du:dateUtc="2026-01-15T19:08:00Z">
               <w:rPr>
                 <w:sz w:val="28"/>
                 <w:szCs w:val="28"/>
@@ -6573,14 +6606,14 @@
           <w:t xml:space="preserve"> projects </w:t>
         </w:r>
       </w:ins>
-      <w:ins w:id="648" w:author="Microsoft Office User" w:date="2026-01-15T18:37:00Z" w16du:dateUtc="2026-01-15T17:37:00Z">
-        <w:r>
-          <w:rPr>
-            <w:color w:val="2F5496" w:themeColor="accent1" w:themeShade="BF"/>
-            <w:sz w:val="28"/>
-            <w:szCs w:val="28"/>
-            <w:lang w:val="en-US"/>
-            <w:rPrChange w:id="649" w:author="Microsoft Office User" w:date="2026-01-15T20:08:00Z" w16du:dateUtc="2026-01-15T19:08:00Z">
+      <w:ins w:id="649" w:author="Microsoft Office User" w:date="2026-01-15T18:37:00Z" w16du:dateUtc="2026-01-15T17:37:00Z">
+        <w:r>
+          <w:rPr>
+            <w:color w:val="2F5496" w:themeColor="accent1" w:themeShade="BF"/>
+            <w:sz w:val="28"/>
+            <w:szCs w:val="28"/>
+            <w:lang w:val="en-US"/>
+            <w:rPrChange w:id="650" w:author="Microsoft Office User" w:date="2026-01-15T20:08:00Z" w16du:dateUtc="2026-01-15T19:08:00Z">
               <w:rPr>
                 <w:sz w:val="28"/>
                 <w:szCs w:val="28"/>
@@ -6591,14 +6624,14 @@
           <w:t>has not been mentioned</w:t>
         </w:r>
       </w:ins>
-      <w:ins w:id="650" w:author="Microsoft Office User" w:date="2026-01-15T18:38:00Z" w16du:dateUtc="2026-01-15T17:38:00Z">
-        <w:r>
-          <w:rPr>
-            <w:color w:val="2F5496" w:themeColor="accent1" w:themeShade="BF"/>
-            <w:sz w:val="28"/>
-            <w:szCs w:val="28"/>
-            <w:lang w:val="en-US"/>
-            <w:rPrChange w:id="651" w:author="Microsoft Office User" w:date="2026-01-15T20:08:00Z" w16du:dateUtc="2026-01-15T19:08:00Z">
+      <w:ins w:id="651" w:author="Microsoft Office User" w:date="2026-01-15T18:38:00Z" w16du:dateUtc="2026-01-15T17:38:00Z">
+        <w:r>
+          <w:rPr>
+            <w:color w:val="2F5496" w:themeColor="accent1" w:themeShade="BF"/>
+            <w:sz w:val="28"/>
+            <w:szCs w:val="28"/>
+            <w:lang w:val="en-US"/>
+            <w:rPrChange w:id="652" w:author="Microsoft Office User" w:date="2026-01-15T20:08:00Z" w16du:dateUtc="2026-01-15T19:08:00Z">
               <w:rPr>
                 <w:sz w:val="28"/>
                 <w:szCs w:val="28"/>
@@ -6609,14 +6642,14 @@
           <w:t>,</w:t>
         </w:r>
       </w:ins>
-      <w:ins w:id="652" w:author="Microsoft Office User" w:date="2026-01-15T18:37:00Z" w16du:dateUtc="2026-01-15T17:37:00Z">
-        <w:r>
-          <w:rPr>
-            <w:color w:val="2F5496" w:themeColor="accent1" w:themeShade="BF"/>
-            <w:sz w:val="28"/>
-            <w:szCs w:val="28"/>
-            <w:lang w:val="en-US"/>
-            <w:rPrChange w:id="653" w:author="Microsoft Office User" w:date="2026-01-15T20:08:00Z" w16du:dateUtc="2026-01-15T19:08:00Z">
+      <w:ins w:id="653" w:author="Microsoft Office User" w:date="2026-01-15T18:37:00Z" w16du:dateUtc="2026-01-15T17:37:00Z">
+        <w:r>
+          <w:rPr>
+            <w:color w:val="2F5496" w:themeColor="accent1" w:themeShade="BF"/>
+            <w:sz w:val="28"/>
+            <w:szCs w:val="28"/>
+            <w:lang w:val="en-US"/>
+            <w:rPrChange w:id="654" w:author="Microsoft Office User" w:date="2026-01-15T20:08:00Z" w16du:dateUtc="2026-01-15T19:08:00Z">
               <w:rPr>
                 <w:sz w:val="28"/>
                 <w:szCs w:val="28"/>
@@ -6627,14 +6660,14 @@
           <w:t xml:space="preserve"> we included a brief description </w:t>
         </w:r>
       </w:ins>
-      <w:ins w:id="654" w:author="Microsoft Office User" w:date="2026-01-15T18:38:00Z" w16du:dateUtc="2026-01-15T17:38:00Z">
-        <w:r>
-          <w:rPr>
-            <w:color w:val="2F5496" w:themeColor="accent1" w:themeShade="BF"/>
-            <w:sz w:val="28"/>
-            <w:szCs w:val="28"/>
-            <w:lang w:val="en-US"/>
-            <w:rPrChange w:id="655" w:author="Microsoft Office User" w:date="2026-01-15T20:08:00Z" w16du:dateUtc="2026-01-15T19:08:00Z">
+      <w:ins w:id="655" w:author="Microsoft Office User" w:date="2026-01-15T18:38:00Z" w16du:dateUtc="2026-01-15T17:38:00Z">
+        <w:r>
+          <w:rPr>
+            <w:color w:val="2F5496" w:themeColor="accent1" w:themeShade="BF"/>
+            <w:sz w:val="28"/>
+            <w:szCs w:val="28"/>
+            <w:lang w:val="en-US"/>
+            <w:rPrChange w:id="656" w:author="Microsoft Office User" w:date="2026-01-15T20:08:00Z" w16du:dateUtc="2026-01-15T19:08:00Z">
               <w:rPr>
                 <w:sz w:val="28"/>
                 <w:szCs w:val="28"/>
@@ -6645,14 +6678,14 @@
           <w:t xml:space="preserve">of this aspect </w:t>
         </w:r>
       </w:ins>
-      <w:ins w:id="656" w:author="Microsoft Office User" w:date="2026-01-15T18:37:00Z" w16du:dateUtc="2026-01-15T17:37:00Z">
-        <w:r>
-          <w:rPr>
-            <w:color w:val="2F5496" w:themeColor="accent1" w:themeShade="BF"/>
-            <w:sz w:val="28"/>
-            <w:szCs w:val="28"/>
-            <w:lang w:val="en-US"/>
-            <w:rPrChange w:id="657" w:author="Microsoft Office User" w:date="2026-01-15T20:08:00Z" w16du:dateUtc="2026-01-15T19:08:00Z">
+      <w:ins w:id="657" w:author="Microsoft Office User" w:date="2026-01-15T18:37:00Z" w16du:dateUtc="2026-01-15T17:37:00Z">
+        <w:r>
+          <w:rPr>
+            <w:color w:val="2F5496" w:themeColor="accent1" w:themeShade="BF"/>
+            <w:sz w:val="28"/>
+            <w:szCs w:val="28"/>
+            <w:lang w:val="en-US"/>
+            <w:rPrChange w:id="658" w:author="Microsoft Office User" w:date="2026-01-15T20:08:00Z" w16du:dateUtc="2026-01-15T19:08:00Z">
               <w:rPr>
                 <w:sz w:val="28"/>
                 <w:szCs w:val="28"/>
@@ -6663,14 +6696,14 @@
           <w:t>in Section 2.</w:t>
         </w:r>
       </w:ins>
-      <w:ins w:id="658" w:author="Microsoft Office User" w:date="2026-01-15T18:41:00Z" w16du:dateUtc="2026-01-15T17:41:00Z">
-        <w:r>
-          <w:rPr>
-            <w:color w:val="2F5496" w:themeColor="accent1" w:themeShade="BF"/>
-            <w:sz w:val="28"/>
-            <w:szCs w:val="28"/>
-            <w:lang w:val="en-US"/>
-            <w:rPrChange w:id="659" w:author="Microsoft Office User" w:date="2026-01-15T20:08:00Z" w16du:dateUtc="2026-01-15T19:08:00Z">
+      <w:ins w:id="659" w:author="Microsoft Office User" w:date="2026-01-15T18:41:00Z" w16du:dateUtc="2026-01-15T17:41:00Z">
+        <w:r>
+          <w:rPr>
+            <w:color w:val="2F5496" w:themeColor="accent1" w:themeShade="BF"/>
+            <w:sz w:val="28"/>
+            <w:szCs w:val="28"/>
+            <w:lang w:val="en-US"/>
+            <w:rPrChange w:id="660" w:author="Microsoft Office User" w:date="2026-01-15T20:08:00Z" w16du:dateUtc="2026-01-15T19:08:00Z">
               <w:rPr>
                 <w:sz w:val="28"/>
                 <w:szCs w:val="28"/>
@@ -6681,14 +6714,14 @@
           <w:t>1</w:t>
         </w:r>
       </w:ins>
-      <w:ins w:id="660" w:author="Microsoft Office User" w:date="2026-01-15T18:39:00Z" w16du:dateUtc="2026-01-15T17:39:00Z">
-        <w:r>
-          <w:rPr>
-            <w:color w:val="2F5496" w:themeColor="accent1" w:themeShade="BF"/>
-            <w:sz w:val="28"/>
-            <w:szCs w:val="28"/>
-            <w:lang w:val="en-US"/>
-            <w:rPrChange w:id="661" w:author="Microsoft Office User" w:date="2026-01-15T20:08:00Z" w16du:dateUtc="2026-01-15T19:08:00Z">
+      <w:ins w:id="661" w:author="Microsoft Office User" w:date="2026-01-15T18:39:00Z" w16du:dateUtc="2026-01-15T17:39:00Z">
+        <w:r>
+          <w:rPr>
+            <w:color w:val="2F5496" w:themeColor="accent1" w:themeShade="BF"/>
+            <w:sz w:val="28"/>
+            <w:szCs w:val="28"/>
+            <w:lang w:val="en-US"/>
+            <w:rPrChange w:id="662" w:author="Microsoft Office User" w:date="2026-01-15T20:08:00Z" w16du:dateUtc="2026-01-15T19:08:00Z">
               <w:rPr>
                 <w:sz w:val="28"/>
                 <w:szCs w:val="28"/>
@@ -6704,7 +6737,7 @@
       <w:pPr>
         <w:pStyle w:val="u-mb-24"/>
         <w:rPr>
-          <w:ins w:id="662" w:author="Microsoft Office User" w:date="2026-01-15T18:54:00Z" w16du:dateUtc="2026-01-15T17:54:00Z"/>
+          <w:ins w:id="663" w:author="Microsoft Office User" w:date="2026-01-15T18:54:00Z" w16du:dateUtc="2026-01-15T17:54:00Z"/>
           <w:sz w:val="28"/>
           <w:szCs w:val="28"/>
           <w:lang w:val="en-US"/>
@@ -6724,14 +6757,14 @@
       <w:pPr>
         <w:pStyle w:val="u-mb-24"/>
         <w:rPr>
-          <w:ins w:id="663" w:author="Microsoft Office User" w:date="2026-01-15T18:54:00Z" w16du:dateUtc="2026-01-15T17:54:00Z"/>
+          <w:ins w:id="664" w:author="Microsoft Office User" w:date="2026-01-15T18:54:00Z" w16du:dateUtc="2026-01-15T17:54:00Z"/>
           <w:color w:val="2F5496" w:themeColor="accent1" w:themeShade="BF"/>
           <w:sz w:val="28"/>
           <w:szCs w:val="28"/>
           <w:lang w:val="en-US"/>
-          <w:rPrChange w:id="664" w:author="Microsoft Office User" w:date="2026-01-15T20:09:00Z" w16du:dateUtc="2026-01-15T19:09:00Z">
+          <w:rPrChange w:id="665" w:author="Microsoft Office User" w:date="2026-01-15T20:09:00Z" w16du:dateUtc="2026-01-15T19:09:00Z">
             <w:rPr>
-              <w:ins w:id="665" w:author="Microsoft Office User" w:date="2026-01-15T18:54:00Z" w16du:dateUtc="2026-01-15T17:54:00Z"/>
+              <w:ins w:id="666" w:author="Microsoft Office User" w:date="2026-01-15T18:54:00Z" w16du:dateUtc="2026-01-15T17:54:00Z"/>
               <w:sz w:val="28"/>
               <w:szCs w:val="28"/>
               <w:lang w:val="en-US"/>
@@ -6739,14 +6772,14 @@
           </w:rPrChange>
         </w:rPr>
       </w:pPr>
-      <w:ins w:id="666" w:author="Microsoft Office User" w:date="2026-01-15T18:54:00Z" w16du:dateUtc="2026-01-15T17:54:00Z">
-        <w:r>
-          <w:rPr>
-            <w:color w:val="2F5496" w:themeColor="accent1" w:themeShade="BF"/>
-            <w:sz w:val="28"/>
-            <w:szCs w:val="28"/>
-            <w:lang w:val="en-US"/>
-            <w:rPrChange w:id="667" w:author="Microsoft Office User" w:date="2026-01-15T20:09:00Z" w16du:dateUtc="2026-01-15T19:09:00Z">
+      <w:ins w:id="667" w:author="Microsoft Office User" w:date="2026-01-15T18:54:00Z" w16du:dateUtc="2026-01-15T17:54:00Z">
+        <w:r>
+          <w:rPr>
+            <w:color w:val="2F5496" w:themeColor="accent1" w:themeShade="BF"/>
+            <w:sz w:val="28"/>
+            <w:szCs w:val="28"/>
+            <w:lang w:val="en-US"/>
+            <w:rPrChange w:id="668" w:author="Microsoft Office User" w:date="2026-01-15T20:09:00Z" w16du:dateUtc="2026-01-15T19:09:00Z">
               <w:rPr>
                 <w:sz w:val="28"/>
                 <w:szCs w:val="28"/>
@@ -6763,7 +6796,7 @@
             <w:sz w:val="28"/>
             <w:szCs w:val="28"/>
             <w:lang w:val="en-US"/>
-            <w:rPrChange w:id="668" w:author="Microsoft Office User" w:date="2026-01-15T20:09:00Z" w16du:dateUtc="2026-01-15T19:09:00Z">
+            <w:rPrChange w:id="669" w:author="Microsoft Office User" w:date="2026-01-15T20:09:00Z" w16du:dateUtc="2026-01-15T19:09:00Z">
               <w:rPr>
                 <w:sz w:val="28"/>
                 <w:szCs w:val="28"/>
@@ -6780,7 +6813,7 @@
             <w:sz w:val="28"/>
             <w:szCs w:val="28"/>
             <w:lang w:val="en-US"/>
-            <w:rPrChange w:id="669" w:author="Microsoft Office User" w:date="2026-01-15T20:09:00Z" w16du:dateUtc="2026-01-15T19:09:00Z">
+            <w:rPrChange w:id="670" w:author="Microsoft Office User" w:date="2026-01-15T20:09:00Z" w16du:dateUtc="2026-01-15T19:09:00Z">
               <w:rPr>
                 <w:sz w:val="28"/>
                 <w:szCs w:val="28"/>
@@ -6797,7 +6830,7 @@
             <w:sz w:val="28"/>
             <w:szCs w:val="28"/>
             <w:lang w:val="en-US"/>
-            <w:rPrChange w:id="670" w:author="Microsoft Office User" w:date="2026-01-15T20:09:00Z" w16du:dateUtc="2026-01-15T19:09:00Z">
+            <w:rPrChange w:id="671" w:author="Microsoft Office User" w:date="2026-01-15T20:09:00Z" w16du:dateUtc="2026-01-15T19:09:00Z">
               <w:rPr>
                 <w:sz w:val="28"/>
                 <w:szCs w:val="28"/>
@@ -6814,7 +6847,7 @@
             <w:sz w:val="28"/>
             <w:szCs w:val="28"/>
             <w:lang w:val="en-US"/>
-            <w:rPrChange w:id="671" w:author="Microsoft Office User" w:date="2026-01-15T20:09:00Z" w16du:dateUtc="2026-01-15T19:09:00Z">
+            <w:rPrChange w:id="672" w:author="Microsoft Office User" w:date="2026-01-15T20:09:00Z" w16du:dateUtc="2026-01-15T19:09:00Z">
               <w:rPr>
                 <w:sz w:val="28"/>
                 <w:szCs w:val="28"/>
@@ -6825,7 +6858,7 @@
           <w:t xml:space="preserve"> via a synthetic viral dataset of reads with known truth from [23]. As stated </w:t>
         </w:r>
       </w:ins>
-      <w:ins w:id="672" w:author="Microsoft Office User" w:date="2026-01-17T07:08:00Z" w16du:dateUtc="2026-01-17T06:08:00Z">
+      <w:ins w:id="673" w:author="Microsoft Office User" w:date="2026-01-17T07:08:00Z" w16du:dateUtc="2026-01-17T06:08:00Z">
         <w:r>
           <w:rPr>
             <w:color w:val="2F5496" w:themeColor="accent1" w:themeShade="BF"/>
@@ -6845,14 +6878,14 @@
           <w:t>5</w:t>
         </w:r>
       </w:ins>
-      <w:ins w:id="673" w:author="Microsoft Office User" w:date="2026-01-15T18:54:00Z" w16du:dateUtc="2026-01-15T17:54:00Z">
-        <w:r>
-          <w:rPr>
-            <w:color w:val="2F5496" w:themeColor="accent1" w:themeShade="BF"/>
-            <w:sz w:val="28"/>
-            <w:szCs w:val="28"/>
-            <w:lang w:val="en-US"/>
-            <w:rPrChange w:id="674" w:author="Microsoft Office User" w:date="2026-01-15T20:09:00Z" w16du:dateUtc="2026-01-15T19:09:00Z">
+      <w:ins w:id="674" w:author="Microsoft Office User" w:date="2026-01-15T18:54:00Z" w16du:dateUtc="2026-01-15T17:54:00Z">
+        <w:r>
+          <w:rPr>
+            <w:color w:val="2F5496" w:themeColor="accent1" w:themeShade="BF"/>
+            <w:sz w:val="28"/>
+            <w:szCs w:val="28"/>
+            <w:lang w:val="en-US"/>
+            <w:rPrChange w:id="675" w:author="Microsoft Office User" w:date="2026-01-15T20:09:00Z" w16du:dateUtc="2026-01-15T19:09:00Z">
               <w:rPr>
                 <w:sz w:val="28"/>
                 <w:szCs w:val="28"/>
@@ -6868,14 +6901,14 @@
       <w:pPr>
         <w:pStyle w:val="u-mb-24"/>
         <w:rPr>
-          <w:ins w:id="675" w:author="Microsoft Office User" w:date="2026-01-15T18:54:00Z" w16du:dateUtc="2026-01-15T17:54:00Z"/>
+          <w:ins w:id="676" w:author="Microsoft Office User" w:date="2026-01-15T18:54:00Z" w16du:dateUtc="2026-01-15T17:54:00Z"/>
           <w:color w:val="2F5496" w:themeColor="accent1" w:themeShade="BF"/>
           <w:sz w:val="28"/>
           <w:szCs w:val="28"/>
           <w:lang w:val="en-US"/>
-          <w:rPrChange w:id="676" w:author="Microsoft Office User" w:date="2026-01-15T20:09:00Z" w16du:dateUtc="2026-01-15T19:09:00Z">
+          <w:rPrChange w:id="677" w:author="Microsoft Office User" w:date="2026-01-15T20:09:00Z" w16du:dateUtc="2026-01-15T19:09:00Z">
             <w:rPr>
-              <w:ins w:id="677" w:author="Microsoft Office User" w:date="2026-01-15T18:54:00Z" w16du:dateUtc="2026-01-15T17:54:00Z"/>
+              <w:ins w:id="678" w:author="Microsoft Office User" w:date="2026-01-15T18:54:00Z" w16du:dateUtc="2026-01-15T17:54:00Z"/>
               <w:sz w:val="28"/>
               <w:szCs w:val="28"/>
               <w:lang w:val="en-US"/>
@@ -6883,7 +6916,7 @@
           </w:rPrChange>
         </w:rPr>
       </w:pPr>
-      <w:ins w:id="678" w:author="Microsoft Office User" w:date="2026-01-15T18:54:00Z" w16du:dateUtc="2026-01-15T17:54:00Z">
+      <w:ins w:id="679" w:author="Microsoft Office User" w:date="2026-01-15T18:54:00Z" w16du:dateUtc="2026-01-15T17:54:00Z">
         <w:r>
           <w:rPr>
             <w:b/>
@@ -6892,7 +6925,7 @@
             <w:sz w:val="28"/>
             <w:szCs w:val="28"/>
             <w:lang w:val="en-US"/>
-            <w:rPrChange w:id="679" w:author="Microsoft Office User" w:date="2026-01-15T20:09:00Z" w16du:dateUtc="2026-01-15T19:09:00Z">
+            <w:rPrChange w:id="680" w:author="Microsoft Office User" w:date="2026-01-15T20:09:00Z" w16du:dateUtc="2026-01-15T19:09:00Z">
               <w:rPr>
                 <w:b/>
                 <w:bCs/>
@@ -6910,7 +6943,7 @@
             <w:sz w:val="28"/>
             <w:szCs w:val="28"/>
             <w:lang w:val="en-US"/>
-            <w:rPrChange w:id="680" w:author="Microsoft Office User" w:date="2026-01-15T20:09:00Z" w16du:dateUtc="2026-01-15T19:09:00Z">
+            <w:rPrChange w:id="681" w:author="Microsoft Office User" w:date="2026-01-15T20:09:00Z" w16du:dateUtc="2026-01-15T19:09:00Z">
               <w:rPr>
                 <w:sz w:val="28"/>
                 <w:szCs w:val="28"/>
@@ -6926,14 +6959,14 @@
       <w:pPr>
         <w:pStyle w:val="u-mb-24"/>
         <w:rPr>
-          <w:ins w:id="681" w:author="Microsoft Office User" w:date="2026-01-15T18:54:00Z" w16du:dateUtc="2026-01-15T17:54:00Z"/>
+          <w:ins w:id="682" w:author="Microsoft Office User" w:date="2026-01-15T18:54:00Z" w16du:dateUtc="2026-01-15T17:54:00Z"/>
           <w:color w:val="000000" w:themeColor="text1"/>
           <w:sz w:val="28"/>
           <w:szCs w:val="28"/>
           <w:lang w:val="en-US"/>
-          <w:rPrChange w:id="682" w:author="Microsoft Office User" w:date="2026-01-17T07:09:00Z" w16du:dateUtc="2026-01-17T06:09:00Z">
+          <w:rPrChange w:id="683" w:author="Microsoft Office User" w:date="2026-01-17T07:09:00Z" w16du:dateUtc="2026-01-17T06:09:00Z">
             <w:rPr>
-              <w:ins w:id="683" w:author="Microsoft Office User" w:date="2026-01-15T18:54:00Z" w16du:dateUtc="2026-01-15T17:54:00Z"/>
+              <w:ins w:id="684" w:author="Microsoft Office User" w:date="2026-01-15T18:54:00Z" w16du:dateUtc="2026-01-15T17:54:00Z"/>
               <w:sz w:val="28"/>
               <w:szCs w:val="28"/>
               <w:lang w:val="en-US"/>
@@ -6947,7 +6980,7 @@
           <w:sz w:val="28"/>
           <w:szCs w:val="28"/>
           <w:lang w:val="en-US"/>
-          <w:rPrChange w:id="684" w:author="Microsoft Office User" w:date="2026-01-17T07:09:00Z" w16du:dateUtc="2026-01-17T06:09:00Z">
+          <w:rPrChange w:id="685" w:author="Microsoft Office User" w:date="2026-01-17T07:09:00Z" w16du:dateUtc="2026-01-17T06:09:00Z">
             <w:rPr>
               <w:sz w:val="28"/>
               <w:szCs w:val="28"/>
@@ -6962,20 +6995,20 @@
       <w:pPr>
         <w:pStyle w:val="u-mb-24"/>
         <w:rPr>
-          <w:ins w:id="685" w:author="Microsoft Office User" w:date="2026-01-15T19:08:00Z" w16du:dateUtc="2026-01-15T18:08:00Z"/>
+          <w:ins w:id="686" w:author="Microsoft Office User" w:date="2026-01-15T19:08:00Z" w16du:dateUtc="2026-01-15T18:08:00Z"/>
           <w:sz w:val="28"/>
           <w:szCs w:val="28"/>
           <w:lang w:val="en-US"/>
         </w:rPr>
       </w:pPr>
-      <w:ins w:id="686" w:author="Microsoft Office User" w:date="2026-01-15T18:54:00Z" w16du:dateUtc="2026-01-15T17:54:00Z">
-        <w:r>
-          <w:rPr>
-            <w:color w:val="2F5496" w:themeColor="accent1" w:themeShade="BF"/>
-            <w:sz w:val="28"/>
-            <w:szCs w:val="28"/>
-            <w:lang w:val="en-US"/>
-            <w:rPrChange w:id="687" w:author="Microsoft Office User" w:date="2026-01-15T20:09:00Z" w16du:dateUtc="2026-01-15T19:09:00Z">
+      <w:ins w:id="687" w:author="Microsoft Office User" w:date="2026-01-15T18:54:00Z" w16du:dateUtc="2026-01-15T17:54:00Z">
+        <w:r>
+          <w:rPr>
+            <w:color w:val="2F5496" w:themeColor="accent1" w:themeShade="BF"/>
+            <w:sz w:val="28"/>
+            <w:szCs w:val="28"/>
+            <w:lang w:val="en-US"/>
+            <w:rPrChange w:id="688" w:author="Microsoft Office User" w:date="2026-01-15T20:09:00Z" w16du:dateUtc="2026-01-15T19:09:00Z">
               <w:rPr>
                 <w:sz w:val="28"/>
                 <w:szCs w:val="28"/>
@@ -6986,14 +7019,14 @@
           <w:t>You are right: The</w:t>
         </w:r>
       </w:ins>
-      <w:ins w:id="688" w:author="Microsoft Office User" w:date="2026-01-15T18:55:00Z" w16du:dateUtc="2026-01-15T17:55:00Z">
-        <w:r>
-          <w:rPr>
-            <w:color w:val="2F5496" w:themeColor="accent1" w:themeShade="BF"/>
-            <w:sz w:val="28"/>
-            <w:szCs w:val="28"/>
-            <w:lang w:val="en-US"/>
-            <w:rPrChange w:id="689" w:author="Microsoft Office User" w:date="2026-01-15T20:09:00Z" w16du:dateUtc="2026-01-15T19:09:00Z">
+      <w:ins w:id="689" w:author="Microsoft Office User" w:date="2026-01-15T18:55:00Z" w16du:dateUtc="2026-01-15T17:55:00Z">
+        <w:r>
+          <w:rPr>
+            <w:color w:val="2F5496" w:themeColor="accent1" w:themeShade="BF"/>
+            <w:sz w:val="28"/>
+            <w:szCs w:val="28"/>
+            <w:lang w:val="en-US"/>
+            <w:rPrChange w:id="690" w:author="Microsoft Office User" w:date="2026-01-15T20:09:00Z" w16du:dateUtc="2026-01-15T19:09:00Z">
               <w:rPr>
                 <w:sz w:val="28"/>
                 <w:szCs w:val="28"/>
@@ -7010,7 +7043,7 @@
             <w:sz w:val="28"/>
             <w:szCs w:val="28"/>
             <w:lang w:val="en-US"/>
-            <w:rPrChange w:id="690" w:author="Microsoft Office User" w:date="2026-01-15T20:09:00Z" w16du:dateUtc="2026-01-15T19:09:00Z">
+            <w:rPrChange w:id="691" w:author="Microsoft Office User" w:date="2026-01-15T20:09:00Z" w16du:dateUtc="2026-01-15T19:09:00Z">
               <w:rPr>
                 <w:sz w:val="28"/>
                 <w:szCs w:val="28"/>
@@ -7027,7 +7060,7 @@
             <w:sz w:val="28"/>
             <w:szCs w:val="28"/>
             <w:lang w:val="en-US"/>
-            <w:rPrChange w:id="691" w:author="Microsoft Office User" w:date="2026-01-15T20:09:00Z" w16du:dateUtc="2026-01-15T19:09:00Z">
+            <w:rPrChange w:id="692" w:author="Microsoft Office User" w:date="2026-01-15T20:09:00Z" w16du:dateUtc="2026-01-15T19:09:00Z">
               <w:rPr>
                 <w:sz w:val="28"/>
                 <w:szCs w:val="28"/>
@@ -7044,7 +7077,7 @@
             <w:sz w:val="28"/>
             <w:szCs w:val="28"/>
             <w:lang w:val="en-US"/>
-            <w:rPrChange w:id="692" w:author="Microsoft Office User" w:date="2026-01-15T20:09:00Z" w16du:dateUtc="2026-01-15T19:09:00Z">
+            <w:rPrChange w:id="693" w:author="Microsoft Office User" w:date="2026-01-15T20:09:00Z" w16du:dateUtc="2026-01-15T19:09:00Z">
               <w:rPr>
                 <w:sz w:val="28"/>
                 <w:szCs w:val="28"/>
@@ -7061,7 +7094,7 @@
             <w:sz w:val="28"/>
             <w:szCs w:val="28"/>
             <w:lang w:val="en-US"/>
-            <w:rPrChange w:id="693" w:author="Microsoft Office User" w:date="2026-01-15T20:09:00Z" w16du:dateUtc="2026-01-15T19:09:00Z">
+            <w:rPrChange w:id="694" w:author="Microsoft Office User" w:date="2026-01-15T20:09:00Z" w16du:dateUtc="2026-01-15T19:09:00Z">
               <w:rPr>
                 <w:sz w:val="28"/>
                 <w:szCs w:val="28"/>
@@ -7072,7 +7105,7 @@
           <w:t xml:space="preserve"> is relative</w:t>
         </w:r>
       </w:ins>
-      <w:ins w:id="694" w:author="Microsoft Office User" w:date="2026-01-17T07:09:00Z" w16du:dateUtc="2026-01-17T06:09:00Z">
+      <w:ins w:id="695" w:author="Microsoft Office User" w:date="2026-01-17T07:09:00Z" w16du:dateUtc="2026-01-17T06:09:00Z">
         <w:r>
           <w:rPr>
             <w:color w:val="2F5496" w:themeColor="accent1" w:themeShade="BF"/>
@@ -7103,14 +7136,14 @@
           <w:t>)</w:t>
         </w:r>
       </w:ins>
-      <w:ins w:id="695" w:author="Microsoft Office User" w:date="2026-01-15T18:55:00Z" w16du:dateUtc="2026-01-15T17:55:00Z">
-        <w:r>
-          <w:rPr>
-            <w:color w:val="2F5496" w:themeColor="accent1" w:themeShade="BF"/>
-            <w:sz w:val="28"/>
-            <w:szCs w:val="28"/>
-            <w:lang w:val="en-US"/>
-            <w:rPrChange w:id="696" w:author="Microsoft Office User" w:date="2026-01-15T20:09:00Z" w16du:dateUtc="2026-01-15T19:09:00Z">
+      <w:ins w:id="696" w:author="Microsoft Office User" w:date="2026-01-15T18:55:00Z" w16du:dateUtc="2026-01-15T17:55:00Z">
+        <w:r>
+          <w:rPr>
+            <w:color w:val="2F5496" w:themeColor="accent1" w:themeShade="BF"/>
+            <w:sz w:val="28"/>
+            <w:szCs w:val="28"/>
+            <w:lang w:val="en-US"/>
+            <w:rPrChange w:id="697" w:author="Microsoft Office User" w:date="2026-01-15T20:09:00Z" w16du:dateUtc="2026-01-15T19:09:00Z">
               <w:rPr>
                 <w:sz w:val="28"/>
                 <w:szCs w:val="28"/>
@@ -7121,14 +7154,14 @@
           <w:t xml:space="preserve">. But </w:t>
         </w:r>
       </w:ins>
-      <w:ins w:id="697" w:author="Microsoft Office User" w:date="2026-01-15T19:03:00Z" w16du:dateUtc="2026-01-15T18:03:00Z">
-        <w:r>
-          <w:rPr>
-            <w:color w:val="2F5496" w:themeColor="accent1" w:themeShade="BF"/>
-            <w:sz w:val="28"/>
-            <w:szCs w:val="28"/>
-            <w:lang w:val="en-US"/>
-            <w:rPrChange w:id="698" w:author="Microsoft Office User" w:date="2026-01-15T20:09:00Z" w16du:dateUtc="2026-01-15T19:09:00Z">
+      <w:ins w:id="698" w:author="Microsoft Office User" w:date="2026-01-15T19:03:00Z" w16du:dateUtc="2026-01-15T18:03:00Z">
+        <w:r>
+          <w:rPr>
+            <w:color w:val="2F5496" w:themeColor="accent1" w:themeShade="BF"/>
+            <w:sz w:val="28"/>
+            <w:szCs w:val="28"/>
+            <w:lang w:val="en-US"/>
+            <w:rPrChange w:id="699" w:author="Microsoft Office User" w:date="2026-01-15T20:09:00Z" w16du:dateUtc="2026-01-15T19:09:00Z">
               <w:rPr>
                 <w:sz w:val="28"/>
                 <w:szCs w:val="28"/>
@@ -7139,14 +7172,14 @@
           <w:t>this</w:t>
         </w:r>
       </w:ins>
-      <w:ins w:id="699" w:author="Microsoft Office User" w:date="2026-01-15T18:55:00Z" w16du:dateUtc="2026-01-15T17:55:00Z">
-        <w:r>
-          <w:rPr>
-            <w:color w:val="2F5496" w:themeColor="accent1" w:themeShade="BF"/>
-            <w:sz w:val="28"/>
-            <w:szCs w:val="28"/>
-            <w:lang w:val="en-US"/>
-            <w:rPrChange w:id="700" w:author="Microsoft Office User" w:date="2026-01-15T20:09:00Z" w16du:dateUtc="2026-01-15T19:09:00Z">
+      <w:ins w:id="700" w:author="Microsoft Office User" w:date="2026-01-15T18:55:00Z" w16du:dateUtc="2026-01-15T17:55:00Z">
+        <w:r>
+          <w:rPr>
+            <w:color w:val="2F5496" w:themeColor="accent1" w:themeShade="BF"/>
+            <w:sz w:val="28"/>
+            <w:szCs w:val="28"/>
+            <w:lang w:val="en-US"/>
+            <w:rPrChange w:id="701" w:author="Microsoft Office User" w:date="2026-01-15T20:09:00Z" w16du:dateUtc="2026-01-15T19:09:00Z">
               <w:rPr>
                 <w:sz w:val="28"/>
                 <w:szCs w:val="28"/>
@@ -7157,14 +7190,14 @@
           <w:t xml:space="preserve"> also implies that the accu</w:t>
         </w:r>
       </w:ins>
-      <w:ins w:id="701" w:author="Microsoft Office User" w:date="2026-01-15T18:56:00Z" w16du:dateUtc="2026-01-15T17:56:00Z">
-        <w:r>
-          <w:rPr>
-            <w:color w:val="2F5496" w:themeColor="accent1" w:themeShade="BF"/>
-            <w:sz w:val="28"/>
-            <w:szCs w:val="28"/>
-            <w:lang w:val="en-US"/>
-            <w:rPrChange w:id="702" w:author="Microsoft Office User" w:date="2026-01-15T20:09:00Z" w16du:dateUtc="2026-01-15T19:09:00Z">
+      <w:ins w:id="702" w:author="Microsoft Office User" w:date="2026-01-15T18:56:00Z" w16du:dateUtc="2026-01-15T17:56:00Z">
+        <w:r>
+          <w:rPr>
+            <w:color w:val="2F5496" w:themeColor="accent1" w:themeShade="BF"/>
+            <w:sz w:val="28"/>
+            <w:szCs w:val="28"/>
+            <w:lang w:val="en-US"/>
+            <w:rPrChange w:id="703" w:author="Microsoft Office User" w:date="2026-01-15T20:09:00Z" w16du:dateUtc="2026-01-15T19:09:00Z">
               <w:rPr>
                 <w:sz w:val="28"/>
                 <w:szCs w:val="28"/>
@@ -7181,7 +7214,7 @@
             <w:sz w:val="28"/>
             <w:szCs w:val="28"/>
             <w:lang w:val="en-US"/>
-            <w:rPrChange w:id="703" w:author="Microsoft Office User" w:date="2026-01-15T20:09:00Z" w16du:dateUtc="2026-01-15T19:09:00Z">
+            <w:rPrChange w:id="704" w:author="Microsoft Office User" w:date="2026-01-15T20:09:00Z" w16du:dateUtc="2026-01-15T19:09:00Z">
               <w:rPr>
                 <w:sz w:val="28"/>
                 <w:szCs w:val="28"/>
@@ -7198,7 +7231,7 @@
             <w:sz w:val="28"/>
             <w:szCs w:val="28"/>
             <w:lang w:val="en-US"/>
-            <w:rPrChange w:id="704" w:author="Microsoft Office User" w:date="2026-01-15T20:09:00Z" w16du:dateUtc="2026-01-15T19:09:00Z">
+            <w:rPrChange w:id="705" w:author="Microsoft Office User" w:date="2026-01-15T20:09:00Z" w16du:dateUtc="2026-01-15T19:09:00Z">
               <w:rPr>
                 <w:sz w:val="28"/>
                 <w:szCs w:val="28"/>
@@ -7215,7 +7248,7 @@
             <w:sz w:val="28"/>
             <w:szCs w:val="28"/>
             <w:lang w:val="en-US"/>
-            <w:rPrChange w:id="705" w:author="Microsoft Office User" w:date="2026-01-15T20:09:00Z" w16du:dateUtc="2026-01-15T19:09:00Z">
+            <w:rPrChange w:id="706" w:author="Microsoft Office User" w:date="2026-01-15T20:09:00Z" w16du:dateUtc="2026-01-15T19:09:00Z">
               <w:rPr>
                 <w:sz w:val="28"/>
                 <w:szCs w:val="28"/>
@@ -7227,14 +7260,14 @@
         </w:r>
       </w:ins>
       <w:proofErr w:type="spellEnd"/>
-      <w:ins w:id="706" w:author="Microsoft Office User" w:date="2026-01-15T19:03:00Z" w16du:dateUtc="2026-01-15T18:03:00Z">
-        <w:r>
-          <w:rPr>
-            <w:color w:val="2F5496" w:themeColor="accent1" w:themeShade="BF"/>
-            <w:sz w:val="28"/>
-            <w:szCs w:val="28"/>
-            <w:lang w:val="en-US"/>
-            <w:rPrChange w:id="707" w:author="Microsoft Office User" w:date="2026-01-15T20:09:00Z" w16du:dateUtc="2026-01-15T19:09:00Z">
+      <w:ins w:id="707" w:author="Microsoft Office User" w:date="2026-01-15T19:03:00Z" w16du:dateUtc="2026-01-15T18:03:00Z">
+        <w:r>
+          <w:rPr>
+            <w:color w:val="2F5496" w:themeColor="accent1" w:themeShade="BF"/>
+            <w:sz w:val="28"/>
+            <w:szCs w:val="28"/>
+            <w:lang w:val="en-US"/>
+            <w:rPrChange w:id="708" w:author="Microsoft Office User" w:date="2026-01-15T20:09:00Z" w16du:dateUtc="2026-01-15T19:09:00Z">
               <w:rPr>
                 <w:sz w:val="28"/>
                 <w:szCs w:val="28"/>
@@ -7245,14 +7278,14 @@
           <w:t>!</w:t>
         </w:r>
       </w:ins>
-      <w:ins w:id="708" w:author="Microsoft Office User" w:date="2026-01-15T18:56:00Z" w16du:dateUtc="2026-01-15T17:56:00Z">
-        <w:r>
-          <w:rPr>
-            <w:color w:val="2F5496" w:themeColor="accent1" w:themeShade="BF"/>
-            <w:sz w:val="28"/>
-            <w:szCs w:val="28"/>
-            <w:lang w:val="en-US"/>
-            <w:rPrChange w:id="709" w:author="Microsoft Office User" w:date="2026-01-15T20:09:00Z" w16du:dateUtc="2026-01-15T19:09:00Z">
+      <w:ins w:id="709" w:author="Microsoft Office User" w:date="2026-01-15T18:56:00Z" w16du:dateUtc="2026-01-15T17:56:00Z">
+        <w:r>
+          <w:rPr>
+            <w:color w:val="2F5496" w:themeColor="accent1" w:themeShade="BF"/>
+            <w:sz w:val="28"/>
+            <w:szCs w:val="28"/>
+            <w:lang w:val="en-US"/>
+            <w:rPrChange w:id="710" w:author="Microsoft Office User" w:date="2026-01-15T20:09:00Z" w16du:dateUtc="2026-01-15T19:09:00Z">
               <w:rPr>
                 <w:sz w:val="28"/>
                 <w:szCs w:val="28"/>
@@ -7263,7 +7296,7 @@
           <w:t xml:space="preserve"> This is one reason why we see </w:t>
         </w:r>
       </w:ins>
-      <w:ins w:id="710" w:author="Microsoft Office User" w:date="2026-01-17T07:10:00Z" w16du:dateUtc="2026-01-17T06:10:00Z">
+      <w:ins w:id="711" w:author="Microsoft Office User" w:date="2026-01-17T07:10:00Z" w16du:dateUtc="2026-01-17T06:10:00Z">
         <w:r>
           <w:rPr>
             <w:color w:val="2F5496" w:themeColor="accent1" w:themeShade="BF"/>
@@ -7274,14 +7307,14 @@
           <w:t>a</w:t>
         </w:r>
       </w:ins>
-      <w:ins w:id="711" w:author="Microsoft Office User" w:date="2026-01-15T18:56:00Z" w16du:dateUtc="2026-01-15T17:56:00Z">
-        <w:r>
-          <w:rPr>
-            <w:color w:val="2F5496" w:themeColor="accent1" w:themeShade="BF"/>
-            <w:sz w:val="28"/>
-            <w:szCs w:val="28"/>
-            <w:lang w:val="en-US"/>
-            <w:rPrChange w:id="712" w:author="Microsoft Office User" w:date="2026-01-15T20:09:00Z" w16du:dateUtc="2026-01-15T19:09:00Z">
+      <w:ins w:id="712" w:author="Microsoft Office User" w:date="2026-01-15T18:56:00Z" w16du:dateUtc="2026-01-15T17:56:00Z">
+        <w:r>
+          <w:rPr>
+            <w:color w:val="2F5496" w:themeColor="accent1" w:themeShade="BF"/>
+            <w:sz w:val="28"/>
+            <w:szCs w:val="28"/>
+            <w:lang w:val="en-US"/>
+            <w:rPrChange w:id="713" w:author="Microsoft Office User" w:date="2026-01-15T20:09:00Z" w16du:dateUtc="2026-01-15T19:09:00Z">
               <w:rPr>
                 <w:sz w:val="28"/>
                 <w:szCs w:val="28"/>
@@ -7292,7 +7325,7 @@
           <w:t xml:space="preserve"> high </w:t>
         </w:r>
       </w:ins>
-      <w:ins w:id="713" w:author="Microsoft Office User" w:date="2026-01-17T07:11:00Z" w16du:dateUtc="2026-01-17T06:11:00Z">
+      <w:ins w:id="714" w:author="Microsoft Office User" w:date="2026-01-17T07:11:00Z" w16du:dateUtc="2026-01-17T06:11:00Z">
         <w:r>
           <w:rPr>
             <w:color w:val="2F5496" w:themeColor="accent1" w:themeShade="BF"/>
@@ -7303,14 +7336,14 @@
           <w:t>significance</w:t>
         </w:r>
       </w:ins>
-      <w:ins w:id="714" w:author="Microsoft Office User" w:date="2026-01-15T18:56:00Z" w16du:dateUtc="2026-01-15T17:56:00Z">
-        <w:r>
-          <w:rPr>
-            <w:color w:val="2F5496" w:themeColor="accent1" w:themeShade="BF"/>
-            <w:sz w:val="28"/>
-            <w:szCs w:val="28"/>
-            <w:lang w:val="en-US"/>
-            <w:rPrChange w:id="715" w:author="Microsoft Office User" w:date="2026-01-15T20:09:00Z" w16du:dateUtc="2026-01-15T19:09:00Z">
+      <w:ins w:id="715" w:author="Microsoft Office User" w:date="2026-01-15T18:56:00Z" w16du:dateUtc="2026-01-15T17:56:00Z">
+        <w:r>
+          <w:rPr>
+            <w:color w:val="2F5496" w:themeColor="accent1" w:themeShade="BF"/>
+            <w:sz w:val="28"/>
+            <w:szCs w:val="28"/>
+            <w:lang w:val="en-US"/>
+            <w:rPrChange w:id="716" w:author="Microsoft Office User" w:date="2026-01-15T20:09:00Z" w16du:dateUtc="2026-01-15T19:09:00Z">
               <w:rPr>
                 <w:sz w:val="28"/>
                 <w:szCs w:val="28"/>
@@ -7321,14 +7354,14 @@
           <w:t xml:space="preserve"> in comparing the </w:t>
         </w:r>
       </w:ins>
-      <w:ins w:id="716" w:author="Microsoft Office User" w:date="2026-01-15T18:57:00Z" w16du:dateUtc="2026-01-15T17:57:00Z">
-        <w:r>
-          <w:rPr>
-            <w:color w:val="2F5496" w:themeColor="accent1" w:themeShade="BF"/>
-            <w:sz w:val="28"/>
-            <w:szCs w:val="28"/>
-            <w:lang w:val="en-US"/>
-            <w:rPrChange w:id="717" w:author="Microsoft Office User" w:date="2026-01-15T20:09:00Z" w16du:dateUtc="2026-01-15T19:09:00Z">
+      <w:ins w:id="717" w:author="Microsoft Office User" w:date="2026-01-15T18:57:00Z" w16du:dateUtc="2026-01-15T17:57:00Z">
+        <w:r>
+          <w:rPr>
+            <w:color w:val="2F5496" w:themeColor="accent1" w:themeShade="BF"/>
+            <w:sz w:val="28"/>
+            <w:szCs w:val="28"/>
+            <w:lang w:val="en-US"/>
+            <w:rPrChange w:id="718" w:author="Microsoft Office User" w:date="2026-01-15T20:09:00Z" w16du:dateUtc="2026-01-15T19:09:00Z">
               <w:rPr>
                 <w:sz w:val="28"/>
                 <w:szCs w:val="28"/>
@@ -7339,14 +7372,14 @@
           <w:t xml:space="preserve">two tools’ </w:t>
         </w:r>
       </w:ins>
-      <w:ins w:id="718" w:author="Microsoft Office User" w:date="2026-01-15T19:00:00Z" w16du:dateUtc="2026-01-15T18:00:00Z">
-        <w:r>
-          <w:rPr>
-            <w:color w:val="2F5496" w:themeColor="accent1" w:themeShade="BF"/>
-            <w:sz w:val="28"/>
-            <w:szCs w:val="28"/>
-            <w:lang w:val="en-US"/>
-            <w:rPrChange w:id="719" w:author="Microsoft Office User" w:date="2026-01-15T20:09:00Z" w16du:dateUtc="2026-01-15T19:09:00Z">
+      <w:ins w:id="719" w:author="Microsoft Office User" w:date="2026-01-15T19:00:00Z" w16du:dateUtc="2026-01-15T18:00:00Z">
+        <w:r>
+          <w:rPr>
+            <w:color w:val="2F5496" w:themeColor="accent1" w:themeShade="BF"/>
+            <w:sz w:val="28"/>
+            <w:szCs w:val="28"/>
+            <w:lang w:val="en-US"/>
+            <w:rPrChange w:id="720" w:author="Microsoft Office User" w:date="2026-01-15T20:09:00Z" w16du:dateUtc="2026-01-15T19:09:00Z">
               <w:rPr>
                 <w:sz w:val="28"/>
                 <w:szCs w:val="28"/>
@@ -7357,14 +7390,14 @@
           <w:t>results</w:t>
         </w:r>
       </w:ins>
-      <w:ins w:id="720" w:author="Microsoft Office User" w:date="2026-01-15T18:57:00Z" w16du:dateUtc="2026-01-15T17:57:00Z">
-        <w:r>
-          <w:rPr>
-            <w:color w:val="2F5496" w:themeColor="accent1" w:themeShade="BF"/>
-            <w:sz w:val="28"/>
-            <w:szCs w:val="28"/>
-            <w:lang w:val="en-US"/>
-            <w:rPrChange w:id="721" w:author="Microsoft Office User" w:date="2026-01-15T20:09:00Z" w16du:dateUtc="2026-01-15T19:09:00Z">
+      <w:ins w:id="721" w:author="Microsoft Office User" w:date="2026-01-15T18:57:00Z" w16du:dateUtc="2026-01-15T17:57:00Z">
+        <w:r>
+          <w:rPr>
+            <w:color w:val="2F5496" w:themeColor="accent1" w:themeShade="BF"/>
+            <w:sz w:val="28"/>
+            <w:szCs w:val="28"/>
+            <w:lang w:val="en-US"/>
+            <w:rPrChange w:id="722" w:author="Microsoft Office User" w:date="2026-01-15T20:09:00Z" w16du:dateUtc="2026-01-15T19:09:00Z">
               <w:rPr>
                 <w:sz w:val="28"/>
                 <w:szCs w:val="28"/>
@@ -7375,14 +7408,14 @@
           <w:t xml:space="preserve"> in detail</w:t>
         </w:r>
       </w:ins>
-      <w:ins w:id="722" w:author="Microsoft Office User" w:date="2026-01-15T19:00:00Z" w16du:dateUtc="2026-01-15T18:00:00Z">
-        <w:r>
-          <w:rPr>
-            <w:color w:val="2F5496" w:themeColor="accent1" w:themeShade="BF"/>
-            <w:sz w:val="28"/>
-            <w:szCs w:val="28"/>
-            <w:lang w:val="en-US"/>
-            <w:rPrChange w:id="723" w:author="Microsoft Office User" w:date="2026-01-15T20:09:00Z" w16du:dateUtc="2026-01-15T19:09:00Z">
+      <w:ins w:id="723" w:author="Microsoft Office User" w:date="2026-01-15T19:00:00Z" w16du:dateUtc="2026-01-15T18:00:00Z">
+        <w:r>
+          <w:rPr>
+            <w:color w:val="2F5496" w:themeColor="accent1" w:themeShade="BF"/>
+            <w:sz w:val="28"/>
+            <w:szCs w:val="28"/>
+            <w:lang w:val="en-US"/>
+            <w:rPrChange w:id="724" w:author="Microsoft Office User" w:date="2026-01-15T20:09:00Z" w16du:dateUtc="2026-01-15T19:09:00Z">
               <w:rPr>
                 <w:sz w:val="28"/>
                 <w:szCs w:val="28"/>
@@ -7393,14 +7426,14 @@
           <w:t xml:space="preserve">: </w:t>
         </w:r>
       </w:ins>
-      <w:ins w:id="724" w:author="Microsoft Office User" w:date="2026-01-15T19:04:00Z" w16du:dateUtc="2026-01-15T18:04:00Z">
-        <w:r>
-          <w:rPr>
-            <w:color w:val="2F5496" w:themeColor="accent1" w:themeShade="BF"/>
-            <w:sz w:val="28"/>
-            <w:szCs w:val="28"/>
-            <w:lang w:val="en-US"/>
-            <w:rPrChange w:id="725" w:author="Microsoft Office User" w:date="2026-01-15T20:09:00Z" w16du:dateUtc="2026-01-15T19:09:00Z">
+      <w:ins w:id="725" w:author="Microsoft Office User" w:date="2026-01-15T19:04:00Z" w16du:dateUtc="2026-01-15T18:04:00Z">
+        <w:r>
+          <w:rPr>
+            <w:color w:val="2F5496" w:themeColor="accent1" w:themeShade="BF"/>
+            <w:sz w:val="28"/>
+            <w:szCs w:val="28"/>
+            <w:lang w:val="en-US"/>
+            <w:rPrChange w:id="726" w:author="Microsoft Office User" w:date="2026-01-15T20:09:00Z" w16du:dateUtc="2026-01-15T19:09:00Z">
               <w:rPr>
                 <w:sz w:val="28"/>
                 <w:szCs w:val="28"/>
@@ -7411,14 +7444,14 @@
           <w:t>it</w:t>
         </w:r>
       </w:ins>
-      <w:ins w:id="726" w:author="Microsoft Office User" w:date="2026-01-15T19:00:00Z" w16du:dateUtc="2026-01-15T18:00:00Z">
-        <w:r>
-          <w:rPr>
-            <w:color w:val="2F5496" w:themeColor="accent1" w:themeShade="BF"/>
-            <w:sz w:val="28"/>
-            <w:szCs w:val="28"/>
-            <w:lang w:val="en-US"/>
-            <w:rPrChange w:id="727" w:author="Microsoft Office User" w:date="2026-01-15T20:09:00Z" w16du:dateUtc="2026-01-15T19:09:00Z">
+      <w:ins w:id="727" w:author="Microsoft Office User" w:date="2026-01-15T19:00:00Z" w16du:dateUtc="2026-01-15T18:00:00Z">
+        <w:r>
+          <w:rPr>
+            <w:color w:val="2F5496" w:themeColor="accent1" w:themeShade="BF"/>
+            <w:sz w:val="28"/>
+            <w:szCs w:val="28"/>
+            <w:lang w:val="en-US"/>
+            <w:rPrChange w:id="728" w:author="Microsoft Office User" w:date="2026-01-15T20:09:00Z" w16du:dateUtc="2026-01-15T19:09:00Z">
               <w:rPr>
                 <w:sz w:val="28"/>
                 <w:szCs w:val="28"/>
@@ -7429,14 +7462,14 @@
           <w:t xml:space="preserve"> mutually</w:t>
         </w:r>
       </w:ins>
-      <w:ins w:id="728" w:author="Microsoft Office User" w:date="2026-01-15T19:03:00Z" w16du:dateUtc="2026-01-15T18:03:00Z">
-        <w:r>
-          <w:rPr>
-            <w:color w:val="2F5496" w:themeColor="accent1" w:themeShade="BF"/>
-            <w:sz w:val="28"/>
-            <w:szCs w:val="28"/>
-            <w:lang w:val="en-US"/>
-            <w:rPrChange w:id="729" w:author="Microsoft Office User" w:date="2026-01-15T20:09:00Z" w16du:dateUtc="2026-01-15T19:09:00Z">
+      <w:ins w:id="729" w:author="Microsoft Office User" w:date="2026-01-15T19:03:00Z" w16du:dateUtc="2026-01-15T18:03:00Z">
+        <w:r>
+          <w:rPr>
+            <w:color w:val="2F5496" w:themeColor="accent1" w:themeShade="BF"/>
+            <w:sz w:val="28"/>
+            <w:szCs w:val="28"/>
+            <w:lang w:val="en-US"/>
+            <w:rPrChange w:id="730" w:author="Microsoft Office User" w:date="2026-01-15T20:09:00Z" w16du:dateUtc="2026-01-15T19:09:00Z">
               <w:rPr>
                 <w:sz w:val="28"/>
                 <w:szCs w:val="28"/>
@@ -7447,14 +7480,14 @@
           <w:t xml:space="preserve"> solidifies the correctne</w:t>
         </w:r>
       </w:ins>
-      <w:ins w:id="730" w:author="Microsoft Office User" w:date="2026-01-15T19:04:00Z" w16du:dateUtc="2026-01-15T18:04:00Z">
-        <w:r>
-          <w:rPr>
-            <w:color w:val="2F5496" w:themeColor="accent1" w:themeShade="BF"/>
-            <w:sz w:val="28"/>
-            <w:szCs w:val="28"/>
-            <w:lang w:val="en-US"/>
-            <w:rPrChange w:id="731" w:author="Microsoft Office User" w:date="2026-01-15T20:09:00Z" w16du:dateUtc="2026-01-15T19:09:00Z">
+      <w:ins w:id="731" w:author="Microsoft Office User" w:date="2026-01-15T19:04:00Z" w16du:dateUtc="2026-01-15T18:04:00Z">
+        <w:r>
+          <w:rPr>
+            <w:color w:val="2F5496" w:themeColor="accent1" w:themeShade="BF"/>
+            <w:sz w:val="28"/>
+            <w:szCs w:val="28"/>
+            <w:lang w:val="en-US"/>
+            <w:rPrChange w:id="732" w:author="Microsoft Office User" w:date="2026-01-15T20:09:00Z" w16du:dateUtc="2026-01-15T19:09:00Z">
               <w:rPr>
                 <w:sz w:val="28"/>
                 <w:szCs w:val="28"/>
@@ -7465,7 +7498,7 @@
           <w:t>ss of both systems</w:t>
         </w:r>
       </w:ins>
-      <w:ins w:id="732" w:author="Microsoft Office User" w:date="2026-01-17T07:11:00Z" w16du:dateUtc="2026-01-17T06:11:00Z">
+      <w:ins w:id="733" w:author="Microsoft Office User" w:date="2026-01-17T07:11:00Z" w16du:dateUtc="2026-01-17T06:11:00Z">
         <w:r>
           <w:rPr>
             <w:color w:val="2F5496" w:themeColor="accent1" w:themeShade="BF"/>
@@ -7476,14 +7509,14 @@
           <w:t>.</w:t>
         </w:r>
       </w:ins>
-      <w:ins w:id="733" w:author="Microsoft Office User" w:date="2026-01-15T19:39:00Z" w16du:dateUtc="2026-01-15T18:39:00Z">
-        <w:r>
-          <w:rPr>
-            <w:color w:val="2F5496" w:themeColor="accent1" w:themeShade="BF"/>
-            <w:sz w:val="28"/>
-            <w:szCs w:val="28"/>
-            <w:lang w:val="en-US"/>
-            <w:rPrChange w:id="734" w:author="Microsoft Office User" w:date="2026-01-15T20:09:00Z" w16du:dateUtc="2026-01-15T19:09:00Z">
+      <w:ins w:id="734" w:author="Microsoft Office User" w:date="2026-01-15T19:39:00Z" w16du:dateUtc="2026-01-15T18:39:00Z">
+        <w:r>
+          <w:rPr>
+            <w:color w:val="2F5496" w:themeColor="accent1" w:themeShade="BF"/>
+            <w:sz w:val="28"/>
+            <w:szCs w:val="28"/>
+            <w:lang w:val="en-US"/>
+            <w:rPrChange w:id="735" w:author="Microsoft Office User" w:date="2026-01-15T20:09:00Z" w16du:dateUtc="2026-01-15T19:09:00Z">
               <w:rPr>
                 <w:sz w:val="28"/>
                 <w:szCs w:val="28"/>
@@ -7494,7 +7527,7 @@
           <w:t xml:space="preserve"> </w:t>
         </w:r>
       </w:ins>
-      <w:ins w:id="735" w:author="Microsoft Office User" w:date="2026-01-17T07:11:00Z" w16du:dateUtc="2026-01-17T06:11:00Z">
+      <w:ins w:id="736" w:author="Microsoft Office User" w:date="2026-01-17T07:11:00Z" w16du:dateUtc="2026-01-17T06:11:00Z">
         <w:r>
           <w:rPr>
             <w:color w:val="2F5496" w:themeColor="accent1" w:themeShade="BF"/>
@@ -7505,14 +7538,14 @@
           <w:t>I</w:t>
         </w:r>
       </w:ins>
-      <w:ins w:id="736" w:author="Microsoft Office User" w:date="2026-01-15T19:39:00Z" w16du:dateUtc="2026-01-15T18:39:00Z">
-        <w:r>
-          <w:rPr>
-            <w:color w:val="2F5496" w:themeColor="accent1" w:themeShade="BF"/>
-            <w:sz w:val="28"/>
-            <w:szCs w:val="28"/>
-            <w:lang w:val="en-US"/>
-            <w:rPrChange w:id="737" w:author="Microsoft Office User" w:date="2026-01-15T20:09:00Z" w16du:dateUtc="2026-01-15T19:09:00Z">
+      <w:ins w:id="737" w:author="Microsoft Office User" w:date="2026-01-15T19:39:00Z" w16du:dateUtc="2026-01-15T18:39:00Z">
+        <w:r>
+          <w:rPr>
+            <w:color w:val="2F5496" w:themeColor="accent1" w:themeShade="BF"/>
+            <w:sz w:val="28"/>
+            <w:szCs w:val="28"/>
+            <w:lang w:val="en-US"/>
+            <w:rPrChange w:id="738" w:author="Microsoft Office User" w:date="2026-01-15T20:09:00Z" w16du:dateUtc="2026-01-15T19:09:00Z">
               <w:rPr>
                 <w:sz w:val="28"/>
                 <w:szCs w:val="28"/>
@@ -7523,14 +7556,14 @@
           <w:t xml:space="preserve">n </w:t>
         </w:r>
       </w:ins>
-      <w:ins w:id="738" w:author="Microsoft Office User" w:date="2026-01-15T19:40:00Z" w16du:dateUtc="2026-01-15T18:40:00Z">
-        <w:r>
-          <w:rPr>
-            <w:color w:val="2F5496" w:themeColor="accent1" w:themeShade="BF"/>
-            <w:sz w:val="28"/>
-            <w:szCs w:val="28"/>
-            <w:lang w:val="en-US"/>
-            <w:rPrChange w:id="739" w:author="Microsoft Office User" w:date="2026-01-15T20:09:00Z" w16du:dateUtc="2026-01-15T19:09:00Z">
+      <w:ins w:id="739" w:author="Microsoft Office User" w:date="2026-01-15T19:40:00Z" w16du:dateUtc="2026-01-15T18:40:00Z">
+        <w:r>
+          <w:rPr>
+            <w:color w:val="2F5496" w:themeColor="accent1" w:themeShade="BF"/>
+            <w:sz w:val="28"/>
+            <w:szCs w:val="28"/>
+            <w:lang w:val="en-US"/>
+            <w:rPrChange w:id="740" w:author="Microsoft Office User" w:date="2026-01-15T20:09:00Z" w16du:dateUtc="2026-01-15T19:09:00Z">
               <w:rPr>
                 <w:sz w:val="28"/>
                 <w:szCs w:val="28"/>
@@ -7547,7 +7580,7 @@
             <w:sz w:val="28"/>
             <w:szCs w:val="28"/>
             <w:lang w:val="en-US"/>
-            <w:rPrChange w:id="740" w:author="Microsoft Office User" w:date="2026-01-15T20:09:00Z" w16du:dateUtc="2026-01-15T19:09:00Z">
+            <w:rPrChange w:id="741" w:author="Microsoft Office User" w:date="2026-01-15T20:09:00Z" w16du:dateUtc="2026-01-15T19:09:00Z">
               <w:rPr>
                 <w:sz w:val="28"/>
                 <w:szCs w:val="28"/>
@@ -7564,7 +7597,7 @@
             <w:sz w:val="28"/>
             <w:szCs w:val="28"/>
             <w:lang w:val="en-US"/>
-            <w:rPrChange w:id="741" w:author="Microsoft Office User" w:date="2026-01-15T20:09:00Z" w16du:dateUtc="2026-01-15T19:09:00Z">
+            <w:rPrChange w:id="742" w:author="Microsoft Office User" w:date="2026-01-15T20:09:00Z" w16du:dateUtc="2026-01-15T19:09:00Z">
               <w:rPr>
                 <w:sz w:val="28"/>
                 <w:szCs w:val="28"/>
@@ -7575,7 +7608,7 @@
           <w:t xml:space="preserve"> correct fun</w:t>
         </w:r>
       </w:ins>
-      <w:ins w:id="742" w:author="Microsoft Office User" w:date="2026-01-17T07:11:00Z" w16du:dateUtc="2026-01-17T06:11:00Z">
+      <w:ins w:id="743" w:author="Microsoft Office User" w:date="2026-01-17T07:11:00Z" w16du:dateUtc="2026-01-17T06:11:00Z">
         <w:r>
           <w:rPr>
             <w:color w:val="2F5496" w:themeColor="accent1" w:themeShade="BF"/>
@@ -7586,14 +7619,14 @@
           <w:t>c</w:t>
         </w:r>
       </w:ins>
-      <w:ins w:id="743" w:author="Microsoft Office User" w:date="2026-01-15T19:40:00Z" w16du:dateUtc="2026-01-15T18:40:00Z">
-        <w:r>
-          <w:rPr>
-            <w:color w:val="2F5496" w:themeColor="accent1" w:themeShade="BF"/>
-            <w:sz w:val="28"/>
-            <w:szCs w:val="28"/>
-            <w:lang w:val="en-US"/>
-            <w:rPrChange w:id="744" w:author="Microsoft Office User" w:date="2026-01-15T20:09:00Z" w16du:dateUtc="2026-01-15T19:09:00Z">
+      <w:ins w:id="744" w:author="Microsoft Office User" w:date="2026-01-15T19:40:00Z" w16du:dateUtc="2026-01-15T18:40:00Z">
+        <w:r>
+          <w:rPr>
+            <w:color w:val="2F5496" w:themeColor="accent1" w:themeShade="BF"/>
+            <w:sz w:val="28"/>
+            <w:szCs w:val="28"/>
+            <w:lang w:val="en-US"/>
+            <w:rPrChange w:id="745" w:author="Microsoft Office User" w:date="2026-01-15T20:09:00Z" w16du:dateUtc="2026-01-15T19:09:00Z">
               <w:rPr>
                 <w:sz w:val="28"/>
                 <w:szCs w:val="28"/>
@@ -7604,14 +7637,14 @@
           <w:t>tioning</w:t>
         </w:r>
       </w:ins>
-      <w:ins w:id="745" w:author="Microsoft Office User" w:date="2026-01-15T19:04:00Z" w16du:dateUtc="2026-01-15T18:04:00Z">
-        <w:r>
-          <w:rPr>
-            <w:color w:val="2F5496" w:themeColor="accent1" w:themeShade="BF"/>
-            <w:sz w:val="28"/>
-            <w:szCs w:val="28"/>
-            <w:lang w:val="en-US"/>
-            <w:rPrChange w:id="746" w:author="Microsoft Office User" w:date="2026-01-15T20:09:00Z" w16du:dateUtc="2026-01-15T19:09:00Z">
+      <w:ins w:id="746" w:author="Microsoft Office User" w:date="2026-01-15T19:04:00Z" w16du:dateUtc="2026-01-15T18:04:00Z">
+        <w:r>
+          <w:rPr>
+            <w:color w:val="2F5496" w:themeColor="accent1" w:themeShade="BF"/>
+            <w:sz w:val="28"/>
+            <w:szCs w:val="28"/>
+            <w:lang w:val="en-US"/>
+            <w:rPrChange w:id="747" w:author="Microsoft Office User" w:date="2026-01-15T20:09:00Z" w16du:dateUtc="2026-01-15T19:09:00Z">
               <w:rPr>
                 <w:sz w:val="28"/>
                 <w:szCs w:val="28"/>
@@ -7622,14 +7655,14 @@
           <w:t xml:space="preserve">. </w:t>
         </w:r>
       </w:ins>
-      <w:ins w:id="747" w:author="Microsoft Office User" w:date="2026-01-15T19:05:00Z" w16du:dateUtc="2026-01-15T18:05:00Z">
-        <w:r>
-          <w:rPr>
-            <w:color w:val="2F5496" w:themeColor="accent1" w:themeShade="BF"/>
-            <w:sz w:val="28"/>
-            <w:szCs w:val="28"/>
-            <w:lang w:val="en-US"/>
-            <w:rPrChange w:id="748" w:author="Microsoft Office User" w:date="2026-01-15T20:09:00Z" w16du:dateUtc="2026-01-15T19:09:00Z">
+      <w:ins w:id="748" w:author="Microsoft Office User" w:date="2026-01-15T19:05:00Z" w16du:dateUtc="2026-01-15T18:05:00Z">
+        <w:r>
+          <w:rPr>
+            <w:color w:val="2F5496" w:themeColor="accent1" w:themeShade="BF"/>
+            <w:sz w:val="28"/>
+            <w:szCs w:val="28"/>
+            <w:lang w:val="en-US"/>
+            <w:rPrChange w:id="749" w:author="Microsoft Office User" w:date="2026-01-15T20:09:00Z" w16du:dateUtc="2026-01-15T19:09:00Z">
               <w:rPr>
                 <w:sz w:val="28"/>
                 <w:szCs w:val="28"/>
@@ -7640,7 +7673,7 @@
           <w:t>In a sense both system</w:t>
         </w:r>
       </w:ins>
-      <w:ins w:id="749" w:author="Microsoft Office User" w:date="2026-01-17T07:11:00Z" w16du:dateUtc="2026-01-17T06:11:00Z">
+      <w:ins w:id="750" w:author="Microsoft Office User" w:date="2026-01-17T07:11:00Z" w16du:dateUtc="2026-01-17T06:11:00Z">
         <w:r>
           <w:rPr>
             <w:color w:val="2F5496" w:themeColor="accent1" w:themeShade="BF"/>
@@ -7651,14 +7684,14 @@
           <w:t>s</w:t>
         </w:r>
       </w:ins>
-      <w:ins w:id="750" w:author="Microsoft Office User" w:date="2026-01-15T19:05:00Z" w16du:dateUtc="2026-01-15T18:05:00Z">
-        <w:r>
-          <w:rPr>
-            <w:color w:val="2F5496" w:themeColor="accent1" w:themeShade="BF"/>
-            <w:sz w:val="28"/>
-            <w:szCs w:val="28"/>
-            <w:lang w:val="en-US"/>
-            <w:rPrChange w:id="751" w:author="Microsoft Office User" w:date="2026-01-15T20:09:00Z" w16du:dateUtc="2026-01-15T19:09:00Z">
+      <w:ins w:id="751" w:author="Microsoft Office User" w:date="2026-01-15T19:05:00Z" w16du:dateUtc="2026-01-15T18:05:00Z">
+        <w:r>
+          <w:rPr>
+            <w:color w:val="2F5496" w:themeColor="accent1" w:themeShade="BF"/>
+            <w:sz w:val="28"/>
+            <w:szCs w:val="28"/>
+            <w:lang w:val="en-US"/>
+            <w:rPrChange w:id="752" w:author="Microsoft Office User" w:date="2026-01-15T20:09:00Z" w16du:dateUtc="2026-01-15T19:09:00Z">
               <w:rPr>
                 <w:sz w:val="28"/>
                 <w:szCs w:val="28"/>
@@ -7669,14 +7702,14 @@
           <w:t xml:space="preserve"> are “as accurate </w:t>
         </w:r>
       </w:ins>
-      <w:ins w:id="752" w:author="Microsoft Office User" w:date="2026-01-15T19:40:00Z" w16du:dateUtc="2026-01-15T18:40:00Z">
-        <w:r>
-          <w:rPr>
-            <w:color w:val="2F5496" w:themeColor="accent1" w:themeShade="BF"/>
-            <w:sz w:val="28"/>
-            <w:szCs w:val="28"/>
-            <w:lang w:val="en-US"/>
-            <w:rPrChange w:id="753" w:author="Microsoft Office User" w:date="2026-01-15T20:09:00Z" w16du:dateUtc="2026-01-15T19:09:00Z">
+      <w:ins w:id="753" w:author="Microsoft Office User" w:date="2026-01-15T19:40:00Z" w16du:dateUtc="2026-01-15T18:40:00Z">
+        <w:r>
+          <w:rPr>
+            <w:color w:val="2F5496" w:themeColor="accent1" w:themeShade="BF"/>
+            <w:sz w:val="28"/>
+            <w:szCs w:val="28"/>
+            <w:lang w:val="en-US"/>
+            <w:rPrChange w:id="754" w:author="Microsoft Office User" w:date="2026-01-15T20:09:00Z" w16du:dateUtc="2026-01-15T19:09:00Z">
               <w:rPr>
                 <w:sz w:val="28"/>
                 <w:szCs w:val="28"/>
@@ -7687,14 +7720,14 @@
           <w:t>as you can get</w:t>
         </w:r>
       </w:ins>
-      <w:ins w:id="754" w:author="Microsoft Office User" w:date="2026-01-15T19:06:00Z" w16du:dateUtc="2026-01-15T18:06:00Z">
-        <w:r>
-          <w:rPr>
-            <w:color w:val="2F5496" w:themeColor="accent1" w:themeShade="BF"/>
-            <w:sz w:val="28"/>
-            <w:szCs w:val="28"/>
-            <w:lang w:val="en-US"/>
-            <w:rPrChange w:id="755" w:author="Microsoft Office User" w:date="2026-01-15T20:09:00Z" w16du:dateUtc="2026-01-15T19:09:00Z">
+      <w:ins w:id="755" w:author="Microsoft Office User" w:date="2026-01-15T19:06:00Z" w16du:dateUtc="2026-01-15T18:06:00Z">
+        <w:r>
+          <w:rPr>
+            <w:color w:val="2F5496" w:themeColor="accent1" w:themeShade="BF"/>
+            <w:sz w:val="28"/>
+            <w:szCs w:val="28"/>
+            <w:lang w:val="en-US"/>
+            <w:rPrChange w:id="756" w:author="Microsoft Office User" w:date="2026-01-15T20:09:00Z" w16du:dateUtc="2026-01-15T19:09:00Z">
               <w:rPr>
                 <w:sz w:val="28"/>
                 <w:szCs w:val="28"/>
@@ -7705,14 +7738,14 @@
           <w:t xml:space="preserve">” when </w:t>
         </w:r>
       </w:ins>
-      <w:ins w:id="756" w:author="Microsoft Office User" w:date="2026-01-15T19:40:00Z" w16du:dateUtc="2026-01-15T18:40:00Z">
-        <w:r>
-          <w:rPr>
-            <w:color w:val="2F5496" w:themeColor="accent1" w:themeShade="BF"/>
-            <w:sz w:val="28"/>
-            <w:szCs w:val="28"/>
-            <w:lang w:val="en-US"/>
-            <w:rPrChange w:id="757" w:author="Microsoft Office User" w:date="2026-01-15T20:09:00Z" w16du:dateUtc="2026-01-15T19:09:00Z">
+      <w:ins w:id="757" w:author="Microsoft Office User" w:date="2026-01-15T19:40:00Z" w16du:dateUtc="2026-01-15T18:40:00Z">
+        <w:r>
+          <w:rPr>
+            <w:color w:val="2F5496" w:themeColor="accent1" w:themeShade="BF"/>
+            <w:sz w:val="28"/>
+            <w:szCs w:val="28"/>
+            <w:lang w:val="en-US"/>
+            <w:rPrChange w:id="758" w:author="Microsoft Office User" w:date="2026-01-15T20:09:00Z" w16du:dateUtc="2026-01-15T19:09:00Z">
               <w:rPr>
                 <w:sz w:val="28"/>
                 <w:szCs w:val="28"/>
@@ -7729,7 +7762,7 @@
             <w:sz w:val="28"/>
             <w:szCs w:val="28"/>
             <w:lang w:val="en-US"/>
-            <w:rPrChange w:id="758" w:author="Microsoft Office User" w:date="2026-01-15T20:09:00Z" w16du:dateUtc="2026-01-15T19:09:00Z">
+            <w:rPrChange w:id="759" w:author="Microsoft Office User" w:date="2026-01-15T20:09:00Z" w16du:dateUtc="2026-01-15T19:09:00Z">
               <w:rPr>
                 <w:sz w:val="28"/>
                 <w:szCs w:val="28"/>
@@ -7741,14 +7774,14 @@
         </w:r>
       </w:ins>
       <w:proofErr w:type="spellEnd"/>
-      <w:ins w:id="759" w:author="Microsoft Office User" w:date="2026-01-15T19:06:00Z" w16du:dateUtc="2026-01-15T18:06:00Z">
-        <w:r>
-          <w:rPr>
-            <w:color w:val="2F5496" w:themeColor="accent1" w:themeShade="BF"/>
-            <w:sz w:val="28"/>
-            <w:szCs w:val="28"/>
-            <w:lang w:val="en-US"/>
-            <w:rPrChange w:id="760" w:author="Microsoft Office User" w:date="2026-01-15T20:09:00Z" w16du:dateUtc="2026-01-15T19:09:00Z">
+      <w:ins w:id="760" w:author="Microsoft Office User" w:date="2026-01-15T19:06:00Z" w16du:dateUtc="2026-01-15T18:06:00Z">
+        <w:r>
+          <w:rPr>
+            <w:color w:val="2F5496" w:themeColor="accent1" w:themeShade="BF"/>
+            <w:sz w:val="28"/>
+            <w:szCs w:val="28"/>
+            <w:lang w:val="en-US"/>
+            <w:rPrChange w:id="761" w:author="Microsoft Office User" w:date="2026-01-15T20:09:00Z" w16du:dateUtc="2026-01-15T19:09:00Z">
               <w:rPr>
                 <w:sz w:val="28"/>
                 <w:szCs w:val="28"/>
@@ -7759,14 +7792,14 @@
           <w:t xml:space="preserve"> database</w:t>
         </w:r>
       </w:ins>
-      <w:ins w:id="761" w:author="Microsoft Office User" w:date="2026-01-15T19:07:00Z" w16du:dateUtc="2026-01-15T18:07:00Z">
-        <w:r>
-          <w:rPr>
-            <w:color w:val="2F5496" w:themeColor="accent1" w:themeShade="BF"/>
-            <w:sz w:val="28"/>
-            <w:szCs w:val="28"/>
-            <w:lang w:val="en-US"/>
-            <w:rPrChange w:id="762" w:author="Microsoft Office User" w:date="2026-01-15T20:09:00Z" w16du:dateUtc="2026-01-15T19:09:00Z">
+      <w:ins w:id="762" w:author="Microsoft Office User" w:date="2026-01-15T19:07:00Z" w16du:dateUtc="2026-01-15T18:07:00Z">
+        <w:r>
+          <w:rPr>
+            <w:color w:val="2F5496" w:themeColor="accent1" w:themeShade="BF"/>
+            <w:sz w:val="28"/>
+            <w:szCs w:val="28"/>
+            <w:lang w:val="en-US"/>
+            <w:rPrChange w:id="763" w:author="Microsoft Office User" w:date="2026-01-15T20:09:00Z" w16du:dateUtc="2026-01-15T19:09:00Z">
               <w:rPr>
                 <w:sz w:val="28"/>
                 <w:szCs w:val="28"/>
@@ -7777,14 +7810,14 @@
           <w:t>s</w:t>
         </w:r>
       </w:ins>
-      <w:ins w:id="763" w:author="Microsoft Office User" w:date="2026-01-15T19:06:00Z" w16du:dateUtc="2026-01-15T18:06:00Z">
-        <w:r>
-          <w:rPr>
-            <w:color w:val="2F5496" w:themeColor="accent1" w:themeShade="BF"/>
-            <w:sz w:val="28"/>
-            <w:szCs w:val="28"/>
-            <w:lang w:val="en-US"/>
-            <w:rPrChange w:id="764" w:author="Microsoft Office User" w:date="2026-01-15T20:09:00Z" w16du:dateUtc="2026-01-15T19:09:00Z">
+      <w:ins w:id="764" w:author="Microsoft Office User" w:date="2026-01-15T19:06:00Z" w16du:dateUtc="2026-01-15T18:06:00Z">
+        <w:r>
+          <w:rPr>
+            <w:color w:val="2F5496" w:themeColor="accent1" w:themeShade="BF"/>
+            <w:sz w:val="28"/>
+            <w:szCs w:val="28"/>
+            <w:lang w:val="en-US"/>
+            <w:rPrChange w:id="765" w:author="Microsoft Office User" w:date="2026-01-15T20:09:00Z" w16du:dateUtc="2026-01-15T19:09:00Z">
               <w:rPr>
                 <w:sz w:val="28"/>
                 <w:szCs w:val="28"/>
@@ -7795,7 +7828,7 @@
           <w:t xml:space="preserve"> with 31-mers</w:t>
         </w:r>
       </w:ins>
-      <w:ins w:id="765" w:author="Microsoft Office User" w:date="2026-01-17T07:12:00Z" w16du:dateUtc="2026-01-17T06:12:00Z">
+      <w:ins w:id="766" w:author="Microsoft Office User" w:date="2026-01-17T07:12:00Z" w16du:dateUtc="2026-01-17T06:12:00Z">
         <w:r>
           <w:rPr>
             <w:color w:val="2F5496" w:themeColor="accent1" w:themeShade="BF"/>
@@ -7806,14 +7839,14 @@
           <w:t xml:space="preserve"> and</w:t>
         </w:r>
       </w:ins>
-      <w:ins w:id="766" w:author="Microsoft Office User" w:date="2026-01-15T19:08:00Z" w16du:dateUtc="2026-01-15T18:08:00Z">
-        <w:r>
-          <w:rPr>
-            <w:color w:val="2F5496" w:themeColor="accent1" w:themeShade="BF"/>
-            <w:sz w:val="28"/>
-            <w:szCs w:val="28"/>
-            <w:lang w:val="en-US"/>
-            <w:rPrChange w:id="767" w:author="Microsoft Office User" w:date="2026-01-15T20:09:00Z" w16du:dateUtc="2026-01-15T19:09:00Z">
+      <w:ins w:id="767" w:author="Microsoft Office User" w:date="2026-01-15T19:08:00Z" w16du:dateUtc="2026-01-15T18:08:00Z">
+        <w:r>
+          <w:rPr>
+            <w:color w:val="2F5496" w:themeColor="accent1" w:themeShade="BF"/>
+            <w:sz w:val="28"/>
+            <w:szCs w:val="28"/>
+            <w:lang w:val="en-US"/>
+            <w:rPrChange w:id="768" w:author="Microsoft Office User" w:date="2026-01-15T20:09:00Z" w16du:dateUtc="2026-01-15T19:09:00Z">
               <w:rPr>
                 <w:sz w:val="28"/>
                 <w:szCs w:val="28"/>
@@ -7824,7 +7857,7 @@
           <w:t xml:space="preserve"> LCA </w:t>
         </w:r>
       </w:ins>
-      <w:ins w:id="768" w:author="Microsoft Office User" w:date="2026-01-17T07:12:00Z" w16du:dateUtc="2026-01-17T06:12:00Z">
+      <w:ins w:id="769" w:author="Microsoft Office User" w:date="2026-01-17T07:12:00Z" w16du:dateUtc="2026-01-17T06:12:00Z">
         <w:r>
           <w:rPr>
             <w:color w:val="2F5496" w:themeColor="accent1" w:themeShade="BF"/>
@@ -7835,14 +7868,14 @@
           <w:t>under</w:t>
         </w:r>
       </w:ins>
-      <w:ins w:id="769" w:author="Microsoft Office User" w:date="2026-01-15T19:08:00Z" w16du:dateUtc="2026-01-15T18:08:00Z">
-        <w:r>
-          <w:rPr>
-            <w:color w:val="2F5496" w:themeColor="accent1" w:themeShade="BF"/>
-            <w:sz w:val="28"/>
-            <w:szCs w:val="28"/>
-            <w:lang w:val="en-US"/>
-            <w:rPrChange w:id="770" w:author="Microsoft Office User" w:date="2026-01-15T20:09:00Z" w16du:dateUtc="2026-01-15T19:09:00Z">
+      <w:ins w:id="770" w:author="Microsoft Office User" w:date="2026-01-15T19:08:00Z" w16du:dateUtc="2026-01-15T18:08:00Z">
+        <w:r>
+          <w:rPr>
+            <w:color w:val="2F5496" w:themeColor="accent1" w:themeShade="BF"/>
+            <w:sz w:val="28"/>
+            <w:szCs w:val="28"/>
+            <w:lang w:val="en-US"/>
+            <w:rPrChange w:id="771" w:author="Microsoft Office User" w:date="2026-01-15T20:09:00Z" w16du:dateUtc="2026-01-15T19:09:00Z">
               <w:rPr>
                 <w:sz w:val="28"/>
                 <w:szCs w:val="28"/>
@@ -7853,7 +7886,7 @@
           <w:t xml:space="preserve"> NCBI’s taxonomy</w:t>
         </w:r>
       </w:ins>
-      <w:ins w:id="771" w:author="Microsoft Office User" w:date="2026-01-17T07:12:00Z" w16du:dateUtc="2026-01-17T06:12:00Z">
+      <w:ins w:id="772" w:author="Microsoft Office User" w:date="2026-01-17T07:12:00Z" w16du:dateUtc="2026-01-17T06:12:00Z">
         <w:r>
           <w:rPr>
             <w:color w:val="2F5496" w:themeColor="accent1" w:themeShade="BF"/>
@@ -7875,14 +7908,14 @@
         </w:r>
       </w:ins>
       <w:proofErr w:type="spellEnd"/>
-      <w:ins w:id="772" w:author="Microsoft Office User" w:date="2026-01-15T19:08:00Z" w16du:dateUtc="2026-01-15T18:08:00Z">
-        <w:r>
-          <w:rPr>
-            <w:color w:val="2F5496" w:themeColor="accent1" w:themeShade="BF"/>
-            <w:sz w:val="28"/>
-            <w:szCs w:val="28"/>
-            <w:lang w:val="en-US"/>
-            <w:rPrChange w:id="773" w:author="Microsoft Office User" w:date="2026-01-15T20:09:00Z" w16du:dateUtc="2026-01-15T19:09:00Z">
+      <w:ins w:id="773" w:author="Microsoft Office User" w:date="2026-01-15T19:08:00Z" w16du:dateUtc="2026-01-15T18:08:00Z">
+        <w:r>
+          <w:rPr>
+            <w:color w:val="2F5496" w:themeColor="accent1" w:themeShade="BF"/>
+            <w:sz w:val="28"/>
+            <w:szCs w:val="28"/>
+            <w:lang w:val="en-US"/>
+            <w:rPrChange w:id="774" w:author="Microsoft Office User" w:date="2026-01-15T20:09:00Z" w16du:dateUtc="2026-01-15T19:09:00Z">
               <w:rPr>
                 <w:sz w:val="28"/>
                 <w:szCs w:val="28"/>
@@ -7898,13 +7931,13 @@
       <w:pPr>
         <w:pStyle w:val="u-mb-24"/>
         <w:rPr>
-          <w:ins w:id="774" w:author="Microsoft Office User" w:date="2026-01-15T19:08:00Z" w16du:dateUtc="2026-01-15T18:08:00Z"/>
+          <w:ins w:id="775" w:author="Microsoft Office User" w:date="2026-01-15T19:08:00Z" w16du:dateUtc="2026-01-15T18:08:00Z"/>
           <w:sz w:val="28"/>
           <w:szCs w:val="28"/>
           <w:lang w:val="en-US"/>
         </w:rPr>
       </w:pPr>
-      <w:del w:id="775" w:author="Microsoft Office User" w:date="2026-01-15T18:54:00Z" w16du:dateUtc="2026-01-15T17:54:00Z">
+      <w:del w:id="776" w:author="Microsoft Office User" w:date="2026-01-15T18:54:00Z" w16du:dateUtc="2026-01-15T17:54:00Z">
         <w:r>
           <w:rPr>
             <w:sz w:val="28"/>
@@ -7914,7 +7947,7 @@
           <w:delText xml:space="preserve"> </w:delText>
         </w:r>
       </w:del>
-      <w:del w:id="776" w:author="Microsoft Office User" w:date="2026-01-15T19:05:00Z" w16du:dateUtc="2026-01-15T18:05:00Z">
+      <w:del w:id="777" w:author="Microsoft Office User" w:date="2026-01-15T19:05:00Z" w16du:dateUtc="2026-01-15T18:05:00Z">
         <w:r>
           <w:rPr>
             <w:sz w:val="28"/>
@@ -7956,20 +7989,20 @@
       <w:pPr>
         <w:pStyle w:val="u-mb-24"/>
         <w:rPr>
-          <w:ins w:id="777" w:author="Microsoft Office User" w:date="2026-01-15T19:09:00Z" w16du:dateUtc="2026-01-15T18:09:00Z"/>
+          <w:ins w:id="778" w:author="Microsoft Office User" w:date="2026-01-15T19:09:00Z" w16du:dateUtc="2026-01-15T18:09:00Z"/>
           <w:sz w:val="28"/>
           <w:szCs w:val="28"/>
           <w:lang w:val="en-US"/>
         </w:rPr>
       </w:pPr>
-      <w:ins w:id="778" w:author="Microsoft Office User" w:date="2026-01-15T19:09:00Z" w16du:dateUtc="2026-01-15T18:09:00Z">
-        <w:r>
-          <w:rPr>
-            <w:color w:val="2F5496" w:themeColor="accent1" w:themeShade="BF"/>
-            <w:sz w:val="28"/>
-            <w:szCs w:val="28"/>
-            <w:lang w:val="en-US"/>
-            <w:rPrChange w:id="779" w:author="Microsoft Office User" w:date="2026-01-15T20:09:00Z" w16du:dateUtc="2026-01-15T19:09:00Z">
+      <w:ins w:id="779" w:author="Microsoft Office User" w:date="2026-01-15T19:09:00Z" w16du:dateUtc="2026-01-15T18:09:00Z">
+        <w:r>
+          <w:rPr>
+            <w:color w:val="2F5496" w:themeColor="accent1" w:themeShade="BF"/>
+            <w:sz w:val="28"/>
+            <w:szCs w:val="28"/>
+            <w:lang w:val="en-US"/>
+            <w:rPrChange w:id="780" w:author="Microsoft Office User" w:date="2026-01-15T20:09:00Z" w16du:dateUtc="2026-01-15T19:09:00Z">
               <w:rPr>
                 <w:sz w:val="28"/>
                 <w:szCs w:val="28"/>
@@ -7980,7 +8013,7 @@
           <w:t xml:space="preserve">Thank you for this recap. We provided a set of actions (as noted above) to address </w:t>
         </w:r>
       </w:ins>
-      <w:ins w:id="780" w:author="Microsoft Office User" w:date="2026-01-17T07:13:00Z" w16du:dateUtc="2026-01-17T06:13:00Z">
+      <w:ins w:id="781" w:author="Microsoft Office User" w:date="2026-01-17T07:13:00Z" w16du:dateUtc="2026-01-17T06:13:00Z">
         <w:r>
           <w:rPr>
             <w:color w:val="2F5496" w:themeColor="accent1" w:themeShade="BF"/>
@@ -7991,14 +8024,14 @@
           <w:t>most of your</w:t>
         </w:r>
       </w:ins>
-      <w:ins w:id="781" w:author="Microsoft Office User" w:date="2026-01-15T19:09:00Z" w16du:dateUtc="2026-01-15T18:09:00Z">
-        <w:r>
-          <w:rPr>
-            <w:color w:val="2F5496" w:themeColor="accent1" w:themeShade="BF"/>
-            <w:sz w:val="28"/>
-            <w:szCs w:val="28"/>
-            <w:lang w:val="en-US"/>
-            <w:rPrChange w:id="782" w:author="Microsoft Office User" w:date="2026-01-15T20:09:00Z" w16du:dateUtc="2026-01-15T19:09:00Z">
+      <w:ins w:id="782" w:author="Microsoft Office User" w:date="2026-01-15T19:09:00Z" w16du:dateUtc="2026-01-15T18:09:00Z">
+        <w:r>
+          <w:rPr>
+            <w:color w:val="2F5496" w:themeColor="accent1" w:themeShade="BF"/>
+            <w:sz w:val="28"/>
+            <w:szCs w:val="28"/>
+            <w:lang w:val="en-US"/>
+            <w:rPrChange w:id="783" w:author="Microsoft Office User" w:date="2026-01-15T20:09:00Z" w16du:dateUtc="2026-01-15T19:09:00Z">
               <w:rPr>
                 <w:sz w:val="28"/>
                 <w:szCs w:val="28"/>
@@ -8009,7 +8042,7 @@
           <w:t xml:space="preserve"> concern</w:t>
         </w:r>
       </w:ins>
-      <w:ins w:id="783" w:author="Microsoft Office User" w:date="2026-01-17T07:12:00Z" w16du:dateUtc="2026-01-17T06:12:00Z">
+      <w:ins w:id="784" w:author="Microsoft Office User" w:date="2026-01-17T07:12:00Z" w16du:dateUtc="2026-01-17T06:12:00Z">
         <w:r>
           <w:rPr>
             <w:color w:val="2F5496" w:themeColor="accent1" w:themeShade="BF"/>
@@ -8020,7 +8053,7 @@
           <w:t>s – hopefully to an a</w:t>
         </w:r>
       </w:ins>
-      <w:ins w:id="784" w:author="Microsoft Office User" w:date="2026-01-17T07:13:00Z" w16du:dateUtc="2026-01-17T06:13:00Z">
+      <w:ins w:id="785" w:author="Microsoft Office User" w:date="2026-01-17T07:13:00Z" w16du:dateUtc="2026-01-17T06:13:00Z">
         <w:r>
           <w:rPr>
             <w:color w:val="2F5496" w:themeColor="accent1" w:themeShade="BF"/>
@@ -8031,14 +8064,14 @@
           <w:t>cceptable degree</w:t>
         </w:r>
       </w:ins>
-      <w:ins w:id="785" w:author="Microsoft Office User" w:date="2026-01-15T19:09:00Z" w16du:dateUtc="2026-01-15T18:09:00Z">
-        <w:r>
-          <w:rPr>
-            <w:color w:val="2F5496" w:themeColor="accent1" w:themeShade="BF"/>
-            <w:sz w:val="28"/>
-            <w:szCs w:val="28"/>
-            <w:lang w:val="en-US"/>
-            <w:rPrChange w:id="786" w:author="Microsoft Office User" w:date="2026-01-15T20:09:00Z" w16du:dateUtc="2026-01-15T19:09:00Z">
+      <w:ins w:id="786" w:author="Microsoft Office User" w:date="2026-01-15T19:09:00Z" w16du:dateUtc="2026-01-15T18:09:00Z">
+        <w:r>
+          <w:rPr>
+            <w:color w:val="2F5496" w:themeColor="accent1" w:themeShade="BF"/>
+            <w:sz w:val="28"/>
+            <w:szCs w:val="28"/>
+            <w:lang w:val="en-US"/>
+            <w:rPrChange w:id="787" w:author="Microsoft Office User" w:date="2026-01-15T20:09:00Z" w16du:dateUtc="2026-01-15T19:09:00Z">
               <w:rPr>
                 <w:sz w:val="28"/>
                 <w:szCs w:val="28"/>
@@ -8111,7 +8144,7 @@
           <w:sz w:val="28"/>
           <w:szCs w:val="28"/>
           <w:lang w:val="en-US"/>
-          <w:rPrChange w:id="787" w:author="Microsoft Office User" w:date="2026-01-15T20:10:00Z" w16du:dateUtc="2026-01-15T19:10:00Z">
+          <w:rPrChange w:id="788" w:author="Microsoft Office User" w:date="2026-01-15T20:10:00Z" w16du:dateUtc="2026-01-15T19:10:00Z">
             <w:rPr>
               <w:sz w:val="28"/>
               <w:szCs w:val="28"/>
@@ -8120,7 +8153,7 @@
           </w:rPrChange>
         </w:rPr>
       </w:pPr>
-      <w:ins w:id="788" w:author="Microsoft Office User" w:date="2026-01-15T19:09:00Z" w16du:dateUtc="2026-01-15T18:09:00Z">
+      <w:ins w:id="789" w:author="Microsoft Office User" w:date="2026-01-15T19:09:00Z" w16du:dateUtc="2026-01-15T18:09:00Z">
         <w:r>
           <w:rPr>
             <w:b/>
@@ -8129,7 +8162,7 @@
             <w:sz w:val="28"/>
             <w:szCs w:val="28"/>
             <w:lang w:val="en-US"/>
-            <w:rPrChange w:id="789" w:author="Microsoft Office User" w:date="2026-01-15T20:10:00Z" w16du:dateUtc="2026-01-15T19:10:00Z">
+            <w:rPrChange w:id="790" w:author="Microsoft Office User" w:date="2026-01-15T20:10:00Z" w16du:dateUtc="2026-01-15T19:10:00Z">
               <w:rPr>
                 <w:sz w:val="28"/>
                 <w:szCs w:val="28"/>
@@ -8145,7 +8178,7 @@
             <w:sz w:val="28"/>
             <w:szCs w:val="28"/>
             <w:lang w:val="en-US"/>
-            <w:rPrChange w:id="790" w:author="Microsoft Office User" w:date="2026-01-15T20:10:00Z" w16du:dateUtc="2026-01-15T19:10:00Z">
+            <w:rPrChange w:id="791" w:author="Microsoft Office User" w:date="2026-01-15T20:10:00Z" w16du:dateUtc="2026-01-15T19:10:00Z">
               <w:rPr>
                 <w:sz w:val="28"/>
                 <w:szCs w:val="28"/>
@@ -8156,14 +8189,14 @@
           <w:t xml:space="preserve">: </w:t>
         </w:r>
       </w:ins>
-      <w:ins w:id="791" w:author="Microsoft Office User" w:date="2026-01-15T19:16:00Z" w16du:dateUtc="2026-01-15T18:16:00Z">
-        <w:r>
-          <w:rPr>
-            <w:color w:val="2F5496" w:themeColor="accent1" w:themeShade="BF"/>
-            <w:sz w:val="28"/>
-            <w:szCs w:val="28"/>
-            <w:lang w:val="en-US"/>
-            <w:rPrChange w:id="792" w:author="Microsoft Office User" w:date="2026-01-15T20:10:00Z" w16du:dateUtc="2026-01-15T19:10:00Z">
+      <w:ins w:id="792" w:author="Microsoft Office User" w:date="2026-01-15T19:16:00Z" w16du:dateUtc="2026-01-15T18:16:00Z">
+        <w:r>
+          <w:rPr>
+            <w:color w:val="2F5496" w:themeColor="accent1" w:themeShade="BF"/>
+            <w:sz w:val="28"/>
+            <w:szCs w:val="28"/>
+            <w:lang w:val="en-US"/>
+            <w:rPrChange w:id="793" w:author="Microsoft Office User" w:date="2026-01-15T20:10:00Z" w16du:dateUtc="2026-01-15T19:10:00Z">
               <w:rPr>
                 <w:sz w:val="28"/>
                 <w:szCs w:val="28"/>
@@ -8174,14 +8207,14 @@
           <w:t>Good point</w:t>
         </w:r>
       </w:ins>
-      <w:ins w:id="793" w:author="Microsoft Office User" w:date="2026-01-15T19:17:00Z" w16du:dateUtc="2026-01-15T18:17:00Z">
-        <w:r>
-          <w:rPr>
-            <w:color w:val="2F5496" w:themeColor="accent1" w:themeShade="BF"/>
-            <w:sz w:val="28"/>
-            <w:szCs w:val="28"/>
-            <w:lang w:val="en-US"/>
-            <w:rPrChange w:id="794" w:author="Microsoft Office User" w:date="2026-01-15T20:10:00Z" w16du:dateUtc="2026-01-15T19:10:00Z">
+      <w:ins w:id="794" w:author="Microsoft Office User" w:date="2026-01-15T19:17:00Z" w16du:dateUtc="2026-01-15T18:17:00Z">
+        <w:r>
+          <w:rPr>
+            <w:color w:val="2F5496" w:themeColor="accent1" w:themeShade="BF"/>
+            <w:sz w:val="28"/>
+            <w:szCs w:val="28"/>
+            <w:lang w:val="en-US"/>
+            <w:rPrChange w:id="795" w:author="Microsoft Office User" w:date="2026-01-15T20:10:00Z" w16du:dateUtc="2026-01-15T19:10:00Z">
               <w:rPr>
                 <w:sz w:val="28"/>
                 <w:szCs w:val="28"/>
@@ -8192,14 +8225,14 @@
           <w:t>.</w:t>
         </w:r>
       </w:ins>
-      <w:ins w:id="795" w:author="Microsoft Office User" w:date="2026-01-15T19:16:00Z" w16du:dateUtc="2026-01-15T18:16:00Z">
-        <w:r>
-          <w:rPr>
-            <w:color w:val="2F5496" w:themeColor="accent1" w:themeShade="BF"/>
-            <w:sz w:val="28"/>
-            <w:szCs w:val="28"/>
-            <w:lang w:val="en-US"/>
-            <w:rPrChange w:id="796" w:author="Microsoft Office User" w:date="2026-01-15T20:10:00Z" w16du:dateUtc="2026-01-15T19:10:00Z">
+      <w:ins w:id="796" w:author="Microsoft Office User" w:date="2026-01-15T19:16:00Z" w16du:dateUtc="2026-01-15T18:16:00Z">
+        <w:r>
+          <w:rPr>
+            <w:color w:val="2F5496" w:themeColor="accent1" w:themeShade="BF"/>
+            <w:sz w:val="28"/>
+            <w:szCs w:val="28"/>
+            <w:lang w:val="en-US"/>
+            <w:rPrChange w:id="797" w:author="Microsoft Office User" w:date="2026-01-15T20:10:00Z" w16du:dateUtc="2026-01-15T19:10:00Z">
               <w:rPr>
                 <w:sz w:val="28"/>
                 <w:szCs w:val="28"/>
@@ -8210,14 +8243,14 @@
           <w:t xml:space="preserve"> </w:t>
         </w:r>
       </w:ins>
-      <w:ins w:id="797" w:author="Microsoft Office User" w:date="2026-01-15T19:17:00Z" w16du:dateUtc="2026-01-15T18:17:00Z">
-        <w:r>
-          <w:rPr>
-            <w:color w:val="2F5496" w:themeColor="accent1" w:themeShade="BF"/>
-            <w:sz w:val="28"/>
-            <w:szCs w:val="28"/>
-            <w:lang w:val="en-US"/>
-            <w:rPrChange w:id="798" w:author="Microsoft Office User" w:date="2026-01-15T20:10:00Z" w16du:dateUtc="2026-01-15T19:10:00Z">
+      <w:ins w:id="798" w:author="Microsoft Office User" w:date="2026-01-15T19:17:00Z" w16du:dateUtc="2026-01-15T18:17:00Z">
+        <w:r>
+          <w:rPr>
+            <w:color w:val="2F5496" w:themeColor="accent1" w:themeShade="BF"/>
+            <w:sz w:val="28"/>
+            <w:szCs w:val="28"/>
+            <w:lang w:val="en-US"/>
+            <w:rPrChange w:id="799" w:author="Microsoft Office User" w:date="2026-01-15T20:10:00Z" w16du:dateUtc="2026-01-15T19:10:00Z">
               <w:rPr>
                 <w:sz w:val="28"/>
                 <w:szCs w:val="28"/>
@@ -8228,14 +8261,14 @@
           <w:t>W</w:t>
         </w:r>
       </w:ins>
-      <w:ins w:id="799" w:author="Microsoft Office User" w:date="2026-01-15T19:09:00Z" w16du:dateUtc="2026-01-15T18:09:00Z">
-        <w:r>
-          <w:rPr>
-            <w:color w:val="2F5496" w:themeColor="accent1" w:themeShade="BF"/>
-            <w:sz w:val="28"/>
-            <w:szCs w:val="28"/>
-            <w:lang w:val="en-US"/>
-            <w:rPrChange w:id="800" w:author="Microsoft Office User" w:date="2026-01-15T20:10:00Z" w16du:dateUtc="2026-01-15T19:10:00Z">
+      <w:ins w:id="800" w:author="Microsoft Office User" w:date="2026-01-15T19:09:00Z" w16du:dateUtc="2026-01-15T18:09:00Z">
+        <w:r>
+          <w:rPr>
+            <w:color w:val="2F5496" w:themeColor="accent1" w:themeShade="BF"/>
+            <w:sz w:val="28"/>
+            <w:szCs w:val="28"/>
+            <w:lang w:val="en-US"/>
+            <w:rPrChange w:id="801" w:author="Microsoft Office User" w:date="2026-01-15T20:10:00Z" w16du:dateUtc="2026-01-15T19:10:00Z">
               <w:rPr>
                 <w:sz w:val="28"/>
                 <w:szCs w:val="28"/>
@@ -8246,14 +8279,14 @@
           <w:t xml:space="preserve">e </w:t>
         </w:r>
       </w:ins>
-      <w:ins w:id="801" w:author="Microsoft Office User" w:date="2026-01-15T19:16:00Z" w16du:dateUtc="2026-01-15T18:16:00Z">
-        <w:r>
-          <w:rPr>
-            <w:color w:val="2F5496" w:themeColor="accent1" w:themeShade="BF"/>
-            <w:sz w:val="28"/>
-            <w:szCs w:val="28"/>
-            <w:lang w:val="en-US"/>
-            <w:rPrChange w:id="802" w:author="Microsoft Office User" w:date="2026-01-15T20:10:00Z" w16du:dateUtc="2026-01-15T19:10:00Z">
+      <w:ins w:id="802" w:author="Microsoft Office User" w:date="2026-01-15T19:16:00Z" w16du:dateUtc="2026-01-15T18:16:00Z">
+        <w:r>
+          <w:rPr>
+            <w:color w:val="2F5496" w:themeColor="accent1" w:themeShade="BF"/>
+            <w:sz w:val="28"/>
+            <w:szCs w:val="28"/>
+            <w:lang w:val="en-US"/>
+            <w:rPrChange w:id="803" w:author="Microsoft Office User" w:date="2026-01-15T20:10:00Z" w16du:dateUtc="2026-01-15T19:10:00Z">
               <w:rPr>
                 <w:sz w:val="28"/>
                 <w:szCs w:val="28"/>
@@ -8264,14 +8297,14 @@
           <w:t>re</w:t>
         </w:r>
       </w:ins>
-      <w:ins w:id="803" w:author="Microsoft Office User" w:date="2026-01-15T19:17:00Z" w16du:dateUtc="2026-01-15T18:17:00Z">
-        <w:r>
-          <w:rPr>
-            <w:color w:val="2F5496" w:themeColor="accent1" w:themeShade="BF"/>
-            <w:sz w:val="28"/>
-            <w:szCs w:val="28"/>
-            <w:lang w:val="en-US"/>
-            <w:rPrChange w:id="804" w:author="Microsoft Office User" w:date="2026-01-15T20:10:00Z" w16du:dateUtc="2026-01-15T19:10:00Z">
+      <w:ins w:id="804" w:author="Microsoft Office User" w:date="2026-01-15T19:17:00Z" w16du:dateUtc="2026-01-15T18:17:00Z">
+        <w:r>
+          <w:rPr>
+            <w:color w:val="2F5496" w:themeColor="accent1" w:themeShade="BF"/>
+            <w:sz w:val="28"/>
+            <w:szCs w:val="28"/>
+            <w:lang w:val="en-US"/>
+            <w:rPrChange w:id="805" w:author="Microsoft Office User" w:date="2026-01-15T20:10:00Z" w16du:dateUtc="2026-01-15T19:10:00Z">
               <w:rPr>
                 <w:sz w:val="28"/>
                 <w:szCs w:val="28"/>
@@ -8282,14 +8315,14 @@
           <w:t xml:space="preserve">phrased the corresponding noun phrase in Section 2.1 </w:t>
         </w:r>
       </w:ins>
-      <w:ins w:id="805" w:author="Microsoft Office User" w:date="2026-01-15T19:18:00Z" w16du:dateUtc="2026-01-15T18:18:00Z">
-        <w:r>
-          <w:rPr>
-            <w:color w:val="2F5496" w:themeColor="accent1" w:themeShade="BF"/>
-            <w:sz w:val="28"/>
-            <w:szCs w:val="28"/>
-            <w:lang w:val="en-US"/>
-            <w:rPrChange w:id="806" w:author="Microsoft Office User" w:date="2026-01-15T20:10:00Z" w16du:dateUtc="2026-01-15T19:10:00Z">
+      <w:ins w:id="806" w:author="Microsoft Office User" w:date="2026-01-15T19:18:00Z" w16du:dateUtc="2026-01-15T18:18:00Z">
+        <w:r>
+          <w:rPr>
+            <w:color w:val="2F5496" w:themeColor="accent1" w:themeShade="BF"/>
+            <w:sz w:val="28"/>
+            <w:szCs w:val="28"/>
+            <w:lang w:val="en-US"/>
+            <w:rPrChange w:id="807" w:author="Microsoft Office User" w:date="2026-01-15T20:10:00Z" w16du:dateUtc="2026-01-15T19:10:00Z">
               <w:rPr>
                 <w:sz w:val="28"/>
                 <w:szCs w:val="28"/>
@@ -8300,7 +8333,7 @@
           <w:t xml:space="preserve">paragraph </w:t>
         </w:r>
       </w:ins>
-      <w:ins w:id="807" w:author="Microsoft Office User" w:date="2026-01-17T07:13:00Z" w16du:dateUtc="2026-01-17T06:13:00Z">
+      <w:ins w:id="808" w:author="Microsoft Office User" w:date="2026-01-17T07:13:00Z" w16du:dateUtc="2026-01-17T06:13:00Z">
         <w:r>
           <w:rPr>
             <w:color w:val="2F5496" w:themeColor="accent1" w:themeShade="BF"/>
@@ -8311,14 +8344,14 @@
           <w:t>1</w:t>
         </w:r>
       </w:ins>
-      <w:ins w:id="808" w:author="Microsoft Office User" w:date="2026-01-15T19:18:00Z" w16du:dateUtc="2026-01-15T18:18:00Z">
-        <w:r>
-          <w:rPr>
-            <w:color w:val="2F5496" w:themeColor="accent1" w:themeShade="BF"/>
-            <w:sz w:val="28"/>
-            <w:szCs w:val="28"/>
-            <w:lang w:val="en-US"/>
-            <w:rPrChange w:id="809" w:author="Microsoft Office User" w:date="2026-01-15T20:10:00Z" w16du:dateUtc="2026-01-15T19:10:00Z">
+      <w:ins w:id="809" w:author="Microsoft Office User" w:date="2026-01-15T19:18:00Z" w16du:dateUtc="2026-01-15T18:18:00Z">
+        <w:r>
+          <w:rPr>
+            <w:color w:val="2F5496" w:themeColor="accent1" w:themeShade="BF"/>
+            <w:sz w:val="28"/>
+            <w:szCs w:val="28"/>
+            <w:lang w:val="en-US"/>
+            <w:rPrChange w:id="810" w:author="Microsoft Office User" w:date="2026-01-15T20:10:00Z" w16du:dateUtc="2026-01-15T19:10:00Z">
               <w:rPr>
                 <w:sz w:val="28"/>
                 <w:szCs w:val="28"/>
@@ -8329,14 +8362,14 @@
           <w:t xml:space="preserve"> from “regular version” to “canonical version” and added some </w:t>
         </w:r>
       </w:ins>
-      <w:ins w:id="810" w:author="Microsoft Office User" w:date="2026-01-15T19:20:00Z" w16du:dateUtc="2026-01-15T18:20:00Z">
-        <w:r>
-          <w:rPr>
-            <w:color w:val="2F5496" w:themeColor="accent1" w:themeShade="BF"/>
-            <w:sz w:val="28"/>
-            <w:szCs w:val="28"/>
-            <w:lang w:val="en-US"/>
-            <w:rPrChange w:id="811" w:author="Microsoft Office User" w:date="2026-01-15T20:10:00Z" w16du:dateUtc="2026-01-15T19:10:00Z">
+      <w:ins w:id="811" w:author="Microsoft Office User" w:date="2026-01-15T19:20:00Z" w16du:dateUtc="2026-01-15T18:20:00Z">
+        <w:r>
+          <w:rPr>
+            <w:color w:val="2F5496" w:themeColor="accent1" w:themeShade="BF"/>
+            <w:sz w:val="28"/>
+            <w:szCs w:val="28"/>
+            <w:lang w:val="en-US"/>
+            <w:rPrChange w:id="812" w:author="Microsoft Office User" w:date="2026-01-15T20:10:00Z" w16du:dateUtc="2026-01-15T19:10:00Z">
               <w:rPr>
                 <w:sz w:val="28"/>
                 <w:szCs w:val="28"/>
@@ -8347,14 +8380,14 @@
           <w:t xml:space="preserve">more </w:t>
         </w:r>
       </w:ins>
-      <w:ins w:id="812" w:author="Microsoft Office User" w:date="2026-01-15T19:18:00Z" w16du:dateUtc="2026-01-15T18:18:00Z">
-        <w:r>
-          <w:rPr>
-            <w:color w:val="2F5496" w:themeColor="accent1" w:themeShade="BF"/>
-            <w:sz w:val="28"/>
-            <w:szCs w:val="28"/>
-            <w:lang w:val="en-US"/>
-            <w:rPrChange w:id="813" w:author="Microsoft Office User" w:date="2026-01-15T20:10:00Z" w16du:dateUtc="2026-01-15T19:10:00Z">
+      <w:ins w:id="813" w:author="Microsoft Office User" w:date="2026-01-15T19:18:00Z" w16du:dateUtc="2026-01-15T18:18:00Z">
+        <w:r>
+          <w:rPr>
+            <w:color w:val="2F5496" w:themeColor="accent1" w:themeShade="BF"/>
+            <w:sz w:val="28"/>
+            <w:szCs w:val="28"/>
+            <w:lang w:val="en-US"/>
+            <w:rPrChange w:id="814" w:author="Microsoft Office User" w:date="2026-01-15T20:10:00Z" w16du:dateUtc="2026-01-15T19:10:00Z">
               <w:rPr>
                 <w:sz w:val="28"/>
                 <w:szCs w:val="28"/>
@@ -8365,14 +8398,14 @@
           <w:t xml:space="preserve">explanation on the </w:t>
         </w:r>
       </w:ins>
-      <w:ins w:id="814" w:author="Microsoft Office User" w:date="2026-01-15T19:20:00Z" w16du:dateUtc="2026-01-15T18:20:00Z">
-        <w:r>
-          <w:rPr>
-            <w:color w:val="2F5496" w:themeColor="accent1" w:themeShade="BF"/>
-            <w:sz w:val="28"/>
-            <w:szCs w:val="28"/>
-            <w:lang w:val="en-US"/>
-            <w:rPrChange w:id="815" w:author="Microsoft Office User" w:date="2026-01-15T20:10:00Z" w16du:dateUtc="2026-01-15T19:10:00Z">
+      <w:ins w:id="815" w:author="Microsoft Office User" w:date="2026-01-15T19:20:00Z" w16du:dateUtc="2026-01-15T18:20:00Z">
+        <w:r>
+          <w:rPr>
+            <w:color w:val="2F5496" w:themeColor="accent1" w:themeShade="BF"/>
+            <w:sz w:val="28"/>
+            <w:szCs w:val="28"/>
+            <w:lang w:val="en-US"/>
+            <w:rPrChange w:id="816" w:author="Microsoft Office User" w:date="2026-01-15T20:10:00Z" w16du:dateUtc="2026-01-15T19:10:00Z">
               <w:rPr>
                 <w:sz w:val="28"/>
                 <w:szCs w:val="28"/>
@@ -8392,7 +8425,7 @@
           <w:sz w:val="28"/>
           <w:szCs w:val="28"/>
           <w:lang w:val="en-US"/>
-          <w:rPrChange w:id="816" w:author="Microsoft Office User" w:date="2026-01-15T20:10:00Z" w16du:dateUtc="2026-01-15T19:10:00Z">
+          <w:rPrChange w:id="817" w:author="Microsoft Office User" w:date="2026-01-15T20:10:00Z" w16du:dateUtc="2026-01-15T19:10:00Z">
             <w:rPr>
               <w:sz w:val="28"/>
               <w:szCs w:val="28"/>

--- a/BMCPointByPointRespRev1.docx
+++ b/BMCPointByPointRespRev1.docx
@@ -238,16 +238,7 @@
             <w:szCs w:val="28"/>
             <w:lang w:val="en-US"/>
           </w:rPr>
-          <w:t xml:space="preserve">. </w:t>
-        </w:r>
-        <w:r>
-          <w:rPr>
-            <w:color w:val="2F5496" w:themeColor="accent1" w:themeShade="BF"/>
-            <w:sz w:val="28"/>
-            <w:szCs w:val="28"/>
-            <w:lang w:val="en-US"/>
-          </w:rPr>
-          <w:t>This response was created without the help of AI.</w:t>
+          <w:t>. This response was created without the help of AI.</w:t>
         </w:r>
       </w:ins>
       <w:ins w:id="17" w:author="Microsoft Office User" w:date="2026-01-16T13:51:00Z" w16du:dateUtc="2026-01-16T12:51:00Z">
@@ -528,31 +519,26 @@
           </w:rPr>
           <w:t xml:space="preserve"> </w:t>
         </w:r>
-        <w:proofErr w:type="gramStart"/>
-        <w:r>
-          <w:rPr>
-            <w:color w:val="2F5496" w:themeColor="accent1" w:themeShade="BF"/>
-            <w:sz w:val="28"/>
-            <w:szCs w:val="28"/>
-            <w:lang w:val="en-US"/>
-            <w:rPrChange w:id="46" w:author="Microsoft Office User" w:date="2026-01-15T20:02:00Z" w16du:dateUtc="2026-01-15T19:02:00Z">
-              <w:rPr>
-                <w:sz w:val="28"/>
-                <w:szCs w:val="28"/>
-                <w:lang w:val="en-US"/>
-              </w:rPr>
-            </w:rPrChange>
-          </w:rPr>
-          <w:t>Also</w:t>
-        </w:r>
-        <w:proofErr w:type="gramEnd"/>
-        <w:r>
-          <w:rPr>
-            <w:color w:val="2F5496" w:themeColor="accent1" w:themeShade="BF"/>
-            <w:sz w:val="28"/>
-            <w:szCs w:val="28"/>
-            <w:lang w:val="en-US"/>
-            <w:rPrChange w:id="47" w:author="Microsoft Office User" w:date="2026-01-15T20:02:00Z" w16du:dateUtc="2026-01-15T19:02:00Z">
+      </w:ins>
+      <w:ins w:id="46" w:author="Microsoft Office User" w:date="2026-01-20T08:01:00Z" w16du:dateUtc="2026-01-20T07:01:00Z">
+        <w:r>
+          <w:rPr>
+            <w:color w:val="2F5496" w:themeColor="accent1" w:themeShade="BF"/>
+            <w:sz w:val="28"/>
+            <w:szCs w:val="28"/>
+            <w:lang w:val="en-US"/>
+          </w:rPr>
+          <w:t>It is also</w:t>
+        </w:r>
+      </w:ins>
+      <w:ins w:id="47" w:author="Microsoft Office User" w:date="2026-01-15T19:22:00Z" w16du:dateUtc="2026-01-15T18:22:00Z">
+        <w:r>
+          <w:rPr>
+            <w:color w:val="2F5496" w:themeColor="accent1" w:themeShade="BF"/>
+            <w:sz w:val="28"/>
+            <w:szCs w:val="28"/>
+            <w:lang w:val="en-US"/>
+            <w:rPrChange w:id="48" w:author="Microsoft Office User" w:date="2026-01-15T20:02:00Z" w16du:dateUtc="2026-01-15T19:02:00Z">
               <w:rPr>
                 <w:sz w:val="28"/>
                 <w:szCs w:val="28"/>
@@ -568,7 +554,7 @@
       <w:pPr>
         <w:pStyle w:val="u-mb-24"/>
         <w:rPr>
-          <w:ins w:id="48" w:author="Microsoft Office User" w:date="2026-01-15T15:23:00Z" w16du:dateUtc="2026-01-15T14:23:00Z"/>
+          <w:ins w:id="49" w:author="Microsoft Office User" w:date="2026-01-15T15:23:00Z" w16du:dateUtc="2026-01-15T14:23:00Z"/>
           <w:sz w:val="28"/>
           <w:szCs w:val="28"/>
           <w:lang w:val="en-US"/>
@@ -583,7 +569,7 @@
         <w:br/>
         <w:t>My concerns are with the paper itself and its focus. The target audience is practicing biologists and bioinformaticians, not computer scientists. Discussions of the internals, such as the goal-based work item scheduler is of more interest to a CS audience tha</w:t>
       </w:r>
-      <w:ins w:id="49" w:author="Microsoft Office User" w:date="2026-01-15T15:23:00Z" w16du:dateUtc="2026-01-15T14:23:00Z">
+      <w:ins w:id="50" w:author="Microsoft Office User" w:date="2026-01-15T15:23:00Z" w16du:dateUtc="2026-01-15T14:23:00Z">
         <w:r>
           <w:rPr>
             <w:sz w:val="28"/>
@@ -593,7 +579,7 @@
           <w:t>n</w:t>
         </w:r>
       </w:ins>
-      <w:del w:id="50" w:author="Microsoft Office User" w:date="2026-01-15T15:23:00Z" w16du:dateUtc="2026-01-15T14:23:00Z">
+      <w:del w:id="51" w:author="Microsoft Office User" w:date="2026-01-15T15:23:00Z" w16du:dateUtc="2026-01-15T14:23:00Z">
         <w:r>
           <w:rPr>
             <w:sz w:val="28"/>
@@ -616,14 +602,14 @@
       <w:pPr>
         <w:pStyle w:val="u-mb-24"/>
         <w:rPr>
-          <w:ins w:id="51" w:author="Microsoft Office User" w:date="2026-01-15T19:21:00Z" w16du:dateUtc="2026-01-15T18:21:00Z"/>
+          <w:ins w:id="52" w:author="Microsoft Office User" w:date="2026-01-15T19:21:00Z" w16du:dateUtc="2026-01-15T18:21:00Z"/>
           <w:color w:val="2F5496" w:themeColor="accent1" w:themeShade="BF"/>
           <w:sz w:val="28"/>
           <w:szCs w:val="28"/>
           <w:lang w:val="en-US"/>
-          <w:rPrChange w:id="52" w:author="Microsoft Office User" w:date="2026-01-15T20:02:00Z" w16du:dateUtc="2026-01-15T19:02:00Z">
+          <w:rPrChange w:id="53" w:author="Microsoft Office User" w:date="2026-01-15T20:02:00Z" w16du:dateUtc="2026-01-15T19:02:00Z">
             <w:rPr>
-              <w:ins w:id="53" w:author="Microsoft Office User" w:date="2026-01-15T19:21:00Z" w16du:dateUtc="2026-01-15T18:21:00Z"/>
+              <w:ins w:id="54" w:author="Microsoft Office User" w:date="2026-01-15T19:21:00Z" w16du:dateUtc="2026-01-15T18:21:00Z"/>
               <w:sz w:val="28"/>
               <w:szCs w:val="28"/>
               <w:lang w:val="en-US"/>
@@ -631,25 +617,54 @@
           </w:rPrChange>
         </w:rPr>
       </w:pPr>
-      <w:ins w:id="54" w:author="Microsoft Office User" w:date="2026-01-15T15:23:00Z" w16du:dateUtc="2026-01-15T14:23:00Z">
-        <w:r>
-          <w:rPr>
-            <w:color w:val="2F5496" w:themeColor="accent1" w:themeShade="BF"/>
-            <w:sz w:val="28"/>
-            <w:szCs w:val="28"/>
-            <w:lang w:val="en-US"/>
-            <w:rPrChange w:id="55" w:author="Microsoft Office User" w:date="2026-01-15T20:02:00Z" w16du:dateUtc="2026-01-15T19:02:00Z">
-              <w:rPr>
-                <w:sz w:val="28"/>
-                <w:szCs w:val="28"/>
-                <w:lang w:val="en-US"/>
-              </w:rPr>
-            </w:rPrChange>
-          </w:rPr>
-          <w:t xml:space="preserve">Thank you for this valuable perspective: We admit that the paper focuses on computer science-related aspects of our contribution and that this may challenge a part of the audience. On the other hand, it is such detail that may enable other bioinformatics researchers in the field to build on such technical </w:t>
-        </w:r>
-      </w:ins>
-      <w:ins w:id="56" w:author="Microsoft Office User" w:date="2026-01-17T06:57:00Z" w16du:dateUtc="2026-01-17T05:57:00Z">
+      <w:ins w:id="55" w:author="Microsoft Office User" w:date="2026-01-15T15:23:00Z" w16du:dateUtc="2026-01-15T14:23:00Z">
+        <w:r>
+          <w:rPr>
+            <w:color w:val="2F5496" w:themeColor="accent1" w:themeShade="BF"/>
+            <w:sz w:val="28"/>
+            <w:szCs w:val="28"/>
+            <w:lang w:val="en-US"/>
+            <w:rPrChange w:id="56" w:author="Microsoft Office User" w:date="2026-01-15T20:02:00Z" w16du:dateUtc="2026-01-15T19:02:00Z">
+              <w:rPr>
+                <w:sz w:val="28"/>
+                <w:szCs w:val="28"/>
+                <w:lang w:val="en-US"/>
+              </w:rPr>
+            </w:rPrChange>
+          </w:rPr>
+          <w:t xml:space="preserve">Thank you for this valuable perspective: We admit that the paper focuses on computer science-related aspects of our contribution and that this may challenge a part of the audience. On the other hand, it is such detail that may enable other bioinformatics researchers in the field to build on </w:t>
+        </w:r>
+      </w:ins>
+      <w:ins w:id="57" w:author="Microsoft Office User" w:date="2026-01-20T07:51:00Z" w16du:dateUtc="2026-01-20T06:51:00Z">
+        <w:r>
+          <w:rPr>
+            <w:color w:val="2F5496" w:themeColor="accent1" w:themeShade="BF"/>
+            <w:sz w:val="28"/>
+            <w:szCs w:val="28"/>
+            <w:lang w:val="en-US"/>
+          </w:rPr>
+          <w:t>related</w:t>
+        </w:r>
+      </w:ins>
+      <w:ins w:id="58" w:author="Microsoft Office User" w:date="2026-01-15T15:23:00Z" w16du:dateUtc="2026-01-15T14:23:00Z">
+        <w:r>
+          <w:rPr>
+            <w:color w:val="2F5496" w:themeColor="accent1" w:themeShade="BF"/>
+            <w:sz w:val="28"/>
+            <w:szCs w:val="28"/>
+            <w:lang w:val="en-US"/>
+            <w:rPrChange w:id="59" w:author="Microsoft Office User" w:date="2026-01-15T20:02:00Z" w16du:dateUtc="2026-01-15T19:02:00Z">
+              <w:rPr>
+                <w:sz w:val="28"/>
+                <w:szCs w:val="28"/>
+                <w:lang w:val="en-US"/>
+              </w:rPr>
+            </w:rPrChange>
+          </w:rPr>
+          <w:t xml:space="preserve"> technical </w:t>
+        </w:r>
+      </w:ins>
+      <w:ins w:id="60" w:author="Microsoft Office User" w:date="2026-01-17T06:57:00Z" w16du:dateUtc="2026-01-17T05:57:00Z">
         <w:r>
           <w:rPr>
             <w:color w:val="2F5496" w:themeColor="accent1" w:themeShade="BF"/>
@@ -660,14 +675,14 @@
           <w:t>methods</w:t>
         </w:r>
       </w:ins>
-      <w:ins w:id="57" w:author="Microsoft Office User" w:date="2026-01-15T15:23:00Z" w16du:dateUtc="2026-01-15T14:23:00Z">
-        <w:r>
-          <w:rPr>
-            <w:color w:val="2F5496" w:themeColor="accent1" w:themeShade="BF"/>
-            <w:sz w:val="28"/>
-            <w:szCs w:val="28"/>
-            <w:lang w:val="en-US"/>
-            <w:rPrChange w:id="58" w:author="Microsoft Office User" w:date="2026-01-15T20:02:00Z" w16du:dateUtc="2026-01-15T19:02:00Z">
+      <w:ins w:id="61" w:author="Microsoft Office User" w:date="2026-01-15T15:23:00Z" w16du:dateUtc="2026-01-15T14:23:00Z">
+        <w:r>
+          <w:rPr>
+            <w:color w:val="2F5496" w:themeColor="accent1" w:themeShade="BF"/>
+            <w:sz w:val="28"/>
+            <w:szCs w:val="28"/>
+            <w:lang w:val="en-US"/>
+            <w:rPrChange w:id="62" w:author="Microsoft Office User" w:date="2026-01-15T20:02:00Z" w16du:dateUtc="2026-01-15T19:02:00Z">
               <w:rPr>
                 <w:sz w:val="28"/>
                 <w:szCs w:val="28"/>
@@ -678,43 +693,43 @@
           <w:t xml:space="preserve"> and to extend or build tools that take of advantage </w:t>
         </w:r>
       </w:ins>
-      <w:ins w:id="59" w:author="Microsoft Office User" w:date="2026-01-17T06:57:00Z" w16du:dateUtc="2026-01-17T05:57:00Z">
-        <w:r>
-          <w:rPr>
-            <w:color w:val="2F5496" w:themeColor="accent1" w:themeShade="BF"/>
-            <w:sz w:val="28"/>
-            <w:szCs w:val="28"/>
-            <w:lang w:val="en-US"/>
-          </w:rPr>
-          <w:t>related</w:t>
-        </w:r>
-      </w:ins>
-      <w:ins w:id="60" w:author="Microsoft Office User" w:date="2026-01-15T15:23:00Z" w16du:dateUtc="2026-01-15T14:23:00Z">
-        <w:r>
-          <w:rPr>
-            <w:color w:val="2F5496" w:themeColor="accent1" w:themeShade="BF"/>
-            <w:sz w:val="28"/>
-            <w:szCs w:val="28"/>
-            <w:lang w:val="en-US"/>
-            <w:rPrChange w:id="61" w:author="Microsoft Office User" w:date="2026-01-15T20:02:00Z" w16du:dateUtc="2026-01-15T19:02:00Z">
-              <w:rPr>
-                <w:sz w:val="28"/>
-                <w:szCs w:val="28"/>
-                <w:lang w:val="en-US"/>
-              </w:rPr>
-            </w:rPrChange>
-          </w:rPr>
-          <w:t xml:space="preserve"> concepts. This would not be possible if </w:t>
-        </w:r>
-      </w:ins>
-      <w:ins w:id="62" w:author="Microsoft Office User" w:date="2026-01-15T19:23:00Z" w16du:dateUtc="2026-01-15T18:23:00Z">
-        <w:r>
-          <w:rPr>
-            <w:color w:val="2F5496" w:themeColor="accent1" w:themeShade="BF"/>
-            <w:sz w:val="28"/>
-            <w:szCs w:val="28"/>
-            <w:lang w:val="en-US"/>
-            <w:rPrChange w:id="63" w:author="Microsoft Office User" w:date="2026-01-15T20:02:00Z" w16du:dateUtc="2026-01-15T19:02:00Z">
+      <w:ins w:id="63" w:author="Microsoft Office User" w:date="2026-01-20T07:51:00Z" w16du:dateUtc="2026-01-20T06:51:00Z">
+        <w:r>
+          <w:rPr>
+            <w:color w:val="2F5496" w:themeColor="accent1" w:themeShade="BF"/>
+            <w:sz w:val="28"/>
+            <w:szCs w:val="28"/>
+            <w:lang w:val="en-US"/>
+          </w:rPr>
+          <w:t>of it</w:t>
+        </w:r>
+      </w:ins>
+      <w:ins w:id="64" w:author="Microsoft Office User" w:date="2026-01-15T15:23:00Z" w16du:dateUtc="2026-01-15T14:23:00Z">
+        <w:r>
+          <w:rPr>
+            <w:color w:val="2F5496" w:themeColor="accent1" w:themeShade="BF"/>
+            <w:sz w:val="28"/>
+            <w:szCs w:val="28"/>
+            <w:lang w:val="en-US"/>
+            <w:rPrChange w:id="65" w:author="Microsoft Office User" w:date="2026-01-15T20:02:00Z" w16du:dateUtc="2026-01-15T19:02:00Z">
+              <w:rPr>
+                <w:sz w:val="28"/>
+                <w:szCs w:val="28"/>
+                <w:lang w:val="en-US"/>
+              </w:rPr>
+            </w:rPrChange>
+          </w:rPr>
+          <w:t xml:space="preserve">. This would not be possible if </w:t>
+        </w:r>
+      </w:ins>
+      <w:ins w:id="66" w:author="Microsoft Office User" w:date="2026-01-15T19:23:00Z" w16du:dateUtc="2026-01-15T18:23:00Z">
+        <w:r>
+          <w:rPr>
+            <w:color w:val="2F5496" w:themeColor="accent1" w:themeShade="BF"/>
+            <w:sz w:val="28"/>
+            <w:szCs w:val="28"/>
+            <w:lang w:val="en-US"/>
+            <w:rPrChange w:id="67" w:author="Microsoft Office User" w:date="2026-01-15T20:02:00Z" w16du:dateUtc="2026-01-15T19:02:00Z">
               <w:rPr>
                 <w:sz w:val="28"/>
                 <w:szCs w:val="28"/>
@@ -725,14 +740,14 @@
           <w:t xml:space="preserve">these details were </w:t>
         </w:r>
       </w:ins>
-      <w:ins w:id="64" w:author="Microsoft Office User" w:date="2026-01-15T15:23:00Z" w16du:dateUtc="2026-01-15T14:23:00Z">
-        <w:r>
-          <w:rPr>
-            <w:color w:val="2F5496" w:themeColor="accent1" w:themeShade="BF"/>
-            <w:sz w:val="28"/>
-            <w:szCs w:val="28"/>
-            <w:lang w:val="en-US"/>
-            <w:rPrChange w:id="65" w:author="Microsoft Office User" w:date="2026-01-15T20:02:00Z" w16du:dateUtc="2026-01-15T19:02:00Z">
+      <w:ins w:id="68" w:author="Microsoft Office User" w:date="2026-01-15T15:23:00Z" w16du:dateUtc="2026-01-15T14:23:00Z">
+        <w:r>
+          <w:rPr>
+            <w:color w:val="2F5496" w:themeColor="accent1" w:themeShade="BF"/>
+            <w:sz w:val="28"/>
+            <w:szCs w:val="28"/>
+            <w:lang w:val="en-US"/>
+            <w:rPrChange w:id="69" w:author="Microsoft Office User" w:date="2026-01-15T20:02:00Z" w16du:dateUtc="2026-01-15T19:02:00Z">
               <w:rPr>
                 <w:sz w:val="28"/>
                 <w:szCs w:val="28"/>
@@ -748,14 +763,14 @@
       <w:pPr>
         <w:pStyle w:val="u-mb-24"/>
         <w:rPr>
-          <w:ins w:id="66" w:author="Microsoft Office User" w:date="2026-01-15T15:23:00Z" w16du:dateUtc="2026-01-15T14:23:00Z"/>
+          <w:ins w:id="70" w:author="Microsoft Office User" w:date="2026-01-15T15:23:00Z" w16du:dateUtc="2026-01-15T14:23:00Z"/>
           <w:color w:val="2F5496" w:themeColor="accent1" w:themeShade="BF"/>
           <w:sz w:val="28"/>
           <w:szCs w:val="28"/>
           <w:lang w:val="en-US"/>
-          <w:rPrChange w:id="67" w:author="Microsoft Office User" w:date="2026-01-15T20:02:00Z" w16du:dateUtc="2026-01-15T19:02:00Z">
+          <w:rPrChange w:id="71" w:author="Microsoft Office User" w:date="2026-01-15T20:02:00Z" w16du:dateUtc="2026-01-15T19:02:00Z">
             <w:rPr>
-              <w:ins w:id="68" w:author="Microsoft Office User" w:date="2026-01-15T15:23:00Z" w16du:dateUtc="2026-01-15T14:23:00Z"/>
+              <w:ins w:id="72" w:author="Microsoft Office User" w:date="2026-01-15T15:23:00Z" w16du:dateUtc="2026-01-15T14:23:00Z"/>
               <w:sz w:val="28"/>
               <w:szCs w:val="28"/>
               <w:lang w:val="en-US"/>
@@ -763,7 +778,7 @@
           </w:rPrChange>
         </w:rPr>
       </w:pPr>
-      <w:ins w:id="69" w:author="Microsoft Office User" w:date="2026-01-15T15:23:00Z" w16du:dateUtc="2026-01-15T14:23:00Z">
+      <w:ins w:id="73" w:author="Microsoft Office User" w:date="2026-01-15T15:23:00Z" w16du:dateUtc="2026-01-15T14:23:00Z">
         <w:r>
           <w:rPr>
             <w:b/>
@@ -772,7 +787,7 @@
             <w:sz w:val="28"/>
             <w:szCs w:val="28"/>
             <w:lang w:val="en-US"/>
-            <w:rPrChange w:id="70" w:author="Microsoft Office User" w:date="2026-01-15T20:02:00Z" w16du:dateUtc="2026-01-15T19:02:00Z">
+            <w:rPrChange w:id="74" w:author="Microsoft Office User" w:date="2026-01-15T20:02:00Z" w16du:dateUtc="2026-01-15T19:02:00Z">
               <w:rPr>
                 <w:b/>
                 <w:bCs/>
@@ -790,7 +805,7 @@
             <w:sz w:val="28"/>
             <w:szCs w:val="28"/>
             <w:lang w:val="en-US"/>
-            <w:rPrChange w:id="71" w:author="Microsoft Office User" w:date="2026-01-15T20:02:00Z" w16du:dateUtc="2026-01-15T19:02:00Z">
+            <w:rPrChange w:id="75" w:author="Microsoft Office User" w:date="2026-01-15T20:02:00Z" w16du:dateUtc="2026-01-15T19:02:00Z">
               <w:rPr>
                 <w:sz w:val="28"/>
                 <w:szCs w:val="28"/>
@@ -801,14 +816,14 @@
           <w:t>Nevertheless, we take the reviewer’s recommendation seriously and therefore move</w:t>
         </w:r>
       </w:ins>
-      <w:ins w:id="72" w:author="Microsoft Office User" w:date="2026-01-15T18:41:00Z" w16du:dateUtc="2026-01-15T17:41:00Z">
-        <w:r>
-          <w:rPr>
-            <w:color w:val="2F5496" w:themeColor="accent1" w:themeShade="BF"/>
-            <w:sz w:val="28"/>
-            <w:szCs w:val="28"/>
-            <w:lang w:val="en-US"/>
-            <w:rPrChange w:id="73" w:author="Microsoft Office User" w:date="2026-01-15T20:02:00Z" w16du:dateUtc="2026-01-15T19:02:00Z">
+      <w:ins w:id="76" w:author="Microsoft Office User" w:date="2026-01-15T18:41:00Z" w16du:dateUtc="2026-01-15T17:41:00Z">
+        <w:r>
+          <w:rPr>
+            <w:color w:val="2F5496" w:themeColor="accent1" w:themeShade="BF"/>
+            <w:sz w:val="28"/>
+            <w:szCs w:val="28"/>
+            <w:lang w:val="en-US"/>
+            <w:rPrChange w:id="77" w:author="Microsoft Office User" w:date="2026-01-15T20:02:00Z" w16du:dateUtc="2026-01-15T19:02:00Z">
               <w:rPr>
                 <w:sz w:val="28"/>
                 <w:szCs w:val="28"/>
@@ -819,14 +834,14 @@
           <w:t>d</w:t>
         </w:r>
       </w:ins>
-      <w:ins w:id="74" w:author="Microsoft Office User" w:date="2026-01-15T15:23:00Z" w16du:dateUtc="2026-01-15T14:23:00Z">
-        <w:r>
-          <w:rPr>
-            <w:color w:val="2F5496" w:themeColor="accent1" w:themeShade="BF"/>
-            <w:sz w:val="28"/>
-            <w:szCs w:val="28"/>
-            <w:lang w:val="en-US"/>
-            <w:rPrChange w:id="75" w:author="Microsoft Office User" w:date="2026-01-15T20:02:00Z" w16du:dateUtc="2026-01-15T19:02:00Z">
+      <w:ins w:id="78" w:author="Microsoft Office User" w:date="2026-01-15T15:23:00Z" w16du:dateUtc="2026-01-15T14:23:00Z">
+        <w:r>
+          <w:rPr>
+            <w:color w:val="2F5496" w:themeColor="accent1" w:themeShade="BF"/>
+            <w:sz w:val="28"/>
+            <w:szCs w:val="28"/>
+            <w:lang w:val="en-US"/>
+            <w:rPrChange w:id="79" w:author="Microsoft Office User" w:date="2026-01-15T20:02:00Z" w16du:dateUtc="2026-01-15T19:02:00Z">
               <w:rPr>
                 <w:sz w:val="28"/>
                 <w:szCs w:val="28"/>
@@ -837,14 +852,14 @@
           <w:t xml:space="preserve"> </w:t>
         </w:r>
       </w:ins>
-      <w:ins w:id="76" w:author="Microsoft Office User" w:date="2026-01-15T18:42:00Z" w16du:dateUtc="2026-01-15T17:42:00Z">
-        <w:r>
-          <w:rPr>
-            <w:color w:val="2F5496" w:themeColor="accent1" w:themeShade="BF"/>
-            <w:sz w:val="28"/>
-            <w:szCs w:val="28"/>
-            <w:lang w:val="en-US"/>
-            <w:rPrChange w:id="77" w:author="Microsoft Office User" w:date="2026-01-15T20:02:00Z" w16du:dateUtc="2026-01-15T19:02:00Z">
+      <w:ins w:id="80" w:author="Microsoft Office User" w:date="2026-01-15T18:42:00Z" w16du:dateUtc="2026-01-15T17:42:00Z">
+        <w:r>
+          <w:rPr>
+            <w:color w:val="2F5496" w:themeColor="accent1" w:themeShade="BF"/>
+            <w:sz w:val="28"/>
+            <w:szCs w:val="28"/>
+            <w:lang w:val="en-US"/>
+            <w:rPrChange w:id="81" w:author="Microsoft Office User" w:date="2026-01-15T20:02:00Z" w16du:dateUtc="2026-01-15T19:02:00Z">
               <w:rPr>
                 <w:sz w:val="28"/>
                 <w:szCs w:val="28"/>
@@ -855,14 +870,14 @@
           <w:t xml:space="preserve">large </w:t>
         </w:r>
       </w:ins>
-      <w:ins w:id="78" w:author="Microsoft Office User" w:date="2026-01-15T18:41:00Z" w16du:dateUtc="2026-01-15T17:41:00Z">
-        <w:r>
-          <w:rPr>
-            <w:color w:val="2F5496" w:themeColor="accent1" w:themeShade="BF"/>
-            <w:sz w:val="28"/>
-            <w:szCs w:val="28"/>
-            <w:lang w:val="en-US"/>
-            <w:rPrChange w:id="79" w:author="Microsoft Office User" w:date="2026-01-15T20:02:00Z" w16du:dateUtc="2026-01-15T19:02:00Z">
+      <w:ins w:id="82" w:author="Microsoft Office User" w:date="2026-01-15T18:41:00Z" w16du:dateUtc="2026-01-15T17:41:00Z">
+        <w:r>
+          <w:rPr>
+            <w:color w:val="2F5496" w:themeColor="accent1" w:themeShade="BF"/>
+            <w:sz w:val="28"/>
+            <w:szCs w:val="28"/>
+            <w:lang w:val="en-US"/>
+            <w:rPrChange w:id="83" w:author="Microsoft Office User" w:date="2026-01-15T20:02:00Z" w16du:dateUtc="2026-01-15T19:02:00Z">
               <w:rPr>
                 <w:sz w:val="28"/>
                 <w:szCs w:val="28"/>
@@ -873,14 +888,14 @@
           <w:t>part</w:t>
         </w:r>
       </w:ins>
-      <w:ins w:id="80" w:author="Microsoft Office User" w:date="2026-01-15T18:42:00Z" w16du:dateUtc="2026-01-15T17:42:00Z">
-        <w:r>
-          <w:rPr>
-            <w:color w:val="2F5496" w:themeColor="accent1" w:themeShade="BF"/>
-            <w:sz w:val="28"/>
-            <w:szCs w:val="28"/>
-            <w:lang w:val="en-US"/>
-            <w:rPrChange w:id="81" w:author="Microsoft Office User" w:date="2026-01-15T20:02:00Z" w16du:dateUtc="2026-01-15T19:02:00Z">
+      <w:ins w:id="84" w:author="Microsoft Office User" w:date="2026-01-15T18:42:00Z" w16du:dateUtc="2026-01-15T17:42:00Z">
+        <w:r>
+          <w:rPr>
+            <w:color w:val="2F5496" w:themeColor="accent1" w:themeShade="BF"/>
+            <w:sz w:val="28"/>
+            <w:szCs w:val="28"/>
+            <w:lang w:val="en-US"/>
+            <w:rPrChange w:id="85" w:author="Microsoft Office User" w:date="2026-01-15T20:02:00Z" w16du:dateUtc="2026-01-15T19:02:00Z">
               <w:rPr>
                 <w:sz w:val="28"/>
                 <w:szCs w:val="28"/>
@@ -891,14 +906,14 @@
           <w:t>s</w:t>
         </w:r>
       </w:ins>
-      <w:ins w:id="82" w:author="Microsoft Office User" w:date="2026-01-15T18:41:00Z" w16du:dateUtc="2026-01-15T17:41:00Z">
-        <w:r>
-          <w:rPr>
-            <w:color w:val="2F5496" w:themeColor="accent1" w:themeShade="BF"/>
-            <w:sz w:val="28"/>
-            <w:szCs w:val="28"/>
-            <w:lang w:val="en-US"/>
-            <w:rPrChange w:id="83" w:author="Microsoft Office User" w:date="2026-01-15T20:02:00Z" w16du:dateUtc="2026-01-15T19:02:00Z">
+      <w:ins w:id="86" w:author="Microsoft Office User" w:date="2026-01-15T18:41:00Z" w16du:dateUtc="2026-01-15T17:41:00Z">
+        <w:r>
+          <w:rPr>
+            <w:color w:val="2F5496" w:themeColor="accent1" w:themeShade="BF"/>
+            <w:sz w:val="28"/>
+            <w:szCs w:val="28"/>
+            <w:lang w:val="en-US"/>
+            <w:rPrChange w:id="87" w:author="Microsoft Office User" w:date="2026-01-15T20:02:00Z" w16du:dateUtc="2026-01-15T19:02:00Z">
               <w:rPr>
                 <w:sz w:val="28"/>
                 <w:szCs w:val="28"/>
@@ -909,14 +924,14 @@
           <w:t xml:space="preserve"> of </w:t>
         </w:r>
       </w:ins>
-      <w:ins w:id="84" w:author="Microsoft Office User" w:date="2026-01-15T15:23:00Z" w16du:dateUtc="2026-01-15T14:23:00Z">
-        <w:r>
-          <w:rPr>
-            <w:color w:val="2F5496" w:themeColor="accent1" w:themeShade="BF"/>
-            <w:sz w:val="28"/>
-            <w:szCs w:val="28"/>
-            <w:lang w:val="en-US"/>
-            <w:rPrChange w:id="85" w:author="Microsoft Office User" w:date="2026-01-15T20:02:00Z" w16du:dateUtc="2026-01-15T19:02:00Z">
+      <w:ins w:id="88" w:author="Microsoft Office User" w:date="2026-01-15T15:23:00Z" w16du:dateUtc="2026-01-15T14:23:00Z">
+        <w:r>
+          <w:rPr>
+            <w:color w:val="2F5496" w:themeColor="accent1" w:themeShade="BF"/>
+            <w:sz w:val="28"/>
+            <w:szCs w:val="28"/>
+            <w:lang w:val="en-US"/>
+            <w:rPrChange w:id="89" w:author="Microsoft Office User" w:date="2026-01-15T20:02:00Z" w16du:dateUtc="2026-01-15T19:02:00Z">
               <w:rPr>
                 <w:sz w:val="28"/>
                 <w:szCs w:val="28"/>
@@ -927,14 +942,14 @@
           <w:t xml:space="preserve">Section </w:t>
         </w:r>
       </w:ins>
-      <w:ins w:id="86" w:author="Microsoft Office User" w:date="2026-01-15T18:40:00Z" w16du:dateUtc="2026-01-15T17:40:00Z">
-        <w:r>
-          <w:rPr>
-            <w:color w:val="2F5496" w:themeColor="accent1" w:themeShade="BF"/>
-            <w:sz w:val="28"/>
-            <w:szCs w:val="28"/>
-            <w:lang w:val="en-US"/>
-            <w:rPrChange w:id="87" w:author="Microsoft Office User" w:date="2026-01-15T20:02:00Z" w16du:dateUtc="2026-01-15T19:02:00Z">
+      <w:ins w:id="90" w:author="Microsoft Office User" w:date="2026-01-15T18:40:00Z" w16du:dateUtc="2026-01-15T17:40:00Z">
+        <w:r>
+          <w:rPr>
+            <w:color w:val="2F5496" w:themeColor="accent1" w:themeShade="BF"/>
+            <w:sz w:val="28"/>
+            <w:szCs w:val="28"/>
+            <w:lang w:val="en-US"/>
+            <w:rPrChange w:id="91" w:author="Microsoft Office User" w:date="2026-01-15T20:02:00Z" w16du:dateUtc="2026-01-15T19:02:00Z">
               <w:rPr>
                 <w:sz w:val="28"/>
                 <w:szCs w:val="28"/>
@@ -945,14 +960,14 @@
           <w:t>2.1</w:t>
         </w:r>
       </w:ins>
-      <w:ins w:id="88" w:author="Microsoft Office User" w:date="2026-01-15T15:23:00Z" w16du:dateUtc="2026-01-15T14:23:00Z">
-        <w:r>
-          <w:rPr>
-            <w:color w:val="2F5496" w:themeColor="accent1" w:themeShade="BF"/>
-            <w:sz w:val="28"/>
-            <w:szCs w:val="28"/>
-            <w:lang w:val="en-US"/>
-            <w:rPrChange w:id="89" w:author="Microsoft Office User" w:date="2026-01-15T20:02:00Z" w16du:dateUtc="2026-01-15T19:02:00Z">
+      <w:ins w:id="92" w:author="Microsoft Office User" w:date="2026-01-15T15:23:00Z" w16du:dateUtc="2026-01-15T14:23:00Z">
+        <w:r>
+          <w:rPr>
+            <w:color w:val="2F5496" w:themeColor="accent1" w:themeShade="BF"/>
+            <w:sz w:val="28"/>
+            <w:szCs w:val="28"/>
+            <w:lang w:val="en-US"/>
+            <w:rPrChange w:id="93" w:author="Microsoft Office User" w:date="2026-01-15T20:02:00Z" w16du:dateUtc="2026-01-15T19:02:00Z">
               <w:rPr>
                 <w:sz w:val="28"/>
                 <w:szCs w:val="28"/>
@@ -968,7 +983,7 @@
       <w:pPr>
         <w:pStyle w:val="u-mb-24"/>
         <w:rPr>
-          <w:ins w:id="90" w:author="Microsoft Office User" w:date="2026-01-15T15:24:00Z" w16du:dateUtc="2026-01-15T14:24:00Z"/>
+          <w:ins w:id="94" w:author="Microsoft Office User" w:date="2026-01-15T15:24:00Z" w16du:dateUtc="2026-01-15T14:24:00Z"/>
           <w:sz w:val="28"/>
           <w:szCs w:val="28"/>
           <w:lang w:val="en-US"/>
@@ -987,14 +1002,14 @@
       <w:pPr>
         <w:pStyle w:val="u-mb-24"/>
         <w:rPr>
-          <w:ins w:id="91" w:author="Microsoft Office User" w:date="2026-01-15T15:37:00Z" w16du:dateUtc="2026-01-15T14:37:00Z"/>
+          <w:ins w:id="95" w:author="Microsoft Office User" w:date="2026-01-15T15:37:00Z" w16du:dateUtc="2026-01-15T14:37:00Z"/>
           <w:color w:val="2F5496" w:themeColor="accent1" w:themeShade="BF"/>
           <w:sz w:val="28"/>
           <w:szCs w:val="28"/>
           <w:lang w:val="en-US"/>
-          <w:rPrChange w:id="92" w:author="Microsoft Office User" w:date="2026-01-15T20:02:00Z" w16du:dateUtc="2026-01-15T19:02:00Z">
+          <w:rPrChange w:id="96" w:author="Microsoft Office User" w:date="2026-01-15T20:02:00Z" w16du:dateUtc="2026-01-15T19:02:00Z">
             <w:rPr>
-              <w:ins w:id="93" w:author="Microsoft Office User" w:date="2026-01-15T15:37:00Z" w16du:dateUtc="2026-01-15T14:37:00Z"/>
+              <w:ins w:id="97" w:author="Microsoft Office User" w:date="2026-01-15T15:37:00Z" w16du:dateUtc="2026-01-15T14:37:00Z"/>
               <w:sz w:val="28"/>
               <w:szCs w:val="28"/>
               <w:lang w:val="en-US"/>
@@ -1002,14 +1017,14 @@
           </w:rPrChange>
         </w:rPr>
       </w:pPr>
-      <w:ins w:id="94" w:author="Microsoft Office User" w:date="2026-01-15T15:24:00Z" w16du:dateUtc="2026-01-15T14:24:00Z">
-        <w:r>
-          <w:rPr>
-            <w:color w:val="2F5496" w:themeColor="accent1" w:themeShade="BF"/>
-            <w:sz w:val="28"/>
-            <w:szCs w:val="28"/>
-            <w:lang w:val="en-US"/>
-            <w:rPrChange w:id="95" w:author="Microsoft Office User" w:date="2026-01-15T20:02:00Z" w16du:dateUtc="2026-01-15T19:02:00Z">
+      <w:ins w:id="98" w:author="Microsoft Office User" w:date="2026-01-15T15:24:00Z" w16du:dateUtc="2026-01-15T14:24:00Z">
+        <w:r>
+          <w:rPr>
+            <w:color w:val="2F5496" w:themeColor="accent1" w:themeShade="BF"/>
+            <w:sz w:val="28"/>
+            <w:szCs w:val="28"/>
+            <w:lang w:val="en-US"/>
+            <w:rPrChange w:id="99" w:author="Microsoft Office User" w:date="2026-01-15T20:02:00Z" w16du:dateUtc="2026-01-15T19:02:00Z">
               <w:rPr>
                 <w:sz w:val="28"/>
                 <w:szCs w:val="28"/>
@@ -1021,14 +1036,14 @@
         </w:r>
       </w:ins>
       <w:proofErr w:type="spellStart"/>
-      <w:ins w:id="96" w:author="Microsoft Office User" w:date="2026-01-15T19:24:00Z" w16du:dateUtc="2026-01-15T18:24:00Z">
-        <w:r>
-          <w:rPr>
-            <w:color w:val="2F5496" w:themeColor="accent1" w:themeShade="BF"/>
-            <w:sz w:val="28"/>
-            <w:szCs w:val="28"/>
-            <w:lang w:val="en-US"/>
-            <w:rPrChange w:id="97" w:author="Microsoft Office User" w:date="2026-01-15T20:02:00Z" w16du:dateUtc="2026-01-15T19:02:00Z">
+      <w:ins w:id="100" w:author="Microsoft Office User" w:date="2026-01-15T19:24:00Z" w16du:dateUtc="2026-01-15T18:24:00Z">
+        <w:r>
+          <w:rPr>
+            <w:color w:val="2F5496" w:themeColor="accent1" w:themeShade="BF"/>
+            <w:sz w:val="28"/>
+            <w:szCs w:val="28"/>
+            <w:lang w:val="en-US"/>
+            <w:rPrChange w:id="101" w:author="Microsoft Office User" w:date="2026-01-15T20:02:00Z" w16du:dateUtc="2026-01-15T19:02:00Z">
               <w:rPr>
                 <w:sz w:val="28"/>
                 <w:szCs w:val="28"/>
@@ -1045,7 +1060,7 @@
             <w:sz w:val="28"/>
             <w:szCs w:val="28"/>
             <w:lang w:val="en-US"/>
-            <w:rPrChange w:id="98" w:author="Microsoft Office User" w:date="2026-01-15T20:02:00Z" w16du:dateUtc="2026-01-15T19:02:00Z">
+            <w:rPrChange w:id="102" w:author="Microsoft Office User" w:date="2026-01-15T20:02:00Z" w16du:dateUtc="2026-01-15T19:02:00Z">
               <w:rPr>
                 <w:sz w:val="28"/>
                 <w:szCs w:val="28"/>
@@ -1056,14 +1071,14 @@
           <w:t xml:space="preserve"> core </w:t>
         </w:r>
       </w:ins>
-      <w:ins w:id="99" w:author="Microsoft Office User" w:date="2026-01-15T15:25:00Z" w16du:dateUtc="2026-01-15T14:25:00Z">
-        <w:r>
-          <w:rPr>
-            <w:color w:val="2F5496" w:themeColor="accent1" w:themeShade="BF"/>
-            <w:sz w:val="28"/>
-            <w:szCs w:val="28"/>
-            <w:lang w:val="en-US"/>
-            <w:rPrChange w:id="100" w:author="Microsoft Office User" w:date="2026-01-15T20:02:00Z" w16du:dateUtc="2026-01-15T19:02:00Z">
+      <w:ins w:id="103" w:author="Microsoft Office User" w:date="2026-01-15T15:25:00Z" w16du:dateUtc="2026-01-15T14:25:00Z">
+        <w:r>
+          <w:rPr>
+            <w:color w:val="2F5496" w:themeColor="accent1" w:themeShade="BF"/>
+            <w:sz w:val="28"/>
+            <w:szCs w:val="28"/>
+            <w:lang w:val="en-US"/>
+            <w:rPrChange w:id="104" w:author="Microsoft Office User" w:date="2026-01-15T20:02:00Z" w16du:dateUtc="2026-01-15T19:02:00Z">
               <w:rPr>
                 <w:sz w:val="28"/>
                 <w:szCs w:val="28"/>
@@ -1074,14 +1089,14 @@
           <w:t>algorithm</w:t>
         </w:r>
       </w:ins>
-      <w:ins w:id="101" w:author="Microsoft Office User" w:date="2026-01-15T19:24:00Z" w16du:dateUtc="2026-01-15T18:24:00Z">
-        <w:r>
-          <w:rPr>
-            <w:color w:val="2F5496" w:themeColor="accent1" w:themeShade="BF"/>
-            <w:sz w:val="28"/>
-            <w:szCs w:val="28"/>
-            <w:lang w:val="en-US"/>
-            <w:rPrChange w:id="102" w:author="Microsoft Office User" w:date="2026-01-15T20:02:00Z" w16du:dateUtc="2026-01-15T19:02:00Z">
+      <w:ins w:id="105" w:author="Microsoft Office User" w:date="2026-01-15T19:24:00Z" w16du:dateUtc="2026-01-15T18:24:00Z">
+        <w:r>
+          <w:rPr>
+            <w:color w:val="2F5496" w:themeColor="accent1" w:themeShade="BF"/>
+            <w:sz w:val="28"/>
+            <w:szCs w:val="28"/>
+            <w:lang w:val="en-US"/>
+            <w:rPrChange w:id="106" w:author="Microsoft Office User" w:date="2026-01-15T20:02:00Z" w16du:dateUtc="2026-01-15T19:02:00Z">
               <w:rPr>
                 <w:sz w:val="28"/>
                 <w:szCs w:val="28"/>
@@ -1092,14 +1107,14 @@
           <w:t>s</w:t>
         </w:r>
       </w:ins>
-      <w:ins w:id="103" w:author="Microsoft Office User" w:date="2026-01-15T15:25:00Z" w16du:dateUtc="2026-01-15T14:25:00Z">
-        <w:r>
-          <w:rPr>
-            <w:color w:val="2F5496" w:themeColor="accent1" w:themeShade="BF"/>
-            <w:sz w:val="28"/>
-            <w:szCs w:val="28"/>
-            <w:lang w:val="en-US"/>
-            <w:rPrChange w:id="104" w:author="Microsoft Office User" w:date="2026-01-15T20:02:00Z" w16du:dateUtc="2026-01-15T19:02:00Z">
+      <w:ins w:id="107" w:author="Microsoft Office User" w:date="2026-01-15T15:25:00Z" w16du:dateUtc="2026-01-15T14:25:00Z">
+        <w:r>
+          <w:rPr>
+            <w:color w:val="2F5496" w:themeColor="accent1" w:themeShade="BF"/>
+            <w:sz w:val="28"/>
+            <w:szCs w:val="28"/>
+            <w:lang w:val="en-US"/>
+            <w:rPrChange w:id="108" w:author="Microsoft Office User" w:date="2026-01-15T20:02:00Z" w16du:dateUtc="2026-01-15T19:02:00Z">
               <w:rPr>
                 <w:sz w:val="28"/>
                 <w:szCs w:val="28"/>
@@ -1110,14 +1125,14 @@
           <w:t xml:space="preserve">: </w:t>
         </w:r>
       </w:ins>
-      <w:ins w:id="105" w:author="Microsoft Office User" w:date="2026-01-15T19:30:00Z" w16du:dateUtc="2026-01-15T18:30:00Z">
-        <w:r>
-          <w:rPr>
-            <w:color w:val="2F5496" w:themeColor="accent1" w:themeShade="BF"/>
-            <w:sz w:val="28"/>
-            <w:szCs w:val="28"/>
-            <w:lang w:val="en-US"/>
-            <w:rPrChange w:id="106" w:author="Microsoft Office User" w:date="2026-01-15T20:02:00Z" w16du:dateUtc="2026-01-15T19:02:00Z">
+      <w:ins w:id="109" w:author="Microsoft Office User" w:date="2026-01-15T19:30:00Z" w16du:dateUtc="2026-01-15T18:30:00Z">
+        <w:r>
+          <w:rPr>
+            <w:color w:val="2F5496" w:themeColor="accent1" w:themeShade="BF"/>
+            <w:sz w:val="28"/>
+            <w:szCs w:val="28"/>
+            <w:lang w:val="en-US"/>
+            <w:rPrChange w:id="110" w:author="Microsoft Office User" w:date="2026-01-15T20:02:00Z" w16du:dateUtc="2026-01-15T19:02:00Z">
               <w:rPr>
                 <w:sz w:val="28"/>
                 <w:szCs w:val="28"/>
@@ -1128,14 +1143,14 @@
           <w:t>T</w:t>
         </w:r>
       </w:ins>
-      <w:ins w:id="107" w:author="Microsoft Office User" w:date="2026-01-15T15:25:00Z" w16du:dateUtc="2026-01-15T14:25:00Z">
-        <w:r>
-          <w:rPr>
-            <w:color w:val="2F5496" w:themeColor="accent1" w:themeShade="BF"/>
-            <w:sz w:val="28"/>
-            <w:szCs w:val="28"/>
-            <w:lang w:val="en-US"/>
-            <w:rPrChange w:id="108" w:author="Microsoft Office User" w:date="2026-01-15T20:02:00Z" w16du:dateUtc="2026-01-15T19:02:00Z">
+      <w:ins w:id="111" w:author="Microsoft Office User" w:date="2026-01-15T15:25:00Z" w16du:dateUtc="2026-01-15T14:25:00Z">
+        <w:r>
+          <w:rPr>
+            <w:color w:val="2F5496" w:themeColor="accent1" w:themeShade="BF"/>
+            <w:sz w:val="28"/>
+            <w:szCs w:val="28"/>
+            <w:lang w:val="en-US"/>
+            <w:rPrChange w:id="112" w:author="Microsoft Office User" w:date="2026-01-15T20:02:00Z" w16du:dateUtc="2026-01-15T19:02:00Z">
               <w:rPr>
                 <w:sz w:val="28"/>
                 <w:szCs w:val="28"/>
@@ -1146,14 +1161,14 @@
           <w:t xml:space="preserve">he </w:t>
         </w:r>
       </w:ins>
-      <w:ins w:id="109" w:author="Microsoft Office User" w:date="2026-01-15T19:30:00Z" w16du:dateUtc="2026-01-15T18:30:00Z">
-        <w:r>
-          <w:rPr>
-            <w:color w:val="2F5496" w:themeColor="accent1" w:themeShade="BF"/>
-            <w:sz w:val="28"/>
-            <w:szCs w:val="28"/>
-            <w:lang w:val="en-US"/>
-            <w:rPrChange w:id="110" w:author="Microsoft Office User" w:date="2026-01-15T20:02:00Z" w16du:dateUtc="2026-01-15T19:02:00Z">
+      <w:ins w:id="113" w:author="Microsoft Office User" w:date="2026-01-15T19:30:00Z" w16du:dateUtc="2026-01-15T18:30:00Z">
+        <w:r>
+          <w:rPr>
+            <w:color w:val="2F5496" w:themeColor="accent1" w:themeShade="BF"/>
+            <w:sz w:val="28"/>
+            <w:szCs w:val="28"/>
+            <w:lang w:val="en-US"/>
+            <w:rPrChange w:id="114" w:author="Microsoft Office User" w:date="2026-01-15T20:02:00Z" w16du:dateUtc="2026-01-15T19:02:00Z">
               <w:rPr>
                 <w:sz w:val="28"/>
                 <w:szCs w:val="28"/>
@@ -1164,14 +1179,14 @@
           <w:t xml:space="preserve">core </w:t>
         </w:r>
       </w:ins>
-      <w:ins w:id="111" w:author="Microsoft Office User" w:date="2026-01-15T15:25:00Z" w16du:dateUtc="2026-01-15T14:25:00Z">
-        <w:r>
-          <w:rPr>
-            <w:color w:val="2F5496" w:themeColor="accent1" w:themeShade="BF"/>
-            <w:sz w:val="28"/>
-            <w:szCs w:val="28"/>
-            <w:lang w:val="en-US"/>
-            <w:rPrChange w:id="112" w:author="Microsoft Office User" w:date="2026-01-15T20:02:00Z" w16du:dateUtc="2026-01-15T19:02:00Z">
+      <w:ins w:id="115" w:author="Microsoft Office User" w:date="2026-01-15T15:25:00Z" w16du:dateUtc="2026-01-15T14:25:00Z">
+        <w:r>
+          <w:rPr>
+            <w:color w:val="2F5496" w:themeColor="accent1" w:themeShade="BF"/>
+            <w:sz w:val="28"/>
+            <w:szCs w:val="28"/>
+            <w:lang w:val="en-US"/>
+            <w:rPrChange w:id="116" w:author="Microsoft Office User" w:date="2026-01-15T20:02:00Z" w16du:dateUtc="2026-01-15T19:02:00Z">
               <w:rPr>
                 <w:sz w:val="28"/>
                 <w:szCs w:val="28"/>
@@ -1182,14 +1197,14 @@
           <w:t xml:space="preserve">algorithm </w:t>
         </w:r>
       </w:ins>
-      <w:ins w:id="113" w:author="Microsoft Office User" w:date="2026-01-15T19:24:00Z" w16du:dateUtc="2026-01-15T18:24:00Z">
-        <w:r>
-          <w:rPr>
-            <w:color w:val="2F5496" w:themeColor="accent1" w:themeShade="BF"/>
-            <w:sz w:val="28"/>
-            <w:szCs w:val="28"/>
-            <w:lang w:val="en-US"/>
-            <w:rPrChange w:id="114" w:author="Microsoft Office User" w:date="2026-01-15T20:02:00Z" w16du:dateUtc="2026-01-15T19:02:00Z">
+      <w:ins w:id="117" w:author="Microsoft Office User" w:date="2026-01-15T19:24:00Z" w16du:dateUtc="2026-01-15T18:24:00Z">
+        <w:r>
+          <w:rPr>
+            <w:color w:val="2F5496" w:themeColor="accent1" w:themeShade="BF"/>
+            <w:sz w:val="28"/>
+            <w:szCs w:val="28"/>
+            <w:lang w:val="en-US"/>
+            <w:rPrChange w:id="118" w:author="Microsoft Office User" w:date="2026-01-15T20:02:00Z" w16du:dateUtc="2026-01-15T19:02:00Z">
               <w:rPr>
                 <w:sz w:val="28"/>
                 <w:szCs w:val="28"/>
@@ -1200,14 +1215,14 @@
           <w:t>for</w:t>
         </w:r>
       </w:ins>
-      <w:ins w:id="115" w:author="Microsoft Office User" w:date="2026-01-15T15:25:00Z" w16du:dateUtc="2026-01-15T14:25:00Z">
-        <w:r>
-          <w:rPr>
-            <w:color w:val="2F5496" w:themeColor="accent1" w:themeShade="BF"/>
-            <w:sz w:val="28"/>
-            <w:szCs w:val="28"/>
-            <w:lang w:val="en-US"/>
-            <w:rPrChange w:id="116" w:author="Microsoft Office User" w:date="2026-01-15T20:02:00Z" w16du:dateUtc="2026-01-15T19:02:00Z">
+      <w:ins w:id="119" w:author="Microsoft Office User" w:date="2026-01-15T15:25:00Z" w16du:dateUtc="2026-01-15T14:25:00Z">
+        <w:r>
+          <w:rPr>
+            <w:color w:val="2F5496" w:themeColor="accent1" w:themeShade="BF"/>
+            <w:sz w:val="28"/>
+            <w:szCs w:val="28"/>
+            <w:lang w:val="en-US"/>
+            <w:rPrChange w:id="120" w:author="Microsoft Office User" w:date="2026-01-15T20:02:00Z" w16du:dateUtc="2026-01-15T19:02:00Z">
               <w:rPr>
                 <w:sz w:val="28"/>
                 <w:szCs w:val="28"/>
@@ -1224,7 +1239,7 @@
             <w:sz w:val="28"/>
             <w:szCs w:val="28"/>
             <w:lang w:val="en-US"/>
-            <w:rPrChange w:id="117" w:author="Microsoft Office User" w:date="2026-01-15T20:02:00Z" w16du:dateUtc="2026-01-15T19:02:00Z">
+            <w:rPrChange w:id="121" w:author="Microsoft Office User" w:date="2026-01-15T20:02:00Z" w16du:dateUtc="2026-01-15T19:02:00Z">
               <w:rPr>
                 <w:sz w:val="28"/>
                 <w:szCs w:val="28"/>
@@ -1241,7 +1256,7 @@
             <w:sz w:val="28"/>
             <w:szCs w:val="28"/>
             <w:lang w:val="en-US"/>
-            <w:rPrChange w:id="118" w:author="Microsoft Office User" w:date="2026-01-15T20:02:00Z" w16du:dateUtc="2026-01-15T19:02:00Z">
+            <w:rPrChange w:id="122" w:author="Microsoft Office User" w:date="2026-01-15T20:02:00Z" w16du:dateUtc="2026-01-15T19:02:00Z">
               <w:rPr>
                 <w:sz w:val="28"/>
                 <w:szCs w:val="28"/>
@@ -1252,14 +1267,14 @@
           <w:t xml:space="preserve"> database is </w:t>
         </w:r>
       </w:ins>
-      <w:ins w:id="119" w:author="Microsoft Office User" w:date="2026-01-15T19:30:00Z" w16du:dateUtc="2026-01-15T18:30:00Z">
-        <w:r>
-          <w:rPr>
-            <w:color w:val="2F5496" w:themeColor="accent1" w:themeShade="BF"/>
-            <w:sz w:val="28"/>
-            <w:szCs w:val="28"/>
-            <w:lang w:val="en-US"/>
-            <w:rPrChange w:id="120" w:author="Microsoft Office User" w:date="2026-01-15T20:02:00Z" w16du:dateUtc="2026-01-15T19:02:00Z">
+      <w:ins w:id="123" w:author="Microsoft Office User" w:date="2026-01-15T19:30:00Z" w16du:dateUtc="2026-01-15T18:30:00Z">
+        <w:r>
+          <w:rPr>
+            <w:color w:val="2F5496" w:themeColor="accent1" w:themeShade="BF"/>
+            <w:sz w:val="28"/>
+            <w:szCs w:val="28"/>
+            <w:lang w:val="en-US"/>
+            <w:rPrChange w:id="124" w:author="Microsoft Office User" w:date="2026-01-15T20:02:00Z" w16du:dateUtc="2026-01-15T19:02:00Z">
               <w:rPr>
                 <w:sz w:val="28"/>
                 <w:szCs w:val="28"/>
@@ -1270,14 +1285,14 @@
           <w:t>explained</w:t>
         </w:r>
       </w:ins>
-      <w:ins w:id="121" w:author="Microsoft Office User" w:date="2026-01-15T19:25:00Z" w16du:dateUtc="2026-01-15T18:25:00Z">
-        <w:r>
-          <w:rPr>
-            <w:color w:val="2F5496" w:themeColor="accent1" w:themeShade="BF"/>
-            <w:sz w:val="28"/>
-            <w:szCs w:val="28"/>
-            <w:lang w:val="en-US"/>
-            <w:rPrChange w:id="122" w:author="Microsoft Office User" w:date="2026-01-15T20:02:00Z" w16du:dateUtc="2026-01-15T19:02:00Z">
+      <w:ins w:id="125" w:author="Microsoft Office User" w:date="2026-01-15T19:25:00Z" w16du:dateUtc="2026-01-15T18:25:00Z">
+        <w:r>
+          <w:rPr>
+            <w:color w:val="2F5496" w:themeColor="accent1" w:themeShade="BF"/>
+            <w:sz w:val="28"/>
+            <w:szCs w:val="28"/>
+            <w:lang w:val="en-US"/>
+            <w:rPrChange w:id="126" w:author="Microsoft Office User" w:date="2026-01-15T20:02:00Z" w16du:dateUtc="2026-01-15T19:02:00Z">
               <w:rPr>
                 <w:sz w:val="28"/>
                 <w:szCs w:val="28"/>
@@ -1288,14 +1303,14 @@
           <w:t xml:space="preserve"> in </w:t>
         </w:r>
       </w:ins>
-      <w:ins w:id="123" w:author="Microsoft Office User" w:date="2026-01-15T15:26:00Z" w16du:dateUtc="2026-01-15T14:26:00Z">
-        <w:r>
-          <w:rPr>
-            <w:color w:val="2F5496" w:themeColor="accent1" w:themeShade="BF"/>
-            <w:sz w:val="28"/>
-            <w:szCs w:val="28"/>
-            <w:lang w:val="en-US"/>
-            <w:rPrChange w:id="124" w:author="Microsoft Office User" w:date="2026-01-15T20:02:00Z" w16du:dateUtc="2026-01-15T19:02:00Z">
+      <w:ins w:id="127" w:author="Microsoft Office User" w:date="2026-01-15T15:26:00Z" w16du:dateUtc="2026-01-15T14:26:00Z">
+        <w:r>
+          <w:rPr>
+            <w:color w:val="2F5496" w:themeColor="accent1" w:themeShade="BF"/>
+            <w:sz w:val="28"/>
+            <w:szCs w:val="28"/>
+            <w:lang w:val="en-US"/>
+            <w:rPrChange w:id="128" w:author="Microsoft Office User" w:date="2026-01-15T20:02:00Z" w16du:dateUtc="2026-01-15T19:02:00Z">
               <w:rPr>
                 <w:sz w:val="28"/>
                 <w:szCs w:val="28"/>
@@ -1306,14 +1321,14 @@
           <w:t xml:space="preserve">Section </w:t>
         </w:r>
       </w:ins>
-      <w:ins w:id="125" w:author="Microsoft Office User" w:date="2026-01-15T19:24:00Z" w16du:dateUtc="2026-01-15T18:24:00Z">
-        <w:r>
-          <w:rPr>
-            <w:color w:val="2F5496" w:themeColor="accent1" w:themeShade="BF"/>
-            <w:sz w:val="28"/>
-            <w:szCs w:val="28"/>
-            <w:lang w:val="en-US"/>
-            <w:rPrChange w:id="126" w:author="Microsoft Office User" w:date="2026-01-15T20:02:00Z" w16du:dateUtc="2026-01-15T19:02:00Z">
+      <w:ins w:id="129" w:author="Microsoft Office User" w:date="2026-01-15T19:24:00Z" w16du:dateUtc="2026-01-15T18:24:00Z">
+        <w:r>
+          <w:rPr>
+            <w:color w:val="2F5496" w:themeColor="accent1" w:themeShade="BF"/>
+            <w:sz w:val="28"/>
+            <w:szCs w:val="28"/>
+            <w:lang w:val="en-US"/>
+            <w:rPrChange w:id="130" w:author="Microsoft Office User" w:date="2026-01-15T20:02:00Z" w16du:dateUtc="2026-01-15T19:02:00Z">
               <w:rPr>
                 <w:sz w:val="28"/>
                 <w:szCs w:val="28"/>
@@ -1324,14 +1339,14 @@
           <w:t xml:space="preserve">2 </w:t>
         </w:r>
       </w:ins>
-      <w:ins w:id="127" w:author="Microsoft Office User" w:date="2026-01-15T15:26:00Z" w16du:dateUtc="2026-01-15T14:26:00Z">
-        <w:r>
-          <w:rPr>
-            <w:color w:val="2F5496" w:themeColor="accent1" w:themeShade="BF"/>
-            <w:sz w:val="28"/>
-            <w:szCs w:val="28"/>
-            <w:lang w:val="en-US"/>
-            <w:rPrChange w:id="128" w:author="Microsoft Office User" w:date="2026-01-15T20:02:00Z" w16du:dateUtc="2026-01-15T19:02:00Z">
+      <w:ins w:id="131" w:author="Microsoft Office User" w:date="2026-01-15T15:26:00Z" w16du:dateUtc="2026-01-15T14:26:00Z">
+        <w:r>
+          <w:rPr>
+            <w:color w:val="2F5496" w:themeColor="accent1" w:themeShade="BF"/>
+            <w:sz w:val="28"/>
+            <w:szCs w:val="28"/>
+            <w:lang w:val="en-US"/>
+            <w:rPrChange w:id="132" w:author="Microsoft Office User" w:date="2026-01-15T20:02:00Z" w16du:dateUtc="2026-01-15T19:02:00Z">
               <w:rPr>
                 <w:sz w:val="28"/>
                 <w:szCs w:val="28"/>
@@ -1342,14 +1357,14 @@
           <w:t xml:space="preserve">– in particular </w:t>
         </w:r>
       </w:ins>
-      <w:ins w:id="129" w:author="Microsoft Office User" w:date="2026-01-15T19:24:00Z" w16du:dateUtc="2026-01-15T18:24:00Z">
-        <w:r>
-          <w:rPr>
-            <w:color w:val="2F5496" w:themeColor="accent1" w:themeShade="BF"/>
-            <w:sz w:val="28"/>
-            <w:szCs w:val="28"/>
-            <w:lang w:val="en-US"/>
-            <w:rPrChange w:id="130" w:author="Microsoft Office User" w:date="2026-01-15T20:02:00Z" w16du:dateUtc="2026-01-15T19:02:00Z">
+      <w:ins w:id="133" w:author="Microsoft Office User" w:date="2026-01-15T19:24:00Z" w16du:dateUtc="2026-01-15T18:24:00Z">
+        <w:r>
+          <w:rPr>
+            <w:color w:val="2F5496" w:themeColor="accent1" w:themeShade="BF"/>
+            <w:sz w:val="28"/>
+            <w:szCs w:val="28"/>
+            <w:lang w:val="en-US"/>
+            <w:rPrChange w:id="134" w:author="Microsoft Office User" w:date="2026-01-15T20:02:00Z" w16du:dateUtc="2026-01-15T19:02:00Z">
               <w:rPr>
                 <w:sz w:val="28"/>
                 <w:szCs w:val="28"/>
@@ -1360,14 +1375,14 @@
           <w:t>in</w:t>
         </w:r>
       </w:ins>
-      <w:ins w:id="131" w:author="Microsoft Office User" w:date="2026-01-15T15:26:00Z" w16du:dateUtc="2026-01-15T14:26:00Z">
-        <w:r>
-          <w:rPr>
-            <w:color w:val="2F5496" w:themeColor="accent1" w:themeShade="BF"/>
-            <w:sz w:val="28"/>
-            <w:szCs w:val="28"/>
-            <w:lang w:val="en-US"/>
-            <w:rPrChange w:id="132" w:author="Microsoft Office User" w:date="2026-01-15T20:02:00Z" w16du:dateUtc="2026-01-15T19:02:00Z">
+      <w:ins w:id="135" w:author="Microsoft Office User" w:date="2026-01-15T15:26:00Z" w16du:dateUtc="2026-01-15T14:26:00Z">
+        <w:r>
+          <w:rPr>
+            <w:color w:val="2F5496" w:themeColor="accent1" w:themeShade="BF"/>
+            <w:sz w:val="28"/>
+            <w:szCs w:val="28"/>
+            <w:lang w:val="en-US"/>
+            <w:rPrChange w:id="136" w:author="Microsoft Office User" w:date="2026-01-15T20:02:00Z" w16du:dateUtc="2026-01-15T19:02:00Z">
               <w:rPr>
                 <w:sz w:val="28"/>
                 <w:szCs w:val="28"/>
@@ -1378,14 +1393,14 @@
           <w:t xml:space="preserve"> </w:t>
         </w:r>
       </w:ins>
-      <w:ins w:id="133" w:author="Microsoft Office User" w:date="2026-01-15T15:33:00Z" w16du:dateUtc="2026-01-15T14:33:00Z">
-        <w:r>
-          <w:rPr>
-            <w:color w:val="2F5496" w:themeColor="accent1" w:themeShade="BF"/>
-            <w:sz w:val="28"/>
-            <w:szCs w:val="28"/>
-            <w:lang w:val="en-US"/>
-            <w:rPrChange w:id="134" w:author="Microsoft Office User" w:date="2026-01-15T20:02:00Z" w16du:dateUtc="2026-01-15T19:02:00Z">
+      <w:ins w:id="137" w:author="Microsoft Office User" w:date="2026-01-15T15:33:00Z" w16du:dateUtc="2026-01-15T14:33:00Z">
+        <w:r>
+          <w:rPr>
+            <w:color w:val="2F5496" w:themeColor="accent1" w:themeShade="BF"/>
+            <w:sz w:val="28"/>
+            <w:szCs w:val="28"/>
+            <w:lang w:val="en-US"/>
+            <w:rPrChange w:id="138" w:author="Microsoft Office User" w:date="2026-01-15T20:02:00Z" w16du:dateUtc="2026-01-15T19:02:00Z">
               <w:rPr>
                 <w:sz w:val="28"/>
                 <w:szCs w:val="28"/>
@@ -1396,14 +1411,14 @@
           <w:t xml:space="preserve">Section 2.2 and Table 1. </w:t>
         </w:r>
       </w:ins>
-      <w:ins w:id="135" w:author="Microsoft Office User" w:date="2026-01-15T15:34:00Z" w16du:dateUtc="2026-01-15T14:34:00Z">
-        <w:r>
-          <w:rPr>
-            <w:color w:val="2F5496" w:themeColor="accent1" w:themeShade="BF"/>
-            <w:sz w:val="28"/>
-            <w:szCs w:val="28"/>
-            <w:lang w:val="en-US"/>
-            <w:rPrChange w:id="136" w:author="Microsoft Office User" w:date="2026-01-15T20:02:00Z" w16du:dateUtc="2026-01-15T19:02:00Z">
+      <w:ins w:id="139" w:author="Microsoft Office User" w:date="2026-01-15T15:34:00Z" w16du:dateUtc="2026-01-15T14:34:00Z">
+        <w:r>
+          <w:rPr>
+            <w:color w:val="2F5496" w:themeColor="accent1" w:themeShade="BF"/>
+            <w:sz w:val="28"/>
+            <w:szCs w:val="28"/>
+            <w:lang w:val="en-US"/>
+            <w:rPrChange w:id="140" w:author="Microsoft Office User" w:date="2026-01-15T20:02:00Z" w16du:dateUtc="2026-01-15T19:02:00Z">
               <w:rPr>
                 <w:sz w:val="28"/>
                 <w:szCs w:val="28"/>
@@ -1414,14 +1429,14 @@
           <w:t>The goal graph from Fig</w:t>
         </w:r>
       </w:ins>
-      <w:ins w:id="137" w:author="Microsoft Office User" w:date="2026-01-15T19:25:00Z" w16du:dateUtc="2026-01-15T18:25:00Z">
-        <w:r>
-          <w:rPr>
-            <w:color w:val="2F5496" w:themeColor="accent1" w:themeShade="BF"/>
-            <w:sz w:val="28"/>
-            <w:szCs w:val="28"/>
-            <w:lang w:val="en-US"/>
-            <w:rPrChange w:id="138" w:author="Microsoft Office User" w:date="2026-01-15T20:02:00Z" w16du:dateUtc="2026-01-15T19:02:00Z">
+      <w:ins w:id="141" w:author="Microsoft Office User" w:date="2026-01-15T19:25:00Z" w16du:dateUtc="2026-01-15T18:25:00Z">
+        <w:r>
+          <w:rPr>
+            <w:color w:val="2F5496" w:themeColor="accent1" w:themeShade="BF"/>
+            <w:sz w:val="28"/>
+            <w:szCs w:val="28"/>
+            <w:lang w:val="en-US"/>
+            <w:rPrChange w:id="142" w:author="Microsoft Office User" w:date="2026-01-15T20:02:00Z" w16du:dateUtc="2026-01-15T19:02:00Z">
               <w:rPr>
                 <w:sz w:val="28"/>
                 <w:szCs w:val="28"/>
@@ -1432,14 +1447,14 @@
           <w:t>.</w:t>
         </w:r>
       </w:ins>
-      <w:ins w:id="139" w:author="Microsoft Office User" w:date="2026-01-15T15:34:00Z" w16du:dateUtc="2026-01-15T14:34:00Z">
-        <w:r>
-          <w:rPr>
-            <w:color w:val="2F5496" w:themeColor="accent1" w:themeShade="BF"/>
-            <w:sz w:val="28"/>
-            <w:szCs w:val="28"/>
-            <w:lang w:val="en-US"/>
-            <w:rPrChange w:id="140" w:author="Microsoft Office User" w:date="2026-01-15T20:02:00Z" w16du:dateUtc="2026-01-15T19:02:00Z">
+      <w:ins w:id="143" w:author="Microsoft Office User" w:date="2026-01-15T15:34:00Z" w16du:dateUtc="2026-01-15T14:34:00Z">
+        <w:r>
+          <w:rPr>
+            <w:color w:val="2F5496" w:themeColor="accent1" w:themeShade="BF"/>
+            <w:sz w:val="28"/>
+            <w:szCs w:val="28"/>
+            <w:lang w:val="en-US"/>
+            <w:rPrChange w:id="144" w:author="Microsoft Office User" w:date="2026-01-15T20:02:00Z" w16du:dateUtc="2026-01-15T19:02:00Z">
               <w:rPr>
                 <w:sz w:val="28"/>
                 <w:szCs w:val="28"/>
@@ -1455,7 +1470,7 @@
             <w:sz w:val="28"/>
             <w:szCs w:val="28"/>
             <w:lang w:val="en-US"/>
-            <w:rPrChange w:id="141" w:author="Microsoft Office User" w:date="2026-01-15T20:02:00Z" w16du:dateUtc="2026-01-15T19:02:00Z">
+            <w:rPrChange w:id="145" w:author="Microsoft Office User" w:date="2026-01-15T20:02:00Z" w16du:dateUtc="2026-01-15T19:02:00Z">
               <w:rPr>
                 <w:sz w:val="28"/>
                 <w:szCs w:val="28"/>
@@ -1467,14 +1482,14 @@
           <w:t>goal’s dependen</w:t>
         </w:r>
       </w:ins>
-      <w:ins w:id="142" w:author="Microsoft Office User" w:date="2026-01-15T15:35:00Z" w16du:dateUtc="2026-01-15T14:35:00Z">
-        <w:r>
-          <w:rPr>
-            <w:color w:val="2F5496" w:themeColor="accent1" w:themeShade="BF"/>
-            <w:sz w:val="28"/>
-            <w:szCs w:val="28"/>
-            <w:lang w:val="en-US"/>
-            <w:rPrChange w:id="143" w:author="Microsoft Office User" w:date="2026-01-15T20:02:00Z" w16du:dateUtc="2026-01-15T19:02:00Z">
+      <w:ins w:id="146" w:author="Microsoft Office User" w:date="2026-01-15T15:35:00Z" w16du:dateUtc="2026-01-15T14:35:00Z">
+        <w:r>
+          <w:rPr>
+            <w:color w:val="2F5496" w:themeColor="accent1" w:themeShade="BF"/>
+            <w:sz w:val="28"/>
+            <w:szCs w:val="28"/>
+            <w:lang w:val="en-US"/>
+            <w:rPrChange w:id="147" w:author="Microsoft Office User" w:date="2026-01-15T20:02:00Z" w16du:dateUtc="2026-01-15T19:02:00Z">
               <w:rPr>
                 <w:sz w:val="28"/>
                 <w:szCs w:val="28"/>
@@ -1485,14 +1500,14 @@
           <w:t>c</w:t>
         </w:r>
       </w:ins>
-      <w:ins w:id="144" w:author="Microsoft Office User" w:date="2026-01-15T15:34:00Z" w16du:dateUtc="2026-01-15T14:34:00Z">
-        <w:r>
-          <w:rPr>
-            <w:color w:val="2F5496" w:themeColor="accent1" w:themeShade="BF"/>
-            <w:sz w:val="28"/>
-            <w:szCs w:val="28"/>
-            <w:lang w:val="en-US"/>
-            <w:rPrChange w:id="145" w:author="Microsoft Office User" w:date="2026-01-15T20:02:00Z" w16du:dateUtc="2026-01-15T19:02:00Z">
+      <w:ins w:id="148" w:author="Microsoft Office User" w:date="2026-01-15T15:34:00Z" w16du:dateUtc="2026-01-15T14:34:00Z">
+        <w:r>
+          <w:rPr>
+            <w:color w:val="2F5496" w:themeColor="accent1" w:themeShade="BF"/>
+            <w:sz w:val="28"/>
+            <w:szCs w:val="28"/>
+            <w:lang w:val="en-US"/>
+            <w:rPrChange w:id="149" w:author="Microsoft Office User" w:date="2026-01-15T20:02:00Z" w16du:dateUtc="2026-01-15T19:02:00Z">
               <w:rPr>
                 <w:sz w:val="28"/>
                 <w:szCs w:val="28"/>
@@ -1503,32 +1518,61 @@
           <w:t xml:space="preserve">ies define the order </w:t>
         </w:r>
       </w:ins>
-      <w:ins w:id="146" w:author="Microsoft Office User" w:date="2026-01-15T15:35:00Z" w16du:dateUtc="2026-01-15T14:35:00Z">
-        <w:r>
-          <w:rPr>
-            <w:color w:val="2F5496" w:themeColor="accent1" w:themeShade="BF"/>
-            <w:sz w:val="28"/>
-            <w:szCs w:val="28"/>
-            <w:lang w:val="en-US"/>
-            <w:rPrChange w:id="147" w:author="Microsoft Office User" w:date="2026-01-15T20:02:00Z" w16du:dateUtc="2026-01-15T19:02:00Z">
-              <w:rPr>
-                <w:sz w:val="28"/>
-                <w:szCs w:val="28"/>
-                <w:lang w:val="en-US"/>
-              </w:rPr>
-            </w:rPrChange>
-          </w:rPr>
-          <w:t xml:space="preserve">in which the goals are executed. The </w:t>
-        </w:r>
-      </w:ins>
-      <w:ins w:id="148" w:author="Microsoft Office User" w:date="2026-01-15T15:36:00Z" w16du:dateUtc="2026-01-15T14:36:00Z">
-        <w:r>
-          <w:rPr>
-            <w:color w:val="2F5496" w:themeColor="accent1" w:themeShade="BF"/>
-            <w:sz w:val="28"/>
-            <w:szCs w:val="28"/>
-            <w:lang w:val="en-US"/>
-            <w:rPrChange w:id="149" w:author="Microsoft Office User" w:date="2026-01-15T20:02:00Z" w16du:dateUtc="2026-01-15T19:02:00Z">
+      <w:ins w:id="150" w:author="Microsoft Office User" w:date="2026-01-15T15:35:00Z" w16du:dateUtc="2026-01-15T14:35:00Z">
+        <w:r>
+          <w:rPr>
+            <w:color w:val="2F5496" w:themeColor="accent1" w:themeShade="BF"/>
+            <w:sz w:val="28"/>
+            <w:szCs w:val="28"/>
+            <w:lang w:val="en-US"/>
+            <w:rPrChange w:id="151" w:author="Microsoft Office User" w:date="2026-01-15T20:02:00Z" w16du:dateUtc="2026-01-15T19:02:00Z">
+              <w:rPr>
+                <w:sz w:val="28"/>
+                <w:szCs w:val="28"/>
+                <w:lang w:val="en-US"/>
+              </w:rPr>
+            </w:rPrChange>
+          </w:rPr>
+          <w:t xml:space="preserve">in which the goals </w:t>
+        </w:r>
+      </w:ins>
+      <w:ins w:id="152" w:author="Microsoft Office User" w:date="2026-01-20T07:52:00Z" w16du:dateUtc="2026-01-20T06:52:00Z">
+        <w:r>
+          <w:rPr>
+            <w:color w:val="2F5496" w:themeColor="accent1" w:themeShade="BF"/>
+            <w:sz w:val="28"/>
+            <w:szCs w:val="28"/>
+            <w:lang w:val="en-US"/>
+          </w:rPr>
+          <w:t>get</w:t>
+        </w:r>
+      </w:ins>
+      <w:ins w:id="153" w:author="Microsoft Office User" w:date="2026-01-15T15:35:00Z" w16du:dateUtc="2026-01-15T14:35:00Z">
+        <w:r>
+          <w:rPr>
+            <w:color w:val="2F5496" w:themeColor="accent1" w:themeShade="BF"/>
+            <w:sz w:val="28"/>
+            <w:szCs w:val="28"/>
+            <w:lang w:val="en-US"/>
+            <w:rPrChange w:id="154" w:author="Microsoft Office User" w:date="2026-01-15T20:02:00Z" w16du:dateUtc="2026-01-15T19:02:00Z">
+              <w:rPr>
+                <w:sz w:val="28"/>
+                <w:szCs w:val="28"/>
+                <w:lang w:val="en-US"/>
+              </w:rPr>
+            </w:rPrChange>
+          </w:rPr>
+          <w:t xml:space="preserve"> executed. The </w:t>
+        </w:r>
+      </w:ins>
+      <w:ins w:id="155" w:author="Microsoft Office User" w:date="2026-01-15T15:36:00Z" w16du:dateUtc="2026-01-15T14:36:00Z">
+        <w:r>
+          <w:rPr>
+            <w:color w:val="2F5496" w:themeColor="accent1" w:themeShade="BF"/>
+            <w:sz w:val="28"/>
+            <w:szCs w:val="28"/>
+            <w:lang w:val="en-US"/>
+            <w:rPrChange w:id="156" w:author="Microsoft Office User" w:date="2026-01-15T20:02:00Z" w16du:dateUtc="2026-01-15T19:02:00Z">
               <w:rPr>
                 <w:sz w:val="28"/>
                 <w:szCs w:val="28"/>
@@ -1539,14 +1583,14 @@
           <w:t xml:space="preserve">read classification algorithm is </w:t>
         </w:r>
       </w:ins>
-      <w:ins w:id="150" w:author="Microsoft Office User" w:date="2026-01-15T19:25:00Z" w16du:dateUtc="2026-01-15T18:25:00Z">
-        <w:r>
-          <w:rPr>
-            <w:color w:val="2F5496" w:themeColor="accent1" w:themeShade="BF"/>
-            <w:sz w:val="28"/>
-            <w:szCs w:val="28"/>
-            <w:lang w:val="en-US"/>
-            <w:rPrChange w:id="151" w:author="Microsoft Office User" w:date="2026-01-15T20:02:00Z" w16du:dateUtc="2026-01-15T19:02:00Z">
+      <w:ins w:id="157" w:author="Microsoft Office User" w:date="2026-01-15T19:25:00Z" w16du:dateUtc="2026-01-15T18:25:00Z">
+        <w:r>
+          <w:rPr>
+            <w:color w:val="2F5496" w:themeColor="accent1" w:themeShade="BF"/>
+            <w:sz w:val="28"/>
+            <w:szCs w:val="28"/>
+            <w:lang w:val="en-US"/>
+            <w:rPrChange w:id="158" w:author="Microsoft Office User" w:date="2026-01-15T20:02:00Z" w16du:dateUtc="2026-01-15T19:02:00Z">
               <w:rPr>
                 <w:sz w:val="28"/>
                 <w:szCs w:val="28"/>
@@ -1557,14 +1601,14 @@
           <w:t xml:space="preserve">briefly </w:t>
         </w:r>
       </w:ins>
-      <w:ins w:id="152" w:author="Microsoft Office User" w:date="2026-01-15T15:36:00Z" w16du:dateUtc="2026-01-15T14:36:00Z">
-        <w:r>
-          <w:rPr>
-            <w:color w:val="2F5496" w:themeColor="accent1" w:themeShade="BF"/>
-            <w:sz w:val="28"/>
-            <w:szCs w:val="28"/>
-            <w:lang w:val="en-US"/>
-            <w:rPrChange w:id="153" w:author="Microsoft Office User" w:date="2026-01-15T20:02:00Z" w16du:dateUtc="2026-01-15T19:02:00Z">
+      <w:ins w:id="159" w:author="Microsoft Office User" w:date="2026-01-15T15:36:00Z" w16du:dateUtc="2026-01-15T14:36:00Z">
+        <w:r>
+          <w:rPr>
+            <w:color w:val="2F5496" w:themeColor="accent1" w:themeShade="BF"/>
+            <w:sz w:val="28"/>
+            <w:szCs w:val="28"/>
+            <w:lang w:val="en-US"/>
+            <w:rPrChange w:id="160" w:author="Microsoft Office User" w:date="2026-01-15T20:02:00Z" w16du:dateUtc="2026-01-15T19:02:00Z">
               <w:rPr>
                 <w:sz w:val="28"/>
                 <w:szCs w:val="28"/>
@@ -1575,14 +1619,14 @@
           <w:t>exp</w:t>
         </w:r>
       </w:ins>
-      <w:ins w:id="154" w:author="Microsoft Office User" w:date="2026-01-15T15:37:00Z" w16du:dateUtc="2026-01-15T14:37:00Z">
-        <w:r>
-          <w:rPr>
-            <w:color w:val="2F5496" w:themeColor="accent1" w:themeShade="BF"/>
-            <w:sz w:val="28"/>
-            <w:szCs w:val="28"/>
-            <w:lang w:val="en-US"/>
-            <w:rPrChange w:id="155" w:author="Microsoft Office User" w:date="2026-01-15T20:02:00Z" w16du:dateUtc="2026-01-15T19:02:00Z">
+      <w:ins w:id="161" w:author="Microsoft Office User" w:date="2026-01-15T15:37:00Z" w16du:dateUtc="2026-01-15T14:37:00Z">
+        <w:r>
+          <w:rPr>
+            <w:color w:val="2F5496" w:themeColor="accent1" w:themeShade="BF"/>
+            <w:sz w:val="28"/>
+            <w:szCs w:val="28"/>
+            <w:lang w:val="en-US"/>
+            <w:rPrChange w:id="162" w:author="Microsoft Office User" w:date="2026-01-15T20:02:00Z" w16du:dateUtc="2026-01-15T19:02:00Z">
               <w:rPr>
                 <w:sz w:val="28"/>
                 <w:szCs w:val="28"/>
@@ -1598,14 +1642,14 @@
       <w:pPr>
         <w:pStyle w:val="u-mb-24"/>
         <w:rPr>
-          <w:ins w:id="156" w:author="Microsoft Office User" w:date="2026-01-15T15:40:00Z" w16du:dateUtc="2026-01-15T14:40:00Z"/>
+          <w:ins w:id="163" w:author="Microsoft Office User" w:date="2026-01-15T15:40:00Z" w16du:dateUtc="2026-01-15T14:40:00Z"/>
           <w:color w:val="2F5496" w:themeColor="accent1" w:themeShade="BF"/>
           <w:sz w:val="28"/>
           <w:szCs w:val="28"/>
           <w:lang w:val="en-US"/>
-          <w:rPrChange w:id="157" w:author="Microsoft Office User" w:date="2026-01-15T20:02:00Z" w16du:dateUtc="2026-01-15T19:02:00Z">
+          <w:rPrChange w:id="164" w:author="Microsoft Office User" w:date="2026-01-15T20:02:00Z" w16du:dateUtc="2026-01-15T19:02:00Z">
             <w:rPr>
-              <w:ins w:id="158" w:author="Microsoft Office User" w:date="2026-01-15T15:40:00Z" w16du:dateUtc="2026-01-15T14:40:00Z"/>
+              <w:ins w:id="165" w:author="Microsoft Office User" w:date="2026-01-15T15:40:00Z" w16du:dateUtc="2026-01-15T14:40:00Z"/>
               <w:sz w:val="28"/>
               <w:szCs w:val="28"/>
               <w:lang w:val="en-US"/>
@@ -1613,14 +1657,14 @@
           </w:rPrChange>
         </w:rPr>
       </w:pPr>
-      <w:ins w:id="159" w:author="Microsoft Office User" w:date="2026-01-15T15:38:00Z" w16du:dateUtc="2026-01-15T14:38:00Z">
-        <w:r>
-          <w:rPr>
-            <w:color w:val="2F5496" w:themeColor="accent1" w:themeShade="BF"/>
-            <w:sz w:val="28"/>
-            <w:szCs w:val="28"/>
-            <w:lang w:val="en-US"/>
-            <w:rPrChange w:id="160" w:author="Microsoft Office User" w:date="2026-01-15T20:02:00Z" w16du:dateUtc="2026-01-15T19:02:00Z">
+      <w:ins w:id="166" w:author="Microsoft Office User" w:date="2026-01-15T15:38:00Z" w16du:dateUtc="2026-01-15T14:38:00Z">
+        <w:r>
+          <w:rPr>
+            <w:color w:val="2F5496" w:themeColor="accent1" w:themeShade="BF"/>
+            <w:sz w:val="28"/>
+            <w:szCs w:val="28"/>
+            <w:lang w:val="en-US"/>
+            <w:rPrChange w:id="167" w:author="Microsoft Office User" w:date="2026-01-15T20:02:00Z" w16du:dateUtc="2026-01-15T19:02:00Z">
               <w:rPr>
                 <w:sz w:val="28"/>
                 <w:szCs w:val="28"/>
@@ -1631,14 +1675,14 @@
           <w:t>In case you mean “</w:t>
         </w:r>
       </w:ins>
-      <w:ins w:id="161" w:author="Microsoft Office User" w:date="2026-01-15T15:37:00Z" w16du:dateUtc="2026-01-15T14:37:00Z">
-        <w:r>
-          <w:rPr>
-            <w:color w:val="2F5496" w:themeColor="accent1" w:themeShade="BF"/>
-            <w:sz w:val="28"/>
-            <w:szCs w:val="28"/>
-            <w:lang w:val="en-US"/>
-            <w:rPrChange w:id="162" w:author="Microsoft Office User" w:date="2026-01-15T20:02:00Z" w16du:dateUtc="2026-01-15T19:02:00Z">
+      <w:ins w:id="168" w:author="Microsoft Office User" w:date="2026-01-15T15:37:00Z" w16du:dateUtc="2026-01-15T14:37:00Z">
+        <w:r>
+          <w:rPr>
+            <w:color w:val="2F5496" w:themeColor="accent1" w:themeShade="BF"/>
+            <w:sz w:val="28"/>
+            <w:szCs w:val="28"/>
+            <w:lang w:val="en-US"/>
+            <w:rPrChange w:id="169" w:author="Microsoft Office User" w:date="2026-01-15T20:02:00Z" w16du:dateUtc="2026-01-15T19:02:00Z">
               <w:rPr>
                 <w:sz w:val="28"/>
                 <w:szCs w:val="28"/>
@@ -1649,14 +1693,14 @@
           <w:t>use</w:t>
         </w:r>
       </w:ins>
-      <w:ins w:id="163" w:author="Microsoft Office User" w:date="2026-01-15T15:38:00Z" w16du:dateUtc="2026-01-15T14:38:00Z">
-        <w:r>
-          <w:rPr>
-            <w:color w:val="2F5496" w:themeColor="accent1" w:themeShade="BF"/>
-            <w:sz w:val="28"/>
-            <w:szCs w:val="28"/>
-            <w:lang w:val="en-US"/>
-            <w:rPrChange w:id="164" w:author="Microsoft Office User" w:date="2026-01-15T20:02:00Z" w16du:dateUtc="2026-01-15T19:02:00Z">
+      <w:ins w:id="170" w:author="Microsoft Office User" w:date="2026-01-15T15:38:00Z" w16du:dateUtc="2026-01-15T14:38:00Z">
+        <w:r>
+          <w:rPr>
+            <w:color w:val="2F5496" w:themeColor="accent1" w:themeShade="BF"/>
+            <w:sz w:val="28"/>
+            <w:szCs w:val="28"/>
+            <w:lang w:val="en-US"/>
+            <w:rPrChange w:id="171" w:author="Microsoft Office User" w:date="2026-01-15T20:02:00Z" w16du:dateUtc="2026-01-15T19:02:00Z">
               <w:rPr>
                 <w:sz w:val="28"/>
                 <w:szCs w:val="28"/>
@@ -1667,14 +1711,14 @@
           <w:t xml:space="preserve">fulness” by “use”: The usefulness is established via the </w:t>
         </w:r>
       </w:ins>
-      <w:ins w:id="165" w:author="Microsoft Office User" w:date="2026-01-15T15:39:00Z" w16du:dateUtc="2026-01-15T14:39:00Z">
-        <w:r>
-          <w:rPr>
-            <w:color w:val="2F5496" w:themeColor="accent1" w:themeShade="BF"/>
-            <w:sz w:val="28"/>
-            <w:szCs w:val="28"/>
-            <w:lang w:val="en-US"/>
-            <w:rPrChange w:id="166" w:author="Microsoft Office User" w:date="2026-01-15T20:02:00Z" w16du:dateUtc="2026-01-15T19:02:00Z">
+      <w:ins w:id="172" w:author="Microsoft Office User" w:date="2026-01-15T15:39:00Z" w16du:dateUtc="2026-01-15T14:39:00Z">
+        <w:r>
+          <w:rPr>
+            <w:color w:val="2F5496" w:themeColor="accent1" w:themeShade="BF"/>
+            <w:sz w:val="28"/>
+            <w:szCs w:val="28"/>
+            <w:lang w:val="en-US"/>
+            <w:rPrChange w:id="173" w:author="Microsoft Office User" w:date="2026-01-15T20:02:00Z" w16du:dateUtc="2026-01-15T19:02:00Z">
               <w:rPr>
                 <w:sz w:val="28"/>
                 <w:szCs w:val="28"/>
@@ -1685,7 +1729,7 @@
           <w:t xml:space="preserve">extensive evaluation </w:t>
         </w:r>
       </w:ins>
-      <w:ins w:id="167" w:author="Microsoft Office User" w:date="2026-01-17T06:59:00Z" w16du:dateUtc="2026-01-17T05:59:00Z">
+      <w:ins w:id="174" w:author="Microsoft Office User" w:date="2026-01-17T06:59:00Z" w16du:dateUtc="2026-01-17T05:59:00Z">
         <w:r>
           <w:rPr>
             <w:color w:val="2F5496" w:themeColor="accent1" w:themeShade="BF"/>
@@ -1696,14 +1740,14 @@
           <w:t>and in particular</w:t>
         </w:r>
       </w:ins>
-      <w:ins w:id="168" w:author="Microsoft Office User" w:date="2026-01-15T15:39:00Z" w16du:dateUtc="2026-01-15T14:39:00Z">
-        <w:r>
-          <w:rPr>
-            <w:color w:val="2F5496" w:themeColor="accent1" w:themeShade="BF"/>
-            <w:sz w:val="28"/>
-            <w:szCs w:val="28"/>
-            <w:lang w:val="en-US"/>
-            <w:rPrChange w:id="169" w:author="Microsoft Office User" w:date="2026-01-15T20:02:00Z" w16du:dateUtc="2026-01-15T19:02:00Z">
+      <w:ins w:id="175" w:author="Microsoft Office User" w:date="2026-01-15T15:39:00Z" w16du:dateUtc="2026-01-15T14:39:00Z">
+        <w:r>
+          <w:rPr>
+            <w:color w:val="2F5496" w:themeColor="accent1" w:themeShade="BF"/>
+            <w:sz w:val="28"/>
+            <w:szCs w:val="28"/>
+            <w:lang w:val="en-US"/>
+            <w:rPrChange w:id="176" w:author="Microsoft Office User" w:date="2026-01-15T20:02:00Z" w16du:dateUtc="2026-01-15T19:02:00Z">
               <w:rPr>
                 <w:sz w:val="28"/>
                 <w:szCs w:val="28"/>
@@ -1714,14 +1758,14 @@
           <w:t xml:space="preserve"> via the example on Tick analy</w:t>
         </w:r>
       </w:ins>
-      <w:ins w:id="170" w:author="Microsoft Office User" w:date="2026-01-15T15:40:00Z" w16du:dateUtc="2026-01-15T14:40:00Z">
-        <w:r>
-          <w:rPr>
-            <w:color w:val="2F5496" w:themeColor="accent1" w:themeShade="BF"/>
-            <w:sz w:val="28"/>
-            <w:szCs w:val="28"/>
-            <w:lang w:val="en-US"/>
-            <w:rPrChange w:id="171" w:author="Microsoft Office User" w:date="2026-01-15T20:02:00Z" w16du:dateUtc="2026-01-15T19:02:00Z">
+      <w:ins w:id="177" w:author="Microsoft Office User" w:date="2026-01-15T15:40:00Z" w16du:dateUtc="2026-01-15T14:40:00Z">
+        <w:r>
+          <w:rPr>
+            <w:color w:val="2F5496" w:themeColor="accent1" w:themeShade="BF"/>
+            <w:sz w:val="28"/>
+            <w:szCs w:val="28"/>
+            <w:lang w:val="en-US"/>
+            <w:rPrChange w:id="178" w:author="Microsoft Office User" w:date="2026-01-15T20:02:00Z" w16du:dateUtc="2026-01-15T19:02:00Z">
               <w:rPr>
                 <w:sz w:val="28"/>
                 <w:szCs w:val="28"/>
@@ -1732,14 +1776,14 @@
           <w:t>sis</w:t>
         </w:r>
       </w:ins>
-      <w:ins w:id="172" w:author="Microsoft Office User" w:date="2026-01-15T15:39:00Z" w16du:dateUtc="2026-01-15T14:39:00Z">
-        <w:r>
-          <w:rPr>
-            <w:color w:val="2F5496" w:themeColor="accent1" w:themeShade="BF"/>
-            <w:sz w:val="28"/>
-            <w:szCs w:val="28"/>
-            <w:lang w:val="en-US"/>
-            <w:rPrChange w:id="173" w:author="Microsoft Office User" w:date="2026-01-15T20:02:00Z" w16du:dateUtc="2026-01-15T19:02:00Z">
+      <w:ins w:id="179" w:author="Microsoft Office User" w:date="2026-01-15T15:39:00Z" w16du:dateUtc="2026-01-15T14:39:00Z">
+        <w:r>
+          <w:rPr>
+            <w:color w:val="2F5496" w:themeColor="accent1" w:themeShade="BF"/>
+            <w:sz w:val="28"/>
+            <w:szCs w:val="28"/>
+            <w:lang w:val="en-US"/>
+            <w:rPrChange w:id="180" w:author="Microsoft Office User" w:date="2026-01-15T20:02:00Z" w16du:dateUtc="2026-01-15T19:02:00Z">
               <w:rPr>
                 <w:sz w:val="28"/>
                 <w:szCs w:val="28"/>
@@ -1755,14 +1799,14 @@
       <w:pPr>
         <w:pStyle w:val="u-mb-24"/>
         <w:rPr>
-          <w:ins w:id="174" w:author="Microsoft Office User" w:date="2026-01-15T15:46:00Z" w16du:dateUtc="2026-01-15T14:46:00Z"/>
+          <w:ins w:id="181" w:author="Microsoft Office User" w:date="2026-01-15T15:46:00Z" w16du:dateUtc="2026-01-15T14:46:00Z"/>
           <w:color w:val="2F5496" w:themeColor="accent1" w:themeShade="BF"/>
           <w:sz w:val="28"/>
           <w:szCs w:val="28"/>
           <w:lang w:val="en-US"/>
-          <w:rPrChange w:id="175" w:author="Microsoft Office User" w:date="2026-01-15T20:02:00Z" w16du:dateUtc="2026-01-15T19:02:00Z">
+          <w:rPrChange w:id="182" w:author="Microsoft Office User" w:date="2026-01-15T20:02:00Z" w16du:dateUtc="2026-01-15T19:02:00Z">
             <w:rPr>
-              <w:ins w:id="176" w:author="Microsoft Office User" w:date="2026-01-15T15:46:00Z" w16du:dateUtc="2026-01-15T14:46:00Z"/>
+              <w:ins w:id="183" w:author="Microsoft Office User" w:date="2026-01-15T15:46:00Z" w16du:dateUtc="2026-01-15T14:46:00Z"/>
               <w:sz w:val="28"/>
               <w:szCs w:val="28"/>
               <w:lang w:val="en-US"/>
@@ -1770,7 +1814,7 @@
           </w:rPrChange>
         </w:rPr>
       </w:pPr>
-      <w:ins w:id="177" w:author="Microsoft Office User" w:date="2026-01-17T06:59:00Z" w16du:dateUtc="2026-01-17T05:59:00Z">
+      <w:ins w:id="184" w:author="Microsoft Office User" w:date="2026-01-17T06:59:00Z" w16du:dateUtc="2026-01-17T05:59:00Z">
         <w:r>
           <w:rPr>
             <w:color w:val="2F5496" w:themeColor="accent1" w:themeShade="BF"/>
@@ -1781,14 +1825,14 @@
           <w:t xml:space="preserve">Regarding </w:t>
         </w:r>
       </w:ins>
-      <w:ins w:id="178" w:author="Microsoft Office User" w:date="2026-01-15T19:26:00Z" w16du:dateUtc="2026-01-15T18:26:00Z">
-        <w:r>
-          <w:rPr>
-            <w:color w:val="2F5496" w:themeColor="accent1" w:themeShade="BF"/>
-            <w:sz w:val="28"/>
-            <w:szCs w:val="28"/>
-            <w:lang w:val="en-US"/>
-            <w:rPrChange w:id="179" w:author="Microsoft Office User" w:date="2026-01-15T20:02:00Z" w16du:dateUtc="2026-01-15T19:02:00Z">
+      <w:ins w:id="185" w:author="Microsoft Office User" w:date="2026-01-15T19:26:00Z" w16du:dateUtc="2026-01-15T18:26:00Z">
+        <w:r>
+          <w:rPr>
+            <w:color w:val="2F5496" w:themeColor="accent1" w:themeShade="BF"/>
+            <w:sz w:val="28"/>
+            <w:szCs w:val="28"/>
+            <w:lang w:val="en-US"/>
+            <w:rPrChange w:id="186" w:author="Microsoft Office User" w:date="2026-01-15T20:02:00Z" w16du:dateUtc="2026-01-15T19:02:00Z">
               <w:rPr>
                 <w:sz w:val="28"/>
                 <w:szCs w:val="28"/>
@@ -1799,7 +1843,7 @@
           <w:t>“</w:t>
         </w:r>
       </w:ins>
-      <w:ins w:id="180" w:author="Microsoft Office User" w:date="2026-01-17T06:59:00Z" w16du:dateUtc="2026-01-17T05:59:00Z">
+      <w:ins w:id="187" w:author="Microsoft Office User" w:date="2026-01-17T06:59:00Z" w16du:dateUtc="2026-01-17T05:59:00Z">
         <w:r>
           <w:rPr>
             <w:color w:val="2F5496" w:themeColor="accent1" w:themeShade="BF"/>
@@ -1810,14 +1854,14 @@
           <w:t>i</w:t>
         </w:r>
       </w:ins>
-      <w:ins w:id="181" w:author="Microsoft Office User" w:date="2026-01-15T15:40:00Z" w16du:dateUtc="2026-01-15T14:40:00Z">
-        <w:r>
-          <w:rPr>
-            <w:color w:val="2F5496" w:themeColor="accent1" w:themeShade="BF"/>
-            <w:sz w:val="28"/>
-            <w:szCs w:val="28"/>
-            <w:lang w:val="en-US"/>
-            <w:rPrChange w:id="182" w:author="Microsoft Office User" w:date="2026-01-15T20:02:00Z" w16du:dateUtc="2026-01-15T19:02:00Z">
+      <w:ins w:id="188" w:author="Microsoft Office User" w:date="2026-01-15T15:40:00Z" w16du:dateUtc="2026-01-15T14:40:00Z">
+        <w:r>
+          <w:rPr>
+            <w:color w:val="2F5496" w:themeColor="accent1" w:themeShade="BF"/>
+            <w:sz w:val="28"/>
+            <w:szCs w:val="28"/>
+            <w:lang w:val="en-US"/>
+            <w:rPrChange w:id="189" w:author="Microsoft Office User" w:date="2026-01-15T20:02:00Z" w16du:dateUtc="2026-01-15T19:02:00Z">
               <w:rPr>
                 <w:sz w:val="28"/>
                 <w:szCs w:val="28"/>
@@ -1828,14 +1872,14 @@
           <w:t>nstructions of use</w:t>
         </w:r>
       </w:ins>
-      <w:ins w:id="183" w:author="Microsoft Office User" w:date="2026-01-15T19:26:00Z" w16du:dateUtc="2026-01-15T18:26:00Z">
-        <w:r>
-          <w:rPr>
-            <w:color w:val="2F5496" w:themeColor="accent1" w:themeShade="BF"/>
-            <w:sz w:val="28"/>
-            <w:szCs w:val="28"/>
-            <w:lang w:val="en-US"/>
-            <w:rPrChange w:id="184" w:author="Microsoft Office User" w:date="2026-01-15T20:02:00Z" w16du:dateUtc="2026-01-15T19:02:00Z">
+      <w:ins w:id="190" w:author="Microsoft Office User" w:date="2026-01-15T19:26:00Z" w16du:dateUtc="2026-01-15T18:26:00Z">
+        <w:r>
+          <w:rPr>
+            <w:color w:val="2F5496" w:themeColor="accent1" w:themeShade="BF"/>
+            <w:sz w:val="28"/>
+            <w:szCs w:val="28"/>
+            <w:lang w:val="en-US"/>
+            <w:rPrChange w:id="191" w:author="Microsoft Office User" w:date="2026-01-15T20:02:00Z" w16du:dateUtc="2026-01-15T19:02:00Z">
               <w:rPr>
                 <w:sz w:val="28"/>
                 <w:szCs w:val="28"/>
@@ -1846,14 +1890,14 @@
           <w:t>”</w:t>
         </w:r>
       </w:ins>
-      <w:ins w:id="185" w:author="Microsoft Office User" w:date="2026-01-15T15:40:00Z" w16du:dateUtc="2026-01-15T14:40:00Z">
-        <w:r>
-          <w:rPr>
-            <w:color w:val="2F5496" w:themeColor="accent1" w:themeShade="BF"/>
-            <w:sz w:val="28"/>
-            <w:szCs w:val="28"/>
-            <w:lang w:val="en-US"/>
-            <w:rPrChange w:id="186" w:author="Microsoft Office User" w:date="2026-01-15T20:02:00Z" w16du:dateUtc="2026-01-15T19:02:00Z">
+      <w:ins w:id="192" w:author="Microsoft Office User" w:date="2026-01-15T15:40:00Z" w16du:dateUtc="2026-01-15T14:40:00Z">
+        <w:r>
+          <w:rPr>
+            <w:color w:val="2F5496" w:themeColor="accent1" w:themeShade="BF"/>
+            <w:sz w:val="28"/>
+            <w:szCs w:val="28"/>
+            <w:lang w:val="en-US"/>
+            <w:rPrChange w:id="193" w:author="Microsoft Office User" w:date="2026-01-15T20:02:00Z" w16du:dateUtc="2026-01-15T19:02:00Z">
               <w:rPr>
                 <w:sz w:val="28"/>
                 <w:szCs w:val="28"/>
@@ -1864,14 +1908,14 @@
           <w:t>: T</w:t>
         </w:r>
       </w:ins>
-      <w:ins w:id="187" w:author="Microsoft Office User" w:date="2026-01-15T15:41:00Z" w16du:dateUtc="2026-01-15T14:41:00Z">
-        <w:r>
-          <w:rPr>
-            <w:color w:val="2F5496" w:themeColor="accent1" w:themeShade="BF"/>
-            <w:sz w:val="28"/>
-            <w:szCs w:val="28"/>
-            <w:lang w:val="en-US"/>
-            <w:rPrChange w:id="188" w:author="Microsoft Office User" w:date="2026-01-15T20:02:00Z" w16du:dateUtc="2026-01-15T19:02:00Z">
+      <w:ins w:id="194" w:author="Microsoft Office User" w:date="2026-01-15T15:41:00Z" w16du:dateUtc="2026-01-15T14:41:00Z">
+        <w:r>
+          <w:rPr>
+            <w:color w:val="2F5496" w:themeColor="accent1" w:themeShade="BF"/>
+            <w:sz w:val="28"/>
+            <w:szCs w:val="28"/>
+            <w:lang w:val="en-US"/>
+            <w:rPrChange w:id="195" w:author="Microsoft Office User" w:date="2026-01-15T20:02:00Z" w16du:dateUtc="2026-01-15T19:02:00Z">
               <w:rPr>
                 <w:sz w:val="28"/>
                 <w:szCs w:val="28"/>
@@ -1882,14 +1926,14 @@
           <w:t xml:space="preserve">hese are completely available online at </w:t>
         </w:r>
       </w:ins>
-      <w:ins w:id="189" w:author="Microsoft Office User" w:date="2026-01-15T15:53:00Z" w16du:dateUtc="2026-01-15T14:53:00Z">
-        <w:r>
-          <w:rPr>
-            <w:color w:val="2F5496" w:themeColor="accent1" w:themeShade="BF"/>
-            <w:sz w:val="28"/>
-            <w:szCs w:val="28"/>
-            <w:lang w:val="en-US"/>
-            <w:rPrChange w:id="190" w:author="Microsoft Office User" w:date="2026-01-15T20:02:00Z" w16du:dateUtc="2026-01-15T19:02:00Z">
+      <w:ins w:id="196" w:author="Microsoft Office User" w:date="2026-01-15T15:53:00Z" w16du:dateUtc="2026-01-15T14:53:00Z">
+        <w:r>
+          <w:rPr>
+            <w:color w:val="2F5496" w:themeColor="accent1" w:themeShade="BF"/>
+            <w:sz w:val="28"/>
+            <w:szCs w:val="28"/>
+            <w:lang w:val="en-US"/>
+            <w:rPrChange w:id="197" w:author="Microsoft Office User" w:date="2026-01-15T20:02:00Z" w16du:dateUtc="2026-01-15T19:02:00Z">
               <w:rPr>
                 <w:sz w:val="28"/>
                 <w:szCs w:val="28"/>
@@ -1900,14 +1944,14 @@
           <w:t xml:space="preserve">the </w:t>
         </w:r>
       </w:ins>
-      <w:ins w:id="191" w:author="Microsoft Office User" w:date="2026-01-15T15:41:00Z" w16du:dateUtc="2026-01-15T14:41:00Z">
-        <w:r>
-          <w:rPr>
-            <w:color w:val="2F5496" w:themeColor="accent1" w:themeShade="BF"/>
-            <w:sz w:val="28"/>
-            <w:szCs w:val="28"/>
-            <w:lang w:val="en-US"/>
-            <w:rPrChange w:id="192" w:author="Microsoft Office User" w:date="2026-01-15T20:02:00Z" w16du:dateUtc="2026-01-15T19:02:00Z">
+      <w:ins w:id="198" w:author="Microsoft Office User" w:date="2026-01-15T15:41:00Z" w16du:dateUtc="2026-01-15T14:41:00Z">
+        <w:r>
+          <w:rPr>
+            <w:color w:val="2F5496" w:themeColor="accent1" w:themeShade="BF"/>
+            <w:sz w:val="28"/>
+            <w:szCs w:val="28"/>
+            <w:lang w:val="en-US"/>
+            <w:rPrChange w:id="199" w:author="Microsoft Office User" w:date="2026-01-15T20:02:00Z" w16du:dateUtc="2026-01-15T19:02:00Z">
               <w:rPr>
                 <w:sz w:val="28"/>
                 <w:szCs w:val="28"/>
@@ -1918,14 +1962,14 @@
           <w:t xml:space="preserve">place where the source code is hosted, i.e. under </w:t>
         </w:r>
       </w:ins>
-      <w:ins w:id="193" w:author="Microsoft Office User" w:date="2026-01-15T15:42:00Z" w16du:dateUtc="2026-01-15T14:42:00Z">
-        <w:r>
-          <w:rPr>
-            <w:color w:val="2F5496" w:themeColor="accent1" w:themeShade="BF"/>
-            <w:sz w:val="28"/>
-            <w:szCs w:val="28"/>
-            <w:lang w:val="en-US"/>
-            <w:rPrChange w:id="194" w:author="Microsoft Office User" w:date="2026-01-15T20:02:00Z" w16du:dateUtc="2026-01-15T19:02:00Z">
+      <w:ins w:id="200" w:author="Microsoft Office User" w:date="2026-01-15T15:42:00Z" w16du:dateUtc="2026-01-15T14:42:00Z">
+        <w:r>
+          <w:rPr>
+            <w:color w:val="2F5496" w:themeColor="accent1" w:themeShade="BF"/>
+            <w:sz w:val="28"/>
+            <w:szCs w:val="28"/>
+            <w:lang w:val="en-US"/>
+            <w:rPrChange w:id="201" w:author="Microsoft Office User" w:date="2026-01-15T20:02:00Z" w16du:dateUtc="2026-01-15T19:02:00Z">
               <w:rPr>
                 <w:sz w:val="28"/>
                 <w:szCs w:val="28"/>
@@ -1941,7 +1985,7 @@
             <w:sz w:val="28"/>
             <w:szCs w:val="28"/>
             <w:lang w:val="en-US"/>
-            <w:rPrChange w:id="195" w:author="Microsoft Office User" w:date="2026-01-15T20:02:00Z" w16du:dateUtc="2026-01-15T19:02:00Z">
+            <w:rPrChange w:id="202" w:author="Microsoft Office User" w:date="2026-01-15T20:02:00Z" w16du:dateUtc="2026-01-15T19:02:00Z">
               <w:rPr>
                 <w:sz w:val="28"/>
                 <w:szCs w:val="28"/>
@@ -1957,7 +2001,7 @@
             <w:sz w:val="28"/>
             <w:szCs w:val="28"/>
             <w:lang w:val="en-US"/>
-            <w:rPrChange w:id="196" w:author="Microsoft Office User" w:date="2026-01-15T20:02:00Z" w16du:dateUtc="2026-01-15T19:02:00Z">
+            <w:rPrChange w:id="203" w:author="Microsoft Office User" w:date="2026-01-15T20:02:00Z" w16du:dateUtc="2026-01-15T19:02:00Z">
               <w:rPr>
                 <w:sz w:val="28"/>
                 <w:szCs w:val="28"/>
@@ -1970,7 +2014,7 @@
         <w:r>
           <w:rPr>
             <w:color w:val="2F5496" w:themeColor="accent1" w:themeShade="BF"/>
-            <w:rPrChange w:id="197" w:author="Microsoft Office User" w:date="2026-01-15T20:02:00Z" w16du:dateUtc="2026-01-15T19:02:00Z">
+            <w:rPrChange w:id="204" w:author="Microsoft Office User" w:date="2026-01-15T20:02:00Z" w16du:dateUtc="2026-01-15T19:02:00Z">
               <w:rPr>
                 <w:rStyle w:val="Hyperlink"/>
                 <w:sz w:val="28"/>
@@ -1987,7 +2031,7 @@
             <w:sz w:val="28"/>
             <w:szCs w:val="28"/>
             <w:lang w:val="en-US"/>
-            <w:rPrChange w:id="198" w:author="Microsoft Office User" w:date="2026-01-15T20:02:00Z" w16du:dateUtc="2026-01-15T19:02:00Z">
+            <w:rPrChange w:id="205" w:author="Microsoft Office User" w:date="2026-01-15T20:02:00Z" w16du:dateUtc="2026-01-15T19:02:00Z">
               <w:rPr>
                 <w:sz w:val="28"/>
                 <w:szCs w:val="28"/>
@@ -2011,7 +2055,7 @@
             <w:sz w:val="28"/>
             <w:szCs w:val="28"/>
             <w:lang w:val="en-US"/>
-            <w:rPrChange w:id="199" w:author="Microsoft Office User" w:date="2026-01-15T20:02:00Z" w16du:dateUtc="2026-01-15T19:02:00Z">
+            <w:rPrChange w:id="206" w:author="Microsoft Office User" w:date="2026-01-15T20:02:00Z" w16du:dateUtc="2026-01-15T19:02:00Z">
               <w:rPr>
                 <w:sz w:val="28"/>
                 <w:szCs w:val="28"/>
@@ -2028,7 +2072,7 @@
             <w:sz w:val="28"/>
             <w:szCs w:val="28"/>
             <w:lang w:val="en-US"/>
-            <w:rPrChange w:id="200" w:author="Microsoft Office User" w:date="2026-01-15T20:02:00Z" w16du:dateUtc="2026-01-15T19:02:00Z">
+            <w:rPrChange w:id="207" w:author="Microsoft Office User" w:date="2026-01-15T20:02:00Z" w16du:dateUtc="2026-01-15T19:02:00Z">
               <w:rPr>
                 <w:rStyle w:val="Hyperlink"/>
                 <w:sz w:val="28"/>
@@ -2045,7 +2089,7 @@
             <w:sz w:val="28"/>
             <w:szCs w:val="28"/>
             <w:lang w:val="en-US"/>
-            <w:rPrChange w:id="201" w:author="Microsoft Office User" w:date="2026-01-15T20:02:00Z" w16du:dateUtc="2026-01-15T19:02:00Z">
+            <w:rPrChange w:id="208" w:author="Microsoft Office User" w:date="2026-01-15T20:02:00Z" w16du:dateUtc="2026-01-15T19:02:00Z">
               <w:rPr>
                 <w:sz w:val="28"/>
                 <w:szCs w:val="28"/>
@@ -2061,7 +2105,7 @@
             <w:sz w:val="28"/>
             <w:szCs w:val="28"/>
             <w:lang w:val="en-US"/>
-            <w:rPrChange w:id="202" w:author="Microsoft Office User" w:date="2026-01-15T20:02:00Z" w16du:dateUtc="2026-01-15T19:02:00Z">
+            <w:rPrChange w:id="209" w:author="Microsoft Office User" w:date="2026-01-15T20:02:00Z" w16du:dateUtc="2026-01-15T19:02:00Z">
               <w:rPr>
                 <w:sz w:val="28"/>
                 <w:szCs w:val="28"/>
@@ -2072,14 +2116,14 @@
           <w:t xml:space="preserve">”. </w:t>
         </w:r>
       </w:ins>
-      <w:ins w:id="203" w:author="Microsoft Office User" w:date="2026-01-15T19:27:00Z" w16du:dateUtc="2026-01-15T18:27:00Z">
-        <w:r>
-          <w:rPr>
-            <w:color w:val="2F5496" w:themeColor="accent1" w:themeShade="BF"/>
-            <w:sz w:val="28"/>
-            <w:szCs w:val="28"/>
-            <w:lang w:val="en-US"/>
-            <w:rPrChange w:id="204" w:author="Microsoft Office User" w:date="2026-01-15T20:02:00Z" w16du:dateUtc="2026-01-15T19:02:00Z">
+      <w:ins w:id="210" w:author="Microsoft Office User" w:date="2026-01-15T19:27:00Z" w16du:dateUtc="2026-01-15T18:27:00Z">
+        <w:r>
+          <w:rPr>
+            <w:color w:val="2F5496" w:themeColor="accent1" w:themeShade="BF"/>
+            <w:sz w:val="28"/>
+            <w:szCs w:val="28"/>
+            <w:lang w:val="en-US"/>
+            <w:rPrChange w:id="211" w:author="Microsoft Office User" w:date="2026-01-15T20:02:00Z" w16du:dateUtc="2026-01-15T19:02:00Z">
               <w:rPr>
                 <w:sz w:val="28"/>
                 <w:szCs w:val="28"/>
@@ -2090,14 +2134,14 @@
           <w:t>T</w:t>
         </w:r>
       </w:ins>
-      <w:ins w:id="205" w:author="Microsoft Office User" w:date="2026-01-15T15:42:00Z" w16du:dateUtc="2026-01-15T14:42:00Z">
-        <w:r>
-          <w:rPr>
-            <w:color w:val="2F5496" w:themeColor="accent1" w:themeShade="BF"/>
-            <w:sz w:val="28"/>
-            <w:szCs w:val="28"/>
-            <w:lang w:val="en-US"/>
-            <w:rPrChange w:id="206" w:author="Microsoft Office User" w:date="2026-01-15T20:02:00Z" w16du:dateUtc="2026-01-15T19:02:00Z">
+      <w:ins w:id="212" w:author="Microsoft Office User" w:date="2026-01-15T15:42:00Z" w16du:dateUtc="2026-01-15T14:42:00Z">
+        <w:r>
+          <w:rPr>
+            <w:color w:val="2F5496" w:themeColor="accent1" w:themeShade="BF"/>
+            <w:sz w:val="28"/>
+            <w:szCs w:val="28"/>
+            <w:lang w:val="en-US"/>
+            <w:rPrChange w:id="213" w:author="Microsoft Office User" w:date="2026-01-15T20:02:00Z" w16du:dateUtc="2026-01-15T19:02:00Z">
               <w:rPr>
                 <w:sz w:val="28"/>
                 <w:szCs w:val="28"/>
@@ -2108,7 +2152,7 @@
           <w:t xml:space="preserve">his </w:t>
         </w:r>
       </w:ins>
-      <w:ins w:id="207" w:author="Microsoft Office User" w:date="2026-01-15T20:06:00Z" w16du:dateUtc="2026-01-15T19:06:00Z">
+      <w:ins w:id="214" w:author="Microsoft Office User" w:date="2026-01-15T20:06:00Z" w16du:dateUtc="2026-01-15T19:06:00Z">
         <w:r>
           <w:rPr>
             <w:color w:val="2F5496" w:themeColor="accent1" w:themeShade="BF"/>
@@ -2119,14 +2163,14 @@
           <w:t xml:space="preserve">is </w:t>
         </w:r>
       </w:ins>
-      <w:ins w:id="208" w:author="Microsoft Office User" w:date="2026-01-15T15:42:00Z" w16du:dateUtc="2026-01-15T14:42:00Z">
-        <w:r>
-          <w:rPr>
-            <w:color w:val="2F5496" w:themeColor="accent1" w:themeShade="BF"/>
-            <w:sz w:val="28"/>
-            <w:szCs w:val="28"/>
-            <w:lang w:val="en-US"/>
-            <w:rPrChange w:id="209" w:author="Microsoft Office User" w:date="2026-01-15T20:02:00Z" w16du:dateUtc="2026-01-15T19:02:00Z">
+      <w:ins w:id="215" w:author="Microsoft Office User" w:date="2026-01-15T15:42:00Z" w16du:dateUtc="2026-01-15T14:42:00Z">
+        <w:r>
+          <w:rPr>
+            <w:color w:val="2F5496" w:themeColor="accent1" w:themeShade="BF"/>
+            <w:sz w:val="28"/>
+            <w:szCs w:val="28"/>
+            <w:lang w:val="en-US"/>
+            <w:rPrChange w:id="216" w:author="Microsoft Office User" w:date="2026-01-15T20:02:00Z" w16du:dateUtc="2026-01-15T19:02:00Z">
               <w:rPr>
                 <w:sz w:val="28"/>
                 <w:szCs w:val="28"/>
@@ -2137,14 +2181,14 @@
           <w:t xml:space="preserve">common practice </w:t>
         </w:r>
       </w:ins>
-      <w:ins w:id="210" w:author="Microsoft Office User" w:date="2026-01-15T19:27:00Z" w16du:dateUtc="2026-01-15T18:27:00Z">
-        <w:r>
-          <w:rPr>
-            <w:color w:val="2F5496" w:themeColor="accent1" w:themeShade="BF"/>
-            <w:sz w:val="28"/>
-            <w:szCs w:val="28"/>
-            <w:lang w:val="en-US"/>
-            <w:rPrChange w:id="211" w:author="Microsoft Office User" w:date="2026-01-15T20:02:00Z" w16du:dateUtc="2026-01-15T19:02:00Z">
+      <w:ins w:id="217" w:author="Microsoft Office User" w:date="2026-01-15T19:27:00Z" w16du:dateUtc="2026-01-15T18:27:00Z">
+        <w:r>
+          <w:rPr>
+            <w:color w:val="2F5496" w:themeColor="accent1" w:themeShade="BF"/>
+            <w:sz w:val="28"/>
+            <w:szCs w:val="28"/>
+            <w:lang w:val="en-US"/>
+            <w:rPrChange w:id="218" w:author="Microsoft Office User" w:date="2026-01-15T20:02:00Z" w16du:dateUtc="2026-01-15T19:02:00Z">
               <w:rPr>
                 <w:sz w:val="28"/>
                 <w:szCs w:val="28"/>
@@ -2155,14 +2199,14 @@
           <w:t>for many modern</w:t>
         </w:r>
       </w:ins>
-      <w:ins w:id="212" w:author="Microsoft Office User" w:date="2026-01-15T15:53:00Z" w16du:dateUtc="2026-01-15T14:53:00Z">
-        <w:r>
-          <w:rPr>
-            <w:color w:val="2F5496" w:themeColor="accent1" w:themeShade="BF"/>
-            <w:sz w:val="28"/>
-            <w:szCs w:val="28"/>
-            <w:lang w:val="en-US"/>
-            <w:rPrChange w:id="213" w:author="Microsoft Office User" w:date="2026-01-15T20:02:00Z" w16du:dateUtc="2026-01-15T19:02:00Z">
+      <w:ins w:id="219" w:author="Microsoft Office User" w:date="2026-01-15T15:53:00Z" w16du:dateUtc="2026-01-15T14:53:00Z">
+        <w:r>
+          <w:rPr>
+            <w:color w:val="2F5496" w:themeColor="accent1" w:themeShade="BF"/>
+            <w:sz w:val="28"/>
+            <w:szCs w:val="28"/>
+            <w:lang w:val="en-US"/>
+            <w:rPrChange w:id="220" w:author="Microsoft Office User" w:date="2026-01-15T20:02:00Z" w16du:dateUtc="2026-01-15T19:02:00Z">
               <w:rPr>
                 <w:sz w:val="28"/>
                 <w:szCs w:val="28"/>
@@ -2174,7 +2218,7 @@
         </w:r>
       </w:ins>
       <w:proofErr w:type="gramStart"/>
-      <w:ins w:id="214" w:author="Microsoft Office User" w:date="2026-01-17T06:59:00Z" w16du:dateUtc="2026-01-17T05:59:00Z">
+      <w:ins w:id="221" w:author="Microsoft Office User" w:date="2026-01-17T06:59:00Z" w16du:dateUtc="2026-01-17T05:59:00Z">
         <w:r>
           <w:rPr>
             <w:color w:val="2F5496" w:themeColor="accent1" w:themeShade="BF"/>
@@ -2185,14 +2229,14 @@
           <w:t>o</w:t>
         </w:r>
       </w:ins>
-      <w:ins w:id="215" w:author="Microsoft Office User" w:date="2026-01-15T15:53:00Z" w16du:dateUtc="2026-01-15T14:53:00Z">
-        <w:r>
-          <w:rPr>
-            <w:color w:val="2F5496" w:themeColor="accent1" w:themeShade="BF"/>
-            <w:sz w:val="28"/>
-            <w:szCs w:val="28"/>
-            <w:lang w:val="en-US"/>
-            <w:rPrChange w:id="216" w:author="Microsoft Office User" w:date="2026-01-15T20:02:00Z" w16du:dateUtc="2026-01-15T19:02:00Z">
+      <w:ins w:id="222" w:author="Microsoft Office User" w:date="2026-01-15T15:53:00Z" w16du:dateUtc="2026-01-15T14:53:00Z">
+        <w:r>
+          <w:rPr>
+            <w:color w:val="2F5496" w:themeColor="accent1" w:themeShade="BF"/>
+            <w:sz w:val="28"/>
+            <w:szCs w:val="28"/>
+            <w:lang w:val="en-US"/>
+            <w:rPrChange w:id="223" w:author="Microsoft Office User" w:date="2026-01-15T20:02:00Z" w16du:dateUtc="2026-01-15T19:02:00Z">
               <w:rPr>
                 <w:sz w:val="28"/>
                 <w:szCs w:val="28"/>
@@ -2203,7 +2247,7 @@
           <w:t xml:space="preserve">pen </w:t>
         </w:r>
       </w:ins>
-      <w:ins w:id="217" w:author="Microsoft Office User" w:date="2026-01-17T07:00:00Z" w16du:dateUtc="2026-01-17T06:00:00Z">
+      <w:ins w:id="224" w:author="Microsoft Office User" w:date="2026-01-17T07:00:00Z" w16du:dateUtc="2026-01-17T06:00:00Z">
         <w:r>
           <w:rPr>
             <w:color w:val="2F5496" w:themeColor="accent1" w:themeShade="BF"/>
@@ -2214,14 +2258,14 @@
           <w:t>s</w:t>
         </w:r>
       </w:ins>
-      <w:ins w:id="218" w:author="Microsoft Office User" w:date="2026-01-15T15:53:00Z" w16du:dateUtc="2026-01-15T14:53:00Z">
-        <w:r>
-          <w:rPr>
-            <w:color w:val="2F5496" w:themeColor="accent1" w:themeShade="BF"/>
-            <w:sz w:val="28"/>
-            <w:szCs w:val="28"/>
-            <w:lang w:val="en-US"/>
-            <w:rPrChange w:id="219" w:author="Microsoft Office User" w:date="2026-01-15T20:02:00Z" w16du:dateUtc="2026-01-15T19:02:00Z">
+      <w:ins w:id="225" w:author="Microsoft Office User" w:date="2026-01-15T15:53:00Z" w16du:dateUtc="2026-01-15T14:53:00Z">
+        <w:r>
+          <w:rPr>
+            <w:color w:val="2F5496" w:themeColor="accent1" w:themeShade="BF"/>
+            <w:sz w:val="28"/>
+            <w:szCs w:val="28"/>
+            <w:lang w:val="en-US"/>
+            <w:rPrChange w:id="226" w:author="Microsoft Office User" w:date="2026-01-15T20:02:00Z" w16du:dateUtc="2026-01-15T19:02:00Z">
               <w:rPr>
                 <w:sz w:val="28"/>
                 <w:szCs w:val="28"/>
@@ -2238,7 +2282,7 @@
             <w:sz w:val="28"/>
             <w:szCs w:val="28"/>
             <w:lang w:val="en-US"/>
-            <w:rPrChange w:id="220" w:author="Microsoft Office User" w:date="2026-01-15T20:02:00Z" w16du:dateUtc="2026-01-15T19:02:00Z">
+            <w:rPrChange w:id="227" w:author="Microsoft Office User" w:date="2026-01-15T20:02:00Z" w16du:dateUtc="2026-01-15T19:02:00Z">
               <w:rPr>
                 <w:sz w:val="28"/>
                 <w:szCs w:val="28"/>
@@ -2249,61 +2293,43 @@
           <w:t xml:space="preserve"> projects </w:t>
         </w:r>
       </w:ins>
-      <w:ins w:id="221" w:author="Microsoft Office User" w:date="2026-01-15T15:42:00Z" w16du:dateUtc="2026-01-15T14:42:00Z">
-        <w:r>
-          <w:rPr>
-            <w:color w:val="2F5496" w:themeColor="accent1" w:themeShade="BF"/>
-            <w:sz w:val="28"/>
-            <w:szCs w:val="28"/>
-            <w:lang w:val="en-US"/>
-            <w:rPrChange w:id="222" w:author="Microsoft Office User" w:date="2026-01-15T20:02:00Z" w16du:dateUtc="2026-01-15T19:02:00Z">
-              <w:rPr>
-                <w:sz w:val="28"/>
-                <w:szCs w:val="28"/>
-                <w:lang w:val="en-US"/>
-              </w:rPr>
-            </w:rPrChange>
-          </w:rPr>
-          <w:t xml:space="preserve">and </w:t>
-        </w:r>
-      </w:ins>
-      <w:ins w:id="223" w:author="Microsoft Office User" w:date="2026-01-15T20:06:00Z" w16du:dateUtc="2026-01-15T19:06:00Z">
-        <w:r>
-          <w:rPr>
-            <w:color w:val="2F5496" w:themeColor="accent1" w:themeShade="BF"/>
-            <w:sz w:val="28"/>
-            <w:szCs w:val="28"/>
-            <w:lang w:val="en-US"/>
-          </w:rPr>
-          <w:t xml:space="preserve">also </w:t>
-        </w:r>
-      </w:ins>
-      <w:ins w:id="224" w:author="Microsoft Office User" w:date="2026-01-15T15:42:00Z" w16du:dateUtc="2026-01-15T14:42:00Z">
-        <w:r>
-          <w:rPr>
-            <w:color w:val="2F5496" w:themeColor="accent1" w:themeShade="BF"/>
-            <w:sz w:val="28"/>
-            <w:szCs w:val="28"/>
-            <w:lang w:val="en-US"/>
-            <w:rPrChange w:id="225" w:author="Microsoft Office User" w:date="2026-01-15T20:02:00Z" w16du:dateUtc="2026-01-15T19:02:00Z">
-              <w:rPr>
-                <w:sz w:val="28"/>
-                <w:szCs w:val="28"/>
-                <w:lang w:val="en-US"/>
-              </w:rPr>
-            </w:rPrChange>
-          </w:rPr>
-          <w:t xml:space="preserve">holds </w:t>
-        </w:r>
-      </w:ins>
-      <w:ins w:id="226" w:author="Microsoft Office User" w:date="2026-01-15T19:27:00Z" w16du:dateUtc="2026-01-15T18:27:00Z">
-        <w:r>
-          <w:rPr>
-            <w:color w:val="2F5496" w:themeColor="accent1" w:themeShade="BF"/>
-            <w:sz w:val="28"/>
-            <w:szCs w:val="28"/>
-            <w:lang w:val="en-US"/>
-            <w:rPrChange w:id="227" w:author="Microsoft Office User" w:date="2026-01-15T20:02:00Z" w16du:dateUtc="2026-01-15T19:02:00Z">
+      <w:ins w:id="228" w:author="Microsoft Office User" w:date="2026-01-15T15:42:00Z" w16du:dateUtc="2026-01-15T14:42:00Z">
+        <w:r>
+          <w:rPr>
+            <w:color w:val="2F5496" w:themeColor="accent1" w:themeShade="BF"/>
+            <w:sz w:val="28"/>
+            <w:szCs w:val="28"/>
+            <w:lang w:val="en-US"/>
+            <w:rPrChange w:id="229" w:author="Microsoft Office User" w:date="2026-01-15T20:02:00Z" w16du:dateUtc="2026-01-15T19:02:00Z">
+              <w:rPr>
+                <w:sz w:val="28"/>
+                <w:szCs w:val="28"/>
+                <w:lang w:val="en-US"/>
+              </w:rPr>
+            </w:rPrChange>
+          </w:rPr>
+          <w:t xml:space="preserve">and holds </w:t>
+        </w:r>
+      </w:ins>
+      <w:ins w:id="230" w:author="Microsoft Office User" w:date="2026-01-20T07:53:00Z" w16du:dateUtc="2026-01-20T06:53:00Z">
+        <w:r>
+          <w:rPr>
+            <w:color w:val="2F5496" w:themeColor="accent1" w:themeShade="BF"/>
+            <w:sz w:val="28"/>
+            <w:szCs w:val="28"/>
+            <w:lang w:val="en-US"/>
+          </w:rPr>
+          <w:t xml:space="preserve">true </w:t>
+        </w:r>
+      </w:ins>
+      <w:ins w:id="231" w:author="Microsoft Office User" w:date="2026-01-15T19:27:00Z" w16du:dateUtc="2026-01-15T18:27:00Z">
+        <w:r>
+          <w:rPr>
+            <w:color w:val="2F5496" w:themeColor="accent1" w:themeShade="BF"/>
+            <w:sz w:val="28"/>
+            <w:szCs w:val="28"/>
+            <w:lang w:val="en-US"/>
+            <w:rPrChange w:id="232" w:author="Microsoft Office User" w:date="2026-01-15T20:02:00Z" w16du:dateUtc="2026-01-15T19:02:00Z">
               <w:rPr>
                 <w:sz w:val="28"/>
                 <w:szCs w:val="28"/>
@@ -2314,7 +2340,7 @@
           <w:t xml:space="preserve">for </w:t>
         </w:r>
       </w:ins>
-      <w:ins w:id="228" w:author="Microsoft Office User" w:date="2026-01-17T07:00:00Z" w16du:dateUtc="2026-01-17T06:00:00Z">
+      <w:ins w:id="233" w:author="Microsoft Office User" w:date="2026-01-17T07:00:00Z" w16du:dateUtc="2026-01-17T06:00:00Z">
         <w:r>
           <w:rPr>
             <w:color w:val="2F5496" w:themeColor="accent1" w:themeShade="BF"/>
@@ -2325,22 +2351,51 @@
           <w:t>many renowned</w:t>
         </w:r>
       </w:ins>
-      <w:ins w:id="229" w:author="Microsoft Office User" w:date="2026-01-15T15:43:00Z" w16du:dateUtc="2026-01-15T14:43:00Z">
-        <w:r>
-          <w:rPr>
-            <w:color w:val="2F5496" w:themeColor="accent1" w:themeShade="BF"/>
-            <w:sz w:val="28"/>
-            <w:szCs w:val="28"/>
-            <w:lang w:val="en-US"/>
-            <w:rPrChange w:id="230" w:author="Microsoft Office User" w:date="2026-01-15T20:02:00Z" w16du:dateUtc="2026-01-15T19:02:00Z">
-              <w:rPr>
-                <w:sz w:val="28"/>
-                <w:szCs w:val="28"/>
-                <w:lang w:val="en-US"/>
-              </w:rPr>
-            </w:rPrChange>
-          </w:rPr>
-          <w:t xml:space="preserve"> bioinformatics tools such as Kraken2, </w:t>
+      <w:ins w:id="234" w:author="Microsoft Office User" w:date="2026-01-15T15:43:00Z" w16du:dateUtc="2026-01-15T14:43:00Z">
+        <w:r>
+          <w:rPr>
+            <w:color w:val="2F5496" w:themeColor="accent1" w:themeShade="BF"/>
+            <w:sz w:val="28"/>
+            <w:szCs w:val="28"/>
+            <w:lang w:val="en-US"/>
+            <w:rPrChange w:id="235" w:author="Microsoft Office User" w:date="2026-01-15T20:02:00Z" w16du:dateUtc="2026-01-15T19:02:00Z">
+              <w:rPr>
+                <w:sz w:val="28"/>
+                <w:szCs w:val="28"/>
+                <w:lang w:val="en-US"/>
+              </w:rPr>
+            </w:rPrChange>
+          </w:rPr>
+          <w:t xml:space="preserve"> bio</w:t>
+        </w:r>
+      </w:ins>
+      <w:ins w:id="236" w:author="Microsoft Office User" w:date="2026-01-20T07:53:00Z" w16du:dateUtc="2026-01-20T06:53:00Z">
+        <w:r>
+          <w:rPr>
+            <w:color w:val="2F5496" w:themeColor="accent1" w:themeShade="BF"/>
+            <w:sz w:val="28"/>
+            <w:szCs w:val="28"/>
+            <w:lang w:val="en-US"/>
+          </w:rPr>
+          <w:t xml:space="preserve"> </w:t>
+        </w:r>
+      </w:ins>
+      <w:ins w:id="237" w:author="Microsoft Office User" w:date="2026-01-15T15:43:00Z" w16du:dateUtc="2026-01-15T14:43:00Z">
+        <w:r>
+          <w:rPr>
+            <w:color w:val="2F5496" w:themeColor="accent1" w:themeShade="BF"/>
+            <w:sz w:val="28"/>
+            <w:szCs w:val="28"/>
+            <w:lang w:val="en-US"/>
+            <w:rPrChange w:id="238" w:author="Microsoft Office User" w:date="2026-01-15T20:02:00Z" w16du:dateUtc="2026-01-15T19:02:00Z">
+              <w:rPr>
+                <w:sz w:val="28"/>
+                <w:szCs w:val="28"/>
+                <w:lang w:val="en-US"/>
+              </w:rPr>
+            </w:rPrChange>
+          </w:rPr>
+          <w:t xml:space="preserve">informatics tools such as Kraken2, </w:t>
         </w:r>
         <w:proofErr w:type="spellStart"/>
         <w:r>
@@ -2349,7 +2404,7 @@
             <w:sz w:val="28"/>
             <w:szCs w:val="28"/>
             <w:lang w:val="en-US"/>
-            <w:rPrChange w:id="231" w:author="Microsoft Office User" w:date="2026-01-15T20:02:00Z" w16du:dateUtc="2026-01-15T19:02:00Z">
+            <w:rPrChange w:id="239" w:author="Microsoft Office User" w:date="2026-01-15T20:02:00Z" w16du:dateUtc="2026-01-15T19:02:00Z">
               <w:rPr>
                 <w:sz w:val="28"/>
                 <w:szCs w:val="28"/>
@@ -2366,7 +2421,7 @@
             <w:sz w:val="28"/>
             <w:szCs w:val="28"/>
             <w:lang w:val="en-US"/>
-            <w:rPrChange w:id="232" w:author="Microsoft Office User" w:date="2026-01-15T20:02:00Z" w16du:dateUtc="2026-01-15T19:02:00Z">
+            <w:rPrChange w:id="240" w:author="Microsoft Office User" w:date="2026-01-15T20:02:00Z" w16du:dateUtc="2026-01-15T19:02:00Z">
               <w:rPr>
                 <w:sz w:val="28"/>
                 <w:szCs w:val="28"/>
@@ -2378,14 +2433,14 @@
         </w:r>
       </w:ins>
       <w:proofErr w:type="spellStart"/>
-      <w:ins w:id="233" w:author="Microsoft Office User" w:date="2026-01-15T15:54:00Z" w16du:dateUtc="2026-01-15T14:54:00Z">
-        <w:r>
-          <w:rPr>
-            <w:color w:val="2F5496" w:themeColor="accent1" w:themeShade="BF"/>
-            <w:sz w:val="28"/>
-            <w:szCs w:val="28"/>
-            <w:lang w:val="en-US"/>
-            <w:rPrChange w:id="234" w:author="Microsoft Office User" w:date="2026-01-15T20:02:00Z" w16du:dateUtc="2026-01-15T19:02:00Z">
+      <w:ins w:id="241" w:author="Microsoft Office User" w:date="2026-01-15T15:54:00Z" w16du:dateUtc="2026-01-15T14:54:00Z">
+        <w:r>
+          <w:rPr>
+            <w:color w:val="2F5496" w:themeColor="accent1" w:themeShade="BF"/>
+            <w:sz w:val="28"/>
+            <w:szCs w:val="28"/>
+            <w:lang w:val="en-US"/>
+            <w:rPrChange w:id="242" w:author="Microsoft Office User" w:date="2026-01-15T20:02:00Z" w16du:dateUtc="2026-01-15T19:02:00Z">
               <w:rPr>
                 <w:sz w:val="28"/>
                 <w:szCs w:val="28"/>
@@ -2402,7 +2457,7 @@
             <w:sz w:val="28"/>
             <w:szCs w:val="28"/>
             <w:lang w:val="en-US"/>
-            <w:rPrChange w:id="235" w:author="Microsoft Office User" w:date="2026-01-15T20:02:00Z" w16du:dateUtc="2026-01-15T19:02:00Z">
+            <w:rPrChange w:id="243" w:author="Microsoft Office User" w:date="2026-01-15T20:02:00Z" w16du:dateUtc="2026-01-15T19:02:00Z">
               <w:rPr>
                 <w:sz w:val="28"/>
                 <w:szCs w:val="28"/>
@@ -2413,14 +2468,14 @@
           <w:t xml:space="preserve"> </w:t>
         </w:r>
       </w:ins>
-      <w:ins w:id="236" w:author="Microsoft Office User" w:date="2026-01-15T15:43:00Z" w16du:dateUtc="2026-01-15T14:43:00Z">
-        <w:r>
-          <w:rPr>
-            <w:color w:val="2F5496" w:themeColor="accent1" w:themeShade="BF"/>
-            <w:sz w:val="28"/>
-            <w:szCs w:val="28"/>
-            <w:lang w:val="en-US"/>
-            <w:rPrChange w:id="237" w:author="Microsoft Office User" w:date="2026-01-15T20:02:00Z" w16du:dateUtc="2026-01-15T19:02:00Z">
+      <w:ins w:id="244" w:author="Microsoft Office User" w:date="2026-01-15T15:43:00Z" w16du:dateUtc="2026-01-15T14:43:00Z">
+        <w:r>
+          <w:rPr>
+            <w:color w:val="2F5496" w:themeColor="accent1" w:themeShade="BF"/>
+            <w:sz w:val="28"/>
+            <w:szCs w:val="28"/>
+            <w:lang w:val="en-US"/>
+            <w:rPrChange w:id="245" w:author="Microsoft Office User" w:date="2026-01-15T20:02:00Z" w16du:dateUtc="2026-01-15T19:02:00Z">
               <w:rPr>
                 <w:sz w:val="28"/>
                 <w:szCs w:val="28"/>
@@ -2431,14 +2486,14 @@
           <w:t xml:space="preserve">online documentation </w:t>
         </w:r>
       </w:ins>
-      <w:ins w:id="238" w:author="Microsoft Office User" w:date="2026-01-15T15:44:00Z" w16du:dateUtc="2026-01-15T14:44:00Z">
-        <w:r>
-          <w:rPr>
-            <w:color w:val="2F5496" w:themeColor="accent1" w:themeShade="BF"/>
-            <w:sz w:val="28"/>
-            <w:szCs w:val="28"/>
-            <w:lang w:val="en-US"/>
-            <w:rPrChange w:id="239" w:author="Microsoft Office User" w:date="2026-01-15T20:02:00Z" w16du:dateUtc="2026-01-15T19:02:00Z">
+      <w:ins w:id="246" w:author="Microsoft Office User" w:date="2026-01-15T15:44:00Z" w16du:dateUtc="2026-01-15T14:44:00Z">
+        <w:r>
+          <w:rPr>
+            <w:color w:val="2F5496" w:themeColor="accent1" w:themeShade="BF"/>
+            <w:sz w:val="28"/>
+            <w:szCs w:val="28"/>
+            <w:lang w:val="en-US"/>
+            <w:rPrChange w:id="247" w:author="Microsoft Office User" w:date="2026-01-15T20:02:00Z" w16du:dateUtc="2026-01-15T19:02:00Z">
               <w:rPr>
                 <w:sz w:val="28"/>
                 <w:szCs w:val="28"/>
@@ -2449,14 +2504,14 @@
           <w:t xml:space="preserve">includes a small but complete and fully functional tutorial on how to build </w:t>
         </w:r>
       </w:ins>
-      <w:ins w:id="240" w:author="Microsoft Office User" w:date="2026-01-15T15:54:00Z" w16du:dateUtc="2026-01-15T14:54:00Z">
-        <w:r>
-          <w:rPr>
-            <w:color w:val="2F5496" w:themeColor="accent1" w:themeShade="BF"/>
-            <w:sz w:val="28"/>
-            <w:szCs w:val="28"/>
-            <w:lang w:val="en-US"/>
-            <w:rPrChange w:id="241" w:author="Microsoft Office User" w:date="2026-01-15T20:02:00Z" w16du:dateUtc="2026-01-15T19:02:00Z">
+      <w:ins w:id="248" w:author="Microsoft Office User" w:date="2026-01-15T15:54:00Z" w16du:dateUtc="2026-01-15T14:54:00Z">
+        <w:r>
+          <w:rPr>
+            <w:color w:val="2F5496" w:themeColor="accent1" w:themeShade="BF"/>
+            <w:sz w:val="28"/>
+            <w:szCs w:val="28"/>
+            <w:lang w:val="en-US"/>
+            <w:rPrChange w:id="249" w:author="Microsoft Office User" w:date="2026-01-15T20:02:00Z" w16du:dateUtc="2026-01-15T19:02:00Z">
               <w:rPr>
                 <w:sz w:val="28"/>
                 <w:szCs w:val="28"/>
@@ -2468,14 +2523,14 @@
         </w:r>
       </w:ins>
       <w:proofErr w:type="spellStart"/>
-      <w:ins w:id="242" w:author="Microsoft Office User" w:date="2026-01-15T15:44:00Z" w16du:dateUtc="2026-01-15T14:44:00Z">
-        <w:r>
-          <w:rPr>
-            <w:color w:val="2F5496" w:themeColor="accent1" w:themeShade="BF"/>
-            <w:sz w:val="28"/>
-            <w:szCs w:val="28"/>
-            <w:lang w:val="en-US"/>
-            <w:rPrChange w:id="243" w:author="Microsoft Office User" w:date="2026-01-15T20:02:00Z" w16du:dateUtc="2026-01-15T19:02:00Z">
+      <w:ins w:id="250" w:author="Microsoft Office User" w:date="2026-01-15T15:44:00Z" w16du:dateUtc="2026-01-15T14:44:00Z">
+        <w:r>
+          <w:rPr>
+            <w:color w:val="2F5496" w:themeColor="accent1" w:themeShade="BF"/>
+            <w:sz w:val="28"/>
+            <w:szCs w:val="28"/>
+            <w:lang w:val="en-US"/>
+            <w:rPrChange w:id="251" w:author="Microsoft Office User" w:date="2026-01-15T20:02:00Z" w16du:dateUtc="2026-01-15T19:02:00Z">
               <w:rPr>
                 <w:sz w:val="28"/>
                 <w:szCs w:val="28"/>
@@ -2492,7 +2547,7 @@
             <w:sz w:val="28"/>
             <w:szCs w:val="28"/>
             <w:lang w:val="en-US"/>
-            <w:rPrChange w:id="244" w:author="Microsoft Office User" w:date="2026-01-15T20:02:00Z" w16du:dateUtc="2026-01-15T19:02:00Z">
+            <w:rPrChange w:id="252" w:author="Microsoft Office User" w:date="2026-01-15T20:02:00Z" w16du:dateUtc="2026-01-15T19:02:00Z">
               <w:rPr>
                 <w:sz w:val="28"/>
                 <w:szCs w:val="28"/>
@@ -2503,14 +2558,14 @@
           <w:t xml:space="preserve"> database</w:t>
         </w:r>
       </w:ins>
-      <w:ins w:id="245" w:author="Microsoft Office User" w:date="2026-01-15T15:45:00Z" w16du:dateUtc="2026-01-15T14:45:00Z">
-        <w:r>
-          <w:rPr>
-            <w:color w:val="2F5496" w:themeColor="accent1" w:themeShade="BF"/>
-            <w:sz w:val="28"/>
-            <w:szCs w:val="28"/>
-            <w:lang w:val="en-US"/>
-            <w:rPrChange w:id="246" w:author="Microsoft Office User" w:date="2026-01-15T20:02:00Z" w16du:dateUtc="2026-01-15T19:02:00Z">
+      <w:ins w:id="253" w:author="Microsoft Office User" w:date="2026-01-15T15:45:00Z" w16du:dateUtc="2026-01-15T14:45:00Z">
+        <w:r>
+          <w:rPr>
+            <w:color w:val="2F5496" w:themeColor="accent1" w:themeShade="BF"/>
+            <w:sz w:val="28"/>
+            <w:szCs w:val="28"/>
+            <w:lang w:val="en-US"/>
+            <w:rPrChange w:id="254" w:author="Microsoft Office User" w:date="2026-01-15T20:02:00Z" w16du:dateUtc="2026-01-15T19:02:00Z">
               <w:rPr>
                 <w:sz w:val="28"/>
                 <w:szCs w:val="28"/>
@@ -2521,14 +2576,14 @@
           <w:t xml:space="preserve"> </w:t>
         </w:r>
       </w:ins>
-      <w:ins w:id="247" w:author="Microsoft Office User" w:date="2026-01-15T15:54:00Z" w16du:dateUtc="2026-01-15T14:54:00Z">
-        <w:r>
-          <w:rPr>
-            <w:color w:val="2F5496" w:themeColor="accent1" w:themeShade="BF"/>
-            <w:sz w:val="28"/>
-            <w:szCs w:val="28"/>
-            <w:lang w:val="en-US"/>
-            <w:rPrChange w:id="248" w:author="Microsoft Office User" w:date="2026-01-15T20:02:00Z" w16du:dateUtc="2026-01-15T19:02:00Z">
+      <w:ins w:id="255" w:author="Microsoft Office User" w:date="2026-01-15T15:54:00Z" w16du:dateUtc="2026-01-15T14:54:00Z">
+        <w:r>
+          <w:rPr>
+            <w:color w:val="2F5496" w:themeColor="accent1" w:themeShade="BF"/>
+            <w:sz w:val="28"/>
+            <w:szCs w:val="28"/>
+            <w:lang w:val="en-US"/>
+            <w:rPrChange w:id="256" w:author="Microsoft Office User" w:date="2026-01-15T20:02:00Z" w16du:dateUtc="2026-01-15T19:02:00Z">
               <w:rPr>
                 <w:sz w:val="28"/>
                 <w:szCs w:val="28"/>
@@ -2539,14 +2594,14 @@
           <w:t>and “your own</w:t>
         </w:r>
       </w:ins>
-      <w:ins w:id="249" w:author="Microsoft Office User" w:date="2026-01-15T15:55:00Z" w16du:dateUtc="2026-01-15T14:55:00Z">
-        <w:r>
-          <w:rPr>
-            <w:color w:val="2F5496" w:themeColor="accent1" w:themeShade="BF"/>
-            <w:sz w:val="28"/>
-            <w:szCs w:val="28"/>
-            <w:lang w:val="en-US"/>
-            <w:rPrChange w:id="250" w:author="Microsoft Office User" w:date="2026-01-15T20:02:00Z" w16du:dateUtc="2026-01-15T19:02:00Z">
+      <w:ins w:id="257" w:author="Microsoft Office User" w:date="2026-01-15T15:55:00Z" w16du:dateUtc="2026-01-15T14:55:00Z">
+        <w:r>
+          <w:rPr>
+            <w:color w:val="2F5496" w:themeColor="accent1" w:themeShade="BF"/>
+            <w:sz w:val="28"/>
+            <w:szCs w:val="28"/>
+            <w:lang w:val="en-US"/>
+            <w:rPrChange w:id="258" w:author="Microsoft Office User" w:date="2026-01-15T20:02:00Z" w16du:dateUtc="2026-01-15T19:02:00Z">
               <w:rPr>
                 <w:sz w:val="28"/>
                 <w:szCs w:val="28"/>
@@ -2557,14 +2612,14 @@
           <w:t>”</w:t>
         </w:r>
       </w:ins>
-      <w:ins w:id="251" w:author="Microsoft Office User" w:date="2026-01-15T15:54:00Z" w16du:dateUtc="2026-01-15T14:54:00Z">
-        <w:r>
-          <w:rPr>
-            <w:color w:val="2F5496" w:themeColor="accent1" w:themeShade="BF"/>
-            <w:sz w:val="28"/>
-            <w:szCs w:val="28"/>
-            <w:lang w:val="en-US"/>
-            <w:rPrChange w:id="252" w:author="Microsoft Office User" w:date="2026-01-15T20:02:00Z" w16du:dateUtc="2026-01-15T19:02:00Z">
+      <w:ins w:id="259" w:author="Microsoft Office User" w:date="2026-01-15T15:54:00Z" w16du:dateUtc="2026-01-15T14:54:00Z">
+        <w:r>
+          <w:rPr>
+            <w:color w:val="2F5496" w:themeColor="accent1" w:themeShade="BF"/>
+            <w:sz w:val="28"/>
+            <w:szCs w:val="28"/>
+            <w:lang w:val="en-US"/>
+            <w:rPrChange w:id="260" w:author="Microsoft Office User" w:date="2026-01-15T20:02:00Z" w16du:dateUtc="2026-01-15T19:02:00Z">
               <w:rPr>
                 <w:sz w:val="28"/>
                 <w:szCs w:val="28"/>
@@ -2575,57 +2630,105 @@
           <w:t xml:space="preserve"> database </w:t>
         </w:r>
       </w:ins>
-      <w:ins w:id="253" w:author="Microsoft Office User" w:date="2026-01-15T15:45:00Z" w16du:dateUtc="2026-01-15T14:45:00Z">
-        <w:r>
-          <w:rPr>
-            <w:color w:val="2F5496" w:themeColor="accent1" w:themeShade="BF"/>
-            <w:sz w:val="28"/>
-            <w:szCs w:val="28"/>
-            <w:lang w:val="en-US"/>
-            <w:rPrChange w:id="254" w:author="Microsoft Office User" w:date="2026-01-15T20:02:00Z" w16du:dateUtc="2026-01-15T19:02:00Z">
-              <w:rPr>
-                <w:sz w:val="28"/>
-                <w:szCs w:val="28"/>
-                <w:lang w:val="en-US"/>
-              </w:rPr>
-            </w:rPrChange>
-          </w:rPr>
-          <w:t>under “</w:t>
-        </w:r>
-      </w:ins>
-      <w:ins w:id="255" w:author="Microsoft Office User" w:date="2026-01-15T20:04:00Z" w16du:dateUtc="2026-01-15T19:04:00Z">
-        <w:r>
-          <w:rPr>
-            <w:color w:val="2F5496" w:themeColor="accent1" w:themeShade="BF"/>
-            <w:sz w:val="28"/>
-            <w:szCs w:val="28"/>
-            <w:lang w:val="en-US"/>
+      <w:ins w:id="261" w:author="Microsoft Office User" w:date="2026-01-15T15:45:00Z" w16du:dateUtc="2026-01-15T14:45:00Z">
+        <w:r>
+          <w:rPr>
+            <w:color w:val="2F5496" w:themeColor="accent1" w:themeShade="BF"/>
+            <w:sz w:val="28"/>
+            <w:szCs w:val="28"/>
+            <w:lang w:val="en-US"/>
+            <w:rPrChange w:id="262" w:author="Microsoft Office User" w:date="2026-01-15T20:02:00Z" w16du:dateUtc="2026-01-15T19:02:00Z">
+              <w:rPr>
+                <w:sz w:val="28"/>
+                <w:szCs w:val="28"/>
+                <w:lang w:val="en-US"/>
+              </w:rPr>
+            </w:rPrChange>
+          </w:rPr>
+          <w:t xml:space="preserve">under </w:t>
+        </w:r>
+        <w:r>
+          <w:rPr>
+            <w:color w:val="2F5496" w:themeColor="accent1" w:themeShade="BF"/>
+            <w:sz w:val="32"/>
+            <w:szCs w:val="32"/>
+            <w:lang w:val="en-US"/>
+            <w:rPrChange w:id="263" w:author="Microsoft Office User" w:date="2026-01-20T07:54:00Z" w16du:dateUtc="2026-01-20T06:54:00Z">
+              <w:rPr>
+                <w:sz w:val="28"/>
+                <w:szCs w:val="28"/>
+                <w:lang w:val="en-US"/>
+              </w:rPr>
+            </w:rPrChange>
+          </w:rPr>
+          <w:t>“</w:t>
+        </w:r>
+      </w:ins>
+      <w:ins w:id="264" w:author="Microsoft Office User" w:date="2026-01-15T20:04:00Z" w16du:dateUtc="2026-01-15T19:04:00Z">
+        <w:r>
+          <w:rPr>
+            <w:color w:val="2F5496" w:themeColor="accent1" w:themeShade="BF"/>
+            <w:sz w:val="32"/>
+            <w:szCs w:val="32"/>
+            <w:lang w:val="en-US"/>
+            <w:rPrChange w:id="265" w:author="Microsoft Office User" w:date="2026-01-20T07:54:00Z" w16du:dateUtc="2026-01-20T06:54:00Z">
+              <w:rPr>
+                <w:color w:val="2F5496" w:themeColor="accent1" w:themeShade="BF"/>
+                <w:sz w:val="28"/>
+                <w:szCs w:val="28"/>
+                <w:lang w:val="en-US"/>
+              </w:rPr>
+            </w:rPrChange>
           </w:rPr>
           <w:fldChar w:fldCharType="begin"/>
         </w:r>
         <w:r>
           <w:rPr>
             <w:color w:val="2F5496" w:themeColor="accent1" w:themeShade="BF"/>
-            <w:sz w:val="28"/>
-            <w:szCs w:val="28"/>
-            <w:lang w:val="en-US"/>
+            <w:sz w:val="32"/>
+            <w:szCs w:val="32"/>
+            <w:lang w:val="en-US"/>
+            <w:rPrChange w:id="266" w:author="Microsoft Office User" w:date="2026-01-20T07:54:00Z" w16du:dateUtc="2026-01-20T06:54:00Z">
+              <w:rPr>
+                <w:color w:val="2F5496" w:themeColor="accent1" w:themeShade="BF"/>
+                <w:sz w:val="28"/>
+                <w:szCs w:val="28"/>
+                <w:lang w:val="en-US"/>
+              </w:rPr>
+            </w:rPrChange>
           </w:rPr>
           <w:instrText>HYPERLINK "https://github.com/pfeiferd/genestrip/blob/master/README.md" \l "generating-the-sample-database"</w:instrText>
         </w:r>
         <w:r>
           <w:rPr>
             <w:color w:val="2F5496" w:themeColor="accent1" w:themeShade="BF"/>
-            <w:sz w:val="28"/>
-            <w:szCs w:val="28"/>
-            <w:lang w:val="en-US"/>
-          </w:rPr>
-        </w:r>
-        <w:r>
-          <w:rPr>
-            <w:color w:val="2F5496" w:themeColor="accent1" w:themeShade="BF"/>
-            <w:sz w:val="28"/>
-            <w:szCs w:val="28"/>
-            <w:lang w:val="en-US"/>
+            <w:sz w:val="32"/>
+            <w:szCs w:val="32"/>
+            <w:lang w:val="en-US"/>
+            <w:rPrChange w:id="267" w:author="Microsoft Office User" w:date="2026-01-20T07:54:00Z" w16du:dateUtc="2026-01-20T06:54:00Z">
+              <w:rPr>
+                <w:color w:val="2F5496" w:themeColor="accent1" w:themeShade="BF"/>
+                <w:sz w:val="28"/>
+                <w:szCs w:val="28"/>
+                <w:lang w:val="en-US"/>
+              </w:rPr>
+            </w:rPrChange>
+          </w:rPr>
+        </w:r>
+        <w:r>
+          <w:rPr>
+            <w:color w:val="2F5496" w:themeColor="accent1" w:themeShade="BF"/>
+            <w:sz w:val="32"/>
+            <w:szCs w:val="32"/>
+            <w:lang w:val="en-US"/>
+            <w:rPrChange w:id="268" w:author="Microsoft Office User" w:date="2026-01-20T07:54:00Z" w16du:dateUtc="2026-01-20T06:54:00Z">
+              <w:rPr>
+                <w:color w:val="2F5496" w:themeColor="accent1" w:themeShade="BF"/>
+                <w:sz w:val="28"/>
+                <w:szCs w:val="28"/>
+                <w:lang w:val="en-US"/>
+              </w:rPr>
+            </w:rPrChange>
           </w:rPr>
           <w:fldChar w:fldCharType="separate"/>
         </w:r>
@@ -2633,7 +2736,9 @@
           <w:rPr>
             <w:rStyle w:val="Hyperlink"/>
             <w:color w:val="034990" w:themeColor="hyperlink" w:themeShade="BF"/>
-            <w:rPrChange w:id="256" w:author="Microsoft Office User" w:date="2026-01-15T20:02:00Z" w16du:dateUtc="2026-01-15T19:02:00Z">
+            <w:sz w:val="28"/>
+            <w:szCs w:val="28"/>
+            <w:rPrChange w:id="269" w:author="Microsoft Office User" w:date="2026-01-20T07:54:00Z" w16du:dateUtc="2026-01-20T06:54:00Z">
               <w:rPr>
                 <w:sz w:val="28"/>
                 <w:szCs w:val="28"/>
@@ -2646,32 +2751,56 @@
         <w:r>
           <w:rPr>
             <w:color w:val="2F5496" w:themeColor="accent1" w:themeShade="BF"/>
-            <w:sz w:val="28"/>
-            <w:szCs w:val="28"/>
-            <w:lang w:val="en-US"/>
+            <w:sz w:val="32"/>
+            <w:szCs w:val="32"/>
+            <w:lang w:val="en-US"/>
+            <w:rPrChange w:id="270" w:author="Microsoft Office User" w:date="2026-01-20T07:54:00Z" w16du:dateUtc="2026-01-20T06:54:00Z">
+              <w:rPr>
+                <w:color w:val="2F5496" w:themeColor="accent1" w:themeShade="BF"/>
+                <w:sz w:val="28"/>
+                <w:szCs w:val="28"/>
+                <w:lang w:val="en-US"/>
+              </w:rPr>
+            </w:rPrChange>
           </w:rPr>
           <w:fldChar w:fldCharType="end"/>
         </w:r>
       </w:ins>
-      <w:ins w:id="257" w:author="Microsoft Office User" w:date="2026-01-15T15:45:00Z" w16du:dateUtc="2026-01-15T14:45:00Z">
-        <w:r>
-          <w:rPr>
-            <w:color w:val="2F5496" w:themeColor="accent1" w:themeShade="BF"/>
-            <w:sz w:val="28"/>
-            <w:szCs w:val="28"/>
-            <w:lang w:val="en-US"/>
-            <w:rPrChange w:id="258" w:author="Microsoft Office User" w:date="2026-01-15T20:02:00Z" w16du:dateUtc="2026-01-15T19:02:00Z">
-              <w:rPr>
-                <w:sz w:val="28"/>
-                <w:szCs w:val="28"/>
-                <w:lang w:val="en-US"/>
-              </w:rPr>
-            </w:rPrChange>
-          </w:rPr>
-          <w:t xml:space="preserve">” and </w:t>
-        </w:r>
-      </w:ins>
-      <w:ins w:id="259" w:author="Microsoft Office User" w:date="2026-01-15T20:02:00Z" w16du:dateUtc="2026-01-15T19:02:00Z">
+      <w:ins w:id="271" w:author="Microsoft Office User" w:date="2026-01-15T15:45:00Z" w16du:dateUtc="2026-01-15T14:45:00Z">
+        <w:r>
+          <w:rPr>
+            <w:color w:val="2F5496" w:themeColor="accent1" w:themeShade="BF"/>
+            <w:sz w:val="32"/>
+            <w:szCs w:val="32"/>
+            <w:lang w:val="en-US"/>
+            <w:rPrChange w:id="272" w:author="Microsoft Office User" w:date="2026-01-20T07:54:00Z" w16du:dateUtc="2026-01-20T06:54:00Z">
+              <w:rPr>
+                <w:sz w:val="28"/>
+                <w:szCs w:val="28"/>
+                <w:lang w:val="en-US"/>
+              </w:rPr>
+            </w:rPrChange>
+          </w:rPr>
+          <w:t xml:space="preserve">” </w:t>
+        </w:r>
+        <w:r>
+          <w:rPr>
+            <w:color w:val="2F5496" w:themeColor="accent1" w:themeShade="BF"/>
+            <w:sz w:val="28"/>
+            <w:szCs w:val="28"/>
+            <w:lang w:val="en-US"/>
+            <w:rPrChange w:id="273" w:author="Microsoft Office User" w:date="2026-01-15T20:02:00Z" w16du:dateUtc="2026-01-15T19:02:00Z">
+              <w:rPr>
+                <w:sz w:val="28"/>
+                <w:szCs w:val="28"/>
+                <w:lang w:val="en-US"/>
+              </w:rPr>
+            </w:rPrChange>
+          </w:rPr>
+          <w:t xml:space="preserve">and </w:t>
+        </w:r>
+      </w:ins>
+      <w:ins w:id="274" w:author="Microsoft Office User" w:date="2026-01-15T20:02:00Z" w16du:dateUtc="2026-01-15T19:02:00Z">
         <w:r>
           <w:rPr>
             <w:color w:val="2F5496" w:themeColor="accent1" w:themeShade="BF"/>
@@ -2682,7 +2811,7 @@
           <w:t>“</w:t>
         </w:r>
       </w:ins>
-      <w:ins w:id="260" w:author="Microsoft Office User" w:date="2026-01-15T20:05:00Z" w16du:dateUtc="2026-01-15T19:05:00Z">
+      <w:ins w:id="275" w:author="Microsoft Office User" w:date="2026-01-15T20:05:00Z" w16du:dateUtc="2026-01-15T19:05:00Z">
         <w:r>
           <w:rPr>
             <w:color w:val="2F5496" w:themeColor="accent1" w:themeShade="BF"/>
@@ -2738,7 +2867,7 @@
           <w:fldChar w:fldCharType="end"/>
         </w:r>
       </w:ins>
-      <w:ins w:id="261" w:author="Microsoft Office User" w:date="2026-01-15T20:02:00Z" w16du:dateUtc="2026-01-15T19:02:00Z">
+      <w:ins w:id="276" w:author="Microsoft Office User" w:date="2026-01-15T20:02:00Z" w16du:dateUtc="2026-01-15T19:02:00Z">
         <w:r>
           <w:rPr>
             <w:color w:val="2F5496" w:themeColor="accent1" w:themeShade="BF"/>
@@ -2754,14 +2883,14 @@
       <w:pPr>
         <w:pStyle w:val="u-mb-24"/>
         <w:rPr>
-          <w:ins w:id="262" w:author="Microsoft Office User" w:date="2026-01-15T15:59:00Z" w16du:dateUtc="2026-01-15T14:59:00Z"/>
+          <w:ins w:id="277" w:author="Microsoft Office User" w:date="2026-01-15T15:59:00Z" w16du:dateUtc="2026-01-15T14:59:00Z"/>
           <w:color w:val="2F5496" w:themeColor="accent1" w:themeShade="BF"/>
           <w:sz w:val="28"/>
           <w:szCs w:val="28"/>
           <w:lang w:val="en-US"/>
-          <w:rPrChange w:id="263" w:author="Microsoft Office User" w:date="2026-01-15T20:02:00Z" w16du:dateUtc="2026-01-15T19:02:00Z">
+          <w:rPrChange w:id="278" w:author="Microsoft Office User" w:date="2026-01-15T20:02:00Z" w16du:dateUtc="2026-01-15T19:02:00Z">
             <w:rPr>
-              <w:ins w:id="264" w:author="Microsoft Office User" w:date="2026-01-15T15:59:00Z" w16du:dateUtc="2026-01-15T14:59:00Z"/>
+              <w:ins w:id="279" w:author="Microsoft Office User" w:date="2026-01-15T15:59:00Z" w16du:dateUtc="2026-01-15T14:59:00Z"/>
               <w:sz w:val="28"/>
               <w:szCs w:val="28"/>
               <w:lang w:val="en-US"/>
@@ -2769,7 +2898,7 @@
           </w:rPrChange>
         </w:rPr>
       </w:pPr>
-      <w:ins w:id="265" w:author="Microsoft Office User" w:date="2026-01-15T15:46:00Z" w16du:dateUtc="2026-01-15T14:46:00Z">
+      <w:ins w:id="280" w:author="Microsoft Office User" w:date="2026-01-15T15:46:00Z" w16du:dateUtc="2026-01-15T14:46:00Z">
         <w:r>
           <w:rPr>
             <w:b/>
@@ -2778,7 +2907,7 @@
             <w:sz w:val="28"/>
             <w:szCs w:val="28"/>
             <w:lang w:val="en-US"/>
-            <w:rPrChange w:id="266" w:author="Microsoft Office User" w:date="2026-01-15T20:02:00Z" w16du:dateUtc="2026-01-15T19:02:00Z">
+            <w:rPrChange w:id="281" w:author="Microsoft Office User" w:date="2026-01-15T20:02:00Z" w16du:dateUtc="2026-01-15T19:02:00Z">
               <w:rPr>
                 <w:b/>
                 <w:bCs/>
@@ -2791,14 +2920,14 @@
           <w:t xml:space="preserve">Action: </w:t>
         </w:r>
       </w:ins>
-      <w:ins w:id="267" w:author="Microsoft Office User" w:date="2026-01-15T15:56:00Z" w16du:dateUtc="2026-01-15T14:56:00Z">
-        <w:r>
-          <w:rPr>
-            <w:color w:val="2F5496" w:themeColor="accent1" w:themeShade="BF"/>
-            <w:sz w:val="28"/>
-            <w:szCs w:val="28"/>
-            <w:lang w:val="en-US"/>
-            <w:rPrChange w:id="268" w:author="Microsoft Office User" w:date="2026-01-15T20:02:00Z" w16du:dateUtc="2026-01-15T19:02:00Z">
+      <w:ins w:id="282" w:author="Microsoft Office User" w:date="2026-01-15T15:56:00Z" w16du:dateUtc="2026-01-15T14:56:00Z">
+        <w:r>
+          <w:rPr>
+            <w:color w:val="2F5496" w:themeColor="accent1" w:themeShade="BF"/>
+            <w:sz w:val="28"/>
+            <w:szCs w:val="28"/>
+            <w:lang w:val="en-US"/>
+            <w:rPrChange w:id="283" w:author="Microsoft Office User" w:date="2026-01-15T20:02:00Z" w16du:dateUtc="2026-01-15T19:02:00Z">
               <w:rPr>
                 <w:sz w:val="28"/>
                 <w:szCs w:val="28"/>
@@ -2809,14 +2938,14 @@
           <w:t>The</w:t>
         </w:r>
       </w:ins>
-      <w:ins w:id="269" w:author="Microsoft Office User" w:date="2026-01-15T15:48:00Z" w16du:dateUtc="2026-01-15T14:48:00Z">
-        <w:r>
-          <w:rPr>
-            <w:color w:val="2F5496" w:themeColor="accent1" w:themeShade="BF"/>
-            <w:sz w:val="28"/>
-            <w:szCs w:val="28"/>
-            <w:lang w:val="en-US"/>
-            <w:rPrChange w:id="270" w:author="Microsoft Office User" w:date="2026-01-15T20:02:00Z" w16du:dateUtc="2026-01-15T19:02:00Z">
+      <w:ins w:id="284" w:author="Microsoft Office User" w:date="2026-01-15T15:48:00Z" w16du:dateUtc="2026-01-15T14:48:00Z">
+        <w:r>
+          <w:rPr>
+            <w:color w:val="2F5496" w:themeColor="accent1" w:themeShade="BF"/>
+            <w:sz w:val="28"/>
+            <w:szCs w:val="28"/>
+            <w:lang w:val="en-US"/>
+            <w:rPrChange w:id="285" w:author="Microsoft Office User" w:date="2026-01-15T20:02:00Z" w16du:dateUtc="2026-01-15T19:02:00Z">
               <w:rPr>
                 <w:sz w:val="28"/>
                 <w:szCs w:val="28"/>
@@ -2827,14 +2956,14 @@
           <w:t xml:space="preserve"> reviewer </w:t>
         </w:r>
       </w:ins>
-      <w:ins w:id="271" w:author="Microsoft Office User" w:date="2026-01-15T15:57:00Z" w16du:dateUtc="2026-01-15T14:57:00Z">
-        <w:r>
-          <w:rPr>
-            <w:color w:val="2F5496" w:themeColor="accent1" w:themeShade="BF"/>
-            <w:sz w:val="28"/>
-            <w:szCs w:val="28"/>
-            <w:lang w:val="en-US"/>
-            <w:rPrChange w:id="272" w:author="Microsoft Office User" w:date="2026-01-15T20:02:00Z" w16du:dateUtc="2026-01-15T19:02:00Z">
+      <w:ins w:id="286" w:author="Microsoft Office User" w:date="2026-01-15T15:57:00Z" w16du:dateUtc="2026-01-15T14:57:00Z">
+        <w:r>
+          <w:rPr>
+            <w:color w:val="2F5496" w:themeColor="accent1" w:themeShade="BF"/>
+            <w:sz w:val="28"/>
+            <w:szCs w:val="28"/>
+            <w:lang w:val="en-US"/>
+            <w:rPrChange w:id="287" w:author="Microsoft Office User" w:date="2026-01-15T20:02:00Z" w16du:dateUtc="2026-01-15T19:02:00Z">
               <w:rPr>
                 <w:sz w:val="28"/>
                 <w:szCs w:val="28"/>
@@ -2845,14 +2974,14 @@
           <w:t xml:space="preserve">has a point and </w:t>
         </w:r>
       </w:ins>
-      <w:ins w:id="273" w:author="Microsoft Office User" w:date="2026-01-15T15:48:00Z" w16du:dateUtc="2026-01-15T14:48:00Z">
-        <w:r>
-          <w:rPr>
-            <w:color w:val="2F5496" w:themeColor="accent1" w:themeShade="BF"/>
-            <w:sz w:val="28"/>
-            <w:szCs w:val="28"/>
-            <w:lang w:val="en-US"/>
-            <w:rPrChange w:id="274" w:author="Microsoft Office User" w:date="2026-01-15T20:02:00Z" w16du:dateUtc="2026-01-15T19:02:00Z">
+      <w:ins w:id="288" w:author="Microsoft Office User" w:date="2026-01-15T15:48:00Z" w16du:dateUtc="2026-01-15T14:48:00Z">
+        <w:r>
+          <w:rPr>
+            <w:color w:val="2F5496" w:themeColor="accent1" w:themeShade="BF"/>
+            <w:sz w:val="28"/>
+            <w:szCs w:val="28"/>
+            <w:lang w:val="en-US"/>
+            <w:rPrChange w:id="289" w:author="Microsoft Office User" w:date="2026-01-15T20:02:00Z" w16du:dateUtc="2026-01-15T19:02:00Z">
               <w:rPr>
                 <w:sz w:val="28"/>
                 <w:szCs w:val="28"/>
@@ -2863,14 +2992,14 @@
           <w:t xml:space="preserve">made us aware </w:t>
         </w:r>
       </w:ins>
-      <w:ins w:id="275" w:author="Microsoft Office User" w:date="2026-01-15T15:46:00Z" w16du:dateUtc="2026-01-15T14:46:00Z">
-        <w:r>
-          <w:rPr>
-            <w:color w:val="2F5496" w:themeColor="accent1" w:themeShade="BF"/>
-            <w:sz w:val="28"/>
-            <w:szCs w:val="28"/>
-            <w:lang w:val="en-US"/>
-            <w:rPrChange w:id="276" w:author="Microsoft Office User" w:date="2026-01-15T20:02:00Z" w16du:dateUtc="2026-01-15T19:02:00Z">
+      <w:ins w:id="290" w:author="Microsoft Office User" w:date="2026-01-15T15:46:00Z" w16du:dateUtc="2026-01-15T14:46:00Z">
+        <w:r>
+          <w:rPr>
+            <w:color w:val="2F5496" w:themeColor="accent1" w:themeShade="BF"/>
+            <w:sz w:val="28"/>
+            <w:szCs w:val="28"/>
+            <w:lang w:val="en-US"/>
+            <w:rPrChange w:id="291" w:author="Microsoft Office User" w:date="2026-01-15T20:02:00Z" w16du:dateUtc="2026-01-15T19:02:00Z">
               <w:rPr>
                 <w:sz w:val="28"/>
                 <w:szCs w:val="28"/>
@@ -2881,14 +3010,14 @@
           <w:t xml:space="preserve">that </w:t>
         </w:r>
       </w:ins>
-      <w:ins w:id="277" w:author="Microsoft Office User" w:date="2026-01-15T15:47:00Z" w16du:dateUtc="2026-01-15T14:47:00Z">
-        <w:r>
-          <w:rPr>
-            <w:color w:val="2F5496" w:themeColor="accent1" w:themeShade="BF"/>
-            <w:sz w:val="28"/>
-            <w:szCs w:val="28"/>
-            <w:lang w:val="en-US"/>
-            <w:rPrChange w:id="278" w:author="Microsoft Office User" w:date="2026-01-15T20:02:00Z" w16du:dateUtc="2026-01-15T19:02:00Z">
+      <w:ins w:id="292" w:author="Microsoft Office User" w:date="2026-01-15T15:47:00Z" w16du:dateUtc="2026-01-15T14:47:00Z">
+        <w:r>
+          <w:rPr>
+            <w:color w:val="2F5496" w:themeColor="accent1" w:themeShade="BF"/>
+            <w:sz w:val="28"/>
+            <w:szCs w:val="28"/>
+            <w:lang w:val="en-US"/>
+            <w:rPrChange w:id="293" w:author="Microsoft Office User" w:date="2026-01-15T20:02:00Z" w16du:dateUtc="2026-01-15T19:02:00Z">
               <w:rPr>
                 <w:sz w:val="28"/>
                 <w:szCs w:val="28"/>
@@ -2899,14 +3028,14 @@
           <w:t xml:space="preserve">that </w:t>
         </w:r>
       </w:ins>
-      <w:ins w:id="279" w:author="Microsoft Office User" w:date="2026-01-15T15:55:00Z" w16du:dateUtc="2026-01-15T14:55:00Z">
-        <w:r>
-          <w:rPr>
-            <w:color w:val="2F5496" w:themeColor="accent1" w:themeShade="BF"/>
-            <w:sz w:val="28"/>
-            <w:szCs w:val="28"/>
-            <w:lang w:val="en-US"/>
-            <w:rPrChange w:id="280" w:author="Microsoft Office User" w:date="2026-01-15T20:02:00Z" w16du:dateUtc="2026-01-15T19:02:00Z">
+      <w:ins w:id="294" w:author="Microsoft Office User" w:date="2026-01-15T15:55:00Z" w16du:dateUtc="2026-01-15T14:55:00Z">
+        <w:r>
+          <w:rPr>
+            <w:color w:val="2F5496" w:themeColor="accent1" w:themeShade="BF"/>
+            <w:sz w:val="28"/>
+            <w:szCs w:val="28"/>
+            <w:lang w:val="en-US"/>
+            <w:rPrChange w:id="295" w:author="Microsoft Office User" w:date="2026-01-15T20:02:00Z" w16du:dateUtc="2026-01-15T19:02:00Z">
               <w:rPr>
                 <w:sz w:val="28"/>
                 <w:szCs w:val="28"/>
@@ -2917,14 +3046,14 @@
           <w:t xml:space="preserve">many </w:t>
         </w:r>
       </w:ins>
-      <w:ins w:id="281" w:author="Microsoft Office User" w:date="2026-01-15T15:47:00Z" w16du:dateUtc="2026-01-15T14:47:00Z">
-        <w:r>
-          <w:rPr>
-            <w:color w:val="2F5496" w:themeColor="accent1" w:themeShade="BF"/>
-            <w:sz w:val="28"/>
-            <w:szCs w:val="28"/>
-            <w:lang w:val="en-US"/>
-            <w:rPrChange w:id="282" w:author="Microsoft Office User" w:date="2026-01-15T20:02:00Z" w16du:dateUtc="2026-01-15T19:02:00Z">
+      <w:ins w:id="296" w:author="Microsoft Office User" w:date="2026-01-15T15:47:00Z" w16du:dateUtc="2026-01-15T14:47:00Z">
+        <w:r>
+          <w:rPr>
+            <w:color w:val="2F5496" w:themeColor="accent1" w:themeShade="BF"/>
+            <w:sz w:val="28"/>
+            <w:szCs w:val="28"/>
+            <w:lang w:val="en-US"/>
+            <w:rPrChange w:id="297" w:author="Microsoft Office User" w:date="2026-01-15T20:02:00Z" w16du:dateUtc="2026-01-15T19:02:00Z">
               <w:rPr>
                 <w:sz w:val="28"/>
                 <w:szCs w:val="28"/>
@@ -2935,14 +3064,14 @@
           <w:t xml:space="preserve">interested readers might want to get </w:t>
         </w:r>
       </w:ins>
-      <w:ins w:id="283" w:author="Microsoft Office User" w:date="2026-01-15T15:55:00Z" w16du:dateUtc="2026-01-15T14:55:00Z">
-        <w:r>
-          <w:rPr>
-            <w:color w:val="2F5496" w:themeColor="accent1" w:themeShade="BF"/>
-            <w:sz w:val="28"/>
-            <w:szCs w:val="28"/>
-            <w:lang w:val="en-US"/>
-            <w:rPrChange w:id="284" w:author="Microsoft Office User" w:date="2026-01-15T20:02:00Z" w16du:dateUtc="2026-01-15T19:02:00Z">
+      <w:ins w:id="298" w:author="Microsoft Office User" w:date="2026-01-15T15:55:00Z" w16du:dateUtc="2026-01-15T14:55:00Z">
+        <w:r>
+          <w:rPr>
+            <w:color w:val="2F5496" w:themeColor="accent1" w:themeShade="BF"/>
+            <w:sz w:val="28"/>
+            <w:szCs w:val="28"/>
+            <w:lang w:val="en-US"/>
+            <w:rPrChange w:id="299" w:author="Microsoft Office User" w:date="2026-01-15T20:02:00Z" w16du:dateUtc="2026-01-15T19:02:00Z">
               <w:rPr>
                 <w:sz w:val="28"/>
                 <w:szCs w:val="28"/>
@@ -2953,14 +3082,14 @@
           <w:t xml:space="preserve">a </w:t>
         </w:r>
       </w:ins>
-      <w:ins w:id="285" w:author="Microsoft Office User" w:date="2026-01-15T15:47:00Z" w16du:dateUtc="2026-01-15T14:47:00Z">
-        <w:r>
-          <w:rPr>
-            <w:color w:val="2F5496" w:themeColor="accent1" w:themeShade="BF"/>
-            <w:sz w:val="28"/>
-            <w:szCs w:val="28"/>
-            <w:lang w:val="en-US"/>
-            <w:rPrChange w:id="286" w:author="Microsoft Office User" w:date="2026-01-15T20:02:00Z" w16du:dateUtc="2026-01-15T19:02:00Z">
+      <w:ins w:id="300" w:author="Microsoft Office User" w:date="2026-01-15T15:47:00Z" w16du:dateUtc="2026-01-15T14:47:00Z">
+        <w:r>
+          <w:rPr>
+            <w:color w:val="2F5496" w:themeColor="accent1" w:themeShade="BF"/>
+            <w:sz w:val="28"/>
+            <w:szCs w:val="28"/>
+            <w:lang w:val="en-US"/>
+            <w:rPrChange w:id="301" w:author="Microsoft Office User" w:date="2026-01-15T20:02:00Z" w16du:dateUtc="2026-01-15T19:02:00Z">
               <w:rPr>
                 <w:sz w:val="28"/>
                 <w:szCs w:val="28"/>
@@ -2971,14 +3100,14 @@
           <w:t>good impression on how to use the tool right when reading the paper.</w:t>
         </w:r>
       </w:ins>
-      <w:ins w:id="287" w:author="Microsoft Office User" w:date="2026-01-15T15:46:00Z" w16du:dateUtc="2026-01-15T14:46:00Z">
-        <w:r>
-          <w:rPr>
-            <w:color w:val="2F5496" w:themeColor="accent1" w:themeShade="BF"/>
-            <w:sz w:val="28"/>
-            <w:szCs w:val="28"/>
-            <w:lang w:val="en-US"/>
-            <w:rPrChange w:id="288" w:author="Microsoft Office User" w:date="2026-01-15T20:02:00Z" w16du:dateUtc="2026-01-15T19:02:00Z">
+      <w:ins w:id="302" w:author="Microsoft Office User" w:date="2026-01-15T15:46:00Z" w16du:dateUtc="2026-01-15T14:46:00Z">
+        <w:r>
+          <w:rPr>
+            <w:color w:val="2F5496" w:themeColor="accent1" w:themeShade="BF"/>
+            <w:sz w:val="28"/>
+            <w:szCs w:val="28"/>
+            <w:lang w:val="en-US"/>
+            <w:rPrChange w:id="303" w:author="Microsoft Office User" w:date="2026-01-15T20:02:00Z" w16du:dateUtc="2026-01-15T19:02:00Z">
               <w:rPr>
                 <w:sz w:val="28"/>
                 <w:szCs w:val="28"/>
@@ -2989,14 +3118,14 @@
           <w:t xml:space="preserve"> </w:t>
         </w:r>
       </w:ins>
-      <w:ins w:id="289" w:author="Microsoft Office User" w:date="2026-01-15T15:49:00Z" w16du:dateUtc="2026-01-15T14:49:00Z">
-        <w:r>
-          <w:rPr>
-            <w:color w:val="2F5496" w:themeColor="accent1" w:themeShade="BF"/>
-            <w:sz w:val="28"/>
-            <w:szCs w:val="28"/>
-            <w:lang w:val="en-US"/>
-            <w:rPrChange w:id="290" w:author="Microsoft Office User" w:date="2026-01-15T20:02:00Z" w16du:dateUtc="2026-01-15T19:02:00Z">
+      <w:ins w:id="304" w:author="Microsoft Office User" w:date="2026-01-15T15:49:00Z" w16du:dateUtc="2026-01-15T14:49:00Z">
+        <w:r>
+          <w:rPr>
+            <w:color w:val="2F5496" w:themeColor="accent1" w:themeShade="BF"/>
+            <w:sz w:val="28"/>
+            <w:szCs w:val="28"/>
+            <w:lang w:val="en-US"/>
+            <w:rPrChange w:id="305" w:author="Microsoft Office User" w:date="2026-01-15T20:02:00Z" w16du:dateUtc="2026-01-15T19:02:00Z">
               <w:rPr>
                 <w:sz w:val="28"/>
                 <w:szCs w:val="28"/>
@@ -3007,14 +3136,14 @@
           <w:t>Also</w:t>
         </w:r>
       </w:ins>
-      <w:ins w:id="291" w:author="Microsoft Office User" w:date="2026-01-15T15:55:00Z" w16du:dateUtc="2026-01-15T14:55:00Z">
-        <w:r>
-          <w:rPr>
-            <w:color w:val="2F5496" w:themeColor="accent1" w:themeShade="BF"/>
-            <w:sz w:val="28"/>
-            <w:szCs w:val="28"/>
-            <w:lang w:val="en-US"/>
-            <w:rPrChange w:id="292" w:author="Microsoft Office User" w:date="2026-01-15T20:02:00Z" w16du:dateUtc="2026-01-15T19:02:00Z">
+      <w:ins w:id="306" w:author="Microsoft Office User" w:date="2026-01-15T15:55:00Z" w16du:dateUtc="2026-01-15T14:55:00Z">
+        <w:r>
+          <w:rPr>
+            <w:color w:val="2F5496" w:themeColor="accent1" w:themeShade="BF"/>
+            <w:sz w:val="28"/>
+            <w:szCs w:val="28"/>
+            <w:lang w:val="en-US"/>
+            <w:rPrChange w:id="307" w:author="Microsoft Office User" w:date="2026-01-15T20:02:00Z" w16du:dateUtc="2026-01-15T19:02:00Z">
               <w:rPr>
                 <w:sz w:val="28"/>
                 <w:szCs w:val="28"/>
@@ -3025,14 +3154,14 @@
           <w:t>,</w:t>
         </w:r>
       </w:ins>
-      <w:ins w:id="293" w:author="Microsoft Office User" w:date="2026-01-15T15:49:00Z" w16du:dateUtc="2026-01-15T14:49:00Z">
-        <w:r>
-          <w:rPr>
-            <w:color w:val="2F5496" w:themeColor="accent1" w:themeShade="BF"/>
-            <w:sz w:val="28"/>
-            <w:szCs w:val="28"/>
-            <w:lang w:val="en-US"/>
-            <w:rPrChange w:id="294" w:author="Microsoft Office User" w:date="2026-01-15T20:02:00Z" w16du:dateUtc="2026-01-15T19:02:00Z">
+      <w:ins w:id="308" w:author="Microsoft Office User" w:date="2026-01-15T15:49:00Z" w16du:dateUtc="2026-01-15T14:49:00Z">
+        <w:r>
+          <w:rPr>
+            <w:color w:val="2F5496" w:themeColor="accent1" w:themeShade="BF"/>
+            <w:sz w:val="28"/>
+            <w:szCs w:val="28"/>
+            <w:lang w:val="en-US"/>
+            <w:rPrChange w:id="309" w:author="Microsoft Office User" w:date="2026-01-15T20:02:00Z" w16du:dateUtc="2026-01-15T19:02:00Z">
               <w:rPr>
                 <w:sz w:val="28"/>
                 <w:szCs w:val="28"/>
@@ -3043,14 +3172,14 @@
           <w:t xml:space="preserve"> </w:t>
         </w:r>
       </w:ins>
-      <w:ins w:id="295" w:author="Microsoft Office User" w:date="2026-01-15T15:58:00Z" w16du:dateUtc="2026-01-15T14:58:00Z">
-        <w:r>
-          <w:rPr>
-            <w:color w:val="2F5496" w:themeColor="accent1" w:themeShade="BF"/>
-            <w:sz w:val="28"/>
-            <w:szCs w:val="28"/>
-            <w:lang w:val="en-US"/>
-            <w:rPrChange w:id="296" w:author="Microsoft Office User" w:date="2026-01-15T20:02:00Z" w16du:dateUtc="2026-01-15T19:02:00Z">
+      <w:ins w:id="310" w:author="Microsoft Office User" w:date="2026-01-15T15:58:00Z" w16du:dateUtc="2026-01-15T14:58:00Z">
+        <w:r>
+          <w:rPr>
+            <w:color w:val="2F5496" w:themeColor="accent1" w:themeShade="BF"/>
+            <w:sz w:val="28"/>
+            <w:szCs w:val="28"/>
+            <w:lang w:val="en-US"/>
+            <w:rPrChange w:id="311" w:author="Microsoft Office User" w:date="2026-01-15T20:02:00Z" w16du:dateUtc="2026-01-15T19:02:00Z">
               <w:rPr>
                 <w:sz w:val="28"/>
                 <w:szCs w:val="28"/>
@@ -3061,14 +3190,14 @@
           <w:t xml:space="preserve">for </w:t>
         </w:r>
       </w:ins>
-      <w:ins w:id="297" w:author="Microsoft Office User" w:date="2026-01-15T19:31:00Z" w16du:dateUtc="2026-01-15T18:31:00Z">
-        <w:r>
-          <w:rPr>
-            <w:color w:val="2F5496" w:themeColor="accent1" w:themeShade="BF"/>
-            <w:sz w:val="28"/>
-            <w:szCs w:val="28"/>
-            <w:lang w:val="en-US"/>
-            <w:rPrChange w:id="298" w:author="Microsoft Office User" w:date="2026-01-15T20:02:00Z" w16du:dateUtc="2026-01-15T19:02:00Z">
+      <w:ins w:id="312" w:author="Microsoft Office User" w:date="2026-01-15T19:31:00Z" w16du:dateUtc="2026-01-15T18:31:00Z">
+        <w:r>
+          <w:rPr>
+            <w:color w:val="2F5496" w:themeColor="accent1" w:themeShade="BF"/>
+            <w:sz w:val="28"/>
+            <w:szCs w:val="28"/>
+            <w:lang w:val="en-US"/>
+            <w:rPrChange w:id="313" w:author="Microsoft Office User" w:date="2026-01-15T20:02:00Z" w16du:dateUtc="2026-01-15T19:02:00Z">
               <w:rPr>
                 <w:sz w:val="28"/>
                 <w:szCs w:val="28"/>
@@ -3079,14 +3208,14 @@
           <w:t xml:space="preserve">many </w:t>
         </w:r>
       </w:ins>
-      <w:ins w:id="299" w:author="Microsoft Office User" w:date="2026-01-15T15:58:00Z" w16du:dateUtc="2026-01-15T14:58:00Z">
-        <w:r>
-          <w:rPr>
-            <w:color w:val="2F5496" w:themeColor="accent1" w:themeShade="BF"/>
-            <w:sz w:val="28"/>
-            <w:szCs w:val="28"/>
-            <w:lang w:val="en-US"/>
-            <w:rPrChange w:id="300" w:author="Microsoft Office User" w:date="2026-01-15T20:02:00Z" w16du:dateUtc="2026-01-15T19:02:00Z">
+      <w:ins w:id="314" w:author="Microsoft Office User" w:date="2026-01-15T15:58:00Z" w16du:dateUtc="2026-01-15T14:58:00Z">
+        <w:r>
+          <w:rPr>
+            <w:color w:val="2F5496" w:themeColor="accent1" w:themeShade="BF"/>
+            <w:sz w:val="28"/>
+            <w:szCs w:val="28"/>
+            <w:lang w:val="en-US"/>
+            <w:rPrChange w:id="315" w:author="Microsoft Office User" w:date="2026-01-15T20:02:00Z" w16du:dateUtc="2026-01-15T19:02:00Z">
               <w:rPr>
                 <w:sz w:val="28"/>
                 <w:szCs w:val="28"/>
@@ -3097,14 +3226,14 @@
           <w:t xml:space="preserve">readers, </w:t>
         </w:r>
       </w:ins>
-      <w:ins w:id="301" w:author="Microsoft Office User" w:date="2026-01-15T15:49:00Z" w16du:dateUtc="2026-01-15T14:49:00Z">
-        <w:r>
-          <w:rPr>
-            <w:color w:val="2F5496" w:themeColor="accent1" w:themeShade="BF"/>
-            <w:sz w:val="28"/>
-            <w:szCs w:val="28"/>
-            <w:lang w:val="en-US"/>
-            <w:rPrChange w:id="302" w:author="Microsoft Office User" w:date="2026-01-15T20:02:00Z" w16du:dateUtc="2026-01-15T19:02:00Z">
+      <w:ins w:id="316" w:author="Microsoft Office User" w:date="2026-01-15T15:49:00Z" w16du:dateUtc="2026-01-15T14:49:00Z">
+        <w:r>
+          <w:rPr>
+            <w:color w:val="2F5496" w:themeColor="accent1" w:themeShade="BF"/>
+            <w:sz w:val="28"/>
+            <w:szCs w:val="28"/>
+            <w:lang w:val="en-US"/>
+            <w:rPrChange w:id="317" w:author="Microsoft Office User" w:date="2026-01-15T20:02:00Z" w16du:dateUtc="2026-01-15T19:02:00Z">
               <w:rPr>
                 <w:sz w:val="28"/>
                 <w:szCs w:val="28"/>
@@ -3115,14 +3244,14 @@
           <w:t>it might not be self-</w:t>
         </w:r>
       </w:ins>
-      <w:ins w:id="303" w:author="Microsoft Office User" w:date="2026-01-15T19:29:00Z" w16du:dateUtc="2026-01-15T18:29:00Z">
-        <w:r>
-          <w:rPr>
-            <w:color w:val="2F5496" w:themeColor="accent1" w:themeShade="BF"/>
-            <w:sz w:val="28"/>
-            <w:szCs w:val="28"/>
-            <w:lang w:val="en-US"/>
-            <w:rPrChange w:id="304" w:author="Microsoft Office User" w:date="2026-01-15T20:02:00Z" w16du:dateUtc="2026-01-15T19:02:00Z">
+      <w:ins w:id="318" w:author="Microsoft Office User" w:date="2026-01-15T19:29:00Z" w16du:dateUtc="2026-01-15T18:29:00Z">
+        <w:r>
+          <w:rPr>
+            <w:color w:val="2F5496" w:themeColor="accent1" w:themeShade="BF"/>
+            <w:sz w:val="28"/>
+            <w:szCs w:val="28"/>
+            <w:lang w:val="en-US"/>
+            <w:rPrChange w:id="319" w:author="Microsoft Office User" w:date="2026-01-15T20:02:00Z" w16du:dateUtc="2026-01-15T19:02:00Z">
               <w:rPr>
                 <w:sz w:val="28"/>
                 <w:szCs w:val="28"/>
@@ -3133,14 +3262,14 @@
           <w:t>understood</w:t>
         </w:r>
       </w:ins>
-      <w:ins w:id="305" w:author="Microsoft Office User" w:date="2026-01-15T15:49:00Z" w16du:dateUtc="2026-01-15T14:49:00Z">
-        <w:r>
-          <w:rPr>
-            <w:color w:val="2F5496" w:themeColor="accent1" w:themeShade="BF"/>
-            <w:sz w:val="28"/>
-            <w:szCs w:val="28"/>
-            <w:lang w:val="en-US"/>
-            <w:rPrChange w:id="306" w:author="Microsoft Office User" w:date="2026-01-15T20:02:00Z" w16du:dateUtc="2026-01-15T19:02:00Z">
+      <w:ins w:id="320" w:author="Microsoft Office User" w:date="2026-01-15T15:49:00Z" w16du:dateUtc="2026-01-15T14:49:00Z">
+        <w:r>
+          <w:rPr>
+            <w:color w:val="2F5496" w:themeColor="accent1" w:themeShade="BF"/>
+            <w:sz w:val="28"/>
+            <w:szCs w:val="28"/>
+            <w:lang w:val="en-US"/>
+            <w:rPrChange w:id="321" w:author="Microsoft Office User" w:date="2026-01-15T20:02:00Z" w16du:dateUtc="2026-01-15T19:02:00Z">
               <w:rPr>
                 <w:sz w:val="28"/>
                 <w:szCs w:val="28"/>
@@ -3151,14 +3280,14 @@
           <w:t xml:space="preserve"> to </w:t>
         </w:r>
       </w:ins>
-      <w:ins w:id="307" w:author="Microsoft Office User" w:date="2026-01-15T15:57:00Z" w16du:dateUtc="2026-01-15T14:57:00Z">
-        <w:r>
-          <w:rPr>
-            <w:color w:val="2F5496" w:themeColor="accent1" w:themeShade="BF"/>
-            <w:sz w:val="28"/>
-            <w:szCs w:val="28"/>
-            <w:lang w:val="en-US"/>
-            <w:rPrChange w:id="308" w:author="Microsoft Office User" w:date="2026-01-15T20:02:00Z" w16du:dateUtc="2026-01-15T19:02:00Z">
+      <w:ins w:id="322" w:author="Microsoft Office User" w:date="2026-01-15T15:57:00Z" w16du:dateUtc="2026-01-15T14:57:00Z">
+        <w:r>
+          <w:rPr>
+            <w:color w:val="2F5496" w:themeColor="accent1" w:themeShade="BF"/>
+            <w:sz w:val="28"/>
+            <w:szCs w:val="28"/>
+            <w:lang w:val="en-US"/>
+            <w:rPrChange w:id="323" w:author="Microsoft Office User" w:date="2026-01-15T20:02:00Z" w16du:dateUtc="2026-01-15T19:02:00Z">
               <w:rPr>
                 <w:sz w:val="28"/>
                 <w:szCs w:val="28"/>
@@ -3169,14 +3298,14 @@
           <w:t xml:space="preserve">having to </w:t>
         </w:r>
       </w:ins>
-      <w:ins w:id="309" w:author="Microsoft Office User" w:date="2026-01-15T15:49:00Z" w16du:dateUtc="2026-01-15T14:49:00Z">
-        <w:r>
-          <w:rPr>
-            <w:color w:val="2F5496" w:themeColor="accent1" w:themeShade="BF"/>
-            <w:sz w:val="28"/>
-            <w:szCs w:val="28"/>
-            <w:lang w:val="en-US"/>
-            <w:rPrChange w:id="310" w:author="Microsoft Office User" w:date="2026-01-15T20:02:00Z" w16du:dateUtc="2026-01-15T19:02:00Z">
+      <w:ins w:id="324" w:author="Microsoft Office User" w:date="2026-01-15T15:49:00Z" w16du:dateUtc="2026-01-15T14:49:00Z">
+        <w:r>
+          <w:rPr>
+            <w:color w:val="2F5496" w:themeColor="accent1" w:themeShade="BF"/>
+            <w:sz w:val="28"/>
+            <w:szCs w:val="28"/>
+            <w:lang w:val="en-US"/>
+            <w:rPrChange w:id="325" w:author="Microsoft Office User" w:date="2026-01-15T20:02:00Z" w16du:dateUtc="2026-01-15T19:02:00Z">
               <w:rPr>
                 <w:sz w:val="28"/>
                 <w:szCs w:val="28"/>
@@ -3187,14 +3316,14 @@
           <w:t>lookup this information</w:t>
         </w:r>
       </w:ins>
-      <w:ins w:id="311" w:author="Microsoft Office User" w:date="2026-01-15T15:55:00Z" w16du:dateUtc="2026-01-15T14:55:00Z">
-        <w:r>
-          <w:rPr>
-            <w:color w:val="2F5496" w:themeColor="accent1" w:themeShade="BF"/>
-            <w:sz w:val="28"/>
-            <w:szCs w:val="28"/>
-            <w:lang w:val="en-US"/>
-            <w:rPrChange w:id="312" w:author="Microsoft Office User" w:date="2026-01-15T20:02:00Z" w16du:dateUtc="2026-01-15T19:02:00Z">
+      <w:ins w:id="326" w:author="Microsoft Office User" w:date="2026-01-15T15:55:00Z" w16du:dateUtc="2026-01-15T14:55:00Z">
+        <w:r>
+          <w:rPr>
+            <w:color w:val="2F5496" w:themeColor="accent1" w:themeShade="BF"/>
+            <w:sz w:val="28"/>
+            <w:szCs w:val="28"/>
+            <w:lang w:val="en-US"/>
+            <w:rPrChange w:id="327" w:author="Microsoft Office User" w:date="2026-01-15T20:02:00Z" w16du:dateUtc="2026-01-15T19:02:00Z">
               <w:rPr>
                 <w:sz w:val="28"/>
                 <w:szCs w:val="28"/>
@@ -3205,14 +3334,14 @@
           <w:t xml:space="preserve"> </w:t>
         </w:r>
       </w:ins>
-      <w:ins w:id="313" w:author="Microsoft Office User" w:date="2026-01-15T15:57:00Z" w16du:dateUtc="2026-01-15T14:57:00Z">
-        <w:r>
-          <w:rPr>
-            <w:color w:val="2F5496" w:themeColor="accent1" w:themeShade="BF"/>
-            <w:sz w:val="28"/>
-            <w:szCs w:val="28"/>
-            <w:lang w:val="en-US"/>
-            <w:rPrChange w:id="314" w:author="Microsoft Office User" w:date="2026-01-15T20:02:00Z" w16du:dateUtc="2026-01-15T19:02:00Z">
+      <w:ins w:id="328" w:author="Microsoft Office User" w:date="2026-01-15T15:57:00Z" w16du:dateUtc="2026-01-15T14:57:00Z">
+        <w:r>
+          <w:rPr>
+            <w:color w:val="2F5496" w:themeColor="accent1" w:themeShade="BF"/>
+            <w:sz w:val="28"/>
+            <w:szCs w:val="28"/>
+            <w:lang w:val="en-US"/>
+            <w:rPrChange w:id="329" w:author="Microsoft Office User" w:date="2026-01-15T20:02:00Z" w16du:dateUtc="2026-01-15T19:02:00Z">
               <w:rPr>
                 <w:sz w:val="28"/>
                 <w:szCs w:val="28"/>
@@ -3223,14 +3352,14 @@
           <w:t xml:space="preserve">online </w:t>
         </w:r>
       </w:ins>
-      <w:ins w:id="315" w:author="Microsoft Office User" w:date="2026-01-15T15:58:00Z" w16du:dateUtc="2026-01-15T14:58:00Z">
-        <w:r>
-          <w:rPr>
-            <w:color w:val="2F5496" w:themeColor="accent1" w:themeShade="BF"/>
-            <w:sz w:val="28"/>
-            <w:szCs w:val="28"/>
-            <w:lang w:val="en-US"/>
-            <w:rPrChange w:id="316" w:author="Microsoft Office User" w:date="2026-01-15T20:02:00Z" w16du:dateUtc="2026-01-15T19:02:00Z">
+      <w:ins w:id="330" w:author="Microsoft Office User" w:date="2026-01-15T15:58:00Z" w16du:dateUtc="2026-01-15T14:58:00Z">
+        <w:r>
+          <w:rPr>
+            <w:color w:val="2F5496" w:themeColor="accent1" w:themeShade="BF"/>
+            <w:sz w:val="28"/>
+            <w:szCs w:val="28"/>
+            <w:lang w:val="en-US"/>
+            <w:rPrChange w:id="331" w:author="Microsoft Office User" w:date="2026-01-15T20:02:00Z" w16du:dateUtc="2026-01-15T19:02:00Z">
               <w:rPr>
                 <w:sz w:val="28"/>
                 <w:szCs w:val="28"/>
@@ -3241,14 +3370,14 @@
           <w:t>in the given</w:t>
         </w:r>
       </w:ins>
-      <w:ins w:id="317" w:author="Microsoft Office User" w:date="2026-01-15T19:29:00Z" w16du:dateUtc="2026-01-15T18:29:00Z">
-        <w:r>
-          <w:rPr>
-            <w:color w:val="2F5496" w:themeColor="accent1" w:themeShade="BF"/>
-            <w:sz w:val="28"/>
-            <w:szCs w:val="28"/>
-            <w:lang w:val="en-US"/>
-            <w:rPrChange w:id="318" w:author="Microsoft Office User" w:date="2026-01-15T20:02:00Z" w16du:dateUtc="2026-01-15T19:02:00Z">
+      <w:ins w:id="332" w:author="Microsoft Office User" w:date="2026-01-15T19:29:00Z" w16du:dateUtc="2026-01-15T18:29:00Z">
+        <w:r>
+          <w:rPr>
+            <w:color w:val="2F5496" w:themeColor="accent1" w:themeShade="BF"/>
+            <w:sz w:val="28"/>
+            <w:szCs w:val="28"/>
+            <w:lang w:val="en-US"/>
+            <w:rPrChange w:id="333" w:author="Microsoft Office User" w:date="2026-01-15T20:02:00Z" w16du:dateUtc="2026-01-15T19:02:00Z">
               <w:rPr>
                 <w:sz w:val="28"/>
                 <w:szCs w:val="28"/>
@@ -3259,14 +3388,14 @@
           <w:t xml:space="preserve"> way</w:t>
         </w:r>
       </w:ins>
-      <w:ins w:id="319" w:author="Microsoft Office User" w:date="2026-01-15T15:49:00Z" w16du:dateUtc="2026-01-15T14:49:00Z">
-        <w:r>
-          <w:rPr>
-            <w:color w:val="2F5496" w:themeColor="accent1" w:themeShade="BF"/>
-            <w:sz w:val="28"/>
-            <w:szCs w:val="28"/>
-            <w:lang w:val="en-US"/>
-            <w:rPrChange w:id="320" w:author="Microsoft Office User" w:date="2026-01-15T20:02:00Z" w16du:dateUtc="2026-01-15T19:02:00Z">
+      <w:ins w:id="334" w:author="Microsoft Office User" w:date="2026-01-15T15:49:00Z" w16du:dateUtc="2026-01-15T14:49:00Z">
+        <w:r>
+          <w:rPr>
+            <w:color w:val="2F5496" w:themeColor="accent1" w:themeShade="BF"/>
+            <w:sz w:val="28"/>
+            <w:szCs w:val="28"/>
+            <w:lang w:val="en-US"/>
+            <w:rPrChange w:id="335" w:author="Microsoft Office User" w:date="2026-01-15T20:02:00Z" w16du:dateUtc="2026-01-15T19:02:00Z">
               <w:rPr>
                 <w:sz w:val="28"/>
                 <w:szCs w:val="28"/>
@@ -3277,14 +3406,14 @@
           <w:t xml:space="preserve">. </w:t>
         </w:r>
       </w:ins>
-      <w:ins w:id="321" w:author="Microsoft Office User" w:date="2026-01-15T15:50:00Z" w16du:dateUtc="2026-01-15T14:50:00Z">
-        <w:r>
-          <w:rPr>
-            <w:color w:val="2F5496" w:themeColor="accent1" w:themeShade="BF"/>
-            <w:sz w:val="28"/>
-            <w:szCs w:val="28"/>
-            <w:lang w:val="en-US"/>
-            <w:rPrChange w:id="322" w:author="Microsoft Office User" w:date="2026-01-15T20:02:00Z" w16du:dateUtc="2026-01-15T19:02:00Z">
+      <w:ins w:id="336" w:author="Microsoft Office User" w:date="2026-01-15T15:50:00Z" w16du:dateUtc="2026-01-15T14:50:00Z">
+        <w:r>
+          <w:rPr>
+            <w:color w:val="2F5496" w:themeColor="accent1" w:themeShade="BF"/>
+            <w:sz w:val="28"/>
+            <w:szCs w:val="28"/>
+            <w:lang w:val="en-US"/>
+            <w:rPrChange w:id="337" w:author="Microsoft Office User" w:date="2026-01-15T20:02:00Z" w16du:dateUtc="2026-01-15T19:02:00Z">
               <w:rPr>
                 <w:sz w:val="28"/>
                 <w:szCs w:val="28"/>
@@ -3302,7 +3431,7 @@
             <w:sz w:val="28"/>
             <w:szCs w:val="28"/>
             <w:lang w:val="en-US"/>
-            <w:rPrChange w:id="323" w:author="Microsoft Office User" w:date="2026-01-15T20:02:00Z" w16du:dateUtc="2026-01-15T19:02:00Z">
+            <w:rPrChange w:id="338" w:author="Microsoft Office User" w:date="2026-01-15T20:02:00Z" w16du:dateUtc="2026-01-15T19:02:00Z">
               <w:rPr>
                 <w:sz w:val="28"/>
                 <w:szCs w:val="28"/>
@@ -3321,7 +3450,7 @@
             <w:sz w:val="28"/>
             <w:szCs w:val="28"/>
             <w:lang w:val="en-US"/>
-            <w:rPrChange w:id="324" w:author="Microsoft Office User" w:date="2026-01-15T20:02:00Z" w16du:dateUtc="2026-01-15T19:02:00Z">
+            <w:rPrChange w:id="339" w:author="Microsoft Office User" w:date="2026-01-15T20:02:00Z" w16du:dateUtc="2026-01-15T19:02:00Z">
               <w:rPr>
                 <w:sz w:val="28"/>
                 <w:szCs w:val="28"/>
@@ -3332,7 +3461,7 @@
           <w:t xml:space="preserve">Section </w:t>
         </w:r>
       </w:ins>
-      <w:ins w:id="325" w:author="Microsoft Office User" w:date="2026-01-15T15:51:00Z" w16du:dateUtc="2026-01-15T14:51:00Z">
+      <w:ins w:id="340" w:author="Microsoft Office User" w:date="2026-01-15T15:51:00Z" w16du:dateUtc="2026-01-15T14:51:00Z">
         <w:r>
           <w:rPr>
             <w:b/>
@@ -3341,7 +3470,7 @@
             <w:sz w:val="28"/>
             <w:szCs w:val="28"/>
             <w:lang w:val="en-US"/>
-            <w:rPrChange w:id="326" w:author="Microsoft Office User" w:date="2026-01-15T20:02:00Z" w16du:dateUtc="2026-01-15T19:02:00Z">
+            <w:rPrChange w:id="341" w:author="Microsoft Office User" w:date="2026-01-15T20:02:00Z" w16du:dateUtc="2026-01-15T19:02:00Z">
               <w:rPr>
                 <w:sz w:val="28"/>
                 <w:szCs w:val="28"/>
@@ -3353,7 +3482,7 @@
         </w:r>
       </w:ins>
       <w:proofErr w:type="gramEnd"/>
-      <w:ins w:id="327" w:author="Microsoft Office User" w:date="2026-01-15T15:50:00Z" w16du:dateUtc="2026-01-15T14:50:00Z">
+      <w:ins w:id="342" w:author="Microsoft Office User" w:date="2026-01-15T15:50:00Z" w16du:dateUtc="2026-01-15T14:50:00Z">
         <w:r>
           <w:rPr>
             <w:b/>
@@ -3362,7 +3491,7 @@
             <w:sz w:val="28"/>
             <w:szCs w:val="28"/>
             <w:lang w:val="en-US"/>
-            <w:rPrChange w:id="328" w:author="Microsoft Office User" w:date="2026-01-15T20:02:00Z" w16du:dateUtc="2026-01-15T19:02:00Z">
+            <w:rPrChange w:id="343" w:author="Microsoft Office User" w:date="2026-01-15T20:02:00Z" w16du:dateUtc="2026-01-15T19:02:00Z">
               <w:rPr>
                 <w:sz w:val="28"/>
                 <w:szCs w:val="28"/>
@@ -3373,7 +3502,7 @@
           <w:t>.?”:</w:t>
         </w:r>
       </w:ins>
-      <w:ins w:id="329" w:author="Microsoft Office User" w:date="2026-01-15T15:51:00Z" w16du:dateUtc="2026-01-15T14:51:00Z">
+      <w:ins w:id="344" w:author="Microsoft Office User" w:date="2026-01-15T15:51:00Z" w16du:dateUtc="2026-01-15T14:51:00Z">
         <w:r>
           <w:rPr>
             <w:b/>
@@ -3382,7 +3511,7 @@
             <w:sz w:val="28"/>
             <w:szCs w:val="28"/>
             <w:lang w:val="en-US"/>
-            <w:rPrChange w:id="330" w:author="Microsoft Office User" w:date="2026-01-15T20:02:00Z" w16du:dateUtc="2026-01-15T19:02:00Z">
+            <w:rPrChange w:id="345" w:author="Microsoft Office User" w:date="2026-01-15T20:02:00Z" w16du:dateUtc="2026-01-15T19:02:00Z">
               <w:rPr>
                 <w:sz w:val="28"/>
                 <w:szCs w:val="28"/>
@@ -3394,7 +3523,7 @@
         </w:r>
       </w:ins>
       <w:proofErr w:type="spellStart"/>
-      <w:ins w:id="331" w:author="Microsoft Office User" w:date="2026-01-17T07:01:00Z" w16du:dateUtc="2026-01-17T06:01:00Z">
+      <w:ins w:id="346" w:author="Microsoft Office User" w:date="2026-01-17T07:01:00Z" w16du:dateUtc="2026-01-17T06:01:00Z">
         <w:r>
           <w:rPr>
             <w:b/>
@@ -3407,7 +3536,7 @@
           <w:t>G</w:t>
         </w:r>
       </w:ins>
-      <w:ins w:id="332" w:author="Microsoft Office User" w:date="2026-01-15T15:51:00Z" w16du:dateUtc="2026-01-15T14:51:00Z">
+      <w:ins w:id="347" w:author="Microsoft Office User" w:date="2026-01-15T15:51:00Z" w16du:dateUtc="2026-01-15T14:51:00Z">
         <w:r>
           <w:rPr>
             <w:b/>
@@ -3416,7 +3545,7 @@
             <w:sz w:val="28"/>
             <w:szCs w:val="28"/>
             <w:lang w:val="en-US"/>
-            <w:rPrChange w:id="333" w:author="Microsoft Office User" w:date="2026-01-15T20:02:00Z" w16du:dateUtc="2026-01-15T19:02:00Z">
+            <w:rPrChange w:id="348" w:author="Microsoft Office User" w:date="2026-01-15T20:02:00Z" w16du:dateUtc="2026-01-15T19:02:00Z">
               <w:rPr>
                 <w:sz w:val="28"/>
                 <w:szCs w:val="28"/>
@@ -3435,7 +3564,7 @@
             <w:sz w:val="28"/>
             <w:szCs w:val="28"/>
             <w:lang w:val="en-US"/>
-            <w:rPrChange w:id="334" w:author="Microsoft Office User" w:date="2026-01-15T20:02:00Z" w16du:dateUtc="2026-01-15T19:02:00Z">
+            <w:rPrChange w:id="349" w:author="Microsoft Office User" w:date="2026-01-15T20:02:00Z" w16du:dateUtc="2026-01-15T19:02:00Z">
               <w:rPr>
                 <w:sz w:val="28"/>
                 <w:szCs w:val="28"/>
@@ -3451,13 +3580,13 @@
       <w:pPr>
         <w:pStyle w:val="u-mb-24"/>
         <w:rPr>
-          <w:ins w:id="335" w:author="Microsoft Office User" w:date="2026-01-15T15:59:00Z" w16du:dateUtc="2026-01-15T14:59:00Z"/>
+          <w:ins w:id="350" w:author="Microsoft Office User" w:date="2026-01-15T15:59:00Z" w16du:dateUtc="2026-01-15T14:59:00Z"/>
           <w:sz w:val="28"/>
           <w:szCs w:val="28"/>
           <w:lang w:val="en-US"/>
         </w:rPr>
       </w:pPr>
-      <w:del w:id="336" w:author="Microsoft Office User" w:date="2026-01-15T15:39:00Z" w16du:dateUtc="2026-01-15T14:39:00Z">
+      <w:del w:id="351" w:author="Microsoft Office User" w:date="2026-01-15T15:39:00Z" w16du:dateUtc="2026-01-15T14:39:00Z">
         <w:r>
           <w:rPr>
             <w:sz w:val="28"/>
@@ -3481,14 +3610,14 @@
       <w:pPr>
         <w:pStyle w:val="u-mb-24"/>
         <w:rPr>
-          <w:ins w:id="337" w:author="Microsoft Office User" w:date="2026-01-15T16:52:00Z" w16du:dateUtc="2026-01-15T15:52:00Z"/>
+          <w:ins w:id="352" w:author="Microsoft Office User" w:date="2026-01-15T16:52:00Z" w16du:dateUtc="2026-01-15T15:52:00Z"/>
           <w:color w:val="2F5496" w:themeColor="accent1" w:themeShade="BF"/>
           <w:sz w:val="28"/>
           <w:szCs w:val="28"/>
           <w:lang w:val="en-US"/>
-          <w:rPrChange w:id="338" w:author="Microsoft Office User" w:date="2026-01-15T20:05:00Z" w16du:dateUtc="2026-01-15T19:05:00Z">
+          <w:rPrChange w:id="353" w:author="Microsoft Office User" w:date="2026-01-15T20:05:00Z" w16du:dateUtc="2026-01-15T19:05:00Z">
             <w:rPr>
-              <w:ins w:id="339" w:author="Microsoft Office User" w:date="2026-01-15T16:52:00Z" w16du:dateUtc="2026-01-15T15:52:00Z"/>
+              <w:ins w:id="354" w:author="Microsoft Office User" w:date="2026-01-15T16:52:00Z" w16du:dateUtc="2026-01-15T15:52:00Z"/>
               <w:sz w:val="28"/>
               <w:szCs w:val="28"/>
               <w:lang w:val="en-US"/>
@@ -3496,14 +3625,14 @@
           </w:rPrChange>
         </w:rPr>
       </w:pPr>
-      <w:ins w:id="340" w:author="Microsoft Office User" w:date="2026-01-15T15:59:00Z" w16du:dateUtc="2026-01-15T14:59:00Z">
-        <w:r>
-          <w:rPr>
-            <w:color w:val="2F5496" w:themeColor="accent1" w:themeShade="BF"/>
-            <w:sz w:val="28"/>
-            <w:szCs w:val="28"/>
-            <w:lang w:val="en-US"/>
-            <w:rPrChange w:id="341" w:author="Microsoft Office User" w:date="2026-01-15T20:05:00Z" w16du:dateUtc="2026-01-15T19:05:00Z">
+      <w:ins w:id="355" w:author="Microsoft Office User" w:date="2026-01-15T15:59:00Z" w16du:dateUtc="2026-01-15T14:59:00Z">
+        <w:r>
+          <w:rPr>
+            <w:color w:val="2F5496" w:themeColor="accent1" w:themeShade="BF"/>
+            <w:sz w:val="28"/>
+            <w:szCs w:val="28"/>
+            <w:lang w:val="en-US"/>
+            <w:rPrChange w:id="356" w:author="Microsoft Office User" w:date="2026-01-15T20:05:00Z" w16du:dateUtc="2026-01-15T19:05:00Z">
               <w:rPr>
                 <w:sz w:val="28"/>
                 <w:szCs w:val="28"/>
@@ -3514,14 +3643,14 @@
           <w:t>Yes, the tool is available open source and easily built and used.</w:t>
         </w:r>
       </w:ins>
-      <w:ins w:id="342" w:author="Microsoft Office User" w:date="2026-01-15T16:50:00Z" w16du:dateUtc="2026-01-15T15:50:00Z">
-        <w:r>
-          <w:rPr>
-            <w:color w:val="2F5496" w:themeColor="accent1" w:themeShade="BF"/>
-            <w:sz w:val="28"/>
-            <w:szCs w:val="28"/>
-            <w:lang w:val="en-US"/>
-            <w:rPrChange w:id="343" w:author="Microsoft Office User" w:date="2026-01-15T20:05:00Z" w16du:dateUtc="2026-01-15T19:05:00Z">
+      <w:ins w:id="357" w:author="Microsoft Office User" w:date="2026-01-15T16:50:00Z" w16du:dateUtc="2026-01-15T15:50:00Z">
+        <w:r>
+          <w:rPr>
+            <w:color w:val="2F5496" w:themeColor="accent1" w:themeShade="BF"/>
+            <w:sz w:val="28"/>
+            <w:szCs w:val="28"/>
+            <w:lang w:val="en-US"/>
+            <w:rPrChange w:id="358" w:author="Microsoft Office User" w:date="2026-01-15T20:05:00Z" w16du:dateUtc="2026-01-15T19:05:00Z">
               <w:rPr>
                 <w:sz w:val="28"/>
                 <w:szCs w:val="28"/>
@@ -3532,14 +3661,14 @@
           <w:t xml:space="preserve"> The related in</w:t>
         </w:r>
       </w:ins>
-      <w:ins w:id="344" w:author="Microsoft Office User" w:date="2026-01-15T16:51:00Z" w16du:dateUtc="2026-01-15T15:51:00Z">
-        <w:r>
-          <w:rPr>
-            <w:color w:val="2F5496" w:themeColor="accent1" w:themeShade="BF"/>
-            <w:sz w:val="28"/>
-            <w:szCs w:val="28"/>
-            <w:lang w:val="en-US"/>
-            <w:rPrChange w:id="345" w:author="Microsoft Office User" w:date="2026-01-15T20:05:00Z" w16du:dateUtc="2026-01-15T19:05:00Z">
+      <w:ins w:id="359" w:author="Microsoft Office User" w:date="2026-01-15T16:51:00Z" w16du:dateUtc="2026-01-15T15:51:00Z">
+        <w:r>
+          <w:rPr>
+            <w:color w:val="2F5496" w:themeColor="accent1" w:themeShade="BF"/>
+            <w:sz w:val="28"/>
+            <w:szCs w:val="28"/>
+            <w:lang w:val="en-US"/>
+            <w:rPrChange w:id="360" w:author="Microsoft Office User" w:date="2026-01-15T20:05:00Z" w16du:dateUtc="2026-01-15T19:05:00Z">
               <w:rPr>
                 <w:sz w:val="28"/>
                 <w:szCs w:val="28"/>
@@ -3556,7 +3685,7 @@
             <w:sz w:val="28"/>
             <w:szCs w:val="28"/>
             <w:lang w:val="en-US"/>
-            <w:rPrChange w:id="346" w:author="Microsoft Office User" w:date="2026-01-15T20:05:00Z" w16du:dateUtc="2026-01-15T19:05:00Z">
+            <w:rPrChange w:id="361" w:author="Microsoft Office User" w:date="2026-01-15T20:05:00Z" w16du:dateUtc="2026-01-15T19:05:00Z">
               <w:rPr>
                 <w:sz w:val="28"/>
                 <w:szCs w:val="28"/>
@@ -3573,7 +3702,7 @@
             <w:sz w:val="28"/>
             <w:szCs w:val="28"/>
             <w:lang w:val="en-US"/>
-            <w:rPrChange w:id="347" w:author="Microsoft Office User" w:date="2026-01-15T20:05:00Z" w16du:dateUtc="2026-01-15T19:05:00Z">
+            <w:rPrChange w:id="362" w:author="Microsoft Office User" w:date="2026-01-15T20:05:00Z" w16du:dateUtc="2026-01-15T19:05:00Z">
               <w:rPr>
                 <w:sz w:val="28"/>
                 <w:szCs w:val="28"/>
@@ -3590,7 +3719,7 @@
             <w:sz w:val="28"/>
             <w:szCs w:val="28"/>
             <w:lang w:val="en-US"/>
-            <w:rPrChange w:id="348" w:author="Microsoft Office User" w:date="2026-01-15T20:05:00Z" w16du:dateUtc="2026-01-15T19:05:00Z">
+            <w:rPrChange w:id="363" w:author="Microsoft Office User" w:date="2026-01-15T20:05:00Z" w16du:dateUtc="2026-01-15T19:05:00Z">
               <w:rPr>
                 <w:sz w:val="28"/>
                 <w:szCs w:val="28"/>
@@ -3607,7 +3736,7 @@
             <w:sz w:val="28"/>
             <w:szCs w:val="28"/>
             <w:lang w:val="en-US"/>
-            <w:rPrChange w:id="349" w:author="Microsoft Office User" w:date="2026-01-15T20:05:00Z" w16du:dateUtc="2026-01-15T19:05:00Z">
+            <w:rPrChange w:id="364" w:author="Microsoft Office User" w:date="2026-01-15T20:05:00Z" w16du:dateUtc="2026-01-15T19:05:00Z">
               <w:rPr>
                 <w:sz w:val="28"/>
                 <w:szCs w:val="28"/>
@@ -3618,14 +3747,14 @@
           <w:t>/”.</w:t>
         </w:r>
       </w:ins>
-      <w:ins w:id="350" w:author="Microsoft Office User" w:date="2026-01-15T16:52:00Z" w16du:dateUtc="2026-01-15T15:52:00Z">
-        <w:r>
-          <w:rPr>
-            <w:color w:val="2F5496" w:themeColor="accent1" w:themeShade="BF"/>
-            <w:sz w:val="28"/>
-            <w:szCs w:val="28"/>
-            <w:lang w:val="en-US"/>
-            <w:rPrChange w:id="351" w:author="Microsoft Office User" w:date="2026-01-15T20:05:00Z" w16du:dateUtc="2026-01-15T19:05:00Z">
+      <w:ins w:id="365" w:author="Microsoft Office User" w:date="2026-01-15T16:52:00Z" w16du:dateUtc="2026-01-15T15:52:00Z">
+        <w:r>
+          <w:rPr>
+            <w:color w:val="2F5496" w:themeColor="accent1" w:themeShade="BF"/>
+            <w:sz w:val="28"/>
+            <w:szCs w:val="28"/>
+            <w:lang w:val="en-US"/>
+            <w:rPrChange w:id="366" w:author="Microsoft Office User" w:date="2026-01-15T20:05:00Z" w16du:dateUtc="2026-01-15T19:05:00Z">
               <w:rPr>
                 <w:sz w:val="28"/>
                 <w:szCs w:val="28"/>
@@ -3641,16 +3770,16 @@
       <w:pPr>
         <w:pStyle w:val="u-mb-24"/>
         <w:rPr>
-          <w:ins w:id="352" w:author="Microsoft Office User" w:date="2026-01-15T16:58:00Z" w16du:dateUtc="2026-01-15T15:58:00Z"/>
+          <w:ins w:id="367" w:author="Microsoft Office User" w:date="2026-01-15T16:58:00Z" w16du:dateUtc="2026-01-15T15:58:00Z"/>
           <w:b/>
           <w:bCs/>
           <w:color w:val="2F5496" w:themeColor="accent1" w:themeShade="BF"/>
           <w:sz w:val="28"/>
           <w:szCs w:val="28"/>
           <w:lang w:val="en-US"/>
-          <w:rPrChange w:id="353" w:author="Microsoft Office User" w:date="2026-01-15T20:05:00Z" w16du:dateUtc="2026-01-15T19:05:00Z">
+          <w:rPrChange w:id="368" w:author="Microsoft Office User" w:date="2026-01-15T20:05:00Z" w16du:dateUtc="2026-01-15T19:05:00Z">
             <w:rPr>
-              <w:ins w:id="354" w:author="Microsoft Office User" w:date="2026-01-15T16:58:00Z" w16du:dateUtc="2026-01-15T15:58:00Z"/>
+              <w:ins w:id="369" w:author="Microsoft Office User" w:date="2026-01-15T16:58:00Z" w16du:dateUtc="2026-01-15T15:58:00Z"/>
               <w:b/>
               <w:bCs/>
               <w:sz w:val="28"/>
@@ -3660,7 +3789,7 @@
           </w:rPrChange>
         </w:rPr>
       </w:pPr>
-      <w:ins w:id="355" w:author="Microsoft Office User" w:date="2026-01-15T16:58:00Z" w16du:dateUtc="2026-01-15T15:58:00Z">
+      <w:ins w:id="370" w:author="Microsoft Office User" w:date="2026-01-15T16:58:00Z" w16du:dateUtc="2026-01-15T15:58:00Z">
         <w:r>
           <w:rPr>
             <w:b/>
@@ -3669,7 +3798,7 @@
             <w:sz w:val="28"/>
             <w:szCs w:val="28"/>
             <w:lang w:val="en-US"/>
-            <w:rPrChange w:id="356" w:author="Microsoft Office User" w:date="2026-01-15T20:05:00Z" w16du:dateUtc="2026-01-15T19:05:00Z">
+            <w:rPrChange w:id="371" w:author="Microsoft Office User" w:date="2026-01-15T20:05:00Z" w16du:dateUtc="2026-01-15T19:05:00Z">
               <w:rPr>
                 <w:b/>
                 <w:bCs/>
@@ -3687,7 +3816,7 @@
             <w:sz w:val="28"/>
             <w:szCs w:val="28"/>
             <w:lang w:val="en-US"/>
-            <w:rPrChange w:id="357" w:author="Microsoft Office User" w:date="2026-01-15T20:05:00Z" w16du:dateUtc="2026-01-15T19:05:00Z">
+            <w:rPrChange w:id="372" w:author="Microsoft Office User" w:date="2026-01-15T20:05:00Z" w16du:dateUtc="2026-01-15T19:05:00Z">
               <w:rPr>
                 <w:sz w:val="28"/>
                 <w:szCs w:val="28"/>
@@ -3698,14 +3827,14 @@
           <w:t>The above mentioned newly insert</w:t>
         </w:r>
       </w:ins>
-      <w:ins w:id="358" w:author="Microsoft Office User" w:date="2026-01-15T19:31:00Z" w16du:dateUtc="2026-01-15T18:31:00Z">
-        <w:r>
-          <w:rPr>
-            <w:color w:val="2F5496" w:themeColor="accent1" w:themeShade="BF"/>
-            <w:sz w:val="28"/>
-            <w:szCs w:val="28"/>
-            <w:lang w:val="en-US"/>
-            <w:rPrChange w:id="359" w:author="Microsoft Office User" w:date="2026-01-15T20:05:00Z" w16du:dateUtc="2026-01-15T19:05:00Z">
+      <w:ins w:id="373" w:author="Microsoft Office User" w:date="2026-01-15T19:31:00Z" w16du:dateUtc="2026-01-15T18:31:00Z">
+        <w:r>
+          <w:rPr>
+            <w:color w:val="2F5496" w:themeColor="accent1" w:themeShade="BF"/>
+            <w:sz w:val="28"/>
+            <w:szCs w:val="28"/>
+            <w:lang w:val="en-US"/>
+            <w:rPrChange w:id="374" w:author="Microsoft Office User" w:date="2026-01-15T20:05:00Z" w16du:dateUtc="2026-01-15T19:05:00Z">
               <w:rPr>
                 <w:sz w:val="28"/>
                 <w:szCs w:val="28"/>
@@ -3716,14 +3845,14 @@
           <w:t>e</w:t>
         </w:r>
       </w:ins>
-      <w:ins w:id="360" w:author="Microsoft Office User" w:date="2026-01-15T16:58:00Z" w16du:dateUtc="2026-01-15T15:58:00Z">
-        <w:r>
-          <w:rPr>
-            <w:color w:val="2F5496" w:themeColor="accent1" w:themeShade="BF"/>
-            <w:sz w:val="28"/>
-            <w:szCs w:val="28"/>
-            <w:lang w:val="en-US"/>
-            <w:rPrChange w:id="361" w:author="Microsoft Office User" w:date="2026-01-15T20:05:00Z" w16du:dateUtc="2026-01-15T19:05:00Z">
+      <w:ins w:id="375" w:author="Microsoft Office User" w:date="2026-01-15T16:58:00Z" w16du:dateUtc="2026-01-15T15:58:00Z">
+        <w:r>
+          <w:rPr>
+            <w:color w:val="2F5496" w:themeColor="accent1" w:themeShade="BF"/>
+            <w:sz w:val="28"/>
+            <w:szCs w:val="28"/>
+            <w:lang w:val="en-US"/>
+            <w:rPrChange w:id="376" w:author="Microsoft Office User" w:date="2026-01-15T20:05:00Z" w16du:dateUtc="2026-01-15T19:05:00Z">
               <w:rPr>
                 <w:sz w:val="28"/>
                 <w:szCs w:val="28"/>
@@ -3740,7 +3869,7 @@
             <w:sz w:val="28"/>
             <w:szCs w:val="28"/>
             <w:lang w:val="en-US"/>
-            <w:rPrChange w:id="362" w:author="Microsoft Office User" w:date="2026-01-15T20:05:00Z" w16du:dateUtc="2026-01-15T19:05:00Z">
+            <w:rPrChange w:id="377" w:author="Microsoft Office User" w:date="2026-01-15T20:05:00Z" w16du:dateUtc="2026-01-15T19:05:00Z">
               <w:rPr>
                 <w:sz w:val="28"/>
                 <w:szCs w:val="28"/>
@@ -3757,7 +3886,7 @@
             <w:sz w:val="28"/>
             <w:szCs w:val="28"/>
             <w:lang w:val="en-US"/>
-            <w:rPrChange w:id="363" w:author="Microsoft Office User" w:date="2026-01-15T20:05:00Z" w16du:dateUtc="2026-01-15T19:05:00Z">
+            <w:rPrChange w:id="378" w:author="Microsoft Office User" w:date="2026-01-15T20:05:00Z" w16du:dateUtc="2026-01-15T19:05:00Z">
               <w:rPr>
                 <w:sz w:val="28"/>
                 <w:szCs w:val="28"/>
@@ -3774,7 +3903,7 @@
             <w:sz w:val="28"/>
             <w:szCs w:val="28"/>
             <w:lang w:val="en-US"/>
-            <w:rPrChange w:id="364" w:author="Microsoft Office User" w:date="2026-01-15T20:05:00Z" w16du:dateUtc="2026-01-15T19:05:00Z">
+            <w:rPrChange w:id="379" w:author="Microsoft Office User" w:date="2026-01-15T20:05:00Z" w16du:dateUtc="2026-01-15T19:05:00Z">
               <w:rPr>
                 <w:sz w:val="28"/>
                 <w:szCs w:val="28"/>
@@ -3791,7 +3920,7 @@
             <w:sz w:val="28"/>
             <w:szCs w:val="28"/>
             <w:lang w:val="en-US"/>
-            <w:rPrChange w:id="365" w:author="Microsoft Office User" w:date="2026-01-15T20:05:00Z" w16du:dateUtc="2026-01-15T19:05:00Z">
+            <w:rPrChange w:id="380" w:author="Microsoft Office User" w:date="2026-01-15T20:05:00Z" w16du:dateUtc="2026-01-15T19:05:00Z">
               <w:rPr>
                 <w:sz w:val="28"/>
                 <w:szCs w:val="28"/>
@@ -3807,14 +3936,14 @@
       <w:pPr>
         <w:pStyle w:val="u-mb-24"/>
         <w:rPr>
-          <w:ins w:id="366" w:author="Microsoft Office User" w:date="2026-01-15T16:58:00Z" w16du:dateUtc="2026-01-15T15:58:00Z"/>
+          <w:ins w:id="381" w:author="Microsoft Office User" w:date="2026-01-15T16:58:00Z" w16du:dateUtc="2026-01-15T15:58:00Z"/>
           <w:color w:val="2F5496" w:themeColor="accent1" w:themeShade="BF"/>
           <w:sz w:val="28"/>
           <w:szCs w:val="28"/>
           <w:lang w:val="en-US"/>
-          <w:rPrChange w:id="367" w:author="Microsoft Office User" w:date="2026-01-15T20:05:00Z" w16du:dateUtc="2026-01-15T19:05:00Z">
+          <w:rPrChange w:id="382" w:author="Microsoft Office User" w:date="2026-01-15T20:05:00Z" w16du:dateUtc="2026-01-15T19:05:00Z">
             <w:rPr>
-              <w:ins w:id="368" w:author="Microsoft Office User" w:date="2026-01-15T16:58:00Z" w16du:dateUtc="2026-01-15T15:58:00Z"/>
+              <w:ins w:id="383" w:author="Microsoft Office User" w:date="2026-01-15T16:58:00Z" w16du:dateUtc="2026-01-15T15:58:00Z"/>
               <w:sz w:val="28"/>
               <w:szCs w:val="28"/>
               <w:lang w:val="en-US"/>
@@ -3822,14 +3951,14 @@
           </w:rPrChange>
         </w:rPr>
       </w:pPr>
-      <w:ins w:id="369" w:author="Microsoft Office User" w:date="2026-01-15T16:52:00Z" w16du:dateUtc="2026-01-15T15:52:00Z">
-        <w:r>
-          <w:rPr>
-            <w:color w:val="2F5496" w:themeColor="accent1" w:themeShade="BF"/>
-            <w:sz w:val="28"/>
-            <w:szCs w:val="28"/>
-            <w:lang w:val="en-US"/>
-            <w:rPrChange w:id="370" w:author="Microsoft Office User" w:date="2026-01-15T20:05:00Z" w16du:dateUtc="2026-01-15T19:05:00Z">
+      <w:ins w:id="384" w:author="Microsoft Office User" w:date="2026-01-15T16:52:00Z" w16du:dateUtc="2026-01-15T15:52:00Z">
+        <w:r>
+          <w:rPr>
+            <w:color w:val="2F5496" w:themeColor="accent1" w:themeShade="BF"/>
+            <w:sz w:val="28"/>
+            <w:szCs w:val="28"/>
+            <w:lang w:val="en-US"/>
+            <w:rPrChange w:id="385" w:author="Microsoft Office User" w:date="2026-01-15T20:05:00Z" w16du:dateUtc="2026-01-15T19:05:00Z">
               <w:rPr>
                 <w:sz w:val="28"/>
                 <w:szCs w:val="28"/>
@@ -3840,14 +3969,14 @@
           <w:t xml:space="preserve">An example use of the API is described </w:t>
         </w:r>
       </w:ins>
-      <w:ins w:id="371" w:author="Microsoft Office User" w:date="2026-01-15T19:32:00Z" w16du:dateUtc="2026-01-15T18:32:00Z">
-        <w:r>
-          <w:rPr>
-            <w:color w:val="2F5496" w:themeColor="accent1" w:themeShade="BF"/>
-            <w:sz w:val="28"/>
-            <w:szCs w:val="28"/>
-            <w:lang w:val="en-US"/>
-            <w:rPrChange w:id="372" w:author="Microsoft Office User" w:date="2026-01-15T20:05:00Z" w16du:dateUtc="2026-01-15T19:05:00Z">
+      <w:ins w:id="386" w:author="Microsoft Office User" w:date="2026-01-15T19:32:00Z" w16du:dateUtc="2026-01-15T18:32:00Z">
+        <w:r>
+          <w:rPr>
+            <w:color w:val="2F5496" w:themeColor="accent1" w:themeShade="BF"/>
+            <w:sz w:val="28"/>
+            <w:szCs w:val="28"/>
+            <w:lang w:val="en-US"/>
+            <w:rPrChange w:id="387" w:author="Microsoft Office User" w:date="2026-01-15T20:05:00Z" w16du:dateUtc="2026-01-15T19:05:00Z">
               <w:rPr>
                 <w:sz w:val="28"/>
                 <w:szCs w:val="28"/>
@@ -3858,14 +3987,14 @@
           <w:t>as part of</w:t>
         </w:r>
       </w:ins>
-      <w:ins w:id="373" w:author="Microsoft Office User" w:date="2026-01-15T16:52:00Z" w16du:dateUtc="2026-01-15T15:52:00Z">
-        <w:r>
-          <w:rPr>
-            <w:color w:val="2F5496" w:themeColor="accent1" w:themeShade="BF"/>
-            <w:sz w:val="28"/>
-            <w:szCs w:val="28"/>
-            <w:lang w:val="en-US"/>
-            <w:rPrChange w:id="374" w:author="Microsoft Office User" w:date="2026-01-15T20:05:00Z" w16du:dateUtc="2026-01-15T19:05:00Z">
+      <w:ins w:id="388" w:author="Microsoft Office User" w:date="2026-01-15T16:52:00Z" w16du:dateUtc="2026-01-15T15:52:00Z">
+        <w:r>
+          <w:rPr>
+            <w:color w:val="2F5496" w:themeColor="accent1" w:themeShade="BF"/>
+            <w:sz w:val="28"/>
+            <w:szCs w:val="28"/>
+            <w:lang w:val="en-US"/>
+            <w:rPrChange w:id="389" w:author="Microsoft Office User" w:date="2026-01-15T20:05:00Z" w16du:dateUtc="2026-01-15T19:05:00Z">
               <w:rPr>
                 <w:sz w:val="28"/>
                 <w:szCs w:val="28"/>
@@ -3876,14 +4005,14 @@
           <w:t xml:space="preserve"> the </w:t>
         </w:r>
       </w:ins>
-      <w:ins w:id="375" w:author="Microsoft Office User" w:date="2026-01-15T19:32:00Z" w16du:dateUtc="2026-01-15T18:32:00Z">
-        <w:r>
-          <w:rPr>
-            <w:color w:val="2F5496" w:themeColor="accent1" w:themeShade="BF"/>
-            <w:sz w:val="28"/>
-            <w:szCs w:val="28"/>
-            <w:lang w:val="en-US"/>
-            <w:rPrChange w:id="376" w:author="Microsoft Office User" w:date="2026-01-15T20:05:00Z" w16du:dateUtc="2026-01-15T19:05:00Z">
+      <w:ins w:id="390" w:author="Microsoft Office User" w:date="2026-01-15T19:32:00Z" w16du:dateUtc="2026-01-15T18:32:00Z">
+        <w:r>
+          <w:rPr>
+            <w:color w:val="2F5496" w:themeColor="accent1" w:themeShade="BF"/>
+            <w:sz w:val="28"/>
+            <w:szCs w:val="28"/>
+            <w:lang w:val="en-US"/>
+            <w:rPrChange w:id="391" w:author="Microsoft Office User" w:date="2026-01-15T20:05:00Z" w16du:dateUtc="2026-01-15T19:05:00Z">
               <w:rPr>
                 <w:sz w:val="28"/>
                 <w:szCs w:val="28"/>
@@ -3894,14 +4023,14 @@
           <w:t>o</w:t>
         </w:r>
       </w:ins>
-      <w:ins w:id="377" w:author="Microsoft Office User" w:date="2026-01-15T16:52:00Z" w16du:dateUtc="2026-01-15T15:52:00Z">
-        <w:r>
-          <w:rPr>
-            <w:color w:val="2F5496" w:themeColor="accent1" w:themeShade="BF"/>
-            <w:sz w:val="28"/>
-            <w:szCs w:val="28"/>
-            <w:lang w:val="en-US"/>
-            <w:rPrChange w:id="378" w:author="Microsoft Office User" w:date="2026-01-15T20:05:00Z" w16du:dateUtc="2026-01-15T19:05:00Z">
+      <w:ins w:id="392" w:author="Microsoft Office User" w:date="2026-01-15T16:52:00Z" w16du:dateUtc="2026-01-15T15:52:00Z">
+        <w:r>
+          <w:rPr>
+            <w:color w:val="2F5496" w:themeColor="accent1" w:themeShade="BF"/>
+            <w:sz w:val="28"/>
+            <w:szCs w:val="28"/>
+            <w:lang w:val="en-US"/>
+            <w:rPrChange w:id="393" w:author="Microsoft Office User" w:date="2026-01-15T20:05:00Z" w16du:dateUtc="2026-01-15T19:05:00Z">
               <w:rPr>
                 <w:sz w:val="28"/>
                 <w:szCs w:val="28"/>
@@ -3912,14 +4041,14 @@
           <w:t>nline</w:t>
         </w:r>
       </w:ins>
-      <w:ins w:id="379" w:author="Microsoft Office User" w:date="2026-01-15T19:32:00Z" w16du:dateUtc="2026-01-15T18:32:00Z">
-        <w:r>
-          <w:rPr>
-            <w:color w:val="2F5496" w:themeColor="accent1" w:themeShade="BF"/>
-            <w:sz w:val="28"/>
-            <w:szCs w:val="28"/>
-            <w:lang w:val="en-US"/>
-            <w:rPrChange w:id="380" w:author="Microsoft Office User" w:date="2026-01-15T20:05:00Z" w16du:dateUtc="2026-01-15T19:05:00Z">
+      <w:ins w:id="394" w:author="Microsoft Office User" w:date="2026-01-15T19:32:00Z" w16du:dateUtc="2026-01-15T18:32:00Z">
+        <w:r>
+          <w:rPr>
+            <w:color w:val="2F5496" w:themeColor="accent1" w:themeShade="BF"/>
+            <w:sz w:val="28"/>
+            <w:szCs w:val="28"/>
+            <w:lang w:val="en-US"/>
+            <w:rPrChange w:id="395" w:author="Microsoft Office User" w:date="2026-01-15T20:05:00Z" w16du:dateUtc="2026-01-15T19:05:00Z">
               <w:rPr>
                 <w:sz w:val="28"/>
                 <w:szCs w:val="28"/>
@@ -3930,14 +4059,14 @@
           <w:t xml:space="preserve"> d</w:t>
         </w:r>
       </w:ins>
-      <w:ins w:id="381" w:author="Microsoft Office User" w:date="2026-01-15T16:52:00Z" w16du:dateUtc="2026-01-15T15:52:00Z">
-        <w:r>
-          <w:rPr>
-            <w:color w:val="2F5496" w:themeColor="accent1" w:themeShade="BF"/>
-            <w:sz w:val="28"/>
-            <w:szCs w:val="28"/>
-            <w:lang w:val="en-US"/>
-            <w:rPrChange w:id="382" w:author="Microsoft Office User" w:date="2026-01-15T20:05:00Z" w16du:dateUtc="2026-01-15T19:05:00Z">
+      <w:ins w:id="396" w:author="Microsoft Office User" w:date="2026-01-15T16:52:00Z" w16du:dateUtc="2026-01-15T15:52:00Z">
+        <w:r>
+          <w:rPr>
+            <w:color w:val="2F5496" w:themeColor="accent1" w:themeShade="BF"/>
+            <w:sz w:val="28"/>
+            <w:szCs w:val="28"/>
+            <w:lang w:val="en-US"/>
+            <w:rPrChange w:id="397" w:author="Microsoft Office User" w:date="2026-01-15T20:05:00Z" w16du:dateUtc="2026-01-15T19:05:00Z">
               <w:rPr>
                 <w:sz w:val="28"/>
                 <w:szCs w:val="28"/>
@@ -3948,14 +4077,14 @@
           <w:t>ocumentation.</w:t>
         </w:r>
       </w:ins>
-      <w:ins w:id="383" w:author="Microsoft Office User" w:date="2026-01-15T16:53:00Z" w16du:dateUtc="2026-01-15T15:53:00Z">
-        <w:r>
-          <w:rPr>
-            <w:color w:val="2F5496" w:themeColor="accent1" w:themeShade="BF"/>
-            <w:sz w:val="28"/>
-            <w:szCs w:val="28"/>
-            <w:lang w:val="en-US"/>
-            <w:rPrChange w:id="384" w:author="Microsoft Office User" w:date="2026-01-15T20:05:00Z" w16du:dateUtc="2026-01-15T19:05:00Z">
+      <w:ins w:id="398" w:author="Microsoft Office User" w:date="2026-01-15T16:53:00Z" w16du:dateUtc="2026-01-15T15:53:00Z">
+        <w:r>
+          <w:rPr>
+            <w:color w:val="2F5496" w:themeColor="accent1" w:themeShade="BF"/>
+            <w:sz w:val="28"/>
+            <w:szCs w:val="28"/>
+            <w:lang w:val="en-US"/>
+            <w:rPrChange w:id="399" w:author="Microsoft Office User" w:date="2026-01-15T20:05:00Z" w16du:dateUtc="2026-01-15T19:05:00Z">
               <w:rPr>
                 <w:sz w:val="28"/>
                 <w:szCs w:val="28"/>
@@ -3966,14 +4095,14 @@
           <w:t xml:space="preserve"> Example code for the API use is part of it and given here: </w:t>
         </w:r>
       </w:ins>
-      <w:ins w:id="385" w:author="Microsoft Office User" w:date="2026-01-15T16:56:00Z" w16du:dateUtc="2026-01-15T15:56:00Z">
-        <w:r>
-          <w:rPr>
-            <w:color w:val="2F5496" w:themeColor="accent1" w:themeShade="BF"/>
-            <w:sz w:val="28"/>
-            <w:szCs w:val="28"/>
-            <w:lang w:val="en-US"/>
-            <w:rPrChange w:id="386" w:author="Microsoft Office User" w:date="2026-01-15T20:05:00Z" w16du:dateUtc="2026-01-15T19:05:00Z">
+      <w:ins w:id="400" w:author="Microsoft Office User" w:date="2026-01-15T16:56:00Z" w16du:dateUtc="2026-01-15T15:56:00Z">
+        <w:r>
+          <w:rPr>
+            <w:color w:val="2F5496" w:themeColor="accent1" w:themeShade="BF"/>
+            <w:sz w:val="28"/>
+            <w:szCs w:val="28"/>
+            <w:lang w:val="en-US"/>
+            <w:rPrChange w:id="401" w:author="Microsoft Office User" w:date="2026-01-15T20:05:00Z" w16du:dateUtc="2026-01-15T19:05:00Z">
               <w:rPr>
                 <w:sz w:val="28"/>
                 <w:szCs w:val="28"/>
@@ -3989,7 +4118,7 @@
             <w:sz w:val="28"/>
             <w:szCs w:val="28"/>
             <w:lang w:val="en-US"/>
-            <w:rPrChange w:id="387" w:author="Microsoft Office User" w:date="2026-01-15T20:05:00Z" w16du:dateUtc="2026-01-15T19:05:00Z">
+            <w:rPrChange w:id="402" w:author="Microsoft Office User" w:date="2026-01-15T20:05:00Z" w16du:dateUtc="2026-01-15T19:05:00Z">
               <w:rPr>
                 <w:sz w:val="28"/>
                 <w:szCs w:val="28"/>
@@ -4000,14 +4129,14 @@
           <w:instrText>HYPERLINK "</w:instrText>
         </w:r>
       </w:ins>
-      <w:ins w:id="388" w:author="Microsoft Office User" w:date="2026-01-15T16:53:00Z" w16du:dateUtc="2026-01-15T15:53:00Z">
-        <w:r>
-          <w:rPr>
-            <w:color w:val="2F5496" w:themeColor="accent1" w:themeShade="BF"/>
-            <w:sz w:val="28"/>
-            <w:szCs w:val="28"/>
-            <w:lang w:val="en-US"/>
-            <w:rPrChange w:id="389" w:author="Microsoft Office User" w:date="2026-01-15T20:05:00Z" w16du:dateUtc="2026-01-15T19:05:00Z">
+      <w:ins w:id="403" w:author="Microsoft Office User" w:date="2026-01-15T16:53:00Z" w16du:dateUtc="2026-01-15T15:53:00Z">
+        <w:r>
+          <w:rPr>
+            <w:color w:val="2F5496" w:themeColor="accent1" w:themeShade="BF"/>
+            <w:sz w:val="28"/>
+            <w:szCs w:val="28"/>
+            <w:lang w:val="en-US"/>
+            <w:rPrChange w:id="404" w:author="Microsoft Office User" w:date="2026-01-15T20:05:00Z" w16du:dateUtc="2026-01-15T19:05:00Z">
               <w:rPr>
                 <w:sz w:val="28"/>
                 <w:szCs w:val="28"/>
@@ -4018,14 +4147,14 @@
           <w:instrText>https://github.com/pfeiferd/genestrip/blob/master/src/test/java/org/metagene/genestrip/APITest.java</w:instrText>
         </w:r>
       </w:ins>
-      <w:ins w:id="390" w:author="Microsoft Office User" w:date="2026-01-15T16:56:00Z" w16du:dateUtc="2026-01-15T15:56:00Z">
-        <w:r>
-          <w:rPr>
-            <w:color w:val="2F5496" w:themeColor="accent1" w:themeShade="BF"/>
-            <w:sz w:val="28"/>
-            <w:szCs w:val="28"/>
-            <w:lang w:val="en-US"/>
-            <w:rPrChange w:id="391" w:author="Microsoft Office User" w:date="2026-01-15T20:05:00Z" w16du:dateUtc="2026-01-15T19:05:00Z">
+      <w:ins w:id="405" w:author="Microsoft Office User" w:date="2026-01-15T16:56:00Z" w16du:dateUtc="2026-01-15T15:56:00Z">
+        <w:r>
+          <w:rPr>
+            <w:color w:val="2F5496" w:themeColor="accent1" w:themeShade="BF"/>
+            <w:sz w:val="28"/>
+            <w:szCs w:val="28"/>
+            <w:lang w:val="en-US"/>
+            <w:rPrChange w:id="406" w:author="Microsoft Office User" w:date="2026-01-15T20:05:00Z" w16du:dateUtc="2026-01-15T19:05:00Z">
               <w:rPr>
                 <w:sz w:val="28"/>
                 <w:szCs w:val="28"/>
@@ -4049,7 +4178,7 @@
             <w:sz w:val="28"/>
             <w:szCs w:val="28"/>
             <w:lang w:val="en-US"/>
-            <w:rPrChange w:id="392" w:author="Microsoft Office User" w:date="2026-01-15T20:05:00Z" w16du:dateUtc="2026-01-15T19:05:00Z">
+            <w:rPrChange w:id="407" w:author="Microsoft Office User" w:date="2026-01-15T20:05:00Z" w16du:dateUtc="2026-01-15T19:05:00Z">
               <w:rPr>
                 <w:sz w:val="28"/>
                 <w:szCs w:val="28"/>
@@ -4060,7 +4189,7 @@
           <w:fldChar w:fldCharType="separate"/>
         </w:r>
       </w:ins>
-      <w:ins w:id="393" w:author="Microsoft Office User" w:date="2026-01-15T16:53:00Z" w16du:dateUtc="2026-01-15T15:53:00Z">
+      <w:ins w:id="408" w:author="Microsoft Office User" w:date="2026-01-15T16:53:00Z" w16du:dateUtc="2026-01-15T15:53:00Z">
         <w:r>
           <w:rPr>
             <w:rStyle w:val="Hyperlink"/>
@@ -4068,7 +4197,7 @@
             <w:sz w:val="28"/>
             <w:szCs w:val="28"/>
             <w:lang w:val="en-US"/>
-            <w:rPrChange w:id="394" w:author="Microsoft Office User" w:date="2026-01-15T20:05:00Z" w16du:dateUtc="2026-01-15T19:05:00Z">
+            <w:rPrChange w:id="409" w:author="Microsoft Office User" w:date="2026-01-15T20:05:00Z" w16du:dateUtc="2026-01-15T19:05:00Z">
               <w:rPr>
                 <w:rStyle w:val="Hyperlink"/>
                 <w:sz w:val="28"/>
@@ -4080,14 +4209,14 @@
           <w:t>https://github.com/pfeiferd/genestrip/blob/master/src/test/java/org/metagene/genestrip/APITest.java</w:t>
         </w:r>
       </w:ins>
-      <w:ins w:id="395" w:author="Microsoft Office User" w:date="2026-01-15T16:56:00Z" w16du:dateUtc="2026-01-15T15:56:00Z">
-        <w:r>
-          <w:rPr>
-            <w:color w:val="2F5496" w:themeColor="accent1" w:themeShade="BF"/>
-            <w:sz w:val="28"/>
-            <w:szCs w:val="28"/>
-            <w:lang w:val="en-US"/>
-            <w:rPrChange w:id="396" w:author="Microsoft Office User" w:date="2026-01-15T20:05:00Z" w16du:dateUtc="2026-01-15T19:05:00Z">
+      <w:ins w:id="410" w:author="Microsoft Office User" w:date="2026-01-15T16:56:00Z" w16du:dateUtc="2026-01-15T15:56:00Z">
+        <w:r>
+          <w:rPr>
+            <w:color w:val="2F5496" w:themeColor="accent1" w:themeShade="BF"/>
+            <w:sz w:val="28"/>
+            <w:szCs w:val="28"/>
+            <w:lang w:val="en-US"/>
+            <w:rPrChange w:id="411" w:author="Microsoft Office User" w:date="2026-01-15T20:05:00Z" w16du:dateUtc="2026-01-15T19:05:00Z">
               <w:rPr>
                 <w:sz w:val="28"/>
                 <w:szCs w:val="28"/>
@@ -4103,7 +4232,7 @@
       <w:pPr>
         <w:pStyle w:val="u-mb-24"/>
         <w:rPr>
-          <w:ins w:id="397" w:author="Microsoft Office User" w:date="2026-01-15T16:54:00Z" w16du:dateUtc="2026-01-15T15:54:00Z"/>
+          <w:ins w:id="412" w:author="Microsoft Office User" w:date="2026-01-15T16:54:00Z" w16du:dateUtc="2026-01-15T15:54:00Z"/>
           <w:sz w:val="28"/>
           <w:szCs w:val="28"/>
           <w:lang w:val="en-US"/>
@@ -4122,14 +4251,14 @@
       <w:pPr>
         <w:pStyle w:val="u-mb-24"/>
         <w:rPr>
-          <w:ins w:id="398" w:author="Microsoft Office User" w:date="2026-01-15T16:54:00Z" w16du:dateUtc="2026-01-15T15:54:00Z"/>
+          <w:ins w:id="413" w:author="Microsoft Office User" w:date="2026-01-15T16:54:00Z" w16du:dateUtc="2026-01-15T15:54:00Z"/>
           <w:color w:val="2F5496" w:themeColor="accent1" w:themeShade="BF"/>
           <w:sz w:val="28"/>
           <w:szCs w:val="28"/>
           <w:lang w:val="en-US"/>
-          <w:rPrChange w:id="399" w:author="Microsoft Office User" w:date="2026-01-15T20:07:00Z" w16du:dateUtc="2026-01-15T19:07:00Z">
+          <w:rPrChange w:id="414" w:author="Microsoft Office User" w:date="2026-01-15T20:07:00Z" w16du:dateUtc="2026-01-15T19:07:00Z">
             <w:rPr>
-              <w:ins w:id="400" w:author="Microsoft Office User" w:date="2026-01-15T16:54:00Z" w16du:dateUtc="2026-01-15T15:54:00Z"/>
+              <w:ins w:id="415" w:author="Microsoft Office User" w:date="2026-01-15T16:54:00Z" w16du:dateUtc="2026-01-15T15:54:00Z"/>
               <w:sz w:val="28"/>
               <w:szCs w:val="28"/>
               <w:lang w:val="en-US"/>
@@ -4137,14 +4266,14 @@
           </w:rPrChange>
         </w:rPr>
       </w:pPr>
-      <w:ins w:id="401" w:author="Microsoft Office User" w:date="2026-01-15T16:54:00Z" w16du:dateUtc="2026-01-15T15:54:00Z">
-        <w:r>
-          <w:rPr>
-            <w:color w:val="2F5496" w:themeColor="accent1" w:themeShade="BF"/>
-            <w:sz w:val="28"/>
-            <w:szCs w:val="28"/>
-            <w:lang w:val="en-US"/>
-            <w:rPrChange w:id="402" w:author="Microsoft Office User" w:date="2026-01-15T20:07:00Z" w16du:dateUtc="2026-01-15T19:07:00Z">
+      <w:ins w:id="416" w:author="Microsoft Office User" w:date="2026-01-15T16:54:00Z" w16du:dateUtc="2026-01-15T15:54:00Z">
+        <w:r>
+          <w:rPr>
+            <w:color w:val="2F5496" w:themeColor="accent1" w:themeShade="BF"/>
+            <w:sz w:val="28"/>
+            <w:szCs w:val="28"/>
+            <w:lang w:val="en-US"/>
+            <w:rPrChange w:id="417" w:author="Microsoft Office User" w:date="2026-01-15T20:07:00Z" w16du:dateUtc="2026-01-15T19:07:00Z">
               <w:rPr>
                 <w:sz w:val="28"/>
                 <w:szCs w:val="28"/>
@@ -4155,7 +4284,7 @@
           <w:t>Yes</w:t>
         </w:r>
       </w:ins>
-      <w:ins w:id="403" w:author="Microsoft Office User" w:date="2026-01-17T07:02:00Z" w16du:dateUtc="2026-01-17T06:02:00Z">
+      <w:ins w:id="418" w:author="Microsoft Office User" w:date="2026-01-17T07:02:00Z" w16du:dateUtc="2026-01-17T06:02:00Z">
         <w:r>
           <w:rPr>
             <w:color w:val="2F5496" w:themeColor="accent1" w:themeShade="BF"/>
@@ -4166,14 +4295,14 @@
           <w:t>,</w:t>
         </w:r>
       </w:ins>
-      <w:ins w:id="404" w:author="Microsoft Office User" w:date="2026-01-15T16:54:00Z" w16du:dateUtc="2026-01-15T15:54:00Z">
-        <w:r>
-          <w:rPr>
-            <w:color w:val="2F5496" w:themeColor="accent1" w:themeShade="BF"/>
-            <w:sz w:val="28"/>
-            <w:szCs w:val="28"/>
-            <w:lang w:val="en-US"/>
-            <w:rPrChange w:id="405" w:author="Microsoft Office User" w:date="2026-01-15T20:07:00Z" w16du:dateUtc="2026-01-15T19:07:00Z">
+      <w:ins w:id="419" w:author="Microsoft Office User" w:date="2026-01-15T16:54:00Z" w16du:dateUtc="2026-01-15T15:54:00Z">
+        <w:r>
+          <w:rPr>
+            <w:color w:val="2F5496" w:themeColor="accent1" w:themeShade="BF"/>
+            <w:sz w:val="28"/>
+            <w:szCs w:val="28"/>
+            <w:lang w:val="en-US"/>
+            <w:rPrChange w:id="420" w:author="Microsoft Office User" w:date="2026-01-15T20:07:00Z" w16du:dateUtc="2026-01-15T19:07:00Z">
               <w:rPr>
                 <w:sz w:val="28"/>
                 <w:szCs w:val="28"/>
@@ -4189,13 +4318,13 @@
       <w:pPr>
         <w:pStyle w:val="u-mb-24"/>
         <w:rPr>
-          <w:ins w:id="406" w:author="Microsoft Office User" w:date="2026-01-15T16:54:00Z" w16du:dateUtc="2026-01-15T15:54:00Z"/>
+          <w:ins w:id="421" w:author="Microsoft Office User" w:date="2026-01-15T16:54:00Z" w16du:dateUtc="2026-01-15T15:54:00Z"/>
           <w:sz w:val="28"/>
           <w:szCs w:val="28"/>
           <w:lang w:val="en-US"/>
         </w:rPr>
       </w:pPr>
-      <w:del w:id="407" w:author="Microsoft Office User" w:date="2026-01-15T16:54:00Z" w16du:dateUtc="2026-01-15T15:54:00Z">
+      <w:del w:id="422" w:author="Microsoft Office User" w:date="2026-01-15T16:54:00Z" w16du:dateUtc="2026-01-15T15:54:00Z">
         <w:r>
           <w:rPr>
             <w:sz w:val="28"/>
@@ -4218,14 +4347,14 @@
       <w:pPr>
         <w:pStyle w:val="u-mb-24"/>
         <w:rPr>
-          <w:ins w:id="408" w:author="Microsoft Office User" w:date="2026-01-15T17:04:00Z" w16du:dateUtc="2026-01-15T16:04:00Z"/>
+          <w:ins w:id="423" w:author="Microsoft Office User" w:date="2026-01-15T17:04:00Z" w16du:dateUtc="2026-01-15T16:04:00Z"/>
           <w:color w:val="2F5496" w:themeColor="accent1" w:themeShade="BF"/>
           <w:sz w:val="28"/>
           <w:szCs w:val="28"/>
           <w:lang w:val="en-US"/>
-          <w:rPrChange w:id="409" w:author="Microsoft Office User" w:date="2026-01-15T20:07:00Z" w16du:dateUtc="2026-01-15T19:07:00Z">
+          <w:rPrChange w:id="424" w:author="Microsoft Office User" w:date="2026-01-15T20:07:00Z" w16du:dateUtc="2026-01-15T19:07:00Z">
             <w:rPr>
-              <w:ins w:id="410" w:author="Microsoft Office User" w:date="2026-01-15T17:04:00Z" w16du:dateUtc="2026-01-15T16:04:00Z"/>
+              <w:ins w:id="425" w:author="Microsoft Office User" w:date="2026-01-15T17:04:00Z" w16du:dateUtc="2026-01-15T16:04:00Z"/>
               <w:sz w:val="28"/>
               <w:szCs w:val="28"/>
               <w:lang w:val="en-US"/>
@@ -4233,32 +4362,25 @@
           </w:rPrChange>
         </w:rPr>
       </w:pPr>
-      <w:ins w:id="411" w:author="Microsoft Office User" w:date="2026-01-15T16:59:00Z" w16du:dateUtc="2026-01-15T15:59:00Z">
-        <w:r>
-          <w:rPr>
-            <w:color w:val="2F5496" w:themeColor="accent1" w:themeShade="BF"/>
-            <w:sz w:val="28"/>
-            <w:szCs w:val="28"/>
-            <w:lang w:val="en-US"/>
-            <w:rPrChange w:id="412" w:author="Microsoft Office User" w:date="2026-01-15T20:07:00Z" w16du:dateUtc="2026-01-15T19:07:00Z">
-              <w:rPr>
-                <w:sz w:val="28"/>
-                <w:szCs w:val="28"/>
-                <w:lang w:val="en-US"/>
-              </w:rPr>
-            </w:rPrChange>
-          </w:rPr>
-          <w:t>To some extend y</w:t>
-        </w:r>
-      </w:ins>
-      <w:ins w:id="413" w:author="Microsoft Office User" w:date="2026-01-15T16:54:00Z" w16du:dateUtc="2026-01-15T15:54:00Z">
-        <w:r>
-          <w:rPr>
-            <w:color w:val="2F5496" w:themeColor="accent1" w:themeShade="BF"/>
-            <w:sz w:val="28"/>
-            <w:szCs w:val="28"/>
-            <w:lang w:val="en-US"/>
-            <w:rPrChange w:id="414" w:author="Microsoft Office User" w:date="2026-01-15T20:07:00Z" w16du:dateUtc="2026-01-15T19:07:00Z">
+      <w:ins w:id="426" w:author="Microsoft Office User" w:date="2026-01-20T07:56:00Z" w16du:dateUtc="2026-01-20T06:56:00Z">
+        <w:r>
+          <w:rPr>
+            <w:color w:val="2F5496" w:themeColor="accent1" w:themeShade="BF"/>
+            <w:sz w:val="28"/>
+            <w:szCs w:val="28"/>
+            <w:lang w:val="en-US"/>
+          </w:rPr>
+          <w:t>Mostly y</w:t>
+        </w:r>
+      </w:ins>
+      <w:ins w:id="427" w:author="Microsoft Office User" w:date="2026-01-15T16:54:00Z" w16du:dateUtc="2026-01-15T15:54:00Z">
+        <w:r>
+          <w:rPr>
+            <w:color w:val="2F5496" w:themeColor="accent1" w:themeShade="BF"/>
+            <w:sz w:val="28"/>
+            <w:szCs w:val="28"/>
+            <w:lang w:val="en-US"/>
+            <w:rPrChange w:id="428" w:author="Microsoft Office User" w:date="2026-01-15T20:07:00Z" w16du:dateUtc="2026-01-15T19:07:00Z">
               <w:rPr>
                 <w:sz w:val="28"/>
                 <w:szCs w:val="28"/>
@@ -4269,14 +4391,14 @@
           <w:t>es</w:t>
         </w:r>
       </w:ins>
-      <w:ins w:id="415" w:author="Microsoft Office User" w:date="2026-01-15T16:59:00Z" w16du:dateUtc="2026-01-15T15:59:00Z">
-        <w:r>
-          <w:rPr>
-            <w:color w:val="2F5496" w:themeColor="accent1" w:themeShade="BF"/>
-            <w:sz w:val="28"/>
-            <w:szCs w:val="28"/>
-            <w:lang w:val="en-US"/>
-            <w:rPrChange w:id="416" w:author="Microsoft Office User" w:date="2026-01-15T20:07:00Z" w16du:dateUtc="2026-01-15T19:07:00Z">
+      <w:ins w:id="429" w:author="Microsoft Office User" w:date="2026-01-15T16:59:00Z" w16du:dateUtc="2026-01-15T15:59:00Z">
+        <w:r>
+          <w:rPr>
+            <w:color w:val="2F5496" w:themeColor="accent1" w:themeShade="BF"/>
+            <w:sz w:val="28"/>
+            <w:szCs w:val="28"/>
+            <w:lang w:val="en-US"/>
+            <w:rPrChange w:id="430" w:author="Microsoft Office User" w:date="2026-01-15T20:07:00Z" w16du:dateUtc="2026-01-15T19:07:00Z">
               <w:rPr>
                 <w:sz w:val="28"/>
                 <w:szCs w:val="28"/>
@@ -4287,14 +4409,14 @@
           <w:t>: A</w:t>
         </w:r>
       </w:ins>
-      <w:ins w:id="417" w:author="Microsoft Office User" w:date="2026-01-15T16:54:00Z" w16du:dateUtc="2026-01-15T15:54:00Z">
-        <w:r>
-          <w:rPr>
-            <w:color w:val="2F5496" w:themeColor="accent1" w:themeShade="BF"/>
-            <w:sz w:val="28"/>
-            <w:szCs w:val="28"/>
-            <w:lang w:val="en-US"/>
-            <w:rPrChange w:id="418" w:author="Microsoft Office User" w:date="2026-01-15T20:07:00Z" w16du:dateUtc="2026-01-15T19:07:00Z">
+      <w:ins w:id="431" w:author="Microsoft Office User" w:date="2026-01-15T16:54:00Z" w16du:dateUtc="2026-01-15T15:54:00Z">
+        <w:r>
+          <w:rPr>
+            <w:color w:val="2F5496" w:themeColor="accent1" w:themeShade="BF"/>
+            <w:sz w:val="28"/>
+            <w:szCs w:val="28"/>
+            <w:lang w:val="en-US"/>
+            <w:rPrChange w:id="432" w:author="Microsoft Office User" w:date="2026-01-15T20:07:00Z" w16du:dateUtc="2026-01-15T19:07:00Z">
               <w:rPr>
                 <w:sz w:val="28"/>
                 <w:szCs w:val="28"/>
@@ -4311,7 +4433,7 @@
             <w:sz w:val="28"/>
             <w:szCs w:val="28"/>
             <w:lang w:val="en-US"/>
-            <w:rPrChange w:id="419" w:author="Microsoft Office User" w:date="2026-01-15T20:07:00Z" w16du:dateUtc="2026-01-15T19:07:00Z">
+            <w:rPrChange w:id="433" w:author="Microsoft Office User" w:date="2026-01-15T20:07:00Z" w16du:dateUtc="2026-01-15T19:07:00Z">
               <w:rPr>
                 <w:sz w:val="28"/>
                 <w:szCs w:val="28"/>
@@ -4323,14 +4445,14 @@
         </w:r>
       </w:ins>
       <w:proofErr w:type="gramEnd"/>
-      <w:ins w:id="420" w:author="Microsoft Office User" w:date="2026-01-15T19:33:00Z" w16du:dateUtc="2026-01-15T18:33:00Z">
-        <w:r>
-          <w:rPr>
-            <w:color w:val="2F5496" w:themeColor="accent1" w:themeShade="BF"/>
-            <w:sz w:val="28"/>
-            <w:szCs w:val="28"/>
-            <w:lang w:val="en-US"/>
-            <w:rPrChange w:id="421" w:author="Microsoft Office User" w:date="2026-01-15T20:07:00Z" w16du:dateUtc="2026-01-15T19:07:00Z">
+      <w:ins w:id="434" w:author="Microsoft Office User" w:date="2026-01-15T19:33:00Z" w16du:dateUtc="2026-01-15T18:33:00Z">
+        <w:r>
+          <w:rPr>
+            <w:color w:val="2F5496" w:themeColor="accent1" w:themeShade="BF"/>
+            <w:sz w:val="28"/>
+            <w:szCs w:val="28"/>
+            <w:lang w:val="en-US"/>
+            <w:rPrChange w:id="435" w:author="Microsoft Office User" w:date="2026-01-15T20:07:00Z" w16du:dateUtc="2026-01-15T19:07:00Z">
               <w:rPr>
                 <w:sz w:val="28"/>
                 <w:szCs w:val="28"/>
@@ -4341,14 +4463,14 @@
           <w:t xml:space="preserve"> indeed</w:t>
         </w:r>
       </w:ins>
-      <w:ins w:id="422" w:author="Microsoft Office User" w:date="2026-01-15T16:54:00Z" w16du:dateUtc="2026-01-15T15:54:00Z">
-        <w:r>
-          <w:rPr>
-            <w:color w:val="2F5496" w:themeColor="accent1" w:themeShade="BF"/>
-            <w:sz w:val="28"/>
-            <w:szCs w:val="28"/>
-            <w:lang w:val="en-US"/>
-            <w:rPrChange w:id="423" w:author="Microsoft Office User" w:date="2026-01-15T20:07:00Z" w16du:dateUtc="2026-01-15T19:07:00Z">
+      <w:ins w:id="436" w:author="Microsoft Office User" w:date="2026-01-15T16:54:00Z" w16du:dateUtc="2026-01-15T15:54:00Z">
+        <w:r>
+          <w:rPr>
+            <w:color w:val="2F5496" w:themeColor="accent1" w:themeShade="BF"/>
+            <w:sz w:val="28"/>
+            <w:szCs w:val="28"/>
+            <w:lang w:val="en-US"/>
+            <w:rPrChange w:id="437" w:author="Microsoft Office User" w:date="2026-01-15T20:07:00Z" w16du:dateUtc="2026-01-15T19:07:00Z">
               <w:rPr>
                 <w:sz w:val="28"/>
                 <w:szCs w:val="28"/>
@@ -4359,14 +4481,14 @@
           <w:t xml:space="preserve"> stored in a file such that </w:t>
         </w:r>
       </w:ins>
-      <w:ins w:id="424" w:author="Microsoft Office User" w:date="2026-01-15T16:55:00Z" w16du:dateUtc="2026-01-15T15:55:00Z">
-        <w:r>
-          <w:rPr>
-            <w:color w:val="2F5496" w:themeColor="accent1" w:themeShade="BF"/>
-            <w:sz w:val="28"/>
-            <w:szCs w:val="28"/>
-            <w:lang w:val="en-US"/>
-            <w:rPrChange w:id="425" w:author="Microsoft Office User" w:date="2026-01-15T20:07:00Z" w16du:dateUtc="2026-01-15T19:07:00Z">
+      <w:ins w:id="438" w:author="Microsoft Office User" w:date="2026-01-15T16:55:00Z" w16du:dateUtc="2026-01-15T15:55:00Z">
+        <w:r>
+          <w:rPr>
+            <w:color w:val="2F5496" w:themeColor="accent1" w:themeShade="BF"/>
+            <w:sz w:val="28"/>
+            <w:szCs w:val="28"/>
+            <w:lang w:val="en-US"/>
+            <w:rPrChange w:id="439" w:author="Microsoft Office User" w:date="2026-01-15T20:07:00Z" w16du:dateUtc="2026-01-15T19:07:00Z">
               <w:rPr>
                 <w:sz w:val="28"/>
                 <w:szCs w:val="28"/>
@@ -4377,14 +4499,14 @@
           <w:t>building the database can be interrupted and / or resumed</w:t>
         </w:r>
       </w:ins>
-      <w:ins w:id="426" w:author="Microsoft Office User" w:date="2026-01-15T16:59:00Z" w16du:dateUtc="2026-01-15T15:59:00Z">
-        <w:r>
-          <w:rPr>
-            <w:color w:val="2F5496" w:themeColor="accent1" w:themeShade="BF"/>
-            <w:sz w:val="28"/>
-            <w:szCs w:val="28"/>
-            <w:lang w:val="en-US"/>
-            <w:rPrChange w:id="427" w:author="Microsoft Office User" w:date="2026-01-15T20:07:00Z" w16du:dateUtc="2026-01-15T19:07:00Z">
+      <w:ins w:id="440" w:author="Microsoft Office User" w:date="2026-01-15T16:59:00Z" w16du:dateUtc="2026-01-15T15:59:00Z">
+        <w:r>
+          <w:rPr>
+            <w:color w:val="2F5496" w:themeColor="accent1" w:themeShade="BF"/>
+            <w:sz w:val="28"/>
+            <w:szCs w:val="28"/>
+            <w:lang w:val="en-US"/>
+            <w:rPrChange w:id="441" w:author="Microsoft Office User" w:date="2026-01-15T20:07:00Z" w16du:dateUtc="2026-01-15T19:07:00Z">
               <w:rPr>
                 <w:sz w:val="28"/>
                 <w:szCs w:val="28"/>
@@ -4395,14 +4517,14 @@
           <w:t xml:space="preserve"> after the related </w:t>
         </w:r>
       </w:ins>
-      <w:ins w:id="428" w:author="Microsoft Office User" w:date="2026-01-15T19:33:00Z" w16du:dateUtc="2026-01-15T18:33:00Z">
-        <w:r>
-          <w:rPr>
-            <w:color w:val="2F5496" w:themeColor="accent1" w:themeShade="BF"/>
-            <w:sz w:val="28"/>
-            <w:szCs w:val="28"/>
-            <w:lang w:val="en-US"/>
-            <w:rPrChange w:id="429" w:author="Microsoft Office User" w:date="2026-01-15T20:07:00Z" w16du:dateUtc="2026-01-15T19:07:00Z">
+      <w:ins w:id="442" w:author="Microsoft Office User" w:date="2026-01-15T19:33:00Z" w16du:dateUtc="2026-01-15T18:33:00Z">
+        <w:r>
+          <w:rPr>
+            <w:color w:val="2F5496" w:themeColor="accent1" w:themeShade="BF"/>
+            <w:sz w:val="28"/>
+            <w:szCs w:val="28"/>
+            <w:lang w:val="en-US"/>
+            <w:rPrChange w:id="443" w:author="Microsoft Office User" w:date="2026-01-15T20:07:00Z" w16du:dateUtc="2026-01-15T19:07:00Z">
               <w:rPr>
                 <w:sz w:val="28"/>
                 <w:szCs w:val="28"/>
@@ -4413,14 +4535,14 @@
           <w:t>goal</w:t>
         </w:r>
       </w:ins>
-      <w:ins w:id="430" w:author="Microsoft Office User" w:date="2026-01-15T16:59:00Z" w16du:dateUtc="2026-01-15T15:59:00Z">
-        <w:r>
-          <w:rPr>
-            <w:color w:val="2F5496" w:themeColor="accent1" w:themeShade="BF"/>
-            <w:sz w:val="28"/>
-            <w:szCs w:val="28"/>
-            <w:lang w:val="en-US"/>
-            <w:rPrChange w:id="431" w:author="Microsoft Office User" w:date="2026-01-15T20:07:00Z" w16du:dateUtc="2026-01-15T19:07:00Z">
+      <w:ins w:id="444" w:author="Microsoft Office User" w:date="2026-01-15T16:59:00Z" w16du:dateUtc="2026-01-15T15:59:00Z">
+        <w:r>
+          <w:rPr>
+            <w:color w:val="2F5496" w:themeColor="accent1" w:themeShade="BF"/>
+            <w:sz w:val="28"/>
+            <w:szCs w:val="28"/>
+            <w:lang w:val="en-US"/>
+            <w:rPrChange w:id="445" w:author="Microsoft Office User" w:date="2026-01-15T20:07:00Z" w16du:dateUtc="2026-01-15T19:07:00Z">
               <w:rPr>
                 <w:sz w:val="28"/>
                 <w:szCs w:val="28"/>
@@ -4431,14 +4553,14 @@
           <w:t xml:space="preserve"> has been completed</w:t>
         </w:r>
       </w:ins>
-      <w:ins w:id="432" w:author="Microsoft Office User" w:date="2026-01-15T16:55:00Z" w16du:dateUtc="2026-01-15T15:55:00Z">
-        <w:r>
-          <w:rPr>
-            <w:color w:val="2F5496" w:themeColor="accent1" w:themeShade="BF"/>
-            <w:sz w:val="28"/>
-            <w:szCs w:val="28"/>
-            <w:lang w:val="en-US"/>
-            <w:rPrChange w:id="433" w:author="Microsoft Office User" w:date="2026-01-15T20:07:00Z" w16du:dateUtc="2026-01-15T19:07:00Z">
+      <w:ins w:id="446" w:author="Microsoft Office User" w:date="2026-01-15T16:55:00Z" w16du:dateUtc="2026-01-15T15:55:00Z">
+        <w:r>
+          <w:rPr>
+            <w:color w:val="2F5496" w:themeColor="accent1" w:themeShade="BF"/>
+            <w:sz w:val="28"/>
+            <w:szCs w:val="28"/>
+            <w:lang w:val="en-US"/>
+            <w:rPrChange w:id="447" w:author="Microsoft Office User" w:date="2026-01-15T20:07:00Z" w16du:dateUtc="2026-01-15T19:07:00Z">
               <w:rPr>
                 <w:sz w:val="28"/>
                 <w:szCs w:val="28"/>
@@ -4449,14 +4571,14 @@
           <w:t>.</w:t>
         </w:r>
       </w:ins>
-      <w:ins w:id="434" w:author="Microsoft Office User" w:date="2026-01-15T16:59:00Z" w16du:dateUtc="2026-01-15T15:59:00Z">
-        <w:r>
-          <w:rPr>
-            <w:color w:val="2F5496" w:themeColor="accent1" w:themeShade="BF"/>
-            <w:sz w:val="28"/>
-            <w:szCs w:val="28"/>
-            <w:lang w:val="en-US"/>
-            <w:rPrChange w:id="435" w:author="Microsoft Office User" w:date="2026-01-15T20:07:00Z" w16du:dateUtc="2026-01-15T19:07:00Z">
+      <w:ins w:id="448" w:author="Microsoft Office User" w:date="2026-01-15T16:59:00Z" w16du:dateUtc="2026-01-15T15:59:00Z">
+        <w:r>
+          <w:rPr>
+            <w:color w:val="2F5496" w:themeColor="accent1" w:themeShade="BF"/>
+            <w:sz w:val="28"/>
+            <w:szCs w:val="28"/>
+            <w:lang w:val="en-US"/>
+            <w:rPrChange w:id="449" w:author="Microsoft Office User" w:date="2026-01-15T20:07:00Z" w16du:dateUtc="2026-01-15T19:07:00Z">
               <w:rPr>
                 <w:sz w:val="28"/>
                 <w:szCs w:val="28"/>
@@ -4467,7 +4589,7 @@
           <w:t xml:space="preserve"> </w:t>
         </w:r>
       </w:ins>
-      <w:ins w:id="436" w:author="Microsoft Office User" w:date="2026-01-17T07:02:00Z" w16du:dateUtc="2026-01-17T06:02:00Z">
+      <w:ins w:id="450" w:author="Microsoft Office User" w:date="2026-01-17T07:02:00Z" w16du:dateUtc="2026-01-17T06:02:00Z">
         <w:r>
           <w:rPr>
             <w:color w:val="2F5496" w:themeColor="accent1" w:themeShade="BF"/>
@@ -4478,14 +4600,14 @@
           <w:t>In general, t</w:t>
         </w:r>
       </w:ins>
-      <w:ins w:id="437" w:author="Microsoft Office User" w:date="2026-01-15T16:59:00Z" w16du:dateUtc="2026-01-15T15:59:00Z">
-        <w:r>
-          <w:rPr>
-            <w:color w:val="2F5496" w:themeColor="accent1" w:themeShade="BF"/>
-            <w:sz w:val="28"/>
-            <w:szCs w:val="28"/>
-            <w:lang w:val="en-US"/>
-            <w:rPrChange w:id="438" w:author="Microsoft Office User" w:date="2026-01-15T20:07:00Z" w16du:dateUtc="2026-01-15T19:07:00Z">
+      <w:ins w:id="451" w:author="Microsoft Office User" w:date="2026-01-15T16:59:00Z" w16du:dateUtc="2026-01-15T15:59:00Z">
+        <w:r>
+          <w:rPr>
+            <w:color w:val="2F5496" w:themeColor="accent1" w:themeShade="BF"/>
+            <w:sz w:val="28"/>
+            <w:szCs w:val="28"/>
+            <w:lang w:val="en-US"/>
+            <w:rPrChange w:id="452" w:author="Microsoft Office User" w:date="2026-01-15T20:07:00Z" w16du:dateUtc="2026-01-15T19:07:00Z">
               <w:rPr>
                 <w:sz w:val="28"/>
                 <w:szCs w:val="28"/>
@@ -4496,14 +4618,14 @@
           <w:t>his relate</w:t>
         </w:r>
       </w:ins>
-      <w:ins w:id="439" w:author="Microsoft Office User" w:date="2026-01-15T19:33:00Z" w16du:dateUtc="2026-01-15T18:33:00Z">
-        <w:r>
-          <w:rPr>
-            <w:color w:val="2F5496" w:themeColor="accent1" w:themeShade="BF"/>
-            <w:sz w:val="28"/>
-            <w:szCs w:val="28"/>
-            <w:lang w:val="en-US"/>
-            <w:rPrChange w:id="440" w:author="Microsoft Office User" w:date="2026-01-15T20:07:00Z" w16du:dateUtc="2026-01-15T19:07:00Z">
+      <w:ins w:id="453" w:author="Microsoft Office User" w:date="2026-01-15T19:33:00Z" w16du:dateUtc="2026-01-15T18:33:00Z">
+        <w:r>
+          <w:rPr>
+            <w:color w:val="2F5496" w:themeColor="accent1" w:themeShade="BF"/>
+            <w:sz w:val="28"/>
+            <w:szCs w:val="28"/>
+            <w:lang w:val="en-US"/>
+            <w:rPrChange w:id="454" w:author="Microsoft Office User" w:date="2026-01-15T20:07:00Z" w16du:dateUtc="2026-01-15T19:07:00Z">
               <w:rPr>
                 <w:sz w:val="28"/>
                 <w:szCs w:val="28"/>
@@ -4514,14 +4636,14 @@
           <w:t>s</w:t>
         </w:r>
       </w:ins>
-      <w:ins w:id="441" w:author="Microsoft Office User" w:date="2026-01-15T16:59:00Z" w16du:dateUtc="2026-01-15T15:59:00Z">
-        <w:r>
-          <w:rPr>
-            <w:color w:val="2F5496" w:themeColor="accent1" w:themeShade="BF"/>
-            <w:sz w:val="28"/>
-            <w:szCs w:val="28"/>
-            <w:lang w:val="en-US"/>
-            <w:rPrChange w:id="442" w:author="Microsoft Office User" w:date="2026-01-15T20:07:00Z" w16du:dateUtc="2026-01-15T19:07:00Z">
+      <w:ins w:id="455" w:author="Microsoft Office User" w:date="2026-01-15T16:59:00Z" w16du:dateUtc="2026-01-15T15:59:00Z">
+        <w:r>
+          <w:rPr>
+            <w:color w:val="2F5496" w:themeColor="accent1" w:themeShade="BF"/>
+            <w:sz w:val="28"/>
+            <w:szCs w:val="28"/>
+            <w:lang w:val="en-US"/>
+            <w:rPrChange w:id="456" w:author="Microsoft Office User" w:date="2026-01-15T20:07:00Z" w16du:dateUtc="2026-01-15T19:07:00Z">
               <w:rPr>
                 <w:sz w:val="28"/>
                 <w:szCs w:val="28"/>
@@ -4532,14 +4654,14 @@
           <w:t xml:space="preserve"> to all file </w:t>
         </w:r>
       </w:ins>
-      <w:ins w:id="443" w:author="Microsoft Office User" w:date="2026-01-15T17:00:00Z" w16du:dateUtc="2026-01-15T16:00:00Z">
-        <w:r>
-          <w:rPr>
-            <w:color w:val="2F5496" w:themeColor="accent1" w:themeShade="BF"/>
-            <w:sz w:val="28"/>
-            <w:szCs w:val="28"/>
-            <w:lang w:val="en-US"/>
-            <w:rPrChange w:id="444" w:author="Microsoft Office User" w:date="2026-01-15T20:07:00Z" w16du:dateUtc="2026-01-15T19:07:00Z">
+      <w:ins w:id="457" w:author="Microsoft Office User" w:date="2026-01-15T17:00:00Z" w16du:dateUtc="2026-01-15T16:00:00Z">
+        <w:r>
+          <w:rPr>
+            <w:color w:val="2F5496" w:themeColor="accent1" w:themeShade="BF"/>
+            <w:sz w:val="28"/>
+            <w:szCs w:val="28"/>
+            <w:lang w:val="en-US"/>
+            <w:rPrChange w:id="458" w:author="Microsoft Office User" w:date="2026-01-15T20:07:00Z" w16du:dateUtc="2026-01-15T19:07:00Z">
               <w:rPr>
                 <w:sz w:val="28"/>
                 <w:szCs w:val="28"/>
@@ -4550,14 +4672,14 @@
           <w:t xml:space="preserve">and download </w:t>
         </w:r>
       </w:ins>
-      <w:ins w:id="445" w:author="Microsoft Office User" w:date="2026-01-15T16:59:00Z" w16du:dateUtc="2026-01-15T15:59:00Z">
-        <w:r>
-          <w:rPr>
-            <w:color w:val="2F5496" w:themeColor="accent1" w:themeShade="BF"/>
-            <w:sz w:val="28"/>
-            <w:szCs w:val="28"/>
-            <w:lang w:val="en-US"/>
-            <w:rPrChange w:id="446" w:author="Microsoft Office User" w:date="2026-01-15T20:07:00Z" w16du:dateUtc="2026-01-15T19:07:00Z">
+      <w:ins w:id="459" w:author="Microsoft Office User" w:date="2026-01-15T16:59:00Z" w16du:dateUtc="2026-01-15T15:59:00Z">
+        <w:r>
+          <w:rPr>
+            <w:color w:val="2F5496" w:themeColor="accent1" w:themeShade="BF"/>
+            <w:sz w:val="28"/>
+            <w:szCs w:val="28"/>
+            <w:lang w:val="en-US"/>
+            <w:rPrChange w:id="460" w:author="Microsoft Office User" w:date="2026-01-15T20:07:00Z" w16du:dateUtc="2026-01-15T19:07:00Z">
               <w:rPr>
                 <w:sz w:val="28"/>
                 <w:szCs w:val="28"/>
@@ -4568,14 +4690,14 @@
           <w:t>goa</w:t>
         </w:r>
       </w:ins>
-      <w:ins w:id="447" w:author="Microsoft Office User" w:date="2026-01-15T17:00:00Z" w16du:dateUtc="2026-01-15T16:00:00Z">
-        <w:r>
-          <w:rPr>
-            <w:color w:val="2F5496" w:themeColor="accent1" w:themeShade="BF"/>
-            <w:sz w:val="28"/>
-            <w:szCs w:val="28"/>
-            <w:lang w:val="en-US"/>
-            <w:rPrChange w:id="448" w:author="Microsoft Office User" w:date="2026-01-15T20:07:00Z" w16du:dateUtc="2026-01-15T19:07:00Z">
+      <w:ins w:id="461" w:author="Microsoft Office User" w:date="2026-01-15T17:00:00Z" w16du:dateUtc="2026-01-15T16:00:00Z">
+        <w:r>
+          <w:rPr>
+            <w:color w:val="2F5496" w:themeColor="accent1" w:themeShade="BF"/>
+            <w:sz w:val="28"/>
+            <w:szCs w:val="28"/>
+            <w:lang w:val="en-US"/>
+            <w:rPrChange w:id="462" w:author="Microsoft Office User" w:date="2026-01-15T20:07:00Z" w16du:dateUtc="2026-01-15T19:07:00Z">
               <w:rPr>
                 <w:sz w:val="28"/>
                 <w:szCs w:val="28"/>
@@ -4586,14 +4708,14 @@
           <w:t>ls (marked with the prefix</w:t>
         </w:r>
       </w:ins>
-      <w:ins w:id="449" w:author="Microsoft Office User" w:date="2026-01-15T19:34:00Z" w16du:dateUtc="2026-01-15T18:34:00Z">
-        <w:r>
-          <w:rPr>
-            <w:color w:val="2F5496" w:themeColor="accent1" w:themeShade="BF"/>
-            <w:sz w:val="28"/>
-            <w:szCs w:val="28"/>
-            <w:lang w:val="en-US"/>
-            <w:rPrChange w:id="450" w:author="Microsoft Office User" w:date="2026-01-15T20:07:00Z" w16du:dateUtc="2026-01-15T19:07:00Z">
+      <w:ins w:id="463" w:author="Microsoft Office User" w:date="2026-01-15T19:34:00Z" w16du:dateUtc="2026-01-15T18:34:00Z">
+        <w:r>
+          <w:rPr>
+            <w:color w:val="2F5496" w:themeColor="accent1" w:themeShade="BF"/>
+            <w:sz w:val="28"/>
+            <w:szCs w:val="28"/>
+            <w:lang w:val="en-US"/>
+            <w:rPrChange w:id="464" w:author="Microsoft Office User" w:date="2026-01-15T20:07:00Z" w16du:dateUtc="2026-01-15T19:07:00Z">
               <w:rPr>
                 <w:sz w:val="28"/>
                 <w:szCs w:val="28"/>
@@ -4604,14 +4726,14 @@
           <w:t>es</w:t>
         </w:r>
       </w:ins>
-      <w:ins w:id="451" w:author="Microsoft Office User" w:date="2026-01-15T17:00:00Z" w16du:dateUtc="2026-01-15T16:00:00Z">
-        <w:r>
-          <w:rPr>
-            <w:color w:val="2F5496" w:themeColor="accent1" w:themeShade="BF"/>
-            <w:sz w:val="28"/>
-            <w:szCs w:val="28"/>
-            <w:lang w:val="en-US"/>
-            <w:rPrChange w:id="452" w:author="Microsoft Office User" w:date="2026-01-15T20:07:00Z" w16du:dateUtc="2026-01-15T19:07:00Z">
+      <w:ins w:id="465" w:author="Microsoft Office User" w:date="2026-01-15T17:00:00Z" w16du:dateUtc="2026-01-15T16:00:00Z">
+        <w:r>
+          <w:rPr>
+            <w:color w:val="2F5496" w:themeColor="accent1" w:themeShade="BF"/>
+            <w:sz w:val="28"/>
+            <w:szCs w:val="28"/>
+            <w:lang w:val="en-US"/>
+            <w:rPrChange w:id="466" w:author="Microsoft Office User" w:date="2026-01-15T20:07:00Z" w16du:dateUtc="2026-01-15T19:07:00Z">
               <w:rPr>
                 <w:sz w:val="28"/>
                 <w:szCs w:val="28"/>
@@ -4622,14 +4744,14 @@
           <w:t xml:space="preserve"> “d:” or</w:t>
         </w:r>
       </w:ins>
-      <w:ins w:id="453" w:author="Microsoft Office User" w:date="2026-01-15T16:55:00Z" w16du:dateUtc="2026-01-15T15:55:00Z">
-        <w:r>
-          <w:rPr>
-            <w:color w:val="2F5496" w:themeColor="accent1" w:themeShade="BF"/>
-            <w:sz w:val="28"/>
-            <w:szCs w:val="28"/>
-            <w:lang w:val="en-US"/>
-            <w:rPrChange w:id="454" w:author="Microsoft Office User" w:date="2026-01-15T20:07:00Z" w16du:dateUtc="2026-01-15T19:07:00Z">
+      <w:ins w:id="467" w:author="Microsoft Office User" w:date="2026-01-15T16:55:00Z" w16du:dateUtc="2026-01-15T15:55:00Z">
+        <w:r>
+          <w:rPr>
+            <w:color w:val="2F5496" w:themeColor="accent1" w:themeShade="BF"/>
+            <w:sz w:val="28"/>
+            <w:szCs w:val="28"/>
+            <w:lang w:val="en-US"/>
+            <w:rPrChange w:id="468" w:author="Microsoft Office User" w:date="2026-01-15T20:07:00Z" w16du:dateUtc="2026-01-15T19:07:00Z">
               <w:rPr>
                 <w:sz w:val="28"/>
                 <w:szCs w:val="28"/>
@@ -4640,14 +4762,14 @@
           <w:t xml:space="preserve"> </w:t>
         </w:r>
       </w:ins>
-      <w:ins w:id="455" w:author="Microsoft Office User" w:date="2026-01-15T17:00:00Z" w16du:dateUtc="2026-01-15T16:00:00Z">
-        <w:r>
-          <w:rPr>
-            <w:color w:val="2F5496" w:themeColor="accent1" w:themeShade="BF"/>
-            <w:sz w:val="28"/>
-            <w:szCs w:val="28"/>
-            <w:lang w:val="en-US"/>
-            <w:rPrChange w:id="456" w:author="Microsoft Office User" w:date="2026-01-15T20:07:00Z" w16du:dateUtc="2026-01-15T19:07:00Z">
+      <w:ins w:id="469" w:author="Microsoft Office User" w:date="2026-01-15T17:00:00Z" w16du:dateUtc="2026-01-15T16:00:00Z">
+        <w:r>
+          <w:rPr>
+            <w:color w:val="2F5496" w:themeColor="accent1" w:themeShade="BF"/>
+            <w:sz w:val="28"/>
+            <w:szCs w:val="28"/>
+            <w:lang w:val="en-US"/>
+            <w:rPrChange w:id="470" w:author="Microsoft Office User" w:date="2026-01-15T20:07:00Z" w16du:dateUtc="2026-01-15T19:07:00Z">
               <w:rPr>
                 <w:sz w:val="28"/>
                 <w:szCs w:val="28"/>
@@ -4658,7 +4780,7 @@
           <w:t>“f:”</w:t>
         </w:r>
       </w:ins>
-      <w:ins w:id="457" w:author="Microsoft Office User" w:date="2026-01-17T07:02:00Z" w16du:dateUtc="2026-01-17T06:02:00Z">
+      <w:ins w:id="471" w:author="Microsoft Office User" w:date="2026-01-17T07:02:00Z" w16du:dateUtc="2026-01-17T06:02:00Z">
         <w:r>
           <w:rPr>
             <w:color w:val="2F5496" w:themeColor="accent1" w:themeShade="BF"/>
@@ -4669,7 +4791,7 @@
           <w:t xml:space="preserve"> in</w:t>
         </w:r>
       </w:ins>
-      <w:ins w:id="458" w:author="Microsoft Office User" w:date="2026-01-17T07:03:00Z" w16du:dateUtc="2026-01-17T06:03:00Z">
+      <w:ins w:id="472" w:author="Microsoft Office User" w:date="2026-01-17T07:03:00Z" w16du:dateUtc="2026-01-17T06:03:00Z">
         <w:r>
           <w:rPr>
             <w:color w:val="2F5496" w:themeColor="accent1" w:themeShade="BF"/>
@@ -4680,14 +4802,14 @@
           <w:t xml:space="preserve"> Fig. 1</w:t>
         </w:r>
       </w:ins>
-      <w:ins w:id="459" w:author="Microsoft Office User" w:date="2026-01-15T19:33:00Z" w16du:dateUtc="2026-01-15T18:33:00Z">
-        <w:r>
-          <w:rPr>
-            <w:color w:val="2F5496" w:themeColor="accent1" w:themeShade="BF"/>
-            <w:sz w:val="28"/>
-            <w:szCs w:val="28"/>
-            <w:lang w:val="en-US"/>
-            <w:rPrChange w:id="460" w:author="Microsoft Office User" w:date="2026-01-15T20:07:00Z" w16du:dateUtc="2026-01-15T19:07:00Z">
+      <w:ins w:id="473" w:author="Microsoft Office User" w:date="2026-01-15T19:33:00Z" w16du:dateUtc="2026-01-15T18:33:00Z">
+        <w:r>
+          <w:rPr>
+            <w:color w:val="2F5496" w:themeColor="accent1" w:themeShade="BF"/>
+            <w:sz w:val="28"/>
+            <w:szCs w:val="28"/>
+            <w:lang w:val="en-US"/>
+            <w:rPrChange w:id="474" w:author="Microsoft Office User" w:date="2026-01-15T20:07:00Z" w16du:dateUtc="2026-01-15T19:07:00Z">
               <w:rPr>
                 <w:sz w:val="28"/>
                 <w:szCs w:val="28"/>
@@ -4698,14 +4820,14 @@
           <w:t>)</w:t>
         </w:r>
       </w:ins>
-      <w:ins w:id="461" w:author="Microsoft Office User" w:date="2026-01-15T17:00:00Z" w16du:dateUtc="2026-01-15T16:00:00Z">
-        <w:r>
-          <w:rPr>
-            <w:color w:val="2F5496" w:themeColor="accent1" w:themeShade="BF"/>
-            <w:sz w:val="28"/>
-            <w:szCs w:val="28"/>
-            <w:lang w:val="en-US"/>
-            <w:rPrChange w:id="462" w:author="Microsoft Office User" w:date="2026-01-15T20:07:00Z" w16du:dateUtc="2026-01-15T19:07:00Z">
+      <w:ins w:id="475" w:author="Microsoft Office User" w:date="2026-01-15T17:00:00Z" w16du:dateUtc="2026-01-15T16:00:00Z">
+        <w:r>
+          <w:rPr>
+            <w:color w:val="2F5496" w:themeColor="accent1" w:themeShade="BF"/>
+            <w:sz w:val="28"/>
+            <w:szCs w:val="28"/>
+            <w:lang w:val="en-US"/>
+            <w:rPrChange w:id="476" w:author="Microsoft Office User" w:date="2026-01-15T20:07:00Z" w16du:dateUtc="2026-01-15T19:07:00Z">
               <w:rPr>
                 <w:sz w:val="28"/>
                 <w:szCs w:val="28"/>
@@ -4716,14 +4838,14 @@
           <w:t>. E.g.</w:t>
         </w:r>
       </w:ins>
-      <w:ins w:id="463" w:author="Microsoft Office User" w:date="2026-01-15T19:34:00Z" w16du:dateUtc="2026-01-15T18:34:00Z">
-        <w:r>
-          <w:rPr>
-            <w:color w:val="2F5496" w:themeColor="accent1" w:themeShade="BF"/>
-            <w:sz w:val="28"/>
-            <w:szCs w:val="28"/>
-            <w:lang w:val="en-US"/>
-            <w:rPrChange w:id="464" w:author="Microsoft Office User" w:date="2026-01-15T20:07:00Z" w16du:dateUtc="2026-01-15T19:07:00Z">
+      <w:ins w:id="477" w:author="Microsoft Office User" w:date="2026-01-15T19:34:00Z" w16du:dateUtc="2026-01-15T18:34:00Z">
+        <w:r>
+          <w:rPr>
+            <w:color w:val="2F5496" w:themeColor="accent1" w:themeShade="BF"/>
+            <w:sz w:val="28"/>
+            <w:szCs w:val="28"/>
+            <w:lang w:val="en-US"/>
+            <w:rPrChange w:id="478" w:author="Microsoft Office User" w:date="2026-01-15T20:07:00Z" w16du:dateUtc="2026-01-15T19:07:00Z">
               <w:rPr>
                 <w:sz w:val="28"/>
                 <w:szCs w:val="28"/>
@@ -4734,14 +4856,14 @@
           <w:t>,</w:t>
         </w:r>
       </w:ins>
-      <w:ins w:id="465" w:author="Microsoft Office User" w:date="2026-01-15T17:00:00Z" w16du:dateUtc="2026-01-15T16:00:00Z">
-        <w:r>
-          <w:rPr>
-            <w:color w:val="2F5496" w:themeColor="accent1" w:themeShade="BF"/>
-            <w:sz w:val="28"/>
-            <w:szCs w:val="28"/>
-            <w:lang w:val="en-US"/>
-            <w:rPrChange w:id="466" w:author="Microsoft Office User" w:date="2026-01-15T20:07:00Z" w16du:dateUtc="2026-01-15T19:07:00Z">
+      <w:ins w:id="479" w:author="Microsoft Office User" w:date="2026-01-15T17:00:00Z" w16du:dateUtc="2026-01-15T16:00:00Z">
+        <w:r>
+          <w:rPr>
+            <w:color w:val="2F5496" w:themeColor="accent1" w:themeShade="BF"/>
+            <w:sz w:val="28"/>
+            <w:szCs w:val="28"/>
+            <w:lang w:val="en-US"/>
+            <w:rPrChange w:id="480" w:author="Microsoft Office User" w:date="2026-01-15T20:07:00Z" w16du:dateUtc="2026-01-15T19:07:00Z">
               <w:rPr>
                 <w:sz w:val="28"/>
                 <w:szCs w:val="28"/>
@@ -4752,14 +4874,14 @@
           <w:t xml:space="preserve"> </w:t>
         </w:r>
       </w:ins>
-      <w:ins w:id="467" w:author="Microsoft Office User" w:date="2026-01-15T17:01:00Z" w16du:dateUtc="2026-01-15T16:01:00Z">
-        <w:r>
-          <w:rPr>
-            <w:color w:val="2F5496" w:themeColor="accent1" w:themeShade="BF"/>
-            <w:sz w:val="28"/>
-            <w:szCs w:val="28"/>
-            <w:lang w:val="en-US"/>
-            <w:rPrChange w:id="468" w:author="Microsoft Office User" w:date="2026-01-15T20:07:00Z" w16du:dateUtc="2026-01-15T19:07:00Z">
+      <w:ins w:id="481" w:author="Microsoft Office User" w:date="2026-01-15T17:01:00Z" w16du:dateUtc="2026-01-15T16:01:00Z">
+        <w:r>
+          <w:rPr>
+            <w:color w:val="2F5496" w:themeColor="accent1" w:themeShade="BF"/>
+            <w:sz w:val="28"/>
+            <w:szCs w:val="28"/>
+            <w:lang w:val="en-US"/>
+            <w:rPrChange w:id="482" w:author="Microsoft Office User" w:date="2026-01-15T20:07:00Z" w16du:dateUtc="2026-01-15T19:07:00Z">
               <w:rPr>
                 <w:sz w:val="28"/>
                 <w:szCs w:val="28"/>
@@ -4777,7 +4899,7 @@
             <w:sz w:val="28"/>
             <w:szCs w:val="28"/>
             <w:lang w:val="en-US"/>
-            <w:rPrChange w:id="469" w:author="Microsoft Office User" w:date="2026-01-15T20:07:00Z" w16du:dateUtc="2026-01-15T19:07:00Z">
+            <w:rPrChange w:id="483" w:author="Microsoft Office User" w:date="2026-01-15T20:07:00Z" w16du:dateUtc="2026-01-15T19:07:00Z">
               <w:rPr>
                 <w:sz w:val="28"/>
                 <w:szCs w:val="28"/>
@@ -4795,7 +4917,7 @@
             <w:sz w:val="28"/>
             <w:szCs w:val="28"/>
             <w:lang w:val="en-US"/>
-            <w:rPrChange w:id="470" w:author="Microsoft Office User" w:date="2026-01-15T20:07:00Z" w16du:dateUtc="2026-01-15T19:07:00Z">
+            <w:rPrChange w:id="484" w:author="Microsoft Office User" w:date="2026-01-15T20:07:00Z" w16du:dateUtc="2026-01-15T19:07:00Z">
               <w:rPr>
                 <w:sz w:val="28"/>
                 <w:szCs w:val="28"/>
@@ -4806,7 +4928,7 @@
           <w:t xml:space="preserve">” from Figure </w:t>
         </w:r>
       </w:ins>
-      <w:ins w:id="471" w:author="Microsoft Office User" w:date="2026-01-17T07:04:00Z" w16du:dateUtc="2026-01-17T06:04:00Z">
+      <w:ins w:id="485" w:author="Microsoft Office User" w:date="2026-01-17T07:04:00Z" w16du:dateUtc="2026-01-17T06:04:00Z">
         <w:r>
           <w:rPr>
             <w:color w:val="2F5496" w:themeColor="accent1" w:themeShade="BF"/>
@@ -4817,14 +4939,14 @@
           <w:t>1</w:t>
         </w:r>
       </w:ins>
-      <w:ins w:id="472" w:author="Microsoft Office User" w:date="2026-01-15T19:34:00Z" w16du:dateUtc="2026-01-15T18:34:00Z">
-        <w:r>
-          <w:rPr>
-            <w:color w:val="2F5496" w:themeColor="accent1" w:themeShade="BF"/>
-            <w:sz w:val="28"/>
-            <w:szCs w:val="28"/>
-            <w:lang w:val="en-US"/>
-            <w:rPrChange w:id="473" w:author="Microsoft Office User" w:date="2026-01-15T20:07:00Z" w16du:dateUtc="2026-01-15T19:07:00Z">
+      <w:ins w:id="486" w:author="Microsoft Office User" w:date="2026-01-15T19:34:00Z" w16du:dateUtc="2026-01-15T18:34:00Z">
+        <w:r>
+          <w:rPr>
+            <w:color w:val="2F5496" w:themeColor="accent1" w:themeShade="BF"/>
+            <w:sz w:val="28"/>
+            <w:szCs w:val="28"/>
+            <w:lang w:val="en-US"/>
+            <w:rPrChange w:id="487" w:author="Microsoft Office User" w:date="2026-01-15T20:07:00Z" w16du:dateUtc="2026-01-15T19:07:00Z">
               <w:rPr>
                 <w:sz w:val="28"/>
                 <w:szCs w:val="28"/>
@@ -4835,14 +4957,14 @@
           <w:t>:</w:t>
         </w:r>
       </w:ins>
-      <w:ins w:id="474" w:author="Microsoft Office User" w:date="2026-01-15T17:01:00Z" w16du:dateUtc="2026-01-15T16:01:00Z">
-        <w:r>
-          <w:rPr>
-            <w:color w:val="2F5496" w:themeColor="accent1" w:themeShade="BF"/>
-            <w:sz w:val="28"/>
-            <w:szCs w:val="28"/>
-            <w:lang w:val="en-US"/>
-            <w:rPrChange w:id="475" w:author="Microsoft Office User" w:date="2026-01-15T20:07:00Z" w16du:dateUtc="2026-01-15T19:07:00Z">
+      <w:ins w:id="488" w:author="Microsoft Office User" w:date="2026-01-15T17:01:00Z" w16du:dateUtc="2026-01-15T16:01:00Z">
+        <w:r>
+          <w:rPr>
+            <w:color w:val="2F5496" w:themeColor="accent1" w:themeShade="BF"/>
+            <w:sz w:val="28"/>
+            <w:szCs w:val="28"/>
+            <w:lang w:val="en-US"/>
+            <w:rPrChange w:id="489" w:author="Microsoft Office User" w:date="2026-01-15T20:07:00Z" w16du:dateUtc="2026-01-15T19:07:00Z">
               <w:rPr>
                 <w:sz w:val="28"/>
                 <w:szCs w:val="28"/>
@@ -4859,7 +4981,7 @@
             <w:sz w:val="28"/>
             <w:szCs w:val="28"/>
             <w:lang w:val="en-US"/>
-            <w:rPrChange w:id="476" w:author="Microsoft Office User" w:date="2026-01-15T20:07:00Z" w16du:dateUtc="2026-01-15T19:07:00Z">
+            <w:rPrChange w:id="490" w:author="Microsoft Office User" w:date="2026-01-15T20:07:00Z" w16du:dateUtc="2026-01-15T19:07:00Z">
               <w:rPr>
                 <w:sz w:val="28"/>
                 <w:szCs w:val="28"/>
@@ -4876,7 +4998,7 @@
             <w:sz w:val="28"/>
             <w:szCs w:val="28"/>
             <w:lang w:val="en-US"/>
-            <w:rPrChange w:id="477" w:author="Microsoft Office User" w:date="2026-01-15T20:07:00Z" w16du:dateUtc="2026-01-15T19:07:00Z">
+            <w:rPrChange w:id="491" w:author="Microsoft Office User" w:date="2026-01-15T20:07:00Z" w16du:dateUtc="2026-01-15T19:07:00Z">
               <w:rPr>
                 <w:sz w:val="28"/>
                 <w:szCs w:val="28"/>
@@ -4887,14 +5009,14 @@
           <w:t xml:space="preserve"> data</w:t>
         </w:r>
       </w:ins>
-      <w:ins w:id="478" w:author="Microsoft Office User" w:date="2026-01-15T17:02:00Z" w16du:dateUtc="2026-01-15T16:02:00Z">
-        <w:r>
-          <w:rPr>
-            <w:color w:val="2F5496" w:themeColor="accent1" w:themeShade="BF"/>
-            <w:sz w:val="28"/>
-            <w:szCs w:val="28"/>
-            <w:lang w:val="en-US"/>
-            <w:rPrChange w:id="479" w:author="Microsoft Office User" w:date="2026-01-15T20:07:00Z" w16du:dateUtc="2026-01-15T19:07:00Z">
+      <w:ins w:id="492" w:author="Microsoft Office User" w:date="2026-01-15T17:02:00Z" w16du:dateUtc="2026-01-15T16:02:00Z">
+        <w:r>
+          <w:rPr>
+            <w:color w:val="2F5496" w:themeColor="accent1" w:themeShade="BF"/>
+            <w:sz w:val="28"/>
+            <w:szCs w:val="28"/>
+            <w:lang w:val="en-US"/>
+            <w:rPrChange w:id="493" w:author="Microsoft Office User" w:date="2026-01-15T20:07:00Z" w16du:dateUtc="2026-01-15T19:07:00Z">
               <w:rPr>
                 <w:sz w:val="28"/>
                 <w:szCs w:val="28"/>
@@ -4905,14 +5027,14 @@
           <w:t xml:space="preserve">base before the </w:t>
         </w:r>
       </w:ins>
-      <w:ins w:id="480" w:author="Microsoft Office User" w:date="2026-01-15T19:34:00Z" w16du:dateUtc="2026-01-15T18:34:00Z">
-        <w:r>
-          <w:rPr>
-            <w:color w:val="2F5496" w:themeColor="accent1" w:themeShade="BF"/>
-            <w:sz w:val="28"/>
-            <w:szCs w:val="28"/>
-            <w:lang w:val="en-US"/>
-            <w:rPrChange w:id="481" w:author="Microsoft Office User" w:date="2026-01-15T20:07:00Z" w16du:dateUtc="2026-01-15T19:07:00Z">
+      <w:ins w:id="494" w:author="Microsoft Office User" w:date="2026-01-15T19:34:00Z" w16du:dateUtc="2026-01-15T18:34:00Z">
+        <w:r>
+          <w:rPr>
+            <w:color w:val="2F5496" w:themeColor="accent1" w:themeShade="BF"/>
+            <w:sz w:val="28"/>
+            <w:szCs w:val="28"/>
+            <w:lang w:val="en-US"/>
+            <w:rPrChange w:id="495" w:author="Microsoft Office User" w:date="2026-01-15T20:07:00Z" w16du:dateUtc="2026-01-15T19:07:00Z">
               <w:rPr>
                 <w:sz w:val="28"/>
                 <w:szCs w:val="28"/>
@@ -4923,32 +5045,94 @@
           <w:t xml:space="preserve">(usually long running) </w:t>
         </w:r>
       </w:ins>
-      <w:ins w:id="482" w:author="Microsoft Office User" w:date="2026-01-15T17:02:00Z" w16du:dateUtc="2026-01-15T16:02:00Z">
-        <w:r>
-          <w:rPr>
-            <w:color w:val="2F5496" w:themeColor="accent1" w:themeShade="BF"/>
-            <w:sz w:val="28"/>
-            <w:szCs w:val="28"/>
-            <w:lang w:val="en-US"/>
-            <w:rPrChange w:id="483" w:author="Microsoft Office User" w:date="2026-01-15T20:07:00Z" w16du:dateUtc="2026-01-15T19:07:00Z">
-              <w:rPr>
-                <w:sz w:val="28"/>
-                <w:szCs w:val="28"/>
-                <w:lang w:val="en-US"/>
-              </w:rPr>
-            </w:rPrChange>
-          </w:rPr>
-          <w:t>LCA update is performed. So</w:t>
-        </w:r>
-      </w:ins>
-      <w:ins w:id="484" w:author="Microsoft Office User" w:date="2026-01-15T19:35:00Z" w16du:dateUtc="2026-01-15T18:35:00Z">
-        <w:r>
-          <w:rPr>
-            <w:color w:val="2F5496" w:themeColor="accent1" w:themeShade="BF"/>
-            <w:sz w:val="28"/>
-            <w:szCs w:val="28"/>
-            <w:lang w:val="en-US"/>
-            <w:rPrChange w:id="485" w:author="Microsoft Office User" w:date="2026-01-15T20:07:00Z" w16du:dateUtc="2026-01-15T19:07:00Z">
+      <w:ins w:id="496" w:author="Microsoft Office User" w:date="2026-01-15T17:02:00Z" w16du:dateUtc="2026-01-15T16:02:00Z">
+        <w:r>
+          <w:rPr>
+            <w:color w:val="2F5496" w:themeColor="accent1" w:themeShade="BF"/>
+            <w:sz w:val="28"/>
+            <w:szCs w:val="28"/>
+            <w:lang w:val="en-US"/>
+            <w:rPrChange w:id="497" w:author="Microsoft Office User" w:date="2026-01-15T20:07:00Z" w16du:dateUtc="2026-01-15T19:07:00Z">
+              <w:rPr>
+                <w:sz w:val="28"/>
+                <w:szCs w:val="28"/>
+                <w:lang w:val="en-US"/>
+              </w:rPr>
+            </w:rPrChange>
+          </w:rPr>
+          <w:t>LCA update is performed</w:t>
+        </w:r>
+      </w:ins>
+      <w:ins w:id="498" w:author="Microsoft Office User" w:date="2026-01-20T07:56:00Z" w16du:dateUtc="2026-01-20T06:56:00Z">
+        <w:r>
+          <w:rPr>
+            <w:color w:val="2F5496" w:themeColor="accent1" w:themeShade="BF"/>
+            <w:sz w:val="28"/>
+            <w:szCs w:val="28"/>
+            <w:lang w:val="en-US"/>
+          </w:rPr>
+          <w:t xml:space="preserve"> via “</w:t>
+        </w:r>
+        <w:proofErr w:type="spellStart"/>
+        <w:r>
+          <w:rPr>
+            <w:color w:val="2F5496" w:themeColor="accent1" w:themeShade="BF"/>
+            <w:sz w:val="28"/>
+            <w:szCs w:val="28"/>
+            <w:lang w:val="en-US"/>
+          </w:rPr>
+          <w:t>update</w:t>
+        </w:r>
+      </w:ins>
+      <w:ins w:id="499" w:author="Microsoft Office User" w:date="2026-01-20T07:57:00Z" w16du:dateUtc="2026-01-20T06:57:00Z">
+        <w:r>
+          <w:rPr>
+            <w:color w:val="2F5496" w:themeColor="accent1" w:themeShade="BF"/>
+            <w:sz w:val="28"/>
+            <w:szCs w:val="28"/>
+            <w:lang w:val="en-US"/>
+          </w:rPr>
+          <w:t>db</w:t>
+        </w:r>
+      </w:ins>
+      <w:proofErr w:type="spellEnd"/>
+      <w:ins w:id="500" w:author="Microsoft Office User" w:date="2026-01-20T07:56:00Z" w16du:dateUtc="2026-01-20T06:56:00Z">
+        <w:r>
+          <w:rPr>
+            <w:color w:val="2F5496" w:themeColor="accent1" w:themeShade="BF"/>
+            <w:sz w:val="28"/>
+            <w:szCs w:val="28"/>
+            <w:lang w:val="en-US"/>
+          </w:rPr>
+          <w:t>”</w:t>
+        </w:r>
+      </w:ins>
+      <w:ins w:id="501" w:author="Microsoft Office User" w:date="2026-01-15T17:02:00Z" w16du:dateUtc="2026-01-15T16:02:00Z">
+        <w:r>
+          <w:rPr>
+            <w:color w:val="2F5496" w:themeColor="accent1" w:themeShade="BF"/>
+            <w:sz w:val="28"/>
+            <w:szCs w:val="28"/>
+            <w:lang w:val="en-US"/>
+            <w:rPrChange w:id="502" w:author="Microsoft Office User" w:date="2026-01-15T20:07:00Z" w16du:dateUtc="2026-01-15T19:07:00Z">
+              <w:rPr>
+                <w:sz w:val="28"/>
+                <w:szCs w:val="28"/>
+                <w:lang w:val="en-US"/>
+              </w:rPr>
+            </w:rPrChange>
+          </w:rPr>
+          <w:t>. So</w:t>
+        </w:r>
+      </w:ins>
+      <w:ins w:id="503" w:author="Microsoft Office User" w:date="2026-01-15T19:35:00Z" w16du:dateUtc="2026-01-15T18:35:00Z">
+        <w:r>
+          <w:rPr>
+            <w:color w:val="2F5496" w:themeColor="accent1" w:themeShade="BF"/>
+            <w:sz w:val="28"/>
+            <w:szCs w:val="28"/>
+            <w:lang w:val="en-US"/>
+            <w:rPrChange w:id="504" w:author="Microsoft Office User" w:date="2026-01-15T20:07:00Z" w16du:dateUtc="2026-01-15T19:07:00Z">
               <w:rPr>
                 <w:sz w:val="28"/>
                 <w:szCs w:val="28"/>
@@ -4959,14 +5143,14 @@
           <w:t>,</w:t>
         </w:r>
       </w:ins>
-      <w:ins w:id="486" w:author="Microsoft Office User" w:date="2026-01-15T17:02:00Z" w16du:dateUtc="2026-01-15T16:02:00Z">
-        <w:r>
-          <w:rPr>
-            <w:color w:val="2F5496" w:themeColor="accent1" w:themeShade="BF"/>
-            <w:sz w:val="28"/>
-            <w:szCs w:val="28"/>
-            <w:lang w:val="en-US"/>
-            <w:rPrChange w:id="487" w:author="Microsoft Office User" w:date="2026-01-15T20:07:00Z" w16du:dateUtc="2026-01-15T19:07:00Z">
+      <w:ins w:id="505" w:author="Microsoft Office User" w:date="2026-01-15T17:02:00Z" w16du:dateUtc="2026-01-15T16:02:00Z">
+        <w:r>
+          <w:rPr>
+            <w:color w:val="2F5496" w:themeColor="accent1" w:themeShade="BF"/>
+            <w:sz w:val="28"/>
+            <w:szCs w:val="28"/>
+            <w:lang w:val="en-US"/>
+            <w:rPrChange w:id="506" w:author="Microsoft Office User" w:date="2026-01-15T20:07:00Z" w16du:dateUtc="2026-01-15T19:07:00Z">
               <w:rPr>
                 <w:sz w:val="28"/>
                 <w:szCs w:val="28"/>
@@ -4977,7 +5161,7 @@
           <w:t xml:space="preserve"> if the LCA-update is stopped for some reason</w:t>
         </w:r>
       </w:ins>
-      <w:ins w:id="488" w:author="Microsoft Office User" w:date="2026-01-17T07:04:00Z" w16du:dateUtc="2026-01-17T06:04:00Z">
+      <w:ins w:id="507" w:author="Microsoft Office User" w:date="2026-01-17T07:04:00Z" w16du:dateUtc="2026-01-17T06:04:00Z">
         <w:r>
           <w:rPr>
             <w:color w:val="2F5496" w:themeColor="accent1" w:themeShade="BF"/>
@@ -4988,32 +5172,61 @@
           <w:t>,</w:t>
         </w:r>
       </w:ins>
-      <w:ins w:id="489" w:author="Microsoft Office User" w:date="2026-01-15T17:02:00Z" w16du:dateUtc="2026-01-15T16:02:00Z">
-        <w:r>
-          <w:rPr>
-            <w:color w:val="2F5496" w:themeColor="accent1" w:themeShade="BF"/>
-            <w:sz w:val="28"/>
-            <w:szCs w:val="28"/>
-            <w:lang w:val="en-US"/>
-            <w:rPrChange w:id="490" w:author="Microsoft Office User" w:date="2026-01-15T20:07:00Z" w16du:dateUtc="2026-01-15T19:07:00Z">
-              <w:rPr>
-                <w:sz w:val="28"/>
-                <w:szCs w:val="28"/>
-                <w:lang w:val="en-US"/>
-              </w:rPr>
-            </w:rPrChange>
-          </w:rPr>
-          <w:t xml:space="preserve"> not all the work is lost but </w:t>
-        </w:r>
-      </w:ins>
-      <w:ins w:id="491" w:author="Microsoft Office User" w:date="2026-01-15T19:35:00Z" w16du:dateUtc="2026-01-15T18:35:00Z">
-        <w:r>
-          <w:rPr>
-            <w:color w:val="2F5496" w:themeColor="accent1" w:themeShade="BF"/>
-            <w:sz w:val="28"/>
-            <w:szCs w:val="28"/>
-            <w:lang w:val="en-US"/>
-            <w:rPrChange w:id="492" w:author="Microsoft Office User" w:date="2026-01-15T20:07:00Z" w16du:dateUtc="2026-01-15T19:07:00Z">
+      <w:ins w:id="508" w:author="Microsoft Office User" w:date="2026-01-15T17:02:00Z" w16du:dateUtc="2026-01-15T16:02:00Z">
+        <w:r>
+          <w:rPr>
+            <w:color w:val="2F5496" w:themeColor="accent1" w:themeShade="BF"/>
+            <w:sz w:val="28"/>
+            <w:szCs w:val="28"/>
+            <w:lang w:val="en-US"/>
+            <w:rPrChange w:id="509" w:author="Microsoft Office User" w:date="2026-01-15T20:07:00Z" w16du:dateUtc="2026-01-15T19:07:00Z">
+              <w:rPr>
+                <w:sz w:val="28"/>
+                <w:szCs w:val="28"/>
+                <w:lang w:val="en-US"/>
+              </w:rPr>
+            </w:rPrChange>
+          </w:rPr>
+          <w:t xml:space="preserve"> </w:t>
+        </w:r>
+      </w:ins>
+      <w:ins w:id="510" w:author="Microsoft Office User" w:date="2026-01-20T07:56:00Z" w16du:dateUtc="2026-01-20T06:56:00Z">
+        <w:r>
+          <w:rPr>
+            <w:color w:val="2F5496" w:themeColor="accent1" w:themeShade="BF"/>
+            <w:sz w:val="28"/>
+            <w:szCs w:val="28"/>
+            <w:lang w:val="en-US"/>
+          </w:rPr>
+          <w:t xml:space="preserve">then </w:t>
+        </w:r>
+      </w:ins>
+      <w:ins w:id="511" w:author="Microsoft Office User" w:date="2026-01-15T17:02:00Z" w16du:dateUtc="2026-01-15T16:02:00Z">
+        <w:r>
+          <w:rPr>
+            <w:color w:val="2F5496" w:themeColor="accent1" w:themeShade="BF"/>
+            <w:sz w:val="28"/>
+            <w:szCs w:val="28"/>
+            <w:lang w:val="en-US"/>
+            <w:rPrChange w:id="512" w:author="Microsoft Office User" w:date="2026-01-15T20:07:00Z" w16du:dateUtc="2026-01-15T19:07:00Z">
+              <w:rPr>
+                <w:sz w:val="28"/>
+                <w:szCs w:val="28"/>
+                <w:lang w:val="en-US"/>
+              </w:rPr>
+            </w:rPrChange>
+          </w:rPr>
+          <w:t xml:space="preserve">not all the work is lost but </w:t>
+        </w:r>
+      </w:ins>
+      <w:ins w:id="513" w:author="Microsoft Office User" w:date="2026-01-15T19:35:00Z" w16du:dateUtc="2026-01-15T18:35:00Z">
+        <w:r>
+          <w:rPr>
+            <w:color w:val="2F5496" w:themeColor="accent1" w:themeShade="BF"/>
+            <w:sz w:val="28"/>
+            <w:szCs w:val="28"/>
+            <w:lang w:val="en-US"/>
+            <w:rPrChange w:id="514" w:author="Microsoft Office User" w:date="2026-01-15T20:07:00Z" w16du:dateUtc="2026-01-15T19:07:00Z">
               <w:rPr>
                 <w:sz w:val="28"/>
                 <w:szCs w:val="28"/>
@@ -5024,14 +5237,14 @@
           <w:t xml:space="preserve">instead </w:t>
         </w:r>
       </w:ins>
-      <w:ins w:id="493" w:author="Microsoft Office User" w:date="2026-01-15T17:02:00Z" w16du:dateUtc="2026-01-15T16:02:00Z">
-        <w:r>
-          <w:rPr>
-            <w:color w:val="2F5496" w:themeColor="accent1" w:themeShade="BF"/>
-            <w:sz w:val="28"/>
-            <w:szCs w:val="28"/>
-            <w:lang w:val="en-US"/>
-            <w:rPrChange w:id="494" w:author="Microsoft Office User" w:date="2026-01-15T20:07:00Z" w16du:dateUtc="2026-01-15T19:07:00Z">
+      <w:ins w:id="515" w:author="Microsoft Office User" w:date="2026-01-15T17:02:00Z" w16du:dateUtc="2026-01-15T16:02:00Z">
+        <w:r>
+          <w:rPr>
+            <w:color w:val="2F5496" w:themeColor="accent1" w:themeShade="BF"/>
+            <w:sz w:val="28"/>
+            <w:szCs w:val="28"/>
+            <w:lang w:val="en-US"/>
+            <w:rPrChange w:id="516" w:author="Microsoft Office User" w:date="2026-01-15T20:07:00Z" w16du:dateUtc="2026-01-15T19:07:00Z">
               <w:rPr>
                 <w:sz w:val="28"/>
                 <w:szCs w:val="28"/>
@@ -5042,14 +5255,14 @@
           <w:t>the system can r</w:t>
         </w:r>
       </w:ins>
-      <w:ins w:id="495" w:author="Microsoft Office User" w:date="2026-01-15T17:03:00Z" w16du:dateUtc="2026-01-15T16:03:00Z">
-        <w:r>
-          <w:rPr>
-            <w:color w:val="2F5496" w:themeColor="accent1" w:themeShade="BF"/>
-            <w:sz w:val="28"/>
-            <w:szCs w:val="28"/>
-            <w:lang w:val="en-US"/>
-            <w:rPrChange w:id="496" w:author="Microsoft Office User" w:date="2026-01-15T20:07:00Z" w16du:dateUtc="2026-01-15T19:07:00Z">
+      <w:ins w:id="517" w:author="Microsoft Office User" w:date="2026-01-15T17:03:00Z" w16du:dateUtc="2026-01-15T16:03:00Z">
+        <w:r>
+          <w:rPr>
+            <w:color w:val="2F5496" w:themeColor="accent1" w:themeShade="BF"/>
+            <w:sz w:val="28"/>
+            <w:szCs w:val="28"/>
+            <w:lang w:val="en-US"/>
+            <w:rPrChange w:id="518" w:author="Microsoft Office User" w:date="2026-01-15T20:07:00Z" w16du:dateUtc="2026-01-15T19:07:00Z">
               <w:rPr>
                 <w:sz w:val="28"/>
                 <w:szCs w:val="28"/>
@@ -5060,14 +5273,14 @@
           <w:t>esume it</w:t>
         </w:r>
       </w:ins>
-      <w:ins w:id="497" w:author="Microsoft Office User" w:date="2026-01-15T19:35:00Z" w16du:dateUtc="2026-01-15T18:35:00Z">
-        <w:r>
-          <w:rPr>
-            <w:color w:val="2F5496" w:themeColor="accent1" w:themeShade="BF"/>
-            <w:sz w:val="28"/>
-            <w:szCs w:val="28"/>
-            <w:lang w:val="en-US"/>
-            <w:rPrChange w:id="498" w:author="Microsoft Office User" w:date="2026-01-15T20:07:00Z" w16du:dateUtc="2026-01-15T19:07:00Z">
+      <w:ins w:id="519" w:author="Microsoft Office User" w:date="2026-01-15T19:35:00Z" w16du:dateUtc="2026-01-15T18:35:00Z">
+        <w:r>
+          <w:rPr>
+            <w:color w:val="2F5496" w:themeColor="accent1" w:themeShade="BF"/>
+            <w:sz w:val="28"/>
+            <w:szCs w:val="28"/>
+            <w:lang w:val="en-US"/>
+            <w:rPrChange w:id="520" w:author="Microsoft Office User" w:date="2026-01-15T20:07:00Z" w16du:dateUtc="2026-01-15T19:07:00Z">
               <w:rPr>
                 <w:sz w:val="28"/>
                 <w:szCs w:val="28"/>
@@ -5078,14 +5291,14 @@
           <w:t>s</w:t>
         </w:r>
       </w:ins>
-      <w:ins w:id="499" w:author="Microsoft Office User" w:date="2026-01-15T17:03:00Z" w16du:dateUtc="2026-01-15T16:03:00Z">
-        <w:r>
-          <w:rPr>
-            <w:color w:val="2F5496" w:themeColor="accent1" w:themeShade="BF"/>
-            <w:sz w:val="28"/>
-            <w:szCs w:val="28"/>
-            <w:lang w:val="en-US"/>
-            <w:rPrChange w:id="500" w:author="Microsoft Office User" w:date="2026-01-15T20:07:00Z" w16du:dateUtc="2026-01-15T19:07:00Z">
+      <w:ins w:id="521" w:author="Microsoft Office User" w:date="2026-01-15T17:03:00Z" w16du:dateUtc="2026-01-15T16:03:00Z">
+        <w:r>
+          <w:rPr>
+            <w:color w:val="2F5496" w:themeColor="accent1" w:themeShade="BF"/>
+            <w:sz w:val="28"/>
+            <w:szCs w:val="28"/>
+            <w:lang w:val="en-US"/>
+            <w:rPrChange w:id="522" w:author="Microsoft Office User" w:date="2026-01-15T20:07:00Z" w16du:dateUtc="2026-01-15T19:07:00Z">
               <w:rPr>
                 <w:sz w:val="28"/>
                 <w:szCs w:val="28"/>
@@ -5096,14 +5309,14 @@
           <w:t xml:space="preserve"> work by loading the corresponding temporary database </w:t>
         </w:r>
       </w:ins>
-      <w:ins w:id="501" w:author="Microsoft Office User" w:date="2026-01-15T19:35:00Z" w16du:dateUtc="2026-01-15T18:35:00Z">
-        <w:r>
-          <w:rPr>
-            <w:color w:val="2F5496" w:themeColor="accent1" w:themeShade="BF"/>
-            <w:sz w:val="28"/>
-            <w:szCs w:val="28"/>
-            <w:lang w:val="en-US"/>
-            <w:rPrChange w:id="502" w:author="Microsoft Office User" w:date="2026-01-15T20:07:00Z" w16du:dateUtc="2026-01-15T19:07:00Z">
+      <w:ins w:id="523" w:author="Microsoft Office User" w:date="2026-01-15T19:35:00Z" w16du:dateUtc="2026-01-15T18:35:00Z">
+        <w:r>
+          <w:rPr>
+            <w:color w:val="2F5496" w:themeColor="accent1" w:themeShade="BF"/>
+            <w:sz w:val="28"/>
+            <w:szCs w:val="28"/>
+            <w:lang w:val="en-US"/>
+            <w:rPrChange w:id="524" w:author="Microsoft Office User" w:date="2026-01-15T20:07:00Z" w16du:dateUtc="2026-01-15T19:07:00Z">
               <w:rPr>
                 <w:sz w:val="28"/>
                 <w:szCs w:val="28"/>
@@ -5114,14 +5327,14 @@
           <w:t xml:space="preserve">as </w:t>
         </w:r>
       </w:ins>
-      <w:ins w:id="503" w:author="Microsoft Office User" w:date="2026-01-15T17:03:00Z" w16du:dateUtc="2026-01-15T16:03:00Z">
-        <w:r>
-          <w:rPr>
-            <w:color w:val="2F5496" w:themeColor="accent1" w:themeShade="BF"/>
-            <w:sz w:val="28"/>
-            <w:szCs w:val="28"/>
-            <w:lang w:val="en-US"/>
-            <w:rPrChange w:id="504" w:author="Microsoft Office User" w:date="2026-01-15T20:07:00Z" w16du:dateUtc="2026-01-15T19:07:00Z">
+      <w:ins w:id="525" w:author="Microsoft Office User" w:date="2026-01-15T17:03:00Z" w16du:dateUtc="2026-01-15T16:03:00Z">
+        <w:r>
+          <w:rPr>
+            <w:color w:val="2F5496" w:themeColor="accent1" w:themeShade="BF"/>
+            <w:sz w:val="28"/>
+            <w:szCs w:val="28"/>
+            <w:lang w:val="en-US"/>
+            <w:rPrChange w:id="526" w:author="Microsoft Office User" w:date="2026-01-15T20:07:00Z" w16du:dateUtc="2026-01-15T19:07:00Z">
               <w:rPr>
                 <w:sz w:val="28"/>
                 <w:szCs w:val="28"/>
@@ -5132,7 +5345,7 @@
           <w:t xml:space="preserve">saved </w:t>
         </w:r>
       </w:ins>
-      <w:ins w:id="505" w:author="Microsoft Office User" w:date="2026-01-17T07:04:00Z" w16du:dateUtc="2026-01-17T06:04:00Z">
+      <w:ins w:id="527" w:author="Microsoft Office User" w:date="2026-01-17T07:04:00Z" w16du:dateUtc="2026-01-17T06:04:00Z">
         <w:r>
           <w:rPr>
             <w:color w:val="2F5496" w:themeColor="accent1" w:themeShade="BF"/>
@@ -5143,7 +5356,7 @@
           <w:t xml:space="preserve">at the end </w:t>
         </w:r>
       </w:ins>
-      <w:ins w:id="506" w:author="Microsoft Office User" w:date="2026-01-17T07:05:00Z" w16du:dateUtc="2026-01-17T06:05:00Z">
+      <w:ins w:id="528" w:author="Microsoft Office User" w:date="2026-01-17T07:05:00Z" w16du:dateUtc="2026-01-17T06:05:00Z">
         <w:r>
           <w:rPr>
             <w:color w:val="2F5496" w:themeColor="accent1" w:themeShade="BF"/>
@@ -5154,14 +5367,14 @@
           <w:t xml:space="preserve">of </w:t>
         </w:r>
       </w:ins>
-      <w:ins w:id="507" w:author="Microsoft Office User" w:date="2026-01-15T17:03:00Z" w16du:dateUtc="2026-01-15T16:03:00Z">
-        <w:r>
-          <w:rPr>
-            <w:color w:val="2F5496" w:themeColor="accent1" w:themeShade="BF"/>
-            <w:sz w:val="28"/>
-            <w:szCs w:val="28"/>
-            <w:lang w:val="en-US"/>
-            <w:rPrChange w:id="508" w:author="Microsoft Office User" w:date="2026-01-15T20:07:00Z" w16du:dateUtc="2026-01-15T19:07:00Z">
+      <w:ins w:id="529" w:author="Microsoft Office User" w:date="2026-01-15T17:03:00Z" w16du:dateUtc="2026-01-15T16:03:00Z">
+        <w:r>
+          <w:rPr>
+            <w:color w:val="2F5496" w:themeColor="accent1" w:themeShade="BF"/>
+            <w:sz w:val="28"/>
+            <w:szCs w:val="28"/>
+            <w:lang w:val="en-US"/>
+            <w:rPrChange w:id="530" w:author="Microsoft Office User" w:date="2026-01-15T20:07:00Z" w16du:dateUtc="2026-01-15T19:07:00Z">
               <w:rPr>
                 <w:sz w:val="28"/>
                 <w:szCs w:val="28"/>
@@ -5179,7 +5392,7 @@
             <w:sz w:val="28"/>
             <w:szCs w:val="28"/>
             <w:lang w:val="en-US"/>
-            <w:rPrChange w:id="509" w:author="Microsoft Office User" w:date="2026-01-15T20:07:00Z" w16du:dateUtc="2026-01-15T19:07:00Z">
+            <w:rPrChange w:id="531" w:author="Microsoft Office User" w:date="2026-01-15T20:07:00Z" w16du:dateUtc="2026-01-15T19:07:00Z">
               <w:rPr>
                 <w:sz w:val="28"/>
                 <w:szCs w:val="28"/>
@@ -5190,14 +5403,14 @@
           <w:t>f:t</w:t>
         </w:r>
       </w:ins>
-      <w:ins w:id="510" w:author="Microsoft Office User" w:date="2026-01-15T17:04:00Z" w16du:dateUtc="2026-01-15T16:04:00Z">
-        <w:r>
-          <w:rPr>
-            <w:color w:val="2F5496" w:themeColor="accent1" w:themeShade="BF"/>
-            <w:sz w:val="28"/>
-            <w:szCs w:val="28"/>
-            <w:lang w:val="en-US"/>
-            <w:rPrChange w:id="511" w:author="Microsoft Office User" w:date="2026-01-15T20:07:00Z" w16du:dateUtc="2026-01-15T19:07:00Z">
+      <w:ins w:id="532" w:author="Microsoft Office User" w:date="2026-01-15T17:04:00Z" w16du:dateUtc="2026-01-15T16:04:00Z">
+        <w:r>
+          <w:rPr>
+            <w:color w:val="2F5496" w:themeColor="accent1" w:themeShade="BF"/>
+            <w:sz w:val="28"/>
+            <w:szCs w:val="28"/>
+            <w:lang w:val="en-US"/>
+            <w:rPrChange w:id="533" w:author="Microsoft Office User" w:date="2026-01-15T20:07:00Z" w16du:dateUtc="2026-01-15T19:07:00Z">
               <w:rPr>
                 <w:sz w:val="28"/>
                 <w:szCs w:val="28"/>
@@ -5215,7 +5428,7 @@
             <w:sz w:val="28"/>
             <w:szCs w:val="28"/>
             <w:lang w:val="en-US"/>
-            <w:rPrChange w:id="512" w:author="Microsoft Office User" w:date="2026-01-15T20:07:00Z" w16du:dateUtc="2026-01-15T19:07:00Z">
+            <w:rPrChange w:id="534" w:author="Microsoft Office User" w:date="2026-01-15T20:07:00Z" w16du:dateUtc="2026-01-15T19:07:00Z">
               <w:rPr>
                 <w:sz w:val="28"/>
                 <w:szCs w:val="28"/>
@@ -5226,14 +5439,14 @@
           <w:t>”</w:t>
         </w:r>
       </w:ins>
-      <w:ins w:id="513" w:author="Microsoft Office User" w:date="2026-01-15T19:35:00Z" w16du:dateUtc="2026-01-15T18:35:00Z">
-        <w:r>
-          <w:rPr>
-            <w:color w:val="2F5496" w:themeColor="accent1" w:themeShade="BF"/>
-            <w:sz w:val="28"/>
-            <w:szCs w:val="28"/>
-            <w:lang w:val="en-US"/>
-            <w:rPrChange w:id="514" w:author="Microsoft Office User" w:date="2026-01-15T20:07:00Z" w16du:dateUtc="2026-01-15T19:07:00Z">
+      <w:ins w:id="535" w:author="Microsoft Office User" w:date="2026-01-15T19:35:00Z" w16du:dateUtc="2026-01-15T18:35:00Z">
+        <w:r>
+          <w:rPr>
+            <w:color w:val="2F5496" w:themeColor="accent1" w:themeShade="BF"/>
+            <w:sz w:val="28"/>
+            <w:szCs w:val="28"/>
+            <w:lang w:val="en-US"/>
+            <w:rPrChange w:id="536" w:author="Microsoft Office User" w:date="2026-01-15T20:07:00Z" w16du:dateUtc="2026-01-15T19:07:00Z">
               <w:rPr>
                 <w:sz w:val="28"/>
                 <w:szCs w:val="28"/>
@@ -5249,13 +5462,13 @@
       <w:pPr>
         <w:pStyle w:val="u-mb-24"/>
         <w:rPr>
-          <w:ins w:id="515" w:author="Microsoft Office User" w:date="2026-01-15T16:54:00Z" w16du:dateUtc="2026-01-15T15:54:00Z"/>
+          <w:ins w:id="537" w:author="Microsoft Office User" w:date="2026-01-15T16:54:00Z" w16du:dateUtc="2026-01-15T15:54:00Z"/>
           <w:sz w:val="28"/>
           <w:szCs w:val="28"/>
           <w:lang w:val="en-US"/>
         </w:rPr>
       </w:pPr>
-      <w:ins w:id="516" w:author="Microsoft Office User" w:date="2026-01-15T17:04:00Z" w16du:dateUtc="2026-01-15T16:04:00Z">
+      <w:ins w:id="538" w:author="Microsoft Office User" w:date="2026-01-15T17:04:00Z" w16du:dateUtc="2026-01-15T16:04:00Z">
         <w:r>
           <w:rPr>
             <w:b/>
@@ -5264,7 +5477,7 @@
             <w:sz w:val="28"/>
             <w:szCs w:val="28"/>
             <w:lang w:val="en-US"/>
-            <w:rPrChange w:id="517" w:author="Microsoft Office User" w:date="2026-01-15T20:07:00Z" w16du:dateUtc="2026-01-15T19:07:00Z">
+            <w:rPrChange w:id="539" w:author="Microsoft Office User" w:date="2026-01-15T20:07:00Z" w16du:dateUtc="2026-01-15T19:07:00Z">
               <w:rPr>
                 <w:sz w:val="28"/>
                 <w:szCs w:val="28"/>
@@ -5282,7 +5495,7 @@
             <w:sz w:val="28"/>
             <w:szCs w:val="28"/>
             <w:lang w:val="en-US"/>
-            <w:rPrChange w:id="518" w:author="Microsoft Office User" w:date="2026-01-15T20:07:00Z" w16du:dateUtc="2026-01-15T19:07:00Z">
+            <w:rPrChange w:id="540" w:author="Microsoft Office User" w:date="2026-01-15T20:07:00Z" w16du:dateUtc="2026-01-15T19:07:00Z">
               <w:rPr>
                 <w:b/>
                 <w:bCs/>
@@ -5300,7 +5513,7 @@
             <w:sz w:val="28"/>
             <w:szCs w:val="28"/>
             <w:lang w:val="en-US"/>
-            <w:rPrChange w:id="519" w:author="Microsoft Office User" w:date="2026-01-15T20:07:00Z" w16du:dateUtc="2026-01-15T19:07:00Z">
+            <w:rPrChange w:id="541" w:author="Microsoft Office User" w:date="2026-01-15T20:07:00Z" w16du:dateUtc="2026-01-15T19:07:00Z">
               <w:rPr>
                 <w:sz w:val="28"/>
                 <w:szCs w:val="28"/>
@@ -5311,14 +5524,14 @@
           <w:t xml:space="preserve">As this has </w:t>
         </w:r>
       </w:ins>
-      <w:ins w:id="520" w:author="Microsoft Office User" w:date="2026-01-15T17:05:00Z" w16du:dateUtc="2026-01-15T16:05:00Z">
-        <w:r>
-          <w:rPr>
-            <w:color w:val="2F5496" w:themeColor="accent1" w:themeShade="BF"/>
-            <w:sz w:val="28"/>
-            <w:szCs w:val="28"/>
-            <w:lang w:val="en-US"/>
-            <w:rPrChange w:id="521" w:author="Microsoft Office User" w:date="2026-01-15T20:07:00Z" w16du:dateUtc="2026-01-15T19:07:00Z">
+      <w:ins w:id="542" w:author="Microsoft Office User" w:date="2026-01-15T17:05:00Z" w16du:dateUtc="2026-01-15T16:05:00Z">
+        <w:r>
+          <w:rPr>
+            <w:color w:val="2F5496" w:themeColor="accent1" w:themeShade="BF"/>
+            <w:sz w:val="28"/>
+            <w:szCs w:val="28"/>
+            <w:lang w:val="en-US"/>
+            <w:rPrChange w:id="543" w:author="Microsoft Office User" w:date="2026-01-15T20:07:00Z" w16du:dateUtc="2026-01-15T19:07:00Z">
               <w:rPr>
                 <w:sz w:val="28"/>
                 <w:szCs w:val="28"/>
@@ -5329,14 +5542,14 @@
           <w:t xml:space="preserve">apparently </w:t>
         </w:r>
       </w:ins>
-      <w:ins w:id="522" w:author="Microsoft Office User" w:date="2026-01-15T17:04:00Z" w16du:dateUtc="2026-01-15T16:04:00Z">
-        <w:r>
-          <w:rPr>
-            <w:color w:val="2F5496" w:themeColor="accent1" w:themeShade="BF"/>
-            <w:sz w:val="28"/>
-            <w:szCs w:val="28"/>
-            <w:lang w:val="en-US"/>
-            <w:rPrChange w:id="523" w:author="Microsoft Office User" w:date="2026-01-15T20:07:00Z" w16du:dateUtc="2026-01-15T19:07:00Z">
+      <w:ins w:id="544" w:author="Microsoft Office User" w:date="2026-01-15T17:04:00Z" w16du:dateUtc="2026-01-15T16:04:00Z">
+        <w:r>
+          <w:rPr>
+            <w:color w:val="2F5496" w:themeColor="accent1" w:themeShade="BF"/>
+            <w:sz w:val="28"/>
+            <w:szCs w:val="28"/>
+            <w:lang w:val="en-US"/>
+            <w:rPrChange w:id="545" w:author="Microsoft Office User" w:date="2026-01-15T20:07:00Z" w16du:dateUtc="2026-01-15T19:07:00Z">
               <w:rPr>
                 <w:sz w:val="28"/>
                 <w:szCs w:val="28"/>
@@ -5347,7 +5560,7 @@
           <w:t>not been clar</w:t>
         </w:r>
       </w:ins>
-      <w:ins w:id="524" w:author="Microsoft Office User" w:date="2026-01-17T07:05:00Z" w16du:dateUtc="2026-01-17T06:05:00Z">
+      <w:ins w:id="546" w:author="Microsoft Office User" w:date="2026-01-17T07:05:00Z" w16du:dateUtc="2026-01-17T06:05:00Z">
         <w:r>
           <w:rPr>
             <w:color w:val="2F5496" w:themeColor="accent1" w:themeShade="BF"/>
@@ -5358,14 +5571,14 @@
           <w:t>i</w:t>
         </w:r>
       </w:ins>
-      <w:ins w:id="525" w:author="Microsoft Office User" w:date="2026-01-15T17:04:00Z" w16du:dateUtc="2026-01-15T16:04:00Z">
-        <w:r>
-          <w:rPr>
-            <w:color w:val="2F5496" w:themeColor="accent1" w:themeShade="BF"/>
-            <w:sz w:val="28"/>
-            <w:szCs w:val="28"/>
-            <w:lang w:val="en-US"/>
-            <w:rPrChange w:id="526" w:author="Microsoft Office User" w:date="2026-01-15T20:07:00Z" w16du:dateUtc="2026-01-15T19:07:00Z">
+      <w:ins w:id="547" w:author="Microsoft Office User" w:date="2026-01-15T17:04:00Z" w16du:dateUtc="2026-01-15T16:04:00Z">
+        <w:r>
+          <w:rPr>
+            <w:color w:val="2F5496" w:themeColor="accent1" w:themeShade="BF"/>
+            <w:sz w:val="28"/>
+            <w:szCs w:val="28"/>
+            <w:lang w:val="en-US"/>
+            <w:rPrChange w:id="548" w:author="Microsoft Office User" w:date="2026-01-15T20:07:00Z" w16du:dateUtc="2026-01-15T19:07:00Z">
               <w:rPr>
                 <w:sz w:val="28"/>
                 <w:szCs w:val="28"/>
@@ -5376,14 +5589,14 @@
           <w:t xml:space="preserve">fied </w:t>
         </w:r>
       </w:ins>
-      <w:ins w:id="527" w:author="Microsoft Office User" w:date="2026-01-15T17:05:00Z" w16du:dateUtc="2026-01-15T16:05:00Z">
-        <w:r>
-          <w:rPr>
-            <w:color w:val="2F5496" w:themeColor="accent1" w:themeShade="BF"/>
-            <w:sz w:val="28"/>
-            <w:szCs w:val="28"/>
-            <w:lang w:val="en-US"/>
-            <w:rPrChange w:id="528" w:author="Microsoft Office User" w:date="2026-01-15T20:07:00Z" w16du:dateUtc="2026-01-15T19:07:00Z">
+      <w:ins w:id="549" w:author="Microsoft Office User" w:date="2026-01-15T17:05:00Z" w16du:dateUtc="2026-01-15T16:05:00Z">
+        <w:r>
+          <w:rPr>
+            <w:color w:val="2F5496" w:themeColor="accent1" w:themeShade="BF"/>
+            <w:sz w:val="28"/>
+            <w:szCs w:val="28"/>
+            <w:lang w:val="en-US"/>
+            <w:rPrChange w:id="550" w:author="Microsoft Office User" w:date="2026-01-15T20:07:00Z" w16du:dateUtc="2026-01-15T19:07:00Z">
               <w:rPr>
                 <w:sz w:val="28"/>
                 <w:szCs w:val="28"/>
@@ -5394,14 +5607,14 @@
           <w:t xml:space="preserve">well </w:t>
         </w:r>
       </w:ins>
-      <w:ins w:id="529" w:author="Microsoft Office User" w:date="2026-01-15T17:04:00Z" w16du:dateUtc="2026-01-15T16:04:00Z">
-        <w:r>
-          <w:rPr>
-            <w:color w:val="2F5496" w:themeColor="accent1" w:themeShade="BF"/>
-            <w:sz w:val="28"/>
-            <w:szCs w:val="28"/>
-            <w:lang w:val="en-US"/>
-            <w:rPrChange w:id="530" w:author="Microsoft Office User" w:date="2026-01-15T20:07:00Z" w16du:dateUtc="2026-01-15T19:07:00Z">
+      <w:ins w:id="551" w:author="Microsoft Office User" w:date="2026-01-15T17:04:00Z" w16du:dateUtc="2026-01-15T16:04:00Z">
+        <w:r>
+          <w:rPr>
+            <w:color w:val="2F5496" w:themeColor="accent1" w:themeShade="BF"/>
+            <w:sz w:val="28"/>
+            <w:szCs w:val="28"/>
+            <w:lang w:val="en-US"/>
+            <w:rPrChange w:id="552" w:author="Microsoft Office User" w:date="2026-01-15T20:07:00Z" w16du:dateUtc="2026-01-15T19:07:00Z">
               <w:rPr>
                 <w:sz w:val="28"/>
                 <w:szCs w:val="28"/>
@@ -5412,14 +5625,14 @@
           <w:t>enough</w:t>
         </w:r>
       </w:ins>
-      <w:ins w:id="531" w:author="Microsoft Office User" w:date="2026-01-15T18:31:00Z" w16du:dateUtc="2026-01-15T17:31:00Z">
-        <w:r>
-          <w:rPr>
-            <w:color w:val="2F5496" w:themeColor="accent1" w:themeShade="BF"/>
-            <w:sz w:val="28"/>
-            <w:szCs w:val="28"/>
-            <w:lang w:val="en-US"/>
-            <w:rPrChange w:id="532" w:author="Microsoft Office User" w:date="2026-01-15T20:07:00Z" w16du:dateUtc="2026-01-15T19:07:00Z">
+      <w:ins w:id="553" w:author="Microsoft Office User" w:date="2026-01-15T18:31:00Z" w16du:dateUtc="2026-01-15T17:31:00Z">
+        <w:r>
+          <w:rPr>
+            <w:color w:val="2F5496" w:themeColor="accent1" w:themeShade="BF"/>
+            <w:sz w:val="28"/>
+            <w:szCs w:val="28"/>
+            <w:lang w:val="en-US"/>
+            <w:rPrChange w:id="554" w:author="Microsoft Office User" w:date="2026-01-15T20:07:00Z" w16du:dateUtc="2026-01-15T19:07:00Z">
               <w:rPr>
                 <w:sz w:val="28"/>
                 <w:szCs w:val="28"/>
@@ -5430,14 +5643,14 @@
           <w:t>,</w:t>
         </w:r>
       </w:ins>
-      <w:ins w:id="533" w:author="Microsoft Office User" w:date="2026-01-15T17:04:00Z" w16du:dateUtc="2026-01-15T16:04:00Z">
-        <w:r>
-          <w:rPr>
-            <w:color w:val="2F5496" w:themeColor="accent1" w:themeShade="BF"/>
-            <w:sz w:val="28"/>
-            <w:szCs w:val="28"/>
-            <w:lang w:val="en-US"/>
-            <w:rPrChange w:id="534" w:author="Microsoft Office User" w:date="2026-01-15T20:07:00Z" w16du:dateUtc="2026-01-15T19:07:00Z">
+      <w:ins w:id="555" w:author="Microsoft Office User" w:date="2026-01-15T17:04:00Z" w16du:dateUtc="2026-01-15T16:04:00Z">
+        <w:r>
+          <w:rPr>
+            <w:color w:val="2F5496" w:themeColor="accent1" w:themeShade="BF"/>
+            <w:sz w:val="28"/>
+            <w:szCs w:val="28"/>
+            <w:lang w:val="en-US"/>
+            <w:rPrChange w:id="556" w:author="Microsoft Office User" w:date="2026-01-15T20:07:00Z" w16du:dateUtc="2026-01-15T19:07:00Z">
               <w:rPr>
                 <w:sz w:val="28"/>
                 <w:szCs w:val="28"/>
@@ -5448,14 +5661,14 @@
           <w:t xml:space="preserve"> </w:t>
         </w:r>
       </w:ins>
-      <w:ins w:id="535" w:author="Microsoft Office User" w:date="2026-01-15T17:05:00Z" w16du:dateUtc="2026-01-15T16:05:00Z">
-        <w:r>
-          <w:rPr>
-            <w:color w:val="2F5496" w:themeColor="accent1" w:themeShade="BF"/>
-            <w:sz w:val="28"/>
-            <w:szCs w:val="28"/>
-            <w:lang w:val="en-US"/>
-            <w:rPrChange w:id="536" w:author="Microsoft Office User" w:date="2026-01-15T20:07:00Z" w16du:dateUtc="2026-01-15T19:07:00Z">
+      <w:ins w:id="557" w:author="Microsoft Office User" w:date="2026-01-15T17:05:00Z" w16du:dateUtc="2026-01-15T16:05:00Z">
+        <w:r>
+          <w:rPr>
+            <w:color w:val="2F5496" w:themeColor="accent1" w:themeShade="BF"/>
+            <w:sz w:val="28"/>
+            <w:szCs w:val="28"/>
+            <w:lang w:val="en-US"/>
+            <w:rPrChange w:id="558" w:author="Microsoft Office User" w:date="2026-01-15T20:07:00Z" w16du:dateUtc="2026-01-15T19:07:00Z">
               <w:rPr>
                 <w:sz w:val="28"/>
                 <w:szCs w:val="28"/>
@@ -5466,14 +5679,14 @@
           <w:t xml:space="preserve">we included </w:t>
         </w:r>
       </w:ins>
-      <w:ins w:id="537" w:author="Microsoft Office User" w:date="2026-01-15T18:31:00Z" w16du:dateUtc="2026-01-15T17:31:00Z">
-        <w:r>
-          <w:rPr>
-            <w:color w:val="2F5496" w:themeColor="accent1" w:themeShade="BF"/>
-            <w:sz w:val="28"/>
-            <w:szCs w:val="28"/>
-            <w:lang w:val="en-US"/>
-            <w:rPrChange w:id="538" w:author="Microsoft Office User" w:date="2026-01-15T20:07:00Z" w16du:dateUtc="2026-01-15T19:07:00Z">
+      <w:ins w:id="559" w:author="Microsoft Office User" w:date="2026-01-15T18:31:00Z" w16du:dateUtc="2026-01-15T17:31:00Z">
+        <w:r>
+          <w:rPr>
+            <w:color w:val="2F5496" w:themeColor="accent1" w:themeShade="BF"/>
+            <w:sz w:val="28"/>
+            <w:szCs w:val="28"/>
+            <w:lang w:val="en-US"/>
+            <w:rPrChange w:id="560" w:author="Microsoft Office User" w:date="2026-01-15T20:07:00Z" w16du:dateUtc="2026-01-15T19:07:00Z">
               <w:rPr>
                 <w:sz w:val="28"/>
                 <w:szCs w:val="28"/>
@@ -5484,14 +5697,14 @@
           <w:t>an</w:t>
         </w:r>
       </w:ins>
-      <w:ins w:id="539" w:author="Microsoft Office User" w:date="2026-01-15T17:05:00Z" w16du:dateUtc="2026-01-15T16:05:00Z">
-        <w:r>
-          <w:rPr>
-            <w:color w:val="2F5496" w:themeColor="accent1" w:themeShade="BF"/>
-            <w:sz w:val="28"/>
-            <w:szCs w:val="28"/>
-            <w:lang w:val="en-US"/>
-            <w:rPrChange w:id="540" w:author="Microsoft Office User" w:date="2026-01-15T20:07:00Z" w16du:dateUtc="2026-01-15T19:07:00Z">
+      <w:ins w:id="561" w:author="Microsoft Office User" w:date="2026-01-15T17:05:00Z" w16du:dateUtc="2026-01-15T16:05:00Z">
+        <w:r>
+          <w:rPr>
+            <w:color w:val="2F5496" w:themeColor="accent1" w:themeShade="BF"/>
+            <w:sz w:val="28"/>
+            <w:szCs w:val="28"/>
+            <w:lang w:val="en-US"/>
+            <w:rPrChange w:id="562" w:author="Microsoft Office User" w:date="2026-01-15T20:07:00Z" w16du:dateUtc="2026-01-15T19:07:00Z">
               <w:rPr>
                 <w:sz w:val="28"/>
                 <w:szCs w:val="28"/>
@@ -5502,14 +5715,14 @@
           <w:t xml:space="preserve"> additional paragraph on this </w:t>
         </w:r>
       </w:ins>
-      <w:ins w:id="541" w:author="Microsoft Office User" w:date="2026-01-15T18:31:00Z" w16du:dateUtc="2026-01-15T17:31:00Z">
-        <w:r>
-          <w:rPr>
-            <w:color w:val="2F5496" w:themeColor="accent1" w:themeShade="BF"/>
-            <w:sz w:val="28"/>
-            <w:szCs w:val="28"/>
-            <w:lang w:val="en-US"/>
-            <w:rPrChange w:id="542" w:author="Microsoft Office User" w:date="2026-01-15T20:07:00Z" w16du:dateUtc="2026-01-15T19:07:00Z">
+      <w:ins w:id="563" w:author="Microsoft Office User" w:date="2026-01-15T18:31:00Z" w16du:dateUtc="2026-01-15T17:31:00Z">
+        <w:r>
+          <w:rPr>
+            <w:color w:val="2F5496" w:themeColor="accent1" w:themeShade="BF"/>
+            <w:sz w:val="28"/>
+            <w:szCs w:val="28"/>
+            <w:lang w:val="en-US"/>
+            <w:rPrChange w:id="564" w:author="Microsoft Office User" w:date="2026-01-15T20:07:00Z" w16du:dateUtc="2026-01-15T19:07:00Z">
               <w:rPr>
                 <w:sz w:val="28"/>
                 <w:szCs w:val="28"/>
@@ -5520,14 +5733,14 @@
           <w:t>aspect</w:t>
         </w:r>
       </w:ins>
-      <w:ins w:id="543" w:author="Microsoft Office User" w:date="2026-01-15T17:05:00Z" w16du:dateUtc="2026-01-15T16:05:00Z">
-        <w:r>
-          <w:rPr>
-            <w:color w:val="2F5496" w:themeColor="accent1" w:themeShade="BF"/>
-            <w:sz w:val="28"/>
-            <w:szCs w:val="28"/>
-            <w:lang w:val="en-US"/>
-            <w:rPrChange w:id="544" w:author="Microsoft Office User" w:date="2026-01-15T20:07:00Z" w16du:dateUtc="2026-01-15T19:07:00Z">
+      <w:ins w:id="565" w:author="Microsoft Office User" w:date="2026-01-15T17:05:00Z" w16du:dateUtc="2026-01-15T16:05:00Z">
+        <w:r>
+          <w:rPr>
+            <w:color w:val="2F5496" w:themeColor="accent1" w:themeShade="BF"/>
+            <w:sz w:val="28"/>
+            <w:szCs w:val="28"/>
+            <w:lang w:val="en-US"/>
+            <w:rPrChange w:id="566" w:author="Microsoft Office User" w:date="2026-01-15T20:07:00Z" w16du:dateUtc="2026-01-15T19:07:00Z">
               <w:rPr>
                 <w:sz w:val="28"/>
                 <w:szCs w:val="28"/>
@@ -5537,7 +5750,6 @@
           </w:rPr>
           <w:t xml:space="preserve"> in </w:t>
         </w:r>
-        <w:proofErr w:type="gramStart"/>
         <w:r>
           <w:rPr>
             <w:b/>
@@ -5546,24 +5758,36 @@
             <w:sz w:val="28"/>
             <w:szCs w:val="28"/>
             <w:lang w:val="en-US"/>
-            <w:rPrChange w:id="545" w:author="Microsoft Office User" w:date="2026-01-15T20:07:00Z" w16du:dateUtc="2026-01-15T19:07:00Z">
-              <w:rPr>
-                <w:sz w:val="28"/>
-                <w:szCs w:val="28"/>
-                <w:lang w:val="en-US"/>
-              </w:rPr>
-            </w:rPrChange>
-          </w:rPr>
-          <w:t>Section ??</w:t>
-        </w:r>
-      </w:ins>
-      <w:proofErr w:type="gramEnd"/>
+            <w:rPrChange w:id="567" w:author="Microsoft Office User" w:date="2026-01-15T20:07:00Z" w16du:dateUtc="2026-01-15T19:07:00Z">
+              <w:rPr>
+                <w:sz w:val="28"/>
+                <w:szCs w:val="28"/>
+                <w:lang w:val="en-US"/>
+              </w:rPr>
+            </w:rPrChange>
+          </w:rPr>
+          <w:t xml:space="preserve">Section </w:t>
+        </w:r>
+      </w:ins>
+      <w:ins w:id="568" w:author="Microsoft Office User" w:date="2026-01-20T07:57:00Z" w16du:dateUtc="2026-01-20T06:57:00Z">
+        <w:r>
+          <w:rPr>
+            <w:b/>
+            <w:bCs/>
+            <w:color w:val="2F5496" w:themeColor="accent1" w:themeShade="BF"/>
+            <w:sz w:val="28"/>
+            <w:szCs w:val="28"/>
+            <w:lang w:val="en-US"/>
+          </w:rPr>
+          <w:t>2.1.</w:t>
+        </w:r>
+      </w:ins>
     </w:p>
     <w:p>
       <w:pPr>
         <w:pStyle w:val="u-mb-24"/>
         <w:rPr>
-          <w:ins w:id="546" w:author="Microsoft Office User" w:date="2026-01-15T18:32:00Z" w16du:dateUtc="2026-01-15T17:32:00Z"/>
+          <w:ins w:id="569" w:author="Microsoft Office User" w:date="2026-01-15T18:32:00Z" w16du:dateUtc="2026-01-15T17:32:00Z"/>
           <w:sz w:val="28"/>
           <w:szCs w:val="28"/>
           <w:lang w:val="en-US"/>
@@ -5600,14 +5824,14 @@
       <w:pPr>
         <w:pStyle w:val="u-mb-24"/>
         <w:rPr>
-          <w:ins w:id="547" w:author="Microsoft Office User" w:date="2026-01-15T18:36:00Z" w16du:dateUtc="2026-01-15T17:36:00Z"/>
+          <w:ins w:id="570" w:author="Microsoft Office User" w:date="2026-01-15T18:36:00Z" w16du:dateUtc="2026-01-15T17:36:00Z"/>
           <w:color w:val="2F5496" w:themeColor="accent1" w:themeShade="BF"/>
           <w:sz w:val="28"/>
           <w:szCs w:val="28"/>
           <w:lang w:val="en-US"/>
-          <w:rPrChange w:id="548" w:author="Microsoft Office User" w:date="2026-01-15T20:08:00Z" w16du:dateUtc="2026-01-15T19:08:00Z">
+          <w:rPrChange w:id="571" w:author="Microsoft Office User" w:date="2026-01-15T20:08:00Z" w16du:dateUtc="2026-01-15T19:08:00Z">
             <w:rPr>
-              <w:ins w:id="549" w:author="Microsoft Office User" w:date="2026-01-15T18:36:00Z" w16du:dateUtc="2026-01-15T17:36:00Z"/>
+              <w:ins w:id="572" w:author="Microsoft Office User" w:date="2026-01-15T18:36:00Z" w16du:dateUtc="2026-01-15T17:36:00Z"/>
               <w:sz w:val="28"/>
               <w:szCs w:val="28"/>
               <w:lang w:val="en-US"/>
@@ -5615,14 +5839,14 @@
           </w:rPrChange>
         </w:rPr>
       </w:pPr>
-      <w:ins w:id="550" w:author="Microsoft Office User" w:date="2026-01-15T18:32:00Z" w16du:dateUtc="2026-01-15T17:32:00Z">
-        <w:r>
-          <w:rPr>
-            <w:color w:val="2F5496" w:themeColor="accent1" w:themeShade="BF"/>
-            <w:sz w:val="28"/>
-            <w:szCs w:val="28"/>
-            <w:lang w:val="en-US"/>
-            <w:rPrChange w:id="551" w:author="Microsoft Office User" w:date="2026-01-15T20:08:00Z" w16du:dateUtc="2026-01-15T19:08:00Z">
+      <w:ins w:id="573" w:author="Microsoft Office User" w:date="2026-01-15T18:32:00Z" w16du:dateUtc="2026-01-15T17:32:00Z">
+        <w:r>
+          <w:rPr>
+            <w:color w:val="2F5496" w:themeColor="accent1" w:themeShade="BF"/>
+            <w:sz w:val="28"/>
+            <w:szCs w:val="28"/>
+            <w:lang w:val="en-US"/>
+            <w:rPrChange w:id="574" w:author="Microsoft Office User" w:date="2026-01-15T20:08:00Z" w16du:dateUtc="2026-01-15T19:08:00Z">
               <w:rPr>
                 <w:sz w:val="28"/>
                 <w:szCs w:val="28"/>
@@ -5633,7 +5857,7 @@
           <w:t>Yes</w:t>
         </w:r>
       </w:ins>
-      <w:ins w:id="552" w:author="Microsoft Office User" w:date="2026-01-15T20:08:00Z" w16du:dateUtc="2026-01-15T19:08:00Z">
+      <w:ins w:id="575" w:author="Microsoft Office User" w:date="2026-01-15T20:08:00Z" w16du:dateUtc="2026-01-15T19:08:00Z">
         <w:r>
           <w:rPr>
             <w:color w:val="2F5496" w:themeColor="accent1" w:themeShade="BF"/>
@@ -5644,14 +5868,14 @@
           <w:t>,</w:t>
         </w:r>
       </w:ins>
-      <w:ins w:id="553" w:author="Microsoft Office User" w:date="2026-01-15T18:32:00Z" w16du:dateUtc="2026-01-15T17:32:00Z">
-        <w:r>
-          <w:rPr>
-            <w:color w:val="2F5496" w:themeColor="accent1" w:themeShade="BF"/>
-            <w:sz w:val="28"/>
-            <w:szCs w:val="28"/>
-            <w:lang w:val="en-US"/>
-            <w:rPrChange w:id="554" w:author="Microsoft Office User" w:date="2026-01-15T20:08:00Z" w16du:dateUtc="2026-01-15T19:08:00Z">
+      <w:ins w:id="576" w:author="Microsoft Office User" w:date="2026-01-15T18:32:00Z" w16du:dateUtc="2026-01-15T17:32:00Z">
+        <w:r>
+          <w:rPr>
+            <w:color w:val="2F5496" w:themeColor="accent1" w:themeShade="BF"/>
+            <w:sz w:val="28"/>
+            <w:szCs w:val="28"/>
+            <w:lang w:val="en-US"/>
+            <w:rPrChange w:id="577" w:author="Microsoft Office User" w:date="2026-01-15T20:08:00Z" w16du:dateUtc="2026-01-15T19:08:00Z">
               <w:rPr>
                 <w:sz w:val="28"/>
                 <w:szCs w:val="28"/>
@@ -5662,7 +5886,7 @@
           <w:t xml:space="preserve"> you </w:t>
         </w:r>
       </w:ins>
-      <w:ins w:id="555" w:author="Microsoft Office User" w:date="2026-01-15T20:08:00Z" w16du:dateUtc="2026-01-15T19:08:00Z">
+      <w:ins w:id="578" w:author="Microsoft Office User" w:date="2026-01-15T20:08:00Z" w16du:dateUtc="2026-01-15T19:08:00Z">
         <w:r>
           <w:rPr>
             <w:color w:val="2F5496" w:themeColor="accent1" w:themeShade="BF"/>
@@ -5673,14 +5897,14 @@
           <w:t>assumed</w:t>
         </w:r>
       </w:ins>
-      <w:ins w:id="556" w:author="Microsoft Office User" w:date="2026-01-15T18:32:00Z" w16du:dateUtc="2026-01-15T17:32:00Z">
-        <w:r>
-          <w:rPr>
-            <w:color w:val="2F5496" w:themeColor="accent1" w:themeShade="BF"/>
-            <w:sz w:val="28"/>
-            <w:szCs w:val="28"/>
-            <w:lang w:val="en-US"/>
-            <w:rPrChange w:id="557" w:author="Microsoft Office User" w:date="2026-01-15T20:08:00Z" w16du:dateUtc="2026-01-15T19:08:00Z">
+      <w:ins w:id="579" w:author="Microsoft Office User" w:date="2026-01-15T18:32:00Z" w16du:dateUtc="2026-01-15T17:32:00Z">
+        <w:r>
+          <w:rPr>
+            <w:color w:val="2F5496" w:themeColor="accent1" w:themeShade="BF"/>
+            <w:sz w:val="28"/>
+            <w:szCs w:val="28"/>
+            <w:lang w:val="en-US"/>
+            <w:rPrChange w:id="580" w:author="Microsoft Office User" w:date="2026-01-15T20:08:00Z" w16du:dateUtc="2026-01-15T19:08:00Z">
               <w:rPr>
                 <w:sz w:val="28"/>
                 <w:szCs w:val="28"/>
@@ -5691,14 +5915,14 @@
           <w:t xml:space="preserve"> right</w:t>
         </w:r>
       </w:ins>
-      <w:ins w:id="558" w:author="Microsoft Office User" w:date="2026-01-15T18:35:00Z" w16du:dateUtc="2026-01-15T17:35:00Z">
-        <w:r>
-          <w:rPr>
-            <w:color w:val="2F5496" w:themeColor="accent1" w:themeShade="BF"/>
-            <w:sz w:val="28"/>
-            <w:szCs w:val="28"/>
-            <w:lang w:val="en-US"/>
-            <w:rPrChange w:id="559" w:author="Microsoft Office User" w:date="2026-01-15T20:08:00Z" w16du:dateUtc="2026-01-15T19:08:00Z">
+      <w:ins w:id="581" w:author="Microsoft Office User" w:date="2026-01-15T18:35:00Z" w16du:dateUtc="2026-01-15T17:35:00Z">
+        <w:r>
+          <w:rPr>
+            <w:color w:val="2F5496" w:themeColor="accent1" w:themeShade="BF"/>
+            <w:sz w:val="28"/>
+            <w:szCs w:val="28"/>
+            <w:lang w:val="en-US"/>
+            <w:rPrChange w:id="582" w:author="Microsoft Office User" w:date="2026-01-15T20:08:00Z" w16du:dateUtc="2026-01-15T19:08:00Z">
               <w:rPr>
                 <w:sz w:val="28"/>
                 <w:szCs w:val="28"/>
@@ -5709,14 +5933,14 @@
           <w:t>:</w:t>
         </w:r>
       </w:ins>
-      <w:ins w:id="560" w:author="Microsoft Office User" w:date="2026-01-15T18:32:00Z" w16du:dateUtc="2026-01-15T17:32:00Z">
-        <w:r>
-          <w:rPr>
-            <w:color w:val="2F5496" w:themeColor="accent1" w:themeShade="BF"/>
-            <w:sz w:val="28"/>
-            <w:szCs w:val="28"/>
-            <w:lang w:val="en-US"/>
-            <w:rPrChange w:id="561" w:author="Microsoft Office User" w:date="2026-01-15T20:08:00Z" w16du:dateUtc="2026-01-15T19:08:00Z">
+      <w:ins w:id="583" w:author="Microsoft Office User" w:date="2026-01-15T18:32:00Z" w16du:dateUtc="2026-01-15T17:32:00Z">
+        <w:r>
+          <w:rPr>
+            <w:color w:val="2F5496" w:themeColor="accent1" w:themeShade="BF"/>
+            <w:sz w:val="28"/>
+            <w:szCs w:val="28"/>
+            <w:lang w:val="en-US"/>
+            <w:rPrChange w:id="584" w:author="Microsoft Office User" w:date="2026-01-15T20:08:00Z" w16du:dateUtc="2026-01-15T19:08:00Z">
               <w:rPr>
                 <w:sz w:val="28"/>
                 <w:szCs w:val="28"/>
@@ -5727,14 +5951,14 @@
           <w:t xml:space="preserve"> The reference data sets</w:t>
         </w:r>
       </w:ins>
-      <w:ins w:id="562" w:author="Microsoft Office User" w:date="2026-01-15T20:07:00Z" w16du:dateUtc="2026-01-15T19:07:00Z">
-        <w:r>
-          <w:rPr>
-            <w:color w:val="2F5496" w:themeColor="accent1" w:themeShade="BF"/>
-            <w:sz w:val="28"/>
-            <w:szCs w:val="28"/>
-            <w:lang w:val="en-US"/>
-            <w:rPrChange w:id="563" w:author="Microsoft Office User" w:date="2026-01-15T20:08:00Z" w16du:dateUtc="2026-01-15T19:08:00Z">
+      <w:ins w:id="585" w:author="Microsoft Office User" w:date="2026-01-15T20:07:00Z" w16du:dateUtc="2026-01-15T19:07:00Z">
+        <w:r>
+          <w:rPr>
+            <w:color w:val="2F5496" w:themeColor="accent1" w:themeShade="BF"/>
+            <w:sz w:val="28"/>
+            <w:szCs w:val="28"/>
+            <w:lang w:val="en-US"/>
+            <w:rPrChange w:id="586" w:author="Microsoft Office User" w:date="2026-01-15T20:08:00Z" w16du:dateUtc="2026-01-15T19:08:00Z">
               <w:rPr>
                 <w:sz w:val="28"/>
                 <w:szCs w:val="28"/>
@@ -5745,14 +5969,14 @@
           <w:t>,</w:t>
         </w:r>
       </w:ins>
-      <w:ins w:id="564" w:author="Microsoft Office User" w:date="2026-01-15T18:32:00Z" w16du:dateUtc="2026-01-15T17:32:00Z">
-        <w:r>
-          <w:rPr>
-            <w:color w:val="2F5496" w:themeColor="accent1" w:themeShade="BF"/>
-            <w:sz w:val="28"/>
-            <w:szCs w:val="28"/>
-            <w:lang w:val="en-US"/>
-            <w:rPrChange w:id="565" w:author="Microsoft Office User" w:date="2026-01-15T20:08:00Z" w16du:dateUtc="2026-01-15T19:08:00Z">
+      <w:ins w:id="587" w:author="Microsoft Office User" w:date="2026-01-15T18:32:00Z" w16du:dateUtc="2026-01-15T17:32:00Z">
+        <w:r>
+          <w:rPr>
+            <w:color w:val="2F5496" w:themeColor="accent1" w:themeShade="BF"/>
+            <w:sz w:val="28"/>
+            <w:szCs w:val="28"/>
+            <w:lang w:val="en-US"/>
+            <w:rPrChange w:id="588" w:author="Microsoft Office User" w:date="2026-01-15T20:08:00Z" w16du:dateUtc="2026-01-15T19:08:00Z">
               <w:rPr>
                 <w:sz w:val="28"/>
                 <w:szCs w:val="28"/>
@@ -5763,14 +5987,14 @@
           <w:t xml:space="preserve"> i.e. the genomes </w:t>
         </w:r>
       </w:ins>
-      <w:ins w:id="566" w:author="Microsoft Office User" w:date="2026-01-15T20:07:00Z" w16du:dateUtc="2026-01-15T19:07:00Z">
-        <w:r>
-          <w:rPr>
-            <w:color w:val="2F5496" w:themeColor="accent1" w:themeShade="BF"/>
-            <w:sz w:val="28"/>
-            <w:szCs w:val="28"/>
-            <w:lang w:val="en-US"/>
-            <w:rPrChange w:id="567" w:author="Microsoft Office User" w:date="2026-01-15T20:08:00Z" w16du:dateUtc="2026-01-15T19:08:00Z">
+      <w:ins w:id="589" w:author="Microsoft Office User" w:date="2026-01-15T20:07:00Z" w16du:dateUtc="2026-01-15T19:07:00Z">
+        <w:r>
+          <w:rPr>
+            <w:color w:val="2F5496" w:themeColor="accent1" w:themeShade="BF"/>
+            <w:sz w:val="28"/>
+            <w:szCs w:val="28"/>
+            <w:lang w:val="en-US"/>
+            <w:rPrChange w:id="590" w:author="Microsoft Office User" w:date="2026-01-15T20:08:00Z" w16du:dateUtc="2026-01-15T19:08:00Z">
               <w:rPr>
                 <w:sz w:val="28"/>
                 <w:szCs w:val="28"/>
@@ -5781,14 +6005,14 @@
           <w:t>from</w:t>
         </w:r>
       </w:ins>
-      <w:ins w:id="568" w:author="Microsoft Office User" w:date="2026-01-15T18:32:00Z" w16du:dateUtc="2026-01-15T17:32:00Z">
-        <w:r>
-          <w:rPr>
-            <w:color w:val="2F5496" w:themeColor="accent1" w:themeShade="BF"/>
-            <w:sz w:val="28"/>
-            <w:szCs w:val="28"/>
-            <w:lang w:val="en-US"/>
-            <w:rPrChange w:id="569" w:author="Microsoft Office User" w:date="2026-01-15T20:08:00Z" w16du:dateUtc="2026-01-15T19:08:00Z">
+      <w:ins w:id="591" w:author="Microsoft Office User" w:date="2026-01-15T18:32:00Z" w16du:dateUtc="2026-01-15T17:32:00Z">
+        <w:r>
+          <w:rPr>
+            <w:color w:val="2F5496" w:themeColor="accent1" w:themeShade="BF"/>
+            <w:sz w:val="28"/>
+            <w:szCs w:val="28"/>
+            <w:lang w:val="en-US"/>
+            <w:rPrChange w:id="592" w:author="Microsoft Office User" w:date="2026-01-15T20:08:00Z" w16du:dateUtc="2026-01-15T19:08:00Z">
               <w:rPr>
                 <w:sz w:val="28"/>
                 <w:szCs w:val="28"/>
@@ -5805,7 +6029,7 @@
             <w:sz w:val="28"/>
             <w:szCs w:val="28"/>
             <w:lang w:val="en-US"/>
-            <w:rPrChange w:id="570" w:author="Microsoft Office User" w:date="2026-01-15T20:08:00Z" w16du:dateUtc="2026-01-15T19:08:00Z">
+            <w:rPrChange w:id="593" w:author="Microsoft Office User" w:date="2026-01-15T20:08:00Z" w16du:dateUtc="2026-01-15T19:08:00Z">
               <w:rPr>
                 <w:sz w:val="28"/>
                 <w:szCs w:val="28"/>
@@ -5822,7 +6046,7 @@
             <w:sz w:val="28"/>
             <w:szCs w:val="28"/>
             <w:lang w:val="en-US"/>
-            <w:rPrChange w:id="571" w:author="Microsoft Office User" w:date="2026-01-15T20:08:00Z" w16du:dateUtc="2026-01-15T19:08:00Z">
+            <w:rPrChange w:id="594" w:author="Microsoft Office User" w:date="2026-01-15T20:08:00Z" w16du:dateUtc="2026-01-15T19:08:00Z">
               <w:rPr>
                 <w:sz w:val="28"/>
                 <w:szCs w:val="28"/>
@@ -5839,7 +6063,7 @@
             <w:sz w:val="28"/>
             <w:szCs w:val="28"/>
             <w:lang w:val="en-US"/>
-            <w:rPrChange w:id="572" w:author="Microsoft Office User" w:date="2026-01-15T20:08:00Z" w16du:dateUtc="2026-01-15T19:08:00Z">
+            <w:rPrChange w:id="595" w:author="Microsoft Office User" w:date="2026-01-15T20:08:00Z" w16du:dateUtc="2026-01-15T19:08:00Z">
               <w:rPr>
                 <w:sz w:val="28"/>
                 <w:szCs w:val="28"/>
@@ -5856,7 +6080,7 @@
             <w:sz w:val="28"/>
             <w:szCs w:val="28"/>
             <w:lang w:val="en-US"/>
-            <w:rPrChange w:id="573" w:author="Microsoft Office User" w:date="2026-01-15T20:08:00Z" w16du:dateUtc="2026-01-15T19:08:00Z">
+            <w:rPrChange w:id="596" w:author="Microsoft Office User" w:date="2026-01-15T20:08:00Z" w16du:dateUtc="2026-01-15T19:08:00Z">
               <w:rPr>
                 <w:sz w:val="28"/>
                 <w:szCs w:val="28"/>
@@ -5867,7 +6091,7 @@
           <w:t xml:space="preserve"> </w:t>
         </w:r>
       </w:ins>
-      <w:ins w:id="574" w:author="Microsoft Office User" w:date="2026-01-15T19:36:00Z" w16du:dateUtc="2026-01-15T18:36:00Z">
+      <w:ins w:id="597" w:author="Microsoft Office User" w:date="2026-01-15T19:36:00Z" w16du:dateUtc="2026-01-15T18:36:00Z">
         <w:r>
           <w:rPr>
             <w:b/>
@@ -5876,7 +6100,7 @@
             <w:sz w:val="28"/>
             <w:szCs w:val="28"/>
             <w:lang w:val="en-US"/>
-            <w:rPrChange w:id="575" w:author="Microsoft Office User" w:date="2026-01-15T20:08:00Z" w16du:dateUtc="2026-01-15T19:08:00Z">
+            <w:rPrChange w:id="598" w:author="Microsoft Office User" w:date="2026-01-15T20:08:00Z" w16du:dateUtc="2026-01-15T19:08:00Z">
               <w:rPr>
                 <w:sz w:val="28"/>
                 <w:szCs w:val="28"/>
@@ -5887,7 +6111,7 @@
           <w:t xml:space="preserve">indeed </w:t>
         </w:r>
       </w:ins>
-      <w:ins w:id="576" w:author="Microsoft Office User" w:date="2026-01-17T07:06:00Z" w16du:dateUtc="2026-01-17T06:06:00Z">
+      <w:ins w:id="599" w:author="Microsoft Office User" w:date="2026-01-17T07:06:00Z" w16du:dateUtc="2026-01-17T06:06:00Z">
         <w:r>
           <w:rPr>
             <w:b/>
@@ -5900,7 +6124,7 @@
           <w:t xml:space="preserve">will </w:t>
         </w:r>
       </w:ins>
-      <w:ins w:id="577" w:author="Microsoft Office User" w:date="2026-01-15T18:32:00Z" w16du:dateUtc="2026-01-15T17:32:00Z">
+      <w:ins w:id="600" w:author="Microsoft Office User" w:date="2026-01-15T18:32:00Z" w16du:dateUtc="2026-01-15T17:32:00Z">
         <w:r>
           <w:rPr>
             <w:b/>
@@ -5909,7 +6133,7 @@
             <w:sz w:val="28"/>
             <w:szCs w:val="28"/>
             <w:lang w:val="en-US"/>
-            <w:rPrChange w:id="578" w:author="Microsoft Office User" w:date="2026-01-15T20:08:00Z" w16du:dateUtc="2026-01-15T19:08:00Z">
+            <w:rPrChange w:id="601" w:author="Microsoft Office User" w:date="2026-01-15T20:08:00Z" w16du:dateUtc="2026-01-15T19:08:00Z">
               <w:rPr>
                 <w:sz w:val="28"/>
                 <w:szCs w:val="28"/>
@@ -5920,7 +6144,7 @@
           <w:t xml:space="preserve">be </w:t>
         </w:r>
       </w:ins>
-      <w:ins w:id="579" w:author="Microsoft Office User" w:date="2026-01-15T18:33:00Z" w16du:dateUtc="2026-01-15T17:33:00Z">
+      <w:ins w:id="602" w:author="Microsoft Office User" w:date="2026-01-15T18:33:00Z" w16du:dateUtc="2026-01-15T17:33:00Z">
         <w:r>
           <w:rPr>
             <w:b/>
@@ -5929,7 +6153,7 @@
             <w:sz w:val="28"/>
             <w:szCs w:val="28"/>
             <w:lang w:val="en-US"/>
-            <w:rPrChange w:id="580" w:author="Microsoft Office User" w:date="2026-01-15T20:08:00Z" w16du:dateUtc="2026-01-15T19:08:00Z">
+            <w:rPrChange w:id="603" w:author="Microsoft Office User" w:date="2026-01-15T20:08:00Z" w16du:dateUtc="2026-01-15T19:08:00Z">
               <w:rPr>
                 <w:sz w:val="28"/>
                 <w:szCs w:val="28"/>
@@ -5940,7 +6164,7 @@
           <w:t xml:space="preserve">downloaded </w:t>
         </w:r>
       </w:ins>
-      <w:ins w:id="581" w:author="Microsoft Office User" w:date="2026-01-15T20:07:00Z" w16du:dateUtc="2026-01-15T19:07:00Z">
+      <w:ins w:id="604" w:author="Microsoft Office User" w:date="2026-01-15T20:07:00Z" w16du:dateUtc="2026-01-15T19:07:00Z">
         <w:r>
           <w:rPr>
             <w:b/>
@@ -5949,7 +6173,7 @@
             <w:sz w:val="28"/>
             <w:szCs w:val="28"/>
             <w:lang w:val="en-US"/>
-            <w:rPrChange w:id="582" w:author="Microsoft Office User" w:date="2026-01-15T20:08:00Z" w16du:dateUtc="2026-01-15T19:08:00Z">
+            <w:rPrChange w:id="605" w:author="Microsoft Office User" w:date="2026-01-15T20:08:00Z" w16du:dateUtc="2026-01-15T19:08:00Z">
               <w:rPr>
                 <w:sz w:val="28"/>
                 <w:szCs w:val="28"/>
@@ -5960,7 +6184,7 @@
           <w:t xml:space="preserve">only </w:t>
         </w:r>
       </w:ins>
-      <w:ins w:id="583" w:author="Microsoft Office User" w:date="2026-01-15T18:33:00Z" w16du:dateUtc="2026-01-15T17:33:00Z">
+      <w:ins w:id="606" w:author="Microsoft Office User" w:date="2026-01-15T18:33:00Z" w16du:dateUtc="2026-01-15T17:33:00Z">
         <w:r>
           <w:rPr>
             <w:b/>
@@ -5969,7 +6193,7 @@
             <w:sz w:val="28"/>
             <w:szCs w:val="28"/>
             <w:lang w:val="en-US"/>
-            <w:rPrChange w:id="584" w:author="Microsoft Office User" w:date="2026-01-15T20:08:00Z" w16du:dateUtc="2026-01-15T19:08:00Z">
+            <w:rPrChange w:id="607" w:author="Microsoft Office User" w:date="2026-01-15T20:08:00Z" w16du:dateUtc="2026-01-15T19:08:00Z">
               <w:rPr>
                 <w:sz w:val="28"/>
                 <w:szCs w:val="28"/>
@@ -5985,7 +6209,7 @@
             <w:sz w:val="28"/>
             <w:szCs w:val="28"/>
             <w:lang w:val="en-US"/>
-            <w:rPrChange w:id="585" w:author="Microsoft Office User" w:date="2026-01-15T20:08:00Z" w16du:dateUtc="2026-01-15T19:08:00Z">
+            <w:rPrChange w:id="608" w:author="Microsoft Office User" w:date="2026-01-15T20:08:00Z" w16du:dateUtc="2026-01-15T19:08:00Z">
               <w:rPr>
                 <w:sz w:val="28"/>
                 <w:szCs w:val="28"/>
@@ -5996,14 +6220,14 @@
           <w:t xml:space="preserve"> and can </w:t>
         </w:r>
       </w:ins>
-      <w:ins w:id="586" w:author="Microsoft Office User" w:date="2026-01-15T19:36:00Z" w16du:dateUtc="2026-01-15T18:36:00Z">
-        <w:r>
-          <w:rPr>
-            <w:color w:val="2F5496" w:themeColor="accent1" w:themeShade="BF"/>
-            <w:sz w:val="28"/>
-            <w:szCs w:val="28"/>
-            <w:lang w:val="en-US"/>
-            <w:rPrChange w:id="587" w:author="Microsoft Office User" w:date="2026-01-15T20:08:00Z" w16du:dateUtc="2026-01-15T19:08:00Z">
+      <w:ins w:id="609" w:author="Microsoft Office User" w:date="2026-01-15T19:36:00Z" w16du:dateUtc="2026-01-15T18:36:00Z">
+        <w:r>
+          <w:rPr>
+            <w:color w:val="2F5496" w:themeColor="accent1" w:themeShade="BF"/>
+            <w:sz w:val="28"/>
+            <w:szCs w:val="28"/>
+            <w:lang w:val="en-US"/>
+            <w:rPrChange w:id="610" w:author="Microsoft Office User" w:date="2026-01-15T20:08:00Z" w16du:dateUtc="2026-01-15T19:08:00Z">
               <w:rPr>
                 <w:sz w:val="28"/>
                 <w:szCs w:val="28"/>
@@ -6014,14 +6238,14 @@
           <w:t xml:space="preserve">then </w:t>
         </w:r>
       </w:ins>
-      <w:ins w:id="588" w:author="Microsoft Office User" w:date="2026-01-15T18:33:00Z" w16du:dateUtc="2026-01-15T17:33:00Z">
-        <w:r>
-          <w:rPr>
-            <w:color w:val="2F5496" w:themeColor="accent1" w:themeShade="BF"/>
-            <w:sz w:val="28"/>
-            <w:szCs w:val="28"/>
-            <w:lang w:val="en-US"/>
-            <w:rPrChange w:id="589" w:author="Microsoft Office User" w:date="2026-01-15T20:08:00Z" w16du:dateUtc="2026-01-15T19:08:00Z">
+      <w:ins w:id="611" w:author="Microsoft Office User" w:date="2026-01-15T18:33:00Z" w16du:dateUtc="2026-01-15T17:33:00Z">
+        <w:r>
+          <w:rPr>
+            <w:color w:val="2F5496" w:themeColor="accent1" w:themeShade="BF"/>
+            <w:sz w:val="28"/>
+            <w:szCs w:val="28"/>
+            <w:lang w:val="en-US"/>
+            <w:rPrChange w:id="612" w:author="Microsoft Office User" w:date="2026-01-15T20:08:00Z" w16du:dateUtc="2026-01-15T19:08:00Z">
               <w:rPr>
                 <w:sz w:val="28"/>
                 <w:szCs w:val="28"/>
@@ -6033,7 +6257,7 @@
         </w:r>
       </w:ins>
       <w:proofErr w:type="spellStart"/>
-      <w:ins w:id="590" w:author="Microsoft Office User" w:date="2026-01-17T07:06:00Z" w16du:dateUtc="2026-01-17T06:06:00Z">
+      <w:ins w:id="613" w:author="Microsoft Office User" w:date="2026-01-17T07:06:00Z" w16du:dateUtc="2026-01-17T06:06:00Z">
         <w:r>
           <w:rPr>
             <w:color w:val="2F5496" w:themeColor="accent1" w:themeShade="BF"/>
@@ -6054,14 +6278,14 @@
           <w:t xml:space="preserve"> </w:t>
         </w:r>
       </w:ins>
-      <w:ins w:id="591" w:author="Microsoft Office User" w:date="2026-01-15T18:33:00Z" w16du:dateUtc="2026-01-15T17:33:00Z">
-        <w:r>
-          <w:rPr>
-            <w:color w:val="2F5496" w:themeColor="accent1" w:themeShade="BF"/>
-            <w:sz w:val="28"/>
-            <w:szCs w:val="28"/>
-            <w:lang w:val="en-US"/>
-            <w:rPrChange w:id="592" w:author="Microsoft Office User" w:date="2026-01-15T20:08:00Z" w16du:dateUtc="2026-01-15T19:08:00Z">
+      <w:ins w:id="614" w:author="Microsoft Office User" w:date="2026-01-15T18:33:00Z" w16du:dateUtc="2026-01-15T17:33:00Z">
+        <w:r>
+          <w:rPr>
+            <w:color w:val="2F5496" w:themeColor="accent1" w:themeShade="BF"/>
+            <w:sz w:val="28"/>
+            <w:szCs w:val="28"/>
+            <w:lang w:val="en-US"/>
+            <w:rPrChange w:id="615" w:author="Microsoft Office User" w:date="2026-01-15T20:08:00Z" w16du:dateUtc="2026-01-15T19:08:00Z">
               <w:rPr>
                 <w:sz w:val="28"/>
                 <w:szCs w:val="28"/>
@@ -6072,14 +6296,14 @@
           <w:t xml:space="preserve">databases. This is very important because for </w:t>
         </w:r>
       </w:ins>
-      <w:ins w:id="593" w:author="Microsoft Office User" w:date="2026-01-15T18:34:00Z" w16du:dateUtc="2026-01-15T17:34:00Z">
-        <w:r>
-          <w:rPr>
-            <w:color w:val="2F5496" w:themeColor="accent1" w:themeShade="BF"/>
-            <w:sz w:val="28"/>
-            <w:szCs w:val="28"/>
-            <w:lang w:val="en-US"/>
-            <w:rPrChange w:id="594" w:author="Microsoft Office User" w:date="2026-01-15T20:08:00Z" w16du:dateUtc="2026-01-15T19:08:00Z">
+      <w:ins w:id="616" w:author="Microsoft Office User" w:date="2026-01-15T18:34:00Z" w16du:dateUtc="2026-01-15T17:34:00Z">
+        <w:r>
+          <w:rPr>
+            <w:color w:val="2F5496" w:themeColor="accent1" w:themeShade="BF"/>
+            <w:sz w:val="28"/>
+            <w:szCs w:val="28"/>
+            <w:lang w:val="en-US"/>
+            <w:rPrChange w:id="617" w:author="Microsoft Office User" w:date="2026-01-15T20:08:00Z" w16du:dateUtc="2026-01-15T19:08:00Z">
               <w:rPr>
                 <w:sz w:val="28"/>
                 <w:szCs w:val="28"/>
@@ -6090,14 +6314,14 @@
           <w:t>example</w:t>
         </w:r>
       </w:ins>
-      <w:ins w:id="595" w:author="Microsoft Office User" w:date="2026-01-15T19:36:00Z" w16du:dateUtc="2026-01-15T18:36:00Z">
-        <w:r>
-          <w:rPr>
-            <w:color w:val="2F5496" w:themeColor="accent1" w:themeShade="BF"/>
-            <w:sz w:val="28"/>
-            <w:szCs w:val="28"/>
-            <w:lang w:val="en-US"/>
-            <w:rPrChange w:id="596" w:author="Microsoft Office User" w:date="2026-01-15T20:08:00Z" w16du:dateUtc="2026-01-15T19:08:00Z">
+      <w:ins w:id="618" w:author="Microsoft Office User" w:date="2026-01-15T19:36:00Z" w16du:dateUtc="2026-01-15T18:36:00Z">
+        <w:r>
+          <w:rPr>
+            <w:color w:val="2F5496" w:themeColor="accent1" w:themeShade="BF"/>
+            <w:sz w:val="28"/>
+            <w:szCs w:val="28"/>
+            <w:lang w:val="en-US"/>
+            <w:rPrChange w:id="619" w:author="Microsoft Office User" w:date="2026-01-15T20:08:00Z" w16du:dateUtc="2026-01-15T19:08:00Z">
               <w:rPr>
                 <w:sz w:val="28"/>
                 <w:szCs w:val="28"/>
@@ -6108,14 +6332,14 @@
           <w:t>,</w:t>
         </w:r>
       </w:ins>
-      <w:ins w:id="597" w:author="Microsoft Office User" w:date="2026-01-15T18:34:00Z" w16du:dateUtc="2026-01-15T17:34:00Z">
-        <w:r>
-          <w:rPr>
-            <w:color w:val="2F5496" w:themeColor="accent1" w:themeShade="BF"/>
-            <w:sz w:val="28"/>
-            <w:szCs w:val="28"/>
-            <w:lang w:val="en-US"/>
-            <w:rPrChange w:id="598" w:author="Microsoft Office User" w:date="2026-01-15T20:08:00Z" w16du:dateUtc="2026-01-15T19:08:00Z">
+      <w:ins w:id="620" w:author="Microsoft Office User" w:date="2026-01-15T18:34:00Z" w16du:dateUtc="2026-01-15T17:34:00Z">
+        <w:r>
+          <w:rPr>
+            <w:color w:val="2F5496" w:themeColor="accent1" w:themeShade="BF"/>
+            <w:sz w:val="28"/>
+            <w:szCs w:val="28"/>
+            <w:lang w:val="en-US"/>
+            <w:rPrChange w:id="621" w:author="Microsoft Office User" w:date="2026-01-15T20:08:00Z" w16du:dateUtc="2026-01-15T19:08:00Z">
               <w:rPr>
                 <w:sz w:val="28"/>
                 <w:szCs w:val="28"/>
@@ -6126,14 +6350,14 @@
           <w:t xml:space="preserve"> </w:t>
         </w:r>
       </w:ins>
-      <w:ins w:id="599" w:author="Microsoft Office User" w:date="2026-01-15T18:33:00Z" w16du:dateUtc="2026-01-15T17:33:00Z">
-        <w:r>
-          <w:rPr>
-            <w:color w:val="2F5496" w:themeColor="accent1" w:themeShade="BF"/>
-            <w:sz w:val="28"/>
-            <w:szCs w:val="28"/>
-            <w:lang w:val="en-US"/>
-            <w:rPrChange w:id="600" w:author="Microsoft Office User" w:date="2026-01-15T20:08:00Z" w16du:dateUtc="2026-01-15T19:08:00Z">
+      <w:ins w:id="622" w:author="Microsoft Office User" w:date="2026-01-15T18:33:00Z" w16du:dateUtc="2026-01-15T17:33:00Z">
+        <w:r>
+          <w:rPr>
+            <w:color w:val="2F5496" w:themeColor="accent1" w:themeShade="BF"/>
+            <w:sz w:val="28"/>
+            <w:szCs w:val="28"/>
+            <w:lang w:val="en-US"/>
+            <w:rPrChange w:id="623" w:author="Microsoft Office User" w:date="2026-01-15T20:08:00Z" w16du:dateUtc="2026-01-15T19:08:00Z">
               <w:rPr>
                 <w:sz w:val="28"/>
                 <w:szCs w:val="28"/>
@@ -6144,7 +6368,7 @@
           <w:t xml:space="preserve">the download of the bacterial part </w:t>
         </w:r>
       </w:ins>
-      <w:ins w:id="601" w:author="Microsoft Office User" w:date="2026-01-15T20:08:00Z" w16du:dateUtc="2026-01-15T19:08:00Z">
+      <w:ins w:id="624" w:author="Microsoft Office User" w:date="2026-01-15T20:08:00Z" w16du:dateUtc="2026-01-15T19:08:00Z">
         <w:r>
           <w:rPr>
             <w:color w:val="2F5496" w:themeColor="accent1" w:themeShade="BF"/>
@@ -6175,14 +6399,14 @@
           <w:t xml:space="preserve"> </w:t>
         </w:r>
       </w:ins>
-      <w:ins w:id="602" w:author="Microsoft Office User" w:date="2026-01-15T18:34:00Z" w16du:dateUtc="2026-01-15T17:34:00Z">
-        <w:r>
-          <w:rPr>
-            <w:color w:val="2F5496" w:themeColor="accent1" w:themeShade="BF"/>
-            <w:sz w:val="28"/>
-            <w:szCs w:val="28"/>
-            <w:lang w:val="en-US"/>
-            <w:rPrChange w:id="603" w:author="Microsoft Office User" w:date="2026-01-15T20:08:00Z" w16du:dateUtc="2026-01-15T19:08:00Z">
+      <w:ins w:id="625" w:author="Microsoft Office User" w:date="2026-01-15T18:34:00Z" w16du:dateUtc="2026-01-15T17:34:00Z">
+        <w:r>
+          <w:rPr>
+            <w:color w:val="2F5496" w:themeColor="accent1" w:themeShade="BF"/>
+            <w:sz w:val="28"/>
+            <w:szCs w:val="28"/>
+            <w:lang w:val="en-US"/>
+            <w:rPrChange w:id="626" w:author="Microsoft Office User" w:date="2026-01-15T20:08:00Z" w16du:dateUtc="2026-01-15T19:08:00Z">
               <w:rPr>
                 <w:sz w:val="28"/>
                 <w:szCs w:val="28"/>
@@ -6193,7 +6417,7 @@
           <w:t xml:space="preserve">can take several hours and </w:t>
         </w:r>
       </w:ins>
-      <w:ins w:id="604" w:author="Microsoft Office User" w:date="2026-01-17T07:07:00Z" w16du:dateUtc="2026-01-17T06:07:00Z">
+      <w:ins w:id="627" w:author="Microsoft Office User" w:date="2026-01-17T07:07:00Z" w16du:dateUtc="2026-01-17T06:07:00Z">
         <w:r>
           <w:rPr>
             <w:color w:val="2F5496" w:themeColor="accent1" w:themeShade="BF"/>
@@ -6204,14 +6428,14 @@
           <w:t xml:space="preserve">the necessary bandwidth </w:t>
         </w:r>
       </w:ins>
-      <w:ins w:id="605" w:author="Microsoft Office User" w:date="2026-01-15T18:34:00Z" w16du:dateUtc="2026-01-15T17:34:00Z">
-        <w:r>
-          <w:rPr>
-            <w:color w:val="2F5496" w:themeColor="accent1" w:themeShade="BF"/>
-            <w:sz w:val="28"/>
-            <w:szCs w:val="28"/>
-            <w:lang w:val="en-US"/>
-            <w:rPrChange w:id="606" w:author="Microsoft Office User" w:date="2026-01-15T20:08:00Z" w16du:dateUtc="2026-01-15T19:08:00Z">
+      <w:ins w:id="628" w:author="Microsoft Office User" w:date="2026-01-15T18:34:00Z" w16du:dateUtc="2026-01-15T17:34:00Z">
+        <w:r>
+          <w:rPr>
+            <w:color w:val="2F5496" w:themeColor="accent1" w:themeShade="BF"/>
+            <w:sz w:val="28"/>
+            <w:szCs w:val="28"/>
+            <w:lang w:val="en-US"/>
+            <w:rPrChange w:id="629" w:author="Microsoft Office User" w:date="2026-01-15T20:08:00Z" w16du:dateUtc="2026-01-15T19:08:00Z">
               <w:rPr>
                 <w:sz w:val="28"/>
                 <w:szCs w:val="28"/>
@@ -6222,14 +6446,14 @@
           <w:t xml:space="preserve">is a </w:t>
         </w:r>
       </w:ins>
-      <w:ins w:id="607" w:author="Microsoft Office User" w:date="2026-01-15T19:37:00Z" w16du:dateUtc="2026-01-15T18:37:00Z">
-        <w:r>
-          <w:rPr>
-            <w:color w:val="2F5496" w:themeColor="accent1" w:themeShade="BF"/>
-            <w:sz w:val="28"/>
-            <w:szCs w:val="28"/>
-            <w:lang w:val="en-US"/>
-            <w:rPrChange w:id="608" w:author="Microsoft Office User" w:date="2026-01-15T20:08:00Z" w16du:dateUtc="2026-01-15T19:08:00Z">
+      <w:ins w:id="630" w:author="Microsoft Office User" w:date="2026-01-15T19:37:00Z" w16du:dateUtc="2026-01-15T18:37:00Z">
+        <w:r>
+          <w:rPr>
+            <w:color w:val="2F5496" w:themeColor="accent1" w:themeShade="BF"/>
+            <w:sz w:val="28"/>
+            <w:szCs w:val="28"/>
+            <w:lang w:val="en-US"/>
+            <w:rPrChange w:id="631" w:author="Microsoft Office User" w:date="2026-01-15T20:08:00Z" w16du:dateUtc="2026-01-15T19:08:00Z">
               <w:rPr>
                 <w:sz w:val="28"/>
                 <w:szCs w:val="28"/>
@@ -6240,14 +6464,14 @@
           <w:t>burden for</w:t>
         </w:r>
       </w:ins>
-      <w:ins w:id="609" w:author="Microsoft Office User" w:date="2026-01-15T18:34:00Z" w16du:dateUtc="2026-01-15T17:34:00Z">
-        <w:r>
-          <w:rPr>
-            <w:color w:val="2F5496" w:themeColor="accent1" w:themeShade="BF"/>
-            <w:sz w:val="28"/>
-            <w:szCs w:val="28"/>
-            <w:lang w:val="en-US"/>
-            <w:rPrChange w:id="610" w:author="Microsoft Office User" w:date="2026-01-15T20:08:00Z" w16du:dateUtc="2026-01-15T19:08:00Z">
+      <w:ins w:id="632" w:author="Microsoft Office User" w:date="2026-01-15T18:34:00Z" w16du:dateUtc="2026-01-15T17:34:00Z">
+        <w:r>
+          <w:rPr>
+            <w:color w:val="2F5496" w:themeColor="accent1" w:themeShade="BF"/>
+            <w:sz w:val="28"/>
+            <w:szCs w:val="28"/>
+            <w:lang w:val="en-US"/>
+            <w:rPrChange w:id="633" w:author="Microsoft Office User" w:date="2026-01-15T20:08:00Z" w16du:dateUtc="2026-01-15T19:08:00Z">
               <w:rPr>
                 <w:sz w:val="28"/>
                 <w:szCs w:val="28"/>
@@ -6258,14 +6482,14 @@
           <w:t xml:space="preserve"> the </w:t>
         </w:r>
       </w:ins>
-      <w:ins w:id="611" w:author="Microsoft Office User" w:date="2026-01-15T19:38:00Z" w16du:dateUtc="2026-01-15T18:38:00Z">
-        <w:r>
-          <w:rPr>
-            <w:color w:val="2F5496" w:themeColor="accent1" w:themeShade="BF"/>
-            <w:sz w:val="28"/>
-            <w:szCs w:val="28"/>
-            <w:lang w:val="en-US"/>
-            <w:rPrChange w:id="612" w:author="Microsoft Office User" w:date="2026-01-15T20:08:00Z" w16du:dateUtc="2026-01-15T19:08:00Z">
+      <w:ins w:id="634" w:author="Microsoft Office User" w:date="2026-01-15T19:38:00Z" w16du:dateUtc="2026-01-15T18:38:00Z">
+        <w:r>
+          <w:rPr>
+            <w:color w:val="2F5496" w:themeColor="accent1" w:themeShade="BF"/>
+            <w:sz w:val="28"/>
+            <w:szCs w:val="28"/>
+            <w:lang w:val="en-US"/>
+            <w:rPrChange w:id="635" w:author="Microsoft Office User" w:date="2026-01-15T20:08:00Z" w16du:dateUtc="2026-01-15T19:08:00Z">
               <w:rPr>
                 <w:sz w:val="28"/>
                 <w:szCs w:val="28"/>
@@ -6276,14 +6500,14 @@
           <w:t>(</w:t>
         </w:r>
       </w:ins>
-      <w:ins w:id="613" w:author="Microsoft Office User" w:date="2026-01-15T18:34:00Z" w16du:dateUtc="2026-01-15T17:34:00Z">
-        <w:r>
-          <w:rPr>
-            <w:color w:val="2F5496" w:themeColor="accent1" w:themeShade="BF"/>
-            <w:sz w:val="28"/>
-            <w:szCs w:val="28"/>
-            <w:lang w:val="en-US"/>
-            <w:rPrChange w:id="614" w:author="Microsoft Office User" w:date="2026-01-15T20:08:00Z" w16du:dateUtc="2026-01-15T19:08:00Z">
+      <w:ins w:id="636" w:author="Microsoft Office User" w:date="2026-01-15T18:34:00Z" w16du:dateUtc="2026-01-15T17:34:00Z">
+        <w:r>
+          <w:rPr>
+            <w:color w:val="2F5496" w:themeColor="accent1" w:themeShade="BF"/>
+            <w:sz w:val="28"/>
+            <w:szCs w:val="28"/>
+            <w:lang w:val="en-US"/>
+            <w:rPrChange w:id="637" w:author="Microsoft Office User" w:date="2026-01-15T20:08:00Z" w16du:dateUtc="2026-01-15T19:08:00Z">
               <w:rPr>
                 <w:sz w:val="28"/>
                 <w:szCs w:val="28"/>
@@ -6294,14 +6518,14 @@
           <w:t>inter</w:t>
         </w:r>
       </w:ins>
-      <w:ins w:id="615" w:author="Microsoft Office User" w:date="2026-01-15T19:38:00Z" w16du:dateUtc="2026-01-15T18:38:00Z">
-        <w:r>
-          <w:rPr>
-            <w:color w:val="2F5496" w:themeColor="accent1" w:themeShade="BF"/>
-            <w:sz w:val="28"/>
-            <w:szCs w:val="28"/>
-            <w:lang w:val="en-US"/>
-            <w:rPrChange w:id="616" w:author="Microsoft Office User" w:date="2026-01-15T20:08:00Z" w16du:dateUtc="2026-01-15T19:08:00Z">
+      <w:ins w:id="638" w:author="Microsoft Office User" w:date="2026-01-15T19:38:00Z" w16du:dateUtc="2026-01-15T18:38:00Z">
+        <w:r>
+          <w:rPr>
+            <w:color w:val="2F5496" w:themeColor="accent1" w:themeShade="BF"/>
+            <w:sz w:val="28"/>
+            <w:szCs w:val="28"/>
+            <w:lang w:val="en-US"/>
+            <w:rPrChange w:id="639" w:author="Microsoft Office User" w:date="2026-01-15T20:08:00Z" w16du:dateUtc="2026-01-15T19:08:00Z">
               <w:rPr>
                 <w:sz w:val="28"/>
                 <w:szCs w:val="28"/>
@@ -6312,14 +6536,14 @@
           <w:t>-)</w:t>
         </w:r>
       </w:ins>
-      <w:ins w:id="617" w:author="Microsoft Office User" w:date="2026-01-15T18:35:00Z" w16du:dateUtc="2026-01-15T17:35:00Z">
-        <w:r>
-          <w:rPr>
-            <w:color w:val="2F5496" w:themeColor="accent1" w:themeShade="BF"/>
-            <w:sz w:val="28"/>
-            <w:szCs w:val="28"/>
-            <w:lang w:val="en-US"/>
-            <w:rPrChange w:id="618" w:author="Microsoft Office User" w:date="2026-01-15T20:08:00Z" w16du:dateUtc="2026-01-15T19:08:00Z">
+      <w:ins w:id="640" w:author="Microsoft Office User" w:date="2026-01-15T18:35:00Z" w16du:dateUtc="2026-01-15T17:35:00Z">
+        <w:r>
+          <w:rPr>
+            <w:color w:val="2F5496" w:themeColor="accent1" w:themeShade="BF"/>
+            <w:sz w:val="28"/>
+            <w:szCs w:val="28"/>
+            <w:lang w:val="en-US"/>
+            <w:rPrChange w:id="641" w:author="Microsoft Office User" w:date="2026-01-15T20:08:00Z" w16du:dateUtc="2026-01-15T19:08:00Z">
               <w:rPr>
                 <w:sz w:val="28"/>
                 <w:szCs w:val="28"/>
@@ -6330,14 +6554,14 @@
           <w:t xml:space="preserve">national </w:t>
         </w:r>
       </w:ins>
-      <w:ins w:id="619" w:author="Microsoft Office User" w:date="2026-01-15T19:38:00Z" w16du:dateUtc="2026-01-15T18:38:00Z">
-        <w:r>
-          <w:rPr>
-            <w:color w:val="2F5496" w:themeColor="accent1" w:themeShade="BF"/>
-            <w:sz w:val="28"/>
-            <w:szCs w:val="28"/>
-            <w:lang w:val="en-US"/>
-            <w:rPrChange w:id="620" w:author="Microsoft Office User" w:date="2026-01-15T20:08:00Z" w16du:dateUtc="2026-01-15T19:08:00Z">
+      <w:ins w:id="642" w:author="Microsoft Office User" w:date="2026-01-15T19:38:00Z" w16du:dateUtc="2026-01-15T18:38:00Z">
+        <w:r>
+          <w:rPr>
+            <w:color w:val="2F5496" w:themeColor="accent1" w:themeShade="BF"/>
+            <w:sz w:val="28"/>
+            <w:szCs w:val="28"/>
+            <w:lang w:val="en-US"/>
+            <w:rPrChange w:id="643" w:author="Microsoft Office User" w:date="2026-01-15T20:08:00Z" w16du:dateUtc="2026-01-15T19:08:00Z">
               <w:rPr>
                 <w:sz w:val="28"/>
                 <w:szCs w:val="28"/>
@@ -6348,14 +6572,14 @@
           <w:t>communication lines</w:t>
         </w:r>
       </w:ins>
-      <w:ins w:id="621" w:author="Microsoft Office User" w:date="2026-01-15T18:35:00Z" w16du:dateUtc="2026-01-15T17:35:00Z">
-        <w:r>
-          <w:rPr>
-            <w:color w:val="2F5496" w:themeColor="accent1" w:themeShade="BF"/>
-            <w:sz w:val="28"/>
-            <w:szCs w:val="28"/>
-            <w:lang w:val="en-US"/>
-            <w:rPrChange w:id="622" w:author="Microsoft Office User" w:date="2026-01-15T20:08:00Z" w16du:dateUtc="2026-01-15T19:08:00Z">
+      <w:ins w:id="644" w:author="Microsoft Office User" w:date="2026-01-15T18:35:00Z" w16du:dateUtc="2026-01-15T17:35:00Z">
+        <w:r>
+          <w:rPr>
+            <w:color w:val="2F5496" w:themeColor="accent1" w:themeShade="BF"/>
+            <w:sz w:val="28"/>
+            <w:szCs w:val="28"/>
+            <w:lang w:val="en-US"/>
+            <w:rPrChange w:id="645" w:author="Microsoft Office User" w:date="2026-01-15T20:08:00Z" w16du:dateUtc="2026-01-15T19:08:00Z">
               <w:rPr>
                 <w:sz w:val="28"/>
                 <w:szCs w:val="28"/>
@@ -6366,7 +6590,7 @@
           <w:t xml:space="preserve"> </w:t>
         </w:r>
       </w:ins>
-      <w:ins w:id="623" w:author="Microsoft Office User" w:date="2026-01-15T20:09:00Z" w16du:dateUtc="2026-01-15T19:09:00Z">
+      <w:ins w:id="646" w:author="Microsoft Office User" w:date="2026-01-15T20:09:00Z" w16du:dateUtc="2026-01-15T19:09:00Z">
         <w:r>
           <w:rPr>
             <w:color w:val="2F5496" w:themeColor="accent1" w:themeShade="BF"/>
@@ -6377,14 +6601,14 @@
           <w:t>as well as</w:t>
         </w:r>
       </w:ins>
-      <w:ins w:id="624" w:author="Microsoft Office User" w:date="2026-01-15T18:35:00Z" w16du:dateUtc="2026-01-15T17:35:00Z">
-        <w:r>
-          <w:rPr>
-            <w:color w:val="2F5496" w:themeColor="accent1" w:themeShade="BF"/>
-            <w:sz w:val="28"/>
-            <w:szCs w:val="28"/>
-            <w:lang w:val="en-US"/>
-            <w:rPrChange w:id="625" w:author="Microsoft Office User" w:date="2026-01-15T20:08:00Z" w16du:dateUtc="2026-01-15T19:08:00Z">
+      <w:ins w:id="647" w:author="Microsoft Office User" w:date="2026-01-15T18:35:00Z" w16du:dateUtc="2026-01-15T17:35:00Z">
+        <w:r>
+          <w:rPr>
+            <w:color w:val="2F5496" w:themeColor="accent1" w:themeShade="BF"/>
+            <w:sz w:val="28"/>
+            <w:szCs w:val="28"/>
+            <w:lang w:val="en-US"/>
+            <w:rPrChange w:id="648" w:author="Microsoft Office User" w:date="2026-01-15T20:08:00Z" w16du:dateUtc="2026-01-15T19:08:00Z">
               <w:rPr>
                 <w:sz w:val="28"/>
                 <w:szCs w:val="28"/>
@@ -6395,14 +6619,14 @@
           <w:t xml:space="preserve"> NCBI’s server</w:t>
         </w:r>
       </w:ins>
-      <w:ins w:id="626" w:author="Microsoft Office User" w:date="2026-01-15T19:38:00Z" w16du:dateUtc="2026-01-15T18:38:00Z">
-        <w:r>
-          <w:rPr>
-            <w:color w:val="2F5496" w:themeColor="accent1" w:themeShade="BF"/>
-            <w:sz w:val="28"/>
-            <w:szCs w:val="28"/>
-            <w:lang w:val="en-US"/>
-            <w:rPrChange w:id="627" w:author="Microsoft Office User" w:date="2026-01-15T20:08:00Z" w16du:dateUtc="2026-01-15T19:08:00Z">
+      <w:ins w:id="649" w:author="Microsoft Office User" w:date="2026-01-15T19:38:00Z" w16du:dateUtc="2026-01-15T18:38:00Z">
+        <w:r>
+          <w:rPr>
+            <w:color w:val="2F5496" w:themeColor="accent1" w:themeShade="BF"/>
+            <w:sz w:val="28"/>
+            <w:szCs w:val="28"/>
+            <w:lang w:val="en-US"/>
+            <w:rPrChange w:id="650" w:author="Microsoft Office User" w:date="2026-01-15T20:08:00Z" w16du:dateUtc="2026-01-15T19:08:00Z">
               <w:rPr>
                 <w:sz w:val="28"/>
                 <w:szCs w:val="28"/>
@@ -6413,7 +6637,7 @@
           <w:t xml:space="preserve"> system</w:t>
         </w:r>
       </w:ins>
-      <w:ins w:id="628" w:author="Microsoft Office User" w:date="2026-01-17T07:07:00Z" w16du:dateUtc="2026-01-17T06:07:00Z">
+      <w:ins w:id="651" w:author="Microsoft Office User" w:date="2026-01-17T07:07:00Z" w16du:dateUtc="2026-01-17T06:07:00Z">
         <w:r>
           <w:rPr>
             <w:color w:val="2F5496" w:themeColor="accent1" w:themeShade="BF"/>
@@ -6424,14 +6648,14 @@
           <w:t>s</w:t>
         </w:r>
       </w:ins>
-      <w:ins w:id="629" w:author="Microsoft Office User" w:date="2026-01-15T18:35:00Z" w16du:dateUtc="2026-01-15T17:35:00Z">
-        <w:r>
-          <w:rPr>
-            <w:color w:val="2F5496" w:themeColor="accent1" w:themeShade="BF"/>
-            <w:sz w:val="28"/>
-            <w:szCs w:val="28"/>
-            <w:lang w:val="en-US"/>
-            <w:rPrChange w:id="630" w:author="Microsoft Office User" w:date="2026-01-15T20:08:00Z" w16du:dateUtc="2026-01-15T19:08:00Z">
+      <w:ins w:id="652" w:author="Microsoft Office User" w:date="2026-01-15T18:35:00Z" w16du:dateUtc="2026-01-15T17:35:00Z">
+        <w:r>
+          <w:rPr>
+            <w:color w:val="2F5496" w:themeColor="accent1" w:themeShade="BF"/>
+            <w:sz w:val="28"/>
+            <w:szCs w:val="28"/>
+            <w:lang w:val="en-US"/>
+            <w:rPrChange w:id="653" w:author="Microsoft Office User" w:date="2026-01-15T20:08:00Z" w16du:dateUtc="2026-01-15T19:08:00Z">
               <w:rPr>
                 <w:sz w:val="28"/>
                 <w:szCs w:val="28"/>
@@ -6442,14 +6666,14 @@
           <w:t>.</w:t>
         </w:r>
       </w:ins>
-      <w:del w:id="631" w:author="Microsoft Office User" w:date="2026-01-15T18:34:00Z" w16du:dateUtc="2026-01-15T17:34:00Z">
-        <w:r>
-          <w:rPr>
-            <w:color w:val="2F5496" w:themeColor="accent1" w:themeShade="BF"/>
-            <w:sz w:val="28"/>
-            <w:szCs w:val="28"/>
-            <w:lang w:val="en-US"/>
-            <w:rPrChange w:id="632" w:author="Microsoft Office User" w:date="2026-01-15T20:08:00Z" w16du:dateUtc="2026-01-15T19:08:00Z">
+      <w:del w:id="654" w:author="Microsoft Office User" w:date="2026-01-15T18:34:00Z" w16du:dateUtc="2026-01-15T17:34:00Z">
+        <w:r>
+          <w:rPr>
+            <w:color w:val="2F5496" w:themeColor="accent1" w:themeShade="BF"/>
+            <w:sz w:val="28"/>
+            <w:szCs w:val="28"/>
+            <w:lang w:val="en-US"/>
+            <w:rPrChange w:id="655" w:author="Microsoft Office User" w:date="2026-01-15T20:08:00Z" w16du:dateUtc="2026-01-15T19:08:00Z">
               <w:rPr>
                 <w:sz w:val="28"/>
                 <w:szCs w:val="28"/>
@@ -6460,14 +6684,14 @@
           <w:delText xml:space="preserve"> </w:delText>
         </w:r>
       </w:del>
-      <w:del w:id="633" w:author="Microsoft Office User" w:date="2026-01-15T18:38:00Z" w16du:dateUtc="2026-01-15T17:38:00Z">
-        <w:r>
-          <w:rPr>
-            <w:color w:val="2F5496" w:themeColor="accent1" w:themeShade="BF"/>
-            <w:sz w:val="28"/>
-            <w:szCs w:val="28"/>
-            <w:lang w:val="en-US"/>
-            <w:rPrChange w:id="634" w:author="Microsoft Office User" w:date="2026-01-15T20:08:00Z" w16du:dateUtc="2026-01-15T19:08:00Z">
+      <w:del w:id="656" w:author="Microsoft Office User" w:date="2026-01-15T18:38:00Z" w16du:dateUtc="2026-01-15T17:38:00Z">
+        <w:r>
+          <w:rPr>
+            <w:color w:val="2F5496" w:themeColor="accent1" w:themeShade="BF"/>
+            <w:sz w:val="28"/>
+            <w:szCs w:val="28"/>
+            <w:lang w:val="en-US"/>
+            <w:rPrChange w:id="657" w:author="Microsoft Office User" w:date="2026-01-15T20:08:00Z" w16du:dateUtc="2026-01-15T19:08:00Z">
               <w:rPr>
                 <w:sz w:val="28"/>
                 <w:szCs w:val="28"/>
@@ -6483,14 +6707,14 @@
       <w:pPr>
         <w:pStyle w:val="u-mb-24"/>
         <w:rPr>
-          <w:ins w:id="635" w:author="Microsoft Office User" w:date="2026-01-15T19:38:00Z" w16du:dateUtc="2026-01-15T18:38:00Z"/>
+          <w:ins w:id="658" w:author="Microsoft Office User" w:date="2026-01-15T19:38:00Z" w16du:dateUtc="2026-01-15T18:38:00Z"/>
           <w:color w:val="2F5496" w:themeColor="accent1" w:themeShade="BF"/>
           <w:sz w:val="28"/>
           <w:szCs w:val="28"/>
           <w:lang w:val="en-US"/>
-          <w:rPrChange w:id="636" w:author="Microsoft Office User" w:date="2026-01-15T20:08:00Z" w16du:dateUtc="2026-01-15T19:08:00Z">
+          <w:rPrChange w:id="659" w:author="Microsoft Office User" w:date="2026-01-15T20:08:00Z" w16du:dateUtc="2026-01-15T19:08:00Z">
             <w:rPr>
-              <w:ins w:id="637" w:author="Microsoft Office User" w:date="2026-01-15T19:38:00Z" w16du:dateUtc="2026-01-15T18:38:00Z"/>
+              <w:ins w:id="660" w:author="Microsoft Office User" w:date="2026-01-15T19:38:00Z" w16du:dateUtc="2026-01-15T18:38:00Z"/>
               <w:sz w:val="28"/>
               <w:szCs w:val="28"/>
               <w:lang w:val="en-US"/>
@@ -6498,7 +6722,7 @@
           </w:rPrChange>
         </w:rPr>
       </w:pPr>
-      <w:ins w:id="638" w:author="Microsoft Office User" w:date="2026-01-15T18:36:00Z" w16du:dateUtc="2026-01-15T17:36:00Z">
+      <w:ins w:id="661" w:author="Microsoft Office User" w:date="2026-01-15T18:36:00Z" w16du:dateUtc="2026-01-15T17:36:00Z">
         <w:r>
           <w:rPr>
             <w:b/>
@@ -6507,7 +6731,7 @@
             <w:sz w:val="28"/>
             <w:szCs w:val="28"/>
             <w:lang w:val="en-US"/>
-            <w:rPrChange w:id="639" w:author="Microsoft Office User" w:date="2026-01-15T20:08:00Z" w16du:dateUtc="2026-01-15T19:08:00Z">
+            <w:rPrChange w:id="662" w:author="Microsoft Office User" w:date="2026-01-15T20:08:00Z" w16du:dateUtc="2026-01-15T19:08:00Z">
               <w:rPr>
                 <w:sz w:val="28"/>
                 <w:szCs w:val="28"/>
@@ -6523,7 +6747,7 @@
             <w:sz w:val="28"/>
             <w:szCs w:val="28"/>
             <w:lang w:val="en-US"/>
-            <w:rPrChange w:id="640" w:author="Microsoft Office User" w:date="2026-01-15T20:08:00Z" w16du:dateUtc="2026-01-15T19:08:00Z">
+            <w:rPrChange w:id="663" w:author="Microsoft Office User" w:date="2026-01-15T20:08:00Z" w16du:dateUtc="2026-01-15T19:08:00Z">
               <w:rPr>
                 <w:sz w:val="28"/>
                 <w:szCs w:val="28"/>
@@ -6534,14 +6758,14 @@
           <w:t xml:space="preserve"> As the reuse of downloaded </w:t>
         </w:r>
       </w:ins>
-      <w:ins w:id="641" w:author="Microsoft Office User" w:date="2026-01-15T18:38:00Z" w16du:dateUtc="2026-01-15T17:38:00Z">
-        <w:r>
-          <w:rPr>
-            <w:color w:val="2F5496" w:themeColor="accent1" w:themeShade="BF"/>
-            <w:sz w:val="28"/>
-            <w:szCs w:val="28"/>
-            <w:lang w:val="en-US"/>
-            <w:rPrChange w:id="642" w:author="Microsoft Office User" w:date="2026-01-15T20:08:00Z" w16du:dateUtc="2026-01-15T19:08:00Z">
+      <w:ins w:id="664" w:author="Microsoft Office User" w:date="2026-01-15T18:38:00Z" w16du:dateUtc="2026-01-15T17:38:00Z">
+        <w:r>
+          <w:rPr>
+            <w:color w:val="2F5496" w:themeColor="accent1" w:themeShade="BF"/>
+            <w:sz w:val="28"/>
+            <w:szCs w:val="28"/>
+            <w:lang w:val="en-US"/>
+            <w:rPrChange w:id="665" w:author="Microsoft Office User" w:date="2026-01-15T20:08:00Z" w16du:dateUtc="2026-01-15T19:08:00Z">
               <w:rPr>
                 <w:sz w:val="28"/>
                 <w:szCs w:val="28"/>
@@ -6552,14 +6776,14 @@
           <w:t xml:space="preserve">genomes across </w:t>
         </w:r>
       </w:ins>
-      <w:ins w:id="643" w:author="Microsoft Office User" w:date="2026-01-15T18:36:00Z" w16du:dateUtc="2026-01-15T17:36:00Z">
-        <w:r>
-          <w:rPr>
-            <w:color w:val="2F5496" w:themeColor="accent1" w:themeShade="BF"/>
-            <w:sz w:val="28"/>
-            <w:szCs w:val="28"/>
-            <w:lang w:val="en-US"/>
-            <w:rPrChange w:id="644" w:author="Microsoft Office User" w:date="2026-01-15T20:08:00Z" w16du:dateUtc="2026-01-15T19:08:00Z">
+      <w:ins w:id="666" w:author="Microsoft Office User" w:date="2026-01-15T18:36:00Z" w16du:dateUtc="2026-01-15T17:36:00Z">
+        <w:r>
+          <w:rPr>
+            <w:color w:val="2F5496" w:themeColor="accent1" w:themeShade="BF"/>
+            <w:sz w:val="28"/>
+            <w:szCs w:val="28"/>
+            <w:lang w:val="en-US"/>
+            <w:rPrChange w:id="667" w:author="Microsoft Office User" w:date="2026-01-15T20:08:00Z" w16du:dateUtc="2026-01-15T19:08:00Z">
               <w:rPr>
                 <w:sz w:val="28"/>
                 <w:szCs w:val="28"/>
@@ -6570,14 +6794,14 @@
           <w:t>d</w:t>
         </w:r>
       </w:ins>
-      <w:ins w:id="645" w:author="Microsoft Office User" w:date="2026-01-15T18:37:00Z" w16du:dateUtc="2026-01-15T17:37:00Z">
-        <w:r>
-          <w:rPr>
-            <w:color w:val="2F5496" w:themeColor="accent1" w:themeShade="BF"/>
-            <w:sz w:val="28"/>
-            <w:szCs w:val="28"/>
-            <w:lang w:val="en-US"/>
-            <w:rPrChange w:id="646" w:author="Microsoft Office User" w:date="2026-01-15T20:08:00Z" w16du:dateUtc="2026-01-15T19:08:00Z">
+      <w:ins w:id="668" w:author="Microsoft Office User" w:date="2026-01-15T18:37:00Z" w16du:dateUtc="2026-01-15T17:37:00Z">
+        <w:r>
+          <w:rPr>
+            <w:color w:val="2F5496" w:themeColor="accent1" w:themeShade="BF"/>
+            <w:sz w:val="28"/>
+            <w:szCs w:val="28"/>
+            <w:lang w:val="en-US"/>
+            <w:rPrChange w:id="669" w:author="Microsoft Office User" w:date="2026-01-15T20:08:00Z" w16du:dateUtc="2026-01-15T19:08:00Z">
               <w:rPr>
                 <w:sz w:val="28"/>
                 <w:szCs w:val="28"/>
@@ -6588,14 +6812,14 @@
           <w:t>atabase generation</w:t>
         </w:r>
       </w:ins>
-      <w:ins w:id="647" w:author="Microsoft Office User" w:date="2026-01-15T19:38:00Z" w16du:dateUtc="2026-01-15T18:38:00Z">
-        <w:r>
-          <w:rPr>
-            <w:color w:val="2F5496" w:themeColor="accent1" w:themeShade="BF"/>
-            <w:sz w:val="28"/>
-            <w:szCs w:val="28"/>
-            <w:lang w:val="en-US"/>
-            <w:rPrChange w:id="648" w:author="Microsoft Office User" w:date="2026-01-15T20:08:00Z" w16du:dateUtc="2026-01-15T19:08:00Z">
+      <w:ins w:id="670" w:author="Microsoft Office User" w:date="2026-01-15T19:38:00Z" w16du:dateUtc="2026-01-15T18:38:00Z">
+        <w:r>
+          <w:rPr>
+            <w:color w:val="2F5496" w:themeColor="accent1" w:themeShade="BF"/>
+            <w:sz w:val="28"/>
+            <w:szCs w:val="28"/>
+            <w:lang w:val="en-US"/>
+            <w:rPrChange w:id="671" w:author="Microsoft Office User" w:date="2026-01-15T20:08:00Z" w16du:dateUtc="2026-01-15T19:08:00Z">
               <w:rPr>
                 <w:sz w:val="28"/>
                 <w:szCs w:val="28"/>
@@ -6606,14 +6830,14 @@
           <w:t xml:space="preserve"> projects </w:t>
         </w:r>
       </w:ins>
-      <w:ins w:id="649" w:author="Microsoft Office User" w:date="2026-01-15T18:37:00Z" w16du:dateUtc="2026-01-15T17:37:00Z">
-        <w:r>
-          <w:rPr>
-            <w:color w:val="2F5496" w:themeColor="accent1" w:themeShade="BF"/>
-            <w:sz w:val="28"/>
-            <w:szCs w:val="28"/>
-            <w:lang w:val="en-US"/>
-            <w:rPrChange w:id="650" w:author="Microsoft Office User" w:date="2026-01-15T20:08:00Z" w16du:dateUtc="2026-01-15T19:08:00Z">
+      <w:ins w:id="672" w:author="Microsoft Office User" w:date="2026-01-15T18:37:00Z" w16du:dateUtc="2026-01-15T17:37:00Z">
+        <w:r>
+          <w:rPr>
+            <w:color w:val="2F5496" w:themeColor="accent1" w:themeShade="BF"/>
+            <w:sz w:val="28"/>
+            <w:szCs w:val="28"/>
+            <w:lang w:val="en-US"/>
+            <w:rPrChange w:id="673" w:author="Microsoft Office User" w:date="2026-01-15T20:08:00Z" w16du:dateUtc="2026-01-15T19:08:00Z">
               <w:rPr>
                 <w:sz w:val="28"/>
                 <w:szCs w:val="28"/>
@@ -6624,14 +6848,14 @@
           <w:t>has not been mentioned</w:t>
         </w:r>
       </w:ins>
-      <w:ins w:id="651" w:author="Microsoft Office User" w:date="2026-01-15T18:38:00Z" w16du:dateUtc="2026-01-15T17:38:00Z">
-        <w:r>
-          <w:rPr>
-            <w:color w:val="2F5496" w:themeColor="accent1" w:themeShade="BF"/>
-            <w:sz w:val="28"/>
-            <w:szCs w:val="28"/>
-            <w:lang w:val="en-US"/>
-            <w:rPrChange w:id="652" w:author="Microsoft Office User" w:date="2026-01-15T20:08:00Z" w16du:dateUtc="2026-01-15T19:08:00Z">
+      <w:ins w:id="674" w:author="Microsoft Office User" w:date="2026-01-15T18:38:00Z" w16du:dateUtc="2026-01-15T17:38:00Z">
+        <w:r>
+          <w:rPr>
+            <w:color w:val="2F5496" w:themeColor="accent1" w:themeShade="BF"/>
+            <w:sz w:val="28"/>
+            <w:szCs w:val="28"/>
+            <w:lang w:val="en-US"/>
+            <w:rPrChange w:id="675" w:author="Microsoft Office User" w:date="2026-01-15T20:08:00Z" w16du:dateUtc="2026-01-15T19:08:00Z">
               <w:rPr>
                 <w:sz w:val="28"/>
                 <w:szCs w:val="28"/>
@@ -6642,32 +6866,61 @@
           <w:t>,</w:t>
         </w:r>
       </w:ins>
-      <w:ins w:id="653" w:author="Microsoft Office User" w:date="2026-01-15T18:37:00Z" w16du:dateUtc="2026-01-15T17:37:00Z">
-        <w:r>
-          <w:rPr>
-            <w:color w:val="2F5496" w:themeColor="accent1" w:themeShade="BF"/>
-            <w:sz w:val="28"/>
-            <w:szCs w:val="28"/>
-            <w:lang w:val="en-US"/>
-            <w:rPrChange w:id="654" w:author="Microsoft Office User" w:date="2026-01-15T20:08:00Z" w16du:dateUtc="2026-01-15T19:08:00Z">
-              <w:rPr>
-                <w:sz w:val="28"/>
-                <w:szCs w:val="28"/>
-                <w:lang w:val="en-US"/>
-              </w:rPr>
-            </w:rPrChange>
-          </w:rPr>
-          <w:t xml:space="preserve"> we included a brief description </w:t>
-        </w:r>
-      </w:ins>
-      <w:ins w:id="655" w:author="Microsoft Office User" w:date="2026-01-15T18:38:00Z" w16du:dateUtc="2026-01-15T17:38:00Z">
-        <w:r>
-          <w:rPr>
-            <w:color w:val="2F5496" w:themeColor="accent1" w:themeShade="BF"/>
-            <w:sz w:val="28"/>
-            <w:szCs w:val="28"/>
-            <w:lang w:val="en-US"/>
-            <w:rPrChange w:id="656" w:author="Microsoft Office User" w:date="2026-01-15T20:08:00Z" w16du:dateUtc="2026-01-15T19:08:00Z">
+      <w:ins w:id="676" w:author="Microsoft Office User" w:date="2026-01-15T18:37:00Z" w16du:dateUtc="2026-01-15T17:37:00Z">
+        <w:r>
+          <w:rPr>
+            <w:color w:val="2F5496" w:themeColor="accent1" w:themeShade="BF"/>
+            <w:sz w:val="28"/>
+            <w:szCs w:val="28"/>
+            <w:lang w:val="en-US"/>
+            <w:rPrChange w:id="677" w:author="Microsoft Office User" w:date="2026-01-15T20:08:00Z" w16du:dateUtc="2026-01-15T19:08:00Z">
+              <w:rPr>
+                <w:sz w:val="28"/>
+                <w:szCs w:val="28"/>
+                <w:lang w:val="en-US"/>
+              </w:rPr>
+            </w:rPrChange>
+          </w:rPr>
+          <w:t xml:space="preserve"> we </w:t>
+        </w:r>
+      </w:ins>
+      <w:ins w:id="678" w:author="Microsoft Office User" w:date="2026-01-20T07:58:00Z" w16du:dateUtc="2026-01-20T06:58:00Z">
+        <w:r>
+          <w:rPr>
+            <w:color w:val="2F5496" w:themeColor="accent1" w:themeShade="BF"/>
+            <w:sz w:val="28"/>
+            <w:szCs w:val="28"/>
+            <w:lang w:val="en-US"/>
+          </w:rPr>
+          <w:t xml:space="preserve">also </w:t>
+        </w:r>
+      </w:ins>
+      <w:ins w:id="679" w:author="Microsoft Office User" w:date="2026-01-15T18:37:00Z" w16du:dateUtc="2026-01-15T17:37:00Z">
+        <w:r>
+          <w:rPr>
+            <w:color w:val="2F5496" w:themeColor="accent1" w:themeShade="BF"/>
+            <w:sz w:val="28"/>
+            <w:szCs w:val="28"/>
+            <w:lang w:val="en-US"/>
+            <w:rPrChange w:id="680" w:author="Microsoft Office User" w:date="2026-01-15T20:08:00Z" w16du:dateUtc="2026-01-15T19:08:00Z">
+              <w:rPr>
+                <w:sz w:val="28"/>
+                <w:szCs w:val="28"/>
+                <w:lang w:val="en-US"/>
+              </w:rPr>
+            </w:rPrChange>
+          </w:rPr>
+          <w:t xml:space="preserve">included a brief description </w:t>
+        </w:r>
+      </w:ins>
+      <w:ins w:id="681" w:author="Microsoft Office User" w:date="2026-01-15T18:38:00Z" w16du:dateUtc="2026-01-15T17:38:00Z">
+        <w:r>
+          <w:rPr>
+            <w:color w:val="2F5496" w:themeColor="accent1" w:themeShade="BF"/>
+            <w:sz w:val="28"/>
+            <w:szCs w:val="28"/>
+            <w:lang w:val="en-US"/>
+            <w:rPrChange w:id="682" w:author="Microsoft Office User" w:date="2026-01-15T20:08:00Z" w16du:dateUtc="2026-01-15T19:08:00Z">
               <w:rPr>
                 <w:sz w:val="28"/>
                 <w:szCs w:val="28"/>
@@ -6678,14 +6931,14 @@
           <w:t xml:space="preserve">of this aspect </w:t>
         </w:r>
       </w:ins>
-      <w:ins w:id="657" w:author="Microsoft Office User" w:date="2026-01-15T18:37:00Z" w16du:dateUtc="2026-01-15T17:37:00Z">
-        <w:r>
-          <w:rPr>
-            <w:color w:val="2F5496" w:themeColor="accent1" w:themeShade="BF"/>
-            <w:sz w:val="28"/>
-            <w:szCs w:val="28"/>
-            <w:lang w:val="en-US"/>
-            <w:rPrChange w:id="658" w:author="Microsoft Office User" w:date="2026-01-15T20:08:00Z" w16du:dateUtc="2026-01-15T19:08:00Z">
+      <w:ins w:id="683" w:author="Microsoft Office User" w:date="2026-01-15T18:37:00Z" w16du:dateUtc="2026-01-15T17:37:00Z">
+        <w:r>
+          <w:rPr>
+            <w:color w:val="2F5496" w:themeColor="accent1" w:themeShade="BF"/>
+            <w:sz w:val="28"/>
+            <w:szCs w:val="28"/>
+            <w:lang w:val="en-US"/>
+            <w:rPrChange w:id="684" w:author="Microsoft Office User" w:date="2026-01-15T20:08:00Z" w16du:dateUtc="2026-01-15T19:08:00Z">
               <w:rPr>
                 <w:sz w:val="28"/>
                 <w:szCs w:val="28"/>
@@ -6696,14 +6949,14 @@
           <w:t>in Section 2.</w:t>
         </w:r>
       </w:ins>
-      <w:ins w:id="659" w:author="Microsoft Office User" w:date="2026-01-15T18:41:00Z" w16du:dateUtc="2026-01-15T17:41:00Z">
-        <w:r>
-          <w:rPr>
-            <w:color w:val="2F5496" w:themeColor="accent1" w:themeShade="BF"/>
-            <w:sz w:val="28"/>
-            <w:szCs w:val="28"/>
-            <w:lang w:val="en-US"/>
-            <w:rPrChange w:id="660" w:author="Microsoft Office User" w:date="2026-01-15T20:08:00Z" w16du:dateUtc="2026-01-15T19:08:00Z">
+      <w:ins w:id="685" w:author="Microsoft Office User" w:date="2026-01-15T18:41:00Z" w16du:dateUtc="2026-01-15T17:41:00Z">
+        <w:r>
+          <w:rPr>
+            <w:color w:val="2F5496" w:themeColor="accent1" w:themeShade="BF"/>
+            <w:sz w:val="28"/>
+            <w:szCs w:val="28"/>
+            <w:lang w:val="en-US"/>
+            <w:rPrChange w:id="686" w:author="Microsoft Office User" w:date="2026-01-15T20:08:00Z" w16du:dateUtc="2026-01-15T19:08:00Z">
               <w:rPr>
                 <w:sz w:val="28"/>
                 <w:szCs w:val="28"/>
@@ -6714,14 +6967,14 @@
           <w:t>1</w:t>
         </w:r>
       </w:ins>
-      <w:ins w:id="661" w:author="Microsoft Office User" w:date="2026-01-15T18:39:00Z" w16du:dateUtc="2026-01-15T17:39:00Z">
-        <w:r>
-          <w:rPr>
-            <w:color w:val="2F5496" w:themeColor="accent1" w:themeShade="BF"/>
-            <w:sz w:val="28"/>
-            <w:szCs w:val="28"/>
-            <w:lang w:val="en-US"/>
-            <w:rPrChange w:id="662" w:author="Microsoft Office User" w:date="2026-01-15T20:08:00Z" w16du:dateUtc="2026-01-15T19:08:00Z">
+      <w:ins w:id="687" w:author="Microsoft Office User" w:date="2026-01-15T18:39:00Z" w16du:dateUtc="2026-01-15T17:39:00Z">
+        <w:r>
+          <w:rPr>
+            <w:color w:val="2F5496" w:themeColor="accent1" w:themeShade="BF"/>
+            <w:sz w:val="28"/>
+            <w:szCs w:val="28"/>
+            <w:lang w:val="en-US"/>
+            <w:rPrChange w:id="688" w:author="Microsoft Office User" w:date="2026-01-15T20:08:00Z" w16du:dateUtc="2026-01-15T19:08:00Z">
               <w:rPr>
                 <w:sz w:val="28"/>
                 <w:szCs w:val="28"/>
@@ -6737,7 +6990,7 @@
       <w:pPr>
         <w:pStyle w:val="u-mb-24"/>
         <w:rPr>
-          <w:ins w:id="663" w:author="Microsoft Office User" w:date="2026-01-15T18:54:00Z" w16du:dateUtc="2026-01-15T17:54:00Z"/>
+          <w:ins w:id="689" w:author="Microsoft Office User" w:date="2026-01-15T18:54:00Z" w16du:dateUtc="2026-01-15T17:54:00Z"/>
           <w:sz w:val="28"/>
           <w:szCs w:val="28"/>
           <w:lang w:val="en-US"/>
@@ -6757,14 +7010,14 @@
       <w:pPr>
         <w:pStyle w:val="u-mb-24"/>
         <w:rPr>
-          <w:ins w:id="664" w:author="Microsoft Office User" w:date="2026-01-15T18:54:00Z" w16du:dateUtc="2026-01-15T17:54:00Z"/>
+          <w:ins w:id="690" w:author="Microsoft Office User" w:date="2026-01-15T18:54:00Z" w16du:dateUtc="2026-01-15T17:54:00Z"/>
           <w:color w:val="2F5496" w:themeColor="accent1" w:themeShade="BF"/>
           <w:sz w:val="28"/>
           <w:szCs w:val="28"/>
           <w:lang w:val="en-US"/>
-          <w:rPrChange w:id="665" w:author="Microsoft Office User" w:date="2026-01-15T20:09:00Z" w16du:dateUtc="2026-01-15T19:09:00Z">
+          <w:rPrChange w:id="691" w:author="Microsoft Office User" w:date="2026-01-15T20:09:00Z" w16du:dateUtc="2026-01-15T19:09:00Z">
             <w:rPr>
-              <w:ins w:id="666" w:author="Microsoft Office User" w:date="2026-01-15T18:54:00Z" w16du:dateUtc="2026-01-15T17:54:00Z"/>
+              <w:ins w:id="692" w:author="Microsoft Office User" w:date="2026-01-15T18:54:00Z" w16du:dateUtc="2026-01-15T17:54:00Z"/>
               <w:sz w:val="28"/>
               <w:szCs w:val="28"/>
               <w:lang w:val="en-US"/>
@@ -6772,14 +7025,14 @@
           </w:rPrChange>
         </w:rPr>
       </w:pPr>
-      <w:ins w:id="667" w:author="Microsoft Office User" w:date="2026-01-15T18:54:00Z" w16du:dateUtc="2026-01-15T17:54:00Z">
-        <w:r>
-          <w:rPr>
-            <w:color w:val="2F5496" w:themeColor="accent1" w:themeShade="BF"/>
-            <w:sz w:val="28"/>
-            <w:szCs w:val="28"/>
-            <w:lang w:val="en-US"/>
-            <w:rPrChange w:id="668" w:author="Microsoft Office User" w:date="2026-01-15T20:09:00Z" w16du:dateUtc="2026-01-15T19:09:00Z">
+      <w:ins w:id="693" w:author="Microsoft Office User" w:date="2026-01-15T18:54:00Z" w16du:dateUtc="2026-01-15T17:54:00Z">
+        <w:r>
+          <w:rPr>
+            <w:color w:val="2F5496" w:themeColor="accent1" w:themeShade="BF"/>
+            <w:sz w:val="28"/>
+            <w:szCs w:val="28"/>
+            <w:lang w:val="en-US"/>
+            <w:rPrChange w:id="694" w:author="Microsoft Office User" w:date="2026-01-15T20:09:00Z" w16du:dateUtc="2026-01-15T19:09:00Z">
               <w:rPr>
                 <w:sz w:val="28"/>
                 <w:szCs w:val="28"/>
@@ -6796,7 +7049,7 @@
             <w:sz w:val="28"/>
             <w:szCs w:val="28"/>
             <w:lang w:val="en-US"/>
-            <w:rPrChange w:id="669" w:author="Microsoft Office User" w:date="2026-01-15T20:09:00Z" w16du:dateUtc="2026-01-15T19:09:00Z">
+            <w:rPrChange w:id="695" w:author="Microsoft Office User" w:date="2026-01-15T20:09:00Z" w16du:dateUtc="2026-01-15T19:09:00Z">
               <w:rPr>
                 <w:sz w:val="28"/>
                 <w:szCs w:val="28"/>
@@ -6813,7 +7066,7 @@
             <w:sz w:val="28"/>
             <w:szCs w:val="28"/>
             <w:lang w:val="en-US"/>
-            <w:rPrChange w:id="670" w:author="Microsoft Office User" w:date="2026-01-15T20:09:00Z" w16du:dateUtc="2026-01-15T19:09:00Z">
+            <w:rPrChange w:id="696" w:author="Microsoft Office User" w:date="2026-01-15T20:09:00Z" w16du:dateUtc="2026-01-15T19:09:00Z">
               <w:rPr>
                 <w:sz w:val="28"/>
                 <w:szCs w:val="28"/>
@@ -6830,7 +7083,7 @@
             <w:sz w:val="28"/>
             <w:szCs w:val="28"/>
             <w:lang w:val="en-US"/>
-            <w:rPrChange w:id="671" w:author="Microsoft Office User" w:date="2026-01-15T20:09:00Z" w16du:dateUtc="2026-01-15T19:09:00Z">
+            <w:rPrChange w:id="697" w:author="Microsoft Office User" w:date="2026-01-15T20:09:00Z" w16du:dateUtc="2026-01-15T19:09:00Z">
               <w:rPr>
                 <w:sz w:val="28"/>
                 <w:szCs w:val="28"/>
@@ -6847,7 +7100,7 @@
             <w:sz w:val="28"/>
             <w:szCs w:val="28"/>
             <w:lang w:val="en-US"/>
-            <w:rPrChange w:id="672" w:author="Microsoft Office User" w:date="2026-01-15T20:09:00Z" w16du:dateUtc="2026-01-15T19:09:00Z">
+            <w:rPrChange w:id="698" w:author="Microsoft Office User" w:date="2026-01-15T20:09:00Z" w16du:dateUtc="2026-01-15T19:09:00Z">
               <w:rPr>
                 <w:sz w:val="28"/>
                 <w:szCs w:val="28"/>
@@ -6858,7 +7111,7 @@
           <w:t xml:space="preserve"> via a synthetic viral dataset of reads with known truth from [23]. As stated </w:t>
         </w:r>
       </w:ins>
-      <w:ins w:id="673" w:author="Microsoft Office User" w:date="2026-01-17T07:08:00Z" w16du:dateUtc="2026-01-17T06:08:00Z">
+      <w:ins w:id="699" w:author="Microsoft Office User" w:date="2026-01-17T07:08:00Z" w16du:dateUtc="2026-01-17T06:08:00Z">
         <w:r>
           <w:rPr>
             <w:color w:val="2F5496" w:themeColor="accent1" w:themeShade="BF"/>
@@ -6878,14 +7131,14 @@
           <w:t>5</w:t>
         </w:r>
       </w:ins>
-      <w:ins w:id="674" w:author="Microsoft Office User" w:date="2026-01-15T18:54:00Z" w16du:dateUtc="2026-01-15T17:54:00Z">
-        <w:r>
-          <w:rPr>
-            <w:color w:val="2F5496" w:themeColor="accent1" w:themeShade="BF"/>
-            <w:sz w:val="28"/>
-            <w:szCs w:val="28"/>
-            <w:lang w:val="en-US"/>
-            <w:rPrChange w:id="675" w:author="Microsoft Office User" w:date="2026-01-15T20:09:00Z" w16du:dateUtc="2026-01-15T19:09:00Z">
+      <w:ins w:id="700" w:author="Microsoft Office User" w:date="2026-01-15T18:54:00Z" w16du:dateUtc="2026-01-15T17:54:00Z">
+        <w:r>
+          <w:rPr>
+            <w:color w:val="2F5496" w:themeColor="accent1" w:themeShade="BF"/>
+            <w:sz w:val="28"/>
+            <w:szCs w:val="28"/>
+            <w:lang w:val="en-US"/>
+            <w:rPrChange w:id="701" w:author="Microsoft Office User" w:date="2026-01-15T20:09:00Z" w16du:dateUtc="2026-01-15T19:09:00Z">
               <w:rPr>
                 <w:sz w:val="28"/>
                 <w:szCs w:val="28"/>
@@ -6901,14 +7154,75 @@
       <w:pPr>
         <w:pStyle w:val="u-mb-24"/>
         <w:rPr>
-          <w:ins w:id="676" w:author="Microsoft Office User" w:date="2026-01-15T18:54:00Z" w16du:dateUtc="2026-01-15T17:54:00Z"/>
+          <w:ins w:id="702" w:author="Microsoft Office User" w:date="2026-01-20T07:59:00Z" w16du:dateUtc="2026-01-20T06:59:00Z"/>
           <w:color w:val="2F5496" w:themeColor="accent1" w:themeShade="BF"/>
           <w:sz w:val="28"/>
           <w:szCs w:val="28"/>
           <w:lang w:val="en-US"/>
-          <w:rPrChange w:id="677" w:author="Microsoft Office User" w:date="2026-01-15T20:09:00Z" w16du:dateUtc="2026-01-15T19:09:00Z">
+        </w:rPr>
+      </w:pPr>
+      <w:ins w:id="703" w:author="Microsoft Office User" w:date="2026-01-15T18:54:00Z" w16du:dateUtc="2026-01-15T17:54:00Z">
+        <w:r>
+          <w:rPr>
+            <w:b/>
+            <w:bCs/>
+            <w:color w:val="2F5496" w:themeColor="accent1" w:themeShade="BF"/>
+            <w:sz w:val="28"/>
+            <w:szCs w:val="28"/>
+            <w:lang w:val="en-US"/>
+            <w:rPrChange w:id="704" w:author="Microsoft Office User" w:date="2026-01-15T20:09:00Z" w16du:dateUtc="2026-01-15T19:09:00Z">
+              <w:rPr>
+                <w:b/>
+                <w:bCs/>
+                <w:sz w:val="28"/>
+                <w:szCs w:val="28"/>
+                <w:lang w:val="en-US"/>
+              </w:rPr>
+            </w:rPrChange>
+          </w:rPr>
+          <w:t xml:space="preserve">Action: </w:t>
+        </w:r>
+        <w:r>
+          <w:rPr>
+            <w:color w:val="2F5496" w:themeColor="accent1" w:themeShade="BF"/>
+            <w:sz w:val="28"/>
+            <w:szCs w:val="28"/>
+            <w:lang w:val="en-US"/>
+            <w:rPrChange w:id="705" w:author="Microsoft Office User" w:date="2026-01-15T20:09:00Z" w16du:dateUtc="2026-01-15T19:09:00Z">
+              <w:rPr>
+                <w:sz w:val="28"/>
+                <w:szCs w:val="28"/>
+                <w:lang w:val="en-US"/>
+              </w:rPr>
+            </w:rPrChange>
+          </w:rPr>
+          <w:t>We agree with the reviewer that this information can easily be overlooked or be misinterpreted due to is placing. We therefore rephrased and slightly reorganized the corresponding statements in Section 3.1</w:t>
+        </w:r>
+      </w:ins>
+      <w:ins w:id="706" w:author="Microsoft Office User" w:date="2026-01-20T07:59:00Z" w16du:dateUtc="2026-01-20T06:59:00Z">
+        <w:r>
+          <w:rPr>
+            <w:color w:val="2F5496" w:themeColor="accent1" w:themeShade="BF"/>
+            <w:sz w:val="28"/>
+            <w:szCs w:val="28"/>
+            <w:lang w:val="en-US"/>
+          </w:rPr>
+          <w:t xml:space="preserve">. </w:t>
+        </w:r>
+      </w:ins>
+    </w:p>
+    <w:p>
+      <w:pPr>
+        <w:pStyle w:val="u-mb-24"/>
+        <w:rPr>
+          <w:ins w:id="707" w:author="Microsoft Office User" w:date="2026-01-15T18:54:00Z" w16du:dateUtc="2026-01-15T17:54:00Z"/>
+          <w:color w:val="2F5496" w:themeColor="accent1" w:themeShade="BF"/>
+          <w:sz w:val="28"/>
+          <w:szCs w:val="28"/>
+          <w:lang w:val="en-US"/>
+          <w:rPrChange w:id="708" w:author="Microsoft Office User" w:date="2026-01-15T20:09:00Z" w16du:dateUtc="2026-01-15T19:09:00Z">
             <w:rPr>
-              <w:ins w:id="678" w:author="Microsoft Office User" w:date="2026-01-15T18:54:00Z" w16du:dateUtc="2026-01-15T17:54:00Z"/>
+              <w:ins w:id="709" w:author="Microsoft Office User" w:date="2026-01-15T18:54:00Z" w16du:dateUtc="2026-01-15T17:54:00Z"/>
               <w:sz w:val="28"/>
               <w:szCs w:val="28"/>
               <w:lang w:val="en-US"/>
@@ -6916,7 +7230,7 @@
           </w:rPrChange>
         </w:rPr>
       </w:pPr>
-      <w:ins w:id="679" w:author="Microsoft Office User" w:date="2026-01-15T18:54:00Z" w16du:dateUtc="2026-01-15T17:54:00Z">
+      <w:ins w:id="710" w:author="Microsoft Office User" w:date="2026-01-20T07:59:00Z" w16du:dateUtc="2026-01-20T06:59:00Z">
         <w:r>
           <w:rPr>
             <w:b/>
@@ -6925,33 +7239,25 @@
             <w:sz w:val="28"/>
             <w:szCs w:val="28"/>
             <w:lang w:val="en-US"/>
-            <w:rPrChange w:id="680" w:author="Microsoft Office User" w:date="2026-01-15T20:09:00Z" w16du:dateUtc="2026-01-15T19:09:00Z">
-              <w:rPr>
-                <w:b/>
-                <w:bCs/>
-                <w:sz w:val="28"/>
-                <w:szCs w:val="28"/>
-                <w:lang w:val="en-US"/>
-              </w:rPr>
-            </w:rPrChange>
-          </w:rPr>
-          <w:t xml:space="preserve">Action: </w:t>
-        </w:r>
-        <w:r>
-          <w:rPr>
-            <w:color w:val="2F5496" w:themeColor="accent1" w:themeShade="BF"/>
-            <w:sz w:val="28"/>
-            <w:szCs w:val="28"/>
-            <w:lang w:val="en-US"/>
-            <w:rPrChange w:id="681" w:author="Microsoft Office User" w:date="2026-01-15T20:09:00Z" w16du:dateUtc="2026-01-15T19:09:00Z">
-              <w:rPr>
-                <w:sz w:val="28"/>
-                <w:szCs w:val="28"/>
-                <w:lang w:val="en-US"/>
-              </w:rPr>
-            </w:rPrChange>
-          </w:rPr>
-          <w:t>We agree with the reviewer that this information can easily be overlooked or be misinterpreted due to is placing. We therefore rephrased and slightly reorganized the corresponding statements in Section 3.1</w:t>
+            <w:rPrChange w:id="711" w:author="Microsoft Office User" w:date="2026-01-20T07:59:00Z" w16du:dateUtc="2026-01-20T06:59:00Z">
+              <w:rPr>
+                <w:color w:val="2F5496" w:themeColor="accent1" w:themeShade="BF"/>
+                <w:sz w:val="28"/>
+                <w:szCs w:val="28"/>
+                <w:lang w:val="en-US"/>
+              </w:rPr>
+            </w:rPrChange>
+          </w:rPr>
+          <w:t>TODO:</w:t>
+        </w:r>
+        <w:r>
+          <w:rPr>
+            <w:color w:val="2F5496" w:themeColor="accent1" w:themeShade="BF"/>
+            <w:sz w:val="28"/>
+            <w:szCs w:val="28"/>
+            <w:lang w:val="en-US"/>
+          </w:rPr>
+          <w:t xml:space="preserve"> Moreover, we extended our evaluation…</w:t>
         </w:r>
       </w:ins>
     </w:p>
@@ -6959,14 +7265,14 @@
       <w:pPr>
         <w:pStyle w:val="u-mb-24"/>
         <w:rPr>
-          <w:ins w:id="682" w:author="Microsoft Office User" w:date="2026-01-15T18:54:00Z" w16du:dateUtc="2026-01-15T17:54:00Z"/>
+          <w:ins w:id="712" w:author="Microsoft Office User" w:date="2026-01-15T18:54:00Z" w16du:dateUtc="2026-01-15T17:54:00Z"/>
           <w:color w:val="000000" w:themeColor="text1"/>
           <w:sz w:val="28"/>
           <w:szCs w:val="28"/>
           <w:lang w:val="en-US"/>
-          <w:rPrChange w:id="683" w:author="Microsoft Office User" w:date="2026-01-17T07:09:00Z" w16du:dateUtc="2026-01-17T06:09:00Z">
+          <w:rPrChange w:id="713" w:author="Microsoft Office User" w:date="2026-01-17T07:09:00Z" w16du:dateUtc="2026-01-17T06:09:00Z">
             <w:rPr>
-              <w:ins w:id="684" w:author="Microsoft Office User" w:date="2026-01-15T18:54:00Z" w16du:dateUtc="2026-01-15T17:54:00Z"/>
+              <w:ins w:id="714" w:author="Microsoft Office User" w:date="2026-01-15T18:54:00Z" w16du:dateUtc="2026-01-15T17:54:00Z"/>
               <w:sz w:val="28"/>
               <w:szCs w:val="28"/>
               <w:lang w:val="en-US"/>
@@ -6980,7 +7286,7 @@
           <w:sz w:val="28"/>
           <w:szCs w:val="28"/>
           <w:lang w:val="en-US"/>
-          <w:rPrChange w:id="685" w:author="Microsoft Office User" w:date="2026-01-17T07:09:00Z" w16du:dateUtc="2026-01-17T06:09:00Z">
+          <w:rPrChange w:id="715" w:author="Microsoft Office User" w:date="2026-01-17T07:09:00Z" w16du:dateUtc="2026-01-17T06:09:00Z">
             <w:rPr>
               <w:sz w:val="28"/>
               <w:szCs w:val="28"/>
@@ -6995,20 +7301,20 @@
       <w:pPr>
         <w:pStyle w:val="u-mb-24"/>
         <w:rPr>
-          <w:ins w:id="686" w:author="Microsoft Office User" w:date="2026-01-15T19:08:00Z" w16du:dateUtc="2026-01-15T18:08:00Z"/>
+          <w:ins w:id="716" w:author="Microsoft Office User" w:date="2026-01-15T19:08:00Z" w16du:dateUtc="2026-01-15T18:08:00Z"/>
           <w:sz w:val="28"/>
           <w:szCs w:val="28"/>
           <w:lang w:val="en-US"/>
         </w:rPr>
       </w:pPr>
-      <w:ins w:id="687" w:author="Microsoft Office User" w:date="2026-01-15T18:54:00Z" w16du:dateUtc="2026-01-15T17:54:00Z">
-        <w:r>
-          <w:rPr>
-            <w:color w:val="2F5496" w:themeColor="accent1" w:themeShade="BF"/>
-            <w:sz w:val="28"/>
-            <w:szCs w:val="28"/>
-            <w:lang w:val="en-US"/>
-            <w:rPrChange w:id="688" w:author="Microsoft Office User" w:date="2026-01-15T20:09:00Z" w16du:dateUtc="2026-01-15T19:09:00Z">
+      <w:ins w:id="717" w:author="Microsoft Office User" w:date="2026-01-15T18:54:00Z" w16du:dateUtc="2026-01-15T17:54:00Z">
+        <w:r>
+          <w:rPr>
+            <w:color w:val="2F5496" w:themeColor="accent1" w:themeShade="BF"/>
+            <w:sz w:val="28"/>
+            <w:szCs w:val="28"/>
+            <w:lang w:val="en-US"/>
+            <w:rPrChange w:id="718" w:author="Microsoft Office User" w:date="2026-01-15T20:09:00Z" w16du:dateUtc="2026-01-15T19:09:00Z">
               <w:rPr>
                 <w:sz w:val="28"/>
                 <w:szCs w:val="28"/>
@@ -7019,14 +7325,14 @@
           <w:t>You are right: The</w:t>
         </w:r>
       </w:ins>
-      <w:ins w:id="689" w:author="Microsoft Office User" w:date="2026-01-15T18:55:00Z" w16du:dateUtc="2026-01-15T17:55:00Z">
-        <w:r>
-          <w:rPr>
-            <w:color w:val="2F5496" w:themeColor="accent1" w:themeShade="BF"/>
-            <w:sz w:val="28"/>
-            <w:szCs w:val="28"/>
-            <w:lang w:val="en-US"/>
-            <w:rPrChange w:id="690" w:author="Microsoft Office User" w:date="2026-01-15T20:09:00Z" w16du:dateUtc="2026-01-15T19:09:00Z">
+      <w:ins w:id="719" w:author="Microsoft Office User" w:date="2026-01-15T18:55:00Z" w16du:dateUtc="2026-01-15T17:55:00Z">
+        <w:r>
+          <w:rPr>
+            <w:color w:val="2F5496" w:themeColor="accent1" w:themeShade="BF"/>
+            <w:sz w:val="28"/>
+            <w:szCs w:val="28"/>
+            <w:lang w:val="en-US"/>
+            <w:rPrChange w:id="720" w:author="Microsoft Office User" w:date="2026-01-15T20:09:00Z" w16du:dateUtc="2026-01-15T19:09:00Z">
               <w:rPr>
                 <w:sz w:val="28"/>
                 <w:szCs w:val="28"/>
@@ -7043,7 +7349,7 @@
             <w:sz w:val="28"/>
             <w:szCs w:val="28"/>
             <w:lang w:val="en-US"/>
-            <w:rPrChange w:id="691" w:author="Microsoft Office User" w:date="2026-01-15T20:09:00Z" w16du:dateUtc="2026-01-15T19:09:00Z">
+            <w:rPrChange w:id="721" w:author="Microsoft Office User" w:date="2026-01-15T20:09:00Z" w16du:dateUtc="2026-01-15T19:09:00Z">
               <w:rPr>
                 <w:sz w:val="28"/>
                 <w:szCs w:val="28"/>
@@ -7060,7 +7366,7 @@
             <w:sz w:val="28"/>
             <w:szCs w:val="28"/>
             <w:lang w:val="en-US"/>
-            <w:rPrChange w:id="692" w:author="Microsoft Office User" w:date="2026-01-15T20:09:00Z" w16du:dateUtc="2026-01-15T19:09:00Z">
+            <w:rPrChange w:id="722" w:author="Microsoft Office User" w:date="2026-01-15T20:09:00Z" w16du:dateUtc="2026-01-15T19:09:00Z">
               <w:rPr>
                 <w:sz w:val="28"/>
                 <w:szCs w:val="28"/>
@@ -7077,7 +7383,7 @@
             <w:sz w:val="28"/>
             <w:szCs w:val="28"/>
             <w:lang w:val="en-US"/>
-            <w:rPrChange w:id="693" w:author="Microsoft Office User" w:date="2026-01-15T20:09:00Z" w16du:dateUtc="2026-01-15T19:09:00Z">
+            <w:rPrChange w:id="723" w:author="Microsoft Office User" w:date="2026-01-15T20:09:00Z" w16du:dateUtc="2026-01-15T19:09:00Z">
               <w:rPr>
                 <w:sz w:val="28"/>
                 <w:szCs w:val="28"/>
@@ -7094,7 +7400,7 @@
             <w:sz w:val="28"/>
             <w:szCs w:val="28"/>
             <w:lang w:val="en-US"/>
-            <w:rPrChange w:id="694" w:author="Microsoft Office User" w:date="2026-01-15T20:09:00Z" w16du:dateUtc="2026-01-15T19:09:00Z">
+            <w:rPrChange w:id="724" w:author="Microsoft Office User" w:date="2026-01-15T20:09:00Z" w16du:dateUtc="2026-01-15T19:09:00Z">
               <w:rPr>
                 <w:sz w:val="28"/>
                 <w:szCs w:val="28"/>
@@ -7105,7 +7411,7 @@
           <w:t xml:space="preserve"> is relative</w:t>
         </w:r>
       </w:ins>
-      <w:ins w:id="695" w:author="Microsoft Office User" w:date="2026-01-17T07:09:00Z" w16du:dateUtc="2026-01-17T06:09:00Z">
+      <w:ins w:id="725" w:author="Microsoft Office User" w:date="2026-01-17T07:09:00Z" w16du:dateUtc="2026-01-17T06:09:00Z">
         <w:r>
           <w:rPr>
             <w:color w:val="2F5496" w:themeColor="accent1" w:themeShade="BF"/>
@@ -7136,14 +7442,14 @@
           <w:t>)</w:t>
         </w:r>
       </w:ins>
-      <w:ins w:id="696" w:author="Microsoft Office User" w:date="2026-01-15T18:55:00Z" w16du:dateUtc="2026-01-15T17:55:00Z">
-        <w:r>
-          <w:rPr>
-            <w:color w:val="2F5496" w:themeColor="accent1" w:themeShade="BF"/>
-            <w:sz w:val="28"/>
-            <w:szCs w:val="28"/>
-            <w:lang w:val="en-US"/>
-            <w:rPrChange w:id="697" w:author="Microsoft Office User" w:date="2026-01-15T20:09:00Z" w16du:dateUtc="2026-01-15T19:09:00Z">
+      <w:ins w:id="726" w:author="Microsoft Office User" w:date="2026-01-15T18:55:00Z" w16du:dateUtc="2026-01-15T17:55:00Z">
+        <w:r>
+          <w:rPr>
+            <w:color w:val="2F5496" w:themeColor="accent1" w:themeShade="BF"/>
+            <w:sz w:val="28"/>
+            <w:szCs w:val="28"/>
+            <w:lang w:val="en-US"/>
+            <w:rPrChange w:id="727" w:author="Microsoft Office User" w:date="2026-01-15T20:09:00Z" w16du:dateUtc="2026-01-15T19:09:00Z">
               <w:rPr>
                 <w:sz w:val="28"/>
                 <w:szCs w:val="28"/>
@@ -7154,14 +7460,14 @@
           <w:t xml:space="preserve">. But </w:t>
         </w:r>
       </w:ins>
-      <w:ins w:id="698" w:author="Microsoft Office User" w:date="2026-01-15T19:03:00Z" w16du:dateUtc="2026-01-15T18:03:00Z">
-        <w:r>
-          <w:rPr>
-            <w:color w:val="2F5496" w:themeColor="accent1" w:themeShade="BF"/>
-            <w:sz w:val="28"/>
-            <w:szCs w:val="28"/>
-            <w:lang w:val="en-US"/>
-            <w:rPrChange w:id="699" w:author="Microsoft Office User" w:date="2026-01-15T20:09:00Z" w16du:dateUtc="2026-01-15T19:09:00Z">
+      <w:ins w:id="728" w:author="Microsoft Office User" w:date="2026-01-15T19:03:00Z" w16du:dateUtc="2026-01-15T18:03:00Z">
+        <w:r>
+          <w:rPr>
+            <w:color w:val="2F5496" w:themeColor="accent1" w:themeShade="BF"/>
+            <w:sz w:val="28"/>
+            <w:szCs w:val="28"/>
+            <w:lang w:val="en-US"/>
+            <w:rPrChange w:id="729" w:author="Microsoft Office User" w:date="2026-01-15T20:09:00Z" w16du:dateUtc="2026-01-15T19:09:00Z">
               <w:rPr>
                 <w:sz w:val="28"/>
                 <w:szCs w:val="28"/>
@@ -7172,14 +7478,14 @@
           <w:t>this</w:t>
         </w:r>
       </w:ins>
-      <w:ins w:id="700" w:author="Microsoft Office User" w:date="2026-01-15T18:55:00Z" w16du:dateUtc="2026-01-15T17:55:00Z">
-        <w:r>
-          <w:rPr>
-            <w:color w:val="2F5496" w:themeColor="accent1" w:themeShade="BF"/>
-            <w:sz w:val="28"/>
-            <w:szCs w:val="28"/>
-            <w:lang w:val="en-US"/>
-            <w:rPrChange w:id="701" w:author="Microsoft Office User" w:date="2026-01-15T20:09:00Z" w16du:dateUtc="2026-01-15T19:09:00Z">
+      <w:ins w:id="730" w:author="Microsoft Office User" w:date="2026-01-15T18:55:00Z" w16du:dateUtc="2026-01-15T17:55:00Z">
+        <w:r>
+          <w:rPr>
+            <w:color w:val="2F5496" w:themeColor="accent1" w:themeShade="BF"/>
+            <w:sz w:val="28"/>
+            <w:szCs w:val="28"/>
+            <w:lang w:val="en-US"/>
+            <w:rPrChange w:id="731" w:author="Microsoft Office User" w:date="2026-01-15T20:09:00Z" w16du:dateUtc="2026-01-15T19:09:00Z">
               <w:rPr>
                 <w:sz w:val="28"/>
                 <w:szCs w:val="28"/>
@@ -7190,14 +7496,14 @@
           <w:t xml:space="preserve"> also implies that the accu</w:t>
         </w:r>
       </w:ins>
-      <w:ins w:id="702" w:author="Microsoft Office User" w:date="2026-01-15T18:56:00Z" w16du:dateUtc="2026-01-15T17:56:00Z">
-        <w:r>
-          <w:rPr>
-            <w:color w:val="2F5496" w:themeColor="accent1" w:themeShade="BF"/>
-            <w:sz w:val="28"/>
-            <w:szCs w:val="28"/>
-            <w:lang w:val="en-US"/>
-            <w:rPrChange w:id="703" w:author="Microsoft Office User" w:date="2026-01-15T20:09:00Z" w16du:dateUtc="2026-01-15T19:09:00Z">
+      <w:ins w:id="732" w:author="Microsoft Office User" w:date="2026-01-15T18:56:00Z" w16du:dateUtc="2026-01-15T17:56:00Z">
+        <w:r>
+          <w:rPr>
+            <w:color w:val="2F5496" w:themeColor="accent1" w:themeShade="BF"/>
+            <w:sz w:val="28"/>
+            <w:szCs w:val="28"/>
+            <w:lang w:val="en-US"/>
+            <w:rPrChange w:id="733" w:author="Microsoft Office User" w:date="2026-01-15T20:09:00Z" w16du:dateUtc="2026-01-15T19:09:00Z">
               <w:rPr>
                 <w:sz w:val="28"/>
                 <w:szCs w:val="28"/>
@@ -7214,7 +7520,7 @@
             <w:sz w:val="28"/>
             <w:szCs w:val="28"/>
             <w:lang w:val="en-US"/>
-            <w:rPrChange w:id="704" w:author="Microsoft Office User" w:date="2026-01-15T20:09:00Z" w16du:dateUtc="2026-01-15T19:09:00Z">
+            <w:rPrChange w:id="734" w:author="Microsoft Office User" w:date="2026-01-15T20:09:00Z" w16du:dateUtc="2026-01-15T19:09:00Z">
               <w:rPr>
                 <w:sz w:val="28"/>
                 <w:szCs w:val="28"/>
@@ -7231,7 +7537,7 @@
             <w:sz w:val="28"/>
             <w:szCs w:val="28"/>
             <w:lang w:val="en-US"/>
-            <w:rPrChange w:id="705" w:author="Microsoft Office User" w:date="2026-01-15T20:09:00Z" w16du:dateUtc="2026-01-15T19:09:00Z">
+            <w:rPrChange w:id="735" w:author="Microsoft Office User" w:date="2026-01-15T20:09:00Z" w16du:dateUtc="2026-01-15T19:09:00Z">
               <w:rPr>
                 <w:sz w:val="28"/>
                 <w:szCs w:val="28"/>
@@ -7248,7 +7554,7 @@
             <w:sz w:val="28"/>
             <w:szCs w:val="28"/>
             <w:lang w:val="en-US"/>
-            <w:rPrChange w:id="706" w:author="Microsoft Office User" w:date="2026-01-15T20:09:00Z" w16du:dateUtc="2026-01-15T19:09:00Z">
+            <w:rPrChange w:id="736" w:author="Microsoft Office User" w:date="2026-01-15T20:09:00Z" w16du:dateUtc="2026-01-15T19:09:00Z">
               <w:rPr>
                 <w:sz w:val="28"/>
                 <w:szCs w:val="28"/>
@@ -7260,14 +7566,14 @@
         </w:r>
       </w:ins>
       <w:proofErr w:type="spellEnd"/>
-      <w:ins w:id="707" w:author="Microsoft Office User" w:date="2026-01-15T19:03:00Z" w16du:dateUtc="2026-01-15T18:03:00Z">
-        <w:r>
-          <w:rPr>
-            <w:color w:val="2F5496" w:themeColor="accent1" w:themeShade="BF"/>
-            <w:sz w:val="28"/>
-            <w:szCs w:val="28"/>
-            <w:lang w:val="en-US"/>
-            <w:rPrChange w:id="708" w:author="Microsoft Office User" w:date="2026-01-15T20:09:00Z" w16du:dateUtc="2026-01-15T19:09:00Z">
+      <w:ins w:id="737" w:author="Microsoft Office User" w:date="2026-01-15T19:03:00Z" w16du:dateUtc="2026-01-15T18:03:00Z">
+        <w:r>
+          <w:rPr>
+            <w:color w:val="2F5496" w:themeColor="accent1" w:themeShade="BF"/>
+            <w:sz w:val="28"/>
+            <w:szCs w:val="28"/>
+            <w:lang w:val="en-US"/>
+            <w:rPrChange w:id="738" w:author="Microsoft Office User" w:date="2026-01-15T20:09:00Z" w16du:dateUtc="2026-01-15T19:09:00Z">
               <w:rPr>
                 <w:sz w:val="28"/>
                 <w:szCs w:val="28"/>
@@ -7278,14 +7584,14 @@
           <w:t>!</w:t>
         </w:r>
       </w:ins>
-      <w:ins w:id="709" w:author="Microsoft Office User" w:date="2026-01-15T18:56:00Z" w16du:dateUtc="2026-01-15T17:56:00Z">
-        <w:r>
-          <w:rPr>
-            <w:color w:val="2F5496" w:themeColor="accent1" w:themeShade="BF"/>
-            <w:sz w:val="28"/>
-            <w:szCs w:val="28"/>
-            <w:lang w:val="en-US"/>
-            <w:rPrChange w:id="710" w:author="Microsoft Office User" w:date="2026-01-15T20:09:00Z" w16du:dateUtc="2026-01-15T19:09:00Z">
+      <w:ins w:id="739" w:author="Microsoft Office User" w:date="2026-01-15T18:56:00Z" w16du:dateUtc="2026-01-15T17:56:00Z">
+        <w:r>
+          <w:rPr>
+            <w:color w:val="2F5496" w:themeColor="accent1" w:themeShade="BF"/>
+            <w:sz w:val="28"/>
+            <w:szCs w:val="28"/>
+            <w:lang w:val="en-US"/>
+            <w:rPrChange w:id="740" w:author="Microsoft Office User" w:date="2026-01-15T20:09:00Z" w16du:dateUtc="2026-01-15T19:09:00Z">
               <w:rPr>
                 <w:sz w:val="28"/>
                 <w:szCs w:val="28"/>
@@ -7296,7 +7602,7 @@
           <w:t xml:space="preserve"> This is one reason why we see </w:t>
         </w:r>
       </w:ins>
-      <w:ins w:id="711" w:author="Microsoft Office User" w:date="2026-01-17T07:10:00Z" w16du:dateUtc="2026-01-17T06:10:00Z">
+      <w:ins w:id="741" w:author="Microsoft Office User" w:date="2026-01-17T07:10:00Z" w16du:dateUtc="2026-01-17T06:10:00Z">
         <w:r>
           <w:rPr>
             <w:color w:val="2F5496" w:themeColor="accent1" w:themeShade="BF"/>
@@ -7307,14 +7613,14 @@
           <w:t>a</w:t>
         </w:r>
       </w:ins>
-      <w:ins w:id="712" w:author="Microsoft Office User" w:date="2026-01-15T18:56:00Z" w16du:dateUtc="2026-01-15T17:56:00Z">
-        <w:r>
-          <w:rPr>
-            <w:color w:val="2F5496" w:themeColor="accent1" w:themeShade="BF"/>
-            <w:sz w:val="28"/>
-            <w:szCs w:val="28"/>
-            <w:lang w:val="en-US"/>
-            <w:rPrChange w:id="713" w:author="Microsoft Office User" w:date="2026-01-15T20:09:00Z" w16du:dateUtc="2026-01-15T19:09:00Z">
+      <w:ins w:id="742" w:author="Microsoft Office User" w:date="2026-01-15T18:56:00Z" w16du:dateUtc="2026-01-15T17:56:00Z">
+        <w:r>
+          <w:rPr>
+            <w:color w:val="2F5496" w:themeColor="accent1" w:themeShade="BF"/>
+            <w:sz w:val="28"/>
+            <w:szCs w:val="28"/>
+            <w:lang w:val="en-US"/>
+            <w:rPrChange w:id="743" w:author="Microsoft Office User" w:date="2026-01-15T20:09:00Z" w16du:dateUtc="2026-01-15T19:09:00Z">
               <w:rPr>
                 <w:sz w:val="28"/>
                 <w:szCs w:val="28"/>
@@ -7325,7 +7631,7 @@
           <w:t xml:space="preserve"> high </w:t>
         </w:r>
       </w:ins>
-      <w:ins w:id="714" w:author="Microsoft Office User" w:date="2026-01-17T07:11:00Z" w16du:dateUtc="2026-01-17T06:11:00Z">
+      <w:ins w:id="744" w:author="Microsoft Office User" w:date="2026-01-17T07:11:00Z" w16du:dateUtc="2026-01-17T06:11:00Z">
         <w:r>
           <w:rPr>
             <w:color w:val="2F5496" w:themeColor="accent1" w:themeShade="BF"/>
@@ -7336,14 +7642,14 @@
           <w:t>significance</w:t>
         </w:r>
       </w:ins>
-      <w:ins w:id="715" w:author="Microsoft Office User" w:date="2026-01-15T18:56:00Z" w16du:dateUtc="2026-01-15T17:56:00Z">
-        <w:r>
-          <w:rPr>
-            <w:color w:val="2F5496" w:themeColor="accent1" w:themeShade="BF"/>
-            <w:sz w:val="28"/>
-            <w:szCs w:val="28"/>
-            <w:lang w:val="en-US"/>
-            <w:rPrChange w:id="716" w:author="Microsoft Office User" w:date="2026-01-15T20:09:00Z" w16du:dateUtc="2026-01-15T19:09:00Z">
+      <w:ins w:id="745" w:author="Microsoft Office User" w:date="2026-01-15T18:56:00Z" w16du:dateUtc="2026-01-15T17:56:00Z">
+        <w:r>
+          <w:rPr>
+            <w:color w:val="2F5496" w:themeColor="accent1" w:themeShade="BF"/>
+            <w:sz w:val="28"/>
+            <w:szCs w:val="28"/>
+            <w:lang w:val="en-US"/>
+            <w:rPrChange w:id="746" w:author="Microsoft Office User" w:date="2026-01-15T20:09:00Z" w16du:dateUtc="2026-01-15T19:09:00Z">
               <w:rPr>
                 <w:sz w:val="28"/>
                 <w:szCs w:val="28"/>
@@ -7354,14 +7660,14 @@
           <w:t xml:space="preserve"> in comparing the </w:t>
         </w:r>
       </w:ins>
-      <w:ins w:id="717" w:author="Microsoft Office User" w:date="2026-01-15T18:57:00Z" w16du:dateUtc="2026-01-15T17:57:00Z">
-        <w:r>
-          <w:rPr>
-            <w:color w:val="2F5496" w:themeColor="accent1" w:themeShade="BF"/>
-            <w:sz w:val="28"/>
-            <w:szCs w:val="28"/>
-            <w:lang w:val="en-US"/>
-            <w:rPrChange w:id="718" w:author="Microsoft Office User" w:date="2026-01-15T20:09:00Z" w16du:dateUtc="2026-01-15T19:09:00Z">
+      <w:ins w:id="747" w:author="Microsoft Office User" w:date="2026-01-15T18:57:00Z" w16du:dateUtc="2026-01-15T17:57:00Z">
+        <w:r>
+          <w:rPr>
+            <w:color w:val="2F5496" w:themeColor="accent1" w:themeShade="BF"/>
+            <w:sz w:val="28"/>
+            <w:szCs w:val="28"/>
+            <w:lang w:val="en-US"/>
+            <w:rPrChange w:id="748" w:author="Microsoft Office User" w:date="2026-01-15T20:09:00Z" w16du:dateUtc="2026-01-15T19:09:00Z">
               <w:rPr>
                 <w:sz w:val="28"/>
                 <w:szCs w:val="28"/>
@@ -7372,14 +7678,14 @@
           <w:t xml:space="preserve">two tools’ </w:t>
         </w:r>
       </w:ins>
-      <w:ins w:id="719" w:author="Microsoft Office User" w:date="2026-01-15T19:00:00Z" w16du:dateUtc="2026-01-15T18:00:00Z">
-        <w:r>
-          <w:rPr>
-            <w:color w:val="2F5496" w:themeColor="accent1" w:themeShade="BF"/>
-            <w:sz w:val="28"/>
-            <w:szCs w:val="28"/>
-            <w:lang w:val="en-US"/>
-            <w:rPrChange w:id="720" w:author="Microsoft Office User" w:date="2026-01-15T20:09:00Z" w16du:dateUtc="2026-01-15T19:09:00Z">
+      <w:ins w:id="749" w:author="Microsoft Office User" w:date="2026-01-15T19:00:00Z" w16du:dateUtc="2026-01-15T18:00:00Z">
+        <w:r>
+          <w:rPr>
+            <w:color w:val="2F5496" w:themeColor="accent1" w:themeShade="BF"/>
+            <w:sz w:val="28"/>
+            <w:szCs w:val="28"/>
+            <w:lang w:val="en-US"/>
+            <w:rPrChange w:id="750" w:author="Microsoft Office User" w:date="2026-01-15T20:09:00Z" w16du:dateUtc="2026-01-15T19:09:00Z">
               <w:rPr>
                 <w:sz w:val="28"/>
                 <w:szCs w:val="28"/>
@@ -7390,14 +7696,14 @@
           <w:t>results</w:t>
         </w:r>
       </w:ins>
-      <w:ins w:id="721" w:author="Microsoft Office User" w:date="2026-01-15T18:57:00Z" w16du:dateUtc="2026-01-15T17:57:00Z">
-        <w:r>
-          <w:rPr>
-            <w:color w:val="2F5496" w:themeColor="accent1" w:themeShade="BF"/>
-            <w:sz w:val="28"/>
-            <w:szCs w:val="28"/>
-            <w:lang w:val="en-US"/>
-            <w:rPrChange w:id="722" w:author="Microsoft Office User" w:date="2026-01-15T20:09:00Z" w16du:dateUtc="2026-01-15T19:09:00Z">
+      <w:ins w:id="751" w:author="Microsoft Office User" w:date="2026-01-15T18:57:00Z" w16du:dateUtc="2026-01-15T17:57:00Z">
+        <w:r>
+          <w:rPr>
+            <w:color w:val="2F5496" w:themeColor="accent1" w:themeShade="BF"/>
+            <w:sz w:val="28"/>
+            <w:szCs w:val="28"/>
+            <w:lang w:val="en-US"/>
+            <w:rPrChange w:id="752" w:author="Microsoft Office User" w:date="2026-01-15T20:09:00Z" w16du:dateUtc="2026-01-15T19:09:00Z">
               <w:rPr>
                 <w:sz w:val="28"/>
                 <w:szCs w:val="28"/>
@@ -7408,14 +7714,14 @@
           <w:t xml:space="preserve"> in detail</w:t>
         </w:r>
       </w:ins>
-      <w:ins w:id="723" w:author="Microsoft Office User" w:date="2026-01-15T19:00:00Z" w16du:dateUtc="2026-01-15T18:00:00Z">
-        <w:r>
-          <w:rPr>
-            <w:color w:val="2F5496" w:themeColor="accent1" w:themeShade="BF"/>
-            <w:sz w:val="28"/>
-            <w:szCs w:val="28"/>
-            <w:lang w:val="en-US"/>
-            <w:rPrChange w:id="724" w:author="Microsoft Office User" w:date="2026-01-15T20:09:00Z" w16du:dateUtc="2026-01-15T19:09:00Z">
+      <w:ins w:id="753" w:author="Microsoft Office User" w:date="2026-01-15T19:00:00Z" w16du:dateUtc="2026-01-15T18:00:00Z">
+        <w:r>
+          <w:rPr>
+            <w:color w:val="2F5496" w:themeColor="accent1" w:themeShade="BF"/>
+            <w:sz w:val="28"/>
+            <w:szCs w:val="28"/>
+            <w:lang w:val="en-US"/>
+            <w:rPrChange w:id="754" w:author="Microsoft Office User" w:date="2026-01-15T20:09:00Z" w16du:dateUtc="2026-01-15T19:09:00Z">
               <w:rPr>
                 <w:sz w:val="28"/>
                 <w:szCs w:val="28"/>
@@ -7426,14 +7732,14 @@
           <w:t xml:space="preserve">: </w:t>
         </w:r>
       </w:ins>
-      <w:ins w:id="725" w:author="Microsoft Office User" w:date="2026-01-15T19:04:00Z" w16du:dateUtc="2026-01-15T18:04:00Z">
-        <w:r>
-          <w:rPr>
-            <w:color w:val="2F5496" w:themeColor="accent1" w:themeShade="BF"/>
-            <w:sz w:val="28"/>
-            <w:szCs w:val="28"/>
-            <w:lang w:val="en-US"/>
-            <w:rPrChange w:id="726" w:author="Microsoft Office User" w:date="2026-01-15T20:09:00Z" w16du:dateUtc="2026-01-15T19:09:00Z">
+      <w:ins w:id="755" w:author="Microsoft Office User" w:date="2026-01-15T19:04:00Z" w16du:dateUtc="2026-01-15T18:04:00Z">
+        <w:r>
+          <w:rPr>
+            <w:color w:val="2F5496" w:themeColor="accent1" w:themeShade="BF"/>
+            <w:sz w:val="28"/>
+            <w:szCs w:val="28"/>
+            <w:lang w:val="en-US"/>
+            <w:rPrChange w:id="756" w:author="Microsoft Office User" w:date="2026-01-15T20:09:00Z" w16du:dateUtc="2026-01-15T19:09:00Z">
               <w:rPr>
                 <w:sz w:val="28"/>
                 <w:szCs w:val="28"/>
@@ -7444,14 +7750,14 @@
           <w:t>it</w:t>
         </w:r>
       </w:ins>
-      <w:ins w:id="727" w:author="Microsoft Office User" w:date="2026-01-15T19:00:00Z" w16du:dateUtc="2026-01-15T18:00:00Z">
-        <w:r>
-          <w:rPr>
-            <w:color w:val="2F5496" w:themeColor="accent1" w:themeShade="BF"/>
-            <w:sz w:val="28"/>
-            <w:szCs w:val="28"/>
-            <w:lang w:val="en-US"/>
-            <w:rPrChange w:id="728" w:author="Microsoft Office User" w:date="2026-01-15T20:09:00Z" w16du:dateUtc="2026-01-15T19:09:00Z">
+      <w:ins w:id="757" w:author="Microsoft Office User" w:date="2026-01-15T19:00:00Z" w16du:dateUtc="2026-01-15T18:00:00Z">
+        <w:r>
+          <w:rPr>
+            <w:color w:val="2F5496" w:themeColor="accent1" w:themeShade="BF"/>
+            <w:sz w:val="28"/>
+            <w:szCs w:val="28"/>
+            <w:lang w:val="en-US"/>
+            <w:rPrChange w:id="758" w:author="Microsoft Office User" w:date="2026-01-15T20:09:00Z" w16du:dateUtc="2026-01-15T19:09:00Z">
               <w:rPr>
                 <w:sz w:val="28"/>
                 <w:szCs w:val="28"/>
@@ -7462,14 +7768,14 @@
           <w:t xml:space="preserve"> mutually</w:t>
         </w:r>
       </w:ins>
-      <w:ins w:id="729" w:author="Microsoft Office User" w:date="2026-01-15T19:03:00Z" w16du:dateUtc="2026-01-15T18:03:00Z">
-        <w:r>
-          <w:rPr>
-            <w:color w:val="2F5496" w:themeColor="accent1" w:themeShade="BF"/>
-            <w:sz w:val="28"/>
-            <w:szCs w:val="28"/>
-            <w:lang w:val="en-US"/>
-            <w:rPrChange w:id="730" w:author="Microsoft Office User" w:date="2026-01-15T20:09:00Z" w16du:dateUtc="2026-01-15T19:09:00Z">
+      <w:ins w:id="759" w:author="Microsoft Office User" w:date="2026-01-15T19:03:00Z" w16du:dateUtc="2026-01-15T18:03:00Z">
+        <w:r>
+          <w:rPr>
+            <w:color w:val="2F5496" w:themeColor="accent1" w:themeShade="BF"/>
+            <w:sz w:val="28"/>
+            <w:szCs w:val="28"/>
+            <w:lang w:val="en-US"/>
+            <w:rPrChange w:id="760" w:author="Microsoft Office User" w:date="2026-01-15T20:09:00Z" w16du:dateUtc="2026-01-15T19:09:00Z">
               <w:rPr>
                 <w:sz w:val="28"/>
                 <w:szCs w:val="28"/>
@@ -7480,14 +7786,14 @@
           <w:t xml:space="preserve"> solidifies the correctne</w:t>
         </w:r>
       </w:ins>
-      <w:ins w:id="731" w:author="Microsoft Office User" w:date="2026-01-15T19:04:00Z" w16du:dateUtc="2026-01-15T18:04:00Z">
-        <w:r>
-          <w:rPr>
-            <w:color w:val="2F5496" w:themeColor="accent1" w:themeShade="BF"/>
-            <w:sz w:val="28"/>
-            <w:szCs w:val="28"/>
-            <w:lang w:val="en-US"/>
-            <w:rPrChange w:id="732" w:author="Microsoft Office User" w:date="2026-01-15T20:09:00Z" w16du:dateUtc="2026-01-15T19:09:00Z">
+      <w:ins w:id="761" w:author="Microsoft Office User" w:date="2026-01-15T19:04:00Z" w16du:dateUtc="2026-01-15T18:04:00Z">
+        <w:r>
+          <w:rPr>
+            <w:color w:val="2F5496" w:themeColor="accent1" w:themeShade="BF"/>
+            <w:sz w:val="28"/>
+            <w:szCs w:val="28"/>
+            <w:lang w:val="en-US"/>
+            <w:rPrChange w:id="762" w:author="Microsoft Office User" w:date="2026-01-15T20:09:00Z" w16du:dateUtc="2026-01-15T19:09:00Z">
               <w:rPr>
                 <w:sz w:val="28"/>
                 <w:szCs w:val="28"/>
@@ -7498,7 +7804,7 @@
           <w:t>ss of both systems</w:t>
         </w:r>
       </w:ins>
-      <w:ins w:id="733" w:author="Microsoft Office User" w:date="2026-01-17T07:11:00Z" w16du:dateUtc="2026-01-17T06:11:00Z">
+      <w:ins w:id="763" w:author="Microsoft Office User" w:date="2026-01-17T07:11:00Z" w16du:dateUtc="2026-01-17T06:11:00Z">
         <w:r>
           <w:rPr>
             <w:color w:val="2F5496" w:themeColor="accent1" w:themeShade="BF"/>
@@ -7509,14 +7815,14 @@
           <w:t>.</w:t>
         </w:r>
       </w:ins>
-      <w:ins w:id="734" w:author="Microsoft Office User" w:date="2026-01-15T19:39:00Z" w16du:dateUtc="2026-01-15T18:39:00Z">
-        <w:r>
-          <w:rPr>
-            <w:color w:val="2F5496" w:themeColor="accent1" w:themeShade="BF"/>
-            <w:sz w:val="28"/>
-            <w:szCs w:val="28"/>
-            <w:lang w:val="en-US"/>
-            <w:rPrChange w:id="735" w:author="Microsoft Office User" w:date="2026-01-15T20:09:00Z" w16du:dateUtc="2026-01-15T19:09:00Z">
+      <w:ins w:id="764" w:author="Microsoft Office User" w:date="2026-01-15T19:39:00Z" w16du:dateUtc="2026-01-15T18:39:00Z">
+        <w:r>
+          <w:rPr>
+            <w:color w:val="2F5496" w:themeColor="accent1" w:themeShade="BF"/>
+            <w:sz w:val="28"/>
+            <w:szCs w:val="28"/>
+            <w:lang w:val="en-US"/>
+            <w:rPrChange w:id="765" w:author="Microsoft Office User" w:date="2026-01-15T20:09:00Z" w16du:dateUtc="2026-01-15T19:09:00Z">
               <w:rPr>
                 <w:sz w:val="28"/>
                 <w:szCs w:val="28"/>
@@ -7527,7 +7833,7 @@
           <w:t xml:space="preserve"> </w:t>
         </w:r>
       </w:ins>
-      <w:ins w:id="736" w:author="Microsoft Office User" w:date="2026-01-17T07:11:00Z" w16du:dateUtc="2026-01-17T06:11:00Z">
+      <w:ins w:id="766" w:author="Microsoft Office User" w:date="2026-01-17T07:11:00Z" w16du:dateUtc="2026-01-17T06:11:00Z">
         <w:r>
           <w:rPr>
             <w:color w:val="2F5496" w:themeColor="accent1" w:themeShade="BF"/>
@@ -7538,14 +7844,14 @@
           <w:t>I</w:t>
         </w:r>
       </w:ins>
-      <w:ins w:id="737" w:author="Microsoft Office User" w:date="2026-01-15T19:39:00Z" w16du:dateUtc="2026-01-15T18:39:00Z">
-        <w:r>
-          <w:rPr>
-            <w:color w:val="2F5496" w:themeColor="accent1" w:themeShade="BF"/>
-            <w:sz w:val="28"/>
-            <w:szCs w:val="28"/>
-            <w:lang w:val="en-US"/>
-            <w:rPrChange w:id="738" w:author="Microsoft Office User" w:date="2026-01-15T20:09:00Z" w16du:dateUtc="2026-01-15T19:09:00Z">
+      <w:ins w:id="767" w:author="Microsoft Office User" w:date="2026-01-15T19:39:00Z" w16du:dateUtc="2026-01-15T18:39:00Z">
+        <w:r>
+          <w:rPr>
+            <w:color w:val="2F5496" w:themeColor="accent1" w:themeShade="BF"/>
+            <w:sz w:val="28"/>
+            <w:szCs w:val="28"/>
+            <w:lang w:val="en-US"/>
+            <w:rPrChange w:id="768" w:author="Microsoft Office User" w:date="2026-01-15T20:09:00Z" w16du:dateUtc="2026-01-15T19:09:00Z">
               <w:rPr>
                 <w:sz w:val="28"/>
                 <w:szCs w:val="28"/>
@@ -7556,14 +7862,14 @@
           <w:t xml:space="preserve">n </w:t>
         </w:r>
       </w:ins>
-      <w:ins w:id="739" w:author="Microsoft Office User" w:date="2026-01-15T19:40:00Z" w16du:dateUtc="2026-01-15T18:40:00Z">
-        <w:r>
-          <w:rPr>
-            <w:color w:val="2F5496" w:themeColor="accent1" w:themeShade="BF"/>
-            <w:sz w:val="28"/>
-            <w:szCs w:val="28"/>
-            <w:lang w:val="en-US"/>
-            <w:rPrChange w:id="740" w:author="Microsoft Office User" w:date="2026-01-15T20:09:00Z" w16du:dateUtc="2026-01-15T19:09:00Z">
+      <w:ins w:id="769" w:author="Microsoft Office User" w:date="2026-01-15T19:40:00Z" w16du:dateUtc="2026-01-15T18:40:00Z">
+        <w:r>
+          <w:rPr>
+            <w:color w:val="2F5496" w:themeColor="accent1" w:themeShade="BF"/>
+            <w:sz w:val="28"/>
+            <w:szCs w:val="28"/>
+            <w:lang w:val="en-US"/>
+            <w:rPrChange w:id="770" w:author="Microsoft Office User" w:date="2026-01-15T20:09:00Z" w16du:dateUtc="2026-01-15T19:09:00Z">
               <w:rPr>
                 <w:sz w:val="28"/>
                 <w:szCs w:val="28"/>
@@ -7580,7 +7886,7 @@
             <w:sz w:val="28"/>
             <w:szCs w:val="28"/>
             <w:lang w:val="en-US"/>
-            <w:rPrChange w:id="741" w:author="Microsoft Office User" w:date="2026-01-15T20:09:00Z" w16du:dateUtc="2026-01-15T19:09:00Z">
+            <w:rPrChange w:id="771" w:author="Microsoft Office User" w:date="2026-01-15T20:09:00Z" w16du:dateUtc="2026-01-15T19:09:00Z">
               <w:rPr>
                 <w:sz w:val="28"/>
                 <w:szCs w:val="28"/>
@@ -7597,7 +7903,7 @@
             <w:sz w:val="28"/>
             <w:szCs w:val="28"/>
             <w:lang w:val="en-US"/>
-            <w:rPrChange w:id="742" w:author="Microsoft Office User" w:date="2026-01-15T20:09:00Z" w16du:dateUtc="2026-01-15T19:09:00Z">
+            <w:rPrChange w:id="772" w:author="Microsoft Office User" w:date="2026-01-15T20:09:00Z" w16du:dateUtc="2026-01-15T19:09:00Z">
               <w:rPr>
                 <w:sz w:val="28"/>
                 <w:szCs w:val="28"/>
@@ -7608,7 +7914,7 @@
           <w:t xml:space="preserve"> correct fun</w:t>
         </w:r>
       </w:ins>
-      <w:ins w:id="743" w:author="Microsoft Office User" w:date="2026-01-17T07:11:00Z" w16du:dateUtc="2026-01-17T06:11:00Z">
+      <w:ins w:id="773" w:author="Microsoft Office User" w:date="2026-01-17T07:11:00Z" w16du:dateUtc="2026-01-17T06:11:00Z">
         <w:r>
           <w:rPr>
             <w:color w:val="2F5496" w:themeColor="accent1" w:themeShade="BF"/>
@@ -7619,14 +7925,14 @@
           <w:t>c</w:t>
         </w:r>
       </w:ins>
-      <w:ins w:id="744" w:author="Microsoft Office User" w:date="2026-01-15T19:40:00Z" w16du:dateUtc="2026-01-15T18:40:00Z">
-        <w:r>
-          <w:rPr>
-            <w:color w:val="2F5496" w:themeColor="accent1" w:themeShade="BF"/>
-            <w:sz w:val="28"/>
-            <w:szCs w:val="28"/>
-            <w:lang w:val="en-US"/>
-            <w:rPrChange w:id="745" w:author="Microsoft Office User" w:date="2026-01-15T20:09:00Z" w16du:dateUtc="2026-01-15T19:09:00Z">
+      <w:ins w:id="774" w:author="Microsoft Office User" w:date="2026-01-15T19:40:00Z" w16du:dateUtc="2026-01-15T18:40:00Z">
+        <w:r>
+          <w:rPr>
+            <w:color w:val="2F5496" w:themeColor="accent1" w:themeShade="BF"/>
+            <w:sz w:val="28"/>
+            <w:szCs w:val="28"/>
+            <w:lang w:val="en-US"/>
+            <w:rPrChange w:id="775" w:author="Microsoft Office User" w:date="2026-01-15T20:09:00Z" w16du:dateUtc="2026-01-15T19:09:00Z">
               <w:rPr>
                 <w:sz w:val="28"/>
                 <w:szCs w:val="28"/>
@@ -7637,14 +7943,14 @@
           <w:t>tioning</w:t>
         </w:r>
       </w:ins>
-      <w:ins w:id="746" w:author="Microsoft Office User" w:date="2026-01-15T19:04:00Z" w16du:dateUtc="2026-01-15T18:04:00Z">
-        <w:r>
-          <w:rPr>
-            <w:color w:val="2F5496" w:themeColor="accent1" w:themeShade="BF"/>
-            <w:sz w:val="28"/>
-            <w:szCs w:val="28"/>
-            <w:lang w:val="en-US"/>
-            <w:rPrChange w:id="747" w:author="Microsoft Office User" w:date="2026-01-15T20:09:00Z" w16du:dateUtc="2026-01-15T19:09:00Z">
+      <w:ins w:id="776" w:author="Microsoft Office User" w:date="2026-01-15T19:04:00Z" w16du:dateUtc="2026-01-15T18:04:00Z">
+        <w:r>
+          <w:rPr>
+            <w:color w:val="2F5496" w:themeColor="accent1" w:themeShade="BF"/>
+            <w:sz w:val="28"/>
+            <w:szCs w:val="28"/>
+            <w:lang w:val="en-US"/>
+            <w:rPrChange w:id="777" w:author="Microsoft Office User" w:date="2026-01-15T20:09:00Z" w16du:dateUtc="2026-01-15T19:09:00Z">
               <w:rPr>
                 <w:sz w:val="28"/>
                 <w:szCs w:val="28"/>
@@ -7655,14 +7961,14 @@
           <w:t xml:space="preserve">. </w:t>
         </w:r>
       </w:ins>
-      <w:ins w:id="748" w:author="Microsoft Office User" w:date="2026-01-15T19:05:00Z" w16du:dateUtc="2026-01-15T18:05:00Z">
-        <w:r>
-          <w:rPr>
-            <w:color w:val="2F5496" w:themeColor="accent1" w:themeShade="BF"/>
-            <w:sz w:val="28"/>
-            <w:szCs w:val="28"/>
-            <w:lang w:val="en-US"/>
-            <w:rPrChange w:id="749" w:author="Microsoft Office User" w:date="2026-01-15T20:09:00Z" w16du:dateUtc="2026-01-15T19:09:00Z">
+      <w:ins w:id="778" w:author="Microsoft Office User" w:date="2026-01-15T19:05:00Z" w16du:dateUtc="2026-01-15T18:05:00Z">
+        <w:r>
+          <w:rPr>
+            <w:color w:val="2F5496" w:themeColor="accent1" w:themeShade="BF"/>
+            <w:sz w:val="28"/>
+            <w:szCs w:val="28"/>
+            <w:lang w:val="en-US"/>
+            <w:rPrChange w:id="779" w:author="Microsoft Office User" w:date="2026-01-15T20:09:00Z" w16du:dateUtc="2026-01-15T19:09:00Z">
               <w:rPr>
                 <w:sz w:val="28"/>
                 <w:szCs w:val="28"/>
@@ -7673,7 +7979,7 @@
           <w:t>In a sense both system</w:t>
         </w:r>
       </w:ins>
-      <w:ins w:id="750" w:author="Microsoft Office User" w:date="2026-01-17T07:11:00Z" w16du:dateUtc="2026-01-17T06:11:00Z">
+      <w:ins w:id="780" w:author="Microsoft Office User" w:date="2026-01-17T07:11:00Z" w16du:dateUtc="2026-01-17T06:11:00Z">
         <w:r>
           <w:rPr>
             <w:color w:val="2F5496" w:themeColor="accent1" w:themeShade="BF"/>
@@ -7684,14 +7990,14 @@
           <w:t>s</w:t>
         </w:r>
       </w:ins>
-      <w:ins w:id="751" w:author="Microsoft Office User" w:date="2026-01-15T19:05:00Z" w16du:dateUtc="2026-01-15T18:05:00Z">
-        <w:r>
-          <w:rPr>
-            <w:color w:val="2F5496" w:themeColor="accent1" w:themeShade="BF"/>
-            <w:sz w:val="28"/>
-            <w:szCs w:val="28"/>
-            <w:lang w:val="en-US"/>
-            <w:rPrChange w:id="752" w:author="Microsoft Office User" w:date="2026-01-15T20:09:00Z" w16du:dateUtc="2026-01-15T19:09:00Z">
+      <w:ins w:id="781" w:author="Microsoft Office User" w:date="2026-01-15T19:05:00Z" w16du:dateUtc="2026-01-15T18:05:00Z">
+        <w:r>
+          <w:rPr>
+            <w:color w:val="2F5496" w:themeColor="accent1" w:themeShade="BF"/>
+            <w:sz w:val="28"/>
+            <w:szCs w:val="28"/>
+            <w:lang w:val="en-US"/>
+            <w:rPrChange w:id="782" w:author="Microsoft Office User" w:date="2026-01-15T20:09:00Z" w16du:dateUtc="2026-01-15T19:09:00Z">
               <w:rPr>
                 <w:sz w:val="28"/>
                 <w:szCs w:val="28"/>
@@ -7702,14 +8008,14 @@
           <w:t xml:space="preserve"> are “as accurate </w:t>
         </w:r>
       </w:ins>
-      <w:ins w:id="753" w:author="Microsoft Office User" w:date="2026-01-15T19:40:00Z" w16du:dateUtc="2026-01-15T18:40:00Z">
-        <w:r>
-          <w:rPr>
-            <w:color w:val="2F5496" w:themeColor="accent1" w:themeShade="BF"/>
-            <w:sz w:val="28"/>
-            <w:szCs w:val="28"/>
-            <w:lang w:val="en-US"/>
-            <w:rPrChange w:id="754" w:author="Microsoft Office User" w:date="2026-01-15T20:09:00Z" w16du:dateUtc="2026-01-15T19:09:00Z">
+      <w:ins w:id="783" w:author="Microsoft Office User" w:date="2026-01-15T19:40:00Z" w16du:dateUtc="2026-01-15T18:40:00Z">
+        <w:r>
+          <w:rPr>
+            <w:color w:val="2F5496" w:themeColor="accent1" w:themeShade="BF"/>
+            <w:sz w:val="28"/>
+            <w:szCs w:val="28"/>
+            <w:lang w:val="en-US"/>
+            <w:rPrChange w:id="784" w:author="Microsoft Office User" w:date="2026-01-15T20:09:00Z" w16du:dateUtc="2026-01-15T19:09:00Z">
               <w:rPr>
                 <w:sz w:val="28"/>
                 <w:szCs w:val="28"/>
@@ -7720,14 +8026,14 @@
           <w:t>as you can get</w:t>
         </w:r>
       </w:ins>
-      <w:ins w:id="755" w:author="Microsoft Office User" w:date="2026-01-15T19:06:00Z" w16du:dateUtc="2026-01-15T18:06:00Z">
-        <w:r>
-          <w:rPr>
-            <w:color w:val="2F5496" w:themeColor="accent1" w:themeShade="BF"/>
-            <w:sz w:val="28"/>
-            <w:szCs w:val="28"/>
-            <w:lang w:val="en-US"/>
-            <w:rPrChange w:id="756" w:author="Microsoft Office User" w:date="2026-01-15T20:09:00Z" w16du:dateUtc="2026-01-15T19:09:00Z">
+      <w:ins w:id="785" w:author="Microsoft Office User" w:date="2026-01-15T19:06:00Z" w16du:dateUtc="2026-01-15T18:06:00Z">
+        <w:r>
+          <w:rPr>
+            <w:color w:val="2F5496" w:themeColor="accent1" w:themeShade="BF"/>
+            <w:sz w:val="28"/>
+            <w:szCs w:val="28"/>
+            <w:lang w:val="en-US"/>
+            <w:rPrChange w:id="786" w:author="Microsoft Office User" w:date="2026-01-15T20:09:00Z" w16du:dateUtc="2026-01-15T19:09:00Z">
               <w:rPr>
                 <w:sz w:val="28"/>
                 <w:szCs w:val="28"/>
@@ -7738,14 +8044,14 @@
           <w:t xml:space="preserve">” when </w:t>
         </w:r>
       </w:ins>
-      <w:ins w:id="757" w:author="Microsoft Office User" w:date="2026-01-15T19:40:00Z" w16du:dateUtc="2026-01-15T18:40:00Z">
-        <w:r>
-          <w:rPr>
-            <w:color w:val="2F5496" w:themeColor="accent1" w:themeShade="BF"/>
-            <w:sz w:val="28"/>
-            <w:szCs w:val="28"/>
-            <w:lang w:val="en-US"/>
-            <w:rPrChange w:id="758" w:author="Microsoft Office User" w:date="2026-01-15T20:09:00Z" w16du:dateUtc="2026-01-15T19:09:00Z">
+      <w:ins w:id="787" w:author="Microsoft Office User" w:date="2026-01-15T19:40:00Z" w16du:dateUtc="2026-01-15T18:40:00Z">
+        <w:r>
+          <w:rPr>
+            <w:color w:val="2F5496" w:themeColor="accent1" w:themeShade="BF"/>
+            <w:sz w:val="28"/>
+            <w:szCs w:val="28"/>
+            <w:lang w:val="en-US"/>
+            <w:rPrChange w:id="788" w:author="Microsoft Office User" w:date="2026-01-15T20:09:00Z" w16du:dateUtc="2026-01-15T19:09:00Z">
               <w:rPr>
                 <w:sz w:val="28"/>
                 <w:szCs w:val="28"/>
@@ -7762,7 +8068,7 @@
             <w:sz w:val="28"/>
             <w:szCs w:val="28"/>
             <w:lang w:val="en-US"/>
-            <w:rPrChange w:id="759" w:author="Microsoft Office User" w:date="2026-01-15T20:09:00Z" w16du:dateUtc="2026-01-15T19:09:00Z">
+            <w:rPrChange w:id="789" w:author="Microsoft Office User" w:date="2026-01-15T20:09:00Z" w16du:dateUtc="2026-01-15T19:09:00Z">
               <w:rPr>
                 <w:sz w:val="28"/>
                 <w:szCs w:val="28"/>
@@ -7774,14 +8080,14 @@
         </w:r>
       </w:ins>
       <w:proofErr w:type="spellEnd"/>
-      <w:ins w:id="760" w:author="Microsoft Office User" w:date="2026-01-15T19:06:00Z" w16du:dateUtc="2026-01-15T18:06:00Z">
-        <w:r>
-          <w:rPr>
-            <w:color w:val="2F5496" w:themeColor="accent1" w:themeShade="BF"/>
-            <w:sz w:val="28"/>
-            <w:szCs w:val="28"/>
-            <w:lang w:val="en-US"/>
-            <w:rPrChange w:id="761" w:author="Microsoft Office User" w:date="2026-01-15T20:09:00Z" w16du:dateUtc="2026-01-15T19:09:00Z">
+      <w:ins w:id="790" w:author="Microsoft Office User" w:date="2026-01-15T19:06:00Z" w16du:dateUtc="2026-01-15T18:06:00Z">
+        <w:r>
+          <w:rPr>
+            <w:color w:val="2F5496" w:themeColor="accent1" w:themeShade="BF"/>
+            <w:sz w:val="28"/>
+            <w:szCs w:val="28"/>
+            <w:lang w:val="en-US"/>
+            <w:rPrChange w:id="791" w:author="Microsoft Office User" w:date="2026-01-15T20:09:00Z" w16du:dateUtc="2026-01-15T19:09:00Z">
               <w:rPr>
                 <w:sz w:val="28"/>
                 <w:szCs w:val="28"/>
@@ -7792,14 +8098,14 @@
           <w:t xml:space="preserve"> database</w:t>
         </w:r>
       </w:ins>
-      <w:ins w:id="762" w:author="Microsoft Office User" w:date="2026-01-15T19:07:00Z" w16du:dateUtc="2026-01-15T18:07:00Z">
-        <w:r>
-          <w:rPr>
-            <w:color w:val="2F5496" w:themeColor="accent1" w:themeShade="BF"/>
-            <w:sz w:val="28"/>
-            <w:szCs w:val="28"/>
-            <w:lang w:val="en-US"/>
-            <w:rPrChange w:id="763" w:author="Microsoft Office User" w:date="2026-01-15T20:09:00Z" w16du:dateUtc="2026-01-15T19:09:00Z">
+      <w:ins w:id="792" w:author="Microsoft Office User" w:date="2026-01-15T19:07:00Z" w16du:dateUtc="2026-01-15T18:07:00Z">
+        <w:r>
+          <w:rPr>
+            <w:color w:val="2F5496" w:themeColor="accent1" w:themeShade="BF"/>
+            <w:sz w:val="28"/>
+            <w:szCs w:val="28"/>
+            <w:lang w:val="en-US"/>
+            <w:rPrChange w:id="793" w:author="Microsoft Office User" w:date="2026-01-15T20:09:00Z" w16du:dateUtc="2026-01-15T19:09:00Z">
               <w:rPr>
                 <w:sz w:val="28"/>
                 <w:szCs w:val="28"/>
@@ -7810,14 +8116,14 @@
           <w:t>s</w:t>
         </w:r>
       </w:ins>
-      <w:ins w:id="764" w:author="Microsoft Office User" w:date="2026-01-15T19:06:00Z" w16du:dateUtc="2026-01-15T18:06:00Z">
-        <w:r>
-          <w:rPr>
-            <w:color w:val="2F5496" w:themeColor="accent1" w:themeShade="BF"/>
-            <w:sz w:val="28"/>
-            <w:szCs w:val="28"/>
-            <w:lang w:val="en-US"/>
-            <w:rPrChange w:id="765" w:author="Microsoft Office User" w:date="2026-01-15T20:09:00Z" w16du:dateUtc="2026-01-15T19:09:00Z">
+      <w:ins w:id="794" w:author="Microsoft Office User" w:date="2026-01-15T19:06:00Z" w16du:dateUtc="2026-01-15T18:06:00Z">
+        <w:r>
+          <w:rPr>
+            <w:color w:val="2F5496" w:themeColor="accent1" w:themeShade="BF"/>
+            <w:sz w:val="28"/>
+            <w:szCs w:val="28"/>
+            <w:lang w:val="en-US"/>
+            <w:rPrChange w:id="795" w:author="Microsoft Office User" w:date="2026-01-15T20:09:00Z" w16du:dateUtc="2026-01-15T19:09:00Z">
               <w:rPr>
                 <w:sz w:val="28"/>
                 <w:szCs w:val="28"/>
@@ -7828,7 +8134,7 @@
           <w:t xml:space="preserve"> with 31-mers</w:t>
         </w:r>
       </w:ins>
-      <w:ins w:id="766" w:author="Microsoft Office User" w:date="2026-01-17T07:12:00Z" w16du:dateUtc="2026-01-17T06:12:00Z">
+      <w:ins w:id="796" w:author="Microsoft Office User" w:date="2026-01-17T07:12:00Z" w16du:dateUtc="2026-01-17T06:12:00Z">
         <w:r>
           <w:rPr>
             <w:color w:val="2F5496" w:themeColor="accent1" w:themeShade="BF"/>
@@ -7839,14 +8145,14 @@
           <w:t xml:space="preserve"> and</w:t>
         </w:r>
       </w:ins>
-      <w:ins w:id="767" w:author="Microsoft Office User" w:date="2026-01-15T19:08:00Z" w16du:dateUtc="2026-01-15T18:08:00Z">
-        <w:r>
-          <w:rPr>
-            <w:color w:val="2F5496" w:themeColor="accent1" w:themeShade="BF"/>
-            <w:sz w:val="28"/>
-            <w:szCs w:val="28"/>
-            <w:lang w:val="en-US"/>
-            <w:rPrChange w:id="768" w:author="Microsoft Office User" w:date="2026-01-15T20:09:00Z" w16du:dateUtc="2026-01-15T19:09:00Z">
+      <w:ins w:id="797" w:author="Microsoft Office User" w:date="2026-01-15T19:08:00Z" w16du:dateUtc="2026-01-15T18:08:00Z">
+        <w:r>
+          <w:rPr>
+            <w:color w:val="2F5496" w:themeColor="accent1" w:themeShade="BF"/>
+            <w:sz w:val="28"/>
+            <w:szCs w:val="28"/>
+            <w:lang w:val="en-US"/>
+            <w:rPrChange w:id="798" w:author="Microsoft Office User" w:date="2026-01-15T20:09:00Z" w16du:dateUtc="2026-01-15T19:09:00Z">
               <w:rPr>
                 <w:sz w:val="28"/>
                 <w:szCs w:val="28"/>
@@ -7857,25 +8163,25 @@
           <w:t xml:space="preserve"> LCA </w:t>
         </w:r>
       </w:ins>
-      <w:ins w:id="769" w:author="Microsoft Office User" w:date="2026-01-17T07:12:00Z" w16du:dateUtc="2026-01-17T06:12:00Z">
-        <w:r>
-          <w:rPr>
-            <w:color w:val="2F5496" w:themeColor="accent1" w:themeShade="BF"/>
-            <w:sz w:val="28"/>
-            <w:szCs w:val="28"/>
-            <w:lang w:val="en-US"/>
-          </w:rPr>
-          <w:t>under</w:t>
-        </w:r>
-      </w:ins>
-      <w:ins w:id="770" w:author="Microsoft Office User" w:date="2026-01-15T19:08:00Z" w16du:dateUtc="2026-01-15T18:08:00Z">
-        <w:r>
-          <w:rPr>
-            <w:color w:val="2F5496" w:themeColor="accent1" w:themeShade="BF"/>
-            <w:sz w:val="28"/>
-            <w:szCs w:val="28"/>
-            <w:lang w:val="en-US"/>
-            <w:rPrChange w:id="771" w:author="Microsoft Office User" w:date="2026-01-15T20:09:00Z" w16du:dateUtc="2026-01-15T19:09:00Z">
+      <w:ins w:id="799" w:author="Microsoft Office User" w:date="2026-01-20T08:00:00Z" w16du:dateUtc="2026-01-20T07:00:00Z">
+        <w:r>
+          <w:rPr>
+            <w:color w:val="2F5496" w:themeColor="accent1" w:themeShade="BF"/>
+            <w:sz w:val="28"/>
+            <w:szCs w:val="28"/>
+            <w:lang w:val="en-US"/>
+          </w:rPr>
+          <w:t>via</w:t>
+        </w:r>
+      </w:ins>
+      <w:ins w:id="800" w:author="Microsoft Office User" w:date="2026-01-15T19:08:00Z" w16du:dateUtc="2026-01-15T18:08:00Z">
+        <w:r>
+          <w:rPr>
+            <w:color w:val="2F5496" w:themeColor="accent1" w:themeShade="BF"/>
+            <w:sz w:val="28"/>
+            <w:szCs w:val="28"/>
+            <w:lang w:val="en-US"/>
+            <w:rPrChange w:id="801" w:author="Microsoft Office User" w:date="2026-01-15T20:09:00Z" w16du:dateUtc="2026-01-15T19:09:00Z">
               <w:rPr>
                 <w:sz w:val="28"/>
                 <w:szCs w:val="28"/>
@@ -7886,7 +8192,7 @@
           <w:t xml:space="preserve"> NCBI’s taxonomy</w:t>
         </w:r>
       </w:ins>
-      <w:ins w:id="772" w:author="Microsoft Office User" w:date="2026-01-17T07:12:00Z" w16du:dateUtc="2026-01-17T06:12:00Z">
+      <w:ins w:id="802" w:author="Microsoft Office User" w:date="2026-01-17T07:12:00Z" w16du:dateUtc="2026-01-17T06:12:00Z">
         <w:r>
           <w:rPr>
             <w:color w:val="2F5496" w:themeColor="accent1" w:themeShade="BF"/>
@@ -7908,14 +8214,14 @@
         </w:r>
       </w:ins>
       <w:proofErr w:type="spellEnd"/>
-      <w:ins w:id="773" w:author="Microsoft Office User" w:date="2026-01-15T19:08:00Z" w16du:dateUtc="2026-01-15T18:08:00Z">
-        <w:r>
-          <w:rPr>
-            <w:color w:val="2F5496" w:themeColor="accent1" w:themeShade="BF"/>
-            <w:sz w:val="28"/>
-            <w:szCs w:val="28"/>
-            <w:lang w:val="en-US"/>
-            <w:rPrChange w:id="774" w:author="Microsoft Office User" w:date="2026-01-15T20:09:00Z" w16du:dateUtc="2026-01-15T19:09:00Z">
+      <w:ins w:id="803" w:author="Microsoft Office User" w:date="2026-01-15T19:08:00Z" w16du:dateUtc="2026-01-15T18:08:00Z">
+        <w:r>
+          <w:rPr>
+            <w:color w:val="2F5496" w:themeColor="accent1" w:themeShade="BF"/>
+            <w:sz w:val="28"/>
+            <w:szCs w:val="28"/>
+            <w:lang w:val="en-US"/>
+            <w:rPrChange w:id="804" w:author="Microsoft Office User" w:date="2026-01-15T20:09:00Z" w16du:dateUtc="2026-01-15T19:09:00Z">
               <w:rPr>
                 <w:sz w:val="28"/>
                 <w:szCs w:val="28"/>
@@ -7931,13 +8237,13 @@
       <w:pPr>
         <w:pStyle w:val="u-mb-24"/>
         <w:rPr>
-          <w:ins w:id="775" w:author="Microsoft Office User" w:date="2026-01-15T19:08:00Z" w16du:dateUtc="2026-01-15T18:08:00Z"/>
+          <w:ins w:id="805" w:author="Microsoft Office User" w:date="2026-01-15T19:08:00Z" w16du:dateUtc="2026-01-15T18:08:00Z"/>
           <w:sz w:val="28"/>
           <w:szCs w:val="28"/>
           <w:lang w:val="en-US"/>
         </w:rPr>
       </w:pPr>
-      <w:del w:id="776" w:author="Microsoft Office User" w:date="2026-01-15T18:54:00Z" w16du:dateUtc="2026-01-15T17:54:00Z">
+      <w:del w:id="806" w:author="Microsoft Office User" w:date="2026-01-15T18:54:00Z" w16du:dateUtc="2026-01-15T17:54:00Z">
         <w:r>
           <w:rPr>
             <w:sz w:val="28"/>
@@ -7947,7 +8253,7 @@
           <w:delText xml:space="preserve"> </w:delText>
         </w:r>
       </w:del>
-      <w:del w:id="777" w:author="Microsoft Office User" w:date="2026-01-15T19:05:00Z" w16du:dateUtc="2026-01-15T18:05:00Z">
+      <w:del w:id="807" w:author="Microsoft Office User" w:date="2026-01-15T19:05:00Z" w16du:dateUtc="2026-01-15T18:05:00Z">
         <w:r>
           <w:rPr>
             <w:sz w:val="28"/>
@@ -7989,20 +8295,20 @@
       <w:pPr>
         <w:pStyle w:val="u-mb-24"/>
         <w:rPr>
-          <w:ins w:id="778" w:author="Microsoft Office User" w:date="2026-01-15T19:09:00Z" w16du:dateUtc="2026-01-15T18:09:00Z"/>
+          <w:ins w:id="808" w:author="Microsoft Office User" w:date="2026-01-15T19:09:00Z" w16du:dateUtc="2026-01-15T18:09:00Z"/>
           <w:sz w:val="28"/>
           <w:szCs w:val="28"/>
           <w:lang w:val="en-US"/>
         </w:rPr>
       </w:pPr>
-      <w:ins w:id="779" w:author="Microsoft Office User" w:date="2026-01-15T19:09:00Z" w16du:dateUtc="2026-01-15T18:09:00Z">
-        <w:r>
-          <w:rPr>
-            <w:color w:val="2F5496" w:themeColor="accent1" w:themeShade="BF"/>
-            <w:sz w:val="28"/>
-            <w:szCs w:val="28"/>
-            <w:lang w:val="en-US"/>
-            <w:rPrChange w:id="780" w:author="Microsoft Office User" w:date="2026-01-15T20:09:00Z" w16du:dateUtc="2026-01-15T19:09:00Z">
+      <w:ins w:id="809" w:author="Microsoft Office User" w:date="2026-01-15T19:09:00Z" w16du:dateUtc="2026-01-15T18:09:00Z">
+        <w:r>
+          <w:rPr>
+            <w:color w:val="2F5496" w:themeColor="accent1" w:themeShade="BF"/>
+            <w:sz w:val="28"/>
+            <w:szCs w:val="28"/>
+            <w:lang w:val="en-US"/>
+            <w:rPrChange w:id="810" w:author="Microsoft Office User" w:date="2026-01-15T20:09:00Z" w16du:dateUtc="2026-01-15T19:09:00Z">
               <w:rPr>
                 <w:sz w:val="28"/>
                 <w:szCs w:val="28"/>
@@ -8013,7 +8319,7 @@
           <w:t xml:space="preserve">Thank you for this recap. We provided a set of actions (as noted above) to address </w:t>
         </w:r>
       </w:ins>
-      <w:ins w:id="781" w:author="Microsoft Office User" w:date="2026-01-17T07:13:00Z" w16du:dateUtc="2026-01-17T06:13:00Z">
+      <w:ins w:id="811" w:author="Microsoft Office User" w:date="2026-01-17T07:13:00Z" w16du:dateUtc="2026-01-17T06:13:00Z">
         <w:r>
           <w:rPr>
             <w:color w:val="2F5496" w:themeColor="accent1" w:themeShade="BF"/>
@@ -8024,14 +8330,14 @@
           <w:t>most of your</w:t>
         </w:r>
       </w:ins>
-      <w:ins w:id="782" w:author="Microsoft Office User" w:date="2026-01-15T19:09:00Z" w16du:dateUtc="2026-01-15T18:09:00Z">
-        <w:r>
-          <w:rPr>
-            <w:color w:val="2F5496" w:themeColor="accent1" w:themeShade="BF"/>
-            <w:sz w:val="28"/>
-            <w:szCs w:val="28"/>
-            <w:lang w:val="en-US"/>
-            <w:rPrChange w:id="783" w:author="Microsoft Office User" w:date="2026-01-15T20:09:00Z" w16du:dateUtc="2026-01-15T19:09:00Z">
+      <w:ins w:id="812" w:author="Microsoft Office User" w:date="2026-01-15T19:09:00Z" w16du:dateUtc="2026-01-15T18:09:00Z">
+        <w:r>
+          <w:rPr>
+            <w:color w:val="2F5496" w:themeColor="accent1" w:themeShade="BF"/>
+            <w:sz w:val="28"/>
+            <w:szCs w:val="28"/>
+            <w:lang w:val="en-US"/>
+            <w:rPrChange w:id="813" w:author="Microsoft Office User" w:date="2026-01-15T20:09:00Z" w16du:dateUtc="2026-01-15T19:09:00Z">
               <w:rPr>
                 <w:sz w:val="28"/>
                 <w:szCs w:val="28"/>
@@ -8042,7 +8348,7 @@
           <w:t xml:space="preserve"> concern</w:t>
         </w:r>
       </w:ins>
-      <w:ins w:id="784" w:author="Microsoft Office User" w:date="2026-01-17T07:12:00Z" w16du:dateUtc="2026-01-17T06:12:00Z">
+      <w:ins w:id="814" w:author="Microsoft Office User" w:date="2026-01-17T07:12:00Z" w16du:dateUtc="2026-01-17T06:12:00Z">
         <w:r>
           <w:rPr>
             <w:color w:val="2F5496" w:themeColor="accent1" w:themeShade="BF"/>
@@ -8053,7 +8359,7 @@
           <w:t>s – hopefully to an a</w:t>
         </w:r>
       </w:ins>
-      <w:ins w:id="785" w:author="Microsoft Office User" w:date="2026-01-17T07:13:00Z" w16du:dateUtc="2026-01-17T06:13:00Z">
+      <w:ins w:id="815" w:author="Microsoft Office User" w:date="2026-01-17T07:13:00Z" w16du:dateUtc="2026-01-17T06:13:00Z">
         <w:r>
           <w:rPr>
             <w:color w:val="2F5496" w:themeColor="accent1" w:themeShade="BF"/>
@@ -8064,14 +8370,14 @@
           <w:t>cceptable degree</w:t>
         </w:r>
       </w:ins>
-      <w:ins w:id="786" w:author="Microsoft Office User" w:date="2026-01-15T19:09:00Z" w16du:dateUtc="2026-01-15T18:09:00Z">
-        <w:r>
-          <w:rPr>
-            <w:color w:val="2F5496" w:themeColor="accent1" w:themeShade="BF"/>
-            <w:sz w:val="28"/>
-            <w:szCs w:val="28"/>
-            <w:lang w:val="en-US"/>
-            <w:rPrChange w:id="787" w:author="Microsoft Office User" w:date="2026-01-15T20:09:00Z" w16du:dateUtc="2026-01-15T19:09:00Z">
+      <w:ins w:id="816" w:author="Microsoft Office User" w:date="2026-01-15T19:09:00Z" w16du:dateUtc="2026-01-15T18:09:00Z">
+        <w:r>
+          <w:rPr>
+            <w:color w:val="2F5496" w:themeColor="accent1" w:themeShade="BF"/>
+            <w:sz w:val="28"/>
+            <w:szCs w:val="28"/>
+            <w:lang w:val="en-US"/>
+            <w:rPrChange w:id="817" w:author="Microsoft Office User" w:date="2026-01-15T20:09:00Z" w16du:dateUtc="2026-01-15T19:09:00Z">
               <w:rPr>
                 <w:sz w:val="28"/>
                 <w:szCs w:val="28"/>
@@ -8144,7 +8450,7 @@
           <w:sz w:val="28"/>
           <w:szCs w:val="28"/>
           <w:lang w:val="en-US"/>
-          <w:rPrChange w:id="788" w:author="Microsoft Office User" w:date="2026-01-15T20:10:00Z" w16du:dateUtc="2026-01-15T19:10:00Z">
+          <w:rPrChange w:id="818" w:author="Microsoft Office User" w:date="2026-01-15T20:10:00Z" w16du:dateUtc="2026-01-15T19:10:00Z">
             <w:rPr>
               <w:sz w:val="28"/>
               <w:szCs w:val="28"/>
@@ -8153,7 +8459,7 @@
           </w:rPrChange>
         </w:rPr>
       </w:pPr>
-      <w:ins w:id="789" w:author="Microsoft Office User" w:date="2026-01-15T19:09:00Z" w16du:dateUtc="2026-01-15T18:09:00Z">
+      <w:ins w:id="819" w:author="Microsoft Office User" w:date="2026-01-15T19:09:00Z" w16du:dateUtc="2026-01-15T18:09:00Z">
         <w:r>
           <w:rPr>
             <w:b/>
@@ -8162,7 +8468,7 @@
             <w:sz w:val="28"/>
             <w:szCs w:val="28"/>
             <w:lang w:val="en-US"/>
-            <w:rPrChange w:id="790" w:author="Microsoft Office User" w:date="2026-01-15T20:10:00Z" w16du:dateUtc="2026-01-15T19:10:00Z">
+            <w:rPrChange w:id="820" w:author="Microsoft Office User" w:date="2026-01-15T20:10:00Z" w16du:dateUtc="2026-01-15T19:10:00Z">
               <w:rPr>
                 <w:sz w:val="28"/>
                 <w:szCs w:val="28"/>
@@ -8178,7 +8484,7 @@
             <w:sz w:val="28"/>
             <w:szCs w:val="28"/>
             <w:lang w:val="en-US"/>
-            <w:rPrChange w:id="791" w:author="Microsoft Office User" w:date="2026-01-15T20:10:00Z" w16du:dateUtc="2026-01-15T19:10:00Z">
+            <w:rPrChange w:id="821" w:author="Microsoft Office User" w:date="2026-01-15T20:10:00Z" w16du:dateUtc="2026-01-15T19:10:00Z">
               <w:rPr>
                 <w:sz w:val="28"/>
                 <w:szCs w:val="28"/>
@@ -8189,14 +8495,14 @@
           <w:t xml:space="preserve">: </w:t>
         </w:r>
       </w:ins>
-      <w:ins w:id="792" w:author="Microsoft Office User" w:date="2026-01-15T19:16:00Z" w16du:dateUtc="2026-01-15T18:16:00Z">
-        <w:r>
-          <w:rPr>
-            <w:color w:val="2F5496" w:themeColor="accent1" w:themeShade="BF"/>
-            <w:sz w:val="28"/>
-            <w:szCs w:val="28"/>
-            <w:lang w:val="en-US"/>
-            <w:rPrChange w:id="793" w:author="Microsoft Office User" w:date="2026-01-15T20:10:00Z" w16du:dateUtc="2026-01-15T19:10:00Z">
+      <w:ins w:id="822" w:author="Microsoft Office User" w:date="2026-01-15T19:16:00Z" w16du:dateUtc="2026-01-15T18:16:00Z">
+        <w:r>
+          <w:rPr>
+            <w:color w:val="2F5496" w:themeColor="accent1" w:themeShade="BF"/>
+            <w:sz w:val="28"/>
+            <w:szCs w:val="28"/>
+            <w:lang w:val="en-US"/>
+            <w:rPrChange w:id="823" w:author="Microsoft Office User" w:date="2026-01-15T20:10:00Z" w16du:dateUtc="2026-01-15T19:10:00Z">
               <w:rPr>
                 <w:sz w:val="28"/>
                 <w:szCs w:val="28"/>
@@ -8207,14 +8513,14 @@
           <w:t>Good point</w:t>
         </w:r>
       </w:ins>
-      <w:ins w:id="794" w:author="Microsoft Office User" w:date="2026-01-15T19:17:00Z" w16du:dateUtc="2026-01-15T18:17:00Z">
-        <w:r>
-          <w:rPr>
-            <w:color w:val="2F5496" w:themeColor="accent1" w:themeShade="BF"/>
-            <w:sz w:val="28"/>
-            <w:szCs w:val="28"/>
-            <w:lang w:val="en-US"/>
-            <w:rPrChange w:id="795" w:author="Microsoft Office User" w:date="2026-01-15T20:10:00Z" w16du:dateUtc="2026-01-15T19:10:00Z">
+      <w:ins w:id="824" w:author="Microsoft Office User" w:date="2026-01-15T19:17:00Z" w16du:dateUtc="2026-01-15T18:17:00Z">
+        <w:r>
+          <w:rPr>
+            <w:color w:val="2F5496" w:themeColor="accent1" w:themeShade="BF"/>
+            <w:sz w:val="28"/>
+            <w:szCs w:val="28"/>
+            <w:lang w:val="en-US"/>
+            <w:rPrChange w:id="825" w:author="Microsoft Office User" w:date="2026-01-15T20:10:00Z" w16du:dateUtc="2026-01-15T19:10:00Z">
               <w:rPr>
                 <w:sz w:val="28"/>
                 <w:szCs w:val="28"/>
@@ -8225,14 +8531,14 @@
           <w:t>.</w:t>
         </w:r>
       </w:ins>
-      <w:ins w:id="796" w:author="Microsoft Office User" w:date="2026-01-15T19:16:00Z" w16du:dateUtc="2026-01-15T18:16:00Z">
-        <w:r>
-          <w:rPr>
-            <w:color w:val="2F5496" w:themeColor="accent1" w:themeShade="BF"/>
-            <w:sz w:val="28"/>
-            <w:szCs w:val="28"/>
-            <w:lang w:val="en-US"/>
-            <w:rPrChange w:id="797" w:author="Microsoft Office User" w:date="2026-01-15T20:10:00Z" w16du:dateUtc="2026-01-15T19:10:00Z">
+      <w:ins w:id="826" w:author="Microsoft Office User" w:date="2026-01-15T19:16:00Z" w16du:dateUtc="2026-01-15T18:16:00Z">
+        <w:r>
+          <w:rPr>
+            <w:color w:val="2F5496" w:themeColor="accent1" w:themeShade="BF"/>
+            <w:sz w:val="28"/>
+            <w:szCs w:val="28"/>
+            <w:lang w:val="en-US"/>
+            <w:rPrChange w:id="827" w:author="Microsoft Office User" w:date="2026-01-15T20:10:00Z" w16du:dateUtc="2026-01-15T19:10:00Z">
               <w:rPr>
                 <w:sz w:val="28"/>
                 <w:szCs w:val="28"/>
@@ -8243,14 +8549,14 @@
           <w:t xml:space="preserve"> </w:t>
         </w:r>
       </w:ins>
-      <w:ins w:id="798" w:author="Microsoft Office User" w:date="2026-01-15T19:17:00Z" w16du:dateUtc="2026-01-15T18:17:00Z">
-        <w:r>
-          <w:rPr>
-            <w:color w:val="2F5496" w:themeColor="accent1" w:themeShade="BF"/>
-            <w:sz w:val="28"/>
-            <w:szCs w:val="28"/>
-            <w:lang w:val="en-US"/>
-            <w:rPrChange w:id="799" w:author="Microsoft Office User" w:date="2026-01-15T20:10:00Z" w16du:dateUtc="2026-01-15T19:10:00Z">
+      <w:ins w:id="828" w:author="Microsoft Office User" w:date="2026-01-15T19:17:00Z" w16du:dateUtc="2026-01-15T18:17:00Z">
+        <w:r>
+          <w:rPr>
+            <w:color w:val="2F5496" w:themeColor="accent1" w:themeShade="BF"/>
+            <w:sz w:val="28"/>
+            <w:szCs w:val="28"/>
+            <w:lang w:val="en-US"/>
+            <w:rPrChange w:id="829" w:author="Microsoft Office User" w:date="2026-01-15T20:10:00Z" w16du:dateUtc="2026-01-15T19:10:00Z">
               <w:rPr>
                 <w:sz w:val="28"/>
                 <w:szCs w:val="28"/>
@@ -8261,14 +8567,14 @@
           <w:t>W</w:t>
         </w:r>
       </w:ins>
-      <w:ins w:id="800" w:author="Microsoft Office User" w:date="2026-01-15T19:09:00Z" w16du:dateUtc="2026-01-15T18:09:00Z">
-        <w:r>
-          <w:rPr>
-            <w:color w:val="2F5496" w:themeColor="accent1" w:themeShade="BF"/>
-            <w:sz w:val="28"/>
-            <w:szCs w:val="28"/>
-            <w:lang w:val="en-US"/>
-            <w:rPrChange w:id="801" w:author="Microsoft Office User" w:date="2026-01-15T20:10:00Z" w16du:dateUtc="2026-01-15T19:10:00Z">
+      <w:ins w:id="830" w:author="Microsoft Office User" w:date="2026-01-15T19:09:00Z" w16du:dateUtc="2026-01-15T18:09:00Z">
+        <w:r>
+          <w:rPr>
+            <w:color w:val="2F5496" w:themeColor="accent1" w:themeShade="BF"/>
+            <w:sz w:val="28"/>
+            <w:szCs w:val="28"/>
+            <w:lang w:val="en-US"/>
+            <w:rPrChange w:id="831" w:author="Microsoft Office User" w:date="2026-01-15T20:10:00Z" w16du:dateUtc="2026-01-15T19:10:00Z">
               <w:rPr>
                 <w:sz w:val="28"/>
                 <w:szCs w:val="28"/>
@@ -8279,14 +8585,14 @@
           <w:t xml:space="preserve">e </w:t>
         </w:r>
       </w:ins>
-      <w:ins w:id="802" w:author="Microsoft Office User" w:date="2026-01-15T19:16:00Z" w16du:dateUtc="2026-01-15T18:16:00Z">
-        <w:r>
-          <w:rPr>
-            <w:color w:val="2F5496" w:themeColor="accent1" w:themeShade="BF"/>
-            <w:sz w:val="28"/>
-            <w:szCs w:val="28"/>
-            <w:lang w:val="en-US"/>
-            <w:rPrChange w:id="803" w:author="Microsoft Office User" w:date="2026-01-15T20:10:00Z" w16du:dateUtc="2026-01-15T19:10:00Z">
+      <w:ins w:id="832" w:author="Microsoft Office User" w:date="2026-01-15T19:16:00Z" w16du:dateUtc="2026-01-15T18:16:00Z">
+        <w:r>
+          <w:rPr>
+            <w:color w:val="2F5496" w:themeColor="accent1" w:themeShade="BF"/>
+            <w:sz w:val="28"/>
+            <w:szCs w:val="28"/>
+            <w:lang w:val="en-US"/>
+            <w:rPrChange w:id="833" w:author="Microsoft Office User" w:date="2026-01-15T20:10:00Z" w16du:dateUtc="2026-01-15T19:10:00Z">
               <w:rPr>
                 <w:sz w:val="28"/>
                 <w:szCs w:val="28"/>
@@ -8297,14 +8603,14 @@
           <w:t>re</w:t>
         </w:r>
       </w:ins>
-      <w:ins w:id="804" w:author="Microsoft Office User" w:date="2026-01-15T19:17:00Z" w16du:dateUtc="2026-01-15T18:17:00Z">
-        <w:r>
-          <w:rPr>
-            <w:color w:val="2F5496" w:themeColor="accent1" w:themeShade="BF"/>
-            <w:sz w:val="28"/>
-            <w:szCs w:val="28"/>
-            <w:lang w:val="en-US"/>
-            <w:rPrChange w:id="805" w:author="Microsoft Office User" w:date="2026-01-15T20:10:00Z" w16du:dateUtc="2026-01-15T19:10:00Z">
+      <w:ins w:id="834" w:author="Microsoft Office User" w:date="2026-01-15T19:17:00Z" w16du:dateUtc="2026-01-15T18:17:00Z">
+        <w:r>
+          <w:rPr>
+            <w:color w:val="2F5496" w:themeColor="accent1" w:themeShade="BF"/>
+            <w:sz w:val="28"/>
+            <w:szCs w:val="28"/>
+            <w:lang w:val="en-US"/>
+            <w:rPrChange w:id="835" w:author="Microsoft Office User" w:date="2026-01-15T20:10:00Z" w16du:dateUtc="2026-01-15T19:10:00Z">
               <w:rPr>
                 <w:sz w:val="28"/>
                 <w:szCs w:val="28"/>
@@ -8315,14 +8621,14 @@
           <w:t xml:space="preserve">phrased the corresponding noun phrase in Section 2.1 </w:t>
         </w:r>
       </w:ins>
-      <w:ins w:id="806" w:author="Microsoft Office User" w:date="2026-01-15T19:18:00Z" w16du:dateUtc="2026-01-15T18:18:00Z">
-        <w:r>
-          <w:rPr>
-            <w:color w:val="2F5496" w:themeColor="accent1" w:themeShade="BF"/>
-            <w:sz w:val="28"/>
-            <w:szCs w:val="28"/>
-            <w:lang w:val="en-US"/>
-            <w:rPrChange w:id="807" w:author="Microsoft Office User" w:date="2026-01-15T20:10:00Z" w16du:dateUtc="2026-01-15T19:10:00Z">
+      <w:ins w:id="836" w:author="Microsoft Office User" w:date="2026-01-15T19:18:00Z" w16du:dateUtc="2026-01-15T18:18:00Z">
+        <w:r>
+          <w:rPr>
+            <w:color w:val="2F5496" w:themeColor="accent1" w:themeShade="BF"/>
+            <w:sz w:val="28"/>
+            <w:szCs w:val="28"/>
+            <w:lang w:val="en-US"/>
+            <w:rPrChange w:id="837" w:author="Microsoft Office User" w:date="2026-01-15T20:10:00Z" w16du:dateUtc="2026-01-15T19:10:00Z">
               <w:rPr>
                 <w:sz w:val="28"/>
                 <w:szCs w:val="28"/>
@@ -8333,7 +8639,7 @@
           <w:t xml:space="preserve">paragraph </w:t>
         </w:r>
       </w:ins>
-      <w:ins w:id="808" w:author="Microsoft Office User" w:date="2026-01-17T07:13:00Z" w16du:dateUtc="2026-01-17T06:13:00Z">
+      <w:ins w:id="838" w:author="Microsoft Office User" w:date="2026-01-17T07:13:00Z" w16du:dateUtc="2026-01-17T06:13:00Z">
         <w:r>
           <w:rPr>
             <w:color w:val="2F5496" w:themeColor="accent1" w:themeShade="BF"/>
@@ -8344,14 +8650,14 @@
           <w:t>1</w:t>
         </w:r>
       </w:ins>
-      <w:ins w:id="809" w:author="Microsoft Office User" w:date="2026-01-15T19:18:00Z" w16du:dateUtc="2026-01-15T18:18:00Z">
-        <w:r>
-          <w:rPr>
-            <w:color w:val="2F5496" w:themeColor="accent1" w:themeShade="BF"/>
-            <w:sz w:val="28"/>
-            <w:szCs w:val="28"/>
-            <w:lang w:val="en-US"/>
-            <w:rPrChange w:id="810" w:author="Microsoft Office User" w:date="2026-01-15T20:10:00Z" w16du:dateUtc="2026-01-15T19:10:00Z">
+      <w:ins w:id="839" w:author="Microsoft Office User" w:date="2026-01-15T19:18:00Z" w16du:dateUtc="2026-01-15T18:18:00Z">
+        <w:r>
+          <w:rPr>
+            <w:color w:val="2F5496" w:themeColor="accent1" w:themeShade="BF"/>
+            <w:sz w:val="28"/>
+            <w:szCs w:val="28"/>
+            <w:lang w:val="en-US"/>
+            <w:rPrChange w:id="840" w:author="Microsoft Office User" w:date="2026-01-15T20:10:00Z" w16du:dateUtc="2026-01-15T19:10:00Z">
               <w:rPr>
                 <w:sz w:val="28"/>
                 <w:szCs w:val="28"/>
@@ -8362,14 +8668,14 @@
           <w:t xml:space="preserve"> from “regular version” to “canonical version” and added some </w:t>
         </w:r>
       </w:ins>
-      <w:ins w:id="811" w:author="Microsoft Office User" w:date="2026-01-15T19:20:00Z" w16du:dateUtc="2026-01-15T18:20:00Z">
-        <w:r>
-          <w:rPr>
-            <w:color w:val="2F5496" w:themeColor="accent1" w:themeShade="BF"/>
-            <w:sz w:val="28"/>
-            <w:szCs w:val="28"/>
-            <w:lang w:val="en-US"/>
-            <w:rPrChange w:id="812" w:author="Microsoft Office User" w:date="2026-01-15T20:10:00Z" w16du:dateUtc="2026-01-15T19:10:00Z">
+      <w:ins w:id="841" w:author="Microsoft Office User" w:date="2026-01-15T19:20:00Z" w16du:dateUtc="2026-01-15T18:20:00Z">
+        <w:r>
+          <w:rPr>
+            <w:color w:val="2F5496" w:themeColor="accent1" w:themeShade="BF"/>
+            <w:sz w:val="28"/>
+            <w:szCs w:val="28"/>
+            <w:lang w:val="en-US"/>
+            <w:rPrChange w:id="842" w:author="Microsoft Office User" w:date="2026-01-15T20:10:00Z" w16du:dateUtc="2026-01-15T19:10:00Z">
               <w:rPr>
                 <w:sz w:val="28"/>
                 <w:szCs w:val="28"/>
@@ -8380,14 +8686,14 @@
           <w:t xml:space="preserve">more </w:t>
         </w:r>
       </w:ins>
-      <w:ins w:id="813" w:author="Microsoft Office User" w:date="2026-01-15T19:18:00Z" w16du:dateUtc="2026-01-15T18:18:00Z">
-        <w:r>
-          <w:rPr>
-            <w:color w:val="2F5496" w:themeColor="accent1" w:themeShade="BF"/>
-            <w:sz w:val="28"/>
-            <w:szCs w:val="28"/>
-            <w:lang w:val="en-US"/>
-            <w:rPrChange w:id="814" w:author="Microsoft Office User" w:date="2026-01-15T20:10:00Z" w16du:dateUtc="2026-01-15T19:10:00Z">
+      <w:ins w:id="843" w:author="Microsoft Office User" w:date="2026-01-15T19:18:00Z" w16du:dateUtc="2026-01-15T18:18:00Z">
+        <w:r>
+          <w:rPr>
+            <w:color w:val="2F5496" w:themeColor="accent1" w:themeShade="BF"/>
+            <w:sz w:val="28"/>
+            <w:szCs w:val="28"/>
+            <w:lang w:val="en-US"/>
+            <w:rPrChange w:id="844" w:author="Microsoft Office User" w:date="2026-01-15T20:10:00Z" w16du:dateUtc="2026-01-15T19:10:00Z">
               <w:rPr>
                 <w:sz w:val="28"/>
                 <w:szCs w:val="28"/>
@@ -8398,14 +8704,14 @@
           <w:t xml:space="preserve">explanation on the </w:t>
         </w:r>
       </w:ins>
-      <w:ins w:id="815" w:author="Microsoft Office User" w:date="2026-01-15T19:20:00Z" w16du:dateUtc="2026-01-15T18:20:00Z">
-        <w:r>
-          <w:rPr>
-            <w:color w:val="2F5496" w:themeColor="accent1" w:themeShade="BF"/>
-            <w:sz w:val="28"/>
-            <w:szCs w:val="28"/>
-            <w:lang w:val="en-US"/>
-            <w:rPrChange w:id="816" w:author="Microsoft Office User" w:date="2026-01-15T20:10:00Z" w16du:dateUtc="2026-01-15T19:10:00Z">
+      <w:ins w:id="845" w:author="Microsoft Office User" w:date="2026-01-15T19:20:00Z" w16du:dateUtc="2026-01-15T18:20:00Z">
+        <w:r>
+          <w:rPr>
+            <w:color w:val="2F5496" w:themeColor="accent1" w:themeShade="BF"/>
+            <w:sz w:val="28"/>
+            <w:szCs w:val="28"/>
+            <w:lang w:val="en-US"/>
+            <w:rPrChange w:id="846" w:author="Microsoft Office User" w:date="2026-01-15T20:10:00Z" w16du:dateUtc="2026-01-15T19:10:00Z">
               <w:rPr>
                 <w:sz w:val="28"/>
                 <w:szCs w:val="28"/>
@@ -8425,7 +8731,7 @@
           <w:sz w:val="28"/>
           <w:szCs w:val="28"/>
           <w:lang w:val="en-US"/>
-          <w:rPrChange w:id="817" w:author="Microsoft Office User" w:date="2026-01-15T20:10:00Z" w16du:dateUtc="2026-01-15T19:10:00Z">
+          <w:rPrChange w:id="847" w:author="Microsoft Office User" w:date="2026-01-15T20:10:00Z" w16du:dateUtc="2026-01-15T19:10:00Z">
             <w:rPr>
               <w:sz w:val="28"/>
               <w:szCs w:val="28"/>

--- a/BMCPointByPointRespRev1.docx
+++ b/BMCPointByPointRespRev1.docx
@@ -77,7 +77,6 @@
           <w:t>(</w:t>
         </w:r>
       </w:ins>
-      <w:proofErr w:type="gramStart"/>
       <w:ins w:id="6" w:author="Microsoft Office User" w:date="2026-01-16T13:51:00Z" w16du:dateUtc="2026-01-16T12:51:00Z">
         <w:r>
           <w:rPr>
@@ -85,16 +84,7 @@
             <w:szCs w:val="28"/>
             <w:lang w:val="en-US"/>
           </w:rPr>
-          <w:t>with</w:t>
-        </w:r>
-        <w:proofErr w:type="gramEnd"/>
-        <w:r>
-          <w:rPr>
-            <w:sz w:val="28"/>
-            <w:szCs w:val="28"/>
-            <w:lang w:val="en-US"/>
-          </w:rPr>
-          <w:t xml:space="preserve"> Reviewer’s text </w:t>
+          <w:t xml:space="preserve">with Reviewer’s text </w:t>
         </w:r>
       </w:ins>
       <w:ins w:id="7" w:author="Microsoft Office User" w:date="2026-01-19T08:19:00Z" w16du:dateUtc="2026-01-19T07:19:00Z">
@@ -218,30 +208,10 @@
               </w:rPr>
             </w:rPrChange>
           </w:rPr>
-          <w:t>Action:</w:t>
-        </w:r>
-        <w:r>
-          <w:rPr>
-            <w:color w:val="2F5496" w:themeColor="accent1" w:themeShade="BF"/>
-            <w:sz w:val="28"/>
-            <w:szCs w:val="28"/>
-            <w:lang w:val="en-US"/>
-          </w:rPr>
-          <w:t>”</w:t>
-        </w:r>
-      </w:ins>
-      <w:ins w:id="16" w:author="Microsoft Office User" w:date="2026-01-19T10:39:00Z" w16du:dateUtc="2026-01-19T09:39:00Z">
-        <w:r>
-          <w:rPr>
-            <w:color w:val="2F5496" w:themeColor="accent1" w:themeShade="BF"/>
-            <w:sz w:val="28"/>
-            <w:szCs w:val="28"/>
-            <w:lang w:val="en-US"/>
-          </w:rPr>
-          <w:t>. This response was created without the help of AI.</w:t>
-        </w:r>
-      </w:ins>
-      <w:ins w:id="17" w:author="Microsoft Office User" w:date="2026-01-16T13:51:00Z" w16du:dateUtc="2026-01-16T12:51:00Z">
+          <w:t>Action</w:t>
+        </w:r>
+      </w:ins>
+      <w:ins w:id="16" w:author="Microsoft Office User" w:date="2026-01-16T13:51:00Z" w16du:dateUtc="2026-01-16T12:51:00Z">
         <w:r>
           <w:rPr>
             <w:sz w:val="28"/>
@@ -256,15 +226,15 @@
       <w:pPr>
         <w:pStyle w:val="u-mb-16"/>
         <w:rPr>
-          <w:del w:id="18" w:author="Microsoft Office User" w:date="2026-01-16T13:50:00Z" w16du:dateUtc="2026-01-16T12:50:00Z"/>
+          <w:del w:id="17" w:author="Microsoft Office User" w:date="2026-01-16T13:50:00Z" w16du:dateUtc="2026-01-16T12:50:00Z"/>
           <w:b/>
           <w:bCs/>
           <w:sz w:val="28"/>
           <w:szCs w:val="28"/>
           <w:lang w:val="en-US"/>
-          <w:rPrChange w:id="19" w:author="Microsoft Office User" w:date="2026-01-15T20:11:00Z" w16du:dateUtc="2026-01-15T19:11:00Z">
+          <w:rPrChange w:id="18" w:author="Microsoft Office User" w:date="2026-01-15T20:11:00Z" w16du:dateUtc="2026-01-15T19:11:00Z">
             <w:rPr>
-              <w:del w:id="20" w:author="Microsoft Office User" w:date="2026-01-16T13:50:00Z" w16du:dateUtc="2026-01-16T12:50:00Z"/>
+              <w:del w:id="19" w:author="Microsoft Office User" w:date="2026-01-16T13:50:00Z" w16du:dateUtc="2026-01-16T12:50:00Z"/>
               <w:sz w:val="28"/>
               <w:szCs w:val="28"/>
               <w:lang w:val="en-US"/>
@@ -272,7 +242,7 @@
           </w:rPrChange>
         </w:rPr>
       </w:pPr>
-      <w:del w:id="21" w:author="Microsoft Office User" w:date="2026-01-16T13:50:00Z" w16du:dateUtc="2026-01-16T12:50:00Z">
+      <w:del w:id="20" w:author="Microsoft Office User" w:date="2026-01-16T13:50:00Z" w16du:dateUtc="2026-01-16T12:50:00Z">
         <w:r>
           <w:rPr>
             <w:b/>
@@ -280,7 +250,7 @@
             <w:sz w:val="28"/>
             <w:szCs w:val="28"/>
             <w:lang w:val="en-US"/>
-            <w:rPrChange w:id="22" w:author="Microsoft Office User" w:date="2026-01-15T20:11:00Z" w16du:dateUtc="2026-01-15T19:11:00Z">
+            <w:rPrChange w:id="21" w:author="Microsoft Office User" w:date="2026-01-15T20:11:00Z" w16du:dateUtc="2026-01-15T19:11:00Z">
               <w:rPr>
                 <w:sz w:val="28"/>
                 <w:szCs w:val="28"/>
@@ -296,7 +266,7 @@
       <w:pPr>
         <w:pStyle w:val="u-mb-24"/>
         <w:rPr>
-          <w:ins w:id="23" w:author="Microsoft Office User" w:date="2026-01-15T12:50:00Z" w16du:dateUtc="2026-01-15T11:50:00Z"/>
+          <w:ins w:id="22" w:author="Microsoft Office User" w:date="2026-01-15T12:50:00Z" w16du:dateUtc="2026-01-15T11:50:00Z"/>
           <w:sz w:val="28"/>
           <w:szCs w:val="28"/>
           <w:lang w:val="en-US"/>
@@ -328,7 +298,7 @@
         </w:rPr>
         <w:t xml:space="preserve"> database informed by a larger database is good. It avoids the overhead of having to consider a large genomic space while not losing accuracy by only considering targeted genomes. The ability to deprecate 'contamination' is also nice. </w:t>
       </w:r>
-      <w:del w:id="24" w:author="Microsoft Office User" w:date="2026-01-15T19:21:00Z" w16du:dateUtc="2026-01-15T18:21:00Z">
+      <w:del w:id="23" w:author="Microsoft Office User" w:date="2026-01-15T19:21:00Z" w16du:dateUtc="2026-01-15T18:21:00Z">
         <w:r>
           <w:rPr>
             <w:sz w:val="28"/>
@@ -343,21 +313,48 @@
       <w:pPr>
         <w:pStyle w:val="u-mb-24"/>
         <w:rPr>
-          <w:ins w:id="25" w:author="Microsoft Office User" w:date="2026-01-15T12:50:00Z" w16du:dateUtc="2026-01-15T11:50:00Z"/>
           <w:color w:val="2F5496" w:themeColor="accent1" w:themeShade="BF"/>
           <w:sz w:val="28"/>
           <w:szCs w:val="28"/>
           <w:lang w:val="en-US"/>
-          <w:rPrChange w:id="26" w:author="Microsoft Office User" w:date="2026-01-15T20:02:00Z" w16du:dateUtc="2026-01-15T19:02:00Z">
-            <w:rPr>
-              <w:ins w:id="27" w:author="Microsoft Office User" w:date="2026-01-15T12:50:00Z" w16du:dateUtc="2026-01-15T11:50:00Z"/>
-              <w:sz w:val="28"/>
-              <w:szCs w:val="28"/>
-              <w:lang w:val="en-US"/>
-            </w:rPr>
-          </w:rPrChange>
         </w:rPr>
       </w:pPr>
+      <w:ins w:id="24" w:author="Microsoft Office User" w:date="2026-01-15T12:50:00Z" w16du:dateUtc="2026-01-15T11:50:00Z">
+        <w:r>
+          <w:rPr>
+            <w:color w:val="2F5496" w:themeColor="accent1" w:themeShade="BF"/>
+            <w:sz w:val="28"/>
+            <w:szCs w:val="28"/>
+            <w:lang w:val="en-US"/>
+            <w:rPrChange w:id="25" w:author="Microsoft Office User" w:date="2026-01-15T20:02:00Z" w16du:dateUtc="2026-01-15T19:02:00Z">
+              <w:rPr>
+                <w:sz w:val="28"/>
+                <w:szCs w:val="28"/>
+                <w:lang w:val="en-US"/>
+              </w:rPr>
+            </w:rPrChange>
+          </w:rPr>
+          <w:t xml:space="preserve">Thank you for this </w:t>
+        </w:r>
+      </w:ins>
+      <w:ins w:id="26" w:author="Microsoft Office User" w:date="2026-01-15T12:51:00Z" w16du:dateUtc="2026-01-15T11:51:00Z">
+        <w:r>
+          <w:rPr>
+            <w:color w:val="2F5496" w:themeColor="accent1" w:themeShade="BF"/>
+            <w:sz w:val="28"/>
+            <w:szCs w:val="28"/>
+            <w:lang w:val="en-US"/>
+            <w:rPrChange w:id="27" w:author="Microsoft Office User" w:date="2026-01-15T20:02:00Z" w16du:dateUtc="2026-01-15T19:02:00Z">
+              <w:rPr>
+                <w:sz w:val="28"/>
+                <w:szCs w:val="28"/>
+                <w:lang w:val="en-US"/>
+              </w:rPr>
+            </w:rPrChange>
+          </w:rPr>
+          <w:t xml:space="preserve">positive </w:t>
+        </w:r>
+      </w:ins>
       <w:ins w:id="28" w:author="Microsoft Office User" w:date="2026-01-15T12:50:00Z" w16du:dateUtc="2026-01-15T11:50:00Z">
         <w:r>
           <w:rPr>
@@ -373,7 +370,7 @@
               </w:rPr>
             </w:rPrChange>
           </w:rPr>
-          <w:t xml:space="preserve">Thank you for this </w:t>
+          <w:t>assessment.</w:t>
         </w:r>
       </w:ins>
       <w:ins w:id="30" w:author="Microsoft Office User" w:date="2026-01-15T12:51:00Z" w16du:dateUtc="2026-01-15T11:51:00Z">
@@ -391,10 +388,10 @@
               </w:rPr>
             </w:rPrChange>
           </w:rPr>
-          <w:t xml:space="preserve">positive </w:t>
-        </w:r>
-      </w:ins>
-      <w:ins w:id="32" w:author="Microsoft Office User" w:date="2026-01-15T12:50:00Z" w16du:dateUtc="2026-01-15T11:50:00Z">
+          <w:t xml:space="preserve"> We are glad to see that experts in the field </w:t>
+        </w:r>
+      </w:ins>
+      <w:ins w:id="32" w:author="Microsoft Office User" w:date="2026-01-15T19:22:00Z" w16du:dateUtc="2026-01-15T18:22:00Z">
         <w:r>
           <w:rPr>
             <w:color w:val="2F5496" w:themeColor="accent1" w:themeShade="BF"/>
@@ -409,7 +406,7 @@
               </w:rPr>
             </w:rPrChange>
           </w:rPr>
-          <w:t>assessment.</w:t>
+          <w:t>consider</w:t>
         </w:r>
       </w:ins>
       <w:ins w:id="34" w:author="Microsoft Office User" w:date="2026-01-15T12:51:00Z" w16du:dateUtc="2026-01-15T11:51:00Z">
@@ -427,10 +424,10 @@
               </w:rPr>
             </w:rPrChange>
           </w:rPr>
-          <w:t xml:space="preserve"> We are glad to see that experienced experts in the field </w:t>
-        </w:r>
-      </w:ins>
-      <w:ins w:id="36" w:author="Microsoft Office User" w:date="2026-01-15T19:22:00Z" w16du:dateUtc="2026-01-15T18:22:00Z">
+          <w:t xml:space="preserve"> our approach as </w:t>
+        </w:r>
+      </w:ins>
+      <w:ins w:id="36" w:author="Microsoft Office User" w:date="2026-01-15T15:10:00Z" w16du:dateUtc="2026-01-15T14:10:00Z">
         <w:r>
           <w:rPr>
             <w:color w:val="2F5496" w:themeColor="accent1" w:themeShade="BF"/>
@@ -445,7 +442,7 @@
               </w:rPr>
             </w:rPrChange>
           </w:rPr>
-          <w:t>consider</w:t>
+          <w:t xml:space="preserve">being </w:t>
         </w:r>
       </w:ins>
       <w:ins w:id="38" w:author="Microsoft Office User" w:date="2026-01-15T12:51:00Z" w16du:dateUtc="2026-01-15T11:51:00Z">
@@ -463,10 +460,10 @@
               </w:rPr>
             </w:rPrChange>
           </w:rPr>
-          <w:t xml:space="preserve"> our approach as </w:t>
-        </w:r>
-      </w:ins>
-      <w:ins w:id="40" w:author="Microsoft Office User" w:date="2026-01-15T15:10:00Z" w16du:dateUtc="2026-01-15T14:10:00Z">
+          <w:t>useful and legitimate.</w:t>
+        </w:r>
+      </w:ins>
+      <w:ins w:id="40" w:author="Microsoft Office User" w:date="2026-01-15T19:22:00Z" w16du:dateUtc="2026-01-15T18:22:00Z">
         <w:r>
           <w:rPr>
             <w:color w:val="2F5496" w:themeColor="accent1" w:themeShade="BF"/>
@@ -481,46 +478,10 @@
               </w:rPr>
             </w:rPrChange>
           </w:rPr>
-          <w:t xml:space="preserve">being </w:t>
-        </w:r>
-      </w:ins>
-      <w:ins w:id="42" w:author="Microsoft Office User" w:date="2026-01-15T12:51:00Z" w16du:dateUtc="2026-01-15T11:51:00Z">
-        <w:r>
-          <w:rPr>
-            <w:color w:val="2F5496" w:themeColor="accent1" w:themeShade="BF"/>
-            <w:sz w:val="28"/>
-            <w:szCs w:val="28"/>
-            <w:lang w:val="en-US"/>
-            <w:rPrChange w:id="43" w:author="Microsoft Office User" w:date="2026-01-15T20:02:00Z" w16du:dateUtc="2026-01-15T19:02:00Z">
-              <w:rPr>
-                <w:sz w:val="28"/>
-                <w:szCs w:val="28"/>
-                <w:lang w:val="en-US"/>
-              </w:rPr>
-            </w:rPrChange>
-          </w:rPr>
-          <w:t>useful and legitimate.</w:t>
-        </w:r>
-      </w:ins>
-      <w:ins w:id="44" w:author="Microsoft Office User" w:date="2026-01-15T19:22:00Z" w16du:dateUtc="2026-01-15T18:22:00Z">
-        <w:r>
-          <w:rPr>
-            <w:color w:val="2F5496" w:themeColor="accent1" w:themeShade="BF"/>
-            <w:sz w:val="28"/>
-            <w:szCs w:val="28"/>
-            <w:lang w:val="en-US"/>
-            <w:rPrChange w:id="45" w:author="Microsoft Office User" w:date="2026-01-15T20:02:00Z" w16du:dateUtc="2026-01-15T19:02:00Z">
-              <w:rPr>
-                <w:sz w:val="28"/>
-                <w:szCs w:val="28"/>
-                <w:lang w:val="en-US"/>
-              </w:rPr>
-            </w:rPrChange>
-          </w:rPr>
           <w:t xml:space="preserve"> </w:t>
         </w:r>
       </w:ins>
-      <w:ins w:id="46" w:author="Microsoft Office User" w:date="2026-01-20T08:01:00Z" w16du:dateUtc="2026-01-20T07:01:00Z">
+      <w:ins w:id="42" w:author="Microsoft Office User" w:date="2026-01-20T08:01:00Z" w16du:dateUtc="2026-01-20T07:01:00Z">
         <w:r>
           <w:rPr>
             <w:color w:val="2F5496" w:themeColor="accent1" w:themeShade="BF"/>
@@ -531,14 +492,14 @@
           <w:t>It is also</w:t>
         </w:r>
       </w:ins>
-      <w:ins w:id="47" w:author="Microsoft Office User" w:date="2026-01-15T19:22:00Z" w16du:dateUtc="2026-01-15T18:22:00Z">
-        <w:r>
-          <w:rPr>
-            <w:color w:val="2F5496" w:themeColor="accent1" w:themeShade="BF"/>
-            <w:sz w:val="28"/>
-            <w:szCs w:val="28"/>
-            <w:lang w:val="en-US"/>
-            <w:rPrChange w:id="48" w:author="Microsoft Office User" w:date="2026-01-15T20:02:00Z" w16du:dateUtc="2026-01-15T19:02:00Z">
+      <w:ins w:id="43" w:author="Microsoft Office User" w:date="2026-01-15T19:22:00Z" w16du:dateUtc="2026-01-15T18:22:00Z">
+        <w:r>
+          <w:rPr>
+            <w:color w:val="2F5496" w:themeColor="accent1" w:themeShade="BF"/>
+            <w:sz w:val="28"/>
+            <w:szCs w:val="28"/>
+            <w:lang w:val="en-US"/>
+            <w:rPrChange w:id="44" w:author="Microsoft Office User" w:date="2026-01-15T20:02:00Z" w16du:dateUtc="2026-01-15T19:02:00Z">
               <w:rPr>
                 <w:sz w:val="28"/>
                 <w:szCs w:val="28"/>
@@ -554,7 +515,8 @@
       <w:pPr>
         <w:pStyle w:val="u-mb-24"/>
         <w:rPr>
-          <w:ins w:id="49" w:author="Microsoft Office User" w:date="2026-01-15T15:23:00Z" w16du:dateUtc="2026-01-15T14:23:00Z"/>
+          <w:ins w:id="45" w:author="Microsoft Office User" w:date="2026-01-15T15:23:00Z" w16du:dateUtc="2026-01-15T14:23:00Z"/>
+          <w:color w:val="2F5496" w:themeColor="accent1" w:themeShade="BF"/>
           <w:sz w:val="28"/>
           <w:szCs w:val="28"/>
           <w:lang w:val="en-US"/>
@@ -566,10 +528,9 @@
           <w:szCs w:val="28"/>
           <w:lang w:val="en-US"/>
         </w:rPr>
-        <w:br/>
         <w:t>My concerns are with the paper itself and its focus. The target audience is practicing biologists and bioinformaticians, not computer scientists. Discussions of the internals, such as the goal-based work item scheduler is of more interest to a CS audience tha</w:t>
       </w:r>
-      <w:ins w:id="50" w:author="Microsoft Office User" w:date="2026-01-15T15:23:00Z" w16du:dateUtc="2026-01-15T14:23:00Z">
+      <w:ins w:id="46" w:author="Microsoft Office User" w:date="2026-01-15T15:23:00Z" w16du:dateUtc="2026-01-15T14:23:00Z">
         <w:r>
           <w:rPr>
             <w:sz w:val="28"/>
@@ -579,7 +540,7 @@
           <w:t>n</w:t>
         </w:r>
       </w:ins>
-      <w:del w:id="51" w:author="Microsoft Office User" w:date="2026-01-15T15:23:00Z" w16du:dateUtc="2026-01-15T14:23:00Z">
+      <w:del w:id="47" w:author="Microsoft Office User" w:date="2026-01-15T15:23:00Z" w16du:dateUtc="2026-01-15T14:23:00Z">
         <w:r>
           <w:rPr>
             <w:sz w:val="28"/>
@@ -602,14 +563,14 @@
       <w:pPr>
         <w:pStyle w:val="u-mb-24"/>
         <w:rPr>
-          <w:ins w:id="52" w:author="Microsoft Office User" w:date="2026-01-15T19:21:00Z" w16du:dateUtc="2026-01-15T18:21:00Z"/>
+          <w:ins w:id="48" w:author="Microsoft Office User" w:date="2026-01-15T19:21:00Z" w16du:dateUtc="2026-01-15T18:21:00Z"/>
           <w:color w:val="2F5496" w:themeColor="accent1" w:themeShade="BF"/>
           <w:sz w:val="28"/>
           <w:szCs w:val="28"/>
           <w:lang w:val="en-US"/>
-          <w:rPrChange w:id="53" w:author="Microsoft Office User" w:date="2026-01-15T20:02:00Z" w16du:dateUtc="2026-01-15T19:02:00Z">
+          <w:rPrChange w:id="49" w:author="Microsoft Office User" w:date="2026-01-15T20:02:00Z" w16du:dateUtc="2026-01-15T19:02:00Z">
             <w:rPr>
-              <w:ins w:id="54" w:author="Microsoft Office User" w:date="2026-01-15T19:21:00Z" w16du:dateUtc="2026-01-15T18:21:00Z"/>
+              <w:ins w:id="50" w:author="Microsoft Office User" w:date="2026-01-15T19:21:00Z" w16du:dateUtc="2026-01-15T18:21:00Z"/>
               <w:sz w:val="28"/>
               <w:szCs w:val="28"/>
               <w:lang w:val="en-US"/>
@@ -617,14 +578,14 @@
           </w:rPrChange>
         </w:rPr>
       </w:pPr>
-      <w:ins w:id="55" w:author="Microsoft Office User" w:date="2026-01-15T15:23:00Z" w16du:dateUtc="2026-01-15T14:23:00Z">
-        <w:r>
-          <w:rPr>
-            <w:color w:val="2F5496" w:themeColor="accent1" w:themeShade="BF"/>
-            <w:sz w:val="28"/>
-            <w:szCs w:val="28"/>
-            <w:lang w:val="en-US"/>
-            <w:rPrChange w:id="56" w:author="Microsoft Office User" w:date="2026-01-15T20:02:00Z" w16du:dateUtc="2026-01-15T19:02:00Z">
+      <w:ins w:id="51" w:author="Microsoft Office User" w:date="2026-01-15T15:23:00Z" w16du:dateUtc="2026-01-15T14:23:00Z">
+        <w:r>
+          <w:rPr>
+            <w:color w:val="2F5496" w:themeColor="accent1" w:themeShade="BF"/>
+            <w:sz w:val="28"/>
+            <w:szCs w:val="28"/>
+            <w:lang w:val="en-US"/>
+            <w:rPrChange w:id="52" w:author="Microsoft Office User" w:date="2026-01-15T20:02:00Z" w16du:dateUtc="2026-01-15T19:02:00Z">
               <w:rPr>
                 <w:sz w:val="28"/>
                 <w:szCs w:val="28"/>
@@ -635,7 +596,7 @@
           <w:t xml:space="preserve">Thank you for this valuable perspective: We admit that the paper focuses on computer science-related aspects of our contribution and that this may challenge a part of the audience. On the other hand, it is such detail that may enable other bioinformatics researchers in the field to build on </w:t>
         </w:r>
       </w:ins>
-      <w:ins w:id="57" w:author="Microsoft Office User" w:date="2026-01-20T07:51:00Z" w16du:dateUtc="2026-01-20T06:51:00Z">
+      <w:ins w:id="53" w:author="Microsoft Office User" w:date="2026-01-20T07:51:00Z" w16du:dateUtc="2026-01-20T06:51:00Z">
         <w:r>
           <w:rPr>
             <w:color w:val="2F5496" w:themeColor="accent1" w:themeShade="BF"/>
@@ -646,14 +607,14 @@
           <w:t>related</w:t>
         </w:r>
       </w:ins>
-      <w:ins w:id="58" w:author="Microsoft Office User" w:date="2026-01-15T15:23:00Z" w16du:dateUtc="2026-01-15T14:23:00Z">
-        <w:r>
-          <w:rPr>
-            <w:color w:val="2F5496" w:themeColor="accent1" w:themeShade="BF"/>
-            <w:sz w:val="28"/>
-            <w:szCs w:val="28"/>
-            <w:lang w:val="en-US"/>
-            <w:rPrChange w:id="59" w:author="Microsoft Office User" w:date="2026-01-15T20:02:00Z" w16du:dateUtc="2026-01-15T19:02:00Z">
+      <w:ins w:id="54" w:author="Microsoft Office User" w:date="2026-01-15T15:23:00Z" w16du:dateUtc="2026-01-15T14:23:00Z">
+        <w:r>
+          <w:rPr>
+            <w:color w:val="2F5496" w:themeColor="accent1" w:themeShade="BF"/>
+            <w:sz w:val="28"/>
+            <w:szCs w:val="28"/>
+            <w:lang w:val="en-US"/>
+            <w:rPrChange w:id="55" w:author="Microsoft Office User" w:date="2026-01-15T20:02:00Z" w16du:dateUtc="2026-01-15T19:02:00Z">
               <w:rPr>
                 <w:sz w:val="28"/>
                 <w:szCs w:val="28"/>
@@ -664,7 +625,7 @@
           <w:t xml:space="preserve"> technical </w:t>
         </w:r>
       </w:ins>
-      <w:ins w:id="60" w:author="Microsoft Office User" w:date="2026-01-17T06:57:00Z" w16du:dateUtc="2026-01-17T05:57:00Z">
+      <w:ins w:id="56" w:author="Microsoft Office User" w:date="2026-01-17T06:57:00Z" w16du:dateUtc="2026-01-17T05:57:00Z">
         <w:r>
           <w:rPr>
             <w:color w:val="2F5496" w:themeColor="accent1" w:themeShade="BF"/>
@@ -675,14 +636,14 @@
           <w:t>methods</w:t>
         </w:r>
       </w:ins>
-      <w:ins w:id="61" w:author="Microsoft Office User" w:date="2026-01-15T15:23:00Z" w16du:dateUtc="2026-01-15T14:23:00Z">
-        <w:r>
-          <w:rPr>
-            <w:color w:val="2F5496" w:themeColor="accent1" w:themeShade="BF"/>
-            <w:sz w:val="28"/>
-            <w:szCs w:val="28"/>
-            <w:lang w:val="en-US"/>
-            <w:rPrChange w:id="62" w:author="Microsoft Office User" w:date="2026-01-15T20:02:00Z" w16du:dateUtc="2026-01-15T19:02:00Z">
+      <w:ins w:id="57" w:author="Microsoft Office User" w:date="2026-01-15T15:23:00Z" w16du:dateUtc="2026-01-15T14:23:00Z">
+        <w:r>
+          <w:rPr>
+            <w:color w:val="2F5496" w:themeColor="accent1" w:themeShade="BF"/>
+            <w:sz w:val="28"/>
+            <w:szCs w:val="28"/>
+            <w:lang w:val="en-US"/>
+            <w:rPrChange w:id="58" w:author="Microsoft Office User" w:date="2026-01-15T20:02:00Z" w16du:dateUtc="2026-01-15T19:02:00Z">
               <w:rPr>
                 <w:sz w:val="28"/>
                 <w:szCs w:val="28"/>
@@ -693,7 +654,7 @@
           <w:t xml:space="preserve"> and to extend or build tools that take of advantage </w:t>
         </w:r>
       </w:ins>
-      <w:ins w:id="63" w:author="Microsoft Office User" w:date="2026-01-20T07:51:00Z" w16du:dateUtc="2026-01-20T06:51:00Z">
+      <w:ins w:id="59" w:author="Microsoft Office User" w:date="2026-01-20T07:51:00Z" w16du:dateUtc="2026-01-20T06:51:00Z">
         <w:r>
           <w:rPr>
             <w:color w:val="2F5496" w:themeColor="accent1" w:themeShade="BF"/>
@@ -704,6 +665,42 @@
           <w:t>of it</w:t>
         </w:r>
       </w:ins>
+      <w:ins w:id="60" w:author="Microsoft Office User" w:date="2026-01-15T15:23:00Z" w16du:dateUtc="2026-01-15T14:23:00Z">
+        <w:r>
+          <w:rPr>
+            <w:color w:val="2F5496" w:themeColor="accent1" w:themeShade="BF"/>
+            <w:sz w:val="28"/>
+            <w:szCs w:val="28"/>
+            <w:lang w:val="en-US"/>
+            <w:rPrChange w:id="61" w:author="Microsoft Office User" w:date="2026-01-15T20:02:00Z" w16du:dateUtc="2026-01-15T19:02:00Z">
+              <w:rPr>
+                <w:sz w:val="28"/>
+                <w:szCs w:val="28"/>
+                <w:lang w:val="en-US"/>
+              </w:rPr>
+            </w:rPrChange>
+          </w:rPr>
+          <w:t xml:space="preserve">. This would not be possible if </w:t>
+        </w:r>
+      </w:ins>
+      <w:ins w:id="62" w:author="Microsoft Office User" w:date="2026-01-15T19:23:00Z" w16du:dateUtc="2026-01-15T18:23:00Z">
+        <w:r>
+          <w:rPr>
+            <w:color w:val="2F5496" w:themeColor="accent1" w:themeShade="BF"/>
+            <w:sz w:val="28"/>
+            <w:szCs w:val="28"/>
+            <w:lang w:val="en-US"/>
+            <w:rPrChange w:id="63" w:author="Microsoft Office User" w:date="2026-01-15T20:02:00Z" w16du:dateUtc="2026-01-15T19:02:00Z">
+              <w:rPr>
+                <w:sz w:val="28"/>
+                <w:szCs w:val="28"/>
+                <w:lang w:val="en-US"/>
+              </w:rPr>
+            </w:rPrChange>
+          </w:rPr>
+          <w:t xml:space="preserve">these details were </w:t>
+        </w:r>
+      </w:ins>
       <w:ins w:id="64" w:author="Microsoft Office User" w:date="2026-01-15T15:23:00Z" w16du:dateUtc="2026-01-15T14:23:00Z">
         <w:r>
           <w:rPr>
@@ -719,58 +716,31 @@
               </w:rPr>
             </w:rPrChange>
           </w:rPr>
-          <w:t xml:space="preserve">. This would not be possible if </w:t>
-        </w:r>
-      </w:ins>
-      <w:ins w:id="66" w:author="Microsoft Office User" w:date="2026-01-15T19:23:00Z" w16du:dateUtc="2026-01-15T18:23:00Z">
-        <w:r>
-          <w:rPr>
-            <w:color w:val="2F5496" w:themeColor="accent1" w:themeShade="BF"/>
-            <w:sz w:val="28"/>
-            <w:szCs w:val="28"/>
-            <w:lang w:val="en-US"/>
-            <w:rPrChange w:id="67" w:author="Microsoft Office User" w:date="2026-01-15T20:02:00Z" w16du:dateUtc="2026-01-15T19:02:00Z">
-              <w:rPr>
-                <w:sz w:val="28"/>
-                <w:szCs w:val="28"/>
-                <w:lang w:val="en-US"/>
-              </w:rPr>
-            </w:rPrChange>
-          </w:rPr>
-          <w:t xml:space="preserve">these details were </w:t>
-        </w:r>
-      </w:ins>
-      <w:ins w:id="68" w:author="Microsoft Office User" w:date="2026-01-15T15:23:00Z" w16du:dateUtc="2026-01-15T14:23:00Z">
-        <w:r>
-          <w:rPr>
-            <w:color w:val="2F5496" w:themeColor="accent1" w:themeShade="BF"/>
-            <w:sz w:val="28"/>
-            <w:szCs w:val="28"/>
-            <w:lang w:val="en-US"/>
-            <w:rPrChange w:id="69" w:author="Microsoft Office User" w:date="2026-01-15T20:02:00Z" w16du:dateUtc="2026-01-15T19:02:00Z">
-              <w:rPr>
-                <w:sz w:val="28"/>
-                <w:szCs w:val="28"/>
-                <w:lang w:val="en-US"/>
-              </w:rPr>
-            </w:rPrChange>
-          </w:rPr>
           <w:t xml:space="preserve">not presented with enough detail. </w:t>
         </w:r>
       </w:ins>
+      <w:r>
+        <w:rPr>
+          <w:color w:val="2F5496" w:themeColor="accent1" w:themeShade="BF"/>
+          <w:sz w:val="28"/>
+          <w:szCs w:val="28"/>
+          <w:lang w:val="en-US"/>
+        </w:rPr>
+        <w:t xml:space="preserve">(Please also note that the other reviewer asked for even more CS details and so we tried to balance these interests.) </w:t>
+      </w:r>
     </w:p>
     <w:p>
       <w:pPr>
         <w:pStyle w:val="u-mb-24"/>
         <w:rPr>
-          <w:ins w:id="70" w:author="Microsoft Office User" w:date="2026-01-15T15:23:00Z" w16du:dateUtc="2026-01-15T14:23:00Z"/>
+          <w:ins w:id="66" w:author="Microsoft Office User" w:date="2026-01-15T15:23:00Z" w16du:dateUtc="2026-01-15T14:23:00Z"/>
           <w:color w:val="2F5496" w:themeColor="accent1" w:themeShade="BF"/>
           <w:sz w:val="28"/>
           <w:szCs w:val="28"/>
           <w:lang w:val="en-US"/>
-          <w:rPrChange w:id="71" w:author="Microsoft Office User" w:date="2026-01-15T20:02:00Z" w16du:dateUtc="2026-01-15T19:02:00Z">
+          <w:rPrChange w:id="67" w:author="Microsoft Office User" w:date="2026-01-15T20:02:00Z" w16du:dateUtc="2026-01-15T19:02:00Z">
             <w:rPr>
-              <w:ins w:id="72" w:author="Microsoft Office User" w:date="2026-01-15T15:23:00Z" w16du:dateUtc="2026-01-15T14:23:00Z"/>
+              <w:ins w:id="68" w:author="Microsoft Office User" w:date="2026-01-15T15:23:00Z" w16du:dateUtc="2026-01-15T14:23:00Z"/>
               <w:sz w:val="28"/>
               <w:szCs w:val="28"/>
               <w:lang w:val="en-US"/>
@@ -778,7 +748,7 @@
           </w:rPrChange>
         </w:rPr>
       </w:pPr>
-      <w:ins w:id="73" w:author="Microsoft Office User" w:date="2026-01-15T15:23:00Z" w16du:dateUtc="2026-01-15T14:23:00Z">
+      <w:ins w:id="69" w:author="Microsoft Office User" w:date="2026-01-15T15:23:00Z" w16du:dateUtc="2026-01-15T14:23:00Z">
         <w:r>
           <w:rPr>
             <w:b/>
@@ -787,7 +757,7 @@
             <w:sz w:val="28"/>
             <w:szCs w:val="28"/>
             <w:lang w:val="en-US"/>
-            <w:rPrChange w:id="74" w:author="Microsoft Office User" w:date="2026-01-15T20:02:00Z" w16du:dateUtc="2026-01-15T19:02:00Z">
+            <w:rPrChange w:id="70" w:author="Microsoft Office User" w:date="2026-01-15T20:02:00Z" w16du:dateUtc="2026-01-15T19:02:00Z">
               <w:rPr>
                 <w:b/>
                 <w:bCs/>
@@ -799,31 +769,69 @@
           </w:rPr>
           <w:t xml:space="preserve">Action: </w:t>
         </w:r>
-        <w:r>
-          <w:rPr>
-            <w:color w:val="2F5496" w:themeColor="accent1" w:themeShade="BF"/>
-            <w:sz w:val="28"/>
-            <w:szCs w:val="28"/>
-            <w:lang w:val="en-US"/>
-            <w:rPrChange w:id="75" w:author="Microsoft Office User" w:date="2026-01-15T20:02:00Z" w16du:dateUtc="2026-01-15T19:02:00Z">
-              <w:rPr>
-                <w:sz w:val="28"/>
-                <w:szCs w:val="28"/>
-                <w:lang w:val="en-US"/>
-              </w:rPr>
-            </w:rPrChange>
-          </w:rPr>
-          <w:t>Nevertheless, we take the reviewer’s recommendation seriously and therefore move</w:t>
-        </w:r>
-      </w:ins>
-      <w:ins w:id="76" w:author="Microsoft Office User" w:date="2026-01-15T18:41:00Z" w16du:dateUtc="2026-01-15T17:41:00Z">
-        <w:r>
-          <w:rPr>
-            <w:color w:val="2F5496" w:themeColor="accent1" w:themeShade="BF"/>
-            <w:sz w:val="28"/>
-            <w:szCs w:val="28"/>
-            <w:lang w:val="en-US"/>
-            <w:rPrChange w:id="77" w:author="Microsoft Office User" w:date="2026-01-15T20:02:00Z" w16du:dateUtc="2026-01-15T19:02:00Z">
+      </w:ins>
+      <w:r>
+        <w:rPr>
+          <w:color w:val="2F5496" w:themeColor="accent1" w:themeShade="BF"/>
+          <w:sz w:val="28"/>
+          <w:szCs w:val="28"/>
+          <w:lang w:val="en-US"/>
+        </w:rPr>
+        <w:t>To accommodate</w:t>
+      </w:r>
+      <w:ins w:id="71" w:author="Microsoft Office User" w:date="2026-01-15T15:23:00Z" w16du:dateUtc="2026-01-15T14:23:00Z">
+        <w:r>
+          <w:rPr>
+            <w:color w:val="2F5496" w:themeColor="accent1" w:themeShade="BF"/>
+            <w:sz w:val="28"/>
+            <w:szCs w:val="28"/>
+            <w:lang w:val="en-US"/>
+            <w:rPrChange w:id="72" w:author="Microsoft Office User" w:date="2026-01-15T20:02:00Z" w16du:dateUtc="2026-01-15T19:02:00Z">
+              <w:rPr>
+                <w:sz w:val="28"/>
+                <w:szCs w:val="28"/>
+                <w:lang w:val="en-US"/>
+              </w:rPr>
+            </w:rPrChange>
+          </w:rPr>
+          <w:t xml:space="preserve"> take the reviewer’s recommendation </w:t>
+        </w:r>
+      </w:ins>
+      <w:r>
+        <w:rPr>
+          <w:color w:val="2F5496" w:themeColor="accent1" w:themeShade="BF"/>
+          <w:sz w:val="28"/>
+          <w:szCs w:val="28"/>
+          <w:lang w:val="en-US"/>
+        </w:rPr>
+        <w:t>we</w:t>
+      </w:r>
+      <w:ins w:id="73" w:author="Microsoft Office User" w:date="2026-01-15T15:23:00Z" w16du:dateUtc="2026-01-15T14:23:00Z">
+        <w:r>
+          <w:rPr>
+            <w:color w:val="2F5496" w:themeColor="accent1" w:themeShade="BF"/>
+            <w:sz w:val="28"/>
+            <w:szCs w:val="28"/>
+            <w:lang w:val="en-US"/>
+            <w:rPrChange w:id="74" w:author="Microsoft Office User" w:date="2026-01-15T20:02:00Z" w16du:dateUtc="2026-01-15T19:02:00Z">
+              <w:rPr>
+                <w:sz w:val="28"/>
+                <w:szCs w:val="28"/>
+                <w:lang w:val="en-US"/>
+              </w:rPr>
+            </w:rPrChange>
+          </w:rPr>
+          <w:t xml:space="preserve"> move</w:t>
+        </w:r>
+      </w:ins>
+      <w:ins w:id="75" w:author="Microsoft Office User" w:date="2026-01-15T18:41:00Z" w16du:dateUtc="2026-01-15T17:41:00Z">
+        <w:r>
+          <w:rPr>
+            <w:color w:val="2F5496" w:themeColor="accent1" w:themeShade="BF"/>
+            <w:sz w:val="28"/>
+            <w:szCs w:val="28"/>
+            <w:lang w:val="en-US"/>
+            <w:rPrChange w:id="76" w:author="Microsoft Office User" w:date="2026-01-15T20:02:00Z" w16du:dateUtc="2026-01-15T19:02:00Z">
               <w:rPr>
                 <w:sz w:val="28"/>
                 <w:szCs w:val="28"/>
@@ -834,14 +842,14 @@
           <w:t>d</w:t>
         </w:r>
       </w:ins>
-      <w:ins w:id="78" w:author="Microsoft Office User" w:date="2026-01-15T15:23:00Z" w16du:dateUtc="2026-01-15T14:23:00Z">
-        <w:r>
-          <w:rPr>
-            <w:color w:val="2F5496" w:themeColor="accent1" w:themeShade="BF"/>
-            <w:sz w:val="28"/>
-            <w:szCs w:val="28"/>
-            <w:lang w:val="en-US"/>
-            <w:rPrChange w:id="79" w:author="Microsoft Office User" w:date="2026-01-15T20:02:00Z" w16du:dateUtc="2026-01-15T19:02:00Z">
+      <w:ins w:id="77" w:author="Microsoft Office User" w:date="2026-01-15T15:23:00Z" w16du:dateUtc="2026-01-15T14:23:00Z">
+        <w:r>
+          <w:rPr>
+            <w:color w:val="2F5496" w:themeColor="accent1" w:themeShade="BF"/>
+            <w:sz w:val="28"/>
+            <w:szCs w:val="28"/>
+            <w:lang w:val="en-US"/>
+            <w:rPrChange w:id="78" w:author="Microsoft Office User" w:date="2026-01-15T20:02:00Z" w16du:dateUtc="2026-01-15T19:02:00Z">
               <w:rPr>
                 <w:sz w:val="28"/>
                 <w:szCs w:val="28"/>
@@ -852,14 +860,14 @@
           <w:t xml:space="preserve"> </w:t>
         </w:r>
       </w:ins>
-      <w:ins w:id="80" w:author="Microsoft Office User" w:date="2026-01-15T18:42:00Z" w16du:dateUtc="2026-01-15T17:42:00Z">
-        <w:r>
-          <w:rPr>
-            <w:color w:val="2F5496" w:themeColor="accent1" w:themeShade="BF"/>
-            <w:sz w:val="28"/>
-            <w:szCs w:val="28"/>
-            <w:lang w:val="en-US"/>
-            <w:rPrChange w:id="81" w:author="Microsoft Office User" w:date="2026-01-15T20:02:00Z" w16du:dateUtc="2026-01-15T19:02:00Z">
+      <w:ins w:id="79" w:author="Microsoft Office User" w:date="2026-01-15T18:42:00Z" w16du:dateUtc="2026-01-15T17:42:00Z">
+        <w:r>
+          <w:rPr>
+            <w:color w:val="2F5496" w:themeColor="accent1" w:themeShade="BF"/>
+            <w:sz w:val="28"/>
+            <w:szCs w:val="28"/>
+            <w:lang w:val="en-US"/>
+            <w:rPrChange w:id="80" w:author="Microsoft Office User" w:date="2026-01-15T20:02:00Z" w16du:dateUtc="2026-01-15T19:02:00Z">
               <w:rPr>
                 <w:sz w:val="28"/>
                 <w:szCs w:val="28"/>
@@ -870,14 +878,14 @@
           <w:t xml:space="preserve">large </w:t>
         </w:r>
       </w:ins>
-      <w:ins w:id="82" w:author="Microsoft Office User" w:date="2026-01-15T18:41:00Z" w16du:dateUtc="2026-01-15T17:41:00Z">
-        <w:r>
-          <w:rPr>
-            <w:color w:val="2F5496" w:themeColor="accent1" w:themeShade="BF"/>
-            <w:sz w:val="28"/>
-            <w:szCs w:val="28"/>
-            <w:lang w:val="en-US"/>
-            <w:rPrChange w:id="83" w:author="Microsoft Office User" w:date="2026-01-15T20:02:00Z" w16du:dateUtc="2026-01-15T19:02:00Z">
+      <w:ins w:id="81" w:author="Microsoft Office User" w:date="2026-01-15T18:41:00Z" w16du:dateUtc="2026-01-15T17:41:00Z">
+        <w:r>
+          <w:rPr>
+            <w:color w:val="2F5496" w:themeColor="accent1" w:themeShade="BF"/>
+            <w:sz w:val="28"/>
+            <w:szCs w:val="28"/>
+            <w:lang w:val="en-US"/>
+            <w:rPrChange w:id="82" w:author="Microsoft Office User" w:date="2026-01-15T20:02:00Z" w16du:dateUtc="2026-01-15T19:02:00Z">
               <w:rPr>
                 <w:sz w:val="28"/>
                 <w:szCs w:val="28"/>
@@ -888,14 +896,14 @@
           <w:t>part</w:t>
         </w:r>
       </w:ins>
-      <w:ins w:id="84" w:author="Microsoft Office User" w:date="2026-01-15T18:42:00Z" w16du:dateUtc="2026-01-15T17:42:00Z">
-        <w:r>
-          <w:rPr>
-            <w:color w:val="2F5496" w:themeColor="accent1" w:themeShade="BF"/>
-            <w:sz w:val="28"/>
-            <w:szCs w:val="28"/>
-            <w:lang w:val="en-US"/>
-            <w:rPrChange w:id="85" w:author="Microsoft Office User" w:date="2026-01-15T20:02:00Z" w16du:dateUtc="2026-01-15T19:02:00Z">
+      <w:ins w:id="83" w:author="Microsoft Office User" w:date="2026-01-15T18:42:00Z" w16du:dateUtc="2026-01-15T17:42:00Z">
+        <w:r>
+          <w:rPr>
+            <w:color w:val="2F5496" w:themeColor="accent1" w:themeShade="BF"/>
+            <w:sz w:val="28"/>
+            <w:szCs w:val="28"/>
+            <w:lang w:val="en-US"/>
+            <w:rPrChange w:id="84" w:author="Microsoft Office User" w:date="2026-01-15T20:02:00Z" w16du:dateUtc="2026-01-15T19:02:00Z">
               <w:rPr>
                 <w:sz w:val="28"/>
                 <w:szCs w:val="28"/>
@@ -906,14 +914,14 @@
           <w:t>s</w:t>
         </w:r>
       </w:ins>
-      <w:ins w:id="86" w:author="Microsoft Office User" w:date="2026-01-15T18:41:00Z" w16du:dateUtc="2026-01-15T17:41:00Z">
-        <w:r>
-          <w:rPr>
-            <w:color w:val="2F5496" w:themeColor="accent1" w:themeShade="BF"/>
-            <w:sz w:val="28"/>
-            <w:szCs w:val="28"/>
-            <w:lang w:val="en-US"/>
-            <w:rPrChange w:id="87" w:author="Microsoft Office User" w:date="2026-01-15T20:02:00Z" w16du:dateUtc="2026-01-15T19:02:00Z">
+      <w:ins w:id="85" w:author="Microsoft Office User" w:date="2026-01-15T18:41:00Z" w16du:dateUtc="2026-01-15T17:41:00Z">
+        <w:r>
+          <w:rPr>
+            <w:color w:val="2F5496" w:themeColor="accent1" w:themeShade="BF"/>
+            <w:sz w:val="28"/>
+            <w:szCs w:val="28"/>
+            <w:lang w:val="en-US"/>
+            <w:rPrChange w:id="86" w:author="Microsoft Office User" w:date="2026-01-15T20:02:00Z" w16du:dateUtc="2026-01-15T19:02:00Z">
               <w:rPr>
                 <w:sz w:val="28"/>
                 <w:szCs w:val="28"/>
@@ -924,14 +932,14 @@
           <w:t xml:space="preserve"> of </w:t>
         </w:r>
       </w:ins>
-      <w:ins w:id="88" w:author="Microsoft Office User" w:date="2026-01-15T15:23:00Z" w16du:dateUtc="2026-01-15T14:23:00Z">
-        <w:r>
-          <w:rPr>
-            <w:color w:val="2F5496" w:themeColor="accent1" w:themeShade="BF"/>
-            <w:sz w:val="28"/>
-            <w:szCs w:val="28"/>
-            <w:lang w:val="en-US"/>
-            <w:rPrChange w:id="89" w:author="Microsoft Office User" w:date="2026-01-15T20:02:00Z" w16du:dateUtc="2026-01-15T19:02:00Z">
+      <w:ins w:id="87" w:author="Microsoft Office User" w:date="2026-01-15T15:23:00Z" w16du:dateUtc="2026-01-15T14:23:00Z">
+        <w:r>
+          <w:rPr>
+            <w:color w:val="2F5496" w:themeColor="accent1" w:themeShade="BF"/>
+            <w:sz w:val="28"/>
+            <w:szCs w:val="28"/>
+            <w:lang w:val="en-US"/>
+            <w:rPrChange w:id="88" w:author="Microsoft Office User" w:date="2026-01-15T20:02:00Z" w16du:dateUtc="2026-01-15T19:02:00Z">
               <w:rPr>
                 <w:sz w:val="28"/>
                 <w:szCs w:val="28"/>
@@ -942,14 +950,14 @@
           <w:t xml:space="preserve">Section </w:t>
         </w:r>
       </w:ins>
-      <w:ins w:id="90" w:author="Microsoft Office User" w:date="2026-01-15T18:40:00Z" w16du:dateUtc="2026-01-15T17:40:00Z">
-        <w:r>
-          <w:rPr>
-            <w:color w:val="2F5496" w:themeColor="accent1" w:themeShade="BF"/>
-            <w:sz w:val="28"/>
-            <w:szCs w:val="28"/>
-            <w:lang w:val="en-US"/>
-            <w:rPrChange w:id="91" w:author="Microsoft Office User" w:date="2026-01-15T20:02:00Z" w16du:dateUtc="2026-01-15T19:02:00Z">
+      <w:ins w:id="89" w:author="Microsoft Office User" w:date="2026-01-15T18:40:00Z" w16du:dateUtc="2026-01-15T17:40:00Z">
+        <w:r>
+          <w:rPr>
+            <w:color w:val="2F5496" w:themeColor="accent1" w:themeShade="BF"/>
+            <w:sz w:val="28"/>
+            <w:szCs w:val="28"/>
+            <w:lang w:val="en-US"/>
+            <w:rPrChange w:id="90" w:author="Microsoft Office User" w:date="2026-01-15T20:02:00Z" w16du:dateUtc="2026-01-15T19:02:00Z">
               <w:rPr>
                 <w:sz w:val="28"/>
                 <w:szCs w:val="28"/>
@@ -960,22 +968,49 @@
           <w:t>2.1</w:t>
         </w:r>
       </w:ins>
-      <w:ins w:id="92" w:author="Microsoft Office User" w:date="2026-01-15T15:23:00Z" w16du:dateUtc="2026-01-15T14:23:00Z">
-        <w:r>
-          <w:rPr>
-            <w:color w:val="2F5496" w:themeColor="accent1" w:themeShade="BF"/>
-            <w:sz w:val="28"/>
-            <w:szCs w:val="28"/>
-            <w:lang w:val="en-US"/>
-            <w:rPrChange w:id="93" w:author="Microsoft Office User" w:date="2026-01-15T20:02:00Z" w16du:dateUtc="2026-01-15T19:02:00Z">
-              <w:rPr>
-                <w:sz w:val="28"/>
-                <w:szCs w:val="28"/>
-                <w:lang w:val="en-US"/>
-              </w:rPr>
-            </w:rPrChange>
-          </w:rPr>
-          <w:t xml:space="preserve"> to the Supplementary as suggested.</w:t>
+      <w:ins w:id="91" w:author="Microsoft Office User" w:date="2026-01-15T15:23:00Z" w16du:dateUtc="2026-01-15T14:23:00Z">
+        <w:r>
+          <w:rPr>
+            <w:color w:val="2F5496" w:themeColor="accent1" w:themeShade="BF"/>
+            <w:sz w:val="28"/>
+            <w:szCs w:val="28"/>
+            <w:lang w:val="en-US"/>
+            <w:rPrChange w:id="92" w:author="Microsoft Office User" w:date="2026-01-15T20:02:00Z" w16du:dateUtc="2026-01-15T19:02:00Z">
+              <w:rPr>
+                <w:sz w:val="28"/>
+                <w:szCs w:val="28"/>
+                <w:lang w:val="en-US"/>
+              </w:rPr>
+            </w:rPrChange>
+          </w:rPr>
+          <w:t xml:space="preserve"> to the </w:t>
+        </w:r>
+      </w:ins>
+      <w:r>
+        <w:rPr>
+          <w:color w:val="2F5496" w:themeColor="accent1" w:themeShade="BF"/>
+          <w:sz w:val="28"/>
+          <w:szCs w:val="28"/>
+          <w:lang w:val="en-US"/>
+        </w:rPr>
+        <w:t>Appendix</w:t>
+      </w:r>
+      <w:ins w:id="93" w:author="Microsoft Office User" w:date="2026-01-15T15:23:00Z" w16du:dateUtc="2026-01-15T14:23:00Z">
+        <w:r>
+          <w:rPr>
+            <w:color w:val="2F5496" w:themeColor="accent1" w:themeShade="BF"/>
+            <w:sz w:val="28"/>
+            <w:szCs w:val="28"/>
+            <w:lang w:val="en-US"/>
+            <w:rPrChange w:id="94" w:author="Microsoft Office User" w:date="2026-01-15T20:02:00Z" w16du:dateUtc="2026-01-15T19:02:00Z">
+              <w:rPr>
+                <w:sz w:val="28"/>
+                <w:szCs w:val="28"/>
+                <w:lang w:val="en-US"/>
+              </w:rPr>
+            </w:rPrChange>
+          </w:rPr>
+          <w:t xml:space="preserve"> as suggested.</w:t>
         </w:r>
       </w:ins>
     </w:p>
@@ -983,7 +1018,7 @@
       <w:pPr>
         <w:pStyle w:val="u-mb-24"/>
         <w:rPr>
-          <w:ins w:id="94" w:author="Microsoft Office User" w:date="2026-01-15T15:24:00Z" w16du:dateUtc="2026-01-15T14:24:00Z"/>
+          <w:ins w:id="95" w:author="Microsoft Office User" w:date="2026-01-15T15:24:00Z" w16du:dateUtc="2026-01-15T14:24:00Z"/>
           <w:sz w:val="28"/>
           <w:szCs w:val="28"/>
           <w:lang w:val="en-US"/>
@@ -1002,14 +1037,14 @@
       <w:pPr>
         <w:pStyle w:val="u-mb-24"/>
         <w:rPr>
-          <w:ins w:id="95" w:author="Microsoft Office User" w:date="2026-01-15T15:37:00Z" w16du:dateUtc="2026-01-15T14:37:00Z"/>
+          <w:ins w:id="96" w:author="Microsoft Office User" w:date="2026-01-15T15:37:00Z" w16du:dateUtc="2026-01-15T14:37:00Z"/>
           <w:color w:val="2F5496" w:themeColor="accent1" w:themeShade="BF"/>
           <w:sz w:val="28"/>
           <w:szCs w:val="28"/>
           <w:lang w:val="en-US"/>
-          <w:rPrChange w:id="96" w:author="Microsoft Office User" w:date="2026-01-15T20:02:00Z" w16du:dateUtc="2026-01-15T19:02:00Z">
+          <w:rPrChange w:id="97" w:author="Microsoft Office User" w:date="2026-01-15T20:02:00Z" w16du:dateUtc="2026-01-15T19:02:00Z">
             <w:rPr>
-              <w:ins w:id="97" w:author="Microsoft Office User" w:date="2026-01-15T15:37:00Z" w16du:dateUtc="2026-01-15T14:37:00Z"/>
+              <w:ins w:id="98" w:author="Microsoft Office User" w:date="2026-01-15T15:37:00Z" w16du:dateUtc="2026-01-15T14:37:00Z"/>
               <w:sz w:val="28"/>
               <w:szCs w:val="28"/>
               <w:lang w:val="en-US"/>
@@ -1017,14 +1052,14 @@
           </w:rPrChange>
         </w:rPr>
       </w:pPr>
-      <w:ins w:id="98" w:author="Microsoft Office User" w:date="2026-01-15T15:24:00Z" w16du:dateUtc="2026-01-15T14:24:00Z">
-        <w:r>
-          <w:rPr>
-            <w:color w:val="2F5496" w:themeColor="accent1" w:themeShade="BF"/>
-            <w:sz w:val="28"/>
-            <w:szCs w:val="28"/>
-            <w:lang w:val="en-US"/>
-            <w:rPrChange w:id="99" w:author="Microsoft Office User" w:date="2026-01-15T20:02:00Z" w16du:dateUtc="2026-01-15T19:02:00Z">
+      <w:ins w:id="99" w:author="Microsoft Office User" w:date="2026-01-15T15:24:00Z" w16du:dateUtc="2026-01-15T14:24:00Z">
+        <w:r>
+          <w:rPr>
+            <w:color w:val="2F5496" w:themeColor="accent1" w:themeShade="BF"/>
+            <w:sz w:val="28"/>
+            <w:szCs w:val="28"/>
+            <w:lang w:val="en-US"/>
+            <w:rPrChange w:id="100" w:author="Microsoft Office User" w:date="2026-01-15T20:02:00Z" w16du:dateUtc="2026-01-15T19:02:00Z">
               <w:rPr>
                 <w:sz w:val="28"/>
                 <w:szCs w:val="28"/>
@@ -1036,14 +1071,14 @@
         </w:r>
       </w:ins>
       <w:proofErr w:type="spellStart"/>
-      <w:ins w:id="100" w:author="Microsoft Office User" w:date="2026-01-15T19:24:00Z" w16du:dateUtc="2026-01-15T18:24:00Z">
-        <w:r>
-          <w:rPr>
-            <w:color w:val="2F5496" w:themeColor="accent1" w:themeShade="BF"/>
-            <w:sz w:val="28"/>
-            <w:szCs w:val="28"/>
-            <w:lang w:val="en-US"/>
-            <w:rPrChange w:id="101" w:author="Microsoft Office User" w:date="2026-01-15T20:02:00Z" w16du:dateUtc="2026-01-15T19:02:00Z">
+      <w:ins w:id="101" w:author="Microsoft Office User" w:date="2026-01-15T19:24:00Z" w16du:dateUtc="2026-01-15T18:24:00Z">
+        <w:r>
+          <w:rPr>
+            <w:color w:val="2F5496" w:themeColor="accent1" w:themeShade="BF"/>
+            <w:sz w:val="28"/>
+            <w:szCs w:val="28"/>
+            <w:lang w:val="en-US"/>
+            <w:rPrChange w:id="102" w:author="Microsoft Office User" w:date="2026-01-15T20:02:00Z" w16du:dateUtc="2026-01-15T19:02:00Z">
               <w:rPr>
                 <w:sz w:val="28"/>
                 <w:szCs w:val="28"/>
@@ -1060,7 +1095,7 @@
             <w:sz w:val="28"/>
             <w:szCs w:val="28"/>
             <w:lang w:val="en-US"/>
-            <w:rPrChange w:id="102" w:author="Microsoft Office User" w:date="2026-01-15T20:02:00Z" w16du:dateUtc="2026-01-15T19:02:00Z">
+            <w:rPrChange w:id="103" w:author="Microsoft Office User" w:date="2026-01-15T20:02:00Z" w16du:dateUtc="2026-01-15T19:02:00Z">
               <w:rPr>
                 <w:sz w:val="28"/>
                 <w:szCs w:val="28"/>
@@ -1071,14 +1106,14 @@
           <w:t xml:space="preserve"> core </w:t>
         </w:r>
       </w:ins>
-      <w:ins w:id="103" w:author="Microsoft Office User" w:date="2026-01-15T15:25:00Z" w16du:dateUtc="2026-01-15T14:25:00Z">
-        <w:r>
-          <w:rPr>
-            <w:color w:val="2F5496" w:themeColor="accent1" w:themeShade="BF"/>
-            <w:sz w:val="28"/>
-            <w:szCs w:val="28"/>
-            <w:lang w:val="en-US"/>
-            <w:rPrChange w:id="104" w:author="Microsoft Office User" w:date="2026-01-15T20:02:00Z" w16du:dateUtc="2026-01-15T19:02:00Z">
+      <w:ins w:id="104" w:author="Microsoft Office User" w:date="2026-01-15T15:25:00Z" w16du:dateUtc="2026-01-15T14:25:00Z">
+        <w:r>
+          <w:rPr>
+            <w:color w:val="2F5496" w:themeColor="accent1" w:themeShade="BF"/>
+            <w:sz w:val="28"/>
+            <w:szCs w:val="28"/>
+            <w:lang w:val="en-US"/>
+            <w:rPrChange w:id="105" w:author="Microsoft Office User" w:date="2026-01-15T20:02:00Z" w16du:dateUtc="2026-01-15T19:02:00Z">
               <w:rPr>
                 <w:sz w:val="28"/>
                 <w:szCs w:val="28"/>
@@ -1089,14 +1124,14 @@
           <w:t>algorithm</w:t>
         </w:r>
       </w:ins>
-      <w:ins w:id="105" w:author="Microsoft Office User" w:date="2026-01-15T19:24:00Z" w16du:dateUtc="2026-01-15T18:24:00Z">
-        <w:r>
-          <w:rPr>
-            <w:color w:val="2F5496" w:themeColor="accent1" w:themeShade="BF"/>
-            <w:sz w:val="28"/>
-            <w:szCs w:val="28"/>
-            <w:lang w:val="en-US"/>
-            <w:rPrChange w:id="106" w:author="Microsoft Office User" w:date="2026-01-15T20:02:00Z" w16du:dateUtc="2026-01-15T19:02:00Z">
+      <w:ins w:id="106" w:author="Microsoft Office User" w:date="2026-01-15T19:24:00Z" w16du:dateUtc="2026-01-15T18:24:00Z">
+        <w:r>
+          <w:rPr>
+            <w:color w:val="2F5496" w:themeColor="accent1" w:themeShade="BF"/>
+            <w:sz w:val="28"/>
+            <w:szCs w:val="28"/>
+            <w:lang w:val="en-US"/>
+            <w:rPrChange w:id="107" w:author="Microsoft Office User" w:date="2026-01-15T20:02:00Z" w16du:dateUtc="2026-01-15T19:02:00Z">
               <w:rPr>
                 <w:sz w:val="28"/>
                 <w:szCs w:val="28"/>
@@ -1107,14 +1142,14 @@
           <w:t>s</w:t>
         </w:r>
       </w:ins>
-      <w:ins w:id="107" w:author="Microsoft Office User" w:date="2026-01-15T15:25:00Z" w16du:dateUtc="2026-01-15T14:25:00Z">
-        <w:r>
-          <w:rPr>
-            <w:color w:val="2F5496" w:themeColor="accent1" w:themeShade="BF"/>
-            <w:sz w:val="28"/>
-            <w:szCs w:val="28"/>
-            <w:lang w:val="en-US"/>
-            <w:rPrChange w:id="108" w:author="Microsoft Office User" w:date="2026-01-15T20:02:00Z" w16du:dateUtc="2026-01-15T19:02:00Z">
+      <w:ins w:id="108" w:author="Microsoft Office User" w:date="2026-01-15T15:25:00Z" w16du:dateUtc="2026-01-15T14:25:00Z">
+        <w:r>
+          <w:rPr>
+            <w:color w:val="2F5496" w:themeColor="accent1" w:themeShade="BF"/>
+            <w:sz w:val="28"/>
+            <w:szCs w:val="28"/>
+            <w:lang w:val="en-US"/>
+            <w:rPrChange w:id="109" w:author="Microsoft Office User" w:date="2026-01-15T20:02:00Z" w16du:dateUtc="2026-01-15T19:02:00Z">
               <w:rPr>
                 <w:sz w:val="28"/>
                 <w:szCs w:val="28"/>
@@ -1125,14 +1160,14 @@
           <w:t xml:space="preserve">: </w:t>
         </w:r>
       </w:ins>
-      <w:ins w:id="109" w:author="Microsoft Office User" w:date="2026-01-15T19:30:00Z" w16du:dateUtc="2026-01-15T18:30:00Z">
-        <w:r>
-          <w:rPr>
-            <w:color w:val="2F5496" w:themeColor="accent1" w:themeShade="BF"/>
-            <w:sz w:val="28"/>
-            <w:szCs w:val="28"/>
-            <w:lang w:val="en-US"/>
-            <w:rPrChange w:id="110" w:author="Microsoft Office User" w:date="2026-01-15T20:02:00Z" w16du:dateUtc="2026-01-15T19:02:00Z">
+      <w:ins w:id="110" w:author="Microsoft Office User" w:date="2026-01-15T19:30:00Z" w16du:dateUtc="2026-01-15T18:30:00Z">
+        <w:r>
+          <w:rPr>
+            <w:color w:val="2F5496" w:themeColor="accent1" w:themeShade="BF"/>
+            <w:sz w:val="28"/>
+            <w:szCs w:val="28"/>
+            <w:lang w:val="en-US"/>
+            <w:rPrChange w:id="111" w:author="Microsoft Office User" w:date="2026-01-15T20:02:00Z" w16du:dateUtc="2026-01-15T19:02:00Z">
               <w:rPr>
                 <w:sz w:val="28"/>
                 <w:szCs w:val="28"/>
@@ -1143,14 +1178,14 @@
           <w:t>T</w:t>
         </w:r>
       </w:ins>
-      <w:ins w:id="111" w:author="Microsoft Office User" w:date="2026-01-15T15:25:00Z" w16du:dateUtc="2026-01-15T14:25:00Z">
-        <w:r>
-          <w:rPr>
-            <w:color w:val="2F5496" w:themeColor="accent1" w:themeShade="BF"/>
-            <w:sz w:val="28"/>
-            <w:szCs w:val="28"/>
-            <w:lang w:val="en-US"/>
-            <w:rPrChange w:id="112" w:author="Microsoft Office User" w:date="2026-01-15T20:02:00Z" w16du:dateUtc="2026-01-15T19:02:00Z">
+      <w:ins w:id="112" w:author="Microsoft Office User" w:date="2026-01-15T15:25:00Z" w16du:dateUtc="2026-01-15T14:25:00Z">
+        <w:r>
+          <w:rPr>
+            <w:color w:val="2F5496" w:themeColor="accent1" w:themeShade="BF"/>
+            <w:sz w:val="28"/>
+            <w:szCs w:val="28"/>
+            <w:lang w:val="en-US"/>
+            <w:rPrChange w:id="113" w:author="Microsoft Office User" w:date="2026-01-15T20:02:00Z" w16du:dateUtc="2026-01-15T19:02:00Z">
               <w:rPr>
                 <w:sz w:val="28"/>
                 <w:szCs w:val="28"/>
@@ -1161,14 +1196,14 @@
           <w:t xml:space="preserve">he </w:t>
         </w:r>
       </w:ins>
-      <w:ins w:id="113" w:author="Microsoft Office User" w:date="2026-01-15T19:30:00Z" w16du:dateUtc="2026-01-15T18:30:00Z">
-        <w:r>
-          <w:rPr>
-            <w:color w:val="2F5496" w:themeColor="accent1" w:themeShade="BF"/>
-            <w:sz w:val="28"/>
-            <w:szCs w:val="28"/>
-            <w:lang w:val="en-US"/>
-            <w:rPrChange w:id="114" w:author="Microsoft Office User" w:date="2026-01-15T20:02:00Z" w16du:dateUtc="2026-01-15T19:02:00Z">
+      <w:ins w:id="114" w:author="Microsoft Office User" w:date="2026-01-15T19:30:00Z" w16du:dateUtc="2026-01-15T18:30:00Z">
+        <w:r>
+          <w:rPr>
+            <w:color w:val="2F5496" w:themeColor="accent1" w:themeShade="BF"/>
+            <w:sz w:val="28"/>
+            <w:szCs w:val="28"/>
+            <w:lang w:val="en-US"/>
+            <w:rPrChange w:id="115" w:author="Microsoft Office User" w:date="2026-01-15T20:02:00Z" w16du:dateUtc="2026-01-15T19:02:00Z">
               <w:rPr>
                 <w:sz w:val="28"/>
                 <w:szCs w:val="28"/>
@@ -1179,14 +1214,14 @@
           <w:t xml:space="preserve">core </w:t>
         </w:r>
       </w:ins>
-      <w:ins w:id="115" w:author="Microsoft Office User" w:date="2026-01-15T15:25:00Z" w16du:dateUtc="2026-01-15T14:25:00Z">
-        <w:r>
-          <w:rPr>
-            <w:color w:val="2F5496" w:themeColor="accent1" w:themeShade="BF"/>
-            <w:sz w:val="28"/>
-            <w:szCs w:val="28"/>
-            <w:lang w:val="en-US"/>
-            <w:rPrChange w:id="116" w:author="Microsoft Office User" w:date="2026-01-15T20:02:00Z" w16du:dateUtc="2026-01-15T19:02:00Z">
+      <w:ins w:id="116" w:author="Microsoft Office User" w:date="2026-01-15T15:25:00Z" w16du:dateUtc="2026-01-15T14:25:00Z">
+        <w:r>
+          <w:rPr>
+            <w:color w:val="2F5496" w:themeColor="accent1" w:themeShade="BF"/>
+            <w:sz w:val="28"/>
+            <w:szCs w:val="28"/>
+            <w:lang w:val="en-US"/>
+            <w:rPrChange w:id="117" w:author="Microsoft Office User" w:date="2026-01-15T20:02:00Z" w16du:dateUtc="2026-01-15T19:02:00Z">
               <w:rPr>
                 <w:sz w:val="28"/>
                 <w:szCs w:val="28"/>
@@ -1197,14 +1232,14 @@
           <w:t xml:space="preserve">algorithm </w:t>
         </w:r>
       </w:ins>
-      <w:ins w:id="117" w:author="Microsoft Office User" w:date="2026-01-15T19:24:00Z" w16du:dateUtc="2026-01-15T18:24:00Z">
-        <w:r>
-          <w:rPr>
-            <w:color w:val="2F5496" w:themeColor="accent1" w:themeShade="BF"/>
-            <w:sz w:val="28"/>
-            <w:szCs w:val="28"/>
-            <w:lang w:val="en-US"/>
-            <w:rPrChange w:id="118" w:author="Microsoft Office User" w:date="2026-01-15T20:02:00Z" w16du:dateUtc="2026-01-15T19:02:00Z">
+      <w:ins w:id="118" w:author="Microsoft Office User" w:date="2026-01-15T19:24:00Z" w16du:dateUtc="2026-01-15T18:24:00Z">
+        <w:r>
+          <w:rPr>
+            <w:color w:val="2F5496" w:themeColor="accent1" w:themeShade="BF"/>
+            <w:sz w:val="28"/>
+            <w:szCs w:val="28"/>
+            <w:lang w:val="en-US"/>
+            <w:rPrChange w:id="119" w:author="Microsoft Office User" w:date="2026-01-15T20:02:00Z" w16du:dateUtc="2026-01-15T19:02:00Z">
               <w:rPr>
                 <w:sz w:val="28"/>
                 <w:szCs w:val="28"/>
@@ -1215,14 +1250,14 @@
           <w:t>for</w:t>
         </w:r>
       </w:ins>
-      <w:ins w:id="119" w:author="Microsoft Office User" w:date="2026-01-15T15:25:00Z" w16du:dateUtc="2026-01-15T14:25:00Z">
-        <w:r>
-          <w:rPr>
-            <w:color w:val="2F5496" w:themeColor="accent1" w:themeShade="BF"/>
-            <w:sz w:val="28"/>
-            <w:szCs w:val="28"/>
-            <w:lang w:val="en-US"/>
-            <w:rPrChange w:id="120" w:author="Microsoft Office User" w:date="2026-01-15T20:02:00Z" w16du:dateUtc="2026-01-15T19:02:00Z">
+      <w:ins w:id="120" w:author="Microsoft Office User" w:date="2026-01-15T15:25:00Z" w16du:dateUtc="2026-01-15T14:25:00Z">
+        <w:r>
+          <w:rPr>
+            <w:color w:val="2F5496" w:themeColor="accent1" w:themeShade="BF"/>
+            <w:sz w:val="28"/>
+            <w:szCs w:val="28"/>
+            <w:lang w:val="en-US"/>
+            <w:rPrChange w:id="121" w:author="Microsoft Office User" w:date="2026-01-15T20:02:00Z" w16du:dateUtc="2026-01-15T19:02:00Z">
               <w:rPr>
                 <w:sz w:val="28"/>
                 <w:szCs w:val="28"/>
@@ -1239,7 +1274,7 @@
             <w:sz w:val="28"/>
             <w:szCs w:val="28"/>
             <w:lang w:val="en-US"/>
-            <w:rPrChange w:id="121" w:author="Microsoft Office User" w:date="2026-01-15T20:02:00Z" w16du:dateUtc="2026-01-15T19:02:00Z">
+            <w:rPrChange w:id="122" w:author="Microsoft Office User" w:date="2026-01-15T20:02:00Z" w16du:dateUtc="2026-01-15T19:02:00Z">
               <w:rPr>
                 <w:sz w:val="28"/>
                 <w:szCs w:val="28"/>
@@ -1256,7 +1291,7 @@
             <w:sz w:val="28"/>
             <w:szCs w:val="28"/>
             <w:lang w:val="en-US"/>
-            <w:rPrChange w:id="122" w:author="Microsoft Office User" w:date="2026-01-15T20:02:00Z" w16du:dateUtc="2026-01-15T19:02:00Z">
+            <w:rPrChange w:id="123" w:author="Microsoft Office User" w:date="2026-01-15T20:02:00Z" w16du:dateUtc="2026-01-15T19:02:00Z">
               <w:rPr>
                 <w:sz w:val="28"/>
                 <w:szCs w:val="28"/>
@@ -1267,14 +1302,14 @@
           <w:t xml:space="preserve"> database is </w:t>
         </w:r>
       </w:ins>
-      <w:ins w:id="123" w:author="Microsoft Office User" w:date="2026-01-15T19:30:00Z" w16du:dateUtc="2026-01-15T18:30:00Z">
-        <w:r>
-          <w:rPr>
-            <w:color w:val="2F5496" w:themeColor="accent1" w:themeShade="BF"/>
-            <w:sz w:val="28"/>
-            <w:szCs w:val="28"/>
-            <w:lang w:val="en-US"/>
-            <w:rPrChange w:id="124" w:author="Microsoft Office User" w:date="2026-01-15T20:02:00Z" w16du:dateUtc="2026-01-15T19:02:00Z">
+      <w:ins w:id="124" w:author="Microsoft Office User" w:date="2026-01-15T19:30:00Z" w16du:dateUtc="2026-01-15T18:30:00Z">
+        <w:r>
+          <w:rPr>
+            <w:color w:val="2F5496" w:themeColor="accent1" w:themeShade="BF"/>
+            <w:sz w:val="28"/>
+            <w:szCs w:val="28"/>
+            <w:lang w:val="en-US"/>
+            <w:rPrChange w:id="125" w:author="Microsoft Office User" w:date="2026-01-15T20:02:00Z" w16du:dateUtc="2026-01-15T19:02:00Z">
               <w:rPr>
                 <w:sz w:val="28"/>
                 <w:szCs w:val="28"/>
@@ -1285,14 +1320,14 @@
           <w:t>explained</w:t>
         </w:r>
       </w:ins>
-      <w:ins w:id="125" w:author="Microsoft Office User" w:date="2026-01-15T19:25:00Z" w16du:dateUtc="2026-01-15T18:25:00Z">
-        <w:r>
-          <w:rPr>
-            <w:color w:val="2F5496" w:themeColor="accent1" w:themeShade="BF"/>
-            <w:sz w:val="28"/>
-            <w:szCs w:val="28"/>
-            <w:lang w:val="en-US"/>
-            <w:rPrChange w:id="126" w:author="Microsoft Office User" w:date="2026-01-15T20:02:00Z" w16du:dateUtc="2026-01-15T19:02:00Z">
+      <w:ins w:id="126" w:author="Microsoft Office User" w:date="2026-01-15T19:25:00Z" w16du:dateUtc="2026-01-15T18:25:00Z">
+        <w:r>
+          <w:rPr>
+            <w:color w:val="2F5496" w:themeColor="accent1" w:themeShade="BF"/>
+            <w:sz w:val="28"/>
+            <w:szCs w:val="28"/>
+            <w:lang w:val="en-US"/>
+            <w:rPrChange w:id="127" w:author="Microsoft Office User" w:date="2026-01-15T20:02:00Z" w16du:dateUtc="2026-01-15T19:02:00Z">
               <w:rPr>
                 <w:sz w:val="28"/>
                 <w:szCs w:val="28"/>
@@ -1303,14 +1338,14 @@
           <w:t xml:space="preserve"> in </w:t>
         </w:r>
       </w:ins>
-      <w:ins w:id="127" w:author="Microsoft Office User" w:date="2026-01-15T15:26:00Z" w16du:dateUtc="2026-01-15T14:26:00Z">
-        <w:r>
-          <w:rPr>
-            <w:color w:val="2F5496" w:themeColor="accent1" w:themeShade="BF"/>
-            <w:sz w:val="28"/>
-            <w:szCs w:val="28"/>
-            <w:lang w:val="en-US"/>
-            <w:rPrChange w:id="128" w:author="Microsoft Office User" w:date="2026-01-15T20:02:00Z" w16du:dateUtc="2026-01-15T19:02:00Z">
+      <w:ins w:id="128" w:author="Microsoft Office User" w:date="2026-01-15T15:26:00Z" w16du:dateUtc="2026-01-15T14:26:00Z">
+        <w:r>
+          <w:rPr>
+            <w:color w:val="2F5496" w:themeColor="accent1" w:themeShade="BF"/>
+            <w:sz w:val="28"/>
+            <w:szCs w:val="28"/>
+            <w:lang w:val="en-US"/>
+            <w:rPrChange w:id="129" w:author="Microsoft Office User" w:date="2026-01-15T20:02:00Z" w16du:dateUtc="2026-01-15T19:02:00Z">
               <w:rPr>
                 <w:sz w:val="28"/>
                 <w:szCs w:val="28"/>
@@ -1321,14 +1356,14 @@
           <w:t xml:space="preserve">Section </w:t>
         </w:r>
       </w:ins>
-      <w:ins w:id="129" w:author="Microsoft Office User" w:date="2026-01-15T19:24:00Z" w16du:dateUtc="2026-01-15T18:24:00Z">
-        <w:r>
-          <w:rPr>
-            <w:color w:val="2F5496" w:themeColor="accent1" w:themeShade="BF"/>
-            <w:sz w:val="28"/>
-            <w:szCs w:val="28"/>
-            <w:lang w:val="en-US"/>
-            <w:rPrChange w:id="130" w:author="Microsoft Office User" w:date="2026-01-15T20:02:00Z" w16du:dateUtc="2026-01-15T19:02:00Z">
+      <w:ins w:id="130" w:author="Microsoft Office User" w:date="2026-01-15T19:24:00Z" w16du:dateUtc="2026-01-15T18:24:00Z">
+        <w:r>
+          <w:rPr>
+            <w:color w:val="2F5496" w:themeColor="accent1" w:themeShade="BF"/>
+            <w:sz w:val="28"/>
+            <w:szCs w:val="28"/>
+            <w:lang w:val="en-US"/>
+            <w:rPrChange w:id="131" w:author="Microsoft Office User" w:date="2026-01-15T20:02:00Z" w16du:dateUtc="2026-01-15T19:02:00Z">
               <w:rPr>
                 <w:sz w:val="28"/>
                 <w:szCs w:val="28"/>
@@ -1339,14 +1374,14 @@
           <w:t xml:space="preserve">2 </w:t>
         </w:r>
       </w:ins>
-      <w:ins w:id="131" w:author="Microsoft Office User" w:date="2026-01-15T15:26:00Z" w16du:dateUtc="2026-01-15T14:26:00Z">
-        <w:r>
-          <w:rPr>
-            <w:color w:val="2F5496" w:themeColor="accent1" w:themeShade="BF"/>
-            <w:sz w:val="28"/>
-            <w:szCs w:val="28"/>
-            <w:lang w:val="en-US"/>
-            <w:rPrChange w:id="132" w:author="Microsoft Office User" w:date="2026-01-15T20:02:00Z" w16du:dateUtc="2026-01-15T19:02:00Z">
+      <w:ins w:id="132" w:author="Microsoft Office User" w:date="2026-01-15T15:26:00Z" w16du:dateUtc="2026-01-15T14:26:00Z">
+        <w:r>
+          <w:rPr>
+            <w:color w:val="2F5496" w:themeColor="accent1" w:themeShade="BF"/>
+            <w:sz w:val="28"/>
+            <w:szCs w:val="28"/>
+            <w:lang w:val="en-US"/>
+            <w:rPrChange w:id="133" w:author="Microsoft Office User" w:date="2026-01-15T20:02:00Z" w16du:dateUtc="2026-01-15T19:02:00Z">
               <w:rPr>
                 <w:sz w:val="28"/>
                 <w:szCs w:val="28"/>
@@ -1357,14 +1392,14 @@
           <w:t xml:space="preserve">– in particular </w:t>
         </w:r>
       </w:ins>
-      <w:ins w:id="133" w:author="Microsoft Office User" w:date="2026-01-15T19:24:00Z" w16du:dateUtc="2026-01-15T18:24:00Z">
-        <w:r>
-          <w:rPr>
-            <w:color w:val="2F5496" w:themeColor="accent1" w:themeShade="BF"/>
-            <w:sz w:val="28"/>
-            <w:szCs w:val="28"/>
-            <w:lang w:val="en-US"/>
-            <w:rPrChange w:id="134" w:author="Microsoft Office User" w:date="2026-01-15T20:02:00Z" w16du:dateUtc="2026-01-15T19:02:00Z">
+      <w:ins w:id="134" w:author="Microsoft Office User" w:date="2026-01-15T19:24:00Z" w16du:dateUtc="2026-01-15T18:24:00Z">
+        <w:r>
+          <w:rPr>
+            <w:color w:val="2F5496" w:themeColor="accent1" w:themeShade="BF"/>
+            <w:sz w:val="28"/>
+            <w:szCs w:val="28"/>
+            <w:lang w:val="en-US"/>
+            <w:rPrChange w:id="135" w:author="Microsoft Office User" w:date="2026-01-15T20:02:00Z" w16du:dateUtc="2026-01-15T19:02:00Z">
               <w:rPr>
                 <w:sz w:val="28"/>
                 <w:szCs w:val="28"/>
@@ -1375,14 +1410,14 @@
           <w:t>in</w:t>
         </w:r>
       </w:ins>
-      <w:ins w:id="135" w:author="Microsoft Office User" w:date="2026-01-15T15:26:00Z" w16du:dateUtc="2026-01-15T14:26:00Z">
-        <w:r>
-          <w:rPr>
-            <w:color w:val="2F5496" w:themeColor="accent1" w:themeShade="BF"/>
-            <w:sz w:val="28"/>
-            <w:szCs w:val="28"/>
-            <w:lang w:val="en-US"/>
-            <w:rPrChange w:id="136" w:author="Microsoft Office User" w:date="2026-01-15T20:02:00Z" w16du:dateUtc="2026-01-15T19:02:00Z">
+      <w:ins w:id="136" w:author="Microsoft Office User" w:date="2026-01-15T15:26:00Z" w16du:dateUtc="2026-01-15T14:26:00Z">
+        <w:r>
+          <w:rPr>
+            <w:color w:val="2F5496" w:themeColor="accent1" w:themeShade="BF"/>
+            <w:sz w:val="28"/>
+            <w:szCs w:val="28"/>
+            <w:lang w:val="en-US"/>
+            <w:rPrChange w:id="137" w:author="Microsoft Office User" w:date="2026-01-15T20:02:00Z" w16du:dateUtc="2026-01-15T19:02:00Z">
               <w:rPr>
                 <w:sz w:val="28"/>
                 <w:szCs w:val="28"/>
@@ -1393,14 +1428,14 @@
           <w:t xml:space="preserve"> </w:t>
         </w:r>
       </w:ins>
-      <w:ins w:id="137" w:author="Microsoft Office User" w:date="2026-01-15T15:33:00Z" w16du:dateUtc="2026-01-15T14:33:00Z">
-        <w:r>
-          <w:rPr>
-            <w:color w:val="2F5496" w:themeColor="accent1" w:themeShade="BF"/>
-            <w:sz w:val="28"/>
-            <w:szCs w:val="28"/>
-            <w:lang w:val="en-US"/>
-            <w:rPrChange w:id="138" w:author="Microsoft Office User" w:date="2026-01-15T20:02:00Z" w16du:dateUtc="2026-01-15T19:02:00Z">
+      <w:ins w:id="138" w:author="Microsoft Office User" w:date="2026-01-15T15:33:00Z" w16du:dateUtc="2026-01-15T14:33:00Z">
+        <w:r>
+          <w:rPr>
+            <w:color w:val="2F5496" w:themeColor="accent1" w:themeShade="BF"/>
+            <w:sz w:val="28"/>
+            <w:szCs w:val="28"/>
+            <w:lang w:val="en-US"/>
+            <w:rPrChange w:id="139" w:author="Microsoft Office User" w:date="2026-01-15T20:02:00Z" w16du:dateUtc="2026-01-15T19:02:00Z">
               <w:rPr>
                 <w:sz w:val="28"/>
                 <w:szCs w:val="28"/>
@@ -1411,32 +1446,223 @@
           <w:t xml:space="preserve">Section 2.2 and Table 1. </w:t>
         </w:r>
       </w:ins>
-      <w:ins w:id="139" w:author="Microsoft Office User" w:date="2026-01-15T15:34:00Z" w16du:dateUtc="2026-01-15T14:34:00Z">
-        <w:r>
-          <w:rPr>
-            <w:color w:val="2F5496" w:themeColor="accent1" w:themeShade="BF"/>
-            <w:sz w:val="28"/>
-            <w:szCs w:val="28"/>
-            <w:lang w:val="en-US"/>
-            <w:rPrChange w:id="140" w:author="Microsoft Office User" w:date="2026-01-15T20:02:00Z" w16du:dateUtc="2026-01-15T19:02:00Z">
-              <w:rPr>
-                <w:sz w:val="28"/>
-                <w:szCs w:val="28"/>
-                <w:lang w:val="en-US"/>
-              </w:rPr>
-            </w:rPrChange>
-          </w:rPr>
-          <w:t>The goal graph from Fig</w:t>
-        </w:r>
-      </w:ins>
-      <w:ins w:id="141" w:author="Microsoft Office User" w:date="2026-01-15T19:25:00Z" w16du:dateUtc="2026-01-15T18:25:00Z">
-        <w:r>
-          <w:rPr>
-            <w:color w:val="2F5496" w:themeColor="accent1" w:themeShade="BF"/>
-            <w:sz w:val="28"/>
-            <w:szCs w:val="28"/>
-            <w:lang w:val="en-US"/>
-            <w:rPrChange w:id="142" w:author="Microsoft Office User" w:date="2026-01-15T20:02:00Z" w16du:dateUtc="2026-01-15T19:02:00Z">
+      <w:ins w:id="140" w:author="Microsoft Office User" w:date="2026-01-15T15:34:00Z" w16du:dateUtc="2026-01-15T14:34:00Z">
+        <w:r>
+          <w:rPr>
+            <w:color w:val="2F5496" w:themeColor="accent1" w:themeShade="BF"/>
+            <w:sz w:val="28"/>
+            <w:szCs w:val="28"/>
+            <w:lang w:val="en-US"/>
+            <w:rPrChange w:id="141" w:author="Microsoft Office User" w:date="2026-01-15T20:02:00Z" w16du:dateUtc="2026-01-15T19:02:00Z">
+              <w:rPr>
+                <w:sz w:val="28"/>
+                <w:szCs w:val="28"/>
+                <w:lang w:val="en-US"/>
+              </w:rPr>
+            </w:rPrChange>
+          </w:rPr>
+          <w:t xml:space="preserve">The goal graph </w:t>
+        </w:r>
+      </w:ins>
+      <w:r>
+        <w:rPr>
+          <w:color w:val="2F5496" w:themeColor="accent1" w:themeShade="BF"/>
+          <w:sz w:val="28"/>
+          <w:szCs w:val="28"/>
+          <w:lang w:val="en-US"/>
+        </w:rPr>
+        <w:t>(now in the Appendix)</w:t>
+      </w:r>
+      <w:ins w:id="142" w:author="Microsoft Office User" w:date="2026-01-15T15:34:00Z" w16du:dateUtc="2026-01-15T14:34:00Z">
+        <w:r>
+          <w:rPr>
+            <w:color w:val="2F5496" w:themeColor="accent1" w:themeShade="BF"/>
+            <w:sz w:val="28"/>
+            <w:szCs w:val="28"/>
+            <w:lang w:val="en-US"/>
+            <w:rPrChange w:id="143" w:author="Microsoft Office User" w:date="2026-01-15T20:02:00Z" w16du:dateUtc="2026-01-15T19:02:00Z">
+              <w:rPr>
+                <w:sz w:val="28"/>
+                <w:szCs w:val="28"/>
+                <w:lang w:val="en-US"/>
+              </w:rPr>
+            </w:rPrChange>
+          </w:rPr>
+          <w:t xml:space="preserve"> also denotes parts of the algorithm as the goal’s dependen</w:t>
+        </w:r>
+      </w:ins>
+      <w:ins w:id="144" w:author="Microsoft Office User" w:date="2026-01-15T15:35:00Z" w16du:dateUtc="2026-01-15T14:35:00Z">
+        <w:r>
+          <w:rPr>
+            <w:color w:val="2F5496" w:themeColor="accent1" w:themeShade="BF"/>
+            <w:sz w:val="28"/>
+            <w:szCs w:val="28"/>
+            <w:lang w:val="en-US"/>
+            <w:rPrChange w:id="145" w:author="Microsoft Office User" w:date="2026-01-15T20:02:00Z" w16du:dateUtc="2026-01-15T19:02:00Z">
+              <w:rPr>
+                <w:sz w:val="28"/>
+                <w:szCs w:val="28"/>
+                <w:lang w:val="en-US"/>
+              </w:rPr>
+            </w:rPrChange>
+          </w:rPr>
+          <w:t>c</w:t>
+        </w:r>
+      </w:ins>
+      <w:ins w:id="146" w:author="Microsoft Office User" w:date="2026-01-15T15:34:00Z" w16du:dateUtc="2026-01-15T14:34:00Z">
+        <w:r>
+          <w:rPr>
+            <w:color w:val="2F5496" w:themeColor="accent1" w:themeShade="BF"/>
+            <w:sz w:val="28"/>
+            <w:szCs w:val="28"/>
+            <w:lang w:val="en-US"/>
+            <w:rPrChange w:id="147" w:author="Microsoft Office User" w:date="2026-01-15T20:02:00Z" w16du:dateUtc="2026-01-15T19:02:00Z">
+              <w:rPr>
+                <w:sz w:val="28"/>
+                <w:szCs w:val="28"/>
+                <w:lang w:val="en-US"/>
+              </w:rPr>
+            </w:rPrChange>
+          </w:rPr>
+          <w:t xml:space="preserve">ies define the order </w:t>
+        </w:r>
+      </w:ins>
+      <w:ins w:id="148" w:author="Microsoft Office User" w:date="2026-01-15T15:35:00Z" w16du:dateUtc="2026-01-15T14:35:00Z">
+        <w:r>
+          <w:rPr>
+            <w:color w:val="2F5496" w:themeColor="accent1" w:themeShade="BF"/>
+            <w:sz w:val="28"/>
+            <w:szCs w:val="28"/>
+            <w:lang w:val="en-US"/>
+            <w:rPrChange w:id="149" w:author="Microsoft Office User" w:date="2026-01-15T20:02:00Z" w16du:dateUtc="2026-01-15T19:02:00Z">
+              <w:rPr>
+                <w:sz w:val="28"/>
+                <w:szCs w:val="28"/>
+                <w:lang w:val="en-US"/>
+              </w:rPr>
+            </w:rPrChange>
+          </w:rPr>
+          <w:t xml:space="preserve">in which the goals </w:t>
+        </w:r>
+      </w:ins>
+      <w:ins w:id="150" w:author="Microsoft Office User" w:date="2026-01-20T07:52:00Z" w16du:dateUtc="2026-01-20T06:52:00Z">
+        <w:r>
+          <w:rPr>
+            <w:color w:val="2F5496" w:themeColor="accent1" w:themeShade="BF"/>
+            <w:sz w:val="28"/>
+            <w:szCs w:val="28"/>
+            <w:lang w:val="en-US"/>
+          </w:rPr>
+          <w:t>get</w:t>
+        </w:r>
+      </w:ins>
+      <w:ins w:id="151" w:author="Microsoft Office User" w:date="2026-01-15T15:35:00Z" w16du:dateUtc="2026-01-15T14:35:00Z">
+        <w:r>
+          <w:rPr>
+            <w:color w:val="2F5496" w:themeColor="accent1" w:themeShade="BF"/>
+            <w:sz w:val="28"/>
+            <w:szCs w:val="28"/>
+            <w:lang w:val="en-US"/>
+            <w:rPrChange w:id="152" w:author="Microsoft Office User" w:date="2026-01-15T20:02:00Z" w16du:dateUtc="2026-01-15T19:02:00Z">
+              <w:rPr>
+                <w:sz w:val="28"/>
+                <w:szCs w:val="28"/>
+                <w:lang w:val="en-US"/>
+              </w:rPr>
+            </w:rPrChange>
+          </w:rPr>
+          <w:t xml:space="preserve"> executed. The </w:t>
+        </w:r>
+      </w:ins>
+      <w:ins w:id="153" w:author="Microsoft Office User" w:date="2026-01-15T15:36:00Z" w16du:dateUtc="2026-01-15T14:36:00Z">
+        <w:r>
+          <w:rPr>
+            <w:color w:val="2F5496" w:themeColor="accent1" w:themeShade="BF"/>
+            <w:sz w:val="28"/>
+            <w:szCs w:val="28"/>
+            <w:lang w:val="en-US"/>
+            <w:rPrChange w:id="154" w:author="Microsoft Office User" w:date="2026-01-15T20:02:00Z" w16du:dateUtc="2026-01-15T19:02:00Z">
+              <w:rPr>
+                <w:sz w:val="28"/>
+                <w:szCs w:val="28"/>
+                <w:lang w:val="en-US"/>
+              </w:rPr>
+            </w:rPrChange>
+          </w:rPr>
+          <w:t xml:space="preserve">read classification algorithm is </w:t>
+        </w:r>
+      </w:ins>
+      <w:ins w:id="155" w:author="Microsoft Office User" w:date="2026-01-15T19:25:00Z" w16du:dateUtc="2026-01-15T18:25:00Z">
+        <w:r>
+          <w:rPr>
+            <w:color w:val="2F5496" w:themeColor="accent1" w:themeShade="BF"/>
+            <w:sz w:val="28"/>
+            <w:szCs w:val="28"/>
+            <w:lang w:val="en-US"/>
+            <w:rPrChange w:id="156" w:author="Microsoft Office User" w:date="2026-01-15T20:02:00Z" w16du:dateUtc="2026-01-15T19:02:00Z">
+              <w:rPr>
+                <w:sz w:val="28"/>
+                <w:szCs w:val="28"/>
+                <w:lang w:val="en-US"/>
+              </w:rPr>
+            </w:rPrChange>
+          </w:rPr>
+          <w:t xml:space="preserve">briefly </w:t>
+        </w:r>
+      </w:ins>
+      <w:ins w:id="157" w:author="Microsoft Office User" w:date="2026-01-15T15:36:00Z" w16du:dateUtc="2026-01-15T14:36:00Z">
+        <w:r>
+          <w:rPr>
+            <w:color w:val="2F5496" w:themeColor="accent1" w:themeShade="BF"/>
+            <w:sz w:val="28"/>
+            <w:szCs w:val="28"/>
+            <w:lang w:val="en-US"/>
+            <w:rPrChange w:id="158" w:author="Microsoft Office User" w:date="2026-01-15T20:02:00Z" w16du:dateUtc="2026-01-15T19:02:00Z">
+              <w:rPr>
+                <w:sz w:val="28"/>
+                <w:szCs w:val="28"/>
+                <w:lang w:val="en-US"/>
+              </w:rPr>
+            </w:rPrChange>
+          </w:rPr>
+          <w:t>exp</w:t>
+        </w:r>
+      </w:ins>
+      <w:ins w:id="159" w:author="Microsoft Office User" w:date="2026-01-15T15:37:00Z" w16du:dateUtc="2026-01-15T14:37:00Z">
+        <w:r>
+          <w:rPr>
+            <w:color w:val="2F5496" w:themeColor="accent1" w:themeShade="BF"/>
+            <w:sz w:val="28"/>
+            <w:szCs w:val="28"/>
+            <w:lang w:val="en-US"/>
+            <w:rPrChange w:id="160" w:author="Microsoft Office User" w:date="2026-01-15T20:02:00Z" w16du:dateUtc="2026-01-15T19:02:00Z">
+              <w:rPr>
+                <w:sz w:val="28"/>
+                <w:szCs w:val="28"/>
+                <w:lang w:val="en-US"/>
+              </w:rPr>
+            </w:rPrChange>
+          </w:rPr>
+          <w:t>lained in Section 2.</w:t>
+        </w:r>
+      </w:ins>
+      <w:r>
+        <w:rPr>
+          <w:color w:val="2F5496" w:themeColor="accent1" w:themeShade="BF"/>
+          <w:sz w:val="28"/>
+          <w:szCs w:val="28"/>
+          <w:lang w:val="en-US"/>
+        </w:rPr>
+        <w:t>3</w:t>
+      </w:r>
+      <w:ins w:id="161" w:author="Microsoft Office User" w:date="2026-01-15T15:37:00Z" w16du:dateUtc="2026-01-15T14:37:00Z">
+        <w:r>
+          <w:rPr>
+            <w:color w:val="2F5496" w:themeColor="accent1" w:themeShade="BF"/>
+            <w:sz w:val="28"/>
+            <w:szCs w:val="28"/>
+            <w:lang w:val="en-US"/>
+            <w:rPrChange w:id="162" w:author="Microsoft Office User" w:date="2026-01-15T20:02:00Z" w16du:dateUtc="2026-01-15T19:02:00Z">
               <w:rPr>
                 <w:sz w:val="28"/>
                 <w:szCs w:val="28"/>
@@ -1445,196 +1671,6 @@
             </w:rPrChange>
           </w:rPr>
           <w:t>.</w:t>
-        </w:r>
-      </w:ins>
-      <w:ins w:id="143" w:author="Microsoft Office User" w:date="2026-01-15T15:34:00Z" w16du:dateUtc="2026-01-15T14:34:00Z">
-        <w:r>
-          <w:rPr>
-            <w:color w:val="2F5496" w:themeColor="accent1" w:themeShade="BF"/>
-            <w:sz w:val="28"/>
-            <w:szCs w:val="28"/>
-            <w:lang w:val="en-US"/>
-            <w:rPrChange w:id="144" w:author="Microsoft Office User" w:date="2026-01-15T20:02:00Z" w16du:dateUtc="2026-01-15T19:02:00Z">
-              <w:rPr>
-                <w:sz w:val="28"/>
-                <w:szCs w:val="28"/>
-                <w:lang w:val="en-US"/>
-              </w:rPr>
-            </w:rPrChange>
-          </w:rPr>
-          <w:t xml:space="preserve"> 1 also denotes parts of the algorithm as the </w:t>
-        </w:r>
-        <w:r>
-          <w:rPr>
-            <w:color w:val="2F5496" w:themeColor="accent1" w:themeShade="BF"/>
-            <w:sz w:val="28"/>
-            <w:szCs w:val="28"/>
-            <w:lang w:val="en-US"/>
-            <w:rPrChange w:id="145" w:author="Microsoft Office User" w:date="2026-01-15T20:02:00Z" w16du:dateUtc="2026-01-15T19:02:00Z">
-              <w:rPr>
-                <w:sz w:val="28"/>
-                <w:szCs w:val="28"/>
-                <w:lang w:val="en-US"/>
-              </w:rPr>
-            </w:rPrChange>
-          </w:rPr>
-          <w:lastRenderedPageBreak/>
-          <w:t>goal’s dependen</w:t>
-        </w:r>
-      </w:ins>
-      <w:ins w:id="146" w:author="Microsoft Office User" w:date="2026-01-15T15:35:00Z" w16du:dateUtc="2026-01-15T14:35:00Z">
-        <w:r>
-          <w:rPr>
-            <w:color w:val="2F5496" w:themeColor="accent1" w:themeShade="BF"/>
-            <w:sz w:val="28"/>
-            <w:szCs w:val="28"/>
-            <w:lang w:val="en-US"/>
-            <w:rPrChange w:id="147" w:author="Microsoft Office User" w:date="2026-01-15T20:02:00Z" w16du:dateUtc="2026-01-15T19:02:00Z">
-              <w:rPr>
-                <w:sz w:val="28"/>
-                <w:szCs w:val="28"/>
-                <w:lang w:val="en-US"/>
-              </w:rPr>
-            </w:rPrChange>
-          </w:rPr>
-          <w:t>c</w:t>
-        </w:r>
-      </w:ins>
-      <w:ins w:id="148" w:author="Microsoft Office User" w:date="2026-01-15T15:34:00Z" w16du:dateUtc="2026-01-15T14:34:00Z">
-        <w:r>
-          <w:rPr>
-            <w:color w:val="2F5496" w:themeColor="accent1" w:themeShade="BF"/>
-            <w:sz w:val="28"/>
-            <w:szCs w:val="28"/>
-            <w:lang w:val="en-US"/>
-            <w:rPrChange w:id="149" w:author="Microsoft Office User" w:date="2026-01-15T20:02:00Z" w16du:dateUtc="2026-01-15T19:02:00Z">
-              <w:rPr>
-                <w:sz w:val="28"/>
-                <w:szCs w:val="28"/>
-                <w:lang w:val="en-US"/>
-              </w:rPr>
-            </w:rPrChange>
-          </w:rPr>
-          <w:t xml:space="preserve">ies define the order </w:t>
-        </w:r>
-      </w:ins>
-      <w:ins w:id="150" w:author="Microsoft Office User" w:date="2026-01-15T15:35:00Z" w16du:dateUtc="2026-01-15T14:35:00Z">
-        <w:r>
-          <w:rPr>
-            <w:color w:val="2F5496" w:themeColor="accent1" w:themeShade="BF"/>
-            <w:sz w:val="28"/>
-            <w:szCs w:val="28"/>
-            <w:lang w:val="en-US"/>
-            <w:rPrChange w:id="151" w:author="Microsoft Office User" w:date="2026-01-15T20:02:00Z" w16du:dateUtc="2026-01-15T19:02:00Z">
-              <w:rPr>
-                <w:sz w:val="28"/>
-                <w:szCs w:val="28"/>
-                <w:lang w:val="en-US"/>
-              </w:rPr>
-            </w:rPrChange>
-          </w:rPr>
-          <w:t xml:space="preserve">in which the goals </w:t>
-        </w:r>
-      </w:ins>
-      <w:ins w:id="152" w:author="Microsoft Office User" w:date="2026-01-20T07:52:00Z" w16du:dateUtc="2026-01-20T06:52:00Z">
-        <w:r>
-          <w:rPr>
-            <w:color w:val="2F5496" w:themeColor="accent1" w:themeShade="BF"/>
-            <w:sz w:val="28"/>
-            <w:szCs w:val="28"/>
-            <w:lang w:val="en-US"/>
-          </w:rPr>
-          <w:t>get</w:t>
-        </w:r>
-      </w:ins>
-      <w:ins w:id="153" w:author="Microsoft Office User" w:date="2026-01-15T15:35:00Z" w16du:dateUtc="2026-01-15T14:35:00Z">
-        <w:r>
-          <w:rPr>
-            <w:color w:val="2F5496" w:themeColor="accent1" w:themeShade="BF"/>
-            <w:sz w:val="28"/>
-            <w:szCs w:val="28"/>
-            <w:lang w:val="en-US"/>
-            <w:rPrChange w:id="154" w:author="Microsoft Office User" w:date="2026-01-15T20:02:00Z" w16du:dateUtc="2026-01-15T19:02:00Z">
-              <w:rPr>
-                <w:sz w:val="28"/>
-                <w:szCs w:val="28"/>
-                <w:lang w:val="en-US"/>
-              </w:rPr>
-            </w:rPrChange>
-          </w:rPr>
-          <w:t xml:space="preserve"> executed. The </w:t>
-        </w:r>
-      </w:ins>
-      <w:ins w:id="155" w:author="Microsoft Office User" w:date="2026-01-15T15:36:00Z" w16du:dateUtc="2026-01-15T14:36:00Z">
-        <w:r>
-          <w:rPr>
-            <w:color w:val="2F5496" w:themeColor="accent1" w:themeShade="BF"/>
-            <w:sz w:val="28"/>
-            <w:szCs w:val="28"/>
-            <w:lang w:val="en-US"/>
-            <w:rPrChange w:id="156" w:author="Microsoft Office User" w:date="2026-01-15T20:02:00Z" w16du:dateUtc="2026-01-15T19:02:00Z">
-              <w:rPr>
-                <w:sz w:val="28"/>
-                <w:szCs w:val="28"/>
-                <w:lang w:val="en-US"/>
-              </w:rPr>
-            </w:rPrChange>
-          </w:rPr>
-          <w:t xml:space="preserve">read classification algorithm is </w:t>
-        </w:r>
-      </w:ins>
-      <w:ins w:id="157" w:author="Microsoft Office User" w:date="2026-01-15T19:25:00Z" w16du:dateUtc="2026-01-15T18:25:00Z">
-        <w:r>
-          <w:rPr>
-            <w:color w:val="2F5496" w:themeColor="accent1" w:themeShade="BF"/>
-            <w:sz w:val="28"/>
-            <w:szCs w:val="28"/>
-            <w:lang w:val="en-US"/>
-            <w:rPrChange w:id="158" w:author="Microsoft Office User" w:date="2026-01-15T20:02:00Z" w16du:dateUtc="2026-01-15T19:02:00Z">
-              <w:rPr>
-                <w:sz w:val="28"/>
-                <w:szCs w:val="28"/>
-                <w:lang w:val="en-US"/>
-              </w:rPr>
-            </w:rPrChange>
-          </w:rPr>
-          <w:t xml:space="preserve">briefly </w:t>
-        </w:r>
-      </w:ins>
-      <w:ins w:id="159" w:author="Microsoft Office User" w:date="2026-01-15T15:36:00Z" w16du:dateUtc="2026-01-15T14:36:00Z">
-        <w:r>
-          <w:rPr>
-            <w:color w:val="2F5496" w:themeColor="accent1" w:themeShade="BF"/>
-            <w:sz w:val="28"/>
-            <w:szCs w:val="28"/>
-            <w:lang w:val="en-US"/>
-            <w:rPrChange w:id="160" w:author="Microsoft Office User" w:date="2026-01-15T20:02:00Z" w16du:dateUtc="2026-01-15T19:02:00Z">
-              <w:rPr>
-                <w:sz w:val="28"/>
-                <w:szCs w:val="28"/>
-                <w:lang w:val="en-US"/>
-              </w:rPr>
-            </w:rPrChange>
-          </w:rPr>
-          <w:t>exp</w:t>
-        </w:r>
-      </w:ins>
-      <w:ins w:id="161" w:author="Microsoft Office User" w:date="2026-01-15T15:37:00Z" w16du:dateUtc="2026-01-15T14:37:00Z">
-        <w:r>
-          <w:rPr>
-            <w:color w:val="2F5496" w:themeColor="accent1" w:themeShade="BF"/>
-            <w:sz w:val="28"/>
-            <w:szCs w:val="28"/>
-            <w:lang w:val="en-US"/>
-            <w:rPrChange w:id="162" w:author="Microsoft Office User" w:date="2026-01-15T20:02:00Z" w16du:dateUtc="2026-01-15T19:02:00Z">
-              <w:rPr>
-                <w:sz w:val="28"/>
-                <w:szCs w:val="28"/>
-                <w:lang w:val="en-US"/>
-              </w:rPr>
-            </w:rPrChange>
-          </w:rPr>
-          <w:t>lained in Section 2.4.</w:t>
         </w:r>
       </w:ins>
     </w:p>
@@ -1672,6 +1708,7 @@
               </w:rPr>
             </w:rPrChange>
           </w:rPr>
+          <w:lastRenderedPageBreak/>
           <w:t>In case you mean “</w:t>
         </w:r>
       </w:ins>
@@ -2414,6 +2451,53 @@
           </w:rPr>
           <w:t>KrakenUniq</w:t>
         </w:r>
+      </w:ins>
+      <w:proofErr w:type="spellEnd"/>
+      <w:r>
+        <w:rPr>
+          <w:color w:val="2F5496" w:themeColor="accent1" w:themeShade="BF"/>
+          <w:sz w:val="28"/>
+          <w:szCs w:val="28"/>
+          <w:lang w:val="en-US"/>
+        </w:rPr>
+        <w:t>, Ganon and so on</w:t>
+      </w:r>
+      <w:ins w:id="240" w:author="Microsoft Office User" w:date="2026-01-15T15:43:00Z" w16du:dateUtc="2026-01-15T14:43:00Z">
+        <w:r>
+          <w:rPr>
+            <w:color w:val="2F5496" w:themeColor="accent1" w:themeShade="BF"/>
+            <w:sz w:val="28"/>
+            <w:szCs w:val="28"/>
+            <w:lang w:val="en-US"/>
+            <w:rPrChange w:id="241" w:author="Microsoft Office User" w:date="2026-01-15T20:02:00Z" w16du:dateUtc="2026-01-15T19:02:00Z">
+              <w:rPr>
+                <w:sz w:val="28"/>
+                <w:szCs w:val="28"/>
+                <w:lang w:val="en-US"/>
+              </w:rPr>
+            </w:rPrChange>
+          </w:rPr>
+          <w:t xml:space="preserve">. </w:t>
+        </w:r>
+      </w:ins>
+      <w:proofErr w:type="spellStart"/>
+      <w:ins w:id="242" w:author="Microsoft Office User" w:date="2026-01-15T15:54:00Z" w16du:dateUtc="2026-01-15T14:54:00Z">
+        <w:r>
+          <w:rPr>
+            <w:color w:val="2F5496" w:themeColor="accent1" w:themeShade="BF"/>
+            <w:sz w:val="28"/>
+            <w:szCs w:val="28"/>
+            <w:lang w:val="en-US"/>
+            <w:rPrChange w:id="243" w:author="Microsoft Office User" w:date="2026-01-15T20:02:00Z" w16du:dateUtc="2026-01-15T19:02:00Z">
+              <w:rPr>
+                <w:sz w:val="28"/>
+                <w:szCs w:val="28"/>
+                <w:lang w:val="en-US"/>
+              </w:rPr>
+            </w:rPrChange>
+          </w:rPr>
+          <w:t>Genestrip’s</w:t>
+        </w:r>
         <w:proofErr w:type="spellEnd"/>
         <w:r>
           <w:rPr>
@@ -2421,34 +2505,88 @@
             <w:sz w:val="28"/>
             <w:szCs w:val="28"/>
             <w:lang w:val="en-US"/>
-            <w:rPrChange w:id="240" w:author="Microsoft Office User" w:date="2026-01-15T20:02:00Z" w16du:dateUtc="2026-01-15T19:02:00Z">
-              <w:rPr>
-                <w:sz w:val="28"/>
-                <w:szCs w:val="28"/>
-                <w:lang w:val="en-US"/>
-              </w:rPr>
-            </w:rPrChange>
-          </w:rPr>
-          <w:t xml:space="preserve">. </w:t>
+            <w:rPrChange w:id="244" w:author="Microsoft Office User" w:date="2026-01-15T20:02:00Z" w16du:dateUtc="2026-01-15T19:02:00Z">
+              <w:rPr>
+                <w:sz w:val="28"/>
+                <w:szCs w:val="28"/>
+                <w:lang w:val="en-US"/>
+              </w:rPr>
+            </w:rPrChange>
+          </w:rPr>
+          <w:t xml:space="preserve"> </w:t>
+        </w:r>
+      </w:ins>
+      <w:ins w:id="245" w:author="Microsoft Office User" w:date="2026-01-15T15:43:00Z" w16du:dateUtc="2026-01-15T14:43:00Z">
+        <w:r>
+          <w:rPr>
+            <w:color w:val="2F5496" w:themeColor="accent1" w:themeShade="BF"/>
+            <w:sz w:val="28"/>
+            <w:szCs w:val="28"/>
+            <w:lang w:val="en-US"/>
+            <w:rPrChange w:id="246" w:author="Microsoft Office User" w:date="2026-01-15T20:02:00Z" w16du:dateUtc="2026-01-15T19:02:00Z">
+              <w:rPr>
+                <w:sz w:val="28"/>
+                <w:szCs w:val="28"/>
+                <w:lang w:val="en-US"/>
+              </w:rPr>
+            </w:rPrChange>
+          </w:rPr>
+          <w:t xml:space="preserve">online documentation </w:t>
+        </w:r>
+      </w:ins>
+      <w:ins w:id="247" w:author="Microsoft Office User" w:date="2026-01-15T15:44:00Z" w16du:dateUtc="2026-01-15T14:44:00Z">
+        <w:r>
+          <w:rPr>
+            <w:color w:val="2F5496" w:themeColor="accent1" w:themeShade="BF"/>
+            <w:sz w:val="28"/>
+            <w:szCs w:val="28"/>
+            <w:lang w:val="en-US"/>
+            <w:rPrChange w:id="248" w:author="Microsoft Office User" w:date="2026-01-15T20:02:00Z" w16du:dateUtc="2026-01-15T19:02:00Z">
+              <w:rPr>
+                <w:sz w:val="28"/>
+                <w:szCs w:val="28"/>
+                <w:lang w:val="en-US"/>
+              </w:rPr>
+            </w:rPrChange>
+          </w:rPr>
+          <w:t xml:space="preserve">includes a small but complete and fully functional tutorial on how to build </w:t>
+        </w:r>
+      </w:ins>
+      <w:ins w:id="249" w:author="Microsoft Office User" w:date="2026-01-15T15:54:00Z" w16du:dateUtc="2026-01-15T14:54:00Z">
+        <w:r>
+          <w:rPr>
+            <w:color w:val="2F5496" w:themeColor="accent1" w:themeShade="BF"/>
+            <w:sz w:val="28"/>
+            <w:szCs w:val="28"/>
+            <w:lang w:val="en-US"/>
+            <w:rPrChange w:id="250" w:author="Microsoft Office User" w:date="2026-01-15T20:02:00Z" w16du:dateUtc="2026-01-15T19:02:00Z">
+              <w:rPr>
+                <w:sz w:val="28"/>
+                <w:szCs w:val="28"/>
+                <w:lang w:val="en-US"/>
+              </w:rPr>
+            </w:rPrChange>
+          </w:rPr>
+          <w:t xml:space="preserve">a viral </w:t>
         </w:r>
       </w:ins>
       <w:proofErr w:type="spellStart"/>
-      <w:ins w:id="241" w:author="Microsoft Office User" w:date="2026-01-15T15:54:00Z" w16du:dateUtc="2026-01-15T14:54:00Z">
-        <w:r>
-          <w:rPr>
-            <w:color w:val="2F5496" w:themeColor="accent1" w:themeShade="BF"/>
-            <w:sz w:val="28"/>
-            <w:szCs w:val="28"/>
-            <w:lang w:val="en-US"/>
-            <w:rPrChange w:id="242" w:author="Microsoft Office User" w:date="2026-01-15T20:02:00Z" w16du:dateUtc="2026-01-15T19:02:00Z">
-              <w:rPr>
-                <w:sz w:val="28"/>
-                <w:szCs w:val="28"/>
-                <w:lang w:val="en-US"/>
-              </w:rPr>
-            </w:rPrChange>
-          </w:rPr>
-          <w:t>Genestrip’s</w:t>
+      <w:ins w:id="251" w:author="Microsoft Office User" w:date="2026-01-15T15:44:00Z" w16du:dateUtc="2026-01-15T14:44:00Z">
+        <w:r>
+          <w:rPr>
+            <w:color w:val="2F5496" w:themeColor="accent1" w:themeShade="BF"/>
+            <w:sz w:val="28"/>
+            <w:szCs w:val="28"/>
+            <w:lang w:val="en-US"/>
+            <w:rPrChange w:id="252" w:author="Microsoft Office User" w:date="2026-01-15T20:02:00Z" w16du:dateUtc="2026-01-15T19:02:00Z">
+              <w:rPr>
+                <w:sz w:val="28"/>
+                <w:szCs w:val="28"/>
+                <w:lang w:val="en-US"/>
+              </w:rPr>
+            </w:rPrChange>
+          </w:rPr>
+          <w:t>Genestrip</w:t>
         </w:r>
         <w:proofErr w:type="spellEnd"/>
         <w:r>
@@ -2457,7 +2595,25 @@
             <w:sz w:val="28"/>
             <w:szCs w:val="28"/>
             <w:lang w:val="en-US"/>
-            <w:rPrChange w:id="243" w:author="Microsoft Office User" w:date="2026-01-15T20:02:00Z" w16du:dateUtc="2026-01-15T19:02:00Z">
+            <w:rPrChange w:id="253" w:author="Microsoft Office User" w:date="2026-01-15T20:02:00Z" w16du:dateUtc="2026-01-15T19:02:00Z">
+              <w:rPr>
+                <w:sz w:val="28"/>
+                <w:szCs w:val="28"/>
+                <w:lang w:val="en-US"/>
+              </w:rPr>
+            </w:rPrChange>
+          </w:rPr>
+          <w:t xml:space="preserve"> database</w:t>
+        </w:r>
+      </w:ins>
+      <w:ins w:id="254" w:author="Microsoft Office User" w:date="2026-01-15T15:45:00Z" w16du:dateUtc="2026-01-15T14:45:00Z">
+        <w:r>
+          <w:rPr>
+            <w:color w:val="2F5496" w:themeColor="accent1" w:themeShade="BF"/>
+            <w:sz w:val="28"/>
+            <w:szCs w:val="28"/>
+            <w:lang w:val="en-US"/>
+            <w:rPrChange w:id="255" w:author="Microsoft Office User" w:date="2026-01-15T20:02:00Z" w16du:dateUtc="2026-01-15T19:02:00Z">
               <w:rPr>
                 <w:sz w:val="28"/>
                 <w:szCs w:val="28"/>
@@ -2468,122 +2624,14 @@
           <w:t xml:space="preserve"> </w:t>
         </w:r>
       </w:ins>
-      <w:ins w:id="244" w:author="Microsoft Office User" w:date="2026-01-15T15:43:00Z" w16du:dateUtc="2026-01-15T14:43:00Z">
-        <w:r>
-          <w:rPr>
-            <w:color w:val="2F5496" w:themeColor="accent1" w:themeShade="BF"/>
-            <w:sz w:val="28"/>
-            <w:szCs w:val="28"/>
-            <w:lang w:val="en-US"/>
-            <w:rPrChange w:id="245" w:author="Microsoft Office User" w:date="2026-01-15T20:02:00Z" w16du:dateUtc="2026-01-15T19:02:00Z">
-              <w:rPr>
-                <w:sz w:val="28"/>
-                <w:szCs w:val="28"/>
-                <w:lang w:val="en-US"/>
-              </w:rPr>
-            </w:rPrChange>
-          </w:rPr>
-          <w:t xml:space="preserve">online documentation </w:t>
-        </w:r>
-      </w:ins>
-      <w:ins w:id="246" w:author="Microsoft Office User" w:date="2026-01-15T15:44:00Z" w16du:dateUtc="2026-01-15T14:44:00Z">
-        <w:r>
-          <w:rPr>
-            <w:color w:val="2F5496" w:themeColor="accent1" w:themeShade="BF"/>
-            <w:sz w:val="28"/>
-            <w:szCs w:val="28"/>
-            <w:lang w:val="en-US"/>
-            <w:rPrChange w:id="247" w:author="Microsoft Office User" w:date="2026-01-15T20:02:00Z" w16du:dateUtc="2026-01-15T19:02:00Z">
-              <w:rPr>
-                <w:sz w:val="28"/>
-                <w:szCs w:val="28"/>
-                <w:lang w:val="en-US"/>
-              </w:rPr>
-            </w:rPrChange>
-          </w:rPr>
-          <w:t xml:space="preserve">includes a small but complete and fully functional tutorial on how to build </w:t>
-        </w:r>
-      </w:ins>
-      <w:ins w:id="248" w:author="Microsoft Office User" w:date="2026-01-15T15:54:00Z" w16du:dateUtc="2026-01-15T14:54:00Z">
-        <w:r>
-          <w:rPr>
-            <w:color w:val="2F5496" w:themeColor="accent1" w:themeShade="BF"/>
-            <w:sz w:val="28"/>
-            <w:szCs w:val="28"/>
-            <w:lang w:val="en-US"/>
-            <w:rPrChange w:id="249" w:author="Microsoft Office User" w:date="2026-01-15T20:02:00Z" w16du:dateUtc="2026-01-15T19:02:00Z">
-              <w:rPr>
-                <w:sz w:val="28"/>
-                <w:szCs w:val="28"/>
-                <w:lang w:val="en-US"/>
-              </w:rPr>
-            </w:rPrChange>
-          </w:rPr>
-          <w:t xml:space="preserve">a viral </w:t>
-        </w:r>
-      </w:ins>
-      <w:proofErr w:type="spellStart"/>
-      <w:ins w:id="250" w:author="Microsoft Office User" w:date="2026-01-15T15:44:00Z" w16du:dateUtc="2026-01-15T14:44:00Z">
-        <w:r>
-          <w:rPr>
-            <w:color w:val="2F5496" w:themeColor="accent1" w:themeShade="BF"/>
-            <w:sz w:val="28"/>
-            <w:szCs w:val="28"/>
-            <w:lang w:val="en-US"/>
-            <w:rPrChange w:id="251" w:author="Microsoft Office User" w:date="2026-01-15T20:02:00Z" w16du:dateUtc="2026-01-15T19:02:00Z">
-              <w:rPr>
-                <w:sz w:val="28"/>
-                <w:szCs w:val="28"/>
-                <w:lang w:val="en-US"/>
-              </w:rPr>
-            </w:rPrChange>
-          </w:rPr>
-          <w:t>Genestrip</w:t>
-        </w:r>
-        <w:proofErr w:type="spellEnd"/>
-        <w:r>
-          <w:rPr>
-            <w:color w:val="2F5496" w:themeColor="accent1" w:themeShade="BF"/>
-            <w:sz w:val="28"/>
-            <w:szCs w:val="28"/>
-            <w:lang w:val="en-US"/>
-            <w:rPrChange w:id="252" w:author="Microsoft Office User" w:date="2026-01-15T20:02:00Z" w16du:dateUtc="2026-01-15T19:02:00Z">
-              <w:rPr>
-                <w:sz w:val="28"/>
-                <w:szCs w:val="28"/>
-                <w:lang w:val="en-US"/>
-              </w:rPr>
-            </w:rPrChange>
-          </w:rPr>
-          <w:t xml:space="preserve"> database</w:t>
-        </w:r>
-      </w:ins>
-      <w:ins w:id="253" w:author="Microsoft Office User" w:date="2026-01-15T15:45:00Z" w16du:dateUtc="2026-01-15T14:45:00Z">
-        <w:r>
-          <w:rPr>
-            <w:color w:val="2F5496" w:themeColor="accent1" w:themeShade="BF"/>
-            <w:sz w:val="28"/>
-            <w:szCs w:val="28"/>
-            <w:lang w:val="en-US"/>
-            <w:rPrChange w:id="254" w:author="Microsoft Office User" w:date="2026-01-15T20:02:00Z" w16du:dateUtc="2026-01-15T19:02:00Z">
-              <w:rPr>
-                <w:sz w:val="28"/>
-                <w:szCs w:val="28"/>
-                <w:lang w:val="en-US"/>
-              </w:rPr>
-            </w:rPrChange>
-          </w:rPr>
-          <w:t xml:space="preserve"> </w:t>
-        </w:r>
-      </w:ins>
-      <w:ins w:id="255" w:author="Microsoft Office User" w:date="2026-01-15T15:54:00Z" w16du:dateUtc="2026-01-15T14:54:00Z">
-        <w:r>
-          <w:rPr>
-            <w:color w:val="2F5496" w:themeColor="accent1" w:themeShade="BF"/>
-            <w:sz w:val="28"/>
-            <w:szCs w:val="28"/>
-            <w:lang w:val="en-US"/>
-            <w:rPrChange w:id="256" w:author="Microsoft Office User" w:date="2026-01-15T20:02:00Z" w16du:dateUtc="2026-01-15T19:02:00Z">
+      <w:ins w:id="256" w:author="Microsoft Office User" w:date="2026-01-15T15:54:00Z" w16du:dateUtc="2026-01-15T14:54:00Z">
+        <w:r>
+          <w:rPr>
+            <w:color w:val="2F5496" w:themeColor="accent1" w:themeShade="BF"/>
+            <w:sz w:val="28"/>
+            <w:szCs w:val="28"/>
+            <w:lang w:val="en-US"/>
+            <w:rPrChange w:id="257" w:author="Microsoft Office User" w:date="2026-01-15T20:02:00Z" w16du:dateUtc="2026-01-15T19:02:00Z">
               <w:rPr>
                 <w:sz w:val="28"/>
                 <w:szCs w:val="28"/>
@@ -2594,14 +2642,14 @@
           <w:t>and “your own</w:t>
         </w:r>
       </w:ins>
-      <w:ins w:id="257" w:author="Microsoft Office User" w:date="2026-01-15T15:55:00Z" w16du:dateUtc="2026-01-15T14:55:00Z">
-        <w:r>
-          <w:rPr>
-            <w:color w:val="2F5496" w:themeColor="accent1" w:themeShade="BF"/>
-            <w:sz w:val="28"/>
-            <w:szCs w:val="28"/>
-            <w:lang w:val="en-US"/>
-            <w:rPrChange w:id="258" w:author="Microsoft Office User" w:date="2026-01-15T20:02:00Z" w16du:dateUtc="2026-01-15T19:02:00Z">
+      <w:ins w:id="258" w:author="Microsoft Office User" w:date="2026-01-15T15:55:00Z" w16du:dateUtc="2026-01-15T14:55:00Z">
+        <w:r>
+          <w:rPr>
+            <w:color w:val="2F5496" w:themeColor="accent1" w:themeShade="BF"/>
+            <w:sz w:val="28"/>
+            <w:szCs w:val="28"/>
+            <w:lang w:val="en-US"/>
+            <w:rPrChange w:id="259" w:author="Microsoft Office User" w:date="2026-01-15T20:02:00Z" w16du:dateUtc="2026-01-15T19:02:00Z">
               <w:rPr>
                 <w:sz w:val="28"/>
                 <w:szCs w:val="28"/>
@@ -2612,14 +2660,14 @@
           <w:t>”</w:t>
         </w:r>
       </w:ins>
-      <w:ins w:id="259" w:author="Microsoft Office User" w:date="2026-01-15T15:54:00Z" w16du:dateUtc="2026-01-15T14:54:00Z">
-        <w:r>
-          <w:rPr>
-            <w:color w:val="2F5496" w:themeColor="accent1" w:themeShade="BF"/>
-            <w:sz w:val="28"/>
-            <w:szCs w:val="28"/>
-            <w:lang w:val="en-US"/>
-            <w:rPrChange w:id="260" w:author="Microsoft Office User" w:date="2026-01-15T20:02:00Z" w16du:dateUtc="2026-01-15T19:02:00Z">
+      <w:ins w:id="260" w:author="Microsoft Office User" w:date="2026-01-15T15:54:00Z" w16du:dateUtc="2026-01-15T14:54:00Z">
+        <w:r>
+          <w:rPr>
+            <w:color w:val="2F5496" w:themeColor="accent1" w:themeShade="BF"/>
+            <w:sz w:val="28"/>
+            <w:szCs w:val="28"/>
+            <w:lang w:val="en-US"/>
+            <w:rPrChange w:id="261" w:author="Microsoft Office User" w:date="2026-01-15T20:02:00Z" w16du:dateUtc="2026-01-15T19:02:00Z">
               <w:rPr>
                 <w:sz w:val="28"/>
                 <w:szCs w:val="28"/>
@@ -2630,14 +2678,14 @@
           <w:t xml:space="preserve"> database </w:t>
         </w:r>
       </w:ins>
-      <w:ins w:id="261" w:author="Microsoft Office User" w:date="2026-01-15T15:45:00Z" w16du:dateUtc="2026-01-15T14:45:00Z">
-        <w:r>
-          <w:rPr>
-            <w:color w:val="2F5496" w:themeColor="accent1" w:themeShade="BF"/>
-            <w:sz w:val="28"/>
-            <w:szCs w:val="28"/>
-            <w:lang w:val="en-US"/>
-            <w:rPrChange w:id="262" w:author="Microsoft Office User" w:date="2026-01-15T20:02:00Z" w16du:dateUtc="2026-01-15T19:02:00Z">
+      <w:ins w:id="262" w:author="Microsoft Office User" w:date="2026-01-15T15:45:00Z" w16du:dateUtc="2026-01-15T14:45:00Z">
+        <w:r>
+          <w:rPr>
+            <w:color w:val="2F5496" w:themeColor="accent1" w:themeShade="BF"/>
+            <w:sz w:val="28"/>
+            <w:szCs w:val="28"/>
+            <w:lang w:val="en-US"/>
+            <w:rPrChange w:id="263" w:author="Microsoft Office User" w:date="2026-01-15T20:02:00Z" w16du:dateUtc="2026-01-15T19:02:00Z">
               <w:rPr>
                 <w:sz w:val="28"/>
                 <w:szCs w:val="28"/>
@@ -2653,7 +2701,7 @@
             <w:sz w:val="32"/>
             <w:szCs w:val="32"/>
             <w:lang w:val="en-US"/>
-            <w:rPrChange w:id="263" w:author="Microsoft Office User" w:date="2026-01-20T07:54:00Z" w16du:dateUtc="2026-01-20T06:54:00Z">
+            <w:rPrChange w:id="264" w:author="Microsoft Office User" w:date="2026-01-20T07:54:00Z" w16du:dateUtc="2026-01-20T06:54:00Z">
               <w:rPr>
                 <w:sz w:val="28"/>
                 <w:szCs w:val="28"/>
@@ -2664,14 +2712,14 @@
           <w:t>“</w:t>
         </w:r>
       </w:ins>
-      <w:ins w:id="264" w:author="Microsoft Office User" w:date="2026-01-15T20:04:00Z" w16du:dateUtc="2026-01-15T19:04:00Z">
+      <w:ins w:id="265" w:author="Microsoft Office User" w:date="2026-01-15T20:04:00Z" w16du:dateUtc="2026-01-15T19:04:00Z">
         <w:r>
           <w:rPr>
             <w:color w:val="2F5496" w:themeColor="accent1" w:themeShade="BF"/>
             <w:sz w:val="32"/>
             <w:szCs w:val="32"/>
             <w:lang w:val="en-US"/>
-            <w:rPrChange w:id="265" w:author="Microsoft Office User" w:date="2026-01-20T07:54:00Z" w16du:dateUtc="2026-01-20T06:54:00Z">
+            <w:rPrChange w:id="266" w:author="Microsoft Office User" w:date="2026-01-20T07:54:00Z" w16du:dateUtc="2026-01-20T06:54:00Z">
               <w:rPr>
                 <w:color w:val="2F5496" w:themeColor="accent1" w:themeShade="BF"/>
                 <w:sz w:val="28"/>
@@ -2688,7 +2736,7 @@
             <w:sz w:val="32"/>
             <w:szCs w:val="32"/>
             <w:lang w:val="en-US"/>
-            <w:rPrChange w:id="266" w:author="Microsoft Office User" w:date="2026-01-20T07:54:00Z" w16du:dateUtc="2026-01-20T06:54:00Z">
+            <w:rPrChange w:id="267" w:author="Microsoft Office User" w:date="2026-01-20T07:54:00Z" w16du:dateUtc="2026-01-20T06:54:00Z">
               <w:rPr>
                 <w:color w:val="2F5496" w:themeColor="accent1" w:themeShade="BF"/>
                 <w:sz w:val="28"/>
@@ -2705,14 +2753,6 @@
             <w:sz w:val="32"/>
             <w:szCs w:val="32"/>
             <w:lang w:val="en-US"/>
-            <w:rPrChange w:id="267" w:author="Microsoft Office User" w:date="2026-01-20T07:54:00Z" w16du:dateUtc="2026-01-20T06:54:00Z">
-              <w:rPr>
-                <w:color w:val="2F5496" w:themeColor="accent1" w:themeShade="BF"/>
-                <w:sz w:val="28"/>
-                <w:szCs w:val="28"/>
-                <w:lang w:val="en-US"/>
-              </w:rPr>
-            </w:rPrChange>
           </w:rPr>
         </w:r>
         <w:r>
@@ -2736,8 +2776,6 @@
           <w:rPr>
             <w:rStyle w:val="Hyperlink"/>
             <w:color w:val="034990" w:themeColor="hyperlink" w:themeShade="BF"/>
-            <w:sz w:val="28"/>
-            <w:szCs w:val="28"/>
             <w:rPrChange w:id="269" w:author="Microsoft Office User" w:date="2026-01-20T07:54:00Z" w16du:dateUtc="2026-01-20T06:54:00Z">
               <w:rPr>
                 <w:sz w:val="28"/>
@@ -3423,15 +3461,24 @@
           </w:rPr>
           <w:t xml:space="preserve">We therefore incorporated the reviewer’s advice by adding </w:t>
         </w:r>
-        <w:r>
-          <w:rPr>
-            <w:b/>
-            <w:bCs/>
-            <w:color w:val="2F5496" w:themeColor="accent1" w:themeShade="BF"/>
-            <w:sz w:val="28"/>
-            <w:szCs w:val="28"/>
-            <w:lang w:val="en-US"/>
-            <w:rPrChange w:id="338" w:author="Microsoft Office User" w:date="2026-01-15T20:02:00Z" w16du:dateUtc="2026-01-15T19:02:00Z">
+      </w:ins>
+      <w:r>
+        <w:rPr>
+          <w:color w:val="2F5496" w:themeColor="accent1" w:themeShade="BF"/>
+          <w:sz w:val="28"/>
+          <w:szCs w:val="28"/>
+          <w:lang w:val="en-US"/>
+        </w:rPr>
+        <w:t xml:space="preserve">a section </w:t>
+      </w:r>
+      <w:ins w:id="338" w:author="Microsoft Office User" w:date="2026-01-15T15:50:00Z" w16du:dateUtc="2026-01-15T14:50:00Z">
+        <w:r>
+          <w:rPr>
+            <w:color w:val="2F5496" w:themeColor="accent1" w:themeShade="BF"/>
+            <w:sz w:val="28"/>
+            <w:szCs w:val="28"/>
+            <w:lang w:val="en-US"/>
+            <w:rPrChange w:id="339" w:author="Microsoft Office User" w:date="2026-01-15T20:02:00Z" w16du:dateUtc="2026-01-15T19:02:00Z">
               <w:rPr>
                 <w:sz w:val="28"/>
                 <w:szCs w:val="28"/>
@@ -3441,31 +3488,19 @@
           </w:rPr>
           <w:t>“</w:t>
         </w:r>
-        <w:proofErr w:type="gramStart"/>
-        <w:r>
-          <w:rPr>
-            <w:b/>
-            <w:bCs/>
-            <w:color w:val="2F5496" w:themeColor="accent1" w:themeShade="BF"/>
-            <w:sz w:val="28"/>
-            <w:szCs w:val="28"/>
-            <w:lang w:val="en-US"/>
-            <w:rPrChange w:id="339" w:author="Microsoft Office User" w:date="2026-01-15T20:02:00Z" w16du:dateUtc="2026-01-15T19:02:00Z">
-              <w:rPr>
-                <w:sz w:val="28"/>
-                <w:szCs w:val="28"/>
-                <w:lang w:val="en-US"/>
-              </w:rPr>
-            </w:rPrChange>
-          </w:rPr>
-          <w:t xml:space="preserve">Section </w:t>
-        </w:r>
-      </w:ins>
+      </w:ins>
+      <w:r>
+        <w:rPr>
+          <w:color w:val="2F5496" w:themeColor="accent1" w:themeShade="BF"/>
+          <w:sz w:val="28"/>
+          <w:szCs w:val="28"/>
+          <w:lang w:val="en-US"/>
+        </w:rPr>
+        <w:t>Example Usage</w:t>
+      </w:r>
       <w:ins w:id="340" w:author="Microsoft Office User" w:date="2026-01-15T15:51:00Z" w16du:dateUtc="2026-01-15T14:51:00Z">
         <w:r>
           <w:rPr>
-            <w:b/>
-            <w:bCs/>
             <w:color w:val="2F5496" w:themeColor="accent1" w:themeShade="BF"/>
             <w:sz w:val="28"/>
             <w:szCs w:val="28"/>
@@ -3478,115 +3513,30 @@
               </w:rPr>
             </w:rPrChange>
           </w:rPr>
-          <w:t>?</w:t>
-        </w:r>
-      </w:ins>
-      <w:proofErr w:type="gramEnd"/>
-      <w:ins w:id="342" w:author="Microsoft Office User" w:date="2026-01-15T15:50:00Z" w16du:dateUtc="2026-01-15T14:50:00Z">
-        <w:r>
-          <w:rPr>
-            <w:b/>
-            <w:bCs/>
-            <w:color w:val="2F5496" w:themeColor="accent1" w:themeShade="BF"/>
-            <w:sz w:val="28"/>
-            <w:szCs w:val="28"/>
-            <w:lang w:val="en-US"/>
-            <w:rPrChange w:id="343" w:author="Microsoft Office User" w:date="2026-01-15T20:02:00Z" w16du:dateUtc="2026-01-15T19:02:00Z">
-              <w:rPr>
-                <w:sz w:val="28"/>
-                <w:szCs w:val="28"/>
-                <w:lang w:val="en-US"/>
-              </w:rPr>
-            </w:rPrChange>
-          </w:rPr>
-          <w:t>.?”:</w:t>
-        </w:r>
-      </w:ins>
-      <w:ins w:id="344" w:author="Microsoft Office User" w:date="2026-01-15T15:51:00Z" w16du:dateUtc="2026-01-15T14:51:00Z">
-        <w:r>
-          <w:rPr>
-            <w:b/>
-            <w:bCs/>
-            <w:color w:val="2F5496" w:themeColor="accent1" w:themeShade="BF"/>
-            <w:sz w:val="28"/>
-            <w:szCs w:val="28"/>
-            <w:lang w:val="en-US"/>
-            <w:rPrChange w:id="345" w:author="Microsoft Office User" w:date="2026-01-15T20:02:00Z" w16du:dateUtc="2026-01-15T19:02:00Z">
-              <w:rPr>
-                <w:sz w:val="28"/>
-                <w:szCs w:val="28"/>
-                <w:lang w:val="en-US"/>
-              </w:rPr>
-            </w:rPrChange>
-          </w:rPr>
-          <w:t xml:space="preserve"> How to set up and use a </w:t>
-        </w:r>
-      </w:ins>
-      <w:proofErr w:type="spellStart"/>
-      <w:ins w:id="346" w:author="Microsoft Office User" w:date="2026-01-17T07:01:00Z" w16du:dateUtc="2026-01-17T06:01:00Z">
-        <w:r>
-          <w:rPr>
-            <w:b/>
-            <w:bCs/>
-            <w:color w:val="2F5496" w:themeColor="accent1" w:themeShade="BF"/>
-            <w:sz w:val="28"/>
-            <w:szCs w:val="28"/>
-            <w:lang w:val="en-US"/>
-          </w:rPr>
-          <w:t>G</w:t>
-        </w:r>
-      </w:ins>
-      <w:ins w:id="347" w:author="Microsoft Office User" w:date="2026-01-15T15:51:00Z" w16du:dateUtc="2026-01-15T14:51:00Z">
-        <w:r>
-          <w:rPr>
-            <w:b/>
-            <w:bCs/>
-            <w:color w:val="2F5496" w:themeColor="accent1" w:themeShade="BF"/>
-            <w:sz w:val="28"/>
-            <w:szCs w:val="28"/>
-            <w:lang w:val="en-US"/>
-            <w:rPrChange w:id="348" w:author="Microsoft Office User" w:date="2026-01-15T20:02:00Z" w16du:dateUtc="2026-01-15T19:02:00Z">
-              <w:rPr>
-                <w:sz w:val="28"/>
-                <w:szCs w:val="28"/>
-                <w:lang w:val="en-US"/>
-              </w:rPr>
-            </w:rPrChange>
-          </w:rPr>
-          <w:t>enestrip</w:t>
-        </w:r>
-        <w:proofErr w:type="spellEnd"/>
-        <w:r>
-          <w:rPr>
-            <w:b/>
-            <w:bCs/>
-            <w:color w:val="2F5496" w:themeColor="accent1" w:themeShade="BF"/>
-            <w:sz w:val="28"/>
-            <w:szCs w:val="28"/>
-            <w:lang w:val="en-US"/>
-            <w:rPrChange w:id="349" w:author="Microsoft Office User" w:date="2026-01-15T20:02:00Z" w16du:dateUtc="2026-01-15T19:02:00Z">
-              <w:rPr>
-                <w:sz w:val="28"/>
-                <w:szCs w:val="28"/>
-                <w:lang w:val="en-US"/>
-              </w:rPr>
-            </w:rPrChange>
-          </w:rPr>
-          <w:t xml:space="preserve"> project.”</w:t>
-        </w:r>
-      </w:ins>
+          <w:t>”</w:t>
+        </w:r>
+      </w:ins>
+      <w:r>
+        <w:rPr>
+          <w:color w:val="2F5496" w:themeColor="accent1" w:themeShade="BF"/>
+          <w:sz w:val="28"/>
+          <w:szCs w:val="28"/>
+          <w:lang w:val="en-US"/>
+        </w:rPr>
+        <w:t>.</w:t>
+      </w:r>
     </w:p>
     <w:p>
       <w:pPr>
         <w:pStyle w:val="u-mb-24"/>
         <w:rPr>
-          <w:ins w:id="350" w:author="Microsoft Office User" w:date="2026-01-15T15:59:00Z" w16du:dateUtc="2026-01-15T14:59:00Z"/>
+          <w:ins w:id="342" w:author="Microsoft Office User" w:date="2026-01-15T15:59:00Z" w16du:dateUtc="2026-01-15T14:59:00Z"/>
           <w:sz w:val="28"/>
           <w:szCs w:val="28"/>
           <w:lang w:val="en-US"/>
         </w:rPr>
       </w:pPr>
-      <w:del w:id="351" w:author="Microsoft Office User" w:date="2026-01-15T15:39:00Z" w16du:dateUtc="2026-01-15T14:39:00Z">
+      <w:del w:id="343" w:author="Microsoft Office User" w:date="2026-01-15T15:39:00Z" w16du:dateUtc="2026-01-15T14:39:00Z">
         <w:r>
           <w:rPr>
             <w:sz w:val="28"/>
@@ -3602,7 +3552,6 @@
           <w:szCs w:val="28"/>
           <w:lang w:val="en-US"/>
         </w:rPr>
-        <w:br/>
         <w:t xml:space="preserve">You mention that there's command line and API tools available - but there are no examples of usage. </w:t>
       </w:r>
     </w:p>
@@ -3610,14 +3559,14 @@
       <w:pPr>
         <w:pStyle w:val="u-mb-24"/>
         <w:rPr>
-          <w:ins w:id="352" w:author="Microsoft Office User" w:date="2026-01-15T16:52:00Z" w16du:dateUtc="2026-01-15T15:52:00Z"/>
+          <w:ins w:id="344" w:author="Microsoft Office User" w:date="2026-01-15T16:52:00Z" w16du:dateUtc="2026-01-15T15:52:00Z"/>
           <w:color w:val="2F5496" w:themeColor="accent1" w:themeShade="BF"/>
           <w:sz w:val="28"/>
           <w:szCs w:val="28"/>
           <w:lang w:val="en-US"/>
-          <w:rPrChange w:id="353" w:author="Microsoft Office User" w:date="2026-01-15T20:05:00Z" w16du:dateUtc="2026-01-15T19:05:00Z">
+          <w:rPrChange w:id="345" w:author="Microsoft Office User" w:date="2026-01-15T20:05:00Z" w16du:dateUtc="2026-01-15T19:05:00Z">
             <w:rPr>
-              <w:ins w:id="354" w:author="Microsoft Office User" w:date="2026-01-15T16:52:00Z" w16du:dateUtc="2026-01-15T15:52:00Z"/>
+              <w:ins w:id="346" w:author="Microsoft Office User" w:date="2026-01-15T16:52:00Z" w16du:dateUtc="2026-01-15T15:52:00Z"/>
               <w:sz w:val="28"/>
               <w:szCs w:val="28"/>
               <w:lang w:val="en-US"/>
@@ -3625,7 +3574,111 @@
           </w:rPrChange>
         </w:rPr>
       </w:pPr>
-      <w:ins w:id="355" w:author="Microsoft Office User" w:date="2026-01-15T15:59:00Z" w16du:dateUtc="2026-01-15T14:59:00Z">
+      <w:ins w:id="347" w:author="Microsoft Office User" w:date="2026-01-15T15:59:00Z" w16du:dateUtc="2026-01-15T14:59:00Z">
+        <w:r>
+          <w:rPr>
+            <w:color w:val="2F5496" w:themeColor="accent1" w:themeShade="BF"/>
+            <w:sz w:val="28"/>
+            <w:szCs w:val="28"/>
+            <w:lang w:val="en-US"/>
+            <w:rPrChange w:id="348" w:author="Microsoft Office User" w:date="2026-01-15T20:05:00Z" w16du:dateUtc="2026-01-15T19:05:00Z">
+              <w:rPr>
+                <w:sz w:val="28"/>
+                <w:szCs w:val="28"/>
+                <w:lang w:val="en-US"/>
+              </w:rPr>
+            </w:rPrChange>
+          </w:rPr>
+          <w:t>Yes, the tool is available open source and easily built and used.</w:t>
+        </w:r>
+      </w:ins>
+      <w:ins w:id="349" w:author="Microsoft Office User" w:date="2026-01-15T16:50:00Z" w16du:dateUtc="2026-01-15T15:50:00Z">
+        <w:r>
+          <w:rPr>
+            <w:color w:val="2F5496" w:themeColor="accent1" w:themeShade="BF"/>
+            <w:sz w:val="28"/>
+            <w:szCs w:val="28"/>
+            <w:lang w:val="en-US"/>
+            <w:rPrChange w:id="350" w:author="Microsoft Office User" w:date="2026-01-15T20:05:00Z" w16du:dateUtc="2026-01-15T19:05:00Z">
+              <w:rPr>
+                <w:sz w:val="28"/>
+                <w:szCs w:val="28"/>
+                <w:lang w:val="en-US"/>
+              </w:rPr>
+            </w:rPrChange>
+          </w:rPr>
+          <w:t xml:space="preserve"> The related in</w:t>
+        </w:r>
+      </w:ins>
+      <w:ins w:id="351" w:author="Microsoft Office User" w:date="2026-01-15T16:51:00Z" w16du:dateUtc="2026-01-15T15:51:00Z">
+        <w:r>
+          <w:rPr>
+            <w:color w:val="2F5496" w:themeColor="accent1" w:themeShade="BF"/>
+            <w:sz w:val="28"/>
+            <w:szCs w:val="28"/>
+            <w:lang w:val="en-US"/>
+            <w:rPrChange w:id="352" w:author="Microsoft Office User" w:date="2026-01-15T20:05:00Z" w16du:dateUtc="2026-01-15T19:05:00Z">
+              <w:rPr>
+                <w:sz w:val="28"/>
+                <w:szCs w:val="28"/>
+                <w:lang w:val="en-US"/>
+              </w:rPr>
+            </w:rPrChange>
+          </w:rPr>
+          <w:t>fo is available under “https://github.com/</w:t>
+        </w:r>
+        <w:proofErr w:type="spellStart"/>
+        <w:r>
+          <w:rPr>
+            <w:color w:val="2F5496" w:themeColor="accent1" w:themeShade="BF"/>
+            <w:sz w:val="28"/>
+            <w:szCs w:val="28"/>
+            <w:lang w:val="en-US"/>
+            <w:rPrChange w:id="353" w:author="Microsoft Office User" w:date="2026-01-15T20:05:00Z" w16du:dateUtc="2026-01-15T19:05:00Z">
+              <w:rPr>
+                <w:sz w:val="28"/>
+                <w:szCs w:val="28"/>
+                <w:lang w:val="en-US"/>
+              </w:rPr>
+            </w:rPrChange>
+          </w:rPr>
+          <w:t>pfeiferd</w:t>
+        </w:r>
+        <w:proofErr w:type="spellEnd"/>
+        <w:r>
+          <w:rPr>
+            <w:color w:val="2F5496" w:themeColor="accent1" w:themeShade="BF"/>
+            <w:sz w:val="28"/>
+            <w:szCs w:val="28"/>
+            <w:lang w:val="en-US"/>
+            <w:rPrChange w:id="354" w:author="Microsoft Office User" w:date="2026-01-15T20:05:00Z" w16du:dateUtc="2026-01-15T19:05:00Z">
+              <w:rPr>
+                <w:sz w:val="28"/>
+                <w:szCs w:val="28"/>
+                <w:lang w:val="en-US"/>
+              </w:rPr>
+            </w:rPrChange>
+          </w:rPr>
+          <w:t>/</w:t>
+        </w:r>
+        <w:proofErr w:type="spellStart"/>
+        <w:r>
+          <w:rPr>
+            <w:color w:val="2F5496" w:themeColor="accent1" w:themeShade="BF"/>
+            <w:sz w:val="28"/>
+            <w:szCs w:val="28"/>
+            <w:lang w:val="en-US"/>
+            <w:rPrChange w:id="355" w:author="Microsoft Office User" w:date="2026-01-15T20:05:00Z" w16du:dateUtc="2026-01-15T19:05:00Z">
+              <w:rPr>
+                <w:sz w:val="28"/>
+                <w:szCs w:val="28"/>
+                <w:lang w:val="en-US"/>
+              </w:rPr>
+            </w:rPrChange>
+          </w:rPr>
+          <w:t>genestrip</w:t>
+        </w:r>
+        <w:proofErr w:type="spellEnd"/>
         <w:r>
           <w:rPr>
             <w:color w:val="2F5496" w:themeColor="accent1" w:themeShade="BF"/>
@@ -3640,10 +3693,10 @@
               </w:rPr>
             </w:rPrChange>
           </w:rPr>
-          <w:t>Yes, the tool is available open source and easily built and used.</w:t>
-        </w:r>
-      </w:ins>
-      <w:ins w:id="357" w:author="Microsoft Office User" w:date="2026-01-15T16:50:00Z" w16du:dateUtc="2026-01-15T15:50:00Z">
+          <w:t>/”.</w:t>
+        </w:r>
+      </w:ins>
+      <w:ins w:id="357" w:author="Microsoft Office User" w:date="2026-01-15T16:52:00Z" w16du:dateUtc="2026-01-15T15:52:00Z">
         <w:r>
           <w:rPr>
             <w:color w:val="2F5496" w:themeColor="accent1" w:themeShade="BF"/>
@@ -3658,128 +3711,51 @@
               </w:rPr>
             </w:rPrChange>
           </w:rPr>
-          <w:t xml:space="preserve"> The related in</w:t>
-        </w:r>
-      </w:ins>
-      <w:ins w:id="359" w:author="Microsoft Office User" w:date="2026-01-15T16:51:00Z" w16du:dateUtc="2026-01-15T15:51:00Z">
-        <w:r>
-          <w:rPr>
-            <w:color w:val="2F5496" w:themeColor="accent1" w:themeShade="BF"/>
-            <w:sz w:val="28"/>
-            <w:szCs w:val="28"/>
-            <w:lang w:val="en-US"/>
-            <w:rPrChange w:id="360" w:author="Microsoft Office User" w:date="2026-01-15T20:05:00Z" w16du:dateUtc="2026-01-15T19:05:00Z">
-              <w:rPr>
-                <w:sz w:val="28"/>
-                <w:szCs w:val="28"/>
-                <w:lang w:val="en-US"/>
-              </w:rPr>
-            </w:rPrChange>
-          </w:rPr>
-          <w:t>fo is available under “https://github.com/</w:t>
-        </w:r>
-        <w:proofErr w:type="spellStart"/>
-        <w:r>
-          <w:rPr>
-            <w:color w:val="2F5496" w:themeColor="accent1" w:themeShade="BF"/>
-            <w:sz w:val="28"/>
-            <w:szCs w:val="28"/>
-            <w:lang w:val="en-US"/>
-            <w:rPrChange w:id="361" w:author="Microsoft Office User" w:date="2026-01-15T20:05:00Z" w16du:dateUtc="2026-01-15T19:05:00Z">
-              <w:rPr>
-                <w:sz w:val="28"/>
-                <w:szCs w:val="28"/>
-                <w:lang w:val="en-US"/>
-              </w:rPr>
-            </w:rPrChange>
-          </w:rPr>
-          <w:t>pfeiferd</w:t>
-        </w:r>
-        <w:proofErr w:type="spellEnd"/>
-        <w:r>
-          <w:rPr>
-            <w:color w:val="2F5496" w:themeColor="accent1" w:themeShade="BF"/>
-            <w:sz w:val="28"/>
-            <w:szCs w:val="28"/>
-            <w:lang w:val="en-US"/>
-            <w:rPrChange w:id="362" w:author="Microsoft Office User" w:date="2026-01-15T20:05:00Z" w16du:dateUtc="2026-01-15T19:05:00Z">
-              <w:rPr>
-                <w:sz w:val="28"/>
-                <w:szCs w:val="28"/>
-                <w:lang w:val="en-US"/>
-              </w:rPr>
-            </w:rPrChange>
-          </w:rPr>
-          <w:t>/</w:t>
-        </w:r>
-        <w:proofErr w:type="spellStart"/>
-        <w:r>
-          <w:rPr>
-            <w:color w:val="2F5496" w:themeColor="accent1" w:themeShade="BF"/>
-            <w:sz w:val="28"/>
-            <w:szCs w:val="28"/>
-            <w:lang w:val="en-US"/>
-            <w:rPrChange w:id="363" w:author="Microsoft Office User" w:date="2026-01-15T20:05:00Z" w16du:dateUtc="2026-01-15T19:05:00Z">
-              <w:rPr>
-                <w:sz w:val="28"/>
-                <w:szCs w:val="28"/>
-                <w:lang w:val="en-US"/>
-              </w:rPr>
-            </w:rPrChange>
-          </w:rPr>
-          <w:t>genestrip</w:t>
-        </w:r>
-        <w:proofErr w:type="spellEnd"/>
-        <w:r>
-          <w:rPr>
-            <w:color w:val="2F5496" w:themeColor="accent1" w:themeShade="BF"/>
-            <w:sz w:val="28"/>
-            <w:szCs w:val="28"/>
-            <w:lang w:val="en-US"/>
-            <w:rPrChange w:id="364" w:author="Microsoft Office User" w:date="2026-01-15T20:05:00Z" w16du:dateUtc="2026-01-15T19:05:00Z">
-              <w:rPr>
-                <w:sz w:val="28"/>
-                <w:szCs w:val="28"/>
-                <w:lang w:val="en-US"/>
-              </w:rPr>
-            </w:rPrChange>
-          </w:rPr>
-          <w:t>/”.</w:t>
-        </w:r>
-      </w:ins>
-      <w:ins w:id="365" w:author="Microsoft Office User" w:date="2026-01-15T16:52:00Z" w16du:dateUtc="2026-01-15T15:52:00Z">
-        <w:r>
-          <w:rPr>
-            <w:color w:val="2F5496" w:themeColor="accent1" w:themeShade="BF"/>
-            <w:sz w:val="28"/>
-            <w:szCs w:val="28"/>
-            <w:lang w:val="en-US"/>
-            <w:rPrChange w:id="366" w:author="Microsoft Office User" w:date="2026-01-15T20:05:00Z" w16du:dateUtc="2026-01-15T19:05:00Z">
-              <w:rPr>
-                <w:sz w:val="28"/>
-                <w:szCs w:val="28"/>
-                <w:lang w:val="en-US"/>
-              </w:rPr>
-            </w:rPrChange>
-          </w:rPr>
-          <w:t xml:space="preserve"> Corresponding links have been made available as part of the paper in Section 7.3.</w:t>
-        </w:r>
-      </w:ins>
+          <w:t xml:space="preserve"> Corresponding links have been made available as part of the paper in Section 7.3</w:t>
+        </w:r>
+      </w:ins>
+      <w:r>
+        <w:rPr>
+          <w:color w:val="2F5496" w:themeColor="accent1" w:themeShade="BF"/>
+          <w:sz w:val="28"/>
+          <w:szCs w:val="28"/>
+          <w:lang w:val="en-US"/>
+        </w:rPr>
+        <w:t xml:space="preserve"> (which is a standard </w:t>
+      </w:r>
+      <w:r>
+        <w:rPr>
+          <w:color w:val="2F5496" w:themeColor="accent1" w:themeShade="BF"/>
+          <w:sz w:val="28"/>
+          <w:szCs w:val="28"/>
+          <w:lang w:val="en-US"/>
+        </w:rPr>
+        <w:t xml:space="preserve">section </w:t>
+      </w:r>
+      <w:r>
+        <w:rPr>
+          <w:color w:val="2F5496" w:themeColor="accent1" w:themeShade="BF"/>
+          <w:sz w:val="28"/>
+          <w:szCs w:val="28"/>
+          <w:lang w:val="en-US"/>
+        </w:rPr>
+        <w:t>for this journal).</w:t>
+      </w:r>
     </w:p>
     <w:p>
       <w:pPr>
         <w:pStyle w:val="u-mb-24"/>
         <w:rPr>
-          <w:ins w:id="367" w:author="Microsoft Office User" w:date="2026-01-15T16:58:00Z" w16du:dateUtc="2026-01-15T15:58:00Z"/>
+          <w:ins w:id="359" w:author="Microsoft Office User" w:date="2026-01-15T16:58:00Z" w16du:dateUtc="2026-01-15T15:58:00Z"/>
           <w:b/>
           <w:bCs/>
           <w:color w:val="2F5496" w:themeColor="accent1" w:themeShade="BF"/>
           <w:sz w:val="28"/>
           <w:szCs w:val="28"/>
           <w:lang w:val="en-US"/>
-          <w:rPrChange w:id="368" w:author="Microsoft Office User" w:date="2026-01-15T20:05:00Z" w16du:dateUtc="2026-01-15T19:05:00Z">
+          <w:rPrChange w:id="360" w:author="Microsoft Office User" w:date="2026-01-15T20:05:00Z" w16du:dateUtc="2026-01-15T19:05:00Z">
             <w:rPr>
-              <w:ins w:id="369" w:author="Microsoft Office User" w:date="2026-01-15T16:58:00Z" w16du:dateUtc="2026-01-15T15:58:00Z"/>
+              <w:ins w:id="361" w:author="Microsoft Office User" w:date="2026-01-15T16:58:00Z" w16du:dateUtc="2026-01-15T15:58:00Z"/>
               <w:b/>
               <w:bCs/>
               <w:sz w:val="28"/>
@@ -3789,7 +3765,7 @@
           </w:rPrChange>
         </w:rPr>
       </w:pPr>
-      <w:ins w:id="370" w:author="Microsoft Office User" w:date="2026-01-15T16:58:00Z" w16du:dateUtc="2026-01-15T15:58:00Z">
+      <w:ins w:id="362" w:author="Microsoft Office User" w:date="2026-01-15T16:58:00Z" w16du:dateUtc="2026-01-15T15:58:00Z">
         <w:r>
           <w:rPr>
             <w:b/>
@@ -3798,7 +3774,7 @@
             <w:sz w:val="28"/>
             <w:szCs w:val="28"/>
             <w:lang w:val="en-US"/>
-            <w:rPrChange w:id="371" w:author="Microsoft Office User" w:date="2026-01-15T20:05:00Z" w16du:dateUtc="2026-01-15T19:05:00Z">
+            <w:rPrChange w:id="363" w:author="Microsoft Office User" w:date="2026-01-15T20:05:00Z" w16du:dateUtc="2026-01-15T19:05:00Z">
               <w:rPr>
                 <w:b/>
                 <w:bCs/>
@@ -3816,7 +3792,7 @@
             <w:sz w:val="28"/>
             <w:szCs w:val="28"/>
             <w:lang w:val="en-US"/>
-            <w:rPrChange w:id="372" w:author="Microsoft Office User" w:date="2026-01-15T20:05:00Z" w16du:dateUtc="2026-01-15T19:05:00Z">
+            <w:rPrChange w:id="364" w:author="Microsoft Office User" w:date="2026-01-15T20:05:00Z" w16du:dateUtc="2026-01-15T19:05:00Z">
               <w:rPr>
                 <w:sz w:val="28"/>
                 <w:szCs w:val="28"/>
@@ -3827,7 +3803,97 @@
           <w:t>The above mentioned newly insert</w:t>
         </w:r>
       </w:ins>
-      <w:ins w:id="373" w:author="Microsoft Office User" w:date="2026-01-15T19:31:00Z" w16du:dateUtc="2026-01-15T18:31:00Z">
+      <w:ins w:id="365" w:author="Microsoft Office User" w:date="2026-01-15T19:31:00Z" w16du:dateUtc="2026-01-15T18:31:00Z">
+        <w:r>
+          <w:rPr>
+            <w:color w:val="2F5496" w:themeColor="accent1" w:themeShade="BF"/>
+            <w:sz w:val="28"/>
+            <w:szCs w:val="28"/>
+            <w:lang w:val="en-US"/>
+            <w:rPrChange w:id="366" w:author="Microsoft Office User" w:date="2026-01-15T20:05:00Z" w16du:dateUtc="2026-01-15T19:05:00Z">
+              <w:rPr>
+                <w:sz w:val="28"/>
+                <w:szCs w:val="28"/>
+                <w:lang w:val="en-US"/>
+              </w:rPr>
+            </w:rPrChange>
+          </w:rPr>
+          <w:t>e</w:t>
+        </w:r>
+      </w:ins>
+      <w:ins w:id="367" w:author="Microsoft Office User" w:date="2026-01-15T16:58:00Z" w16du:dateUtc="2026-01-15T15:58:00Z">
+        <w:r>
+          <w:rPr>
+            <w:color w:val="2F5496" w:themeColor="accent1" w:themeShade="BF"/>
+            <w:sz w:val="28"/>
+            <w:szCs w:val="28"/>
+            <w:lang w:val="en-US"/>
+            <w:rPrChange w:id="368" w:author="Microsoft Office User" w:date="2026-01-15T20:05:00Z" w16du:dateUtc="2026-01-15T19:05:00Z">
+              <w:rPr>
+                <w:sz w:val="28"/>
+                <w:szCs w:val="28"/>
+                <w:lang w:val="en-US"/>
+              </w:rPr>
+            </w:rPrChange>
+          </w:rPr>
+          <w:t xml:space="preserve">d </w:t>
+        </w:r>
+      </w:ins>
+      <w:r>
+        <w:rPr>
+          <w:color w:val="2F5496" w:themeColor="accent1" w:themeShade="BF"/>
+          <w:sz w:val="28"/>
+          <w:szCs w:val="28"/>
+          <w:lang w:val="en-US"/>
+        </w:rPr>
+        <w:t xml:space="preserve">section </w:t>
+      </w:r>
+      <w:ins w:id="369" w:author="Microsoft Office User" w:date="2026-01-15T15:50:00Z" w16du:dateUtc="2026-01-15T14:50:00Z">
+        <w:r>
+          <w:rPr>
+            <w:color w:val="2F5496" w:themeColor="accent1" w:themeShade="BF"/>
+            <w:sz w:val="28"/>
+            <w:szCs w:val="28"/>
+            <w:lang w:val="en-US"/>
+            <w:rPrChange w:id="370" w:author="Microsoft Office User" w:date="2026-01-15T20:02:00Z" w16du:dateUtc="2026-01-15T19:02:00Z">
+              <w:rPr>
+                <w:sz w:val="28"/>
+                <w:szCs w:val="28"/>
+                <w:lang w:val="en-US"/>
+              </w:rPr>
+            </w:rPrChange>
+          </w:rPr>
+          <w:t>“</w:t>
+        </w:r>
+      </w:ins>
+      <w:r>
+        <w:rPr>
+          <w:color w:val="2F5496" w:themeColor="accent1" w:themeShade="BF"/>
+          <w:sz w:val="28"/>
+          <w:szCs w:val="28"/>
+          <w:lang w:val="en-US"/>
+        </w:rPr>
+        <w:t>Example Usage</w:t>
+      </w:r>
+      <w:ins w:id="371" w:author="Microsoft Office User" w:date="2026-01-15T15:51:00Z" w16du:dateUtc="2026-01-15T14:51:00Z">
+        <w:r>
+          <w:rPr>
+            <w:color w:val="2F5496" w:themeColor="accent1" w:themeShade="BF"/>
+            <w:sz w:val="28"/>
+            <w:szCs w:val="28"/>
+            <w:lang w:val="en-US"/>
+            <w:rPrChange w:id="372" w:author="Microsoft Office User" w:date="2026-01-15T20:02:00Z" w16du:dateUtc="2026-01-15T19:02:00Z">
+              <w:rPr>
+                <w:sz w:val="28"/>
+                <w:szCs w:val="28"/>
+                <w:lang w:val="en-US"/>
+              </w:rPr>
+            </w:rPrChange>
+          </w:rPr>
+          <w:t>”</w:t>
+        </w:r>
+      </w:ins>
+      <w:ins w:id="373" w:author="Microsoft Office User" w:date="2026-01-15T16:58:00Z" w16du:dateUtc="2026-01-15T15:58:00Z">
         <w:r>
           <w:rPr>
             <w:color w:val="2F5496" w:themeColor="accent1" w:themeShade="BF"/>
@@ -3842,93 +3908,7 @@
               </w:rPr>
             </w:rPrChange>
           </w:rPr>
-          <w:t>e</w:t>
-        </w:r>
-      </w:ins>
-      <w:ins w:id="375" w:author="Microsoft Office User" w:date="2026-01-15T16:58:00Z" w16du:dateUtc="2026-01-15T15:58:00Z">
-        <w:r>
-          <w:rPr>
-            <w:color w:val="2F5496" w:themeColor="accent1" w:themeShade="BF"/>
-            <w:sz w:val="28"/>
-            <w:szCs w:val="28"/>
-            <w:lang w:val="en-US"/>
-            <w:rPrChange w:id="376" w:author="Microsoft Office User" w:date="2026-01-15T20:05:00Z" w16du:dateUtc="2026-01-15T19:05:00Z">
-              <w:rPr>
-                <w:sz w:val="28"/>
-                <w:szCs w:val="28"/>
-                <w:lang w:val="en-US"/>
-              </w:rPr>
-            </w:rPrChange>
-          </w:rPr>
-          <w:t xml:space="preserve">d </w:t>
-        </w:r>
-        <w:proofErr w:type="gramStart"/>
-        <w:r>
-          <w:rPr>
-            <w:color w:val="2F5496" w:themeColor="accent1" w:themeShade="BF"/>
-            <w:sz w:val="28"/>
-            <w:szCs w:val="28"/>
-            <w:lang w:val="en-US"/>
-            <w:rPrChange w:id="377" w:author="Microsoft Office User" w:date="2026-01-15T20:05:00Z" w16du:dateUtc="2026-01-15T19:05:00Z">
-              <w:rPr>
-                <w:sz w:val="28"/>
-                <w:szCs w:val="28"/>
-                <w:lang w:val="en-US"/>
-              </w:rPr>
-            </w:rPrChange>
-          </w:rPr>
-          <w:t>Section ??</w:t>
-        </w:r>
-        <w:proofErr w:type="gramEnd"/>
-        <w:r>
-          <w:rPr>
-            <w:color w:val="2F5496" w:themeColor="accent1" w:themeShade="BF"/>
-            <w:sz w:val="28"/>
-            <w:szCs w:val="28"/>
-            <w:lang w:val="en-US"/>
-            <w:rPrChange w:id="378" w:author="Microsoft Office User" w:date="2026-01-15T20:05:00Z" w16du:dateUtc="2026-01-15T19:05:00Z">
-              <w:rPr>
-                <w:sz w:val="28"/>
-                <w:szCs w:val="28"/>
-                <w:lang w:val="en-US"/>
-              </w:rPr>
-            </w:rPrChange>
-          </w:rPr>
-          <w:t xml:space="preserve"> “How to set up and use a </w:t>
-        </w:r>
-        <w:proofErr w:type="spellStart"/>
-        <w:r>
-          <w:rPr>
-            <w:color w:val="2F5496" w:themeColor="accent1" w:themeShade="BF"/>
-            <w:sz w:val="28"/>
-            <w:szCs w:val="28"/>
-            <w:lang w:val="en-US"/>
-            <w:rPrChange w:id="379" w:author="Microsoft Office User" w:date="2026-01-15T20:05:00Z" w16du:dateUtc="2026-01-15T19:05:00Z">
-              <w:rPr>
-                <w:sz w:val="28"/>
-                <w:szCs w:val="28"/>
-                <w:lang w:val="en-US"/>
-              </w:rPr>
-            </w:rPrChange>
-          </w:rPr>
-          <w:t>Genestrip</w:t>
-        </w:r>
-        <w:proofErr w:type="spellEnd"/>
-        <w:r>
-          <w:rPr>
-            <w:color w:val="2F5496" w:themeColor="accent1" w:themeShade="BF"/>
-            <w:sz w:val="28"/>
-            <w:szCs w:val="28"/>
-            <w:lang w:val="en-US"/>
-            <w:rPrChange w:id="380" w:author="Microsoft Office User" w:date="2026-01-15T20:05:00Z" w16du:dateUtc="2026-01-15T19:05:00Z">
-              <w:rPr>
-                <w:sz w:val="28"/>
-                <w:szCs w:val="28"/>
-                <w:lang w:val="en-US"/>
-              </w:rPr>
-            </w:rPrChange>
-          </w:rPr>
-          <w:t xml:space="preserve"> project.” briefly presents the command line use too.</w:t>
+          <w:t xml:space="preserve"> briefly presents the command line use.</w:t>
         </w:r>
       </w:ins>
     </w:p>
@@ -3936,14 +3916,14 @@
       <w:pPr>
         <w:pStyle w:val="u-mb-24"/>
         <w:rPr>
-          <w:ins w:id="381" w:author="Microsoft Office User" w:date="2026-01-15T16:58:00Z" w16du:dateUtc="2026-01-15T15:58:00Z"/>
+          <w:ins w:id="375" w:author="Microsoft Office User" w:date="2026-01-15T16:58:00Z" w16du:dateUtc="2026-01-15T15:58:00Z"/>
           <w:color w:val="2F5496" w:themeColor="accent1" w:themeShade="BF"/>
           <w:sz w:val="28"/>
           <w:szCs w:val="28"/>
           <w:lang w:val="en-US"/>
-          <w:rPrChange w:id="382" w:author="Microsoft Office User" w:date="2026-01-15T20:05:00Z" w16du:dateUtc="2026-01-15T19:05:00Z">
+          <w:rPrChange w:id="376" w:author="Microsoft Office User" w:date="2026-01-15T20:05:00Z" w16du:dateUtc="2026-01-15T19:05:00Z">
             <w:rPr>
-              <w:ins w:id="383" w:author="Microsoft Office User" w:date="2026-01-15T16:58:00Z" w16du:dateUtc="2026-01-15T15:58:00Z"/>
+              <w:ins w:id="377" w:author="Microsoft Office User" w:date="2026-01-15T16:58:00Z" w16du:dateUtc="2026-01-15T15:58:00Z"/>
               <w:sz w:val="28"/>
               <w:szCs w:val="28"/>
               <w:lang w:val="en-US"/>
@@ -3951,7 +3931,61 @@
           </w:rPrChange>
         </w:rPr>
       </w:pPr>
-      <w:ins w:id="384" w:author="Microsoft Office User" w:date="2026-01-15T16:52:00Z" w16du:dateUtc="2026-01-15T15:52:00Z">
+      <w:ins w:id="378" w:author="Microsoft Office User" w:date="2026-01-15T16:52:00Z" w16du:dateUtc="2026-01-15T15:52:00Z">
+        <w:r>
+          <w:rPr>
+            <w:color w:val="2F5496" w:themeColor="accent1" w:themeShade="BF"/>
+            <w:sz w:val="28"/>
+            <w:szCs w:val="28"/>
+            <w:lang w:val="en-US"/>
+            <w:rPrChange w:id="379" w:author="Microsoft Office User" w:date="2026-01-15T20:05:00Z" w16du:dateUtc="2026-01-15T19:05:00Z">
+              <w:rPr>
+                <w:sz w:val="28"/>
+                <w:szCs w:val="28"/>
+                <w:lang w:val="en-US"/>
+              </w:rPr>
+            </w:rPrChange>
+          </w:rPr>
+          <w:t xml:space="preserve">An example use of the API is described </w:t>
+        </w:r>
+      </w:ins>
+      <w:ins w:id="380" w:author="Microsoft Office User" w:date="2026-01-15T19:32:00Z" w16du:dateUtc="2026-01-15T18:32:00Z">
+        <w:r>
+          <w:rPr>
+            <w:color w:val="2F5496" w:themeColor="accent1" w:themeShade="BF"/>
+            <w:sz w:val="28"/>
+            <w:szCs w:val="28"/>
+            <w:lang w:val="en-US"/>
+            <w:rPrChange w:id="381" w:author="Microsoft Office User" w:date="2026-01-15T20:05:00Z" w16du:dateUtc="2026-01-15T19:05:00Z">
+              <w:rPr>
+                <w:sz w:val="28"/>
+                <w:szCs w:val="28"/>
+                <w:lang w:val="en-US"/>
+              </w:rPr>
+            </w:rPrChange>
+          </w:rPr>
+          <w:t>as part of</w:t>
+        </w:r>
+      </w:ins>
+      <w:ins w:id="382" w:author="Microsoft Office User" w:date="2026-01-15T16:52:00Z" w16du:dateUtc="2026-01-15T15:52:00Z">
+        <w:r>
+          <w:rPr>
+            <w:color w:val="2F5496" w:themeColor="accent1" w:themeShade="BF"/>
+            <w:sz w:val="28"/>
+            <w:szCs w:val="28"/>
+            <w:lang w:val="en-US"/>
+            <w:rPrChange w:id="383" w:author="Microsoft Office User" w:date="2026-01-15T20:05:00Z" w16du:dateUtc="2026-01-15T19:05:00Z">
+              <w:rPr>
+                <w:sz w:val="28"/>
+                <w:szCs w:val="28"/>
+                <w:lang w:val="en-US"/>
+              </w:rPr>
+            </w:rPrChange>
+          </w:rPr>
+          <w:t xml:space="preserve"> the </w:t>
+        </w:r>
+      </w:ins>
+      <w:ins w:id="384" w:author="Microsoft Office User" w:date="2026-01-15T19:32:00Z" w16du:dateUtc="2026-01-15T18:32:00Z">
         <w:r>
           <w:rPr>
             <w:color w:val="2F5496" w:themeColor="accent1" w:themeShade="BF"/>
@@ -3966,10 +4000,10 @@
               </w:rPr>
             </w:rPrChange>
           </w:rPr>
-          <w:t xml:space="preserve">An example use of the API is described </w:t>
-        </w:r>
-      </w:ins>
-      <w:ins w:id="386" w:author="Microsoft Office User" w:date="2026-01-15T19:32:00Z" w16du:dateUtc="2026-01-15T18:32:00Z">
+          <w:t>o</w:t>
+        </w:r>
+      </w:ins>
+      <w:ins w:id="386" w:author="Microsoft Office User" w:date="2026-01-15T16:52:00Z" w16du:dateUtc="2026-01-15T15:52:00Z">
         <w:r>
           <w:rPr>
             <w:color w:val="2F5496" w:themeColor="accent1" w:themeShade="BF"/>
@@ -3984,10 +4018,10 @@
               </w:rPr>
             </w:rPrChange>
           </w:rPr>
-          <w:t>as part of</w:t>
-        </w:r>
-      </w:ins>
-      <w:ins w:id="388" w:author="Microsoft Office User" w:date="2026-01-15T16:52:00Z" w16du:dateUtc="2026-01-15T15:52:00Z">
+          <w:t>nline</w:t>
+        </w:r>
+      </w:ins>
+      <w:ins w:id="388" w:author="Microsoft Office User" w:date="2026-01-15T19:32:00Z" w16du:dateUtc="2026-01-15T18:32:00Z">
         <w:r>
           <w:rPr>
             <w:color w:val="2F5496" w:themeColor="accent1" w:themeShade="BF"/>
@@ -4002,10 +4036,10 @@
               </w:rPr>
             </w:rPrChange>
           </w:rPr>
-          <w:t xml:space="preserve"> the </w:t>
-        </w:r>
-      </w:ins>
-      <w:ins w:id="390" w:author="Microsoft Office User" w:date="2026-01-15T19:32:00Z" w16du:dateUtc="2026-01-15T18:32:00Z">
+          <w:t xml:space="preserve"> d</w:t>
+        </w:r>
+      </w:ins>
+      <w:ins w:id="390" w:author="Microsoft Office User" w:date="2026-01-15T16:52:00Z" w16du:dateUtc="2026-01-15T15:52:00Z">
         <w:r>
           <w:rPr>
             <w:color w:val="2F5496" w:themeColor="accent1" w:themeShade="BF"/>
@@ -4020,10 +4054,10 @@
               </w:rPr>
             </w:rPrChange>
           </w:rPr>
-          <w:t>o</w:t>
-        </w:r>
-      </w:ins>
-      <w:ins w:id="392" w:author="Microsoft Office User" w:date="2026-01-15T16:52:00Z" w16du:dateUtc="2026-01-15T15:52:00Z">
+          <w:t>ocumentation.</w:t>
+        </w:r>
+      </w:ins>
+      <w:ins w:id="392" w:author="Microsoft Office User" w:date="2026-01-15T16:53:00Z" w16du:dateUtc="2026-01-15T15:53:00Z">
         <w:r>
           <w:rPr>
             <w:color w:val="2F5496" w:themeColor="accent1" w:themeShade="BF"/>
@@ -4038,10 +4072,10 @@
               </w:rPr>
             </w:rPrChange>
           </w:rPr>
-          <w:t>nline</w:t>
-        </w:r>
-      </w:ins>
-      <w:ins w:id="394" w:author="Microsoft Office User" w:date="2026-01-15T19:32:00Z" w16du:dateUtc="2026-01-15T18:32:00Z">
+          <w:t xml:space="preserve"> Example code for the API use is part of it and given here: </w:t>
+        </w:r>
+      </w:ins>
+      <w:ins w:id="394" w:author="Microsoft Office User" w:date="2026-01-15T16:56:00Z" w16du:dateUtc="2026-01-15T15:56:00Z">
         <w:r>
           <w:rPr>
             <w:color w:val="2F5496" w:themeColor="accent1" w:themeShade="BF"/>
@@ -4056,46 +4090,68 @@
               </w:rPr>
             </w:rPrChange>
           </w:rPr>
-          <w:t xml:space="preserve"> d</w:t>
-        </w:r>
-      </w:ins>
-      <w:ins w:id="396" w:author="Microsoft Office User" w:date="2026-01-15T16:52:00Z" w16du:dateUtc="2026-01-15T15:52:00Z">
-        <w:r>
-          <w:rPr>
-            <w:color w:val="2F5496" w:themeColor="accent1" w:themeShade="BF"/>
-            <w:sz w:val="28"/>
-            <w:szCs w:val="28"/>
-            <w:lang w:val="en-US"/>
-            <w:rPrChange w:id="397" w:author="Microsoft Office User" w:date="2026-01-15T20:05:00Z" w16du:dateUtc="2026-01-15T19:05:00Z">
-              <w:rPr>
-                <w:sz w:val="28"/>
-                <w:szCs w:val="28"/>
-                <w:lang w:val="en-US"/>
-              </w:rPr>
-            </w:rPrChange>
-          </w:rPr>
-          <w:t>ocumentation.</w:t>
-        </w:r>
-      </w:ins>
-      <w:ins w:id="398" w:author="Microsoft Office User" w:date="2026-01-15T16:53:00Z" w16du:dateUtc="2026-01-15T15:53:00Z">
-        <w:r>
-          <w:rPr>
-            <w:color w:val="2F5496" w:themeColor="accent1" w:themeShade="BF"/>
-            <w:sz w:val="28"/>
-            <w:szCs w:val="28"/>
-            <w:lang w:val="en-US"/>
-            <w:rPrChange w:id="399" w:author="Microsoft Office User" w:date="2026-01-15T20:05:00Z" w16du:dateUtc="2026-01-15T19:05:00Z">
-              <w:rPr>
-                <w:sz w:val="28"/>
-                <w:szCs w:val="28"/>
-                <w:lang w:val="en-US"/>
-              </w:rPr>
-            </w:rPrChange>
-          </w:rPr>
-          <w:t xml:space="preserve"> Example code for the API use is part of it and given here: </w:t>
-        </w:r>
-      </w:ins>
-      <w:ins w:id="400" w:author="Microsoft Office User" w:date="2026-01-15T16:56:00Z" w16du:dateUtc="2026-01-15T15:56:00Z">
+          <w:fldChar w:fldCharType="begin"/>
+        </w:r>
+        <w:r>
+          <w:rPr>
+            <w:color w:val="2F5496" w:themeColor="accent1" w:themeShade="BF"/>
+            <w:sz w:val="28"/>
+            <w:szCs w:val="28"/>
+            <w:lang w:val="en-US"/>
+            <w:rPrChange w:id="396" w:author="Microsoft Office User" w:date="2026-01-15T20:05:00Z" w16du:dateUtc="2026-01-15T19:05:00Z">
+              <w:rPr>
+                <w:sz w:val="28"/>
+                <w:szCs w:val="28"/>
+                <w:lang w:val="en-US"/>
+              </w:rPr>
+            </w:rPrChange>
+          </w:rPr>
+          <w:instrText>HYPERLINK "</w:instrText>
+        </w:r>
+      </w:ins>
+      <w:ins w:id="397" w:author="Microsoft Office User" w:date="2026-01-15T16:53:00Z" w16du:dateUtc="2026-01-15T15:53:00Z">
+        <w:r>
+          <w:rPr>
+            <w:color w:val="2F5496" w:themeColor="accent1" w:themeShade="BF"/>
+            <w:sz w:val="28"/>
+            <w:szCs w:val="28"/>
+            <w:lang w:val="en-US"/>
+            <w:rPrChange w:id="398" w:author="Microsoft Office User" w:date="2026-01-15T20:05:00Z" w16du:dateUtc="2026-01-15T19:05:00Z">
+              <w:rPr>
+                <w:sz w:val="28"/>
+                <w:szCs w:val="28"/>
+                <w:lang w:val="en-US"/>
+              </w:rPr>
+            </w:rPrChange>
+          </w:rPr>
+          <w:instrText>https://github.com/pfeiferd/genestrip/blob/master/src/test/java/org/metagene/genestrip/APITest.java</w:instrText>
+        </w:r>
+      </w:ins>
+      <w:ins w:id="399" w:author="Microsoft Office User" w:date="2026-01-15T16:56:00Z" w16du:dateUtc="2026-01-15T15:56:00Z">
+        <w:r>
+          <w:rPr>
+            <w:color w:val="2F5496" w:themeColor="accent1" w:themeShade="BF"/>
+            <w:sz w:val="28"/>
+            <w:szCs w:val="28"/>
+            <w:lang w:val="en-US"/>
+            <w:rPrChange w:id="400" w:author="Microsoft Office User" w:date="2026-01-15T20:05:00Z" w16du:dateUtc="2026-01-15T19:05:00Z">
+              <w:rPr>
+                <w:sz w:val="28"/>
+                <w:szCs w:val="28"/>
+                <w:lang w:val="en-US"/>
+              </w:rPr>
+            </w:rPrChange>
+          </w:rPr>
+          <w:instrText>"</w:instrText>
+        </w:r>
+        <w:r>
+          <w:rPr>
+            <w:color w:val="2F5496" w:themeColor="accent1" w:themeShade="BF"/>
+            <w:sz w:val="28"/>
+            <w:szCs w:val="28"/>
+            <w:lang w:val="en-US"/>
+          </w:rPr>
+        </w:r>
         <w:r>
           <w:rPr>
             <w:color w:val="2F5496" w:themeColor="accent1" w:themeShade="BF"/>
@@ -4110,86 +4166,10 @@
               </w:rPr>
             </w:rPrChange>
           </w:rPr>
-          <w:fldChar w:fldCharType="begin"/>
-        </w:r>
-        <w:r>
-          <w:rPr>
-            <w:color w:val="2F5496" w:themeColor="accent1" w:themeShade="BF"/>
-            <w:sz w:val="28"/>
-            <w:szCs w:val="28"/>
-            <w:lang w:val="en-US"/>
-            <w:rPrChange w:id="402" w:author="Microsoft Office User" w:date="2026-01-15T20:05:00Z" w16du:dateUtc="2026-01-15T19:05:00Z">
-              <w:rPr>
-                <w:sz w:val="28"/>
-                <w:szCs w:val="28"/>
-                <w:lang w:val="en-US"/>
-              </w:rPr>
-            </w:rPrChange>
-          </w:rPr>
-          <w:instrText>HYPERLINK "</w:instrText>
-        </w:r>
-      </w:ins>
-      <w:ins w:id="403" w:author="Microsoft Office User" w:date="2026-01-15T16:53:00Z" w16du:dateUtc="2026-01-15T15:53:00Z">
-        <w:r>
-          <w:rPr>
-            <w:color w:val="2F5496" w:themeColor="accent1" w:themeShade="BF"/>
-            <w:sz w:val="28"/>
-            <w:szCs w:val="28"/>
-            <w:lang w:val="en-US"/>
-            <w:rPrChange w:id="404" w:author="Microsoft Office User" w:date="2026-01-15T20:05:00Z" w16du:dateUtc="2026-01-15T19:05:00Z">
-              <w:rPr>
-                <w:sz w:val="28"/>
-                <w:szCs w:val="28"/>
-                <w:lang w:val="en-US"/>
-              </w:rPr>
-            </w:rPrChange>
-          </w:rPr>
-          <w:instrText>https://github.com/pfeiferd/genestrip/blob/master/src/test/java/org/metagene/genestrip/APITest.java</w:instrText>
-        </w:r>
-      </w:ins>
-      <w:ins w:id="405" w:author="Microsoft Office User" w:date="2026-01-15T16:56:00Z" w16du:dateUtc="2026-01-15T15:56:00Z">
-        <w:r>
-          <w:rPr>
-            <w:color w:val="2F5496" w:themeColor="accent1" w:themeShade="BF"/>
-            <w:sz w:val="28"/>
-            <w:szCs w:val="28"/>
-            <w:lang w:val="en-US"/>
-            <w:rPrChange w:id="406" w:author="Microsoft Office User" w:date="2026-01-15T20:05:00Z" w16du:dateUtc="2026-01-15T19:05:00Z">
-              <w:rPr>
-                <w:sz w:val="28"/>
-                <w:szCs w:val="28"/>
-                <w:lang w:val="en-US"/>
-              </w:rPr>
-            </w:rPrChange>
-          </w:rPr>
-          <w:instrText>"</w:instrText>
-        </w:r>
-        <w:r>
-          <w:rPr>
-            <w:color w:val="2F5496" w:themeColor="accent1" w:themeShade="BF"/>
-            <w:sz w:val="28"/>
-            <w:szCs w:val="28"/>
-            <w:lang w:val="en-US"/>
-          </w:rPr>
-        </w:r>
-        <w:r>
-          <w:rPr>
-            <w:color w:val="2F5496" w:themeColor="accent1" w:themeShade="BF"/>
-            <w:sz w:val="28"/>
-            <w:szCs w:val="28"/>
-            <w:lang w:val="en-US"/>
-            <w:rPrChange w:id="407" w:author="Microsoft Office User" w:date="2026-01-15T20:05:00Z" w16du:dateUtc="2026-01-15T19:05:00Z">
-              <w:rPr>
-                <w:sz w:val="28"/>
-                <w:szCs w:val="28"/>
-                <w:lang w:val="en-US"/>
-              </w:rPr>
-            </w:rPrChange>
-          </w:rPr>
           <w:fldChar w:fldCharType="separate"/>
         </w:r>
       </w:ins>
-      <w:ins w:id="408" w:author="Microsoft Office User" w:date="2026-01-15T16:53:00Z" w16du:dateUtc="2026-01-15T15:53:00Z">
+      <w:ins w:id="402" w:author="Microsoft Office User" w:date="2026-01-15T16:53:00Z" w16du:dateUtc="2026-01-15T15:53:00Z">
         <w:r>
           <w:rPr>
             <w:rStyle w:val="Hyperlink"/>
@@ -4197,7 +4177,7 @@
             <w:sz w:val="28"/>
             <w:szCs w:val="28"/>
             <w:lang w:val="en-US"/>
-            <w:rPrChange w:id="409" w:author="Microsoft Office User" w:date="2026-01-15T20:05:00Z" w16du:dateUtc="2026-01-15T19:05:00Z">
+            <w:rPrChange w:id="403" w:author="Microsoft Office User" w:date="2026-01-15T20:05:00Z" w16du:dateUtc="2026-01-15T19:05:00Z">
               <w:rPr>
                 <w:rStyle w:val="Hyperlink"/>
                 <w:sz w:val="28"/>
@@ -4209,14 +4189,14 @@
           <w:t>https://github.com/pfeiferd/genestrip/blob/master/src/test/java/org/metagene/genestrip/APITest.java</w:t>
         </w:r>
       </w:ins>
-      <w:ins w:id="410" w:author="Microsoft Office User" w:date="2026-01-15T16:56:00Z" w16du:dateUtc="2026-01-15T15:56:00Z">
-        <w:r>
-          <w:rPr>
-            <w:color w:val="2F5496" w:themeColor="accent1" w:themeShade="BF"/>
-            <w:sz w:val="28"/>
-            <w:szCs w:val="28"/>
-            <w:lang w:val="en-US"/>
-            <w:rPrChange w:id="411" w:author="Microsoft Office User" w:date="2026-01-15T20:05:00Z" w16du:dateUtc="2026-01-15T19:05:00Z">
+      <w:ins w:id="404" w:author="Microsoft Office User" w:date="2026-01-15T16:56:00Z" w16du:dateUtc="2026-01-15T15:56:00Z">
+        <w:r>
+          <w:rPr>
+            <w:color w:val="2F5496" w:themeColor="accent1" w:themeShade="BF"/>
+            <w:sz w:val="28"/>
+            <w:szCs w:val="28"/>
+            <w:lang w:val="en-US"/>
+            <w:rPrChange w:id="405" w:author="Microsoft Office User" w:date="2026-01-15T20:05:00Z" w16du:dateUtc="2026-01-15T19:05:00Z">
               <w:rPr>
                 <w:sz w:val="28"/>
                 <w:szCs w:val="28"/>
@@ -4232,7 +4212,7 @@
       <w:pPr>
         <w:pStyle w:val="u-mb-24"/>
         <w:rPr>
-          <w:ins w:id="412" w:author="Microsoft Office User" w:date="2026-01-15T16:54:00Z" w16du:dateUtc="2026-01-15T15:54:00Z"/>
+          <w:ins w:id="406" w:author="Microsoft Office User" w:date="2026-01-15T16:54:00Z" w16du:dateUtc="2026-01-15T15:54:00Z"/>
           <w:sz w:val="28"/>
           <w:szCs w:val="28"/>
           <w:lang w:val="en-US"/>
@@ -4251,14 +4231,14 @@
       <w:pPr>
         <w:pStyle w:val="u-mb-24"/>
         <w:rPr>
-          <w:ins w:id="413" w:author="Microsoft Office User" w:date="2026-01-15T16:54:00Z" w16du:dateUtc="2026-01-15T15:54:00Z"/>
+          <w:ins w:id="407" w:author="Microsoft Office User" w:date="2026-01-15T16:54:00Z" w16du:dateUtc="2026-01-15T15:54:00Z"/>
           <w:color w:val="2F5496" w:themeColor="accent1" w:themeShade="BF"/>
           <w:sz w:val="28"/>
           <w:szCs w:val="28"/>
           <w:lang w:val="en-US"/>
-          <w:rPrChange w:id="414" w:author="Microsoft Office User" w:date="2026-01-15T20:07:00Z" w16du:dateUtc="2026-01-15T19:07:00Z">
+          <w:rPrChange w:id="408" w:author="Microsoft Office User" w:date="2026-01-15T20:07:00Z" w16du:dateUtc="2026-01-15T19:07:00Z">
             <w:rPr>
-              <w:ins w:id="415" w:author="Microsoft Office User" w:date="2026-01-15T16:54:00Z" w16du:dateUtc="2026-01-15T15:54:00Z"/>
+              <w:ins w:id="409" w:author="Microsoft Office User" w:date="2026-01-15T16:54:00Z" w16du:dateUtc="2026-01-15T15:54:00Z"/>
               <w:sz w:val="28"/>
               <w:szCs w:val="28"/>
               <w:lang w:val="en-US"/>
@@ -4266,14 +4246,14 @@
           </w:rPrChange>
         </w:rPr>
       </w:pPr>
-      <w:ins w:id="416" w:author="Microsoft Office User" w:date="2026-01-15T16:54:00Z" w16du:dateUtc="2026-01-15T15:54:00Z">
-        <w:r>
-          <w:rPr>
-            <w:color w:val="2F5496" w:themeColor="accent1" w:themeShade="BF"/>
-            <w:sz w:val="28"/>
-            <w:szCs w:val="28"/>
-            <w:lang w:val="en-US"/>
-            <w:rPrChange w:id="417" w:author="Microsoft Office User" w:date="2026-01-15T20:07:00Z" w16du:dateUtc="2026-01-15T19:07:00Z">
+      <w:ins w:id="410" w:author="Microsoft Office User" w:date="2026-01-15T16:54:00Z" w16du:dateUtc="2026-01-15T15:54:00Z">
+        <w:r>
+          <w:rPr>
+            <w:color w:val="2F5496" w:themeColor="accent1" w:themeShade="BF"/>
+            <w:sz w:val="28"/>
+            <w:szCs w:val="28"/>
+            <w:lang w:val="en-US"/>
+            <w:rPrChange w:id="411" w:author="Microsoft Office User" w:date="2026-01-15T20:07:00Z" w16du:dateUtc="2026-01-15T19:07:00Z">
               <w:rPr>
                 <w:sz w:val="28"/>
                 <w:szCs w:val="28"/>
@@ -4284,7 +4264,7 @@
           <w:t>Yes</w:t>
         </w:r>
       </w:ins>
-      <w:ins w:id="418" w:author="Microsoft Office User" w:date="2026-01-17T07:02:00Z" w16du:dateUtc="2026-01-17T06:02:00Z">
+      <w:ins w:id="412" w:author="Microsoft Office User" w:date="2026-01-17T07:02:00Z" w16du:dateUtc="2026-01-17T06:02:00Z">
         <w:r>
           <w:rPr>
             <w:color w:val="2F5496" w:themeColor="accent1" w:themeShade="BF"/>
@@ -4295,14 +4275,14 @@
           <w:t>,</w:t>
         </w:r>
       </w:ins>
-      <w:ins w:id="419" w:author="Microsoft Office User" w:date="2026-01-15T16:54:00Z" w16du:dateUtc="2026-01-15T15:54:00Z">
-        <w:r>
-          <w:rPr>
-            <w:color w:val="2F5496" w:themeColor="accent1" w:themeShade="BF"/>
-            <w:sz w:val="28"/>
-            <w:szCs w:val="28"/>
-            <w:lang w:val="en-US"/>
-            <w:rPrChange w:id="420" w:author="Microsoft Office User" w:date="2026-01-15T20:07:00Z" w16du:dateUtc="2026-01-15T19:07:00Z">
+      <w:ins w:id="413" w:author="Microsoft Office User" w:date="2026-01-15T16:54:00Z" w16du:dateUtc="2026-01-15T15:54:00Z">
+        <w:r>
+          <w:rPr>
+            <w:color w:val="2F5496" w:themeColor="accent1" w:themeShade="BF"/>
+            <w:sz w:val="28"/>
+            <w:szCs w:val="28"/>
+            <w:lang w:val="en-US"/>
+            <w:rPrChange w:id="414" w:author="Microsoft Office User" w:date="2026-01-15T20:07:00Z" w16du:dateUtc="2026-01-15T19:07:00Z">
               <w:rPr>
                 <w:sz w:val="28"/>
                 <w:szCs w:val="28"/>
@@ -4318,13 +4298,13 @@
       <w:pPr>
         <w:pStyle w:val="u-mb-24"/>
         <w:rPr>
-          <w:ins w:id="421" w:author="Microsoft Office User" w:date="2026-01-15T16:54:00Z" w16du:dateUtc="2026-01-15T15:54:00Z"/>
+          <w:ins w:id="415" w:author="Microsoft Office User" w:date="2026-01-15T16:54:00Z" w16du:dateUtc="2026-01-15T15:54:00Z"/>
           <w:sz w:val="28"/>
           <w:szCs w:val="28"/>
           <w:lang w:val="en-US"/>
         </w:rPr>
       </w:pPr>
-      <w:del w:id="422" w:author="Microsoft Office User" w:date="2026-01-15T16:54:00Z" w16du:dateUtc="2026-01-15T15:54:00Z">
+      <w:del w:id="416" w:author="Microsoft Office User" w:date="2026-01-15T16:54:00Z" w16du:dateUtc="2026-01-15T15:54:00Z">
         <w:r>
           <w:rPr>
             <w:sz w:val="28"/>
@@ -4347,14 +4327,14 @@
       <w:pPr>
         <w:pStyle w:val="u-mb-24"/>
         <w:rPr>
-          <w:ins w:id="423" w:author="Microsoft Office User" w:date="2026-01-15T17:04:00Z" w16du:dateUtc="2026-01-15T16:04:00Z"/>
+          <w:ins w:id="417" w:author="Microsoft Office User" w:date="2026-01-15T17:04:00Z" w16du:dateUtc="2026-01-15T16:04:00Z"/>
           <w:color w:val="2F5496" w:themeColor="accent1" w:themeShade="BF"/>
           <w:sz w:val="28"/>
           <w:szCs w:val="28"/>
           <w:lang w:val="en-US"/>
-          <w:rPrChange w:id="424" w:author="Microsoft Office User" w:date="2026-01-15T20:07:00Z" w16du:dateUtc="2026-01-15T19:07:00Z">
+          <w:rPrChange w:id="418" w:author="Microsoft Office User" w:date="2026-01-15T20:07:00Z" w16du:dateUtc="2026-01-15T19:07:00Z">
             <w:rPr>
-              <w:ins w:id="425" w:author="Microsoft Office User" w:date="2026-01-15T17:04:00Z" w16du:dateUtc="2026-01-15T16:04:00Z"/>
+              <w:ins w:id="419" w:author="Microsoft Office User" w:date="2026-01-15T17:04:00Z" w16du:dateUtc="2026-01-15T16:04:00Z"/>
               <w:sz w:val="28"/>
               <w:szCs w:val="28"/>
               <w:lang w:val="en-US"/>
@@ -4362,7 +4342,7 @@
           </w:rPrChange>
         </w:rPr>
       </w:pPr>
-      <w:ins w:id="426" w:author="Microsoft Office User" w:date="2026-01-20T07:56:00Z" w16du:dateUtc="2026-01-20T06:56:00Z">
+      <w:ins w:id="420" w:author="Microsoft Office User" w:date="2026-01-20T07:56:00Z" w16du:dateUtc="2026-01-20T06:56:00Z">
         <w:r>
           <w:rPr>
             <w:color w:val="2F5496" w:themeColor="accent1" w:themeShade="BF"/>
@@ -4373,14 +4353,14 @@
           <w:t>Mostly y</w:t>
         </w:r>
       </w:ins>
-      <w:ins w:id="427" w:author="Microsoft Office User" w:date="2026-01-15T16:54:00Z" w16du:dateUtc="2026-01-15T15:54:00Z">
-        <w:r>
-          <w:rPr>
-            <w:color w:val="2F5496" w:themeColor="accent1" w:themeShade="BF"/>
-            <w:sz w:val="28"/>
-            <w:szCs w:val="28"/>
-            <w:lang w:val="en-US"/>
-            <w:rPrChange w:id="428" w:author="Microsoft Office User" w:date="2026-01-15T20:07:00Z" w16du:dateUtc="2026-01-15T19:07:00Z">
+      <w:ins w:id="421" w:author="Microsoft Office User" w:date="2026-01-15T16:54:00Z" w16du:dateUtc="2026-01-15T15:54:00Z">
+        <w:r>
+          <w:rPr>
+            <w:color w:val="2F5496" w:themeColor="accent1" w:themeShade="BF"/>
+            <w:sz w:val="28"/>
+            <w:szCs w:val="28"/>
+            <w:lang w:val="en-US"/>
+            <w:rPrChange w:id="422" w:author="Microsoft Office User" w:date="2026-01-15T20:07:00Z" w16du:dateUtc="2026-01-15T19:07:00Z">
               <w:rPr>
                 <w:sz w:val="28"/>
                 <w:szCs w:val="28"/>
@@ -4391,14 +4371,14 @@
           <w:t>es</w:t>
         </w:r>
       </w:ins>
-      <w:ins w:id="429" w:author="Microsoft Office User" w:date="2026-01-15T16:59:00Z" w16du:dateUtc="2026-01-15T15:59:00Z">
-        <w:r>
-          <w:rPr>
-            <w:color w:val="2F5496" w:themeColor="accent1" w:themeShade="BF"/>
-            <w:sz w:val="28"/>
-            <w:szCs w:val="28"/>
-            <w:lang w:val="en-US"/>
-            <w:rPrChange w:id="430" w:author="Microsoft Office User" w:date="2026-01-15T20:07:00Z" w16du:dateUtc="2026-01-15T19:07:00Z">
+      <w:ins w:id="423" w:author="Microsoft Office User" w:date="2026-01-15T16:59:00Z" w16du:dateUtc="2026-01-15T15:59:00Z">
+        <w:r>
+          <w:rPr>
+            <w:color w:val="2F5496" w:themeColor="accent1" w:themeShade="BF"/>
+            <w:sz w:val="28"/>
+            <w:szCs w:val="28"/>
+            <w:lang w:val="en-US"/>
+            <w:rPrChange w:id="424" w:author="Microsoft Office User" w:date="2026-01-15T20:07:00Z" w16du:dateUtc="2026-01-15T19:07:00Z">
               <w:rPr>
                 <w:sz w:val="28"/>
                 <w:szCs w:val="28"/>
@@ -4409,14 +4389,14 @@
           <w:t>: A</w:t>
         </w:r>
       </w:ins>
-      <w:ins w:id="431" w:author="Microsoft Office User" w:date="2026-01-15T16:54:00Z" w16du:dateUtc="2026-01-15T15:54:00Z">
-        <w:r>
-          <w:rPr>
-            <w:color w:val="2F5496" w:themeColor="accent1" w:themeShade="BF"/>
-            <w:sz w:val="28"/>
-            <w:szCs w:val="28"/>
-            <w:lang w:val="en-US"/>
-            <w:rPrChange w:id="432" w:author="Microsoft Office User" w:date="2026-01-15T20:07:00Z" w16du:dateUtc="2026-01-15T19:07:00Z">
+      <w:ins w:id="425" w:author="Microsoft Office User" w:date="2026-01-15T16:54:00Z" w16du:dateUtc="2026-01-15T15:54:00Z">
+        <w:r>
+          <w:rPr>
+            <w:color w:val="2F5496" w:themeColor="accent1" w:themeShade="BF"/>
+            <w:sz w:val="28"/>
+            <w:szCs w:val="28"/>
+            <w:lang w:val="en-US"/>
+            <w:rPrChange w:id="426" w:author="Microsoft Office User" w:date="2026-01-15T20:07:00Z" w16du:dateUtc="2026-01-15T19:07:00Z">
               <w:rPr>
                 <w:sz w:val="28"/>
                 <w:szCs w:val="28"/>
@@ -4433,6 +4413,61 @@
             <w:sz w:val="28"/>
             <w:szCs w:val="28"/>
             <w:lang w:val="en-US"/>
+            <w:rPrChange w:id="427" w:author="Microsoft Office User" w:date="2026-01-15T20:07:00Z" w16du:dateUtc="2026-01-15T19:07:00Z">
+              <w:rPr>
+                <w:sz w:val="28"/>
+                <w:szCs w:val="28"/>
+                <w:lang w:val="en-US"/>
+              </w:rPr>
+            </w:rPrChange>
+          </w:rPr>
+          <w:t>are</w:t>
+        </w:r>
+      </w:ins>
+      <w:proofErr w:type="gramEnd"/>
+      <w:ins w:id="428" w:author="Microsoft Office User" w:date="2026-01-15T19:33:00Z" w16du:dateUtc="2026-01-15T18:33:00Z">
+        <w:r>
+          <w:rPr>
+            <w:color w:val="2F5496" w:themeColor="accent1" w:themeShade="BF"/>
+            <w:sz w:val="28"/>
+            <w:szCs w:val="28"/>
+            <w:lang w:val="en-US"/>
+            <w:rPrChange w:id="429" w:author="Microsoft Office User" w:date="2026-01-15T20:07:00Z" w16du:dateUtc="2026-01-15T19:07:00Z">
+              <w:rPr>
+                <w:sz w:val="28"/>
+                <w:szCs w:val="28"/>
+                <w:lang w:val="en-US"/>
+              </w:rPr>
+            </w:rPrChange>
+          </w:rPr>
+          <w:t xml:space="preserve"> indeed</w:t>
+        </w:r>
+      </w:ins>
+      <w:ins w:id="430" w:author="Microsoft Office User" w:date="2026-01-15T16:54:00Z" w16du:dateUtc="2026-01-15T15:54:00Z">
+        <w:r>
+          <w:rPr>
+            <w:color w:val="2F5496" w:themeColor="accent1" w:themeShade="BF"/>
+            <w:sz w:val="28"/>
+            <w:szCs w:val="28"/>
+            <w:lang w:val="en-US"/>
+            <w:rPrChange w:id="431" w:author="Microsoft Office User" w:date="2026-01-15T20:07:00Z" w16du:dateUtc="2026-01-15T19:07:00Z">
+              <w:rPr>
+                <w:sz w:val="28"/>
+                <w:szCs w:val="28"/>
+                <w:lang w:val="en-US"/>
+              </w:rPr>
+            </w:rPrChange>
+          </w:rPr>
+          <w:t xml:space="preserve"> stored in a file such that </w:t>
+        </w:r>
+      </w:ins>
+      <w:ins w:id="432" w:author="Microsoft Office User" w:date="2026-01-15T16:55:00Z" w16du:dateUtc="2026-01-15T15:55:00Z">
+        <w:r>
+          <w:rPr>
+            <w:color w:val="2F5496" w:themeColor="accent1" w:themeShade="BF"/>
+            <w:sz w:val="28"/>
+            <w:szCs w:val="28"/>
+            <w:lang w:val="en-US"/>
             <w:rPrChange w:id="433" w:author="Microsoft Office User" w:date="2026-01-15T20:07:00Z" w16du:dateUtc="2026-01-15T19:07:00Z">
               <w:rPr>
                 <w:sz w:val="28"/>
@@ -4441,11 +4476,10 @@
               </w:rPr>
             </w:rPrChange>
           </w:rPr>
-          <w:t>are</w:t>
-        </w:r>
-      </w:ins>
-      <w:proofErr w:type="gramEnd"/>
-      <w:ins w:id="434" w:author="Microsoft Office User" w:date="2026-01-15T19:33:00Z" w16du:dateUtc="2026-01-15T18:33:00Z">
+          <w:t>building the database can be interrupted and / or resumed</w:t>
+        </w:r>
+      </w:ins>
+      <w:ins w:id="434" w:author="Microsoft Office User" w:date="2026-01-15T16:59:00Z" w16du:dateUtc="2026-01-15T15:59:00Z">
         <w:r>
           <w:rPr>
             <w:color w:val="2F5496" w:themeColor="accent1" w:themeShade="BF"/>
@@ -4460,10 +4494,10 @@
               </w:rPr>
             </w:rPrChange>
           </w:rPr>
-          <w:t xml:space="preserve"> indeed</w:t>
-        </w:r>
-      </w:ins>
-      <w:ins w:id="436" w:author="Microsoft Office User" w:date="2026-01-15T16:54:00Z" w16du:dateUtc="2026-01-15T15:54:00Z">
+          <w:t xml:space="preserve"> after the related </w:t>
+        </w:r>
+      </w:ins>
+      <w:ins w:id="436" w:author="Microsoft Office User" w:date="2026-01-15T19:33:00Z" w16du:dateUtc="2026-01-15T18:33:00Z">
         <w:r>
           <w:rPr>
             <w:color w:val="2F5496" w:themeColor="accent1" w:themeShade="BF"/>
@@ -4478,10 +4512,10 @@
               </w:rPr>
             </w:rPrChange>
           </w:rPr>
-          <w:t xml:space="preserve"> stored in a file such that </w:t>
-        </w:r>
-      </w:ins>
-      <w:ins w:id="438" w:author="Microsoft Office User" w:date="2026-01-15T16:55:00Z" w16du:dateUtc="2026-01-15T15:55:00Z">
+          <w:t>goal</w:t>
+        </w:r>
+      </w:ins>
+      <w:ins w:id="438" w:author="Microsoft Office User" w:date="2026-01-15T16:59:00Z" w16du:dateUtc="2026-01-15T15:59:00Z">
         <w:r>
           <w:rPr>
             <w:color w:val="2F5496" w:themeColor="accent1" w:themeShade="BF"/>
@@ -4496,10 +4530,10 @@
               </w:rPr>
             </w:rPrChange>
           </w:rPr>
-          <w:t>building the database can be interrupted and / or resumed</w:t>
-        </w:r>
-      </w:ins>
-      <w:ins w:id="440" w:author="Microsoft Office User" w:date="2026-01-15T16:59:00Z" w16du:dateUtc="2026-01-15T15:59:00Z">
+          <w:t xml:space="preserve"> has been completed</w:t>
+        </w:r>
+      </w:ins>
+      <w:ins w:id="440" w:author="Microsoft Office User" w:date="2026-01-15T16:55:00Z" w16du:dateUtc="2026-01-15T15:55:00Z">
         <w:r>
           <w:rPr>
             <w:color w:val="2F5496" w:themeColor="accent1" w:themeShade="BF"/>
@@ -4514,10 +4548,10 @@
               </w:rPr>
             </w:rPrChange>
           </w:rPr>
-          <w:t xml:space="preserve"> after the related </w:t>
-        </w:r>
-      </w:ins>
-      <w:ins w:id="442" w:author="Microsoft Office User" w:date="2026-01-15T19:33:00Z" w16du:dateUtc="2026-01-15T18:33:00Z">
+          <w:t>.</w:t>
+        </w:r>
+      </w:ins>
+      <w:ins w:id="442" w:author="Microsoft Office User" w:date="2026-01-15T16:59:00Z" w16du:dateUtc="2026-01-15T15:59:00Z">
         <w:r>
           <w:rPr>
             <w:color w:val="2F5496" w:themeColor="accent1" w:themeShade="BF"/>
@@ -4532,64 +4566,10 @@
               </w:rPr>
             </w:rPrChange>
           </w:rPr>
-          <w:t>goal</w:t>
-        </w:r>
-      </w:ins>
-      <w:ins w:id="444" w:author="Microsoft Office User" w:date="2026-01-15T16:59:00Z" w16du:dateUtc="2026-01-15T15:59:00Z">
-        <w:r>
-          <w:rPr>
-            <w:color w:val="2F5496" w:themeColor="accent1" w:themeShade="BF"/>
-            <w:sz w:val="28"/>
-            <w:szCs w:val="28"/>
-            <w:lang w:val="en-US"/>
-            <w:rPrChange w:id="445" w:author="Microsoft Office User" w:date="2026-01-15T20:07:00Z" w16du:dateUtc="2026-01-15T19:07:00Z">
-              <w:rPr>
-                <w:sz w:val="28"/>
-                <w:szCs w:val="28"/>
-                <w:lang w:val="en-US"/>
-              </w:rPr>
-            </w:rPrChange>
-          </w:rPr>
-          <w:t xml:space="preserve"> has been completed</w:t>
-        </w:r>
-      </w:ins>
-      <w:ins w:id="446" w:author="Microsoft Office User" w:date="2026-01-15T16:55:00Z" w16du:dateUtc="2026-01-15T15:55:00Z">
-        <w:r>
-          <w:rPr>
-            <w:color w:val="2F5496" w:themeColor="accent1" w:themeShade="BF"/>
-            <w:sz w:val="28"/>
-            <w:szCs w:val="28"/>
-            <w:lang w:val="en-US"/>
-            <w:rPrChange w:id="447" w:author="Microsoft Office User" w:date="2026-01-15T20:07:00Z" w16du:dateUtc="2026-01-15T19:07:00Z">
-              <w:rPr>
-                <w:sz w:val="28"/>
-                <w:szCs w:val="28"/>
-                <w:lang w:val="en-US"/>
-              </w:rPr>
-            </w:rPrChange>
-          </w:rPr>
-          <w:t>.</w:t>
-        </w:r>
-      </w:ins>
-      <w:ins w:id="448" w:author="Microsoft Office User" w:date="2026-01-15T16:59:00Z" w16du:dateUtc="2026-01-15T15:59:00Z">
-        <w:r>
-          <w:rPr>
-            <w:color w:val="2F5496" w:themeColor="accent1" w:themeShade="BF"/>
-            <w:sz w:val="28"/>
-            <w:szCs w:val="28"/>
-            <w:lang w:val="en-US"/>
-            <w:rPrChange w:id="449" w:author="Microsoft Office User" w:date="2026-01-15T20:07:00Z" w16du:dateUtc="2026-01-15T19:07:00Z">
-              <w:rPr>
-                <w:sz w:val="28"/>
-                <w:szCs w:val="28"/>
-                <w:lang w:val="en-US"/>
-              </w:rPr>
-            </w:rPrChange>
-          </w:rPr>
           <w:t xml:space="preserve"> </w:t>
         </w:r>
       </w:ins>
-      <w:ins w:id="450" w:author="Microsoft Office User" w:date="2026-01-17T07:02:00Z" w16du:dateUtc="2026-01-17T06:02:00Z">
+      <w:ins w:id="444" w:author="Microsoft Office User" w:date="2026-01-17T07:02:00Z" w16du:dateUtc="2026-01-17T06:02:00Z">
         <w:r>
           <w:rPr>
             <w:color w:val="2F5496" w:themeColor="accent1" w:themeShade="BF"/>
@@ -4600,7 +4580,61 @@
           <w:t>In general, t</w:t>
         </w:r>
       </w:ins>
-      <w:ins w:id="451" w:author="Microsoft Office User" w:date="2026-01-15T16:59:00Z" w16du:dateUtc="2026-01-15T15:59:00Z">
+      <w:ins w:id="445" w:author="Microsoft Office User" w:date="2026-01-15T16:59:00Z" w16du:dateUtc="2026-01-15T15:59:00Z">
+        <w:r>
+          <w:rPr>
+            <w:color w:val="2F5496" w:themeColor="accent1" w:themeShade="BF"/>
+            <w:sz w:val="28"/>
+            <w:szCs w:val="28"/>
+            <w:lang w:val="en-US"/>
+            <w:rPrChange w:id="446" w:author="Microsoft Office User" w:date="2026-01-15T20:07:00Z" w16du:dateUtc="2026-01-15T19:07:00Z">
+              <w:rPr>
+                <w:sz w:val="28"/>
+                <w:szCs w:val="28"/>
+                <w:lang w:val="en-US"/>
+              </w:rPr>
+            </w:rPrChange>
+          </w:rPr>
+          <w:t>his relate</w:t>
+        </w:r>
+      </w:ins>
+      <w:ins w:id="447" w:author="Microsoft Office User" w:date="2026-01-15T19:33:00Z" w16du:dateUtc="2026-01-15T18:33:00Z">
+        <w:r>
+          <w:rPr>
+            <w:color w:val="2F5496" w:themeColor="accent1" w:themeShade="BF"/>
+            <w:sz w:val="28"/>
+            <w:szCs w:val="28"/>
+            <w:lang w:val="en-US"/>
+            <w:rPrChange w:id="448" w:author="Microsoft Office User" w:date="2026-01-15T20:07:00Z" w16du:dateUtc="2026-01-15T19:07:00Z">
+              <w:rPr>
+                <w:sz w:val="28"/>
+                <w:szCs w:val="28"/>
+                <w:lang w:val="en-US"/>
+              </w:rPr>
+            </w:rPrChange>
+          </w:rPr>
+          <w:t>s</w:t>
+        </w:r>
+      </w:ins>
+      <w:ins w:id="449" w:author="Microsoft Office User" w:date="2026-01-15T16:59:00Z" w16du:dateUtc="2026-01-15T15:59:00Z">
+        <w:r>
+          <w:rPr>
+            <w:color w:val="2F5496" w:themeColor="accent1" w:themeShade="BF"/>
+            <w:sz w:val="28"/>
+            <w:szCs w:val="28"/>
+            <w:lang w:val="en-US"/>
+            <w:rPrChange w:id="450" w:author="Microsoft Office User" w:date="2026-01-15T20:07:00Z" w16du:dateUtc="2026-01-15T19:07:00Z">
+              <w:rPr>
+                <w:sz w:val="28"/>
+                <w:szCs w:val="28"/>
+                <w:lang w:val="en-US"/>
+              </w:rPr>
+            </w:rPrChange>
+          </w:rPr>
+          <w:t xml:space="preserve"> to all file </w:t>
+        </w:r>
+      </w:ins>
+      <w:ins w:id="451" w:author="Microsoft Office User" w:date="2026-01-15T17:00:00Z" w16du:dateUtc="2026-01-15T16:00:00Z">
         <w:r>
           <w:rPr>
             <w:color w:val="2F5496" w:themeColor="accent1" w:themeShade="BF"/>
@@ -4615,10 +4649,10 @@
               </w:rPr>
             </w:rPrChange>
           </w:rPr>
-          <w:t>his relate</w:t>
-        </w:r>
-      </w:ins>
-      <w:ins w:id="453" w:author="Microsoft Office User" w:date="2026-01-15T19:33:00Z" w16du:dateUtc="2026-01-15T18:33:00Z">
+          <w:t xml:space="preserve">and download </w:t>
+        </w:r>
+      </w:ins>
+      <w:ins w:id="453" w:author="Microsoft Office User" w:date="2026-01-15T16:59:00Z" w16du:dateUtc="2026-01-15T15:59:00Z">
         <w:r>
           <w:rPr>
             <w:color w:val="2F5496" w:themeColor="accent1" w:themeShade="BF"/>
@@ -4633,10 +4667,10 @@
               </w:rPr>
             </w:rPrChange>
           </w:rPr>
-          <w:t>s</w:t>
-        </w:r>
-      </w:ins>
-      <w:ins w:id="455" w:author="Microsoft Office User" w:date="2026-01-15T16:59:00Z" w16du:dateUtc="2026-01-15T15:59:00Z">
+          <w:t>goa</w:t>
+        </w:r>
+      </w:ins>
+      <w:ins w:id="455" w:author="Microsoft Office User" w:date="2026-01-15T17:00:00Z" w16du:dateUtc="2026-01-15T16:00:00Z">
         <w:r>
           <w:rPr>
             <w:color w:val="2F5496" w:themeColor="accent1" w:themeShade="BF"/>
@@ -4651,10 +4685,10 @@
               </w:rPr>
             </w:rPrChange>
           </w:rPr>
-          <w:t xml:space="preserve"> to all file </w:t>
-        </w:r>
-      </w:ins>
-      <w:ins w:id="457" w:author="Microsoft Office User" w:date="2026-01-15T17:00:00Z" w16du:dateUtc="2026-01-15T16:00:00Z">
+          <w:t>ls (marked with the prefix</w:t>
+        </w:r>
+      </w:ins>
+      <w:ins w:id="457" w:author="Microsoft Office User" w:date="2026-01-15T19:34:00Z" w16du:dateUtc="2026-01-15T18:34:00Z">
         <w:r>
           <w:rPr>
             <w:color w:val="2F5496" w:themeColor="accent1" w:themeShade="BF"/>
@@ -4669,10 +4703,10 @@
               </w:rPr>
             </w:rPrChange>
           </w:rPr>
-          <w:t xml:space="preserve">and download </w:t>
-        </w:r>
-      </w:ins>
-      <w:ins w:id="459" w:author="Microsoft Office User" w:date="2026-01-15T16:59:00Z" w16du:dateUtc="2026-01-15T15:59:00Z">
+          <w:t>es</w:t>
+        </w:r>
+      </w:ins>
+      <w:ins w:id="459" w:author="Microsoft Office User" w:date="2026-01-15T17:00:00Z" w16du:dateUtc="2026-01-15T16:00:00Z">
         <w:r>
           <w:rPr>
             <w:color w:val="2F5496" w:themeColor="accent1" w:themeShade="BF"/>
@@ -4687,10 +4721,10 @@
               </w:rPr>
             </w:rPrChange>
           </w:rPr>
-          <w:t>goa</w:t>
-        </w:r>
-      </w:ins>
-      <w:ins w:id="461" w:author="Microsoft Office User" w:date="2026-01-15T17:00:00Z" w16du:dateUtc="2026-01-15T16:00:00Z">
+          <w:t xml:space="preserve"> “d:” or</w:t>
+        </w:r>
+      </w:ins>
+      <w:ins w:id="461" w:author="Microsoft Office User" w:date="2026-01-15T16:55:00Z" w16du:dateUtc="2026-01-15T15:55:00Z">
         <w:r>
           <w:rPr>
             <w:color w:val="2F5496" w:themeColor="accent1" w:themeShade="BF"/>
@@ -4705,10 +4739,10 @@
               </w:rPr>
             </w:rPrChange>
           </w:rPr>
-          <w:t>ls (marked with the prefix</w:t>
-        </w:r>
-      </w:ins>
-      <w:ins w:id="463" w:author="Microsoft Office User" w:date="2026-01-15T19:34:00Z" w16du:dateUtc="2026-01-15T18:34:00Z">
+          <w:t xml:space="preserve"> </w:t>
+        </w:r>
+      </w:ins>
+      <w:ins w:id="463" w:author="Microsoft Office User" w:date="2026-01-15T17:00:00Z" w16du:dateUtc="2026-01-15T16:00:00Z">
         <w:r>
           <w:rPr>
             <w:color w:val="2F5496" w:themeColor="accent1" w:themeShade="BF"/>
@@ -4723,28 +4757,50 @@
               </w:rPr>
             </w:rPrChange>
           </w:rPr>
-          <w:t>es</w:t>
-        </w:r>
-      </w:ins>
-      <w:ins w:id="465" w:author="Microsoft Office User" w:date="2026-01-15T17:00:00Z" w16du:dateUtc="2026-01-15T16:00:00Z">
-        <w:r>
-          <w:rPr>
-            <w:color w:val="2F5496" w:themeColor="accent1" w:themeShade="BF"/>
-            <w:sz w:val="28"/>
-            <w:szCs w:val="28"/>
-            <w:lang w:val="en-US"/>
-            <w:rPrChange w:id="466" w:author="Microsoft Office User" w:date="2026-01-15T20:07:00Z" w16du:dateUtc="2026-01-15T19:07:00Z">
-              <w:rPr>
-                <w:sz w:val="28"/>
-                <w:szCs w:val="28"/>
-                <w:lang w:val="en-US"/>
-              </w:rPr>
-            </w:rPrChange>
-          </w:rPr>
-          <w:t xml:space="preserve"> “d:” or</w:t>
-        </w:r>
-      </w:ins>
-      <w:ins w:id="467" w:author="Microsoft Office User" w:date="2026-01-15T16:55:00Z" w16du:dateUtc="2026-01-15T15:55:00Z">
+          <w:t>“f:”</w:t>
+        </w:r>
+      </w:ins>
+      <w:ins w:id="465" w:author="Microsoft Office User" w:date="2026-01-17T07:02:00Z" w16du:dateUtc="2026-01-17T06:02:00Z">
+        <w:r>
+          <w:rPr>
+            <w:color w:val="2F5496" w:themeColor="accent1" w:themeShade="BF"/>
+            <w:sz w:val="28"/>
+            <w:szCs w:val="28"/>
+            <w:lang w:val="en-US"/>
+          </w:rPr>
+          <w:t xml:space="preserve"> in</w:t>
+        </w:r>
+      </w:ins>
+      <w:ins w:id="466" w:author="Microsoft Office User" w:date="2026-01-17T07:03:00Z" w16du:dateUtc="2026-01-17T06:03:00Z">
+        <w:r>
+          <w:rPr>
+            <w:color w:val="2F5496" w:themeColor="accent1" w:themeShade="BF"/>
+            <w:sz w:val="28"/>
+            <w:szCs w:val="28"/>
+            <w:lang w:val="en-US"/>
+          </w:rPr>
+          <w:t xml:space="preserve"> </w:t>
+        </w:r>
+      </w:ins>
+      <w:r>
+        <w:rPr>
+          <w:color w:val="2F5496" w:themeColor="accent1" w:themeShade="BF"/>
+          <w:sz w:val="28"/>
+          <w:szCs w:val="28"/>
+          <w:lang w:val="en-US"/>
+        </w:rPr>
+        <w:t>the goal graph</w:t>
+      </w:r>
+      <w:r>
+        <w:rPr>
+          <w:color w:val="2F5496" w:themeColor="accent1" w:themeShade="BF"/>
+          <w:sz w:val="28"/>
+          <w:szCs w:val="28"/>
+          <w:lang w:val="en-US"/>
+        </w:rPr>
+        <w:t xml:space="preserve"> that is now in the Appendix</w:t>
+      </w:r>
+      <w:ins w:id="467" w:author="Microsoft Office User" w:date="2026-01-15T19:33:00Z" w16du:dateUtc="2026-01-15T18:33:00Z">
         <w:r>
           <w:rPr>
             <w:color w:val="2F5496" w:themeColor="accent1" w:themeShade="BF"/>
@@ -4759,68 +4815,64 @@
               </w:rPr>
             </w:rPrChange>
           </w:rPr>
+          <w:t>)</w:t>
+        </w:r>
+      </w:ins>
+      <w:ins w:id="469" w:author="Microsoft Office User" w:date="2026-01-15T17:00:00Z" w16du:dateUtc="2026-01-15T16:00:00Z">
+        <w:r>
+          <w:rPr>
+            <w:color w:val="2F5496" w:themeColor="accent1" w:themeShade="BF"/>
+            <w:sz w:val="28"/>
+            <w:szCs w:val="28"/>
+            <w:lang w:val="en-US"/>
+            <w:rPrChange w:id="470" w:author="Microsoft Office User" w:date="2026-01-15T20:07:00Z" w16du:dateUtc="2026-01-15T19:07:00Z">
+              <w:rPr>
+                <w:sz w:val="28"/>
+                <w:szCs w:val="28"/>
+                <w:lang w:val="en-US"/>
+              </w:rPr>
+            </w:rPrChange>
+          </w:rPr>
+          <w:t>. E.g.</w:t>
+        </w:r>
+      </w:ins>
+      <w:ins w:id="471" w:author="Microsoft Office User" w:date="2026-01-15T19:34:00Z" w16du:dateUtc="2026-01-15T18:34:00Z">
+        <w:r>
+          <w:rPr>
+            <w:color w:val="2F5496" w:themeColor="accent1" w:themeShade="BF"/>
+            <w:sz w:val="28"/>
+            <w:szCs w:val="28"/>
+            <w:lang w:val="en-US"/>
+            <w:rPrChange w:id="472" w:author="Microsoft Office User" w:date="2026-01-15T20:07:00Z" w16du:dateUtc="2026-01-15T19:07:00Z">
+              <w:rPr>
+                <w:sz w:val="28"/>
+                <w:szCs w:val="28"/>
+                <w:lang w:val="en-US"/>
+              </w:rPr>
+            </w:rPrChange>
+          </w:rPr>
+          <w:t>,</w:t>
+        </w:r>
+      </w:ins>
+      <w:ins w:id="473" w:author="Microsoft Office User" w:date="2026-01-15T17:00:00Z" w16du:dateUtc="2026-01-15T16:00:00Z">
+        <w:r>
+          <w:rPr>
+            <w:color w:val="2F5496" w:themeColor="accent1" w:themeShade="BF"/>
+            <w:sz w:val="28"/>
+            <w:szCs w:val="28"/>
+            <w:lang w:val="en-US"/>
+            <w:rPrChange w:id="474" w:author="Microsoft Office User" w:date="2026-01-15T20:07:00Z" w16du:dateUtc="2026-01-15T19:07:00Z">
+              <w:rPr>
+                <w:sz w:val="28"/>
+                <w:szCs w:val="28"/>
+                <w:lang w:val="en-US"/>
+              </w:rPr>
+            </w:rPrChange>
+          </w:rPr>
           <w:t xml:space="preserve"> </w:t>
         </w:r>
       </w:ins>
-      <w:ins w:id="469" w:author="Microsoft Office User" w:date="2026-01-15T17:00:00Z" w16du:dateUtc="2026-01-15T16:00:00Z">
-        <w:r>
-          <w:rPr>
-            <w:color w:val="2F5496" w:themeColor="accent1" w:themeShade="BF"/>
-            <w:sz w:val="28"/>
-            <w:szCs w:val="28"/>
-            <w:lang w:val="en-US"/>
-            <w:rPrChange w:id="470" w:author="Microsoft Office User" w:date="2026-01-15T20:07:00Z" w16du:dateUtc="2026-01-15T19:07:00Z">
-              <w:rPr>
-                <w:sz w:val="28"/>
-                <w:szCs w:val="28"/>
-                <w:lang w:val="en-US"/>
-              </w:rPr>
-            </w:rPrChange>
-          </w:rPr>
-          <w:t>“f:”</w:t>
-        </w:r>
-      </w:ins>
-      <w:ins w:id="471" w:author="Microsoft Office User" w:date="2026-01-17T07:02:00Z" w16du:dateUtc="2026-01-17T06:02:00Z">
-        <w:r>
-          <w:rPr>
-            <w:color w:val="2F5496" w:themeColor="accent1" w:themeShade="BF"/>
-            <w:sz w:val="28"/>
-            <w:szCs w:val="28"/>
-            <w:lang w:val="en-US"/>
-          </w:rPr>
-          <w:t xml:space="preserve"> in</w:t>
-        </w:r>
-      </w:ins>
-      <w:ins w:id="472" w:author="Microsoft Office User" w:date="2026-01-17T07:03:00Z" w16du:dateUtc="2026-01-17T06:03:00Z">
-        <w:r>
-          <w:rPr>
-            <w:color w:val="2F5496" w:themeColor="accent1" w:themeShade="BF"/>
-            <w:sz w:val="28"/>
-            <w:szCs w:val="28"/>
-            <w:lang w:val="en-US"/>
-          </w:rPr>
-          <w:t xml:space="preserve"> Fig. 1</w:t>
-        </w:r>
-      </w:ins>
-      <w:ins w:id="473" w:author="Microsoft Office User" w:date="2026-01-15T19:33:00Z" w16du:dateUtc="2026-01-15T18:33:00Z">
-        <w:r>
-          <w:rPr>
-            <w:color w:val="2F5496" w:themeColor="accent1" w:themeShade="BF"/>
-            <w:sz w:val="28"/>
-            <w:szCs w:val="28"/>
-            <w:lang w:val="en-US"/>
-            <w:rPrChange w:id="474" w:author="Microsoft Office User" w:date="2026-01-15T20:07:00Z" w16du:dateUtc="2026-01-15T19:07:00Z">
-              <w:rPr>
-                <w:sz w:val="28"/>
-                <w:szCs w:val="28"/>
-                <w:lang w:val="en-US"/>
-              </w:rPr>
-            </w:rPrChange>
-          </w:rPr>
-          <w:t>)</w:t>
-        </w:r>
-      </w:ins>
-      <w:ins w:id="475" w:author="Microsoft Office User" w:date="2026-01-15T17:00:00Z" w16du:dateUtc="2026-01-15T16:00:00Z">
+      <w:ins w:id="475" w:author="Microsoft Office User" w:date="2026-01-15T17:01:00Z" w16du:dateUtc="2026-01-15T16:01:00Z">
         <w:r>
           <w:rPr>
             <w:color w:val="2F5496" w:themeColor="accent1" w:themeShade="BF"/>
@@ -4828,60 +4880,6 @@
             <w:szCs w:val="28"/>
             <w:lang w:val="en-US"/>
             <w:rPrChange w:id="476" w:author="Microsoft Office User" w:date="2026-01-15T20:07:00Z" w16du:dateUtc="2026-01-15T19:07:00Z">
-              <w:rPr>
-                <w:sz w:val="28"/>
-                <w:szCs w:val="28"/>
-                <w:lang w:val="en-US"/>
-              </w:rPr>
-            </w:rPrChange>
-          </w:rPr>
-          <w:t>. E.g.</w:t>
-        </w:r>
-      </w:ins>
-      <w:ins w:id="477" w:author="Microsoft Office User" w:date="2026-01-15T19:34:00Z" w16du:dateUtc="2026-01-15T18:34:00Z">
-        <w:r>
-          <w:rPr>
-            <w:color w:val="2F5496" w:themeColor="accent1" w:themeShade="BF"/>
-            <w:sz w:val="28"/>
-            <w:szCs w:val="28"/>
-            <w:lang w:val="en-US"/>
-            <w:rPrChange w:id="478" w:author="Microsoft Office User" w:date="2026-01-15T20:07:00Z" w16du:dateUtc="2026-01-15T19:07:00Z">
-              <w:rPr>
-                <w:sz w:val="28"/>
-                <w:szCs w:val="28"/>
-                <w:lang w:val="en-US"/>
-              </w:rPr>
-            </w:rPrChange>
-          </w:rPr>
-          <w:t>,</w:t>
-        </w:r>
-      </w:ins>
-      <w:ins w:id="479" w:author="Microsoft Office User" w:date="2026-01-15T17:00:00Z" w16du:dateUtc="2026-01-15T16:00:00Z">
-        <w:r>
-          <w:rPr>
-            <w:color w:val="2F5496" w:themeColor="accent1" w:themeShade="BF"/>
-            <w:sz w:val="28"/>
-            <w:szCs w:val="28"/>
-            <w:lang w:val="en-US"/>
-            <w:rPrChange w:id="480" w:author="Microsoft Office User" w:date="2026-01-15T20:07:00Z" w16du:dateUtc="2026-01-15T19:07:00Z">
-              <w:rPr>
-                <w:sz w:val="28"/>
-                <w:szCs w:val="28"/>
-                <w:lang w:val="en-US"/>
-              </w:rPr>
-            </w:rPrChange>
-          </w:rPr>
-          <w:t xml:space="preserve"> </w:t>
-        </w:r>
-      </w:ins>
-      <w:ins w:id="481" w:author="Microsoft Office User" w:date="2026-01-15T17:01:00Z" w16du:dateUtc="2026-01-15T16:01:00Z">
-        <w:r>
-          <w:rPr>
-            <w:color w:val="2F5496" w:themeColor="accent1" w:themeShade="BF"/>
-            <w:sz w:val="28"/>
-            <w:szCs w:val="28"/>
-            <w:lang w:val="en-US"/>
-            <w:rPrChange w:id="482" w:author="Microsoft Office User" w:date="2026-01-15T20:07:00Z" w16du:dateUtc="2026-01-15T19:07:00Z">
               <w:rPr>
                 <w:sz w:val="28"/>
                 <w:szCs w:val="28"/>
@@ -4899,7 +4897,7 @@
             <w:sz w:val="28"/>
             <w:szCs w:val="28"/>
             <w:lang w:val="en-US"/>
-            <w:rPrChange w:id="483" w:author="Microsoft Office User" w:date="2026-01-15T20:07:00Z" w16du:dateUtc="2026-01-15T19:07:00Z">
+            <w:rPrChange w:id="477" w:author="Microsoft Office User" w:date="2026-01-15T20:07:00Z" w16du:dateUtc="2026-01-15T19:07:00Z">
               <w:rPr>
                 <w:sz w:val="28"/>
                 <w:szCs w:val="28"/>
@@ -4917,6 +4915,76 @@
             <w:sz w:val="28"/>
             <w:szCs w:val="28"/>
             <w:lang w:val="en-US"/>
+            <w:rPrChange w:id="478" w:author="Microsoft Office User" w:date="2026-01-15T20:07:00Z" w16du:dateUtc="2026-01-15T19:07:00Z">
+              <w:rPr>
+                <w:sz w:val="28"/>
+                <w:szCs w:val="28"/>
+                <w:lang w:val="en-US"/>
+              </w:rPr>
+            </w:rPrChange>
+          </w:rPr>
+          <w:t>”</w:t>
+        </w:r>
+      </w:ins>
+      <w:ins w:id="479" w:author="Microsoft Office User" w:date="2026-01-15T19:34:00Z" w16du:dateUtc="2026-01-15T18:34:00Z">
+        <w:r>
+          <w:rPr>
+            <w:color w:val="2F5496" w:themeColor="accent1" w:themeShade="BF"/>
+            <w:sz w:val="28"/>
+            <w:szCs w:val="28"/>
+            <w:lang w:val="en-US"/>
+            <w:rPrChange w:id="480" w:author="Microsoft Office User" w:date="2026-01-15T20:07:00Z" w16du:dateUtc="2026-01-15T19:07:00Z">
+              <w:rPr>
+                <w:sz w:val="28"/>
+                <w:szCs w:val="28"/>
+                <w:lang w:val="en-US"/>
+              </w:rPr>
+            </w:rPrChange>
+          </w:rPr>
+          <w:t>:</w:t>
+        </w:r>
+      </w:ins>
+      <w:ins w:id="481" w:author="Microsoft Office User" w:date="2026-01-15T17:01:00Z" w16du:dateUtc="2026-01-15T16:01:00Z">
+        <w:r>
+          <w:rPr>
+            <w:color w:val="2F5496" w:themeColor="accent1" w:themeShade="BF"/>
+            <w:sz w:val="28"/>
+            <w:szCs w:val="28"/>
+            <w:lang w:val="en-US"/>
+            <w:rPrChange w:id="482" w:author="Microsoft Office User" w:date="2026-01-15T20:07:00Z" w16du:dateUtc="2026-01-15T19:07:00Z">
+              <w:rPr>
+                <w:sz w:val="28"/>
+                <w:szCs w:val="28"/>
+                <w:lang w:val="en-US"/>
+              </w:rPr>
+            </w:rPrChange>
+          </w:rPr>
+          <w:t xml:space="preserve"> It saves the already filled k-</w:t>
+        </w:r>
+        <w:proofErr w:type="spellStart"/>
+        <w:r>
+          <w:rPr>
+            <w:color w:val="2F5496" w:themeColor="accent1" w:themeShade="BF"/>
+            <w:sz w:val="28"/>
+            <w:szCs w:val="28"/>
+            <w:lang w:val="en-US"/>
+            <w:rPrChange w:id="483" w:author="Microsoft Office User" w:date="2026-01-15T20:07:00Z" w16du:dateUtc="2026-01-15T19:07:00Z">
+              <w:rPr>
+                <w:sz w:val="28"/>
+                <w:szCs w:val="28"/>
+                <w:lang w:val="en-US"/>
+              </w:rPr>
+            </w:rPrChange>
+          </w:rPr>
+          <w:t>mer</w:t>
+        </w:r>
+        <w:proofErr w:type="spellEnd"/>
+        <w:r>
+          <w:rPr>
+            <w:color w:val="2F5496" w:themeColor="accent1" w:themeShade="BF"/>
+            <w:sz w:val="28"/>
+            <w:szCs w:val="28"/>
+            <w:lang w:val="en-US"/>
             <w:rPrChange w:id="484" w:author="Microsoft Office User" w:date="2026-01-15T20:07:00Z" w16du:dateUtc="2026-01-15T19:07:00Z">
               <w:rPr>
                 <w:sz w:val="28"/>
@@ -4925,56 +4993,46 @@
               </w:rPr>
             </w:rPrChange>
           </w:rPr>
-          <w:t xml:space="preserve">” from Figure </w:t>
-        </w:r>
-      </w:ins>
-      <w:ins w:id="485" w:author="Microsoft Office User" w:date="2026-01-17T07:04:00Z" w16du:dateUtc="2026-01-17T06:04:00Z">
-        <w:r>
-          <w:rPr>
-            <w:color w:val="2F5496" w:themeColor="accent1" w:themeShade="BF"/>
-            <w:sz w:val="28"/>
-            <w:szCs w:val="28"/>
-            <w:lang w:val="en-US"/>
-          </w:rPr>
-          <w:t>1</w:t>
-        </w:r>
-      </w:ins>
-      <w:ins w:id="486" w:author="Microsoft Office User" w:date="2026-01-15T19:34:00Z" w16du:dateUtc="2026-01-15T18:34:00Z">
-        <w:r>
-          <w:rPr>
-            <w:color w:val="2F5496" w:themeColor="accent1" w:themeShade="BF"/>
-            <w:sz w:val="28"/>
-            <w:szCs w:val="28"/>
-            <w:lang w:val="en-US"/>
-            <w:rPrChange w:id="487" w:author="Microsoft Office User" w:date="2026-01-15T20:07:00Z" w16du:dateUtc="2026-01-15T19:07:00Z">
-              <w:rPr>
-                <w:sz w:val="28"/>
-                <w:szCs w:val="28"/>
-                <w:lang w:val="en-US"/>
-              </w:rPr>
-            </w:rPrChange>
-          </w:rPr>
-          <w:t>:</w:t>
-        </w:r>
-      </w:ins>
-      <w:ins w:id="488" w:author="Microsoft Office User" w:date="2026-01-15T17:01:00Z" w16du:dateUtc="2026-01-15T16:01:00Z">
-        <w:r>
-          <w:rPr>
-            <w:color w:val="2F5496" w:themeColor="accent1" w:themeShade="BF"/>
-            <w:sz w:val="28"/>
-            <w:szCs w:val="28"/>
-            <w:lang w:val="en-US"/>
-            <w:rPrChange w:id="489" w:author="Microsoft Office User" w:date="2026-01-15T20:07:00Z" w16du:dateUtc="2026-01-15T19:07:00Z">
-              <w:rPr>
-                <w:sz w:val="28"/>
-                <w:szCs w:val="28"/>
-                <w:lang w:val="en-US"/>
-              </w:rPr>
-            </w:rPrChange>
-          </w:rPr>
-          <w:t xml:space="preserve"> It saves the already filled k-</w:t>
-        </w:r>
-        <w:proofErr w:type="spellStart"/>
+          <w:t xml:space="preserve"> data</w:t>
+        </w:r>
+      </w:ins>
+      <w:ins w:id="485" w:author="Microsoft Office User" w:date="2026-01-15T17:02:00Z" w16du:dateUtc="2026-01-15T16:02:00Z">
+        <w:r>
+          <w:rPr>
+            <w:color w:val="2F5496" w:themeColor="accent1" w:themeShade="BF"/>
+            <w:sz w:val="28"/>
+            <w:szCs w:val="28"/>
+            <w:lang w:val="en-US"/>
+            <w:rPrChange w:id="486" w:author="Microsoft Office User" w:date="2026-01-15T20:07:00Z" w16du:dateUtc="2026-01-15T19:07:00Z">
+              <w:rPr>
+                <w:sz w:val="28"/>
+                <w:szCs w:val="28"/>
+                <w:lang w:val="en-US"/>
+              </w:rPr>
+            </w:rPrChange>
+          </w:rPr>
+          <w:t xml:space="preserve">base before the </w:t>
+        </w:r>
+      </w:ins>
+      <w:ins w:id="487" w:author="Microsoft Office User" w:date="2026-01-15T19:34:00Z" w16du:dateUtc="2026-01-15T18:34:00Z">
+        <w:r>
+          <w:rPr>
+            <w:color w:val="2F5496" w:themeColor="accent1" w:themeShade="BF"/>
+            <w:sz w:val="28"/>
+            <w:szCs w:val="28"/>
+            <w:lang w:val="en-US"/>
+            <w:rPrChange w:id="488" w:author="Microsoft Office User" w:date="2026-01-15T20:07:00Z" w16du:dateUtc="2026-01-15T19:07:00Z">
+              <w:rPr>
+                <w:sz w:val="28"/>
+                <w:szCs w:val="28"/>
+                <w:lang w:val="en-US"/>
+              </w:rPr>
+            </w:rPrChange>
+          </w:rPr>
+          <w:t xml:space="preserve">(usually long running) </w:t>
+        </w:r>
+      </w:ins>
+      <w:ins w:id="489" w:author="Microsoft Office User" w:date="2026-01-15T17:02:00Z" w16du:dateUtc="2026-01-15T16:02:00Z">
         <w:r>
           <w:rPr>
             <w:color w:val="2F5496" w:themeColor="accent1" w:themeShade="BF"/>
@@ -4989,81 +5047,10 @@
               </w:rPr>
             </w:rPrChange>
           </w:rPr>
-          <w:t>mer</w:t>
-        </w:r>
-        <w:proofErr w:type="spellEnd"/>
-        <w:r>
-          <w:rPr>
-            <w:color w:val="2F5496" w:themeColor="accent1" w:themeShade="BF"/>
-            <w:sz w:val="28"/>
-            <w:szCs w:val="28"/>
-            <w:lang w:val="en-US"/>
-            <w:rPrChange w:id="491" w:author="Microsoft Office User" w:date="2026-01-15T20:07:00Z" w16du:dateUtc="2026-01-15T19:07:00Z">
-              <w:rPr>
-                <w:sz w:val="28"/>
-                <w:szCs w:val="28"/>
-                <w:lang w:val="en-US"/>
-              </w:rPr>
-            </w:rPrChange>
-          </w:rPr>
-          <w:t xml:space="preserve"> data</w:t>
-        </w:r>
-      </w:ins>
-      <w:ins w:id="492" w:author="Microsoft Office User" w:date="2026-01-15T17:02:00Z" w16du:dateUtc="2026-01-15T16:02:00Z">
-        <w:r>
-          <w:rPr>
-            <w:color w:val="2F5496" w:themeColor="accent1" w:themeShade="BF"/>
-            <w:sz w:val="28"/>
-            <w:szCs w:val="28"/>
-            <w:lang w:val="en-US"/>
-            <w:rPrChange w:id="493" w:author="Microsoft Office User" w:date="2026-01-15T20:07:00Z" w16du:dateUtc="2026-01-15T19:07:00Z">
-              <w:rPr>
-                <w:sz w:val="28"/>
-                <w:szCs w:val="28"/>
-                <w:lang w:val="en-US"/>
-              </w:rPr>
-            </w:rPrChange>
-          </w:rPr>
-          <w:t xml:space="preserve">base before the </w:t>
-        </w:r>
-      </w:ins>
-      <w:ins w:id="494" w:author="Microsoft Office User" w:date="2026-01-15T19:34:00Z" w16du:dateUtc="2026-01-15T18:34:00Z">
-        <w:r>
-          <w:rPr>
-            <w:color w:val="2F5496" w:themeColor="accent1" w:themeShade="BF"/>
-            <w:sz w:val="28"/>
-            <w:szCs w:val="28"/>
-            <w:lang w:val="en-US"/>
-            <w:rPrChange w:id="495" w:author="Microsoft Office User" w:date="2026-01-15T20:07:00Z" w16du:dateUtc="2026-01-15T19:07:00Z">
-              <w:rPr>
-                <w:sz w:val="28"/>
-                <w:szCs w:val="28"/>
-                <w:lang w:val="en-US"/>
-              </w:rPr>
-            </w:rPrChange>
-          </w:rPr>
-          <w:t xml:space="preserve">(usually long running) </w:t>
-        </w:r>
-      </w:ins>
-      <w:ins w:id="496" w:author="Microsoft Office User" w:date="2026-01-15T17:02:00Z" w16du:dateUtc="2026-01-15T16:02:00Z">
-        <w:r>
-          <w:rPr>
-            <w:color w:val="2F5496" w:themeColor="accent1" w:themeShade="BF"/>
-            <w:sz w:val="28"/>
-            <w:szCs w:val="28"/>
-            <w:lang w:val="en-US"/>
-            <w:rPrChange w:id="497" w:author="Microsoft Office User" w:date="2026-01-15T20:07:00Z" w16du:dateUtc="2026-01-15T19:07:00Z">
-              <w:rPr>
-                <w:sz w:val="28"/>
-                <w:szCs w:val="28"/>
-                <w:lang w:val="en-US"/>
-              </w:rPr>
-            </w:rPrChange>
-          </w:rPr>
           <w:t>LCA update is performed</w:t>
         </w:r>
       </w:ins>
-      <w:ins w:id="498" w:author="Microsoft Office User" w:date="2026-01-20T07:56:00Z" w16du:dateUtc="2026-01-20T06:56:00Z">
+      <w:ins w:id="491" w:author="Microsoft Office User" w:date="2026-01-20T07:56:00Z" w16du:dateUtc="2026-01-20T06:56:00Z">
         <w:r>
           <w:rPr>
             <w:color w:val="2F5496" w:themeColor="accent1" w:themeShade="BF"/>
@@ -5073,7 +5060,19 @@
           </w:rPr>
           <w:t xml:space="preserve"> via “</w:t>
         </w:r>
-        <w:proofErr w:type="spellStart"/>
+      </w:ins>
+      <w:proofErr w:type="spellStart"/>
+      <w:proofErr w:type="gramStart"/>
+      <w:r>
+        <w:rPr>
+          <w:color w:val="2F5496" w:themeColor="accent1" w:themeShade="BF"/>
+          <w:sz w:val="28"/>
+          <w:szCs w:val="28"/>
+          <w:lang w:val="en-US"/>
+        </w:rPr>
+        <w:t>o:</w:t>
+      </w:r>
+      <w:ins w:id="492" w:author="Microsoft Office User" w:date="2026-01-20T07:56:00Z" w16du:dateUtc="2026-01-20T06:56:00Z">
         <w:r>
           <w:rPr>
             <w:color w:val="2F5496" w:themeColor="accent1" w:themeShade="BF"/>
@@ -5084,7 +5083,7 @@
           <w:t>update</w:t>
         </w:r>
       </w:ins>
-      <w:ins w:id="499" w:author="Microsoft Office User" w:date="2026-01-20T07:57:00Z" w16du:dateUtc="2026-01-20T06:57:00Z">
+      <w:ins w:id="493" w:author="Microsoft Office User" w:date="2026-01-20T07:57:00Z" w16du:dateUtc="2026-01-20T06:57:00Z">
         <w:r>
           <w:rPr>
             <w:color w:val="2F5496" w:themeColor="accent1" w:themeShade="BF"/>
@@ -5096,7 +5095,8 @@
         </w:r>
       </w:ins>
       <w:proofErr w:type="spellEnd"/>
-      <w:ins w:id="500" w:author="Microsoft Office User" w:date="2026-01-20T07:56:00Z" w16du:dateUtc="2026-01-20T06:56:00Z">
+      <w:proofErr w:type="gramEnd"/>
+      <w:ins w:id="494" w:author="Microsoft Office User" w:date="2026-01-20T07:56:00Z" w16du:dateUtc="2026-01-20T06:56:00Z">
         <w:r>
           <w:rPr>
             <w:color w:val="2F5496" w:themeColor="accent1" w:themeShade="BF"/>
@@ -5107,14 +5107,14 @@
           <w:t>”</w:t>
         </w:r>
       </w:ins>
-      <w:ins w:id="501" w:author="Microsoft Office User" w:date="2026-01-15T17:02:00Z" w16du:dateUtc="2026-01-15T16:02:00Z">
-        <w:r>
-          <w:rPr>
-            <w:color w:val="2F5496" w:themeColor="accent1" w:themeShade="BF"/>
-            <w:sz w:val="28"/>
-            <w:szCs w:val="28"/>
-            <w:lang w:val="en-US"/>
-            <w:rPrChange w:id="502" w:author="Microsoft Office User" w:date="2026-01-15T20:07:00Z" w16du:dateUtc="2026-01-15T19:07:00Z">
+      <w:ins w:id="495" w:author="Microsoft Office User" w:date="2026-01-15T17:02:00Z" w16du:dateUtc="2026-01-15T16:02:00Z">
+        <w:r>
+          <w:rPr>
+            <w:color w:val="2F5496" w:themeColor="accent1" w:themeShade="BF"/>
+            <w:sz w:val="28"/>
+            <w:szCs w:val="28"/>
+            <w:lang w:val="en-US"/>
+            <w:rPrChange w:id="496" w:author="Microsoft Office User" w:date="2026-01-15T20:07:00Z" w16du:dateUtc="2026-01-15T19:07:00Z">
               <w:rPr>
                 <w:sz w:val="28"/>
                 <w:szCs w:val="28"/>
@@ -5125,14 +5125,14 @@
           <w:t>. So</w:t>
         </w:r>
       </w:ins>
-      <w:ins w:id="503" w:author="Microsoft Office User" w:date="2026-01-15T19:35:00Z" w16du:dateUtc="2026-01-15T18:35:00Z">
-        <w:r>
-          <w:rPr>
-            <w:color w:val="2F5496" w:themeColor="accent1" w:themeShade="BF"/>
-            <w:sz w:val="28"/>
-            <w:szCs w:val="28"/>
-            <w:lang w:val="en-US"/>
-            <w:rPrChange w:id="504" w:author="Microsoft Office User" w:date="2026-01-15T20:07:00Z" w16du:dateUtc="2026-01-15T19:07:00Z">
+      <w:ins w:id="497" w:author="Microsoft Office User" w:date="2026-01-15T19:35:00Z" w16du:dateUtc="2026-01-15T18:35:00Z">
+        <w:r>
+          <w:rPr>
+            <w:color w:val="2F5496" w:themeColor="accent1" w:themeShade="BF"/>
+            <w:sz w:val="28"/>
+            <w:szCs w:val="28"/>
+            <w:lang w:val="en-US"/>
+            <w:rPrChange w:id="498" w:author="Microsoft Office User" w:date="2026-01-15T20:07:00Z" w16du:dateUtc="2026-01-15T19:07:00Z">
               <w:rPr>
                 <w:sz w:val="28"/>
                 <w:szCs w:val="28"/>
@@ -5143,6 +5143,64 @@
           <w:t>,</w:t>
         </w:r>
       </w:ins>
+      <w:ins w:id="499" w:author="Microsoft Office User" w:date="2026-01-15T17:02:00Z" w16du:dateUtc="2026-01-15T16:02:00Z">
+        <w:r>
+          <w:rPr>
+            <w:color w:val="2F5496" w:themeColor="accent1" w:themeShade="BF"/>
+            <w:sz w:val="28"/>
+            <w:szCs w:val="28"/>
+            <w:lang w:val="en-US"/>
+            <w:rPrChange w:id="500" w:author="Microsoft Office User" w:date="2026-01-15T20:07:00Z" w16du:dateUtc="2026-01-15T19:07:00Z">
+              <w:rPr>
+                <w:sz w:val="28"/>
+                <w:szCs w:val="28"/>
+                <w:lang w:val="en-US"/>
+              </w:rPr>
+            </w:rPrChange>
+          </w:rPr>
+          <w:t xml:space="preserve"> if the LCA-update is stopped for some reason</w:t>
+        </w:r>
+      </w:ins>
+      <w:ins w:id="501" w:author="Microsoft Office User" w:date="2026-01-17T07:04:00Z" w16du:dateUtc="2026-01-17T06:04:00Z">
+        <w:r>
+          <w:rPr>
+            <w:color w:val="2F5496" w:themeColor="accent1" w:themeShade="BF"/>
+            <w:sz w:val="28"/>
+            <w:szCs w:val="28"/>
+            <w:lang w:val="en-US"/>
+          </w:rPr>
+          <w:t>,</w:t>
+        </w:r>
+      </w:ins>
+      <w:ins w:id="502" w:author="Microsoft Office User" w:date="2026-01-15T17:02:00Z" w16du:dateUtc="2026-01-15T16:02:00Z">
+        <w:r>
+          <w:rPr>
+            <w:color w:val="2F5496" w:themeColor="accent1" w:themeShade="BF"/>
+            <w:sz w:val="28"/>
+            <w:szCs w:val="28"/>
+            <w:lang w:val="en-US"/>
+            <w:rPrChange w:id="503" w:author="Microsoft Office User" w:date="2026-01-15T20:07:00Z" w16du:dateUtc="2026-01-15T19:07:00Z">
+              <w:rPr>
+                <w:sz w:val="28"/>
+                <w:szCs w:val="28"/>
+                <w:lang w:val="en-US"/>
+              </w:rPr>
+            </w:rPrChange>
+          </w:rPr>
+          <w:t xml:space="preserve"> </w:t>
+        </w:r>
+      </w:ins>
+      <w:ins w:id="504" w:author="Microsoft Office User" w:date="2026-01-20T07:56:00Z" w16du:dateUtc="2026-01-20T06:56:00Z">
+        <w:r>
+          <w:rPr>
+            <w:color w:val="2F5496" w:themeColor="accent1" w:themeShade="BF"/>
+            <w:sz w:val="28"/>
+            <w:szCs w:val="28"/>
+            <w:lang w:val="en-US"/>
+          </w:rPr>
+          <w:t xml:space="preserve">then </w:t>
+        </w:r>
+      </w:ins>
       <w:ins w:id="505" w:author="Microsoft Office User" w:date="2026-01-15T17:02:00Z" w16du:dateUtc="2026-01-15T16:02:00Z">
         <w:r>
           <w:rPr>
@@ -5158,28 +5216,44 @@
               </w:rPr>
             </w:rPrChange>
           </w:rPr>
-          <w:t xml:space="preserve"> if the LCA-update is stopped for some reason</w:t>
-        </w:r>
-      </w:ins>
-      <w:ins w:id="507" w:author="Microsoft Office User" w:date="2026-01-17T07:04:00Z" w16du:dateUtc="2026-01-17T06:04:00Z">
-        <w:r>
-          <w:rPr>
-            <w:color w:val="2F5496" w:themeColor="accent1" w:themeShade="BF"/>
-            <w:sz w:val="28"/>
-            <w:szCs w:val="28"/>
-            <w:lang w:val="en-US"/>
-          </w:rPr>
-          <w:t>,</w:t>
-        </w:r>
-      </w:ins>
-      <w:ins w:id="508" w:author="Microsoft Office User" w:date="2026-01-15T17:02:00Z" w16du:dateUtc="2026-01-15T16:02:00Z">
-        <w:r>
-          <w:rPr>
-            <w:color w:val="2F5496" w:themeColor="accent1" w:themeShade="BF"/>
-            <w:sz w:val="28"/>
-            <w:szCs w:val="28"/>
-            <w:lang w:val="en-US"/>
-            <w:rPrChange w:id="509" w:author="Microsoft Office User" w:date="2026-01-15T20:07:00Z" w16du:dateUtc="2026-01-15T19:07:00Z">
+          <w:t xml:space="preserve">not all the work is lost but </w:t>
+        </w:r>
+      </w:ins>
+      <w:ins w:id="507" w:author="Microsoft Office User" w:date="2026-01-15T19:35:00Z" w16du:dateUtc="2026-01-15T18:35:00Z">
+        <w:r>
+          <w:rPr>
+            <w:color w:val="2F5496" w:themeColor="accent1" w:themeShade="BF"/>
+            <w:sz w:val="28"/>
+            <w:szCs w:val="28"/>
+            <w:lang w:val="en-US"/>
+            <w:rPrChange w:id="508" w:author="Microsoft Office User" w:date="2026-01-15T20:07:00Z" w16du:dateUtc="2026-01-15T19:07:00Z">
+              <w:rPr>
+                <w:sz w:val="28"/>
+                <w:szCs w:val="28"/>
+                <w:lang w:val="en-US"/>
+              </w:rPr>
+            </w:rPrChange>
+          </w:rPr>
+          <w:t>instead</w:t>
+        </w:r>
+      </w:ins>
+      <w:r>
+        <w:rPr>
+          <w:color w:val="2F5496" w:themeColor="accent1" w:themeShade="BF"/>
+          <w:sz w:val="28"/>
+          <w:szCs w:val="28"/>
+          <w:lang w:val="en-US"/>
+        </w:rPr>
+        <w:t>,</w:t>
+      </w:r>
+      <w:ins w:id="509" w:author="Microsoft Office User" w:date="2026-01-15T19:35:00Z" w16du:dateUtc="2026-01-15T18:35:00Z">
+        <w:r>
+          <w:rPr>
+            <w:color w:val="2F5496" w:themeColor="accent1" w:themeShade="BF"/>
+            <w:sz w:val="28"/>
+            <w:szCs w:val="28"/>
+            <w:lang w:val="en-US"/>
+            <w:rPrChange w:id="510" w:author="Microsoft Office User" w:date="2026-01-15T20:07:00Z" w16du:dateUtc="2026-01-15T19:07:00Z">
               <w:rPr>
                 <w:sz w:val="28"/>
                 <w:szCs w:val="28"/>
@@ -5190,17 +5264,6 @@
           <w:t xml:space="preserve"> </w:t>
         </w:r>
       </w:ins>
-      <w:ins w:id="510" w:author="Microsoft Office User" w:date="2026-01-20T07:56:00Z" w16du:dateUtc="2026-01-20T06:56:00Z">
-        <w:r>
-          <w:rPr>
-            <w:color w:val="2F5496" w:themeColor="accent1" w:themeShade="BF"/>
-            <w:sz w:val="28"/>
-            <w:szCs w:val="28"/>
-            <w:lang w:val="en-US"/>
-          </w:rPr>
-          <w:t xml:space="preserve">then </w:t>
-        </w:r>
-      </w:ins>
       <w:ins w:id="511" w:author="Microsoft Office User" w:date="2026-01-15T17:02:00Z" w16du:dateUtc="2026-01-15T16:02:00Z">
         <w:r>
           <w:rPr>
@@ -5216,10 +5279,10 @@
               </w:rPr>
             </w:rPrChange>
           </w:rPr>
-          <w:t xml:space="preserve">not all the work is lost but </w:t>
-        </w:r>
-      </w:ins>
-      <w:ins w:id="513" w:author="Microsoft Office User" w:date="2026-01-15T19:35:00Z" w16du:dateUtc="2026-01-15T18:35:00Z">
+          <w:t>the system can r</w:t>
+        </w:r>
+      </w:ins>
+      <w:ins w:id="513" w:author="Microsoft Office User" w:date="2026-01-15T17:03:00Z" w16du:dateUtc="2026-01-15T16:03:00Z">
         <w:r>
           <w:rPr>
             <w:color w:val="2F5496" w:themeColor="accent1" w:themeShade="BF"/>
@@ -5234,10 +5297,10 @@
               </w:rPr>
             </w:rPrChange>
           </w:rPr>
-          <w:t xml:space="preserve">instead </w:t>
-        </w:r>
-      </w:ins>
-      <w:ins w:id="515" w:author="Microsoft Office User" w:date="2026-01-15T17:02:00Z" w16du:dateUtc="2026-01-15T16:02:00Z">
+          <w:t>esume it</w:t>
+        </w:r>
+      </w:ins>
+      <w:ins w:id="515" w:author="Microsoft Office User" w:date="2026-01-15T19:35:00Z" w16du:dateUtc="2026-01-15T18:35:00Z">
         <w:r>
           <w:rPr>
             <w:color w:val="2F5496" w:themeColor="accent1" w:themeShade="BF"/>
@@ -5252,7 +5315,7 @@
               </w:rPr>
             </w:rPrChange>
           </w:rPr>
-          <w:t>the system can r</w:t>
+          <w:t>s</w:t>
         </w:r>
       </w:ins>
       <w:ins w:id="517" w:author="Microsoft Office User" w:date="2026-01-15T17:03:00Z" w16du:dateUtc="2026-01-15T16:03:00Z">
@@ -5270,7 +5333,7 @@
               </w:rPr>
             </w:rPrChange>
           </w:rPr>
-          <w:t>esume it</w:t>
+          <w:t xml:space="preserve"> work by loading the corresponding temporary database </w:t>
         </w:r>
       </w:ins>
       <w:ins w:id="519" w:author="Microsoft Office User" w:date="2026-01-15T19:35:00Z" w16du:dateUtc="2026-01-15T18:35:00Z">
@@ -5288,7 +5351,7 @@
               </w:rPr>
             </w:rPrChange>
           </w:rPr>
-          <w:t>s</w:t>
+          <w:t xml:space="preserve">as </w:t>
         </w:r>
       </w:ins>
       <w:ins w:id="521" w:author="Microsoft Office User" w:date="2026-01-15T17:03:00Z" w16du:dateUtc="2026-01-15T16:03:00Z">
@@ -5306,25 +5369,29 @@
               </w:rPr>
             </w:rPrChange>
           </w:rPr>
-          <w:t xml:space="preserve"> work by loading the corresponding temporary database </w:t>
-        </w:r>
-      </w:ins>
-      <w:ins w:id="523" w:author="Microsoft Office User" w:date="2026-01-15T19:35:00Z" w16du:dateUtc="2026-01-15T18:35:00Z">
-        <w:r>
-          <w:rPr>
-            <w:color w:val="2F5496" w:themeColor="accent1" w:themeShade="BF"/>
-            <w:sz w:val="28"/>
-            <w:szCs w:val="28"/>
-            <w:lang w:val="en-US"/>
-            <w:rPrChange w:id="524" w:author="Microsoft Office User" w:date="2026-01-15T20:07:00Z" w16du:dateUtc="2026-01-15T19:07:00Z">
-              <w:rPr>
-                <w:sz w:val="28"/>
-                <w:szCs w:val="28"/>
-                <w:lang w:val="en-US"/>
-              </w:rPr>
-            </w:rPrChange>
-          </w:rPr>
-          <w:t xml:space="preserve">as </w:t>
+          <w:t xml:space="preserve">saved </w:t>
+        </w:r>
+      </w:ins>
+      <w:ins w:id="523" w:author="Microsoft Office User" w:date="2026-01-17T07:04:00Z" w16du:dateUtc="2026-01-17T06:04:00Z">
+        <w:r>
+          <w:rPr>
+            <w:color w:val="2F5496" w:themeColor="accent1" w:themeShade="BF"/>
+            <w:sz w:val="28"/>
+            <w:szCs w:val="28"/>
+            <w:lang w:val="en-US"/>
+          </w:rPr>
+          <w:t xml:space="preserve">at the end </w:t>
+        </w:r>
+      </w:ins>
+      <w:ins w:id="524" w:author="Microsoft Office User" w:date="2026-01-17T07:05:00Z" w16du:dateUtc="2026-01-17T06:05:00Z">
+        <w:r>
+          <w:rPr>
+            <w:color w:val="2F5496" w:themeColor="accent1" w:themeShade="BF"/>
+            <w:sz w:val="28"/>
+            <w:szCs w:val="28"/>
+            <w:lang w:val="en-US"/>
+          </w:rPr>
+          <w:t xml:space="preserve">of </w:t>
         </w:r>
       </w:ins>
       <w:ins w:id="525" w:author="Microsoft Office User" w:date="2026-01-15T17:03:00Z" w16du:dateUtc="2026-01-15T16:03:00Z">
@@ -5335,46 +5402,6 @@
             <w:szCs w:val="28"/>
             <w:lang w:val="en-US"/>
             <w:rPrChange w:id="526" w:author="Microsoft Office User" w:date="2026-01-15T20:07:00Z" w16du:dateUtc="2026-01-15T19:07:00Z">
-              <w:rPr>
-                <w:sz w:val="28"/>
-                <w:szCs w:val="28"/>
-                <w:lang w:val="en-US"/>
-              </w:rPr>
-            </w:rPrChange>
-          </w:rPr>
-          <w:t xml:space="preserve">saved </w:t>
-        </w:r>
-      </w:ins>
-      <w:ins w:id="527" w:author="Microsoft Office User" w:date="2026-01-17T07:04:00Z" w16du:dateUtc="2026-01-17T06:04:00Z">
-        <w:r>
-          <w:rPr>
-            <w:color w:val="2F5496" w:themeColor="accent1" w:themeShade="BF"/>
-            <w:sz w:val="28"/>
-            <w:szCs w:val="28"/>
-            <w:lang w:val="en-US"/>
-          </w:rPr>
-          <w:t xml:space="preserve">at the end </w:t>
-        </w:r>
-      </w:ins>
-      <w:ins w:id="528" w:author="Microsoft Office User" w:date="2026-01-17T07:05:00Z" w16du:dateUtc="2026-01-17T06:05:00Z">
-        <w:r>
-          <w:rPr>
-            <w:color w:val="2F5496" w:themeColor="accent1" w:themeShade="BF"/>
-            <w:sz w:val="28"/>
-            <w:szCs w:val="28"/>
-            <w:lang w:val="en-US"/>
-          </w:rPr>
-          <w:t xml:space="preserve">of </w:t>
-        </w:r>
-      </w:ins>
-      <w:ins w:id="529" w:author="Microsoft Office User" w:date="2026-01-15T17:03:00Z" w16du:dateUtc="2026-01-15T16:03:00Z">
-        <w:r>
-          <w:rPr>
-            <w:color w:val="2F5496" w:themeColor="accent1" w:themeShade="BF"/>
-            <w:sz w:val="28"/>
-            <w:szCs w:val="28"/>
-            <w:lang w:val="en-US"/>
-            <w:rPrChange w:id="530" w:author="Microsoft Office User" w:date="2026-01-15T20:07:00Z" w16du:dateUtc="2026-01-15T19:07:00Z">
               <w:rPr>
                 <w:sz w:val="28"/>
                 <w:szCs w:val="28"/>
@@ -5392,7 +5419,7 @@
             <w:sz w:val="28"/>
             <w:szCs w:val="28"/>
             <w:lang w:val="en-US"/>
-            <w:rPrChange w:id="531" w:author="Microsoft Office User" w:date="2026-01-15T20:07:00Z" w16du:dateUtc="2026-01-15T19:07:00Z">
+            <w:rPrChange w:id="527" w:author="Microsoft Office User" w:date="2026-01-15T20:07:00Z" w16du:dateUtc="2026-01-15T19:07:00Z">
               <w:rPr>
                 <w:sz w:val="28"/>
                 <w:szCs w:val="28"/>
@@ -5403,14 +5430,14 @@
           <w:t>f:t</w:t>
         </w:r>
       </w:ins>
-      <w:ins w:id="532" w:author="Microsoft Office User" w:date="2026-01-15T17:04:00Z" w16du:dateUtc="2026-01-15T16:04:00Z">
-        <w:r>
-          <w:rPr>
-            <w:color w:val="2F5496" w:themeColor="accent1" w:themeShade="BF"/>
-            <w:sz w:val="28"/>
-            <w:szCs w:val="28"/>
-            <w:lang w:val="en-US"/>
-            <w:rPrChange w:id="533" w:author="Microsoft Office User" w:date="2026-01-15T20:07:00Z" w16du:dateUtc="2026-01-15T19:07:00Z">
+      <w:ins w:id="528" w:author="Microsoft Office User" w:date="2026-01-15T17:04:00Z" w16du:dateUtc="2026-01-15T16:04:00Z">
+        <w:r>
+          <w:rPr>
+            <w:color w:val="2F5496" w:themeColor="accent1" w:themeShade="BF"/>
+            <w:sz w:val="28"/>
+            <w:szCs w:val="28"/>
+            <w:lang w:val="en-US"/>
+            <w:rPrChange w:id="529" w:author="Microsoft Office User" w:date="2026-01-15T20:07:00Z" w16du:dateUtc="2026-01-15T19:07:00Z">
               <w:rPr>
                 <w:sz w:val="28"/>
                 <w:szCs w:val="28"/>
@@ -5428,7 +5455,7 @@
             <w:sz w:val="28"/>
             <w:szCs w:val="28"/>
             <w:lang w:val="en-US"/>
-            <w:rPrChange w:id="534" w:author="Microsoft Office User" w:date="2026-01-15T20:07:00Z" w16du:dateUtc="2026-01-15T19:07:00Z">
+            <w:rPrChange w:id="530" w:author="Microsoft Office User" w:date="2026-01-15T20:07:00Z" w16du:dateUtc="2026-01-15T19:07:00Z">
               <w:rPr>
                 <w:sz w:val="28"/>
                 <w:szCs w:val="28"/>
@@ -5439,14 +5466,14 @@
           <w:t>”</w:t>
         </w:r>
       </w:ins>
-      <w:ins w:id="535" w:author="Microsoft Office User" w:date="2026-01-15T19:35:00Z" w16du:dateUtc="2026-01-15T18:35:00Z">
-        <w:r>
-          <w:rPr>
-            <w:color w:val="2F5496" w:themeColor="accent1" w:themeShade="BF"/>
-            <w:sz w:val="28"/>
-            <w:szCs w:val="28"/>
-            <w:lang w:val="en-US"/>
-            <w:rPrChange w:id="536" w:author="Microsoft Office User" w:date="2026-01-15T20:07:00Z" w16du:dateUtc="2026-01-15T19:07:00Z">
+      <w:ins w:id="531" w:author="Microsoft Office User" w:date="2026-01-15T19:35:00Z" w16du:dateUtc="2026-01-15T18:35:00Z">
+        <w:r>
+          <w:rPr>
+            <w:color w:val="2F5496" w:themeColor="accent1" w:themeShade="BF"/>
+            <w:sz w:val="28"/>
+            <w:szCs w:val="28"/>
+            <w:lang w:val="en-US"/>
+            <w:rPrChange w:id="532" w:author="Microsoft Office User" w:date="2026-01-15T20:07:00Z" w16du:dateUtc="2026-01-15T19:07:00Z">
               <w:rPr>
                 <w:sz w:val="28"/>
                 <w:szCs w:val="28"/>
@@ -5462,13 +5489,13 @@
       <w:pPr>
         <w:pStyle w:val="u-mb-24"/>
         <w:rPr>
-          <w:ins w:id="537" w:author="Microsoft Office User" w:date="2026-01-15T16:54:00Z" w16du:dateUtc="2026-01-15T15:54:00Z"/>
+          <w:ins w:id="533" w:author="Microsoft Office User" w:date="2026-01-15T16:54:00Z" w16du:dateUtc="2026-01-15T15:54:00Z"/>
           <w:sz w:val="28"/>
           <w:szCs w:val="28"/>
           <w:lang w:val="en-US"/>
         </w:rPr>
       </w:pPr>
-      <w:ins w:id="538" w:author="Microsoft Office User" w:date="2026-01-15T17:04:00Z" w16du:dateUtc="2026-01-15T16:04:00Z">
+      <w:ins w:id="534" w:author="Microsoft Office User" w:date="2026-01-15T17:04:00Z" w16du:dateUtc="2026-01-15T16:04:00Z">
         <w:r>
           <w:rPr>
             <w:b/>
@@ -5477,7 +5504,7 @@
             <w:sz w:val="28"/>
             <w:szCs w:val="28"/>
             <w:lang w:val="en-US"/>
-            <w:rPrChange w:id="539" w:author="Microsoft Office User" w:date="2026-01-15T20:07:00Z" w16du:dateUtc="2026-01-15T19:07:00Z">
+            <w:rPrChange w:id="535" w:author="Microsoft Office User" w:date="2026-01-15T20:07:00Z" w16du:dateUtc="2026-01-15T19:07:00Z">
               <w:rPr>
                 <w:sz w:val="28"/>
                 <w:szCs w:val="28"/>
@@ -5495,7 +5522,7 @@
             <w:sz w:val="28"/>
             <w:szCs w:val="28"/>
             <w:lang w:val="en-US"/>
-            <w:rPrChange w:id="540" w:author="Microsoft Office User" w:date="2026-01-15T20:07:00Z" w16du:dateUtc="2026-01-15T19:07:00Z">
+            <w:rPrChange w:id="536" w:author="Microsoft Office User" w:date="2026-01-15T20:07:00Z" w16du:dateUtc="2026-01-15T19:07:00Z">
               <w:rPr>
                 <w:b/>
                 <w:bCs/>
@@ -5513,54 +5540,45 @@
             <w:sz w:val="28"/>
             <w:szCs w:val="28"/>
             <w:lang w:val="en-US"/>
-            <w:rPrChange w:id="541" w:author="Microsoft Office User" w:date="2026-01-15T20:07:00Z" w16du:dateUtc="2026-01-15T19:07:00Z">
-              <w:rPr>
-                <w:sz w:val="28"/>
-                <w:szCs w:val="28"/>
-                <w:lang w:val="en-US"/>
-              </w:rPr>
-            </w:rPrChange>
-          </w:rPr>
-          <w:t xml:space="preserve">As this has </w:t>
-        </w:r>
-      </w:ins>
-      <w:ins w:id="542" w:author="Microsoft Office User" w:date="2026-01-15T17:05:00Z" w16du:dateUtc="2026-01-15T16:05:00Z">
-        <w:r>
-          <w:rPr>
-            <w:color w:val="2F5496" w:themeColor="accent1" w:themeShade="BF"/>
-            <w:sz w:val="28"/>
-            <w:szCs w:val="28"/>
-            <w:lang w:val="en-US"/>
-            <w:rPrChange w:id="543" w:author="Microsoft Office User" w:date="2026-01-15T20:07:00Z" w16du:dateUtc="2026-01-15T19:07:00Z">
-              <w:rPr>
-                <w:sz w:val="28"/>
-                <w:szCs w:val="28"/>
-                <w:lang w:val="en-US"/>
-              </w:rPr>
-            </w:rPrChange>
-          </w:rPr>
-          <w:t xml:space="preserve">apparently </w:t>
-        </w:r>
-      </w:ins>
-      <w:ins w:id="544" w:author="Microsoft Office User" w:date="2026-01-15T17:04:00Z" w16du:dateUtc="2026-01-15T16:04:00Z">
-        <w:r>
-          <w:rPr>
-            <w:color w:val="2F5496" w:themeColor="accent1" w:themeShade="BF"/>
-            <w:sz w:val="28"/>
-            <w:szCs w:val="28"/>
-            <w:lang w:val="en-US"/>
-            <w:rPrChange w:id="545" w:author="Microsoft Office User" w:date="2026-01-15T20:07:00Z" w16du:dateUtc="2026-01-15T19:07:00Z">
-              <w:rPr>
-                <w:sz w:val="28"/>
-                <w:szCs w:val="28"/>
-                <w:lang w:val="en-US"/>
-              </w:rPr>
-            </w:rPrChange>
-          </w:rPr>
-          <w:t>not been clar</w:t>
-        </w:r>
-      </w:ins>
-      <w:ins w:id="546" w:author="Microsoft Office User" w:date="2026-01-17T07:05:00Z" w16du:dateUtc="2026-01-17T06:05:00Z">
+            <w:rPrChange w:id="537" w:author="Microsoft Office User" w:date="2026-01-15T20:07:00Z" w16du:dateUtc="2026-01-15T19:07:00Z">
+              <w:rPr>
+                <w:sz w:val="28"/>
+                <w:szCs w:val="28"/>
+                <w:lang w:val="en-US"/>
+              </w:rPr>
+            </w:rPrChange>
+          </w:rPr>
+          <w:t xml:space="preserve">As this </w:t>
+        </w:r>
+      </w:ins>
+      <w:r>
+        <w:rPr>
+          <w:color w:val="2F5496" w:themeColor="accent1" w:themeShade="BF"/>
+          <w:sz w:val="28"/>
+          <w:szCs w:val="28"/>
+          <w:lang w:val="en-US"/>
+        </w:rPr>
+        <w:t xml:space="preserve">aspect </w:t>
+      </w:r>
+      <w:ins w:id="538" w:author="Microsoft Office User" w:date="2026-01-15T17:04:00Z" w16du:dateUtc="2026-01-15T16:04:00Z">
+        <w:r>
+          <w:rPr>
+            <w:color w:val="2F5496" w:themeColor="accent1" w:themeShade="BF"/>
+            <w:sz w:val="28"/>
+            <w:szCs w:val="28"/>
+            <w:lang w:val="en-US"/>
+            <w:rPrChange w:id="539" w:author="Microsoft Office User" w:date="2026-01-15T20:07:00Z" w16du:dateUtc="2026-01-15T19:07:00Z">
+              <w:rPr>
+                <w:sz w:val="28"/>
+                <w:szCs w:val="28"/>
+                <w:lang w:val="en-US"/>
+              </w:rPr>
+            </w:rPrChange>
+          </w:rPr>
+          <w:t>has not been clar</w:t>
+        </w:r>
+      </w:ins>
+      <w:ins w:id="540" w:author="Microsoft Office User" w:date="2026-01-17T07:05:00Z" w16du:dateUtc="2026-01-17T06:05:00Z">
         <w:r>
           <w:rPr>
             <w:color w:val="2F5496" w:themeColor="accent1" w:themeShade="BF"/>
@@ -5571,7 +5589,61 @@
           <w:t>i</w:t>
         </w:r>
       </w:ins>
-      <w:ins w:id="547" w:author="Microsoft Office User" w:date="2026-01-15T17:04:00Z" w16du:dateUtc="2026-01-15T16:04:00Z">
+      <w:ins w:id="541" w:author="Microsoft Office User" w:date="2026-01-15T17:04:00Z" w16du:dateUtc="2026-01-15T16:04:00Z">
+        <w:r>
+          <w:rPr>
+            <w:color w:val="2F5496" w:themeColor="accent1" w:themeShade="BF"/>
+            <w:sz w:val="28"/>
+            <w:szCs w:val="28"/>
+            <w:lang w:val="en-US"/>
+            <w:rPrChange w:id="542" w:author="Microsoft Office User" w:date="2026-01-15T20:07:00Z" w16du:dateUtc="2026-01-15T19:07:00Z">
+              <w:rPr>
+                <w:sz w:val="28"/>
+                <w:szCs w:val="28"/>
+                <w:lang w:val="en-US"/>
+              </w:rPr>
+            </w:rPrChange>
+          </w:rPr>
+          <w:t xml:space="preserve">fied </w:t>
+        </w:r>
+      </w:ins>
+      <w:ins w:id="543" w:author="Microsoft Office User" w:date="2026-01-15T17:05:00Z" w16du:dateUtc="2026-01-15T16:05:00Z">
+        <w:r>
+          <w:rPr>
+            <w:color w:val="2F5496" w:themeColor="accent1" w:themeShade="BF"/>
+            <w:sz w:val="28"/>
+            <w:szCs w:val="28"/>
+            <w:lang w:val="en-US"/>
+            <w:rPrChange w:id="544" w:author="Microsoft Office User" w:date="2026-01-15T20:07:00Z" w16du:dateUtc="2026-01-15T19:07:00Z">
+              <w:rPr>
+                <w:sz w:val="28"/>
+                <w:szCs w:val="28"/>
+                <w:lang w:val="en-US"/>
+              </w:rPr>
+            </w:rPrChange>
+          </w:rPr>
+          <w:t xml:space="preserve">well </w:t>
+        </w:r>
+      </w:ins>
+      <w:ins w:id="545" w:author="Microsoft Office User" w:date="2026-01-15T17:04:00Z" w16du:dateUtc="2026-01-15T16:04:00Z">
+        <w:r>
+          <w:rPr>
+            <w:color w:val="2F5496" w:themeColor="accent1" w:themeShade="BF"/>
+            <w:sz w:val="28"/>
+            <w:szCs w:val="28"/>
+            <w:lang w:val="en-US"/>
+            <w:rPrChange w:id="546" w:author="Microsoft Office User" w:date="2026-01-15T20:07:00Z" w16du:dateUtc="2026-01-15T19:07:00Z">
+              <w:rPr>
+                <w:sz w:val="28"/>
+                <w:szCs w:val="28"/>
+                <w:lang w:val="en-US"/>
+              </w:rPr>
+            </w:rPrChange>
+          </w:rPr>
+          <w:t>enough</w:t>
+        </w:r>
+      </w:ins>
+      <w:ins w:id="547" w:author="Microsoft Office User" w:date="2026-01-15T18:31:00Z" w16du:dateUtc="2026-01-15T17:31:00Z">
         <w:r>
           <w:rPr>
             <w:color w:val="2F5496" w:themeColor="accent1" w:themeShade="BF"/>
@@ -5586,10 +5658,10 @@
               </w:rPr>
             </w:rPrChange>
           </w:rPr>
-          <w:t xml:space="preserve">fied </w:t>
-        </w:r>
-      </w:ins>
-      <w:ins w:id="549" w:author="Microsoft Office User" w:date="2026-01-15T17:05:00Z" w16du:dateUtc="2026-01-15T16:05:00Z">
+          <w:t>,</w:t>
+        </w:r>
+      </w:ins>
+      <w:ins w:id="549" w:author="Microsoft Office User" w:date="2026-01-15T17:04:00Z" w16du:dateUtc="2026-01-15T16:04:00Z">
         <w:r>
           <w:rPr>
             <w:color w:val="2F5496" w:themeColor="accent1" w:themeShade="BF"/>
@@ -5604,10 +5676,10 @@
               </w:rPr>
             </w:rPrChange>
           </w:rPr>
-          <w:t xml:space="preserve">well </w:t>
-        </w:r>
-      </w:ins>
-      <w:ins w:id="551" w:author="Microsoft Office User" w:date="2026-01-15T17:04:00Z" w16du:dateUtc="2026-01-15T16:04:00Z">
+          <w:t xml:space="preserve"> </w:t>
+        </w:r>
+      </w:ins>
+      <w:ins w:id="551" w:author="Microsoft Office User" w:date="2026-01-15T17:05:00Z" w16du:dateUtc="2026-01-15T16:05:00Z">
         <w:r>
           <w:rPr>
             <w:color w:val="2F5496" w:themeColor="accent1" w:themeShade="BF"/>
@@ -5622,7 +5694,7 @@
               </w:rPr>
             </w:rPrChange>
           </w:rPr>
-          <w:t>enough</w:t>
+          <w:t xml:space="preserve">we included </w:t>
         </w:r>
       </w:ins>
       <w:ins w:id="553" w:author="Microsoft Office User" w:date="2026-01-15T18:31:00Z" w16du:dateUtc="2026-01-15T17:31:00Z">
@@ -5640,10 +5712,10 @@
               </w:rPr>
             </w:rPrChange>
           </w:rPr>
-          <w:t>,</w:t>
-        </w:r>
-      </w:ins>
-      <w:ins w:id="555" w:author="Microsoft Office User" w:date="2026-01-15T17:04:00Z" w16du:dateUtc="2026-01-15T16:04:00Z">
+          <w:t>an</w:t>
+        </w:r>
+      </w:ins>
+      <w:ins w:id="555" w:author="Microsoft Office User" w:date="2026-01-15T17:05:00Z" w16du:dateUtc="2026-01-15T16:05:00Z">
         <w:r>
           <w:rPr>
             <w:color w:val="2F5496" w:themeColor="accent1" w:themeShade="BF"/>
@@ -5658,9 +5730,18 @@
               </w:rPr>
             </w:rPrChange>
           </w:rPr>
-          <w:t xml:space="preserve"> </w:t>
-        </w:r>
-      </w:ins>
+          <w:t xml:space="preserve"> additional </w:t>
+        </w:r>
+      </w:ins>
+      <w:r>
+        <w:rPr>
+          <w:color w:val="2F5496" w:themeColor="accent1" w:themeShade="BF"/>
+          <w:sz w:val="28"/>
+          <w:szCs w:val="28"/>
+          <w:lang w:val="en-US"/>
+        </w:rPr>
+        <w:t>explanation</w:t>
+      </w:r>
       <w:ins w:id="557" w:author="Microsoft Office User" w:date="2026-01-15T17:05:00Z" w16du:dateUtc="2026-01-15T16:05:00Z">
         <w:r>
           <w:rPr>
@@ -5676,10 +5757,19 @@
               </w:rPr>
             </w:rPrChange>
           </w:rPr>
-          <w:t xml:space="preserve">we included </w:t>
-        </w:r>
-      </w:ins>
-      <w:ins w:id="559" w:author="Microsoft Office User" w:date="2026-01-15T18:31:00Z" w16du:dateUtc="2026-01-15T17:31:00Z">
+          <w:t xml:space="preserve"> on </w:t>
+        </w:r>
+      </w:ins>
+      <w:r>
+        <w:rPr>
+          <w:color w:val="2F5496" w:themeColor="accent1" w:themeShade="BF"/>
+          <w:sz w:val="28"/>
+          <w:szCs w:val="28"/>
+          <w:lang w:val="en-US"/>
+        </w:rPr>
+        <w:t>it</w:t>
+      </w:r>
+      <w:ins w:id="559" w:author="Microsoft Office User" w:date="2026-01-15T17:05:00Z" w16du:dateUtc="2026-01-15T16:05:00Z">
         <w:r>
           <w:rPr>
             <w:color w:val="2F5496" w:themeColor="accent1" w:themeShade="BF"/>
@@ -5694,71 +5784,15 @@
               </w:rPr>
             </w:rPrChange>
           </w:rPr>
-          <w:t>an</w:t>
-        </w:r>
-      </w:ins>
-      <w:ins w:id="561" w:author="Microsoft Office User" w:date="2026-01-15T17:05:00Z" w16du:dateUtc="2026-01-15T16:05:00Z">
-        <w:r>
-          <w:rPr>
-            <w:color w:val="2F5496" w:themeColor="accent1" w:themeShade="BF"/>
-            <w:sz w:val="28"/>
-            <w:szCs w:val="28"/>
-            <w:lang w:val="en-US"/>
-            <w:rPrChange w:id="562" w:author="Microsoft Office User" w:date="2026-01-15T20:07:00Z" w16du:dateUtc="2026-01-15T19:07:00Z">
-              <w:rPr>
-                <w:sz w:val="28"/>
-                <w:szCs w:val="28"/>
-                <w:lang w:val="en-US"/>
-              </w:rPr>
-            </w:rPrChange>
-          </w:rPr>
-          <w:t xml:space="preserve"> additional paragraph on this </w:t>
-        </w:r>
-      </w:ins>
-      <w:ins w:id="563" w:author="Microsoft Office User" w:date="2026-01-15T18:31:00Z" w16du:dateUtc="2026-01-15T17:31:00Z">
-        <w:r>
-          <w:rPr>
-            <w:color w:val="2F5496" w:themeColor="accent1" w:themeShade="BF"/>
-            <w:sz w:val="28"/>
-            <w:szCs w:val="28"/>
-            <w:lang w:val="en-US"/>
-            <w:rPrChange w:id="564" w:author="Microsoft Office User" w:date="2026-01-15T20:07:00Z" w16du:dateUtc="2026-01-15T19:07:00Z">
-              <w:rPr>
-                <w:sz w:val="28"/>
-                <w:szCs w:val="28"/>
-                <w:lang w:val="en-US"/>
-              </w:rPr>
-            </w:rPrChange>
-          </w:rPr>
-          <w:t>aspect</w:t>
-        </w:r>
-      </w:ins>
-      <w:ins w:id="565" w:author="Microsoft Office User" w:date="2026-01-15T17:05:00Z" w16du:dateUtc="2026-01-15T16:05:00Z">
-        <w:r>
-          <w:rPr>
-            <w:color w:val="2F5496" w:themeColor="accent1" w:themeShade="BF"/>
-            <w:sz w:val="28"/>
-            <w:szCs w:val="28"/>
-            <w:lang w:val="en-US"/>
-            <w:rPrChange w:id="566" w:author="Microsoft Office User" w:date="2026-01-15T20:07:00Z" w16du:dateUtc="2026-01-15T19:07:00Z">
-              <w:rPr>
-                <w:sz w:val="28"/>
-                <w:szCs w:val="28"/>
-                <w:lang w:val="en-US"/>
-              </w:rPr>
-            </w:rPrChange>
-          </w:rPr>
           <w:t xml:space="preserve"> in </w:t>
         </w:r>
         <w:r>
           <w:rPr>
-            <w:b/>
-            <w:bCs/>
-            <w:color w:val="2F5496" w:themeColor="accent1" w:themeShade="BF"/>
-            <w:sz w:val="28"/>
-            <w:szCs w:val="28"/>
-            <w:lang w:val="en-US"/>
-            <w:rPrChange w:id="567" w:author="Microsoft Office User" w:date="2026-01-15T20:07:00Z" w16du:dateUtc="2026-01-15T19:07:00Z">
+            <w:color w:val="2F5496" w:themeColor="accent1" w:themeShade="BF"/>
+            <w:sz w:val="28"/>
+            <w:szCs w:val="28"/>
+            <w:lang w:val="en-US"/>
+            <w:rPrChange w:id="561" w:author="Microsoft Office User" w:date="2026-01-15T20:07:00Z" w16du:dateUtc="2026-01-15T19:07:00Z">
               <w:rPr>
                 <w:sz w:val="28"/>
                 <w:szCs w:val="28"/>
@@ -5769,11 +5803,9 @@
           <w:t xml:space="preserve">Section </w:t>
         </w:r>
       </w:ins>
-      <w:ins w:id="568" w:author="Microsoft Office User" w:date="2026-01-20T07:57:00Z" w16du:dateUtc="2026-01-20T06:57:00Z">
-        <w:r>
-          <w:rPr>
-            <w:b/>
-            <w:bCs/>
+      <w:ins w:id="562" w:author="Microsoft Office User" w:date="2026-01-20T07:57:00Z" w16du:dateUtc="2026-01-20T06:57:00Z">
+        <w:r>
+          <w:rPr>
             <w:color w:val="2F5496" w:themeColor="accent1" w:themeShade="BF"/>
             <w:sz w:val="28"/>
             <w:szCs w:val="28"/>
@@ -5787,7 +5819,7 @@
       <w:pPr>
         <w:pStyle w:val="u-mb-24"/>
         <w:rPr>
-          <w:ins w:id="569" w:author="Microsoft Office User" w:date="2026-01-15T18:32:00Z" w16du:dateUtc="2026-01-15T17:32:00Z"/>
+          <w:ins w:id="563" w:author="Microsoft Office User" w:date="2026-01-15T18:32:00Z" w16du:dateUtc="2026-01-15T17:32:00Z"/>
           <w:sz w:val="28"/>
           <w:szCs w:val="28"/>
           <w:lang w:val="en-US"/>
@@ -5824,14 +5856,14 @@
       <w:pPr>
         <w:pStyle w:val="u-mb-24"/>
         <w:rPr>
-          <w:ins w:id="570" w:author="Microsoft Office User" w:date="2026-01-15T18:36:00Z" w16du:dateUtc="2026-01-15T17:36:00Z"/>
+          <w:ins w:id="564" w:author="Microsoft Office User" w:date="2026-01-15T18:36:00Z" w16du:dateUtc="2026-01-15T17:36:00Z"/>
           <w:color w:val="2F5496" w:themeColor="accent1" w:themeShade="BF"/>
           <w:sz w:val="28"/>
           <w:szCs w:val="28"/>
           <w:lang w:val="en-US"/>
-          <w:rPrChange w:id="571" w:author="Microsoft Office User" w:date="2026-01-15T20:08:00Z" w16du:dateUtc="2026-01-15T19:08:00Z">
+          <w:rPrChange w:id="565" w:author="Microsoft Office User" w:date="2026-01-15T20:08:00Z" w16du:dateUtc="2026-01-15T19:08:00Z">
             <w:rPr>
-              <w:ins w:id="572" w:author="Microsoft Office User" w:date="2026-01-15T18:36:00Z" w16du:dateUtc="2026-01-15T17:36:00Z"/>
+              <w:ins w:id="566" w:author="Microsoft Office User" w:date="2026-01-15T18:36:00Z" w16du:dateUtc="2026-01-15T17:36:00Z"/>
               <w:sz w:val="28"/>
               <w:szCs w:val="28"/>
               <w:lang w:val="en-US"/>
@@ -5839,6 +5871,64 @@
           </w:rPrChange>
         </w:rPr>
       </w:pPr>
+      <w:ins w:id="567" w:author="Microsoft Office User" w:date="2026-01-15T18:32:00Z" w16du:dateUtc="2026-01-15T17:32:00Z">
+        <w:r>
+          <w:rPr>
+            <w:color w:val="2F5496" w:themeColor="accent1" w:themeShade="BF"/>
+            <w:sz w:val="28"/>
+            <w:szCs w:val="28"/>
+            <w:lang w:val="en-US"/>
+            <w:rPrChange w:id="568" w:author="Microsoft Office User" w:date="2026-01-15T20:08:00Z" w16du:dateUtc="2026-01-15T19:08:00Z">
+              <w:rPr>
+                <w:sz w:val="28"/>
+                <w:szCs w:val="28"/>
+                <w:lang w:val="en-US"/>
+              </w:rPr>
+            </w:rPrChange>
+          </w:rPr>
+          <w:t>Yes</w:t>
+        </w:r>
+      </w:ins>
+      <w:ins w:id="569" w:author="Microsoft Office User" w:date="2026-01-15T20:08:00Z" w16du:dateUtc="2026-01-15T19:08:00Z">
+        <w:r>
+          <w:rPr>
+            <w:color w:val="2F5496" w:themeColor="accent1" w:themeShade="BF"/>
+            <w:sz w:val="28"/>
+            <w:szCs w:val="28"/>
+            <w:lang w:val="en-US"/>
+          </w:rPr>
+          <w:t>,</w:t>
+        </w:r>
+      </w:ins>
+      <w:ins w:id="570" w:author="Microsoft Office User" w:date="2026-01-15T18:32:00Z" w16du:dateUtc="2026-01-15T17:32:00Z">
+        <w:r>
+          <w:rPr>
+            <w:color w:val="2F5496" w:themeColor="accent1" w:themeShade="BF"/>
+            <w:sz w:val="28"/>
+            <w:szCs w:val="28"/>
+            <w:lang w:val="en-US"/>
+            <w:rPrChange w:id="571" w:author="Microsoft Office User" w:date="2026-01-15T20:08:00Z" w16du:dateUtc="2026-01-15T19:08:00Z">
+              <w:rPr>
+                <w:sz w:val="28"/>
+                <w:szCs w:val="28"/>
+                <w:lang w:val="en-US"/>
+              </w:rPr>
+            </w:rPrChange>
+          </w:rPr>
+          <w:t xml:space="preserve"> you </w:t>
+        </w:r>
+      </w:ins>
+      <w:ins w:id="572" w:author="Microsoft Office User" w:date="2026-01-15T20:08:00Z" w16du:dateUtc="2026-01-15T19:08:00Z">
+        <w:r>
+          <w:rPr>
+            <w:color w:val="2F5496" w:themeColor="accent1" w:themeShade="BF"/>
+            <w:sz w:val="28"/>
+            <w:szCs w:val="28"/>
+            <w:lang w:val="en-US"/>
+          </w:rPr>
+          <w:t>assumed</w:t>
+        </w:r>
+      </w:ins>
       <w:ins w:id="573" w:author="Microsoft Office User" w:date="2026-01-15T18:32:00Z" w16du:dateUtc="2026-01-15T17:32:00Z">
         <w:r>
           <w:rPr>
@@ -5854,68 +5944,64 @@
               </w:rPr>
             </w:rPrChange>
           </w:rPr>
-          <w:t>Yes</w:t>
-        </w:r>
-      </w:ins>
-      <w:ins w:id="575" w:author="Microsoft Office User" w:date="2026-01-15T20:08:00Z" w16du:dateUtc="2026-01-15T19:08:00Z">
-        <w:r>
-          <w:rPr>
-            <w:color w:val="2F5496" w:themeColor="accent1" w:themeShade="BF"/>
-            <w:sz w:val="28"/>
-            <w:szCs w:val="28"/>
-            <w:lang w:val="en-US"/>
+          <w:t xml:space="preserve"> right</w:t>
+        </w:r>
+      </w:ins>
+      <w:ins w:id="575" w:author="Microsoft Office User" w:date="2026-01-15T18:35:00Z" w16du:dateUtc="2026-01-15T17:35:00Z">
+        <w:r>
+          <w:rPr>
+            <w:color w:val="2F5496" w:themeColor="accent1" w:themeShade="BF"/>
+            <w:sz w:val="28"/>
+            <w:szCs w:val="28"/>
+            <w:lang w:val="en-US"/>
+            <w:rPrChange w:id="576" w:author="Microsoft Office User" w:date="2026-01-15T20:08:00Z" w16du:dateUtc="2026-01-15T19:08:00Z">
+              <w:rPr>
+                <w:sz w:val="28"/>
+                <w:szCs w:val="28"/>
+                <w:lang w:val="en-US"/>
+              </w:rPr>
+            </w:rPrChange>
+          </w:rPr>
+          <w:t>:</w:t>
+        </w:r>
+      </w:ins>
+      <w:ins w:id="577" w:author="Microsoft Office User" w:date="2026-01-15T18:32:00Z" w16du:dateUtc="2026-01-15T17:32:00Z">
+        <w:r>
+          <w:rPr>
+            <w:color w:val="2F5496" w:themeColor="accent1" w:themeShade="BF"/>
+            <w:sz w:val="28"/>
+            <w:szCs w:val="28"/>
+            <w:lang w:val="en-US"/>
+            <w:rPrChange w:id="578" w:author="Microsoft Office User" w:date="2026-01-15T20:08:00Z" w16du:dateUtc="2026-01-15T19:08:00Z">
+              <w:rPr>
+                <w:sz w:val="28"/>
+                <w:szCs w:val="28"/>
+                <w:lang w:val="en-US"/>
+              </w:rPr>
+            </w:rPrChange>
+          </w:rPr>
+          <w:t xml:space="preserve"> The reference data sets</w:t>
+        </w:r>
+      </w:ins>
+      <w:ins w:id="579" w:author="Microsoft Office User" w:date="2026-01-15T20:07:00Z" w16du:dateUtc="2026-01-15T19:07:00Z">
+        <w:r>
+          <w:rPr>
+            <w:color w:val="2F5496" w:themeColor="accent1" w:themeShade="BF"/>
+            <w:sz w:val="28"/>
+            <w:szCs w:val="28"/>
+            <w:lang w:val="en-US"/>
+            <w:rPrChange w:id="580" w:author="Microsoft Office User" w:date="2026-01-15T20:08:00Z" w16du:dateUtc="2026-01-15T19:08:00Z">
+              <w:rPr>
+                <w:sz w:val="28"/>
+                <w:szCs w:val="28"/>
+                <w:lang w:val="en-US"/>
+              </w:rPr>
+            </w:rPrChange>
           </w:rPr>
           <w:t>,</w:t>
         </w:r>
       </w:ins>
-      <w:ins w:id="576" w:author="Microsoft Office User" w:date="2026-01-15T18:32:00Z" w16du:dateUtc="2026-01-15T17:32:00Z">
-        <w:r>
-          <w:rPr>
-            <w:color w:val="2F5496" w:themeColor="accent1" w:themeShade="BF"/>
-            <w:sz w:val="28"/>
-            <w:szCs w:val="28"/>
-            <w:lang w:val="en-US"/>
-            <w:rPrChange w:id="577" w:author="Microsoft Office User" w:date="2026-01-15T20:08:00Z" w16du:dateUtc="2026-01-15T19:08:00Z">
-              <w:rPr>
-                <w:sz w:val="28"/>
-                <w:szCs w:val="28"/>
-                <w:lang w:val="en-US"/>
-              </w:rPr>
-            </w:rPrChange>
-          </w:rPr>
-          <w:t xml:space="preserve"> you </w:t>
-        </w:r>
-      </w:ins>
-      <w:ins w:id="578" w:author="Microsoft Office User" w:date="2026-01-15T20:08:00Z" w16du:dateUtc="2026-01-15T19:08:00Z">
-        <w:r>
-          <w:rPr>
-            <w:color w:val="2F5496" w:themeColor="accent1" w:themeShade="BF"/>
-            <w:sz w:val="28"/>
-            <w:szCs w:val="28"/>
-            <w:lang w:val="en-US"/>
-          </w:rPr>
-          <w:t>assumed</w:t>
-        </w:r>
-      </w:ins>
-      <w:ins w:id="579" w:author="Microsoft Office User" w:date="2026-01-15T18:32:00Z" w16du:dateUtc="2026-01-15T17:32:00Z">
-        <w:r>
-          <w:rPr>
-            <w:color w:val="2F5496" w:themeColor="accent1" w:themeShade="BF"/>
-            <w:sz w:val="28"/>
-            <w:szCs w:val="28"/>
-            <w:lang w:val="en-US"/>
-            <w:rPrChange w:id="580" w:author="Microsoft Office User" w:date="2026-01-15T20:08:00Z" w16du:dateUtc="2026-01-15T19:08:00Z">
-              <w:rPr>
-                <w:sz w:val="28"/>
-                <w:szCs w:val="28"/>
-                <w:lang w:val="en-US"/>
-              </w:rPr>
-            </w:rPrChange>
-          </w:rPr>
-          <w:t xml:space="preserve"> right</w:t>
-        </w:r>
-      </w:ins>
-      <w:ins w:id="581" w:author="Microsoft Office User" w:date="2026-01-15T18:35:00Z" w16du:dateUtc="2026-01-15T17:35:00Z">
+      <w:ins w:id="581" w:author="Microsoft Office User" w:date="2026-01-15T18:32:00Z" w16du:dateUtc="2026-01-15T17:32:00Z">
         <w:r>
           <w:rPr>
             <w:color w:val="2F5496" w:themeColor="accent1" w:themeShade="BF"/>
@@ -5930,10 +6016,10 @@
               </w:rPr>
             </w:rPrChange>
           </w:rPr>
-          <w:t>:</w:t>
-        </w:r>
-      </w:ins>
-      <w:ins w:id="583" w:author="Microsoft Office User" w:date="2026-01-15T18:32:00Z" w16du:dateUtc="2026-01-15T17:32:00Z">
+          <w:t xml:space="preserve"> i.e. the genomes </w:t>
+        </w:r>
+      </w:ins>
+      <w:ins w:id="583" w:author="Microsoft Office User" w:date="2026-01-15T20:07:00Z" w16du:dateUtc="2026-01-15T19:07:00Z">
         <w:r>
           <w:rPr>
             <w:color w:val="2F5496" w:themeColor="accent1" w:themeShade="BF"/>
@@ -5948,10 +6034,10 @@
               </w:rPr>
             </w:rPrChange>
           </w:rPr>
-          <w:t xml:space="preserve"> The reference data sets</w:t>
-        </w:r>
-      </w:ins>
-      <w:ins w:id="585" w:author="Microsoft Office User" w:date="2026-01-15T20:07:00Z" w16du:dateUtc="2026-01-15T19:07:00Z">
+          <w:t>from</w:t>
+        </w:r>
+      </w:ins>
+      <w:ins w:id="585" w:author="Microsoft Office User" w:date="2026-01-15T18:32:00Z" w16du:dateUtc="2026-01-15T17:32:00Z">
         <w:r>
           <w:rPr>
             <w:color w:val="2F5496" w:themeColor="accent1" w:themeShade="BF"/>
@@ -5966,53 +6052,446 @@
               </w:rPr>
             </w:rPrChange>
           </w:rPr>
+          <w:t xml:space="preserve"> the </w:t>
+        </w:r>
+        <w:proofErr w:type="spellStart"/>
+        <w:r>
+          <w:rPr>
+            <w:color w:val="2F5496" w:themeColor="accent1" w:themeShade="BF"/>
+            <w:sz w:val="28"/>
+            <w:szCs w:val="28"/>
+            <w:lang w:val="en-US"/>
+            <w:rPrChange w:id="587" w:author="Microsoft Office User" w:date="2026-01-15T20:08:00Z" w16du:dateUtc="2026-01-15T19:08:00Z">
+              <w:rPr>
+                <w:sz w:val="28"/>
+                <w:szCs w:val="28"/>
+                <w:lang w:val="en-US"/>
+              </w:rPr>
+            </w:rPrChange>
+          </w:rPr>
+          <w:t>RefSeq</w:t>
+        </w:r>
+        <w:proofErr w:type="spellEnd"/>
+        <w:r>
+          <w:rPr>
+            <w:color w:val="2F5496" w:themeColor="accent1" w:themeShade="BF"/>
+            <w:sz w:val="28"/>
+            <w:szCs w:val="28"/>
+            <w:lang w:val="en-US"/>
+            <w:rPrChange w:id="588" w:author="Microsoft Office User" w:date="2026-01-15T20:08:00Z" w16du:dateUtc="2026-01-15T19:08:00Z">
+              <w:rPr>
+                <w:sz w:val="28"/>
+                <w:szCs w:val="28"/>
+                <w:lang w:val="en-US"/>
+              </w:rPr>
+            </w:rPrChange>
+          </w:rPr>
+          <w:t xml:space="preserve"> and </w:t>
+        </w:r>
+        <w:proofErr w:type="spellStart"/>
+        <w:r>
+          <w:rPr>
+            <w:color w:val="2F5496" w:themeColor="accent1" w:themeShade="BF"/>
+            <w:sz w:val="28"/>
+            <w:szCs w:val="28"/>
+            <w:lang w:val="en-US"/>
+            <w:rPrChange w:id="589" w:author="Microsoft Office User" w:date="2026-01-15T20:08:00Z" w16du:dateUtc="2026-01-15T19:08:00Z">
+              <w:rPr>
+                <w:sz w:val="28"/>
+                <w:szCs w:val="28"/>
+                <w:lang w:val="en-US"/>
+              </w:rPr>
+            </w:rPrChange>
+          </w:rPr>
+          <w:t>Genbank</w:t>
+        </w:r>
+        <w:proofErr w:type="spellEnd"/>
+        <w:r>
+          <w:rPr>
+            <w:color w:val="2F5496" w:themeColor="accent1" w:themeShade="BF"/>
+            <w:sz w:val="28"/>
+            <w:szCs w:val="28"/>
+            <w:lang w:val="en-US"/>
+            <w:rPrChange w:id="590" w:author="Microsoft Office User" w:date="2026-01-15T20:08:00Z" w16du:dateUtc="2026-01-15T19:08:00Z">
+              <w:rPr>
+                <w:sz w:val="28"/>
+                <w:szCs w:val="28"/>
+                <w:lang w:val="en-US"/>
+              </w:rPr>
+            </w:rPrChange>
+          </w:rPr>
+          <w:t xml:space="preserve"> </w:t>
+        </w:r>
+      </w:ins>
+      <w:ins w:id="591" w:author="Microsoft Office User" w:date="2026-01-15T19:36:00Z" w16du:dateUtc="2026-01-15T18:36:00Z">
+        <w:r>
+          <w:rPr>
+            <w:color w:val="2F5496" w:themeColor="accent1" w:themeShade="BF"/>
+            <w:sz w:val="28"/>
+            <w:szCs w:val="28"/>
+            <w:lang w:val="en-US"/>
+            <w:rPrChange w:id="592" w:author="Microsoft Office User" w:date="2026-01-15T20:08:00Z" w16du:dateUtc="2026-01-15T19:08:00Z">
+              <w:rPr>
+                <w:sz w:val="28"/>
+                <w:szCs w:val="28"/>
+                <w:lang w:val="en-US"/>
+              </w:rPr>
+            </w:rPrChange>
+          </w:rPr>
+          <w:t xml:space="preserve">indeed </w:t>
+        </w:r>
+      </w:ins>
+      <w:ins w:id="593" w:author="Microsoft Office User" w:date="2026-01-17T07:06:00Z" w16du:dateUtc="2026-01-17T06:06:00Z">
+        <w:r>
+          <w:rPr>
+            <w:color w:val="2F5496" w:themeColor="accent1" w:themeShade="BF"/>
+            <w:sz w:val="28"/>
+            <w:szCs w:val="28"/>
+            <w:lang w:val="en-US"/>
+          </w:rPr>
+          <w:t xml:space="preserve">will </w:t>
+        </w:r>
+      </w:ins>
+      <w:ins w:id="594" w:author="Microsoft Office User" w:date="2026-01-15T18:32:00Z" w16du:dateUtc="2026-01-15T17:32:00Z">
+        <w:r>
+          <w:rPr>
+            <w:color w:val="2F5496" w:themeColor="accent1" w:themeShade="BF"/>
+            <w:sz w:val="28"/>
+            <w:szCs w:val="28"/>
+            <w:lang w:val="en-US"/>
+            <w:rPrChange w:id="595" w:author="Microsoft Office User" w:date="2026-01-15T20:08:00Z" w16du:dateUtc="2026-01-15T19:08:00Z">
+              <w:rPr>
+                <w:sz w:val="28"/>
+                <w:szCs w:val="28"/>
+                <w:lang w:val="en-US"/>
+              </w:rPr>
+            </w:rPrChange>
+          </w:rPr>
+          <w:t xml:space="preserve">be </w:t>
+        </w:r>
+      </w:ins>
+      <w:ins w:id="596" w:author="Microsoft Office User" w:date="2026-01-15T18:33:00Z" w16du:dateUtc="2026-01-15T17:33:00Z">
+        <w:r>
+          <w:rPr>
+            <w:color w:val="2F5496" w:themeColor="accent1" w:themeShade="BF"/>
+            <w:sz w:val="28"/>
+            <w:szCs w:val="28"/>
+            <w:lang w:val="en-US"/>
+            <w:rPrChange w:id="597" w:author="Microsoft Office User" w:date="2026-01-15T20:08:00Z" w16du:dateUtc="2026-01-15T19:08:00Z">
+              <w:rPr>
+                <w:sz w:val="28"/>
+                <w:szCs w:val="28"/>
+                <w:lang w:val="en-US"/>
+              </w:rPr>
+            </w:rPrChange>
+          </w:rPr>
+          <w:t xml:space="preserve">downloaded </w:t>
+        </w:r>
+      </w:ins>
+      <w:ins w:id="598" w:author="Microsoft Office User" w:date="2026-01-15T20:07:00Z" w16du:dateUtc="2026-01-15T19:07:00Z">
+        <w:r>
+          <w:rPr>
+            <w:color w:val="2F5496" w:themeColor="accent1" w:themeShade="BF"/>
+            <w:sz w:val="28"/>
+            <w:szCs w:val="28"/>
+            <w:lang w:val="en-US"/>
+            <w:rPrChange w:id="599" w:author="Microsoft Office User" w:date="2026-01-15T20:08:00Z" w16du:dateUtc="2026-01-15T19:08:00Z">
+              <w:rPr>
+                <w:sz w:val="28"/>
+                <w:szCs w:val="28"/>
+                <w:lang w:val="en-US"/>
+              </w:rPr>
+            </w:rPrChange>
+          </w:rPr>
+          <w:t xml:space="preserve">only </w:t>
+        </w:r>
+      </w:ins>
+      <w:ins w:id="600" w:author="Microsoft Office User" w:date="2026-01-15T18:33:00Z" w16du:dateUtc="2026-01-15T17:33:00Z">
+        <w:r>
+          <w:rPr>
+            <w:color w:val="2F5496" w:themeColor="accent1" w:themeShade="BF"/>
+            <w:sz w:val="28"/>
+            <w:szCs w:val="28"/>
+            <w:lang w:val="en-US"/>
+            <w:rPrChange w:id="601" w:author="Microsoft Office User" w:date="2026-01-15T20:08:00Z" w16du:dateUtc="2026-01-15T19:08:00Z">
+              <w:rPr>
+                <w:sz w:val="28"/>
+                <w:szCs w:val="28"/>
+                <w:lang w:val="en-US"/>
+              </w:rPr>
+            </w:rPrChange>
+          </w:rPr>
+          <w:t>once</w:t>
+        </w:r>
+        <w:r>
+          <w:rPr>
+            <w:color w:val="2F5496" w:themeColor="accent1" w:themeShade="BF"/>
+            <w:sz w:val="28"/>
+            <w:szCs w:val="28"/>
+            <w:lang w:val="en-US"/>
+            <w:rPrChange w:id="602" w:author="Microsoft Office User" w:date="2026-01-15T20:08:00Z" w16du:dateUtc="2026-01-15T19:08:00Z">
+              <w:rPr>
+                <w:sz w:val="28"/>
+                <w:szCs w:val="28"/>
+                <w:lang w:val="en-US"/>
+              </w:rPr>
+            </w:rPrChange>
+          </w:rPr>
+          <w:t xml:space="preserve"> and can </w:t>
+        </w:r>
+      </w:ins>
+      <w:ins w:id="603" w:author="Microsoft Office User" w:date="2026-01-15T19:36:00Z" w16du:dateUtc="2026-01-15T18:36:00Z">
+        <w:r>
+          <w:rPr>
+            <w:color w:val="2F5496" w:themeColor="accent1" w:themeShade="BF"/>
+            <w:sz w:val="28"/>
+            <w:szCs w:val="28"/>
+            <w:lang w:val="en-US"/>
+            <w:rPrChange w:id="604" w:author="Microsoft Office User" w:date="2026-01-15T20:08:00Z" w16du:dateUtc="2026-01-15T19:08:00Z">
+              <w:rPr>
+                <w:sz w:val="28"/>
+                <w:szCs w:val="28"/>
+                <w:lang w:val="en-US"/>
+              </w:rPr>
+            </w:rPrChange>
+          </w:rPr>
+          <w:t xml:space="preserve">then </w:t>
+        </w:r>
+      </w:ins>
+      <w:ins w:id="605" w:author="Microsoft Office User" w:date="2026-01-15T18:33:00Z" w16du:dateUtc="2026-01-15T17:33:00Z">
+        <w:r>
+          <w:rPr>
+            <w:color w:val="2F5496" w:themeColor="accent1" w:themeShade="BF"/>
+            <w:sz w:val="28"/>
+            <w:szCs w:val="28"/>
+            <w:lang w:val="en-US"/>
+            <w:rPrChange w:id="606" w:author="Microsoft Office User" w:date="2026-01-15T20:08:00Z" w16du:dateUtc="2026-01-15T19:08:00Z">
+              <w:rPr>
+                <w:sz w:val="28"/>
+                <w:szCs w:val="28"/>
+                <w:lang w:val="en-US"/>
+              </w:rPr>
+            </w:rPrChange>
+          </w:rPr>
+          <w:t xml:space="preserve">be reused for generating different </w:t>
+        </w:r>
+      </w:ins>
+      <w:proofErr w:type="spellStart"/>
+      <w:ins w:id="607" w:author="Microsoft Office User" w:date="2026-01-17T07:06:00Z" w16du:dateUtc="2026-01-17T06:06:00Z">
+        <w:r>
+          <w:rPr>
+            <w:color w:val="2F5496" w:themeColor="accent1" w:themeShade="BF"/>
+            <w:sz w:val="28"/>
+            <w:szCs w:val="28"/>
+            <w:lang w:val="en-US"/>
+          </w:rPr>
+          <w:t>Genestrip</w:t>
+        </w:r>
+        <w:proofErr w:type="spellEnd"/>
+        <w:r>
+          <w:rPr>
+            <w:color w:val="2F5496" w:themeColor="accent1" w:themeShade="BF"/>
+            <w:sz w:val="28"/>
+            <w:szCs w:val="28"/>
+            <w:lang w:val="en-US"/>
+          </w:rPr>
+          <w:t xml:space="preserve"> </w:t>
+        </w:r>
+      </w:ins>
+      <w:ins w:id="608" w:author="Microsoft Office User" w:date="2026-01-15T18:33:00Z" w16du:dateUtc="2026-01-15T17:33:00Z">
+        <w:r>
+          <w:rPr>
+            <w:color w:val="2F5496" w:themeColor="accent1" w:themeShade="BF"/>
+            <w:sz w:val="28"/>
+            <w:szCs w:val="28"/>
+            <w:lang w:val="en-US"/>
+            <w:rPrChange w:id="609" w:author="Microsoft Office User" w:date="2026-01-15T20:08:00Z" w16du:dateUtc="2026-01-15T19:08:00Z">
+              <w:rPr>
+                <w:sz w:val="28"/>
+                <w:szCs w:val="28"/>
+                <w:lang w:val="en-US"/>
+              </w:rPr>
+            </w:rPrChange>
+          </w:rPr>
+          <w:t xml:space="preserve">databases. This is very important because for </w:t>
+        </w:r>
+      </w:ins>
+      <w:ins w:id="610" w:author="Microsoft Office User" w:date="2026-01-15T18:34:00Z" w16du:dateUtc="2026-01-15T17:34:00Z">
+        <w:r>
+          <w:rPr>
+            <w:color w:val="2F5496" w:themeColor="accent1" w:themeShade="BF"/>
+            <w:sz w:val="28"/>
+            <w:szCs w:val="28"/>
+            <w:lang w:val="en-US"/>
+            <w:rPrChange w:id="611" w:author="Microsoft Office User" w:date="2026-01-15T20:08:00Z" w16du:dateUtc="2026-01-15T19:08:00Z">
+              <w:rPr>
+                <w:sz w:val="28"/>
+                <w:szCs w:val="28"/>
+                <w:lang w:val="en-US"/>
+              </w:rPr>
+            </w:rPrChange>
+          </w:rPr>
+          <w:t>example</w:t>
+        </w:r>
+      </w:ins>
+      <w:ins w:id="612" w:author="Microsoft Office User" w:date="2026-01-15T19:36:00Z" w16du:dateUtc="2026-01-15T18:36:00Z">
+        <w:r>
+          <w:rPr>
+            <w:color w:val="2F5496" w:themeColor="accent1" w:themeShade="BF"/>
+            <w:sz w:val="28"/>
+            <w:szCs w:val="28"/>
+            <w:lang w:val="en-US"/>
+            <w:rPrChange w:id="613" w:author="Microsoft Office User" w:date="2026-01-15T20:08:00Z" w16du:dateUtc="2026-01-15T19:08:00Z">
+              <w:rPr>
+                <w:sz w:val="28"/>
+                <w:szCs w:val="28"/>
+                <w:lang w:val="en-US"/>
+              </w:rPr>
+            </w:rPrChange>
+          </w:rPr>
           <w:t>,</w:t>
         </w:r>
       </w:ins>
-      <w:ins w:id="587" w:author="Microsoft Office User" w:date="2026-01-15T18:32:00Z" w16du:dateUtc="2026-01-15T17:32:00Z">
-        <w:r>
-          <w:rPr>
-            <w:color w:val="2F5496" w:themeColor="accent1" w:themeShade="BF"/>
-            <w:sz w:val="28"/>
-            <w:szCs w:val="28"/>
-            <w:lang w:val="en-US"/>
-            <w:rPrChange w:id="588" w:author="Microsoft Office User" w:date="2026-01-15T20:08:00Z" w16du:dateUtc="2026-01-15T19:08:00Z">
-              <w:rPr>
-                <w:sz w:val="28"/>
-                <w:szCs w:val="28"/>
-                <w:lang w:val="en-US"/>
-              </w:rPr>
-            </w:rPrChange>
-          </w:rPr>
-          <w:t xml:space="preserve"> i.e. the genomes </w:t>
-        </w:r>
-      </w:ins>
-      <w:ins w:id="589" w:author="Microsoft Office User" w:date="2026-01-15T20:07:00Z" w16du:dateUtc="2026-01-15T19:07:00Z">
-        <w:r>
-          <w:rPr>
-            <w:color w:val="2F5496" w:themeColor="accent1" w:themeShade="BF"/>
-            <w:sz w:val="28"/>
-            <w:szCs w:val="28"/>
-            <w:lang w:val="en-US"/>
-            <w:rPrChange w:id="590" w:author="Microsoft Office User" w:date="2026-01-15T20:08:00Z" w16du:dateUtc="2026-01-15T19:08:00Z">
-              <w:rPr>
-                <w:sz w:val="28"/>
-                <w:szCs w:val="28"/>
-                <w:lang w:val="en-US"/>
-              </w:rPr>
-            </w:rPrChange>
-          </w:rPr>
-          <w:t>from</w:t>
-        </w:r>
-      </w:ins>
-      <w:ins w:id="591" w:author="Microsoft Office User" w:date="2026-01-15T18:32:00Z" w16du:dateUtc="2026-01-15T17:32:00Z">
-        <w:r>
-          <w:rPr>
-            <w:color w:val="2F5496" w:themeColor="accent1" w:themeShade="BF"/>
-            <w:sz w:val="28"/>
-            <w:szCs w:val="28"/>
-            <w:lang w:val="en-US"/>
-            <w:rPrChange w:id="592" w:author="Microsoft Office User" w:date="2026-01-15T20:08:00Z" w16du:dateUtc="2026-01-15T19:08:00Z">
+      <w:ins w:id="614" w:author="Microsoft Office User" w:date="2026-01-15T18:34:00Z" w16du:dateUtc="2026-01-15T17:34:00Z">
+        <w:r>
+          <w:rPr>
+            <w:color w:val="2F5496" w:themeColor="accent1" w:themeShade="BF"/>
+            <w:sz w:val="28"/>
+            <w:szCs w:val="28"/>
+            <w:lang w:val="en-US"/>
+            <w:rPrChange w:id="615" w:author="Microsoft Office User" w:date="2026-01-15T20:08:00Z" w16du:dateUtc="2026-01-15T19:08:00Z">
+              <w:rPr>
+                <w:sz w:val="28"/>
+                <w:szCs w:val="28"/>
+                <w:lang w:val="en-US"/>
+              </w:rPr>
+            </w:rPrChange>
+          </w:rPr>
+          <w:t xml:space="preserve"> </w:t>
+        </w:r>
+      </w:ins>
+      <w:ins w:id="616" w:author="Microsoft Office User" w:date="2026-01-15T18:33:00Z" w16du:dateUtc="2026-01-15T17:33:00Z">
+        <w:r>
+          <w:rPr>
+            <w:color w:val="2F5496" w:themeColor="accent1" w:themeShade="BF"/>
+            <w:sz w:val="28"/>
+            <w:szCs w:val="28"/>
+            <w:lang w:val="en-US"/>
+            <w:rPrChange w:id="617" w:author="Microsoft Office User" w:date="2026-01-15T20:08:00Z" w16du:dateUtc="2026-01-15T19:08:00Z">
+              <w:rPr>
+                <w:sz w:val="28"/>
+                <w:szCs w:val="28"/>
+                <w:lang w:val="en-US"/>
+              </w:rPr>
+            </w:rPrChange>
+          </w:rPr>
+          <w:t xml:space="preserve">the download of the bacterial part </w:t>
+        </w:r>
+      </w:ins>
+      <w:ins w:id="618" w:author="Microsoft Office User" w:date="2026-01-15T20:08:00Z" w16du:dateUtc="2026-01-15T19:08:00Z">
+        <w:r>
+          <w:rPr>
+            <w:color w:val="2F5496" w:themeColor="accent1" w:themeShade="BF"/>
+            <w:sz w:val="28"/>
+            <w:szCs w:val="28"/>
+            <w:lang w:val="en-US"/>
+          </w:rPr>
+          <w:t xml:space="preserve">of the </w:t>
+        </w:r>
+        <w:proofErr w:type="spellStart"/>
+        <w:r>
+          <w:rPr>
+            <w:color w:val="2F5496" w:themeColor="accent1" w:themeShade="BF"/>
+            <w:sz w:val="28"/>
+            <w:szCs w:val="28"/>
+            <w:lang w:val="en-US"/>
+          </w:rPr>
+          <w:t>RefSeq</w:t>
+        </w:r>
+        <w:proofErr w:type="spellEnd"/>
+        <w:r>
+          <w:rPr>
+            <w:color w:val="2F5496" w:themeColor="accent1" w:themeShade="BF"/>
+            <w:sz w:val="28"/>
+            <w:szCs w:val="28"/>
+            <w:lang w:val="en-US"/>
+          </w:rPr>
+          <w:t xml:space="preserve"> </w:t>
+        </w:r>
+      </w:ins>
+      <w:ins w:id="619" w:author="Microsoft Office User" w:date="2026-01-15T18:34:00Z" w16du:dateUtc="2026-01-15T17:34:00Z">
+        <w:r>
+          <w:rPr>
+            <w:color w:val="2F5496" w:themeColor="accent1" w:themeShade="BF"/>
+            <w:sz w:val="28"/>
+            <w:szCs w:val="28"/>
+            <w:lang w:val="en-US"/>
+            <w:rPrChange w:id="620" w:author="Microsoft Office User" w:date="2026-01-15T20:08:00Z" w16du:dateUtc="2026-01-15T19:08:00Z">
+              <w:rPr>
+                <w:sz w:val="28"/>
+                <w:szCs w:val="28"/>
+                <w:lang w:val="en-US"/>
+              </w:rPr>
+            </w:rPrChange>
+          </w:rPr>
+          <w:t xml:space="preserve">can take several hours and </w:t>
+        </w:r>
+      </w:ins>
+      <w:ins w:id="621" w:author="Microsoft Office User" w:date="2026-01-17T07:07:00Z" w16du:dateUtc="2026-01-17T06:07:00Z">
+        <w:r>
+          <w:rPr>
+            <w:color w:val="2F5496" w:themeColor="accent1" w:themeShade="BF"/>
+            <w:sz w:val="28"/>
+            <w:szCs w:val="28"/>
+            <w:lang w:val="en-US"/>
+          </w:rPr>
+          <w:t xml:space="preserve">the necessary bandwidth </w:t>
+        </w:r>
+      </w:ins>
+      <w:ins w:id="622" w:author="Microsoft Office User" w:date="2026-01-15T18:34:00Z" w16du:dateUtc="2026-01-15T17:34:00Z">
+        <w:r>
+          <w:rPr>
+            <w:color w:val="2F5496" w:themeColor="accent1" w:themeShade="BF"/>
+            <w:sz w:val="28"/>
+            <w:szCs w:val="28"/>
+            <w:lang w:val="en-US"/>
+            <w:rPrChange w:id="623" w:author="Microsoft Office User" w:date="2026-01-15T20:08:00Z" w16du:dateUtc="2026-01-15T19:08:00Z">
+              <w:rPr>
+                <w:sz w:val="28"/>
+                <w:szCs w:val="28"/>
+                <w:lang w:val="en-US"/>
+              </w:rPr>
+            </w:rPrChange>
+          </w:rPr>
+          <w:t xml:space="preserve">is a </w:t>
+        </w:r>
+      </w:ins>
+      <w:ins w:id="624" w:author="Microsoft Office User" w:date="2026-01-15T19:37:00Z" w16du:dateUtc="2026-01-15T18:37:00Z">
+        <w:r>
+          <w:rPr>
+            <w:color w:val="2F5496" w:themeColor="accent1" w:themeShade="BF"/>
+            <w:sz w:val="28"/>
+            <w:szCs w:val="28"/>
+            <w:lang w:val="en-US"/>
+            <w:rPrChange w:id="625" w:author="Microsoft Office User" w:date="2026-01-15T20:08:00Z" w16du:dateUtc="2026-01-15T19:08:00Z">
+              <w:rPr>
+                <w:sz w:val="28"/>
+                <w:szCs w:val="28"/>
+                <w:lang w:val="en-US"/>
+              </w:rPr>
+            </w:rPrChange>
+          </w:rPr>
+          <w:t>burden for</w:t>
+        </w:r>
+      </w:ins>
+      <w:ins w:id="626" w:author="Microsoft Office User" w:date="2026-01-15T18:34:00Z" w16du:dateUtc="2026-01-15T17:34:00Z">
+        <w:r>
+          <w:rPr>
+            <w:color w:val="2F5496" w:themeColor="accent1" w:themeShade="BF"/>
+            <w:sz w:val="28"/>
+            <w:szCs w:val="28"/>
+            <w:lang w:val="en-US"/>
+            <w:rPrChange w:id="627" w:author="Microsoft Office User" w:date="2026-01-15T20:08:00Z" w16du:dateUtc="2026-01-15T19:08:00Z">
               <w:rPr>
                 <w:sz w:val="28"/>
                 <w:szCs w:val="28"/>
@@ -6022,65 +6501,105 @@
           </w:rPr>
           <w:t xml:space="preserve"> the </w:t>
         </w:r>
-        <w:proofErr w:type="spellStart"/>
-        <w:r>
-          <w:rPr>
-            <w:color w:val="2F5496" w:themeColor="accent1" w:themeShade="BF"/>
-            <w:sz w:val="28"/>
-            <w:szCs w:val="28"/>
-            <w:lang w:val="en-US"/>
-            <w:rPrChange w:id="593" w:author="Microsoft Office User" w:date="2026-01-15T20:08:00Z" w16du:dateUtc="2026-01-15T19:08:00Z">
-              <w:rPr>
-                <w:sz w:val="28"/>
-                <w:szCs w:val="28"/>
-                <w:lang w:val="en-US"/>
-              </w:rPr>
-            </w:rPrChange>
-          </w:rPr>
-          <w:t>RefSeq</w:t>
-        </w:r>
-        <w:proofErr w:type="spellEnd"/>
-        <w:r>
-          <w:rPr>
-            <w:color w:val="2F5496" w:themeColor="accent1" w:themeShade="BF"/>
-            <w:sz w:val="28"/>
-            <w:szCs w:val="28"/>
-            <w:lang w:val="en-US"/>
-            <w:rPrChange w:id="594" w:author="Microsoft Office User" w:date="2026-01-15T20:08:00Z" w16du:dateUtc="2026-01-15T19:08:00Z">
-              <w:rPr>
-                <w:sz w:val="28"/>
-                <w:szCs w:val="28"/>
-                <w:lang w:val="en-US"/>
-              </w:rPr>
-            </w:rPrChange>
-          </w:rPr>
-          <w:t xml:space="preserve"> and </w:t>
-        </w:r>
-        <w:proofErr w:type="spellStart"/>
-        <w:r>
-          <w:rPr>
-            <w:color w:val="2F5496" w:themeColor="accent1" w:themeShade="BF"/>
-            <w:sz w:val="28"/>
-            <w:szCs w:val="28"/>
-            <w:lang w:val="en-US"/>
-            <w:rPrChange w:id="595" w:author="Microsoft Office User" w:date="2026-01-15T20:08:00Z" w16du:dateUtc="2026-01-15T19:08:00Z">
-              <w:rPr>
-                <w:sz w:val="28"/>
-                <w:szCs w:val="28"/>
-                <w:lang w:val="en-US"/>
-              </w:rPr>
-            </w:rPrChange>
-          </w:rPr>
-          <w:t>Genbank</w:t>
-        </w:r>
-        <w:proofErr w:type="spellEnd"/>
-        <w:r>
-          <w:rPr>
-            <w:color w:val="2F5496" w:themeColor="accent1" w:themeShade="BF"/>
-            <w:sz w:val="28"/>
-            <w:szCs w:val="28"/>
-            <w:lang w:val="en-US"/>
-            <w:rPrChange w:id="596" w:author="Microsoft Office User" w:date="2026-01-15T20:08:00Z" w16du:dateUtc="2026-01-15T19:08:00Z">
+      </w:ins>
+      <w:ins w:id="628" w:author="Microsoft Office User" w:date="2026-01-15T19:38:00Z" w16du:dateUtc="2026-01-15T18:38:00Z">
+        <w:r>
+          <w:rPr>
+            <w:color w:val="2F5496" w:themeColor="accent1" w:themeShade="BF"/>
+            <w:sz w:val="28"/>
+            <w:szCs w:val="28"/>
+            <w:lang w:val="en-US"/>
+            <w:rPrChange w:id="629" w:author="Microsoft Office User" w:date="2026-01-15T20:08:00Z" w16du:dateUtc="2026-01-15T19:08:00Z">
+              <w:rPr>
+                <w:sz w:val="28"/>
+                <w:szCs w:val="28"/>
+                <w:lang w:val="en-US"/>
+              </w:rPr>
+            </w:rPrChange>
+          </w:rPr>
+          <w:t>(</w:t>
+        </w:r>
+      </w:ins>
+      <w:ins w:id="630" w:author="Microsoft Office User" w:date="2026-01-15T18:34:00Z" w16du:dateUtc="2026-01-15T17:34:00Z">
+        <w:r>
+          <w:rPr>
+            <w:color w:val="2F5496" w:themeColor="accent1" w:themeShade="BF"/>
+            <w:sz w:val="28"/>
+            <w:szCs w:val="28"/>
+            <w:lang w:val="en-US"/>
+            <w:rPrChange w:id="631" w:author="Microsoft Office User" w:date="2026-01-15T20:08:00Z" w16du:dateUtc="2026-01-15T19:08:00Z">
+              <w:rPr>
+                <w:sz w:val="28"/>
+                <w:szCs w:val="28"/>
+                <w:lang w:val="en-US"/>
+              </w:rPr>
+            </w:rPrChange>
+          </w:rPr>
+          <w:t>inter</w:t>
+        </w:r>
+      </w:ins>
+      <w:ins w:id="632" w:author="Microsoft Office User" w:date="2026-01-15T19:38:00Z" w16du:dateUtc="2026-01-15T18:38:00Z">
+        <w:r>
+          <w:rPr>
+            <w:color w:val="2F5496" w:themeColor="accent1" w:themeShade="BF"/>
+            <w:sz w:val="28"/>
+            <w:szCs w:val="28"/>
+            <w:lang w:val="en-US"/>
+            <w:rPrChange w:id="633" w:author="Microsoft Office User" w:date="2026-01-15T20:08:00Z" w16du:dateUtc="2026-01-15T19:08:00Z">
+              <w:rPr>
+                <w:sz w:val="28"/>
+                <w:szCs w:val="28"/>
+                <w:lang w:val="en-US"/>
+              </w:rPr>
+            </w:rPrChange>
+          </w:rPr>
+          <w:t>-)</w:t>
+        </w:r>
+      </w:ins>
+      <w:ins w:id="634" w:author="Microsoft Office User" w:date="2026-01-15T18:35:00Z" w16du:dateUtc="2026-01-15T17:35:00Z">
+        <w:r>
+          <w:rPr>
+            <w:color w:val="2F5496" w:themeColor="accent1" w:themeShade="BF"/>
+            <w:sz w:val="28"/>
+            <w:szCs w:val="28"/>
+            <w:lang w:val="en-US"/>
+            <w:rPrChange w:id="635" w:author="Microsoft Office User" w:date="2026-01-15T20:08:00Z" w16du:dateUtc="2026-01-15T19:08:00Z">
+              <w:rPr>
+                <w:sz w:val="28"/>
+                <w:szCs w:val="28"/>
+                <w:lang w:val="en-US"/>
+              </w:rPr>
+            </w:rPrChange>
+          </w:rPr>
+          <w:t xml:space="preserve">national </w:t>
+        </w:r>
+      </w:ins>
+      <w:ins w:id="636" w:author="Microsoft Office User" w:date="2026-01-15T19:38:00Z" w16du:dateUtc="2026-01-15T18:38:00Z">
+        <w:r>
+          <w:rPr>
+            <w:color w:val="2F5496" w:themeColor="accent1" w:themeShade="BF"/>
+            <w:sz w:val="28"/>
+            <w:szCs w:val="28"/>
+            <w:lang w:val="en-US"/>
+            <w:rPrChange w:id="637" w:author="Microsoft Office User" w:date="2026-01-15T20:08:00Z" w16du:dateUtc="2026-01-15T19:08:00Z">
+              <w:rPr>
+                <w:sz w:val="28"/>
+                <w:szCs w:val="28"/>
+                <w:lang w:val="en-US"/>
+              </w:rPr>
+            </w:rPrChange>
+          </w:rPr>
+          <w:t>communication lines</w:t>
+        </w:r>
+      </w:ins>
+      <w:ins w:id="638" w:author="Microsoft Office User" w:date="2026-01-15T18:35:00Z" w16du:dateUtc="2026-01-15T17:35:00Z">
+        <w:r>
+          <w:rPr>
+            <w:color w:val="2F5496" w:themeColor="accent1" w:themeShade="BF"/>
+            <w:sz w:val="28"/>
+            <w:szCs w:val="28"/>
+            <w:lang w:val="en-US"/>
+            <w:rPrChange w:id="639" w:author="Microsoft Office User" w:date="2026-01-15T20:08:00Z" w16du:dateUtc="2026-01-15T19:08:00Z">
               <w:rPr>
                 <w:sz w:val="28"/>
                 <w:szCs w:val="28"/>
@@ -6091,506 +6610,7 @@
           <w:t xml:space="preserve"> </w:t>
         </w:r>
       </w:ins>
-      <w:ins w:id="597" w:author="Microsoft Office User" w:date="2026-01-15T19:36:00Z" w16du:dateUtc="2026-01-15T18:36:00Z">
-        <w:r>
-          <w:rPr>
-            <w:b/>
-            <w:bCs/>
-            <w:color w:val="2F5496" w:themeColor="accent1" w:themeShade="BF"/>
-            <w:sz w:val="28"/>
-            <w:szCs w:val="28"/>
-            <w:lang w:val="en-US"/>
-            <w:rPrChange w:id="598" w:author="Microsoft Office User" w:date="2026-01-15T20:08:00Z" w16du:dateUtc="2026-01-15T19:08:00Z">
-              <w:rPr>
-                <w:sz w:val="28"/>
-                <w:szCs w:val="28"/>
-                <w:lang w:val="en-US"/>
-              </w:rPr>
-            </w:rPrChange>
-          </w:rPr>
-          <w:t xml:space="preserve">indeed </w:t>
-        </w:r>
-      </w:ins>
-      <w:ins w:id="599" w:author="Microsoft Office User" w:date="2026-01-17T07:06:00Z" w16du:dateUtc="2026-01-17T06:06:00Z">
-        <w:r>
-          <w:rPr>
-            <w:b/>
-            <w:bCs/>
-            <w:color w:val="2F5496" w:themeColor="accent1" w:themeShade="BF"/>
-            <w:sz w:val="28"/>
-            <w:szCs w:val="28"/>
-            <w:lang w:val="en-US"/>
-          </w:rPr>
-          <w:t xml:space="preserve">will </w:t>
-        </w:r>
-      </w:ins>
-      <w:ins w:id="600" w:author="Microsoft Office User" w:date="2026-01-15T18:32:00Z" w16du:dateUtc="2026-01-15T17:32:00Z">
-        <w:r>
-          <w:rPr>
-            <w:b/>
-            <w:bCs/>
-            <w:color w:val="2F5496" w:themeColor="accent1" w:themeShade="BF"/>
-            <w:sz w:val="28"/>
-            <w:szCs w:val="28"/>
-            <w:lang w:val="en-US"/>
-            <w:rPrChange w:id="601" w:author="Microsoft Office User" w:date="2026-01-15T20:08:00Z" w16du:dateUtc="2026-01-15T19:08:00Z">
-              <w:rPr>
-                <w:sz w:val="28"/>
-                <w:szCs w:val="28"/>
-                <w:lang w:val="en-US"/>
-              </w:rPr>
-            </w:rPrChange>
-          </w:rPr>
-          <w:t xml:space="preserve">be </w:t>
-        </w:r>
-      </w:ins>
-      <w:ins w:id="602" w:author="Microsoft Office User" w:date="2026-01-15T18:33:00Z" w16du:dateUtc="2026-01-15T17:33:00Z">
-        <w:r>
-          <w:rPr>
-            <w:b/>
-            <w:bCs/>
-            <w:color w:val="2F5496" w:themeColor="accent1" w:themeShade="BF"/>
-            <w:sz w:val="28"/>
-            <w:szCs w:val="28"/>
-            <w:lang w:val="en-US"/>
-            <w:rPrChange w:id="603" w:author="Microsoft Office User" w:date="2026-01-15T20:08:00Z" w16du:dateUtc="2026-01-15T19:08:00Z">
-              <w:rPr>
-                <w:sz w:val="28"/>
-                <w:szCs w:val="28"/>
-                <w:lang w:val="en-US"/>
-              </w:rPr>
-            </w:rPrChange>
-          </w:rPr>
-          <w:t xml:space="preserve">downloaded </w:t>
-        </w:r>
-      </w:ins>
-      <w:ins w:id="604" w:author="Microsoft Office User" w:date="2026-01-15T20:07:00Z" w16du:dateUtc="2026-01-15T19:07:00Z">
-        <w:r>
-          <w:rPr>
-            <w:b/>
-            <w:bCs/>
-            <w:color w:val="2F5496" w:themeColor="accent1" w:themeShade="BF"/>
-            <w:sz w:val="28"/>
-            <w:szCs w:val="28"/>
-            <w:lang w:val="en-US"/>
-            <w:rPrChange w:id="605" w:author="Microsoft Office User" w:date="2026-01-15T20:08:00Z" w16du:dateUtc="2026-01-15T19:08:00Z">
-              <w:rPr>
-                <w:sz w:val="28"/>
-                <w:szCs w:val="28"/>
-                <w:lang w:val="en-US"/>
-              </w:rPr>
-            </w:rPrChange>
-          </w:rPr>
-          <w:t xml:space="preserve">only </w:t>
-        </w:r>
-      </w:ins>
-      <w:ins w:id="606" w:author="Microsoft Office User" w:date="2026-01-15T18:33:00Z" w16du:dateUtc="2026-01-15T17:33:00Z">
-        <w:r>
-          <w:rPr>
-            <w:b/>
-            <w:bCs/>
-            <w:color w:val="2F5496" w:themeColor="accent1" w:themeShade="BF"/>
-            <w:sz w:val="28"/>
-            <w:szCs w:val="28"/>
-            <w:lang w:val="en-US"/>
-            <w:rPrChange w:id="607" w:author="Microsoft Office User" w:date="2026-01-15T20:08:00Z" w16du:dateUtc="2026-01-15T19:08:00Z">
-              <w:rPr>
-                <w:sz w:val="28"/>
-                <w:szCs w:val="28"/>
-                <w:lang w:val="en-US"/>
-              </w:rPr>
-            </w:rPrChange>
-          </w:rPr>
-          <w:t>once</w:t>
-        </w:r>
-        <w:r>
-          <w:rPr>
-            <w:color w:val="2F5496" w:themeColor="accent1" w:themeShade="BF"/>
-            <w:sz w:val="28"/>
-            <w:szCs w:val="28"/>
-            <w:lang w:val="en-US"/>
-            <w:rPrChange w:id="608" w:author="Microsoft Office User" w:date="2026-01-15T20:08:00Z" w16du:dateUtc="2026-01-15T19:08:00Z">
-              <w:rPr>
-                <w:sz w:val="28"/>
-                <w:szCs w:val="28"/>
-                <w:lang w:val="en-US"/>
-              </w:rPr>
-            </w:rPrChange>
-          </w:rPr>
-          <w:t xml:space="preserve"> and can </w:t>
-        </w:r>
-      </w:ins>
-      <w:ins w:id="609" w:author="Microsoft Office User" w:date="2026-01-15T19:36:00Z" w16du:dateUtc="2026-01-15T18:36:00Z">
-        <w:r>
-          <w:rPr>
-            <w:color w:val="2F5496" w:themeColor="accent1" w:themeShade="BF"/>
-            <w:sz w:val="28"/>
-            <w:szCs w:val="28"/>
-            <w:lang w:val="en-US"/>
-            <w:rPrChange w:id="610" w:author="Microsoft Office User" w:date="2026-01-15T20:08:00Z" w16du:dateUtc="2026-01-15T19:08:00Z">
-              <w:rPr>
-                <w:sz w:val="28"/>
-                <w:szCs w:val="28"/>
-                <w:lang w:val="en-US"/>
-              </w:rPr>
-            </w:rPrChange>
-          </w:rPr>
-          <w:t xml:space="preserve">then </w:t>
-        </w:r>
-      </w:ins>
-      <w:ins w:id="611" w:author="Microsoft Office User" w:date="2026-01-15T18:33:00Z" w16du:dateUtc="2026-01-15T17:33:00Z">
-        <w:r>
-          <w:rPr>
-            <w:color w:val="2F5496" w:themeColor="accent1" w:themeShade="BF"/>
-            <w:sz w:val="28"/>
-            <w:szCs w:val="28"/>
-            <w:lang w:val="en-US"/>
-            <w:rPrChange w:id="612" w:author="Microsoft Office User" w:date="2026-01-15T20:08:00Z" w16du:dateUtc="2026-01-15T19:08:00Z">
-              <w:rPr>
-                <w:sz w:val="28"/>
-                <w:szCs w:val="28"/>
-                <w:lang w:val="en-US"/>
-              </w:rPr>
-            </w:rPrChange>
-          </w:rPr>
-          <w:t xml:space="preserve">be reused for generating different </w:t>
-        </w:r>
-      </w:ins>
-      <w:proofErr w:type="spellStart"/>
-      <w:ins w:id="613" w:author="Microsoft Office User" w:date="2026-01-17T07:06:00Z" w16du:dateUtc="2026-01-17T06:06:00Z">
-        <w:r>
-          <w:rPr>
-            <w:color w:val="2F5496" w:themeColor="accent1" w:themeShade="BF"/>
-            <w:sz w:val="28"/>
-            <w:szCs w:val="28"/>
-            <w:lang w:val="en-US"/>
-          </w:rPr>
-          <w:t>Genestrip</w:t>
-        </w:r>
-        <w:proofErr w:type="spellEnd"/>
-        <w:r>
-          <w:rPr>
-            <w:color w:val="2F5496" w:themeColor="accent1" w:themeShade="BF"/>
-            <w:sz w:val="28"/>
-            <w:szCs w:val="28"/>
-            <w:lang w:val="en-US"/>
-          </w:rPr>
-          <w:t xml:space="preserve"> </w:t>
-        </w:r>
-      </w:ins>
-      <w:ins w:id="614" w:author="Microsoft Office User" w:date="2026-01-15T18:33:00Z" w16du:dateUtc="2026-01-15T17:33:00Z">
-        <w:r>
-          <w:rPr>
-            <w:color w:val="2F5496" w:themeColor="accent1" w:themeShade="BF"/>
-            <w:sz w:val="28"/>
-            <w:szCs w:val="28"/>
-            <w:lang w:val="en-US"/>
-            <w:rPrChange w:id="615" w:author="Microsoft Office User" w:date="2026-01-15T20:08:00Z" w16du:dateUtc="2026-01-15T19:08:00Z">
-              <w:rPr>
-                <w:sz w:val="28"/>
-                <w:szCs w:val="28"/>
-                <w:lang w:val="en-US"/>
-              </w:rPr>
-            </w:rPrChange>
-          </w:rPr>
-          <w:t xml:space="preserve">databases. This is very important because for </w:t>
-        </w:r>
-      </w:ins>
-      <w:ins w:id="616" w:author="Microsoft Office User" w:date="2026-01-15T18:34:00Z" w16du:dateUtc="2026-01-15T17:34:00Z">
-        <w:r>
-          <w:rPr>
-            <w:color w:val="2F5496" w:themeColor="accent1" w:themeShade="BF"/>
-            <w:sz w:val="28"/>
-            <w:szCs w:val="28"/>
-            <w:lang w:val="en-US"/>
-            <w:rPrChange w:id="617" w:author="Microsoft Office User" w:date="2026-01-15T20:08:00Z" w16du:dateUtc="2026-01-15T19:08:00Z">
-              <w:rPr>
-                <w:sz w:val="28"/>
-                <w:szCs w:val="28"/>
-                <w:lang w:val="en-US"/>
-              </w:rPr>
-            </w:rPrChange>
-          </w:rPr>
-          <w:t>example</w:t>
-        </w:r>
-      </w:ins>
-      <w:ins w:id="618" w:author="Microsoft Office User" w:date="2026-01-15T19:36:00Z" w16du:dateUtc="2026-01-15T18:36:00Z">
-        <w:r>
-          <w:rPr>
-            <w:color w:val="2F5496" w:themeColor="accent1" w:themeShade="BF"/>
-            <w:sz w:val="28"/>
-            <w:szCs w:val="28"/>
-            <w:lang w:val="en-US"/>
-            <w:rPrChange w:id="619" w:author="Microsoft Office User" w:date="2026-01-15T20:08:00Z" w16du:dateUtc="2026-01-15T19:08:00Z">
-              <w:rPr>
-                <w:sz w:val="28"/>
-                <w:szCs w:val="28"/>
-                <w:lang w:val="en-US"/>
-              </w:rPr>
-            </w:rPrChange>
-          </w:rPr>
-          <w:t>,</w:t>
-        </w:r>
-      </w:ins>
-      <w:ins w:id="620" w:author="Microsoft Office User" w:date="2026-01-15T18:34:00Z" w16du:dateUtc="2026-01-15T17:34:00Z">
-        <w:r>
-          <w:rPr>
-            <w:color w:val="2F5496" w:themeColor="accent1" w:themeShade="BF"/>
-            <w:sz w:val="28"/>
-            <w:szCs w:val="28"/>
-            <w:lang w:val="en-US"/>
-            <w:rPrChange w:id="621" w:author="Microsoft Office User" w:date="2026-01-15T20:08:00Z" w16du:dateUtc="2026-01-15T19:08:00Z">
-              <w:rPr>
-                <w:sz w:val="28"/>
-                <w:szCs w:val="28"/>
-                <w:lang w:val="en-US"/>
-              </w:rPr>
-            </w:rPrChange>
-          </w:rPr>
-          <w:t xml:space="preserve"> </w:t>
-        </w:r>
-      </w:ins>
-      <w:ins w:id="622" w:author="Microsoft Office User" w:date="2026-01-15T18:33:00Z" w16du:dateUtc="2026-01-15T17:33:00Z">
-        <w:r>
-          <w:rPr>
-            <w:color w:val="2F5496" w:themeColor="accent1" w:themeShade="BF"/>
-            <w:sz w:val="28"/>
-            <w:szCs w:val="28"/>
-            <w:lang w:val="en-US"/>
-            <w:rPrChange w:id="623" w:author="Microsoft Office User" w:date="2026-01-15T20:08:00Z" w16du:dateUtc="2026-01-15T19:08:00Z">
-              <w:rPr>
-                <w:sz w:val="28"/>
-                <w:szCs w:val="28"/>
-                <w:lang w:val="en-US"/>
-              </w:rPr>
-            </w:rPrChange>
-          </w:rPr>
-          <w:t xml:space="preserve">the download of the bacterial part </w:t>
-        </w:r>
-      </w:ins>
-      <w:ins w:id="624" w:author="Microsoft Office User" w:date="2026-01-15T20:08:00Z" w16du:dateUtc="2026-01-15T19:08:00Z">
-        <w:r>
-          <w:rPr>
-            <w:color w:val="2F5496" w:themeColor="accent1" w:themeShade="BF"/>
-            <w:sz w:val="28"/>
-            <w:szCs w:val="28"/>
-            <w:lang w:val="en-US"/>
-          </w:rPr>
-          <w:t xml:space="preserve">of the </w:t>
-        </w:r>
-        <w:proofErr w:type="spellStart"/>
-        <w:r>
-          <w:rPr>
-            <w:color w:val="2F5496" w:themeColor="accent1" w:themeShade="BF"/>
-            <w:sz w:val="28"/>
-            <w:szCs w:val="28"/>
-            <w:lang w:val="en-US"/>
-          </w:rPr>
-          <w:t>RefSeq</w:t>
-        </w:r>
-        <w:proofErr w:type="spellEnd"/>
-        <w:r>
-          <w:rPr>
-            <w:color w:val="2F5496" w:themeColor="accent1" w:themeShade="BF"/>
-            <w:sz w:val="28"/>
-            <w:szCs w:val="28"/>
-            <w:lang w:val="en-US"/>
-          </w:rPr>
-          <w:t xml:space="preserve"> </w:t>
-        </w:r>
-      </w:ins>
-      <w:ins w:id="625" w:author="Microsoft Office User" w:date="2026-01-15T18:34:00Z" w16du:dateUtc="2026-01-15T17:34:00Z">
-        <w:r>
-          <w:rPr>
-            <w:color w:val="2F5496" w:themeColor="accent1" w:themeShade="BF"/>
-            <w:sz w:val="28"/>
-            <w:szCs w:val="28"/>
-            <w:lang w:val="en-US"/>
-            <w:rPrChange w:id="626" w:author="Microsoft Office User" w:date="2026-01-15T20:08:00Z" w16du:dateUtc="2026-01-15T19:08:00Z">
-              <w:rPr>
-                <w:sz w:val="28"/>
-                <w:szCs w:val="28"/>
-                <w:lang w:val="en-US"/>
-              </w:rPr>
-            </w:rPrChange>
-          </w:rPr>
-          <w:t xml:space="preserve">can take several hours and </w:t>
-        </w:r>
-      </w:ins>
-      <w:ins w:id="627" w:author="Microsoft Office User" w:date="2026-01-17T07:07:00Z" w16du:dateUtc="2026-01-17T06:07:00Z">
-        <w:r>
-          <w:rPr>
-            <w:color w:val="2F5496" w:themeColor="accent1" w:themeShade="BF"/>
-            <w:sz w:val="28"/>
-            <w:szCs w:val="28"/>
-            <w:lang w:val="en-US"/>
-          </w:rPr>
-          <w:t xml:space="preserve">the necessary bandwidth </w:t>
-        </w:r>
-      </w:ins>
-      <w:ins w:id="628" w:author="Microsoft Office User" w:date="2026-01-15T18:34:00Z" w16du:dateUtc="2026-01-15T17:34:00Z">
-        <w:r>
-          <w:rPr>
-            <w:color w:val="2F5496" w:themeColor="accent1" w:themeShade="BF"/>
-            <w:sz w:val="28"/>
-            <w:szCs w:val="28"/>
-            <w:lang w:val="en-US"/>
-            <w:rPrChange w:id="629" w:author="Microsoft Office User" w:date="2026-01-15T20:08:00Z" w16du:dateUtc="2026-01-15T19:08:00Z">
-              <w:rPr>
-                <w:sz w:val="28"/>
-                <w:szCs w:val="28"/>
-                <w:lang w:val="en-US"/>
-              </w:rPr>
-            </w:rPrChange>
-          </w:rPr>
-          <w:t xml:space="preserve">is a </w:t>
-        </w:r>
-      </w:ins>
-      <w:ins w:id="630" w:author="Microsoft Office User" w:date="2026-01-15T19:37:00Z" w16du:dateUtc="2026-01-15T18:37:00Z">
-        <w:r>
-          <w:rPr>
-            <w:color w:val="2F5496" w:themeColor="accent1" w:themeShade="BF"/>
-            <w:sz w:val="28"/>
-            <w:szCs w:val="28"/>
-            <w:lang w:val="en-US"/>
-            <w:rPrChange w:id="631" w:author="Microsoft Office User" w:date="2026-01-15T20:08:00Z" w16du:dateUtc="2026-01-15T19:08:00Z">
-              <w:rPr>
-                <w:sz w:val="28"/>
-                <w:szCs w:val="28"/>
-                <w:lang w:val="en-US"/>
-              </w:rPr>
-            </w:rPrChange>
-          </w:rPr>
-          <w:t>burden for</w:t>
-        </w:r>
-      </w:ins>
-      <w:ins w:id="632" w:author="Microsoft Office User" w:date="2026-01-15T18:34:00Z" w16du:dateUtc="2026-01-15T17:34:00Z">
-        <w:r>
-          <w:rPr>
-            <w:color w:val="2F5496" w:themeColor="accent1" w:themeShade="BF"/>
-            <w:sz w:val="28"/>
-            <w:szCs w:val="28"/>
-            <w:lang w:val="en-US"/>
-            <w:rPrChange w:id="633" w:author="Microsoft Office User" w:date="2026-01-15T20:08:00Z" w16du:dateUtc="2026-01-15T19:08:00Z">
-              <w:rPr>
-                <w:sz w:val="28"/>
-                <w:szCs w:val="28"/>
-                <w:lang w:val="en-US"/>
-              </w:rPr>
-            </w:rPrChange>
-          </w:rPr>
-          <w:t xml:space="preserve"> the </w:t>
-        </w:r>
-      </w:ins>
-      <w:ins w:id="634" w:author="Microsoft Office User" w:date="2026-01-15T19:38:00Z" w16du:dateUtc="2026-01-15T18:38:00Z">
-        <w:r>
-          <w:rPr>
-            <w:color w:val="2F5496" w:themeColor="accent1" w:themeShade="BF"/>
-            <w:sz w:val="28"/>
-            <w:szCs w:val="28"/>
-            <w:lang w:val="en-US"/>
-            <w:rPrChange w:id="635" w:author="Microsoft Office User" w:date="2026-01-15T20:08:00Z" w16du:dateUtc="2026-01-15T19:08:00Z">
-              <w:rPr>
-                <w:sz w:val="28"/>
-                <w:szCs w:val="28"/>
-                <w:lang w:val="en-US"/>
-              </w:rPr>
-            </w:rPrChange>
-          </w:rPr>
-          <w:t>(</w:t>
-        </w:r>
-      </w:ins>
-      <w:ins w:id="636" w:author="Microsoft Office User" w:date="2026-01-15T18:34:00Z" w16du:dateUtc="2026-01-15T17:34:00Z">
-        <w:r>
-          <w:rPr>
-            <w:color w:val="2F5496" w:themeColor="accent1" w:themeShade="BF"/>
-            <w:sz w:val="28"/>
-            <w:szCs w:val="28"/>
-            <w:lang w:val="en-US"/>
-            <w:rPrChange w:id="637" w:author="Microsoft Office User" w:date="2026-01-15T20:08:00Z" w16du:dateUtc="2026-01-15T19:08:00Z">
-              <w:rPr>
-                <w:sz w:val="28"/>
-                <w:szCs w:val="28"/>
-                <w:lang w:val="en-US"/>
-              </w:rPr>
-            </w:rPrChange>
-          </w:rPr>
-          <w:t>inter</w:t>
-        </w:r>
-      </w:ins>
-      <w:ins w:id="638" w:author="Microsoft Office User" w:date="2026-01-15T19:38:00Z" w16du:dateUtc="2026-01-15T18:38:00Z">
-        <w:r>
-          <w:rPr>
-            <w:color w:val="2F5496" w:themeColor="accent1" w:themeShade="BF"/>
-            <w:sz w:val="28"/>
-            <w:szCs w:val="28"/>
-            <w:lang w:val="en-US"/>
-            <w:rPrChange w:id="639" w:author="Microsoft Office User" w:date="2026-01-15T20:08:00Z" w16du:dateUtc="2026-01-15T19:08:00Z">
-              <w:rPr>
-                <w:sz w:val="28"/>
-                <w:szCs w:val="28"/>
-                <w:lang w:val="en-US"/>
-              </w:rPr>
-            </w:rPrChange>
-          </w:rPr>
-          <w:t>-)</w:t>
-        </w:r>
-      </w:ins>
-      <w:ins w:id="640" w:author="Microsoft Office User" w:date="2026-01-15T18:35:00Z" w16du:dateUtc="2026-01-15T17:35:00Z">
-        <w:r>
-          <w:rPr>
-            <w:color w:val="2F5496" w:themeColor="accent1" w:themeShade="BF"/>
-            <w:sz w:val="28"/>
-            <w:szCs w:val="28"/>
-            <w:lang w:val="en-US"/>
-            <w:rPrChange w:id="641" w:author="Microsoft Office User" w:date="2026-01-15T20:08:00Z" w16du:dateUtc="2026-01-15T19:08:00Z">
-              <w:rPr>
-                <w:sz w:val="28"/>
-                <w:szCs w:val="28"/>
-                <w:lang w:val="en-US"/>
-              </w:rPr>
-            </w:rPrChange>
-          </w:rPr>
-          <w:t xml:space="preserve">national </w:t>
-        </w:r>
-      </w:ins>
-      <w:ins w:id="642" w:author="Microsoft Office User" w:date="2026-01-15T19:38:00Z" w16du:dateUtc="2026-01-15T18:38:00Z">
-        <w:r>
-          <w:rPr>
-            <w:color w:val="2F5496" w:themeColor="accent1" w:themeShade="BF"/>
-            <w:sz w:val="28"/>
-            <w:szCs w:val="28"/>
-            <w:lang w:val="en-US"/>
-            <w:rPrChange w:id="643" w:author="Microsoft Office User" w:date="2026-01-15T20:08:00Z" w16du:dateUtc="2026-01-15T19:08:00Z">
-              <w:rPr>
-                <w:sz w:val="28"/>
-                <w:szCs w:val="28"/>
-                <w:lang w:val="en-US"/>
-              </w:rPr>
-            </w:rPrChange>
-          </w:rPr>
-          <w:t>communication lines</w:t>
-        </w:r>
-      </w:ins>
-      <w:ins w:id="644" w:author="Microsoft Office User" w:date="2026-01-15T18:35:00Z" w16du:dateUtc="2026-01-15T17:35:00Z">
-        <w:r>
-          <w:rPr>
-            <w:color w:val="2F5496" w:themeColor="accent1" w:themeShade="BF"/>
-            <w:sz w:val="28"/>
-            <w:szCs w:val="28"/>
-            <w:lang w:val="en-US"/>
-            <w:rPrChange w:id="645" w:author="Microsoft Office User" w:date="2026-01-15T20:08:00Z" w16du:dateUtc="2026-01-15T19:08:00Z">
-              <w:rPr>
-                <w:sz w:val="28"/>
-                <w:szCs w:val="28"/>
-                <w:lang w:val="en-US"/>
-              </w:rPr>
-            </w:rPrChange>
-          </w:rPr>
-          <w:t xml:space="preserve"> </w:t>
-        </w:r>
-      </w:ins>
-      <w:ins w:id="646" w:author="Microsoft Office User" w:date="2026-01-15T20:09:00Z" w16du:dateUtc="2026-01-15T19:09:00Z">
+      <w:ins w:id="640" w:author="Microsoft Office User" w:date="2026-01-15T20:09:00Z" w16du:dateUtc="2026-01-15T19:09:00Z">
         <w:r>
           <w:rPr>
             <w:color w:val="2F5496" w:themeColor="accent1" w:themeShade="BF"/>
@@ -6601,14 +6621,14 @@
           <w:t>as well as</w:t>
         </w:r>
       </w:ins>
-      <w:ins w:id="647" w:author="Microsoft Office User" w:date="2026-01-15T18:35:00Z" w16du:dateUtc="2026-01-15T17:35:00Z">
-        <w:r>
-          <w:rPr>
-            <w:color w:val="2F5496" w:themeColor="accent1" w:themeShade="BF"/>
-            <w:sz w:val="28"/>
-            <w:szCs w:val="28"/>
-            <w:lang w:val="en-US"/>
-            <w:rPrChange w:id="648" w:author="Microsoft Office User" w:date="2026-01-15T20:08:00Z" w16du:dateUtc="2026-01-15T19:08:00Z">
+      <w:ins w:id="641" w:author="Microsoft Office User" w:date="2026-01-15T18:35:00Z" w16du:dateUtc="2026-01-15T17:35:00Z">
+        <w:r>
+          <w:rPr>
+            <w:color w:val="2F5496" w:themeColor="accent1" w:themeShade="BF"/>
+            <w:sz w:val="28"/>
+            <w:szCs w:val="28"/>
+            <w:lang w:val="en-US"/>
+            <w:rPrChange w:id="642" w:author="Microsoft Office User" w:date="2026-01-15T20:08:00Z" w16du:dateUtc="2026-01-15T19:08:00Z">
               <w:rPr>
                 <w:sz w:val="28"/>
                 <w:szCs w:val="28"/>
@@ -6619,14 +6639,14 @@
           <w:t xml:space="preserve"> NCBI’s server</w:t>
         </w:r>
       </w:ins>
-      <w:ins w:id="649" w:author="Microsoft Office User" w:date="2026-01-15T19:38:00Z" w16du:dateUtc="2026-01-15T18:38:00Z">
-        <w:r>
-          <w:rPr>
-            <w:color w:val="2F5496" w:themeColor="accent1" w:themeShade="BF"/>
-            <w:sz w:val="28"/>
-            <w:szCs w:val="28"/>
-            <w:lang w:val="en-US"/>
-            <w:rPrChange w:id="650" w:author="Microsoft Office User" w:date="2026-01-15T20:08:00Z" w16du:dateUtc="2026-01-15T19:08:00Z">
+      <w:ins w:id="643" w:author="Microsoft Office User" w:date="2026-01-15T19:38:00Z" w16du:dateUtc="2026-01-15T18:38:00Z">
+        <w:r>
+          <w:rPr>
+            <w:color w:val="2F5496" w:themeColor="accent1" w:themeShade="BF"/>
+            <w:sz w:val="28"/>
+            <w:szCs w:val="28"/>
+            <w:lang w:val="en-US"/>
+            <w:rPrChange w:id="644" w:author="Microsoft Office User" w:date="2026-01-15T20:08:00Z" w16du:dateUtc="2026-01-15T19:08:00Z">
               <w:rPr>
                 <w:sz w:val="28"/>
                 <w:szCs w:val="28"/>
@@ -6637,7 +6657,7 @@
           <w:t xml:space="preserve"> system</w:t>
         </w:r>
       </w:ins>
-      <w:ins w:id="651" w:author="Microsoft Office User" w:date="2026-01-17T07:07:00Z" w16du:dateUtc="2026-01-17T06:07:00Z">
+      <w:ins w:id="645" w:author="Microsoft Office User" w:date="2026-01-17T07:07:00Z" w16du:dateUtc="2026-01-17T06:07:00Z">
         <w:r>
           <w:rPr>
             <w:color w:val="2F5496" w:themeColor="accent1" w:themeShade="BF"/>
@@ -6648,14 +6668,14 @@
           <w:t>s</w:t>
         </w:r>
       </w:ins>
-      <w:ins w:id="652" w:author="Microsoft Office User" w:date="2026-01-15T18:35:00Z" w16du:dateUtc="2026-01-15T17:35:00Z">
-        <w:r>
-          <w:rPr>
-            <w:color w:val="2F5496" w:themeColor="accent1" w:themeShade="BF"/>
-            <w:sz w:val="28"/>
-            <w:szCs w:val="28"/>
-            <w:lang w:val="en-US"/>
-            <w:rPrChange w:id="653" w:author="Microsoft Office User" w:date="2026-01-15T20:08:00Z" w16du:dateUtc="2026-01-15T19:08:00Z">
+      <w:ins w:id="646" w:author="Microsoft Office User" w:date="2026-01-15T18:35:00Z" w16du:dateUtc="2026-01-15T17:35:00Z">
+        <w:r>
+          <w:rPr>
+            <w:color w:val="2F5496" w:themeColor="accent1" w:themeShade="BF"/>
+            <w:sz w:val="28"/>
+            <w:szCs w:val="28"/>
+            <w:lang w:val="en-US"/>
+            <w:rPrChange w:id="647" w:author="Microsoft Office User" w:date="2026-01-15T20:08:00Z" w16du:dateUtc="2026-01-15T19:08:00Z">
               <w:rPr>
                 <w:sz w:val="28"/>
                 <w:szCs w:val="28"/>
@@ -6666,14 +6686,14 @@
           <w:t>.</w:t>
         </w:r>
       </w:ins>
-      <w:del w:id="654" w:author="Microsoft Office User" w:date="2026-01-15T18:34:00Z" w16du:dateUtc="2026-01-15T17:34:00Z">
-        <w:r>
-          <w:rPr>
-            <w:color w:val="2F5496" w:themeColor="accent1" w:themeShade="BF"/>
-            <w:sz w:val="28"/>
-            <w:szCs w:val="28"/>
-            <w:lang w:val="en-US"/>
-            <w:rPrChange w:id="655" w:author="Microsoft Office User" w:date="2026-01-15T20:08:00Z" w16du:dateUtc="2026-01-15T19:08:00Z">
+      <w:del w:id="648" w:author="Microsoft Office User" w:date="2026-01-15T18:34:00Z" w16du:dateUtc="2026-01-15T17:34:00Z">
+        <w:r>
+          <w:rPr>
+            <w:color w:val="2F5496" w:themeColor="accent1" w:themeShade="BF"/>
+            <w:sz w:val="28"/>
+            <w:szCs w:val="28"/>
+            <w:lang w:val="en-US"/>
+            <w:rPrChange w:id="649" w:author="Microsoft Office User" w:date="2026-01-15T20:08:00Z" w16du:dateUtc="2026-01-15T19:08:00Z">
               <w:rPr>
                 <w:sz w:val="28"/>
                 <w:szCs w:val="28"/>
@@ -6684,14 +6704,14 @@
           <w:delText xml:space="preserve"> </w:delText>
         </w:r>
       </w:del>
-      <w:del w:id="656" w:author="Microsoft Office User" w:date="2026-01-15T18:38:00Z" w16du:dateUtc="2026-01-15T17:38:00Z">
-        <w:r>
-          <w:rPr>
-            <w:color w:val="2F5496" w:themeColor="accent1" w:themeShade="BF"/>
-            <w:sz w:val="28"/>
-            <w:szCs w:val="28"/>
-            <w:lang w:val="en-US"/>
-            <w:rPrChange w:id="657" w:author="Microsoft Office User" w:date="2026-01-15T20:08:00Z" w16du:dateUtc="2026-01-15T19:08:00Z">
+      <w:del w:id="650" w:author="Microsoft Office User" w:date="2026-01-15T18:38:00Z" w16du:dateUtc="2026-01-15T17:38:00Z">
+        <w:r>
+          <w:rPr>
+            <w:color w:val="2F5496" w:themeColor="accent1" w:themeShade="BF"/>
+            <w:sz w:val="28"/>
+            <w:szCs w:val="28"/>
+            <w:lang w:val="en-US"/>
+            <w:rPrChange w:id="651" w:author="Microsoft Office User" w:date="2026-01-15T20:08:00Z" w16du:dateUtc="2026-01-15T19:08:00Z">
               <w:rPr>
                 <w:sz w:val="28"/>
                 <w:szCs w:val="28"/>
@@ -6707,14 +6727,14 @@
       <w:pPr>
         <w:pStyle w:val="u-mb-24"/>
         <w:rPr>
-          <w:ins w:id="658" w:author="Microsoft Office User" w:date="2026-01-15T19:38:00Z" w16du:dateUtc="2026-01-15T18:38:00Z"/>
+          <w:ins w:id="652" w:author="Microsoft Office User" w:date="2026-01-15T19:38:00Z" w16du:dateUtc="2026-01-15T18:38:00Z"/>
           <w:color w:val="2F5496" w:themeColor="accent1" w:themeShade="BF"/>
           <w:sz w:val="28"/>
           <w:szCs w:val="28"/>
           <w:lang w:val="en-US"/>
-          <w:rPrChange w:id="659" w:author="Microsoft Office User" w:date="2026-01-15T20:08:00Z" w16du:dateUtc="2026-01-15T19:08:00Z">
+          <w:rPrChange w:id="653" w:author="Microsoft Office User" w:date="2026-01-15T20:08:00Z" w16du:dateUtc="2026-01-15T19:08:00Z">
             <w:rPr>
-              <w:ins w:id="660" w:author="Microsoft Office User" w:date="2026-01-15T19:38:00Z" w16du:dateUtc="2026-01-15T18:38:00Z"/>
+              <w:ins w:id="654" w:author="Microsoft Office User" w:date="2026-01-15T19:38:00Z" w16du:dateUtc="2026-01-15T18:38:00Z"/>
               <w:sz w:val="28"/>
               <w:szCs w:val="28"/>
               <w:lang w:val="en-US"/>
@@ -6722,7 +6742,7 @@
           </w:rPrChange>
         </w:rPr>
       </w:pPr>
-      <w:ins w:id="661" w:author="Microsoft Office User" w:date="2026-01-15T18:36:00Z" w16du:dateUtc="2026-01-15T17:36:00Z">
+      <w:ins w:id="655" w:author="Microsoft Office User" w:date="2026-01-15T18:36:00Z" w16du:dateUtc="2026-01-15T17:36:00Z">
         <w:r>
           <w:rPr>
             <w:b/>
@@ -6731,7 +6751,7 @@
             <w:sz w:val="28"/>
             <w:szCs w:val="28"/>
             <w:lang w:val="en-US"/>
-            <w:rPrChange w:id="662" w:author="Microsoft Office User" w:date="2026-01-15T20:08:00Z" w16du:dateUtc="2026-01-15T19:08:00Z">
+            <w:rPrChange w:id="656" w:author="Microsoft Office User" w:date="2026-01-15T20:08:00Z" w16du:dateUtc="2026-01-15T19:08:00Z">
               <w:rPr>
                 <w:sz w:val="28"/>
                 <w:szCs w:val="28"/>
@@ -6747,6 +6767,60 @@
             <w:sz w:val="28"/>
             <w:szCs w:val="28"/>
             <w:lang w:val="en-US"/>
+            <w:rPrChange w:id="657" w:author="Microsoft Office User" w:date="2026-01-15T20:08:00Z" w16du:dateUtc="2026-01-15T19:08:00Z">
+              <w:rPr>
+                <w:sz w:val="28"/>
+                <w:szCs w:val="28"/>
+                <w:lang w:val="en-US"/>
+              </w:rPr>
+            </w:rPrChange>
+          </w:rPr>
+          <w:t xml:space="preserve"> As the reuse of downloaded </w:t>
+        </w:r>
+      </w:ins>
+      <w:ins w:id="658" w:author="Microsoft Office User" w:date="2026-01-15T18:38:00Z" w16du:dateUtc="2026-01-15T17:38:00Z">
+        <w:r>
+          <w:rPr>
+            <w:color w:val="2F5496" w:themeColor="accent1" w:themeShade="BF"/>
+            <w:sz w:val="28"/>
+            <w:szCs w:val="28"/>
+            <w:lang w:val="en-US"/>
+            <w:rPrChange w:id="659" w:author="Microsoft Office User" w:date="2026-01-15T20:08:00Z" w16du:dateUtc="2026-01-15T19:08:00Z">
+              <w:rPr>
+                <w:sz w:val="28"/>
+                <w:szCs w:val="28"/>
+                <w:lang w:val="en-US"/>
+              </w:rPr>
+            </w:rPrChange>
+          </w:rPr>
+          <w:t xml:space="preserve">genomes across </w:t>
+        </w:r>
+      </w:ins>
+      <w:ins w:id="660" w:author="Microsoft Office User" w:date="2026-01-15T18:36:00Z" w16du:dateUtc="2026-01-15T17:36:00Z">
+        <w:r>
+          <w:rPr>
+            <w:color w:val="2F5496" w:themeColor="accent1" w:themeShade="BF"/>
+            <w:sz w:val="28"/>
+            <w:szCs w:val="28"/>
+            <w:lang w:val="en-US"/>
+            <w:rPrChange w:id="661" w:author="Microsoft Office User" w:date="2026-01-15T20:08:00Z" w16du:dateUtc="2026-01-15T19:08:00Z">
+              <w:rPr>
+                <w:sz w:val="28"/>
+                <w:szCs w:val="28"/>
+                <w:lang w:val="en-US"/>
+              </w:rPr>
+            </w:rPrChange>
+          </w:rPr>
+          <w:t>d</w:t>
+        </w:r>
+      </w:ins>
+      <w:ins w:id="662" w:author="Microsoft Office User" w:date="2026-01-15T18:37:00Z" w16du:dateUtc="2026-01-15T17:37:00Z">
+        <w:r>
+          <w:rPr>
+            <w:color w:val="2F5496" w:themeColor="accent1" w:themeShade="BF"/>
+            <w:sz w:val="28"/>
+            <w:szCs w:val="28"/>
+            <w:lang w:val="en-US"/>
             <w:rPrChange w:id="663" w:author="Microsoft Office User" w:date="2026-01-15T20:08:00Z" w16du:dateUtc="2026-01-15T19:08:00Z">
               <w:rPr>
                 <w:sz w:val="28"/>
@@ -6755,10 +6829,10 @@
               </w:rPr>
             </w:rPrChange>
           </w:rPr>
-          <w:t xml:space="preserve"> As the reuse of downloaded </w:t>
-        </w:r>
-      </w:ins>
-      <w:ins w:id="664" w:author="Microsoft Office User" w:date="2026-01-15T18:38:00Z" w16du:dateUtc="2026-01-15T17:38:00Z">
+          <w:t>atabase generation</w:t>
+        </w:r>
+      </w:ins>
+      <w:ins w:id="664" w:author="Microsoft Office User" w:date="2026-01-15T19:38:00Z" w16du:dateUtc="2026-01-15T18:38:00Z">
         <w:r>
           <w:rPr>
             <w:color w:val="2F5496" w:themeColor="accent1" w:themeShade="BF"/>
@@ -6773,10 +6847,10 @@
               </w:rPr>
             </w:rPrChange>
           </w:rPr>
-          <w:t xml:space="preserve">genomes across </w:t>
-        </w:r>
-      </w:ins>
-      <w:ins w:id="666" w:author="Microsoft Office User" w:date="2026-01-15T18:36:00Z" w16du:dateUtc="2026-01-15T17:36:00Z">
+          <w:t xml:space="preserve"> projects </w:t>
+        </w:r>
+      </w:ins>
+      <w:ins w:id="666" w:author="Microsoft Office User" w:date="2026-01-15T18:37:00Z" w16du:dateUtc="2026-01-15T17:37:00Z">
         <w:r>
           <w:rPr>
             <w:color w:val="2F5496" w:themeColor="accent1" w:themeShade="BF"/>
@@ -6791,10 +6865,10 @@
               </w:rPr>
             </w:rPrChange>
           </w:rPr>
-          <w:t>d</w:t>
-        </w:r>
-      </w:ins>
-      <w:ins w:id="668" w:author="Microsoft Office User" w:date="2026-01-15T18:37:00Z" w16du:dateUtc="2026-01-15T17:37:00Z">
+          <w:t>has not been mentioned</w:t>
+        </w:r>
+      </w:ins>
+      <w:ins w:id="668" w:author="Microsoft Office User" w:date="2026-01-15T18:38:00Z" w16du:dateUtc="2026-01-15T17:38:00Z">
         <w:r>
           <w:rPr>
             <w:color w:val="2F5496" w:themeColor="accent1" w:themeShade="BF"/>
@@ -6809,10 +6883,10 @@
               </w:rPr>
             </w:rPrChange>
           </w:rPr>
-          <w:t>atabase generation</w:t>
-        </w:r>
-      </w:ins>
-      <w:ins w:id="670" w:author="Microsoft Office User" w:date="2026-01-15T19:38:00Z" w16du:dateUtc="2026-01-15T18:38:00Z">
+          <w:t>,</w:t>
+        </w:r>
+      </w:ins>
+      <w:ins w:id="670" w:author="Microsoft Office User" w:date="2026-01-15T18:37:00Z" w16du:dateUtc="2026-01-15T17:37:00Z">
         <w:r>
           <w:rPr>
             <w:color w:val="2F5496" w:themeColor="accent1" w:themeShade="BF"/>
@@ -6827,64 +6901,10 @@
               </w:rPr>
             </w:rPrChange>
           </w:rPr>
-          <w:t xml:space="preserve"> projects </w:t>
-        </w:r>
-      </w:ins>
-      <w:ins w:id="672" w:author="Microsoft Office User" w:date="2026-01-15T18:37:00Z" w16du:dateUtc="2026-01-15T17:37:00Z">
-        <w:r>
-          <w:rPr>
-            <w:color w:val="2F5496" w:themeColor="accent1" w:themeShade="BF"/>
-            <w:sz w:val="28"/>
-            <w:szCs w:val="28"/>
-            <w:lang w:val="en-US"/>
-            <w:rPrChange w:id="673" w:author="Microsoft Office User" w:date="2026-01-15T20:08:00Z" w16du:dateUtc="2026-01-15T19:08:00Z">
-              <w:rPr>
-                <w:sz w:val="28"/>
-                <w:szCs w:val="28"/>
-                <w:lang w:val="en-US"/>
-              </w:rPr>
-            </w:rPrChange>
-          </w:rPr>
-          <w:t>has not been mentioned</w:t>
-        </w:r>
-      </w:ins>
-      <w:ins w:id="674" w:author="Microsoft Office User" w:date="2026-01-15T18:38:00Z" w16du:dateUtc="2026-01-15T17:38:00Z">
-        <w:r>
-          <w:rPr>
-            <w:color w:val="2F5496" w:themeColor="accent1" w:themeShade="BF"/>
-            <w:sz w:val="28"/>
-            <w:szCs w:val="28"/>
-            <w:lang w:val="en-US"/>
-            <w:rPrChange w:id="675" w:author="Microsoft Office User" w:date="2026-01-15T20:08:00Z" w16du:dateUtc="2026-01-15T19:08:00Z">
-              <w:rPr>
-                <w:sz w:val="28"/>
-                <w:szCs w:val="28"/>
-                <w:lang w:val="en-US"/>
-              </w:rPr>
-            </w:rPrChange>
-          </w:rPr>
-          <w:t>,</w:t>
-        </w:r>
-      </w:ins>
-      <w:ins w:id="676" w:author="Microsoft Office User" w:date="2026-01-15T18:37:00Z" w16du:dateUtc="2026-01-15T17:37:00Z">
-        <w:r>
-          <w:rPr>
-            <w:color w:val="2F5496" w:themeColor="accent1" w:themeShade="BF"/>
-            <w:sz w:val="28"/>
-            <w:szCs w:val="28"/>
-            <w:lang w:val="en-US"/>
-            <w:rPrChange w:id="677" w:author="Microsoft Office User" w:date="2026-01-15T20:08:00Z" w16du:dateUtc="2026-01-15T19:08:00Z">
-              <w:rPr>
-                <w:sz w:val="28"/>
-                <w:szCs w:val="28"/>
-                <w:lang w:val="en-US"/>
-              </w:rPr>
-            </w:rPrChange>
-          </w:rPr>
           <w:t xml:space="preserve"> we </w:t>
         </w:r>
       </w:ins>
-      <w:ins w:id="678" w:author="Microsoft Office User" w:date="2026-01-20T07:58:00Z" w16du:dateUtc="2026-01-20T06:58:00Z">
+      <w:ins w:id="672" w:author="Microsoft Office User" w:date="2026-01-20T07:58:00Z" w16du:dateUtc="2026-01-20T06:58:00Z">
         <w:r>
           <w:rPr>
             <w:color w:val="2F5496" w:themeColor="accent1" w:themeShade="BF"/>
@@ -6895,7 +6915,61 @@
           <w:t xml:space="preserve">also </w:t>
         </w:r>
       </w:ins>
-      <w:ins w:id="679" w:author="Microsoft Office User" w:date="2026-01-15T18:37:00Z" w16du:dateUtc="2026-01-15T17:37:00Z">
+      <w:ins w:id="673" w:author="Microsoft Office User" w:date="2026-01-15T18:37:00Z" w16du:dateUtc="2026-01-15T17:37:00Z">
+        <w:r>
+          <w:rPr>
+            <w:color w:val="2F5496" w:themeColor="accent1" w:themeShade="BF"/>
+            <w:sz w:val="28"/>
+            <w:szCs w:val="28"/>
+            <w:lang w:val="en-US"/>
+            <w:rPrChange w:id="674" w:author="Microsoft Office User" w:date="2026-01-15T20:08:00Z" w16du:dateUtc="2026-01-15T19:08:00Z">
+              <w:rPr>
+                <w:sz w:val="28"/>
+                <w:szCs w:val="28"/>
+                <w:lang w:val="en-US"/>
+              </w:rPr>
+            </w:rPrChange>
+          </w:rPr>
+          <w:t xml:space="preserve">included a brief description </w:t>
+        </w:r>
+      </w:ins>
+      <w:ins w:id="675" w:author="Microsoft Office User" w:date="2026-01-15T18:38:00Z" w16du:dateUtc="2026-01-15T17:38:00Z">
+        <w:r>
+          <w:rPr>
+            <w:color w:val="2F5496" w:themeColor="accent1" w:themeShade="BF"/>
+            <w:sz w:val="28"/>
+            <w:szCs w:val="28"/>
+            <w:lang w:val="en-US"/>
+            <w:rPrChange w:id="676" w:author="Microsoft Office User" w:date="2026-01-15T20:08:00Z" w16du:dateUtc="2026-01-15T19:08:00Z">
+              <w:rPr>
+                <w:sz w:val="28"/>
+                <w:szCs w:val="28"/>
+                <w:lang w:val="en-US"/>
+              </w:rPr>
+            </w:rPrChange>
+          </w:rPr>
+          <w:t xml:space="preserve">of this aspect </w:t>
+        </w:r>
+      </w:ins>
+      <w:ins w:id="677" w:author="Microsoft Office User" w:date="2026-01-15T18:37:00Z" w16du:dateUtc="2026-01-15T17:37:00Z">
+        <w:r>
+          <w:rPr>
+            <w:color w:val="2F5496" w:themeColor="accent1" w:themeShade="BF"/>
+            <w:sz w:val="28"/>
+            <w:szCs w:val="28"/>
+            <w:lang w:val="en-US"/>
+            <w:rPrChange w:id="678" w:author="Microsoft Office User" w:date="2026-01-15T20:08:00Z" w16du:dateUtc="2026-01-15T19:08:00Z">
+              <w:rPr>
+                <w:sz w:val="28"/>
+                <w:szCs w:val="28"/>
+                <w:lang w:val="en-US"/>
+              </w:rPr>
+            </w:rPrChange>
+          </w:rPr>
+          <w:t>in Section 2.</w:t>
+        </w:r>
+      </w:ins>
+      <w:ins w:id="679" w:author="Microsoft Office User" w:date="2026-01-15T18:41:00Z" w16du:dateUtc="2026-01-15T17:41:00Z">
         <w:r>
           <w:rPr>
             <w:color w:val="2F5496" w:themeColor="accent1" w:themeShade="BF"/>
@@ -6910,10 +6984,10 @@
               </w:rPr>
             </w:rPrChange>
           </w:rPr>
-          <w:t xml:space="preserve">included a brief description </w:t>
-        </w:r>
-      </w:ins>
-      <w:ins w:id="681" w:author="Microsoft Office User" w:date="2026-01-15T18:38:00Z" w16du:dateUtc="2026-01-15T17:38:00Z">
+          <w:t>1</w:t>
+        </w:r>
+      </w:ins>
+      <w:ins w:id="681" w:author="Microsoft Office User" w:date="2026-01-15T18:39:00Z" w16du:dateUtc="2026-01-15T17:39:00Z">
         <w:r>
           <w:rPr>
             <w:color w:val="2F5496" w:themeColor="accent1" w:themeShade="BF"/>
@@ -6921,60 +6995,6 @@
             <w:szCs w:val="28"/>
             <w:lang w:val="en-US"/>
             <w:rPrChange w:id="682" w:author="Microsoft Office User" w:date="2026-01-15T20:08:00Z" w16du:dateUtc="2026-01-15T19:08:00Z">
-              <w:rPr>
-                <w:sz w:val="28"/>
-                <w:szCs w:val="28"/>
-                <w:lang w:val="en-US"/>
-              </w:rPr>
-            </w:rPrChange>
-          </w:rPr>
-          <w:t xml:space="preserve">of this aspect </w:t>
-        </w:r>
-      </w:ins>
-      <w:ins w:id="683" w:author="Microsoft Office User" w:date="2026-01-15T18:37:00Z" w16du:dateUtc="2026-01-15T17:37:00Z">
-        <w:r>
-          <w:rPr>
-            <w:color w:val="2F5496" w:themeColor="accent1" w:themeShade="BF"/>
-            <w:sz w:val="28"/>
-            <w:szCs w:val="28"/>
-            <w:lang w:val="en-US"/>
-            <w:rPrChange w:id="684" w:author="Microsoft Office User" w:date="2026-01-15T20:08:00Z" w16du:dateUtc="2026-01-15T19:08:00Z">
-              <w:rPr>
-                <w:sz w:val="28"/>
-                <w:szCs w:val="28"/>
-                <w:lang w:val="en-US"/>
-              </w:rPr>
-            </w:rPrChange>
-          </w:rPr>
-          <w:t>in Section 2.</w:t>
-        </w:r>
-      </w:ins>
-      <w:ins w:id="685" w:author="Microsoft Office User" w:date="2026-01-15T18:41:00Z" w16du:dateUtc="2026-01-15T17:41:00Z">
-        <w:r>
-          <w:rPr>
-            <w:color w:val="2F5496" w:themeColor="accent1" w:themeShade="BF"/>
-            <w:sz w:val="28"/>
-            <w:szCs w:val="28"/>
-            <w:lang w:val="en-US"/>
-            <w:rPrChange w:id="686" w:author="Microsoft Office User" w:date="2026-01-15T20:08:00Z" w16du:dateUtc="2026-01-15T19:08:00Z">
-              <w:rPr>
-                <w:sz w:val="28"/>
-                <w:szCs w:val="28"/>
-                <w:lang w:val="en-US"/>
-              </w:rPr>
-            </w:rPrChange>
-          </w:rPr>
-          <w:t>1</w:t>
-        </w:r>
-      </w:ins>
-      <w:ins w:id="687" w:author="Microsoft Office User" w:date="2026-01-15T18:39:00Z" w16du:dateUtc="2026-01-15T17:39:00Z">
-        <w:r>
-          <w:rPr>
-            <w:color w:val="2F5496" w:themeColor="accent1" w:themeShade="BF"/>
-            <w:sz w:val="28"/>
-            <w:szCs w:val="28"/>
-            <w:lang w:val="en-US"/>
-            <w:rPrChange w:id="688" w:author="Microsoft Office User" w:date="2026-01-15T20:08:00Z" w16du:dateUtc="2026-01-15T19:08:00Z">
               <w:rPr>
                 <w:sz w:val="28"/>
                 <w:szCs w:val="28"/>
@@ -6990,7 +7010,7 @@
       <w:pPr>
         <w:pStyle w:val="u-mb-24"/>
         <w:rPr>
-          <w:ins w:id="689" w:author="Microsoft Office User" w:date="2026-01-15T18:54:00Z" w16du:dateUtc="2026-01-15T17:54:00Z"/>
+          <w:ins w:id="683" w:author="Microsoft Office User" w:date="2026-01-15T18:54:00Z" w16du:dateUtc="2026-01-15T17:54:00Z"/>
           <w:sz w:val="28"/>
           <w:szCs w:val="28"/>
           <w:lang w:val="en-US"/>
@@ -7002,7 +7022,6 @@
           <w:szCs w:val="28"/>
           <w:lang w:val="en-US"/>
         </w:rPr>
-        <w:br/>
         <w:t xml:space="preserve">Proving accuracy is always a problem for this type of paper. Synthetic data has a known truth which makes proving accuracy much easier, but it isn't real data with all its complexity. Real data is real, but truth is elusive. You can compare it to other tools (as you've done here), but this is a comparative truth, not an absolute one. One partial solution is to use data with a known 'truth' - such as data from a synthetic metagenome - known bacteria combined in known quantities - or a metagenome with both WGS and amplicon data available. </w:t>
       </w:r>
     </w:p>
@@ -7010,14 +7029,14 @@
       <w:pPr>
         <w:pStyle w:val="u-mb-24"/>
         <w:rPr>
-          <w:ins w:id="690" w:author="Microsoft Office User" w:date="2026-01-15T18:54:00Z" w16du:dateUtc="2026-01-15T17:54:00Z"/>
-          <w:color w:val="2F5496" w:themeColor="accent1" w:themeShade="BF"/>
-          <w:sz w:val="28"/>
-          <w:szCs w:val="28"/>
-          <w:lang w:val="en-US"/>
-          <w:rPrChange w:id="691" w:author="Microsoft Office User" w:date="2026-01-15T20:09:00Z" w16du:dateUtc="2026-01-15T19:09:00Z">
+          <w:ins w:id="684" w:author="Microsoft Office User" w:date="2026-01-15T18:54:00Z" w16du:dateUtc="2026-01-15T17:54:00Z"/>
+          <w:color w:val="000000" w:themeColor="text1"/>
+          <w:sz w:val="28"/>
+          <w:szCs w:val="28"/>
+          <w:lang w:val="en-US"/>
+          <w:rPrChange w:id="685" w:author="Microsoft Office User" w:date="2026-01-17T07:09:00Z" w16du:dateUtc="2026-01-17T06:09:00Z">
             <w:rPr>
-              <w:ins w:id="692" w:author="Microsoft Office User" w:date="2026-01-15T18:54:00Z" w16du:dateUtc="2026-01-15T17:54:00Z"/>
+              <w:ins w:id="686" w:author="Microsoft Office User" w:date="2026-01-15T18:54:00Z" w16du:dateUtc="2026-01-15T17:54:00Z"/>
               <w:sz w:val="28"/>
               <w:szCs w:val="28"/>
               <w:lang w:val="en-US"/>
@@ -7025,268 +7044,13 @@
           </w:rPrChange>
         </w:rPr>
       </w:pPr>
-      <w:ins w:id="693" w:author="Microsoft Office User" w:date="2026-01-15T18:54:00Z" w16du:dateUtc="2026-01-15T17:54:00Z">
-        <w:r>
-          <w:rPr>
-            <w:color w:val="2F5496" w:themeColor="accent1" w:themeShade="BF"/>
-            <w:sz w:val="28"/>
-            <w:szCs w:val="28"/>
-            <w:lang w:val="en-US"/>
-            <w:rPrChange w:id="694" w:author="Microsoft Office User" w:date="2026-01-15T20:09:00Z" w16du:dateUtc="2026-01-15T19:09:00Z">
-              <w:rPr>
-                <w:sz w:val="28"/>
-                <w:szCs w:val="28"/>
-                <w:lang w:val="en-US"/>
-              </w:rPr>
-            </w:rPrChange>
-          </w:rPr>
-          <w:t xml:space="preserve">As described in Section 3.1 paragraph 4 we indeed evaluated </w:t>
-        </w:r>
-        <w:proofErr w:type="spellStart"/>
-        <w:r>
-          <w:rPr>
-            <w:color w:val="2F5496" w:themeColor="accent1" w:themeShade="BF"/>
-            <w:sz w:val="28"/>
-            <w:szCs w:val="28"/>
-            <w:lang w:val="en-US"/>
-            <w:rPrChange w:id="695" w:author="Microsoft Office User" w:date="2026-01-15T20:09:00Z" w16du:dateUtc="2026-01-15T19:09:00Z">
-              <w:rPr>
-                <w:sz w:val="28"/>
-                <w:szCs w:val="28"/>
-                <w:lang w:val="en-US"/>
-              </w:rPr>
-            </w:rPrChange>
-          </w:rPr>
-          <w:t>Genestrip</w:t>
-        </w:r>
-        <w:proofErr w:type="spellEnd"/>
-        <w:r>
-          <w:rPr>
-            <w:color w:val="2F5496" w:themeColor="accent1" w:themeShade="BF"/>
-            <w:sz w:val="28"/>
-            <w:szCs w:val="28"/>
-            <w:lang w:val="en-US"/>
-            <w:rPrChange w:id="696" w:author="Microsoft Office User" w:date="2026-01-15T20:09:00Z" w16du:dateUtc="2026-01-15T19:09:00Z">
-              <w:rPr>
-                <w:sz w:val="28"/>
-                <w:szCs w:val="28"/>
-                <w:lang w:val="en-US"/>
-              </w:rPr>
-            </w:rPrChange>
-          </w:rPr>
-          <w:t xml:space="preserve"> and </w:t>
-        </w:r>
-        <w:proofErr w:type="spellStart"/>
-        <w:r>
-          <w:rPr>
-            <w:color w:val="2F5496" w:themeColor="accent1" w:themeShade="BF"/>
-            <w:sz w:val="28"/>
-            <w:szCs w:val="28"/>
-            <w:lang w:val="en-US"/>
-            <w:rPrChange w:id="697" w:author="Microsoft Office User" w:date="2026-01-15T20:09:00Z" w16du:dateUtc="2026-01-15T19:09:00Z">
-              <w:rPr>
-                <w:sz w:val="28"/>
-                <w:szCs w:val="28"/>
-                <w:lang w:val="en-US"/>
-              </w:rPr>
-            </w:rPrChange>
-          </w:rPr>
-          <w:t>KrakenUniq</w:t>
-        </w:r>
-        <w:proofErr w:type="spellEnd"/>
-        <w:r>
-          <w:rPr>
-            <w:color w:val="2F5496" w:themeColor="accent1" w:themeShade="BF"/>
-            <w:sz w:val="28"/>
-            <w:szCs w:val="28"/>
-            <w:lang w:val="en-US"/>
-            <w:rPrChange w:id="698" w:author="Microsoft Office User" w:date="2026-01-15T20:09:00Z" w16du:dateUtc="2026-01-15T19:09:00Z">
-              <w:rPr>
-                <w:sz w:val="28"/>
-                <w:szCs w:val="28"/>
-                <w:lang w:val="en-US"/>
-              </w:rPr>
-            </w:rPrChange>
-          </w:rPr>
-          <w:t xml:space="preserve"> via a synthetic viral dataset of reads with known truth from [23]. As stated </w:t>
-        </w:r>
-      </w:ins>
-      <w:ins w:id="699" w:author="Microsoft Office User" w:date="2026-01-17T07:08:00Z" w16du:dateUtc="2026-01-17T06:08:00Z">
-        <w:r>
-          <w:rPr>
-            <w:color w:val="2F5496" w:themeColor="accent1" w:themeShade="BF"/>
-            <w:sz w:val="28"/>
-            <w:szCs w:val="28"/>
-            <w:lang w:val="en-US"/>
-          </w:rPr>
-          <w:t xml:space="preserve">in Section 3.1 paragraph </w:t>
-        </w:r>
-        <w:r>
-          <w:rPr>
-            <w:color w:val="2F5496" w:themeColor="accent1" w:themeShade="BF"/>
-            <w:sz w:val="28"/>
-            <w:szCs w:val="28"/>
-            <w:lang w:val="en-US"/>
-          </w:rPr>
-          <w:t>5</w:t>
-        </w:r>
-      </w:ins>
-      <w:ins w:id="700" w:author="Microsoft Office User" w:date="2026-01-15T18:54:00Z" w16du:dateUtc="2026-01-15T17:54:00Z">
-        <w:r>
-          <w:rPr>
-            <w:color w:val="2F5496" w:themeColor="accent1" w:themeShade="BF"/>
-            <w:sz w:val="28"/>
-            <w:szCs w:val="28"/>
-            <w:lang w:val="en-US"/>
-            <w:rPrChange w:id="701" w:author="Microsoft Office User" w:date="2026-01-15T20:09:00Z" w16du:dateUtc="2026-01-15T19:09:00Z">
-              <w:rPr>
-                <w:sz w:val="28"/>
-                <w:szCs w:val="28"/>
-                <w:lang w:val="en-US"/>
-              </w:rPr>
-            </w:rPrChange>
-          </w:rPr>
-          <w:t xml:space="preserve">: “Both tools scored a read classification accuracy of 99.4% for the genus rank and 95.2% for the species rank.” </w:t>
-        </w:r>
-      </w:ins>
-    </w:p>
-    <w:p>
-      <w:pPr>
-        <w:pStyle w:val="u-mb-24"/>
-        <w:rPr>
-          <w:ins w:id="702" w:author="Microsoft Office User" w:date="2026-01-20T07:59:00Z" w16du:dateUtc="2026-01-20T06:59:00Z"/>
-          <w:color w:val="2F5496" w:themeColor="accent1" w:themeShade="BF"/>
-          <w:sz w:val="28"/>
-          <w:szCs w:val="28"/>
-          <w:lang w:val="en-US"/>
-        </w:rPr>
-      </w:pPr>
-      <w:ins w:id="703" w:author="Microsoft Office User" w:date="2026-01-15T18:54:00Z" w16du:dateUtc="2026-01-15T17:54:00Z">
-        <w:r>
-          <w:rPr>
-            <w:b/>
-            <w:bCs/>
-            <w:color w:val="2F5496" w:themeColor="accent1" w:themeShade="BF"/>
-            <w:sz w:val="28"/>
-            <w:szCs w:val="28"/>
-            <w:lang w:val="en-US"/>
-            <w:rPrChange w:id="704" w:author="Microsoft Office User" w:date="2026-01-15T20:09:00Z" w16du:dateUtc="2026-01-15T19:09:00Z">
-              <w:rPr>
-                <w:b/>
-                <w:bCs/>
-                <w:sz w:val="28"/>
-                <w:szCs w:val="28"/>
-                <w:lang w:val="en-US"/>
-              </w:rPr>
-            </w:rPrChange>
-          </w:rPr>
-          <w:t xml:space="preserve">Action: </w:t>
-        </w:r>
-        <w:r>
-          <w:rPr>
-            <w:color w:val="2F5496" w:themeColor="accent1" w:themeShade="BF"/>
-            <w:sz w:val="28"/>
-            <w:szCs w:val="28"/>
-            <w:lang w:val="en-US"/>
-            <w:rPrChange w:id="705" w:author="Microsoft Office User" w:date="2026-01-15T20:09:00Z" w16du:dateUtc="2026-01-15T19:09:00Z">
-              <w:rPr>
-                <w:sz w:val="28"/>
-                <w:szCs w:val="28"/>
-                <w:lang w:val="en-US"/>
-              </w:rPr>
-            </w:rPrChange>
-          </w:rPr>
-          <w:t>We agree with the reviewer that this information can easily be overlooked or be misinterpreted due to is placing. We therefore rephrased and slightly reorganized the corresponding statements in Section 3.1</w:t>
-        </w:r>
-      </w:ins>
-      <w:ins w:id="706" w:author="Microsoft Office User" w:date="2026-01-20T07:59:00Z" w16du:dateUtc="2026-01-20T06:59:00Z">
-        <w:r>
-          <w:rPr>
-            <w:color w:val="2F5496" w:themeColor="accent1" w:themeShade="BF"/>
-            <w:sz w:val="28"/>
-            <w:szCs w:val="28"/>
-            <w:lang w:val="en-US"/>
-          </w:rPr>
-          <w:t xml:space="preserve">. </w:t>
-        </w:r>
-      </w:ins>
-    </w:p>
-    <w:p>
-      <w:pPr>
-        <w:pStyle w:val="u-mb-24"/>
-        <w:rPr>
-          <w:ins w:id="707" w:author="Microsoft Office User" w:date="2026-01-15T18:54:00Z" w16du:dateUtc="2026-01-15T17:54:00Z"/>
-          <w:color w:val="2F5496" w:themeColor="accent1" w:themeShade="BF"/>
-          <w:sz w:val="28"/>
-          <w:szCs w:val="28"/>
-          <w:lang w:val="en-US"/>
-          <w:rPrChange w:id="708" w:author="Microsoft Office User" w:date="2026-01-15T20:09:00Z" w16du:dateUtc="2026-01-15T19:09:00Z">
-            <w:rPr>
-              <w:ins w:id="709" w:author="Microsoft Office User" w:date="2026-01-15T18:54:00Z" w16du:dateUtc="2026-01-15T17:54:00Z"/>
-              <w:sz w:val="28"/>
-              <w:szCs w:val="28"/>
-              <w:lang w:val="en-US"/>
-            </w:rPr>
-          </w:rPrChange>
-        </w:rPr>
-      </w:pPr>
-      <w:ins w:id="710" w:author="Microsoft Office User" w:date="2026-01-20T07:59:00Z" w16du:dateUtc="2026-01-20T06:59:00Z">
-        <w:r>
-          <w:rPr>
-            <w:b/>
-            <w:bCs/>
-            <w:color w:val="2F5496" w:themeColor="accent1" w:themeShade="BF"/>
-            <w:sz w:val="28"/>
-            <w:szCs w:val="28"/>
-            <w:lang w:val="en-US"/>
-            <w:rPrChange w:id="711" w:author="Microsoft Office User" w:date="2026-01-20T07:59:00Z" w16du:dateUtc="2026-01-20T06:59:00Z">
-              <w:rPr>
-                <w:color w:val="2F5496" w:themeColor="accent1" w:themeShade="BF"/>
-                <w:sz w:val="28"/>
-                <w:szCs w:val="28"/>
-                <w:lang w:val="en-US"/>
-              </w:rPr>
-            </w:rPrChange>
-          </w:rPr>
-          <w:t>TODO:</w:t>
-        </w:r>
-        <w:r>
-          <w:rPr>
-            <w:color w:val="2F5496" w:themeColor="accent1" w:themeShade="BF"/>
-            <w:sz w:val="28"/>
-            <w:szCs w:val="28"/>
-            <w:lang w:val="en-US"/>
-          </w:rPr>
-          <w:t xml:space="preserve"> Moreover, we extended our evaluation…</w:t>
-        </w:r>
-      </w:ins>
-    </w:p>
-    <w:p>
-      <w:pPr>
-        <w:pStyle w:val="u-mb-24"/>
-        <w:rPr>
-          <w:ins w:id="712" w:author="Microsoft Office User" w:date="2026-01-15T18:54:00Z" w16du:dateUtc="2026-01-15T17:54:00Z"/>
+      <w:r>
+        <w:rPr>
           <w:color w:val="000000" w:themeColor="text1"/>
           <w:sz w:val="28"/>
           <w:szCs w:val="28"/>
           <w:lang w:val="en-US"/>
-          <w:rPrChange w:id="713" w:author="Microsoft Office User" w:date="2026-01-17T07:09:00Z" w16du:dateUtc="2026-01-17T06:09:00Z">
-            <w:rPr>
-              <w:ins w:id="714" w:author="Microsoft Office User" w:date="2026-01-15T18:54:00Z" w16du:dateUtc="2026-01-15T17:54:00Z"/>
-              <w:sz w:val="28"/>
-              <w:szCs w:val="28"/>
-              <w:lang w:val="en-US"/>
-            </w:rPr>
-          </w:rPrChange>
-        </w:rPr>
-      </w:pPr>
-      <w:r>
-        <w:rPr>
-          <w:color w:val="000000" w:themeColor="text1"/>
-          <w:sz w:val="28"/>
-          <w:szCs w:val="28"/>
-          <w:lang w:val="en-US"/>
-          <w:rPrChange w:id="715" w:author="Microsoft Office User" w:date="2026-01-17T07:09:00Z" w16du:dateUtc="2026-01-17T06:09:00Z">
+          <w:rPrChange w:id="687" w:author="Microsoft Office User" w:date="2026-01-17T07:09:00Z" w16du:dateUtc="2026-01-17T06:09:00Z">
             <w:rPr>
               <w:sz w:val="28"/>
               <w:szCs w:val="28"/>
@@ -7301,975 +7065,579 @@
       <w:pPr>
         <w:pStyle w:val="u-mb-24"/>
         <w:rPr>
-          <w:ins w:id="716" w:author="Microsoft Office User" w:date="2026-01-15T19:08:00Z" w16du:dateUtc="2026-01-15T18:08:00Z"/>
+          <w:color w:val="2F5496" w:themeColor="accent1" w:themeShade="BF"/>
           <w:sz w:val="28"/>
           <w:szCs w:val="28"/>
           <w:lang w:val="en-US"/>
         </w:rPr>
       </w:pPr>
-      <w:ins w:id="717" w:author="Microsoft Office User" w:date="2026-01-15T18:54:00Z" w16du:dateUtc="2026-01-15T17:54:00Z">
-        <w:r>
-          <w:rPr>
-            <w:color w:val="2F5496" w:themeColor="accent1" w:themeShade="BF"/>
-            <w:sz w:val="28"/>
-            <w:szCs w:val="28"/>
-            <w:lang w:val="en-US"/>
-            <w:rPrChange w:id="718" w:author="Microsoft Office User" w:date="2026-01-15T20:09:00Z" w16du:dateUtc="2026-01-15T19:09:00Z">
-              <w:rPr>
-                <w:sz w:val="28"/>
-                <w:szCs w:val="28"/>
-                <w:lang w:val="en-US"/>
-              </w:rPr>
-            </w:rPrChange>
-          </w:rPr>
-          <w:t>You are right: The</w:t>
-        </w:r>
-      </w:ins>
-      <w:ins w:id="719" w:author="Microsoft Office User" w:date="2026-01-15T18:55:00Z" w16du:dateUtc="2026-01-15T17:55:00Z">
-        <w:r>
-          <w:rPr>
-            <w:color w:val="2F5496" w:themeColor="accent1" w:themeShade="BF"/>
-            <w:sz w:val="28"/>
-            <w:szCs w:val="28"/>
-            <w:lang w:val="en-US"/>
-            <w:rPrChange w:id="720" w:author="Microsoft Office User" w:date="2026-01-15T20:09:00Z" w16du:dateUtc="2026-01-15T19:09:00Z">
-              <w:rPr>
-                <w:sz w:val="28"/>
-                <w:szCs w:val="28"/>
-                <w:lang w:val="en-US"/>
-              </w:rPr>
-            </w:rPrChange>
-          </w:rPr>
-          <w:t xml:space="preserve"> correctness of </w:t>
-        </w:r>
-        <w:proofErr w:type="spellStart"/>
-        <w:r>
-          <w:rPr>
-            <w:color w:val="2F5496" w:themeColor="accent1" w:themeShade="BF"/>
-            <w:sz w:val="28"/>
-            <w:szCs w:val="28"/>
-            <w:lang w:val="en-US"/>
-            <w:rPrChange w:id="721" w:author="Microsoft Office User" w:date="2026-01-15T20:09:00Z" w16du:dateUtc="2026-01-15T19:09:00Z">
-              <w:rPr>
-                <w:sz w:val="28"/>
-                <w:szCs w:val="28"/>
-                <w:lang w:val="en-US"/>
-              </w:rPr>
-            </w:rPrChange>
-          </w:rPr>
-          <w:t>Genestrip</w:t>
-        </w:r>
-        <w:proofErr w:type="spellEnd"/>
-        <w:r>
-          <w:rPr>
-            <w:color w:val="2F5496" w:themeColor="accent1" w:themeShade="BF"/>
-            <w:sz w:val="28"/>
-            <w:szCs w:val="28"/>
-            <w:lang w:val="en-US"/>
-            <w:rPrChange w:id="722" w:author="Microsoft Office User" w:date="2026-01-15T20:09:00Z" w16du:dateUtc="2026-01-15T19:09:00Z">
-              <w:rPr>
-                <w:sz w:val="28"/>
-                <w:szCs w:val="28"/>
-                <w:lang w:val="en-US"/>
-              </w:rPr>
-            </w:rPrChange>
-          </w:rPr>
-          <w:t xml:space="preserve"> in terms of its results versus </w:t>
-        </w:r>
-        <w:proofErr w:type="spellStart"/>
-        <w:r>
-          <w:rPr>
-            <w:color w:val="2F5496" w:themeColor="accent1" w:themeShade="BF"/>
-            <w:sz w:val="28"/>
-            <w:szCs w:val="28"/>
-            <w:lang w:val="en-US"/>
-            <w:rPrChange w:id="723" w:author="Microsoft Office User" w:date="2026-01-15T20:09:00Z" w16du:dateUtc="2026-01-15T19:09:00Z">
-              <w:rPr>
-                <w:sz w:val="28"/>
-                <w:szCs w:val="28"/>
-                <w:lang w:val="en-US"/>
-              </w:rPr>
-            </w:rPrChange>
-          </w:rPr>
-          <w:t>KrakenUniq</w:t>
-        </w:r>
-        <w:proofErr w:type="spellEnd"/>
-        <w:r>
-          <w:rPr>
-            <w:color w:val="2F5496" w:themeColor="accent1" w:themeShade="BF"/>
-            <w:sz w:val="28"/>
-            <w:szCs w:val="28"/>
-            <w:lang w:val="en-US"/>
-            <w:rPrChange w:id="724" w:author="Microsoft Office User" w:date="2026-01-15T20:09:00Z" w16du:dateUtc="2026-01-15T19:09:00Z">
-              <w:rPr>
-                <w:sz w:val="28"/>
-                <w:szCs w:val="28"/>
-                <w:lang w:val="en-US"/>
-              </w:rPr>
-            </w:rPrChange>
-          </w:rPr>
-          <w:t xml:space="preserve"> is relative</w:t>
-        </w:r>
-      </w:ins>
-      <w:ins w:id="725" w:author="Microsoft Office User" w:date="2026-01-17T07:09:00Z" w16du:dateUtc="2026-01-17T06:09:00Z">
-        <w:r>
-          <w:rPr>
-            <w:color w:val="2F5496" w:themeColor="accent1" w:themeShade="BF"/>
-            <w:sz w:val="28"/>
-            <w:szCs w:val="28"/>
-            <w:lang w:val="en-US"/>
-          </w:rPr>
-          <w:t xml:space="preserve"> (to </w:t>
-        </w:r>
-        <w:proofErr w:type="spellStart"/>
-        <w:r>
-          <w:rPr>
-            <w:color w:val="2F5496" w:themeColor="accent1" w:themeShade="BF"/>
-            <w:sz w:val="28"/>
-            <w:szCs w:val="28"/>
-            <w:lang w:val="en-US"/>
-          </w:rPr>
-          <w:t>KrakenUniq</w:t>
-        </w:r>
-        <w:proofErr w:type="spellEnd"/>
-        <w:r>
-          <w:rPr>
-            <w:color w:val="2F5496" w:themeColor="accent1" w:themeShade="BF"/>
-            <w:sz w:val="28"/>
-            <w:szCs w:val="28"/>
-            <w:lang w:val="en-US"/>
-          </w:rPr>
-          <w:t>)</w:t>
-        </w:r>
-      </w:ins>
-      <w:ins w:id="726" w:author="Microsoft Office User" w:date="2026-01-15T18:55:00Z" w16du:dateUtc="2026-01-15T17:55:00Z">
-        <w:r>
-          <w:rPr>
-            <w:color w:val="2F5496" w:themeColor="accent1" w:themeShade="BF"/>
-            <w:sz w:val="28"/>
-            <w:szCs w:val="28"/>
-            <w:lang w:val="en-US"/>
-            <w:rPrChange w:id="727" w:author="Microsoft Office User" w:date="2026-01-15T20:09:00Z" w16du:dateUtc="2026-01-15T19:09:00Z">
-              <w:rPr>
-                <w:sz w:val="28"/>
-                <w:szCs w:val="28"/>
-                <w:lang w:val="en-US"/>
-              </w:rPr>
-            </w:rPrChange>
-          </w:rPr>
-          <w:t xml:space="preserve">. But </w:t>
-        </w:r>
-      </w:ins>
-      <w:ins w:id="728" w:author="Microsoft Office User" w:date="2026-01-15T19:03:00Z" w16du:dateUtc="2026-01-15T18:03:00Z">
-        <w:r>
-          <w:rPr>
-            <w:color w:val="2F5496" w:themeColor="accent1" w:themeShade="BF"/>
-            <w:sz w:val="28"/>
-            <w:szCs w:val="28"/>
-            <w:lang w:val="en-US"/>
-            <w:rPrChange w:id="729" w:author="Microsoft Office User" w:date="2026-01-15T20:09:00Z" w16du:dateUtc="2026-01-15T19:09:00Z">
-              <w:rPr>
-                <w:sz w:val="28"/>
-                <w:szCs w:val="28"/>
-                <w:lang w:val="en-US"/>
-              </w:rPr>
-            </w:rPrChange>
-          </w:rPr>
-          <w:t>this</w:t>
-        </w:r>
-      </w:ins>
-      <w:ins w:id="730" w:author="Microsoft Office User" w:date="2026-01-15T18:55:00Z" w16du:dateUtc="2026-01-15T17:55:00Z">
-        <w:r>
-          <w:rPr>
-            <w:color w:val="2F5496" w:themeColor="accent1" w:themeShade="BF"/>
-            <w:sz w:val="28"/>
-            <w:szCs w:val="28"/>
-            <w:lang w:val="en-US"/>
-            <w:rPrChange w:id="731" w:author="Microsoft Office User" w:date="2026-01-15T20:09:00Z" w16du:dateUtc="2026-01-15T19:09:00Z">
-              <w:rPr>
-                <w:sz w:val="28"/>
-                <w:szCs w:val="28"/>
-                <w:lang w:val="en-US"/>
-              </w:rPr>
-            </w:rPrChange>
-          </w:rPr>
-          <w:t xml:space="preserve"> also implies that the accu</w:t>
-        </w:r>
-      </w:ins>
-      <w:ins w:id="732" w:author="Microsoft Office User" w:date="2026-01-15T18:56:00Z" w16du:dateUtc="2026-01-15T17:56:00Z">
-        <w:r>
-          <w:rPr>
-            <w:color w:val="2F5496" w:themeColor="accent1" w:themeShade="BF"/>
-            <w:sz w:val="28"/>
-            <w:szCs w:val="28"/>
-            <w:lang w:val="en-US"/>
-            <w:rPrChange w:id="733" w:author="Microsoft Office User" w:date="2026-01-15T20:09:00Z" w16du:dateUtc="2026-01-15T19:09:00Z">
-              <w:rPr>
-                <w:sz w:val="28"/>
-                <w:szCs w:val="28"/>
-                <w:lang w:val="en-US"/>
-              </w:rPr>
-            </w:rPrChange>
-          </w:rPr>
-          <w:t xml:space="preserve">racy of </w:t>
-        </w:r>
-        <w:proofErr w:type="spellStart"/>
-        <w:r>
-          <w:rPr>
-            <w:color w:val="2F5496" w:themeColor="accent1" w:themeShade="BF"/>
-            <w:sz w:val="28"/>
-            <w:szCs w:val="28"/>
-            <w:lang w:val="en-US"/>
-            <w:rPrChange w:id="734" w:author="Microsoft Office User" w:date="2026-01-15T20:09:00Z" w16du:dateUtc="2026-01-15T19:09:00Z">
-              <w:rPr>
-                <w:sz w:val="28"/>
-                <w:szCs w:val="28"/>
-                <w:lang w:val="en-US"/>
-              </w:rPr>
-            </w:rPrChange>
-          </w:rPr>
-          <w:t>Genestrip’s</w:t>
-        </w:r>
-        <w:proofErr w:type="spellEnd"/>
-        <w:r>
-          <w:rPr>
-            <w:color w:val="2F5496" w:themeColor="accent1" w:themeShade="BF"/>
-            <w:sz w:val="28"/>
-            <w:szCs w:val="28"/>
-            <w:lang w:val="en-US"/>
-            <w:rPrChange w:id="735" w:author="Microsoft Office User" w:date="2026-01-15T20:09:00Z" w16du:dateUtc="2026-01-15T19:09:00Z">
-              <w:rPr>
-                <w:sz w:val="28"/>
-                <w:szCs w:val="28"/>
-                <w:lang w:val="en-US"/>
-              </w:rPr>
-            </w:rPrChange>
-          </w:rPr>
-          <w:t xml:space="preserve"> results can safely be assumed to be just as good at </w:t>
-        </w:r>
-        <w:proofErr w:type="spellStart"/>
-        <w:r>
-          <w:rPr>
-            <w:color w:val="2F5496" w:themeColor="accent1" w:themeShade="BF"/>
-            <w:sz w:val="28"/>
-            <w:szCs w:val="28"/>
-            <w:lang w:val="en-US"/>
-            <w:rPrChange w:id="736" w:author="Microsoft Office User" w:date="2026-01-15T20:09:00Z" w16du:dateUtc="2026-01-15T19:09:00Z">
-              <w:rPr>
-                <w:sz w:val="28"/>
-                <w:szCs w:val="28"/>
-                <w:lang w:val="en-US"/>
-              </w:rPr>
-            </w:rPrChange>
-          </w:rPr>
-          <w:t>KrakenUniq’s</w:t>
-        </w:r>
-      </w:ins>
-      <w:proofErr w:type="spellEnd"/>
-      <w:ins w:id="737" w:author="Microsoft Office User" w:date="2026-01-15T19:03:00Z" w16du:dateUtc="2026-01-15T18:03:00Z">
-        <w:r>
-          <w:rPr>
-            <w:color w:val="2F5496" w:themeColor="accent1" w:themeShade="BF"/>
-            <w:sz w:val="28"/>
-            <w:szCs w:val="28"/>
-            <w:lang w:val="en-US"/>
-            <w:rPrChange w:id="738" w:author="Microsoft Office User" w:date="2026-01-15T20:09:00Z" w16du:dateUtc="2026-01-15T19:09:00Z">
-              <w:rPr>
-                <w:sz w:val="28"/>
-                <w:szCs w:val="28"/>
-                <w:lang w:val="en-US"/>
-              </w:rPr>
-            </w:rPrChange>
-          </w:rPr>
-          <w:t>!</w:t>
-        </w:r>
-      </w:ins>
-      <w:ins w:id="739" w:author="Microsoft Office User" w:date="2026-01-15T18:56:00Z" w16du:dateUtc="2026-01-15T17:56:00Z">
-        <w:r>
-          <w:rPr>
-            <w:color w:val="2F5496" w:themeColor="accent1" w:themeShade="BF"/>
-            <w:sz w:val="28"/>
-            <w:szCs w:val="28"/>
-            <w:lang w:val="en-US"/>
-            <w:rPrChange w:id="740" w:author="Microsoft Office User" w:date="2026-01-15T20:09:00Z" w16du:dateUtc="2026-01-15T19:09:00Z">
-              <w:rPr>
-                <w:sz w:val="28"/>
-                <w:szCs w:val="28"/>
-                <w:lang w:val="en-US"/>
-              </w:rPr>
-            </w:rPrChange>
-          </w:rPr>
-          <w:t xml:space="preserve"> This is one reason why we see </w:t>
-        </w:r>
-      </w:ins>
-      <w:ins w:id="741" w:author="Microsoft Office User" w:date="2026-01-17T07:10:00Z" w16du:dateUtc="2026-01-17T06:10:00Z">
-        <w:r>
-          <w:rPr>
-            <w:color w:val="2F5496" w:themeColor="accent1" w:themeShade="BF"/>
-            <w:sz w:val="28"/>
-            <w:szCs w:val="28"/>
-            <w:lang w:val="en-US"/>
-          </w:rPr>
-          <w:t>a</w:t>
-        </w:r>
-      </w:ins>
-      <w:ins w:id="742" w:author="Microsoft Office User" w:date="2026-01-15T18:56:00Z" w16du:dateUtc="2026-01-15T17:56:00Z">
-        <w:r>
-          <w:rPr>
-            <w:color w:val="2F5496" w:themeColor="accent1" w:themeShade="BF"/>
-            <w:sz w:val="28"/>
-            <w:szCs w:val="28"/>
-            <w:lang w:val="en-US"/>
-            <w:rPrChange w:id="743" w:author="Microsoft Office User" w:date="2026-01-15T20:09:00Z" w16du:dateUtc="2026-01-15T19:09:00Z">
-              <w:rPr>
-                <w:sz w:val="28"/>
-                <w:szCs w:val="28"/>
-                <w:lang w:val="en-US"/>
-              </w:rPr>
-            </w:rPrChange>
-          </w:rPr>
-          <w:t xml:space="preserve"> high </w:t>
-        </w:r>
-      </w:ins>
-      <w:ins w:id="744" w:author="Microsoft Office User" w:date="2026-01-17T07:11:00Z" w16du:dateUtc="2026-01-17T06:11:00Z">
-        <w:r>
-          <w:rPr>
-            <w:color w:val="2F5496" w:themeColor="accent1" w:themeShade="BF"/>
-            <w:sz w:val="28"/>
-            <w:szCs w:val="28"/>
-            <w:lang w:val="en-US"/>
-          </w:rPr>
-          <w:t>significance</w:t>
-        </w:r>
-      </w:ins>
-      <w:ins w:id="745" w:author="Microsoft Office User" w:date="2026-01-15T18:56:00Z" w16du:dateUtc="2026-01-15T17:56:00Z">
-        <w:r>
-          <w:rPr>
-            <w:color w:val="2F5496" w:themeColor="accent1" w:themeShade="BF"/>
-            <w:sz w:val="28"/>
-            <w:szCs w:val="28"/>
-            <w:lang w:val="en-US"/>
-            <w:rPrChange w:id="746" w:author="Microsoft Office User" w:date="2026-01-15T20:09:00Z" w16du:dateUtc="2026-01-15T19:09:00Z">
-              <w:rPr>
-                <w:sz w:val="28"/>
-                <w:szCs w:val="28"/>
-                <w:lang w:val="en-US"/>
-              </w:rPr>
-            </w:rPrChange>
-          </w:rPr>
-          <w:t xml:space="preserve"> in comparing the </w:t>
-        </w:r>
-      </w:ins>
-      <w:ins w:id="747" w:author="Microsoft Office User" w:date="2026-01-15T18:57:00Z" w16du:dateUtc="2026-01-15T17:57:00Z">
-        <w:r>
-          <w:rPr>
-            <w:color w:val="2F5496" w:themeColor="accent1" w:themeShade="BF"/>
-            <w:sz w:val="28"/>
-            <w:szCs w:val="28"/>
-            <w:lang w:val="en-US"/>
-            <w:rPrChange w:id="748" w:author="Microsoft Office User" w:date="2026-01-15T20:09:00Z" w16du:dateUtc="2026-01-15T19:09:00Z">
-              <w:rPr>
-                <w:sz w:val="28"/>
-                <w:szCs w:val="28"/>
-                <w:lang w:val="en-US"/>
-              </w:rPr>
-            </w:rPrChange>
-          </w:rPr>
-          <w:t xml:space="preserve">two tools’ </w:t>
-        </w:r>
-      </w:ins>
-      <w:ins w:id="749" w:author="Microsoft Office User" w:date="2026-01-15T19:00:00Z" w16du:dateUtc="2026-01-15T18:00:00Z">
-        <w:r>
-          <w:rPr>
-            <w:color w:val="2F5496" w:themeColor="accent1" w:themeShade="BF"/>
-            <w:sz w:val="28"/>
-            <w:szCs w:val="28"/>
-            <w:lang w:val="en-US"/>
-            <w:rPrChange w:id="750" w:author="Microsoft Office User" w:date="2026-01-15T20:09:00Z" w16du:dateUtc="2026-01-15T19:09:00Z">
-              <w:rPr>
-                <w:sz w:val="28"/>
-                <w:szCs w:val="28"/>
-                <w:lang w:val="en-US"/>
-              </w:rPr>
-            </w:rPrChange>
-          </w:rPr>
-          <w:t>results</w:t>
-        </w:r>
-      </w:ins>
-      <w:ins w:id="751" w:author="Microsoft Office User" w:date="2026-01-15T18:57:00Z" w16du:dateUtc="2026-01-15T17:57:00Z">
-        <w:r>
-          <w:rPr>
-            <w:color w:val="2F5496" w:themeColor="accent1" w:themeShade="BF"/>
-            <w:sz w:val="28"/>
-            <w:szCs w:val="28"/>
-            <w:lang w:val="en-US"/>
-            <w:rPrChange w:id="752" w:author="Microsoft Office User" w:date="2026-01-15T20:09:00Z" w16du:dateUtc="2026-01-15T19:09:00Z">
-              <w:rPr>
-                <w:sz w:val="28"/>
-                <w:szCs w:val="28"/>
-                <w:lang w:val="en-US"/>
-              </w:rPr>
-            </w:rPrChange>
-          </w:rPr>
-          <w:t xml:space="preserve"> in detail</w:t>
-        </w:r>
-      </w:ins>
-      <w:ins w:id="753" w:author="Microsoft Office User" w:date="2026-01-15T19:00:00Z" w16du:dateUtc="2026-01-15T18:00:00Z">
-        <w:r>
-          <w:rPr>
-            <w:color w:val="2F5496" w:themeColor="accent1" w:themeShade="BF"/>
-            <w:sz w:val="28"/>
-            <w:szCs w:val="28"/>
-            <w:lang w:val="en-US"/>
-            <w:rPrChange w:id="754" w:author="Microsoft Office User" w:date="2026-01-15T20:09:00Z" w16du:dateUtc="2026-01-15T19:09:00Z">
-              <w:rPr>
-                <w:sz w:val="28"/>
-                <w:szCs w:val="28"/>
-                <w:lang w:val="en-US"/>
-              </w:rPr>
-            </w:rPrChange>
-          </w:rPr>
-          <w:t xml:space="preserve">: </w:t>
-        </w:r>
-      </w:ins>
-      <w:ins w:id="755" w:author="Microsoft Office User" w:date="2026-01-15T19:04:00Z" w16du:dateUtc="2026-01-15T18:04:00Z">
-        <w:r>
-          <w:rPr>
-            <w:color w:val="2F5496" w:themeColor="accent1" w:themeShade="BF"/>
-            <w:sz w:val="28"/>
-            <w:szCs w:val="28"/>
-            <w:lang w:val="en-US"/>
-            <w:rPrChange w:id="756" w:author="Microsoft Office User" w:date="2026-01-15T20:09:00Z" w16du:dateUtc="2026-01-15T19:09:00Z">
-              <w:rPr>
-                <w:sz w:val="28"/>
-                <w:szCs w:val="28"/>
-                <w:lang w:val="en-US"/>
-              </w:rPr>
-            </w:rPrChange>
-          </w:rPr>
-          <w:t>it</w:t>
-        </w:r>
-      </w:ins>
-      <w:ins w:id="757" w:author="Microsoft Office User" w:date="2026-01-15T19:00:00Z" w16du:dateUtc="2026-01-15T18:00:00Z">
-        <w:r>
-          <w:rPr>
-            <w:color w:val="2F5496" w:themeColor="accent1" w:themeShade="BF"/>
-            <w:sz w:val="28"/>
-            <w:szCs w:val="28"/>
-            <w:lang w:val="en-US"/>
-            <w:rPrChange w:id="758" w:author="Microsoft Office User" w:date="2026-01-15T20:09:00Z" w16du:dateUtc="2026-01-15T19:09:00Z">
-              <w:rPr>
-                <w:sz w:val="28"/>
-                <w:szCs w:val="28"/>
-                <w:lang w:val="en-US"/>
-              </w:rPr>
-            </w:rPrChange>
-          </w:rPr>
-          <w:t xml:space="preserve"> mutually</w:t>
-        </w:r>
-      </w:ins>
-      <w:ins w:id="759" w:author="Microsoft Office User" w:date="2026-01-15T19:03:00Z" w16du:dateUtc="2026-01-15T18:03:00Z">
-        <w:r>
-          <w:rPr>
-            <w:color w:val="2F5496" w:themeColor="accent1" w:themeShade="BF"/>
-            <w:sz w:val="28"/>
-            <w:szCs w:val="28"/>
-            <w:lang w:val="en-US"/>
-            <w:rPrChange w:id="760" w:author="Microsoft Office User" w:date="2026-01-15T20:09:00Z" w16du:dateUtc="2026-01-15T19:09:00Z">
-              <w:rPr>
-                <w:sz w:val="28"/>
-                <w:szCs w:val="28"/>
-                <w:lang w:val="en-US"/>
-              </w:rPr>
-            </w:rPrChange>
-          </w:rPr>
-          <w:t xml:space="preserve"> solidifies the correctne</w:t>
-        </w:r>
-      </w:ins>
-      <w:ins w:id="761" w:author="Microsoft Office User" w:date="2026-01-15T19:04:00Z" w16du:dateUtc="2026-01-15T18:04:00Z">
-        <w:r>
-          <w:rPr>
-            <w:color w:val="2F5496" w:themeColor="accent1" w:themeShade="BF"/>
-            <w:sz w:val="28"/>
-            <w:szCs w:val="28"/>
-            <w:lang w:val="en-US"/>
-            <w:rPrChange w:id="762" w:author="Microsoft Office User" w:date="2026-01-15T20:09:00Z" w16du:dateUtc="2026-01-15T19:09:00Z">
-              <w:rPr>
-                <w:sz w:val="28"/>
-                <w:szCs w:val="28"/>
-                <w:lang w:val="en-US"/>
-              </w:rPr>
-            </w:rPrChange>
-          </w:rPr>
-          <w:t>ss of both systems</w:t>
-        </w:r>
-      </w:ins>
-      <w:ins w:id="763" w:author="Microsoft Office User" w:date="2026-01-17T07:11:00Z" w16du:dateUtc="2026-01-17T06:11:00Z">
-        <w:r>
-          <w:rPr>
-            <w:color w:val="2F5496" w:themeColor="accent1" w:themeShade="BF"/>
-            <w:sz w:val="28"/>
-            <w:szCs w:val="28"/>
-            <w:lang w:val="en-US"/>
-          </w:rPr>
-          <w:t>.</w:t>
-        </w:r>
-      </w:ins>
-      <w:ins w:id="764" w:author="Microsoft Office User" w:date="2026-01-15T19:39:00Z" w16du:dateUtc="2026-01-15T18:39:00Z">
-        <w:r>
-          <w:rPr>
-            <w:color w:val="2F5496" w:themeColor="accent1" w:themeShade="BF"/>
-            <w:sz w:val="28"/>
-            <w:szCs w:val="28"/>
-            <w:lang w:val="en-US"/>
-            <w:rPrChange w:id="765" w:author="Microsoft Office User" w:date="2026-01-15T20:09:00Z" w16du:dateUtc="2026-01-15T19:09:00Z">
-              <w:rPr>
-                <w:sz w:val="28"/>
-                <w:szCs w:val="28"/>
-                <w:lang w:val="en-US"/>
-              </w:rPr>
-            </w:rPrChange>
-          </w:rPr>
-          <w:t xml:space="preserve"> </w:t>
-        </w:r>
-      </w:ins>
-      <w:ins w:id="766" w:author="Microsoft Office User" w:date="2026-01-17T07:11:00Z" w16du:dateUtc="2026-01-17T06:11:00Z">
-        <w:r>
-          <w:rPr>
-            <w:color w:val="2F5496" w:themeColor="accent1" w:themeShade="BF"/>
-            <w:sz w:val="28"/>
-            <w:szCs w:val="28"/>
-            <w:lang w:val="en-US"/>
-          </w:rPr>
-          <w:t>I</w:t>
-        </w:r>
-      </w:ins>
-      <w:ins w:id="767" w:author="Microsoft Office User" w:date="2026-01-15T19:39:00Z" w16du:dateUtc="2026-01-15T18:39:00Z">
-        <w:r>
-          <w:rPr>
-            <w:color w:val="2F5496" w:themeColor="accent1" w:themeShade="BF"/>
-            <w:sz w:val="28"/>
-            <w:szCs w:val="28"/>
-            <w:lang w:val="en-US"/>
-            <w:rPrChange w:id="768" w:author="Microsoft Office User" w:date="2026-01-15T20:09:00Z" w16du:dateUtc="2026-01-15T19:09:00Z">
-              <w:rPr>
-                <w:sz w:val="28"/>
-                <w:szCs w:val="28"/>
-                <w:lang w:val="en-US"/>
-              </w:rPr>
-            </w:rPrChange>
-          </w:rPr>
-          <w:t xml:space="preserve">n </w:t>
-        </w:r>
-      </w:ins>
-      <w:ins w:id="769" w:author="Microsoft Office User" w:date="2026-01-15T19:40:00Z" w16du:dateUtc="2026-01-15T18:40:00Z">
-        <w:r>
-          <w:rPr>
-            <w:color w:val="2F5496" w:themeColor="accent1" w:themeShade="BF"/>
-            <w:sz w:val="28"/>
-            <w:szCs w:val="28"/>
-            <w:lang w:val="en-US"/>
-            <w:rPrChange w:id="770" w:author="Microsoft Office User" w:date="2026-01-15T20:09:00Z" w16du:dateUtc="2026-01-15T19:09:00Z">
-              <w:rPr>
-                <w:sz w:val="28"/>
-                <w:szCs w:val="28"/>
-                <w:lang w:val="en-US"/>
-              </w:rPr>
-            </w:rPrChange>
-          </w:rPr>
-          <w:t xml:space="preserve">particular this also solidifies </w:t>
-        </w:r>
-        <w:proofErr w:type="spellStart"/>
-        <w:r>
-          <w:rPr>
-            <w:color w:val="2F5496" w:themeColor="accent1" w:themeShade="BF"/>
-            <w:sz w:val="28"/>
-            <w:szCs w:val="28"/>
-            <w:lang w:val="en-US"/>
-            <w:rPrChange w:id="771" w:author="Microsoft Office User" w:date="2026-01-15T20:09:00Z" w16du:dateUtc="2026-01-15T19:09:00Z">
-              <w:rPr>
-                <w:sz w:val="28"/>
-                <w:szCs w:val="28"/>
-                <w:lang w:val="en-US"/>
-              </w:rPr>
-            </w:rPrChange>
-          </w:rPr>
-          <w:t>KrakenUniq’s</w:t>
-        </w:r>
-        <w:proofErr w:type="spellEnd"/>
-        <w:r>
-          <w:rPr>
-            <w:color w:val="2F5496" w:themeColor="accent1" w:themeShade="BF"/>
-            <w:sz w:val="28"/>
-            <w:szCs w:val="28"/>
-            <w:lang w:val="en-US"/>
-            <w:rPrChange w:id="772" w:author="Microsoft Office User" w:date="2026-01-15T20:09:00Z" w16du:dateUtc="2026-01-15T19:09:00Z">
-              <w:rPr>
-                <w:sz w:val="28"/>
-                <w:szCs w:val="28"/>
-                <w:lang w:val="en-US"/>
-              </w:rPr>
-            </w:rPrChange>
-          </w:rPr>
-          <w:t xml:space="preserve"> correct fun</w:t>
-        </w:r>
-      </w:ins>
-      <w:ins w:id="773" w:author="Microsoft Office User" w:date="2026-01-17T07:11:00Z" w16du:dateUtc="2026-01-17T06:11:00Z">
-        <w:r>
-          <w:rPr>
-            <w:color w:val="2F5496" w:themeColor="accent1" w:themeShade="BF"/>
-            <w:sz w:val="28"/>
-            <w:szCs w:val="28"/>
-            <w:lang w:val="en-US"/>
-          </w:rPr>
-          <w:t>c</w:t>
-        </w:r>
-      </w:ins>
-      <w:ins w:id="774" w:author="Microsoft Office User" w:date="2026-01-15T19:40:00Z" w16du:dateUtc="2026-01-15T18:40:00Z">
-        <w:r>
-          <w:rPr>
-            <w:color w:val="2F5496" w:themeColor="accent1" w:themeShade="BF"/>
-            <w:sz w:val="28"/>
-            <w:szCs w:val="28"/>
-            <w:lang w:val="en-US"/>
-            <w:rPrChange w:id="775" w:author="Microsoft Office User" w:date="2026-01-15T20:09:00Z" w16du:dateUtc="2026-01-15T19:09:00Z">
-              <w:rPr>
-                <w:sz w:val="28"/>
-                <w:szCs w:val="28"/>
-                <w:lang w:val="en-US"/>
-              </w:rPr>
-            </w:rPrChange>
-          </w:rPr>
-          <w:t>tioning</w:t>
-        </w:r>
-      </w:ins>
-      <w:ins w:id="776" w:author="Microsoft Office User" w:date="2026-01-15T19:04:00Z" w16du:dateUtc="2026-01-15T18:04:00Z">
-        <w:r>
-          <w:rPr>
-            <w:color w:val="2F5496" w:themeColor="accent1" w:themeShade="BF"/>
-            <w:sz w:val="28"/>
-            <w:szCs w:val="28"/>
-            <w:lang w:val="en-US"/>
-            <w:rPrChange w:id="777" w:author="Microsoft Office User" w:date="2026-01-15T20:09:00Z" w16du:dateUtc="2026-01-15T19:09:00Z">
-              <w:rPr>
-                <w:sz w:val="28"/>
-                <w:szCs w:val="28"/>
-                <w:lang w:val="en-US"/>
-              </w:rPr>
-            </w:rPrChange>
-          </w:rPr>
-          <w:t xml:space="preserve">. </w:t>
-        </w:r>
-      </w:ins>
-      <w:ins w:id="778" w:author="Microsoft Office User" w:date="2026-01-15T19:05:00Z" w16du:dateUtc="2026-01-15T18:05:00Z">
-        <w:r>
-          <w:rPr>
-            <w:color w:val="2F5496" w:themeColor="accent1" w:themeShade="BF"/>
-            <w:sz w:val="28"/>
-            <w:szCs w:val="28"/>
-            <w:lang w:val="en-US"/>
-            <w:rPrChange w:id="779" w:author="Microsoft Office User" w:date="2026-01-15T20:09:00Z" w16du:dateUtc="2026-01-15T19:09:00Z">
-              <w:rPr>
-                <w:sz w:val="28"/>
-                <w:szCs w:val="28"/>
-                <w:lang w:val="en-US"/>
-              </w:rPr>
-            </w:rPrChange>
-          </w:rPr>
-          <w:t>In a sense both system</w:t>
-        </w:r>
-      </w:ins>
-      <w:ins w:id="780" w:author="Microsoft Office User" w:date="2026-01-17T07:11:00Z" w16du:dateUtc="2026-01-17T06:11:00Z">
-        <w:r>
-          <w:rPr>
-            <w:color w:val="2F5496" w:themeColor="accent1" w:themeShade="BF"/>
-            <w:sz w:val="28"/>
-            <w:szCs w:val="28"/>
-            <w:lang w:val="en-US"/>
-          </w:rPr>
-          <w:t>s</w:t>
-        </w:r>
-      </w:ins>
-      <w:ins w:id="781" w:author="Microsoft Office User" w:date="2026-01-15T19:05:00Z" w16du:dateUtc="2026-01-15T18:05:00Z">
-        <w:r>
-          <w:rPr>
-            <w:color w:val="2F5496" w:themeColor="accent1" w:themeShade="BF"/>
-            <w:sz w:val="28"/>
-            <w:szCs w:val="28"/>
-            <w:lang w:val="en-US"/>
-            <w:rPrChange w:id="782" w:author="Microsoft Office User" w:date="2026-01-15T20:09:00Z" w16du:dateUtc="2026-01-15T19:09:00Z">
-              <w:rPr>
-                <w:sz w:val="28"/>
-                <w:szCs w:val="28"/>
-                <w:lang w:val="en-US"/>
-              </w:rPr>
-            </w:rPrChange>
-          </w:rPr>
-          <w:t xml:space="preserve"> are “as accurate </w:t>
-        </w:r>
-      </w:ins>
-      <w:ins w:id="783" w:author="Microsoft Office User" w:date="2026-01-15T19:40:00Z" w16du:dateUtc="2026-01-15T18:40:00Z">
-        <w:r>
-          <w:rPr>
-            <w:color w:val="2F5496" w:themeColor="accent1" w:themeShade="BF"/>
-            <w:sz w:val="28"/>
-            <w:szCs w:val="28"/>
-            <w:lang w:val="en-US"/>
-            <w:rPrChange w:id="784" w:author="Microsoft Office User" w:date="2026-01-15T20:09:00Z" w16du:dateUtc="2026-01-15T19:09:00Z">
-              <w:rPr>
-                <w:sz w:val="28"/>
-                <w:szCs w:val="28"/>
-                <w:lang w:val="en-US"/>
-              </w:rPr>
-            </w:rPrChange>
-          </w:rPr>
-          <w:t>as you can get</w:t>
-        </w:r>
-      </w:ins>
-      <w:ins w:id="785" w:author="Microsoft Office User" w:date="2026-01-15T19:06:00Z" w16du:dateUtc="2026-01-15T18:06:00Z">
-        <w:r>
-          <w:rPr>
-            <w:color w:val="2F5496" w:themeColor="accent1" w:themeShade="BF"/>
-            <w:sz w:val="28"/>
-            <w:szCs w:val="28"/>
-            <w:lang w:val="en-US"/>
-            <w:rPrChange w:id="786" w:author="Microsoft Office User" w:date="2026-01-15T20:09:00Z" w16du:dateUtc="2026-01-15T19:09:00Z">
-              <w:rPr>
-                <w:sz w:val="28"/>
-                <w:szCs w:val="28"/>
-                <w:lang w:val="en-US"/>
-              </w:rPr>
-            </w:rPrChange>
-          </w:rPr>
-          <w:t xml:space="preserve">” when </w:t>
-        </w:r>
-      </w:ins>
-      <w:ins w:id="787" w:author="Microsoft Office User" w:date="2026-01-15T19:40:00Z" w16du:dateUtc="2026-01-15T18:40:00Z">
-        <w:r>
-          <w:rPr>
-            <w:color w:val="2F5496" w:themeColor="accent1" w:themeShade="BF"/>
-            <w:sz w:val="28"/>
-            <w:szCs w:val="28"/>
-            <w:lang w:val="en-US"/>
-            <w:rPrChange w:id="788" w:author="Microsoft Office User" w:date="2026-01-15T20:09:00Z" w16du:dateUtc="2026-01-15T19:09:00Z">
-              <w:rPr>
-                <w:sz w:val="28"/>
-                <w:szCs w:val="28"/>
-                <w:lang w:val="en-US"/>
-              </w:rPr>
-            </w:rPrChange>
-          </w:rPr>
-          <w:t>using k-</w:t>
-        </w:r>
-        <w:proofErr w:type="spellStart"/>
-        <w:r>
-          <w:rPr>
-            <w:color w:val="2F5496" w:themeColor="accent1" w:themeShade="BF"/>
-            <w:sz w:val="28"/>
-            <w:szCs w:val="28"/>
-            <w:lang w:val="en-US"/>
-            <w:rPrChange w:id="789" w:author="Microsoft Office User" w:date="2026-01-15T20:09:00Z" w16du:dateUtc="2026-01-15T19:09:00Z">
-              <w:rPr>
-                <w:sz w:val="28"/>
-                <w:szCs w:val="28"/>
-                <w:lang w:val="en-US"/>
-              </w:rPr>
-            </w:rPrChange>
-          </w:rPr>
-          <w:t>mer</w:t>
-        </w:r>
-      </w:ins>
-      <w:proofErr w:type="spellEnd"/>
-      <w:ins w:id="790" w:author="Microsoft Office User" w:date="2026-01-15T19:06:00Z" w16du:dateUtc="2026-01-15T18:06:00Z">
-        <w:r>
-          <w:rPr>
-            <w:color w:val="2F5496" w:themeColor="accent1" w:themeShade="BF"/>
-            <w:sz w:val="28"/>
-            <w:szCs w:val="28"/>
-            <w:lang w:val="en-US"/>
-            <w:rPrChange w:id="791" w:author="Microsoft Office User" w:date="2026-01-15T20:09:00Z" w16du:dateUtc="2026-01-15T19:09:00Z">
-              <w:rPr>
-                <w:sz w:val="28"/>
-                <w:szCs w:val="28"/>
-                <w:lang w:val="en-US"/>
-              </w:rPr>
-            </w:rPrChange>
-          </w:rPr>
-          <w:t xml:space="preserve"> database</w:t>
-        </w:r>
-      </w:ins>
-      <w:ins w:id="792" w:author="Microsoft Office User" w:date="2026-01-15T19:07:00Z" w16du:dateUtc="2026-01-15T18:07:00Z">
-        <w:r>
-          <w:rPr>
-            <w:color w:val="2F5496" w:themeColor="accent1" w:themeShade="BF"/>
-            <w:sz w:val="28"/>
-            <w:szCs w:val="28"/>
-            <w:lang w:val="en-US"/>
-            <w:rPrChange w:id="793" w:author="Microsoft Office User" w:date="2026-01-15T20:09:00Z" w16du:dateUtc="2026-01-15T19:09:00Z">
-              <w:rPr>
-                <w:sz w:val="28"/>
-                <w:szCs w:val="28"/>
-                <w:lang w:val="en-US"/>
-              </w:rPr>
-            </w:rPrChange>
-          </w:rPr>
-          <w:t>s</w:t>
-        </w:r>
-      </w:ins>
-      <w:ins w:id="794" w:author="Microsoft Office User" w:date="2026-01-15T19:06:00Z" w16du:dateUtc="2026-01-15T18:06:00Z">
-        <w:r>
-          <w:rPr>
-            <w:color w:val="2F5496" w:themeColor="accent1" w:themeShade="BF"/>
-            <w:sz w:val="28"/>
-            <w:szCs w:val="28"/>
-            <w:lang w:val="en-US"/>
-            <w:rPrChange w:id="795" w:author="Microsoft Office User" w:date="2026-01-15T20:09:00Z" w16du:dateUtc="2026-01-15T19:09:00Z">
-              <w:rPr>
-                <w:sz w:val="28"/>
-                <w:szCs w:val="28"/>
-                <w:lang w:val="en-US"/>
-              </w:rPr>
-            </w:rPrChange>
-          </w:rPr>
-          <w:t xml:space="preserve"> with 31-mers</w:t>
-        </w:r>
-      </w:ins>
-      <w:ins w:id="796" w:author="Microsoft Office User" w:date="2026-01-17T07:12:00Z" w16du:dateUtc="2026-01-17T06:12:00Z">
-        <w:r>
-          <w:rPr>
-            <w:color w:val="2F5496" w:themeColor="accent1" w:themeShade="BF"/>
-            <w:sz w:val="28"/>
-            <w:szCs w:val="28"/>
-            <w:lang w:val="en-US"/>
-          </w:rPr>
-          <w:t xml:space="preserve"> and</w:t>
-        </w:r>
-      </w:ins>
-      <w:ins w:id="797" w:author="Microsoft Office User" w:date="2026-01-15T19:08:00Z" w16du:dateUtc="2026-01-15T18:08:00Z">
-        <w:r>
-          <w:rPr>
-            <w:color w:val="2F5496" w:themeColor="accent1" w:themeShade="BF"/>
-            <w:sz w:val="28"/>
-            <w:szCs w:val="28"/>
-            <w:lang w:val="en-US"/>
-            <w:rPrChange w:id="798" w:author="Microsoft Office User" w:date="2026-01-15T20:09:00Z" w16du:dateUtc="2026-01-15T19:09:00Z">
-              <w:rPr>
-                <w:sz w:val="28"/>
-                <w:szCs w:val="28"/>
-                <w:lang w:val="en-US"/>
-              </w:rPr>
-            </w:rPrChange>
-          </w:rPr>
-          <w:t xml:space="preserve"> LCA </w:t>
-        </w:r>
-      </w:ins>
-      <w:ins w:id="799" w:author="Microsoft Office User" w:date="2026-01-20T08:00:00Z" w16du:dateUtc="2026-01-20T07:00:00Z">
-        <w:r>
-          <w:rPr>
-            <w:color w:val="2F5496" w:themeColor="accent1" w:themeShade="BF"/>
-            <w:sz w:val="28"/>
-            <w:szCs w:val="28"/>
-            <w:lang w:val="en-US"/>
-          </w:rPr>
-          <w:t>via</w:t>
-        </w:r>
-      </w:ins>
-      <w:ins w:id="800" w:author="Microsoft Office User" w:date="2026-01-15T19:08:00Z" w16du:dateUtc="2026-01-15T18:08:00Z">
-        <w:r>
-          <w:rPr>
-            <w:color w:val="2F5496" w:themeColor="accent1" w:themeShade="BF"/>
-            <w:sz w:val="28"/>
-            <w:szCs w:val="28"/>
-            <w:lang w:val="en-US"/>
-            <w:rPrChange w:id="801" w:author="Microsoft Office User" w:date="2026-01-15T20:09:00Z" w16du:dateUtc="2026-01-15T19:09:00Z">
-              <w:rPr>
-                <w:sz w:val="28"/>
-                <w:szCs w:val="28"/>
-                <w:lang w:val="en-US"/>
-              </w:rPr>
-            </w:rPrChange>
-          </w:rPr>
-          <w:t xml:space="preserve"> NCBI’s taxonomy</w:t>
-        </w:r>
-      </w:ins>
-      <w:ins w:id="802" w:author="Microsoft Office User" w:date="2026-01-17T07:12:00Z" w16du:dateUtc="2026-01-17T06:12:00Z">
-        <w:r>
-          <w:rPr>
-            <w:color w:val="2F5496" w:themeColor="accent1" w:themeShade="BF"/>
-            <w:sz w:val="28"/>
-            <w:szCs w:val="28"/>
-            <w:lang w:val="en-US"/>
-          </w:rPr>
-          <w:t xml:space="preserve"> and the </w:t>
-        </w:r>
-        <w:proofErr w:type="spellStart"/>
-        <w:r>
-          <w:rPr>
-            <w:color w:val="2F5496" w:themeColor="accent1" w:themeShade="BF"/>
-            <w:sz w:val="28"/>
-            <w:szCs w:val="28"/>
-            <w:lang w:val="en-US"/>
-          </w:rPr>
-          <w:t>RefSeq</w:t>
-        </w:r>
-      </w:ins>
-      <w:proofErr w:type="spellEnd"/>
-      <w:ins w:id="803" w:author="Microsoft Office User" w:date="2026-01-15T19:08:00Z" w16du:dateUtc="2026-01-15T18:08:00Z">
-        <w:r>
-          <w:rPr>
-            <w:color w:val="2F5496" w:themeColor="accent1" w:themeShade="BF"/>
-            <w:sz w:val="28"/>
-            <w:szCs w:val="28"/>
-            <w:lang w:val="en-US"/>
-            <w:rPrChange w:id="804" w:author="Microsoft Office User" w:date="2026-01-15T20:09:00Z" w16du:dateUtc="2026-01-15T19:09:00Z">
-              <w:rPr>
-                <w:sz w:val="28"/>
-                <w:szCs w:val="28"/>
-                <w:lang w:val="en-US"/>
-              </w:rPr>
-            </w:rPrChange>
-          </w:rPr>
-          <w:t>.</w:t>
-        </w:r>
-      </w:ins>
+      <w:r>
+        <w:rPr>
+          <w:color w:val="2F5496" w:themeColor="accent1" w:themeShade="BF"/>
+          <w:sz w:val="28"/>
+          <w:szCs w:val="28"/>
+          <w:lang w:val="en-US"/>
+        </w:rPr>
+        <w:t>Since both reviewers criticized the size</w:t>
+      </w:r>
+      <w:r>
+        <w:rPr>
+          <w:color w:val="2F5496" w:themeColor="accent1" w:themeShade="BF"/>
+          <w:sz w:val="28"/>
+          <w:szCs w:val="28"/>
+          <w:lang w:val="en-US"/>
+        </w:rPr>
+        <w:t xml:space="preserve"> or structure</w:t>
+      </w:r>
+      <w:r>
+        <w:rPr>
+          <w:color w:val="2F5496" w:themeColor="accent1" w:themeShade="BF"/>
+          <w:sz w:val="28"/>
+          <w:szCs w:val="28"/>
+          <w:lang w:val="en-US"/>
+        </w:rPr>
+        <w:t xml:space="preserve"> of the evaluation, w</w:t>
+      </w:r>
+      <w:r>
+        <w:rPr>
+          <w:color w:val="2F5496" w:themeColor="accent1" w:themeShade="BF"/>
+          <w:sz w:val="28"/>
+          <w:szCs w:val="28"/>
+          <w:lang w:val="en-US"/>
+        </w:rPr>
+        <w:t xml:space="preserve">e </w:t>
+      </w:r>
+      <w:r>
+        <w:rPr>
+          <w:color w:val="2F5496" w:themeColor="accent1" w:themeShade="BF"/>
+          <w:sz w:val="28"/>
+          <w:szCs w:val="28"/>
+          <w:lang w:val="en-US"/>
+        </w:rPr>
+        <w:t>extend</w:t>
+      </w:r>
+      <w:r>
+        <w:rPr>
+          <w:color w:val="2F5496" w:themeColor="accent1" w:themeShade="BF"/>
+          <w:sz w:val="28"/>
+          <w:szCs w:val="28"/>
+          <w:lang w:val="en-US"/>
+        </w:rPr>
+        <w:t>ed it</w:t>
+      </w:r>
+      <w:r>
+        <w:rPr>
+          <w:color w:val="2F5496" w:themeColor="accent1" w:themeShade="BF"/>
+          <w:sz w:val="28"/>
+          <w:szCs w:val="28"/>
+          <w:lang w:val="en-US"/>
+        </w:rPr>
+        <w:t xml:space="preserve"> </w:t>
+      </w:r>
+      <w:r>
+        <w:rPr>
+          <w:color w:val="2F5496" w:themeColor="accent1" w:themeShade="BF"/>
+          <w:sz w:val="28"/>
+          <w:szCs w:val="28"/>
+          <w:lang w:val="en-US"/>
+        </w:rPr>
+        <w:t>to a great deal</w:t>
+      </w:r>
+      <w:r>
+        <w:rPr>
+          <w:color w:val="2F5496" w:themeColor="accent1" w:themeShade="BF"/>
+          <w:sz w:val="28"/>
+          <w:szCs w:val="28"/>
+          <w:lang w:val="en-US"/>
+        </w:rPr>
+        <w:t>.</w:t>
+      </w:r>
     </w:p>
     <w:p>
       <w:pPr>
         <w:pStyle w:val="u-mb-24"/>
         <w:rPr>
-          <w:ins w:id="805" w:author="Microsoft Office User" w:date="2026-01-15T19:08:00Z" w16du:dateUtc="2026-01-15T18:08:00Z"/>
+          <w:color w:val="2F5496" w:themeColor="accent1" w:themeShade="BF"/>
           <w:sz w:val="28"/>
           <w:szCs w:val="28"/>
           <w:lang w:val="en-US"/>
         </w:rPr>
       </w:pPr>
-      <w:del w:id="806" w:author="Microsoft Office User" w:date="2026-01-15T18:54:00Z" w16du:dateUtc="2026-01-15T17:54:00Z">
-        <w:r>
-          <w:rPr>
-            <w:sz w:val="28"/>
-            <w:szCs w:val="28"/>
-            <w:lang w:val="en-US"/>
-          </w:rPr>
-          <w:delText xml:space="preserve"> </w:delText>
-        </w:r>
-      </w:del>
-      <w:del w:id="807" w:author="Microsoft Office User" w:date="2026-01-15T19:05:00Z" w16du:dateUtc="2026-01-15T18:05:00Z">
-        <w:r>
-          <w:rPr>
-            <w:sz w:val="28"/>
-            <w:szCs w:val="28"/>
-            <w:lang w:val="en-US"/>
-          </w:rPr>
-          <w:br/>
-        </w:r>
-      </w:del>
       <w:r>
         <w:rPr>
-          <w:sz w:val="28"/>
-          <w:szCs w:val="28"/>
-          <w:lang w:val="en-US"/>
-        </w:rPr>
-        <w:br/>
+          <w:b/>
+          <w:bCs/>
+          <w:color w:val="2F5496" w:themeColor="accent1" w:themeShade="BF"/>
+          <w:sz w:val="28"/>
+          <w:szCs w:val="28"/>
+          <w:lang w:val="en-US"/>
+        </w:rPr>
+        <w:t>Action:</w:t>
+      </w:r>
+    </w:p>
+    <w:p>
+      <w:pPr>
+        <w:pStyle w:val="u-mb-24"/>
+        <w:numPr>
+          <w:ilvl w:val="0"/>
+          <w:numId w:val="1"/>
+        </w:numPr>
+        <w:rPr>
+          <w:color w:val="2F5496" w:themeColor="accent1" w:themeShade="BF"/>
+          <w:sz w:val="28"/>
+          <w:szCs w:val="28"/>
+          <w:lang w:val="en-US"/>
+        </w:rPr>
+      </w:pPr>
+      <w:r>
+        <w:rPr>
+          <w:color w:val="2F5496" w:themeColor="accent1" w:themeShade="BF"/>
+          <w:sz w:val="28"/>
+          <w:szCs w:val="28"/>
+          <w:lang w:val="en-US"/>
+        </w:rPr>
+        <w:t xml:space="preserve">We compare </w:t>
+      </w:r>
+      <w:proofErr w:type="spellStart"/>
+      <w:r>
+        <w:rPr>
+          <w:color w:val="2F5496" w:themeColor="accent1" w:themeShade="BF"/>
+          <w:sz w:val="28"/>
+          <w:szCs w:val="28"/>
+          <w:lang w:val="en-US"/>
+        </w:rPr>
+        <w:t>Genestrip</w:t>
+      </w:r>
+      <w:proofErr w:type="spellEnd"/>
+      <w:r>
+        <w:rPr>
+          <w:color w:val="2F5496" w:themeColor="accent1" w:themeShade="BF"/>
+          <w:sz w:val="28"/>
+          <w:szCs w:val="28"/>
+          <w:lang w:val="en-US"/>
+        </w:rPr>
+        <w:t xml:space="preserve"> </w:t>
+      </w:r>
+      <w:r>
+        <w:rPr>
+          <w:color w:val="2F5496" w:themeColor="accent1" w:themeShade="BF"/>
+          <w:sz w:val="28"/>
+          <w:szCs w:val="28"/>
+          <w:lang w:val="en-US"/>
+        </w:rPr>
+        <w:t xml:space="preserve">not just </w:t>
+      </w:r>
+      <w:r>
+        <w:rPr>
+          <w:color w:val="2F5496" w:themeColor="accent1" w:themeShade="BF"/>
+          <w:sz w:val="28"/>
+          <w:szCs w:val="28"/>
+          <w:lang w:val="en-US"/>
+        </w:rPr>
+        <w:t xml:space="preserve">against </w:t>
+      </w:r>
+      <w:proofErr w:type="spellStart"/>
+      <w:r>
+        <w:rPr>
+          <w:color w:val="2F5496" w:themeColor="accent1" w:themeShade="BF"/>
+          <w:sz w:val="28"/>
+          <w:szCs w:val="28"/>
+          <w:lang w:val="en-US"/>
+        </w:rPr>
+        <w:t>KrakenUniq</w:t>
+      </w:r>
+      <w:proofErr w:type="spellEnd"/>
+      <w:r>
+        <w:rPr>
+          <w:color w:val="2F5496" w:themeColor="accent1" w:themeShade="BF"/>
+          <w:sz w:val="28"/>
+          <w:szCs w:val="28"/>
+          <w:lang w:val="en-US"/>
+        </w:rPr>
+        <w:t xml:space="preserve"> but also against </w:t>
+      </w:r>
+      <w:r>
+        <w:rPr>
+          <w:color w:val="2F5496" w:themeColor="accent1" w:themeShade="BF"/>
+          <w:sz w:val="28"/>
+          <w:szCs w:val="28"/>
+          <w:lang w:val="en-US"/>
+        </w:rPr>
+        <w:t>Kraken 2 and Ganon</w:t>
+      </w:r>
+      <w:r>
+        <w:rPr>
+          <w:color w:val="2F5496" w:themeColor="accent1" w:themeShade="BF"/>
+          <w:sz w:val="28"/>
+          <w:szCs w:val="28"/>
+          <w:lang w:val="en-US"/>
+        </w:rPr>
+        <w:t>.</w:t>
+      </w:r>
+    </w:p>
+    <w:p>
+      <w:pPr>
+        <w:pStyle w:val="u-mb-24"/>
+        <w:numPr>
+          <w:ilvl w:val="0"/>
+          <w:numId w:val="1"/>
+        </w:numPr>
+        <w:rPr>
+          <w:color w:val="2F5496" w:themeColor="accent1" w:themeShade="BF"/>
+          <w:sz w:val="28"/>
+          <w:szCs w:val="28"/>
+          <w:lang w:val="en-US"/>
+        </w:rPr>
+      </w:pPr>
+      <w:r>
+        <w:rPr>
+          <w:color w:val="2F5496" w:themeColor="accent1" w:themeShade="BF"/>
+          <w:sz w:val="28"/>
+          <w:szCs w:val="28"/>
+          <w:lang w:val="en-US"/>
+        </w:rPr>
+        <w:t xml:space="preserve">We included </w:t>
+      </w:r>
+      <w:r>
+        <w:rPr>
+          <w:color w:val="2F5496" w:themeColor="accent1" w:themeShade="BF"/>
+          <w:sz w:val="28"/>
+          <w:szCs w:val="28"/>
+          <w:lang w:val="en-US"/>
+        </w:rPr>
+        <w:t>a comparison based on three</w:t>
+      </w:r>
+      <w:r>
+        <w:rPr>
+          <w:color w:val="2F5496" w:themeColor="accent1" w:themeShade="BF"/>
+          <w:sz w:val="28"/>
+          <w:szCs w:val="28"/>
+          <w:lang w:val="en-US"/>
+        </w:rPr>
+        <w:t xml:space="preserve"> simulated viral data sets with known ground truth</w:t>
+      </w:r>
+      <w:r>
+        <w:rPr>
+          <w:color w:val="2F5496" w:themeColor="accent1" w:themeShade="BF"/>
+          <w:sz w:val="28"/>
+          <w:szCs w:val="28"/>
+          <w:lang w:val="en-US"/>
+        </w:rPr>
+        <w:t xml:space="preserve"> and report standard quality measures using broad coverage </w:t>
+      </w:r>
+      <w:r>
+        <w:rPr>
+          <w:color w:val="2F5496" w:themeColor="accent1" w:themeShade="BF"/>
+          <w:sz w:val="28"/>
+          <w:szCs w:val="28"/>
+          <w:lang w:val="en-US"/>
+        </w:rPr>
+        <w:t xml:space="preserve">databases </w:t>
+      </w:r>
+      <w:r>
+        <w:rPr>
+          <w:color w:val="2F5496" w:themeColor="accent1" w:themeShade="BF"/>
+          <w:sz w:val="28"/>
+          <w:szCs w:val="28"/>
+          <w:lang w:val="en-US"/>
+        </w:rPr>
+        <w:t>and small databases.</w:t>
+      </w:r>
+    </w:p>
+    <w:p>
+      <w:pPr>
+        <w:pStyle w:val="u-mb-24"/>
+        <w:numPr>
+          <w:ilvl w:val="0"/>
+          <w:numId w:val="1"/>
+        </w:numPr>
+        <w:rPr>
+          <w:color w:val="2F5496" w:themeColor="accent1" w:themeShade="BF"/>
+          <w:sz w:val="28"/>
+          <w:szCs w:val="28"/>
+          <w:lang w:val="en-US"/>
+        </w:rPr>
+      </w:pPr>
+      <w:r>
+        <w:rPr>
+          <w:color w:val="2F5496" w:themeColor="accent1" w:themeShade="BF"/>
+          <w:sz w:val="28"/>
+          <w:szCs w:val="28"/>
+          <w:lang w:val="en-US"/>
+        </w:rPr>
+        <w:t xml:space="preserve">We </w:t>
+      </w:r>
+      <w:r>
+        <w:rPr>
+          <w:color w:val="2F5496" w:themeColor="accent1" w:themeShade="BF"/>
+          <w:sz w:val="28"/>
+          <w:szCs w:val="28"/>
+          <w:lang w:val="en-US"/>
+        </w:rPr>
+        <w:t>the effect of small databases</w:t>
+      </w:r>
+      <w:r>
+        <w:rPr>
+          <w:color w:val="2F5496" w:themeColor="accent1" w:themeShade="BF"/>
+          <w:sz w:val="28"/>
+          <w:szCs w:val="28"/>
+          <w:lang w:val="en-US"/>
+        </w:rPr>
+        <w:t xml:space="preserve"> for real-world data where we </w:t>
+      </w:r>
+      <w:r>
+        <w:rPr>
+          <w:color w:val="2F5496" w:themeColor="accent1" w:themeShade="BF"/>
+          <w:sz w:val="28"/>
+          <w:szCs w:val="28"/>
+          <w:lang w:val="en-US"/>
+        </w:rPr>
+        <w:t>measure the drop of</w:t>
+      </w:r>
+      <w:r>
+        <w:rPr>
+          <w:color w:val="2F5496" w:themeColor="accent1" w:themeShade="BF"/>
+          <w:sz w:val="28"/>
+          <w:szCs w:val="28"/>
+          <w:lang w:val="en-US"/>
+        </w:rPr>
+        <w:t xml:space="preserve"> classification quality </w:t>
+      </w:r>
+      <w:r>
+        <w:rPr>
+          <w:color w:val="2F5496" w:themeColor="accent1" w:themeShade="BF"/>
+          <w:sz w:val="28"/>
+          <w:szCs w:val="28"/>
+          <w:lang w:val="en-US"/>
+        </w:rPr>
+        <w:t>when using</w:t>
+      </w:r>
+      <w:r>
+        <w:rPr>
+          <w:color w:val="2F5496" w:themeColor="accent1" w:themeShade="BF"/>
+          <w:sz w:val="28"/>
+          <w:szCs w:val="28"/>
+          <w:lang w:val="en-US"/>
+        </w:rPr>
+        <w:t xml:space="preserve"> a small database (“human virus”) </w:t>
+      </w:r>
+      <w:r>
+        <w:rPr>
+          <w:color w:val="2F5496" w:themeColor="accent1" w:themeShade="BF"/>
+          <w:sz w:val="28"/>
+          <w:szCs w:val="28"/>
+          <w:lang w:val="en-US"/>
+        </w:rPr>
+        <w:t>as opposed to</w:t>
+      </w:r>
+      <w:r>
+        <w:rPr>
+          <w:color w:val="2F5496" w:themeColor="accent1" w:themeShade="BF"/>
+          <w:sz w:val="28"/>
+          <w:szCs w:val="28"/>
+          <w:lang w:val="en-US"/>
+        </w:rPr>
+        <w:t xml:space="preserve"> a broad coverage database (“complete viral”) under each </w:t>
+      </w:r>
+      <w:r>
+        <w:rPr>
+          <w:color w:val="2F5496" w:themeColor="accent1" w:themeShade="BF"/>
+          <w:sz w:val="28"/>
+          <w:szCs w:val="28"/>
+          <w:lang w:val="en-US"/>
+        </w:rPr>
+        <w:t>system</w:t>
+      </w:r>
+      <w:r>
+        <w:rPr>
+          <w:color w:val="2F5496" w:themeColor="accent1" w:themeShade="BF"/>
+          <w:sz w:val="28"/>
+          <w:szCs w:val="28"/>
+          <w:lang w:val="en-US"/>
+        </w:rPr>
+        <w:t>.</w:t>
+      </w:r>
+    </w:p>
+    <w:p>
+      <w:pPr>
+        <w:pStyle w:val="u-mb-24"/>
+        <w:numPr>
+          <w:ilvl w:val="0"/>
+          <w:numId w:val="1"/>
+        </w:numPr>
+        <w:rPr>
+          <w:color w:val="2F5496" w:themeColor="accent1" w:themeShade="BF"/>
+          <w:sz w:val="28"/>
+          <w:szCs w:val="28"/>
+          <w:lang w:val="en-US"/>
+        </w:rPr>
+      </w:pPr>
+      <w:r>
+        <w:rPr>
+          <w:color w:val="2F5496" w:themeColor="accent1" w:themeShade="BF"/>
+          <w:sz w:val="28"/>
+          <w:szCs w:val="28"/>
+          <w:lang w:val="en-US"/>
+        </w:rPr>
+        <w:t>We create</w:t>
+      </w:r>
+      <w:r>
+        <w:rPr>
+          <w:color w:val="2F5496" w:themeColor="accent1" w:themeShade="BF"/>
+          <w:sz w:val="28"/>
+          <w:szCs w:val="28"/>
+          <w:lang w:val="en-US"/>
+        </w:rPr>
+        <w:t>d</w:t>
+      </w:r>
+      <w:r>
+        <w:rPr>
+          <w:color w:val="2F5496" w:themeColor="accent1" w:themeShade="BF"/>
+          <w:sz w:val="28"/>
+          <w:szCs w:val="28"/>
+          <w:lang w:val="en-US"/>
+        </w:rPr>
+        <w:t xml:space="preserve"> realistic</w:t>
+      </w:r>
+      <w:r>
+        <w:rPr>
+          <w:color w:val="2F5496" w:themeColor="accent1" w:themeShade="BF"/>
+          <w:sz w:val="28"/>
+          <w:szCs w:val="28"/>
+          <w:lang w:val="en-US"/>
+        </w:rPr>
+        <w:t>,</w:t>
+      </w:r>
+      <w:r>
+        <w:rPr>
+          <w:color w:val="2F5496" w:themeColor="accent1" w:themeShade="BF"/>
+          <w:sz w:val="28"/>
+          <w:szCs w:val="28"/>
+          <w:lang w:val="en-US"/>
+        </w:rPr>
+        <w:t xml:space="preserve"> simulated long </w:t>
+      </w:r>
+      <w:proofErr w:type="spellStart"/>
+      <w:r>
+        <w:rPr>
+          <w:color w:val="2F5496" w:themeColor="accent1" w:themeShade="BF"/>
+          <w:sz w:val="28"/>
+          <w:szCs w:val="28"/>
+          <w:lang w:val="en-US"/>
+        </w:rPr>
+        <w:t xml:space="preserve">read </w:t>
+      </w:r>
+      <w:proofErr w:type="spellEnd"/>
+      <w:r>
+        <w:rPr>
+          <w:color w:val="2F5496" w:themeColor="accent1" w:themeShade="BF"/>
+          <w:sz w:val="28"/>
+          <w:szCs w:val="28"/>
+          <w:lang w:val="en-US"/>
+        </w:rPr>
+        <w:t xml:space="preserve">data on the basis of real-world data from ticks (as originally presented in Section 3.4). We applied all four tools to this additional simulated data set and compared the system’s </w:t>
+      </w:r>
+      <w:r>
+        <w:rPr>
+          <w:color w:val="2F5496" w:themeColor="accent1" w:themeShade="BF"/>
+          <w:sz w:val="28"/>
+          <w:szCs w:val="28"/>
+          <w:lang w:val="en-US"/>
+        </w:rPr>
+        <w:t xml:space="preserve">classification </w:t>
+      </w:r>
+      <w:r>
+        <w:rPr>
+          <w:color w:val="2F5496" w:themeColor="accent1" w:themeShade="BF"/>
+          <w:sz w:val="28"/>
+          <w:szCs w:val="28"/>
+          <w:lang w:val="en-US"/>
+        </w:rPr>
+        <w:t>quality.</w:t>
+      </w:r>
+    </w:p>
+    <w:p>
+      <w:pPr>
+        <w:pStyle w:val="u-mb-24"/>
+        <w:numPr>
+          <w:ilvl w:val="0"/>
+          <w:numId w:val="1"/>
+        </w:numPr>
+        <w:rPr>
+          <w:color w:val="2F5496" w:themeColor="accent1" w:themeShade="BF"/>
+          <w:sz w:val="28"/>
+          <w:szCs w:val="28"/>
+          <w:lang w:val="en-US"/>
+        </w:rPr>
+      </w:pPr>
+      <w:r>
+        <w:rPr>
+          <w:color w:val="2F5496" w:themeColor="accent1" w:themeShade="BF"/>
+          <w:sz w:val="28"/>
+          <w:szCs w:val="28"/>
+          <w:lang w:val="en-US"/>
+        </w:rPr>
+        <w:t xml:space="preserve">We extended the comparison based on real-world tick data from Section 3.4 to reflect </w:t>
+      </w:r>
+      <w:r>
+        <w:rPr>
+          <w:color w:val="2F5496" w:themeColor="accent1" w:themeShade="BF"/>
+          <w:sz w:val="28"/>
+          <w:szCs w:val="28"/>
+          <w:lang w:val="en-US"/>
+        </w:rPr>
+        <w:t xml:space="preserve">the </w:t>
+      </w:r>
+      <w:r>
+        <w:rPr>
+          <w:color w:val="2F5496" w:themeColor="accent1" w:themeShade="BF"/>
+          <w:sz w:val="28"/>
+          <w:szCs w:val="28"/>
+          <w:lang w:val="en-US"/>
+        </w:rPr>
+        <w:t>results of all four tools.</w:t>
+      </w:r>
+    </w:p>
+    <w:p>
+      <w:pPr>
+        <w:pStyle w:val="u-mb-24"/>
+        <w:numPr>
+          <w:ilvl w:val="0"/>
+          <w:numId w:val="1"/>
+        </w:numPr>
+        <w:rPr>
+          <w:color w:val="2F5496" w:themeColor="accent1" w:themeShade="BF"/>
+          <w:sz w:val="28"/>
+          <w:szCs w:val="28"/>
+          <w:lang w:val="en-US"/>
+        </w:rPr>
+      </w:pPr>
+      <w:r>
+        <w:rPr>
+          <w:color w:val="2F5496" w:themeColor="accent1" w:themeShade="BF"/>
+          <w:sz w:val="28"/>
+          <w:szCs w:val="28"/>
+          <w:lang w:val="en-US"/>
+        </w:rPr>
+        <w:t>We compared classification performance (runtime / memory) across all four tools.</w:t>
+      </w:r>
+    </w:p>
+    <w:p>
+      <w:pPr>
+        <w:pStyle w:val="u-mb-24"/>
+        <w:rPr>
+          <w:ins w:id="688" w:author="Microsoft Office User" w:date="2026-01-15T19:08:00Z" w16du:dateUtc="2026-01-15T18:08:00Z"/>
+          <w:sz w:val="28"/>
+          <w:szCs w:val="28"/>
+          <w:lang w:val="en-US"/>
+        </w:rPr>
+      </w:pPr>
+      <w:r>
+        <w:rPr>
+          <w:sz w:val="28"/>
+          <w:szCs w:val="28"/>
+          <w:lang w:val="en-US"/>
+        </w:rPr>
         <w:t>So, a nice piece of work but I think that the paper needs to be trimmed/</w:t>
       </w:r>
       <w:proofErr w:type="spellStart"/>
@@ -8295,20 +7663,20 @@
       <w:pPr>
         <w:pStyle w:val="u-mb-24"/>
         <w:rPr>
-          <w:ins w:id="808" w:author="Microsoft Office User" w:date="2026-01-15T19:09:00Z" w16du:dateUtc="2026-01-15T18:09:00Z"/>
+          <w:ins w:id="689" w:author="Microsoft Office User" w:date="2026-01-15T19:09:00Z" w16du:dateUtc="2026-01-15T18:09:00Z"/>
           <w:sz w:val="28"/>
           <w:szCs w:val="28"/>
           <w:lang w:val="en-US"/>
         </w:rPr>
       </w:pPr>
-      <w:ins w:id="809" w:author="Microsoft Office User" w:date="2026-01-15T19:09:00Z" w16du:dateUtc="2026-01-15T18:09:00Z">
-        <w:r>
-          <w:rPr>
-            <w:color w:val="2F5496" w:themeColor="accent1" w:themeShade="BF"/>
-            <w:sz w:val="28"/>
-            <w:szCs w:val="28"/>
-            <w:lang w:val="en-US"/>
-            <w:rPrChange w:id="810" w:author="Microsoft Office User" w:date="2026-01-15T20:09:00Z" w16du:dateUtc="2026-01-15T19:09:00Z">
+      <w:ins w:id="690" w:author="Microsoft Office User" w:date="2026-01-15T19:09:00Z" w16du:dateUtc="2026-01-15T18:09:00Z">
+        <w:r>
+          <w:rPr>
+            <w:color w:val="2F5496" w:themeColor="accent1" w:themeShade="BF"/>
+            <w:sz w:val="28"/>
+            <w:szCs w:val="28"/>
+            <w:lang w:val="en-US"/>
+            <w:rPrChange w:id="691" w:author="Microsoft Office User" w:date="2026-01-15T20:09:00Z" w16du:dateUtc="2026-01-15T19:09:00Z">
               <w:rPr>
                 <w:sz w:val="28"/>
                 <w:szCs w:val="28"/>
@@ -8319,7 +7687,7 @@
           <w:t xml:space="preserve">Thank you for this recap. We provided a set of actions (as noted above) to address </w:t>
         </w:r>
       </w:ins>
-      <w:ins w:id="811" w:author="Microsoft Office User" w:date="2026-01-17T07:13:00Z" w16du:dateUtc="2026-01-17T06:13:00Z">
+      <w:ins w:id="692" w:author="Microsoft Office User" w:date="2026-01-17T07:13:00Z" w16du:dateUtc="2026-01-17T06:13:00Z">
         <w:r>
           <w:rPr>
             <w:color w:val="2F5496" w:themeColor="accent1" w:themeShade="BF"/>
@@ -8330,14 +7698,14 @@
           <w:t>most of your</w:t>
         </w:r>
       </w:ins>
-      <w:ins w:id="812" w:author="Microsoft Office User" w:date="2026-01-15T19:09:00Z" w16du:dateUtc="2026-01-15T18:09:00Z">
-        <w:r>
-          <w:rPr>
-            <w:color w:val="2F5496" w:themeColor="accent1" w:themeShade="BF"/>
-            <w:sz w:val="28"/>
-            <w:szCs w:val="28"/>
-            <w:lang w:val="en-US"/>
-            <w:rPrChange w:id="813" w:author="Microsoft Office User" w:date="2026-01-15T20:09:00Z" w16du:dateUtc="2026-01-15T19:09:00Z">
+      <w:ins w:id="693" w:author="Microsoft Office User" w:date="2026-01-15T19:09:00Z" w16du:dateUtc="2026-01-15T18:09:00Z">
+        <w:r>
+          <w:rPr>
+            <w:color w:val="2F5496" w:themeColor="accent1" w:themeShade="BF"/>
+            <w:sz w:val="28"/>
+            <w:szCs w:val="28"/>
+            <w:lang w:val="en-US"/>
+            <w:rPrChange w:id="694" w:author="Microsoft Office User" w:date="2026-01-15T20:09:00Z" w16du:dateUtc="2026-01-15T19:09:00Z">
               <w:rPr>
                 <w:sz w:val="28"/>
                 <w:szCs w:val="28"/>
@@ -8348,7 +7716,7 @@
           <w:t xml:space="preserve"> concern</w:t>
         </w:r>
       </w:ins>
-      <w:ins w:id="814" w:author="Microsoft Office User" w:date="2026-01-17T07:12:00Z" w16du:dateUtc="2026-01-17T06:12:00Z">
+      <w:ins w:id="695" w:author="Microsoft Office User" w:date="2026-01-17T07:12:00Z" w16du:dateUtc="2026-01-17T06:12:00Z">
         <w:r>
           <w:rPr>
             <w:color w:val="2F5496" w:themeColor="accent1" w:themeShade="BF"/>
@@ -8359,7 +7727,7 @@
           <w:t>s – hopefully to an a</w:t>
         </w:r>
       </w:ins>
-      <w:ins w:id="815" w:author="Microsoft Office User" w:date="2026-01-17T07:13:00Z" w16du:dateUtc="2026-01-17T06:13:00Z">
+      <w:ins w:id="696" w:author="Microsoft Office User" w:date="2026-01-17T07:13:00Z" w16du:dateUtc="2026-01-17T06:13:00Z">
         <w:r>
           <w:rPr>
             <w:color w:val="2F5496" w:themeColor="accent1" w:themeShade="BF"/>
@@ -8370,14 +7738,14 @@
           <w:t>cceptable degree</w:t>
         </w:r>
       </w:ins>
-      <w:ins w:id="816" w:author="Microsoft Office User" w:date="2026-01-15T19:09:00Z" w16du:dateUtc="2026-01-15T18:09:00Z">
-        <w:r>
-          <w:rPr>
-            <w:color w:val="2F5496" w:themeColor="accent1" w:themeShade="BF"/>
-            <w:sz w:val="28"/>
-            <w:szCs w:val="28"/>
-            <w:lang w:val="en-US"/>
-            <w:rPrChange w:id="817" w:author="Microsoft Office User" w:date="2026-01-15T20:09:00Z" w16du:dateUtc="2026-01-15T19:09:00Z">
+      <w:ins w:id="697" w:author="Microsoft Office User" w:date="2026-01-15T19:09:00Z" w16du:dateUtc="2026-01-15T18:09:00Z">
+        <w:r>
+          <w:rPr>
+            <w:color w:val="2F5496" w:themeColor="accent1" w:themeShade="BF"/>
+            <w:sz w:val="28"/>
+            <w:szCs w:val="28"/>
+            <w:lang w:val="en-US"/>
+            <w:rPrChange w:id="698" w:author="Microsoft Office User" w:date="2026-01-15T20:09:00Z" w16du:dateUtc="2026-01-15T19:09:00Z">
               <w:rPr>
                 <w:sz w:val="28"/>
                 <w:szCs w:val="28"/>
@@ -8450,7 +7818,7 @@
           <w:sz w:val="28"/>
           <w:szCs w:val="28"/>
           <w:lang w:val="en-US"/>
-          <w:rPrChange w:id="818" w:author="Microsoft Office User" w:date="2026-01-15T20:10:00Z" w16du:dateUtc="2026-01-15T19:10:00Z">
+          <w:rPrChange w:id="699" w:author="Microsoft Office User" w:date="2026-01-15T20:10:00Z" w16du:dateUtc="2026-01-15T19:10:00Z">
             <w:rPr>
               <w:sz w:val="28"/>
               <w:szCs w:val="28"/>
@@ -8459,7 +7827,7 @@
           </w:rPrChange>
         </w:rPr>
       </w:pPr>
-      <w:ins w:id="819" w:author="Microsoft Office User" w:date="2026-01-15T19:09:00Z" w16du:dateUtc="2026-01-15T18:09:00Z">
+      <w:ins w:id="700" w:author="Microsoft Office User" w:date="2026-01-15T19:09:00Z" w16du:dateUtc="2026-01-15T18:09:00Z">
         <w:r>
           <w:rPr>
             <w:b/>
@@ -8468,7 +7836,7 @@
             <w:sz w:val="28"/>
             <w:szCs w:val="28"/>
             <w:lang w:val="en-US"/>
-            <w:rPrChange w:id="820" w:author="Microsoft Office User" w:date="2026-01-15T20:10:00Z" w16du:dateUtc="2026-01-15T19:10:00Z">
+            <w:rPrChange w:id="701" w:author="Microsoft Office User" w:date="2026-01-15T20:10:00Z" w16du:dateUtc="2026-01-15T19:10:00Z">
               <w:rPr>
                 <w:sz w:val="28"/>
                 <w:szCs w:val="28"/>
@@ -8484,7 +7852,7 @@
             <w:sz w:val="28"/>
             <w:szCs w:val="28"/>
             <w:lang w:val="en-US"/>
-            <w:rPrChange w:id="821" w:author="Microsoft Office User" w:date="2026-01-15T20:10:00Z" w16du:dateUtc="2026-01-15T19:10:00Z">
+            <w:rPrChange w:id="702" w:author="Microsoft Office User" w:date="2026-01-15T20:10:00Z" w16du:dateUtc="2026-01-15T19:10:00Z">
               <w:rPr>
                 <w:sz w:val="28"/>
                 <w:szCs w:val="28"/>
@@ -8495,14 +7863,14 @@
           <w:t xml:space="preserve">: </w:t>
         </w:r>
       </w:ins>
-      <w:ins w:id="822" w:author="Microsoft Office User" w:date="2026-01-15T19:16:00Z" w16du:dateUtc="2026-01-15T18:16:00Z">
-        <w:r>
-          <w:rPr>
-            <w:color w:val="2F5496" w:themeColor="accent1" w:themeShade="BF"/>
-            <w:sz w:val="28"/>
-            <w:szCs w:val="28"/>
-            <w:lang w:val="en-US"/>
-            <w:rPrChange w:id="823" w:author="Microsoft Office User" w:date="2026-01-15T20:10:00Z" w16du:dateUtc="2026-01-15T19:10:00Z">
+      <w:ins w:id="703" w:author="Microsoft Office User" w:date="2026-01-15T19:16:00Z" w16du:dateUtc="2026-01-15T18:16:00Z">
+        <w:r>
+          <w:rPr>
+            <w:color w:val="2F5496" w:themeColor="accent1" w:themeShade="BF"/>
+            <w:sz w:val="28"/>
+            <w:szCs w:val="28"/>
+            <w:lang w:val="en-US"/>
+            <w:rPrChange w:id="704" w:author="Microsoft Office User" w:date="2026-01-15T20:10:00Z" w16du:dateUtc="2026-01-15T19:10:00Z">
               <w:rPr>
                 <w:sz w:val="28"/>
                 <w:szCs w:val="28"/>
@@ -8513,14 +7881,14 @@
           <w:t>Good point</w:t>
         </w:r>
       </w:ins>
-      <w:ins w:id="824" w:author="Microsoft Office User" w:date="2026-01-15T19:17:00Z" w16du:dateUtc="2026-01-15T18:17:00Z">
-        <w:r>
-          <w:rPr>
-            <w:color w:val="2F5496" w:themeColor="accent1" w:themeShade="BF"/>
-            <w:sz w:val="28"/>
-            <w:szCs w:val="28"/>
-            <w:lang w:val="en-US"/>
-            <w:rPrChange w:id="825" w:author="Microsoft Office User" w:date="2026-01-15T20:10:00Z" w16du:dateUtc="2026-01-15T19:10:00Z">
+      <w:ins w:id="705" w:author="Microsoft Office User" w:date="2026-01-15T19:17:00Z" w16du:dateUtc="2026-01-15T18:17:00Z">
+        <w:r>
+          <w:rPr>
+            <w:color w:val="2F5496" w:themeColor="accent1" w:themeShade="BF"/>
+            <w:sz w:val="28"/>
+            <w:szCs w:val="28"/>
+            <w:lang w:val="en-US"/>
+            <w:rPrChange w:id="706" w:author="Microsoft Office User" w:date="2026-01-15T20:10:00Z" w16du:dateUtc="2026-01-15T19:10:00Z">
               <w:rPr>
                 <w:sz w:val="28"/>
                 <w:szCs w:val="28"/>
@@ -8531,14 +7899,14 @@
           <w:t>.</w:t>
         </w:r>
       </w:ins>
-      <w:ins w:id="826" w:author="Microsoft Office User" w:date="2026-01-15T19:16:00Z" w16du:dateUtc="2026-01-15T18:16:00Z">
-        <w:r>
-          <w:rPr>
-            <w:color w:val="2F5496" w:themeColor="accent1" w:themeShade="BF"/>
-            <w:sz w:val="28"/>
-            <w:szCs w:val="28"/>
-            <w:lang w:val="en-US"/>
-            <w:rPrChange w:id="827" w:author="Microsoft Office User" w:date="2026-01-15T20:10:00Z" w16du:dateUtc="2026-01-15T19:10:00Z">
+      <w:ins w:id="707" w:author="Microsoft Office User" w:date="2026-01-15T19:16:00Z" w16du:dateUtc="2026-01-15T18:16:00Z">
+        <w:r>
+          <w:rPr>
+            <w:color w:val="2F5496" w:themeColor="accent1" w:themeShade="BF"/>
+            <w:sz w:val="28"/>
+            <w:szCs w:val="28"/>
+            <w:lang w:val="en-US"/>
+            <w:rPrChange w:id="708" w:author="Microsoft Office User" w:date="2026-01-15T20:10:00Z" w16du:dateUtc="2026-01-15T19:10:00Z">
               <w:rPr>
                 <w:sz w:val="28"/>
                 <w:szCs w:val="28"/>
@@ -8549,14 +7917,14 @@
           <w:t xml:space="preserve"> </w:t>
         </w:r>
       </w:ins>
-      <w:ins w:id="828" w:author="Microsoft Office User" w:date="2026-01-15T19:17:00Z" w16du:dateUtc="2026-01-15T18:17:00Z">
-        <w:r>
-          <w:rPr>
-            <w:color w:val="2F5496" w:themeColor="accent1" w:themeShade="BF"/>
-            <w:sz w:val="28"/>
-            <w:szCs w:val="28"/>
-            <w:lang w:val="en-US"/>
-            <w:rPrChange w:id="829" w:author="Microsoft Office User" w:date="2026-01-15T20:10:00Z" w16du:dateUtc="2026-01-15T19:10:00Z">
+      <w:ins w:id="709" w:author="Microsoft Office User" w:date="2026-01-15T19:17:00Z" w16du:dateUtc="2026-01-15T18:17:00Z">
+        <w:r>
+          <w:rPr>
+            <w:color w:val="2F5496" w:themeColor="accent1" w:themeShade="BF"/>
+            <w:sz w:val="28"/>
+            <w:szCs w:val="28"/>
+            <w:lang w:val="en-US"/>
+            <w:rPrChange w:id="710" w:author="Microsoft Office User" w:date="2026-01-15T20:10:00Z" w16du:dateUtc="2026-01-15T19:10:00Z">
               <w:rPr>
                 <w:sz w:val="28"/>
                 <w:szCs w:val="28"/>
@@ -8567,14 +7935,14 @@
           <w:t>W</w:t>
         </w:r>
       </w:ins>
-      <w:ins w:id="830" w:author="Microsoft Office User" w:date="2026-01-15T19:09:00Z" w16du:dateUtc="2026-01-15T18:09:00Z">
-        <w:r>
-          <w:rPr>
-            <w:color w:val="2F5496" w:themeColor="accent1" w:themeShade="BF"/>
-            <w:sz w:val="28"/>
-            <w:szCs w:val="28"/>
-            <w:lang w:val="en-US"/>
-            <w:rPrChange w:id="831" w:author="Microsoft Office User" w:date="2026-01-15T20:10:00Z" w16du:dateUtc="2026-01-15T19:10:00Z">
+      <w:ins w:id="711" w:author="Microsoft Office User" w:date="2026-01-15T19:09:00Z" w16du:dateUtc="2026-01-15T18:09:00Z">
+        <w:r>
+          <w:rPr>
+            <w:color w:val="2F5496" w:themeColor="accent1" w:themeShade="BF"/>
+            <w:sz w:val="28"/>
+            <w:szCs w:val="28"/>
+            <w:lang w:val="en-US"/>
+            <w:rPrChange w:id="712" w:author="Microsoft Office User" w:date="2026-01-15T20:10:00Z" w16du:dateUtc="2026-01-15T19:10:00Z">
               <w:rPr>
                 <w:sz w:val="28"/>
                 <w:szCs w:val="28"/>
@@ -8585,14 +7953,14 @@
           <w:t xml:space="preserve">e </w:t>
         </w:r>
       </w:ins>
-      <w:ins w:id="832" w:author="Microsoft Office User" w:date="2026-01-15T19:16:00Z" w16du:dateUtc="2026-01-15T18:16:00Z">
-        <w:r>
-          <w:rPr>
-            <w:color w:val="2F5496" w:themeColor="accent1" w:themeShade="BF"/>
-            <w:sz w:val="28"/>
-            <w:szCs w:val="28"/>
-            <w:lang w:val="en-US"/>
-            <w:rPrChange w:id="833" w:author="Microsoft Office User" w:date="2026-01-15T20:10:00Z" w16du:dateUtc="2026-01-15T19:10:00Z">
+      <w:ins w:id="713" w:author="Microsoft Office User" w:date="2026-01-15T19:16:00Z" w16du:dateUtc="2026-01-15T18:16:00Z">
+        <w:r>
+          <w:rPr>
+            <w:color w:val="2F5496" w:themeColor="accent1" w:themeShade="BF"/>
+            <w:sz w:val="28"/>
+            <w:szCs w:val="28"/>
+            <w:lang w:val="en-US"/>
+            <w:rPrChange w:id="714" w:author="Microsoft Office User" w:date="2026-01-15T20:10:00Z" w16du:dateUtc="2026-01-15T19:10:00Z">
               <w:rPr>
                 <w:sz w:val="28"/>
                 <w:szCs w:val="28"/>
@@ -8603,14 +7971,14 @@
           <w:t>re</w:t>
         </w:r>
       </w:ins>
-      <w:ins w:id="834" w:author="Microsoft Office User" w:date="2026-01-15T19:17:00Z" w16du:dateUtc="2026-01-15T18:17:00Z">
-        <w:r>
-          <w:rPr>
-            <w:color w:val="2F5496" w:themeColor="accent1" w:themeShade="BF"/>
-            <w:sz w:val="28"/>
-            <w:szCs w:val="28"/>
-            <w:lang w:val="en-US"/>
-            <w:rPrChange w:id="835" w:author="Microsoft Office User" w:date="2026-01-15T20:10:00Z" w16du:dateUtc="2026-01-15T19:10:00Z">
+      <w:ins w:id="715" w:author="Microsoft Office User" w:date="2026-01-15T19:17:00Z" w16du:dateUtc="2026-01-15T18:17:00Z">
+        <w:r>
+          <w:rPr>
+            <w:color w:val="2F5496" w:themeColor="accent1" w:themeShade="BF"/>
+            <w:sz w:val="28"/>
+            <w:szCs w:val="28"/>
+            <w:lang w:val="en-US"/>
+            <w:rPrChange w:id="716" w:author="Microsoft Office User" w:date="2026-01-15T20:10:00Z" w16du:dateUtc="2026-01-15T19:10:00Z">
               <w:rPr>
                 <w:sz w:val="28"/>
                 <w:szCs w:val="28"/>
@@ -8621,14 +7989,14 @@
           <w:t xml:space="preserve">phrased the corresponding noun phrase in Section 2.1 </w:t>
         </w:r>
       </w:ins>
-      <w:ins w:id="836" w:author="Microsoft Office User" w:date="2026-01-15T19:18:00Z" w16du:dateUtc="2026-01-15T18:18:00Z">
-        <w:r>
-          <w:rPr>
-            <w:color w:val="2F5496" w:themeColor="accent1" w:themeShade="BF"/>
-            <w:sz w:val="28"/>
-            <w:szCs w:val="28"/>
-            <w:lang w:val="en-US"/>
-            <w:rPrChange w:id="837" w:author="Microsoft Office User" w:date="2026-01-15T20:10:00Z" w16du:dateUtc="2026-01-15T19:10:00Z">
+      <w:ins w:id="717" w:author="Microsoft Office User" w:date="2026-01-15T19:18:00Z" w16du:dateUtc="2026-01-15T18:18:00Z">
+        <w:r>
+          <w:rPr>
+            <w:color w:val="2F5496" w:themeColor="accent1" w:themeShade="BF"/>
+            <w:sz w:val="28"/>
+            <w:szCs w:val="28"/>
+            <w:lang w:val="en-US"/>
+            <w:rPrChange w:id="718" w:author="Microsoft Office User" w:date="2026-01-15T20:10:00Z" w16du:dateUtc="2026-01-15T19:10:00Z">
               <w:rPr>
                 <w:sz w:val="28"/>
                 <w:szCs w:val="28"/>
@@ -8639,7 +8007,7 @@
           <w:t xml:space="preserve">paragraph </w:t>
         </w:r>
       </w:ins>
-      <w:ins w:id="838" w:author="Microsoft Office User" w:date="2026-01-17T07:13:00Z" w16du:dateUtc="2026-01-17T06:13:00Z">
+      <w:ins w:id="719" w:author="Microsoft Office User" w:date="2026-01-17T07:13:00Z" w16du:dateUtc="2026-01-17T06:13:00Z">
         <w:r>
           <w:rPr>
             <w:color w:val="2F5496" w:themeColor="accent1" w:themeShade="BF"/>
@@ -8650,14 +8018,14 @@
           <w:t>1</w:t>
         </w:r>
       </w:ins>
-      <w:ins w:id="839" w:author="Microsoft Office User" w:date="2026-01-15T19:18:00Z" w16du:dateUtc="2026-01-15T18:18:00Z">
-        <w:r>
-          <w:rPr>
-            <w:color w:val="2F5496" w:themeColor="accent1" w:themeShade="BF"/>
-            <w:sz w:val="28"/>
-            <w:szCs w:val="28"/>
-            <w:lang w:val="en-US"/>
-            <w:rPrChange w:id="840" w:author="Microsoft Office User" w:date="2026-01-15T20:10:00Z" w16du:dateUtc="2026-01-15T19:10:00Z">
+      <w:ins w:id="720" w:author="Microsoft Office User" w:date="2026-01-15T19:18:00Z" w16du:dateUtc="2026-01-15T18:18:00Z">
+        <w:r>
+          <w:rPr>
+            <w:color w:val="2F5496" w:themeColor="accent1" w:themeShade="BF"/>
+            <w:sz w:val="28"/>
+            <w:szCs w:val="28"/>
+            <w:lang w:val="en-US"/>
+            <w:rPrChange w:id="721" w:author="Microsoft Office User" w:date="2026-01-15T20:10:00Z" w16du:dateUtc="2026-01-15T19:10:00Z">
               <w:rPr>
                 <w:sz w:val="28"/>
                 <w:szCs w:val="28"/>
@@ -8668,14 +8036,14 @@
           <w:t xml:space="preserve"> from “regular version” to “canonical version” and added some </w:t>
         </w:r>
       </w:ins>
-      <w:ins w:id="841" w:author="Microsoft Office User" w:date="2026-01-15T19:20:00Z" w16du:dateUtc="2026-01-15T18:20:00Z">
-        <w:r>
-          <w:rPr>
-            <w:color w:val="2F5496" w:themeColor="accent1" w:themeShade="BF"/>
-            <w:sz w:val="28"/>
-            <w:szCs w:val="28"/>
-            <w:lang w:val="en-US"/>
-            <w:rPrChange w:id="842" w:author="Microsoft Office User" w:date="2026-01-15T20:10:00Z" w16du:dateUtc="2026-01-15T19:10:00Z">
+      <w:ins w:id="722" w:author="Microsoft Office User" w:date="2026-01-15T19:20:00Z" w16du:dateUtc="2026-01-15T18:20:00Z">
+        <w:r>
+          <w:rPr>
+            <w:color w:val="2F5496" w:themeColor="accent1" w:themeShade="BF"/>
+            <w:sz w:val="28"/>
+            <w:szCs w:val="28"/>
+            <w:lang w:val="en-US"/>
+            <w:rPrChange w:id="723" w:author="Microsoft Office User" w:date="2026-01-15T20:10:00Z" w16du:dateUtc="2026-01-15T19:10:00Z">
               <w:rPr>
                 <w:sz w:val="28"/>
                 <w:szCs w:val="28"/>
@@ -8686,14 +8054,14 @@
           <w:t xml:space="preserve">more </w:t>
         </w:r>
       </w:ins>
-      <w:ins w:id="843" w:author="Microsoft Office User" w:date="2026-01-15T19:18:00Z" w16du:dateUtc="2026-01-15T18:18:00Z">
-        <w:r>
-          <w:rPr>
-            <w:color w:val="2F5496" w:themeColor="accent1" w:themeShade="BF"/>
-            <w:sz w:val="28"/>
-            <w:szCs w:val="28"/>
-            <w:lang w:val="en-US"/>
-            <w:rPrChange w:id="844" w:author="Microsoft Office User" w:date="2026-01-15T20:10:00Z" w16du:dateUtc="2026-01-15T19:10:00Z">
+      <w:ins w:id="724" w:author="Microsoft Office User" w:date="2026-01-15T19:18:00Z" w16du:dateUtc="2026-01-15T18:18:00Z">
+        <w:r>
+          <w:rPr>
+            <w:color w:val="2F5496" w:themeColor="accent1" w:themeShade="BF"/>
+            <w:sz w:val="28"/>
+            <w:szCs w:val="28"/>
+            <w:lang w:val="en-US"/>
+            <w:rPrChange w:id="725" w:author="Microsoft Office User" w:date="2026-01-15T20:10:00Z" w16du:dateUtc="2026-01-15T19:10:00Z">
               <w:rPr>
                 <w:sz w:val="28"/>
                 <w:szCs w:val="28"/>
@@ -8704,14 +8072,14 @@
           <w:t xml:space="preserve">explanation on the </w:t>
         </w:r>
       </w:ins>
-      <w:ins w:id="845" w:author="Microsoft Office User" w:date="2026-01-15T19:20:00Z" w16du:dateUtc="2026-01-15T18:20:00Z">
-        <w:r>
-          <w:rPr>
-            <w:color w:val="2F5496" w:themeColor="accent1" w:themeShade="BF"/>
-            <w:sz w:val="28"/>
-            <w:szCs w:val="28"/>
-            <w:lang w:val="en-US"/>
-            <w:rPrChange w:id="846" w:author="Microsoft Office User" w:date="2026-01-15T20:10:00Z" w16du:dateUtc="2026-01-15T19:10:00Z">
+      <w:ins w:id="726" w:author="Microsoft Office User" w:date="2026-01-15T19:20:00Z" w16du:dateUtc="2026-01-15T18:20:00Z">
+        <w:r>
+          <w:rPr>
+            <w:color w:val="2F5496" w:themeColor="accent1" w:themeShade="BF"/>
+            <w:sz w:val="28"/>
+            <w:szCs w:val="28"/>
+            <w:lang w:val="en-US"/>
+            <w:rPrChange w:id="727" w:author="Microsoft Office User" w:date="2026-01-15T20:10:00Z" w16du:dateUtc="2026-01-15T19:10:00Z">
               <w:rPr>
                 <w:sz w:val="28"/>
                 <w:szCs w:val="28"/>
@@ -8731,7 +8099,7 @@
           <w:sz w:val="28"/>
           <w:szCs w:val="28"/>
           <w:lang w:val="en-US"/>
-          <w:rPrChange w:id="847" w:author="Microsoft Office User" w:date="2026-01-15T20:10:00Z" w16du:dateUtc="2026-01-15T19:10:00Z">
+          <w:rPrChange w:id="728" w:author="Microsoft Office User" w:date="2026-01-15T20:10:00Z" w16du:dateUtc="2026-01-15T19:10:00Z">
             <w:rPr>
               <w:sz w:val="28"/>
               <w:szCs w:val="28"/>
@@ -8749,6 +8117,127 @@
     </w:sectPr>
   </w:body>
 </w:document>
+</file>
+
+<file path=word/numbering.xml><?xml version="1.0" encoding="utf-8"?>
+<w:numbering xmlns:wpc="http://schemas.microsoft.com/office/word/2010/wordprocessingCanvas" xmlns:cx="http://schemas.microsoft.com/office/drawing/2014/chartex" xmlns:cx1="http://schemas.microsoft.com/office/drawing/2015/9/8/chartex" xmlns:cx2="http://schemas.microsoft.com/office/drawing/2015/10/21/chartex" xmlns:cx3="http://schemas.microsoft.com/office/drawing/2016/5/9/chartex" xmlns:cx4="http://schemas.microsoft.com/office/drawing/2016/5/10/chartex" xmlns:cx5="http://schemas.microsoft.com/office/drawing/2016/5/11/chartex" xmlns:cx6="http://schemas.microsoft.com/office/drawing/2016/5/12/chartex" xmlns:cx7="http://schemas.microsoft.com/office/drawing/2016/5/13/chartex" xmlns:cx8="http://schemas.microsoft.com/office/drawing/2016/5/14/chartex" xmlns:mc="http://schemas.openxmlformats.org/markup-compatibility/2006" xmlns:aink="http://schemas.microsoft.com/office/drawing/2016/ink" xmlns:am3d="http://schemas.microsoft.com/office/drawing/2017/model3d" xmlns:o="urn:schemas-microsoft-com:office:office" xmlns:oel="http://schemas.microsoft.com/office/2019/extlst" xmlns:r="http://schemas.openxmlformats.org/officeDocument/2006/relationships" xmlns:m="http://schemas.openxmlformats.org/officeDocument/2006/math" xmlns:v="urn:schemas-microsoft-com:vml" xmlns:wp14="http://schemas.microsoft.com/office/word/2010/wordprocessingDrawing" xmlns:wp="http://schemas.openxmlformats.org/drawingml/2006/wordprocessingDrawing" xmlns:w10="urn:schemas-microsoft-com:office:word" xmlns:w="http://schemas.openxmlformats.org/wordprocessingml/2006/main" xmlns:w14="http://schemas.microsoft.com/office/word/2010/wordml" xmlns:w15="http://schemas.microsoft.com/office/word/2012/wordml" xmlns:w16cex="http://schemas.microsoft.com/office/word/2018/wordml/cex" xmlns:w16cid="http://schemas.microsoft.com/office/word/2016/wordml/cid" xmlns:w16="http://schemas.microsoft.com/office/word/2018/wordml" xmlns:w16du="http://schemas.microsoft.com/office/word/2023/wordml/word16du" xmlns:w16sdtdh="http://schemas.microsoft.com/office/word/2020/wordml/sdtdatahash" xmlns:w16sdtfl="http://schemas.microsoft.com/office/word/2024/wordml/sdtformatlock" xmlns:w16se="http://schemas.microsoft.com/office/word/2015/wordml/symex" xmlns:wpg="http://schemas.microsoft.com/office/word/2010/wordprocessingGroup" xmlns:wpi="http://schemas.microsoft.com/office/word/2010/wordprocessingInk" xmlns:wne="http://schemas.microsoft.com/office/word/2006/wordml" xmlns:wps="http://schemas.microsoft.com/office/word/2010/wordprocessingShape" mc:Ignorable="w14 w15 w16se w16cid w16 w16cex w16sdtdh w16sdtfl w16du wp14">
+  <w:abstractNum w:abstractNumId="0" w15:restartNumberingAfterBreak="0">
+    <w:nsid w:val="65FC2EB0"/>
+    <w:multiLevelType w:val="hybridMultilevel"/>
+    <w:tmpl w:val="429603E0"/>
+    <w:lvl w:ilvl="0" w:tplc="04070001">
+      <w:start w:val="1"/>
+      <w:numFmt w:val="bullet"/>
+      <w:lvlText w:val=""/>
+      <w:lvlJc w:val="left"/>
+      <w:pPr>
+        <w:ind w:left="720" w:hanging="360"/>
+      </w:pPr>
+      <w:rPr>
+        <w:rFonts w:ascii="Symbol" w:hAnsi="Symbol" w:hint="default"/>
+      </w:rPr>
+    </w:lvl>
+    <w:lvl w:ilvl="1" w:tplc="04070003" w:tentative="1">
+      <w:start w:val="1"/>
+      <w:numFmt w:val="bullet"/>
+      <w:lvlText w:val="o"/>
+      <w:lvlJc w:val="left"/>
+      <w:pPr>
+        <w:ind w:left="1440" w:hanging="360"/>
+      </w:pPr>
+      <w:rPr>
+        <w:rFonts w:ascii="Courier New" w:hAnsi="Courier New" w:cs="Courier New" w:hint="default"/>
+      </w:rPr>
+    </w:lvl>
+    <w:lvl w:ilvl="2" w:tplc="04070005" w:tentative="1">
+      <w:start w:val="1"/>
+      <w:numFmt w:val="bullet"/>
+      <w:lvlText w:val=""/>
+      <w:lvlJc w:val="left"/>
+      <w:pPr>
+        <w:ind w:left="2160" w:hanging="360"/>
+      </w:pPr>
+      <w:rPr>
+        <w:rFonts w:ascii="Wingdings" w:hAnsi="Wingdings" w:hint="default"/>
+      </w:rPr>
+    </w:lvl>
+    <w:lvl w:ilvl="3" w:tplc="04070001" w:tentative="1">
+      <w:start w:val="1"/>
+      <w:numFmt w:val="bullet"/>
+      <w:lvlText w:val=""/>
+      <w:lvlJc w:val="left"/>
+      <w:pPr>
+        <w:ind w:left="2880" w:hanging="360"/>
+      </w:pPr>
+      <w:rPr>
+        <w:rFonts w:ascii="Symbol" w:hAnsi="Symbol" w:hint="default"/>
+      </w:rPr>
+    </w:lvl>
+    <w:lvl w:ilvl="4" w:tplc="04070003" w:tentative="1">
+      <w:start w:val="1"/>
+      <w:numFmt w:val="bullet"/>
+      <w:lvlText w:val="o"/>
+      <w:lvlJc w:val="left"/>
+      <w:pPr>
+        <w:ind w:left="3600" w:hanging="360"/>
+      </w:pPr>
+      <w:rPr>
+        <w:rFonts w:ascii="Courier New" w:hAnsi="Courier New" w:cs="Courier New" w:hint="default"/>
+      </w:rPr>
+    </w:lvl>
+    <w:lvl w:ilvl="5" w:tplc="04070005" w:tentative="1">
+      <w:start w:val="1"/>
+      <w:numFmt w:val="bullet"/>
+      <w:lvlText w:val=""/>
+      <w:lvlJc w:val="left"/>
+      <w:pPr>
+        <w:ind w:left="4320" w:hanging="360"/>
+      </w:pPr>
+      <w:rPr>
+        <w:rFonts w:ascii="Wingdings" w:hAnsi="Wingdings" w:hint="default"/>
+      </w:rPr>
+    </w:lvl>
+    <w:lvl w:ilvl="6" w:tplc="04070001" w:tentative="1">
+      <w:start w:val="1"/>
+      <w:numFmt w:val="bullet"/>
+      <w:lvlText w:val=""/>
+      <w:lvlJc w:val="left"/>
+      <w:pPr>
+        <w:ind w:left="5040" w:hanging="360"/>
+      </w:pPr>
+      <w:rPr>
+        <w:rFonts w:ascii="Symbol" w:hAnsi="Symbol" w:hint="default"/>
+      </w:rPr>
+    </w:lvl>
+    <w:lvl w:ilvl="7" w:tplc="04070003" w:tentative="1">
+      <w:start w:val="1"/>
+      <w:numFmt w:val="bullet"/>
+      <w:lvlText w:val="o"/>
+      <w:lvlJc w:val="left"/>
+      <w:pPr>
+        <w:ind w:left="5760" w:hanging="360"/>
+      </w:pPr>
+      <w:rPr>
+        <w:rFonts w:ascii="Courier New" w:hAnsi="Courier New" w:cs="Courier New" w:hint="default"/>
+      </w:rPr>
+    </w:lvl>
+    <w:lvl w:ilvl="8" w:tplc="04070005" w:tentative="1">
+      <w:start w:val="1"/>
+      <w:numFmt w:val="bullet"/>
+      <w:lvlText w:val=""/>
+      <w:lvlJc w:val="left"/>
+      <w:pPr>
+        <w:ind w:left="6480" w:hanging="360"/>
+      </w:pPr>
+      <w:rPr>
+        <w:rFonts w:ascii="Wingdings" w:hAnsi="Wingdings" w:hint="default"/>
+      </w:rPr>
+    </w:lvl>
+  </w:abstractNum>
+  <w:num w:numId="1" w16cid:durableId="612051512">
+    <w:abstractNumId w:val="0"/>
+  </w:num>
+</w:numbering>
 </file>
 
 <file path=word/people.xml><?xml version="1.0" encoding="utf-8"?>

--- a/BMCPointByPointRespRev1.docx
+++ b/BMCPointByPointRespRev1.docx
@@ -211,6 +211,26 @@
           <w:t>Action</w:t>
         </w:r>
       </w:ins>
+      <w:r>
+        <w:rPr>
+          <w:b/>
+          <w:bCs/>
+          <w:color w:val="2F5496" w:themeColor="accent1" w:themeShade="BF"/>
+          <w:sz w:val="28"/>
+          <w:szCs w:val="28"/>
+          <w:lang w:val="en-US"/>
+        </w:rPr>
+        <w:t>:</w:t>
+      </w:r>
+      <w:r>
+        <w:rPr>
+          <w:color w:val="2F5496" w:themeColor="accent1" w:themeShade="BF"/>
+          <w:sz w:val="28"/>
+          <w:szCs w:val="28"/>
+          <w:lang w:val="en-US"/>
+        </w:rPr>
+        <w:t>”</w:t>
+      </w:r>
       <w:ins w:id="16" w:author="Microsoft Office User" w:date="2026-01-16T13:51:00Z" w16du:dateUtc="2026-01-16T12:51:00Z">
         <w:r>
           <w:rPr>
@@ -424,10 +444,10 @@
               </w:rPr>
             </w:rPrChange>
           </w:rPr>
-          <w:t xml:space="preserve"> our approach as </w:t>
-        </w:r>
-      </w:ins>
-      <w:ins w:id="36" w:author="Microsoft Office User" w:date="2026-01-15T15:10:00Z" w16du:dateUtc="2026-01-15T14:10:00Z">
+          <w:t xml:space="preserve"> our approach as useful and legitimate.</w:t>
+        </w:r>
+      </w:ins>
+      <w:ins w:id="36" w:author="Microsoft Office User" w:date="2026-01-15T19:22:00Z" w16du:dateUtc="2026-01-15T18:22:00Z">
         <w:r>
           <w:rPr>
             <w:color w:val="2F5496" w:themeColor="accent1" w:themeShade="BF"/>
@@ -442,46 +462,10 @@
               </w:rPr>
             </w:rPrChange>
           </w:rPr>
-          <w:t xml:space="preserve">being </w:t>
-        </w:r>
-      </w:ins>
-      <w:ins w:id="38" w:author="Microsoft Office User" w:date="2026-01-15T12:51:00Z" w16du:dateUtc="2026-01-15T11:51:00Z">
-        <w:r>
-          <w:rPr>
-            <w:color w:val="2F5496" w:themeColor="accent1" w:themeShade="BF"/>
-            <w:sz w:val="28"/>
-            <w:szCs w:val="28"/>
-            <w:lang w:val="en-US"/>
-            <w:rPrChange w:id="39" w:author="Microsoft Office User" w:date="2026-01-15T20:02:00Z" w16du:dateUtc="2026-01-15T19:02:00Z">
-              <w:rPr>
-                <w:sz w:val="28"/>
-                <w:szCs w:val="28"/>
-                <w:lang w:val="en-US"/>
-              </w:rPr>
-            </w:rPrChange>
-          </w:rPr>
-          <w:t>useful and legitimate.</w:t>
-        </w:r>
-      </w:ins>
-      <w:ins w:id="40" w:author="Microsoft Office User" w:date="2026-01-15T19:22:00Z" w16du:dateUtc="2026-01-15T18:22:00Z">
-        <w:r>
-          <w:rPr>
-            <w:color w:val="2F5496" w:themeColor="accent1" w:themeShade="BF"/>
-            <w:sz w:val="28"/>
-            <w:szCs w:val="28"/>
-            <w:lang w:val="en-US"/>
-            <w:rPrChange w:id="41" w:author="Microsoft Office User" w:date="2026-01-15T20:02:00Z" w16du:dateUtc="2026-01-15T19:02:00Z">
-              <w:rPr>
-                <w:sz w:val="28"/>
-                <w:szCs w:val="28"/>
-                <w:lang w:val="en-US"/>
-              </w:rPr>
-            </w:rPrChange>
-          </w:rPr>
           <w:t xml:space="preserve"> </w:t>
         </w:r>
       </w:ins>
-      <w:ins w:id="42" w:author="Microsoft Office User" w:date="2026-01-20T08:01:00Z" w16du:dateUtc="2026-01-20T07:01:00Z">
+      <w:ins w:id="38" w:author="Microsoft Office User" w:date="2026-01-20T08:01:00Z" w16du:dateUtc="2026-01-20T07:01:00Z">
         <w:r>
           <w:rPr>
             <w:color w:val="2F5496" w:themeColor="accent1" w:themeShade="BF"/>
@@ -492,14 +476,14 @@
           <w:t>It is also</w:t>
         </w:r>
       </w:ins>
-      <w:ins w:id="43" w:author="Microsoft Office User" w:date="2026-01-15T19:22:00Z" w16du:dateUtc="2026-01-15T18:22:00Z">
-        <w:r>
-          <w:rPr>
-            <w:color w:val="2F5496" w:themeColor="accent1" w:themeShade="BF"/>
-            <w:sz w:val="28"/>
-            <w:szCs w:val="28"/>
-            <w:lang w:val="en-US"/>
-            <w:rPrChange w:id="44" w:author="Microsoft Office User" w:date="2026-01-15T20:02:00Z" w16du:dateUtc="2026-01-15T19:02:00Z">
+      <w:ins w:id="39" w:author="Microsoft Office User" w:date="2026-01-15T19:22:00Z" w16du:dateUtc="2026-01-15T18:22:00Z">
+        <w:r>
+          <w:rPr>
+            <w:color w:val="2F5496" w:themeColor="accent1" w:themeShade="BF"/>
+            <w:sz w:val="28"/>
+            <w:szCs w:val="28"/>
+            <w:lang w:val="en-US"/>
+            <w:rPrChange w:id="40" w:author="Microsoft Office User" w:date="2026-01-15T20:02:00Z" w16du:dateUtc="2026-01-15T19:02:00Z">
               <w:rPr>
                 <w:sz w:val="28"/>
                 <w:szCs w:val="28"/>
@@ -515,7 +499,7 @@
       <w:pPr>
         <w:pStyle w:val="u-mb-24"/>
         <w:rPr>
-          <w:ins w:id="45" w:author="Microsoft Office User" w:date="2026-01-15T15:23:00Z" w16du:dateUtc="2026-01-15T14:23:00Z"/>
+          <w:ins w:id="41" w:author="Microsoft Office User" w:date="2026-01-15T15:23:00Z" w16du:dateUtc="2026-01-15T14:23:00Z"/>
           <w:color w:val="2F5496" w:themeColor="accent1" w:themeShade="BF"/>
           <w:sz w:val="28"/>
           <w:szCs w:val="28"/>
@@ -530,7 +514,7 @@
         </w:rPr>
         <w:t>My concerns are with the paper itself and its focus. The target audience is practicing biologists and bioinformaticians, not computer scientists. Discussions of the internals, such as the goal-based work item scheduler is of more interest to a CS audience tha</w:t>
       </w:r>
-      <w:ins w:id="46" w:author="Microsoft Office User" w:date="2026-01-15T15:23:00Z" w16du:dateUtc="2026-01-15T14:23:00Z">
+      <w:ins w:id="42" w:author="Microsoft Office User" w:date="2026-01-15T15:23:00Z" w16du:dateUtc="2026-01-15T14:23:00Z">
         <w:r>
           <w:rPr>
             <w:sz w:val="28"/>
@@ -540,7 +524,7 @@
           <w:t>n</w:t>
         </w:r>
       </w:ins>
-      <w:del w:id="47" w:author="Microsoft Office User" w:date="2026-01-15T15:23:00Z" w16du:dateUtc="2026-01-15T14:23:00Z">
+      <w:del w:id="43" w:author="Microsoft Office User" w:date="2026-01-15T15:23:00Z" w16du:dateUtc="2026-01-15T14:23:00Z">
         <w:r>
           <w:rPr>
             <w:sz w:val="28"/>
@@ -563,14 +547,14 @@
       <w:pPr>
         <w:pStyle w:val="u-mb-24"/>
         <w:rPr>
-          <w:ins w:id="48" w:author="Microsoft Office User" w:date="2026-01-15T19:21:00Z" w16du:dateUtc="2026-01-15T18:21:00Z"/>
-          <w:color w:val="2F5496" w:themeColor="accent1" w:themeShade="BF"/>
-          <w:sz w:val="28"/>
-          <w:szCs w:val="28"/>
-          <w:lang w:val="en-US"/>
-          <w:rPrChange w:id="49" w:author="Microsoft Office User" w:date="2026-01-15T20:02:00Z" w16du:dateUtc="2026-01-15T19:02:00Z">
+          <w:ins w:id="44" w:author="Microsoft Office User" w:date="2026-01-15T19:21:00Z" w16du:dateUtc="2026-01-15T18:21:00Z"/>
+          <w:color w:val="2F5496" w:themeColor="accent1" w:themeShade="BF"/>
+          <w:sz w:val="28"/>
+          <w:szCs w:val="28"/>
+          <w:lang w:val="en-US"/>
+          <w:rPrChange w:id="45" w:author="Microsoft Office User" w:date="2026-01-15T20:02:00Z" w16du:dateUtc="2026-01-15T19:02:00Z">
             <w:rPr>
-              <w:ins w:id="50" w:author="Microsoft Office User" w:date="2026-01-15T19:21:00Z" w16du:dateUtc="2026-01-15T18:21:00Z"/>
+              <w:ins w:id="46" w:author="Microsoft Office User" w:date="2026-01-15T19:21:00Z" w16du:dateUtc="2026-01-15T18:21:00Z"/>
               <w:sz w:val="28"/>
               <w:szCs w:val="28"/>
               <w:lang w:val="en-US"/>
@@ -578,14 +562,14 @@
           </w:rPrChange>
         </w:rPr>
       </w:pPr>
-      <w:ins w:id="51" w:author="Microsoft Office User" w:date="2026-01-15T15:23:00Z" w16du:dateUtc="2026-01-15T14:23:00Z">
-        <w:r>
-          <w:rPr>
-            <w:color w:val="2F5496" w:themeColor="accent1" w:themeShade="BF"/>
-            <w:sz w:val="28"/>
-            <w:szCs w:val="28"/>
-            <w:lang w:val="en-US"/>
-            <w:rPrChange w:id="52" w:author="Microsoft Office User" w:date="2026-01-15T20:02:00Z" w16du:dateUtc="2026-01-15T19:02:00Z">
+      <w:ins w:id="47" w:author="Microsoft Office User" w:date="2026-01-15T15:23:00Z" w16du:dateUtc="2026-01-15T14:23:00Z">
+        <w:r>
+          <w:rPr>
+            <w:color w:val="2F5496" w:themeColor="accent1" w:themeShade="BF"/>
+            <w:sz w:val="28"/>
+            <w:szCs w:val="28"/>
+            <w:lang w:val="en-US"/>
+            <w:rPrChange w:id="48" w:author="Microsoft Office User" w:date="2026-01-15T20:02:00Z" w16du:dateUtc="2026-01-15T19:02:00Z">
               <w:rPr>
                 <w:sz w:val="28"/>
                 <w:szCs w:val="28"/>
@@ -596,7 +580,7 @@
           <w:t xml:space="preserve">Thank you for this valuable perspective: We admit that the paper focuses on computer science-related aspects of our contribution and that this may challenge a part of the audience. On the other hand, it is such detail that may enable other bioinformatics researchers in the field to build on </w:t>
         </w:r>
       </w:ins>
-      <w:ins w:id="53" w:author="Microsoft Office User" w:date="2026-01-20T07:51:00Z" w16du:dateUtc="2026-01-20T06:51:00Z">
+      <w:ins w:id="49" w:author="Microsoft Office User" w:date="2026-01-20T07:51:00Z" w16du:dateUtc="2026-01-20T06:51:00Z">
         <w:r>
           <w:rPr>
             <w:color w:val="2F5496" w:themeColor="accent1" w:themeShade="BF"/>
@@ -607,14 +591,14 @@
           <w:t>related</w:t>
         </w:r>
       </w:ins>
-      <w:ins w:id="54" w:author="Microsoft Office User" w:date="2026-01-15T15:23:00Z" w16du:dateUtc="2026-01-15T14:23:00Z">
-        <w:r>
-          <w:rPr>
-            <w:color w:val="2F5496" w:themeColor="accent1" w:themeShade="BF"/>
-            <w:sz w:val="28"/>
-            <w:szCs w:val="28"/>
-            <w:lang w:val="en-US"/>
-            <w:rPrChange w:id="55" w:author="Microsoft Office User" w:date="2026-01-15T20:02:00Z" w16du:dateUtc="2026-01-15T19:02:00Z">
+      <w:ins w:id="50" w:author="Microsoft Office User" w:date="2026-01-15T15:23:00Z" w16du:dateUtc="2026-01-15T14:23:00Z">
+        <w:r>
+          <w:rPr>
+            <w:color w:val="2F5496" w:themeColor="accent1" w:themeShade="BF"/>
+            <w:sz w:val="28"/>
+            <w:szCs w:val="28"/>
+            <w:lang w:val="en-US"/>
+            <w:rPrChange w:id="51" w:author="Microsoft Office User" w:date="2026-01-15T20:02:00Z" w16du:dateUtc="2026-01-15T19:02:00Z">
               <w:rPr>
                 <w:sz w:val="28"/>
                 <w:szCs w:val="28"/>
@@ -625,7 +609,7 @@
           <w:t xml:space="preserve"> technical </w:t>
         </w:r>
       </w:ins>
-      <w:ins w:id="56" w:author="Microsoft Office User" w:date="2026-01-17T06:57:00Z" w16du:dateUtc="2026-01-17T05:57:00Z">
+      <w:ins w:id="52" w:author="Microsoft Office User" w:date="2026-01-17T06:57:00Z" w16du:dateUtc="2026-01-17T05:57:00Z">
         <w:r>
           <w:rPr>
             <w:color w:val="2F5496" w:themeColor="accent1" w:themeShade="BF"/>
@@ -636,14 +620,14 @@
           <w:t>methods</w:t>
         </w:r>
       </w:ins>
-      <w:ins w:id="57" w:author="Microsoft Office User" w:date="2026-01-15T15:23:00Z" w16du:dateUtc="2026-01-15T14:23:00Z">
-        <w:r>
-          <w:rPr>
-            <w:color w:val="2F5496" w:themeColor="accent1" w:themeShade="BF"/>
-            <w:sz w:val="28"/>
-            <w:szCs w:val="28"/>
-            <w:lang w:val="en-US"/>
-            <w:rPrChange w:id="58" w:author="Microsoft Office User" w:date="2026-01-15T20:02:00Z" w16du:dateUtc="2026-01-15T19:02:00Z">
+      <w:ins w:id="53" w:author="Microsoft Office User" w:date="2026-01-15T15:23:00Z" w16du:dateUtc="2026-01-15T14:23:00Z">
+        <w:r>
+          <w:rPr>
+            <w:color w:val="2F5496" w:themeColor="accent1" w:themeShade="BF"/>
+            <w:sz w:val="28"/>
+            <w:szCs w:val="28"/>
+            <w:lang w:val="en-US"/>
+            <w:rPrChange w:id="54" w:author="Microsoft Office User" w:date="2026-01-15T20:02:00Z" w16du:dateUtc="2026-01-15T19:02:00Z">
               <w:rPr>
                 <w:sz w:val="28"/>
                 <w:szCs w:val="28"/>
@@ -654,7 +638,7 @@
           <w:t xml:space="preserve"> and to extend or build tools that take of advantage </w:t>
         </w:r>
       </w:ins>
-      <w:ins w:id="59" w:author="Microsoft Office User" w:date="2026-01-20T07:51:00Z" w16du:dateUtc="2026-01-20T06:51:00Z">
+      <w:ins w:id="55" w:author="Microsoft Office User" w:date="2026-01-20T07:51:00Z" w16du:dateUtc="2026-01-20T06:51:00Z">
         <w:r>
           <w:rPr>
             <w:color w:val="2F5496" w:themeColor="accent1" w:themeShade="BF"/>
@@ -665,7 +649,52 @@
           <w:t>of it</w:t>
         </w:r>
       </w:ins>
-      <w:ins w:id="60" w:author="Microsoft Office User" w:date="2026-01-15T15:23:00Z" w16du:dateUtc="2026-01-15T14:23:00Z">
+      <w:ins w:id="56" w:author="Microsoft Office User" w:date="2026-01-15T15:23:00Z" w16du:dateUtc="2026-01-15T14:23:00Z">
+        <w:r>
+          <w:rPr>
+            <w:color w:val="2F5496" w:themeColor="accent1" w:themeShade="BF"/>
+            <w:sz w:val="28"/>
+            <w:szCs w:val="28"/>
+            <w:lang w:val="en-US"/>
+            <w:rPrChange w:id="57" w:author="Microsoft Office User" w:date="2026-01-15T20:02:00Z" w16du:dateUtc="2026-01-15T19:02:00Z">
+              <w:rPr>
+                <w:sz w:val="28"/>
+                <w:szCs w:val="28"/>
+                <w:lang w:val="en-US"/>
+              </w:rPr>
+            </w:rPrChange>
+          </w:rPr>
+          <w:t xml:space="preserve">. This would </w:t>
+        </w:r>
+      </w:ins>
+      <w:r>
+        <w:rPr>
+          <w:color w:val="2F5496" w:themeColor="accent1" w:themeShade="BF"/>
+          <w:sz w:val="28"/>
+          <w:szCs w:val="28"/>
+          <w:lang w:val="en-US"/>
+        </w:rPr>
+        <w:t>very hard</w:t>
+      </w:r>
+      <w:ins w:id="58" w:author="Microsoft Office User" w:date="2026-01-15T15:23:00Z" w16du:dateUtc="2026-01-15T14:23:00Z">
+        <w:r>
+          <w:rPr>
+            <w:color w:val="2F5496" w:themeColor="accent1" w:themeShade="BF"/>
+            <w:sz w:val="28"/>
+            <w:szCs w:val="28"/>
+            <w:lang w:val="en-US"/>
+            <w:rPrChange w:id="59" w:author="Microsoft Office User" w:date="2026-01-15T20:02:00Z" w16du:dateUtc="2026-01-15T19:02:00Z">
+              <w:rPr>
+                <w:sz w:val="28"/>
+                <w:szCs w:val="28"/>
+                <w:lang w:val="en-US"/>
+              </w:rPr>
+            </w:rPrChange>
+          </w:rPr>
+          <w:t xml:space="preserve"> if </w:t>
+        </w:r>
+      </w:ins>
+      <w:ins w:id="60" w:author="Microsoft Office User" w:date="2026-01-15T19:23:00Z" w16du:dateUtc="2026-01-15T18:23:00Z">
         <w:r>
           <w:rPr>
             <w:color w:val="2F5496" w:themeColor="accent1" w:themeShade="BF"/>
@@ -680,10 +709,10 @@
               </w:rPr>
             </w:rPrChange>
           </w:rPr>
-          <w:t xml:space="preserve">. This would not be possible if </w:t>
-        </w:r>
-      </w:ins>
-      <w:ins w:id="62" w:author="Microsoft Office User" w:date="2026-01-15T19:23:00Z" w16du:dateUtc="2026-01-15T18:23:00Z">
+          <w:t xml:space="preserve">these details were </w:t>
+        </w:r>
+      </w:ins>
+      <w:ins w:id="62" w:author="Microsoft Office User" w:date="2026-01-15T15:23:00Z" w16du:dateUtc="2026-01-15T14:23:00Z">
         <w:r>
           <w:rPr>
             <w:color w:val="2F5496" w:themeColor="accent1" w:themeShade="BF"/>
@@ -698,24 +727,6 @@
               </w:rPr>
             </w:rPrChange>
           </w:rPr>
-          <w:t xml:space="preserve">these details were </w:t>
-        </w:r>
-      </w:ins>
-      <w:ins w:id="64" w:author="Microsoft Office User" w:date="2026-01-15T15:23:00Z" w16du:dateUtc="2026-01-15T14:23:00Z">
-        <w:r>
-          <w:rPr>
-            <w:color w:val="2F5496" w:themeColor="accent1" w:themeShade="BF"/>
-            <w:sz w:val="28"/>
-            <w:szCs w:val="28"/>
-            <w:lang w:val="en-US"/>
-            <w:rPrChange w:id="65" w:author="Microsoft Office User" w:date="2026-01-15T20:02:00Z" w16du:dateUtc="2026-01-15T19:02:00Z">
-              <w:rPr>
-                <w:sz w:val="28"/>
-                <w:szCs w:val="28"/>
-                <w:lang w:val="en-US"/>
-              </w:rPr>
-            </w:rPrChange>
-          </w:rPr>
           <w:t xml:space="preserve">not presented with enough detail. </w:t>
         </w:r>
       </w:ins>
@@ -726,21 +737,93 @@
           <w:szCs w:val="28"/>
           <w:lang w:val="en-US"/>
         </w:rPr>
-        <w:t xml:space="preserve">(Please also note that the other reviewer asked for even more CS details and so we tried to balance these interests.) </w:t>
+        <w:t xml:space="preserve">Please also note that </w:t>
+      </w:r>
+      <w:r>
+        <w:rPr>
+          <w:color w:val="2F5496" w:themeColor="accent1" w:themeShade="BF"/>
+          <w:sz w:val="28"/>
+          <w:szCs w:val="28"/>
+          <w:lang w:val="en-US"/>
+        </w:rPr>
+        <w:t>R</w:t>
+      </w:r>
+      <w:r>
+        <w:rPr>
+          <w:color w:val="2F5496" w:themeColor="accent1" w:themeShade="BF"/>
+          <w:sz w:val="28"/>
+          <w:szCs w:val="28"/>
+          <w:lang w:val="en-US"/>
+        </w:rPr>
+        <w:t xml:space="preserve">eviewer </w:t>
+      </w:r>
+      <w:r>
+        <w:rPr>
+          <w:color w:val="2F5496" w:themeColor="accent1" w:themeShade="BF"/>
+          <w:sz w:val="28"/>
+          <w:szCs w:val="28"/>
+          <w:lang w:val="en-US"/>
+        </w:rPr>
+        <w:t xml:space="preserve">2 essentially </w:t>
+      </w:r>
+      <w:r>
+        <w:rPr>
+          <w:color w:val="2F5496" w:themeColor="accent1" w:themeShade="BF"/>
+          <w:sz w:val="28"/>
+          <w:szCs w:val="28"/>
+          <w:lang w:val="en-US"/>
+        </w:rPr>
+        <w:t>asked for more CS</w:t>
+      </w:r>
+      <w:r>
+        <w:rPr>
+          <w:color w:val="2F5496" w:themeColor="accent1" w:themeShade="BF"/>
+          <w:sz w:val="28"/>
+          <w:szCs w:val="28"/>
+          <w:lang w:val="en-US"/>
+        </w:rPr>
+        <w:t>-related</w:t>
+      </w:r>
+      <w:r>
+        <w:rPr>
+          <w:color w:val="2F5496" w:themeColor="accent1" w:themeShade="BF"/>
+          <w:sz w:val="28"/>
+          <w:szCs w:val="28"/>
+          <w:lang w:val="en-US"/>
+        </w:rPr>
+        <w:t xml:space="preserve"> details and so we tried to balance </w:t>
+      </w:r>
+      <w:r>
+        <w:rPr>
+          <w:color w:val="2F5496" w:themeColor="accent1" w:themeShade="BF"/>
+          <w:sz w:val="28"/>
+          <w:szCs w:val="28"/>
+          <w:lang w:val="en-US"/>
+        </w:rPr>
+        <w:t>both</w:t>
+      </w:r>
+      <w:r>
+        <w:rPr>
+          <w:color w:val="2F5496" w:themeColor="accent1" w:themeShade="BF"/>
+          <w:sz w:val="28"/>
+          <w:szCs w:val="28"/>
+          <w:lang w:val="en-US"/>
+        </w:rPr>
+        <w:t xml:space="preserve"> interests.</w:t>
       </w:r>
     </w:p>
     <w:p>
       <w:pPr>
         <w:pStyle w:val="u-mb-24"/>
         <w:rPr>
-          <w:ins w:id="66" w:author="Microsoft Office User" w:date="2026-01-15T15:23:00Z" w16du:dateUtc="2026-01-15T14:23:00Z"/>
-          <w:color w:val="2F5496" w:themeColor="accent1" w:themeShade="BF"/>
-          <w:sz w:val="28"/>
-          <w:szCs w:val="28"/>
-          <w:lang w:val="en-US"/>
-          <w:rPrChange w:id="67" w:author="Microsoft Office User" w:date="2026-01-15T20:02:00Z" w16du:dateUtc="2026-01-15T19:02:00Z">
+          <w:ins w:id="64" w:author="Microsoft Office User" w:date="2026-01-15T15:23:00Z" w16du:dateUtc="2026-01-15T14:23:00Z"/>
+          <w:color w:val="2F5496" w:themeColor="accent1" w:themeShade="BF"/>
+          <w:sz w:val="28"/>
+          <w:szCs w:val="28"/>
+          <w:lang w:val="en-US"/>
+          <w:rPrChange w:id="65" w:author="Microsoft Office User" w:date="2026-01-15T20:02:00Z" w16du:dateUtc="2026-01-15T19:02:00Z">
             <w:rPr>
-              <w:ins w:id="68" w:author="Microsoft Office User" w:date="2026-01-15T15:23:00Z" w16du:dateUtc="2026-01-15T14:23:00Z"/>
+              <w:ins w:id="66" w:author="Microsoft Office User" w:date="2026-01-15T15:23:00Z" w16du:dateUtc="2026-01-15T14:23:00Z"/>
               <w:sz w:val="28"/>
               <w:szCs w:val="28"/>
               <w:lang w:val="en-US"/>
@@ -748,7 +831,7 @@
           </w:rPrChange>
         </w:rPr>
       </w:pPr>
-      <w:ins w:id="69" w:author="Microsoft Office User" w:date="2026-01-15T15:23:00Z" w16du:dateUtc="2026-01-15T14:23:00Z">
+      <w:ins w:id="67" w:author="Microsoft Office User" w:date="2026-01-15T15:23:00Z" w16du:dateUtc="2026-01-15T14:23:00Z">
         <w:r>
           <w:rPr>
             <w:b/>
@@ -757,7 +840,7 @@
             <w:sz w:val="28"/>
             <w:szCs w:val="28"/>
             <w:lang w:val="en-US"/>
-            <w:rPrChange w:id="70" w:author="Microsoft Office User" w:date="2026-01-15T20:02:00Z" w16du:dateUtc="2026-01-15T19:02:00Z">
+            <w:rPrChange w:id="68" w:author="Microsoft Office User" w:date="2026-01-15T20:02:00Z" w16du:dateUtc="2026-01-15T19:02:00Z">
               <w:rPr>
                 <w:b/>
                 <w:bCs/>
@@ -779,6 +862,35 @@
         </w:rPr>
         <w:t>To accommodate</w:t>
       </w:r>
+      <w:ins w:id="69" w:author="Microsoft Office User" w:date="2026-01-15T15:23:00Z" w16du:dateUtc="2026-01-15T14:23:00Z">
+        <w:r>
+          <w:rPr>
+            <w:color w:val="2F5496" w:themeColor="accent1" w:themeShade="BF"/>
+            <w:sz w:val="28"/>
+            <w:szCs w:val="28"/>
+            <w:lang w:val="en-US"/>
+            <w:rPrChange w:id="70" w:author="Microsoft Office User" w:date="2026-01-15T20:02:00Z" w16du:dateUtc="2026-01-15T19:02:00Z">
+              <w:rPr>
+                <w:sz w:val="28"/>
+                <w:szCs w:val="28"/>
+                <w:lang w:val="en-US"/>
+              </w:rPr>
+            </w:rPrChange>
+          </w:rPr>
+          <w:t xml:space="preserve"> the reviewer’s </w:t>
+        </w:r>
+      </w:ins>
+      <w:proofErr w:type="gramStart"/>
+      <w:r>
+        <w:rPr>
+          <w:color w:val="2F5496" w:themeColor="accent1" w:themeShade="BF"/>
+          <w:sz w:val="28"/>
+          <w:szCs w:val="28"/>
+          <w:lang w:val="en-US"/>
+        </w:rPr>
+        <w:t>interest</w:t>
+      </w:r>
+      <w:proofErr w:type="gramEnd"/>
       <w:ins w:id="71" w:author="Microsoft Office User" w:date="2026-01-15T15:23:00Z" w16du:dateUtc="2026-01-15T14:23:00Z">
         <w:r>
           <w:rPr>
@@ -794,7 +906,7 @@
               </w:rPr>
             </w:rPrChange>
           </w:rPr>
-          <w:t xml:space="preserve"> take the reviewer’s recommendation </w:t>
+          <w:t xml:space="preserve"> </w:t>
         </w:r>
       </w:ins>
       <w:r>
@@ -1708,11 +1820,19 @@
               </w:rPr>
             </w:rPrChange>
           </w:rPr>
-          <w:lastRenderedPageBreak/>
-          <w:t>In case you mean “</w:t>
-        </w:r>
-      </w:ins>
-      <w:ins w:id="168" w:author="Microsoft Office User" w:date="2026-01-15T15:37:00Z" w16du:dateUtc="2026-01-15T14:37:00Z">
+          <w:t xml:space="preserve">The usefulness is </w:t>
+        </w:r>
+      </w:ins>
+      <w:r>
+        <w:rPr>
+          <w:color w:val="2F5496" w:themeColor="accent1" w:themeShade="BF"/>
+          <w:sz w:val="28"/>
+          <w:szCs w:val="28"/>
+          <w:lang w:val="en-US"/>
+        </w:rPr>
+        <w:t xml:space="preserve">of the tool is </w:t>
+      </w:r>
+      <w:ins w:id="168" w:author="Microsoft Office User" w:date="2026-01-15T15:38:00Z" w16du:dateUtc="2026-01-15T14:38:00Z">
         <w:r>
           <w:rPr>
             <w:color w:val="2F5496" w:themeColor="accent1" w:themeShade="BF"/>
@@ -1727,10 +1847,10 @@
               </w:rPr>
             </w:rPrChange>
           </w:rPr>
-          <w:t>use</w:t>
-        </w:r>
-      </w:ins>
-      <w:ins w:id="170" w:author="Microsoft Office User" w:date="2026-01-15T15:38:00Z" w16du:dateUtc="2026-01-15T14:38:00Z">
+          <w:t xml:space="preserve">established via the </w:t>
+        </w:r>
+      </w:ins>
+      <w:ins w:id="170" w:author="Microsoft Office User" w:date="2026-01-15T15:39:00Z" w16du:dateUtc="2026-01-15T14:39:00Z">
         <w:r>
           <w:rPr>
             <w:color w:val="2F5496" w:themeColor="accent1" w:themeShade="BF"/>
@@ -1745,28 +1865,10 @@
               </w:rPr>
             </w:rPrChange>
           </w:rPr>
-          <w:t xml:space="preserve">fulness” by “use”: The usefulness is established via the </w:t>
-        </w:r>
-      </w:ins>
-      <w:ins w:id="172" w:author="Microsoft Office User" w:date="2026-01-15T15:39:00Z" w16du:dateUtc="2026-01-15T14:39:00Z">
-        <w:r>
-          <w:rPr>
-            <w:color w:val="2F5496" w:themeColor="accent1" w:themeShade="BF"/>
-            <w:sz w:val="28"/>
-            <w:szCs w:val="28"/>
-            <w:lang w:val="en-US"/>
-            <w:rPrChange w:id="173" w:author="Microsoft Office User" w:date="2026-01-15T20:02:00Z" w16du:dateUtc="2026-01-15T19:02:00Z">
-              <w:rPr>
-                <w:sz w:val="28"/>
-                <w:szCs w:val="28"/>
-                <w:lang w:val="en-US"/>
-              </w:rPr>
-            </w:rPrChange>
-          </w:rPr>
           <w:t xml:space="preserve">extensive evaluation </w:t>
         </w:r>
       </w:ins>
-      <w:ins w:id="174" w:author="Microsoft Office User" w:date="2026-01-17T06:59:00Z" w16du:dateUtc="2026-01-17T05:59:00Z">
+      <w:ins w:id="172" w:author="Microsoft Office User" w:date="2026-01-17T06:59:00Z" w16du:dateUtc="2026-01-17T05:59:00Z">
         <w:r>
           <w:rPr>
             <w:color w:val="2F5496" w:themeColor="accent1" w:themeShade="BF"/>
@@ -1777,7 +1879,25 @@
           <w:t>and in particular</w:t>
         </w:r>
       </w:ins>
-      <w:ins w:id="175" w:author="Microsoft Office User" w:date="2026-01-15T15:39:00Z" w16du:dateUtc="2026-01-15T14:39:00Z">
+      <w:ins w:id="173" w:author="Microsoft Office User" w:date="2026-01-15T15:39:00Z" w16du:dateUtc="2026-01-15T14:39:00Z">
+        <w:r>
+          <w:rPr>
+            <w:color w:val="2F5496" w:themeColor="accent1" w:themeShade="BF"/>
+            <w:sz w:val="28"/>
+            <w:szCs w:val="28"/>
+            <w:lang w:val="en-US"/>
+            <w:rPrChange w:id="174" w:author="Microsoft Office User" w:date="2026-01-15T20:02:00Z" w16du:dateUtc="2026-01-15T19:02:00Z">
+              <w:rPr>
+                <w:sz w:val="28"/>
+                <w:szCs w:val="28"/>
+                <w:lang w:val="en-US"/>
+              </w:rPr>
+            </w:rPrChange>
+          </w:rPr>
+          <w:t xml:space="preserve"> via the example on Tick analy</w:t>
+        </w:r>
+      </w:ins>
+      <w:ins w:id="175" w:author="Microsoft Office User" w:date="2026-01-15T15:40:00Z" w16du:dateUtc="2026-01-15T14:40:00Z">
         <w:r>
           <w:rPr>
             <w:color w:val="2F5496" w:themeColor="accent1" w:themeShade="BF"/>
@@ -1792,10 +1912,10 @@
               </w:rPr>
             </w:rPrChange>
           </w:rPr>
-          <w:t xml:space="preserve"> via the example on Tick analy</w:t>
-        </w:r>
-      </w:ins>
-      <w:ins w:id="177" w:author="Microsoft Office User" w:date="2026-01-15T15:40:00Z" w16du:dateUtc="2026-01-15T14:40:00Z">
+          <w:t>sis</w:t>
+        </w:r>
+      </w:ins>
+      <w:ins w:id="177" w:author="Microsoft Office User" w:date="2026-01-15T15:39:00Z" w16du:dateUtc="2026-01-15T14:39:00Z">
         <w:r>
           <w:rPr>
             <w:color w:val="2F5496" w:themeColor="accent1" w:themeShade="BF"/>
@@ -1803,24 +1923,6 @@
             <w:szCs w:val="28"/>
             <w:lang w:val="en-US"/>
             <w:rPrChange w:id="178" w:author="Microsoft Office User" w:date="2026-01-15T20:02:00Z" w16du:dateUtc="2026-01-15T19:02:00Z">
-              <w:rPr>
-                <w:sz w:val="28"/>
-                <w:szCs w:val="28"/>
-                <w:lang w:val="en-US"/>
-              </w:rPr>
-            </w:rPrChange>
-          </w:rPr>
-          <w:t>sis</w:t>
-        </w:r>
-      </w:ins>
-      <w:ins w:id="179" w:author="Microsoft Office User" w:date="2026-01-15T15:39:00Z" w16du:dateUtc="2026-01-15T14:39:00Z">
-        <w:r>
-          <w:rPr>
-            <w:color w:val="2F5496" w:themeColor="accent1" w:themeShade="BF"/>
-            <w:sz w:val="28"/>
-            <w:szCs w:val="28"/>
-            <w:lang w:val="en-US"/>
-            <w:rPrChange w:id="180" w:author="Microsoft Office User" w:date="2026-01-15T20:02:00Z" w16du:dateUtc="2026-01-15T19:02:00Z">
               <w:rPr>
                 <w:sz w:val="28"/>
                 <w:szCs w:val="28"/>
@@ -1836,14 +1938,14 @@
       <w:pPr>
         <w:pStyle w:val="u-mb-24"/>
         <w:rPr>
-          <w:ins w:id="181" w:author="Microsoft Office User" w:date="2026-01-15T15:46:00Z" w16du:dateUtc="2026-01-15T14:46:00Z"/>
-          <w:color w:val="2F5496" w:themeColor="accent1" w:themeShade="BF"/>
-          <w:sz w:val="28"/>
-          <w:szCs w:val="28"/>
-          <w:lang w:val="en-US"/>
-          <w:rPrChange w:id="182" w:author="Microsoft Office User" w:date="2026-01-15T20:02:00Z" w16du:dateUtc="2026-01-15T19:02:00Z">
+          <w:ins w:id="179" w:author="Microsoft Office User" w:date="2026-01-15T15:46:00Z" w16du:dateUtc="2026-01-15T14:46:00Z"/>
+          <w:color w:val="2F5496" w:themeColor="accent1" w:themeShade="BF"/>
+          <w:sz w:val="28"/>
+          <w:szCs w:val="28"/>
+          <w:lang w:val="en-US"/>
+          <w:rPrChange w:id="180" w:author="Microsoft Office User" w:date="2026-01-15T20:02:00Z" w16du:dateUtc="2026-01-15T19:02:00Z">
             <w:rPr>
-              <w:ins w:id="183" w:author="Microsoft Office User" w:date="2026-01-15T15:46:00Z" w16du:dateUtc="2026-01-15T14:46:00Z"/>
+              <w:ins w:id="181" w:author="Microsoft Office User" w:date="2026-01-15T15:46:00Z" w16du:dateUtc="2026-01-15T14:46:00Z"/>
               <w:sz w:val="28"/>
               <w:szCs w:val="28"/>
               <w:lang w:val="en-US"/>
@@ -1851,25 +1953,26 @@
           </w:rPrChange>
         </w:rPr>
       </w:pPr>
-      <w:ins w:id="184" w:author="Microsoft Office User" w:date="2026-01-17T06:59:00Z" w16du:dateUtc="2026-01-17T05:59:00Z">
-        <w:r>
-          <w:rPr>
-            <w:color w:val="2F5496" w:themeColor="accent1" w:themeShade="BF"/>
-            <w:sz w:val="28"/>
-            <w:szCs w:val="28"/>
-            <w:lang w:val="en-US"/>
-          </w:rPr>
+      <w:ins w:id="182" w:author="Microsoft Office User" w:date="2026-01-17T06:59:00Z" w16du:dateUtc="2026-01-17T05:59:00Z">
+        <w:r>
+          <w:rPr>
+            <w:color w:val="2F5496" w:themeColor="accent1" w:themeShade="BF"/>
+            <w:sz w:val="28"/>
+            <w:szCs w:val="28"/>
+            <w:lang w:val="en-US"/>
+          </w:rPr>
+          <w:lastRenderedPageBreak/>
           <w:t xml:space="preserve">Regarding </w:t>
         </w:r>
       </w:ins>
-      <w:ins w:id="185" w:author="Microsoft Office User" w:date="2026-01-15T19:26:00Z" w16du:dateUtc="2026-01-15T18:26:00Z">
-        <w:r>
-          <w:rPr>
-            <w:color w:val="2F5496" w:themeColor="accent1" w:themeShade="BF"/>
-            <w:sz w:val="28"/>
-            <w:szCs w:val="28"/>
-            <w:lang w:val="en-US"/>
-            <w:rPrChange w:id="186" w:author="Microsoft Office User" w:date="2026-01-15T20:02:00Z" w16du:dateUtc="2026-01-15T19:02:00Z">
+      <w:ins w:id="183" w:author="Microsoft Office User" w:date="2026-01-15T19:26:00Z" w16du:dateUtc="2026-01-15T18:26:00Z">
+        <w:r>
+          <w:rPr>
+            <w:color w:val="2F5496" w:themeColor="accent1" w:themeShade="BF"/>
+            <w:sz w:val="28"/>
+            <w:szCs w:val="28"/>
+            <w:lang w:val="en-US"/>
+            <w:rPrChange w:id="184" w:author="Microsoft Office User" w:date="2026-01-15T20:02:00Z" w16du:dateUtc="2026-01-15T19:02:00Z">
               <w:rPr>
                 <w:sz w:val="28"/>
                 <w:szCs w:val="28"/>
@@ -1880,7 +1983,7 @@
           <w:t>“</w:t>
         </w:r>
       </w:ins>
-      <w:ins w:id="187" w:author="Microsoft Office User" w:date="2026-01-17T06:59:00Z" w16du:dateUtc="2026-01-17T05:59:00Z">
+      <w:ins w:id="185" w:author="Microsoft Office User" w:date="2026-01-17T06:59:00Z" w16du:dateUtc="2026-01-17T05:59:00Z">
         <w:r>
           <w:rPr>
             <w:color w:val="2F5496" w:themeColor="accent1" w:themeShade="BF"/>
@@ -1891,7 +1994,25 @@
           <w:t>i</w:t>
         </w:r>
       </w:ins>
-      <w:ins w:id="188" w:author="Microsoft Office User" w:date="2026-01-15T15:40:00Z" w16du:dateUtc="2026-01-15T14:40:00Z">
+      <w:ins w:id="186" w:author="Microsoft Office User" w:date="2026-01-15T15:40:00Z" w16du:dateUtc="2026-01-15T14:40:00Z">
+        <w:r>
+          <w:rPr>
+            <w:color w:val="2F5496" w:themeColor="accent1" w:themeShade="BF"/>
+            <w:sz w:val="28"/>
+            <w:szCs w:val="28"/>
+            <w:lang w:val="en-US"/>
+            <w:rPrChange w:id="187" w:author="Microsoft Office User" w:date="2026-01-15T20:02:00Z" w16du:dateUtc="2026-01-15T19:02:00Z">
+              <w:rPr>
+                <w:sz w:val="28"/>
+                <w:szCs w:val="28"/>
+                <w:lang w:val="en-US"/>
+              </w:rPr>
+            </w:rPrChange>
+          </w:rPr>
+          <w:t>nstructions of use</w:t>
+        </w:r>
+      </w:ins>
+      <w:ins w:id="188" w:author="Microsoft Office User" w:date="2026-01-15T19:26:00Z" w16du:dateUtc="2026-01-15T18:26:00Z">
         <w:r>
           <w:rPr>
             <w:color w:val="2F5496" w:themeColor="accent1" w:themeShade="BF"/>
@@ -1906,10 +2027,10 @@
               </w:rPr>
             </w:rPrChange>
           </w:rPr>
-          <w:t>nstructions of use</w:t>
-        </w:r>
-      </w:ins>
-      <w:ins w:id="190" w:author="Microsoft Office User" w:date="2026-01-15T19:26:00Z" w16du:dateUtc="2026-01-15T18:26:00Z">
+          <w:t>”</w:t>
+        </w:r>
+      </w:ins>
+      <w:ins w:id="190" w:author="Microsoft Office User" w:date="2026-01-15T15:40:00Z" w16du:dateUtc="2026-01-15T14:40:00Z">
         <w:r>
           <w:rPr>
             <w:color w:val="2F5496" w:themeColor="accent1" w:themeShade="BF"/>
@@ -1924,111 +2045,945 @@
               </w:rPr>
             </w:rPrChange>
           </w:rPr>
+          <w:t>: T</w:t>
+        </w:r>
+      </w:ins>
+      <w:ins w:id="192" w:author="Microsoft Office User" w:date="2026-01-15T15:41:00Z" w16du:dateUtc="2026-01-15T14:41:00Z">
+        <w:r>
+          <w:rPr>
+            <w:color w:val="2F5496" w:themeColor="accent1" w:themeShade="BF"/>
+            <w:sz w:val="28"/>
+            <w:szCs w:val="28"/>
+            <w:lang w:val="en-US"/>
+            <w:rPrChange w:id="193" w:author="Microsoft Office User" w:date="2026-01-15T20:02:00Z" w16du:dateUtc="2026-01-15T19:02:00Z">
+              <w:rPr>
+                <w:sz w:val="28"/>
+                <w:szCs w:val="28"/>
+                <w:lang w:val="en-US"/>
+              </w:rPr>
+            </w:rPrChange>
+          </w:rPr>
+          <w:t xml:space="preserve">hese are completely available online at </w:t>
+        </w:r>
+      </w:ins>
+      <w:ins w:id="194" w:author="Microsoft Office User" w:date="2026-01-15T15:53:00Z" w16du:dateUtc="2026-01-15T14:53:00Z">
+        <w:r>
+          <w:rPr>
+            <w:color w:val="2F5496" w:themeColor="accent1" w:themeShade="BF"/>
+            <w:sz w:val="28"/>
+            <w:szCs w:val="28"/>
+            <w:lang w:val="en-US"/>
+            <w:rPrChange w:id="195" w:author="Microsoft Office User" w:date="2026-01-15T20:02:00Z" w16du:dateUtc="2026-01-15T19:02:00Z">
+              <w:rPr>
+                <w:sz w:val="28"/>
+                <w:szCs w:val="28"/>
+                <w:lang w:val="en-US"/>
+              </w:rPr>
+            </w:rPrChange>
+          </w:rPr>
+          <w:t xml:space="preserve">the </w:t>
+        </w:r>
+      </w:ins>
+      <w:ins w:id="196" w:author="Microsoft Office User" w:date="2026-01-15T15:41:00Z" w16du:dateUtc="2026-01-15T14:41:00Z">
+        <w:r>
+          <w:rPr>
+            <w:color w:val="2F5496" w:themeColor="accent1" w:themeShade="BF"/>
+            <w:sz w:val="28"/>
+            <w:szCs w:val="28"/>
+            <w:lang w:val="en-US"/>
+            <w:rPrChange w:id="197" w:author="Microsoft Office User" w:date="2026-01-15T20:02:00Z" w16du:dateUtc="2026-01-15T19:02:00Z">
+              <w:rPr>
+                <w:sz w:val="28"/>
+                <w:szCs w:val="28"/>
+                <w:lang w:val="en-US"/>
+              </w:rPr>
+            </w:rPrChange>
+          </w:rPr>
+          <w:t xml:space="preserve">place where the source code is hosted, i.e. under </w:t>
+        </w:r>
+      </w:ins>
+      <w:ins w:id="198" w:author="Microsoft Office User" w:date="2026-01-15T15:42:00Z" w16du:dateUtc="2026-01-15T14:42:00Z">
+        <w:r>
+          <w:rPr>
+            <w:color w:val="2F5496" w:themeColor="accent1" w:themeShade="BF"/>
+            <w:sz w:val="28"/>
+            <w:szCs w:val="28"/>
+            <w:lang w:val="en-US"/>
+            <w:rPrChange w:id="199" w:author="Microsoft Office User" w:date="2026-01-15T20:02:00Z" w16du:dateUtc="2026-01-15T19:02:00Z">
+              <w:rPr>
+                <w:sz w:val="28"/>
+                <w:szCs w:val="28"/>
+                <w:lang w:val="en-US"/>
+              </w:rPr>
+            </w:rPrChange>
+          </w:rPr>
+          <w:t>“</w:t>
+        </w:r>
+        <w:r>
+          <w:rPr>
+            <w:color w:val="2F5496" w:themeColor="accent1" w:themeShade="BF"/>
+            <w:sz w:val="28"/>
+            <w:szCs w:val="28"/>
+            <w:lang w:val="en-US"/>
+            <w:rPrChange w:id="200" w:author="Microsoft Office User" w:date="2026-01-15T20:02:00Z" w16du:dateUtc="2026-01-15T19:02:00Z">
+              <w:rPr>
+                <w:sz w:val="28"/>
+                <w:szCs w:val="28"/>
+                <w:lang w:val="en-US"/>
+              </w:rPr>
+            </w:rPrChange>
+          </w:rPr>
+          <w:fldChar w:fldCharType="begin"/>
+        </w:r>
+        <w:r>
+          <w:rPr>
+            <w:color w:val="2F5496" w:themeColor="accent1" w:themeShade="BF"/>
+            <w:sz w:val="28"/>
+            <w:szCs w:val="28"/>
+            <w:lang w:val="en-US"/>
+            <w:rPrChange w:id="201" w:author="Microsoft Office User" w:date="2026-01-15T20:02:00Z" w16du:dateUtc="2026-01-15T19:02:00Z">
+              <w:rPr>
+                <w:sz w:val="28"/>
+                <w:szCs w:val="28"/>
+                <w:lang w:val="en-US"/>
+              </w:rPr>
+            </w:rPrChange>
+          </w:rPr>
+          <w:instrText>HYPERLINK "</w:instrText>
+        </w:r>
+        <w:r>
+          <w:rPr>
+            <w:color w:val="2F5496" w:themeColor="accent1" w:themeShade="BF"/>
+            <w:rPrChange w:id="202" w:author="Microsoft Office User" w:date="2026-01-15T20:02:00Z" w16du:dateUtc="2026-01-15T19:02:00Z">
+              <w:rPr>
+                <w:rStyle w:val="Hyperlink"/>
+                <w:sz w:val="28"/>
+                <w:szCs w:val="28"/>
+                <w:lang w:val="en-US"/>
+              </w:rPr>
+            </w:rPrChange>
+          </w:rPr>
+          <w:instrText>https://github.com/pfeiferd/genestrip/blob/master/README.md</w:instrText>
+        </w:r>
+        <w:r>
+          <w:rPr>
+            <w:color w:val="2F5496" w:themeColor="accent1" w:themeShade="BF"/>
+            <w:sz w:val="28"/>
+            <w:szCs w:val="28"/>
+            <w:lang w:val="en-US"/>
+            <w:rPrChange w:id="203" w:author="Microsoft Office User" w:date="2026-01-15T20:02:00Z" w16du:dateUtc="2026-01-15T19:02:00Z">
+              <w:rPr>
+                <w:sz w:val="28"/>
+                <w:szCs w:val="28"/>
+                <w:lang w:val="en-US"/>
+              </w:rPr>
+            </w:rPrChange>
+          </w:rPr>
+          <w:instrText>"</w:instrText>
+        </w:r>
+        <w:r>
+          <w:rPr>
+            <w:color w:val="2F5496" w:themeColor="accent1" w:themeShade="BF"/>
+            <w:sz w:val="28"/>
+            <w:szCs w:val="28"/>
+            <w:lang w:val="en-US"/>
+            <w:rPrChange w:id="204" w:author="Microsoft Office User" w:date="2026-01-15T20:02:00Z" w16du:dateUtc="2026-01-15T19:02:00Z">
+              <w:rPr>
+                <w:color w:val="2F5496" w:themeColor="accent1" w:themeShade="BF"/>
+                <w:sz w:val="28"/>
+                <w:szCs w:val="28"/>
+                <w:lang w:val="en-US"/>
+              </w:rPr>
+            </w:rPrChange>
+          </w:rPr>
+        </w:r>
+        <w:r>
+          <w:rPr>
+            <w:color w:val="2F5496" w:themeColor="accent1" w:themeShade="BF"/>
+            <w:sz w:val="28"/>
+            <w:szCs w:val="28"/>
+            <w:lang w:val="en-US"/>
+            <w:rPrChange w:id="205" w:author="Microsoft Office User" w:date="2026-01-15T20:02:00Z" w16du:dateUtc="2026-01-15T19:02:00Z">
+              <w:rPr>
+                <w:sz w:val="28"/>
+                <w:szCs w:val="28"/>
+                <w:lang w:val="en-US"/>
+              </w:rPr>
+            </w:rPrChange>
+          </w:rPr>
+          <w:fldChar w:fldCharType="separate"/>
+        </w:r>
+        <w:r>
+          <w:rPr>
+            <w:rStyle w:val="Hyperlink"/>
+            <w:color w:val="2F5496" w:themeColor="accent1" w:themeShade="BF"/>
+            <w:sz w:val="28"/>
+            <w:szCs w:val="28"/>
+            <w:lang w:val="en-US"/>
+            <w:rPrChange w:id="206" w:author="Microsoft Office User" w:date="2026-01-15T20:02:00Z" w16du:dateUtc="2026-01-15T19:02:00Z">
+              <w:rPr>
+                <w:rStyle w:val="Hyperlink"/>
+                <w:sz w:val="28"/>
+                <w:szCs w:val="28"/>
+                <w:lang w:val="en-US"/>
+              </w:rPr>
+            </w:rPrChange>
+          </w:rPr>
+          <w:t>https://github.com/pfeiferd/gen</w:t>
+        </w:r>
+        <w:r>
+          <w:rPr>
+            <w:rStyle w:val="Hyperlink"/>
+            <w:color w:val="2F5496" w:themeColor="accent1" w:themeShade="BF"/>
+            <w:sz w:val="28"/>
+            <w:szCs w:val="28"/>
+            <w:lang w:val="en-US"/>
+            <w:rPrChange w:id="207" w:author="Microsoft Office User" w:date="2026-01-15T20:02:00Z" w16du:dateUtc="2026-01-15T19:02:00Z">
+              <w:rPr>
+                <w:rStyle w:val="Hyperlink"/>
+                <w:sz w:val="28"/>
+                <w:szCs w:val="28"/>
+                <w:lang w:val="en-US"/>
+              </w:rPr>
+            </w:rPrChange>
+          </w:rPr>
+          <w:t>e</w:t>
+        </w:r>
+        <w:r>
+          <w:rPr>
+            <w:rStyle w:val="Hyperlink"/>
+            <w:color w:val="2F5496" w:themeColor="accent1" w:themeShade="BF"/>
+            <w:sz w:val="28"/>
+            <w:szCs w:val="28"/>
+            <w:lang w:val="en-US"/>
+            <w:rPrChange w:id="208" w:author="Microsoft Office User" w:date="2026-01-15T20:02:00Z" w16du:dateUtc="2026-01-15T19:02:00Z">
+              <w:rPr>
+                <w:rStyle w:val="Hyperlink"/>
+                <w:sz w:val="28"/>
+                <w:szCs w:val="28"/>
+                <w:lang w:val="en-US"/>
+              </w:rPr>
+            </w:rPrChange>
+          </w:rPr>
+          <w:t>strip/blob/master/README.md</w:t>
+        </w:r>
+        <w:r>
+          <w:rPr>
+            <w:color w:val="2F5496" w:themeColor="accent1" w:themeShade="BF"/>
+            <w:sz w:val="28"/>
+            <w:szCs w:val="28"/>
+            <w:lang w:val="en-US"/>
+            <w:rPrChange w:id="209" w:author="Microsoft Office User" w:date="2026-01-15T20:02:00Z" w16du:dateUtc="2026-01-15T19:02:00Z">
+              <w:rPr>
+                <w:sz w:val="28"/>
+                <w:szCs w:val="28"/>
+                <w:lang w:val="en-US"/>
+              </w:rPr>
+            </w:rPrChange>
+          </w:rPr>
+          <w:fldChar w:fldCharType="end"/>
+        </w:r>
+        <w:r>
+          <w:rPr>
+            <w:color w:val="2F5496" w:themeColor="accent1" w:themeShade="BF"/>
+            <w:sz w:val="28"/>
+            <w:szCs w:val="28"/>
+            <w:lang w:val="en-US"/>
+            <w:rPrChange w:id="210" w:author="Microsoft Office User" w:date="2026-01-15T20:02:00Z" w16du:dateUtc="2026-01-15T19:02:00Z">
+              <w:rPr>
+                <w:sz w:val="28"/>
+                <w:szCs w:val="28"/>
+                <w:lang w:val="en-US"/>
+              </w:rPr>
+            </w:rPrChange>
+          </w:rPr>
+          <w:t xml:space="preserve">”. </w:t>
+        </w:r>
+      </w:ins>
+      <w:ins w:id="211" w:author="Microsoft Office User" w:date="2026-01-15T19:27:00Z" w16du:dateUtc="2026-01-15T18:27:00Z">
+        <w:r>
+          <w:rPr>
+            <w:color w:val="2F5496" w:themeColor="accent1" w:themeShade="BF"/>
+            <w:sz w:val="28"/>
+            <w:szCs w:val="28"/>
+            <w:lang w:val="en-US"/>
+            <w:rPrChange w:id="212" w:author="Microsoft Office User" w:date="2026-01-15T20:02:00Z" w16du:dateUtc="2026-01-15T19:02:00Z">
+              <w:rPr>
+                <w:sz w:val="28"/>
+                <w:szCs w:val="28"/>
+                <w:lang w:val="en-US"/>
+              </w:rPr>
+            </w:rPrChange>
+          </w:rPr>
+          <w:t>T</w:t>
+        </w:r>
+      </w:ins>
+      <w:ins w:id="213" w:author="Microsoft Office User" w:date="2026-01-15T15:42:00Z" w16du:dateUtc="2026-01-15T14:42:00Z">
+        <w:r>
+          <w:rPr>
+            <w:color w:val="2F5496" w:themeColor="accent1" w:themeShade="BF"/>
+            <w:sz w:val="28"/>
+            <w:szCs w:val="28"/>
+            <w:lang w:val="en-US"/>
+            <w:rPrChange w:id="214" w:author="Microsoft Office User" w:date="2026-01-15T20:02:00Z" w16du:dateUtc="2026-01-15T19:02:00Z">
+              <w:rPr>
+                <w:sz w:val="28"/>
+                <w:szCs w:val="28"/>
+                <w:lang w:val="en-US"/>
+              </w:rPr>
+            </w:rPrChange>
+          </w:rPr>
+          <w:t xml:space="preserve">his </w:t>
+        </w:r>
+      </w:ins>
+      <w:ins w:id="215" w:author="Microsoft Office User" w:date="2026-01-15T20:06:00Z" w16du:dateUtc="2026-01-15T19:06:00Z">
+        <w:r>
+          <w:rPr>
+            <w:color w:val="2F5496" w:themeColor="accent1" w:themeShade="BF"/>
+            <w:sz w:val="28"/>
+            <w:szCs w:val="28"/>
+            <w:lang w:val="en-US"/>
+          </w:rPr>
+          <w:t xml:space="preserve">is </w:t>
+        </w:r>
+      </w:ins>
+      <w:ins w:id="216" w:author="Microsoft Office User" w:date="2026-01-15T15:42:00Z" w16du:dateUtc="2026-01-15T14:42:00Z">
+        <w:r>
+          <w:rPr>
+            <w:color w:val="2F5496" w:themeColor="accent1" w:themeShade="BF"/>
+            <w:sz w:val="28"/>
+            <w:szCs w:val="28"/>
+            <w:lang w:val="en-US"/>
+            <w:rPrChange w:id="217" w:author="Microsoft Office User" w:date="2026-01-15T20:02:00Z" w16du:dateUtc="2026-01-15T19:02:00Z">
+              <w:rPr>
+                <w:sz w:val="28"/>
+                <w:szCs w:val="28"/>
+                <w:lang w:val="en-US"/>
+              </w:rPr>
+            </w:rPrChange>
+          </w:rPr>
+          <w:t xml:space="preserve">common practice </w:t>
+        </w:r>
+      </w:ins>
+      <w:ins w:id="218" w:author="Microsoft Office User" w:date="2026-01-15T19:27:00Z" w16du:dateUtc="2026-01-15T18:27:00Z">
+        <w:r>
+          <w:rPr>
+            <w:color w:val="2F5496" w:themeColor="accent1" w:themeShade="BF"/>
+            <w:sz w:val="28"/>
+            <w:szCs w:val="28"/>
+            <w:lang w:val="en-US"/>
+            <w:rPrChange w:id="219" w:author="Microsoft Office User" w:date="2026-01-15T20:02:00Z" w16du:dateUtc="2026-01-15T19:02:00Z">
+              <w:rPr>
+                <w:sz w:val="28"/>
+                <w:szCs w:val="28"/>
+                <w:lang w:val="en-US"/>
+              </w:rPr>
+            </w:rPrChange>
+          </w:rPr>
+          <w:t>for many modern</w:t>
+        </w:r>
+      </w:ins>
+      <w:ins w:id="220" w:author="Microsoft Office User" w:date="2026-01-15T15:53:00Z" w16du:dateUtc="2026-01-15T14:53:00Z">
+        <w:r>
+          <w:rPr>
+            <w:color w:val="2F5496" w:themeColor="accent1" w:themeShade="BF"/>
+            <w:sz w:val="28"/>
+            <w:szCs w:val="28"/>
+            <w:lang w:val="en-US"/>
+            <w:rPrChange w:id="221" w:author="Microsoft Office User" w:date="2026-01-15T20:02:00Z" w16du:dateUtc="2026-01-15T19:02:00Z">
+              <w:rPr>
+                <w:sz w:val="28"/>
+                <w:szCs w:val="28"/>
+                <w:lang w:val="en-US"/>
+              </w:rPr>
+            </w:rPrChange>
+          </w:rPr>
+          <w:t xml:space="preserve"> </w:t>
+        </w:r>
+      </w:ins>
+      <w:proofErr w:type="gramStart"/>
+      <w:ins w:id="222" w:author="Microsoft Office User" w:date="2026-01-17T06:59:00Z" w16du:dateUtc="2026-01-17T05:59:00Z">
+        <w:r>
+          <w:rPr>
+            <w:color w:val="2F5496" w:themeColor="accent1" w:themeShade="BF"/>
+            <w:sz w:val="28"/>
+            <w:szCs w:val="28"/>
+            <w:lang w:val="en-US"/>
+          </w:rPr>
+          <w:t>o</w:t>
+        </w:r>
+      </w:ins>
+      <w:ins w:id="223" w:author="Microsoft Office User" w:date="2026-01-15T15:53:00Z" w16du:dateUtc="2026-01-15T14:53:00Z">
+        <w:r>
+          <w:rPr>
+            <w:color w:val="2F5496" w:themeColor="accent1" w:themeShade="BF"/>
+            <w:sz w:val="28"/>
+            <w:szCs w:val="28"/>
+            <w:lang w:val="en-US"/>
+            <w:rPrChange w:id="224" w:author="Microsoft Office User" w:date="2026-01-15T20:02:00Z" w16du:dateUtc="2026-01-15T19:02:00Z">
+              <w:rPr>
+                <w:sz w:val="28"/>
+                <w:szCs w:val="28"/>
+                <w:lang w:val="en-US"/>
+              </w:rPr>
+            </w:rPrChange>
+          </w:rPr>
+          <w:t xml:space="preserve">pen </w:t>
+        </w:r>
+      </w:ins>
+      <w:ins w:id="225" w:author="Microsoft Office User" w:date="2026-01-17T07:00:00Z" w16du:dateUtc="2026-01-17T06:00:00Z">
+        <w:r>
+          <w:rPr>
+            <w:color w:val="2F5496" w:themeColor="accent1" w:themeShade="BF"/>
+            <w:sz w:val="28"/>
+            <w:szCs w:val="28"/>
+            <w:lang w:val="en-US"/>
+          </w:rPr>
+          <w:t>s</w:t>
+        </w:r>
+      </w:ins>
+      <w:ins w:id="226" w:author="Microsoft Office User" w:date="2026-01-15T15:53:00Z" w16du:dateUtc="2026-01-15T14:53:00Z">
+        <w:r>
+          <w:rPr>
+            <w:color w:val="2F5496" w:themeColor="accent1" w:themeShade="BF"/>
+            <w:sz w:val="28"/>
+            <w:szCs w:val="28"/>
+            <w:lang w:val="en-US"/>
+            <w:rPrChange w:id="227" w:author="Microsoft Office User" w:date="2026-01-15T20:02:00Z" w16du:dateUtc="2026-01-15T19:02:00Z">
+              <w:rPr>
+                <w:sz w:val="28"/>
+                <w:szCs w:val="28"/>
+                <w:lang w:val="en-US"/>
+              </w:rPr>
+            </w:rPrChange>
+          </w:rPr>
+          <w:t>ource</w:t>
+        </w:r>
+        <w:proofErr w:type="gramEnd"/>
+        <w:r>
+          <w:rPr>
+            <w:color w:val="2F5496" w:themeColor="accent1" w:themeShade="BF"/>
+            <w:sz w:val="28"/>
+            <w:szCs w:val="28"/>
+            <w:lang w:val="en-US"/>
+            <w:rPrChange w:id="228" w:author="Microsoft Office User" w:date="2026-01-15T20:02:00Z" w16du:dateUtc="2026-01-15T19:02:00Z">
+              <w:rPr>
+                <w:sz w:val="28"/>
+                <w:szCs w:val="28"/>
+                <w:lang w:val="en-US"/>
+              </w:rPr>
+            </w:rPrChange>
+          </w:rPr>
+          <w:t xml:space="preserve"> projects </w:t>
+        </w:r>
+      </w:ins>
+      <w:ins w:id="229" w:author="Microsoft Office User" w:date="2026-01-15T15:42:00Z" w16du:dateUtc="2026-01-15T14:42:00Z">
+        <w:r>
+          <w:rPr>
+            <w:color w:val="2F5496" w:themeColor="accent1" w:themeShade="BF"/>
+            <w:sz w:val="28"/>
+            <w:szCs w:val="28"/>
+            <w:lang w:val="en-US"/>
+            <w:rPrChange w:id="230" w:author="Microsoft Office User" w:date="2026-01-15T20:02:00Z" w16du:dateUtc="2026-01-15T19:02:00Z">
+              <w:rPr>
+                <w:sz w:val="28"/>
+                <w:szCs w:val="28"/>
+                <w:lang w:val="en-US"/>
+              </w:rPr>
+            </w:rPrChange>
+          </w:rPr>
+          <w:t xml:space="preserve">and holds </w:t>
+        </w:r>
+      </w:ins>
+      <w:ins w:id="231" w:author="Microsoft Office User" w:date="2026-01-20T07:53:00Z" w16du:dateUtc="2026-01-20T06:53:00Z">
+        <w:r>
+          <w:rPr>
+            <w:color w:val="2F5496" w:themeColor="accent1" w:themeShade="BF"/>
+            <w:sz w:val="28"/>
+            <w:szCs w:val="28"/>
+            <w:lang w:val="en-US"/>
+          </w:rPr>
+          <w:t xml:space="preserve">true </w:t>
+        </w:r>
+      </w:ins>
+      <w:ins w:id="232" w:author="Microsoft Office User" w:date="2026-01-15T19:27:00Z" w16du:dateUtc="2026-01-15T18:27:00Z">
+        <w:r>
+          <w:rPr>
+            <w:color w:val="2F5496" w:themeColor="accent1" w:themeShade="BF"/>
+            <w:sz w:val="28"/>
+            <w:szCs w:val="28"/>
+            <w:lang w:val="en-US"/>
+            <w:rPrChange w:id="233" w:author="Microsoft Office User" w:date="2026-01-15T20:02:00Z" w16du:dateUtc="2026-01-15T19:02:00Z">
+              <w:rPr>
+                <w:sz w:val="28"/>
+                <w:szCs w:val="28"/>
+                <w:lang w:val="en-US"/>
+              </w:rPr>
+            </w:rPrChange>
+          </w:rPr>
+          <w:t xml:space="preserve">for </w:t>
+        </w:r>
+      </w:ins>
+      <w:ins w:id="234" w:author="Microsoft Office User" w:date="2026-01-17T07:00:00Z" w16du:dateUtc="2026-01-17T06:00:00Z">
+        <w:r>
+          <w:rPr>
+            <w:color w:val="2F5496" w:themeColor="accent1" w:themeShade="BF"/>
+            <w:sz w:val="28"/>
+            <w:szCs w:val="28"/>
+            <w:lang w:val="en-US"/>
+          </w:rPr>
+          <w:t>many renowned</w:t>
+        </w:r>
+      </w:ins>
+      <w:ins w:id="235" w:author="Microsoft Office User" w:date="2026-01-15T15:43:00Z" w16du:dateUtc="2026-01-15T14:43:00Z">
+        <w:r>
+          <w:rPr>
+            <w:color w:val="2F5496" w:themeColor="accent1" w:themeShade="BF"/>
+            <w:sz w:val="28"/>
+            <w:szCs w:val="28"/>
+            <w:lang w:val="en-US"/>
+            <w:rPrChange w:id="236" w:author="Microsoft Office User" w:date="2026-01-15T20:02:00Z" w16du:dateUtc="2026-01-15T19:02:00Z">
+              <w:rPr>
+                <w:sz w:val="28"/>
+                <w:szCs w:val="28"/>
+                <w:lang w:val="en-US"/>
+              </w:rPr>
+            </w:rPrChange>
+          </w:rPr>
+          <w:t xml:space="preserve"> bio</w:t>
+        </w:r>
+      </w:ins>
+      <w:ins w:id="237" w:author="Microsoft Office User" w:date="2026-01-20T07:53:00Z" w16du:dateUtc="2026-01-20T06:53:00Z">
+        <w:r>
+          <w:rPr>
+            <w:color w:val="2F5496" w:themeColor="accent1" w:themeShade="BF"/>
+            <w:sz w:val="28"/>
+            <w:szCs w:val="28"/>
+            <w:lang w:val="en-US"/>
+          </w:rPr>
+          <w:t xml:space="preserve"> </w:t>
+        </w:r>
+      </w:ins>
+      <w:ins w:id="238" w:author="Microsoft Office User" w:date="2026-01-15T15:43:00Z" w16du:dateUtc="2026-01-15T14:43:00Z">
+        <w:r>
+          <w:rPr>
+            <w:color w:val="2F5496" w:themeColor="accent1" w:themeShade="BF"/>
+            <w:sz w:val="28"/>
+            <w:szCs w:val="28"/>
+            <w:lang w:val="en-US"/>
+            <w:rPrChange w:id="239" w:author="Microsoft Office User" w:date="2026-01-15T20:02:00Z" w16du:dateUtc="2026-01-15T19:02:00Z">
+              <w:rPr>
+                <w:sz w:val="28"/>
+                <w:szCs w:val="28"/>
+                <w:lang w:val="en-US"/>
+              </w:rPr>
+            </w:rPrChange>
+          </w:rPr>
+          <w:t xml:space="preserve">informatics tools such as Kraken2, </w:t>
+        </w:r>
+        <w:proofErr w:type="spellStart"/>
+        <w:r>
+          <w:rPr>
+            <w:color w:val="2F5496" w:themeColor="accent1" w:themeShade="BF"/>
+            <w:sz w:val="28"/>
+            <w:szCs w:val="28"/>
+            <w:lang w:val="en-US"/>
+            <w:rPrChange w:id="240" w:author="Microsoft Office User" w:date="2026-01-15T20:02:00Z" w16du:dateUtc="2026-01-15T19:02:00Z">
+              <w:rPr>
+                <w:sz w:val="28"/>
+                <w:szCs w:val="28"/>
+                <w:lang w:val="en-US"/>
+              </w:rPr>
+            </w:rPrChange>
+          </w:rPr>
+          <w:t>KrakenUniq</w:t>
+        </w:r>
+      </w:ins>
+      <w:proofErr w:type="spellEnd"/>
+      <w:r>
+        <w:rPr>
+          <w:color w:val="2F5496" w:themeColor="accent1" w:themeShade="BF"/>
+          <w:sz w:val="28"/>
+          <w:szCs w:val="28"/>
+          <w:lang w:val="en-US"/>
+        </w:rPr>
+        <w:t>, Ganon and so on</w:t>
+      </w:r>
+      <w:ins w:id="241" w:author="Microsoft Office User" w:date="2026-01-15T15:43:00Z" w16du:dateUtc="2026-01-15T14:43:00Z">
+        <w:r>
+          <w:rPr>
+            <w:color w:val="2F5496" w:themeColor="accent1" w:themeShade="BF"/>
+            <w:sz w:val="28"/>
+            <w:szCs w:val="28"/>
+            <w:lang w:val="en-US"/>
+            <w:rPrChange w:id="242" w:author="Microsoft Office User" w:date="2026-01-15T20:02:00Z" w16du:dateUtc="2026-01-15T19:02:00Z">
+              <w:rPr>
+                <w:sz w:val="28"/>
+                <w:szCs w:val="28"/>
+                <w:lang w:val="en-US"/>
+              </w:rPr>
+            </w:rPrChange>
+          </w:rPr>
+          <w:t xml:space="preserve">. </w:t>
+        </w:r>
+      </w:ins>
+      <w:proofErr w:type="spellStart"/>
+      <w:ins w:id="243" w:author="Microsoft Office User" w:date="2026-01-15T15:54:00Z" w16du:dateUtc="2026-01-15T14:54:00Z">
+        <w:r>
+          <w:rPr>
+            <w:color w:val="2F5496" w:themeColor="accent1" w:themeShade="BF"/>
+            <w:sz w:val="28"/>
+            <w:szCs w:val="28"/>
+            <w:lang w:val="en-US"/>
+            <w:rPrChange w:id="244" w:author="Microsoft Office User" w:date="2026-01-15T20:02:00Z" w16du:dateUtc="2026-01-15T19:02:00Z">
+              <w:rPr>
+                <w:sz w:val="28"/>
+                <w:szCs w:val="28"/>
+                <w:lang w:val="en-US"/>
+              </w:rPr>
+            </w:rPrChange>
+          </w:rPr>
+          <w:t>Genestrip’s</w:t>
+        </w:r>
+        <w:proofErr w:type="spellEnd"/>
+        <w:r>
+          <w:rPr>
+            <w:color w:val="2F5496" w:themeColor="accent1" w:themeShade="BF"/>
+            <w:sz w:val="28"/>
+            <w:szCs w:val="28"/>
+            <w:lang w:val="en-US"/>
+            <w:rPrChange w:id="245" w:author="Microsoft Office User" w:date="2026-01-15T20:02:00Z" w16du:dateUtc="2026-01-15T19:02:00Z">
+              <w:rPr>
+                <w:sz w:val="28"/>
+                <w:szCs w:val="28"/>
+                <w:lang w:val="en-US"/>
+              </w:rPr>
+            </w:rPrChange>
+          </w:rPr>
+          <w:t xml:space="preserve"> </w:t>
+        </w:r>
+      </w:ins>
+      <w:ins w:id="246" w:author="Microsoft Office User" w:date="2026-01-15T15:43:00Z" w16du:dateUtc="2026-01-15T14:43:00Z">
+        <w:r>
+          <w:rPr>
+            <w:color w:val="2F5496" w:themeColor="accent1" w:themeShade="BF"/>
+            <w:sz w:val="28"/>
+            <w:szCs w:val="28"/>
+            <w:lang w:val="en-US"/>
+            <w:rPrChange w:id="247" w:author="Microsoft Office User" w:date="2026-01-15T20:02:00Z" w16du:dateUtc="2026-01-15T19:02:00Z">
+              <w:rPr>
+                <w:sz w:val="28"/>
+                <w:szCs w:val="28"/>
+                <w:lang w:val="en-US"/>
+              </w:rPr>
+            </w:rPrChange>
+          </w:rPr>
+          <w:t xml:space="preserve">online documentation </w:t>
+        </w:r>
+      </w:ins>
+      <w:ins w:id="248" w:author="Microsoft Office User" w:date="2026-01-15T15:44:00Z" w16du:dateUtc="2026-01-15T14:44:00Z">
+        <w:r>
+          <w:rPr>
+            <w:color w:val="2F5496" w:themeColor="accent1" w:themeShade="BF"/>
+            <w:sz w:val="28"/>
+            <w:szCs w:val="28"/>
+            <w:lang w:val="en-US"/>
+            <w:rPrChange w:id="249" w:author="Microsoft Office User" w:date="2026-01-15T20:02:00Z" w16du:dateUtc="2026-01-15T19:02:00Z">
+              <w:rPr>
+                <w:sz w:val="28"/>
+                <w:szCs w:val="28"/>
+                <w:lang w:val="en-US"/>
+              </w:rPr>
+            </w:rPrChange>
+          </w:rPr>
+          <w:t xml:space="preserve">includes a small but complete and fully functional tutorial on how to build </w:t>
+        </w:r>
+      </w:ins>
+      <w:ins w:id="250" w:author="Microsoft Office User" w:date="2026-01-15T15:54:00Z" w16du:dateUtc="2026-01-15T14:54:00Z">
+        <w:r>
+          <w:rPr>
+            <w:color w:val="2F5496" w:themeColor="accent1" w:themeShade="BF"/>
+            <w:sz w:val="28"/>
+            <w:szCs w:val="28"/>
+            <w:lang w:val="en-US"/>
+            <w:rPrChange w:id="251" w:author="Microsoft Office User" w:date="2026-01-15T20:02:00Z" w16du:dateUtc="2026-01-15T19:02:00Z">
+              <w:rPr>
+                <w:sz w:val="28"/>
+                <w:szCs w:val="28"/>
+                <w:lang w:val="en-US"/>
+              </w:rPr>
+            </w:rPrChange>
+          </w:rPr>
+          <w:t xml:space="preserve">a viral </w:t>
+        </w:r>
+      </w:ins>
+      <w:proofErr w:type="spellStart"/>
+      <w:ins w:id="252" w:author="Microsoft Office User" w:date="2026-01-15T15:44:00Z" w16du:dateUtc="2026-01-15T14:44:00Z">
+        <w:r>
+          <w:rPr>
+            <w:color w:val="2F5496" w:themeColor="accent1" w:themeShade="BF"/>
+            <w:sz w:val="28"/>
+            <w:szCs w:val="28"/>
+            <w:lang w:val="en-US"/>
+            <w:rPrChange w:id="253" w:author="Microsoft Office User" w:date="2026-01-15T20:02:00Z" w16du:dateUtc="2026-01-15T19:02:00Z">
+              <w:rPr>
+                <w:sz w:val="28"/>
+                <w:szCs w:val="28"/>
+                <w:lang w:val="en-US"/>
+              </w:rPr>
+            </w:rPrChange>
+          </w:rPr>
+          <w:t>Genestrip</w:t>
+        </w:r>
+        <w:proofErr w:type="spellEnd"/>
+        <w:r>
+          <w:rPr>
+            <w:color w:val="2F5496" w:themeColor="accent1" w:themeShade="BF"/>
+            <w:sz w:val="28"/>
+            <w:szCs w:val="28"/>
+            <w:lang w:val="en-US"/>
+            <w:rPrChange w:id="254" w:author="Microsoft Office User" w:date="2026-01-15T20:02:00Z" w16du:dateUtc="2026-01-15T19:02:00Z">
+              <w:rPr>
+                <w:sz w:val="28"/>
+                <w:szCs w:val="28"/>
+                <w:lang w:val="en-US"/>
+              </w:rPr>
+            </w:rPrChange>
+          </w:rPr>
+          <w:t xml:space="preserve"> database</w:t>
+        </w:r>
+      </w:ins>
+      <w:ins w:id="255" w:author="Microsoft Office User" w:date="2026-01-15T15:45:00Z" w16du:dateUtc="2026-01-15T14:45:00Z">
+        <w:r>
+          <w:rPr>
+            <w:color w:val="2F5496" w:themeColor="accent1" w:themeShade="BF"/>
+            <w:sz w:val="28"/>
+            <w:szCs w:val="28"/>
+            <w:lang w:val="en-US"/>
+            <w:rPrChange w:id="256" w:author="Microsoft Office User" w:date="2026-01-15T20:02:00Z" w16du:dateUtc="2026-01-15T19:02:00Z">
+              <w:rPr>
+                <w:sz w:val="28"/>
+                <w:szCs w:val="28"/>
+                <w:lang w:val="en-US"/>
+              </w:rPr>
+            </w:rPrChange>
+          </w:rPr>
+          <w:t xml:space="preserve"> </w:t>
+        </w:r>
+      </w:ins>
+      <w:ins w:id="257" w:author="Microsoft Office User" w:date="2026-01-15T15:54:00Z" w16du:dateUtc="2026-01-15T14:54:00Z">
+        <w:r>
+          <w:rPr>
+            <w:color w:val="2F5496" w:themeColor="accent1" w:themeShade="BF"/>
+            <w:sz w:val="28"/>
+            <w:szCs w:val="28"/>
+            <w:lang w:val="en-US"/>
+            <w:rPrChange w:id="258" w:author="Microsoft Office User" w:date="2026-01-15T20:02:00Z" w16du:dateUtc="2026-01-15T19:02:00Z">
+              <w:rPr>
+                <w:sz w:val="28"/>
+                <w:szCs w:val="28"/>
+                <w:lang w:val="en-US"/>
+              </w:rPr>
+            </w:rPrChange>
+          </w:rPr>
+          <w:t>and “your own</w:t>
+        </w:r>
+      </w:ins>
+      <w:ins w:id="259" w:author="Microsoft Office User" w:date="2026-01-15T15:55:00Z" w16du:dateUtc="2026-01-15T14:55:00Z">
+        <w:r>
+          <w:rPr>
+            <w:color w:val="2F5496" w:themeColor="accent1" w:themeShade="BF"/>
+            <w:sz w:val="28"/>
+            <w:szCs w:val="28"/>
+            <w:lang w:val="en-US"/>
+            <w:rPrChange w:id="260" w:author="Microsoft Office User" w:date="2026-01-15T20:02:00Z" w16du:dateUtc="2026-01-15T19:02:00Z">
+              <w:rPr>
+                <w:sz w:val="28"/>
+                <w:szCs w:val="28"/>
+                <w:lang w:val="en-US"/>
+              </w:rPr>
+            </w:rPrChange>
+          </w:rPr>
           <w:t>”</w:t>
         </w:r>
       </w:ins>
-      <w:ins w:id="192" w:author="Microsoft Office User" w:date="2026-01-15T15:40:00Z" w16du:dateUtc="2026-01-15T14:40:00Z">
-        <w:r>
-          <w:rPr>
-            <w:color w:val="2F5496" w:themeColor="accent1" w:themeShade="BF"/>
-            <w:sz w:val="28"/>
-            <w:szCs w:val="28"/>
-            <w:lang w:val="en-US"/>
-            <w:rPrChange w:id="193" w:author="Microsoft Office User" w:date="2026-01-15T20:02:00Z" w16du:dateUtc="2026-01-15T19:02:00Z">
-              <w:rPr>
-                <w:sz w:val="28"/>
-                <w:szCs w:val="28"/>
-                <w:lang w:val="en-US"/>
-              </w:rPr>
-            </w:rPrChange>
-          </w:rPr>
-          <w:t>: T</w:t>
-        </w:r>
-      </w:ins>
-      <w:ins w:id="194" w:author="Microsoft Office User" w:date="2026-01-15T15:41:00Z" w16du:dateUtc="2026-01-15T14:41:00Z">
-        <w:r>
-          <w:rPr>
-            <w:color w:val="2F5496" w:themeColor="accent1" w:themeShade="BF"/>
-            <w:sz w:val="28"/>
-            <w:szCs w:val="28"/>
-            <w:lang w:val="en-US"/>
-            <w:rPrChange w:id="195" w:author="Microsoft Office User" w:date="2026-01-15T20:02:00Z" w16du:dateUtc="2026-01-15T19:02:00Z">
-              <w:rPr>
-                <w:sz w:val="28"/>
-                <w:szCs w:val="28"/>
-                <w:lang w:val="en-US"/>
-              </w:rPr>
-            </w:rPrChange>
-          </w:rPr>
-          <w:t xml:space="preserve">hese are completely available online at </w:t>
-        </w:r>
-      </w:ins>
-      <w:ins w:id="196" w:author="Microsoft Office User" w:date="2026-01-15T15:53:00Z" w16du:dateUtc="2026-01-15T14:53:00Z">
-        <w:r>
-          <w:rPr>
-            <w:color w:val="2F5496" w:themeColor="accent1" w:themeShade="BF"/>
-            <w:sz w:val="28"/>
-            <w:szCs w:val="28"/>
-            <w:lang w:val="en-US"/>
-            <w:rPrChange w:id="197" w:author="Microsoft Office User" w:date="2026-01-15T20:02:00Z" w16du:dateUtc="2026-01-15T19:02:00Z">
-              <w:rPr>
-                <w:sz w:val="28"/>
-                <w:szCs w:val="28"/>
-                <w:lang w:val="en-US"/>
-              </w:rPr>
-            </w:rPrChange>
-          </w:rPr>
-          <w:t xml:space="preserve">the </w:t>
-        </w:r>
-      </w:ins>
-      <w:ins w:id="198" w:author="Microsoft Office User" w:date="2026-01-15T15:41:00Z" w16du:dateUtc="2026-01-15T14:41:00Z">
-        <w:r>
-          <w:rPr>
-            <w:color w:val="2F5496" w:themeColor="accent1" w:themeShade="BF"/>
-            <w:sz w:val="28"/>
-            <w:szCs w:val="28"/>
-            <w:lang w:val="en-US"/>
-            <w:rPrChange w:id="199" w:author="Microsoft Office User" w:date="2026-01-15T20:02:00Z" w16du:dateUtc="2026-01-15T19:02:00Z">
-              <w:rPr>
-                <w:sz w:val="28"/>
-                <w:szCs w:val="28"/>
-                <w:lang w:val="en-US"/>
-              </w:rPr>
-            </w:rPrChange>
-          </w:rPr>
-          <w:t xml:space="preserve">place where the source code is hosted, i.e. under </w:t>
-        </w:r>
-      </w:ins>
-      <w:ins w:id="200" w:author="Microsoft Office User" w:date="2026-01-15T15:42:00Z" w16du:dateUtc="2026-01-15T14:42:00Z">
-        <w:r>
-          <w:rPr>
-            <w:color w:val="2F5496" w:themeColor="accent1" w:themeShade="BF"/>
-            <w:sz w:val="28"/>
-            <w:szCs w:val="28"/>
-            <w:lang w:val="en-US"/>
-            <w:rPrChange w:id="201" w:author="Microsoft Office User" w:date="2026-01-15T20:02:00Z" w16du:dateUtc="2026-01-15T19:02:00Z">
-              <w:rPr>
-                <w:sz w:val="28"/>
-                <w:szCs w:val="28"/>
-                <w:lang w:val="en-US"/>
-              </w:rPr>
-            </w:rPrChange>
+      <w:ins w:id="261" w:author="Microsoft Office User" w:date="2026-01-15T15:54:00Z" w16du:dateUtc="2026-01-15T14:54:00Z">
+        <w:r>
+          <w:rPr>
+            <w:color w:val="2F5496" w:themeColor="accent1" w:themeShade="BF"/>
+            <w:sz w:val="28"/>
+            <w:szCs w:val="28"/>
+            <w:lang w:val="en-US"/>
+            <w:rPrChange w:id="262" w:author="Microsoft Office User" w:date="2026-01-15T20:02:00Z" w16du:dateUtc="2026-01-15T19:02:00Z">
+              <w:rPr>
+                <w:sz w:val="28"/>
+                <w:szCs w:val="28"/>
+                <w:lang w:val="en-US"/>
+              </w:rPr>
+            </w:rPrChange>
+          </w:rPr>
+          <w:t xml:space="preserve"> database </w:t>
+        </w:r>
+      </w:ins>
+      <w:ins w:id="263" w:author="Microsoft Office User" w:date="2026-01-15T15:45:00Z" w16du:dateUtc="2026-01-15T14:45:00Z">
+        <w:r>
+          <w:rPr>
+            <w:color w:val="2F5496" w:themeColor="accent1" w:themeShade="BF"/>
+            <w:sz w:val="28"/>
+            <w:szCs w:val="28"/>
+            <w:lang w:val="en-US"/>
+            <w:rPrChange w:id="264" w:author="Microsoft Office User" w:date="2026-01-15T20:02:00Z" w16du:dateUtc="2026-01-15T19:02:00Z">
+              <w:rPr>
+                <w:sz w:val="28"/>
+                <w:szCs w:val="28"/>
+                <w:lang w:val="en-US"/>
+              </w:rPr>
+            </w:rPrChange>
+          </w:rPr>
+          <w:t xml:space="preserve">under </w:t>
+        </w:r>
+      </w:ins>
+      <w:r>
+        <w:rPr>
+          <w:color w:val="2F5496" w:themeColor="accent1" w:themeShade="BF"/>
+          <w:sz w:val="28"/>
+          <w:szCs w:val="28"/>
+          <w:lang w:val="en-US"/>
+        </w:rPr>
+        <w:t>“</w:t>
+      </w:r>
+      <w:r>
+        <w:rPr>
+          <w:rStyle w:val="Hyperlink"/>
+          <w:color w:val="2F5496" w:themeColor="accent1" w:themeShade="BF"/>
+          <w:sz w:val="28"/>
+          <w:szCs w:val="28"/>
+          <w:lang w:val="en-US"/>
+        </w:rPr>
+        <w:fldChar w:fldCharType="begin"/>
+      </w:r>
+      <w:r>
+        <w:rPr>
+          <w:rStyle w:val="Hyperlink"/>
+          <w:color w:val="2F5496" w:themeColor="accent1" w:themeShade="BF"/>
+          <w:sz w:val="28"/>
+          <w:szCs w:val="28"/>
+          <w:lang w:val="en-US"/>
+        </w:rPr>
+        <w:instrText>HYPERLINK "</w:instrText>
+      </w:r>
+      <w:ins w:id="265" w:author="Microsoft Office User" w:date="2026-01-15T20:04:00Z" w16du:dateUtc="2026-01-15T19:04:00Z">
+        <w:r>
+          <w:rPr>
+            <w:rStyle w:val="Hyperlink"/>
+            <w:color w:val="2F5496" w:themeColor="accent1" w:themeShade="BF"/>
+            <w:sz w:val="28"/>
+            <w:szCs w:val="28"/>
+            <w:lang w:val="en-US"/>
+            <w:rPrChange w:id="266" w:author="Microsoft Office User" w:date="2026-01-20T07:54:00Z" w16du:dateUtc="2026-01-20T06:54:00Z">
+              <w:rPr>
+                <w:sz w:val="28"/>
+                <w:szCs w:val="28"/>
+                <w:lang w:val="en-US"/>
+              </w:rPr>
+            </w:rPrChange>
+          </w:rPr>
+          <w:instrText>https://github.com/pfeiferd/genestrip/blob/master/README.md#generating-the-sample-database</w:instrText>
+        </w:r>
+      </w:ins>
+      <w:r>
+        <w:rPr>
+          <w:rStyle w:val="Hyperlink"/>
+          <w:color w:val="2F5496" w:themeColor="accent1" w:themeShade="BF"/>
+          <w:sz w:val="28"/>
+          <w:szCs w:val="28"/>
+          <w:lang w:val="en-US"/>
+        </w:rPr>
+        <w:instrText>"</w:instrText>
+      </w:r>
+      <w:r>
+        <w:rPr>
+          <w:rStyle w:val="Hyperlink"/>
+          <w:color w:val="2F5496" w:themeColor="accent1" w:themeShade="BF"/>
+          <w:sz w:val="28"/>
+          <w:szCs w:val="28"/>
+          <w:lang w:val="en-US"/>
+        </w:rPr>
+        <w:fldChar w:fldCharType="separate"/>
+      </w:r>
+      <w:ins w:id="267" w:author="Microsoft Office User" w:date="2026-01-15T20:04:00Z" w16du:dateUtc="2026-01-15T19:04:00Z">
+        <w:r>
+          <w:rPr>
+            <w:rStyle w:val="Hyperlink"/>
+            <w:sz w:val="28"/>
+            <w:szCs w:val="28"/>
+            <w:lang w:val="en-US"/>
+            <w:rPrChange w:id="268" w:author="Microsoft Office User" w:date="2026-01-20T07:54:00Z" w16du:dateUtc="2026-01-20T06:54:00Z">
+              <w:rPr>
+                <w:sz w:val="28"/>
+                <w:szCs w:val="28"/>
+                <w:lang w:val="en-US"/>
+              </w:rPr>
+            </w:rPrChange>
+          </w:rPr>
+          <w:t>https://github.com/pfeiferd/genestrip/blob/master/README.md#generating-the-sample-database</w:t>
+        </w:r>
+      </w:ins>
+      <w:r>
+        <w:rPr>
+          <w:rStyle w:val="Hyperlink"/>
+          <w:color w:val="2F5496" w:themeColor="accent1" w:themeShade="BF"/>
+          <w:sz w:val="28"/>
+          <w:szCs w:val="28"/>
+          <w:lang w:val="en-US"/>
+        </w:rPr>
+        <w:fldChar w:fldCharType="end"/>
+      </w:r>
+      <w:r>
+        <w:rPr>
+          <w:color w:val="2F5496" w:themeColor="accent1" w:themeShade="BF"/>
+          <w:sz w:val="28"/>
+          <w:szCs w:val="28"/>
+          <w:lang w:val="en-US"/>
+        </w:rPr>
+        <w:t>” a</w:t>
+      </w:r>
+      <w:ins w:id="269" w:author="Microsoft Office User" w:date="2026-01-15T15:45:00Z" w16du:dateUtc="2026-01-15T14:45:00Z">
+        <w:r>
+          <w:rPr>
+            <w:color w:val="2F5496" w:themeColor="accent1" w:themeShade="BF"/>
+            <w:sz w:val="28"/>
+            <w:szCs w:val="28"/>
+            <w:lang w:val="en-US"/>
+            <w:rPrChange w:id="270" w:author="Microsoft Office User" w:date="2026-01-15T20:02:00Z" w16du:dateUtc="2026-01-15T19:02:00Z">
+              <w:rPr>
+                <w:sz w:val="28"/>
+                <w:szCs w:val="28"/>
+                <w:lang w:val="en-US"/>
+              </w:rPr>
+            </w:rPrChange>
+          </w:rPr>
+          <w:t xml:space="preserve">nd </w:t>
+        </w:r>
+      </w:ins>
+      <w:ins w:id="271" w:author="Microsoft Office User" w:date="2026-01-15T20:02:00Z" w16du:dateUtc="2026-01-15T19:02:00Z">
+        <w:r>
+          <w:rPr>
+            <w:color w:val="2F5496" w:themeColor="accent1" w:themeShade="BF"/>
+            <w:sz w:val="28"/>
+            <w:szCs w:val="28"/>
+            <w:lang w:val="en-US"/>
           </w:rPr>
           <w:t>“</w:t>
         </w:r>
-        <w:r>
-          <w:rPr>
-            <w:color w:val="2F5496" w:themeColor="accent1" w:themeShade="BF"/>
-            <w:sz w:val="28"/>
-            <w:szCs w:val="28"/>
-            <w:lang w:val="en-US"/>
-            <w:rPrChange w:id="202" w:author="Microsoft Office User" w:date="2026-01-15T20:02:00Z" w16du:dateUtc="2026-01-15T19:02:00Z">
-              <w:rPr>
-                <w:sz w:val="28"/>
-                <w:szCs w:val="28"/>
-                <w:lang w:val="en-US"/>
-              </w:rPr>
-            </w:rPrChange>
+      </w:ins>
+      <w:ins w:id="272" w:author="Microsoft Office User" w:date="2026-01-15T20:05:00Z" w16du:dateUtc="2026-01-15T19:05:00Z">
+        <w:r>
+          <w:rPr>
+            <w:color w:val="2F5496" w:themeColor="accent1" w:themeShade="BF"/>
+            <w:sz w:val="28"/>
+            <w:szCs w:val="28"/>
+            <w:lang w:val="en-US"/>
           </w:rPr>
           <w:fldChar w:fldCharType="begin"/>
         </w:r>
@@ -2038,737 +2993,23 @@
             <w:sz w:val="28"/>
             <w:szCs w:val="28"/>
             <w:lang w:val="en-US"/>
-            <w:rPrChange w:id="203" w:author="Microsoft Office User" w:date="2026-01-15T20:02:00Z" w16du:dateUtc="2026-01-15T19:02:00Z">
-              <w:rPr>
-                <w:sz w:val="28"/>
-                <w:szCs w:val="28"/>
-                <w:lang w:val="en-US"/>
-              </w:rPr>
-            </w:rPrChange>
-          </w:rPr>
-          <w:instrText>HYPERLINK "</w:instrText>
-        </w:r>
-        <w:r>
-          <w:rPr>
-            <w:color w:val="2F5496" w:themeColor="accent1" w:themeShade="BF"/>
-            <w:rPrChange w:id="204" w:author="Microsoft Office User" w:date="2026-01-15T20:02:00Z" w16du:dateUtc="2026-01-15T19:02:00Z">
-              <w:rPr>
-                <w:rStyle w:val="Hyperlink"/>
-                <w:sz w:val="28"/>
-                <w:szCs w:val="28"/>
-                <w:lang w:val="en-US"/>
-              </w:rPr>
-            </w:rPrChange>
-          </w:rPr>
-          <w:instrText>https://github.com/pfeiferd/genestrip/blob/master/README.md</w:instrText>
-        </w:r>
-        <w:r>
-          <w:rPr>
-            <w:color w:val="2F5496" w:themeColor="accent1" w:themeShade="BF"/>
-            <w:sz w:val="28"/>
-            <w:szCs w:val="28"/>
-            <w:lang w:val="en-US"/>
-            <w:rPrChange w:id="205" w:author="Microsoft Office User" w:date="2026-01-15T20:02:00Z" w16du:dateUtc="2026-01-15T19:02:00Z">
-              <w:rPr>
-                <w:sz w:val="28"/>
-                <w:szCs w:val="28"/>
-                <w:lang w:val="en-US"/>
-              </w:rPr>
-            </w:rPrChange>
-          </w:rPr>
-          <w:instrText>"</w:instrText>
-        </w:r>
-        <w:r>
-          <w:rPr>
-            <w:color w:val="2F5496" w:themeColor="accent1" w:themeShade="BF"/>
-            <w:sz w:val="28"/>
-            <w:szCs w:val="28"/>
-            <w:lang w:val="en-US"/>
-          </w:rPr>
-        </w:r>
-        <w:r>
-          <w:rPr>
-            <w:color w:val="2F5496" w:themeColor="accent1" w:themeShade="BF"/>
-            <w:sz w:val="28"/>
-            <w:szCs w:val="28"/>
-            <w:lang w:val="en-US"/>
-            <w:rPrChange w:id="206" w:author="Microsoft Office User" w:date="2026-01-15T20:02:00Z" w16du:dateUtc="2026-01-15T19:02:00Z">
-              <w:rPr>
-                <w:sz w:val="28"/>
-                <w:szCs w:val="28"/>
-                <w:lang w:val="en-US"/>
-              </w:rPr>
-            </w:rPrChange>
-          </w:rPr>
-          <w:fldChar w:fldCharType="separate"/>
-        </w:r>
-        <w:r>
-          <w:rPr>
-            <w:rStyle w:val="Hyperlink"/>
-            <w:color w:val="2F5496" w:themeColor="accent1" w:themeShade="BF"/>
-            <w:sz w:val="28"/>
-            <w:szCs w:val="28"/>
-            <w:lang w:val="en-US"/>
-            <w:rPrChange w:id="207" w:author="Microsoft Office User" w:date="2026-01-15T20:02:00Z" w16du:dateUtc="2026-01-15T19:02:00Z">
-              <w:rPr>
-                <w:rStyle w:val="Hyperlink"/>
-                <w:sz w:val="28"/>
-                <w:szCs w:val="28"/>
-                <w:lang w:val="en-US"/>
-              </w:rPr>
-            </w:rPrChange>
-          </w:rPr>
-          <w:t>https://github.com/pfeiferd/genestrip/blob/master/README.md</w:t>
-        </w:r>
-        <w:r>
-          <w:rPr>
-            <w:color w:val="2F5496" w:themeColor="accent1" w:themeShade="BF"/>
-            <w:sz w:val="28"/>
-            <w:szCs w:val="28"/>
-            <w:lang w:val="en-US"/>
-            <w:rPrChange w:id="208" w:author="Microsoft Office User" w:date="2026-01-15T20:02:00Z" w16du:dateUtc="2026-01-15T19:02:00Z">
-              <w:rPr>
-                <w:sz w:val="28"/>
-                <w:szCs w:val="28"/>
-                <w:lang w:val="en-US"/>
-              </w:rPr>
-            </w:rPrChange>
-          </w:rPr>
-          <w:fldChar w:fldCharType="end"/>
-        </w:r>
-        <w:r>
-          <w:rPr>
-            <w:color w:val="2F5496" w:themeColor="accent1" w:themeShade="BF"/>
-            <w:sz w:val="28"/>
-            <w:szCs w:val="28"/>
-            <w:lang w:val="en-US"/>
-            <w:rPrChange w:id="209" w:author="Microsoft Office User" w:date="2026-01-15T20:02:00Z" w16du:dateUtc="2026-01-15T19:02:00Z">
-              <w:rPr>
-                <w:sz w:val="28"/>
-                <w:szCs w:val="28"/>
-                <w:lang w:val="en-US"/>
-              </w:rPr>
-            </w:rPrChange>
-          </w:rPr>
-          <w:t xml:space="preserve">”. </w:t>
-        </w:r>
-      </w:ins>
-      <w:ins w:id="210" w:author="Microsoft Office User" w:date="2026-01-15T19:27:00Z" w16du:dateUtc="2026-01-15T18:27:00Z">
-        <w:r>
-          <w:rPr>
-            <w:color w:val="2F5496" w:themeColor="accent1" w:themeShade="BF"/>
-            <w:sz w:val="28"/>
-            <w:szCs w:val="28"/>
-            <w:lang w:val="en-US"/>
-            <w:rPrChange w:id="211" w:author="Microsoft Office User" w:date="2026-01-15T20:02:00Z" w16du:dateUtc="2026-01-15T19:02:00Z">
-              <w:rPr>
-                <w:sz w:val="28"/>
-                <w:szCs w:val="28"/>
-                <w:lang w:val="en-US"/>
-              </w:rPr>
-            </w:rPrChange>
-          </w:rPr>
-          <w:t>T</w:t>
-        </w:r>
-      </w:ins>
-      <w:ins w:id="212" w:author="Microsoft Office User" w:date="2026-01-15T15:42:00Z" w16du:dateUtc="2026-01-15T14:42:00Z">
-        <w:r>
-          <w:rPr>
-            <w:color w:val="2F5496" w:themeColor="accent1" w:themeShade="BF"/>
-            <w:sz w:val="28"/>
-            <w:szCs w:val="28"/>
-            <w:lang w:val="en-US"/>
-            <w:rPrChange w:id="213" w:author="Microsoft Office User" w:date="2026-01-15T20:02:00Z" w16du:dateUtc="2026-01-15T19:02:00Z">
-              <w:rPr>
-                <w:sz w:val="28"/>
-                <w:szCs w:val="28"/>
-                <w:lang w:val="en-US"/>
-              </w:rPr>
-            </w:rPrChange>
-          </w:rPr>
-          <w:t xml:space="preserve">his </w:t>
-        </w:r>
-      </w:ins>
-      <w:ins w:id="214" w:author="Microsoft Office User" w:date="2026-01-15T20:06:00Z" w16du:dateUtc="2026-01-15T19:06:00Z">
-        <w:r>
-          <w:rPr>
-            <w:color w:val="2F5496" w:themeColor="accent1" w:themeShade="BF"/>
-            <w:sz w:val="28"/>
-            <w:szCs w:val="28"/>
-            <w:lang w:val="en-US"/>
-          </w:rPr>
-          <w:t xml:space="preserve">is </w:t>
-        </w:r>
-      </w:ins>
-      <w:ins w:id="215" w:author="Microsoft Office User" w:date="2026-01-15T15:42:00Z" w16du:dateUtc="2026-01-15T14:42:00Z">
-        <w:r>
-          <w:rPr>
-            <w:color w:val="2F5496" w:themeColor="accent1" w:themeShade="BF"/>
-            <w:sz w:val="28"/>
-            <w:szCs w:val="28"/>
-            <w:lang w:val="en-US"/>
-            <w:rPrChange w:id="216" w:author="Microsoft Office User" w:date="2026-01-15T20:02:00Z" w16du:dateUtc="2026-01-15T19:02:00Z">
-              <w:rPr>
-                <w:sz w:val="28"/>
-                <w:szCs w:val="28"/>
-                <w:lang w:val="en-US"/>
-              </w:rPr>
-            </w:rPrChange>
-          </w:rPr>
-          <w:t xml:space="preserve">common practice </w:t>
-        </w:r>
-      </w:ins>
-      <w:ins w:id="217" w:author="Microsoft Office User" w:date="2026-01-15T19:27:00Z" w16du:dateUtc="2026-01-15T18:27:00Z">
-        <w:r>
-          <w:rPr>
-            <w:color w:val="2F5496" w:themeColor="accent1" w:themeShade="BF"/>
-            <w:sz w:val="28"/>
-            <w:szCs w:val="28"/>
-            <w:lang w:val="en-US"/>
-            <w:rPrChange w:id="218" w:author="Microsoft Office User" w:date="2026-01-15T20:02:00Z" w16du:dateUtc="2026-01-15T19:02:00Z">
-              <w:rPr>
-                <w:sz w:val="28"/>
-                <w:szCs w:val="28"/>
-                <w:lang w:val="en-US"/>
-              </w:rPr>
-            </w:rPrChange>
-          </w:rPr>
-          <w:t>for many modern</w:t>
-        </w:r>
-      </w:ins>
-      <w:ins w:id="219" w:author="Microsoft Office User" w:date="2026-01-15T15:53:00Z" w16du:dateUtc="2026-01-15T14:53:00Z">
-        <w:r>
-          <w:rPr>
-            <w:color w:val="2F5496" w:themeColor="accent1" w:themeShade="BF"/>
-            <w:sz w:val="28"/>
-            <w:szCs w:val="28"/>
-            <w:lang w:val="en-US"/>
-            <w:rPrChange w:id="220" w:author="Microsoft Office User" w:date="2026-01-15T20:02:00Z" w16du:dateUtc="2026-01-15T19:02:00Z">
-              <w:rPr>
-                <w:sz w:val="28"/>
-                <w:szCs w:val="28"/>
-                <w:lang w:val="en-US"/>
-              </w:rPr>
-            </w:rPrChange>
-          </w:rPr>
-          <w:t xml:space="preserve"> </w:t>
-        </w:r>
-      </w:ins>
-      <w:proofErr w:type="gramStart"/>
-      <w:ins w:id="221" w:author="Microsoft Office User" w:date="2026-01-17T06:59:00Z" w16du:dateUtc="2026-01-17T05:59:00Z">
-        <w:r>
-          <w:rPr>
-            <w:color w:val="2F5496" w:themeColor="accent1" w:themeShade="BF"/>
-            <w:sz w:val="28"/>
-            <w:szCs w:val="28"/>
-            <w:lang w:val="en-US"/>
-          </w:rPr>
-          <w:t>o</w:t>
-        </w:r>
-      </w:ins>
-      <w:ins w:id="222" w:author="Microsoft Office User" w:date="2026-01-15T15:53:00Z" w16du:dateUtc="2026-01-15T14:53:00Z">
-        <w:r>
-          <w:rPr>
-            <w:color w:val="2F5496" w:themeColor="accent1" w:themeShade="BF"/>
-            <w:sz w:val="28"/>
-            <w:szCs w:val="28"/>
-            <w:lang w:val="en-US"/>
-            <w:rPrChange w:id="223" w:author="Microsoft Office User" w:date="2026-01-15T20:02:00Z" w16du:dateUtc="2026-01-15T19:02:00Z">
-              <w:rPr>
-                <w:sz w:val="28"/>
-                <w:szCs w:val="28"/>
-                <w:lang w:val="en-US"/>
-              </w:rPr>
-            </w:rPrChange>
-          </w:rPr>
-          <w:t xml:space="preserve">pen </w:t>
-        </w:r>
-      </w:ins>
-      <w:ins w:id="224" w:author="Microsoft Office User" w:date="2026-01-17T07:00:00Z" w16du:dateUtc="2026-01-17T06:00:00Z">
-        <w:r>
-          <w:rPr>
-            <w:color w:val="2F5496" w:themeColor="accent1" w:themeShade="BF"/>
-            <w:sz w:val="28"/>
-            <w:szCs w:val="28"/>
-            <w:lang w:val="en-US"/>
-          </w:rPr>
-          <w:t>s</w:t>
-        </w:r>
-      </w:ins>
-      <w:ins w:id="225" w:author="Microsoft Office User" w:date="2026-01-15T15:53:00Z" w16du:dateUtc="2026-01-15T14:53:00Z">
-        <w:r>
-          <w:rPr>
-            <w:color w:val="2F5496" w:themeColor="accent1" w:themeShade="BF"/>
-            <w:sz w:val="28"/>
-            <w:szCs w:val="28"/>
-            <w:lang w:val="en-US"/>
-            <w:rPrChange w:id="226" w:author="Microsoft Office User" w:date="2026-01-15T20:02:00Z" w16du:dateUtc="2026-01-15T19:02:00Z">
-              <w:rPr>
-                <w:sz w:val="28"/>
-                <w:szCs w:val="28"/>
-                <w:lang w:val="en-US"/>
-              </w:rPr>
-            </w:rPrChange>
-          </w:rPr>
-          <w:t>ource</w:t>
-        </w:r>
-        <w:proofErr w:type="gramEnd"/>
-        <w:r>
-          <w:rPr>
-            <w:color w:val="2F5496" w:themeColor="accent1" w:themeShade="BF"/>
-            <w:sz w:val="28"/>
-            <w:szCs w:val="28"/>
-            <w:lang w:val="en-US"/>
-            <w:rPrChange w:id="227" w:author="Microsoft Office User" w:date="2026-01-15T20:02:00Z" w16du:dateUtc="2026-01-15T19:02:00Z">
-              <w:rPr>
-                <w:sz w:val="28"/>
-                <w:szCs w:val="28"/>
-                <w:lang w:val="en-US"/>
-              </w:rPr>
-            </w:rPrChange>
-          </w:rPr>
-          <w:t xml:space="preserve"> projects </w:t>
-        </w:r>
-      </w:ins>
-      <w:ins w:id="228" w:author="Microsoft Office User" w:date="2026-01-15T15:42:00Z" w16du:dateUtc="2026-01-15T14:42:00Z">
-        <w:r>
-          <w:rPr>
-            <w:color w:val="2F5496" w:themeColor="accent1" w:themeShade="BF"/>
-            <w:sz w:val="28"/>
-            <w:szCs w:val="28"/>
-            <w:lang w:val="en-US"/>
-            <w:rPrChange w:id="229" w:author="Microsoft Office User" w:date="2026-01-15T20:02:00Z" w16du:dateUtc="2026-01-15T19:02:00Z">
-              <w:rPr>
-                <w:sz w:val="28"/>
-                <w:szCs w:val="28"/>
-                <w:lang w:val="en-US"/>
-              </w:rPr>
-            </w:rPrChange>
-          </w:rPr>
-          <w:t xml:space="preserve">and holds </w:t>
-        </w:r>
-      </w:ins>
-      <w:ins w:id="230" w:author="Microsoft Office User" w:date="2026-01-20T07:53:00Z" w16du:dateUtc="2026-01-20T06:53:00Z">
-        <w:r>
-          <w:rPr>
-            <w:color w:val="2F5496" w:themeColor="accent1" w:themeShade="BF"/>
-            <w:sz w:val="28"/>
-            <w:szCs w:val="28"/>
-            <w:lang w:val="en-US"/>
-          </w:rPr>
-          <w:t xml:space="preserve">true </w:t>
-        </w:r>
-      </w:ins>
-      <w:ins w:id="231" w:author="Microsoft Office User" w:date="2026-01-15T19:27:00Z" w16du:dateUtc="2026-01-15T18:27:00Z">
-        <w:r>
-          <w:rPr>
-            <w:color w:val="2F5496" w:themeColor="accent1" w:themeShade="BF"/>
-            <w:sz w:val="28"/>
-            <w:szCs w:val="28"/>
-            <w:lang w:val="en-US"/>
-            <w:rPrChange w:id="232" w:author="Microsoft Office User" w:date="2026-01-15T20:02:00Z" w16du:dateUtc="2026-01-15T19:02:00Z">
-              <w:rPr>
-                <w:sz w:val="28"/>
-                <w:szCs w:val="28"/>
-                <w:lang w:val="en-US"/>
-              </w:rPr>
-            </w:rPrChange>
-          </w:rPr>
-          <w:t xml:space="preserve">for </w:t>
-        </w:r>
-      </w:ins>
-      <w:ins w:id="233" w:author="Microsoft Office User" w:date="2026-01-17T07:00:00Z" w16du:dateUtc="2026-01-17T06:00:00Z">
-        <w:r>
-          <w:rPr>
-            <w:color w:val="2F5496" w:themeColor="accent1" w:themeShade="BF"/>
-            <w:sz w:val="28"/>
-            <w:szCs w:val="28"/>
-            <w:lang w:val="en-US"/>
-          </w:rPr>
-          <w:t>many renowned</w:t>
-        </w:r>
-      </w:ins>
-      <w:ins w:id="234" w:author="Microsoft Office User" w:date="2026-01-15T15:43:00Z" w16du:dateUtc="2026-01-15T14:43:00Z">
-        <w:r>
-          <w:rPr>
-            <w:color w:val="2F5496" w:themeColor="accent1" w:themeShade="BF"/>
-            <w:sz w:val="28"/>
-            <w:szCs w:val="28"/>
-            <w:lang w:val="en-US"/>
-            <w:rPrChange w:id="235" w:author="Microsoft Office User" w:date="2026-01-15T20:02:00Z" w16du:dateUtc="2026-01-15T19:02:00Z">
-              <w:rPr>
-                <w:sz w:val="28"/>
-                <w:szCs w:val="28"/>
-                <w:lang w:val="en-US"/>
-              </w:rPr>
-            </w:rPrChange>
-          </w:rPr>
-          <w:t xml:space="preserve"> bio</w:t>
-        </w:r>
-      </w:ins>
-      <w:ins w:id="236" w:author="Microsoft Office User" w:date="2026-01-20T07:53:00Z" w16du:dateUtc="2026-01-20T06:53:00Z">
-        <w:r>
-          <w:rPr>
-            <w:color w:val="2F5496" w:themeColor="accent1" w:themeShade="BF"/>
-            <w:sz w:val="28"/>
-            <w:szCs w:val="28"/>
-            <w:lang w:val="en-US"/>
-          </w:rPr>
-          <w:t xml:space="preserve"> </w:t>
-        </w:r>
-      </w:ins>
-      <w:ins w:id="237" w:author="Microsoft Office User" w:date="2026-01-15T15:43:00Z" w16du:dateUtc="2026-01-15T14:43:00Z">
-        <w:r>
-          <w:rPr>
-            <w:color w:val="2F5496" w:themeColor="accent1" w:themeShade="BF"/>
-            <w:sz w:val="28"/>
-            <w:szCs w:val="28"/>
-            <w:lang w:val="en-US"/>
-            <w:rPrChange w:id="238" w:author="Microsoft Office User" w:date="2026-01-15T20:02:00Z" w16du:dateUtc="2026-01-15T19:02:00Z">
-              <w:rPr>
-                <w:sz w:val="28"/>
-                <w:szCs w:val="28"/>
-                <w:lang w:val="en-US"/>
-              </w:rPr>
-            </w:rPrChange>
-          </w:rPr>
-          <w:t xml:space="preserve">informatics tools such as Kraken2, </w:t>
-        </w:r>
-        <w:proofErr w:type="spellStart"/>
-        <w:r>
-          <w:rPr>
-            <w:color w:val="2F5496" w:themeColor="accent1" w:themeShade="BF"/>
-            <w:sz w:val="28"/>
-            <w:szCs w:val="28"/>
-            <w:lang w:val="en-US"/>
-            <w:rPrChange w:id="239" w:author="Microsoft Office User" w:date="2026-01-15T20:02:00Z" w16du:dateUtc="2026-01-15T19:02:00Z">
-              <w:rPr>
-                <w:sz w:val="28"/>
-                <w:szCs w:val="28"/>
-                <w:lang w:val="en-US"/>
-              </w:rPr>
-            </w:rPrChange>
-          </w:rPr>
-          <w:t>KrakenUniq</w:t>
-        </w:r>
-      </w:ins>
-      <w:proofErr w:type="spellEnd"/>
-      <w:r>
-        <w:rPr>
-          <w:color w:val="2F5496" w:themeColor="accent1" w:themeShade="BF"/>
-          <w:sz w:val="28"/>
-          <w:szCs w:val="28"/>
-          <w:lang w:val="en-US"/>
-        </w:rPr>
-        <w:t>, Ganon and so on</w:t>
-      </w:r>
-      <w:ins w:id="240" w:author="Microsoft Office User" w:date="2026-01-15T15:43:00Z" w16du:dateUtc="2026-01-15T14:43:00Z">
-        <w:r>
-          <w:rPr>
-            <w:color w:val="2F5496" w:themeColor="accent1" w:themeShade="BF"/>
-            <w:sz w:val="28"/>
-            <w:szCs w:val="28"/>
-            <w:lang w:val="en-US"/>
-            <w:rPrChange w:id="241" w:author="Microsoft Office User" w:date="2026-01-15T20:02:00Z" w16du:dateUtc="2026-01-15T19:02:00Z">
-              <w:rPr>
-                <w:sz w:val="28"/>
-                <w:szCs w:val="28"/>
-                <w:lang w:val="en-US"/>
-              </w:rPr>
-            </w:rPrChange>
-          </w:rPr>
-          <w:t xml:space="preserve">. </w:t>
-        </w:r>
-      </w:ins>
-      <w:proofErr w:type="spellStart"/>
-      <w:ins w:id="242" w:author="Microsoft Office User" w:date="2026-01-15T15:54:00Z" w16du:dateUtc="2026-01-15T14:54:00Z">
-        <w:r>
-          <w:rPr>
-            <w:color w:val="2F5496" w:themeColor="accent1" w:themeShade="BF"/>
-            <w:sz w:val="28"/>
-            <w:szCs w:val="28"/>
-            <w:lang w:val="en-US"/>
-            <w:rPrChange w:id="243" w:author="Microsoft Office User" w:date="2026-01-15T20:02:00Z" w16du:dateUtc="2026-01-15T19:02:00Z">
-              <w:rPr>
-                <w:sz w:val="28"/>
-                <w:szCs w:val="28"/>
-                <w:lang w:val="en-US"/>
-              </w:rPr>
-            </w:rPrChange>
-          </w:rPr>
-          <w:t>Genestrip’s</w:t>
-        </w:r>
-        <w:proofErr w:type="spellEnd"/>
-        <w:r>
-          <w:rPr>
-            <w:color w:val="2F5496" w:themeColor="accent1" w:themeShade="BF"/>
-            <w:sz w:val="28"/>
-            <w:szCs w:val="28"/>
-            <w:lang w:val="en-US"/>
-            <w:rPrChange w:id="244" w:author="Microsoft Office User" w:date="2026-01-15T20:02:00Z" w16du:dateUtc="2026-01-15T19:02:00Z">
-              <w:rPr>
-                <w:sz w:val="28"/>
-                <w:szCs w:val="28"/>
-                <w:lang w:val="en-US"/>
-              </w:rPr>
-            </w:rPrChange>
-          </w:rPr>
-          <w:t xml:space="preserve"> </w:t>
-        </w:r>
-      </w:ins>
-      <w:ins w:id="245" w:author="Microsoft Office User" w:date="2026-01-15T15:43:00Z" w16du:dateUtc="2026-01-15T14:43:00Z">
-        <w:r>
-          <w:rPr>
-            <w:color w:val="2F5496" w:themeColor="accent1" w:themeShade="BF"/>
-            <w:sz w:val="28"/>
-            <w:szCs w:val="28"/>
-            <w:lang w:val="en-US"/>
-            <w:rPrChange w:id="246" w:author="Microsoft Office User" w:date="2026-01-15T20:02:00Z" w16du:dateUtc="2026-01-15T19:02:00Z">
-              <w:rPr>
-                <w:sz w:val="28"/>
-                <w:szCs w:val="28"/>
-                <w:lang w:val="en-US"/>
-              </w:rPr>
-            </w:rPrChange>
-          </w:rPr>
-          <w:t xml:space="preserve">online documentation </w:t>
-        </w:r>
-      </w:ins>
-      <w:ins w:id="247" w:author="Microsoft Office User" w:date="2026-01-15T15:44:00Z" w16du:dateUtc="2026-01-15T14:44:00Z">
-        <w:r>
-          <w:rPr>
-            <w:color w:val="2F5496" w:themeColor="accent1" w:themeShade="BF"/>
-            <w:sz w:val="28"/>
-            <w:szCs w:val="28"/>
-            <w:lang w:val="en-US"/>
-            <w:rPrChange w:id="248" w:author="Microsoft Office User" w:date="2026-01-15T20:02:00Z" w16du:dateUtc="2026-01-15T19:02:00Z">
-              <w:rPr>
-                <w:sz w:val="28"/>
-                <w:szCs w:val="28"/>
-                <w:lang w:val="en-US"/>
-              </w:rPr>
-            </w:rPrChange>
-          </w:rPr>
-          <w:t xml:space="preserve">includes a small but complete and fully functional tutorial on how to build </w:t>
-        </w:r>
-      </w:ins>
-      <w:ins w:id="249" w:author="Microsoft Office User" w:date="2026-01-15T15:54:00Z" w16du:dateUtc="2026-01-15T14:54:00Z">
-        <w:r>
-          <w:rPr>
-            <w:color w:val="2F5496" w:themeColor="accent1" w:themeShade="BF"/>
-            <w:sz w:val="28"/>
-            <w:szCs w:val="28"/>
-            <w:lang w:val="en-US"/>
-            <w:rPrChange w:id="250" w:author="Microsoft Office User" w:date="2026-01-15T20:02:00Z" w16du:dateUtc="2026-01-15T19:02:00Z">
-              <w:rPr>
-                <w:sz w:val="28"/>
-                <w:szCs w:val="28"/>
-                <w:lang w:val="en-US"/>
-              </w:rPr>
-            </w:rPrChange>
-          </w:rPr>
-          <w:t xml:space="preserve">a viral </w:t>
-        </w:r>
-      </w:ins>
-      <w:proofErr w:type="spellStart"/>
-      <w:ins w:id="251" w:author="Microsoft Office User" w:date="2026-01-15T15:44:00Z" w16du:dateUtc="2026-01-15T14:44:00Z">
-        <w:r>
-          <w:rPr>
-            <w:color w:val="2F5496" w:themeColor="accent1" w:themeShade="BF"/>
-            <w:sz w:val="28"/>
-            <w:szCs w:val="28"/>
-            <w:lang w:val="en-US"/>
-            <w:rPrChange w:id="252" w:author="Microsoft Office User" w:date="2026-01-15T20:02:00Z" w16du:dateUtc="2026-01-15T19:02:00Z">
-              <w:rPr>
-                <w:sz w:val="28"/>
-                <w:szCs w:val="28"/>
-                <w:lang w:val="en-US"/>
-              </w:rPr>
-            </w:rPrChange>
-          </w:rPr>
-          <w:t>Genestrip</w:t>
-        </w:r>
-        <w:proofErr w:type="spellEnd"/>
-        <w:r>
-          <w:rPr>
-            <w:color w:val="2F5496" w:themeColor="accent1" w:themeShade="BF"/>
-            <w:sz w:val="28"/>
-            <w:szCs w:val="28"/>
-            <w:lang w:val="en-US"/>
-            <w:rPrChange w:id="253" w:author="Microsoft Office User" w:date="2026-01-15T20:02:00Z" w16du:dateUtc="2026-01-15T19:02:00Z">
-              <w:rPr>
-                <w:sz w:val="28"/>
-                <w:szCs w:val="28"/>
-                <w:lang w:val="en-US"/>
-              </w:rPr>
-            </w:rPrChange>
-          </w:rPr>
-          <w:t xml:space="preserve"> database</w:t>
-        </w:r>
-      </w:ins>
-      <w:ins w:id="254" w:author="Microsoft Office User" w:date="2026-01-15T15:45:00Z" w16du:dateUtc="2026-01-15T14:45:00Z">
-        <w:r>
-          <w:rPr>
-            <w:color w:val="2F5496" w:themeColor="accent1" w:themeShade="BF"/>
-            <w:sz w:val="28"/>
-            <w:szCs w:val="28"/>
-            <w:lang w:val="en-US"/>
-            <w:rPrChange w:id="255" w:author="Microsoft Office User" w:date="2026-01-15T20:02:00Z" w16du:dateUtc="2026-01-15T19:02:00Z">
-              <w:rPr>
-                <w:sz w:val="28"/>
-                <w:szCs w:val="28"/>
-                <w:lang w:val="en-US"/>
-              </w:rPr>
-            </w:rPrChange>
-          </w:rPr>
-          <w:t xml:space="preserve"> </w:t>
-        </w:r>
-      </w:ins>
-      <w:ins w:id="256" w:author="Microsoft Office User" w:date="2026-01-15T15:54:00Z" w16du:dateUtc="2026-01-15T14:54:00Z">
-        <w:r>
-          <w:rPr>
-            <w:color w:val="2F5496" w:themeColor="accent1" w:themeShade="BF"/>
-            <w:sz w:val="28"/>
-            <w:szCs w:val="28"/>
-            <w:lang w:val="en-US"/>
-            <w:rPrChange w:id="257" w:author="Microsoft Office User" w:date="2026-01-15T20:02:00Z" w16du:dateUtc="2026-01-15T19:02:00Z">
-              <w:rPr>
-                <w:sz w:val="28"/>
-                <w:szCs w:val="28"/>
-                <w:lang w:val="en-US"/>
-              </w:rPr>
-            </w:rPrChange>
-          </w:rPr>
-          <w:t>and “your own</w:t>
-        </w:r>
-      </w:ins>
-      <w:ins w:id="258" w:author="Microsoft Office User" w:date="2026-01-15T15:55:00Z" w16du:dateUtc="2026-01-15T14:55:00Z">
-        <w:r>
-          <w:rPr>
-            <w:color w:val="2F5496" w:themeColor="accent1" w:themeShade="BF"/>
-            <w:sz w:val="28"/>
-            <w:szCs w:val="28"/>
-            <w:lang w:val="en-US"/>
-            <w:rPrChange w:id="259" w:author="Microsoft Office User" w:date="2026-01-15T20:02:00Z" w16du:dateUtc="2026-01-15T19:02:00Z">
-              <w:rPr>
-                <w:sz w:val="28"/>
-                <w:szCs w:val="28"/>
-                <w:lang w:val="en-US"/>
-              </w:rPr>
-            </w:rPrChange>
-          </w:rPr>
-          <w:t>”</w:t>
-        </w:r>
-      </w:ins>
-      <w:ins w:id="260" w:author="Microsoft Office User" w:date="2026-01-15T15:54:00Z" w16du:dateUtc="2026-01-15T14:54:00Z">
-        <w:r>
-          <w:rPr>
-            <w:color w:val="2F5496" w:themeColor="accent1" w:themeShade="BF"/>
-            <w:sz w:val="28"/>
-            <w:szCs w:val="28"/>
-            <w:lang w:val="en-US"/>
-            <w:rPrChange w:id="261" w:author="Microsoft Office User" w:date="2026-01-15T20:02:00Z" w16du:dateUtc="2026-01-15T19:02:00Z">
-              <w:rPr>
-                <w:sz w:val="28"/>
-                <w:szCs w:val="28"/>
-                <w:lang w:val="en-US"/>
-              </w:rPr>
-            </w:rPrChange>
-          </w:rPr>
-          <w:t xml:space="preserve"> database </w:t>
-        </w:r>
-      </w:ins>
-      <w:ins w:id="262" w:author="Microsoft Office User" w:date="2026-01-15T15:45:00Z" w16du:dateUtc="2026-01-15T14:45:00Z">
-        <w:r>
-          <w:rPr>
-            <w:color w:val="2F5496" w:themeColor="accent1" w:themeShade="BF"/>
-            <w:sz w:val="28"/>
-            <w:szCs w:val="28"/>
-            <w:lang w:val="en-US"/>
-            <w:rPrChange w:id="263" w:author="Microsoft Office User" w:date="2026-01-15T20:02:00Z" w16du:dateUtc="2026-01-15T19:02:00Z">
-              <w:rPr>
-                <w:sz w:val="28"/>
-                <w:szCs w:val="28"/>
-                <w:lang w:val="en-US"/>
-              </w:rPr>
-            </w:rPrChange>
-          </w:rPr>
-          <w:t xml:space="preserve">under </w:t>
-        </w:r>
-        <w:r>
-          <w:rPr>
-            <w:color w:val="2F5496" w:themeColor="accent1" w:themeShade="BF"/>
-            <w:sz w:val="32"/>
-            <w:szCs w:val="32"/>
-            <w:lang w:val="en-US"/>
-            <w:rPrChange w:id="264" w:author="Microsoft Office User" w:date="2026-01-20T07:54:00Z" w16du:dateUtc="2026-01-20T06:54:00Z">
-              <w:rPr>
-                <w:sz w:val="28"/>
-                <w:szCs w:val="28"/>
-                <w:lang w:val="en-US"/>
-              </w:rPr>
-            </w:rPrChange>
-          </w:rPr>
-          <w:t>“</w:t>
-        </w:r>
-      </w:ins>
-      <w:ins w:id="265" w:author="Microsoft Office User" w:date="2026-01-15T20:04:00Z" w16du:dateUtc="2026-01-15T19:04:00Z">
-        <w:r>
-          <w:rPr>
-            <w:color w:val="2F5496" w:themeColor="accent1" w:themeShade="BF"/>
-            <w:sz w:val="32"/>
-            <w:szCs w:val="32"/>
-            <w:lang w:val="en-US"/>
-            <w:rPrChange w:id="266" w:author="Microsoft Office User" w:date="2026-01-20T07:54:00Z" w16du:dateUtc="2026-01-20T06:54:00Z">
-              <w:rPr>
-                <w:color w:val="2F5496" w:themeColor="accent1" w:themeShade="BF"/>
-                <w:sz w:val="28"/>
-                <w:szCs w:val="28"/>
-                <w:lang w:val="en-US"/>
-              </w:rPr>
-            </w:rPrChange>
-          </w:rPr>
-          <w:fldChar w:fldCharType="begin"/>
-        </w:r>
-        <w:r>
-          <w:rPr>
-            <w:color w:val="2F5496" w:themeColor="accent1" w:themeShade="BF"/>
-            <w:sz w:val="32"/>
-            <w:szCs w:val="32"/>
-            <w:lang w:val="en-US"/>
-            <w:rPrChange w:id="267" w:author="Microsoft Office User" w:date="2026-01-20T07:54:00Z" w16du:dateUtc="2026-01-20T06:54:00Z">
-              <w:rPr>
-                <w:color w:val="2F5496" w:themeColor="accent1" w:themeShade="BF"/>
-                <w:sz w:val="28"/>
-                <w:szCs w:val="28"/>
-                <w:lang w:val="en-US"/>
-              </w:rPr>
-            </w:rPrChange>
-          </w:rPr>
-          <w:instrText>HYPERLINK "https://github.com/pfeiferd/genestrip/blob/master/README.md" \l "generating-the-sample-database"</w:instrText>
-        </w:r>
-        <w:r>
-          <w:rPr>
-            <w:color w:val="2F5496" w:themeColor="accent1" w:themeShade="BF"/>
-            <w:sz w:val="32"/>
-            <w:szCs w:val="32"/>
-            <w:lang w:val="en-US"/>
-          </w:rPr>
-        </w:r>
-        <w:r>
-          <w:rPr>
-            <w:color w:val="2F5496" w:themeColor="accent1" w:themeShade="BF"/>
-            <w:sz w:val="32"/>
-            <w:szCs w:val="32"/>
-            <w:lang w:val="en-US"/>
-            <w:rPrChange w:id="268" w:author="Microsoft Office User" w:date="2026-01-20T07:54:00Z" w16du:dateUtc="2026-01-20T06:54:00Z">
-              <w:rPr>
-                <w:color w:val="2F5496" w:themeColor="accent1" w:themeShade="BF"/>
-                <w:sz w:val="28"/>
-                <w:szCs w:val="28"/>
-                <w:lang w:val="en-US"/>
-              </w:rPr>
-            </w:rPrChange>
+          </w:rPr>
+          <w:instrText>HYPERLINK "https://github.com/pfeiferd/genestrip?tab=readme-ov-file" \l "generating-your-own-database"</w:instrText>
+        </w:r>
+        <w:r>
+          <w:rPr>
+            <w:color w:val="2F5496" w:themeColor="accent1" w:themeShade="BF"/>
+            <w:sz w:val="28"/>
+            <w:szCs w:val="28"/>
+            <w:lang w:val="en-US"/>
+          </w:rPr>
+        </w:r>
+        <w:r>
+          <w:rPr>
+            <w:color w:val="2F5496" w:themeColor="accent1" w:themeShade="BF"/>
+            <w:sz w:val="28"/>
+            <w:szCs w:val="28"/>
+            <w:lang w:val="en-US"/>
           </w:rPr>
           <w:fldChar w:fldCharType="separate"/>
         </w:r>
@@ -2776,114 +3017,11 @@
           <w:rPr>
             <w:rStyle w:val="Hyperlink"/>
             <w:color w:val="034990" w:themeColor="hyperlink" w:themeShade="BF"/>
-            <w:rPrChange w:id="269" w:author="Microsoft Office User" w:date="2026-01-20T07:54:00Z" w16du:dateUtc="2026-01-20T06:54:00Z">
-              <w:rPr>
-                <w:sz w:val="28"/>
-                <w:szCs w:val="28"/>
-                <w:lang w:val="en-US"/>
-              </w:rPr>
-            </w:rPrChange>
-          </w:rPr>
-          <w:t>https://github.com/pfeiferd/genestrip/blob/master/README.md#generating-the-sample-database</w:t>
-        </w:r>
-        <w:r>
-          <w:rPr>
-            <w:color w:val="2F5496" w:themeColor="accent1" w:themeShade="BF"/>
-            <w:sz w:val="32"/>
-            <w:szCs w:val="32"/>
-            <w:lang w:val="en-US"/>
-            <w:rPrChange w:id="270" w:author="Microsoft Office User" w:date="2026-01-20T07:54:00Z" w16du:dateUtc="2026-01-20T06:54:00Z">
-              <w:rPr>
-                <w:color w:val="2F5496" w:themeColor="accent1" w:themeShade="BF"/>
-                <w:sz w:val="28"/>
-                <w:szCs w:val="28"/>
-                <w:lang w:val="en-US"/>
-              </w:rPr>
-            </w:rPrChange>
-          </w:rPr>
-          <w:fldChar w:fldCharType="end"/>
-        </w:r>
-      </w:ins>
-      <w:ins w:id="271" w:author="Microsoft Office User" w:date="2026-01-15T15:45:00Z" w16du:dateUtc="2026-01-15T14:45:00Z">
-        <w:r>
-          <w:rPr>
-            <w:color w:val="2F5496" w:themeColor="accent1" w:themeShade="BF"/>
-            <w:sz w:val="32"/>
-            <w:szCs w:val="32"/>
-            <w:lang w:val="en-US"/>
-            <w:rPrChange w:id="272" w:author="Microsoft Office User" w:date="2026-01-20T07:54:00Z" w16du:dateUtc="2026-01-20T06:54:00Z">
-              <w:rPr>
-                <w:sz w:val="28"/>
-                <w:szCs w:val="28"/>
-                <w:lang w:val="en-US"/>
-              </w:rPr>
-            </w:rPrChange>
-          </w:rPr>
-          <w:t xml:space="preserve">” </w:t>
-        </w:r>
-        <w:r>
-          <w:rPr>
-            <w:color w:val="2F5496" w:themeColor="accent1" w:themeShade="BF"/>
-            <w:sz w:val="28"/>
-            <w:szCs w:val="28"/>
-            <w:lang w:val="en-US"/>
-            <w:rPrChange w:id="273" w:author="Microsoft Office User" w:date="2026-01-15T20:02:00Z" w16du:dateUtc="2026-01-15T19:02:00Z">
-              <w:rPr>
-                <w:sz w:val="28"/>
-                <w:szCs w:val="28"/>
-                <w:lang w:val="en-US"/>
-              </w:rPr>
-            </w:rPrChange>
-          </w:rPr>
-          <w:t xml:space="preserve">and </w:t>
-        </w:r>
-      </w:ins>
-      <w:ins w:id="274" w:author="Microsoft Office User" w:date="2026-01-15T20:02:00Z" w16du:dateUtc="2026-01-15T19:02:00Z">
-        <w:r>
-          <w:rPr>
-            <w:color w:val="2F5496" w:themeColor="accent1" w:themeShade="BF"/>
-            <w:sz w:val="28"/>
-            <w:szCs w:val="28"/>
-            <w:lang w:val="en-US"/>
-          </w:rPr>
-          <w:t>“</w:t>
-        </w:r>
-      </w:ins>
-      <w:ins w:id="275" w:author="Microsoft Office User" w:date="2026-01-15T20:05:00Z" w16du:dateUtc="2026-01-15T19:05:00Z">
-        <w:r>
-          <w:rPr>
-            <w:color w:val="2F5496" w:themeColor="accent1" w:themeShade="BF"/>
-            <w:sz w:val="28"/>
-            <w:szCs w:val="28"/>
-            <w:lang w:val="en-US"/>
-          </w:rPr>
-          <w:fldChar w:fldCharType="begin"/>
-        </w:r>
-        <w:r>
-          <w:rPr>
-            <w:color w:val="2F5496" w:themeColor="accent1" w:themeShade="BF"/>
-            <w:sz w:val="28"/>
-            <w:szCs w:val="28"/>
-            <w:lang w:val="en-US"/>
-          </w:rPr>
-          <w:instrText>HYPERLINK "https://github.com/pfeiferd/genestrip?tab=readme-ov-file" \l "generating-your-own-database"</w:instrText>
-        </w:r>
-        <w:r>
-          <w:rPr>
-            <w:color w:val="2F5496" w:themeColor="accent1" w:themeShade="BF"/>
-            <w:sz w:val="28"/>
-            <w:szCs w:val="28"/>
-            <w:lang w:val="en-US"/>
-          </w:rPr>
-        </w:r>
-        <w:r>
-          <w:rPr>
-            <w:color w:val="2F5496" w:themeColor="accent1" w:themeShade="BF"/>
-            <w:sz w:val="28"/>
-            <w:szCs w:val="28"/>
-            <w:lang w:val="en-US"/>
-          </w:rPr>
-          <w:fldChar w:fldCharType="separate"/>
+            <w:sz w:val="28"/>
+            <w:szCs w:val="28"/>
+            <w:lang w:val="en-US"/>
+          </w:rPr>
+          <w:t>https://github.com/pfeiferd/genestrip?tab=readme-ov-file#generating-y</w:t>
         </w:r>
         <w:r>
           <w:rPr>
@@ -2893,7 +3031,17 @@
             <w:szCs w:val="28"/>
             <w:lang w:val="en-US"/>
           </w:rPr>
-          <w:t>https://github.com/pfeiferd/genestrip?tab=readme-ov-file#generating-your-own-database</w:t>
+          <w:t>o</w:t>
+        </w:r>
+        <w:r>
+          <w:rPr>
+            <w:rStyle w:val="Hyperlink"/>
+            <w:color w:val="034990" w:themeColor="hyperlink" w:themeShade="BF"/>
+            <w:sz w:val="28"/>
+            <w:szCs w:val="28"/>
+            <w:lang w:val="en-US"/>
+          </w:rPr>
+          <w:t>ur-own-database</w:t>
         </w:r>
         <w:r>
           <w:rPr>
@@ -2905,7 +3053,7 @@
           <w:fldChar w:fldCharType="end"/>
         </w:r>
       </w:ins>
-      <w:ins w:id="276" w:author="Microsoft Office User" w:date="2026-01-15T20:02:00Z" w16du:dateUtc="2026-01-15T19:02:00Z">
+      <w:ins w:id="273" w:author="Microsoft Office User" w:date="2026-01-15T20:02:00Z" w16du:dateUtc="2026-01-15T19:02:00Z">
         <w:r>
           <w:rPr>
             <w:color w:val="2F5496" w:themeColor="accent1" w:themeShade="BF"/>
@@ -2921,14 +3069,14 @@
       <w:pPr>
         <w:pStyle w:val="u-mb-24"/>
         <w:rPr>
-          <w:ins w:id="277" w:author="Microsoft Office User" w:date="2026-01-15T15:59:00Z" w16du:dateUtc="2026-01-15T14:59:00Z"/>
-          <w:color w:val="2F5496" w:themeColor="accent1" w:themeShade="BF"/>
-          <w:sz w:val="28"/>
-          <w:szCs w:val="28"/>
-          <w:lang w:val="en-US"/>
-          <w:rPrChange w:id="278" w:author="Microsoft Office User" w:date="2026-01-15T20:02:00Z" w16du:dateUtc="2026-01-15T19:02:00Z">
+          <w:ins w:id="274" w:author="Microsoft Office User" w:date="2026-01-15T15:59:00Z" w16du:dateUtc="2026-01-15T14:59:00Z"/>
+          <w:color w:val="2F5496" w:themeColor="accent1" w:themeShade="BF"/>
+          <w:sz w:val="28"/>
+          <w:szCs w:val="28"/>
+          <w:lang w:val="en-US"/>
+          <w:rPrChange w:id="275" w:author="Microsoft Office User" w:date="2026-01-15T20:02:00Z" w16du:dateUtc="2026-01-15T19:02:00Z">
             <w:rPr>
-              <w:ins w:id="279" w:author="Microsoft Office User" w:date="2026-01-15T15:59:00Z" w16du:dateUtc="2026-01-15T14:59:00Z"/>
+              <w:ins w:id="276" w:author="Microsoft Office User" w:date="2026-01-15T15:59:00Z" w16du:dateUtc="2026-01-15T14:59:00Z"/>
               <w:sz w:val="28"/>
               <w:szCs w:val="28"/>
               <w:lang w:val="en-US"/>
@@ -2936,7 +3084,7 @@
           </w:rPrChange>
         </w:rPr>
       </w:pPr>
-      <w:ins w:id="280" w:author="Microsoft Office User" w:date="2026-01-15T15:46:00Z" w16du:dateUtc="2026-01-15T14:46:00Z">
+      <w:ins w:id="277" w:author="Microsoft Office User" w:date="2026-01-15T15:46:00Z" w16du:dateUtc="2026-01-15T14:46:00Z">
         <w:r>
           <w:rPr>
             <w:b/>
@@ -2945,7 +3093,7 @@
             <w:sz w:val="28"/>
             <w:szCs w:val="28"/>
             <w:lang w:val="en-US"/>
-            <w:rPrChange w:id="281" w:author="Microsoft Office User" w:date="2026-01-15T20:02:00Z" w16du:dateUtc="2026-01-15T19:02:00Z">
+            <w:rPrChange w:id="278" w:author="Microsoft Office User" w:date="2026-01-15T20:02:00Z" w16du:dateUtc="2026-01-15T19:02:00Z">
               <w:rPr>
                 <w:b/>
                 <w:bCs/>
@@ -2958,14 +3106,14 @@
           <w:t xml:space="preserve">Action: </w:t>
         </w:r>
       </w:ins>
-      <w:ins w:id="282" w:author="Microsoft Office User" w:date="2026-01-15T15:56:00Z" w16du:dateUtc="2026-01-15T14:56:00Z">
-        <w:r>
-          <w:rPr>
-            <w:color w:val="2F5496" w:themeColor="accent1" w:themeShade="BF"/>
-            <w:sz w:val="28"/>
-            <w:szCs w:val="28"/>
-            <w:lang w:val="en-US"/>
-            <w:rPrChange w:id="283" w:author="Microsoft Office User" w:date="2026-01-15T20:02:00Z" w16du:dateUtc="2026-01-15T19:02:00Z">
+      <w:ins w:id="279" w:author="Microsoft Office User" w:date="2026-01-15T15:56:00Z" w16du:dateUtc="2026-01-15T14:56:00Z">
+        <w:r>
+          <w:rPr>
+            <w:color w:val="2F5496" w:themeColor="accent1" w:themeShade="BF"/>
+            <w:sz w:val="28"/>
+            <w:szCs w:val="28"/>
+            <w:lang w:val="en-US"/>
+            <w:rPrChange w:id="280" w:author="Microsoft Office User" w:date="2026-01-15T20:02:00Z" w16du:dateUtc="2026-01-15T19:02:00Z">
               <w:rPr>
                 <w:sz w:val="28"/>
                 <w:szCs w:val="28"/>
@@ -2976,14 +3124,14 @@
           <w:t>The</w:t>
         </w:r>
       </w:ins>
-      <w:ins w:id="284" w:author="Microsoft Office User" w:date="2026-01-15T15:48:00Z" w16du:dateUtc="2026-01-15T14:48:00Z">
-        <w:r>
-          <w:rPr>
-            <w:color w:val="2F5496" w:themeColor="accent1" w:themeShade="BF"/>
-            <w:sz w:val="28"/>
-            <w:szCs w:val="28"/>
-            <w:lang w:val="en-US"/>
-            <w:rPrChange w:id="285" w:author="Microsoft Office User" w:date="2026-01-15T20:02:00Z" w16du:dateUtc="2026-01-15T19:02:00Z">
+      <w:ins w:id="281" w:author="Microsoft Office User" w:date="2026-01-15T15:48:00Z" w16du:dateUtc="2026-01-15T14:48:00Z">
+        <w:r>
+          <w:rPr>
+            <w:color w:val="2F5496" w:themeColor="accent1" w:themeShade="BF"/>
+            <w:sz w:val="28"/>
+            <w:szCs w:val="28"/>
+            <w:lang w:val="en-US"/>
+            <w:rPrChange w:id="282" w:author="Microsoft Office User" w:date="2026-01-15T20:02:00Z" w16du:dateUtc="2026-01-15T19:02:00Z">
               <w:rPr>
                 <w:sz w:val="28"/>
                 <w:szCs w:val="28"/>
@@ -2994,14 +3142,14 @@
           <w:t xml:space="preserve"> reviewer </w:t>
         </w:r>
       </w:ins>
-      <w:ins w:id="286" w:author="Microsoft Office User" w:date="2026-01-15T15:57:00Z" w16du:dateUtc="2026-01-15T14:57:00Z">
-        <w:r>
-          <w:rPr>
-            <w:color w:val="2F5496" w:themeColor="accent1" w:themeShade="BF"/>
-            <w:sz w:val="28"/>
-            <w:szCs w:val="28"/>
-            <w:lang w:val="en-US"/>
-            <w:rPrChange w:id="287" w:author="Microsoft Office User" w:date="2026-01-15T20:02:00Z" w16du:dateUtc="2026-01-15T19:02:00Z">
+      <w:ins w:id="283" w:author="Microsoft Office User" w:date="2026-01-15T15:57:00Z" w16du:dateUtc="2026-01-15T14:57:00Z">
+        <w:r>
+          <w:rPr>
+            <w:color w:val="2F5496" w:themeColor="accent1" w:themeShade="BF"/>
+            <w:sz w:val="28"/>
+            <w:szCs w:val="28"/>
+            <w:lang w:val="en-US"/>
+            <w:rPrChange w:id="284" w:author="Microsoft Office User" w:date="2026-01-15T20:02:00Z" w16du:dateUtc="2026-01-15T19:02:00Z">
               <w:rPr>
                 <w:sz w:val="28"/>
                 <w:szCs w:val="28"/>
@@ -3012,14 +3160,14 @@
           <w:t xml:space="preserve">has a point and </w:t>
         </w:r>
       </w:ins>
-      <w:ins w:id="288" w:author="Microsoft Office User" w:date="2026-01-15T15:48:00Z" w16du:dateUtc="2026-01-15T14:48:00Z">
-        <w:r>
-          <w:rPr>
-            <w:color w:val="2F5496" w:themeColor="accent1" w:themeShade="BF"/>
-            <w:sz w:val="28"/>
-            <w:szCs w:val="28"/>
-            <w:lang w:val="en-US"/>
-            <w:rPrChange w:id="289" w:author="Microsoft Office User" w:date="2026-01-15T20:02:00Z" w16du:dateUtc="2026-01-15T19:02:00Z">
+      <w:ins w:id="285" w:author="Microsoft Office User" w:date="2026-01-15T15:48:00Z" w16du:dateUtc="2026-01-15T14:48:00Z">
+        <w:r>
+          <w:rPr>
+            <w:color w:val="2F5496" w:themeColor="accent1" w:themeShade="BF"/>
+            <w:sz w:val="28"/>
+            <w:szCs w:val="28"/>
+            <w:lang w:val="en-US"/>
+            <w:rPrChange w:id="286" w:author="Microsoft Office User" w:date="2026-01-15T20:02:00Z" w16du:dateUtc="2026-01-15T19:02:00Z">
               <w:rPr>
                 <w:sz w:val="28"/>
                 <w:szCs w:val="28"/>
@@ -3030,14 +3178,14 @@
           <w:t xml:space="preserve">made us aware </w:t>
         </w:r>
       </w:ins>
-      <w:ins w:id="290" w:author="Microsoft Office User" w:date="2026-01-15T15:46:00Z" w16du:dateUtc="2026-01-15T14:46:00Z">
-        <w:r>
-          <w:rPr>
-            <w:color w:val="2F5496" w:themeColor="accent1" w:themeShade="BF"/>
-            <w:sz w:val="28"/>
-            <w:szCs w:val="28"/>
-            <w:lang w:val="en-US"/>
-            <w:rPrChange w:id="291" w:author="Microsoft Office User" w:date="2026-01-15T20:02:00Z" w16du:dateUtc="2026-01-15T19:02:00Z">
+      <w:ins w:id="287" w:author="Microsoft Office User" w:date="2026-01-15T15:46:00Z" w16du:dateUtc="2026-01-15T14:46:00Z">
+        <w:r>
+          <w:rPr>
+            <w:color w:val="2F5496" w:themeColor="accent1" w:themeShade="BF"/>
+            <w:sz w:val="28"/>
+            <w:szCs w:val="28"/>
+            <w:lang w:val="en-US"/>
+            <w:rPrChange w:id="288" w:author="Microsoft Office User" w:date="2026-01-15T20:02:00Z" w16du:dateUtc="2026-01-15T19:02:00Z">
               <w:rPr>
                 <w:sz w:val="28"/>
                 <w:szCs w:val="28"/>
@@ -3048,14 +3196,14 @@
           <w:t xml:space="preserve">that </w:t>
         </w:r>
       </w:ins>
-      <w:ins w:id="292" w:author="Microsoft Office User" w:date="2026-01-15T15:47:00Z" w16du:dateUtc="2026-01-15T14:47:00Z">
-        <w:r>
-          <w:rPr>
-            <w:color w:val="2F5496" w:themeColor="accent1" w:themeShade="BF"/>
-            <w:sz w:val="28"/>
-            <w:szCs w:val="28"/>
-            <w:lang w:val="en-US"/>
-            <w:rPrChange w:id="293" w:author="Microsoft Office User" w:date="2026-01-15T20:02:00Z" w16du:dateUtc="2026-01-15T19:02:00Z">
+      <w:ins w:id="289" w:author="Microsoft Office User" w:date="2026-01-15T15:47:00Z" w16du:dateUtc="2026-01-15T14:47:00Z">
+        <w:r>
+          <w:rPr>
+            <w:color w:val="2F5496" w:themeColor="accent1" w:themeShade="BF"/>
+            <w:sz w:val="28"/>
+            <w:szCs w:val="28"/>
+            <w:lang w:val="en-US"/>
+            <w:rPrChange w:id="290" w:author="Microsoft Office User" w:date="2026-01-15T20:02:00Z" w16du:dateUtc="2026-01-15T19:02:00Z">
               <w:rPr>
                 <w:sz w:val="28"/>
                 <w:szCs w:val="28"/>
@@ -3066,14 +3214,14 @@
           <w:t xml:space="preserve">that </w:t>
         </w:r>
       </w:ins>
-      <w:ins w:id="294" w:author="Microsoft Office User" w:date="2026-01-15T15:55:00Z" w16du:dateUtc="2026-01-15T14:55:00Z">
-        <w:r>
-          <w:rPr>
-            <w:color w:val="2F5496" w:themeColor="accent1" w:themeShade="BF"/>
-            <w:sz w:val="28"/>
-            <w:szCs w:val="28"/>
-            <w:lang w:val="en-US"/>
-            <w:rPrChange w:id="295" w:author="Microsoft Office User" w:date="2026-01-15T20:02:00Z" w16du:dateUtc="2026-01-15T19:02:00Z">
+      <w:ins w:id="291" w:author="Microsoft Office User" w:date="2026-01-15T15:55:00Z" w16du:dateUtc="2026-01-15T14:55:00Z">
+        <w:r>
+          <w:rPr>
+            <w:color w:val="2F5496" w:themeColor="accent1" w:themeShade="BF"/>
+            <w:sz w:val="28"/>
+            <w:szCs w:val="28"/>
+            <w:lang w:val="en-US"/>
+            <w:rPrChange w:id="292" w:author="Microsoft Office User" w:date="2026-01-15T20:02:00Z" w16du:dateUtc="2026-01-15T19:02:00Z">
               <w:rPr>
                 <w:sz w:val="28"/>
                 <w:szCs w:val="28"/>
@@ -3084,14 +3232,14 @@
           <w:t xml:space="preserve">many </w:t>
         </w:r>
       </w:ins>
-      <w:ins w:id="296" w:author="Microsoft Office User" w:date="2026-01-15T15:47:00Z" w16du:dateUtc="2026-01-15T14:47:00Z">
-        <w:r>
-          <w:rPr>
-            <w:color w:val="2F5496" w:themeColor="accent1" w:themeShade="BF"/>
-            <w:sz w:val="28"/>
-            <w:szCs w:val="28"/>
-            <w:lang w:val="en-US"/>
-            <w:rPrChange w:id="297" w:author="Microsoft Office User" w:date="2026-01-15T20:02:00Z" w16du:dateUtc="2026-01-15T19:02:00Z">
+      <w:ins w:id="293" w:author="Microsoft Office User" w:date="2026-01-15T15:47:00Z" w16du:dateUtc="2026-01-15T14:47:00Z">
+        <w:r>
+          <w:rPr>
+            <w:color w:val="2F5496" w:themeColor="accent1" w:themeShade="BF"/>
+            <w:sz w:val="28"/>
+            <w:szCs w:val="28"/>
+            <w:lang w:val="en-US"/>
+            <w:rPrChange w:id="294" w:author="Microsoft Office User" w:date="2026-01-15T20:02:00Z" w16du:dateUtc="2026-01-15T19:02:00Z">
               <w:rPr>
                 <w:sz w:val="28"/>
                 <w:szCs w:val="28"/>
@@ -3102,14 +3250,14 @@
           <w:t xml:space="preserve">interested readers might want to get </w:t>
         </w:r>
       </w:ins>
-      <w:ins w:id="298" w:author="Microsoft Office User" w:date="2026-01-15T15:55:00Z" w16du:dateUtc="2026-01-15T14:55:00Z">
-        <w:r>
-          <w:rPr>
-            <w:color w:val="2F5496" w:themeColor="accent1" w:themeShade="BF"/>
-            <w:sz w:val="28"/>
-            <w:szCs w:val="28"/>
-            <w:lang w:val="en-US"/>
-            <w:rPrChange w:id="299" w:author="Microsoft Office User" w:date="2026-01-15T20:02:00Z" w16du:dateUtc="2026-01-15T19:02:00Z">
+      <w:ins w:id="295" w:author="Microsoft Office User" w:date="2026-01-15T15:55:00Z" w16du:dateUtc="2026-01-15T14:55:00Z">
+        <w:r>
+          <w:rPr>
+            <w:color w:val="2F5496" w:themeColor="accent1" w:themeShade="BF"/>
+            <w:sz w:val="28"/>
+            <w:szCs w:val="28"/>
+            <w:lang w:val="en-US"/>
+            <w:rPrChange w:id="296" w:author="Microsoft Office User" w:date="2026-01-15T20:02:00Z" w16du:dateUtc="2026-01-15T19:02:00Z">
               <w:rPr>
                 <w:sz w:val="28"/>
                 <w:szCs w:val="28"/>
@@ -3120,14 +3268,14 @@
           <w:t xml:space="preserve">a </w:t>
         </w:r>
       </w:ins>
-      <w:ins w:id="300" w:author="Microsoft Office User" w:date="2026-01-15T15:47:00Z" w16du:dateUtc="2026-01-15T14:47:00Z">
-        <w:r>
-          <w:rPr>
-            <w:color w:val="2F5496" w:themeColor="accent1" w:themeShade="BF"/>
-            <w:sz w:val="28"/>
-            <w:szCs w:val="28"/>
-            <w:lang w:val="en-US"/>
-            <w:rPrChange w:id="301" w:author="Microsoft Office User" w:date="2026-01-15T20:02:00Z" w16du:dateUtc="2026-01-15T19:02:00Z">
+      <w:ins w:id="297" w:author="Microsoft Office User" w:date="2026-01-15T15:47:00Z" w16du:dateUtc="2026-01-15T14:47:00Z">
+        <w:r>
+          <w:rPr>
+            <w:color w:val="2F5496" w:themeColor="accent1" w:themeShade="BF"/>
+            <w:sz w:val="28"/>
+            <w:szCs w:val="28"/>
+            <w:lang w:val="en-US"/>
+            <w:rPrChange w:id="298" w:author="Microsoft Office User" w:date="2026-01-15T20:02:00Z" w16du:dateUtc="2026-01-15T19:02:00Z">
               <w:rPr>
                 <w:sz w:val="28"/>
                 <w:szCs w:val="28"/>
@@ -3138,14 +3286,14 @@
           <w:t>good impression on how to use the tool right when reading the paper.</w:t>
         </w:r>
       </w:ins>
-      <w:ins w:id="302" w:author="Microsoft Office User" w:date="2026-01-15T15:46:00Z" w16du:dateUtc="2026-01-15T14:46:00Z">
-        <w:r>
-          <w:rPr>
-            <w:color w:val="2F5496" w:themeColor="accent1" w:themeShade="BF"/>
-            <w:sz w:val="28"/>
-            <w:szCs w:val="28"/>
-            <w:lang w:val="en-US"/>
-            <w:rPrChange w:id="303" w:author="Microsoft Office User" w:date="2026-01-15T20:02:00Z" w16du:dateUtc="2026-01-15T19:02:00Z">
+      <w:ins w:id="299" w:author="Microsoft Office User" w:date="2026-01-15T15:46:00Z" w16du:dateUtc="2026-01-15T14:46:00Z">
+        <w:r>
+          <w:rPr>
+            <w:color w:val="2F5496" w:themeColor="accent1" w:themeShade="BF"/>
+            <w:sz w:val="28"/>
+            <w:szCs w:val="28"/>
+            <w:lang w:val="en-US"/>
+            <w:rPrChange w:id="300" w:author="Microsoft Office User" w:date="2026-01-15T20:02:00Z" w16du:dateUtc="2026-01-15T19:02:00Z">
               <w:rPr>
                 <w:sz w:val="28"/>
                 <w:szCs w:val="28"/>
@@ -3156,14 +3304,14 @@
           <w:t xml:space="preserve"> </w:t>
         </w:r>
       </w:ins>
-      <w:ins w:id="304" w:author="Microsoft Office User" w:date="2026-01-15T15:49:00Z" w16du:dateUtc="2026-01-15T14:49:00Z">
-        <w:r>
-          <w:rPr>
-            <w:color w:val="2F5496" w:themeColor="accent1" w:themeShade="BF"/>
-            <w:sz w:val="28"/>
-            <w:szCs w:val="28"/>
-            <w:lang w:val="en-US"/>
-            <w:rPrChange w:id="305" w:author="Microsoft Office User" w:date="2026-01-15T20:02:00Z" w16du:dateUtc="2026-01-15T19:02:00Z">
+      <w:ins w:id="301" w:author="Microsoft Office User" w:date="2026-01-15T15:49:00Z" w16du:dateUtc="2026-01-15T14:49:00Z">
+        <w:r>
+          <w:rPr>
+            <w:color w:val="2F5496" w:themeColor="accent1" w:themeShade="BF"/>
+            <w:sz w:val="28"/>
+            <w:szCs w:val="28"/>
+            <w:lang w:val="en-US"/>
+            <w:rPrChange w:id="302" w:author="Microsoft Office User" w:date="2026-01-15T20:02:00Z" w16du:dateUtc="2026-01-15T19:02:00Z">
               <w:rPr>
                 <w:sz w:val="28"/>
                 <w:szCs w:val="28"/>
@@ -3174,14 +3322,14 @@
           <w:t>Also</w:t>
         </w:r>
       </w:ins>
-      <w:ins w:id="306" w:author="Microsoft Office User" w:date="2026-01-15T15:55:00Z" w16du:dateUtc="2026-01-15T14:55:00Z">
-        <w:r>
-          <w:rPr>
-            <w:color w:val="2F5496" w:themeColor="accent1" w:themeShade="BF"/>
-            <w:sz w:val="28"/>
-            <w:szCs w:val="28"/>
-            <w:lang w:val="en-US"/>
-            <w:rPrChange w:id="307" w:author="Microsoft Office User" w:date="2026-01-15T20:02:00Z" w16du:dateUtc="2026-01-15T19:02:00Z">
+      <w:ins w:id="303" w:author="Microsoft Office User" w:date="2026-01-15T15:55:00Z" w16du:dateUtc="2026-01-15T14:55:00Z">
+        <w:r>
+          <w:rPr>
+            <w:color w:val="2F5496" w:themeColor="accent1" w:themeShade="BF"/>
+            <w:sz w:val="28"/>
+            <w:szCs w:val="28"/>
+            <w:lang w:val="en-US"/>
+            <w:rPrChange w:id="304" w:author="Microsoft Office User" w:date="2026-01-15T20:02:00Z" w16du:dateUtc="2026-01-15T19:02:00Z">
               <w:rPr>
                 <w:sz w:val="28"/>
                 <w:szCs w:val="28"/>
@@ -3192,14 +3340,14 @@
           <w:t>,</w:t>
         </w:r>
       </w:ins>
-      <w:ins w:id="308" w:author="Microsoft Office User" w:date="2026-01-15T15:49:00Z" w16du:dateUtc="2026-01-15T14:49:00Z">
-        <w:r>
-          <w:rPr>
-            <w:color w:val="2F5496" w:themeColor="accent1" w:themeShade="BF"/>
-            <w:sz w:val="28"/>
-            <w:szCs w:val="28"/>
-            <w:lang w:val="en-US"/>
-            <w:rPrChange w:id="309" w:author="Microsoft Office User" w:date="2026-01-15T20:02:00Z" w16du:dateUtc="2026-01-15T19:02:00Z">
+      <w:ins w:id="305" w:author="Microsoft Office User" w:date="2026-01-15T15:49:00Z" w16du:dateUtc="2026-01-15T14:49:00Z">
+        <w:r>
+          <w:rPr>
+            <w:color w:val="2F5496" w:themeColor="accent1" w:themeShade="BF"/>
+            <w:sz w:val="28"/>
+            <w:szCs w:val="28"/>
+            <w:lang w:val="en-US"/>
+            <w:rPrChange w:id="306" w:author="Microsoft Office User" w:date="2026-01-15T20:02:00Z" w16du:dateUtc="2026-01-15T19:02:00Z">
               <w:rPr>
                 <w:sz w:val="28"/>
                 <w:szCs w:val="28"/>
@@ -3210,14 +3358,14 @@
           <w:t xml:space="preserve"> </w:t>
         </w:r>
       </w:ins>
-      <w:ins w:id="310" w:author="Microsoft Office User" w:date="2026-01-15T15:58:00Z" w16du:dateUtc="2026-01-15T14:58:00Z">
-        <w:r>
-          <w:rPr>
-            <w:color w:val="2F5496" w:themeColor="accent1" w:themeShade="BF"/>
-            <w:sz w:val="28"/>
-            <w:szCs w:val="28"/>
-            <w:lang w:val="en-US"/>
-            <w:rPrChange w:id="311" w:author="Microsoft Office User" w:date="2026-01-15T20:02:00Z" w16du:dateUtc="2026-01-15T19:02:00Z">
+      <w:ins w:id="307" w:author="Microsoft Office User" w:date="2026-01-15T15:58:00Z" w16du:dateUtc="2026-01-15T14:58:00Z">
+        <w:r>
+          <w:rPr>
+            <w:color w:val="2F5496" w:themeColor="accent1" w:themeShade="BF"/>
+            <w:sz w:val="28"/>
+            <w:szCs w:val="28"/>
+            <w:lang w:val="en-US"/>
+            <w:rPrChange w:id="308" w:author="Microsoft Office User" w:date="2026-01-15T20:02:00Z" w16du:dateUtc="2026-01-15T19:02:00Z">
               <w:rPr>
                 <w:sz w:val="28"/>
                 <w:szCs w:val="28"/>
@@ -3228,14 +3376,14 @@
           <w:t xml:space="preserve">for </w:t>
         </w:r>
       </w:ins>
-      <w:ins w:id="312" w:author="Microsoft Office User" w:date="2026-01-15T19:31:00Z" w16du:dateUtc="2026-01-15T18:31:00Z">
-        <w:r>
-          <w:rPr>
-            <w:color w:val="2F5496" w:themeColor="accent1" w:themeShade="BF"/>
-            <w:sz w:val="28"/>
-            <w:szCs w:val="28"/>
-            <w:lang w:val="en-US"/>
-            <w:rPrChange w:id="313" w:author="Microsoft Office User" w:date="2026-01-15T20:02:00Z" w16du:dateUtc="2026-01-15T19:02:00Z">
+      <w:ins w:id="309" w:author="Microsoft Office User" w:date="2026-01-15T19:31:00Z" w16du:dateUtc="2026-01-15T18:31:00Z">
+        <w:r>
+          <w:rPr>
+            <w:color w:val="2F5496" w:themeColor="accent1" w:themeShade="BF"/>
+            <w:sz w:val="28"/>
+            <w:szCs w:val="28"/>
+            <w:lang w:val="en-US"/>
+            <w:rPrChange w:id="310" w:author="Microsoft Office User" w:date="2026-01-15T20:02:00Z" w16du:dateUtc="2026-01-15T19:02:00Z">
               <w:rPr>
                 <w:sz w:val="28"/>
                 <w:szCs w:val="28"/>
@@ -3246,14 +3394,14 @@
           <w:t xml:space="preserve">many </w:t>
         </w:r>
       </w:ins>
-      <w:ins w:id="314" w:author="Microsoft Office User" w:date="2026-01-15T15:58:00Z" w16du:dateUtc="2026-01-15T14:58:00Z">
-        <w:r>
-          <w:rPr>
-            <w:color w:val="2F5496" w:themeColor="accent1" w:themeShade="BF"/>
-            <w:sz w:val="28"/>
-            <w:szCs w:val="28"/>
-            <w:lang w:val="en-US"/>
-            <w:rPrChange w:id="315" w:author="Microsoft Office User" w:date="2026-01-15T20:02:00Z" w16du:dateUtc="2026-01-15T19:02:00Z">
+      <w:ins w:id="311" w:author="Microsoft Office User" w:date="2026-01-15T15:58:00Z" w16du:dateUtc="2026-01-15T14:58:00Z">
+        <w:r>
+          <w:rPr>
+            <w:color w:val="2F5496" w:themeColor="accent1" w:themeShade="BF"/>
+            <w:sz w:val="28"/>
+            <w:szCs w:val="28"/>
+            <w:lang w:val="en-US"/>
+            <w:rPrChange w:id="312" w:author="Microsoft Office User" w:date="2026-01-15T20:02:00Z" w16du:dateUtc="2026-01-15T19:02:00Z">
               <w:rPr>
                 <w:sz w:val="28"/>
                 <w:szCs w:val="28"/>
@@ -3264,14 +3412,14 @@
           <w:t xml:space="preserve">readers, </w:t>
         </w:r>
       </w:ins>
-      <w:ins w:id="316" w:author="Microsoft Office User" w:date="2026-01-15T15:49:00Z" w16du:dateUtc="2026-01-15T14:49:00Z">
-        <w:r>
-          <w:rPr>
-            <w:color w:val="2F5496" w:themeColor="accent1" w:themeShade="BF"/>
-            <w:sz w:val="28"/>
-            <w:szCs w:val="28"/>
-            <w:lang w:val="en-US"/>
-            <w:rPrChange w:id="317" w:author="Microsoft Office User" w:date="2026-01-15T20:02:00Z" w16du:dateUtc="2026-01-15T19:02:00Z">
+      <w:ins w:id="313" w:author="Microsoft Office User" w:date="2026-01-15T15:49:00Z" w16du:dateUtc="2026-01-15T14:49:00Z">
+        <w:r>
+          <w:rPr>
+            <w:color w:val="2F5496" w:themeColor="accent1" w:themeShade="BF"/>
+            <w:sz w:val="28"/>
+            <w:szCs w:val="28"/>
+            <w:lang w:val="en-US"/>
+            <w:rPrChange w:id="314" w:author="Microsoft Office User" w:date="2026-01-15T20:02:00Z" w16du:dateUtc="2026-01-15T19:02:00Z">
               <w:rPr>
                 <w:sz w:val="28"/>
                 <w:szCs w:val="28"/>
@@ -3282,14 +3430,14 @@
           <w:t>it might not be self-</w:t>
         </w:r>
       </w:ins>
-      <w:ins w:id="318" w:author="Microsoft Office User" w:date="2026-01-15T19:29:00Z" w16du:dateUtc="2026-01-15T18:29:00Z">
-        <w:r>
-          <w:rPr>
-            <w:color w:val="2F5496" w:themeColor="accent1" w:themeShade="BF"/>
-            <w:sz w:val="28"/>
-            <w:szCs w:val="28"/>
-            <w:lang w:val="en-US"/>
-            <w:rPrChange w:id="319" w:author="Microsoft Office User" w:date="2026-01-15T20:02:00Z" w16du:dateUtc="2026-01-15T19:02:00Z">
+      <w:ins w:id="315" w:author="Microsoft Office User" w:date="2026-01-15T19:29:00Z" w16du:dateUtc="2026-01-15T18:29:00Z">
+        <w:r>
+          <w:rPr>
+            <w:color w:val="2F5496" w:themeColor="accent1" w:themeShade="BF"/>
+            <w:sz w:val="28"/>
+            <w:szCs w:val="28"/>
+            <w:lang w:val="en-US"/>
+            <w:rPrChange w:id="316" w:author="Microsoft Office User" w:date="2026-01-15T20:02:00Z" w16du:dateUtc="2026-01-15T19:02:00Z">
               <w:rPr>
                 <w:sz w:val="28"/>
                 <w:szCs w:val="28"/>
@@ -3300,14 +3448,14 @@
           <w:t>understood</w:t>
         </w:r>
       </w:ins>
-      <w:ins w:id="320" w:author="Microsoft Office User" w:date="2026-01-15T15:49:00Z" w16du:dateUtc="2026-01-15T14:49:00Z">
-        <w:r>
-          <w:rPr>
-            <w:color w:val="2F5496" w:themeColor="accent1" w:themeShade="BF"/>
-            <w:sz w:val="28"/>
-            <w:szCs w:val="28"/>
-            <w:lang w:val="en-US"/>
-            <w:rPrChange w:id="321" w:author="Microsoft Office User" w:date="2026-01-15T20:02:00Z" w16du:dateUtc="2026-01-15T19:02:00Z">
+      <w:ins w:id="317" w:author="Microsoft Office User" w:date="2026-01-15T15:49:00Z" w16du:dateUtc="2026-01-15T14:49:00Z">
+        <w:r>
+          <w:rPr>
+            <w:color w:val="2F5496" w:themeColor="accent1" w:themeShade="BF"/>
+            <w:sz w:val="28"/>
+            <w:szCs w:val="28"/>
+            <w:lang w:val="en-US"/>
+            <w:rPrChange w:id="318" w:author="Microsoft Office User" w:date="2026-01-15T20:02:00Z" w16du:dateUtc="2026-01-15T19:02:00Z">
               <w:rPr>
                 <w:sz w:val="28"/>
                 <w:szCs w:val="28"/>
@@ -3318,14 +3466,14 @@
           <w:t xml:space="preserve"> to </w:t>
         </w:r>
       </w:ins>
-      <w:ins w:id="322" w:author="Microsoft Office User" w:date="2026-01-15T15:57:00Z" w16du:dateUtc="2026-01-15T14:57:00Z">
-        <w:r>
-          <w:rPr>
-            <w:color w:val="2F5496" w:themeColor="accent1" w:themeShade="BF"/>
-            <w:sz w:val="28"/>
-            <w:szCs w:val="28"/>
-            <w:lang w:val="en-US"/>
-            <w:rPrChange w:id="323" w:author="Microsoft Office User" w:date="2026-01-15T20:02:00Z" w16du:dateUtc="2026-01-15T19:02:00Z">
+      <w:ins w:id="319" w:author="Microsoft Office User" w:date="2026-01-15T15:57:00Z" w16du:dateUtc="2026-01-15T14:57:00Z">
+        <w:r>
+          <w:rPr>
+            <w:color w:val="2F5496" w:themeColor="accent1" w:themeShade="BF"/>
+            <w:sz w:val="28"/>
+            <w:szCs w:val="28"/>
+            <w:lang w:val="en-US"/>
+            <w:rPrChange w:id="320" w:author="Microsoft Office User" w:date="2026-01-15T20:02:00Z" w16du:dateUtc="2026-01-15T19:02:00Z">
               <w:rPr>
                 <w:sz w:val="28"/>
                 <w:szCs w:val="28"/>
@@ -3336,14 +3484,14 @@
           <w:t xml:space="preserve">having to </w:t>
         </w:r>
       </w:ins>
-      <w:ins w:id="324" w:author="Microsoft Office User" w:date="2026-01-15T15:49:00Z" w16du:dateUtc="2026-01-15T14:49:00Z">
-        <w:r>
-          <w:rPr>
-            <w:color w:val="2F5496" w:themeColor="accent1" w:themeShade="BF"/>
-            <w:sz w:val="28"/>
-            <w:szCs w:val="28"/>
-            <w:lang w:val="en-US"/>
-            <w:rPrChange w:id="325" w:author="Microsoft Office User" w:date="2026-01-15T20:02:00Z" w16du:dateUtc="2026-01-15T19:02:00Z">
+      <w:ins w:id="321" w:author="Microsoft Office User" w:date="2026-01-15T15:49:00Z" w16du:dateUtc="2026-01-15T14:49:00Z">
+        <w:r>
+          <w:rPr>
+            <w:color w:val="2F5496" w:themeColor="accent1" w:themeShade="BF"/>
+            <w:sz w:val="28"/>
+            <w:szCs w:val="28"/>
+            <w:lang w:val="en-US"/>
+            <w:rPrChange w:id="322" w:author="Microsoft Office User" w:date="2026-01-15T20:02:00Z" w16du:dateUtc="2026-01-15T19:02:00Z">
               <w:rPr>
                 <w:sz w:val="28"/>
                 <w:szCs w:val="28"/>
@@ -3354,14 +3502,14 @@
           <w:t>lookup this information</w:t>
         </w:r>
       </w:ins>
-      <w:ins w:id="326" w:author="Microsoft Office User" w:date="2026-01-15T15:55:00Z" w16du:dateUtc="2026-01-15T14:55:00Z">
-        <w:r>
-          <w:rPr>
-            <w:color w:val="2F5496" w:themeColor="accent1" w:themeShade="BF"/>
-            <w:sz w:val="28"/>
-            <w:szCs w:val="28"/>
-            <w:lang w:val="en-US"/>
-            <w:rPrChange w:id="327" w:author="Microsoft Office User" w:date="2026-01-15T20:02:00Z" w16du:dateUtc="2026-01-15T19:02:00Z">
+      <w:ins w:id="323" w:author="Microsoft Office User" w:date="2026-01-15T15:55:00Z" w16du:dateUtc="2026-01-15T14:55:00Z">
+        <w:r>
+          <w:rPr>
+            <w:color w:val="2F5496" w:themeColor="accent1" w:themeShade="BF"/>
+            <w:sz w:val="28"/>
+            <w:szCs w:val="28"/>
+            <w:lang w:val="en-US"/>
+            <w:rPrChange w:id="324" w:author="Microsoft Office User" w:date="2026-01-15T20:02:00Z" w16du:dateUtc="2026-01-15T19:02:00Z">
               <w:rPr>
                 <w:sz w:val="28"/>
                 <w:szCs w:val="28"/>
@@ -3372,14 +3520,14 @@
           <w:t xml:space="preserve"> </w:t>
         </w:r>
       </w:ins>
-      <w:ins w:id="328" w:author="Microsoft Office User" w:date="2026-01-15T15:57:00Z" w16du:dateUtc="2026-01-15T14:57:00Z">
-        <w:r>
-          <w:rPr>
-            <w:color w:val="2F5496" w:themeColor="accent1" w:themeShade="BF"/>
-            <w:sz w:val="28"/>
-            <w:szCs w:val="28"/>
-            <w:lang w:val="en-US"/>
-            <w:rPrChange w:id="329" w:author="Microsoft Office User" w:date="2026-01-15T20:02:00Z" w16du:dateUtc="2026-01-15T19:02:00Z">
+      <w:ins w:id="325" w:author="Microsoft Office User" w:date="2026-01-15T15:57:00Z" w16du:dateUtc="2026-01-15T14:57:00Z">
+        <w:r>
+          <w:rPr>
+            <w:color w:val="2F5496" w:themeColor="accent1" w:themeShade="BF"/>
+            <w:sz w:val="28"/>
+            <w:szCs w:val="28"/>
+            <w:lang w:val="en-US"/>
+            <w:rPrChange w:id="326" w:author="Microsoft Office User" w:date="2026-01-15T20:02:00Z" w16du:dateUtc="2026-01-15T19:02:00Z">
               <w:rPr>
                 <w:sz w:val="28"/>
                 <w:szCs w:val="28"/>
@@ -3390,14 +3538,14 @@
           <w:t xml:space="preserve">online </w:t>
         </w:r>
       </w:ins>
-      <w:ins w:id="330" w:author="Microsoft Office User" w:date="2026-01-15T15:58:00Z" w16du:dateUtc="2026-01-15T14:58:00Z">
-        <w:r>
-          <w:rPr>
-            <w:color w:val="2F5496" w:themeColor="accent1" w:themeShade="BF"/>
-            <w:sz w:val="28"/>
-            <w:szCs w:val="28"/>
-            <w:lang w:val="en-US"/>
-            <w:rPrChange w:id="331" w:author="Microsoft Office User" w:date="2026-01-15T20:02:00Z" w16du:dateUtc="2026-01-15T19:02:00Z">
+      <w:ins w:id="327" w:author="Microsoft Office User" w:date="2026-01-15T15:58:00Z" w16du:dateUtc="2026-01-15T14:58:00Z">
+        <w:r>
+          <w:rPr>
+            <w:color w:val="2F5496" w:themeColor="accent1" w:themeShade="BF"/>
+            <w:sz w:val="28"/>
+            <w:szCs w:val="28"/>
+            <w:lang w:val="en-US"/>
+            <w:rPrChange w:id="328" w:author="Microsoft Office User" w:date="2026-01-15T20:02:00Z" w16du:dateUtc="2026-01-15T19:02:00Z">
               <w:rPr>
                 <w:sz w:val="28"/>
                 <w:szCs w:val="28"/>
@@ -3408,14 +3556,14 @@
           <w:t>in the given</w:t>
         </w:r>
       </w:ins>
-      <w:ins w:id="332" w:author="Microsoft Office User" w:date="2026-01-15T19:29:00Z" w16du:dateUtc="2026-01-15T18:29:00Z">
-        <w:r>
-          <w:rPr>
-            <w:color w:val="2F5496" w:themeColor="accent1" w:themeShade="BF"/>
-            <w:sz w:val="28"/>
-            <w:szCs w:val="28"/>
-            <w:lang w:val="en-US"/>
-            <w:rPrChange w:id="333" w:author="Microsoft Office User" w:date="2026-01-15T20:02:00Z" w16du:dateUtc="2026-01-15T19:02:00Z">
+      <w:ins w:id="329" w:author="Microsoft Office User" w:date="2026-01-15T19:29:00Z" w16du:dateUtc="2026-01-15T18:29:00Z">
+        <w:r>
+          <w:rPr>
+            <w:color w:val="2F5496" w:themeColor="accent1" w:themeShade="BF"/>
+            <w:sz w:val="28"/>
+            <w:szCs w:val="28"/>
+            <w:lang w:val="en-US"/>
+            <w:rPrChange w:id="330" w:author="Microsoft Office User" w:date="2026-01-15T20:02:00Z" w16du:dateUtc="2026-01-15T19:02:00Z">
               <w:rPr>
                 <w:sz w:val="28"/>
                 <w:szCs w:val="28"/>
@@ -3426,14 +3574,14 @@
           <w:t xml:space="preserve"> way</w:t>
         </w:r>
       </w:ins>
-      <w:ins w:id="334" w:author="Microsoft Office User" w:date="2026-01-15T15:49:00Z" w16du:dateUtc="2026-01-15T14:49:00Z">
-        <w:r>
-          <w:rPr>
-            <w:color w:val="2F5496" w:themeColor="accent1" w:themeShade="BF"/>
-            <w:sz w:val="28"/>
-            <w:szCs w:val="28"/>
-            <w:lang w:val="en-US"/>
-            <w:rPrChange w:id="335" w:author="Microsoft Office User" w:date="2026-01-15T20:02:00Z" w16du:dateUtc="2026-01-15T19:02:00Z">
+      <w:ins w:id="331" w:author="Microsoft Office User" w:date="2026-01-15T15:49:00Z" w16du:dateUtc="2026-01-15T14:49:00Z">
+        <w:r>
+          <w:rPr>
+            <w:color w:val="2F5496" w:themeColor="accent1" w:themeShade="BF"/>
+            <w:sz w:val="28"/>
+            <w:szCs w:val="28"/>
+            <w:lang w:val="en-US"/>
+            <w:rPrChange w:id="332" w:author="Microsoft Office User" w:date="2026-01-15T20:02:00Z" w16du:dateUtc="2026-01-15T19:02:00Z">
               <w:rPr>
                 <w:sz w:val="28"/>
                 <w:szCs w:val="28"/>
@@ -3444,14 +3592,14 @@
           <w:t xml:space="preserve">. </w:t>
         </w:r>
       </w:ins>
-      <w:ins w:id="336" w:author="Microsoft Office User" w:date="2026-01-15T15:50:00Z" w16du:dateUtc="2026-01-15T14:50:00Z">
-        <w:r>
-          <w:rPr>
-            <w:color w:val="2F5496" w:themeColor="accent1" w:themeShade="BF"/>
-            <w:sz w:val="28"/>
-            <w:szCs w:val="28"/>
-            <w:lang w:val="en-US"/>
-            <w:rPrChange w:id="337" w:author="Microsoft Office User" w:date="2026-01-15T20:02:00Z" w16du:dateUtc="2026-01-15T19:02:00Z">
+      <w:ins w:id="333" w:author="Microsoft Office User" w:date="2026-01-15T15:50:00Z" w16du:dateUtc="2026-01-15T14:50:00Z">
+        <w:r>
+          <w:rPr>
+            <w:color w:val="2F5496" w:themeColor="accent1" w:themeShade="BF"/>
+            <w:sz w:val="28"/>
+            <w:szCs w:val="28"/>
+            <w:lang w:val="en-US"/>
+            <w:rPrChange w:id="334" w:author="Microsoft Office User" w:date="2026-01-15T20:02:00Z" w16du:dateUtc="2026-01-15T19:02:00Z">
               <w:rPr>
                 <w:sz w:val="28"/>
                 <w:szCs w:val="28"/>
@@ -3471,14 +3619,14 @@
         </w:rPr>
         <w:t xml:space="preserve">a section </w:t>
       </w:r>
-      <w:ins w:id="338" w:author="Microsoft Office User" w:date="2026-01-15T15:50:00Z" w16du:dateUtc="2026-01-15T14:50:00Z">
-        <w:r>
-          <w:rPr>
-            <w:color w:val="2F5496" w:themeColor="accent1" w:themeShade="BF"/>
-            <w:sz w:val="28"/>
-            <w:szCs w:val="28"/>
-            <w:lang w:val="en-US"/>
-            <w:rPrChange w:id="339" w:author="Microsoft Office User" w:date="2026-01-15T20:02:00Z" w16du:dateUtc="2026-01-15T19:02:00Z">
+      <w:ins w:id="335" w:author="Microsoft Office User" w:date="2026-01-15T15:50:00Z" w16du:dateUtc="2026-01-15T14:50:00Z">
+        <w:r>
+          <w:rPr>
+            <w:color w:val="2F5496" w:themeColor="accent1" w:themeShade="BF"/>
+            <w:sz w:val="28"/>
+            <w:szCs w:val="28"/>
+            <w:lang w:val="en-US"/>
+            <w:rPrChange w:id="336" w:author="Microsoft Office User" w:date="2026-01-15T20:02:00Z" w16du:dateUtc="2026-01-15T19:02:00Z">
               <w:rPr>
                 <w:sz w:val="28"/>
                 <w:szCs w:val="28"/>
@@ -3498,14 +3646,14 @@
         </w:rPr>
         <w:t>Example Usage</w:t>
       </w:r>
-      <w:ins w:id="340" w:author="Microsoft Office User" w:date="2026-01-15T15:51:00Z" w16du:dateUtc="2026-01-15T14:51:00Z">
-        <w:r>
-          <w:rPr>
-            <w:color w:val="2F5496" w:themeColor="accent1" w:themeShade="BF"/>
-            <w:sz w:val="28"/>
-            <w:szCs w:val="28"/>
-            <w:lang w:val="en-US"/>
-            <w:rPrChange w:id="341" w:author="Microsoft Office User" w:date="2026-01-15T20:02:00Z" w16du:dateUtc="2026-01-15T19:02:00Z">
+      <w:ins w:id="337" w:author="Microsoft Office User" w:date="2026-01-15T15:51:00Z" w16du:dateUtc="2026-01-15T14:51:00Z">
+        <w:r>
+          <w:rPr>
+            <w:color w:val="2F5496" w:themeColor="accent1" w:themeShade="BF"/>
+            <w:sz w:val="28"/>
+            <w:szCs w:val="28"/>
+            <w:lang w:val="en-US"/>
+            <w:rPrChange w:id="338" w:author="Microsoft Office User" w:date="2026-01-15T20:02:00Z" w16du:dateUtc="2026-01-15T19:02:00Z">
               <w:rPr>
                 <w:sz w:val="28"/>
                 <w:szCs w:val="28"/>
@@ -3530,13 +3678,13 @@
       <w:pPr>
         <w:pStyle w:val="u-mb-24"/>
         <w:rPr>
-          <w:ins w:id="342" w:author="Microsoft Office User" w:date="2026-01-15T15:59:00Z" w16du:dateUtc="2026-01-15T14:59:00Z"/>
+          <w:ins w:id="339" w:author="Microsoft Office User" w:date="2026-01-15T15:59:00Z" w16du:dateUtc="2026-01-15T14:59:00Z"/>
           <w:sz w:val="28"/>
           <w:szCs w:val="28"/>
           <w:lang w:val="en-US"/>
         </w:rPr>
       </w:pPr>
-      <w:del w:id="343" w:author="Microsoft Office User" w:date="2026-01-15T15:39:00Z" w16du:dateUtc="2026-01-15T14:39:00Z">
+      <w:del w:id="340" w:author="Microsoft Office User" w:date="2026-01-15T15:39:00Z" w16du:dateUtc="2026-01-15T14:39:00Z">
         <w:r>
           <w:rPr>
             <w:sz w:val="28"/>
@@ -3559,14 +3707,14 @@
       <w:pPr>
         <w:pStyle w:val="u-mb-24"/>
         <w:rPr>
-          <w:ins w:id="344" w:author="Microsoft Office User" w:date="2026-01-15T16:52:00Z" w16du:dateUtc="2026-01-15T15:52:00Z"/>
-          <w:color w:val="2F5496" w:themeColor="accent1" w:themeShade="BF"/>
-          <w:sz w:val="28"/>
-          <w:szCs w:val="28"/>
-          <w:lang w:val="en-US"/>
-          <w:rPrChange w:id="345" w:author="Microsoft Office User" w:date="2026-01-15T20:05:00Z" w16du:dateUtc="2026-01-15T19:05:00Z">
+          <w:ins w:id="341" w:author="Microsoft Office User" w:date="2026-01-15T16:52:00Z" w16du:dateUtc="2026-01-15T15:52:00Z"/>
+          <w:color w:val="2F5496" w:themeColor="accent1" w:themeShade="BF"/>
+          <w:sz w:val="28"/>
+          <w:szCs w:val="28"/>
+          <w:lang w:val="en-US"/>
+          <w:rPrChange w:id="342" w:author="Microsoft Office User" w:date="2026-01-15T20:05:00Z" w16du:dateUtc="2026-01-15T19:05:00Z">
             <w:rPr>
-              <w:ins w:id="346" w:author="Microsoft Office User" w:date="2026-01-15T16:52:00Z" w16du:dateUtc="2026-01-15T15:52:00Z"/>
+              <w:ins w:id="343" w:author="Microsoft Office User" w:date="2026-01-15T16:52:00Z" w16du:dateUtc="2026-01-15T15:52:00Z"/>
               <w:sz w:val="28"/>
               <w:szCs w:val="28"/>
               <w:lang w:val="en-US"/>
@@ -3574,14 +3722,14 @@
           </w:rPrChange>
         </w:rPr>
       </w:pPr>
-      <w:ins w:id="347" w:author="Microsoft Office User" w:date="2026-01-15T15:59:00Z" w16du:dateUtc="2026-01-15T14:59:00Z">
-        <w:r>
-          <w:rPr>
-            <w:color w:val="2F5496" w:themeColor="accent1" w:themeShade="BF"/>
-            <w:sz w:val="28"/>
-            <w:szCs w:val="28"/>
-            <w:lang w:val="en-US"/>
-            <w:rPrChange w:id="348" w:author="Microsoft Office User" w:date="2026-01-15T20:05:00Z" w16du:dateUtc="2026-01-15T19:05:00Z">
+      <w:ins w:id="344" w:author="Microsoft Office User" w:date="2026-01-15T15:59:00Z" w16du:dateUtc="2026-01-15T14:59:00Z">
+        <w:r>
+          <w:rPr>
+            <w:color w:val="2F5496" w:themeColor="accent1" w:themeShade="BF"/>
+            <w:sz w:val="28"/>
+            <w:szCs w:val="28"/>
+            <w:lang w:val="en-US"/>
+            <w:rPrChange w:id="345" w:author="Microsoft Office User" w:date="2026-01-15T20:05:00Z" w16du:dateUtc="2026-01-15T19:05:00Z">
               <w:rPr>
                 <w:sz w:val="28"/>
                 <w:szCs w:val="28"/>
@@ -3592,14 +3740,14 @@
           <w:t>Yes, the tool is available open source and easily built and used.</w:t>
         </w:r>
       </w:ins>
-      <w:ins w:id="349" w:author="Microsoft Office User" w:date="2026-01-15T16:50:00Z" w16du:dateUtc="2026-01-15T15:50:00Z">
-        <w:r>
-          <w:rPr>
-            <w:color w:val="2F5496" w:themeColor="accent1" w:themeShade="BF"/>
-            <w:sz w:val="28"/>
-            <w:szCs w:val="28"/>
-            <w:lang w:val="en-US"/>
-            <w:rPrChange w:id="350" w:author="Microsoft Office User" w:date="2026-01-15T20:05:00Z" w16du:dateUtc="2026-01-15T19:05:00Z">
+      <w:ins w:id="346" w:author="Microsoft Office User" w:date="2026-01-15T16:50:00Z" w16du:dateUtc="2026-01-15T15:50:00Z">
+        <w:r>
+          <w:rPr>
+            <w:color w:val="2F5496" w:themeColor="accent1" w:themeShade="BF"/>
+            <w:sz w:val="28"/>
+            <w:szCs w:val="28"/>
+            <w:lang w:val="en-US"/>
+            <w:rPrChange w:id="347" w:author="Microsoft Office User" w:date="2026-01-15T20:05:00Z" w16du:dateUtc="2026-01-15T19:05:00Z">
               <w:rPr>
                 <w:sz w:val="28"/>
                 <w:szCs w:val="28"/>
@@ -3610,24 +3758,87 @@
           <w:t xml:space="preserve"> The related in</w:t>
         </w:r>
       </w:ins>
-      <w:ins w:id="351" w:author="Microsoft Office User" w:date="2026-01-15T16:51:00Z" w16du:dateUtc="2026-01-15T15:51:00Z">
-        <w:r>
-          <w:rPr>
-            <w:color w:val="2F5496" w:themeColor="accent1" w:themeShade="BF"/>
-            <w:sz w:val="28"/>
-            <w:szCs w:val="28"/>
-            <w:lang w:val="en-US"/>
-            <w:rPrChange w:id="352" w:author="Microsoft Office User" w:date="2026-01-15T20:05:00Z" w16du:dateUtc="2026-01-15T19:05:00Z">
-              <w:rPr>
-                <w:sz w:val="28"/>
-                <w:szCs w:val="28"/>
-                <w:lang w:val="en-US"/>
-              </w:rPr>
-            </w:rPrChange>
-          </w:rPr>
-          <w:t>fo is available under “https://github.com/</w:t>
-        </w:r>
-        <w:proofErr w:type="spellStart"/>
+      <w:ins w:id="348" w:author="Microsoft Office User" w:date="2026-01-15T16:51:00Z" w16du:dateUtc="2026-01-15T15:51:00Z">
+        <w:r>
+          <w:rPr>
+            <w:color w:val="2F5496" w:themeColor="accent1" w:themeShade="BF"/>
+            <w:sz w:val="28"/>
+            <w:szCs w:val="28"/>
+            <w:lang w:val="en-US"/>
+            <w:rPrChange w:id="349" w:author="Microsoft Office User" w:date="2026-01-15T20:05:00Z" w16du:dateUtc="2026-01-15T19:05:00Z">
+              <w:rPr>
+                <w:sz w:val="28"/>
+                <w:szCs w:val="28"/>
+                <w:lang w:val="en-US"/>
+              </w:rPr>
+            </w:rPrChange>
+          </w:rPr>
+          <w:t>fo is available under “</w:t>
+        </w:r>
+      </w:ins>
+      <w:r>
+        <w:rPr>
+          <w:color w:val="2F5496" w:themeColor="accent1" w:themeShade="BF"/>
+          <w:sz w:val="28"/>
+          <w:szCs w:val="28"/>
+          <w:lang w:val="en-US"/>
+        </w:rPr>
+        <w:fldChar w:fldCharType="begin"/>
+      </w:r>
+      <w:r>
+        <w:rPr>
+          <w:color w:val="2F5496" w:themeColor="accent1" w:themeShade="BF"/>
+          <w:sz w:val="28"/>
+          <w:szCs w:val="28"/>
+          <w:lang w:val="en-US"/>
+        </w:rPr>
+        <w:instrText>HYPERLINK "https://github.com/pfeiferd/genestrip/"</w:instrText>
+      </w:r>
+      <w:r>
+        <w:rPr>
+          <w:color w:val="2F5496" w:themeColor="accent1" w:themeShade="BF"/>
+          <w:sz w:val="28"/>
+          <w:szCs w:val="28"/>
+          <w:lang w:val="en-US"/>
+        </w:rPr>
+      </w:r>
+      <w:r>
+        <w:rPr>
+          <w:color w:val="2F5496" w:themeColor="accent1" w:themeShade="BF"/>
+          <w:sz w:val="28"/>
+          <w:szCs w:val="28"/>
+          <w:lang w:val="en-US"/>
+        </w:rPr>
+        <w:fldChar w:fldCharType="separate"/>
+      </w:r>
+      <w:ins w:id="350" w:author="Microsoft Office User" w:date="2026-01-15T16:51:00Z" w16du:dateUtc="2026-01-15T15:51:00Z">
+        <w:r>
+          <w:rPr>
+            <w:rStyle w:val="Hyperlink"/>
+            <w:sz w:val="28"/>
+            <w:szCs w:val="28"/>
+            <w:lang w:val="en-US"/>
+            <w:rPrChange w:id="351" w:author="Microsoft Office User" w:date="2026-01-15T20:05:00Z" w16du:dateUtc="2026-01-15T19:05:00Z">
+              <w:rPr>
+                <w:sz w:val="28"/>
+                <w:szCs w:val="28"/>
+                <w:lang w:val="en-US"/>
+              </w:rPr>
+            </w:rPrChange>
+          </w:rPr>
+          <w:t>https://github.com/pfeiferd/genestrip/</w:t>
+        </w:r>
+      </w:ins>
+      <w:r>
+        <w:rPr>
+          <w:color w:val="2F5496" w:themeColor="accent1" w:themeShade="BF"/>
+          <w:sz w:val="28"/>
+          <w:szCs w:val="28"/>
+          <w:lang w:val="en-US"/>
+        </w:rPr>
+        <w:fldChar w:fldCharType="end"/>
+      </w:r>
+      <w:ins w:id="352" w:author="Microsoft Office User" w:date="2026-01-15T16:51:00Z" w16du:dateUtc="2026-01-15T15:51:00Z">
         <w:r>
           <w:rPr>
             <w:color w:val="2F5496" w:themeColor="accent1" w:themeShade="BF"/>
@@ -3642,26 +3853,10 @@
               </w:rPr>
             </w:rPrChange>
           </w:rPr>
-          <w:t>pfeiferd</w:t>
-        </w:r>
-        <w:proofErr w:type="spellEnd"/>
-        <w:r>
-          <w:rPr>
-            <w:color w:val="2F5496" w:themeColor="accent1" w:themeShade="BF"/>
-            <w:sz w:val="28"/>
-            <w:szCs w:val="28"/>
-            <w:lang w:val="en-US"/>
-            <w:rPrChange w:id="354" w:author="Microsoft Office User" w:date="2026-01-15T20:05:00Z" w16du:dateUtc="2026-01-15T19:05:00Z">
-              <w:rPr>
-                <w:sz w:val="28"/>
-                <w:szCs w:val="28"/>
-                <w:lang w:val="en-US"/>
-              </w:rPr>
-            </w:rPrChange>
-          </w:rPr>
-          <w:t>/</w:t>
-        </w:r>
-        <w:proofErr w:type="spellStart"/>
+          <w:t>”.</w:t>
+        </w:r>
+      </w:ins>
+      <w:ins w:id="354" w:author="Microsoft Office User" w:date="2026-01-15T16:52:00Z" w16du:dateUtc="2026-01-15T15:52:00Z">
         <w:r>
           <w:rPr>
             <w:color w:val="2F5496" w:themeColor="accent1" w:themeShade="BF"/>
@@ -3669,41 +3864,6 @@
             <w:szCs w:val="28"/>
             <w:lang w:val="en-US"/>
             <w:rPrChange w:id="355" w:author="Microsoft Office User" w:date="2026-01-15T20:05:00Z" w16du:dateUtc="2026-01-15T19:05:00Z">
-              <w:rPr>
-                <w:sz w:val="28"/>
-                <w:szCs w:val="28"/>
-                <w:lang w:val="en-US"/>
-              </w:rPr>
-            </w:rPrChange>
-          </w:rPr>
-          <w:t>genestrip</w:t>
-        </w:r>
-        <w:proofErr w:type="spellEnd"/>
-        <w:r>
-          <w:rPr>
-            <w:color w:val="2F5496" w:themeColor="accent1" w:themeShade="BF"/>
-            <w:sz w:val="28"/>
-            <w:szCs w:val="28"/>
-            <w:lang w:val="en-US"/>
-            <w:rPrChange w:id="356" w:author="Microsoft Office User" w:date="2026-01-15T20:05:00Z" w16du:dateUtc="2026-01-15T19:05:00Z">
-              <w:rPr>
-                <w:sz w:val="28"/>
-                <w:szCs w:val="28"/>
-                <w:lang w:val="en-US"/>
-              </w:rPr>
-            </w:rPrChange>
-          </w:rPr>
-          <w:t>/”.</w:t>
-        </w:r>
-      </w:ins>
-      <w:ins w:id="357" w:author="Microsoft Office User" w:date="2026-01-15T16:52:00Z" w16du:dateUtc="2026-01-15T15:52:00Z">
-        <w:r>
-          <w:rPr>
-            <w:color w:val="2F5496" w:themeColor="accent1" w:themeShade="BF"/>
-            <w:sz w:val="28"/>
-            <w:szCs w:val="28"/>
-            <w:lang w:val="en-US"/>
-            <w:rPrChange w:id="358" w:author="Microsoft Office User" w:date="2026-01-15T20:05:00Z" w16du:dateUtc="2026-01-15T19:05:00Z">
               <w:rPr>
                 <w:sz w:val="28"/>
                 <w:szCs w:val="28"/>
@@ -3746,16 +3906,16 @@
       <w:pPr>
         <w:pStyle w:val="u-mb-24"/>
         <w:rPr>
-          <w:ins w:id="359" w:author="Microsoft Office User" w:date="2026-01-15T16:58:00Z" w16du:dateUtc="2026-01-15T15:58:00Z"/>
+          <w:ins w:id="356" w:author="Microsoft Office User" w:date="2026-01-15T16:58:00Z" w16du:dateUtc="2026-01-15T15:58:00Z"/>
           <w:b/>
           <w:bCs/>
           <w:color w:val="2F5496" w:themeColor="accent1" w:themeShade="BF"/>
           <w:sz w:val="28"/>
           <w:szCs w:val="28"/>
           <w:lang w:val="en-US"/>
-          <w:rPrChange w:id="360" w:author="Microsoft Office User" w:date="2026-01-15T20:05:00Z" w16du:dateUtc="2026-01-15T19:05:00Z">
+          <w:rPrChange w:id="357" w:author="Microsoft Office User" w:date="2026-01-15T20:05:00Z" w16du:dateUtc="2026-01-15T19:05:00Z">
             <w:rPr>
-              <w:ins w:id="361" w:author="Microsoft Office User" w:date="2026-01-15T16:58:00Z" w16du:dateUtc="2026-01-15T15:58:00Z"/>
+              <w:ins w:id="358" w:author="Microsoft Office User" w:date="2026-01-15T16:58:00Z" w16du:dateUtc="2026-01-15T15:58:00Z"/>
               <w:b/>
               <w:bCs/>
               <w:sz w:val="28"/>
@@ -3765,7 +3925,7 @@
           </w:rPrChange>
         </w:rPr>
       </w:pPr>
-      <w:ins w:id="362" w:author="Microsoft Office User" w:date="2026-01-15T16:58:00Z" w16du:dateUtc="2026-01-15T15:58:00Z">
+      <w:ins w:id="359" w:author="Microsoft Office User" w:date="2026-01-15T16:58:00Z" w16du:dateUtc="2026-01-15T15:58:00Z">
         <w:r>
           <w:rPr>
             <w:b/>
@@ -3774,7 +3934,7 @@
             <w:sz w:val="28"/>
             <w:szCs w:val="28"/>
             <w:lang w:val="en-US"/>
-            <w:rPrChange w:id="363" w:author="Microsoft Office User" w:date="2026-01-15T20:05:00Z" w16du:dateUtc="2026-01-15T19:05:00Z">
+            <w:rPrChange w:id="360" w:author="Microsoft Office User" w:date="2026-01-15T20:05:00Z" w16du:dateUtc="2026-01-15T19:05:00Z">
               <w:rPr>
                 <w:b/>
                 <w:bCs/>
@@ -3792,7 +3952,7 @@
             <w:sz w:val="28"/>
             <w:szCs w:val="28"/>
             <w:lang w:val="en-US"/>
-            <w:rPrChange w:id="364" w:author="Microsoft Office User" w:date="2026-01-15T20:05:00Z" w16du:dateUtc="2026-01-15T19:05:00Z">
+            <w:rPrChange w:id="361" w:author="Microsoft Office User" w:date="2026-01-15T20:05:00Z" w16du:dateUtc="2026-01-15T19:05:00Z">
               <w:rPr>
                 <w:sz w:val="28"/>
                 <w:szCs w:val="28"/>
@@ -3803,14 +3963,14 @@
           <w:t>The above mentioned newly insert</w:t>
         </w:r>
       </w:ins>
-      <w:ins w:id="365" w:author="Microsoft Office User" w:date="2026-01-15T19:31:00Z" w16du:dateUtc="2026-01-15T18:31:00Z">
-        <w:r>
-          <w:rPr>
-            <w:color w:val="2F5496" w:themeColor="accent1" w:themeShade="BF"/>
-            <w:sz w:val="28"/>
-            <w:szCs w:val="28"/>
-            <w:lang w:val="en-US"/>
-            <w:rPrChange w:id="366" w:author="Microsoft Office User" w:date="2026-01-15T20:05:00Z" w16du:dateUtc="2026-01-15T19:05:00Z">
+      <w:ins w:id="362" w:author="Microsoft Office User" w:date="2026-01-15T19:31:00Z" w16du:dateUtc="2026-01-15T18:31:00Z">
+        <w:r>
+          <w:rPr>
+            <w:color w:val="2F5496" w:themeColor="accent1" w:themeShade="BF"/>
+            <w:sz w:val="28"/>
+            <w:szCs w:val="28"/>
+            <w:lang w:val="en-US"/>
+            <w:rPrChange w:id="363" w:author="Microsoft Office User" w:date="2026-01-15T20:05:00Z" w16du:dateUtc="2026-01-15T19:05:00Z">
               <w:rPr>
                 <w:sz w:val="28"/>
                 <w:szCs w:val="28"/>
@@ -3821,14 +3981,14 @@
           <w:t>e</w:t>
         </w:r>
       </w:ins>
-      <w:ins w:id="367" w:author="Microsoft Office User" w:date="2026-01-15T16:58:00Z" w16du:dateUtc="2026-01-15T15:58:00Z">
-        <w:r>
-          <w:rPr>
-            <w:color w:val="2F5496" w:themeColor="accent1" w:themeShade="BF"/>
-            <w:sz w:val="28"/>
-            <w:szCs w:val="28"/>
-            <w:lang w:val="en-US"/>
-            <w:rPrChange w:id="368" w:author="Microsoft Office User" w:date="2026-01-15T20:05:00Z" w16du:dateUtc="2026-01-15T19:05:00Z">
+      <w:ins w:id="364" w:author="Microsoft Office User" w:date="2026-01-15T16:58:00Z" w16du:dateUtc="2026-01-15T15:58:00Z">
+        <w:r>
+          <w:rPr>
+            <w:color w:val="2F5496" w:themeColor="accent1" w:themeShade="BF"/>
+            <w:sz w:val="28"/>
+            <w:szCs w:val="28"/>
+            <w:lang w:val="en-US"/>
+            <w:rPrChange w:id="365" w:author="Microsoft Office User" w:date="2026-01-15T20:05:00Z" w16du:dateUtc="2026-01-15T19:05:00Z">
               <w:rPr>
                 <w:sz w:val="28"/>
                 <w:szCs w:val="28"/>
@@ -3848,14 +4008,14 @@
         </w:rPr>
         <w:t xml:space="preserve">section </w:t>
       </w:r>
-      <w:ins w:id="369" w:author="Microsoft Office User" w:date="2026-01-15T15:50:00Z" w16du:dateUtc="2026-01-15T14:50:00Z">
-        <w:r>
-          <w:rPr>
-            <w:color w:val="2F5496" w:themeColor="accent1" w:themeShade="BF"/>
-            <w:sz w:val="28"/>
-            <w:szCs w:val="28"/>
-            <w:lang w:val="en-US"/>
-            <w:rPrChange w:id="370" w:author="Microsoft Office User" w:date="2026-01-15T20:02:00Z" w16du:dateUtc="2026-01-15T19:02:00Z">
+      <w:ins w:id="366" w:author="Microsoft Office User" w:date="2026-01-15T15:50:00Z" w16du:dateUtc="2026-01-15T14:50:00Z">
+        <w:r>
+          <w:rPr>
+            <w:color w:val="2F5496" w:themeColor="accent1" w:themeShade="BF"/>
+            <w:sz w:val="28"/>
+            <w:szCs w:val="28"/>
+            <w:lang w:val="en-US"/>
+            <w:rPrChange w:id="367" w:author="Microsoft Office User" w:date="2026-01-15T20:02:00Z" w16du:dateUtc="2026-01-15T19:02:00Z">
               <w:rPr>
                 <w:sz w:val="28"/>
                 <w:szCs w:val="28"/>
@@ -3875,14 +4035,14 @@
         </w:rPr>
         <w:t>Example Usage</w:t>
       </w:r>
-      <w:ins w:id="371" w:author="Microsoft Office User" w:date="2026-01-15T15:51:00Z" w16du:dateUtc="2026-01-15T14:51:00Z">
-        <w:r>
-          <w:rPr>
-            <w:color w:val="2F5496" w:themeColor="accent1" w:themeShade="BF"/>
-            <w:sz w:val="28"/>
-            <w:szCs w:val="28"/>
-            <w:lang w:val="en-US"/>
-            <w:rPrChange w:id="372" w:author="Microsoft Office User" w:date="2026-01-15T20:02:00Z" w16du:dateUtc="2026-01-15T19:02:00Z">
+      <w:ins w:id="368" w:author="Microsoft Office User" w:date="2026-01-15T15:51:00Z" w16du:dateUtc="2026-01-15T14:51:00Z">
+        <w:r>
+          <w:rPr>
+            <w:color w:val="2F5496" w:themeColor="accent1" w:themeShade="BF"/>
+            <w:sz w:val="28"/>
+            <w:szCs w:val="28"/>
+            <w:lang w:val="en-US"/>
+            <w:rPrChange w:id="369" w:author="Microsoft Office User" w:date="2026-01-15T20:02:00Z" w16du:dateUtc="2026-01-15T19:02:00Z">
               <w:rPr>
                 <w:sz w:val="28"/>
                 <w:szCs w:val="28"/>
@@ -3893,14 +4053,14 @@
           <w:t>”</w:t>
         </w:r>
       </w:ins>
-      <w:ins w:id="373" w:author="Microsoft Office User" w:date="2026-01-15T16:58:00Z" w16du:dateUtc="2026-01-15T15:58:00Z">
-        <w:r>
-          <w:rPr>
-            <w:color w:val="2F5496" w:themeColor="accent1" w:themeShade="BF"/>
-            <w:sz w:val="28"/>
-            <w:szCs w:val="28"/>
-            <w:lang w:val="en-US"/>
-            <w:rPrChange w:id="374" w:author="Microsoft Office User" w:date="2026-01-15T20:05:00Z" w16du:dateUtc="2026-01-15T19:05:00Z">
+      <w:ins w:id="370" w:author="Microsoft Office User" w:date="2026-01-15T16:58:00Z" w16du:dateUtc="2026-01-15T15:58:00Z">
+        <w:r>
+          <w:rPr>
+            <w:color w:val="2F5496" w:themeColor="accent1" w:themeShade="BF"/>
+            <w:sz w:val="28"/>
+            <w:szCs w:val="28"/>
+            <w:lang w:val="en-US"/>
+            <w:rPrChange w:id="371" w:author="Microsoft Office User" w:date="2026-01-15T20:05:00Z" w16du:dateUtc="2026-01-15T19:05:00Z">
               <w:rPr>
                 <w:sz w:val="28"/>
                 <w:szCs w:val="28"/>
@@ -3916,14 +4076,14 @@
       <w:pPr>
         <w:pStyle w:val="u-mb-24"/>
         <w:rPr>
-          <w:ins w:id="375" w:author="Microsoft Office User" w:date="2026-01-15T16:58:00Z" w16du:dateUtc="2026-01-15T15:58:00Z"/>
-          <w:color w:val="2F5496" w:themeColor="accent1" w:themeShade="BF"/>
-          <w:sz w:val="28"/>
-          <w:szCs w:val="28"/>
-          <w:lang w:val="en-US"/>
-          <w:rPrChange w:id="376" w:author="Microsoft Office User" w:date="2026-01-15T20:05:00Z" w16du:dateUtc="2026-01-15T19:05:00Z">
+          <w:ins w:id="372" w:author="Microsoft Office User" w:date="2026-01-15T16:58:00Z" w16du:dateUtc="2026-01-15T15:58:00Z"/>
+          <w:color w:val="2F5496" w:themeColor="accent1" w:themeShade="BF"/>
+          <w:sz w:val="28"/>
+          <w:szCs w:val="28"/>
+          <w:lang w:val="en-US"/>
+          <w:rPrChange w:id="373" w:author="Microsoft Office User" w:date="2026-01-15T20:05:00Z" w16du:dateUtc="2026-01-15T19:05:00Z">
             <w:rPr>
-              <w:ins w:id="377" w:author="Microsoft Office User" w:date="2026-01-15T16:58:00Z" w16du:dateUtc="2026-01-15T15:58:00Z"/>
+              <w:ins w:id="374" w:author="Microsoft Office User" w:date="2026-01-15T16:58:00Z" w16du:dateUtc="2026-01-15T15:58:00Z"/>
               <w:sz w:val="28"/>
               <w:szCs w:val="28"/>
               <w:lang w:val="en-US"/>
@@ -3931,14 +4091,14 @@
           </w:rPrChange>
         </w:rPr>
       </w:pPr>
-      <w:ins w:id="378" w:author="Microsoft Office User" w:date="2026-01-15T16:52:00Z" w16du:dateUtc="2026-01-15T15:52:00Z">
-        <w:r>
-          <w:rPr>
-            <w:color w:val="2F5496" w:themeColor="accent1" w:themeShade="BF"/>
-            <w:sz w:val="28"/>
-            <w:szCs w:val="28"/>
-            <w:lang w:val="en-US"/>
-            <w:rPrChange w:id="379" w:author="Microsoft Office User" w:date="2026-01-15T20:05:00Z" w16du:dateUtc="2026-01-15T19:05:00Z">
+      <w:ins w:id="375" w:author="Microsoft Office User" w:date="2026-01-15T16:52:00Z" w16du:dateUtc="2026-01-15T15:52:00Z">
+        <w:r>
+          <w:rPr>
+            <w:color w:val="2F5496" w:themeColor="accent1" w:themeShade="BF"/>
+            <w:sz w:val="28"/>
+            <w:szCs w:val="28"/>
+            <w:lang w:val="en-US"/>
+            <w:rPrChange w:id="376" w:author="Microsoft Office User" w:date="2026-01-15T20:05:00Z" w16du:dateUtc="2026-01-15T19:05:00Z">
               <w:rPr>
                 <w:sz w:val="28"/>
                 <w:szCs w:val="28"/>
@@ -3949,14 +4109,14 @@
           <w:t xml:space="preserve">An example use of the API is described </w:t>
         </w:r>
       </w:ins>
-      <w:ins w:id="380" w:author="Microsoft Office User" w:date="2026-01-15T19:32:00Z" w16du:dateUtc="2026-01-15T18:32:00Z">
-        <w:r>
-          <w:rPr>
-            <w:color w:val="2F5496" w:themeColor="accent1" w:themeShade="BF"/>
-            <w:sz w:val="28"/>
-            <w:szCs w:val="28"/>
-            <w:lang w:val="en-US"/>
-            <w:rPrChange w:id="381" w:author="Microsoft Office User" w:date="2026-01-15T20:05:00Z" w16du:dateUtc="2026-01-15T19:05:00Z">
+      <w:ins w:id="377" w:author="Microsoft Office User" w:date="2026-01-15T19:32:00Z" w16du:dateUtc="2026-01-15T18:32:00Z">
+        <w:r>
+          <w:rPr>
+            <w:color w:val="2F5496" w:themeColor="accent1" w:themeShade="BF"/>
+            <w:sz w:val="28"/>
+            <w:szCs w:val="28"/>
+            <w:lang w:val="en-US"/>
+            <w:rPrChange w:id="378" w:author="Microsoft Office User" w:date="2026-01-15T20:05:00Z" w16du:dateUtc="2026-01-15T19:05:00Z">
               <w:rPr>
                 <w:sz w:val="28"/>
                 <w:szCs w:val="28"/>
@@ -3967,14 +4127,14 @@
           <w:t>as part of</w:t>
         </w:r>
       </w:ins>
-      <w:ins w:id="382" w:author="Microsoft Office User" w:date="2026-01-15T16:52:00Z" w16du:dateUtc="2026-01-15T15:52:00Z">
-        <w:r>
-          <w:rPr>
-            <w:color w:val="2F5496" w:themeColor="accent1" w:themeShade="BF"/>
-            <w:sz w:val="28"/>
-            <w:szCs w:val="28"/>
-            <w:lang w:val="en-US"/>
-            <w:rPrChange w:id="383" w:author="Microsoft Office User" w:date="2026-01-15T20:05:00Z" w16du:dateUtc="2026-01-15T19:05:00Z">
+      <w:ins w:id="379" w:author="Microsoft Office User" w:date="2026-01-15T16:52:00Z" w16du:dateUtc="2026-01-15T15:52:00Z">
+        <w:r>
+          <w:rPr>
+            <w:color w:val="2F5496" w:themeColor="accent1" w:themeShade="BF"/>
+            <w:sz w:val="28"/>
+            <w:szCs w:val="28"/>
+            <w:lang w:val="en-US"/>
+            <w:rPrChange w:id="380" w:author="Microsoft Office User" w:date="2026-01-15T20:05:00Z" w16du:dateUtc="2026-01-15T19:05:00Z">
               <w:rPr>
                 <w:sz w:val="28"/>
                 <w:szCs w:val="28"/>
@@ -3985,14 +4145,14 @@
           <w:t xml:space="preserve"> the </w:t>
         </w:r>
       </w:ins>
-      <w:ins w:id="384" w:author="Microsoft Office User" w:date="2026-01-15T19:32:00Z" w16du:dateUtc="2026-01-15T18:32:00Z">
-        <w:r>
-          <w:rPr>
-            <w:color w:val="2F5496" w:themeColor="accent1" w:themeShade="BF"/>
-            <w:sz w:val="28"/>
-            <w:szCs w:val="28"/>
-            <w:lang w:val="en-US"/>
-            <w:rPrChange w:id="385" w:author="Microsoft Office User" w:date="2026-01-15T20:05:00Z" w16du:dateUtc="2026-01-15T19:05:00Z">
+      <w:ins w:id="381" w:author="Microsoft Office User" w:date="2026-01-15T19:32:00Z" w16du:dateUtc="2026-01-15T18:32:00Z">
+        <w:r>
+          <w:rPr>
+            <w:color w:val="2F5496" w:themeColor="accent1" w:themeShade="BF"/>
+            <w:sz w:val="28"/>
+            <w:szCs w:val="28"/>
+            <w:lang w:val="en-US"/>
+            <w:rPrChange w:id="382" w:author="Microsoft Office User" w:date="2026-01-15T20:05:00Z" w16du:dateUtc="2026-01-15T19:05:00Z">
               <w:rPr>
                 <w:sz w:val="28"/>
                 <w:szCs w:val="28"/>
@@ -4003,14 +4163,14 @@
           <w:t>o</w:t>
         </w:r>
       </w:ins>
-      <w:ins w:id="386" w:author="Microsoft Office User" w:date="2026-01-15T16:52:00Z" w16du:dateUtc="2026-01-15T15:52:00Z">
-        <w:r>
-          <w:rPr>
-            <w:color w:val="2F5496" w:themeColor="accent1" w:themeShade="BF"/>
-            <w:sz w:val="28"/>
-            <w:szCs w:val="28"/>
-            <w:lang w:val="en-US"/>
-            <w:rPrChange w:id="387" w:author="Microsoft Office User" w:date="2026-01-15T20:05:00Z" w16du:dateUtc="2026-01-15T19:05:00Z">
+      <w:ins w:id="383" w:author="Microsoft Office User" w:date="2026-01-15T16:52:00Z" w16du:dateUtc="2026-01-15T15:52:00Z">
+        <w:r>
+          <w:rPr>
+            <w:color w:val="2F5496" w:themeColor="accent1" w:themeShade="BF"/>
+            <w:sz w:val="28"/>
+            <w:szCs w:val="28"/>
+            <w:lang w:val="en-US"/>
+            <w:rPrChange w:id="384" w:author="Microsoft Office User" w:date="2026-01-15T20:05:00Z" w16du:dateUtc="2026-01-15T19:05:00Z">
               <w:rPr>
                 <w:sz w:val="28"/>
                 <w:szCs w:val="28"/>
@@ -4021,14 +4181,14 @@
           <w:t>nline</w:t>
         </w:r>
       </w:ins>
-      <w:ins w:id="388" w:author="Microsoft Office User" w:date="2026-01-15T19:32:00Z" w16du:dateUtc="2026-01-15T18:32:00Z">
-        <w:r>
-          <w:rPr>
-            <w:color w:val="2F5496" w:themeColor="accent1" w:themeShade="BF"/>
-            <w:sz w:val="28"/>
-            <w:szCs w:val="28"/>
-            <w:lang w:val="en-US"/>
-            <w:rPrChange w:id="389" w:author="Microsoft Office User" w:date="2026-01-15T20:05:00Z" w16du:dateUtc="2026-01-15T19:05:00Z">
+      <w:ins w:id="385" w:author="Microsoft Office User" w:date="2026-01-15T19:32:00Z" w16du:dateUtc="2026-01-15T18:32:00Z">
+        <w:r>
+          <w:rPr>
+            <w:color w:val="2F5496" w:themeColor="accent1" w:themeShade="BF"/>
+            <w:sz w:val="28"/>
+            <w:szCs w:val="28"/>
+            <w:lang w:val="en-US"/>
+            <w:rPrChange w:id="386" w:author="Microsoft Office User" w:date="2026-01-15T20:05:00Z" w16du:dateUtc="2026-01-15T19:05:00Z">
               <w:rPr>
                 <w:sz w:val="28"/>
                 <w:szCs w:val="28"/>
@@ -4039,14 +4199,14 @@
           <w:t xml:space="preserve"> d</w:t>
         </w:r>
       </w:ins>
-      <w:ins w:id="390" w:author="Microsoft Office User" w:date="2026-01-15T16:52:00Z" w16du:dateUtc="2026-01-15T15:52:00Z">
-        <w:r>
-          <w:rPr>
-            <w:color w:val="2F5496" w:themeColor="accent1" w:themeShade="BF"/>
-            <w:sz w:val="28"/>
-            <w:szCs w:val="28"/>
-            <w:lang w:val="en-US"/>
-            <w:rPrChange w:id="391" w:author="Microsoft Office User" w:date="2026-01-15T20:05:00Z" w16du:dateUtc="2026-01-15T19:05:00Z">
+      <w:ins w:id="387" w:author="Microsoft Office User" w:date="2026-01-15T16:52:00Z" w16du:dateUtc="2026-01-15T15:52:00Z">
+        <w:r>
+          <w:rPr>
+            <w:color w:val="2F5496" w:themeColor="accent1" w:themeShade="BF"/>
+            <w:sz w:val="28"/>
+            <w:szCs w:val="28"/>
+            <w:lang w:val="en-US"/>
+            <w:rPrChange w:id="388" w:author="Microsoft Office User" w:date="2026-01-15T20:05:00Z" w16du:dateUtc="2026-01-15T19:05:00Z">
               <w:rPr>
                 <w:sz w:val="28"/>
                 <w:szCs w:val="28"/>
@@ -4057,14 +4217,14 @@
           <w:t>ocumentation.</w:t>
         </w:r>
       </w:ins>
-      <w:ins w:id="392" w:author="Microsoft Office User" w:date="2026-01-15T16:53:00Z" w16du:dateUtc="2026-01-15T15:53:00Z">
-        <w:r>
-          <w:rPr>
-            <w:color w:val="2F5496" w:themeColor="accent1" w:themeShade="BF"/>
-            <w:sz w:val="28"/>
-            <w:szCs w:val="28"/>
-            <w:lang w:val="en-US"/>
-            <w:rPrChange w:id="393" w:author="Microsoft Office User" w:date="2026-01-15T20:05:00Z" w16du:dateUtc="2026-01-15T19:05:00Z">
+      <w:ins w:id="389" w:author="Microsoft Office User" w:date="2026-01-15T16:53:00Z" w16du:dateUtc="2026-01-15T15:53:00Z">
+        <w:r>
+          <w:rPr>
+            <w:color w:val="2F5496" w:themeColor="accent1" w:themeShade="BF"/>
+            <w:sz w:val="28"/>
+            <w:szCs w:val="28"/>
+            <w:lang w:val="en-US"/>
+            <w:rPrChange w:id="390" w:author="Microsoft Office User" w:date="2026-01-15T20:05:00Z" w16du:dateUtc="2026-01-15T19:05:00Z">
               <w:rPr>
                 <w:sz w:val="28"/>
                 <w:szCs w:val="28"/>
@@ -4075,49 +4235,43 @@
           <w:t xml:space="preserve"> Example code for the API use is part of it and given here: </w:t>
         </w:r>
       </w:ins>
-      <w:ins w:id="394" w:author="Microsoft Office User" w:date="2026-01-15T16:56:00Z" w16du:dateUtc="2026-01-15T15:56:00Z">
-        <w:r>
-          <w:rPr>
-            <w:color w:val="2F5496" w:themeColor="accent1" w:themeShade="BF"/>
-            <w:sz w:val="28"/>
-            <w:szCs w:val="28"/>
-            <w:lang w:val="en-US"/>
-            <w:rPrChange w:id="395" w:author="Microsoft Office User" w:date="2026-01-15T20:05:00Z" w16du:dateUtc="2026-01-15T19:05:00Z">
-              <w:rPr>
-                <w:sz w:val="28"/>
-                <w:szCs w:val="28"/>
-                <w:lang w:val="en-US"/>
-              </w:rPr>
-            </w:rPrChange>
-          </w:rPr>
-          <w:fldChar w:fldCharType="begin"/>
-        </w:r>
-        <w:r>
-          <w:rPr>
-            <w:color w:val="2F5496" w:themeColor="accent1" w:themeShade="BF"/>
-            <w:sz w:val="28"/>
-            <w:szCs w:val="28"/>
-            <w:lang w:val="en-US"/>
-            <w:rPrChange w:id="396" w:author="Microsoft Office User" w:date="2026-01-15T20:05:00Z" w16du:dateUtc="2026-01-15T19:05:00Z">
-              <w:rPr>
-                <w:sz w:val="28"/>
-                <w:szCs w:val="28"/>
-                <w:lang w:val="en-US"/>
-              </w:rPr>
-            </w:rPrChange>
-          </w:rPr>
-          <w:instrText>HYPERLINK "</w:instrText>
-        </w:r>
-      </w:ins>
-      <w:ins w:id="397" w:author="Microsoft Office User" w:date="2026-01-15T16:53:00Z" w16du:dateUtc="2026-01-15T15:53:00Z">
-        <w:r>
-          <w:rPr>
-            <w:color w:val="2F5496" w:themeColor="accent1" w:themeShade="BF"/>
-            <w:sz w:val="28"/>
-            <w:szCs w:val="28"/>
-            <w:lang w:val="en-US"/>
-            <w:rPrChange w:id="398" w:author="Microsoft Office User" w:date="2026-01-15T20:05:00Z" w16du:dateUtc="2026-01-15T19:05:00Z">
-              <w:rPr>
+      <w:r>
+        <w:rPr>
+          <w:color w:val="2F5496" w:themeColor="accent1" w:themeShade="BF"/>
+          <w:sz w:val="28"/>
+          <w:szCs w:val="28"/>
+          <w:lang w:val="en-US"/>
+        </w:rPr>
+        <w:t>“</w:t>
+      </w:r>
+      <w:r>
+        <w:rPr>
+          <w:color w:val="2F5496" w:themeColor="accent1" w:themeShade="BF"/>
+          <w:sz w:val="28"/>
+          <w:szCs w:val="28"/>
+          <w:lang w:val="en-US"/>
+        </w:rPr>
+        <w:fldChar w:fldCharType="begin"/>
+      </w:r>
+      <w:r>
+        <w:rPr>
+          <w:color w:val="2F5496" w:themeColor="accent1" w:themeShade="BF"/>
+          <w:sz w:val="28"/>
+          <w:szCs w:val="28"/>
+          <w:lang w:val="en-US"/>
+        </w:rPr>
+        <w:instrText>HYPERLINK "</w:instrText>
+      </w:r>
+      <w:ins w:id="391" w:author="Microsoft Office User" w:date="2026-01-15T16:53:00Z" w16du:dateUtc="2026-01-15T15:53:00Z">
+        <w:r>
+          <w:rPr>
+            <w:color w:val="2F5496" w:themeColor="accent1" w:themeShade="BF"/>
+            <w:sz w:val="28"/>
+            <w:szCs w:val="28"/>
+            <w:lang w:val="en-US"/>
+            <w:rPrChange w:id="392" w:author="Microsoft Office User" w:date="2026-01-15T20:05:00Z" w16du:dateUtc="2026-01-15T19:05:00Z">
+              <w:rPr>
+                <w:rStyle w:val="Hyperlink"/>
                 <w:sz w:val="28"/>
                 <w:szCs w:val="28"/>
                 <w:lang w:val="en-US"/>
@@ -4127,57 +4281,32 @@
           <w:instrText>https://github.com/pfeiferd/genestrip/blob/master/src/test/java/org/metagene/genestrip/APITest.java</w:instrText>
         </w:r>
       </w:ins>
-      <w:ins w:id="399" w:author="Microsoft Office User" w:date="2026-01-15T16:56:00Z" w16du:dateUtc="2026-01-15T15:56:00Z">
-        <w:r>
-          <w:rPr>
-            <w:color w:val="2F5496" w:themeColor="accent1" w:themeShade="BF"/>
-            <w:sz w:val="28"/>
-            <w:szCs w:val="28"/>
-            <w:lang w:val="en-US"/>
-            <w:rPrChange w:id="400" w:author="Microsoft Office User" w:date="2026-01-15T20:05:00Z" w16du:dateUtc="2026-01-15T19:05:00Z">
-              <w:rPr>
-                <w:sz w:val="28"/>
-                <w:szCs w:val="28"/>
-                <w:lang w:val="en-US"/>
-              </w:rPr>
-            </w:rPrChange>
-          </w:rPr>
-          <w:instrText>"</w:instrText>
-        </w:r>
-        <w:r>
-          <w:rPr>
-            <w:color w:val="2F5496" w:themeColor="accent1" w:themeShade="BF"/>
-            <w:sz w:val="28"/>
-            <w:szCs w:val="28"/>
-            <w:lang w:val="en-US"/>
-          </w:rPr>
-        </w:r>
-        <w:r>
-          <w:rPr>
-            <w:color w:val="2F5496" w:themeColor="accent1" w:themeShade="BF"/>
-            <w:sz w:val="28"/>
-            <w:szCs w:val="28"/>
-            <w:lang w:val="en-US"/>
-            <w:rPrChange w:id="401" w:author="Microsoft Office User" w:date="2026-01-15T20:05:00Z" w16du:dateUtc="2026-01-15T19:05:00Z">
-              <w:rPr>
-                <w:sz w:val="28"/>
-                <w:szCs w:val="28"/>
-                <w:lang w:val="en-US"/>
-              </w:rPr>
-            </w:rPrChange>
-          </w:rPr>
-          <w:fldChar w:fldCharType="separate"/>
-        </w:r>
-      </w:ins>
-      <w:ins w:id="402" w:author="Microsoft Office User" w:date="2026-01-15T16:53:00Z" w16du:dateUtc="2026-01-15T15:53:00Z">
+      <w:r>
+        <w:rPr>
+          <w:color w:val="2F5496" w:themeColor="accent1" w:themeShade="BF"/>
+          <w:sz w:val="28"/>
+          <w:szCs w:val="28"/>
+          <w:lang w:val="en-US"/>
+        </w:rPr>
+        <w:instrText>"</w:instrText>
+      </w:r>
+      <w:r>
+        <w:rPr>
+          <w:color w:val="2F5496" w:themeColor="accent1" w:themeShade="BF"/>
+          <w:sz w:val="28"/>
+          <w:szCs w:val="28"/>
+          <w:lang w:val="en-US"/>
+        </w:rPr>
+        <w:fldChar w:fldCharType="separate"/>
+      </w:r>
+      <w:ins w:id="393" w:author="Microsoft Office User" w:date="2026-01-15T16:53:00Z" w16du:dateUtc="2026-01-15T15:53:00Z">
         <w:r>
           <w:rPr>
             <w:rStyle w:val="Hyperlink"/>
-            <w:color w:val="2F5496" w:themeColor="accent1" w:themeShade="BF"/>
-            <w:sz w:val="28"/>
-            <w:szCs w:val="28"/>
-            <w:lang w:val="en-US"/>
-            <w:rPrChange w:id="403" w:author="Microsoft Office User" w:date="2026-01-15T20:05:00Z" w16du:dateUtc="2026-01-15T19:05:00Z">
+            <w:sz w:val="28"/>
+            <w:szCs w:val="28"/>
+            <w:lang w:val="en-US"/>
+            <w:rPrChange w:id="394" w:author="Microsoft Office User" w:date="2026-01-15T20:05:00Z" w16du:dateUtc="2026-01-15T19:05:00Z">
               <w:rPr>
                 <w:rStyle w:val="Hyperlink"/>
                 <w:sz w:val="28"/>
@@ -4189,30 +4318,30 @@
           <w:t>https://github.com/pfeiferd/genestrip/blob/master/src/test/java/org/metagene/genestrip/APITest.java</w:t>
         </w:r>
       </w:ins>
-      <w:ins w:id="404" w:author="Microsoft Office User" w:date="2026-01-15T16:56:00Z" w16du:dateUtc="2026-01-15T15:56:00Z">
-        <w:r>
-          <w:rPr>
-            <w:color w:val="2F5496" w:themeColor="accent1" w:themeShade="BF"/>
-            <w:sz w:val="28"/>
-            <w:szCs w:val="28"/>
-            <w:lang w:val="en-US"/>
-            <w:rPrChange w:id="405" w:author="Microsoft Office User" w:date="2026-01-15T20:05:00Z" w16du:dateUtc="2026-01-15T19:05:00Z">
-              <w:rPr>
-                <w:sz w:val="28"/>
-                <w:szCs w:val="28"/>
-                <w:lang w:val="en-US"/>
-              </w:rPr>
-            </w:rPrChange>
-          </w:rPr>
-          <w:fldChar w:fldCharType="end"/>
-        </w:r>
-      </w:ins>
+      <w:r>
+        <w:rPr>
+          <w:color w:val="2F5496" w:themeColor="accent1" w:themeShade="BF"/>
+          <w:sz w:val="28"/>
+          <w:szCs w:val="28"/>
+          <w:lang w:val="en-US"/>
+        </w:rPr>
+        <w:fldChar w:fldCharType="end"/>
+      </w:r>
+      <w:r>
+        <w:rPr>
+          <w:color w:val="2F5496" w:themeColor="accent1" w:themeShade="BF"/>
+          <w:sz w:val="28"/>
+          <w:szCs w:val="28"/>
+          <w:lang w:val="en-US"/>
+        </w:rPr>
+        <w:t>”</w:t>
+      </w:r>
     </w:p>
     <w:p>
       <w:pPr>
         <w:pStyle w:val="u-mb-24"/>
         <w:rPr>
-          <w:ins w:id="406" w:author="Microsoft Office User" w:date="2026-01-15T16:54:00Z" w16du:dateUtc="2026-01-15T15:54:00Z"/>
+          <w:ins w:id="395" w:author="Microsoft Office User" w:date="2026-01-15T16:54:00Z" w16du:dateUtc="2026-01-15T15:54:00Z"/>
           <w:sz w:val="28"/>
           <w:szCs w:val="28"/>
           <w:lang w:val="en-US"/>
@@ -4231,14 +4360,14 @@
       <w:pPr>
         <w:pStyle w:val="u-mb-24"/>
         <w:rPr>
-          <w:ins w:id="407" w:author="Microsoft Office User" w:date="2026-01-15T16:54:00Z" w16du:dateUtc="2026-01-15T15:54:00Z"/>
-          <w:color w:val="2F5496" w:themeColor="accent1" w:themeShade="BF"/>
-          <w:sz w:val="28"/>
-          <w:szCs w:val="28"/>
-          <w:lang w:val="en-US"/>
-          <w:rPrChange w:id="408" w:author="Microsoft Office User" w:date="2026-01-15T20:07:00Z" w16du:dateUtc="2026-01-15T19:07:00Z">
+          <w:ins w:id="396" w:author="Microsoft Office User" w:date="2026-01-15T16:54:00Z" w16du:dateUtc="2026-01-15T15:54:00Z"/>
+          <w:color w:val="2F5496" w:themeColor="accent1" w:themeShade="BF"/>
+          <w:sz w:val="28"/>
+          <w:szCs w:val="28"/>
+          <w:lang w:val="en-US"/>
+          <w:rPrChange w:id="397" w:author="Microsoft Office User" w:date="2026-01-15T20:07:00Z" w16du:dateUtc="2026-01-15T19:07:00Z">
             <w:rPr>
-              <w:ins w:id="409" w:author="Microsoft Office User" w:date="2026-01-15T16:54:00Z" w16du:dateUtc="2026-01-15T15:54:00Z"/>
+              <w:ins w:id="398" w:author="Microsoft Office User" w:date="2026-01-15T16:54:00Z" w16du:dateUtc="2026-01-15T15:54:00Z"/>
               <w:sz w:val="28"/>
               <w:szCs w:val="28"/>
               <w:lang w:val="en-US"/>
@@ -4246,14 +4375,14 @@
           </w:rPrChange>
         </w:rPr>
       </w:pPr>
-      <w:ins w:id="410" w:author="Microsoft Office User" w:date="2026-01-15T16:54:00Z" w16du:dateUtc="2026-01-15T15:54:00Z">
-        <w:r>
-          <w:rPr>
-            <w:color w:val="2F5496" w:themeColor="accent1" w:themeShade="BF"/>
-            <w:sz w:val="28"/>
-            <w:szCs w:val="28"/>
-            <w:lang w:val="en-US"/>
-            <w:rPrChange w:id="411" w:author="Microsoft Office User" w:date="2026-01-15T20:07:00Z" w16du:dateUtc="2026-01-15T19:07:00Z">
+      <w:ins w:id="399" w:author="Microsoft Office User" w:date="2026-01-15T16:54:00Z" w16du:dateUtc="2026-01-15T15:54:00Z">
+        <w:r>
+          <w:rPr>
+            <w:color w:val="2F5496" w:themeColor="accent1" w:themeShade="BF"/>
+            <w:sz w:val="28"/>
+            <w:szCs w:val="28"/>
+            <w:lang w:val="en-US"/>
+            <w:rPrChange w:id="400" w:author="Microsoft Office User" w:date="2026-01-15T20:07:00Z" w16du:dateUtc="2026-01-15T19:07:00Z">
               <w:rPr>
                 <w:sz w:val="28"/>
                 <w:szCs w:val="28"/>
@@ -4264,7 +4393,7 @@
           <w:t>Yes</w:t>
         </w:r>
       </w:ins>
-      <w:ins w:id="412" w:author="Microsoft Office User" w:date="2026-01-17T07:02:00Z" w16du:dateUtc="2026-01-17T06:02:00Z">
+      <w:ins w:id="401" w:author="Microsoft Office User" w:date="2026-01-17T07:02:00Z" w16du:dateUtc="2026-01-17T06:02:00Z">
         <w:r>
           <w:rPr>
             <w:color w:val="2F5496" w:themeColor="accent1" w:themeShade="BF"/>
@@ -4275,14 +4404,14 @@
           <w:t>,</w:t>
         </w:r>
       </w:ins>
-      <w:ins w:id="413" w:author="Microsoft Office User" w:date="2026-01-15T16:54:00Z" w16du:dateUtc="2026-01-15T15:54:00Z">
-        <w:r>
-          <w:rPr>
-            <w:color w:val="2F5496" w:themeColor="accent1" w:themeShade="BF"/>
-            <w:sz w:val="28"/>
-            <w:szCs w:val="28"/>
-            <w:lang w:val="en-US"/>
-            <w:rPrChange w:id="414" w:author="Microsoft Office User" w:date="2026-01-15T20:07:00Z" w16du:dateUtc="2026-01-15T19:07:00Z">
+      <w:ins w:id="402" w:author="Microsoft Office User" w:date="2026-01-15T16:54:00Z" w16du:dateUtc="2026-01-15T15:54:00Z">
+        <w:r>
+          <w:rPr>
+            <w:color w:val="2F5496" w:themeColor="accent1" w:themeShade="BF"/>
+            <w:sz w:val="28"/>
+            <w:szCs w:val="28"/>
+            <w:lang w:val="en-US"/>
+            <w:rPrChange w:id="403" w:author="Microsoft Office User" w:date="2026-01-15T20:07:00Z" w16du:dateUtc="2026-01-15T19:07:00Z">
               <w:rPr>
                 <w:sz w:val="28"/>
                 <w:szCs w:val="28"/>
@@ -4298,13 +4427,13 @@
       <w:pPr>
         <w:pStyle w:val="u-mb-24"/>
         <w:rPr>
-          <w:ins w:id="415" w:author="Microsoft Office User" w:date="2026-01-15T16:54:00Z" w16du:dateUtc="2026-01-15T15:54:00Z"/>
+          <w:ins w:id="404" w:author="Microsoft Office User" w:date="2026-01-15T16:54:00Z" w16du:dateUtc="2026-01-15T15:54:00Z"/>
           <w:sz w:val="28"/>
           <w:szCs w:val="28"/>
           <w:lang w:val="en-US"/>
         </w:rPr>
       </w:pPr>
-      <w:del w:id="416" w:author="Microsoft Office User" w:date="2026-01-15T16:54:00Z" w16du:dateUtc="2026-01-15T15:54:00Z">
+      <w:del w:id="405" w:author="Microsoft Office User" w:date="2026-01-15T16:54:00Z" w16du:dateUtc="2026-01-15T15:54:00Z">
         <w:r>
           <w:rPr>
             <w:sz w:val="28"/>
@@ -4327,14 +4456,14 @@
       <w:pPr>
         <w:pStyle w:val="u-mb-24"/>
         <w:rPr>
-          <w:ins w:id="417" w:author="Microsoft Office User" w:date="2026-01-15T17:04:00Z" w16du:dateUtc="2026-01-15T16:04:00Z"/>
-          <w:color w:val="2F5496" w:themeColor="accent1" w:themeShade="BF"/>
-          <w:sz w:val="28"/>
-          <w:szCs w:val="28"/>
-          <w:lang w:val="en-US"/>
-          <w:rPrChange w:id="418" w:author="Microsoft Office User" w:date="2026-01-15T20:07:00Z" w16du:dateUtc="2026-01-15T19:07:00Z">
+          <w:ins w:id="406" w:author="Microsoft Office User" w:date="2026-01-15T17:04:00Z" w16du:dateUtc="2026-01-15T16:04:00Z"/>
+          <w:color w:val="2F5496" w:themeColor="accent1" w:themeShade="BF"/>
+          <w:sz w:val="28"/>
+          <w:szCs w:val="28"/>
+          <w:lang w:val="en-US"/>
+          <w:rPrChange w:id="407" w:author="Microsoft Office User" w:date="2026-01-15T20:07:00Z" w16du:dateUtc="2026-01-15T19:07:00Z">
             <w:rPr>
-              <w:ins w:id="419" w:author="Microsoft Office User" w:date="2026-01-15T17:04:00Z" w16du:dateUtc="2026-01-15T16:04:00Z"/>
+              <w:ins w:id="408" w:author="Microsoft Office User" w:date="2026-01-15T17:04:00Z" w16du:dateUtc="2026-01-15T16:04:00Z"/>
               <w:sz w:val="28"/>
               <w:szCs w:val="28"/>
               <w:lang w:val="en-US"/>
@@ -4342,7 +4471,7 @@
           </w:rPrChange>
         </w:rPr>
       </w:pPr>
-      <w:ins w:id="420" w:author="Microsoft Office User" w:date="2026-01-20T07:56:00Z" w16du:dateUtc="2026-01-20T06:56:00Z">
+      <w:ins w:id="409" w:author="Microsoft Office User" w:date="2026-01-20T07:56:00Z" w16du:dateUtc="2026-01-20T06:56:00Z">
         <w:r>
           <w:rPr>
             <w:color w:val="2F5496" w:themeColor="accent1" w:themeShade="BF"/>
@@ -4353,7 +4482,115 @@
           <w:t>Mostly y</w:t>
         </w:r>
       </w:ins>
-      <w:ins w:id="421" w:author="Microsoft Office User" w:date="2026-01-15T16:54:00Z" w16du:dateUtc="2026-01-15T15:54:00Z">
+      <w:ins w:id="410" w:author="Microsoft Office User" w:date="2026-01-15T16:54:00Z" w16du:dateUtc="2026-01-15T15:54:00Z">
+        <w:r>
+          <w:rPr>
+            <w:color w:val="2F5496" w:themeColor="accent1" w:themeShade="BF"/>
+            <w:sz w:val="28"/>
+            <w:szCs w:val="28"/>
+            <w:lang w:val="en-US"/>
+            <w:rPrChange w:id="411" w:author="Microsoft Office User" w:date="2026-01-15T20:07:00Z" w16du:dateUtc="2026-01-15T19:07:00Z">
+              <w:rPr>
+                <w:sz w:val="28"/>
+                <w:szCs w:val="28"/>
+                <w:lang w:val="en-US"/>
+              </w:rPr>
+            </w:rPrChange>
+          </w:rPr>
+          <w:t>es</w:t>
+        </w:r>
+      </w:ins>
+      <w:ins w:id="412" w:author="Microsoft Office User" w:date="2026-01-15T16:59:00Z" w16du:dateUtc="2026-01-15T15:59:00Z">
+        <w:r>
+          <w:rPr>
+            <w:color w:val="2F5496" w:themeColor="accent1" w:themeShade="BF"/>
+            <w:sz w:val="28"/>
+            <w:szCs w:val="28"/>
+            <w:lang w:val="en-US"/>
+            <w:rPrChange w:id="413" w:author="Microsoft Office User" w:date="2026-01-15T20:07:00Z" w16du:dateUtc="2026-01-15T19:07:00Z">
+              <w:rPr>
+                <w:sz w:val="28"/>
+                <w:szCs w:val="28"/>
+                <w:lang w:val="en-US"/>
+              </w:rPr>
+            </w:rPrChange>
+          </w:rPr>
+          <w:t>: A</w:t>
+        </w:r>
+      </w:ins>
+      <w:ins w:id="414" w:author="Microsoft Office User" w:date="2026-01-15T16:54:00Z" w16du:dateUtc="2026-01-15T15:54:00Z">
+        <w:r>
+          <w:rPr>
+            <w:color w:val="2F5496" w:themeColor="accent1" w:themeShade="BF"/>
+            <w:sz w:val="28"/>
+            <w:szCs w:val="28"/>
+            <w:lang w:val="en-US"/>
+            <w:rPrChange w:id="415" w:author="Microsoft Office User" w:date="2026-01-15T20:07:00Z" w16du:dateUtc="2026-01-15T19:07:00Z">
+              <w:rPr>
+                <w:sz w:val="28"/>
+                <w:szCs w:val="28"/>
+                <w:lang w:val="en-US"/>
+              </w:rPr>
+            </w:rPrChange>
+          </w:rPr>
+          <w:t xml:space="preserve"> part of the database creation steps </w:t>
+        </w:r>
+        <w:proofErr w:type="gramStart"/>
+        <w:r>
+          <w:rPr>
+            <w:color w:val="2F5496" w:themeColor="accent1" w:themeShade="BF"/>
+            <w:sz w:val="28"/>
+            <w:szCs w:val="28"/>
+            <w:lang w:val="en-US"/>
+            <w:rPrChange w:id="416" w:author="Microsoft Office User" w:date="2026-01-15T20:07:00Z" w16du:dateUtc="2026-01-15T19:07:00Z">
+              <w:rPr>
+                <w:sz w:val="28"/>
+                <w:szCs w:val="28"/>
+                <w:lang w:val="en-US"/>
+              </w:rPr>
+            </w:rPrChange>
+          </w:rPr>
+          <w:t>are</w:t>
+        </w:r>
+      </w:ins>
+      <w:proofErr w:type="gramEnd"/>
+      <w:ins w:id="417" w:author="Microsoft Office User" w:date="2026-01-15T19:33:00Z" w16du:dateUtc="2026-01-15T18:33:00Z">
+        <w:r>
+          <w:rPr>
+            <w:color w:val="2F5496" w:themeColor="accent1" w:themeShade="BF"/>
+            <w:sz w:val="28"/>
+            <w:szCs w:val="28"/>
+            <w:lang w:val="en-US"/>
+            <w:rPrChange w:id="418" w:author="Microsoft Office User" w:date="2026-01-15T20:07:00Z" w16du:dateUtc="2026-01-15T19:07:00Z">
+              <w:rPr>
+                <w:sz w:val="28"/>
+                <w:szCs w:val="28"/>
+                <w:lang w:val="en-US"/>
+              </w:rPr>
+            </w:rPrChange>
+          </w:rPr>
+          <w:t xml:space="preserve"> indeed</w:t>
+        </w:r>
+      </w:ins>
+      <w:ins w:id="419" w:author="Microsoft Office User" w:date="2026-01-15T16:54:00Z" w16du:dateUtc="2026-01-15T15:54:00Z">
+        <w:r>
+          <w:rPr>
+            <w:color w:val="2F5496" w:themeColor="accent1" w:themeShade="BF"/>
+            <w:sz w:val="28"/>
+            <w:szCs w:val="28"/>
+            <w:lang w:val="en-US"/>
+            <w:rPrChange w:id="420" w:author="Microsoft Office User" w:date="2026-01-15T20:07:00Z" w16du:dateUtc="2026-01-15T19:07:00Z">
+              <w:rPr>
+                <w:sz w:val="28"/>
+                <w:szCs w:val="28"/>
+                <w:lang w:val="en-US"/>
+              </w:rPr>
+            </w:rPrChange>
+          </w:rPr>
+          <w:t xml:space="preserve"> stored in a file such that </w:t>
+        </w:r>
+      </w:ins>
+      <w:ins w:id="421" w:author="Microsoft Office User" w:date="2026-01-15T16:55:00Z" w16du:dateUtc="2026-01-15T15:55:00Z">
         <w:r>
           <w:rPr>
             <w:color w:val="2F5496" w:themeColor="accent1" w:themeShade="BF"/>
@@ -4368,197 +4605,262 @@
               </w:rPr>
             </w:rPrChange>
           </w:rPr>
+          <w:t>building the database can be interrupted and / or resumed</w:t>
+        </w:r>
+      </w:ins>
+      <w:ins w:id="423" w:author="Microsoft Office User" w:date="2026-01-15T16:59:00Z" w16du:dateUtc="2026-01-15T15:59:00Z">
+        <w:r>
+          <w:rPr>
+            <w:color w:val="2F5496" w:themeColor="accent1" w:themeShade="BF"/>
+            <w:sz w:val="28"/>
+            <w:szCs w:val="28"/>
+            <w:lang w:val="en-US"/>
+            <w:rPrChange w:id="424" w:author="Microsoft Office User" w:date="2026-01-15T20:07:00Z" w16du:dateUtc="2026-01-15T19:07:00Z">
+              <w:rPr>
+                <w:sz w:val="28"/>
+                <w:szCs w:val="28"/>
+                <w:lang w:val="en-US"/>
+              </w:rPr>
+            </w:rPrChange>
+          </w:rPr>
+          <w:t xml:space="preserve"> after the related </w:t>
+        </w:r>
+      </w:ins>
+      <w:ins w:id="425" w:author="Microsoft Office User" w:date="2026-01-15T19:33:00Z" w16du:dateUtc="2026-01-15T18:33:00Z">
+        <w:r>
+          <w:rPr>
+            <w:color w:val="2F5496" w:themeColor="accent1" w:themeShade="BF"/>
+            <w:sz w:val="28"/>
+            <w:szCs w:val="28"/>
+            <w:lang w:val="en-US"/>
+            <w:rPrChange w:id="426" w:author="Microsoft Office User" w:date="2026-01-15T20:07:00Z" w16du:dateUtc="2026-01-15T19:07:00Z">
+              <w:rPr>
+                <w:sz w:val="28"/>
+                <w:szCs w:val="28"/>
+                <w:lang w:val="en-US"/>
+              </w:rPr>
+            </w:rPrChange>
+          </w:rPr>
+          <w:t>goal</w:t>
+        </w:r>
+      </w:ins>
+      <w:ins w:id="427" w:author="Microsoft Office User" w:date="2026-01-15T16:59:00Z" w16du:dateUtc="2026-01-15T15:59:00Z">
+        <w:r>
+          <w:rPr>
+            <w:color w:val="2F5496" w:themeColor="accent1" w:themeShade="BF"/>
+            <w:sz w:val="28"/>
+            <w:szCs w:val="28"/>
+            <w:lang w:val="en-US"/>
+            <w:rPrChange w:id="428" w:author="Microsoft Office User" w:date="2026-01-15T20:07:00Z" w16du:dateUtc="2026-01-15T19:07:00Z">
+              <w:rPr>
+                <w:sz w:val="28"/>
+                <w:szCs w:val="28"/>
+                <w:lang w:val="en-US"/>
+              </w:rPr>
+            </w:rPrChange>
+          </w:rPr>
+          <w:t xml:space="preserve"> has been completed</w:t>
+        </w:r>
+      </w:ins>
+      <w:ins w:id="429" w:author="Microsoft Office User" w:date="2026-01-15T16:55:00Z" w16du:dateUtc="2026-01-15T15:55:00Z">
+        <w:r>
+          <w:rPr>
+            <w:color w:val="2F5496" w:themeColor="accent1" w:themeShade="BF"/>
+            <w:sz w:val="28"/>
+            <w:szCs w:val="28"/>
+            <w:lang w:val="en-US"/>
+            <w:rPrChange w:id="430" w:author="Microsoft Office User" w:date="2026-01-15T20:07:00Z" w16du:dateUtc="2026-01-15T19:07:00Z">
+              <w:rPr>
+                <w:sz w:val="28"/>
+                <w:szCs w:val="28"/>
+                <w:lang w:val="en-US"/>
+              </w:rPr>
+            </w:rPrChange>
+          </w:rPr>
+          <w:t>.</w:t>
+        </w:r>
+      </w:ins>
+      <w:ins w:id="431" w:author="Microsoft Office User" w:date="2026-01-15T16:59:00Z" w16du:dateUtc="2026-01-15T15:59:00Z">
+        <w:r>
+          <w:rPr>
+            <w:color w:val="2F5496" w:themeColor="accent1" w:themeShade="BF"/>
+            <w:sz w:val="28"/>
+            <w:szCs w:val="28"/>
+            <w:lang w:val="en-US"/>
+            <w:rPrChange w:id="432" w:author="Microsoft Office User" w:date="2026-01-15T20:07:00Z" w16du:dateUtc="2026-01-15T19:07:00Z">
+              <w:rPr>
+                <w:sz w:val="28"/>
+                <w:szCs w:val="28"/>
+                <w:lang w:val="en-US"/>
+              </w:rPr>
+            </w:rPrChange>
+          </w:rPr>
+          <w:t xml:space="preserve"> </w:t>
+        </w:r>
+      </w:ins>
+      <w:ins w:id="433" w:author="Microsoft Office User" w:date="2026-01-17T07:02:00Z" w16du:dateUtc="2026-01-17T06:02:00Z">
+        <w:r>
+          <w:rPr>
+            <w:color w:val="2F5496" w:themeColor="accent1" w:themeShade="BF"/>
+            <w:sz w:val="28"/>
+            <w:szCs w:val="28"/>
+            <w:lang w:val="en-US"/>
+          </w:rPr>
+          <w:t>In general, t</w:t>
+        </w:r>
+      </w:ins>
+      <w:ins w:id="434" w:author="Microsoft Office User" w:date="2026-01-15T16:59:00Z" w16du:dateUtc="2026-01-15T15:59:00Z">
+        <w:r>
+          <w:rPr>
+            <w:color w:val="2F5496" w:themeColor="accent1" w:themeShade="BF"/>
+            <w:sz w:val="28"/>
+            <w:szCs w:val="28"/>
+            <w:lang w:val="en-US"/>
+            <w:rPrChange w:id="435" w:author="Microsoft Office User" w:date="2026-01-15T20:07:00Z" w16du:dateUtc="2026-01-15T19:07:00Z">
+              <w:rPr>
+                <w:sz w:val="28"/>
+                <w:szCs w:val="28"/>
+                <w:lang w:val="en-US"/>
+              </w:rPr>
+            </w:rPrChange>
+          </w:rPr>
+          <w:t>his relate</w:t>
+        </w:r>
+      </w:ins>
+      <w:ins w:id="436" w:author="Microsoft Office User" w:date="2026-01-15T19:33:00Z" w16du:dateUtc="2026-01-15T18:33:00Z">
+        <w:r>
+          <w:rPr>
+            <w:color w:val="2F5496" w:themeColor="accent1" w:themeShade="BF"/>
+            <w:sz w:val="28"/>
+            <w:szCs w:val="28"/>
+            <w:lang w:val="en-US"/>
+            <w:rPrChange w:id="437" w:author="Microsoft Office User" w:date="2026-01-15T20:07:00Z" w16du:dateUtc="2026-01-15T19:07:00Z">
+              <w:rPr>
+                <w:sz w:val="28"/>
+                <w:szCs w:val="28"/>
+                <w:lang w:val="en-US"/>
+              </w:rPr>
+            </w:rPrChange>
+          </w:rPr>
+          <w:t>s</w:t>
+        </w:r>
+      </w:ins>
+      <w:ins w:id="438" w:author="Microsoft Office User" w:date="2026-01-15T16:59:00Z" w16du:dateUtc="2026-01-15T15:59:00Z">
+        <w:r>
+          <w:rPr>
+            <w:color w:val="2F5496" w:themeColor="accent1" w:themeShade="BF"/>
+            <w:sz w:val="28"/>
+            <w:szCs w:val="28"/>
+            <w:lang w:val="en-US"/>
+            <w:rPrChange w:id="439" w:author="Microsoft Office User" w:date="2026-01-15T20:07:00Z" w16du:dateUtc="2026-01-15T19:07:00Z">
+              <w:rPr>
+                <w:sz w:val="28"/>
+                <w:szCs w:val="28"/>
+                <w:lang w:val="en-US"/>
+              </w:rPr>
+            </w:rPrChange>
+          </w:rPr>
+          <w:t xml:space="preserve"> to all file </w:t>
+        </w:r>
+      </w:ins>
+      <w:ins w:id="440" w:author="Microsoft Office User" w:date="2026-01-15T17:00:00Z" w16du:dateUtc="2026-01-15T16:00:00Z">
+        <w:r>
+          <w:rPr>
+            <w:color w:val="2F5496" w:themeColor="accent1" w:themeShade="BF"/>
+            <w:sz w:val="28"/>
+            <w:szCs w:val="28"/>
+            <w:lang w:val="en-US"/>
+            <w:rPrChange w:id="441" w:author="Microsoft Office User" w:date="2026-01-15T20:07:00Z" w16du:dateUtc="2026-01-15T19:07:00Z">
+              <w:rPr>
+                <w:sz w:val="28"/>
+                <w:szCs w:val="28"/>
+                <w:lang w:val="en-US"/>
+              </w:rPr>
+            </w:rPrChange>
+          </w:rPr>
+          <w:t xml:space="preserve">and download </w:t>
+        </w:r>
+      </w:ins>
+      <w:ins w:id="442" w:author="Microsoft Office User" w:date="2026-01-15T16:59:00Z" w16du:dateUtc="2026-01-15T15:59:00Z">
+        <w:r>
+          <w:rPr>
+            <w:color w:val="2F5496" w:themeColor="accent1" w:themeShade="BF"/>
+            <w:sz w:val="28"/>
+            <w:szCs w:val="28"/>
+            <w:lang w:val="en-US"/>
+            <w:rPrChange w:id="443" w:author="Microsoft Office User" w:date="2026-01-15T20:07:00Z" w16du:dateUtc="2026-01-15T19:07:00Z">
+              <w:rPr>
+                <w:sz w:val="28"/>
+                <w:szCs w:val="28"/>
+                <w:lang w:val="en-US"/>
+              </w:rPr>
+            </w:rPrChange>
+          </w:rPr>
+          <w:t>goa</w:t>
+        </w:r>
+      </w:ins>
+      <w:ins w:id="444" w:author="Microsoft Office User" w:date="2026-01-15T17:00:00Z" w16du:dateUtc="2026-01-15T16:00:00Z">
+        <w:r>
+          <w:rPr>
+            <w:color w:val="2F5496" w:themeColor="accent1" w:themeShade="BF"/>
+            <w:sz w:val="28"/>
+            <w:szCs w:val="28"/>
+            <w:lang w:val="en-US"/>
+            <w:rPrChange w:id="445" w:author="Microsoft Office User" w:date="2026-01-15T20:07:00Z" w16du:dateUtc="2026-01-15T19:07:00Z">
+              <w:rPr>
+                <w:sz w:val="28"/>
+                <w:szCs w:val="28"/>
+                <w:lang w:val="en-US"/>
+              </w:rPr>
+            </w:rPrChange>
+          </w:rPr>
+          <w:t>ls (marked with the prefix</w:t>
+        </w:r>
+      </w:ins>
+      <w:ins w:id="446" w:author="Microsoft Office User" w:date="2026-01-15T19:34:00Z" w16du:dateUtc="2026-01-15T18:34:00Z">
+        <w:r>
+          <w:rPr>
+            <w:color w:val="2F5496" w:themeColor="accent1" w:themeShade="BF"/>
+            <w:sz w:val="28"/>
+            <w:szCs w:val="28"/>
+            <w:lang w:val="en-US"/>
+            <w:rPrChange w:id="447" w:author="Microsoft Office User" w:date="2026-01-15T20:07:00Z" w16du:dateUtc="2026-01-15T19:07:00Z">
+              <w:rPr>
+                <w:sz w:val="28"/>
+                <w:szCs w:val="28"/>
+                <w:lang w:val="en-US"/>
+              </w:rPr>
+            </w:rPrChange>
+          </w:rPr>
           <w:t>es</w:t>
         </w:r>
       </w:ins>
-      <w:ins w:id="423" w:author="Microsoft Office User" w:date="2026-01-15T16:59:00Z" w16du:dateUtc="2026-01-15T15:59:00Z">
-        <w:r>
-          <w:rPr>
-            <w:color w:val="2F5496" w:themeColor="accent1" w:themeShade="BF"/>
-            <w:sz w:val="28"/>
-            <w:szCs w:val="28"/>
-            <w:lang w:val="en-US"/>
-            <w:rPrChange w:id="424" w:author="Microsoft Office User" w:date="2026-01-15T20:07:00Z" w16du:dateUtc="2026-01-15T19:07:00Z">
-              <w:rPr>
-                <w:sz w:val="28"/>
-                <w:szCs w:val="28"/>
-                <w:lang w:val="en-US"/>
-              </w:rPr>
-            </w:rPrChange>
-          </w:rPr>
-          <w:t>: A</w:t>
-        </w:r>
-      </w:ins>
-      <w:ins w:id="425" w:author="Microsoft Office User" w:date="2026-01-15T16:54:00Z" w16du:dateUtc="2026-01-15T15:54:00Z">
-        <w:r>
-          <w:rPr>
-            <w:color w:val="2F5496" w:themeColor="accent1" w:themeShade="BF"/>
-            <w:sz w:val="28"/>
-            <w:szCs w:val="28"/>
-            <w:lang w:val="en-US"/>
-            <w:rPrChange w:id="426" w:author="Microsoft Office User" w:date="2026-01-15T20:07:00Z" w16du:dateUtc="2026-01-15T19:07:00Z">
-              <w:rPr>
-                <w:sz w:val="28"/>
-                <w:szCs w:val="28"/>
-                <w:lang w:val="en-US"/>
-              </w:rPr>
-            </w:rPrChange>
-          </w:rPr>
-          <w:t xml:space="preserve"> part of the database creation steps </w:t>
-        </w:r>
-        <w:proofErr w:type="gramStart"/>
-        <w:r>
-          <w:rPr>
-            <w:color w:val="2F5496" w:themeColor="accent1" w:themeShade="BF"/>
-            <w:sz w:val="28"/>
-            <w:szCs w:val="28"/>
-            <w:lang w:val="en-US"/>
-            <w:rPrChange w:id="427" w:author="Microsoft Office User" w:date="2026-01-15T20:07:00Z" w16du:dateUtc="2026-01-15T19:07:00Z">
-              <w:rPr>
-                <w:sz w:val="28"/>
-                <w:szCs w:val="28"/>
-                <w:lang w:val="en-US"/>
-              </w:rPr>
-            </w:rPrChange>
-          </w:rPr>
-          <w:t>are</w:t>
-        </w:r>
-      </w:ins>
-      <w:proofErr w:type="gramEnd"/>
-      <w:ins w:id="428" w:author="Microsoft Office User" w:date="2026-01-15T19:33:00Z" w16du:dateUtc="2026-01-15T18:33:00Z">
-        <w:r>
-          <w:rPr>
-            <w:color w:val="2F5496" w:themeColor="accent1" w:themeShade="BF"/>
-            <w:sz w:val="28"/>
-            <w:szCs w:val="28"/>
-            <w:lang w:val="en-US"/>
-            <w:rPrChange w:id="429" w:author="Microsoft Office User" w:date="2026-01-15T20:07:00Z" w16du:dateUtc="2026-01-15T19:07:00Z">
-              <w:rPr>
-                <w:sz w:val="28"/>
-                <w:szCs w:val="28"/>
-                <w:lang w:val="en-US"/>
-              </w:rPr>
-            </w:rPrChange>
-          </w:rPr>
-          <w:t xml:space="preserve"> indeed</w:t>
-        </w:r>
-      </w:ins>
-      <w:ins w:id="430" w:author="Microsoft Office User" w:date="2026-01-15T16:54:00Z" w16du:dateUtc="2026-01-15T15:54:00Z">
-        <w:r>
-          <w:rPr>
-            <w:color w:val="2F5496" w:themeColor="accent1" w:themeShade="BF"/>
-            <w:sz w:val="28"/>
-            <w:szCs w:val="28"/>
-            <w:lang w:val="en-US"/>
-            <w:rPrChange w:id="431" w:author="Microsoft Office User" w:date="2026-01-15T20:07:00Z" w16du:dateUtc="2026-01-15T19:07:00Z">
-              <w:rPr>
-                <w:sz w:val="28"/>
-                <w:szCs w:val="28"/>
-                <w:lang w:val="en-US"/>
-              </w:rPr>
-            </w:rPrChange>
-          </w:rPr>
-          <w:t xml:space="preserve"> stored in a file such that </w:t>
-        </w:r>
-      </w:ins>
-      <w:ins w:id="432" w:author="Microsoft Office User" w:date="2026-01-15T16:55:00Z" w16du:dateUtc="2026-01-15T15:55:00Z">
-        <w:r>
-          <w:rPr>
-            <w:color w:val="2F5496" w:themeColor="accent1" w:themeShade="BF"/>
-            <w:sz w:val="28"/>
-            <w:szCs w:val="28"/>
-            <w:lang w:val="en-US"/>
-            <w:rPrChange w:id="433" w:author="Microsoft Office User" w:date="2026-01-15T20:07:00Z" w16du:dateUtc="2026-01-15T19:07:00Z">
-              <w:rPr>
-                <w:sz w:val="28"/>
-                <w:szCs w:val="28"/>
-                <w:lang w:val="en-US"/>
-              </w:rPr>
-            </w:rPrChange>
-          </w:rPr>
-          <w:t>building the database can be interrupted and / or resumed</w:t>
-        </w:r>
-      </w:ins>
-      <w:ins w:id="434" w:author="Microsoft Office User" w:date="2026-01-15T16:59:00Z" w16du:dateUtc="2026-01-15T15:59:00Z">
-        <w:r>
-          <w:rPr>
-            <w:color w:val="2F5496" w:themeColor="accent1" w:themeShade="BF"/>
-            <w:sz w:val="28"/>
-            <w:szCs w:val="28"/>
-            <w:lang w:val="en-US"/>
-            <w:rPrChange w:id="435" w:author="Microsoft Office User" w:date="2026-01-15T20:07:00Z" w16du:dateUtc="2026-01-15T19:07:00Z">
-              <w:rPr>
-                <w:sz w:val="28"/>
-                <w:szCs w:val="28"/>
-                <w:lang w:val="en-US"/>
-              </w:rPr>
-            </w:rPrChange>
-          </w:rPr>
-          <w:t xml:space="preserve"> after the related </w:t>
-        </w:r>
-      </w:ins>
-      <w:ins w:id="436" w:author="Microsoft Office User" w:date="2026-01-15T19:33:00Z" w16du:dateUtc="2026-01-15T18:33:00Z">
-        <w:r>
-          <w:rPr>
-            <w:color w:val="2F5496" w:themeColor="accent1" w:themeShade="BF"/>
-            <w:sz w:val="28"/>
-            <w:szCs w:val="28"/>
-            <w:lang w:val="en-US"/>
-            <w:rPrChange w:id="437" w:author="Microsoft Office User" w:date="2026-01-15T20:07:00Z" w16du:dateUtc="2026-01-15T19:07:00Z">
-              <w:rPr>
-                <w:sz w:val="28"/>
-                <w:szCs w:val="28"/>
-                <w:lang w:val="en-US"/>
-              </w:rPr>
-            </w:rPrChange>
-          </w:rPr>
-          <w:t>goal</w:t>
-        </w:r>
-      </w:ins>
-      <w:ins w:id="438" w:author="Microsoft Office User" w:date="2026-01-15T16:59:00Z" w16du:dateUtc="2026-01-15T15:59:00Z">
-        <w:r>
-          <w:rPr>
-            <w:color w:val="2F5496" w:themeColor="accent1" w:themeShade="BF"/>
-            <w:sz w:val="28"/>
-            <w:szCs w:val="28"/>
-            <w:lang w:val="en-US"/>
-            <w:rPrChange w:id="439" w:author="Microsoft Office User" w:date="2026-01-15T20:07:00Z" w16du:dateUtc="2026-01-15T19:07:00Z">
-              <w:rPr>
-                <w:sz w:val="28"/>
-                <w:szCs w:val="28"/>
-                <w:lang w:val="en-US"/>
-              </w:rPr>
-            </w:rPrChange>
-          </w:rPr>
-          <w:t xml:space="preserve"> has been completed</w:t>
-        </w:r>
-      </w:ins>
-      <w:ins w:id="440" w:author="Microsoft Office User" w:date="2026-01-15T16:55:00Z" w16du:dateUtc="2026-01-15T15:55:00Z">
-        <w:r>
-          <w:rPr>
-            <w:color w:val="2F5496" w:themeColor="accent1" w:themeShade="BF"/>
-            <w:sz w:val="28"/>
-            <w:szCs w:val="28"/>
-            <w:lang w:val="en-US"/>
-            <w:rPrChange w:id="441" w:author="Microsoft Office User" w:date="2026-01-15T20:07:00Z" w16du:dateUtc="2026-01-15T19:07:00Z">
-              <w:rPr>
-                <w:sz w:val="28"/>
-                <w:szCs w:val="28"/>
-                <w:lang w:val="en-US"/>
-              </w:rPr>
-            </w:rPrChange>
-          </w:rPr>
-          <w:t>.</w:t>
-        </w:r>
-      </w:ins>
-      <w:ins w:id="442" w:author="Microsoft Office User" w:date="2026-01-15T16:59:00Z" w16du:dateUtc="2026-01-15T15:59:00Z">
-        <w:r>
-          <w:rPr>
-            <w:color w:val="2F5496" w:themeColor="accent1" w:themeShade="BF"/>
-            <w:sz w:val="28"/>
-            <w:szCs w:val="28"/>
-            <w:lang w:val="en-US"/>
-            <w:rPrChange w:id="443" w:author="Microsoft Office User" w:date="2026-01-15T20:07:00Z" w16du:dateUtc="2026-01-15T19:07:00Z">
+      <w:ins w:id="448" w:author="Microsoft Office User" w:date="2026-01-15T17:00:00Z" w16du:dateUtc="2026-01-15T16:00:00Z">
+        <w:r>
+          <w:rPr>
+            <w:color w:val="2F5496" w:themeColor="accent1" w:themeShade="BF"/>
+            <w:sz w:val="28"/>
+            <w:szCs w:val="28"/>
+            <w:lang w:val="en-US"/>
+            <w:rPrChange w:id="449" w:author="Microsoft Office User" w:date="2026-01-15T20:07:00Z" w16du:dateUtc="2026-01-15T19:07:00Z">
+              <w:rPr>
+                <w:sz w:val="28"/>
+                <w:szCs w:val="28"/>
+                <w:lang w:val="en-US"/>
+              </w:rPr>
+            </w:rPrChange>
+          </w:rPr>
+          <w:t xml:space="preserve"> “d:” or</w:t>
+        </w:r>
+      </w:ins>
+      <w:ins w:id="450" w:author="Microsoft Office User" w:date="2026-01-15T16:55:00Z" w16du:dateUtc="2026-01-15T15:55:00Z">
+        <w:r>
+          <w:rPr>
+            <w:color w:val="2F5496" w:themeColor="accent1" w:themeShade="BF"/>
+            <w:sz w:val="28"/>
+            <w:szCs w:val="28"/>
+            <w:lang w:val="en-US"/>
+            <w:rPrChange w:id="451" w:author="Microsoft Office User" w:date="2026-01-15T20:07:00Z" w16du:dateUtc="2026-01-15T19:07:00Z">
               <w:rPr>
                 <w:sz w:val="28"/>
                 <w:szCs w:val="28"/>
@@ -4569,317 +4871,144 @@
           <w:t xml:space="preserve"> </w:t>
         </w:r>
       </w:ins>
-      <w:ins w:id="444" w:author="Microsoft Office User" w:date="2026-01-17T07:02:00Z" w16du:dateUtc="2026-01-17T06:02:00Z">
-        <w:r>
-          <w:rPr>
-            <w:color w:val="2F5496" w:themeColor="accent1" w:themeShade="BF"/>
-            <w:sz w:val="28"/>
-            <w:szCs w:val="28"/>
-            <w:lang w:val="en-US"/>
-          </w:rPr>
-          <w:t>In general, t</w:t>
-        </w:r>
-      </w:ins>
-      <w:ins w:id="445" w:author="Microsoft Office User" w:date="2026-01-15T16:59:00Z" w16du:dateUtc="2026-01-15T15:59:00Z">
-        <w:r>
-          <w:rPr>
-            <w:color w:val="2F5496" w:themeColor="accent1" w:themeShade="BF"/>
-            <w:sz w:val="28"/>
-            <w:szCs w:val="28"/>
-            <w:lang w:val="en-US"/>
-            <w:rPrChange w:id="446" w:author="Microsoft Office User" w:date="2026-01-15T20:07:00Z" w16du:dateUtc="2026-01-15T19:07:00Z">
-              <w:rPr>
-                <w:sz w:val="28"/>
-                <w:szCs w:val="28"/>
-                <w:lang w:val="en-US"/>
-              </w:rPr>
-            </w:rPrChange>
-          </w:rPr>
-          <w:t>his relate</w:t>
-        </w:r>
-      </w:ins>
-      <w:ins w:id="447" w:author="Microsoft Office User" w:date="2026-01-15T19:33:00Z" w16du:dateUtc="2026-01-15T18:33:00Z">
-        <w:r>
-          <w:rPr>
-            <w:color w:val="2F5496" w:themeColor="accent1" w:themeShade="BF"/>
-            <w:sz w:val="28"/>
-            <w:szCs w:val="28"/>
-            <w:lang w:val="en-US"/>
-            <w:rPrChange w:id="448" w:author="Microsoft Office User" w:date="2026-01-15T20:07:00Z" w16du:dateUtc="2026-01-15T19:07:00Z">
-              <w:rPr>
-                <w:sz w:val="28"/>
-                <w:szCs w:val="28"/>
-                <w:lang w:val="en-US"/>
-              </w:rPr>
-            </w:rPrChange>
-          </w:rPr>
-          <w:t>s</w:t>
-        </w:r>
-      </w:ins>
-      <w:ins w:id="449" w:author="Microsoft Office User" w:date="2026-01-15T16:59:00Z" w16du:dateUtc="2026-01-15T15:59:00Z">
-        <w:r>
-          <w:rPr>
-            <w:color w:val="2F5496" w:themeColor="accent1" w:themeShade="BF"/>
-            <w:sz w:val="28"/>
-            <w:szCs w:val="28"/>
-            <w:lang w:val="en-US"/>
-            <w:rPrChange w:id="450" w:author="Microsoft Office User" w:date="2026-01-15T20:07:00Z" w16du:dateUtc="2026-01-15T19:07:00Z">
-              <w:rPr>
-                <w:sz w:val="28"/>
-                <w:szCs w:val="28"/>
-                <w:lang w:val="en-US"/>
-              </w:rPr>
-            </w:rPrChange>
-          </w:rPr>
-          <w:t xml:space="preserve"> to all file </w:t>
-        </w:r>
-      </w:ins>
-      <w:ins w:id="451" w:author="Microsoft Office User" w:date="2026-01-15T17:00:00Z" w16du:dateUtc="2026-01-15T16:00:00Z">
-        <w:r>
-          <w:rPr>
-            <w:color w:val="2F5496" w:themeColor="accent1" w:themeShade="BF"/>
-            <w:sz w:val="28"/>
-            <w:szCs w:val="28"/>
-            <w:lang w:val="en-US"/>
-            <w:rPrChange w:id="452" w:author="Microsoft Office User" w:date="2026-01-15T20:07:00Z" w16du:dateUtc="2026-01-15T19:07:00Z">
-              <w:rPr>
-                <w:sz w:val="28"/>
-                <w:szCs w:val="28"/>
-                <w:lang w:val="en-US"/>
-              </w:rPr>
-            </w:rPrChange>
-          </w:rPr>
-          <w:t xml:space="preserve">and download </w:t>
-        </w:r>
-      </w:ins>
-      <w:ins w:id="453" w:author="Microsoft Office User" w:date="2026-01-15T16:59:00Z" w16du:dateUtc="2026-01-15T15:59:00Z">
-        <w:r>
-          <w:rPr>
-            <w:color w:val="2F5496" w:themeColor="accent1" w:themeShade="BF"/>
-            <w:sz w:val="28"/>
-            <w:szCs w:val="28"/>
-            <w:lang w:val="en-US"/>
-            <w:rPrChange w:id="454" w:author="Microsoft Office User" w:date="2026-01-15T20:07:00Z" w16du:dateUtc="2026-01-15T19:07:00Z">
-              <w:rPr>
-                <w:sz w:val="28"/>
-                <w:szCs w:val="28"/>
-                <w:lang w:val="en-US"/>
-              </w:rPr>
-            </w:rPrChange>
-          </w:rPr>
-          <w:t>goa</w:t>
-        </w:r>
-      </w:ins>
-      <w:ins w:id="455" w:author="Microsoft Office User" w:date="2026-01-15T17:00:00Z" w16du:dateUtc="2026-01-15T16:00:00Z">
-        <w:r>
-          <w:rPr>
-            <w:color w:val="2F5496" w:themeColor="accent1" w:themeShade="BF"/>
-            <w:sz w:val="28"/>
-            <w:szCs w:val="28"/>
-            <w:lang w:val="en-US"/>
-            <w:rPrChange w:id="456" w:author="Microsoft Office User" w:date="2026-01-15T20:07:00Z" w16du:dateUtc="2026-01-15T19:07:00Z">
-              <w:rPr>
-                <w:sz w:val="28"/>
-                <w:szCs w:val="28"/>
-                <w:lang w:val="en-US"/>
-              </w:rPr>
-            </w:rPrChange>
-          </w:rPr>
-          <w:t>ls (marked with the prefix</w:t>
-        </w:r>
-      </w:ins>
-      <w:ins w:id="457" w:author="Microsoft Office User" w:date="2026-01-15T19:34:00Z" w16du:dateUtc="2026-01-15T18:34:00Z">
-        <w:r>
-          <w:rPr>
-            <w:color w:val="2F5496" w:themeColor="accent1" w:themeShade="BF"/>
-            <w:sz w:val="28"/>
-            <w:szCs w:val="28"/>
-            <w:lang w:val="en-US"/>
-            <w:rPrChange w:id="458" w:author="Microsoft Office User" w:date="2026-01-15T20:07:00Z" w16du:dateUtc="2026-01-15T19:07:00Z">
-              <w:rPr>
-                <w:sz w:val="28"/>
-                <w:szCs w:val="28"/>
-                <w:lang w:val="en-US"/>
-              </w:rPr>
-            </w:rPrChange>
-          </w:rPr>
-          <w:t>es</w:t>
-        </w:r>
-      </w:ins>
-      <w:ins w:id="459" w:author="Microsoft Office User" w:date="2026-01-15T17:00:00Z" w16du:dateUtc="2026-01-15T16:00:00Z">
-        <w:r>
-          <w:rPr>
-            <w:color w:val="2F5496" w:themeColor="accent1" w:themeShade="BF"/>
-            <w:sz w:val="28"/>
-            <w:szCs w:val="28"/>
-            <w:lang w:val="en-US"/>
-            <w:rPrChange w:id="460" w:author="Microsoft Office User" w:date="2026-01-15T20:07:00Z" w16du:dateUtc="2026-01-15T19:07:00Z">
-              <w:rPr>
-                <w:sz w:val="28"/>
-                <w:szCs w:val="28"/>
-                <w:lang w:val="en-US"/>
-              </w:rPr>
-            </w:rPrChange>
-          </w:rPr>
-          <w:t xml:space="preserve"> “d:” or</w:t>
-        </w:r>
-      </w:ins>
-      <w:ins w:id="461" w:author="Microsoft Office User" w:date="2026-01-15T16:55:00Z" w16du:dateUtc="2026-01-15T15:55:00Z">
-        <w:r>
-          <w:rPr>
-            <w:color w:val="2F5496" w:themeColor="accent1" w:themeShade="BF"/>
-            <w:sz w:val="28"/>
-            <w:szCs w:val="28"/>
-            <w:lang w:val="en-US"/>
-            <w:rPrChange w:id="462" w:author="Microsoft Office User" w:date="2026-01-15T20:07:00Z" w16du:dateUtc="2026-01-15T19:07:00Z">
-              <w:rPr>
-                <w:sz w:val="28"/>
-                <w:szCs w:val="28"/>
-                <w:lang w:val="en-US"/>
-              </w:rPr>
-            </w:rPrChange>
+      <w:ins w:id="452" w:author="Microsoft Office User" w:date="2026-01-15T17:00:00Z" w16du:dateUtc="2026-01-15T16:00:00Z">
+        <w:r>
+          <w:rPr>
+            <w:color w:val="2F5496" w:themeColor="accent1" w:themeShade="BF"/>
+            <w:sz w:val="28"/>
+            <w:szCs w:val="28"/>
+            <w:lang w:val="en-US"/>
+            <w:rPrChange w:id="453" w:author="Microsoft Office User" w:date="2026-01-15T20:07:00Z" w16du:dateUtc="2026-01-15T19:07:00Z">
+              <w:rPr>
+                <w:sz w:val="28"/>
+                <w:szCs w:val="28"/>
+                <w:lang w:val="en-US"/>
+              </w:rPr>
+            </w:rPrChange>
+          </w:rPr>
+          <w:t>“f:”</w:t>
+        </w:r>
+      </w:ins>
+      <w:ins w:id="454" w:author="Microsoft Office User" w:date="2026-01-17T07:02:00Z" w16du:dateUtc="2026-01-17T06:02:00Z">
+        <w:r>
+          <w:rPr>
+            <w:color w:val="2F5496" w:themeColor="accent1" w:themeShade="BF"/>
+            <w:sz w:val="28"/>
+            <w:szCs w:val="28"/>
+            <w:lang w:val="en-US"/>
+          </w:rPr>
+          <w:t xml:space="preserve"> in</w:t>
+        </w:r>
+      </w:ins>
+      <w:ins w:id="455" w:author="Microsoft Office User" w:date="2026-01-17T07:03:00Z" w16du:dateUtc="2026-01-17T06:03:00Z">
+        <w:r>
+          <w:rPr>
+            <w:color w:val="2F5496" w:themeColor="accent1" w:themeShade="BF"/>
+            <w:sz w:val="28"/>
+            <w:szCs w:val="28"/>
+            <w:lang w:val="en-US"/>
           </w:rPr>
           <w:t xml:space="preserve"> </w:t>
         </w:r>
       </w:ins>
-      <w:ins w:id="463" w:author="Microsoft Office User" w:date="2026-01-15T17:00:00Z" w16du:dateUtc="2026-01-15T16:00:00Z">
-        <w:r>
-          <w:rPr>
-            <w:color w:val="2F5496" w:themeColor="accent1" w:themeShade="BF"/>
-            <w:sz w:val="28"/>
-            <w:szCs w:val="28"/>
-            <w:lang w:val="en-US"/>
-            <w:rPrChange w:id="464" w:author="Microsoft Office User" w:date="2026-01-15T20:07:00Z" w16du:dateUtc="2026-01-15T19:07:00Z">
-              <w:rPr>
-                <w:sz w:val="28"/>
-                <w:szCs w:val="28"/>
-                <w:lang w:val="en-US"/>
-              </w:rPr>
-            </w:rPrChange>
-          </w:rPr>
-          <w:t>“f:”</w:t>
-        </w:r>
-      </w:ins>
-      <w:ins w:id="465" w:author="Microsoft Office User" w:date="2026-01-17T07:02:00Z" w16du:dateUtc="2026-01-17T06:02:00Z">
-        <w:r>
-          <w:rPr>
-            <w:color w:val="2F5496" w:themeColor="accent1" w:themeShade="BF"/>
-            <w:sz w:val="28"/>
-            <w:szCs w:val="28"/>
-            <w:lang w:val="en-US"/>
-          </w:rPr>
-          <w:t xml:space="preserve"> in</w:t>
-        </w:r>
-      </w:ins>
-      <w:ins w:id="466" w:author="Microsoft Office User" w:date="2026-01-17T07:03:00Z" w16du:dateUtc="2026-01-17T06:03:00Z">
-        <w:r>
-          <w:rPr>
-            <w:color w:val="2F5496" w:themeColor="accent1" w:themeShade="BF"/>
-            <w:sz w:val="28"/>
-            <w:szCs w:val="28"/>
-            <w:lang w:val="en-US"/>
+      <w:r>
+        <w:rPr>
+          <w:color w:val="2F5496" w:themeColor="accent1" w:themeShade="BF"/>
+          <w:sz w:val="28"/>
+          <w:szCs w:val="28"/>
+          <w:lang w:val="en-US"/>
+        </w:rPr>
+        <w:t>the goal graph</w:t>
+      </w:r>
+      <w:r>
+        <w:rPr>
+          <w:color w:val="2F5496" w:themeColor="accent1" w:themeShade="BF"/>
+          <w:sz w:val="28"/>
+          <w:szCs w:val="28"/>
+          <w:lang w:val="en-US"/>
+        </w:rPr>
+        <w:t xml:space="preserve"> that is now in the Appendix</w:t>
+      </w:r>
+      <w:ins w:id="456" w:author="Microsoft Office User" w:date="2026-01-15T19:33:00Z" w16du:dateUtc="2026-01-15T18:33:00Z">
+        <w:r>
+          <w:rPr>
+            <w:color w:val="2F5496" w:themeColor="accent1" w:themeShade="BF"/>
+            <w:sz w:val="28"/>
+            <w:szCs w:val="28"/>
+            <w:lang w:val="en-US"/>
+            <w:rPrChange w:id="457" w:author="Microsoft Office User" w:date="2026-01-15T20:07:00Z" w16du:dateUtc="2026-01-15T19:07:00Z">
+              <w:rPr>
+                <w:sz w:val="28"/>
+                <w:szCs w:val="28"/>
+                <w:lang w:val="en-US"/>
+              </w:rPr>
+            </w:rPrChange>
+          </w:rPr>
+          <w:t>)</w:t>
+        </w:r>
+      </w:ins>
+      <w:ins w:id="458" w:author="Microsoft Office User" w:date="2026-01-15T17:00:00Z" w16du:dateUtc="2026-01-15T16:00:00Z">
+        <w:r>
+          <w:rPr>
+            <w:color w:val="2F5496" w:themeColor="accent1" w:themeShade="BF"/>
+            <w:sz w:val="28"/>
+            <w:szCs w:val="28"/>
+            <w:lang w:val="en-US"/>
+            <w:rPrChange w:id="459" w:author="Microsoft Office User" w:date="2026-01-15T20:07:00Z" w16du:dateUtc="2026-01-15T19:07:00Z">
+              <w:rPr>
+                <w:sz w:val="28"/>
+                <w:szCs w:val="28"/>
+                <w:lang w:val="en-US"/>
+              </w:rPr>
+            </w:rPrChange>
+          </w:rPr>
+          <w:t>. E.g.</w:t>
+        </w:r>
+      </w:ins>
+      <w:ins w:id="460" w:author="Microsoft Office User" w:date="2026-01-15T19:34:00Z" w16du:dateUtc="2026-01-15T18:34:00Z">
+        <w:r>
+          <w:rPr>
+            <w:color w:val="2F5496" w:themeColor="accent1" w:themeShade="BF"/>
+            <w:sz w:val="28"/>
+            <w:szCs w:val="28"/>
+            <w:lang w:val="en-US"/>
+            <w:rPrChange w:id="461" w:author="Microsoft Office User" w:date="2026-01-15T20:07:00Z" w16du:dateUtc="2026-01-15T19:07:00Z">
+              <w:rPr>
+                <w:sz w:val="28"/>
+                <w:szCs w:val="28"/>
+                <w:lang w:val="en-US"/>
+              </w:rPr>
+            </w:rPrChange>
+          </w:rPr>
+          <w:t>,</w:t>
+        </w:r>
+      </w:ins>
+      <w:ins w:id="462" w:author="Microsoft Office User" w:date="2026-01-15T17:00:00Z" w16du:dateUtc="2026-01-15T16:00:00Z">
+        <w:r>
+          <w:rPr>
+            <w:color w:val="2F5496" w:themeColor="accent1" w:themeShade="BF"/>
+            <w:sz w:val="28"/>
+            <w:szCs w:val="28"/>
+            <w:lang w:val="en-US"/>
+            <w:rPrChange w:id="463" w:author="Microsoft Office User" w:date="2026-01-15T20:07:00Z" w16du:dateUtc="2026-01-15T19:07:00Z">
+              <w:rPr>
+                <w:sz w:val="28"/>
+                <w:szCs w:val="28"/>
+                <w:lang w:val="en-US"/>
+              </w:rPr>
+            </w:rPrChange>
           </w:rPr>
           <w:t xml:space="preserve"> </w:t>
         </w:r>
       </w:ins>
-      <w:r>
-        <w:rPr>
-          <w:color w:val="2F5496" w:themeColor="accent1" w:themeShade="BF"/>
-          <w:sz w:val="28"/>
-          <w:szCs w:val="28"/>
-          <w:lang w:val="en-US"/>
-        </w:rPr>
-        <w:t>the goal graph</w:t>
-      </w:r>
-      <w:r>
-        <w:rPr>
-          <w:color w:val="2F5496" w:themeColor="accent1" w:themeShade="BF"/>
-          <w:sz w:val="28"/>
-          <w:szCs w:val="28"/>
-          <w:lang w:val="en-US"/>
-        </w:rPr>
-        <w:t xml:space="preserve"> that is now in the Appendix</w:t>
-      </w:r>
-      <w:ins w:id="467" w:author="Microsoft Office User" w:date="2026-01-15T19:33:00Z" w16du:dateUtc="2026-01-15T18:33:00Z">
-        <w:r>
-          <w:rPr>
-            <w:color w:val="2F5496" w:themeColor="accent1" w:themeShade="BF"/>
-            <w:sz w:val="28"/>
-            <w:szCs w:val="28"/>
-            <w:lang w:val="en-US"/>
-            <w:rPrChange w:id="468" w:author="Microsoft Office User" w:date="2026-01-15T20:07:00Z" w16du:dateUtc="2026-01-15T19:07:00Z">
-              <w:rPr>
-                <w:sz w:val="28"/>
-                <w:szCs w:val="28"/>
-                <w:lang w:val="en-US"/>
-              </w:rPr>
-            </w:rPrChange>
-          </w:rPr>
-          <w:t>)</w:t>
-        </w:r>
-      </w:ins>
-      <w:ins w:id="469" w:author="Microsoft Office User" w:date="2026-01-15T17:00:00Z" w16du:dateUtc="2026-01-15T16:00:00Z">
-        <w:r>
-          <w:rPr>
-            <w:color w:val="2F5496" w:themeColor="accent1" w:themeShade="BF"/>
-            <w:sz w:val="28"/>
-            <w:szCs w:val="28"/>
-            <w:lang w:val="en-US"/>
-            <w:rPrChange w:id="470" w:author="Microsoft Office User" w:date="2026-01-15T20:07:00Z" w16du:dateUtc="2026-01-15T19:07:00Z">
-              <w:rPr>
-                <w:sz w:val="28"/>
-                <w:szCs w:val="28"/>
-                <w:lang w:val="en-US"/>
-              </w:rPr>
-            </w:rPrChange>
-          </w:rPr>
-          <w:t>. E.g.</w:t>
-        </w:r>
-      </w:ins>
-      <w:ins w:id="471" w:author="Microsoft Office User" w:date="2026-01-15T19:34:00Z" w16du:dateUtc="2026-01-15T18:34:00Z">
-        <w:r>
-          <w:rPr>
-            <w:color w:val="2F5496" w:themeColor="accent1" w:themeShade="BF"/>
-            <w:sz w:val="28"/>
-            <w:szCs w:val="28"/>
-            <w:lang w:val="en-US"/>
-            <w:rPrChange w:id="472" w:author="Microsoft Office User" w:date="2026-01-15T20:07:00Z" w16du:dateUtc="2026-01-15T19:07:00Z">
-              <w:rPr>
-                <w:sz w:val="28"/>
-                <w:szCs w:val="28"/>
-                <w:lang w:val="en-US"/>
-              </w:rPr>
-            </w:rPrChange>
-          </w:rPr>
-          <w:t>,</w:t>
-        </w:r>
-      </w:ins>
-      <w:ins w:id="473" w:author="Microsoft Office User" w:date="2026-01-15T17:00:00Z" w16du:dateUtc="2026-01-15T16:00:00Z">
-        <w:r>
-          <w:rPr>
-            <w:color w:val="2F5496" w:themeColor="accent1" w:themeShade="BF"/>
-            <w:sz w:val="28"/>
-            <w:szCs w:val="28"/>
-            <w:lang w:val="en-US"/>
-            <w:rPrChange w:id="474" w:author="Microsoft Office User" w:date="2026-01-15T20:07:00Z" w16du:dateUtc="2026-01-15T19:07:00Z">
-              <w:rPr>
-                <w:sz w:val="28"/>
-                <w:szCs w:val="28"/>
-                <w:lang w:val="en-US"/>
-              </w:rPr>
-            </w:rPrChange>
-          </w:rPr>
-          <w:t xml:space="preserve"> </w:t>
-        </w:r>
-      </w:ins>
-      <w:ins w:id="475" w:author="Microsoft Office User" w:date="2026-01-15T17:01:00Z" w16du:dateUtc="2026-01-15T16:01:00Z">
-        <w:r>
-          <w:rPr>
-            <w:color w:val="2F5496" w:themeColor="accent1" w:themeShade="BF"/>
-            <w:sz w:val="28"/>
-            <w:szCs w:val="28"/>
-            <w:lang w:val="en-US"/>
-            <w:rPrChange w:id="476" w:author="Microsoft Office User" w:date="2026-01-15T20:07:00Z" w16du:dateUtc="2026-01-15T19:07:00Z">
+      <w:ins w:id="464" w:author="Microsoft Office User" w:date="2026-01-15T17:01:00Z" w16du:dateUtc="2026-01-15T16:01:00Z">
+        <w:r>
+          <w:rPr>
+            <w:color w:val="2F5496" w:themeColor="accent1" w:themeShade="BF"/>
+            <w:sz w:val="28"/>
+            <w:szCs w:val="28"/>
+            <w:lang w:val="en-US"/>
+            <w:rPrChange w:id="465" w:author="Microsoft Office User" w:date="2026-01-15T20:07:00Z" w16du:dateUtc="2026-01-15T19:07:00Z">
               <w:rPr>
                 <w:sz w:val="28"/>
                 <w:szCs w:val="28"/>
@@ -4897,7 +5026,7 @@
             <w:sz w:val="28"/>
             <w:szCs w:val="28"/>
             <w:lang w:val="en-US"/>
-            <w:rPrChange w:id="477" w:author="Microsoft Office User" w:date="2026-01-15T20:07:00Z" w16du:dateUtc="2026-01-15T19:07:00Z">
+            <w:rPrChange w:id="466" w:author="Microsoft Office User" w:date="2026-01-15T20:07:00Z" w16du:dateUtc="2026-01-15T19:07:00Z">
               <w:rPr>
                 <w:sz w:val="28"/>
                 <w:szCs w:val="28"/>
@@ -4915,7 +5044,7 @@
             <w:sz w:val="28"/>
             <w:szCs w:val="28"/>
             <w:lang w:val="en-US"/>
-            <w:rPrChange w:id="478" w:author="Microsoft Office User" w:date="2026-01-15T20:07:00Z" w16du:dateUtc="2026-01-15T19:07:00Z">
+            <w:rPrChange w:id="467" w:author="Microsoft Office User" w:date="2026-01-15T20:07:00Z" w16du:dateUtc="2026-01-15T19:07:00Z">
               <w:rPr>
                 <w:sz w:val="28"/>
                 <w:szCs w:val="28"/>
@@ -4926,14 +5055,14 @@
           <w:t>”</w:t>
         </w:r>
       </w:ins>
-      <w:ins w:id="479" w:author="Microsoft Office User" w:date="2026-01-15T19:34:00Z" w16du:dateUtc="2026-01-15T18:34:00Z">
-        <w:r>
-          <w:rPr>
-            <w:color w:val="2F5496" w:themeColor="accent1" w:themeShade="BF"/>
-            <w:sz w:val="28"/>
-            <w:szCs w:val="28"/>
-            <w:lang w:val="en-US"/>
-            <w:rPrChange w:id="480" w:author="Microsoft Office User" w:date="2026-01-15T20:07:00Z" w16du:dateUtc="2026-01-15T19:07:00Z">
+      <w:ins w:id="468" w:author="Microsoft Office User" w:date="2026-01-15T19:34:00Z" w16du:dateUtc="2026-01-15T18:34:00Z">
+        <w:r>
+          <w:rPr>
+            <w:color w:val="2F5496" w:themeColor="accent1" w:themeShade="BF"/>
+            <w:sz w:val="28"/>
+            <w:szCs w:val="28"/>
+            <w:lang w:val="en-US"/>
+            <w:rPrChange w:id="469" w:author="Microsoft Office User" w:date="2026-01-15T20:07:00Z" w16du:dateUtc="2026-01-15T19:07:00Z">
               <w:rPr>
                 <w:sz w:val="28"/>
                 <w:szCs w:val="28"/>
@@ -4944,14 +5073,14 @@
           <w:t>:</w:t>
         </w:r>
       </w:ins>
-      <w:ins w:id="481" w:author="Microsoft Office User" w:date="2026-01-15T17:01:00Z" w16du:dateUtc="2026-01-15T16:01:00Z">
-        <w:r>
-          <w:rPr>
-            <w:color w:val="2F5496" w:themeColor="accent1" w:themeShade="BF"/>
-            <w:sz w:val="28"/>
-            <w:szCs w:val="28"/>
-            <w:lang w:val="en-US"/>
-            <w:rPrChange w:id="482" w:author="Microsoft Office User" w:date="2026-01-15T20:07:00Z" w16du:dateUtc="2026-01-15T19:07:00Z">
+      <w:ins w:id="470" w:author="Microsoft Office User" w:date="2026-01-15T17:01:00Z" w16du:dateUtc="2026-01-15T16:01:00Z">
+        <w:r>
+          <w:rPr>
+            <w:color w:val="2F5496" w:themeColor="accent1" w:themeShade="BF"/>
+            <w:sz w:val="28"/>
+            <w:szCs w:val="28"/>
+            <w:lang w:val="en-US"/>
+            <w:rPrChange w:id="471" w:author="Microsoft Office User" w:date="2026-01-15T20:07:00Z" w16du:dateUtc="2026-01-15T19:07:00Z">
               <w:rPr>
                 <w:sz w:val="28"/>
                 <w:szCs w:val="28"/>
@@ -4968,7 +5097,7 @@
             <w:sz w:val="28"/>
             <w:szCs w:val="28"/>
             <w:lang w:val="en-US"/>
-            <w:rPrChange w:id="483" w:author="Microsoft Office User" w:date="2026-01-15T20:07:00Z" w16du:dateUtc="2026-01-15T19:07:00Z">
+            <w:rPrChange w:id="472" w:author="Microsoft Office User" w:date="2026-01-15T20:07:00Z" w16du:dateUtc="2026-01-15T19:07:00Z">
               <w:rPr>
                 <w:sz w:val="28"/>
                 <w:szCs w:val="28"/>
@@ -4985,7 +5114,7 @@
             <w:sz w:val="28"/>
             <w:szCs w:val="28"/>
             <w:lang w:val="en-US"/>
-            <w:rPrChange w:id="484" w:author="Microsoft Office User" w:date="2026-01-15T20:07:00Z" w16du:dateUtc="2026-01-15T19:07:00Z">
+            <w:rPrChange w:id="473" w:author="Microsoft Office User" w:date="2026-01-15T20:07:00Z" w16du:dateUtc="2026-01-15T19:07:00Z">
               <w:rPr>
                 <w:sz w:val="28"/>
                 <w:szCs w:val="28"/>
@@ -4996,14 +5125,14 @@
           <w:t xml:space="preserve"> data</w:t>
         </w:r>
       </w:ins>
-      <w:ins w:id="485" w:author="Microsoft Office User" w:date="2026-01-15T17:02:00Z" w16du:dateUtc="2026-01-15T16:02:00Z">
-        <w:r>
-          <w:rPr>
-            <w:color w:val="2F5496" w:themeColor="accent1" w:themeShade="BF"/>
-            <w:sz w:val="28"/>
-            <w:szCs w:val="28"/>
-            <w:lang w:val="en-US"/>
-            <w:rPrChange w:id="486" w:author="Microsoft Office User" w:date="2026-01-15T20:07:00Z" w16du:dateUtc="2026-01-15T19:07:00Z">
+      <w:ins w:id="474" w:author="Microsoft Office User" w:date="2026-01-15T17:02:00Z" w16du:dateUtc="2026-01-15T16:02:00Z">
+        <w:r>
+          <w:rPr>
+            <w:color w:val="2F5496" w:themeColor="accent1" w:themeShade="BF"/>
+            <w:sz w:val="28"/>
+            <w:szCs w:val="28"/>
+            <w:lang w:val="en-US"/>
+            <w:rPrChange w:id="475" w:author="Microsoft Office User" w:date="2026-01-15T20:07:00Z" w16du:dateUtc="2026-01-15T19:07:00Z">
               <w:rPr>
                 <w:sz w:val="28"/>
                 <w:szCs w:val="28"/>
@@ -5014,14 +5143,14 @@
           <w:t xml:space="preserve">base before the </w:t>
         </w:r>
       </w:ins>
-      <w:ins w:id="487" w:author="Microsoft Office User" w:date="2026-01-15T19:34:00Z" w16du:dateUtc="2026-01-15T18:34:00Z">
-        <w:r>
-          <w:rPr>
-            <w:color w:val="2F5496" w:themeColor="accent1" w:themeShade="BF"/>
-            <w:sz w:val="28"/>
-            <w:szCs w:val="28"/>
-            <w:lang w:val="en-US"/>
-            <w:rPrChange w:id="488" w:author="Microsoft Office User" w:date="2026-01-15T20:07:00Z" w16du:dateUtc="2026-01-15T19:07:00Z">
+      <w:ins w:id="476" w:author="Microsoft Office User" w:date="2026-01-15T19:34:00Z" w16du:dateUtc="2026-01-15T18:34:00Z">
+        <w:r>
+          <w:rPr>
+            <w:color w:val="2F5496" w:themeColor="accent1" w:themeShade="BF"/>
+            <w:sz w:val="28"/>
+            <w:szCs w:val="28"/>
+            <w:lang w:val="en-US"/>
+            <w:rPrChange w:id="477" w:author="Microsoft Office User" w:date="2026-01-15T20:07:00Z" w16du:dateUtc="2026-01-15T19:07:00Z">
               <w:rPr>
                 <w:sz w:val="28"/>
                 <w:szCs w:val="28"/>
@@ -5032,14 +5161,14 @@
           <w:t xml:space="preserve">(usually long running) </w:t>
         </w:r>
       </w:ins>
-      <w:ins w:id="489" w:author="Microsoft Office User" w:date="2026-01-15T17:02:00Z" w16du:dateUtc="2026-01-15T16:02:00Z">
-        <w:r>
-          <w:rPr>
-            <w:color w:val="2F5496" w:themeColor="accent1" w:themeShade="BF"/>
-            <w:sz w:val="28"/>
-            <w:szCs w:val="28"/>
-            <w:lang w:val="en-US"/>
-            <w:rPrChange w:id="490" w:author="Microsoft Office User" w:date="2026-01-15T20:07:00Z" w16du:dateUtc="2026-01-15T19:07:00Z">
+      <w:ins w:id="478" w:author="Microsoft Office User" w:date="2026-01-15T17:02:00Z" w16du:dateUtc="2026-01-15T16:02:00Z">
+        <w:r>
+          <w:rPr>
+            <w:color w:val="2F5496" w:themeColor="accent1" w:themeShade="BF"/>
+            <w:sz w:val="28"/>
+            <w:szCs w:val="28"/>
+            <w:lang w:val="en-US"/>
+            <w:rPrChange w:id="479" w:author="Microsoft Office User" w:date="2026-01-15T20:07:00Z" w16du:dateUtc="2026-01-15T19:07:00Z">
               <w:rPr>
                 <w:sz w:val="28"/>
                 <w:szCs w:val="28"/>
@@ -5050,7 +5179,7 @@
           <w:t>LCA update is performed</w:t>
         </w:r>
       </w:ins>
-      <w:ins w:id="491" w:author="Microsoft Office User" w:date="2026-01-20T07:56:00Z" w16du:dateUtc="2026-01-20T06:56:00Z">
+      <w:ins w:id="480" w:author="Microsoft Office User" w:date="2026-01-20T07:56:00Z" w16du:dateUtc="2026-01-20T06:56:00Z">
         <w:r>
           <w:rPr>
             <w:color w:val="2F5496" w:themeColor="accent1" w:themeShade="BF"/>
@@ -5072,7 +5201,7 @@
         </w:rPr>
         <w:t>o:</w:t>
       </w:r>
-      <w:ins w:id="492" w:author="Microsoft Office User" w:date="2026-01-20T07:56:00Z" w16du:dateUtc="2026-01-20T06:56:00Z">
+      <w:ins w:id="481" w:author="Microsoft Office User" w:date="2026-01-20T07:56:00Z" w16du:dateUtc="2026-01-20T06:56:00Z">
         <w:r>
           <w:rPr>
             <w:color w:val="2F5496" w:themeColor="accent1" w:themeShade="BF"/>
@@ -5083,7 +5212,7 @@
           <w:t>update</w:t>
         </w:r>
       </w:ins>
-      <w:ins w:id="493" w:author="Microsoft Office User" w:date="2026-01-20T07:57:00Z" w16du:dateUtc="2026-01-20T06:57:00Z">
+      <w:ins w:id="482" w:author="Microsoft Office User" w:date="2026-01-20T07:57:00Z" w16du:dateUtc="2026-01-20T06:57:00Z">
         <w:r>
           <w:rPr>
             <w:color w:val="2F5496" w:themeColor="accent1" w:themeShade="BF"/>
@@ -5096,7 +5225,7 @@
       </w:ins>
       <w:proofErr w:type="spellEnd"/>
       <w:proofErr w:type="gramEnd"/>
-      <w:ins w:id="494" w:author="Microsoft Office User" w:date="2026-01-20T07:56:00Z" w16du:dateUtc="2026-01-20T06:56:00Z">
+      <w:ins w:id="483" w:author="Microsoft Office User" w:date="2026-01-20T07:56:00Z" w16du:dateUtc="2026-01-20T06:56:00Z">
         <w:r>
           <w:rPr>
             <w:color w:val="2F5496" w:themeColor="accent1" w:themeShade="BF"/>
@@ -5107,14 +5236,14 @@
           <w:t>”</w:t>
         </w:r>
       </w:ins>
-      <w:ins w:id="495" w:author="Microsoft Office User" w:date="2026-01-15T17:02:00Z" w16du:dateUtc="2026-01-15T16:02:00Z">
-        <w:r>
-          <w:rPr>
-            <w:color w:val="2F5496" w:themeColor="accent1" w:themeShade="BF"/>
-            <w:sz w:val="28"/>
-            <w:szCs w:val="28"/>
-            <w:lang w:val="en-US"/>
-            <w:rPrChange w:id="496" w:author="Microsoft Office User" w:date="2026-01-15T20:07:00Z" w16du:dateUtc="2026-01-15T19:07:00Z">
+      <w:ins w:id="484" w:author="Microsoft Office User" w:date="2026-01-15T17:02:00Z" w16du:dateUtc="2026-01-15T16:02:00Z">
+        <w:r>
+          <w:rPr>
+            <w:color w:val="2F5496" w:themeColor="accent1" w:themeShade="BF"/>
+            <w:sz w:val="28"/>
+            <w:szCs w:val="28"/>
+            <w:lang w:val="en-US"/>
+            <w:rPrChange w:id="485" w:author="Microsoft Office User" w:date="2026-01-15T20:07:00Z" w16du:dateUtc="2026-01-15T19:07:00Z">
               <w:rPr>
                 <w:sz w:val="28"/>
                 <w:szCs w:val="28"/>
@@ -5125,14 +5254,14 @@
           <w:t>. So</w:t>
         </w:r>
       </w:ins>
-      <w:ins w:id="497" w:author="Microsoft Office User" w:date="2026-01-15T19:35:00Z" w16du:dateUtc="2026-01-15T18:35:00Z">
-        <w:r>
-          <w:rPr>
-            <w:color w:val="2F5496" w:themeColor="accent1" w:themeShade="BF"/>
-            <w:sz w:val="28"/>
-            <w:szCs w:val="28"/>
-            <w:lang w:val="en-US"/>
-            <w:rPrChange w:id="498" w:author="Microsoft Office User" w:date="2026-01-15T20:07:00Z" w16du:dateUtc="2026-01-15T19:07:00Z">
+      <w:ins w:id="486" w:author="Microsoft Office User" w:date="2026-01-15T19:35:00Z" w16du:dateUtc="2026-01-15T18:35:00Z">
+        <w:r>
+          <w:rPr>
+            <w:color w:val="2F5496" w:themeColor="accent1" w:themeShade="BF"/>
+            <w:sz w:val="28"/>
+            <w:szCs w:val="28"/>
+            <w:lang w:val="en-US"/>
+            <w:rPrChange w:id="487" w:author="Microsoft Office User" w:date="2026-01-15T20:07:00Z" w16du:dateUtc="2026-01-15T19:07:00Z">
               <w:rPr>
                 <w:sz w:val="28"/>
                 <w:szCs w:val="28"/>
@@ -5143,14 +5272,14 @@
           <w:t>,</w:t>
         </w:r>
       </w:ins>
-      <w:ins w:id="499" w:author="Microsoft Office User" w:date="2026-01-15T17:02:00Z" w16du:dateUtc="2026-01-15T16:02:00Z">
-        <w:r>
-          <w:rPr>
-            <w:color w:val="2F5496" w:themeColor="accent1" w:themeShade="BF"/>
-            <w:sz w:val="28"/>
-            <w:szCs w:val="28"/>
-            <w:lang w:val="en-US"/>
-            <w:rPrChange w:id="500" w:author="Microsoft Office User" w:date="2026-01-15T20:07:00Z" w16du:dateUtc="2026-01-15T19:07:00Z">
+      <w:ins w:id="488" w:author="Microsoft Office User" w:date="2026-01-15T17:02:00Z" w16du:dateUtc="2026-01-15T16:02:00Z">
+        <w:r>
+          <w:rPr>
+            <w:color w:val="2F5496" w:themeColor="accent1" w:themeShade="BF"/>
+            <w:sz w:val="28"/>
+            <w:szCs w:val="28"/>
+            <w:lang w:val="en-US"/>
+            <w:rPrChange w:id="489" w:author="Microsoft Office User" w:date="2026-01-15T20:07:00Z" w16du:dateUtc="2026-01-15T19:07:00Z">
               <w:rPr>
                 <w:sz w:val="28"/>
                 <w:szCs w:val="28"/>
@@ -5161,7 +5290,7 @@
           <w:t xml:space="preserve"> if the LCA-update is stopped for some reason</w:t>
         </w:r>
       </w:ins>
-      <w:ins w:id="501" w:author="Microsoft Office User" w:date="2026-01-17T07:04:00Z" w16du:dateUtc="2026-01-17T06:04:00Z">
+      <w:ins w:id="490" w:author="Microsoft Office User" w:date="2026-01-17T07:04:00Z" w16du:dateUtc="2026-01-17T06:04:00Z">
         <w:r>
           <w:rPr>
             <w:color w:val="2F5496" w:themeColor="accent1" w:themeShade="BF"/>
@@ -5172,7 +5301,117 @@
           <w:t>,</w:t>
         </w:r>
       </w:ins>
-      <w:ins w:id="502" w:author="Microsoft Office User" w:date="2026-01-15T17:02:00Z" w16du:dateUtc="2026-01-15T16:02:00Z">
+      <w:ins w:id="491" w:author="Microsoft Office User" w:date="2026-01-15T17:02:00Z" w16du:dateUtc="2026-01-15T16:02:00Z">
+        <w:r>
+          <w:rPr>
+            <w:color w:val="2F5496" w:themeColor="accent1" w:themeShade="BF"/>
+            <w:sz w:val="28"/>
+            <w:szCs w:val="28"/>
+            <w:lang w:val="en-US"/>
+            <w:rPrChange w:id="492" w:author="Microsoft Office User" w:date="2026-01-15T20:07:00Z" w16du:dateUtc="2026-01-15T19:07:00Z">
+              <w:rPr>
+                <w:sz w:val="28"/>
+                <w:szCs w:val="28"/>
+                <w:lang w:val="en-US"/>
+              </w:rPr>
+            </w:rPrChange>
+          </w:rPr>
+          <w:t xml:space="preserve"> </w:t>
+        </w:r>
+      </w:ins>
+      <w:ins w:id="493" w:author="Microsoft Office User" w:date="2026-01-20T07:56:00Z" w16du:dateUtc="2026-01-20T06:56:00Z">
+        <w:r>
+          <w:rPr>
+            <w:color w:val="2F5496" w:themeColor="accent1" w:themeShade="BF"/>
+            <w:sz w:val="28"/>
+            <w:szCs w:val="28"/>
+            <w:lang w:val="en-US"/>
+          </w:rPr>
+          <w:t xml:space="preserve">then </w:t>
+        </w:r>
+      </w:ins>
+      <w:ins w:id="494" w:author="Microsoft Office User" w:date="2026-01-15T17:02:00Z" w16du:dateUtc="2026-01-15T16:02:00Z">
+        <w:r>
+          <w:rPr>
+            <w:color w:val="2F5496" w:themeColor="accent1" w:themeShade="BF"/>
+            <w:sz w:val="28"/>
+            <w:szCs w:val="28"/>
+            <w:lang w:val="en-US"/>
+            <w:rPrChange w:id="495" w:author="Microsoft Office User" w:date="2026-01-15T20:07:00Z" w16du:dateUtc="2026-01-15T19:07:00Z">
+              <w:rPr>
+                <w:sz w:val="28"/>
+                <w:szCs w:val="28"/>
+                <w:lang w:val="en-US"/>
+              </w:rPr>
+            </w:rPrChange>
+          </w:rPr>
+          <w:t xml:space="preserve">not all the work is lost but </w:t>
+        </w:r>
+      </w:ins>
+      <w:ins w:id="496" w:author="Microsoft Office User" w:date="2026-01-15T19:35:00Z" w16du:dateUtc="2026-01-15T18:35:00Z">
+        <w:r>
+          <w:rPr>
+            <w:color w:val="2F5496" w:themeColor="accent1" w:themeShade="BF"/>
+            <w:sz w:val="28"/>
+            <w:szCs w:val="28"/>
+            <w:lang w:val="en-US"/>
+            <w:rPrChange w:id="497" w:author="Microsoft Office User" w:date="2026-01-15T20:07:00Z" w16du:dateUtc="2026-01-15T19:07:00Z">
+              <w:rPr>
+                <w:sz w:val="28"/>
+                <w:szCs w:val="28"/>
+                <w:lang w:val="en-US"/>
+              </w:rPr>
+            </w:rPrChange>
+          </w:rPr>
+          <w:t>instead</w:t>
+        </w:r>
+      </w:ins>
+      <w:r>
+        <w:rPr>
+          <w:color w:val="2F5496" w:themeColor="accent1" w:themeShade="BF"/>
+          <w:sz w:val="28"/>
+          <w:szCs w:val="28"/>
+          <w:lang w:val="en-US"/>
+        </w:rPr>
+        <w:t>,</w:t>
+      </w:r>
+      <w:ins w:id="498" w:author="Microsoft Office User" w:date="2026-01-15T19:35:00Z" w16du:dateUtc="2026-01-15T18:35:00Z">
+        <w:r>
+          <w:rPr>
+            <w:color w:val="2F5496" w:themeColor="accent1" w:themeShade="BF"/>
+            <w:sz w:val="28"/>
+            <w:szCs w:val="28"/>
+            <w:lang w:val="en-US"/>
+            <w:rPrChange w:id="499" w:author="Microsoft Office User" w:date="2026-01-15T20:07:00Z" w16du:dateUtc="2026-01-15T19:07:00Z">
+              <w:rPr>
+                <w:sz w:val="28"/>
+                <w:szCs w:val="28"/>
+                <w:lang w:val="en-US"/>
+              </w:rPr>
+            </w:rPrChange>
+          </w:rPr>
+          <w:t xml:space="preserve"> </w:t>
+        </w:r>
+      </w:ins>
+      <w:ins w:id="500" w:author="Microsoft Office User" w:date="2026-01-15T17:02:00Z" w16du:dateUtc="2026-01-15T16:02:00Z">
+        <w:r>
+          <w:rPr>
+            <w:color w:val="2F5496" w:themeColor="accent1" w:themeShade="BF"/>
+            <w:sz w:val="28"/>
+            <w:szCs w:val="28"/>
+            <w:lang w:val="en-US"/>
+            <w:rPrChange w:id="501" w:author="Microsoft Office User" w:date="2026-01-15T20:07:00Z" w16du:dateUtc="2026-01-15T19:07:00Z">
+              <w:rPr>
+                <w:sz w:val="28"/>
+                <w:szCs w:val="28"/>
+                <w:lang w:val="en-US"/>
+              </w:rPr>
+            </w:rPrChange>
+          </w:rPr>
+          <w:t>the system can r</w:t>
+        </w:r>
+      </w:ins>
+      <w:ins w:id="502" w:author="Microsoft Office User" w:date="2026-01-15T17:03:00Z" w16du:dateUtc="2026-01-15T16:03:00Z">
         <w:r>
           <w:rPr>
             <w:color w:val="2F5496" w:themeColor="accent1" w:themeShade="BF"/>
@@ -5187,127 +5426,17 @@
               </w:rPr>
             </w:rPrChange>
           </w:rPr>
-          <w:t xml:space="preserve"> </w:t>
-        </w:r>
-      </w:ins>
-      <w:ins w:id="504" w:author="Microsoft Office User" w:date="2026-01-20T07:56:00Z" w16du:dateUtc="2026-01-20T06:56:00Z">
-        <w:r>
-          <w:rPr>
-            <w:color w:val="2F5496" w:themeColor="accent1" w:themeShade="BF"/>
-            <w:sz w:val="28"/>
-            <w:szCs w:val="28"/>
-            <w:lang w:val="en-US"/>
-          </w:rPr>
-          <w:t xml:space="preserve">then </w:t>
-        </w:r>
-      </w:ins>
-      <w:ins w:id="505" w:author="Microsoft Office User" w:date="2026-01-15T17:02:00Z" w16du:dateUtc="2026-01-15T16:02:00Z">
-        <w:r>
-          <w:rPr>
-            <w:color w:val="2F5496" w:themeColor="accent1" w:themeShade="BF"/>
-            <w:sz w:val="28"/>
-            <w:szCs w:val="28"/>
-            <w:lang w:val="en-US"/>
-            <w:rPrChange w:id="506" w:author="Microsoft Office User" w:date="2026-01-15T20:07:00Z" w16du:dateUtc="2026-01-15T19:07:00Z">
-              <w:rPr>
-                <w:sz w:val="28"/>
-                <w:szCs w:val="28"/>
-                <w:lang w:val="en-US"/>
-              </w:rPr>
-            </w:rPrChange>
-          </w:rPr>
-          <w:t xml:space="preserve">not all the work is lost but </w:t>
-        </w:r>
-      </w:ins>
-      <w:ins w:id="507" w:author="Microsoft Office User" w:date="2026-01-15T19:35:00Z" w16du:dateUtc="2026-01-15T18:35:00Z">
-        <w:r>
-          <w:rPr>
-            <w:color w:val="2F5496" w:themeColor="accent1" w:themeShade="BF"/>
-            <w:sz w:val="28"/>
-            <w:szCs w:val="28"/>
-            <w:lang w:val="en-US"/>
-            <w:rPrChange w:id="508" w:author="Microsoft Office User" w:date="2026-01-15T20:07:00Z" w16du:dateUtc="2026-01-15T19:07:00Z">
-              <w:rPr>
-                <w:sz w:val="28"/>
-                <w:szCs w:val="28"/>
-                <w:lang w:val="en-US"/>
-              </w:rPr>
-            </w:rPrChange>
-          </w:rPr>
-          <w:t>instead</w:t>
-        </w:r>
-      </w:ins>
-      <w:r>
-        <w:rPr>
-          <w:color w:val="2F5496" w:themeColor="accent1" w:themeShade="BF"/>
-          <w:sz w:val="28"/>
-          <w:szCs w:val="28"/>
-          <w:lang w:val="en-US"/>
-        </w:rPr>
-        <w:t>,</w:t>
-      </w:r>
-      <w:ins w:id="509" w:author="Microsoft Office User" w:date="2026-01-15T19:35:00Z" w16du:dateUtc="2026-01-15T18:35:00Z">
-        <w:r>
-          <w:rPr>
-            <w:color w:val="2F5496" w:themeColor="accent1" w:themeShade="BF"/>
-            <w:sz w:val="28"/>
-            <w:szCs w:val="28"/>
-            <w:lang w:val="en-US"/>
-            <w:rPrChange w:id="510" w:author="Microsoft Office User" w:date="2026-01-15T20:07:00Z" w16du:dateUtc="2026-01-15T19:07:00Z">
-              <w:rPr>
-                <w:sz w:val="28"/>
-                <w:szCs w:val="28"/>
-                <w:lang w:val="en-US"/>
-              </w:rPr>
-            </w:rPrChange>
-          </w:rPr>
-          <w:t xml:space="preserve"> </w:t>
-        </w:r>
-      </w:ins>
-      <w:ins w:id="511" w:author="Microsoft Office User" w:date="2026-01-15T17:02:00Z" w16du:dateUtc="2026-01-15T16:02:00Z">
-        <w:r>
-          <w:rPr>
-            <w:color w:val="2F5496" w:themeColor="accent1" w:themeShade="BF"/>
-            <w:sz w:val="28"/>
-            <w:szCs w:val="28"/>
-            <w:lang w:val="en-US"/>
-            <w:rPrChange w:id="512" w:author="Microsoft Office User" w:date="2026-01-15T20:07:00Z" w16du:dateUtc="2026-01-15T19:07:00Z">
-              <w:rPr>
-                <w:sz w:val="28"/>
-                <w:szCs w:val="28"/>
-                <w:lang w:val="en-US"/>
-              </w:rPr>
-            </w:rPrChange>
-          </w:rPr>
-          <w:t>the system can r</w:t>
-        </w:r>
-      </w:ins>
-      <w:ins w:id="513" w:author="Microsoft Office User" w:date="2026-01-15T17:03:00Z" w16du:dateUtc="2026-01-15T16:03:00Z">
-        <w:r>
-          <w:rPr>
-            <w:color w:val="2F5496" w:themeColor="accent1" w:themeShade="BF"/>
-            <w:sz w:val="28"/>
-            <w:szCs w:val="28"/>
-            <w:lang w:val="en-US"/>
-            <w:rPrChange w:id="514" w:author="Microsoft Office User" w:date="2026-01-15T20:07:00Z" w16du:dateUtc="2026-01-15T19:07:00Z">
-              <w:rPr>
-                <w:sz w:val="28"/>
-                <w:szCs w:val="28"/>
-                <w:lang w:val="en-US"/>
-              </w:rPr>
-            </w:rPrChange>
-          </w:rPr>
           <w:t>esume it</w:t>
         </w:r>
       </w:ins>
-      <w:ins w:id="515" w:author="Microsoft Office User" w:date="2026-01-15T19:35:00Z" w16du:dateUtc="2026-01-15T18:35:00Z">
-        <w:r>
-          <w:rPr>
-            <w:color w:val="2F5496" w:themeColor="accent1" w:themeShade="BF"/>
-            <w:sz w:val="28"/>
-            <w:szCs w:val="28"/>
-            <w:lang w:val="en-US"/>
-            <w:rPrChange w:id="516" w:author="Microsoft Office User" w:date="2026-01-15T20:07:00Z" w16du:dateUtc="2026-01-15T19:07:00Z">
+      <w:ins w:id="504" w:author="Microsoft Office User" w:date="2026-01-15T19:35:00Z" w16du:dateUtc="2026-01-15T18:35:00Z">
+        <w:r>
+          <w:rPr>
+            <w:color w:val="2F5496" w:themeColor="accent1" w:themeShade="BF"/>
+            <w:sz w:val="28"/>
+            <w:szCs w:val="28"/>
+            <w:lang w:val="en-US"/>
+            <w:rPrChange w:id="505" w:author="Microsoft Office User" w:date="2026-01-15T20:07:00Z" w16du:dateUtc="2026-01-15T19:07:00Z">
               <w:rPr>
                 <w:sz w:val="28"/>
                 <w:szCs w:val="28"/>
@@ -5318,14 +5447,14 @@
           <w:t>s</w:t>
         </w:r>
       </w:ins>
-      <w:ins w:id="517" w:author="Microsoft Office User" w:date="2026-01-15T17:03:00Z" w16du:dateUtc="2026-01-15T16:03:00Z">
-        <w:r>
-          <w:rPr>
-            <w:color w:val="2F5496" w:themeColor="accent1" w:themeShade="BF"/>
-            <w:sz w:val="28"/>
-            <w:szCs w:val="28"/>
-            <w:lang w:val="en-US"/>
-            <w:rPrChange w:id="518" w:author="Microsoft Office User" w:date="2026-01-15T20:07:00Z" w16du:dateUtc="2026-01-15T19:07:00Z">
+      <w:ins w:id="506" w:author="Microsoft Office User" w:date="2026-01-15T17:03:00Z" w16du:dateUtc="2026-01-15T16:03:00Z">
+        <w:r>
+          <w:rPr>
+            <w:color w:val="2F5496" w:themeColor="accent1" w:themeShade="BF"/>
+            <w:sz w:val="28"/>
+            <w:szCs w:val="28"/>
+            <w:lang w:val="en-US"/>
+            <w:rPrChange w:id="507" w:author="Microsoft Office User" w:date="2026-01-15T20:07:00Z" w16du:dateUtc="2026-01-15T19:07:00Z">
               <w:rPr>
                 <w:sz w:val="28"/>
                 <w:szCs w:val="28"/>
@@ -5336,14 +5465,14 @@
           <w:t xml:space="preserve"> work by loading the corresponding temporary database </w:t>
         </w:r>
       </w:ins>
-      <w:ins w:id="519" w:author="Microsoft Office User" w:date="2026-01-15T19:35:00Z" w16du:dateUtc="2026-01-15T18:35:00Z">
-        <w:r>
-          <w:rPr>
-            <w:color w:val="2F5496" w:themeColor="accent1" w:themeShade="BF"/>
-            <w:sz w:val="28"/>
-            <w:szCs w:val="28"/>
-            <w:lang w:val="en-US"/>
-            <w:rPrChange w:id="520" w:author="Microsoft Office User" w:date="2026-01-15T20:07:00Z" w16du:dateUtc="2026-01-15T19:07:00Z">
+      <w:ins w:id="508" w:author="Microsoft Office User" w:date="2026-01-15T19:35:00Z" w16du:dateUtc="2026-01-15T18:35:00Z">
+        <w:r>
+          <w:rPr>
+            <w:color w:val="2F5496" w:themeColor="accent1" w:themeShade="BF"/>
+            <w:sz w:val="28"/>
+            <w:szCs w:val="28"/>
+            <w:lang w:val="en-US"/>
+            <w:rPrChange w:id="509" w:author="Microsoft Office User" w:date="2026-01-15T20:07:00Z" w16du:dateUtc="2026-01-15T19:07:00Z">
               <w:rPr>
                 <w:sz w:val="28"/>
                 <w:szCs w:val="28"/>
@@ -5354,14 +5483,14 @@
           <w:t xml:space="preserve">as </w:t>
         </w:r>
       </w:ins>
-      <w:ins w:id="521" w:author="Microsoft Office User" w:date="2026-01-15T17:03:00Z" w16du:dateUtc="2026-01-15T16:03:00Z">
-        <w:r>
-          <w:rPr>
-            <w:color w:val="2F5496" w:themeColor="accent1" w:themeShade="BF"/>
-            <w:sz w:val="28"/>
-            <w:szCs w:val="28"/>
-            <w:lang w:val="en-US"/>
-            <w:rPrChange w:id="522" w:author="Microsoft Office User" w:date="2026-01-15T20:07:00Z" w16du:dateUtc="2026-01-15T19:07:00Z">
+      <w:ins w:id="510" w:author="Microsoft Office User" w:date="2026-01-15T17:03:00Z" w16du:dateUtc="2026-01-15T16:03:00Z">
+        <w:r>
+          <w:rPr>
+            <w:color w:val="2F5496" w:themeColor="accent1" w:themeShade="BF"/>
+            <w:sz w:val="28"/>
+            <w:szCs w:val="28"/>
+            <w:lang w:val="en-US"/>
+            <w:rPrChange w:id="511" w:author="Microsoft Office User" w:date="2026-01-15T20:07:00Z" w16du:dateUtc="2026-01-15T19:07:00Z">
               <w:rPr>
                 <w:sz w:val="28"/>
                 <w:szCs w:val="28"/>
@@ -5372,7 +5501,7 @@
           <w:t xml:space="preserve">saved </w:t>
         </w:r>
       </w:ins>
-      <w:ins w:id="523" w:author="Microsoft Office User" w:date="2026-01-17T07:04:00Z" w16du:dateUtc="2026-01-17T06:04:00Z">
+      <w:ins w:id="512" w:author="Microsoft Office User" w:date="2026-01-17T07:04:00Z" w16du:dateUtc="2026-01-17T06:04:00Z">
         <w:r>
           <w:rPr>
             <w:color w:val="2F5496" w:themeColor="accent1" w:themeShade="BF"/>
@@ -5383,7 +5512,7 @@
           <w:t xml:space="preserve">at the end </w:t>
         </w:r>
       </w:ins>
-      <w:ins w:id="524" w:author="Microsoft Office User" w:date="2026-01-17T07:05:00Z" w16du:dateUtc="2026-01-17T06:05:00Z">
+      <w:ins w:id="513" w:author="Microsoft Office User" w:date="2026-01-17T07:05:00Z" w16du:dateUtc="2026-01-17T06:05:00Z">
         <w:r>
           <w:rPr>
             <w:color w:val="2F5496" w:themeColor="accent1" w:themeShade="BF"/>
@@ -5394,14 +5523,14 @@
           <w:t xml:space="preserve">of </w:t>
         </w:r>
       </w:ins>
-      <w:ins w:id="525" w:author="Microsoft Office User" w:date="2026-01-15T17:03:00Z" w16du:dateUtc="2026-01-15T16:03:00Z">
-        <w:r>
-          <w:rPr>
-            <w:color w:val="2F5496" w:themeColor="accent1" w:themeShade="BF"/>
-            <w:sz w:val="28"/>
-            <w:szCs w:val="28"/>
-            <w:lang w:val="en-US"/>
-            <w:rPrChange w:id="526" w:author="Microsoft Office User" w:date="2026-01-15T20:07:00Z" w16du:dateUtc="2026-01-15T19:07:00Z">
+      <w:ins w:id="514" w:author="Microsoft Office User" w:date="2026-01-15T17:03:00Z" w16du:dateUtc="2026-01-15T16:03:00Z">
+        <w:r>
+          <w:rPr>
+            <w:color w:val="2F5496" w:themeColor="accent1" w:themeShade="BF"/>
+            <w:sz w:val="28"/>
+            <w:szCs w:val="28"/>
+            <w:lang w:val="en-US"/>
+            <w:rPrChange w:id="515" w:author="Microsoft Office User" w:date="2026-01-15T20:07:00Z" w16du:dateUtc="2026-01-15T19:07:00Z">
               <w:rPr>
                 <w:sz w:val="28"/>
                 <w:szCs w:val="28"/>
@@ -5419,7 +5548,7 @@
             <w:sz w:val="28"/>
             <w:szCs w:val="28"/>
             <w:lang w:val="en-US"/>
-            <w:rPrChange w:id="527" w:author="Microsoft Office User" w:date="2026-01-15T20:07:00Z" w16du:dateUtc="2026-01-15T19:07:00Z">
+            <w:rPrChange w:id="516" w:author="Microsoft Office User" w:date="2026-01-15T20:07:00Z" w16du:dateUtc="2026-01-15T19:07:00Z">
               <w:rPr>
                 <w:sz w:val="28"/>
                 <w:szCs w:val="28"/>
@@ -5430,14 +5559,14 @@
           <w:t>f:t</w:t>
         </w:r>
       </w:ins>
-      <w:ins w:id="528" w:author="Microsoft Office User" w:date="2026-01-15T17:04:00Z" w16du:dateUtc="2026-01-15T16:04:00Z">
-        <w:r>
-          <w:rPr>
-            <w:color w:val="2F5496" w:themeColor="accent1" w:themeShade="BF"/>
-            <w:sz w:val="28"/>
-            <w:szCs w:val="28"/>
-            <w:lang w:val="en-US"/>
-            <w:rPrChange w:id="529" w:author="Microsoft Office User" w:date="2026-01-15T20:07:00Z" w16du:dateUtc="2026-01-15T19:07:00Z">
+      <w:ins w:id="517" w:author="Microsoft Office User" w:date="2026-01-15T17:04:00Z" w16du:dateUtc="2026-01-15T16:04:00Z">
+        <w:r>
+          <w:rPr>
+            <w:color w:val="2F5496" w:themeColor="accent1" w:themeShade="BF"/>
+            <w:sz w:val="28"/>
+            <w:szCs w:val="28"/>
+            <w:lang w:val="en-US"/>
+            <w:rPrChange w:id="518" w:author="Microsoft Office User" w:date="2026-01-15T20:07:00Z" w16du:dateUtc="2026-01-15T19:07:00Z">
               <w:rPr>
                 <w:sz w:val="28"/>
                 <w:szCs w:val="28"/>
@@ -5455,7 +5584,7 @@
             <w:sz w:val="28"/>
             <w:szCs w:val="28"/>
             <w:lang w:val="en-US"/>
-            <w:rPrChange w:id="530" w:author="Microsoft Office User" w:date="2026-01-15T20:07:00Z" w16du:dateUtc="2026-01-15T19:07:00Z">
+            <w:rPrChange w:id="519" w:author="Microsoft Office User" w:date="2026-01-15T20:07:00Z" w16du:dateUtc="2026-01-15T19:07:00Z">
               <w:rPr>
                 <w:sz w:val="28"/>
                 <w:szCs w:val="28"/>
@@ -5466,14 +5595,14 @@
           <w:t>”</w:t>
         </w:r>
       </w:ins>
-      <w:ins w:id="531" w:author="Microsoft Office User" w:date="2026-01-15T19:35:00Z" w16du:dateUtc="2026-01-15T18:35:00Z">
-        <w:r>
-          <w:rPr>
-            <w:color w:val="2F5496" w:themeColor="accent1" w:themeShade="BF"/>
-            <w:sz w:val="28"/>
-            <w:szCs w:val="28"/>
-            <w:lang w:val="en-US"/>
-            <w:rPrChange w:id="532" w:author="Microsoft Office User" w:date="2026-01-15T20:07:00Z" w16du:dateUtc="2026-01-15T19:07:00Z">
+      <w:ins w:id="520" w:author="Microsoft Office User" w:date="2026-01-15T19:35:00Z" w16du:dateUtc="2026-01-15T18:35:00Z">
+        <w:r>
+          <w:rPr>
+            <w:color w:val="2F5496" w:themeColor="accent1" w:themeShade="BF"/>
+            <w:sz w:val="28"/>
+            <w:szCs w:val="28"/>
+            <w:lang w:val="en-US"/>
+            <w:rPrChange w:id="521" w:author="Microsoft Office User" w:date="2026-01-15T20:07:00Z" w16du:dateUtc="2026-01-15T19:07:00Z">
               <w:rPr>
                 <w:sz w:val="28"/>
                 <w:szCs w:val="28"/>
@@ -5489,13 +5618,13 @@
       <w:pPr>
         <w:pStyle w:val="u-mb-24"/>
         <w:rPr>
-          <w:ins w:id="533" w:author="Microsoft Office User" w:date="2026-01-15T16:54:00Z" w16du:dateUtc="2026-01-15T15:54:00Z"/>
+          <w:ins w:id="522" w:author="Microsoft Office User" w:date="2026-01-15T16:54:00Z" w16du:dateUtc="2026-01-15T15:54:00Z"/>
           <w:sz w:val="28"/>
           <w:szCs w:val="28"/>
           <w:lang w:val="en-US"/>
         </w:rPr>
       </w:pPr>
-      <w:ins w:id="534" w:author="Microsoft Office User" w:date="2026-01-15T17:04:00Z" w16du:dateUtc="2026-01-15T16:04:00Z">
+      <w:ins w:id="523" w:author="Microsoft Office User" w:date="2026-01-15T17:04:00Z" w16du:dateUtc="2026-01-15T16:04:00Z">
         <w:r>
           <w:rPr>
             <w:b/>
@@ -5504,7 +5633,7 @@
             <w:sz w:val="28"/>
             <w:szCs w:val="28"/>
             <w:lang w:val="en-US"/>
-            <w:rPrChange w:id="535" w:author="Microsoft Office User" w:date="2026-01-15T20:07:00Z" w16du:dateUtc="2026-01-15T19:07:00Z">
+            <w:rPrChange w:id="524" w:author="Microsoft Office User" w:date="2026-01-15T20:07:00Z" w16du:dateUtc="2026-01-15T19:07:00Z">
               <w:rPr>
                 <w:sz w:val="28"/>
                 <w:szCs w:val="28"/>
@@ -5522,7 +5651,7 @@
             <w:sz w:val="28"/>
             <w:szCs w:val="28"/>
             <w:lang w:val="en-US"/>
-            <w:rPrChange w:id="536" w:author="Microsoft Office User" w:date="2026-01-15T20:07:00Z" w16du:dateUtc="2026-01-15T19:07:00Z">
+            <w:rPrChange w:id="525" w:author="Microsoft Office User" w:date="2026-01-15T20:07:00Z" w16du:dateUtc="2026-01-15T19:07:00Z">
               <w:rPr>
                 <w:b/>
                 <w:bCs/>
@@ -5540,6 +5669,116 @@
             <w:sz w:val="28"/>
             <w:szCs w:val="28"/>
             <w:lang w:val="en-US"/>
+            <w:rPrChange w:id="526" w:author="Microsoft Office User" w:date="2026-01-15T20:07:00Z" w16du:dateUtc="2026-01-15T19:07:00Z">
+              <w:rPr>
+                <w:sz w:val="28"/>
+                <w:szCs w:val="28"/>
+                <w:lang w:val="en-US"/>
+              </w:rPr>
+            </w:rPrChange>
+          </w:rPr>
+          <w:t xml:space="preserve">As this </w:t>
+        </w:r>
+      </w:ins>
+      <w:r>
+        <w:rPr>
+          <w:color w:val="2F5496" w:themeColor="accent1" w:themeShade="BF"/>
+          <w:sz w:val="28"/>
+          <w:szCs w:val="28"/>
+          <w:lang w:val="en-US"/>
+        </w:rPr>
+        <w:t xml:space="preserve">aspect </w:t>
+      </w:r>
+      <w:ins w:id="527" w:author="Microsoft Office User" w:date="2026-01-15T17:04:00Z" w16du:dateUtc="2026-01-15T16:04:00Z">
+        <w:r>
+          <w:rPr>
+            <w:color w:val="2F5496" w:themeColor="accent1" w:themeShade="BF"/>
+            <w:sz w:val="28"/>
+            <w:szCs w:val="28"/>
+            <w:lang w:val="en-US"/>
+            <w:rPrChange w:id="528" w:author="Microsoft Office User" w:date="2026-01-15T20:07:00Z" w16du:dateUtc="2026-01-15T19:07:00Z">
+              <w:rPr>
+                <w:sz w:val="28"/>
+                <w:szCs w:val="28"/>
+                <w:lang w:val="en-US"/>
+              </w:rPr>
+            </w:rPrChange>
+          </w:rPr>
+          <w:t>has not been clar</w:t>
+        </w:r>
+      </w:ins>
+      <w:ins w:id="529" w:author="Microsoft Office User" w:date="2026-01-17T07:05:00Z" w16du:dateUtc="2026-01-17T06:05:00Z">
+        <w:r>
+          <w:rPr>
+            <w:color w:val="2F5496" w:themeColor="accent1" w:themeShade="BF"/>
+            <w:sz w:val="28"/>
+            <w:szCs w:val="28"/>
+            <w:lang w:val="en-US"/>
+          </w:rPr>
+          <w:t>i</w:t>
+        </w:r>
+      </w:ins>
+      <w:ins w:id="530" w:author="Microsoft Office User" w:date="2026-01-15T17:04:00Z" w16du:dateUtc="2026-01-15T16:04:00Z">
+        <w:r>
+          <w:rPr>
+            <w:color w:val="2F5496" w:themeColor="accent1" w:themeShade="BF"/>
+            <w:sz w:val="28"/>
+            <w:szCs w:val="28"/>
+            <w:lang w:val="en-US"/>
+            <w:rPrChange w:id="531" w:author="Microsoft Office User" w:date="2026-01-15T20:07:00Z" w16du:dateUtc="2026-01-15T19:07:00Z">
+              <w:rPr>
+                <w:sz w:val="28"/>
+                <w:szCs w:val="28"/>
+                <w:lang w:val="en-US"/>
+              </w:rPr>
+            </w:rPrChange>
+          </w:rPr>
+          <w:t xml:space="preserve">fied </w:t>
+        </w:r>
+      </w:ins>
+      <w:ins w:id="532" w:author="Microsoft Office User" w:date="2026-01-15T17:05:00Z" w16du:dateUtc="2026-01-15T16:05:00Z">
+        <w:r>
+          <w:rPr>
+            <w:color w:val="2F5496" w:themeColor="accent1" w:themeShade="BF"/>
+            <w:sz w:val="28"/>
+            <w:szCs w:val="28"/>
+            <w:lang w:val="en-US"/>
+            <w:rPrChange w:id="533" w:author="Microsoft Office User" w:date="2026-01-15T20:07:00Z" w16du:dateUtc="2026-01-15T19:07:00Z">
+              <w:rPr>
+                <w:sz w:val="28"/>
+                <w:szCs w:val="28"/>
+                <w:lang w:val="en-US"/>
+              </w:rPr>
+            </w:rPrChange>
+          </w:rPr>
+          <w:t xml:space="preserve">well </w:t>
+        </w:r>
+      </w:ins>
+      <w:ins w:id="534" w:author="Microsoft Office User" w:date="2026-01-15T17:04:00Z" w16du:dateUtc="2026-01-15T16:04:00Z">
+        <w:r>
+          <w:rPr>
+            <w:color w:val="2F5496" w:themeColor="accent1" w:themeShade="BF"/>
+            <w:sz w:val="28"/>
+            <w:szCs w:val="28"/>
+            <w:lang w:val="en-US"/>
+            <w:rPrChange w:id="535" w:author="Microsoft Office User" w:date="2026-01-15T20:07:00Z" w16du:dateUtc="2026-01-15T19:07:00Z">
+              <w:rPr>
+                <w:sz w:val="28"/>
+                <w:szCs w:val="28"/>
+                <w:lang w:val="en-US"/>
+              </w:rPr>
+            </w:rPrChange>
+          </w:rPr>
+          <w:t>enough</w:t>
+        </w:r>
+      </w:ins>
+      <w:ins w:id="536" w:author="Microsoft Office User" w:date="2026-01-15T18:31:00Z" w16du:dateUtc="2026-01-15T17:31:00Z">
+        <w:r>
+          <w:rPr>
+            <w:color w:val="2F5496" w:themeColor="accent1" w:themeShade="BF"/>
+            <w:sz w:val="28"/>
+            <w:szCs w:val="28"/>
+            <w:lang w:val="en-US"/>
             <w:rPrChange w:id="537" w:author="Microsoft Office User" w:date="2026-01-15T20:07:00Z" w16du:dateUtc="2026-01-15T19:07:00Z">
               <w:rPr>
                 <w:sz w:val="28"/>
@@ -5548,18 +5787,9 @@
               </w:rPr>
             </w:rPrChange>
           </w:rPr>
-          <w:t xml:space="preserve">As this </w:t>
-        </w:r>
-      </w:ins>
-      <w:r>
-        <w:rPr>
-          <w:color w:val="2F5496" w:themeColor="accent1" w:themeShade="BF"/>
-          <w:sz w:val="28"/>
-          <w:szCs w:val="28"/>
-          <w:lang w:val="en-US"/>
-        </w:rPr>
-        <w:t xml:space="preserve">aspect </w:t>
-      </w:r>
+          <w:t>,</w:t>
+        </w:r>
+      </w:ins>
       <w:ins w:id="538" w:author="Microsoft Office User" w:date="2026-01-15T17:04:00Z" w16du:dateUtc="2026-01-15T16:04:00Z">
         <w:r>
           <w:rPr>
@@ -5575,93 +5805,116 @@
               </w:rPr>
             </w:rPrChange>
           </w:rPr>
-          <w:t>has not been clar</w:t>
-        </w:r>
-      </w:ins>
-      <w:ins w:id="540" w:author="Microsoft Office User" w:date="2026-01-17T07:05:00Z" w16du:dateUtc="2026-01-17T06:05:00Z">
-        <w:r>
-          <w:rPr>
-            <w:color w:val="2F5496" w:themeColor="accent1" w:themeShade="BF"/>
-            <w:sz w:val="28"/>
-            <w:szCs w:val="28"/>
-            <w:lang w:val="en-US"/>
-          </w:rPr>
-          <w:t>i</w:t>
-        </w:r>
-      </w:ins>
-      <w:ins w:id="541" w:author="Microsoft Office User" w:date="2026-01-15T17:04:00Z" w16du:dateUtc="2026-01-15T16:04:00Z">
-        <w:r>
-          <w:rPr>
-            <w:color w:val="2F5496" w:themeColor="accent1" w:themeShade="BF"/>
-            <w:sz w:val="28"/>
-            <w:szCs w:val="28"/>
-            <w:lang w:val="en-US"/>
-            <w:rPrChange w:id="542" w:author="Microsoft Office User" w:date="2026-01-15T20:07:00Z" w16du:dateUtc="2026-01-15T19:07:00Z">
-              <w:rPr>
-                <w:sz w:val="28"/>
-                <w:szCs w:val="28"/>
-                <w:lang w:val="en-US"/>
-              </w:rPr>
-            </w:rPrChange>
-          </w:rPr>
-          <w:t xml:space="preserve">fied </w:t>
-        </w:r>
-      </w:ins>
-      <w:ins w:id="543" w:author="Microsoft Office User" w:date="2026-01-15T17:05:00Z" w16du:dateUtc="2026-01-15T16:05:00Z">
-        <w:r>
-          <w:rPr>
-            <w:color w:val="2F5496" w:themeColor="accent1" w:themeShade="BF"/>
-            <w:sz w:val="28"/>
-            <w:szCs w:val="28"/>
-            <w:lang w:val="en-US"/>
-            <w:rPrChange w:id="544" w:author="Microsoft Office User" w:date="2026-01-15T20:07:00Z" w16du:dateUtc="2026-01-15T19:07:00Z">
-              <w:rPr>
-                <w:sz w:val="28"/>
-                <w:szCs w:val="28"/>
-                <w:lang w:val="en-US"/>
-              </w:rPr>
-            </w:rPrChange>
-          </w:rPr>
-          <w:t xml:space="preserve">well </w:t>
-        </w:r>
-      </w:ins>
-      <w:ins w:id="545" w:author="Microsoft Office User" w:date="2026-01-15T17:04:00Z" w16du:dateUtc="2026-01-15T16:04:00Z">
-        <w:r>
-          <w:rPr>
-            <w:color w:val="2F5496" w:themeColor="accent1" w:themeShade="BF"/>
-            <w:sz w:val="28"/>
-            <w:szCs w:val="28"/>
-            <w:lang w:val="en-US"/>
-            <w:rPrChange w:id="546" w:author="Microsoft Office User" w:date="2026-01-15T20:07:00Z" w16du:dateUtc="2026-01-15T19:07:00Z">
-              <w:rPr>
-                <w:sz w:val="28"/>
-                <w:szCs w:val="28"/>
-                <w:lang w:val="en-US"/>
-              </w:rPr>
-            </w:rPrChange>
-          </w:rPr>
-          <w:t>enough</w:t>
-        </w:r>
-      </w:ins>
-      <w:ins w:id="547" w:author="Microsoft Office User" w:date="2026-01-15T18:31:00Z" w16du:dateUtc="2026-01-15T17:31:00Z">
-        <w:r>
-          <w:rPr>
-            <w:color w:val="2F5496" w:themeColor="accent1" w:themeShade="BF"/>
-            <w:sz w:val="28"/>
-            <w:szCs w:val="28"/>
-            <w:lang w:val="en-US"/>
-            <w:rPrChange w:id="548" w:author="Microsoft Office User" w:date="2026-01-15T20:07:00Z" w16du:dateUtc="2026-01-15T19:07:00Z">
-              <w:rPr>
-                <w:sz w:val="28"/>
-                <w:szCs w:val="28"/>
-                <w:lang w:val="en-US"/>
-              </w:rPr>
-            </w:rPrChange>
-          </w:rPr>
-          <w:t>,</w:t>
-        </w:r>
-      </w:ins>
-      <w:ins w:id="549" w:author="Microsoft Office User" w:date="2026-01-15T17:04:00Z" w16du:dateUtc="2026-01-15T16:04:00Z">
+          <w:t xml:space="preserve"> </w:t>
+        </w:r>
+      </w:ins>
+      <w:ins w:id="540" w:author="Microsoft Office User" w:date="2026-01-15T17:05:00Z" w16du:dateUtc="2026-01-15T16:05:00Z">
+        <w:r>
+          <w:rPr>
+            <w:color w:val="2F5496" w:themeColor="accent1" w:themeShade="BF"/>
+            <w:sz w:val="28"/>
+            <w:szCs w:val="28"/>
+            <w:lang w:val="en-US"/>
+            <w:rPrChange w:id="541" w:author="Microsoft Office User" w:date="2026-01-15T20:07:00Z" w16du:dateUtc="2026-01-15T19:07:00Z">
+              <w:rPr>
+                <w:sz w:val="28"/>
+                <w:szCs w:val="28"/>
+                <w:lang w:val="en-US"/>
+              </w:rPr>
+            </w:rPrChange>
+          </w:rPr>
+          <w:t xml:space="preserve">we included </w:t>
+        </w:r>
+      </w:ins>
+      <w:ins w:id="542" w:author="Microsoft Office User" w:date="2026-01-15T18:31:00Z" w16du:dateUtc="2026-01-15T17:31:00Z">
+        <w:r>
+          <w:rPr>
+            <w:color w:val="2F5496" w:themeColor="accent1" w:themeShade="BF"/>
+            <w:sz w:val="28"/>
+            <w:szCs w:val="28"/>
+            <w:lang w:val="en-US"/>
+            <w:rPrChange w:id="543" w:author="Microsoft Office User" w:date="2026-01-15T20:07:00Z" w16du:dateUtc="2026-01-15T19:07:00Z">
+              <w:rPr>
+                <w:sz w:val="28"/>
+                <w:szCs w:val="28"/>
+                <w:lang w:val="en-US"/>
+              </w:rPr>
+            </w:rPrChange>
+          </w:rPr>
+          <w:t>an</w:t>
+        </w:r>
+      </w:ins>
+      <w:ins w:id="544" w:author="Microsoft Office User" w:date="2026-01-15T17:05:00Z" w16du:dateUtc="2026-01-15T16:05:00Z">
+        <w:r>
+          <w:rPr>
+            <w:color w:val="2F5496" w:themeColor="accent1" w:themeShade="BF"/>
+            <w:sz w:val="28"/>
+            <w:szCs w:val="28"/>
+            <w:lang w:val="en-US"/>
+            <w:rPrChange w:id="545" w:author="Microsoft Office User" w:date="2026-01-15T20:07:00Z" w16du:dateUtc="2026-01-15T19:07:00Z">
+              <w:rPr>
+                <w:sz w:val="28"/>
+                <w:szCs w:val="28"/>
+                <w:lang w:val="en-US"/>
+              </w:rPr>
+            </w:rPrChange>
+          </w:rPr>
+          <w:t xml:space="preserve"> additional </w:t>
+        </w:r>
+      </w:ins>
+      <w:r>
+        <w:rPr>
+          <w:color w:val="2F5496" w:themeColor="accent1" w:themeShade="BF"/>
+          <w:sz w:val="28"/>
+          <w:szCs w:val="28"/>
+          <w:lang w:val="en-US"/>
+        </w:rPr>
+        <w:t>explanation</w:t>
+      </w:r>
+      <w:ins w:id="546" w:author="Microsoft Office User" w:date="2026-01-15T17:05:00Z" w16du:dateUtc="2026-01-15T16:05:00Z">
+        <w:r>
+          <w:rPr>
+            <w:color w:val="2F5496" w:themeColor="accent1" w:themeShade="BF"/>
+            <w:sz w:val="28"/>
+            <w:szCs w:val="28"/>
+            <w:lang w:val="en-US"/>
+            <w:rPrChange w:id="547" w:author="Microsoft Office User" w:date="2026-01-15T20:07:00Z" w16du:dateUtc="2026-01-15T19:07:00Z">
+              <w:rPr>
+                <w:sz w:val="28"/>
+                <w:szCs w:val="28"/>
+                <w:lang w:val="en-US"/>
+              </w:rPr>
+            </w:rPrChange>
+          </w:rPr>
+          <w:t xml:space="preserve"> on </w:t>
+        </w:r>
+      </w:ins>
+      <w:r>
+        <w:rPr>
+          <w:color w:val="2F5496" w:themeColor="accent1" w:themeShade="BF"/>
+          <w:sz w:val="28"/>
+          <w:szCs w:val="28"/>
+          <w:lang w:val="en-US"/>
+        </w:rPr>
+        <w:t>it</w:t>
+      </w:r>
+      <w:ins w:id="548" w:author="Microsoft Office User" w:date="2026-01-15T17:05:00Z" w16du:dateUtc="2026-01-15T16:05:00Z">
+        <w:r>
+          <w:rPr>
+            <w:color w:val="2F5496" w:themeColor="accent1" w:themeShade="BF"/>
+            <w:sz w:val="28"/>
+            <w:szCs w:val="28"/>
+            <w:lang w:val="en-US"/>
+            <w:rPrChange w:id="549" w:author="Microsoft Office User" w:date="2026-01-15T20:07:00Z" w16du:dateUtc="2026-01-15T19:07:00Z">
+              <w:rPr>
+                <w:sz w:val="28"/>
+                <w:szCs w:val="28"/>
+                <w:lang w:val="en-US"/>
+              </w:rPr>
+            </w:rPrChange>
+          </w:rPr>
+          <w:t xml:space="preserve"> in </w:t>
+        </w:r>
         <w:r>
           <w:rPr>
             <w:color w:val="2F5496" w:themeColor="accent1" w:themeShade="BF"/>
@@ -5676,134 +5929,10 @@
               </w:rPr>
             </w:rPrChange>
           </w:rPr>
-          <w:t xml:space="preserve"> </w:t>
-        </w:r>
-      </w:ins>
-      <w:ins w:id="551" w:author="Microsoft Office User" w:date="2026-01-15T17:05:00Z" w16du:dateUtc="2026-01-15T16:05:00Z">
-        <w:r>
-          <w:rPr>
-            <w:color w:val="2F5496" w:themeColor="accent1" w:themeShade="BF"/>
-            <w:sz w:val="28"/>
-            <w:szCs w:val="28"/>
-            <w:lang w:val="en-US"/>
-            <w:rPrChange w:id="552" w:author="Microsoft Office User" w:date="2026-01-15T20:07:00Z" w16du:dateUtc="2026-01-15T19:07:00Z">
-              <w:rPr>
-                <w:sz w:val="28"/>
-                <w:szCs w:val="28"/>
-                <w:lang w:val="en-US"/>
-              </w:rPr>
-            </w:rPrChange>
-          </w:rPr>
-          <w:t xml:space="preserve">we included </w:t>
-        </w:r>
-      </w:ins>
-      <w:ins w:id="553" w:author="Microsoft Office User" w:date="2026-01-15T18:31:00Z" w16du:dateUtc="2026-01-15T17:31:00Z">
-        <w:r>
-          <w:rPr>
-            <w:color w:val="2F5496" w:themeColor="accent1" w:themeShade="BF"/>
-            <w:sz w:val="28"/>
-            <w:szCs w:val="28"/>
-            <w:lang w:val="en-US"/>
-            <w:rPrChange w:id="554" w:author="Microsoft Office User" w:date="2026-01-15T20:07:00Z" w16du:dateUtc="2026-01-15T19:07:00Z">
-              <w:rPr>
-                <w:sz w:val="28"/>
-                <w:szCs w:val="28"/>
-                <w:lang w:val="en-US"/>
-              </w:rPr>
-            </w:rPrChange>
-          </w:rPr>
-          <w:t>an</w:t>
-        </w:r>
-      </w:ins>
-      <w:ins w:id="555" w:author="Microsoft Office User" w:date="2026-01-15T17:05:00Z" w16du:dateUtc="2026-01-15T16:05:00Z">
-        <w:r>
-          <w:rPr>
-            <w:color w:val="2F5496" w:themeColor="accent1" w:themeShade="BF"/>
-            <w:sz w:val="28"/>
-            <w:szCs w:val="28"/>
-            <w:lang w:val="en-US"/>
-            <w:rPrChange w:id="556" w:author="Microsoft Office User" w:date="2026-01-15T20:07:00Z" w16du:dateUtc="2026-01-15T19:07:00Z">
-              <w:rPr>
-                <w:sz w:val="28"/>
-                <w:szCs w:val="28"/>
-                <w:lang w:val="en-US"/>
-              </w:rPr>
-            </w:rPrChange>
-          </w:rPr>
-          <w:t xml:space="preserve"> additional </w:t>
-        </w:r>
-      </w:ins>
-      <w:r>
-        <w:rPr>
-          <w:color w:val="2F5496" w:themeColor="accent1" w:themeShade="BF"/>
-          <w:sz w:val="28"/>
-          <w:szCs w:val="28"/>
-          <w:lang w:val="en-US"/>
-        </w:rPr>
-        <w:t>explanation</w:t>
-      </w:r>
-      <w:ins w:id="557" w:author="Microsoft Office User" w:date="2026-01-15T17:05:00Z" w16du:dateUtc="2026-01-15T16:05:00Z">
-        <w:r>
-          <w:rPr>
-            <w:color w:val="2F5496" w:themeColor="accent1" w:themeShade="BF"/>
-            <w:sz w:val="28"/>
-            <w:szCs w:val="28"/>
-            <w:lang w:val="en-US"/>
-            <w:rPrChange w:id="558" w:author="Microsoft Office User" w:date="2026-01-15T20:07:00Z" w16du:dateUtc="2026-01-15T19:07:00Z">
-              <w:rPr>
-                <w:sz w:val="28"/>
-                <w:szCs w:val="28"/>
-                <w:lang w:val="en-US"/>
-              </w:rPr>
-            </w:rPrChange>
-          </w:rPr>
-          <w:t xml:space="preserve"> on </w:t>
-        </w:r>
-      </w:ins>
-      <w:r>
-        <w:rPr>
-          <w:color w:val="2F5496" w:themeColor="accent1" w:themeShade="BF"/>
-          <w:sz w:val="28"/>
-          <w:szCs w:val="28"/>
-          <w:lang w:val="en-US"/>
-        </w:rPr>
-        <w:t>it</w:t>
-      </w:r>
-      <w:ins w:id="559" w:author="Microsoft Office User" w:date="2026-01-15T17:05:00Z" w16du:dateUtc="2026-01-15T16:05:00Z">
-        <w:r>
-          <w:rPr>
-            <w:color w:val="2F5496" w:themeColor="accent1" w:themeShade="BF"/>
-            <w:sz w:val="28"/>
-            <w:szCs w:val="28"/>
-            <w:lang w:val="en-US"/>
-            <w:rPrChange w:id="560" w:author="Microsoft Office User" w:date="2026-01-15T20:07:00Z" w16du:dateUtc="2026-01-15T19:07:00Z">
-              <w:rPr>
-                <w:sz w:val="28"/>
-                <w:szCs w:val="28"/>
-                <w:lang w:val="en-US"/>
-              </w:rPr>
-            </w:rPrChange>
-          </w:rPr>
-          <w:t xml:space="preserve"> in </w:t>
-        </w:r>
-        <w:r>
-          <w:rPr>
-            <w:color w:val="2F5496" w:themeColor="accent1" w:themeShade="BF"/>
-            <w:sz w:val="28"/>
-            <w:szCs w:val="28"/>
-            <w:lang w:val="en-US"/>
-            <w:rPrChange w:id="561" w:author="Microsoft Office User" w:date="2026-01-15T20:07:00Z" w16du:dateUtc="2026-01-15T19:07:00Z">
-              <w:rPr>
-                <w:sz w:val="28"/>
-                <w:szCs w:val="28"/>
-                <w:lang w:val="en-US"/>
-              </w:rPr>
-            </w:rPrChange>
-          </w:rPr>
           <w:t xml:space="preserve">Section </w:t>
         </w:r>
       </w:ins>
-      <w:ins w:id="562" w:author="Microsoft Office User" w:date="2026-01-20T07:57:00Z" w16du:dateUtc="2026-01-20T06:57:00Z">
+      <w:ins w:id="551" w:author="Microsoft Office User" w:date="2026-01-20T07:57:00Z" w16du:dateUtc="2026-01-20T06:57:00Z">
         <w:r>
           <w:rPr>
             <w:color w:val="2F5496" w:themeColor="accent1" w:themeShade="BF"/>
@@ -5819,7 +5948,7 @@
       <w:pPr>
         <w:pStyle w:val="u-mb-24"/>
         <w:rPr>
-          <w:ins w:id="563" w:author="Microsoft Office User" w:date="2026-01-15T18:32:00Z" w16du:dateUtc="2026-01-15T17:32:00Z"/>
+          <w:ins w:id="552" w:author="Microsoft Office User" w:date="2026-01-15T18:32:00Z" w16du:dateUtc="2026-01-15T17:32:00Z"/>
           <w:sz w:val="28"/>
           <w:szCs w:val="28"/>
           <w:lang w:val="en-US"/>
@@ -5856,14 +5985,14 @@
       <w:pPr>
         <w:pStyle w:val="u-mb-24"/>
         <w:rPr>
-          <w:ins w:id="564" w:author="Microsoft Office User" w:date="2026-01-15T18:36:00Z" w16du:dateUtc="2026-01-15T17:36:00Z"/>
-          <w:color w:val="2F5496" w:themeColor="accent1" w:themeShade="BF"/>
-          <w:sz w:val="28"/>
-          <w:szCs w:val="28"/>
-          <w:lang w:val="en-US"/>
-          <w:rPrChange w:id="565" w:author="Microsoft Office User" w:date="2026-01-15T20:08:00Z" w16du:dateUtc="2026-01-15T19:08:00Z">
+          <w:ins w:id="553" w:author="Microsoft Office User" w:date="2026-01-15T18:36:00Z" w16du:dateUtc="2026-01-15T17:36:00Z"/>
+          <w:color w:val="2F5496" w:themeColor="accent1" w:themeShade="BF"/>
+          <w:sz w:val="28"/>
+          <w:szCs w:val="28"/>
+          <w:lang w:val="en-US"/>
+          <w:rPrChange w:id="554" w:author="Microsoft Office User" w:date="2026-01-15T20:08:00Z" w16du:dateUtc="2026-01-15T19:08:00Z">
             <w:rPr>
-              <w:ins w:id="566" w:author="Microsoft Office User" w:date="2026-01-15T18:36:00Z" w16du:dateUtc="2026-01-15T17:36:00Z"/>
+              <w:ins w:id="555" w:author="Microsoft Office User" w:date="2026-01-15T18:36:00Z" w16du:dateUtc="2026-01-15T17:36:00Z"/>
               <w:sz w:val="28"/>
               <w:szCs w:val="28"/>
               <w:lang w:val="en-US"/>
@@ -5871,14 +6000,14 @@
           </w:rPrChange>
         </w:rPr>
       </w:pPr>
-      <w:ins w:id="567" w:author="Microsoft Office User" w:date="2026-01-15T18:32:00Z" w16du:dateUtc="2026-01-15T17:32:00Z">
-        <w:r>
-          <w:rPr>
-            <w:color w:val="2F5496" w:themeColor="accent1" w:themeShade="BF"/>
-            <w:sz w:val="28"/>
-            <w:szCs w:val="28"/>
-            <w:lang w:val="en-US"/>
-            <w:rPrChange w:id="568" w:author="Microsoft Office User" w:date="2026-01-15T20:08:00Z" w16du:dateUtc="2026-01-15T19:08:00Z">
+      <w:ins w:id="556" w:author="Microsoft Office User" w:date="2026-01-15T18:32:00Z" w16du:dateUtc="2026-01-15T17:32:00Z">
+        <w:r>
+          <w:rPr>
+            <w:color w:val="2F5496" w:themeColor="accent1" w:themeShade="BF"/>
+            <w:sz w:val="28"/>
+            <w:szCs w:val="28"/>
+            <w:lang w:val="en-US"/>
+            <w:rPrChange w:id="557" w:author="Microsoft Office User" w:date="2026-01-15T20:08:00Z" w16du:dateUtc="2026-01-15T19:08:00Z">
               <w:rPr>
                 <w:sz w:val="28"/>
                 <w:szCs w:val="28"/>
@@ -5889,7 +6018,7 @@
           <w:t>Yes</w:t>
         </w:r>
       </w:ins>
-      <w:ins w:id="569" w:author="Microsoft Office User" w:date="2026-01-15T20:08:00Z" w16du:dateUtc="2026-01-15T19:08:00Z">
+      <w:ins w:id="558" w:author="Microsoft Office User" w:date="2026-01-15T20:08:00Z" w16du:dateUtc="2026-01-15T19:08:00Z">
         <w:r>
           <w:rPr>
             <w:color w:val="2F5496" w:themeColor="accent1" w:themeShade="BF"/>
@@ -5900,6 +6029,107 @@
           <w:t>,</w:t>
         </w:r>
       </w:ins>
+      <w:ins w:id="559" w:author="Microsoft Office User" w:date="2026-01-15T18:32:00Z" w16du:dateUtc="2026-01-15T17:32:00Z">
+        <w:r>
+          <w:rPr>
+            <w:color w:val="2F5496" w:themeColor="accent1" w:themeShade="BF"/>
+            <w:sz w:val="28"/>
+            <w:szCs w:val="28"/>
+            <w:lang w:val="en-US"/>
+            <w:rPrChange w:id="560" w:author="Microsoft Office User" w:date="2026-01-15T20:08:00Z" w16du:dateUtc="2026-01-15T19:08:00Z">
+              <w:rPr>
+                <w:sz w:val="28"/>
+                <w:szCs w:val="28"/>
+                <w:lang w:val="en-US"/>
+              </w:rPr>
+            </w:rPrChange>
+          </w:rPr>
+          <w:t xml:space="preserve"> you </w:t>
+        </w:r>
+      </w:ins>
+      <w:ins w:id="561" w:author="Microsoft Office User" w:date="2026-01-15T20:08:00Z" w16du:dateUtc="2026-01-15T19:08:00Z">
+        <w:r>
+          <w:rPr>
+            <w:color w:val="2F5496" w:themeColor="accent1" w:themeShade="BF"/>
+            <w:sz w:val="28"/>
+            <w:szCs w:val="28"/>
+            <w:lang w:val="en-US"/>
+          </w:rPr>
+          <w:t>assumed</w:t>
+        </w:r>
+      </w:ins>
+      <w:ins w:id="562" w:author="Microsoft Office User" w:date="2026-01-15T18:32:00Z" w16du:dateUtc="2026-01-15T17:32:00Z">
+        <w:r>
+          <w:rPr>
+            <w:color w:val="2F5496" w:themeColor="accent1" w:themeShade="BF"/>
+            <w:sz w:val="28"/>
+            <w:szCs w:val="28"/>
+            <w:lang w:val="en-US"/>
+            <w:rPrChange w:id="563" w:author="Microsoft Office User" w:date="2026-01-15T20:08:00Z" w16du:dateUtc="2026-01-15T19:08:00Z">
+              <w:rPr>
+                <w:sz w:val="28"/>
+                <w:szCs w:val="28"/>
+                <w:lang w:val="en-US"/>
+              </w:rPr>
+            </w:rPrChange>
+          </w:rPr>
+          <w:t xml:space="preserve"> right</w:t>
+        </w:r>
+      </w:ins>
+      <w:ins w:id="564" w:author="Microsoft Office User" w:date="2026-01-15T18:35:00Z" w16du:dateUtc="2026-01-15T17:35:00Z">
+        <w:r>
+          <w:rPr>
+            <w:color w:val="2F5496" w:themeColor="accent1" w:themeShade="BF"/>
+            <w:sz w:val="28"/>
+            <w:szCs w:val="28"/>
+            <w:lang w:val="en-US"/>
+            <w:rPrChange w:id="565" w:author="Microsoft Office User" w:date="2026-01-15T20:08:00Z" w16du:dateUtc="2026-01-15T19:08:00Z">
+              <w:rPr>
+                <w:sz w:val="28"/>
+                <w:szCs w:val="28"/>
+                <w:lang w:val="en-US"/>
+              </w:rPr>
+            </w:rPrChange>
+          </w:rPr>
+          <w:t>:</w:t>
+        </w:r>
+      </w:ins>
+      <w:ins w:id="566" w:author="Microsoft Office User" w:date="2026-01-15T18:32:00Z" w16du:dateUtc="2026-01-15T17:32:00Z">
+        <w:r>
+          <w:rPr>
+            <w:color w:val="2F5496" w:themeColor="accent1" w:themeShade="BF"/>
+            <w:sz w:val="28"/>
+            <w:szCs w:val="28"/>
+            <w:lang w:val="en-US"/>
+            <w:rPrChange w:id="567" w:author="Microsoft Office User" w:date="2026-01-15T20:08:00Z" w16du:dateUtc="2026-01-15T19:08:00Z">
+              <w:rPr>
+                <w:sz w:val="28"/>
+                <w:szCs w:val="28"/>
+                <w:lang w:val="en-US"/>
+              </w:rPr>
+            </w:rPrChange>
+          </w:rPr>
+          <w:t xml:space="preserve"> The reference data sets</w:t>
+        </w:r>
+      </w:ins>
+      <w:ins w:id="568" w:author="Microsoft Office User" w:date="2026-01-15T20:07:00Z" w16du:dateUtc="2026-01-15T19:07:00Z">
+        <w:r>
+          <w:rPr>
+            <w:color w:val="2F5496" w:themeColor="accent1" w:themeShade="BF"/>
+            <w:sz w:val="28"/>
+            <w:szCs w:val="28"/>
+            <w:lang w:val="en-US"/>
+            <w:rPrChange w:id="569" w:author="Microsoft Office User" w:date="2026-01-15T20:08:00Z" w16du:dateUtc="2026-01-15T19:08:00Z">
+              <w:rPr>
+                <w:sz w:val="28"/>
+                <w:szCs w:val="28"/>
+                <w:lang w:val="en-US"/>
+              </w:rPr>
+            </w:rPrChange>
+          </w:rPr>
+          <w:t>,</w:t>
+        </w:r>
+      </w:ins>
       <w:ins w:id="570" w:author="Microsoft Office User" w:date="2026-01-15T18:32:00Z" w16du:dateUtc="2026-01-15T17:32:00Z">
         <w:r>
           <w:rPr>
@@ -5915,39 +6145,45 @@
               </w:rPr>
             </w:rPrChange>
           </w:rPr>
-          <w:t xml:space="preserve"> you </w:t>
-        </w:r>
-      </w:ins>
-      <w:ins w:id="572" w:author="Microsoft Office User" w:date="2026-01-15T20:08:00Z" w16du:dateUtc="2026-01-15T19:08:00Z">
-        <w:r>
-          <w:rPr>
-            <w:color w:val="2F5496" w:themeColor="accent1" w:themeShade="BF"/>
-            <w:sz w:val="28"/>
-            <w:szCs w:val="28"/>
-            <w:lang w:val="en-US"/>
-          </w:rPr>
-          <w:t>assumed</w:t>
-        </w:r>
-      </w:ins>
-      <w:ins w:id="573" w:author="Microsoft Office User" w:date="2026-01-15T18:32:00Z" w16du:dateUtc="2026-01-15T17:32:00Z">
-        <w:r>
-          <w:rPr>
-            <w:color w:val="2F5496" w:themeColor="accent1" w:themeShade="BF"/>
-            <w:sz w:val="28"/>
-            <w:szCs w:val="28"/>
-            <w:lang w:val="en-US"/>
-            <w:rPrChange w:id="574" w:author="Microsoft Office User" w:date="2026-01-15T20:08:00Z" w16du:dateUtc="2026-01-15T19:08:00Z">
-              <w:rPr>
-                <w:sz w:val="28"/>
-                <w:szCs w:val="28"/>
-                <w:lang w:val="en-US"/>
-              </w:rPr>
-            </w:rPrChange>
-          </w:rPr>
-          <w:t xml:space="preserve"> right</w:t>
-        </w:r>
-      </w:ins>
-      <w:ins w:id="575" w:author="Microsoft Office User" w:date="2026-01-15T18:35:00Z" w16du:dateUtc="2026-01-15T17:35:00Z">
+          <w:t xml:space="preserve"> i.e. the genomes </w:t>
+        </w:r>
+      </w:ins>
+      <w:ins w:id="572" w:author="Microsoft Office User" w:date="2026-01-15T20:07:00Z" w16du:dateUtc="2026-01-15T19:07:00Z">
+        <w:r>
+          <w:rPr>
+            <w:color w:val="2F5496" w:themeColor="accent1" w:themeShade="BF"/>
+            <w:sz w:val="28"/>
+            <w:szCs w:val="28"/>
+            <w:lang w:val="en-US"/>
+            <w:rPrChange w:id="573" w:author="Microsoft Office User" w:date="2026-01-15T20:08:00Z" w16du:dateUtc="2026-01-15T19:08:00Z">
+              <w:rPr>
+                <w:sz w:val="28"/>
+                <w:szCs w:val="28"/>
+                <w:lang w:val="en-US"/>
+              </w:rPr>
+            </w:rPrChange>
+          </w:rPr>
+          <w:t>from</w:t>
+        </w:r>
+      </w:ins>
+      <w:ins w:id="574" w:author="Microsoft Office User" w:date="2026-01-15T18:32:00Z" w16du:dateUtc="2026-01-15T17:32:00Z">
+        <w:r>
+          <w:rPr>
+            <w:color w:val="2F5496" w:themeColor="accent1" w:themeShade="BF"/>
+            <w:sz w:val="28"/>
+            <w:szCs w:val="28"/>
+            <w:lang w:val="en-US"/>
+            <w:rPrChange w:id="575" w:author="Microsoft Office User" w:date="2026-01-15T20:08:00Z" w16du:dateUtc="2026-01-15T19:08:00Z">
+              <w:rPr>
+                <w:sz w:val="28"/>
+                <w:szCs w:val="28"/>
+                <w:lang w:val="en-US"/>
+              </w:rPr>
+            </w:rPrChange>
+          </w:rPr>
+          <w:t xml:space="preserve"> the </w:t>
+        </w:r>
+        <w:proofErr w:type="spellStart"/>
         <w:r>
           <w:rPr>
             <w:color w:val="2F5496" w:themeColor="accent1" w:themeShade="BF"/>
@@ -5962,10 +6198,26 @@
               </w:rPr>
             </w:rPrChange>
           </w:rPr>
-          <w:t>:</w:t>
-        </w:r>
-      </w:ins>
-      <w:ins w:id="577" w:author="Microsoft Office User" w:date="2026-01-15T18:32:00Z" w16du:dateUtc="2026-01-15T17:32:00Z">
+          <w:t>RefSeq</w:t>
+        </w:r>
+        <w:proofErr w:type="spellEnd"/>
+        <w:r>
+          <w:rPr>
+            <w:color w:val="2F5496" w:themeColor="accent1" w:themeShade="BF"/>
+            <w:sz w:val="28"/>
+            <w:szCs w:val="28"/>
+            <w:lang w:val="en-US"/>
+            <w:rPrChange w:id="577" w:author="Microsoft Office User" w:date="2026-01-15T20:08:00Z" w16du:dateUtc="2026-01-15T19:08:00Z">
+              <w:rPr>
+                <w:sz w:val="28"/>
+                <w:szCs w:val="28"/>
+                <w:lang w:val="en-US"/>
+              </w:rPr>
+            </w:rPrChange>
+          </w:rPr>
+          <w:t xml:space="preserve"> and </w:t>
+        </w:r>
+        <w:proofErr w:type="spellStart"/>
         <w:r>
           <w:rPr>
             <w:color w:val="2F5496" w:themeColor="accent1" w:themeShade="BF"/>
@@ -5980,17 +6232,245 @@
               </w:rPr>
             </w:rPrChange>
           </w:rPr>
-          <w:t xml:space="preserve"> The reference data sets</w:t>
-        </w:r>
-      </w:ins>
-      <w:ins w:id="579" w:author="Microsoft Office User" w:date="2026-01-15T20:07:00Z" w16du:dateUtc="2026-01-15T19:07:00Z">
-        <w:r>
-          <w:rPr>
-            <w:color w:val="2F5496" w:themeColor="accent1" w:themeShade="BF"/>
-            <w:sz w:val="28"/>
-            <w:szCs w:val="28"/>
-            <w:lang w:val="en-US"/>
-            <w:rPrChange w:id="580" w:author="Microsoft Office User" w:date="2026-01-15T20:08:00Z" w16du:dateUtc="2026-01-15T19:08:00Z">
+          <w:t>Genbank</w:t>
+        </w:r>
+        <w:proofErr w:type="spellEnd"/>
+        <w:r>
+          <w:rPr>
+            <w:color w:val="2F5496" w:themeColor="accent1" w:themeShade="BF"/>
+            <w:sz w:val="28"/>
+            <w:szCs w:val="28"/>
+            <w:lang w:val="en-US"/>
+            <w:rPrChange w:id="579" w:author="Microsoft Office User" w:date="2026-01-15T20:08:00Z" w16du:dateUtc="2026-01-15T19:08:00Z">
+              <w:rPr>
+                <w:sz w:val="28"/>
+                <w:szCs w:val="28"/>
+                <w:lang w:val="en-US"/>
+              </w:rPr>
+            </w:rPrChange>
+          </w:rPr>
+          <w:t xml:space="preserve"> </w:t>
+        </w:r>
+      </w:ins>
+      <w:ins w:id="580" w:author="Microsoft Office User" w:date="2026-01-15T19:36:00Z" w16du:dateUtc="2026-01-15T18:36:00Z">
+        <w:r>
+          <w:rPr>
+            <w:color w:val="2F5496" w:themeColor="accent1" w:themeShade="BF"/>
+            <w:sz w:val="28"/>
+            <w:szCs w:val="28"/>
+            <w:lang w:val="en-US"/>
+            <w:rPrChange w:id="581" w:author="Microsoft Office User" w:date="2026-01-15T20:08:00Z" w16du:dateUtc="2026-01-15T19:08:00Z">
+              <w:rPr>
+                <w:sz w:val="28"/>
+                <w:szCs w:val="28"/>
+                <w:lang w:val="en-US"/>
+              </w:rPr>
+            </w:rPrChange>
+          </w:rPr>
+          <w:t xml:space="preserve">indeed </w:t>
+        </w:r>
+      </w:ins>
+      <w:ins w:id="582" w:author="Microsoft Office User" w:date="2026-01-17T07:06:00Z" w16du:dateUtc="2026-01-17T06:06:00Z">
+        <w:r>
+          <w:rPr>
+            <w:color w:val="2F5496" w:themeColor="accent1" w:themeShade="BF"/>
+            <w:sz w:val="28"/>
+            <w:szCs w:val="28"/>
+            <w:lang w:val="en-US"/>
+          </w:rPr>
+          <w:t xml:space="preserve">will </w:t>
+        </w:r>
+      </w:ins>
+      <w:ins w:id="583" w:author="Microsoft Office User" w:date="2026-01-15T18:32:00Z" w16du:dateUtc="2026-01-15T17:32:00Z">
+        <w:r>
+          <w:rPr>
+            <w:color w:val="2F5496" w:themeColor="accent1" w:themeShade="BF"/>
+            <w:sz w:val="28"/>
+            <w:szCs w:val="28"/>
+            <w:lang w:val="en-US"/>
+            <w:rPrChange w:id="584" w:author="Microsoft Office User" w:date="2026-01-15T20:08:00Z" w16du:dateUtc="2026-01-15T19:08:00Z">
+              <w:rPr>
+                <w:sz w:val="28"/>
+                <w:szCs w:val="28"/>
+                <w:lang w:val="en-US"/>
+              </w:rPr>
+            </w:rPrChange>
+          </w:rPr>
+          <w:t xml:space="preserve">be </w:t>
+        </w:r>
+      </w:ins>
+      <w:ins w:id="585" w:author="Microsoft Office User" w:date="2026-01-15T18:33:00Z" w16du:dateUtc="2026-01-15T17:33:00Z">
+        <w:r>
+          <w:rPr>
+            <w:color w:val="2F5496" w:themeColor="accent1" w:themeShade="BF"/>
+            <w:sz w:val="28"/>
+            <w:szCs w:val="28"/>
+            <w:lang w:val="en-US"/>
+            <w:rPrChange w:id="586" w:author="Microsoft Office User" w:date="2026-01-15T20:08:00Z" w16du:dateUtc="2026-01-15T19:08:00Z">
+              <w:rPr>
+                <w:sz w:val="28"/>
+                <w:szCs w:val="28"/>
+                <w:lang w:val="en-US"/>
+              </w:rPr>
+            </w:rPrChange>
+          </w:rPr>
+          <w:t xml:space="preserve">downloaded </w:t>
+        </w:r>
+      </w:ins>
+      <w:ins w:id="587" w:author="Microsoft Office User" w:date="2026-01-15T20:07:00Z" w16du:dateUtc="2026-01-15T19:07:00Z">
+        <w:r>
+          <w:rPr>
+            <w:color w:val="2F5496" w:themeColor="accent1" w:themeShade="BF"/>
+            <w:sz w:val="28"/>
+            <w:szCs w:val="28"/>
+            <w:lang w:val="en-US"/>
+            <w:rPrChange w:id="588" w:author="Microsoft Office User" w:date="2026-01-15T20:08:00Z" w16du:dateUtc="2026-01-15T19:08:00Z">
+              <w:rPr>
+                <w:sz w:val="28"/>
+                <w:szCs w:val="28"/>
+                <w:lang w:val="en-US"/>
+              </w:rPr>
+            </w:rPrChange>
+          </w:rPr>
+          <w:t xml:space="preserve">only </w:t>
+        </w:r>
+      </w:ins>
+      <w:ins w:id="589" w:author="Microsoft Office User" w:date="2026-01-15T18:33:00Z" w16du:dateUtc="2026-01-15T17:33:00Z">
+        <w:r>
+          <w:rPr>
+            <w:color w:val="2F5496" w:themeColor="accent1" w:themeShade="BF"/>
+            <w:sz w:val="28"/>
+            <w:szCs w:val="28"/>
+            <w:lang w:val="en-US"/>
+            <w:rPrChange w:id="590" w:author="Microsoft Office User" w:date="2026-01-15T20:08:00Z" w16du:dateUtc="2026-01-15T19:08:00Z">
+              <w:rPr>
+                <w:sz w:val="28"/>
+                <w:szCs w:val="28"/>
+                <w:lang w:val="en-US"/>
+              </w:rPr>
+            </w:rPrChange>
+          </w:rPr>
+          <w:t>once</w:t>
+        </w:r>
+        <w:r>
+          <w:rPr>
+            <w:color w:val="2F5496" w:themeColor="accent1" w:themeShade="BF"/>
+            <w:sz w:val="28"/>
+            <w:szCs w:val="28"/>
+            <w:lang w:val="en-US"/>
+            <w:rPrChange w:id="591" w:author="Microsoft Office User" w:date="2026-01-15T20:08:00Z" w16du:dateUtc="2026-01-15T19:08:00Z">
+              <w:rPr>
+                <w:sz w:val="28"/>
+                <w:szCs w:val="28"/>
+                <w:lang w:val="en-US"/>
+              </w:rPr>
+            </w:rPrChange>
+          </w:rPr>
+          <w:t xml:space="preserve"> and can </w:t>
+        </w:r>
+      </w:ins>
+      <w:ins w:id="592" w:author="Microsoft Office User" w:date="2026-01-15T19:36:00Z" w16du:dateUtc="2026-01-15T18:36:00Z">
+        <w:r>
+          <w:rPr>
+            <w:color w:val="2F5496" w:themeColor="accent1" w:themeShade="BF"/>
+            <w:sz w:val="28"/>
+            <w:szCs w:val="28"/>
+            <w:lang w:val="en-US"/>
+            <w:rPrChange w:id="593" w:author="Microsoft Office User" w:date="2026-01-15T20:08:00Z" w16du:dateUtc="2026-01-15T19:08:00Z">
+              <w:rPr>
+                <w:sz w:val="28"/>
+                <w:szCs w:val="28"/>
+                <w:lang w:val="en-US"/>
+              </w:rPr>
+            </w:rPrChange>
+          </w:rPr>
+          <w:t xml:space="preserve">then </w:t>
+        </w:r>
+      </w:ins>
+      <w:ins w:id="594" w:author="Microsoft Office User" w:date="2026-01-15T18:33:00Z" w16du:dateUtc="2026-01-15T17:33:00Z">
+        <w:r>
+          <w:rPr>
+            <w:color w:val="2F5496" w:themeColor="accent1" w:themeShade="BF"/>
+            <w:sz w:val="28"/>
+            <w:szCs w:val="28"/>
+            <w:lang w:val="en-US"/>
+            <w:rPrChange w:id="595" w:author="Microsoft Office User" w:date="2026-01-15T20:08:00Z" w16du:dateUtc="2026-01-15T19:08:00Z">
+              <w:rPr>
+                <w:sz w:val="28"/>
+                <w:szCs w:val="28"/>
+                <w:lang w:val="en-US"/>
+              </w:rPr>
+            </w:rPrChange>
+          </w:rPr>
+          <w:t xml:space="preserve">be reused for generating different </w:t>
+        </w:r>
+      </w:ins>
+      <w:proofErr w:type="spellStart"/>
+      <w:ins w:id="596" w:author="Microsoft Office User" w:date="2026-01-17T07:06:00Z" w16du:dateUtc="2026-01-17T06:06:00Z">
+        <w:r>
+          <w:rPr>
+            <w:color w:val="2F5496" w:themeColor="accent1" w:themeShade="BF"/>
+            <w:sz w:val="28"/>
+            <w:szCs w:val="28"/>
+            <w:lang w:val="en-US"/>
+          </w:rPr>
+          <w:t>Genestrip</w:t>
+        </w:r>
+        <w:proofErr w:type="spellEnd"/>
+        <w:r>
+          <w:rPr>
+            <w:color w:val="2F5496" w:themeColor="accent1" w:themeShade="BF"/>
+            <w:sz w:val="28"/>
+            <w:szCs w:val="28"/>
+            <w:lang w:val="en-US"/>
+          </w:rPr>
+          <w:t xml:space="preserve"> </w:t>
+        </w:r>
+      </w:ins>
+      <w:ins w:id="597" w:author="Microsoft Office User" w:date="2026-01-15T18:33:00Z" w16du:dateUtc="2026-01-15T17:33:00Z">
+        <w:r>
+          <w:rPr>
+            <w:color w:val="2F5496" w:themeColor="accent1" w:themeShade="BF"/>
+            <w:sz w:val="28"/>
+            <w:szCs w:val="28"/>
+            <w:lang w:val="en-US"/>
+            <w:rPrChange w:id="598" w:author="Microsoft Office User" w:date="2026-01-15T20:08:00Z" w16du:dateUtc="2026-01-15T19:08:00Z">
+              <w:rPr>
+                <w:sz w:val="28"/>
+                <w:szCs w:val="28"/>
+                <w:lang w:val="en-US"/>
+              </w:rPr>
+            </w:rPrChange>
+          </w:rPr>
+          <w:t xml:space="preserve">databases. This is very important because for </w:t>
+        </w:r>
+      </w:ins>
+      <w:ins w:id="599" w:author="Microsoft Office User" w:date="2026-01-15T18:34:00Z" w16du:dateUtc="2026-01-15T17:34:00Z">
+        <w:r>
+          <w:rPr>
+            <w:color w:val="2F5496" w:themeColor="accent1" w:themeShade="BF"/>
+            <w:sz w:val="28"/>
+            <w:szCs w:val="28"/>
+            <w:lang w:val="en-US"/>
+            <w:rPrChange w:id="600" w:author="Microsoft Office User" w:date="2026-01-15T20:08:00Z" w16du:dateUtc="2026-01-15T19:08:00Z">
+              <w:rPr>
+                <w:sz w:val="28"/>
+                <w:szCs w:val="28"/>
+                <w:lang w:val="en-US"/>
+              </w:rPr>
+            </w:rPrChange>
+          </w:rPr>
+          <w:t>example</w:t>
+        </w:r>
+      </w:ins>
+      <w:ins w:id="601" w:author="Microsoft Office User" w:date="2026-01-15T19:36:00Z" w16du:dateUtc="2026-01-15T18:36:00Z">
+        <w:r>
+          <w:rPr>
+            <w:color w:val="2F5496" w:themeColor="accent1" w:themeShade="BF"/>
+            <w:sz w:val="28"/>
+            <w:szCs w:val="28"/>
+            <w:lang w:val="en-US"/>
+            <w:rPrChange w:id="602" w:author="Microsoft Office User" w:date="2026-01-15T20:08:00Z" w16du:dateUtc="2026-01-15T19:08:00Z">
               <w:rPr>
                 <w:sz w:val="28"/>
                 <w:szCs w:val="28"/>
@@ -6001,50 +6481,146 @@
           <w:t>,</w:t>
         </w:r>
       </w:ins>
-      <w:ins w:id="581" w:author="Microsoft Office User" w:date="2026-01-15T18:32:00Z" w16du:dateUtc="2026-01-15T17:32:00Z">
-        <w:r>
-          <w:rPr>
-            <w:color w:val="2F5496" w:themeColor="accent1" w:themeShade="BF"/>
-            <w:sz w:val="28"/>
-            <w:szCs w:val="28"/>
-            <w:lang w:val="en-US"/>
-            <w:rPrChange w:id="582" w:author="Microsoft Office User" w:date="2026-01-15T20:08:00Z" w16du:dateUtc="2026-01-15T19:08:00Z">
-              <w:rPr>
-                <w:sz w:val="28"/>
-                <w:szCs w:val="28"/>
-                <w:lang w:val="en-US"/>
-              </w:rPr>
-            </w:rPrChange>
-          </w:rPr>
-          <w:t xml:space="preserve"> i.e. the genomes </w:t>
-        </w:r>
-      </w:ins>
-      <w:ins w:id="583" w:author="Microsoft Office User" w:date="2026-01-15T20:07:00Z" w16du:dateUtc="2026-01-15T19:07:00Z">
-        <w:r>
-          <w:rPr>
-            <w:color w:val="2F5496" w:themeColor="accent1" w:themeShade="BF"/>
-            <w:sz w:val="28"/>
-            <w:szCs w:val="28"/>
-            <w:lang w:val="en-US"/>
-            <w:rPrChange w:id="584" w:author="Microsoft Office User" w:date="2026-01-15T20:08:00Z" w16du:dateUtc="2026-01-15T19:08:00Z">
-              <w:rPr>
-                <w:sz w:val="28"/>
-                <w:szCs w:val="28"/>
-                <w:lang w:val="en-US"/>
-              </w:rPr>
-            </w:rPrChange>
-          </w:rPr>
-          <w:t>from</w:t>
-        </w:r>
-      </w:ins>
-      <w:ins w:id="585" w:author="Microsoft Office User" w:date="2026-01-15T18:32:00Z" w16du:dateUtc="2026-01-15T17:32:00Z">
-        <w:r>
-          <w:rPr>
-            <w:color w:val="2F5496" w:themeColor="accent1" w:themeShade="BF"/>
-            <w:sz w:val="28"/>
-            <w:szCs w:val="28"/>
-            <w:lang w:val="en-US"/>
-            <w:rPrChange w:id="586" w:author="Microsoft Office User" w:date="2026-01-15T20:08:00Z" w16du:dateUtc="2026-01-15T19:08:00Z">
+      <w:ins w:id="603" w:author="Microsoft Office User" w:date="2026-01-15T18:34:00Z" w16du:dateUtc="2026-01-15T17:34:00Z">
+        <w:r>
+          <w:rPr>
+            <w:color w:val="2F5496" w:themeColor="accent1" w:themeShade="BF"/>
+            <w:sz w:val="28"/>
+            <w:szCs w:val="28"/>
+            <w:lang w:val="en-US"/>
+            <w:rPrChange w:id="604" w:author="Microsoft Office User" w:date="2026-01-15T20:08:00Z" w16du:dateUtc="2026-01-15T19:08:00Z">
+              <w:rPr>
+                <w:sz w:val="28"/>
+                <w:szCs w:val="28"/>
+                <w:lang w:val="en-US"/>
+              </w:rPr>
+            </w:rPrChange>
+          </w:rPr>
+          <w:t xml:space="preserve"> </w:t>
+        </w:r>
+      </w:ins>
+      <w:ins w:id="605" w:author="Microsoft Office User" w:date="2026-01-15T18:33:00Z" w16du:dateUtc="2026-01-15T17:33:00Z">
+        <w:r>
+          <w:rPr>
+            <w:color w:val="2F5496" w:themeColor="accent1" w:themeShade="BF"/>
+            <w:sz w:val="28"/>
+            <w:szCs w:val="28"/>
+            <w:lang w:val="en-US"/>
+            <w:rPrChange w:id="606" w:author="Microsoft Office User" w:date="2026-01-15T20:08:00Z" w16du:dateUtc="2026-01-15T19:08:00Z">
+              <w:rPr>
+                <w:sz w:val="28"/>
+                <w:szCs w:val="28"/>
+                <w:lang w:val="en-US"/>
+              </w:rPr>
+            </w:rPrChange>
+          </w:rPr>
+          <w:t xml:space="preserve">the download of the bacterial part </w:t>
+        </w:r>
+      </w:ins>
+      <w:ins w:id="607" w:author="Microsoft Office User" w:date="2026-01-15T20:08:00Z" w16du:dateUtc="2026-01-15T19:08:00Z">
+        <w:r>
+          <w:rPr>
+            <w:color w:val="2F5496" w:themeColor="accent1" w:themeShade="BF"/>
+            <w:sz w:val="28"/>
+            <w:szCs w:val="28"/>
+            <w:lang w:val="en-US"/>
+          </w:rPr>
+          <w:t xml:space="preserve">of the </w:t>
+        </w:r>
+        <w:proofErr w:type="spellStart"/>
+        <w:r>
+          <w:rPr>
+            <w:color w:val="2F5496" w:themeColor="accent1" w:themeShade="BF"/>
+            <w:sz w:val="28"/>
+            <w:szCs w:val="28"/>
+            <w:lang w:val="en-US"/>
+          </w:rPr>
+          <w:t>RefSeq</w:t>
+        </w:r>
+        <w:proofErr w:type="spellEnd"/>
+        <w:r>
+          <w:rPr>
+            <w:color w:val="2F5496" w:themeColor="accent1" w:themeShade="BF"/>
+            <w:sz w:val="28"/>
+            <w:szCs w:val="28"/>
+            <w:lang w:val="en-US"/>
+          </w:rPr>
+          <w:t xml:space="preserve"> </w:t>
+        </w:r>
+      </w:ins>
+      <w:ins w:id="608" w:author="Microsoft Office User" w:date="2026-01-15T18:34:00Z" w16du:dateUtc="2026-01-15T17:34:00Z">
+        <w:r>
+          <w:rPr>
+            <w:color w:val="2F5496" w:themeColor="accent1" w:themeShade="BF"/>
+            <w:sz w:val="28"/>
+            <w:szCs w:val="28"/>
+            <w:lang w:val="en-US"/>
+            <w:rPrChange w:id="609" w:author="Microsoft Office User" w:date="2026-01-15T20:08:00Z" w16du:dateUtc="2026-01-15T19:08:00Z">
+              <w:rPr>
+                <w:sz w:val="28"/>
+                <w:szCs w:val="28"/>
+                <w:lang w:val="en-US"/>
+              </w:rPr>
+            </w:rPrChange>
+          </w:rPr>
+          <w:t xml:space="preserve">can take several hours and </w:t>
+        </w:r>
+      </w:ins>
+      <w:ins w:id="610" w:author="Microsoft Office User" w:date="2026-01-17T07:07:00Z" w16du:dateUtc="2026-01-17T06:07:00Z">
+        <w:r>
+          <w:rPr>
+            <w:color w:val="2F5496" w:themeColor="accent1" w:themeShade="BF"/>
+            <w:sz w:val="28"/>
+            <w:szCs w:val="28"/>
+            <w:lang w:val="en-US"/>
+          </w:rPr>
+          <w:t xml:space="preserve">the necessary bandwidth </w:t>
+        </w:r>
+      </w:ins>
+      <w:ins w:id="611" w:author="Microsoft Office User" w:date="2026-01-15T18:34:00Z" w16du:dateUtc="2026-01-15T17:34:00Z">
+        <w:r>
+          <w:rPr>
+            <w:color w:val="2F5496" w:themeColor="accent1" w:themeShade="BF"/>
+            <w:sz w:val="28"/>
+            <w:szCs w:val="28"/>
+            <w:lang w:val="en-US"/>
+            <w:rPrChange w:id="612" w:author="Microsoft Office User" w:date="2026-01-15T20:08:00Z" w16du:dateUtc="2026-01-15T19:08:00Z">
+              <w:rPr>
+                <w:sz w:val="28"/>
+                <w:szCs w:val="28"/>
+                <w:lang w:val="en-US"/>
+              </w:rPr>
+            </w:rPrChange>
+          </w:rPr>
+          <w:t xml:space="preserve">is a </w:t>
+        </w:r>
+      </w:ins>
+      <w:ins w:id="613" w:author="Microsoft Office User" w:date="2026-01-15T19:37:00Z" w16du:dateUtc="2026-01-15T18:37:00Z">
+        <w:r>
+          <w:rPr>
+            <w:color w:val="2F5496" w:themeColor="accent1" w:themeShade="BF"/>
+            <w:sz w:val="28"/>
+            <w:szCs w:val="28"/>
+            <w:lang w:val="en-US"/>
+            <w:rPrChange w:id="614" w:author="Microsoft Office User" w:date="2026-01-15T20:08:00Z" w16du:dateUtc="2026-01-15T19:08:00Z">
+              <w:rPr>
+                <w:sz w:val="28"/>
+                <w:szCs w:val="28"/>
+                <w:lang w:val="en-US"/>
+              </w:rPr>
+            </w:rPrChange>
+          </w:rPr>
+          <w:t>burden for</w:t>
+        </w:r>
+      </w:ins>
+      <w:ins w:id="615" w:author="Microsoft Office User" w:date="2026-01-15T18:34:00Z" w16du:dateUtc="2026-01-15T17:34:00Z">
+        <w:r>
+          <w:rPr>
+            <w:color w:val="2F5496" w:themeColor="accent1" w:themeShade="BF"/>
+            <w:sz w:val="28"/>
+            <w:szCs w:val="28"/>
+            <w:lang w:val="en-US"/>
+            <w:rPrChange w:id="616" w:author="Microsoft Office User" w:date="2026-01-15T20:08:00Z" w16du:dateUtc="2026-01-15T19:08:00Z">
               <w:rPr>
                 <w:sz w:val="28"/>
                 <w:szCs w:val="28"/>
@@ -6054,65 +6630,105 @@
           </w:rPr>
           <w:t xml:space="preserve"> the </w:t>
         </w:r>
-        <w:proofErr w:type="spellStart"/>
-        <w:r>
-          <w:rPr>
-            <w:color w:val="2F5496" w:themeColor="accent1" w:themeShade="BF"/>
-            <w:sz w:val="28"/>
-            <w:szCs w:val="28"/>
-            <w:lang w:val="en-US"/>
-            <w:rPrChange w:id="587" w:author="Microsoft Office User" w:date="2026-01-15T20:08:00Z" w16du:dateUtc="2026-01-15T19:08:00Z">
-              <w:rPr>
-                <w:sz w:val="28"/>
-                <w:szCs w:val="28"/>
-                <w:lang w:val="en-US"/>
-              </w:rPr>
-            </w:rPrChange>
-          </w:rPr>
-          <w:t>RefSeq</w:t>
-        </w:r>
-        <w:proofErr w:type="spellEnd"/>
-        <w:r>
-          <w:rPr>
-            <w:color w:val="2F5496" w:themeColor="accent1" w:themeShade="BF"/>
-            <w:sz w:val="28"/>
-            <w:szCs w:val="28"/>
-            <w:lang w:val="en-US"/>
-            <w:rPrChange w:id="588" w:author="Microsoft Office User" w:date="2026-01-15T20:08:00Z" w16du:dateUtc="2026-01-15T19:08:00Z">
-              <w:rPr>
-                <w:sz w:val="28"/>
-                <w:szCs w:val="28"/>
-                <w:lang w:val="en-US"/>
-              </w:rPr>
-            </w:rPrChange>
-          </w:rPr>
-          <w:t xml:space="preserve"> and </w:t>
-        </w:r>
-        <w:proofErr w:type="spellStart"/>
-        <w:r>
-          <w:rPr>
-            <w:color w:val="2F5496" w:themeColor="accent1" w:themeShade="BF"/>
-            <w:sz w:val="28"/>
-            <w:szCs w:val="28"/>
-            <w:lang w:val="en-US"/>
-            <w:rPrChange w:id="589" w:author="Microsoft Office User" w:date="2026-01-15T20:08:00Z" w16du:dateUtc="2026-01-15T19:08:00Z">
-              <w:rPr>
-                <w:sz w:val="28"/>
-                <w:szCs w:val="28"/>
-                <w:lang w:val="en-US"/>
-              </w:rPr>
-            </w:rPrChange>
-          </w:rPr>
-          <w:t>Genbank</w:t>
-        </w:r>
-        <w:proofErr w:type="spellEnd"/>
-        <w:r>
-          <w:rPr>
-            <w:color w:val="2F5496" w:themeColor="accent1" w:themeShade="BF"/>
-            <w:sz w:val="28"/>
-            <w:szCs w:val="28"/>
-            <w:lang w:val="en-US"/>
-            <w:rPrChange w:id="590" w:author="Microsoft Office User" w:date="2026-01-15T20:08:00Z" w16du:dateUtc="2026-01-15T19:08:00Z">
+      </w:ins>
+      <w:ins w:id="617" w:author="Microsoft Office User" w:date="2026-01-15T19:38:00Z" w16du:dateUtc="2026-01-15T18:38:00Z">
+        <w:r>
+          <w:rPr>
+            <w:color w:val="2F5496" w:themeColor="accent1" w:themeShade="BF"/>
+            <w:sz w:val="28"/>
+            <w:szCs w:val="28"/>
+            <w:lang w:val="en-US"/>
+            <w:rPrChange w:id="618" w:author="Microsoft Office User" w:date="2026-01-15T20:08:00Z" w16du:dateUtc="2026-01-15T19:08:00Z">
+              <w:rPr>
+                <w:sz w:val="28"/>
+                <w:szCs w:val="28"/>
+                <w:lang w:val="en-US"/>
+              </w:rPr>
+            </w:rPrChange>
+          </w:rPr>
+          <w:t>(</w:t>
+        </w:r>
+      </w:ins>
+      <w:ins w:id="619" w:author="Microsoft Office User" w:date="2026-01-15T18:34:00Z" w16du:dateUtc="2026-01-15T17:34:00Z">
+        <w:r>
+          <w:rPr>
+            <w:color w:val="2F5496" w:themeColor="accent1" w:themeShade="BF"/>
+            <w:sz w:val="28"/>
+            <w:szCs w:val="28"/>
+            <w:lang w:val="en-US"/>
+            <w:rPrChange w:id="620" w:author="Microsoft Office User" w:date="2026-01-15T20:08:00Z" w16du:dateUtc="2026-01-15T19:08:00Z">
+              <w:rPr>
+                <w:sz w:val="28"/>
+                <w:szCs w:val="28"/>
+                <w:lang w:val="en-US"/>
+              </w:rPr>
+            </w:rPrChange>
+          </w:rPr>
+          <w:t>inter</w:t>
+        </w:r>
+      </w:ins>
+      <w:ins w:id="621" w:author="Microsoft Office User" w:date="2026-01-15T19:38:00Z" w16du:dateUtc="2026-01-15T18:38:00Z">
+        <w:r>
+          <w:rPr>
+            <w:color w:val="2F5496" w:themeColor="accent1" w:themeShade="BF"/>
+            <w:sz w:val="28"/>
+            <w:szCs w:val="28"/>
+            <w:lang w:val="en-US"/>
+            <w:rPrChange w:id="622" w:author="Microsoft Office User" w:date="2026-01-15T20:08:00Z" w16du:dateUtc="2026-01-15T19:08:00Z">
+              <w:rPr>
+                <w:sz w:val="28"/>
+                <w:szCs w:val="28"/>
+                <w:lang w:val="en-US"/>
+              </w:rPr>
+            </w:rPrChange>
+          </w:rPr>
+          <w:t>-)</w:t>
+        </w:r>
+      </w:ins>
+      <w:ins w:id="623" w:author="Microsoft Office User" w:date="2026-01-15T18:35:00Z" w16du:dateUtc="2026-01-15T17:35:00Z">
+        <w:r>
+          <w:rPr>
+            <w:color w:val="2F5496" w:themeColor="accent1" w:themeShade="BF"/>
+            <w:sz w:val="28"/>
+            <w:szCs w:val="28"/>
+            <w:lang w:val="en-US"/>
+            <w:rPrChange w:id="624" w:author="Microsoft Office User" w:date="2026-01-15T20:08:00Z" w16du:dateUtc="2026-01-15T19:08:00Z">
+              <w:rPr>
+                <w:sz w:val="28"/>
+                <w:szCs w:val="28"/>
+                <w:lang w:val="en-US"/>
+              </w:rPr>
+            </w:rPrChange>
+          </w:rPr>
+          <w:t xml:space="preserve">national </w:t>
+        </w:r>
+      </w:ins>
+      <w:ins w:id="625" w:author="Microsoft Office User" w:date="2026-01-15T19:38:00Z" w16du:dateUtc="2026-01-15T18:38:00Z">
+        <w:r>
+          <w:rPr>
+            <w:color w:val="2F5496" w:themeColor="accent1" w:themeShade="BF"/>
+            <w:sz w:val="28"/>
+            <w:szCs w:val="28"/>
+            <w:lang w:val="en-US"/>
+            <w:rPrChange w:id="626" w:author="Microsoft Office User" w:date="2026-01-15T20:08:00Z" w16du:dateUtc="2026-01-15T19:08:00Z">
+              <w:rPr>
+                <w:sz w:val="28"/>
+                <w:szCs w:val="28"/>
+                <w:lang w:val="en-US"/>
+              </w:rPr>
+            </w:rPrChange>
+          </w:rPr>
+          <w:t>communication lines</w:t>
+        </w:r>
+      </w:ins>
+      <w:ins w:id="627" w:author="Microsoft Office User" w:date="2026-01-15T18:35:00Z" w16du:dateUtc="2026-01-15T17:35:00Z">
+        <w:r>
+          <w:rPr>
+            <w:color w:val="2F5496" w:themeColor="accent1" w:themeShade="BF"/>
+            <w:sz w:val="28"/>
+            <w:szCs w:val="28"/>
+            <w:lang w:val="en-US"/>
+            <w:rPrChange w:id="628" w:author="Microsoft Office User" w:date="2026-01-15T20:08:00Z" w16du:dateUtc="2026-01-15T19:08:00Z">
               <w:rPr>
                 <w:sz w:val="28"/>
                 <w:szCs w:val="28"/>
@@ -6123,404 +6739,18 @@
           <w:t xml:space="preserve"> </w:t>
         </w:r>
       </w:ins>
-      <w:ins w:id="591" w:author="Microsoft Office User" w:date="2026-01-15T19:36:00Z" w16du:dateUtc="2026-01-15T18:36:00Z">
-        <w:r>
-          <w:rPr>
-            <w:color w:val="2F5496" w:themeColor="accent1" w:themeShade="BF"/>
-            <w:sz w:val="28"/>
-            <w:szCs w:val="28"/>
-            <w:lang w:val="en-US"/>
-            <w:rPrChange w:id="592" w:author="Microsoft Office User" w:date="2026-01-15T20:08:00Z" w16du:dateUtc="2026-01-15T19:08:00Z">
-              <w:rPr>
-                <w:sz w:val="28"/>
-                <w:szCs w:val="28"/>
-                <w:lang w:val="en-US"/>
-              </w:rPr>
-            </w:rPrChange>
-          </w:rPr>
-          <w:t xml:space="preserve">indeed </w:t>
-        </w:r>
-      </w:ins>
-      <w:ins w:id="593" w:author="Microsoft Office User" w:date="2026-01-17T07:06:00Z" w16du:dateUtc="2026-01-17T06:06:00Z">
-        <w:r>
-          <w:rPr>
-            <w:color w:val="2F5496" w:themeColor="accent1" w:themeShade="BF"/>
-            <w:sz w:val="28"/>
-            <w:szCs w:val="28"/>
-            <w:lang w:val="en-US"/>
-          </w:rPr>
-          <w:t xml:space="preserve">will </w:t>
-        </w:r>
-      </w:ins>
-      <w:ins w:id="594" w:author="Microsoft Office User" w:date="2026-01-15T18:32:00Z" w16du:dateUtc="2026-01-15T17:32:00Z">
-        <w:r>
-          <w:rPr>
-            <w:color w:val="2F5496" w:themeColor="accent1" w:themeShade="BF"/>
-            <w:sz w:val="28"/>
-            <w:szCs w:val="28"/>
-            <w:lang w:val="en-US"/>
-            <w:rPrChange w:id="595" w:author="Microsoft Office User" w:date="2026-01-15T20:08:00Z" w16du:dateUtc="2026-01-15T19:08:00Z">
-              <w:rPr>
-                <w:sz w:val="28"/>
-                <w:szCs w:val="28"/>
-                <w:lang w:val="en-US"/>
-              </w:rPr>
-            </w:rPrChange>
-          </w:rPr>
-          <w:t xml:space="preserve">be </w:t>
-        </w:r>
-      </w:ins>
-      <w:ins w:id="596" w:author="Microsoft Office User" w:date="2026-01-15T18:33:00Z" w16du:dateUtc="2026-01-15T17:33:00Z">
-        <w:r>
-          <w:rPr>
-            <w:color w:val="2F5496" w:themeColor="accent1" w:themeShade="BF"/>
-            <w:sz w:val="28"/>
-            <w:szCs w:val="28"/>
-            <w:lang w:val="en-US"/>
-            <w:rPrChange w:id="597" w:author="Microsoft Office User" w:date="2026-01-15T20:08:00Z" w16du:dateUtc="2026-01-15T19:08:00Z">
-              <w:rPr>
-                <w:sz w:val="28"/>
-                <w:szCs w:val="28"/>
-                <w:lang w:val="en-US"/>
-              </w:rPr>
-            </w:rPrChange>
-          </w:rPr>
-          <w:t xml:space="preserve">downloaded </w:t>
-        </w:r>
-      </w:ins>
-      <w:ins w:id="598" w:author="Microsoft Office User" w:date="2026-01-15T20:07:00Z" w16du:dateUtc="2026-01-15T19:07:00Z">
-        <w:r>
-          <w:rPr>
-            <w:color w:val="2F5496" w:themeColor="accent1" w:themeShade="BF"/>
-            <w:sz w:val="28"/>
-            <w:szCs w:val="28"/>
-            <w:lang w:val="en-US"/>
-            <w:rPrChange w:id="599" w:author="Microsoft Office User" w:date="2026-01-15T20:08:00Z" w16du:dateUtc="2026-01-15T19:08:00Z">
-              <w:rPr>
-                <w:sz w:val="28"/>
-                <w:szCs w:val="28"/>
-                <w:lang w:val="en-US"/>
-              </w:rPr>
-            </w:rPrChange>
-          </w:rPr>
-          <w:t xml:space="preserve">only </w:t>
-        </w:r>
-      </w:ins>
-      <w:ins w:id="600" w:author="Microsoft Office User" w:date="2026-01-15T18:33:00Z" w16du:dateUtc="2026-01-15T17:33:00Z">
-        <w:r>
-          <w:rPr>
-            <w:color w:val="2F5496" w:themeColor="accent1" w:themeShade="BF"/>
-            <w:sz w:val="28"/>
-            <w:szCs w:val="28"/>
-            <w:lang w:val="en-US"/>
-            <w:rPrChange w:id="601" w:author="Microsoft Office User" w:date="2026-01-15T20:08:00Z" w16du:dateUtc="2026-01-15T19:08:00Z">
-              <w:rPr>
-                <w:sz w:val="28"/>
-                <w:szCs w:val="28"/>
-                <w:lang w:val="en-US"/>
-              </w:rPr>
-            </w:rPrChange>
-          </w:rPr>
-          <w:t>once</w:t>
-        </w:r>
-        <w:r>
-          <w:rPr>
-            <w:color w:val="2F5496" w:themeColor="accent1" w:themeShade="BF"/>
-            <w:sz w:val="28"/>
-            <w:szCs w:val="28"/>
-            <w:lang w:val="en-US"/>
-            <w:rPrChange w:id="602" w:author="Microsoft Office User" w:date="2026-01-15T20:08:00Z" w16du:dateUtc="2026-01-15T19:08:00Z">
-              <w:rPr>
-                <w:sz w:val="28"/>
-                <w:szCs w:val="28"/>
-                <w:lang w:val="en-US"/>
-              </w:rPr>
-            </w:rPrChange>
-          </w:rPr>
-          <w:t xml:space="preserve"> and can </w:t>
-        </w:r>
-      </w:ins>
-      <w:ins w:id="603" w:author="Microsoft Office User" w:date="2026-01-15T19:36:00Z" w16du:dateUtc="2026-01-15T18:36:00Z">
-        <w:r>
-          <w:rPr>
-            <w:color w:val="2F5496" w:themeColor="accent1" w:themeShade="BF"/>
-            <w:sz w:val="28"/>
-            <w:szCs w:val="28"/>
-            <w:lang w:val="en-US"/>
-            <w:rPrChange w:id="604" w:author="Microsoft Office User" w:date="2026-01-15T20:08:00Z" w16du:dateUtc="2026-01-15T19:08:00Z">
-              <w:rPr>
-                <w:sz w:val="28"/>
-                <w:szCs w:val="28"/>
-                <w:lang w:val="en-US"/>
-              </w:rPr>
-            </w:rPrChange>
-          </w:rPr>
-          <w:t xml:space="preserve">then </w:t>
-        </w:r>
-      </w:ins>
-      <w:ins w:id="605" w:author="Microsoft Office User" w:date="2026-01-15T18:33:00Z" w16du:dateUtc="2026-01-15T17:33:00Z">
-        <w:r>
-          <w:rPr>
-            <w:color w:val="2F5496" w:themeColor="accent1" w:themeShade="BF"/>
-            <w:sz w:val="28"/>
-            <w:szCs w:val="28"/>
-            <w:lang w:val="en-US"/>
-            <w:rPrChange w:id="606" w:author="Microsoft Office User" w:date="2026-01-15T20:08:00Z" w16du:dateUtc="2026-01-15T19:08:00Z">
-              <w:rPr>
-                <w:sz w:val="28"/>
-                <w:szCs w:val="28"/>
-                <w:lang w:val="en-US"/>
-              </w:rPr>
-            </w:rPrChange>
-          </w:rPr>
-          <w:t xml:space="preserve">be reused for generating different </w:t>
-        </w:r>
-      </w:ins>
-      <w:proofErr w:type="spellStart"/>
-      <w:ins w:id="607" w:author="Microsoft Office User" w:date="2026-01-17T07:06:00Z" w16du:dateUtc="2026-01-17T06:06:00Z">
-        <w:r>
-          <w:rPr>
-            <w:color w:val="2F5496" w:themeColor="accent1" w:themeShade="BF"/>
-            <w:sz w:val="28"/>
-            <w:szCs w:val="28"/>
-            <w:lang w:val="en-US"/>
-          </w:rPr>
-          <w:t>Genestrip</w:t>
-        </w:r>
-        <w:proofErr w:type="spellEnd"/>
-        <w:r>
-          <w:rPr>
-            <w:color w:val="2F5496" w:themeColor="accent1" w:themeShade="BF"/>
-            <w:sz w:val="28"/>
-            <w:szCs w:val="28"/>
-            <w:lang w:val="en-US"/>
-          </w:rPr>
-          <w:t xml:space="preserve"> </w:t>
-        </w:r>
-      </w:ins>
-      <w:ins w:id="608" w:author="Microsoft Office User" w:date="2026-01-15T18:33:00Z" w16du:dateUtc="2026-01-15T17:33:00Z">
-        <w:r>
-          <w:rPr>
-            <w:color w:val="2F5496" w:themeColor="accent1" w:themeShade="BF"/>
-            <w:sz w:val="28"/>
-            <w:szCs w:val="28"/>
-            <w:lang w:val="en-US"/>
-            <w:rPrChange w:id="609" w:author="Microsoft Office User" w:date="2026-01-15T20:08:00Z" w16du:dateUtc="2026-01-15T19:08:00Z">
-              <w:rPr>
-                <w:sz w:val="28"/>
-                <w:szCs w:val="28"/>
-                <w:lang w:val="en-US"/>
-              </w:rPr>
-            </w:rPrChange>
-          </w:rPr>
-          <w:t xml:space="preserve">databases. This is very important because for </w:t>
-        </w:r>
-      </w:ins>
-      <w:ins w:id="610" w:author="Microsoft Office User" w:date="2026-01-15T18:34:00Z" w16du:dateUtc="2026-01-15T17:34:00Z">
-        <w:r>
-          <w:rPr>
-            <w:color w:val="2F5496" w:themeColor="accent1" w:themeShade="BF"/>
-            <w:sz w:val="28"/>
-            <w:szCs w:val="28"/>
-            <w:lang w:val="en-US"/>
-            <w:rPrChange w:id="611" w:author="Microsoft Office User" w:date="2026-01-15T20:08:00Z" w16du:dateUtc="2026-01-15T19:08:00Z">
-              <w:rPr>
-                <w:sz w:val="28"/>
-                <w:szCs w:val="28"/>
-                <w:lang w:val="en-US"/>
-              </w:rPr>
-            </w:rPrChange>
-          </w:rPr>
-          <w:t>example</w:t>
-        </w:r>
-      </w:ins>
-      <w:ins w:id="612" w:author="Microsoft Office User" w:date="2026-01-15T19:36:00Z" w16du:dateUtc="2026-01-15T18:36:00Z">
-        <w:r>
-          <w:rPr>
-            <w:color w:val="2F5496" w:themeColor="accent1" w:themeShade="BF"/>
-            <w:sz w:val="28"/>
-            <w:szCs w:val="28"/>
-            <w:lang w:val="en-US"/>
-            <w:rPrChange w:id="613" w:author="Microsoft Office User" w:date="2026-01-15T20:08:00Z" w16du:dateUtc="2026-01-15T19:08:00Z">
-              <w:rPr>
-                <w:sz w:val="28"/>
-                <w:szCs w:val="28"/>
-                <w:lang w:val="en-US"/>
-              </w:rPr>
-            </w:rPrChange>
-          </w:rPr>
-          <w:t>,</w:t>
-        </w:r>
-      </w:ins>
-      <w:ins w:id="614" w:author="Microsoft Office User" w:date="2026-01-15T18:34:00Z" w16du:dateUtc="2026-01-15T17:34:00Z">
-        <w:r>
-          <w:rPr>
-            <w:color w:val="2F5496" w:themeColor="accent1" w:themeShade="BF"/>
-            <w:sz w:val="28"/>
-            <w:szCs w:val="28"/>
-            <w:lang w:val="en-US"/>
-            <w:rPrChange w:id="615" w:author="Microsoft Office User" w:date="2026-01-15T20:08:00Z" w16du:dateUtc="2026-01-15T19:08:00Z">
-              <w:rPr>
-                <w:sz w:val="28"/>
-                <w:szCs w:val="28"/>
-                <w:lang w:val="en-US"/>
-              </w:rPr>
-            </w:rPrChange>
-          </w:rPr>
-          <w:t xml:space="preserve"> </w:t>
-        </w:r>
-      </w:ins>
-      <w:ins w:id="616" w:author="Microsoft Office User" w:date="2026-01-15T18:33:00Z" w16du:dateUtc="2026-01-15T17:33:00Z">
-        <w:r>
-          <w:rPr>
-            <w:color w:val="2F5496" w:themeColor="accent1" w:themeShade="BF"/>
-            <w:sz w:val="28"/>
-            <w:szCs w:val="28"/>
-            <w:lang w:val="en-US"/>
-            <w:rPrChange w:id="617" w:author="Microsoft Office User" w:date="2026-01-15T20:08:00Z" w16du:dateUtc="2026-01-15T19:08:00Z">
-              <w:rPr>
-                <w:sz w:val="28"/>
-                <w:szCs w:val="28"/>
-                <w:lang w:val="en-US"/>
-              </w:rPr>
-            </w:rPrChange>
-          </w:rPr>
-          <w:t xml:space="preserve">the download of the bacterial part </w:t>
-        </w:r>
-      </w:ins>
-      <w:ins w:id="618" w:author="Microsoft Office User" w:date="2026-01-15T20:08:00Z" w16du:dateUtc="2026-01-15T19:08:00Z">
-        <w:r>
-          <w:rPr>
-            <w:color w:val="2F5496" w:themeColor="accent1" w:themeShade="BF"/>
-            <w:sz w:val="28"/>
-            <w:szCs w:val="28"/>
-            <w:lang w:val="en-US"/>
-          </w:rPr>
-          <w:t xml:space="preserve">of the </w:t>
-        </w:r>
-        <w:proofErr w:type="spellStart"/>
-        <w:r>
-          <w:rPr>
-            <w:color w:val="2F5496" w:themeColor="accent1" w:themeShade="BF"/>
-            <w:sz w:val="28"/>
-            <w:szCs w:val="28"/>
-            <w:lang w:val="en-US"/>
-          </w:rPr>
-          <w:t>RefSeq</w:t>
-        </w:r>
-        <w:proofErr w:type="spellEnd"/>
-        <w:r>
-          <w:rPr>
-            <w:color w:val="2F5496" w:themeColor="accent1" w:themeShade="BF"/>
-            <w:sz w:val="28"/>
-            <w:szCs w:val="28"/>
-            <w:lang w:val="en-US"/>
-          </w:rPr>
-          <w:t xml:space="preserve"> </w:t>
-        </w:r>
-      </w:ins>
-      <w:ins w:id="619" w:author="Microsoft Office User" w:date="2026-01-15T18:34:00Z" w16du:dateUtc="2026-01-15T17:34:00Z">
-        <w:r>
-          <w:rPr>
-            <w:color w:val="2F5496" w:themeColor="accent1" w:themeShade="BF"/>
-            <w:sz w:val="28"/>
-            <w:szCs w:val="28"/>
-            <w:lang w:val="en-US"/>
-            <w:rPrChange w:id="620" w:author="Microsoft Office User" w:date="2026-01-15T20:08:00Z" w16du:dateUtc="2026-01-15T19:08:00Z">
-              <w:rPr>
-                <w:sz w:val="28"/>
-                <w:szCs w:val="28"/>
-                <w:lang w:val="en-US"/>
-              </w:rPr>
-            </w:rPrChange>
-          </w:rPr>
-          <w:t xml:space="preserve">can take several hours and </w:t>
-        </w:r>
-      </w:ins>
-      <w:ins w:id="621" w:author="Microsoft Office User" w:date="2026-01-17T07:07:00Z" w16du:dateUtc="2026-01-17T06:07:00Z">
-        <w:r>
-          <w:rPr>
-            <w:color w:val="2F5496" w:themeColor="accent1" w:themeShade="BF"/>
-            <w:sz w:val="28"/>
-            <w:szCs w:val="28"/>
-            <w:lang w:val="en-US"/>
-          </w:rPr>
-          <w:t xml:space="preserve">the necessary bandwidth </w:t>
-        </w:r>
-      </w:ins>
-      <w:ins w:id="622" w:author="Microsoft Office User" w:date="2026-01-15T18:34:00Z" w16du:dateUtc="2026-01-15T17:34:00Z">
-        <w:r>
-          <w:rPr>
-            <w:color w:val="2F5496" w:themeColor="accent1" w:themeShade="BF"/>
-            <w:sz w:val="28"/>
-            <w:szCs w:val="28"/>
-            <w:lang w:val="en-US"/>
-            <w:rPrChange w:id="623" w:author="Microsoft Office User" w:date="2026-01-15T20:08:00Z" w16du:dateUtc="2026-01-15T19:08:00Z">
-              <w:rPr>
-                <w:sz w:val="28"/>
-                <w:szCs w:val="28"/>
-                <w:lang w:val="en-US"/>
-              </w:rPr>
-            </w:rPrChange>
-          </w:rPr>
-          <w:t xml:space="preserve">is a </w:t>
-        </w:r>
-      </w:ins>
-      <w:ins w:id="624" w:author="Microsoft Office User" w:date="2026-01-15T19:37:00Z" w16du:dateUtc="2026-01-15T18:37:00Z">
-        <w:r>
-          <w:rPr>
-            <w:color w:val="2F5496" w:themeColor="accent1" w:themeShade="BF"/>
-            <w:sz w:val="28"/>
-            <w:szCs w:val="28"/>
-            <w:lang w:val="en-US"/>
-            <w:rPrChange w:id="625" w:author="Microsoft Office User" w:date="2026-01-15T20:08:00Z" w16du:dateUtc="2026-01-15T19:08:00Z">
-              <w:rPr>
-                <w:sz w:val="28"/>
-                <w:szCs w:val="28"/>
-                <w:lang w:val="en-US"/>
-              </w:rPr>
-            </w:rPrChange>
-          </w:rPr>
-          <w:t>burden for</w:t>
-        </w:r>
-      </w:ins>
-      <w:ins w:id="626" w:author="Microsoft Office User" w:date="2026-01-15T18:34:00Z" w16du:dateUtc="2026-01-15T17:34:00Z">
-        <w:r>
-          <w:rPr>
-            <w:color w:val="2F5496" w:themeColor="accent1" w:themeShade="BF"/>
-            <w:sz w:val="28"/>
-            <w:szCs w:val="28"/>
-            <w:lang w:val="en-US"/>
-            <w:rPrChange w:id="627" w:author="Microsoft Office User" w:date="2026-01-15T20:08:00Z" w16du:dateUtc="2026-01-15T19:08:00Z">
-              <w:rPr>
-                <w:sz w:val="28"/>
-                <w:szCs w:val="28"/>
-                <w:lang w:val="en-US"/>
-              </w:rPr>
-            </w:rPrChange>
-          </w:rPr>
-          <w:t xml:space="preserve"> the </w:t>
-        </w:r>
-      </w:ins>
-      <w:ins w:id="628" w:author="Microsoft Office User" w:date="2026-01-15T19:38:00Z" w16du:dateUtc="2026-01-15T18:38:00Z">
-        <w:r>
-          <w:rPr>
-            <w:color w:val="2F5496" w:themeColor="accent1" w:themeShade="BF"/>
-            <w:sz w:val="28"/>
-            <w:szCs w:val="28"/>
-            <w:lang w:val="en-US"/>
-            <w:rPrChange w:id="629" w:author="Microsoft Office User" w:date="2026-01-15T20:08:00Z" w16du:dateUtc="2026-01-15T19:08:00Z">
-              <w:rPr>
-                <w:sz w:val="28"/>
-                <w:szCs w:val="28"/>
-                <w:lang w:val="en-US"/>
-              </w:rPr>
-            </w:rPrChange>
-          </w:rPr>
-          <w:t>(</w:t>
-        </w:r>
-      </w:ins>
-      <w:ins w:id="630" w:author="Microsoft Office User" w:date="2026-01-15T18:34:00Z" w16du:dateUtc="2026-01-15T17:34:00Z">
+      <w:ins w:id="629" w:author="Microsoft Office User" w:date="2026-01-15T20:09:00Z" w16du:dateUtc="2026-01-15T19:09:00Z">
+        <w:r>
+          <w:rPr>
+            <w:color w:val="2F5496" w:themeColor="accent1" w:themeShade="BF"/>
+            <w:sz w:val="28"/>
+            <w:szCs w:val="28"/>
+            <w:lang w:val="en-US"/>
+          </w:rPr>
+          <w:t>as well as</w:t>
+        </w:r>
+      </w:ins>
+      <w:ins w:id="630" w:author="Microsoft Office User" w:date="2026-01-15T18:35:00Z" w16du:dateUtc="2026-01-15T17:35:00Z">
         <w:r>
           <w:rPr>
             <w:color w:val="2F5496" w:themeColor="accent1" w:themeShade="BF"/>
@@ -6535,7 +6765,7 @@
               </w:rPr>
             </w:rPrChange>
           </w:rPr>
-          <w:t>inter</w:t>
+          <w:t xml:space="preserve"> NCBI’s server</w:t>
         </w:r>
       </w:ins>
       <w:ins w:id="632" w:author="Microsoft Office User" w:date="2026-01-15T19:38:00Z" w16du:dateUtc="2026-01-15T18:38:00Z">
@@ -6553,111 +6783,10 @@
               </w:rPr>
             </w:rPrChange>
           </w:rPr>
-          <w:t>-)</w:t>
-        </w:r>
-      </w:ins>
-      <w:ins w:id="634" w:author="Microsoft Office User" w:date="2026-01-15T18:35:00Z" w16du:dateUtc="2026-01-15T17:35:00Z">
-        <w:r>
-          <w:rPr>
-            <w:color w:val="2F5496" w:themeColor="accent1" w:themeShade="BF"/>
-            <w:sz w:val="28"/>
-            <w:szCs w:val="28"/>
-            <w:lang w:val="en-US"/>
-            <w:rPrChange w:id="635" w:author="Microsoft Office User" w:date="2026-01-15T20:08:00Z" w16du:dateUtc="2026-01-15T19:08:00Z">
-              <w:rPr>
-                <w:sz w:val="28"/>
-                <w:szCs w:val="28"/>
-                <w:lang w:val="en-US"/>
-              </w:rPr>
-            </w:rPrChange>
-          </w:rPr>
-          <w:t xml:space="preserve">national </w:t>
-        </w:r>
-      </w:ins>
-      <w:ins w:id="636" w:author="Microsoft Office User" w:date="2026-01-15T19:38:00Z" w16du:dateUtc="2026-01-15T18:38:00Z">
-        <w:r>
-          <w:rPr>
-            <w:color w:val="2F5496" w:themeColor="accent1" w:themeShade="BF"/>
-            <w:sz w:val="28"/>
-            <w:szCs w:val="28"/>
-            <w:lang w:val="en-US"/>
-            <w:rPrChange w:id="637" w:author="Microsoft Office User" w:date="2026-01-15T20:08:00Z" w16du:dateUtc="2026-01-15T19:08:00Z">
-              <w:rPr>
-                <w:sz w:val="28"/>
-                <w:szCs w:val="28"/>
-                <w:lang w:val="en-US"/>
-              </w:rPr>
-            </w:rPrChange>
-          </w:rPr>
-          <w:t>communication lines</w:t>
-        </w:r>
-      </w:ins>
-      <w:ins w:id="638" w:author="Microsoft Office User" w:date="2026-01-15T18:35:00Z" w16du:dateUtc="2026-01-15T17:35:00Z">
-        <w:r>
-          <w:rPr>
-            <w:color w:val="2F5496" w:themeColor="accent1" w:themeShade="BF"/>
-            <w:sz w:val="28"/>
-            <w:szCs w:val="28"/>
-            <w:lang w:val="en-US"/>
-            <w:rPrChange w:id="639" w:author="Microsoft Office User" w:date="2026-01-15T20:08:00Z" w16du:dateUtc="2026-01-15T19:08:00Z">
-              <w:rPr>
-                <w:sz w:val="28"/>
-                <w:szCs w:val="28"/>
-                <w:lang w:val="en-US"/>
-              </w:rPr>
-            </w:rPrChange>
-          </w:rPr>
-          <w:t xml:space="preserve"> </w:t>
-        </w:r>
-      </w:ins>
-      <w:ins w:id="640" w:author="Microsoft Office User" w:date="2026-01-15T20:09:00Z" w16du:dateUtc="2026-01-15T19:09:00Z">
-        <w:r>
-          <w:rPr>
-            <w:color w:val="2F5496" w:themeColor="accent1" w:themeShade="BF"/>
-            <w:sz w:val="28"/>
-            <w:szCs w:val="28"/>
-            <w:lang w:val="en-US"/>
-          </w:rPr>
-          <w:t>as well as</w:t>
-        </w:r>
-      </w:ins>
-      <w:ins w:id="641" w:author="Microsoft Office User" w:date="2026-01-15T18:35:00Z" w16du:dateUtc="2026-01-15T17:35:00Z">
-        <w:r>
-          <w:rPr>
-            <w:color w:val="2F5496" w:themeColor="accent1" w:themeShade="BF"/>
-            <w:sz w:val="28"/>
-            <w:szCs w:val="28"/>
-            <w:lang w:val="en-US"/>
-            <w:rPrChange w:id="642" w:author="Microsoft Office User" w:date="2026-01-15T20:08:00Z" w16du:dateUtc="2026-01-15T19:08:00Z">
-              <w:rPr>
-                <w:sz w:val="28"/>
-                <w:szCs w:val="28"/>
-                <w:lang w:val="en-US"/>
-              </w:rPr>
-            </w:rPrChange>
-          </w:rPr>
-          <w:t xml:space="preserve"> NCBI’s server</w:t>
-        </w:r>
-      </w:ins>
-      <w:ins w:id="643" w:author="Microsoft Office User" w:date="2026-01-15T19:38:00Z" w16du:dateUtc="2026-01-15T18:38:00Z">
-        <w:r>
-          <w:rPr>
-            <w:color w:val="2F5496" w:themeColor="accent1" w:themeShade="BF"/>
-            <w:sz w:val="28"/>
-            <w:szCs w:val="28"/>
-            <w:lang w:val="en-US"/>
-            <w:rPrChange w:id="644" w:author="Microsoft Office User" w:date="2026-01-15T20:08:00Z" w16du:dateUtc="2026-01-15T19:08:00Z">
-              <w:rPr>
-                <w:sz w:val="28"/>
-                <w:szCs w:val="28"/>
-                <w:lang w:val="en-US"/>
-              </w:rPr>
-            </w:rPrChange>
-          </w:rPr>
           <w:t xml:space="preserve"> system</w:t>
         </w:r>
       </w:ins>
-      <w:ins w:id="645" w:author="Microsoft Office User" w:date="2026-01-17T07:07:00Z" w16du:dateUtc="2026-01-17T06:07:00Z">
+      <w:ins w:id="634" w:author="Microsoft Office User" w:date="2026-01-17T07:07:00Z" w16du:dateUtc="2026-01-17T06:07:00Z">
         <w:r>
           <w:rPr>
             <w:color w:val="2F5496" w:themeColor="accent1" w:themeShade="BF"/>
@@ -6668,14 +6797,14 @@
           <w:t>s</w:t>
         </w:r>
       </w:ins>
-      <w:ins w:id="646" w:author="Microsoft Office User" w:date="2026-01-15T18:35:00Z" w16du:dateUtc="2026-01-15T17:35:00Z">
-        <w:r>
-          <w:rPr>
-            <w:color w:val="2F5496" w:themeColor="accent1" w:themeShade="BF"/>
-            <w:sz w:val="28"/>
-            <w:szCs w:val="28"/>
-            <w:lang w:val="en-US"/>
-            <w:rPrChange w:id="647" w:author="Microsoft Office User" w:date="2026-01-15T20:08:00Z" w16du:dateUtc="2026-01-15T19:08:00Z">
+      <w:ins w:id="635" w:author="Microsoft Office User" w:date="2026-01-15T18:35:00Z" w16du:dateUtc="2026-01-15T17:35:00Z">
+        <w:r>
+          <w:rPr>
+            <w:color w:val="2F5496" w:themeColor="accent1" w:themeShade="BF"/>
+            <w:sz w:val="28"/>
+            <w:szCs w:val="28"/>
+            <w:lang w:val="en-US"/>
+            <w:rPrChange w:id="636" w:author="Microsoft Office User" w:date="2026-01-15T20:08:00Z" w16du:dateUtc="2026-01-15T19:08:00Z">
               <w:rPr>
                 <w:sz w:val="28"/>
                 <w:szCs w:val="28"/>
@@ -6686,14 +6815,14 @@
           <w:t>.</w:t>
         </w:r>
       </w:ins>
-      <w:del w:id="648" w:author="Microsoft Office User" w:date="2026-01-15T18:34:00Z" w16du:dateUtc="2026-01-15T17:34:00Z">
-        <w:r>
-          <w:rPr>
-            <w:color w:val="2F5496" w:themeColor="accent1" w:themeShade="BF"/>
-            <w:sz w:val="28"/>
-            <w:szCs w:val="28"/>
-            <w:lang w:val="en-US"/>
-            <w:rPrChange w:id="649" w:author="Microsoft Office User" w:date="2026-01-15T20:08:00Z" w16du:dateUtc="2026-01-15T19:08:00Z">
+      <w:del w:id="637" w:author="Microsoft Office User" w:date="2026-01-15T18:34:00Z" w16du:dateUtc="2026-01-15T17:34:00Z">
+        <w:r>
+          <w:rPr>
+            <w:color w:val="2F5496" w:themeColor="accent1" w:themeShade="BF"/>
+            <w:sz w:val="28"/>
+            <w:szCs w:val="28"/>
+            <w:lang w:val="en-US"/>
+            <w:rPrChange w:id="638" w:author="Microsoft Office User" w:date="2026-01-15T20:08:00Z" w16du:dateUtc="2026-01-15T19:08:00Z">
               <w:rPr>
                 <w:sz w:val="28"/>
                 <w:szCs w:val="28"/>
@@ -6704,14 +6833,14 @@
           <w:delText xml:space="preserve"> </w:delText>
         </w:r>
       </w:del>
-      <w:del w:id="650" w:author="Microsoft Office User" w:date="2026-01-15T18:38:00Z" w16du:dateUtc="2026-01-15T17:38:00Z">
-        <w:r>
-          <w:rPr>
-            <w:color w:val="2F5496" w:themeColor="accent1" w:themeShade="BF"/>
-            <w:sz w:val="28"/>
-            <w:szCs w:val="28"/>
-            <w:lang w:val="en-US"/>
-            <w:rPrChange w:id="651" w:author="Microsoft Office User" w:date="2026-01-15T20:08:00Z" w16du:dateUtc="2026-01-15T19:08:00Z">
+      <w:del w:id="639" w:author="Microsoft Office User" w:date="2026-01-15T18:38:00Z" w16du:dateUtc="2026-01-15T17:38:00Z">
+        <w:r>
+          <w:rPr>
+            <w:color w:val="2F5496" w:themeColor="accent1" w:themeShade="BF"/>
+            <w:sz w:val="28"/>
+            <w:szCs w:val="28"/>
+            <w:lang w:val="en-US"/>
+            <w:rPrChange w:id="640" w:author="Microsoft Office User" w:date="2026-01-15T20:08:00Z" w16du:dateUtc="2026-01-15T19:08:00Z">
               <w:rPr>
                 <w:sz w:val="28"/>
                 <w:szCs w:val="28"/>
@@ -6727,14 +6856,14 @@
       <w:pPr>
         <w:pStyle w:val="u-mb-24"/>
         <w:rPr>
-          <w:ins w:id="652" w:author="Microsoft Office User" w:date="2026-01-15T19:38:00Z" w16du:dateUtc="2026-01-15T18:38:00Z"/>
-          <w:color w:val="2F5496" w:themeColor="accent1" w:themeShade="BF"/>
-          <w:sz w:val="28"/>
-          <w:szCs w:val="28"/>
-          <w:lang w:val="en-US"/>
-          <w:rPrChange w:id="653" w:author="Microsoft Office User" w:date="2026-01-15T20:08:00Z" w16du:dateUtc="2026-01-15T19:08:00Z">
+          <w:ins w:id="641" w:author="Microsoft Office User" w:date="2026-01-15T19:38:00Z" w16du:dateUtc="2026-01-15T18:38:00Z"/>
+          <w:color w:val="2F5496" w:themeColor="accent1" w:themeShade="BF"/>
+          <w:sz w:val="28"/>
+          <w:szCs w:val="28"/>
+          <w:lang w:val="en-US"/>
+          <w:rPrChange w:id="642" w:author="Microsoft Office User" w:date="2026-01-15T20:08:00Z" w16du:dateUtc="2026-01-15T19:08:00Z">
             <w:rPr>
-              <w:ins w:id="654" w:author="Microsoft Office User" w:date="2026-01-15T19:38:00Z" w16du:dateUtc="2026-01-15T18:38:00Z"/>
+              <w:ins w:id="643" w:author="Microsoft Office User" w:date="2026-01-15T19:38:00Z" w16du:dateUtc="2026-01-15T18:38:00Z"/>
               <w:sz w:val="28"/>
               <w:szCs w:val="28"/>
               <w:lang w:val="en-US"/>
@@ -6742,7 +6871,7 @@
           </w:rPrChange>
         </w:rPr>
       </w:pPr>
-      <w:ins w:id="655" w:author="Microsoft Office User" w:date="2026-01-15T18:36:00Z" w16du:dateUtc="2026-01-15T17:36:00Z">
+      <w:ins w:id="644" w:author="Microsoft Office User" w:date="2026-01-15T18:36:00Z" w16du:dateUtc="2026-01-15T17:36:00Z">
         <w:r>
           <w:rPr>
             <w:b/>
@@ -6751,6 +6880,112 @@
             <w:sz w:val="28"/>
             <w:szCs w:val="28"/>
             <w:lang w:val="en-US"/>
+            <w:rPrChange w:id="645" w:author="Microsoft Office User" w:date="2026-01-15T20:08:00Z" w16du:dateUtc="2026-01-15T19:08:00Z">
+              <w:rPr>
+                <w:sz w:val="28"/>
+                <w:szCs w:val="28"/>
+                <w:lang w:val="en-US"/>
+              </w:rPr>
+            </w:rPrChange>
+          </w:rPr>
+          <w:t>Action:</w:t>
+        </w:r>
+        <w:r>
+          <w:rPr>
+            <w:color w:val="2F5496" w:themeColor="accent1" w:themeShade="BF"/>
+            <w:sz w:val="28"/>
+            <w:szCs w:val="28"/>
+            <w:lang w:val="en-US"/>
+            <w:rPrChange w:id="646" w:author="Microsoft Office User" w:date="2026-01-15T20:08:00Z" w16du:dateUtc="2026-01-15T19:08:00Z">
+              <w:rPr>
+                <w:sz w:val="28"/>
+                <w:szCs w:val="28"/>
+                <w:lang w:val="en-US"/>
+              </w:rPr>
+            </w:rPrChange>
+          </w:rPr>
+          <w:t xml:space="preserve"> As the reuse of downloaded </w:t>
+        </w:r>
+      </w:ins>
+      <w:ins w:id="647" w:author="Microsoft Office User" w:date="2026-01-15T18:38:00Z" w16du:dateUtc="2026-01-15T17:38:00Z">
+        <w:r>
+          <w:rPr>
+            <w:color w:val="2F5496" w:themeColor="accent1" w:themeShade="BF"/>
+            <w:sz w:val="28"/>
+            <w:szCs w:val="28"/>
+            <w:lang w:val="en-US"/>
+            <w:rPrChange w:id="648" w:author="Microsoft Office User" w:date="2026-01-15T20:08:00Z" w16du:dateUtc="2026-01-15T19:08:00Z">
+              <w:rPr>
+                <w:sz w:val="28"/>
+                <w:szCs w:val="28"/>
+                <w:lang w:val="en-US"/>
+              </w:rPr>
+            </w:rPrChange>
+          </w:rPr>
+          <w:t xml:space="preserve">genomes across </w:t>
+        </w:r>
+      </w:ins>
+      <w:ins w:id="649" w:author="Microsoft Office User" w:date="2026-01-15T18:36:00Z" w16du:dateUtc="2026-01-15T17:36:00Z">
+        <w:r>
+          <w:rPr>
+            <w:color w:val="2F5496" w:themeColor="accent1" w:themeShade="BF"/>
+            <w:sz w:val="28"/>
+            <w:szCs w:val="28"/>
+            <w:lang w:val="en-US"/>
+            <w:rPrChange w:id="650" w:author="Microsoft Office User" w:date="2026-01-15T20:08:00Z" w16du:dateUtc="2026-01-15T19:08:00Z">
+              <w:rPr>
+                <w:sz w:val="28"/>
+                <w:szCs w:val="28"/>
+                <w:lang w:val="en-US"/>
+              </w:rPr>
+            </w:rPrChange>
+          </w:rPr>
+          <w:t>d</w:t>
+        </w:r>
+      </w:ins>
+      <w:ins w:id="651" w:author="Microsoft Office User" w:date="2026-01-15T18:37:00Z" w16du:dateUtc="2026-01-15T17:37:00Z">
+        <w:r>
+          <w:rPr>
+            <w:color w:val="2F5496" w:themeColor="accent1" w:themeShade="BF"/>
+            <w:sz w:val="28"/>
+            <w:szCs w:val="28"/>
+            <w:lang w:val="en-US"/>
+            <w:rPrChange w:id="652" w:author="Microsoft Office User" w:date="2026-01-15T20:08:00Z" w16du:dateUtc="2026-01-15T19:08:00Z">
+              <w:rPr>
+                <w:sz w:val="28"/>
+                <w:szCs w:val="28"/>
+                <w:lang w:val="en-US"/>
+              </w:rPr>
+            </w:rPrChange>
+          </w:rPr>
+          <w:t>atabase generation</w:t>
+        </w:r>
+      </w:ins>
+      <w:ins w:id="653" w:author="Microsoft Office User" w:date="2026-01-15T19:38:00Z" w16du:dateUtc="2026-01-15T18:38:00Z">
+        <w:r>
+          <w:rPr>
+            <w:color w:val="2F5496" w:themeColor="accent1" w:themeShade="BF"/>
+            <w:sz w:val="28"/>
+            <w:szCs w:val="28"/>
+            <w:lang w:val="en-US"/>
+            <w:rPrChange w:id="654" w:author="Microsoft Office User" w:date="2026-01-15T20:08:00Z" w16du:dateUtc="2026-01-15T19:08:00Z">
+              <w:rPr>
+                <w:sz w:val="28"/>
+                <w:szCs w:val="28"/>
+                <w:lang w:val="en-US"/>
+              </w:rPr>
+            </w:rPrChange>
+          </w:rPr>
+          <w:t xml:space="preserve"> projects </w:t>
+        </w:r>
+      </w:ins>
+      <w:ins w:id="655" w:author="Microsoft Office User" w:date="2026-01-15T18:37:00Z" w16du:dateUtc="2026-01-15T17:37:00Z">
+        <w:r>
+          <w:rPr>
+            <w:color w:val="2F5496" w:themeColor="accent1" w:themeShade="BF"/>
+            <w:sz w:val="28"/>
+            <w:szCs w:val="28"/>
+            <w:lang w:val="en-US"/>
             <w:rPrChange w:id="656" w:author="Microsoft Office User" w:date="2026-01-15T20:08:00Z" w16du:dateUtc="2026-01-15T19:08:00Z">
               <w:rPr>
                 <w:sz w:val="28"/>
@@ -6759,59 +6994,54 @@
               </w:rPr>
             </w:rPrChange>
           </w:rPr>
-          <w:t>Action:</w:t>
-        </w:r>
-        <w:r>
-          <w:rPr>
-            <w:color w:val="2F5496" w:themeColor="accent1" w:themeShade="BF"/>
-            <w:sz w:val="28"/>
-            <w:szCs w:val="28"/>
-            <w:lang w:val="en-US"/>
-            <w:rPrChange w:id="657" w:author="Microsoft Office User" w:date="2026-01-15T20:08:00Z" w16du:dateUtc="2026-01-15T19:08:00Z">
-              <w:rPr>
-                <w:sz w:val="28"/>
-                <w:szCs w:val="28"/>
-                <w:lang w:val="en-US"/>
-              </w:rPr>
-            </w:rPrChange>
-          </w:rPr>
-          <w:t xml:space="preserve"> As the reuse of downloaded </w:t>
-        </w:r>
-      </w:ins>
-      <w:ins w:id="658" w:author="Microsoft Office User" w:date="2026-01-15T18:38:00Z" w16du:dateUtc="2026-01-15T17:38:00Z">
-        <w:r>
-          <w:rPr>
-            <w:color w:val="2F5496" w:themeColor="accent1" w:themeShade="BF"/>
-            <w:sz w:val="28"/>
-            <w:szCs w:val="28"/>
-            <w:lang w:val="en-US"/>
-            <w:rPrChange w:id="659" w:author="Microsoft Office User" w:date="2026-01-15T20:08:00Z" w16du:dateUtc="2026-01-15T19:08:00Z">
-              <w:rPr>
-                <w:sz w:val="28"/>
-                <w:szCs w:val="28"/>
-                <w:lang w:val="en-US"/>
-              </w:rPr>
-            </w:rPrChange>
-          </w:rPr>
-          <w:t xml:space="preserve">genomes across </w:t>
-        </w:r>
-      </w:ins>
-      <w:ins w:id="660" w:author="Microsoft Office User" w:date="2026-01-15T18:36:00Z" w16du:dateUtc="2026-01-15T17:36:00Z">
-        <w:r>
-          <w:rPr>
-            <w:color w:val="2F5496" w:themeColor="accent1" w:themeShade="BF"/>
-            <w:sz w:val="28"/>
-            <w:szCs w:val="28"/>
-            <w:lang w:val="en-US"/>
-            <w:rPrChange w:id="661" w:author="Microsoft Office User" w:date="2026-01-15T20:08:00Z" w16du:dateUtc="2026-01-15T19:08:00Z">
-              <w:rPr>
-                <w:sz w:val="28"/>
-                <w:szCs w:val="28"/>
-                <w:lang w:val="en-US"/>
-              </w:rPr>
-            </w:rPrChange>
-          </w:rPr>
-          <w:t>d</w:t>
+          <w:t>has not been mentioned</w:t>
+        </w:r>
+      </w:ins>
+      <w:ins w:id="657" w:author="Microsoft Office User" w:date="2026-01-15T18:38:00Z" w16du:dateUtc="2026-01-15T17:38:00Z">
+        <w:r>
+          <w:rPr>
+            <w:color w:val="2F5496" w:themeColor="accent1" w:themeShade="BF"/>
+            <w:sz w:val="28"/>
+            <w:szCs w:val="28"/>
+            <w:lang w:val="en-US"/>
+            <w:rPrChange w:id="658" w:author="Microsoft Office User" w:date="2026-01-15T20:08:00Z" w16du:dateUtc="2026-01-15T19:08:00Z">
+              <w:rPr>
+                <w:sz w:val="28"/>
+                <w:szCs w:val="28"/>
+                <w:lang w:val="en-US"/>
+              </w:rPr>
+            </w:rPrChange>
+          </w:rPr>
+          <w:t>,</w:t>
+        </w:r>
+      </w:ins>
+      <w:ins w:id="659" w:author="Microsoft Office User" w:date="2026-01-15T18:37:00Z" w16du:dateUtc="2026-01-15T17:37:00Z">
+        <w:r>
+          <w:rPr>
+            <w:color w:val="2F5496" w:themeColor="accent1" w:themeShade="BF"/>
+            <w:sz w:val="28"/>
+            <w:szCs w:val="28"/>
+            <w:lang w:val="en-US"/>
+            <w:rPrChange w:id="660" w:author="Microsoft Office User" w:date="2026-01-15T20:08:00Z" w16du:dateUtc="2026-01-15T19:08:00Z">
+              <w:rPr>
+                <w:sz w:val="28"/>
+                <w:szCs w:val="28"/>
+                <w:lang w:val="en-US"/>
+              </w:rPr>
+            </w:rPrChange>
+          </w:rPr>
+          <w:t xml:space="preserve"> we </w:t>
+        </w:r>
+      </w:ins>
+      <w:ins w:id="661" w:author="Microsoft Office User" w:date="2026-01-20T07:58:00Z" w16du:dateUtc="2026-01-20T06:58:00Z">
+        <w:r>
+          <w:rPr>
+            <w:color w:val="2F5496" w:themeColor="accent1" w:themeShade="BF"/>
+            <w:sz w:val="28"/>
+            <w:szCs w:val="28"/>
+            <w:lang w:val="en-US"/>
+          </w:rPr>
+          <w:t xml:space="preserve">also </w:t>
         </w:r>
       </w:ins>
       <w:ins w:id="662" w:author="Microsoft Office User" w:date="2026-01-15T18:37:00Z" w16du:dateUtc="2026-01-15T17:37:00Z">
@@ -6829,10 +7059,10 @@
               </w:rPr>
             </w:rPrChange>
           </w:rPr>
-          <w:t>atabase generation</w:t>
-        </w:r>
-      </w:ins>
-      <w:ins w:id="664" w:author="Microsoft Office User" w:date="2026-01-15T19:38:00Z" w16du:dateUtc="2026-01-15T18:38:00Z">
+          <w:t xml:space="preserve">included a brief description </w:t>
+        </w:r>
+      </w:ins>
+      <w:ins w:id="664" w:author="Microsoft Office User" w:date="2026-01-15T18:38:00Z" w16du:dateUtc="2026-01-15T17:38:00Z">
         <w:r>
           <w:rPr>
             <w:color w:val="2F5496" w:themeColor="accent1" w:themeShade="BF"/>
@@ -6847,7 +7077,7 @@
               </w:rPr>
             </w:rPrChange>
           </w:rPr>
-          <w:t xml:space="preserve"> projects </w:t>
+          <w:t xml:space="preserve">of this aspect </w:t>
         </w:r>
       </w:ins>
       <w:ins w:id="666" w:author="Microsoft Office User" w:date="2026-01-15T18:37:00Z" w16du:dateUtc="2026-01-15T17:37:00Z">
@@ -6865,10 +7095,10 @@
               </w:rPr>
             </w:rPrChange>
           </w:rPr>
-          <w:t>has not been mentioned</w:t>
-        </w:r>
-      </w:ins>
-      <w:ins w:id="668" w:author="Microsoft Office User" w:date="2026-01-15T18:38:00Z" w16du:dateUtc="2026-01-15T17:38:00Z">
+          <w:t>in Section 2.</w:t>
+        </w:r>
+      </w:ins>
+      <w:ins w:id="668" w:author="Microsoft Office User" w:date="2026-01-15T18:41:00Z" w16du:dateUtc="2026-01-15T17:41:00Z">
         <w:r>
           <w:rPr>
             <w:color w:val="2F5496" w:themeColor="accent1" w:themeShade="BF"/>
@@ -6883,10 +7113,10 @@
               </w:rPr>
             </w:rPrChange>
           </w:rPr>
-          <w:t>,</w:t>
-        </w:r>
-      </w:ins>
-      <w:ins w:id="670" w:author="Microsoft Office User" w:date="2026-01-15T18:37:00Z" w16du:dateUtc="2026-01-15T17:37:00Z">
+          <w:t>1</w:t>
+        </w:r>
+      </w:ins>
+      <w:ins w:id="670" w:author="Microsoft Office User" w:date="2026-01-15T18:39:00Z" w16du:dateUtc="2026-01-15T17:39:00Z">
         <w:r>
           <w:rPr>
             <w:color w:val="2F5496" w:themeColor="accent1" w:themeShade="BF"/>
@@ -6894,107 +7124,6 @@
             <w:szCs w:val="28"/>
             <w:lang w:val="en-US"/>
             <w:rPrChange w:id="671" w:author="Microsoft Office User" w:date="2026-01-15T20:08:00Z" w16du:dateUtc="2026-01-15T19:08:00Z">
-              <w:rPr>
-                <w:sz w:val="28"/>
-                <w:szCs w:val="28"/>
-                <w:lang w:val="en-US"/>
-              </w:rPr>
-            </w:rPrChange>
-          </w:rPr>
-          <w:t xml:space="preserve"> we </w:t>
-        </w:r>
-      </w:ins>
-      <w:ins w:id="672" w:author="Microsoft Office User" w:date="2026-01-20T07:58:00Z" w16du:dateUtc="2026-01-20T06:58:00Z">
-        <w:r>
-          <w:rPr>
-            <w:color w:val="2F5496" w:themeColor="accent1" w:themeShade="BF"/>
-            <w:sz w:val="28"/>
-            <w:szCs w:val="28"/>
-            <w:lang w:val="en-US"/>
-          </w:rPr>
-          <w:t xml:space="preserve">also </w:t>
-        </w:r>
-      </w:ins>
-      <w:ins w:id="673" w:author="Microsoft Office User" w:date="2026-01-15T18:37:00Z" w16du:dateUtc="2026-01-15T17:37:00Z">
-        <w:r>
-          <w:rPr>
-            <w:color w:val="2F5496" w:themeColor="accent1" w:themeShade="BF"/>
-            <w:sz w:val="28"/>
-            <w:szCs w:val="28"/>
-            <w:lang w:val="en-US"/>
-            <w:rPrChange w:id="674" w:author="Microsoft Office User" w:date="2026-01-15T20:08:00Z" w16du:dateUtc="2026-01-15T19:08:00Z">
-              <w:rPr>
-                <w:sz w:val="28"/>
-                <w:szCs w:val="28"/>
-                <w:lang w:val="en-US"/>
-              </w:rPr>
-            </w:rPrChange>
-          </w:rPr>
-          <w:t xml:space="preserve">included a brief description </w:t>
-        </w:r>
-      </w:ins>
-      <w:ins w:id="675" w:author="Microsoft Office User" w:date="2026-01-15T18:38:00Z" w16du:dateUtc="2026-01-15T17:38:00Z">
-        <w:r>
-          <w:rPr>
-            <w:color w:val="2F5496" w:themeColor="accent1" w:themeShade="BF"/>
-            <w:sz w:val="28"/>
-            <w:szCs w:val="28"/>
-            <w:lang w:val="en-US"/>
-            <w:rPrChange w:id="676" w:author="Microsoft Office User" w:date="2026-01-15T20:08:00Z" w16du:dateUtc="2026-01-15T19:08:00Z">
-              <w:rPr>
-                <w:sz w:val="28"/>
-                <w:szCs w:val="28"/>
-                <w:lang w:val="en-US"/>
-              </w:rPr>
-            </w:rPrChange>
-          </w:rPr>
-          <w:t xml:space="preserve">of this aspect </w:t>
-        </w:r>
-      </w:ins>
-      <w:ins w:id="677" w:author="Microsoft Office User" w:date="2026-01-15T18:37:00Z" w16du:dateUtc="2026-01-15T17:37:00Z">
-        <w:r>
-          <w:rPr>
-            <w:color w:val="2F5496" w:themeColor="accent1" w:themeShade="BF"/>
-            <w:sz w:val="28"/>
-            <w:szCs w:val="28"/>
-            <w:lang w:val="en-US"/>
-            <w:rPrChange w:id="678" w:author="Microsoft Office User" w:date="2026-01-15T20:08:00Z" w16du:dateUtc="2026-01-15T19:08:00Z">
-              <w:rPr>
-                <w:sz w:val="28"/>
-                <w:szCs w:val="28"/>
-                <w:lang w:val="en-US"/>
-              </w:rPr>
-            </w:rPrChange>
-          </w:rPr>
-          <w:t>in Section 2.</w:t>
-        </w:r>
-      </w:ins>
-      <w:ins w:id="679" w:author="Microsoft Office User" w:date="2026-01-15T18:41:00Z" w16du:dateUtc="2026-01-15T17:41:00Z">
-        <w:r>
-          <w:rPr>
-            <w:color w:val="2F5496" w:themeColor="accent1" w:themeShade="BF"/>
-            <w:sz w:val="28"/>
-            <w:szCs w:val="28"/>
-            <w:lang w:val="en-US"/>
-            <w:rPrChange w:id="680" w:author="Microsoft Office User" w:date="2026-01-15T20:08:00Z" w16du:dateUtc="2026-01-15T19:08:00Z">
-              <w:rPr>
-                <w:sz w:val="28"/>
-                <w:szCs w:val="28"/>
-                <w:lang w:val="en-US"/>
-              </w:rPr>
-            </w:rPrChange>
-          </w:rPr>
-          <w:t>1</w:t>
-        </w:r>
-      </w:ins>
-      <w:ins w:id="681" w:author="Microsoft Office User" w:date="2026-01-15T18:39:00Z" w16du:dateUtc="2026-01-15T17:39:00Z">
-        <w:r>
-          <w:rPr>
-            <w:color w:val="2F5496" w:themeColor="accent1" w:themeShade="BF"/>
-            <w:sz w:val="28"/>
-            <w:szCs w:val="28"/>
-            <w:lang w:val="en-US"/>
-            <w:rPrChange w:id="682" w:author="Microsoft Office User" w:date="2026-01-15T20:08:00Z" w16du:dateUtc="2026-01-15T19:08:00Z">
               <w:rPr>
                 <w:sz w:val="28"/>
                 <w:szCs w:val="28"/>
@@ -7010,7 +7139,7 @@
       <w:pPr>
         <w:pStyle w:val="u-mb-24"/>
         <w:rPr>
-          <w:ins w:id="683" w:author="Microsoft Office User" w:date="2026-01-15T18:54:00Z" w16du:dateUtc="2026-01-15T17:54:00Z"/>
+          <w:ins w:id="672" w:author="Microsoft Office User" w:date="2026-01-15T18:54:00Z" w16du:dateUtc="2026-01-15T17:54:00Z"/>
           <w:sz w:val="28"/>
           <w:szCs w:val="28"/>
           <w:lang w:val="en-US"/>
@@ -7029,14 +7158,14 @@
       <w:pPr>
         <w:pStyle w:val="u-mb-24"/>
         <w:rPr>
-          <w:ins w:id="684" w:author="Microsoft Office User" w:date="2026-01-15T18:54:00Z" w16du:dateUtc="2026-01-15T17:54:00Z"/>
+          <w:ins w:id="673" w:author="Microsoft Office User" w:date="2026-01-15T18:54:00Z" w16du:dateUtc="2026-01-15T17:54:00Z"/>
           <w:color w:val="000000" w:themeColor="text1"/>
           <w:sz w:val="28"/>
           <w:szCs w:val="28"/>
           <w:lang w:val="en-US"/>
-          <w:rPrChange w:id="685" w:author="Microsoft Office User" w:date="2026-01-17T07:09:00Z" w16du:dateUtc="2026-01-17T06:09:00Z">
+          <w:rPrChange w:id="674" w:author="Microsoft Office User" w:date="2026-01-17T07:09:00Z" w16du:dateUtc="2026-01-17T06:09:00Z">
             <w:rPr>
-              <w:ins w:id="686" w:author="Microsoft Office User" w:date="2026-01-15T18:54:00Z" w16du:dateUtc="2026-01-15T17:54:00Z"/>
+              <w:ins w:id="675" w:author="Microsoft Office User" w:date="2026-01-15T18:54:00Z" w16du:dateUtc="2026-01-15T17:54:00Z"/>
               <w:sz w:val="28"/>
               <w:szCs w:val="28"/>
               <w:lang w:val="en-US"/>
@@ -7050,7 +7179,7 @@
           <w:sz w:val="28"/>
           <w:szCs w:val="28"/>
           <w:lang w:val="en-US"/>
-          <w:rPrChange w:id="687" w:author="Microsoft Office User" w:date="2026-01-17T07:09:00Z" w16du:dateUtc="2026-01-17T06:09:00Z">
+          <w:rPrChange w:id="676" w:author="Microsoft Office User" w:date="2026-01-17T07:09:00Z" w16du:dateUtc="2026-01-17T06:09:00Z">
             <w:rPr>
               <w:sz w:val="28"/>
               <w:szCs w:val="28"/>
@@ -7096,25 +7225,7 @@
           <w:szCs w:val="28"/>
           <w:lang w:val="en-US"/>
         </w:rPr>
-        <w:t xml:space="preserve"> of the evaluation, w</w:t>
-      </w:r>
-      <w:r>
-        <w:rPr>
-          <w:color w:val="2F5496" w:themeColor="accent1" w:themeShade="BF"/>
-          <w:sz w:val="28"/>
-          <w:szCs w:val="28"/>
-          <w:lang w:val="en-US"/>
-        </w:rPr>
-        <w:t xml:space="preserve">e </w:t>
-      </w:r>
-      <w:r>
-        <w:rPr>
-          <w:color w:val="2F5496" w:themeColor="accent1" w:themeShade="BF"/>
-          <w:sz w:val="28"/>
-          <w:szCs w:val="28"/>
-          <w:lang w:val="en-US"/>
-        </w:rPr>
-        <w:t>extend</w:t>
+        <w:t xml:space="preserve"> of the evaluation, we extend</w:t>
       </w:r>
       <w:r>
         <w:rPr>
@@ -7132,25 +7243,7 @@
           <w:szCs w:val="28"/>
           <w:lang w:val="en-US"/>
         </w:rPr>
-        <w:t xml:space="preserve"> </w:t>
-      </w:r>
-      <w:r>
-        <w:rPr>
-          <w:color w:val="2F5496" w:themeColor="accent1" w:themeShade="BF"/>
-          <w:sz w:val="28"/>
-          <w:szCs w:val="28"/>
-          <w:lang w:val="en-US"/>
-        </w:rPr>
-        <w:t>to a great deal</w:t>
-      </w:r>
-      <w:r>
-        <w:rPr>
-          <w:color w:val="2F5496" w:themeColor="accent1" w:themeShade="BF"/>
-          <w:sz w:val="28"/>
-          <w:szCs w:val="28"/>
-          <w:lang w:val="en-US"/>
-        </w:rPr>
-        <w:t>.</w:t>
+        <w:t xml:space="preserve"> to a great deal.</w:t>
       </w:r>
     </w:p>
     <w:p>
@@ -7216,25 +7309,7 @@
           <w:szCs w:val="28"/>
           <w:lang w:val="en-US"/>
         </w:rPr>
-        <w:t xml:space="preserve"> </w:t>
-      </w:r>
-      <w:r>
-        <w:rPr>
-          <w:color w:val="2F5496" w:themeColor="accent1" w:themeShade="BF"/>
-          <w:sz w:val="28"/>
-          <w:szCs w:val="28"/>
-          <w:lang w:val="en-US"/>
-        </w:rPr>
-        <w:t xml:space="preserve">not just </w:t>
-      </w:r>
-      <w:r>
-        <w:rPr>
-          <w:color w:val="2F5496" w:themeColor="accent1" w:themeShade="BF"/>
-          <w:sz w:val="28"/>
-          <w:szCs w:val="28"/>
-          <w:lang w:val="en-US"/>
-        </w:rPr>
-        <w:t xml:space="preserve">against </w:t>
+        <w:t xml:space="preserve"> not just against </w:t>
       </w:r>
       <w:proofErr w:type="spellStart"/>
       <w:r>
@@ -7254,25 +7329,7 @@
           <w:szCs w:val="28"/>
           <w:lang w:val="en-US"/>
         </w:rPr>
-        <w:t xml:space="preserve"> but also against </w:t>
-      </w:r>
-      <w:r>
-        <w:rPr>
-          <w:color w:val="2F5496" w:themeColor="accent1" w:themeShade="BF"/>
-          <w:sz w:val="28"/>
-          <w:szCs w:val="28"/>
-          <w:lang w:val="en-US"/>
-        </w:rPr>
-        <w:t>Kraken 2 and Ganon</w:t>
-      </w:r>
-      <w:r>
-        <w:rPr>
-          <w:color w:val="2F5496" w:themeColor="accent1" w:themeShade="BF"/>
-          <w:sz w:val="28"/>
-          <w:szCs w:val="28"/>
-          <w:lang w:val="en-US"/>
-        </w:rPr>
-        <w:t>.</w:t>
+        <w:t xml:space="preserve"> but also against Kraken 2 and Ganon.</w:t>
       </w:r>
     </w:p>
     <w:p>
@@ -7365,7 +7422,25 @@
           <w:szCs w:val="28"/>
           <w:lang w:val="en-US"/>
         </w:rPr>
-        <w:t xml:space="preserve">We </w:t>
+        <w:t>Under each system, w</w:t>
+      </w:r>
+      <w:r>
+        <w:rPr>
+          <w:color w:val="2F5496" w:themeColor="accent1" w:themeShade="BF"/>
+          <w:sz w:val="28"/>
+          <w:szCs w:val="28"/>
+          <w:lang w:val="en-US"/>
+        </w:rPr>
+        <w:t xml:space="preserve">e </w:t>
+      </w:r>
+      <w:r>
+        <w:rPr>
+          <w:color w:val="2F5496" w:themeColor="accent1" w:themeShade="BF"/>
+          <w:sz w:val="28"/>
+          <w:szCs w:val="28"/>
+          <w:lang w:val="en-US"/>
+        </w:rPr>
+        <w:t xml:space="preserve">assess </w:t>
       </w:r>
       <w:r>
         <w:rPr>
@@ -7383,16 +7458,52 @@
           <w:szCs w:val="28"/>
           <w:lang w:val="en-US"/>
         </w:rPr>
-        <w:t xml:space="preserve"> for real-world data where we </w:t>
-      </w:r>
-      <w:r>
-        <w:rPr>
-          <w:color w:val="2F5496" w:themeColor="accent1" w:themeShade="BF"/>
-          <w:sz w:val="28"/>
-          <w:szCs w:val="28"/>
-          <w:lang w:val="en-US"/>
-        </w:rPr>
-        <w:t>measure the drop of</w:t>
+        <w:t xml:space="preserve"> for real-world data </w:t>
+      </w:r>
+      <w:r>
+        <w:rPr>
+          <w:color w:val="2F5496" w:themeColor="accent1" w:themeShade="BF"/>
+          <w:sz w:val="28"/>
+          <w:szCs w:val="28"/>
+          <w:lang w:val="en-US"/>
+        </w:rPr>
+        <w:t>by</w:t>
+      </w:r>
+      <w:r>
+        <w:rPr>
+          <w:color w:val="2F5496" w:themeColor="accent1" w:themeShade="BF"/>
+          <w:sz w:val="28"/>
+          <w:szCs w:val="28"/>
+          <w:lang w:val="en-US"/>
+        </w:rPr>
+        <w:t xml:space="preserve"> </w:t>
+      </w:r>
+      <w:r>
+        <w:rPr>
+          <w:color w:val="2F5496" w:themeColor="accent1" w:themeShade="BF"/>
+          <w:sz w:val="28"/>
+          <w:szCs w:val="28"/>
+          <w:lang w:val="en-US"/>
+        </w:rPr>
+        <w:t>measur</w:t>
+      </w:r>
+      <w:r>
+        <w:rPr>
+          <w:color w:val="2F5496" w:themeColor="accent1" w:themeShade="BF"/>
+          <w:sz w:val="28"/>
+          <w:szCs w:val="28"/>
+          <w:lang w:val="en-US"/>
+        </w:rPr>
+        <w:t>ing</w:t>
+      </w:r>
+      <w:r>
+        <w:rPr>
+          <w:color w:val="2F5496" w:themeColor="accent1" w:themeShade="BF"/>
+          <w:sz w:val="28"/>
+          <w:szCs w:val="28"/>
+          <w:lang w:val="en-US"/>
+        </w:rPr>
+        <w:t xml:space="preserve"> the drop of</w:t>
       </w:r>
       <w:r>
         <w:rPr>
@@ -7437,25 +7548,7 @@
           <w:szCs w:val="28"/>
           <w:lang w:val="en-US"/>
         </w:rPr>
-        <w:t xml:space="preserve"> a broad coverage database (“complete viral”) under each </w:t>
-      </w:r>
-      <w:r>
-        <w:rPr>
-          <w:color w:val="2F5496" w:themeColor="accent1" w:themeShade="BF"/>
-          <w:sz w:val="28"/>
-          <w:szCs w:val="28"/>
-          <w:lang w:val="en-US"/>
-        </w:rPr>
-        <w:t>system</w:t>
-      </w:r>
-      <w:r>
-        <w:rPr>
-          <w:color w:val="2F5496" w:themeColor="accent1" w:themeShade="BF"/>
-          <w:sz w:val="28"/>
-          <w:szCs w:val="28"/>
-          <w:lang w:val="en-US"/>
-        </w:rPr>
-        <w:t>.</w:t>
+        <w:t xml:space="preserve"> a broad coverage database (“complete viral”).</w:t>
       </w:r>
     </w:p>
     <w:p>
@@ -7515,27 +7608,25 @@
           <w:szCs w:val="28"/>
           <w:lang w:val="en-US"/>
         </w:rPr>
-        <w:t xml:space="preserve"> simulated long </w:t>
-      </w:r>
-      <w:proofErr w:type="spellStart"/>
-      <w:r>
-        <w:rPr>
-          <w:color w:val="2F5496" w:themeColor="accent1" w:themeShade="BF"/>
-          <w:sz w:val="28"/>
-          <w:szCs w:val="28"/>
-          <w:lang w:val="en-US"/>
-        </w:rPr>
-        <w:t xml:space="preserve">read </w:t>
-      </w:r>
-      <w:proofErr w:type="spellEnd"/>
-      <w:r>
-        <w:rPr>
-          <w:color w:val="2F5496" w:themeColor="accent1" w:themeShade="BF"/>
-          <w:sz w:val="28"/>
-          <w:szCs w:val="28"/>
-          <w:lang w:val="en-US"/>
-        </w:rPr>
-        <w:t xml:space="preserve">data on the basis of real-world data from ticks (as originally presented in Section 3.4). We applied all four tools to this additional simulated data set and compared the system’s </w:t>
+        <w:t xml:space="preserve"> simulated long read data on the basis of real-world data from ticks (as originally presented in Section 3.4). We applied all four tools to this additional simulated data set and compared the system</w:t>
+      </w:r>
+      <w:r>
+        <w:rPr>
+          <w:color w:val="2F5496" w:themeColor="accent1" w:themeShade="BF"/>
+          <w:sz w:val="28"/>
+          <w:szCs w:val="28"/>
+          <w:lang w:val="en-US"/>
+        </w:rPr>
+        <w:t>s</w:t>
+      </w:r>
+      <w:r>
+        <w:rPr>
+          <w:color w:val="2F5496" w:themeColor="accent1" w:themeShade="BF"/>
+          <w:sz w:val="28"/>
+          <w:szCs w:val="28"/>
+          <w:lang w:val="en-US"/>
+        </w:rPr>
+        <w:t xml:space="preserve">’ </w:t>
       </w:r>
       <w:r>
         <w:rPr>
@@ -7577,7 +7668,25 @@
           <w:szCs w:val="28"/>
           <w:lang w:val="en-US"/>
         </w:rPr>
-        <w:t xml:space="preserve">We extended the comparison based on real-world tick data from Section 3.4 to reflect </w:t>
+        <w:t xml:space="preserve">We extended the </w:t>
+      </w:r>
+      <w:r>
+        <w:rPr>
+          <w:color w:val="2F5496" w:themeColor="accent1" w:themeShade="BF"/>
+          <w:sz w:val="28"/>
+          <w:szCs w:val="28"/>
+          <w:lang w:val="en-US"/>
+        </w:rPr>
+        <w:t xml:space="preserve">existing </w:t>
+      </w:r>
+      <w:r>
+        <w:rPr>
+          <w:color w:val="2F5496" w:themeColor="accent1" w:themeShade="BF"/>
+          <w:sz w:val="28"/>
+          <w:szCs w:val="28"/>
+          <w:lang w:val="en-US"/>
+        </w:rPr>
+        <w:t xml:space="preserve">comparison based on real-world tick data from Section 3.4 to reflect </w:t>
       </w:r>
       <w:r>
         <w:rPr>
@@ -7626,7 +7735,7 @@
       <w:pPr>
         <w:pStyle w:val="u-mb-24"/>
         <w:rPr>
-          <w:ins w:id="688" w:author="Microsoft Office User" w:date="2026-01-15T19:08:00Z" w16du:dateUtc="2026-01-15T18:08:00Z"/>
+          <w:ins w:id="677" w:author="Microsoft Office User" w:date="2026-01-15T19:08:00Z" w16du:dateUtc="2026-01-15T18:08:00Z"/>
           <w:sz w:val="28"/>
           <w:szCs w:val="28"/>
           <w:lang w:val="en-US"/>
@@ -7663,49 +7772,85 @@
       <w:pPr>
         <w:pStyle w:val="u-mb-24"/>
         <w:rPr>
-          <w:ins w:id="689" w:author="Microsoft Office User" w:date="2026-01-15T19:09:00Z" w16du:dateUtc="2026-01-15T18:09:00Z"/>
+          <w:ins w:id="678" w:author="Microsoft Office User" w:date="2026-01-15T19:09:00Z" w16du:dateUtc="2026-01-15T18:09:00Z"/>
           <w:sz w:val="28"/>
           <w:szCs w:val="28"/>
           <w:lang w:val="en-US"/>
         </w:rPr>
       </w:pPr>
-      <w:ins w:id="690" w:author="Microsoft Office User" w:date="2026-01-15T19:09:00Z" w16du:dateUtc="2026-01-15T18:09:00Z">
-        <w:r>
-          <w:rPr>
-            <w:color w:val="2F5496" w:themeColor="accent1" w:themeShade="BF"/>
-            <w:sz w:val="28"/>
-            <w:szCs w:val="28"/>
-            <w:lang w:val="en-US"/>
-            <w:rPrChange w:id="691" w:author="Microsoft Office User" w:date="2026-01-15T20:09:00Z" w16du:dateUtc="2026-01-15T19:09:00Z">
-              <w:rPr>
-                <w:sz w:val="28"/>
-                <w:szCs w:val="28"/>
-                <w:lang w:val="en-US"/>
-              </w:rPr>
-            </w:rPrChange>
-          </w:rPr>
-          <w:t xml:space="preserve">Thank you for this recap. We provided a set of actions (as noted above) to address </w:t>
-        </w:r>
-      </w:ins>
-      <w:ins w:id="692" w:author="Microsoft Office User" w:date="2026-01-17T07:13:00Z" w16du:dateUtc="2026-01-17T06:13:00Z">
-        <w:r>
-          <w:rPr>
-            <w:color w:val="2F5496" w:themeColor="accent1" w:themeShade="BF"/>
-            <w:sz w:val="28"/>
-            <w:szCs w:val="28"/>
-            <w:lang w:val="en-US"/>
-          </w:rPr>
-          <w:t>most of your</w:t>
-        </w:r>
-      </w:ins>
-      <w:ins w:id="693" w:author="Microsoft Office User" w:date="2026-01-15T19:09:00Z" w16du:dateUtc="2026-01-15T18:09:00Z">
-        <w:r>
-          <w:rPr>
-            <w:color w:val="2F5496" w:themeColor="accent1" w:themeShade="BF"/>
-            <w:sz w:val="28"/>
-            <w:szCs w:val="28"/>
-            <w:lang w:val="en-US"/>
-            <w:rPrChange w:id="694" w:author="Microsoft Office User" w:date="2026-01-15T20:09:00Z" w16du:dateUtc="2026-01-15T19:09:00Z">
+      <w:ins w:id="679" w:author="Microsoft Office User" w:date="2026-01-15T19:09:00Z" w16du:dateUtc="2026-01-15T18:09:00Z">
+        <w:r>
+          <w:rPr>
+            <w:color w:val="2F5496" w:themeColor="accent1" w:themeShade="BF"/>
+            <w:sz w:val="28"/>
+            <w:szCs w:val="28"/>
+            <w:lang w:val="en-US"/>
+            <w:rPrChange w:id="680" w:author="Microsoft Office User" w:date="2026-01-15T20:09:00Z" w16du:dateUtc="2026-01-15T19:09:00Z">
+              <w:rPr>
+                <w:sz w:val="28"/>
+                <w:szCs w:val="28"/>
+                <w:lang w:val="en-US"/>
+              </w:rPr>
+            </w:rPrChange>
+          </w:rPr>
+          <w:t xml:space="preserve">Thank you for this recap. We provided a set of actions (as noted above) to </w:t>
+        </w:r>
+      </w:ins>
+      <w:r>
+        <w:rPr>
+          <w:color w:val="2F5496" w:themeColor="accent1" w:themeShade="BF"/>
+          <w:sz w:val="28"/>
+          <w:szCs w:val="28"/>
+          <w:lang w:val="en-US"/>
+        </w:rPr>
+        <w:t xml:space="preserve">hopefully </w:t>
+      </w:r>
+      <w:ins w:id="681" w:author="Microsoft Office User" w:date="2026-01-15T19:09:00Z" w16du:dateUtc="2026-01-15T18:09:00Z">
+        <w:r>
+          <w:rPr>
+            <w:color w:val="2F5496" w:themeColor="accent1" w:themeShade="BF"/>
+            <w:sz w:val="28"/>
+            <w:szCs w:val="28"/>
+            <w:lang w:val="en-US"/>
+            <w:rPrChange w:id="682" w:author="Microsoft Office User" w:date="2026-01-15T20:09:00Z" w16du:dateUtc="2026-01-15T19:09:00Z">
+              <w:rPr>
+                <w:sz w:val="28"/>
+                <w:szCs w:val="28"/>
+                <w:lang w:val="en-US"/>
+              </w:rPr>
+            </w:rPrChange>
+          </w:rPr>
+          <w:t xml:space="preserve">address </w:t>
+        </w:r>
+      </w:ins>
+      <w:r>
+        <w:rPr>
+          <w:color w:val="2F5496" w:themeColor="accent1" w:themeShade="BF"/>
+          <w:sz w:val="28"/>
+          <w:szCs w:val="28"/>
+          <w:lang w:val="en-US"/>
+        </w:rPr>
+        <w:t>all</w:t>
+      </w:r>
+      <w:ins w:id="683" w:author="Microsoft Office User" w:date="2026-01-17T07:13:00Z" w16du:dateUtc="2026-01-17T06:13:00Z">
+        <w:r>
+          <w:rPr>
+            <w:color w:val="2F5496" w:themeColor="accent1" w:themeShade="BF"/>
+            <w:sz w:val="28"/>
+            <w:szCs w:val="28"/>
+            <w:lang w:val="en-US"/>
+          </w:rPr>
+          <w:t xml:space="preserve"> of your</w:t>
+        </w:r>
+      </w:ins>
+      <w:ins w:id="684" w:author="Microsoft Office User" w:date="2026-01-15T19:09:00Z" w16du:dateUtc="2026-01-15T18:09:00Z">
+        <w:r>
+          <w:rPr>
+            <w:color w:val="2F5496" w:themeColor="accent1" w:themeShade="BF"/>
+            <w:sz w:val="28"/>
+            <w:szCs w:val="28"/>
+            <w:lang w:val="en-US"/>
+            <w:rPrChange w:id="685" w:author="Microsoft Office User" w:date="2026-01-15T20:09:00Z" w16du:dateUtc="2026-01-15T19:09:00Z">
               <w:rPr>
                 <w:sz w:val="28"/>
                 <w:szCs w:val="28"/>
@@ -7716,36 +7861,25 @@
           <w:t xml:space="preserve"> concern</w:t>
         </w:r>
       </w:ins>
-      <w:ins w:id="695" w:author="Microsoft Office User" w:date="2026-01-17T07:12:00Z" w16du:dateUtc="2026-01-17T06:12:00Z">
-        <w:r>
-          <w:rPr>
-            <w:color w:val="2F5496" w:themeColor="accent1" w:themeShade="BF"/>
-            <w:sz w:val="28"/>
-            <w:szCs w:val="28"/>
-            <w:lang w:val="en-US"/>
-          </w:rPr>
-          <w:t>s – hopefully to an a</w:t>
-        </w:r>
-      </w:ins>
-      <w:ins w:id="696" w:author="Microsoft Office User" w:date="2026-01-17T07:13:00Z" w16du:dateUtc="2026-01-17T06:13:00Z">
-        <w:r>
-          <w:rPr>
-            <w:color w:val="2F5496" w:themeColor="accent1" w:themeShade="BF"/>
-            <w:sz w:val="28"/>
-            <w:szCs w:val="28"/>
-            <w:lang w:val="en-US"/>
-          </w:rPr>
-          <w:t>cceptable degree</w:t>
-        </w:r>
-      </w:ins>
-      <w:ins w:id="697" w:author="Microsoft Office User" w:date="2026-01-15T19:09:00Z" w16du:dateUtc="2026-01-15T18:09:00Z">
-        <w:r>
-          <w:rPr>
-            <w:color w:val="2F5496" w:themeColor="accent1" w:themeShade="BF"/>
-            <w:sz w:val="28"/>
-            <w:szCs w:val="28"/>
-            <w:lang w:val="en-US"/>
-            <w:rPrChange w:id="698" w:author="Microsoft Office User" w:date="2026-01-15T20:09:00Z" w16du:dateUtc="2026-01-15T19:09:00Z">
+      <w:ins w:id="686" w:author="Microsoft Office User" w:date="2026-01-17T07:12:00Z" w16du:dateUtc="2026-01-17T06:12:00Z">
+        <w:r>
+          <w:rPr>
+            <w:color w:val="2F5496" w:themeColor="accent1" w:themeShade="BF"/>
+            <w:sz w:val="28"/>
+            <w:szCs w:val="28"/>
+            <w:lang w:val="en-US"/>
+          </w:rPr>
+          <w:t>s</w:t>
+        </w:r>
+      </w:ins>
+      <w:ins w:id="687" w:author="Microsoft Office User" w:date="2026-01-15T19:09:00Z" w16du:dateUtc="2026-01-15T18:09:00Z">
+        <w:r>
+          <w:rPr>
+            <w:color w:val="2F5496" w:themeColor="accent1" w:themeShade="BF"/>
+            <w:sz w:val="28"/>
+            <w:szCs w:val="28"/>
+            <w:lang w:val="en-US"/>
+            <w:rPrChange w:id="688" w:author="Microsoft Office User" w:date="2026-01-15T20:09:00Z" w16du:dateUtc="2026-01-15T19:09:00Z">
               <w:rPr>
                 <w:sz w:val="28"/>
                 <w:szCs w:val="28"/>
@@ -7818,7 +7952,7 @@
           <w:sz w:val="28"/>
           <w:szCs w:val="28"/>
           <w:lang w:val="en-US"/>
-          <w:rPrChange w:id="699" w:author="Microsoft Office User" w:date="2026-01-15T20:10:00Z" w16du:dateUtc="2026-01-15T19:10:00Z">
+          <w:rPrChange w:id="689" w:author="Microsoft Office User" w:date="2026-01-15T20:10:00Z" w16du:dateUtc="2026-01-15T19:10:00Z">
             <w:rPr>
               <w:sz w:val="28"/>
               <w:szCs w:val="28"/>
@@ -7827,7 +7961,7 @@
           </w:rPrChange>
         </w:rPr>
       </w:pPr>
-      <w:ins w:id="700" w:author="Microsoft Office User" w:date="2026-01-15T19:09:00Z" w16du:dateUtc="2026-01-15T18:09:00Z">
+      <w:ins w:id="690" w:author="Microsoft Office User" w:date="2026-01-15T19:09:00Z" w16du:dateUtc="2026-01-15T18:09:00Z">
         <w:r>
           <w:rPr>
             <w:b/>
@@ -7836,7 +7970,7 @@
             <w:sz w:val="28"/>
             <w:szCs w:val="28"/>
             <w:lang w:val="en-US"/>
-            <w:rPrChange w:id="701" w:author="Microsoft Office User" w:date="2026-01-15T20:10:00Z" w16du:dateUtc="2026-01-15T19:10:00Z">
+            <w:rPrChange w:id="691" w:author="Microsoft Office User" w:date="2026-01-15T20:10:00Z" w16du:dateUtc="2026-01-15T19:10:00Z">
               <w:rPr>
                 <w:sz w:val="28"/>
                 <w:szCs w:val="28"/>
@@ -7852,6 +7986,114 @@
             <w:sz w:val="28"/>
             <w:szCs w:val="28"/>
             <w:lang w:val="en-US"/>
+            <w:rPrChange w:id="692" w:author="Microsoft Office User" w:date="2026-01-15T20:10:00Z" w16du:dateUtc="2026-01-15T19:10:00Z">
+              <w:rPr>
+                <w:sz w:val="28"/>
+                <w:szCs w:val="28"/>
+                <w:lang w:val="en-US"/>
+              </w:rPr>
+            </w:rPrChange>
+          </w:rPr>
+          <w:t xml:space="preserve">: </w:t>
+        </w:r>
+      </w:ins>
+      <w:r>
+        <w:rPr>
+          <w:color w:val="2F5496" w:themeColor="accent1" w:themeShade="BF"/>
+          <w:sz w:val="28"/>
+          <w:szCs w:val="28"/>
+          <w:lang w:val="en-US"/>
+        </w:rPr>
+        <w:t>G</w:t>
+      </w:r>
+      <w:ins w:id="693" w:author="Microsoft Office User" w:date="2026-01-15T19:16:00Z" w16du:dateUtc="2026-01-15T18:16:00Z">
+        <w:r>
+          <w:rPr>
+            <w:color w:val="2F5496" w:themeColor="accent1" w:themeShade="BF"/>
+            <w:sz w:val="28"/>
+            <w:szCs w:val="28"/>
+            <w:lang w:val="en-US"/>
+            <w:rPrChange w:id="694" w:author="Microsoft Office User" w:date="2026-01-15T20:10:00Z" w16du:dateUtc="2026-01-15T19:10:00Z">
+              <w:rPr>
+                <w:sz w:val="28"/>
+                <w:szCs w:val="28"/>
+                <w:lang w:val="en-US"/>
+              </w:rPr>
+            </w:rPrChange>
+          </w:rPr>
+          <w:t>ood point</w:t>
+        </w:r>
+      </w:ins>
+      <w:r>
+        <w:rPr>
+          <w:color w:val="2F5496" w:themeColor="accent1" w:themeShade="BF"/>
+          <w:sz w:val="28"/>
+          <w:szCs w:val="28"/>
+          <w:lang w:val="en-US"/>
+        </w:rPr>
+        <w:t>:</w:t>
+      </w:r>
+      <w:ins w:id="695" w:author="Microsoft Office User" w:date="2026-01-15T19:16:00Z" w16du:dateUtc="2026-01-15T18:16:00Z">
+        <w:r>
+          <w:rPr>
+            <w:color w:val="2F5496" w:themeColor="accent1" w:themeShade="BF"/>
+            <w:sz w:val="28"/>
+            <w:szCs w:val="28"/>
+            <w:lang w:val="en-US"/>
+            <w:rPrChange w:id="696" w:author="Microsoft Office User" w:date="2026-01-15T20:10:00Z" w16du:dateUtc="2026-01-15T19:10:00Z">
+              <w:rPr>
+                <w:sz w:val="28"/>
+                <w:szCs w:val="28"/>
+                <w:lang w:val="en-US"/>
+              </w:rPr>
+            </w:rPrChange>
+          </w:rPr>
+          <w:t xml:space="preserve"> </w:t>
+        </w:r>
+      </w:ins>
+      <w:ins w:id="697" w:author="Microsoft Office User" w:date="2026-01-15T19:17:00Z" w16du:dateUtc="2026-01-15T18:17:00Z">
+        <w:r>
+          <w:rPr>
+            <w:color w:val="2F5496" w:themeColor="accent1" w:themeShade="BF"/>
+            <w:sz w:val="28"/>
+            <w:szCs w:val="28"/>
+            <w:lang w:val="en-US"/>
+            <w:rPrChange w:id="698" w:author="Microsoft Office User" w:date="2026-01-15T20:10:00Z" w16du:dateUtc="2026-01-15T19:10:00Z">
+              <w:rPr>
+                <w:sz w:val="28"/>
+                <w:szCs w:val="28"/>
+                <w:lang w:val="en-US"/>
+              </w:rPr>
+            </w:rPrChange>
+          </w:rPr>
+          <w:t>W</w:t>
+        </w:r>
+      </w:ins>
+      <w:ins w:id="699" w:author="Microsoft Office User" w:date="2026-01-15T19:09:00Z" w16du:dateUtc="2026-01-15T18:09:00Z">
+        <w:r>
+          <w:rPr>
+            <w:color w:val="2F5496" w:themeColor="accent1" w:themeShade="BF"/>
+            <w:sz w:val="28"/>
+            <w:szCs w:val="28"/>
+            <w:lang w:val="en-US"/>
+            <w:rPrChange w:id="700" w:author="Microsoft Office User" w:date="2026-01-15T20:10:00Z" w16du:dateUtc="2026-01-15T19:10:00Z">
+              <w:rPr>
+                <w:sz w:val="28"/>
+                <w:szCs w:val="28"/>
+                <w:lang w:val="en-US"/>
+              </w:rPr>
+            </w:rPrChange>
+          </w:rPr>
+          <w:t xml:space="preserve">e </w:t>
+        </w:r>
+      </w:ins>
+      <w:ins w:id="701" w:author="Microsoft Office User" w:date="2026-01-15T19:16:00Z" w16du:dateUtc="2026-01-15T18:16:00Z">
+        <w:r>
+          <w:rPr>
+            <w:color w:val="2F5496" w:themeColor="accent1" w:themeShade="BF"/>
+            <w:sz w:val="28"/>
+            <w:szCs w:val="28"/>
+            <w:lang w:val="en-US"/>
             <w:rPrChange w:id="702" w:author="Microsoft Office User" w:date="2026-01-15T20:10:00Z" w16du:dateUtc="2026-01-15T19:10:00Z">
               <w:rPr>
                 <w:sz w:val="28"/>
@@ -7860,10 +8102,10 @@
               </w:rPr>
             </w:rPrChange>
           </w:rPr>
-          <w:t xml:space="preserve">: </w:t>
-        </w:r>
-      </w:ins>
-      <w:ins w:id="703" w:author="Microsoft Office User" w:date="2026-01-15T19:16:00Z" w16du:dateUtc="2026-01-15T18:16:00Z">
+          <w:t>re</w:t>
+        </w:r>
+      </w:ins>
+      <w:ins w:id="703" w:author="Microsoft Office User" w:date="2026-01-15T19:17:00Z" w16du:dateUtc="2026-01-15T18:17:00Z">
         <w:r>
           <w:rPr>
             <w:color w:val="2F5496" w:themeColor="accent1" w:themeShade="BF"/>
@@ -7878,10 +8120,10 @@
               </w:rPr>
             </w:rPrChange>
           </w:rPr>
-          <w:t>Good point</w:t>
-        </w:r>
-      </w:ins>
-      <w:ins w:id="705" w:author="Microsoft Office User" w:date="2026-01-15T19:17:00Z" w16du:dateUtc="2026-01-15T18:17:00Z">
+          <w:t xml:space="preserve">phrased the corresponding noun phrase in Section 2.1 </w:t>
+        </w:r>
+      </w:ins>
+      <w:ins w:id="705" w:author="Microsoft Office User" w:date="2026-01-15T19:18:00Z" w16du:dateUtc="2026-01-15T18:18:00Z">
         <w:r>
           <w:rPr>
             <w:color w:val="2F5496" w:themeColor="accent1" w:themeShade="BF"/>
@@ -7896,118 +8138,10 @@
               </w:rPr>
             </w:rPrChange>
           </w:rPr>
-          <w:t>.</w:t>
-        </w:r>
-      </w:ins>
-      <w:ins w:id="707" w:author="Microsoft Office User" w:date="2026-01-15T19:16:00Z" w16du:dateUtc="2026-01-15T18:16:00Z">
-        <w:r>
-          <w:rPr>
-            <w:color w:val="2F5496" w:themeColor="accent1" w:themeShade="BF"/>
-            <w:sz w:val="28"/>
-            <w:szCs w:val="28"/>
-            <w:lang w:val="en-US"/>
-            <w:rPrChange w:id="708" w:author="Microsoft Office User" w:date="2026-01-15T20:10:00Z" w16du:dateUtc="2026-01-15T19:10:00Z">
-              <w:rPr>
-                <w:sz w:val="28"/>
-                <w:szCs w:val="28"/>
-                <w:lang w:val="en-US"/>
-              </w:rPr>
-            </w:rPrChange>
-          </w:rPr>
-          <w:t xml:space="preserve"> </w:t>
-        </w:r>
-      </w:ins>
-      <w:ins w:id="709" w:author="Microsoft Office User" w:date="2026-01-15T19:17:00Z" w16du:dateUtc="2026-01-15T18:17:00Z">
-        <w:r>
-          <w:rPr>
-            <w:color w:val="2F5496" w:themeColor="accent1" w:themeShade="BF"/>
-            <w:sz w:val="28"/>
-            <w:szCs w:val="28"/>
-            <w:lang w:val="en-US"/>
-            <w:rPrChange w:id="710" w:author="Microsoft Office User" w:date="2026-01-15T20:10:00Z" w16du:dateUtc="2026-01-15T19:10:00Z">
-              <w:rPr>
-                <w:sz w:val="28"/>
-                <w:szCs w:val="28"/>
-                <w:lang w:val="en-US"/>
-              </w:rPr>
-            </w:rPrChange>
-          </w:rPr>
-          <w:t>W</w:t>
-        </w:r>
-      </w:ins>
-      <w:ins w:id="711" w:author="Microsoft Office User" w:date="2026-01-15T19:09:00Z" w16du:dateUtc="2026-01-15T18:09:00Z">
-        <w:r>
-          <w:rPr>
-            <w:color w:val="2F5496" w:themeColor="accent1" w:themeShade="BF"/>
-            <w:sz w:val="28"/>
-            <w:szCs w:val="28"/>
-            <w:lang w:val="en-US"/>
-            <w:rPrChange w:id="712" w:author="Microsoft Office User" w:date="2026-01-15T20:10:00Z" w16du:dateUtc="2026-01-15T19:10:00Z">
-              <w:rPr>
-                <w:sz w:val="28"/>
-                <w:szCs w:val="28"/>
-                <w:lang w:val="en-US"/>
-              </w:rPr>
-            </w:rPrChange>
-          </w:rPr>
-          <w:t xml:space="preserve">e </w:t>
-        </w:r>
-      </w:ins>
-      <w:ins w:id="713" w:author="Microsoft Office User" w:date="2026-01-15T19:16:00Z" w16du:dateUtc="2026-01-15T18:16:00Z">
-        <w:r>
-          <w:rPr>
-            <w:color w:val="2F5496" w:themeColor="accent1" w:themeShade="BF"/>
-            <w:sz w:val="28"/>
-            <w:szCs w:val="28"/>
-            <w:lang w:val="en-US"/>
-            <w:rPrChange w:id="714" w:author="Microsoft Office User" w:date="2026-01-15T20:10:00Z" w16du:dateUtc="2026-01-15T19:10:00Z">
-              <w:rPr>
-                <w:sz w:val="28"/>
-                <w:szCs w:val="28"/>
-                <w:lang w:val="en-US"/>
-              </w:rPr>
-            </w:rPrChange>
-          </w:rPr>
-          <w:t>re</w:t>
-        </w:r>
-      </w:ins>
-      <w:ins w:id="715" w:author="Microsoft Office User" w:date="2026-01-15T19:17:00Z" w16du:dateUtc="2026-01-15T18:17:00Z">
-        <w:r>
-          <w:rPr>
-            <w:color w:val="2F5496" w:themeColor="accent1" w:themeShade="BF"/>
-            <w:sz w:val="28"/>
-            <w:szCs w:val="28"/>
-            <w:lang w:val="en-US"/>
-            <w:rPrChange w:id="716" w:author="Microsoft Office User" w:date="2026-01-15T20:10:00Z" w16du:dateUtc="2026-01-15T19:10:00Z">
-              <w:rPr>
-                <w:sz w:val="28"/>
-                <w:szCs w:val="28"/>
-                <w:lang w:val="en-US"/>
-              </w:rPr>
-            </w:rPrChange>
-          </w:rPr>
-          <w:t xml:space="preserve">phrased the corresponding noun phrase in Section 2.1 </w:t>
-        </w:r>
-      </w:ins>
-      <w:ins w:id="717" w:author="Microsoft Office User" w:date="2026-01-15T19:18:00Z" w16du:dateUtc="2026-01-15T18:18:00Z">
-        <w:r>
-          <w:rPr>
-            <w:color w:val="2F5496" w:themeColor="accent1" w:themeShade="BF"/>
-            <w:sz w:val="28"/>
-            <w:szCs w:val="28"/>
-            <w:lang w:val="en-US"/>
-            <w:rPrChange w:id="718" w:author="Microsoft Office User" w:date="2026-01-15T20:10:00Z" w16du:dateUtc="2026-01-15T19:10:00Z">
-              <w:rPr>
-                <w:sz w:val="28"/>
-                <w:szCs w:val="28"/>
-                <w:lang w:val="en-US"/>
-              </w:rPr>
-            </w:rPrChange>
-          </w:rPr>
           <w:t xml:space="preserve">paragraph </w:t>
         </w:r>
       </w:ins>
-      <w:ins w:id="719" w:author="Microsoft Office User" w:date="2026-01-17T07:13:00Z" w16du:dateUtc="2026-01-17T06:13:00Z">
+      <w:ins w:id="707" w:author="Microsoft Office User" w:date="2026-01-17T07:13:00Z" w16du:dateUtc="2026-01-17T06:13:00Z">
         <w:r>
           <w:rPr>
             <w:color w:val="2F5496" w:themeColor="accent1" w:themeShade="BF"/>
@@ -8018,76 +8152,121 @@
           <w:t>1</w:t>
         </w:r>
       </w:ins>
-      <w:ins w:id="720" w:author="Microsoft Office User" w:date="2026-01-15T19:18:00Z" w16du:dateUtc="2026-01-15T18:18:00Z">
-        <w:r>
-          <w:rPr>
-            <w:color w:val="2F5496" w:themeColor="accent1" w:themeShade="BF"/>
-            <w:sz w:val="28"/>
-            <w:szCs w:val="28"/>
-            <w:lang w:val="en-US"/>
-            <w:rPrChange w:id="721" w:author="Microsoft Office User" w:date="2026-01-15T20:10:00Z" w16du:dateUtc="2026-01-15T19:10:00Z">
-              <w:rPr>
-                <w:sz w:val="28"/>
-                <w:szCs w:val="28"/>
-                <w:lang w:val="en-US"/>
-              </w:rPr>
-            </w:rPrChange>
-          </w:rPr>
-          <w:t xml:space="preserve"> from “regular version” to “canonical version” and added some </w:t>
-        </w:r>
-      </w:ins>
-      <w:ins w:id="722" w:author="Microsoft Office User" w:date="2026-01-15T19:20:00Z" w16du:dateUtc="2026-01-15T18:20:00Z">
-        <w:r>
-          <w:rPr>
-            <w:color w:val="2F5496" w:themeColor="accent1" w:themeShade="BF"/>
-            <w:sz w:val="28"/>
-            <w:szCs w:val="28"/>
-            <w:lang w:val="en-US"/>
-            <w:rPrChange w:id="723" w:author="Microsoft Office User" w:date="2026-01-15T20:10:00Z" w16du:dateUtc="2026-01-15T19:10:00Z">
-              <w:rPr>
-                <w:sz w:val="28"/>
-                <w:szCs w:val="28"/>
-                <w:lang w:val="en-US"/>
-              </w:rPr>
-            </w:rPrChange>
-          </w:rPr>
-          <w:t xml:space="preserve">more </w:t>
-        </w:r>
-      </w:ins>
-      <w:ins w:id="724" w:author="Microsoft Office User" w:date="2026-01-15T19:18:00Z" w16du:dateUtc="2026-01-15T18:18:00Z">
-        <w:r>
-          <w:rPr>
-            <w:color w:val="2F5496" w:themeColor="accent1" w:themeShade="BF"/>
-            <w:sz w:val="28"/>
-            <w:szCs w:val="28"/>
-            <w:lang w:val="en-US"/>
-            <w:rPrChange w:id="725" w:author="Microsoft Office User" w:date="2026-01-15T20:10:00Z" w16du:dateUtc="2026-01-15T19:10:00Z">
-              <w:rPr>
-                <w:sz w:val="28"/>
-                <w:szCs w:val="28"/>
-                <w:lang w:val="en-US"/>
-              </w:rPr>
-            </w:rPrChange>
-          </w:rPr>
-          <w:t xml:space="preserve">explanation on the </w:t>
-        </w:r>
-      </w:ins>
-      <w:ins w:id="726" w:author="Microsoft Office User" w:date="2026-01-15T19:20:00Z" w16du:dateUtc="2026-01-15T18:20:00Z">
-        <w:r>
-          <w:rPr>
-            <w:color w:val="2F5496" w:themeColor="accent1" w:themeShade="BF"/>
-            <w:sz w:val="28"/>
-            <w:szCs w:val="28"/>
-            <w:lang w:val="en-US"/>
-            <w:rPrChange w:id="727" w:author="Microsoft Office User" w:date="2026-01-15T20:10:00Z" w16du:dateUtc="2026-01-15T19:10:00Z">
-              <w:rPr>
-                <w:sz w:val="28"/>
-                <w:szCs w:val="28"/>
-                <w:lang w:val="en-US"/>
-              </w:rPr>
-            </w:rPrChange>
-          </w:rPr>
-          <w:t xml:space="preserve">background as you suggested. </w:t>
+      <w:ins w:id="708" w:author="Microsoft Office User" w:date="2026-01-15T19:18:00Z" w16du:dateUtc="2026-01-15T18:18:00Z">
+        <w:r>
+          <w:rPr>
+            <w:color w:val="2F5496" w:themeColor="accent1" w:themeShade="BF"/>
+            <w:sz w:val="28"/>
+            <w:szCs w:val="28"/>
+            <w:lang w:val="en-US"/>
+            <w:rPrChange w:id="709" w:author="Microsoft Office User" w:date="2026-01-15T20:10:00Z" w16du:dateUtc="2026-01-15T19:10:00Z">
+              <w:rPr>
+                <w:sz w:val="28"/>
+                <w:szCs w:val="28"/>
+                <w:lang w:val="en-US"/>
+              </w:rPr>
+            </w:rPrChange>
+          </w:rPr>
+          <w:t xml:space="preserve"> from “regular version” to “canonical version” and </w:t>
+        </w:r>
+      </w:ins>
+      <w:r>
+        <w:rPr>
+          <w:color w:val="2F5496" w:themeColor="accent1" w:themeShade="BF"/>
+          <w:sz w:val="28"/>
+          <w:szCs w:val="28"/>
+          <w:lang w:val="en-US"/>
+        </w:rPr>
+        <w:t xml:space="preserve">according to your suggestion, we </w:t>
+      </w:r>
+      <w:ins w:id="710" w:author="Microsoft Office User" w:date="2026-01-15T19:18:00Z" w16du:dateUtc="2026-01-15T18:18:00Z">
+        <w:r>
+          <w:rPr>
+            <w:color w:val="2F5496" w:themeColor="accent1" w:themeShade="BF"/>
+            <w:sz w:val="28"/>
+            <w:szCs w:val="28"/>
+            <w:lang w:val="en-US"/>
+            <w:rPrChange w:id="711" w:author="Microsoft Office User" w:date="2026-01-15T20:10:00Z" w16du:dateUtc="2026-01-15T19:10:00Z">
+              <w:rPr>
+                <w:sz w:val="28"/>
+                <w:szCs w:val="28"/>
+                <w:lang w:val="en-US"/>
+              </w:rPr>
+            </w:rPrChange>
+          </w:rPr>
+          <w:t xml:space="preserve">added </w:t>
+        </w:r>
+      </w:ins>
+      <w:r>
+        <w:rPr>
+          <w:color w:val="2F5496" w:themeColor="accent1" w:themeShade="BF"/>
+          <w:sz w:val="28"/>
+          <w:szCs w:val="28"/>
+          <w:lang w:val="en-US"/>
+        </w:rPr>
+        <w:t>an</w:t>
+      </w:r>
+      <w:ins w:id="712" w:author="Microsoft Office User" w:date="2026-01-15T19:18:00Z" w16du:dateUtc="2026-01-15T18:18:00Z">
+        <w:r>
+          <w:rPr>
+            <w:color w:val="2F5496" w:themeColor="accent1" w:themeShade="BF"/>
+            <w:sz w:val="28"/>
+            <w:szCs w:val="28"/>
+            <w:lang w:val="en-US"/>
+            <w:rPrChange w:id="713" w:author="Microsoft Office User" w:date="2026-01-15T20:10:00Z" w16du:dateUtc="2026-01-15T19:10:00Z">
+              <w:rPr>
+                <w:sz w:val="28"/>
+                <w:szCs w:val="28"/>
+                <w:lang w:val="en-US"/>
+              </w:rPr>
+            </w:rPrChange>
+          </w:rPr>
+          <w:t xml:space="preserve"> explanation on the </w:t>
+        </w:r>
+      </w:ins>
+      <w:ins w:id="714" w:author="Microsoft Office User" w:date="2026-01-15T19:20:00Z" w16du:dateUtc="2026-01-15T18:20:00Z">
+        <w:r>
+          <w:rPr>
+            <w:color w:val="2F5496" w:themeColor="accent1" w:themeShade="BF"/>
+            <w:sz w:val="28"/>
+            <w:szCs w:val="28"/>
+            <w:lang w:val="en-US"/>
+            <w:rPrChange w:id="715" w:author="Microsoft Office User" w:date="2026-01-15T20:10:00Z" w16du:dateUtc="2026-01-15T19:10:00Z">
+              <w:rPr>
+                <w:sz w:val="28"/>
+                <w:szCs w:val="28"/>
+                <w:lang w:val="en-US"/>
+              </w:rPr>
+            </w:rPrChange>
+          </w:rPr>
+          <w:t xml:space="preserve">background </w:t>
+        </w:r>
+      </w:ins>
+      <w:r>
+        <w:rPr>
+          <w:color w:val="2F5496" w:themeColor="accent1" w:themeShade="BF"/>
+          <w:sz w:val="28"/>
+          <w:szCs w:val="28"/>
+          <w:lang w:val="en-US"/>
+        </w:rPr>
+        <w:t>in a footnote</w:t>
+      </w:r>
+      <w:ins w:id="716" w:author="Microsoft Office User" w:date="2026-01-15T19:20:00Z" w16du:dateUtc="2026-01-15T18:20:00Z">
+        <w:r>
+          <w:rPr>
+            <w:color w:val="2F5496" w:themeColor="accent1" w:themeShade="BF"/>
+            <w:sz w:val="28"/>
+            <w:szCs w:val="28"/>
+            <w:lang w:val="en-US"/>
+            <w:rPrChange w:id="717" w:author="Microsoft Office User" w:date="2026-01-15T20:10:00Z" w16du:dateUtc="2026-01-15T19:10:00Z">
+              <w:rPr>
+                <w:sz w:val="28"/>
+                <w:szCs w:val="28"/>
+                <w:lang w:val="en-US"/>
+              </w:rPr>
+            </w:rPrChange>
+          </w:rPr>
+          <w:t xml:space="preserve">. </w:t>
         </w:r>
       </w:ins>
     </w:p>
@@ -8099,7 +8278,7 @@
           <w:sz w:val="28"/>
           <w:szCs w:val="28"/>
           <w:lang w:val="en-US"/>
-          <w:rPrChange w:id="728" w:author="Microsoft Office User" w:date="2026-01-15T20:10:00Z" w16du:dateUtc="2026-01-15T19:10:00Z">
+          <w:rPrChange w:id="718" w:author="Microsoft Office User" w:date="2026-01-15T20:10:00Z" w16du:dateUtc="2026-01-15T19:10:00Z">
             <w:rPr>
               <w:sz w:val="28"/>
               <w:szCs w:val="28"/>
@@ -9226,6 +9405,18 @@
       <w:shd w:val="clear" w:color="auto" w:fill="E1DFDD"/>
     </w:rPr>
   </w:style>
+  <w:style w:type="character" w:styleId="BesuchterLink">
+    <w:name w:val="FollowedHyperlink"/>
+    <w:basedOn w:val="Absatz-Standardschriftart"/>
+    <w:uiPriority w:val="99"/>
+    <w:semiHidden/>
+    <w:unhideWhenUsed/>
+    <w:rsid w:val="0004163B"/>
+    <w:rPr>
+      <w:color w:val="954F72" w:themeColor="followedHyperlink"/>
+      <w:u w:val="single"/>
+    </w:rPr>
+  </w:style>
 </w:styles>
 </file>
 

--- a/BMCPointByPointRespRev1.docx
+++ b/BMCPointByPointRespRev1.docx
@@ -387,34 +387,25 @@
           <w:szCs w:val="28"/>
           <w:lang w:val="en-US"/>
         </w:rPr>
-        <w:t xml:space="preserve">. This would </w:t>
-      </w:r>
-      <w:r>
-        <w:rPr>
-          <w:color w:val="2F5496" w:themeColor="accent1" w:themeShade="BF"/>
-          <w:sz w:val="28"/>
-          <w:szCs w:val="28"/>
-          <w:lang w:val="en-US"/>
-        </w:rPr>
-        <w:t>very hard</w:t>
-      </w:r>
-      <w:r>
-        <w:rPr>
-          <w:color w:val="2F5496" w:themeColor="accent1" w:themeShade="BF"/>
-          <w:sz w:val="28"/>
-          <w:szCs w:val="28"/>
-          <w:lang w:val="en-US"/>
-        </w:rPr>
-        <w:t xml:space="preserve"> if </w:t>
-      </w:r>
-      <w:r>
-        <w:rPr>
-          <w:color w:val="2F5496" w:themeColor="accent1" w:themeShade="BF"/>
-          <w:sz w:val="28"/>
-          <w:szCs w:val="28"/>
-          <w:lang w:val="en-US"/>
-        </w:rPr>
-        <w:t xml:space="preserve">these details were </w:t>
+        <w:t xml:space="preserve">. </w:t>
+      </w:r>
+      <w:r>
+        <w:rPr>
+          <w:color w:val="2F5496" w:themeColor="accent1" w:themeShade="BF"/>
+          <w:sz w:val="28"/>
+          <w:szCs w:val="28"/>
+          <w:lang w:val="en-US"/>
+        </w:rPr>
+        <w:t>We fear a lack of understanding if the underlying technology was</w:t>
+      </w:r>
+      <w:r>
+        <w:rPr>
+          <w:color w:val="2F5496" w:themeColor="accent1" w:themeShade="BF"/>
+          <w:sz w:val="28"/>
+          <w:szCs w:val="28"/>
+          <w:lang w:val="en-US"/>
+        </w:rPr>
+        <w:t xml:space="preserve"> </w:t>
       </w:r>
       <w:r>
         <w:rPr>
@@ -1004,7 +995,7 @@
           <w:szCs w:val="28"/>
           <w:lang w:val="en-US"/>
         </w:rPr>
-        <w:t xml:space="preserve">The usefulness is </w:t>
+        <w:t xml:space="preserve">The usefulness </w:t>
       </w:r>
       <w:r>
         <w:rPr>
@@ -1434,7 +1425,7 @@
         </w:rPr>
         <w:t>“</w:t>
       </w:r>
-      <w:hyperlink r:id="rId6" w:history="1">
+      <w:hyperlink r:id="rId6" w:anchor="generating-the-sample-database" w:history="1">
         <w:r>
           <w:rPr>
             <w:rStyle w:val="Hyperlink"/>
@@ -2146,28 +2137,26 @@
           <w:szCs w:val="28"/>
           <w:lang w:val="en-US"/>
         </w:rPr>
-        <w:t>: A</w:t>
-      </w:r>
-      <w:r>
-        <w:rPr>
-          <w:color w:val="2F5496" w:themeColor="accent1" w:themeShade="BF"/>
-          <w:sz w:val="28"/>
-          <w:szCs w:val="28"/>
-          <w:lang w:val="en-US"/>
-        </w:rPr>
-        <w:t xml:space="preserve"> part of the database creation steps </w:t>
-      </w:r>
-      <w:proofErr w:type="gramStart"/>
-      <w:r>
-        <w:rPr>
-          <w:color w:val="2F5496" w:themeColor="accent1" w:themeShade="BF"/>
-          <w:sz w:val="28"/>
-          <w:szCs w:val="28"/>
-          <w:lang w:val="en-US"/>
-        </w:rPr>
-        <w:t>are</w:t>
-      </w:r>
-      <w:proofErr w:type="gramEnd"/>
+        <w:t xml:space="preserve">: </w:t>
+      </w:r>
+      <w:r>
+        <w:rPr>
+          <w:color w:val="2F5496" w:themeColor="accent1" w:themeShade="BF"/>
+          <w:sz w:val="28"/>
+          <w:szCs w:val="28"/>
+          <w:lang w:val="en-US"/>
+        </w:rPr>
+        <w:t>Results of some</w:t>
+      </w:r>
+      <w:r>
+        <w:rPr>
+          <w:color w:val="2F5496" w:themeColor="accent1" w:themeShade="BF"/>
+          <w:sz w:val="28"/>
+          <w:szCs w:val="28"/>
+          <w:lang w:val="en-US"/>
+        </w:rPr>
+        <w:t xml:space="preserve"> database creation steps are</w:t>
+      </w:r>
       <w:r>
         <w:rPr>
           <w:color w:val="2F5496" w:themeColor="accent1" w:themeShade="BF"/>
@@ -2184,7 +2173,25 @@
           <w:szCs w:val="28"/>
           <w:lang w:val="en-US"/>
         </w:rPr>
-        <w:t xml:space="preserve"> stored in a file such that building the database can be interrupted and / or resumed</w:t>
+        <w:t xml:space="preserve"> stored in a</w:t>
+      </w:r>
+      <w:r>
+        <w:rPr>
+          <w:color w:val="2F5496" w:themeColor="accent1" w:themeShade="BF"/>
+          <w:sz w:val="28"/>
+          <w:szCs w:val="28"/>
+          <w:lang w:val="en-US"/>
+        </w:rPr>
+        <w:t>n intermediate</w:t>
+      </w:r>
+      <w:r>
+        <w:rPr>
+          <w:color w:val="2F5496" w:themeColor="accent1" w:themeShade="BF"/>
+          <w:sz w:val="28"/>
+          <w:szCs w:val="28"/>
+          <w:lang w:val="en-US"/>
+        </w:rPr>
+        <w:t xml:space="preserve"> file such that building the database can be interrupted and / or resumed</w:t>
       </w:r>
       <w:r>
         <w:rPr>
@@ -2527,61 +2534,7 @@
           <w:szCs w:val="28"/>
           <w:lang w:val="en-US"/>
         </w:rPr>
-        <w:t xml:space="preserve"> </w:t>
-      </w:r>
-      <w:r>
-        <w:rPr>
-          <w:color w:val="2F5496" w:themeColor="accent1" w:themeShade="BF"/>
-          <w:sz w:val="28"/>
-          <w:szCs w:val="28"/>
-          <w:lang w:val="en-US"/>
-        </w:rPr>
-        <w:t xml:space="preserve">then </w:t>
-      </w:r>
-      <w:r>
-        <w:rPr>
-          <w:color w:val="2F5496" w:themeColor="accent1" w:themeShade="BF"/>
-          <w:sz w:val="28"/>
-          <w:szCs w:val="28"/>
-          <w:lang w:val="en-US"/>
-        </w:rPr>
-        <w:t xml:space="preserve">not all the work is lost but </w:t>
-      </w:r>
-      <w:r>
-        <w:rPr>
-          <w:color w:val="2F5496" w:themeColor="accent1" w:themeShade="BF"/>
-          <w:sz w:val="28"/>
-          <w:szCs w:val="28"/>
-          <w:lang w:val="en-US"/>
-        </w:rPr>
-        <w:t>instead</w:t>
-      </w:r>
-      <w:r>
-        <w:rPr>
-          <w:color w:val="2F5496" w:themeColor="accent1" w:themeShade="BF"/>
-          <w:sz w:val="28"/>
-          <w:szCs w:val="28"/>
-          <w:lang w:val="en-US"/>
-        </w:rPr>
-        <w:t>,</w:t>
-      </w:r>
-      <w:r>
-        <w:rPr>
-          <w:color w:val="2F5496" w:themeColor="accent1" w:themeShade="BF"/>
-          <w:sz w:val="28"/>
-          <w:szCs w:val="28"/>
-          <w:lang w:val="en-US"/>
-        </w:rPr>
-        <w:t xml:space="preserve"> </w:t>
-      </w:r>
-      <w:r>
-        <w:rPr>
-          <w:color w:val="2F5496" w:themeColor="accent1" w:themeShade="BF"/>
-          <w:sz w:val="28"/>
-          <w:szCs w:val="28"/>
-          <w:lang w:val="en-US"/>
-        </w:rPr>
-        <w:t>the system can resume it</w:t>
+        <w:t xml:space="preserve"> the system can resume it</w:t>
       </w:r>
       <w:r>
         <w:rPr>
@@ -2638,7 +2591,6 @@
         <w:t>“</w:t>
       </w:r>
       <w:proofErr w:type="spellStart"/>
-      <w:proofErr w:type="gramStart"/>
       <w:r>
         <w:rPr>
           <w:color w:val="2F5496" w:themeColor="accent1" w:themeShade="BF"/>
@@ -2649,7 +2601,6 @@
         <w:t>f:tempdb</w:t>
       </w:r>
       <w:proofErr w:type="spellEnd"/>
-      <w:proofErr w:type="gramEnd"/>
       <w:r>
         <w:rPr>
           <w:color w:val="2F5496" w:themeColor="accent1" w:themeShade="BF"/>
@@ -3389,7 +3340,25 @@
           <w:szCs w:val="28"/>
           <w:lang w:val="en-US"/>
         </w:rPr>
-        <w:t>Since both reviewers criticized the size</w:t>
+        <w:t xml:space="preserve">Since both reviewers </w:t>
+      </w:r>
+      <w:r>
+        <w:rPr>
+          <w:color w:val="2F5496" w:themeColor="accent1" w:themeShade="BF"/>
+          <w:sz w:val="28"/>
+          <w:szCs w:val="28"/>
+          <w:lang w:val="en-US"/>
+        </w:rPr>
+        <w:t xml:space="preserve">remarked </w:t>
+      </w:r>
+      <w:r>
+        <w:rPr>
+          <w:color w:val="2F5496" w:themeColor="accent1" w:themeShade="BF"/>
+          <w:sz w:val="28"/>
+          <w:szCs w:val="28"/>
+          <w:lang w:val="en-US"/>
+        </w:rPr>
+        <w:t>the size</w:t>
       </w:r>
       <w:r>
         <w:rPr>
@@ -3622,7 +3591,16 @@
           <w:szCs w:val="28"/>
           <w:lang w:val="en-US"/>
         </w:rPr>
-        <w:t>Under each system, w</w:t>
+        <w:t xml:space="preserve">For </w:t>
+      </w:r>
+      <w:r>
+        <w:rPr>
+          <w:color w:val="2F5496" w:themeColor="accent1" w:themeShade="BF"/>
+          <w:sz w:val="28"/>
+          <w:szCs w:val="28"/>
+          <w:lang w:val="en-US"/>
+        </w:rPr>
+        <w:t>each system, w</w:t>
       </w:r>
       <w:r>
         <w:rPr>

--- a/BMCPointByPointRespRev1.docx
+++ b/BMCPointByPointRespRev1.docx
@@ -233,7 +233,25 @@
           <w:szCs w:val="28"/>
           <w:lang w:val="en-US"/>
         </w:rPr>
-        <w:t xml:space="preserve">Thank you for this positive assessment. We are glad to see that experts in the field </w:t>
+        <w:t xml:space="preserve">Thank you for this positive assessment. We are glad to see that </w:t>
+      </w:r>
+      <w:r>
+        <w:rPr>
+          <w:color w:val="2F5496" w:themeColor="accent1" w:themeShade="BF"/>
+          <w:sz w:val="28"/>
+          <w:szCs w:val="28"/>
+          <w:lang w:val="en-US"/>
+        </w:rPr>
+        <w:t>you</w:t>
+      </w:r>
+      <w:r>
+        <w:rPr>
+          <w:color w:val="2F5496" w:themeColor="accent1" w:themeShade="BF"/>
+          <w:sz w:val="28"/>
+          <w:szCs w:val="28"/>
+          <w:lang w:val="en-US"/>
+        </w:rPr>
+        <w:t xml:space="preserve"> </w:t>
       </w:r>
       <w:r>
         <w:rPr>

--- a/BMCPointByPointRespRev1.docx
+++ b/BMCPointByPointRespRev1.docx
@@ -41,7 +41,7 @@
           <w:szCs w:val="28"/>
           <w:lang w:val="en-US"/>
         </w:rPr>
-        <w:t>2</w:t>
+        <w:t>1</w:t>
       </w:r>
     </w:p>
     <w:p>
